--- a/data/outputs/v2/Biology/SS3.1_Animal_Nutrition/Biology_Animal_Nutrition_CBE_LessonSequence.docx
+++ b/data/outputs/v2/Biology/SS3.1_Animal_Nutrition/Biology_Animal_Nutrition_CBE_LessonSequence.docx
@@ -3477,40 +3477,24 @@
             <w:pPr>
               <w:spacing w:after="20" w:before="0"/>
             </w:pPr>
-            <w:hyperlink w:history="1" r:id="rIdmlu7r5wal-tvseyqhxr19">
-              <w:r>
-                <w:rPr>
-                  <w:rFonts w:ascii="Arial" w:cs="Arial" w:eastAsia="Arial" w:hAnsi="Arial"/>
-                  <w:color w:val="2E75B6"/>
-                  <w:sz w:val="16"/>
-                  <w:szCs w:val="16"/>
-                  <w:u w:val="single" w:color="2E75B6"/>
-                </w:rPr>
-                <w:t xml:space="preserve">Human Nutrition - Example 1</w:t>
-              </w:r>
-            </w:hyperlink>
+            <w:r>
+              <w:rPr>
+                <w:rFonts w:ascii="Arial" w:cs="Arial" w:eastAsia="Arial" w:hAnsi="Arial"/>
+                <w:i/>
+                <w:iCs/>
+                <w:color w:val="595959"/>
+                <w:sz w:val="16"/>
+                <w:szCs w:val="16"/>
+              </w:rPr>
+              <w:t xml:space="preserve">No closely matching video in the ARES library for this activity.</w:t>
+            </w:r>
           </w:p>
           <w:p>
             <w:pPr>
               <w:spacing w:after="10" w:before="0"/>
               <w:ind w:left="120"/>
             </w:pPr>
-            <w:r>
-              <w:rPr>
-                <w:rFonts w:ascii="Arial" w:cs="Arial" w:eastAsia="Arial" w:hAnsi="Arial"/>
-                <w:color w:val="595959"/>
-                <w:sz w:val="14"/>
-                <w:szCs w:val="14"/>
-              </w:rPr>
-              <w:t xml:space="preserve">Source: CK-12</w:t>
-            </w:r>
-          </w:p>
-          <w:p>
-            <w:pPr>
-              <w:spacing w:after="10" w:before="0"/>
-              <w:ind w:left="120"/>
-            </w:pPr>
-            <w:hyperlink w:history="1" r:id="rIdu30tsqiu5oi3gmljswhnc">
+            <w:hyperlink w:history="1" r:id="rId5ijvky9v7qfylflqmnn_n">
               <w:r>
                 <w:rPr>
                   <w:rFonts w:ascii="Arial" w:cs="Arial" w:eastAsia="Arial" w:hAnsi="Arial"/>
@@ -3519,9 +3503,24 @@
                   <w:szCs w:val="14"/>
                   <w:u w:val="single" w:color="595959"/>
                 </w:rPr>
-                <w:t xml:space="preserve">🔍 Search ARES for similar videos</w:t>
+                <w:t xml:space="preserve">🔍 Search ARES for videos</w:t>
               </w:r>
             </w:hyperlink>
+          </w:p>
+          <w:p>
+            <w:pPr>
+              <w:spacing w:after="10" w:before="0"/>
+              <w:ind w:left="120"/>
+            </w:pPr>
+            <w:r>
+              <w:rPr>
+                <w:rFonts w:ascii="Arial" w:cs="Arial" w:eastAsia="Arial" w:hAnsi="Arial"/>
+                <w:color w:val="595959"/>
+                <w:sz w:val="14"/>
+                <w:szCs w:val="14"/>
+              </w:rPr>
+              <w:t xml:space="preserve">Search terms: animal nutrition feeding adaptations</w:t>
+            </w:r>
           </w:p>
           <w:p>
             <w:pPr>
@@ -3548,47 +3547,31 @@
                 <w:sz w:val="16"/>
                 <w:szCs w:val="16"/>
               </w:rPr>
-              <w:t xml:space="preserve">📖 HTML:</w:t>
+              <w:t xml:space="preserve">📖 READING:</w:t>
             </w:r>
           </w:p>
           <w:p>
             <w:pPr>
               <w:spacing w:after="20" w:before="0"/>
             </w:pPr>
-            <w:hyperlink w:history="1" r:id="rIddvvmps89z38v9g2qnxcde">
-              <w:r>
-                <w:rPr>
-                  <w:rFonts w:ascii="Arial" w:cs="Arial" w:eastAsia="Arial" w:hAnsi="Arial"/>
-                  <w:color w:val="2E75B6"/>
-                  <w:sz w:val="16"/>
-                  <w:szCs w:val="16"/>
-                  <w:u w:val="single" w:color="2E75B6"/>
-                </w:rPr>
-                <w:t xml:space="preserve">Animal-like Protists (Flexbook)</w:t>
-              </w:r>
-            </w:hyperlink>
+            <w:r>
+              <w:rPr>
+                <w:rFonts w:ascii="Arial" w:cs="Arial" w:eastAsia="Arial" w:hAnsi="Arial"/>
+                <w:i/>
+                <w:iCs/>
+                <w:color w:val="595959"/>
+                <w:sz w:val="16"/>
+                <w:szCs w:val="16"/>
+              </w:rPr>
+              <w:t xml:space="preserve">No closely matching reading in the ARES library for this activity.</w:t>
+            </w:r>
           </w:p>
           <w:p>
             <w:pPr>
               <w:spacing w:after="10" w:before="0"/>
               <w:ind w:left="120"/>
             </w:pPr>
-            <w:r>
-              <w:rPr>
-                <w:rFonts w:ascii="Arial" w:cs="Arial" w:eastAsia="Arial" w:hAnsi="Arial"/>
-                <w:color w:val="595959"/>
-                <w:sz w:val="14"/>
-                <w:szCs w:val="14"/>
-              </w:rPr>
-              <w:t xml:space="preserve">Source: CK-12</w:t>
-            </w:r>
-          </w:p>
-          <w:p>
-            <w:pPr>
-              <w:spacing w:after="10" w:before="0"/>
-              <w:ind w:left="120"/>
-            </w:pPr>
-            <w:hyperlink w:history="1" r:id="rIdf6pr9fimo6eb2w-5kccnc">
+            <w:hyperlink w:history="1" r:id="rIdmtm18kfx-au11r10vyimn">
               <w:r>
                 <w:rPr>
                   <w:rFonts w:ascii="Arial" w:cs="Arial" w:eastAsia="Arial" w:hAnsi="Arial"/>
@@ -3597,9 +3580,24 @@
                   <w:szCs w:val="14"/>
                   <w:u w:val="single" w:color="595959"/>
                 </w:rPr>
-                <w:t xml:space="preserve">🔍 Search ARES for similar readings</w:t>
+                <w:t xml:space="preserve">🔍 Search ARES for readings</w:t>
               </w:r>
             </w:hyperlink>
+          </w:p>
+          <w:p>
+            <w:pPr>
+              <w:spacing w:after="10" w:before="0"/>
+              <w:ind w:left="120"/>
+            </w:pPr>
+            <w:r>
+              <w:rPr>
+                <w:rFonts w:ascii="Arial" w:cs="Arial" w:eastAsia="Arial" w:hAnsi="Arial"/>
+                <w:color w:val="595959"/>
+                <w:sz w:val="14"/>
+                <w:szCs w:val="14"/>
+              </w:rPr>
+              <w:t xml:space="preserve">Search terms: animal nutrition feeding adaptations</w:t>
+            </w:r>
           </w:p>
         </w:tc>
         <w:tc>
@@ -3783,40 +3781,24 @@
             <w:pPr>
               <w:spacing w:after="20" w:before="0"/>
             </w:pPr>
-            <w:hyperlink w:history="1" r:id="rIdmlmhskytyn1znyne7ggeu">
-              <w:r>
-                <w:rPr>
-                  <w:rFonts w:ascii="Arial" w:cs="Arial" w:eastAsia="Arial" w:hAnsi="Arial"/>
-                  <w:color w:val="2E75B6"/>
-                  <w:sz w:val="16"/>
-                  <w:szCs w:val="16"/>
-                  <w:u w:val="single" w:color="2E75B6"/>
-                </w:rPr>
-                <w:t xml:space="preserve">Human Nutrition - Example 1</w:t>
-              </w:r>
-            </w:hyperlink>
+            <w:r>
+              <w:rPr>
+                <w:rFonts w:ascii="Arial" w:cs="Arial" w:eastAsia="Arial" w:hAnsi="Arial"/>
+                <w:i/>
+                <w:iCs/>
+                <w:color w:val="595959"/>
+                <w:sz w:val="16"/>
+                <w:szCs w:val="16"/>
+              </w:rPr>
+              <w:t xml:space="preserve">No closely matching video in the ARES library for this activity.</w:t>
+            </w:r>
           </w:p>
           <w:p>
             <w:pPr>
               <w:spacing w:after="10" w:before="0"/>
               <w:ind w:left="120"/>
             </w:pPr>
-            <w:r>
-              <w:rPr>
-                <w:rFonts w:ascii="Arial" w:cs="Arial" w:eastAsia="Arial" w:hAnsi="Arial"/>
-                <w:color w:val="595959"/>
-                <w:sz w:val="14"/>
-                <w:szCs w:val="14"/>
-              </w:rPr>
-              <w:t xml:space="preserve">Source: CK-12</w:t>
-            </w:r>
-          </w:p>
-          <w:p>
-            <w:pPr>
-              <w:spacing w:after="10" w:before="0"/>
-              <w:ind w:left="120"/>
-            </w:pPr>
-            <w:hyperlink w:history="1" r:id="rId1hbsxmurwzbw-mrwfku4d">
+            <w:hyperlink w:history="1" r:id="rId8etunn8ee9nxjjtejpa4i">
               <w:r>
                 <w:rPr>
                   <w:rFonts w:ascii="Arial" w:cs="Arial" w:eastAsia="Arial" w:hAnsi="Arial"/>
@@ -3825,9 +3807,24 @@
                   <w:szCs w:val="14"/>
                   <w:u w:val="single" w:color="595959"/>
                 </w:rPr>
-                <w:t xml:space="preserve">🔍 Search ARES for similar videos</w:t>
+                <w:t xml:space="preserve">🔍 Search ARES for videos</w:t>
               </w:r>
             </w:hyperlink>
+          </w:p>
+          <w:p>
+            <w:pPr>
+              <w:spacing w:after="10" w:before="0"/>
+              <w:ind w:left="120"/>
+            </w:pPr>
+            <w:r>
+              <w:rPr>
+                <w:rFonts w:ascii="Arial" w:cs="Arial" w:eastAsia="Arial" w:hAnsi="Arial"/>
+                <w:color w:val="595959"/>
+                <w:sz w:val="14"/>
+                <w:szCs w:val="14"/>
+              </w:rPr>
+              <w:t xml:space="preserve">Search terms: animal nutrition feeding adaptations</w:t>
+            </w:r>
           </w:p>
           <w:p>
             <w:pPr>
@@ -3854,47 +3851,31 @@
                 <w:sz w:val="16"/>
                 <w:szCs w:val="16"/>
               </w:rPr>
-              <w:t xml:space="preserve">📖 HTML:</w:t>
+              <w:t xml:space="preserve">📖 READING:</w:t>
             </w:r>
           </w:p>
           <w:p>
             <w:pPr>
               <w:spacing w:after="20" w:before="0"/>
             </w:pPr>
-            <w:hyperlink w:history="1" r:id="rIdf4vg84gwf37mbfrgiemy8">
-              <w:r>
-                <w:rPr>
-                  <w:rFonts w:ascii="Arial" w:cs="Arial" w:eastAsia="Arial" w:hAnsi="Arial"/>
-                  <w:color w:val="2E75B6"/>
-                  <w:sz w:val="16"/>
-                  <w:szCs w:val="16"/>
-                  <w:u w:val="single" w:color="2E75B6"/>
-                </w:rPr>
-                <w:t xml:space="preserve">Animal-like Protists (Flexbook)</w:t>
-              </w:r>
-            </w:hyperlink>
+            <w:r>
+              <w:rPr>
+                <w:rFonts w:ascii="Arial" w:cs="Arial" w:eastAsia="Arial" w:hAnsi="Arial"/>
+                <w:i/>
+                <w:iCs/>
+                <w:color w:val="595959"/>
+                <w:sz w:val="16"/>
+                <w:szCs w:val="16"/>
+              </w:rPr>
+              <w:t xml:space="preserve">No closely matching reading in the ARES library for this activity.</w:t>
+            </w:r>
           </w:p>
           <w:p>
             <w:pPr>
               <w:spacing w:after="10" w:before="0"/>
               <w:ind w:left="120"/>
             </w:pPr>
-            <w:r>
-              <w:rPr>
-                <w:rFonts w:ascii="Arial" w:cs="Arial" w:eastAsia="Arial" w:hAnsi="Arial"/>
-                <w:color w:val="595959"/>
-                <w:sz w:val="14"/>
-                <w:szCs w:val="14"/>
-              </w:rPr>
-              <w:t xml:space="preserve">Source: CK-12</w:t>
-            </w:r>
-          </w:p>
-          <w:p>
-            <w:pPr>
-              <w:spacing w:after="10" w:before="0"/>
-              <w:ind w:left="120"/>
-            </w:pPr>
-            <w:hyperlink w:history="1" r:id="rIdc04c7lilwt0wwjzdqd3fb">
+            <w:hyperlink w:history="1" r:id="rIdtilfp5lekuwelq0dvdigo">
               <w:r>
                 <w:rPr>
                   <w:rFonts w:ascii="Arial" w:cs="Arial" w:eastAsia="Arial" w:hAnsi="Arial"/>
@@ -3903,9 +3884,24 @@
                   <w:szCs w:val="14"/>
                   <w:u w:val="single" w:color="595959"/>
                 </w:rPr>
-                <w:t xml:space="preserve">🔍 Search ARES for similar readings</w:t>
+                <w:t xml:space="preserve">🔍 Search ARES for readings</w:t>
               </w:r>
             </w:hyperlink>
+          </w:p>
+          <w:p>
+            <w:pPr>
+              <w:spacing w:after="10" w:before="0"/>
+              <w:ind w:left="120"/>
+            </w:pPr>
+            <w:r>
+              <w:rPr>
+                <w:rFonts w:ascii="Arial" w:cs="Arial" w:eastAsia="Arial" w:hAnsi="Arial"/>
+                <w:color w:val="595959"/>
+                <w:sz w:val="14"/>
+                <w:szCs w:val="14"/>
+              </w:rPr>
+              <w:t xml:space="preserve">Search terms: animal nutrition feeding adaptations</w:t>
+            </w:r>
           </w:p>
         </w:tc>
         <w:tc>
@@ -4089,40 +4085,24 @@
             <w:pPr>
               <w:spacing w:after="20" w:before="0"/>
             </w:pPr>
-            <w:hyperlink w:history="1" r:id="rIdgw9c8f2ipk0bpgcpksrtj">
-              <w:r>
-                <w:rPr>
-                  <w:rFonts w:ascii="Arial" w:cs="Arial" w:eastAsia="Arial" w:hAnsi="Arial"/>
-                  <w:color w:val="2E75B6"/>
-                  <w:sz w:val="16"/>
-                  <w:szCs w:val="16"/>
-                  <w:u w:val="single" w:color="2E75B6"/>
-                </w:rPr>
-                <w:t xml:space="preserve">Human Nutrition - Example 1</w:t>
-              </w:r>
-            </w:hyperlink>
+            <w:r>
+              <w:rPr>
+                <w:rFonts w:ascii="Arial" w:cs="Arial" w:eastAsia="Arial" w:hAnsi="Arial"/>
+                <w:i/>
+                <w:iCs/>
+                <w:color w:val="595959"/>
+                <w:sz w:val="16"/>
+                <w:szCs w:val="16"/>
+              </w:rPr>
+              <w:t xml:space="preserve">No closely matching video in the ARES library for this activity.</w:t>
+            </w:r>
           </w:p>
           <w:p>
             <w:pPr>
               <w:spacing w:after="10" w:before="0"/>
               <w:ind w:left="120"/>
             </w:pPr>
-            <w:r>
-              <w:rPr>
-                <w:rFonts w:ascii="Arial" w:cs="Arial" w:eastAsia="Arial" w:hAnsi="Arial"/>
-                <w:color w:val="595959"/>
-                <w:sz w:val="14"/>
-                <w:szCs w:val="14"/>
-              </w:rPr>
-              <w:t xml:space="preserve">Source: CK-12</w:t>
-            </w:r>
-          </w:p>
-          <w:p>
-            <w:pPr>
-              <w:spacing w:after="10" w:before="0"/>
-              <w:ind w:left="120"/>
-            </w:pPr>
-            <w:hyperlink w:history="1" r:id="rIdpmmey0gjrom5tqgbywxyk">
+            <w:hyperlink w:history="1" r:id="rIdwa6f8260tyjny49qxaaot">
               <w:r>
                 <w:rPr>
                   <w:rFonts w:ascii="Arial" w:cs="Arial" w:eastAsia="Arial" w:hAnsi="Arial"/>
@@ -4131,9 +4111,24 @@
                   <w:szCs w:val="14"/>
                   <w:u w:val="single" w:color="595959"/>
                 </w:rPr>
-                <w:t xml:space="preserve">🔍 Search ARES for similar videos</w:t>
+                <w:t xml:space="preserve">🔍 Search ARES for videos</w:t>
               </w:r>
             </w:hyperlink>
+          </w:p>
+          <w:p>
+            <w:pPr>
+              <w:spacing w:after="10" w:before="0"/>
+              <w:ind w:left="120"/>
+            </w:pPr>
+            <w:r>
+              <w:rPr>
+                <w:rFonts w:ascii="Arial" w:cs="Arial" w:eastAsia="Arial" w:hAnsi="Arial"/>
+                <w:color w:val="595959"/>
+                <w:sz w:val="14"/>
+                <w:szCs w:val="14"/>
+              </w:rPr>
+              <w:t xml:space="preserve">Search terms: animal nutrition feeding adaptations</w:t>
+            </w:r>
           </w:p>
           <w:p>
             <w:pPr>
@@ -4160,47 +4155,31 @@
                 <w:sz w:val="16"/>
                 <w:szCs w:val="16"/>
               </w:rPr>
-              <w:t xml:space="preserve">📖 HTML:</w:t>
+              <w:t xml:space="preserve">📖 READING:</w:t>
             </w:r>
           </w:p>
           <w:p>
             <w:pPr>
               <w:spacing w:after="20" w:before="0"/>
             </w:pPr>
-            <w:hyperlink w:history="1" r:id="rIdxxemxj3_8s8-p2jk4wpib">
-              <w:r>
-                <w:rPr>
-                  <w:rFonts w:ascii="Arial" w:cs="Arial" w:eastAsia="Arial" w:hAnsi="Arial"/>
-                  <w:color w:val="2E75B6"/>
-                  <w:sz w:val="16"/>
-                  <w:szCs w:val="16"/>
-                  <w:u w:val="single" w:color="2E75B6"/>
-                </w:rPr>
-                <w:t xml:space="preserve">Animal-like Protists (Flexbook)</w:t>
-              </w:r>
-            </w:hyperlink>
+            <w:r>
+              <w:rPr>
+                <w:rFonts w:ascii="Arial" w:cs="Arial" w:eastAsia="Arial" w:hAnsi="Arial"/>
+                <w:i/>
+                <w:iCs/>
+                <w:color w:val="595959"/>
+                <w:sz w:val="16"/>
+                <w:szCs w:val="16"/>
+              </w:rPr>
+              <w:t xml:space="preserve">No closely matching reading in the ARES library for this activity.</w:t>
+            </w:r>
           </w:p>
           <w:p>
             <w:pPr>
               <w:spacing w:after="10" w:before="0"/>
               <w:ind w:left="120"/>
             </w:pPr>
-            <w:r>
-              <w:rPr>
-                <w:rFonts w:ascii="Arial" w:cs="Arial" w:eastAsia="Arial" w:hAnsi="Arial"/>
-                <w:color w:val="595959"/>
-                <w:sz w:val="14"/>
-                <w:szCs w:val="14"/>
-              </w:rPr>
-              <w:t xml:space="preserve">Source: CK-12</w:t>
-            </w:r>
-          </w:p>
-          <w:p>
-            <w:pPr>
-              <w:spacing w:after="10" w:before="0"/>
-              <w:ind w:left="120"/>
-            </w:pPr>
-            <w:hyperlink w:history="1" r:id="rIdu6twoodq8af0t3qqnkf0z">
+            <w:hyperlink w:history="1" r:id="rIdnmhc6sqr1g7zpv_k6vckg">
               <w:r>
                 <w:rPr>
                   <w:rFonts w:ascii="Arial" w:cs="Arial" w:eastAsia="Arial" w:hAnsi="Arial"/>
@@ -4209,9 +4188,24 @@
                   <w:szCs w:val="14"/>
                   <w:u w:val="single" w:color="595959"/>
                 </w:rPr>
-                <w:t xml:space="preserve">🔍 Search ARES for similar readings</w:t>
+                <w:t xml:space="preserve">🔍 Search ARES for readings</w:t>
               </w:r>
             </w:hyperlink>
+          </w:p>
+          <w:p>
+            <w:pPr>
+              <w:spacing w:after="10" w:before="0"/>
+              <w:ind w:left="120"/>
+            </w:pPr>
+            <w:r>
+              <w:rPr>
+                <w:rFonts w:ascii="Arial" w:cs="Arial" w:eastAsia="Arial" w:hAnsi="Arial"/>
+                <w:color w:val="595959"/>
+                <w:sz w:val="14"/>
+                <w:szCs w:val="14"/>
+              </w:rPr>
+              <w:t xml:space="preserve">Search terms: animal nutrition feeding adaptations</w:t>
+            </w:r>
           </w:p>
         </w:tc>
         <w:tc>
@@ -4395,40 +4389,24 @@
             <w:pPr>
               <w:spacing w:after="20" w:before="0"/>
             </w:pPr>
-            <w:hyperlink w:history="1" r:id="rIdh7tc09-bgah_8proz4b3x">
-              <w:r>
-                <w:rPr>
-                  <w:rFonts w:ascii="Arial" w:cs="Arial" w:eastAsia="Arial" w:hAnsi="Arial"/>
-                  <w:color w:val="2E75B6"/>
-                  <w:sz w:val="16"/>
-                  <w:szCs w:val="16"/>
-                  <w:u w:val="single" w:color="2E75B6"/>
-                </w:rPr>
-                <w:t xml:space="preserve">Human Nutrition - Example 1</w:t>
-              </w:r>
-            </w:hyperlink>
+            <w:r>
+              <w:rPr>
+                <w:rFonts w:ascii="Arial" w:cs="Arial" w:eastAsia="Arial" w:hAnsi="Arial"/>
+                <w:i/>
+                <w:iCs/>
+                <w:color w:val="595959"/>
+                <w:sz w:val="16"/>
+                <w:szCs w:val="16"/>
+              </w:rPr>
+              <w:t xml:space="preserve">No closely matching video in the ARES library for this activity.</w:t>
+            </w:r>
           </w:p>
           <w:p>
             <w:pPr>
               <w:spacing w:after="10" w:before="0"/>
               <w:ind w:left="120"/>
             </w:pPr>
-            <w:r>
-              <w:rPr>
-                <w:rFonts w:ascii="Arial" w:cs="Arial" w:eastAsia="Arial" w:hAnsi="Arial"/>
-                <w:color w:val="595959"/>
-                <w:sz w:val="14"/>
-                <w:szCs w:val="14"/>
-              </w:rPr>
-              <w:t xml:space="preserve">Source: CK-12</w:t>
-            </w:r>
-          </w:p>
-          <w:p>
-            <w:pPr>
-              <w:spacing w:after="10" w:before="0"/>
-              <w:ind w:left="120"/>
-            </w:pPr>
-            <w:hyperlink w:history="1" r:id="rIdckw1_-gvg-ccg1kz4_dos">
+            <w:hyperlink w:history="1" r:id="rIds8kt2lgv1euhc7vpkhfof">
               <w:r>
                 <w:rPr>
                   <w:rFonts w:ascii="Arial" w:cs="Arial" w:eastAsia="Arial" w:hAnsi="Arial"/>
@@ -4437,9 +4415,24 @@
                   <w:szCs w:val="14"/>
                   <w:u w:val="single" w:color="595959"/>
                 </w:rPr>
-                <w:t xml:space="preserve">🔍 Search ARES for similar videos</w:t>
+                <w:t xml:space="preserve">🔍 Search ARES for videos</w:t>
               </w:r>
             </w:hyperlink>
+          </w:p>
+          <w:p>
+            <w:pPr>
+              <w:spacing w:after="10" w:before="0"/>
+              <w:ind w:left="120"/>
+            </w:pPr>
+            <w:r>
+              <w:rPr>
+                <w:rFonts w:ascii="Arial" w:cs="Arial" w:eastAsia="Arial" w:hAnsi="Arial"/>
+                <w:color w:val="595959"/>
+                <w:sz w:val="14"/>
+                <w:szCs w:val="14"/>
+              </w:rPr>
+              <w:t xml:space="preserve">Search terms: animal nutrition feeding adaptations</w:t>
+            </w:r>
           </w:p>
           <w:p>
             <w:pPr>
@@ -4466,47 +4459,31 @@
                 <w:sz w:val="16"/>
                 <w:szCs w:val="16"/>
               </w:rPr>
-              <w:t xml:space="preserve">📖 HTML:</w:t>
+              <w:t xml:space="preserve">📖 READING:</w:t>
             </w:r>
           </w:p>
           <w:p>
             <w:pPr>
               <w:spacing w:after="20" w:before="0"/>
             </w:pPr>
-            <w:hyperlink w:history="1" r:id="rIdx00uguihmtredtypaf1hc">
-              <w:r>
-                <w:rPr>
-                  <w:rFonts w:ascii="Arial" w:cs="Arial" w:eastAsia="Arial" w:hAnsi="Arial"/>
-                  <w:color w:val="2E75B6"/>
-                  <w:sz w:val="16"/>
-                  <w:szCs w:val="16"/>
-                  <w:u w:val="single" w:color="2E75B6"/>
-                </w:rPr>
-                <w:t xml:space="preserve">Animal-like Protists (Flexbook)</w:t>
-              </w:r>
-            </w:hyperlink>
+            <w:r>
+              <w:rPr>
+                <w:rFonts w:ascii="Arial" w:cs="Arial" w:eastAsia="Arial" w:hAnsi="Arial"/>
+                <w:i/>
+                <w:iCs/>
+                <w:color w:val="595959"/>
+                <w:sz w:val="16"/>
+                <w:szCs w:val="16"/>
+              </w:rPr>
+              <w:t xml:space="preserve">No closely matching reading in the ARES library for this activity.</w:t>
+            </w:r>
           </w:p>
           <w:p>
             <w:pPr>
               <w:spacing w:after="10" w:before="0"/>
               <w:ind w:left="120"/>
             </w:pPr>
-            <w:r>
-              <w:rPr>
-                <w:rFonts w:ascii="Arial" w:cs="Arial" w:eastAsia="Arial" w:hAnsi="Arial"/>
-                <w:color w:val="595959"/>
-                <w:sz w:val="14"/>
-                <w:szCs w:val="14"/>
-              </w:rPr>
-              <w:t xml:space="preserve">Source: CK-12</w:t>
-            </w:r>
-          </w:p>
-          <w:p>
-            <w:pPr>
-              <w:spacing w:after="10" w:before="0"/>
-              <w:ind w:left="120"/>
-            </w:pPr>
-            <w:hyperlink w:history="1" r:id="rId7o6m1fdyvidgud48apvpk">
+            <w:hyperlink w:history="1" r:id="rId-qicm1yrsijiklud896t3">
               <w:r>
                 <w:rPr>
                   <w:rFonts w:ascii="Arial" w:cs="Arial" w:eastAsia="Arial" w:hAnsi="Arial"/>
@@ -4515,9 +4492,24 @@
                   <w:szCs w:val="14"/>
                   <w:u w:val="single" w:color="595959"/>
                 </w:rPr>
-                <w:t xml:space="preserve">🔍 Search ARES for similar readings</w:t>
+                <w:t xml:space="preserve">🔍 Search ARES for readings</w:t>
               </w:r>
             </w:hyperlink>
+          </w:p>
+          <w:p>
+            <w:pPr>
+              <w:spacing w:after="10" w:before="0"/>
+              <w:ind w:left="120"/>
+            </w:pPr>
+            <w:r>
+              <w:rPr>
+                <w:rFonts w:ascii="Arial" w:cs="Arial" w:eastAsia="Arial" w:hAnsi="Arial"/>
+                <w:color w:val="595959"/>
+                <w:sz w:val="14"/>
+                <w:szCs w:val="14"/>
+              </w:rPr>
+              <w:t xml:space="preserve">Search terms: animal nutrition feeding adaptations</w:t>
+            </w:r>
           </w:p>
         </w:tc>
         <w:tc>
@@ -4701,40 +4693,24 @@
             <w:pPr>
               <w:spacing w:after="20" w:before="0"/>
             </w:pPr>
-            <w:hyperlink w:history="1" r:id="rIdn0kk_lattgdf0idqjjota">
-              <w:r>
-                <w:rPr>
-                  <w:rFonts w:ascii="Arial" w:cs="Arial" w:eastAsia="Arial" w:hAnsi="Arial"/>
-                  <w:color w:val="2E75B6"/>
-                  <w:sz w:val="16"/>
-                  <w:szCs w:val="16"/>
-                  <w:u w:val="single" w:color="2E75B6"/>
-                </w:rPr>
-                <w:t xml:space="preserve">Human Nutrition - Example 1</w:t>
-              </w:r>
-            </w:hyperlink>
+            <w:r>
+              <w:rPr>
+                <w:rFonts w:ascii="Arial" w:cs="Arial" w:eastAsia="Arial" w:hAnsi="Arial"/>
+                <w:i/>
+                <w:iCs/>
+                <w:color w:val="595959"/>
+                <w:sz w:val="16"/>
+                <w:szCs w:val="16"/>
+              </w:rPr>
+              <w:t xml:space="preserve">No closely matching video in the ARES library for this activity.</w:t>
+            </w:r>
           </w:p>
           <w:p>
             <w:pPr>
               <w:spacing w:after="10" w:before="0"/>
               <w:ind w:left="120"/>
             </w:pPr>
-            <w:r>
-              <w:rPr>
-                <w:rFonts w:ascii="Arial" w:cs="Arial" w:eastAsia="Arial" w:hAnsi="Arial"/>
-                <w:color w:val="595959"/>
-                <w:sz w:val="14"/>
-                <w:szCs w:val="14"/>
-              </w:rPr>
-              <w:t xml:space="preserve">Source: CK-12</w:t>
-            </w:r>
-          </w:p>
-          <w:p>
-            <w:pPr>
-              <w:spacing w:after="10" w:before="0"/>
-              <w:ind w:left="120"/>
-            </w:pPr>
-            <w:hyperlink w:history="1" r:id="rIdc1oafnl9hk3shlq7ku8vk">
+            <w:hyperlink w:history="1" r:id="rIdz619zx0ryk4ypg_6pbekj">
               <w:r>
                 <w:rPr>
                   <w:rFonts w:ascii="Arial" w:cs="Arial" w:eastAsia="Arial" w:hAnsi="Arial"/>
@@ -4743,9 +4719,24 @@
                   <w:szCs w:val="14"/>
                   <w:u w:val="single" w:color="595959"/>
                 </w:rPr>
-                <w:t xml:space="preserve">🔍 Search ARES for similar videos</w:t>
+                <w:t xml:space="preserve">🔍 Search ARES for videos</w:t>
               </w:r>
             </w:hyperlink>
+          </w:p>
+          <w:p>
+            <w:pPr>
+              <w:spacing w:after="10" w:before="0"/>
+              <w:ind w:left="120"/>
+            </w:pPr>
+            <w:r>
+              <w:rPr>
+                <w:rFonts w:ascii="Arial" w:cs="Arial" w:eastAsia="Arial" w:hAnsi="Arial"/>
+                <w:color w:val="595959"/>
+                <w:sz w:val="14"/>
+                <w:szCs w:val="14"/>
+              </w:rPr>
+              <w:t xml:space="preserve">Search terms: animal nutrition feeding adaptations</w:t>
+            </w:r>
           </w:p>
           <w:p>
             <w:pPr>
@@ -4772,47 +4763,31 @@
                 <w:sz w:val="16"/>
                 <w:szCs w:val="16"/>
               </w:rPr>
-              <w:t xml:space="preserve">📖 HTML:</w:t>
+              <w:t xml:space="preserve">📖 READING:</w:t>
             </w:r>
           </w:p>
           <w:p>
             <w:pPr>
               <w:spacing w:after="20" w:before="0"/>
             </w:pPr>
-            <w:hyperlink w:history="1" r:id="rIdjl8cj57z_de8gtt6js0sw">
-              <w:r>
-                <w:rPr>
-                  <w:rFonts w:ascii="Arial" w:cs="Arial" w:eastAsia="Arial" w:hAnsi="Arial"/>
-                  <w:color w:val="2E75B6"/>
-                  <w:sz w:val="16"/>
-                  <w:szCs w:val="16"/>
-                  <w:u w:val="single" w:color="2E75B6"/>
-                </w:rPr>
-                <w:t xml:space="preserve">Animal-like Protists (Flexbook)</w:t>
-              </w:r>
-            </w:hyperlink>
+            <w:r>
+              <w:rPr>
+                <w:rFonts w:ascii="Arial" w:cs="Arial" w:eastAsia="Arial" w:hAnsi="Arial"/>
+                <w:i/>
+                <w:iCs/>
+                <w:color w:val="595959"/>
+                <w:sz w:val="16"/>
+                <w:szCs w:val="16"/>
+              </w:rPr>
+              <w:t xml:space="preserve">No closely matching reading in the ARES library for this activity.</w:t>
+            </w:r>
           </w:p>
           <w:p>
             <w:pPr>
               <w:spacing w:after="10" w:before="0"/>
               <w:ind w:left="120"/>
             </w:pPr>
-            <w:r>
-              <w:rPr>
-                <w:rFonts w:ascii="Arial" w:cs="Arial" w:eastAsia="Arial" w:hAnsi="Arial"/>
-                <w:color w:val="595959"/>
-                <w:sz w:val="14"/>
-                <w:szCs w:val="14"/>
-              </w:rPr>
-              <w:t xml:space="preserve">Source: CK-12</w:t>
-            </w:r>
-          </w:p>
-          <w:p>
-            <w:pPr>
-              <w:spacing w:after="10" w:before="0"/>
-              <w:ind w:left="120"/>
-            </w:pPr>
-            <w:hyperlink w:history="1" r:id="rIdymlbtm1zsfb3lrnxncawl">
+            <w:hyperlink w:history="1" r:id="rIdyxps_5yygt7w8cqmu_snu">
               <w:r>
                 <w:rPr>
                   <w:rFonts w:ascii="Arial" w:cs="Arial" w:eastAsia="Arial" w:hAnsi="Arial"/>
@@ -4821,9 +4796,24 @@
                   <w:szCs w:val="14"/>
                   <w:u w:val="single" w:color="595959"/>
                 </w:rPr>
-                <w:t xml:space="preserve">🔍 Search ARES for similar readings</w:t>
+                <w:t xml:space="preserve">🔍 Search ARES for readings</w:t>
               </w:r>
             </w:hyperlink>
+          </w:p>
+          <w:p>
+            <w:pPr>
+              <w:spacing w:after="10" w:before="0"/>
+              <w:ind w:left="120"/>
+            </w:pPr>
+            <w:r>
+              <w:rPr>
+                <w:rFonts w:ascii="Arial" w:cs="Arial" w:eastAsia="Arial" w:hAnsi="Arial"/>
+                <w:color w:val="595959"/>
+                <w:sz w:val="14"/>
+                <w:szCs w:val="14"/>
+              </w:rPr>
+              <w:t xml:space="preserve">Search terms: animal nutrition feeding adaptations</w:t>
+            </w:r>
           </w:p>
         </w:tc>
         <w:tc>
@@ -6299,40 +6289,24 @@
             <w:pPr>
               <w:spacing w:after="20" w:before="0"/>
             </w:pPr>
-            <w:hyperlink w:history="1" r:id="rIdt-3ietgofuespxfj3supi">
-              <w:r>
-                <w:rPr>
-                  <w:rFonts w:ascii="Arial" w:cs="Arial" w:eastAsia="Arial" w:hAnsi="Arial"/>
-                  <w:color w:val="2E75B6"/>
-                  <w:sz w:val="16"/>
-                  <w:szCs w:val="16"/>
-                  <w:u w:val="single" w:color="2E75B6"/>
-                </w:rPr>
-                <w:t xml:space="preserve">Metric system: units of weight</w:t>
-              </w:r>
-            </w:hyperlink>
+            <w:r>
+              <w:rPr>
+                <w:rFonts w:ascii="Arial" w:cs="Arial" w:eastAsia="Arial" w:hAnsi="Arial"/>
+                <w:i/>
+                <w:iCs/>
+                <w:color w:val="595959"/>
+                <w:sz w:val="16"/>
+                <w:szCs w:val="16"/>
+              </w:rPr>
+              <w:t xml:space="preserve">No closely matching video in the ARES library for this activity.</w:t>
+            </w:r>
           </w:p>
           <w:p>
             <w:pPr>
               <w:spacing w:after="10" w:before="0"/>
               <w:ind w:left="120"/>
             </w:pPr>
-            <w:r>
-              <w:rPr>
-                <w:rFonts w:ascii="Arial" w:cs="Arial" w:eastAsia="Arial" w:hAnsi="Arial"/>
-                <w:color w:val="595959"/>
-                <w:sz w:val="14"/>
-                <w:szCs w:val="14"/>
-              </w:rPr>
-              <w:t xml:space="preserve">Source: Khan Academy (English - US curriculum)</w:t>
-            </w:r>
-          </w:p>
-          <w:p>
-            <w:pPr>
-              <w:spacing w:after="10" w:before="0"/>
-              <w:ind w:left="120"/>
-            </w:pPr>
-            <w:hyperlink w:history="1" r:id="rIdl3d39nvwp4zlit0eylrup">
+            <w:hyperlink w:history="1" r:id="rIddos9wwfme3mgkh0lqvgzf">
               <w:r>
                 <w:rPr>
                   <w:rFonts w:ascii="Arial" w:cs="Arial" w:eastAsia="Arial" w:hAnsi="Arial"/>
@@ -6341,9 +6315,24 @@
                   <w:szCs w:val="14"/>
                   <w:u w:val="single" w:color="595959"/>
                 </w:rPr>
-                <w:t xml:space="preserve">🔍 Search ARES for similar videos</w:t>
+                <w:t xml:space="preserve">🔍 Search ARES for videos</w:t>
               </w:r>
             </w:hyperlink>
+          </w:p>
+          <w:p>
+            <w:pPr>
+              <w:spacing w:after="10" w:before="0"/>
+              <w:ind w:left="120"/>
+            </w:pPr>
+            <w:r>
+              <w:rPr>
+                <w:rFonts w:ascii="Arial" w:cs="Arial" w:eastAsia="Arial" w:hAnsi="Arial"/>
+                <w:color w:val="595959"/>
+                <w:sz w:val="14"/>
+                <w:szCs w:val="14"/>
+              </w:rPr>
+              <w:t xml:space="preserve">Search terms: animal nutrition mandibles chewing</w:t>
+            </w:r>
           </w:p>
           <w:p>
             <w:pPr>
@@ -6370,47 +6359,31 @@
                 <w:sz w:val="16"/>
                 <w:szCs w:val="16"/>
               </w:rPr>
-              <w:t xml:space="preserve">📖 HTML:</w:t>
+              <w:t xml:space="preserve">📖 READING:</w:t>
             </w:r>
           </w:p>
           <w:p>
             <w:pPr>
               <w:spacing w:after="20" w:before="0"/>
             </w:pPr>
-            <w:hyperlink w:history="1" r:id="rIdykzkkiwclkulwh2te-6qn">
-              <w:r>
-                <w:rPr>
-                  <w:rFonts w:ascii="Arial" w:cs="Arial" w:eastAsia="Arial" w:hAnsi="Arial"/>
-                  <w:color w:val="2E75B6"/>
-                  <w:sz w:val="16"/>
-                  <w:szCs w:val="16"/>
-                  <w:u w:val="single" w:color="2E75B6"/>
-                </w:rPr>
-                <w:t xml:space="preserve">Adaptation and Evolution of Populations (Flexbook)</w:t>
-              </w:r>
-            </w:hyperlink>
+            <w:r>
+              <w:rPr>
+                <w:rFonts w:ascii="Arial" w:cs="Arial" w:eastAsia="Arial" w:hAnsi="Arial"/>
+                <w:i/>
+                <w:iCs/>
+                <w:color w:val="595959"/>
+                <w:sz w:val="16"/>
+                <w:szCs w:val="16"/>
+              </w:rPr>
+              <w:t xml:space="preserve">No closely matching reading in the ARES library for this activity.</w:t>
+            </w:r>
           </w:p>
           <w:p>
             <w:pPr>
               <w:spacing w:after="10" w:before="0"/>
               <w:ind w:left="120"/>
             </w:pPr>
-            <w:r>
-              <w:rPr>
-                <w:rFonts w:ascii="Arial" w:cs="Arial" w:eastAsia="Arial" w:hAnsi="Arial"/>
-                <w:color w:val="595959"/>
-                <w:sz w:val="14"/>
-                <w:szCs w:val="14"/>
-              </w:rPr>
-              <w:t xml:space="preserve">Source: CK-12</w:t>
-            </w:r>
-          </w:p>
-          <w:p>
-            <w:pPr>
-              <w:spacing w:after="10" w:before="0"/>
-              <w:ind w:left="120"/>
-            </w:pPr>
-            <w:hyperlink w:history="1" r:id="rIdzsbxzcqphu6smrtmb0g7o">
+            <w:hyperlink w:history="1" r:id="rIdml27e4bodwqi8p6rirqry">
               <w:r>
                 <w:rPr>
                   <w:rFonts w:ascii="Arial" w:cs="Arial" w:eastAsia="Arial" w:hAnsi="Arial"/>
@@ -6419,9 +6392,24 @@
                   <w:szCs w:val="14"/>
                   <w:u w:val="single" w:color="595959"/>
                 </w:rPr>
-                <w:t xml:space="preserve">🔍 Search ARES for similar readings</w:t>
+                <w:t xml:space="preserve">🔍 Search ARES for readings</w:t>
               </w:r>
             </w:hyperlink>
+          </w:p>
+          <w:p>
+            <w:pPr>
+              <w:spacing w:after="10" w:before="0"/>
+              <w:ind w:left="120"/>
+            </w:pPr>
+            <w:r>
+              <w:rPr>
+                <w:rFonts w:ascii="Arial" w:cs="Arial" w:eastAsia="Arial" w:hAnsi="Arial"/>
+                <w:color w:val="595959"/>
+                <w:sz w:val="14"/>
+                <w:szCs w:val="14"/>
+              </w:rPr>
+              <w:t xml:space="preserve">Search terms: animal nutrition mandibles chewing</w:t>
+            </w:r>
           </w:p>
         </w:tc>
         <w:tc>
@@ -6605,40 +6593,24 @@
             <w:pPr>
               <w:spacing w:after="20" w:before="0"/>
             </w:pPr>
-            <w:hyperlink w:history="1" r:id="rIdc-ocahzdc3nh_7tnq6gov">
-              <w:r>
-                <w:rPr>
-                  <w:rFonts w:ascii="Arial" w:cs="Arial" w:eastAsia="Arial" w:hAnsi="Arial"/>
-                  <w:color w:val="2E75B6"/>
-                  <w:sz w:val="16"/>
-                  <w:szCs w:val="16"/>
-                  <w:u w:val="single" w:color="2E75B6"/>
-                </w:rPr>
-                <w:t xml:space="preserve">Metric system: units of weight</w:t>
-              </w:r>
-            </w:hyperlink>
+            <w:r>
+              <w:rPr>
+                <w:rFonts w:ascii="Arial" w:cs="Arial" w:eastAsia="Arial" w:hAnsi="Arial"/>
+                <w:i/>
+                <w:iCs/>
+                <w:color w:val="595959"/>
+                <w:sz w:val="16"/>
+                <w:szCs w:val="16"/>
+              </w:rPr>
+              <w:t xml:space="preserve">No closely matching video in the ARES library for this activity.</w:t>
+            </w:r>
           </w:p>
           <w:p>
             <w:pPr>
               <w:spacing w:after="10" w:before="0"/>
               <w:ind w:left="120"/>
             </w:pPr>
-            <w:r>
-              <w:rPr>
-                <w:rFonts w:ascii="Arial" w:cs="Arial" w:eastAsia="Arial" w:hAnsi="Arial"/>
-                <w:color w:val="595959"/>
-                <w:sz w:val="14"/>
-                <w:szCs w:val="14"/>
-              </w:rPr>
-              <w:t xml:space="preserve">Source: Khan Academy (English - US curriculum)</w:t>
-            </w:r>
-          </w:p>
-          <w:p>
-            <w:pPr>
-              <w:spacing w:after="10" w:before="0"/>
-              <w:ind w:left="120"/>
-            </w:pPr>
-            <w:hyperlink w:history="1" r:id="rIdo9eica4zvraxqahhrhuht">
+            <w:hyperlink w:history="1" r:id="rIds9ketjbv8v0ivod-_j763">
               <w:r>
                 <w:rPr>
                   <w:rFonts w:ascii="Arial" w:cs="Arial" w:eastAsia="Arial" w:hAnsi="Arial"/>
@@ -6647,9 +6619,24 @@
                   <w:szCs w:val="14"/>
                   <w:u w:val="single" w:color="595959"/>
                 </w:rPr>
-                <w:t xml:space="preserve">🔍 Search ARES for similar videos</w:t>
+                <w:t xml:space="preserve">🔍 Search ARES for videos</w:t>
               </w:r>
             </w:hyperlink>
+          </w:p>
+          <w:p>
+            <w:pPr>
+              <w:spacing w:after="10" w:before="0"/>
+              <w:ind w:left="120"/>
+            </w:pPr>
+            <w:r>
+              <w:rPr>
+                <w:rFonts w:ascii="Arial" w:cs="Arial" w:eastAsia="Arial" w:hAnsi="Arial"/>
+                <w:color w:val="595959"/>
+                <w:sz w:val="14"/>
+                <w:szCs w:val="14"/>
+              </w:rPr>
+              <w:t xml:space="preserve">Search terms: animal nutrition mandibles chewing</w:t>
+            </w:r>
           </w:p>
           <w:p>
             <w:pPr>
@@ -6676,47 +6663,31 @@
                 <w:sz w:val="16"/>
                 <w:szCs w:val="16"/>
               </w:rPr>
-              <w:t xml:space="preserve">📖 HTML:</w:t>
+              <w:t xml:space="preserve">📖 READING:</w:t>
             </w:r>
           </w:p>
           <w:p>
             <w:pPr>
               <w:spacing w:after="20" w:before="0"/>
             </w:pPr>
-            <w:hyperlink w:history="1" r:id="rIdjuklem6qlyqhyraf5siuj">
-              <w:r>
-                <w:rPr>
-                  <w:rFonts w:ascii="Arial" w:cs="Arial" w:eastAsia="Arial" w:hAnsi="Arial"/>
-                  <w:color w:val="2E75B6"/>
-                  <w:sz w:val="16"/>
-                  <w:szCs w:val="16"/>
-                  <w:u w:val="single" w:color="2E75B6"/>
-                </w:rPr>
-                <w:t xml:space="preserve">Adaptation and Evolution of Populations (Flexbook)</w:t>
-              </w:r>
-            </w:hyperlink>
+            <w:r>
+              <w:rPr>
+                <w:rFonts w:ascii="Arial" w:cs="Arial" w:eastAsia="Arial" w:hAnsi="Arial"/>
+                <w:i/>
+                <w:iCs/>
+                <w:color w:val="595959"/>
+                <w:sz w:val="16"/>
+                <w:szCs w:val="16"/>
+              </w:rPr>
+              <w:t xml:space="preserve">No closely matching reading in the ARES library for this activity.</w:t>
+            </w:r>
           </w:p>
           <w:p>
             <w:pPr>
               <w:spacing w:after="10" w:before="0"/>
               <w:ind w:left="120"/>
             </w:pPr>
-            <w:r>
-              <w:rPr>
-                <w:rFonts w:ascii="Arial" w:cs="Arial" w:eastAsia="Arial" w:hAnsi="Arial"/>
-                <w:color w:val="595959"/>
-                <w:sz w:val="14"/>
-                <w:szCs w:val="14"/>
-              </w:rPr>
-              <w:t xml:space="preserve">Source: CK-12</w:t>
-            </w:r>
-          </w:p>
-          <w:p>
-            <w:pPr>
-              <w:spacing w:after="10" w:before="0"/>
-              <w:ind w:left="120"/>
-            </w:pPr>
-            <w:hyperlink w:history="1" r:id="rIdjgklg5mi7mko9y87z44jp">
+            <w:hyperlink w:history="1" r:id="rIdfcur-4pb_bdxdv2pzaltl">
               <w:r>
                 <w:rPr>
                   <w:rFonts w:ascii="Arial" w:cs="Arial" w:eastAsia="Arial" w:hAnsi="Arial"/>
@@ -6725,9 +6696,24 @@
                   <w:szCs w:val="14"/>
                   <w:u w:val="single" w:color="595959"/>
                 </w:rPr>
-                <w:t xml:space="preserve">🔍 Search ARES for similar readings</w:t>
+                <w:t xml:space="preserve">🔍 Search ARES for readings</w:t>
               </w:r>
             </w:hyperlink>
+          </w:p>
+          <w:p>
+            <w:pPr>
+              <w:spacing w:after="10" w:before="0"/>
+              <w:ind w:left="120"/>
+            </w:pPr>
+            <w:r>
+              <w:rPr>
+                <w:rFonts w:ascii="Arial" w:cs="Arial" w:eastAsia="Arial" w:hAnsi="Arial"/>
+                <w:color w:val="595959"/>
+                <w:sz w:val="14"/>
+                <w:szCs w:val="14"/>
+              </w:rPr>
+              <w:t xml:space="preserve">Search terms: animal nutrition mandibles chewing</w:t>
+            </w:r>
           </w:p>
         </w:tc>
         <w:tc>
@@ -6911,40 +6897,24 @@
             <w:pPr>
               <w:spacing w:after="20" w:before="0"/>
             </w:pPr>
-            <w:hyperlink w:history="1" r:id="rIdcxfpd4bst7soplmiwy3df">
-              <w:r>
-                <w:rPr>
-                  <w:rFonts w:ascii="Arial" w:cs="Arial" w:eastAsia="Arial" w:hAnsi="Arial"/>
-                  <w:color w:val="2E75B6"/>
-                  <w:sz w:val="16"/>
-                  <w:szCs w:val="16"/>
-                  <w:u w:val="single" w:color="2E75B6"/>
-                </w:rPr>
-                <w:t xml:space="preserve">Metric system: units of weight</w:t>
-              </w:r>
-            </w:hyperlink>
+            <w:r>
+              <w:rPr>
+                <w:rFonts w:ascii="Arial" w:cs="Arial" w:eastAsia="Arial" w:hAnsi="Arial"/>
+                <w:i/>
+                <w:iCs/>
+                <w:color w:val="595959"/>
+                <w:sz w:val="16"/>
+                <w:szCs w:val="16"/>
+              </w:rPr>
+              <w:t xml:space="preserve">No closely matching video in the ARES library for this activity.</w:t>
+            </w:r>
           </w:p>
           <w:p>
             <w:pPr>
               <w:spacing w:after="10" w:before="0"/>
               <w:ind w:left="120"/>
             </w:pPr>
-            <w:r>
-              <w:rPr>
-                <w:rFonts w:ascii="Arial" w:cs="Arial" w:eastAsia="Arial" w:hAnsi="Arial"/>
-                <w:color w:val="595959"/>
-                <w:sz w:val="14"/>
-                <w:szCs w:val="14"/>
-              </w:rPr>
-              <w:t xml:space="preserve">Source: Khan Academy (English - US curriculum)</w:t>
-            </w:r>
-          </w:p>
-          <w:p>
-            <w:pPr>
-              <w:spacing w:after="10" w:before="0"/>
-              <w:ind w:left="120"/>
-            </w:pPr>
-            <w:hyperlink w:history="1" r:id="rIdmynd37lnactg9coavvmd-">
+            <w:hyperlink w:history="1" r:id="rIdjmzwvj0qqhghwcj8mfti_">
               <w:r>
                 <w:rPr>
                   <w:rFonts w:ascii="Arial" w:cs="Arial" w:eastAsia="Arial" w:hAnsi="Arial"/>
@@ -6953,9 +6923,24 @@
                   <w:szCs w:val="14"/>
                   <w:u w:val="single" w:color="595959"/>
                 </w:rPr>
-                <w:t xml:space="preserve">🔍 Search ARES for similar videos</w:t>
+                <w:t xml:space="preserve">🔍 Search ARES for videos</w:t>
               </w:r>
             </w:hyperlink>
+          </w:p>
+          <w:p>
+            <w:pPr>
+              <w:spacing w:after="10" w:before="0"/>
+              <w:ind w:left="120"/>
+            </w:pPr>
+            <w:r>
+              <w:rPr>
+                <w:rFonts w:ascii="Arial" w:cs="Arial" w:eastAsia="Arial" w:hAnsi="Arial"/>
+                <w:color w:val="595959"/>
+                <w:sz w:val="14"/>
+                <w:szCs w:val="14"/>
+              </w:rPr>
+              <w:t xml:space="preserve">Search terms: animal nutrition mandibles chewing</w:t>
+            </w:r>
           </w:p>
           <w:p>
             <w:pPr>
@@ -6982,47 +6967,31 @@
                 <w:sz w:val="16"/>
                 <w:szCs w:val="16"/>
               </w:rPr>
-              <w:t xml:space="preserve">📖 HTML:</w:t>
+              <w:t xml:space="preserve">📖 READING:</w:t>
             </w:r>
           </w:p>
           <w:p>
             <w:pPr>
               <w:spacing w:after="20" w:before="0"/>
             </w:pPr>
-            <w:hyperlink w:history="1" r:id="rIdis4calzi3lk-tqgsnjr26">
-              <w:r>
-                <w:rPr>
-                  <w:rFonts w:ascii="Arial" w:cs="Arial" w:eastAsia="Arial" w:hAnsi="Arial"/>
-                  <w:color w:val="2E75B6"/>
-                  <w:sz w:val="16"/>
-                  <w:szCs w:val="16"/>
-                  <w:u w:val="single" w:color="2E75B6"/>
-                </w:rPr>
-                <w:t xml:space="preserve">Adaptation and Evolution of Populations (Flexbook)</w:t>
-              </w:r>
-            </w:hyperlink>
+            <w:r>
+              <w:rPr>
+                <w:rFonts w:ascii="Arial" w:cs="Arial" w:eastAsia="Arial" w:hAnsi="Arial"/>
+                <w:i/>
+                <w:iCs/>
+                <w:color w:val="595959"/>
+                <w:sz w:val="16"/>
+                <w:szCs w:val="16"/>
+              </w:rPr>
+              <w:t xml:space="preserve">No closely matching reading in the ARES library for this activity.</w:t>
+            </w:r>
           </w:p>
           <w:p>
             <w:pPr>
               <w:spacing w:after="10" w:before="0"/>
               <w:ind w:left="120"/>
             </w:pPr>
-            <w:r>
-              <w:rPr>
-                <w:rFonts w:ascii="Arial" w:cs="Arial" w:eastAsia="Arial" w:hAnsi="Arial"/>
-                <w:color w:val="595959"/>
-                <w:sz w:val="14"/>
-                <w:szCs w:val="14"/>
-              </w:rPr>
-              <w:t xml:space="preserve">Source: CK-12</w:t>
-            </w:r>
-          </w:p>
-          <w:p>
-            <w:pPr>
-              <w:spacing w:after="10" w:before="0"/>
-              <w:ind w:left="120"/>
-            </w:pPr>
-            <w:hyperlink w:history="1" r:id="rId7s9f9-hyb3rsu3ja8w_m6">
+            <w:hyperlink w:history="1" r:id="rIdmxeugpyfn1rf7jxu106hc">
               <w:r>
                 <w:rPr>
                   <w:rFonts w:ascii="Arial" w:cs="Arial" w:eastAsia="Arial" w:hAnsi="Arial"/>
@@ -7031,9 +7000,24 @@
                   <w:szCs w:val="14"/>
                   <w:u w:val="single" w:color="595959"/>
                 </w:rPr>
-                <w:t xml:space="preserve">🔍 Search ARES for similar readings</w:t>
+                <w:t xml:space="preserve">🔍 Search ARES for readings</w:t>
               </w:r>
             </w:hyperlink>
+          </w:p>
+          <w:p>
+            <w:pPr>
+              <w:spacing w:after="10" w:before="0"/>
+              <w:ind w:left="120"/>
+            </w:pPr>
+            <w:r>
+              <w:rPr>
+                <w:rFonts w:ascii="Arial" w:cs="Arial" w:eastAsia="Arial" w:hAnsi="Arial"/>
+                <w:color w:val="595959"/>
+                <w:sz w:val="14"/>
+                <w:szCs w:val="14"/>
+              </w:rPr>
+              <w:t xml:space="preserve">Search terms: animal nutrition mandibles chewing</w:t>
+            </w:r>
           </w:p>
         </w:tc>
         <w:tc>
@@ -7217,40 +7201,24 @@
             <w:pPr>
               <w:spacing w:after="20" w:before="0"/>
             </w:pPr>
-            <w:hyperlink w:history="1" r:id="rIdmpgjoxstfs1wn7cp7xsbp">
-              <w:r>
-                <w:rPr>
-                  <w:rFonts w:ascii="Arial" w:cs="Arial" w:eastAsia="Arial" w:hAnsi="Arial"/>
-                  <w:color w:val="2E75B6"/>
-                  <w:sz w:val="16"/>
-                  <w:szCs w:val="16"/>
-                  <w:u w:val="single" w:color="2E75B6"/>
-                </w:rPr>
-                <w:t xml:space="preserve">Metric system: units of weight</w:t>
-              </w:r>
-            </w:hyperlink>
+            <w:r>
+              <w:rPr>
+                <w:rFonts w:ascii="Arial" w:cs="Arial" w:eastAsia="Arial" w:hAnsi="Arial"/>
+                <w:i/>
+                <w:iCs/>
+                <w:color w:val="595959"/>
+                <w:sz w:val="16"/>
+                <w:szCs w:val="16"/>
+              </w:rPr>
+              <w:t xml:space="preserve">No closely matching video in the ARES library for this activity.</w:t>
+            </w:r>
           </w:p>
           <w:p>
             <w:pPr>
               <w:spacing w:after="10" w:before="0"/>
               <w:ind w:left="120"/>
             </w:pPr>
-            <w:r>
-              <w:rPr>
-                <w:rFonts w:ascii="Arial" w:cs="Arial" w:eastAsia="Arial" w:hAnsi="Arial"/>
-                <w:color w:val="595959"/>
-                <w:sz w:val="14"/>
-                <w:szCs w:val="14"/>
-              </w:rPr>
-              <w:t xml:space="preserve">Source: Khan Academy (English - US curriculum)</w:t>
-            </w:r>
-          </w:p>
-          <w:p>
-            <w:pPr>
-              <w:spacing w:after="10" w:before="0"/>
-              <w:ind w:left="120"/>
-            </w:pPr>
-            <w:hyperlink w:history="1" r:id="rIdra0eo_6vmrcba9-vufwx-">
+            <w:hyperlink w:history="1" r:id="rIdpg-wkg5idhkee0ins2wji">
               <w:r>
                 <w:rPr>
                   <w:rFonts w:ascii="Arial" w:cs="Arial" w:eastAsia="Arial" w:hAnsi="Arial"/>
@@ -7259,9 +7227,24 @@
                   <w:szCs w:val="14"/>
                   <w:u w:val="single" w:color="595959"/>
                 </w:rPr>
-                <w:t xml:space="preserve">🔍 Search ARES for similar videos</w:t>
+                <w:t xml:space="preserve">🔍 Search ARES for videos</w:t>
               </w:r>
             </w:hyperlink>
+          </w:p>
+          <w:p>
+            <w:pPr>
+              <w:spacing w:after="10" w:before="0"/>
+              <w:ind w:left="120"/>
+            </w:pPr>
+            <w:r>
+              <w:rPr>
+                <w:rFonts w:ascii="Arial" w:cs="Arial" w:eastAsia="Arial" w:hAnsi="Arial"/>
+                <w:color w:val="595959"/>
+                <w:sz w:val="14"/>
+                <w:szCs w:val="14"/>
+              </w:rPr>
+              <w:t xml:space="preserve">Search terms: animal nutrition mandibles chewing</w:t>
+            </w:r>
           </w:p>
           <w:p>
             <w:pPr>
@@ -7288,47 +7271,31 @@
                 <w:sz w:val="16"/>
                 <w:szCs w:val="16"/>
               </w:rPr>
-              <w:t xml:space="preserve">📖 HTML:</w:t>
+              <w:t xml:space="preserve">📖 READING:</w:t>
             </w:r>
           </w:p>
           <w:p>
             <w:pPr>
               <w:spacing w:after="20" w:before="0"/>
             </w:pPr>
-            <w:hyperlink w:history="1" r:id="rIdpyuysrepeedm7zvg_ouhi">
-              <w:r>
-                <w:rPr>
-                  <w:rFonts w:ascii="Arial" w:cs="Arial" w:eastAsia="Arial" w:hAnsi="Arial"/>
-                  <w:color w:val="2E75B6"/>
-                  <w:sz w:val="16"/>
-                  <w:szCs w:val="16"/>
-                  <w:u w:val="single" w:color="2E75B6"/>
-                </w:rPr>
-                <w:t xml:space="preserve">Adaptation and Evolution of Populations (Flexbook)</w:t>
-              </w:r>
-            </w:hyperlink>
+            <w:r>
+              <w:rPr>
+                <w:rFonts w:ascii="Arial" w:cs="Arial" w:eastAsia="Arial" w:hAnsi="Arial"/>
+                <w:i/>
+                <w:iCs/>
+                <w:color w:val="595959"/>
+                <w:sz w:val="16"/>
+                <w:szCs w:val="16"/>
+              </w:rPr>
+              <w:t xml:space="preserve">No closely matching reading in the ARES library for this activity.</w:t>
+            </w:r>
           </w:p>
           <w:p>
             <w:pPr>
               <w:spacing w:after="10" w:before="0"/>
               <w:ind w:left="120"/>
             </w:pPr>
-            <w:r>
-              <w:rPr>
-                <w:rFonts w:ascii="Arial" w:cs="Arial" w:eastAsia="Arial" w:hAnsi="Arial"/>
-                <w:color w:val="595959"/>
-                <w:sz w:val="14"/>
-                <w:szCs w:val="14"/>
-              </w:rPr>
-              <w:t xml:space="preserve">Source: CK-12</w:t>
-            </w:r>
-          </w:p>
-          <w:p>
-            <w:pPr>
-              <w:spacing w:after="10" w:before="0"/>
-              <w:ind w:left="120"/>
-            </w:pPr>
-            <w:hyperlink w:history="1" r:id="rId9xtx3jg5ax3vp4nrq3gf6">
+            <w:hyperlink w:history="1" r:id="rIdl0xbyj9hpcqwqlbze2teq">
               <w:r>
                 <w:rPr>
                   <w:rFonts w:ascii="Arial" w:cs="Arial" w:eastAsia="Arial" w:hAnsi="Arial"/>
@@ -7337,9 +7304,24 @@
                   <w:szCs w:val="14"/>
                   <w:u w:val="single" w:color="595959"/>
                 </w:rPr>
-                <w:t xml:space="preserve">🔍 Search ARES for similar readings</w:t>
+                <w:t xml:space="preserve">🔍 Search ARES for readings</w:t>
               </w:r>
             </w:hyperlink>
+          </w:p>
+          <w:p>
+            <w:pPr>
+              <w:spacing w:after="10" w:before="0"/>
+              <w:ind w:left="120"/>
+            </w:pPr>
+            <w:r>
+              <w:rPr>
+                <w:rFonts w:ascii="Arial" w:cs="Arial" w:eastAsia="Arial" w:hAnsi="Arial"/>
+                <w:color w:val="595959"/>
+                <w:sz w:val="14"/>
+                <w:szCs w:val="14"/>
+              </w:rPr>
+              <w:t xml:space="preserve">Search terms: animal nutrition mandibles chewing</w:t>
+            </w:r>
           </w:p>
         </w:tc>
         <w:tc>
@@ -7523,40 +7505,24 @@
             <w:pPr>
               <w:spacing w:after="20" w:before="0"/>
             </w:pPr>
-            <w:hyperlink w:history="1" r:id="rIdjxm3ozcpieg6sibt_azvv">
-              <w:r>
-                <w:rPr>
-                  <w:rFonts w:ascii="Arial" w:cs="Arial" w:eastAsia="Arial" w:hAnsi="Arial"/>
-                  <w:color w:val="2E75B6"/>
-                  <w:sz w:val="16"/>
-                  <w:szCs w:val="16"/>
-                  <w:u w:val="single" w:color="2E75B6"/>
-                </w:rPr>
-                <w:t xml:space="preserve">Metric system: units of weight</w:t>
-              </w:r>
-            </w:hyperlink>
+            <w:r>
+              <w:rPr>
+                <w:rFonts w:ascii="Arial" w:cs="Arial" w:eastAsia="Arial" w:hAnsi="Arial"/>
+                <w:i/>
+                <w:iCs/>
+                <w:color w:val="595959"/>
+                <w:sz w:val="16"/>
+                <w:szCs w:val="16"/>
+              </w:rPr>
+              <w:t xml:space="preserve">No closely matching video in the ARES library for this activity.</w:t>
+            </w:r>
           </w:p>
           <w:p>
             <w:pPr>
               <w:spacing w:after="10" w:before="0"/>
               <w:ind w:left="120"/>
             </w:pPr>
-            <w:r>
-              <w:rPr>
-                <w:rFonts w:ascii="Arial" w:cs="Arial" w:eastAsia="Arial" w:hAnsi="Arial"/>
-                <w:color w:val="595959"/>
-                <w:sz w:val="14"/>
-                <w:szCs w:val="14"/>
-              </w:rPr>
-              <w:t xml:space="preserve">Source: Khan Academy (English - US curriculum)</w:t>
-            </w:r>
-          </w:p>
-          <w:p>
-            <w:pPr>
-              <w:spacing w:after="10" w:before="0"/>
-              <w:ind w:left="120"/>
-            </w:pPr>
-            <w:hyperlink w:history="1" r:id="rIdrwwjwptnqxx8opeers52q">
+            <w:hyperlink w:history="1" r:id="rIdmelh8ws573ihtvxrqkqzb">
               <w:r>
                 <w:rPr>
                   <w:rFonts w:ascii="Arial" w:cs="Arial" w:eastAsia="Arial" w:hAnsi="Arial"/>
@@ -7565,9 +7531,24 @@
                   <w:szCs w:val="14"/>
                   <w:u w:val="single" w:color="595959"/>
                 </w:rPr>
-                <w:t xml:space="preserve">🔍 Search ARES for similar videos</w:t>
+                <w:t xml:space="preserve">🔍 Search ARES for videos</w:t>
               </w:r>
             </w:hyperlink>
+          </w:p>
+          <w:p>
+            <w:pPr>
+              <w:spacing w:after="10" w:before="0"/>
+              <w:ind w:left="120"/>
+            </w:pPr>
+            <w:r>
+              <w:rPr>
+                <w:rFonts w:ascii="Arial" w:cs="Arial" w:eastAsia="Arial" w:hAnsi="Arial"/>
+                <w:color w:val="595959"/>
+                <w:sz w:val="14"/>
+                <w:szCs w:val="14"/>
+              </w:rPr>
+              <w:t xml:space="preserve">Search terms: animal nutrition mandibles chewing</w:t>
+            </w:r>
           </w:p>
           <w:p>
             <w:pPr>
@@ -7594,47 +7575,31 @@
                 <w:sz w:val="16"/>
                 <w:szCs w:val="16"/>
               </w:rPr>
-              <w:t xml:space="preserve">📖 HTML:</w:t>
+              <w:t xml:space="preserve">📖 READING:</w:t>
             </w:r>
           </w:p>
           <w:p>
             <w:pPr>
               <w:spacing w:after="20" w:before="0"/>
             </w:pPr>
-            <w:hyperlink w:history="1" r:id="rId6phf_mzxfc9up6fhrp0do">
-              <w:r>
-                <w:rPr>
-                  <w:rFonts w:ascii="Arial" w:cs="Arial" w:eastAsia="Arial" w:hAnsi="Arial"/>
-                  <w:color w:val="2E75B6"/>
-                  <w:sz w:val="16"/>
-                  <w:szCs w:val="16"/>
-                  <w:u w:val="single" w:color="2E75B6"/>
-                </w:rPr>
-                <w:t xml:space="preserve">Adaptation and Evolution of Populations (Flexbook)</w:t>
-              </w:r>
-            </w:hyperlink>
+            <w:r>
+              <w:rPr>
+                <w:rFonts w:ascii="Arial" w:cs="Arial" w:eastAsia="Arial" w:hAnsi="Arial"/>
+                <w:i/>
+                <w:iCs/>
+                <w:color w:val="595959"/>
+                <w:sz w:val="16"/>
+                <w:szCs w:val="16"/>
+              </w:rPr>
+              <w:t xml:space="preserve">No closely matching reading in the ARES library for this activity.</w:t>
+            </w:r>
           </w:p>
           <w:p>
             <w:pPr>
               <w:spacing w:after="10" w:before="0"/>
               <w:ind w:left="120"/>
             </w:pPr>
-            <w:r>
-              <w:rPr>
-                <w:rFonts w:ascii="Arial" w:cs="Arial" w:eastAsia="Arial" w:hAnsi="Arial"/>
-                <w:color w:val="595959"/>
-                <w:sz w:val="14"/>
-                <w:szCs w:val="14"/>
-              </w:rPr>
-              <w:t xml:space="preserve">Source: CK-12</w:t>
-            </w:r>
-          </w:p>
-          <w:p>
-            <w:pPr>
-              <w:spacing w:after="10" w:before="0"/>
-              <w:ind w:left="120"/>
-            </w:pPr>
-            <w:hyperlink w:history="1" r:id="rIdthtggqqq7lvm88vuwzvrb">
+            <w:hyperlink w:history="1" r:id="rIdu8xxe5mqgmvd0ljpzsge4">
               <w:r>
                 <w:rPr>
                   <w:rFonts w:ascii="Arial" w:cs="Arial" w:eastAsia="Arial" w:hAnsi="Arial"/>
@@ -7643,9 +7608,24 @@
                   <w:szCs w:val="14"/>
                   <w:u w:val="single" w:color="595959"/>
                 </w:rPr>
-                <w:t xml:space="preserve">🔍 Search ARES for similar readings</w:t>
+                <w:t xml:space="preserve">🔍 Search ARES for readings</w:t>
               </w:r>
             </w:hyperlink>
+          </w:p>
+          <w:p>
+            <w:pPr>
+              <w:spacing w:after="10" w:before="0"/>
+              <w:ind w:left="120"/>
+            </w:pPr>
+            <w:r>
+              <w:rPr>
+                <w:rFonts w:ascii="Arial" w:cs="Arial" w:eastAsia="Arial" w:hAnsi="Arial"/>
+                <w:color w:val="595959"/>
+                <w:sz w:val="14"/>
+                <w:szCs w:val="14"/>
+              </w:rPr>
+              <w:t xml:space="preserve">Search terms: animal nutrition mandibles chewing</w:t>
+            </w:r>
           </w:p>
         </w:tc>
         <w:tc>
@@ -9121,40 +9101,24 @@
             <w:pPr>
               <w:spacing w:after="20" w:before="0"/>
             </w:pPr>
-            <w:hyperlink w:history="1" r:id="rIdavp3dlklrrfk88e_eie-h">
-              <w:r>
-                <w:rPr>
-                  <w:rFonts w:ascii="Arial" w:cs="Arial" w:eastAsia="Arial" w:hAnsi="Arial"/>
-                  <w:color w:val="2E75B6"/>
-                  <w:sz w:val="16"/>
-                  <w:szCs w:val="16"/>
-                  <w:u w:val="single" w:color="2E75B6"/>
-                </w:rPr>
-                <w:t xml:space="preserve">Caravaggio, Calling of Saint Matthew and Inspiration of St. Matthew</w:t>
-              </w:r>
-            </w:hyperlink>
+            <w:r>
+              <w:rPr>
+                <w:rFonts w:ascii="Arial" w:cs="Arial" w:eastAsia="Arial" w:hAnsi="Arial"/>
+                <w:i/>
+                <w:iCs/>
+                <w:color w:val="595959"/>
+                <w:sz w:val="16"/>
+                <w:szCs w:val="16"/>
+              </w:rPr>
+              <w:t xml:space="preserve">No closely matching video in the ARES library for this activity.</w:t>
+            </w:r>
           </w:p>
           <w:p>
             <w:pPr>
               <w:spacing w:after="10" w:before="0"/>
               <w:ind w:left="120"/>
             </w:pPr>
-            <w:r>
-              <w:rPr>
-                <w:rFonts w:ascii="Arial" w:cs="Arial" w:eastAsia="Arial" w:hAnsi="Arial"/>
-                <w:color w:val="595959"/>
-                <w:sz w:val="14"/>
-                <w:szCs w:val="14"/>
-              </w:rPr>
-              <w:t xml:space="preserve">Source: Khan Academy (English - US curriculum)</w:t>
-            </w:r>
-          </w:p>
-          <w:p>
-            <w:pPr>
-              <w:spacing w:after="10" w:before="0"/>
-              <w:ind w:left="120"/>
-            </w:pPr>
-            <w:hyperlink w:history="1" r:id="rIdf25ayzuevzpkv1sbjh_h4">
+            <w:hyperlink w:history="1" r:id="rId7fm0a8st2-oemkyzi4_-k">
               <w:r>
                 <w:rPr>
                   <w:rFonts w:ascii="Arial" w:cs="Arial" w:eastAsia="Arial" w:hAnsi="Arial"/>
@@ -9163,9 +9127,24 @@
                   <w:szCs w:val="14"/>
                   <w:u w:val="single" w:color="595959"/>
                 </w:rPr>
-                <w:t xml:space="preserve">🔍 Search ARES for similar videos</w:t>
+                <w:t xml:space="preserve">🔍 Search ARES for videos</w:t>
               </w:r>
             </w:hyperlink>
+          </w:p>
+          <w:p>
+            <w:pPr>
+              <w:spacing w:after="10" w:before="0"/>
+              <w:ind w:left="120"/>
+            </w:pPr>
+            <w:r>
+              <w:rPr>
+                <w:rFonts w:ascii="Arial" w:cs="Arial" w:eastAsia="Arial" w:hAnsi="Arial"/>
+                <w:color w:val="595959"/>
+                <w:sz w:val="14"/>
+                <w:szCs w:val="14"/>
+              </w:rPr>
+              <w:t xml:space="preserve">Search terms: animal nutrition piercing sucking</w:t>
+            </w:r>
           </w:p>
           <w:p>
             <w:pPr>
@@ -9192,47 +9171,31 @@
                 <w:sz w:val="16"/>
                 <w:szCs w:val="16"/>
               </w:rPr>
-              <w:t xml:space="preserve">📖 HTML:</w:t>
+              <w:t xml:space="preserve">📖 READING:</w:t>
             </w:r>
           </w:p>
           <w:p>
             <w:pPr>
               <w:spacing w:after="20" w:before="0"/>
             </w:pPr>
-            <w:hyperlink w:history="1" r:id="rIdfds7d1e9jpfjy-yqwkazh">
-              <w:r>
-                <w:rPr>
-                  <w:rFonts w:ascii="Arial" w:cs="Arial" w:eastAsia="Arial" w:hAnsi="Arial"/>
-                  <w:color w:val="2E75B6"/>
-                  <w:sz w:val="16"/>
-                  <w:szCs w:val="16"/>
-                  <w:u w:val="single" w:color="2E75B6"/>
-                </w:rPr>
-                <w:t xml:space="preserve">Plant Cell Structures (Flexbook)</w:t>
-              </w:r>
-            </w:hyperlink>
+            <w:r>
+              <w:rPr>
+                <w:rFonts w:ascii="Arial" w:cs="Arial" w:eastAsia="Arial" w:hAnsi="Arial"/>
+                <w:i/>
+                <w:iCs/>
+                <w:color w:val="595959"/>
+                <w:sz w:val="16"/>
+                <w:szCs w:val="16"/>
+              </w:rPr>
+              <w:t xml:space="preserve">No closely matching reading in the ARES library for this activity.</w:t>
+            </w:r>
           </w:p>
           <w:p>
             <w:pPr>
               <w:spacing w:after="10" w:before="0"/>
               <w:ind w:left="120"/>
             </w:pPr>
-            <w:r>
-              <w:rPr>
-                <w:rFonts w:ascii="Arial" w:cs="Arial" w:eastAsia="Arial" w:hAnsi="Arial"/>
-                <w:color w:val="595959"/>
-                <w:sz w:val="14"/>
-                <w:szCs w:val="14"/>
-              </w:rPr>
-              <w:t xml:space="preserve">Source: CK-12</w:t>
-            </w:r>
-          </w:p>
-          <w:p>
-            <w:pPr>
-              <w:spacing w:after="10" w:before="0"/>
-              <w:ind w:left="120"/>
-            </w:pPr>
-            <w:hyperlink w:history="1" r:id="rIdlu5fykq2uh9gh4zepw8lb">
+            <w:hyperlink w:history="1" r:id="rId_f2y02zuyzjilgh64p9e0">
               <w:r>
                 <w:rPr>
                   <w:rFonts w:ascii="Arial" w:cs="Arial" w:eastAsia="Arial" w:hAnsi="Arial"/>
@@ -9241,9 +9204,24 @@
                   <w:szCs w:val="14"/>
                   <w:u w:val="single" w:color="595959"/>
                 </w:rPr>
-                <w:t xml:space="preserve">🔍 Search ARES for similar readings</w:t>
+                <w:t xml:space="preserve">🔍 Search ARES for readings</w:t>
               </w:r>
             </w:hyperlink>
+          </w:p>
+          <w:p>
+            <w:pPr>
+              <w:spacing w:after="10" w:before="0"/>
+              <w:ind w:left="120"/>
+            </w:pPr>
+            <w:r>
+              <w:rPr>
+                <w:rFonts w:ascii="Arial" w:cs="Arial" w:eastAsia="Arial" w:hAnsi="Arial"/>
+                <w:color w:val="595959"/>
+                <w:sz w:val="14"/>
+                <w:szCs w:val="14"/>
+              </w:rPr>
+              <w:t xml:space="preserve">Search terms: animal nutrition piercing sucking</w:t>
+            </w:r>
           </w:p>
         </w:tc>
         <w:tc>
@@ -9427,40 +9405,24 @@
             <w:pPr>
               <w:spacing w:after="20" w:before="0"/>
             </w:pPr>
-            <w:hyperlink w:history="1" r:id="rId-gb8rewhcgrotq2mxudsy">
-              <w:r>
-                <w:rPr>
-                  <w:rFonts w:ascii="Arial" w:cs="Arial" w:eastAsia="Arial" w:hAnsi="Arial"/>
-                  <w:color w:val="2E75B6"/>
-                  <w:sz w:val="16"/>
-                  <w:szCs w:val="16"/>
-                  <w:u w:val="single" w:color="2E75B6"/>
-                </w:rPr>
-                <w:t xml:space="preserve">Caravaggio, Calling of Saint Matthew and Inspiration of St. Matthew</w:t>
-              </w:r>
-            </w:hyperlink>
+            <w:r>
+              <w:rPr>
+                <w:rFonts w:ascii="Arial" w:cs="Arial" w:eastAsia="Arial" w:hAnsi="Arial"/>
+                <w:i/>
+                <w:iCs/>
+                <w:color w:val="595959"/>
+                <w:sz w:val="16"/>
+                <w:szCs w:val="16"/>
+              </w:rPr>
+              <w:t xml:space="preserve">No closely matching video in the ARES library for this activity.</w:t>
+            </w:r>
           </w:p>
           <w:p>
             <w:pPr>
               <w:spacing w:after="10" w:before="0"/>
               <w:ind w:left="120"/>
             </w:pPr>
-            <w:r>
-              <w:rPr>
-                <w:rFonts w:ascii="Arial" w:cs="Arial" w:eastAsia="Arial" w:hAnsi="Arial"/>
-                <w:color w:val="595959"/>
-                <w:sz w:val="14"/>
-                <w:szCs w:val="14"/>
-              </w:rPr>
-              <w:t xml:space="preserve">Source: Khan Academy (English - US curriculum)</w:t>
-            </w:r>
-          </w:p>
-          <w:p>
-            <w:pPr>
-              <w:spacing w:after="10" w:before="0"/>
-              <w:ind w:left="120"/>
-            </w:pPr>
-            <w:hyperlink w:history="1" r:id="rIdgannc4sufzeukumfbezhe">
+            <w:hyperlink w:history="1" r:id="rIdfdgmtqdjbwl0cdewruayl">
               <w:r>
                 <w:rPr>
                   <w:rFonts w:ascii="Arial" w:cs="Arial" w:eastAsia="Arial" w:hAnsi="Arial"/>
@@ -9469,9 +9431,24 @@
                   <w:szCs w:val="14"/>
                   <w:u w:val="single" w:color="595959"/>
                 </w:rPr>
-                <w:t xml:space="preserve">🔍 Search ARES for similar videos</w:t>
+                <w:t xml:space="preserve">🔍 Search ARES for videos</w:t>
               </w:r>
             </w:hyperlink>
+          </w:p>
+          <w:p>
+            <w:pPr>
+              <w:spacing w:after="10" w:before="0"/>
+              <w:ind w:left="120"/>
+            </w:pPr>
+            <w:r>
+              <w:rPr>
+                <w:rFonts w:ascii="Arial" w:cs="Arial" w:eastAsia="Arial" w:hAnsi="Arial"/>
+                <w:color w:val="595959"/>
+                <w:sz w:val="14"/>
+                <w:szCs w:val="14"/>
+              </w:rPr>
+              <w:t xml:space="preserve">Search terms: animal nutrition piercing sucking</w:t>
+            </w:r>
           </w:p>
           <w:p>
             <w:pPr>
@@ -9498,47 +9475,31 @@
                 <w:sz w:val="16"/>
                 <w:szCs w:val="16"/>
               </w:rPr>
-              <w:t xml:space="preserve">📖 HTML:</w:t>
+              <w:t xml:space="preserve">📖 READING:</w:t>
             </w:r>
           </w:p>
           <w:p>
             <w:pPr>
               <w:spacing w:after="20" w:before="0"/>
             </w:pPr>
-            <w:hyperlink w:history="1" r:id="rId5png1w1vgt3lk2zot7kaq">
-              <w:r>
-                <w:rPr>
-                  <w:rFonts w:ascii="Arial" w:cs="Arial" w:eastAsia="Arial" w:hAnsi="Arial"/>
-                  <w:color w:val="2E75B6"/>
-                  <w:sz w:val="16"/>
-                  <w:szCs w:val="16"/>
-                  <w:u w:val="single" w:color="2E75B6"/>
-                </w:rPr>
-                <w:t xml:space="preserve">Plant Cell Structures (Flexbook)</w:t>
-              </w:r>
-            </w:hyperlink>
+            <w:r>
+              <w:rPr>
+                <w:rFonts w:ascii="Arial" w:cs="Arial" w:eastAsia="Arial" w:hAnsi="Arial"/>
+                <w:i/>
+                <w:iCs/>
+                <w:color w:val="595959"/>
+                <w:sz w:val="16"/>
+                <w:szCs w:val="16"/>
+              </w:rPr>
+              <w:t xml:space="preserve">No closely matching reading in the ARES library for this activity.</w:t>
+            </w:r>
           </w:p>
           <w:p>
             <w:pPr>
               <w:spacing w:after="10" w:before="0"/>
               <w:ind w:left="120"/>
             </w:pPr>
-            <w:r>
-              <w:rPr>
-                <w:rFonts w:ascii="Arial" w:cs="Arial" w:eastAsia="Arial" w:hAnsi="Arial"/>
-                <w:color w:val="595959"/>
-                <w:sz w:val="14"/>
-                <w:szCs w:val="14"/>
-              </w:rPr>
-              <w:t xml:space="preserve">Source: CK-12</w:t>
-            </w:r>
-          </w:p>
-          <w:p>
-            <w:pPr>
-              <w:spacing w:after="10" w:before="0"/>
-              <w:ind w:left="120"/>
-            </w:pPr>
-            <w:hyperlink w:history="1" r:id="rIdw5zuawq-nwxipn_snlqfe">
+            <w:hyperlink w:history="1" r:id="rIdnmo1wtnrkfevdbah9b1rf">
               <w:r>
                 <w:rPr>
                   <w:rFonts w:ascii="Arial" w:cs="Arial" w:eastAsia="Arial" w:hAnsi="Arial"/>
@@ -9547,9 +9508,24 @@
                   <w:szCs w:val="14"/>
                   <w:u w:val="single" w:color="595959"/>
                 </w:rPr>
-                <w:t xml:space="preserve">🔍 Search ARES for similar readings</w:t>
+                <w:t xml:space="preserve">🔍 Search ARES for readings</w:t>
               </w:r>
             </w:hyperlink>
+          </w:p>
+          <w:p>
+            <w:pPr>
+              <w:spacing w:after="10" w:before="0"/>
+              <w:ind w:left="120"/>
+            </w:pPr>
+            <w:r>
+              <w:rPr>
+                <w:rFonts w:ascii="Arial" w:cs="Arial" w:eastAsia="Arial" w:hAnsi="Arial"/>
+                <w:color w:val="595959"/>
+                <w:sz w:val="14"/>
+                <w:szCs w:val="14"/>
+              </w:rPr>
+              <w:t xml:space="preserve">Search terms: animal nutrition piercing sucking</w:t>
+            </w:r>
           </w:p>
         </w:tc>
         <w:tc>
@@ -9733,40 +9709,24 @@
             <w:pPr>
               <w:spacing w:after="20" w:before="0"/>
             </w:pPr>
-            <w:hyperlink w:history="1" r:id="rIdkghovz_2ucb07vw0cjp-u">
-              <w:r>
-                <w:rPr>
-                  <w:rFonts w:ascii="Arial" w:cs="Arial" w:eastAsia="Arial" w:hAnsi="Arial"/>
-                  <w:color w:val="2E75B6"/>
-                  <w:sz w:val="16"/>
-                  <w:szCs w:val="16"/>
-                  <w:u w:val="single" w:color="2E75B6"/>
-                </w:rPr>
-                <w:t xml:space="preserve">Caravaggio, Calling of Saint Matthew and Inspiration of St. Matthew</w:t>
-              </w:r>
-            </w:hyperlink>
+            <w:r>
+              <w:rPr>
+                <w:rFonts w:ascii="Arial" w:cs="Arial" w:eastAsia="Arial" w:hAnsi="Arial"/>
+                <w:i/>
+                <w:iCs/>
+                <w:color w:val="595959"/>
+                <w:sz w:val="16"/>
+                <w:szCs w:val="16"/>
+              </w:rPr>
+              <w:t xml:space="preserve">No closely matching video in the ARES library for this activity.</w:t>
+            </w:r>
           </w:p>
           <w:p>
             <w:pPr>
               <w:spacing w:after="10" w:before="0"/>
               <w:ind w:left="120"/>
             </w:pPr>
-            <w:r>
-              <w:rPr>
-                <w:rFonts w:ascii="Arial" w:cs="Arial" w:eastAsia="Arial" w:hAnsi="Arial"/>
-                <w:color w:val="595959"/>
-                <w:sz w:val="14"/>
-                <w:szCs w:val="14"/>
-              </w:rPr>
-              <w:t xml:space="preserve">Source: Khan Academy (English - US curriculum)</w:t>
-            </w:r>
-          </w:p>
-          <w:p>
-            <w:pPr>
-              <w:spacing w:after="10" w:before="0"/>
-              <w:ind w:left="120"/>
-            </w:pPr>
-            <w:hyperlink w:history="1" r:id="rIdy7cgkmqpsehzz1czwolwt">
+            <w:hyperlink w:history="1" r:id="rIdtbmqgpoqzm0luelyuumjx">
               <w:r>
                 <w:rPr>
                   <w:rFonts w:ascii="Arial" w:cs="Arial" w:eastAsia="Arial" w:hAnsi="Arial"/>
@@ -9775,9 +9735,24 @@
                   <w:szCs w:val="14"/>
                   <w:u w:val="single" w:color="595959"/>
                 </w:rPr>
-                <w:t xml:space="preserve">🔍 Search ARES for similar videos</w:t>
+                <w:t xml:space="preserve">🔍 Search ARES for videos</w:t>
               </w:r>
             </w:hyperlink>
+          </w:p>
+          <w:p>
+            <w:pPr>
+              <w:spacing w:after="10" w:before="0"/>
+              <w:ind w:left="120"/>
+            </w:pPr>
+            <w:r>
+              <w:rPr>
+                <w:rFonts w:ascii="Arial" w:cs="Arial" w:eastAsia="Arial" w:hAnsi="Arial"/>
+                <w:color w:val="595959"/>
+                <w:sz w:val="14"/>
+                <w:szCs w:val="14"/>
+              </w:rPr>
+              <w:t xml:space="preserve">Search terms: animal nutrition piercing sucking</w:t>
+            </w:r>
           </w:p>
           <w:p>
             <w:pPr>
@@ -9804,47 +9779,31 @@
                 <w:sz w:val="16"/>
                 <w:szCs w:val="16"/>
               </w:rPr>
-              <w:t xml:space="preserve">📖 HTML:</w:t>
+              <w:t xml:space="preserve">📖 READING:</w:t>
             </w:r>
           </w:p>
           <w:p>
             <w:pPr>
               <w:spacing w:after="20" w:before="0"/>
             </w:pPr>
-            <w:hyperlink w:history="1" r:id="rIdzpd7pkyeddnujbg3-xa2h">
-              <w:r>
-                <w:rPr>
-                  <w:rFonts w:ascii="Arial" w:cs="Arial" w:eastAsia="Arial" w:hAnsi="Arial"/>
-                  <w:color w:val="2E75B6"/>
-                  <w:sz w:val="16"/>
-                  <w:szCs w:val="16"/>
-                  <w:u w:val="single" w:color="2E75B6"/>
-                </w:rPr>
-                <w:t xml:space="preserve">Plant Cell Structures (Flexbook)</w:t>
-              </w:r>
-            </w:hyperlink>
+            <w:r>
+              <w:rPr>
+                <w:rFonts w:ascii="Arial" w:cs="Arial" w:eastAsia="Arial" w:hAnsi="Arial"/>
+                <w:i/>
+                <w:iCs/>
+                <w:color w:val="595959"/>
+                <w:sz w:val="16"/>
+                <w:szCs w:val="16"/>
+              </w:rPr>
+              <w:t xml:space="preserve">No closely matching reading in the ARES library for this activity.</w:t>
+            </w:r>
           </w:p>
           <w:p>
             <w:pPr>
               <w:spacing w:after="10" w:before="0"/>
               <w:ind w:left="120"/>
             </w:pPr>
-            <w:r>
-              <w:rPr>
-                <w:rFonts w:ascii="Arial" w:cs="Arial" w:eastAsia="Arial" w:hAnsi="Arial"/>
-                <w:color w:val="595959"/>
-                <w:sz w:val="14"/>
-                <w:szCs w:val="14"/>
-              </w:rPr>
-              <w:t xml:space="preserve">Source: CK-12</w:t>
-            </w:r>
-          </w:p>
-          <w:p>
-            <w:pPr>
-              <w:spacing w:after="10" w:before="0"/>
-              <w:ind w:left="120"/>
-            </w:pPr>
-            <w:hyperlink w:history="1" r:id="rIdmy7lza2we4tf1egvbvj8_">
+            <w:hyperlink w:history="1" r:id="rId0-qy6vtrnsiauelnp43jf">
               <w:r>
                 <w:rPr>
                   <w:rFonts w:ascii="Arial" w:cs="Arial" w:eastAsia="Arial" w:hAnsi="Arial"/>
@@ -9853,9 +9812,24 @@
                   <w:szCs w:val="14"/>
                   <w:u w:val="single" w:color="595959"/>
                 </w:rPr>
-                <w:t xml:space="preserve">🔍 Search ARES for similar readings</w:t>
+                <w:t xml:space="preserve">🔍 Search ARES for readings</w:t>
               </w:r>
             </w:hyperlink>
+          </w:p>
+          <w:p>
+            <w:pPr>
+              <w:spacing w:after="10" w:before="0"/>
+              <w:ind w:left="120"/>
+            </w:pPr>
+            <w:r>
+              <w:rPr>
+                <w:rFonts w:ascii="Arial" w:cs="Arial" w:eastAsia="Arial" w:hAnsi="Arial"/>
+                <w:color w:val="595959"/>
+                <w:sz w:val="14"/>
+                <w:szCs w:val="14"/>
+              </w:rPr>
+              <w:t xml:space="preserve">Search terms: animal nutrition piercing sucking</w:t>
+            </w:r>
           </w:p>
         </w:tc>
         <w:tc>
@@ -10039,40 +10013,24 @@
             <w:pPr>
               <w:spacing w:after="20" w:before="0"/>
             </w:pPr>
-            <w:hyperlink w:history="1" r:id="rIdpqar45fwkxfy7-5zd3ma9">
-              <w:r>
-                <w:rPr>
-                  <w:rFonts w:ascii="Arial" w:cs="Arial" w:eastAsia="Arial" w:hAnsi="Arial"/>
-                  <w:color w:val="2E75B6"/>
-                  <w:sz w:val="16"/>
-                  <w:szCs w:val="16"/>
-                  <w:u w:val="single" w:color="2E75B6"/>
-                </w:rPr>
-                <w:t xml:space="preserve">Caravaggio, Calling of Saint Matthew and Inspiration of St. Matthew</w:t>
-              </w:r>
-            </w:hyperlink>
+            <w:r>
+              <w:rPr>
+                <w:rFonts w:ascii="Arial" w:cs="Arial" w:eastAsia="Arial" w:hAnsi="Arial"/>
+                <w:i/>
+                <w:iCs/>
+                <w:color w:val="595959"/>
+                <w:sz w:val="16"/>
+                <w:szCs w:val="16"/>
+              </w:rPr>
+              <w:t xml:space="preserve">No closely matching video in the ARES library for this activity.</w:t>
+            </w:r>
           </w:p>
           <w:p>
             <w:pPr>
               <w:spacing w:after="10" w:before="0"/>
               <w:ind w:left="120"/>
             </w:pPr>
-            <w:r>
-              <w:rPr>
-                <w:rFonts w:ascii="Arial" w:cs="Arial" w:eastAsia="Arial" w:hAnsi="Arial"/>
-                <w:color w:val="595959"/>
-                <w:sz w:val="14"/>
-                <w:szCs w:val="14"/>
-              </w:rPr>
-              <w:t xml:space="preserve">Source: Khan Academy (English - US curriculum)</w:t>
-            </w:r>
-          </w:p>
-          <w:p>
-            <w:pPr>
-              <w:spacing w:after="10" w:before="0"/>
-              <w:ind w:left="120"/>
-            </w:pPr>
-            <w:hyperlink w:history="1" r:id="rIdzxs6whsm2kuzddjzwaits">
+            <w:hyperlink w:history="1" r:id="rIdzkkes5o-443hftqwcguje">
               <w:r>
                 <w:rPr>
                   <w:rFonts w:ascii="Arial" w:cs="Arial" w:eastAsia="Arial" w:hAnsi="Arial"/>
@@ -10081,9 +10039,24 @@
                   <w:szCs w:val="14"/>
                   <w:u w:val="single" w:color="595959"/>
                 </w:rPr>
-                <w:t xml:space="preserve">🔍 Search ARES for similar videos</w:t>
+                <w:t xml:space="preserve">🔍 Search ARES for videos</w:t>
               </w:r>
             </w:hyperlink>
+          </w:p>
+          <w:p>
+            <w:pPr>
+              <w:spacing w:after="10" w:before="0"/>
+              <w:ind w:left="120"/>
+            </w:pPr>
+            <w:r>
+              <w:rPr>
+                <w:rFonts w:ascii="Arial" w:cs="Arial" w:eastAsia="Arial" w:hAnsi="Arial"/>
+                <w:color w:val="595959"/>
+                <w:sz w:val="14"/>
+                <w:szCs w:val="14"/>
+              </w:rPr>
+              <w:t xml:space="preserve">Search terms: animal nutrition piercing sucking</w:t>
+            </w:r>
           </w:p>
           <w:p>
             <w:pPr>
@@ -10110,47 +10083,31 @@
                 <w:sz w:val="16"/>
                 <w:szCs w:val="16"/>
               </w:rPr>
-              <w:t xml:space="preserve">📖 HTML:</w:t>
+              <w:t xml:space="preserve">📖 READING:</w:t>
             </w:r>
           </w:p>
           <w:p>
             <w:pPr>
               <w:spacing w:after="20" w:before="0"/>
             </w:pPr>
-            <w:hyperlink w:history="1" r:id="rIdntee-j3-idwopsnkzor9i">
-              <w:r>
-                <w:rPr>
-                  <w:rFonts w:ascii="Arial" w:cs="Arial" w:eastAsia="Arial" w:hAnsi="Arial"/>
-                  <w:color w:val="2E75B6"/>
-                  <w:sz w:val="16"/>
-                  <w:szCs w:val="16"/>
-                  <w:u w:val="single" w:color="2E75B6"/>
-                </w:rPr>
-                <w:t xml:space="preserve">Plant Cell Structures (Flexbook)</w:t>
-              </w:r>
-            </w:hyperlink>
+            <w:r>
+              <w:rPr>
+                <w:rFonts w:ascii="Arial" w:cs="Arial" w:eastAsia="Arial" w:hAnsi="Arial"/>
+                <w:i/>
+                <w:iCs/>
+                <w:color w:val="595959"/>
+                <w:sz w:val="16"/>
+                <w:szCs w:val="16"/>
+              </w:rPr>
+              <w:t xml:space="preserve">No closely matching reading in the ARES library for this activity.</w:t>
+            </w:r>
           </w:p>
           <w:p>
             <w:pPr>
               <w:spacing w:after="10" w:before="0"/>
               <w:ind w:left="120"/>
             </w:pPr>
-            <w:r>
-              <w:rPr>
-                <w:rFonts w:ascii="Arial" w:cs="Arial" w:eastAsia="Arial" w:hAnsi="Arial"/>
-                <w:color w:val="595959"/>
-                <w:sz w:val="14"/>
-                <w:szCs w:val="14"/>
-              </w:rPr>
-              <w:t xml:space="preserve">Source: CK-12</w:t>
-            </w:r>
-          </w:p>
-          <w:p>
-            <w:pPr>
-              <w:spacing w:after="10" w:before="0"/>
-              <w:ind w:left="120"/>
-            </w:pPr>
-            <w:hyperlink w:history="1" r:id="rIdthnptzpk4fjjs57-ztzwx">
+            <w:hyperlink w:history="1" r:id="rIdw-cd0tvd439o3u6i6uni-">
               <w:r>
                 <w:rPr>
                   <w:rFonts w:ascii="Arial" w:cs="Arial" w:eastAsia="Arial" w:hAnsi="Arial"/>
@@ -10159,9 +10116,24 @@
                   <w:szCs w:val="14"/>
                   <w:u w:val="single" w:color="595959"/>
                 </w:rPr>
-                <w:t xml:space="preserve">🔍 Search ARES for similar readings</w:t>
+                <w:t xml:space="preserve">🔍 Search ARES for readings</w:t>
               </w:r>
             </w:hyperlink>
+          </w:p>
+          <w:p>
+            <w:pPr>
+              <w:spacing w:after="10" w:before="0"/>
+              <w:ind w:left="120"/>
+            </w:pPr>
+            <w:r>
+              <w:rPr>
+                <w:rFonts w:ascii="Arial" w:cs="Arial" w:eastAsia="Arial" w:hAnsi="Arial"/>
+                <w:color w:val="595959"/>
+                <w:sz w:val="14"/>
+                <w:szCs w:val="14"/>
+              </w:rPr>
+              <w:t xml:space="preserve">Search terms: animal nutrition piercing sucking</w:t>
+            </w:r>
           </w:p>
         </w:tc>
         <w:tc>
@@ -10345,40 +10317,24 @@
             <w:pPr>
               <w:spacing w:after="20" w:before="0"/>
             </w:pPr>
-            <w:hyperlink w:history="1" r:id="rIdveosi8tbo8odigggfu7b7">
-              <w:r>
-                <w:rPr>
-                  <w:rFonts w:ascii="Arial" w:cs="Arial" w:eastAsia="Arial" w:hAnsi="Arial"/>
-                  <w:color w:val="2E75B6"/>
-                  <w:sz w:val="16"/>
-                  <w:szCs w:val="16"/>
-                  <w:u w:val="single" w:color="2E75B6"/>
-                </w:rPr>
-                <w:t xml:space="preserve">Caravaggio, Calling of Saint Matthew and Inspiration of St. Matthew</w:t>
-              </w:r>
-            </w:hyperlink>
+            <w:r>
+              <w:rPr>
+                <w:rFonts w:ascii="Arial" w:cs="Arial" w:eastAsia="Arial" w:hAnsi="Arial"/>
+                <w:i/>
+                <w:iCs/>
+                <w:color w:val="595959"/>
+                <w:sz w:val="16"/>
+                <w:szCs w:val="16"/>
+              </w:rPr>
+              <w:t xml:space="preserve">No closely matching video in the ARES library for this activity.</w:t>
+            </w:r>
           </w:p>
           <w:p>
             <w:pPr>
               <w:spacing w:after="10" w:before="0"/>
               <w:ind w:left="120"/>
             </w:pPr>
-            <w:r>
-              <w:rPr>
-                <w:rFonts w:ascii="Arial" w:cs="Arial" w:eastAsia="Arial" w:hAnsi="Arial"/>
-                <w:color w:val="595959"/>
-                <w:sz w:val="14"/>
-                <w:szCs w:val="14"/>
-              </w:rPr>
-              <w:t xml:space="preserve">Source: Khan Academy (English - US curriculum)</w:t>
-            </w:r>
-          </w:p>
-          <w:p>
-            <w:pPr>
-              <w:spacing w:after="10" w:before="0"/>
-              <w:ind w:left="120"/>
-            </w:pPr>
-            <w:hyperlink w:history="1" r:id="rIdqxil0v6zqqv3ftiv1orqe">
+            <w:hyperlink w:history="1" r:id="rIdnlfbzpo1x0xuyamxmjboy">
               <w:r>
                 <w:rPr>
                   <w:rFonts w:ascii="Arial" w:cs="Arial" w:eastAsia="Arial" w:hAnsi="Arial"/>
@@ -10387,9 +10343,24 @@
                   <w:szCs w:val="14"/>
                   <w:u w:val="single" w:color="595959"/>
                 </w:rPr>
-                <w:t xml:space="preserve">🔍 Search ARES for similar videos</w:t>
+                <w:t xml:space="preserve">🔍 Search ARES for videos</w:t>
               </w:r>
             </w:hyperlink>
+          </w:p>
+          <w:p>
+            <w:pPr>
+              <w:spacing w:after="10" w:before="0"/>
+              <w:ind w:left="120"/>
+            </w:pPr>
+            <w:r>
+              <w:rPr>
+                <w:rFonts w:ascii="Arial" w:cs="Arial" w:eastAsia="Arial" w:hAnsi="Arial"/>
+                <w:color w:val="595959"/>
+                <w:sz w:val="14"/>
+                <w:szCs w:val="14"/>
+              </w:rPr>
+              <w:t xml:space="preserve">Search terms: animal nutrition piercing sucking</w:t>
+            </w:r>
           </w:p>
           <w:p>
             <w:pPr>
@@ -10416,47 +10387,31 @@
                 <w:sz w:val="16"/>
                 <w:szCs w:val="16"/>
               </w:rPr>
-              <w:t xml:space="preserve">📖 HTML:</w:t>
+              <w:t xml:space="preserve">📖 READING:</w:t>
             </w:r>
           </w:p>
           <w:p>
             <w:pPr>
               <w:spacing w:after="20" w:before="0"/>
             </w:pPr>
-            <w:hyperlink w:history="1" r:id="rIdzx5ukvvjoeha9y_bre0ib">
-              <w:r>
-                <w:rPr>
-                  <w:rFonts w:ascii="Arial" w:cs="Arial" w:eastAsia="Arial" w:hAnsi="Arial"/>
-                  <w:color w:val="2E75B6"/>
-                  <w:sz w:val="16"/>
-                  <w:szCs w:val="16"/>
-                  <w:u w:val="single" w:color="2E75B6"/>
-                </w:rPr>
-                <w:t xml:space="preserve">Plant Cell Structures (Flexbook)</w:t>
-              </w:r>
-            </w:hyperlink>
+            <w:r>
+              <w:rPr>
+                <w:rFonts w:ascii="Arial" w:cs="Arial" w:eastAsia="Arial" w:hAnsi="Arial"/>
+                <w:i/>
+                <w:iCs/>
+                <w:color w:val="595959"/>
+                <w:sz w:val="16"/>
+                <w:szCs w:val="16"/>
+              </w:rPr>
+              <w:t xml:space="preserve">No closely matching reading in the ARES library for this activity.</w:t>
+            </w:r>
           </w:p>
           <w:p>
             <w:pPr>
               <w:spacing w:after="10" w:before="0"/>
               <w:ind w:left="120"/>
             </w:pPr>
-            <w:r>
-              <w:rPr>
-                <w:rFonts w:ascii="Arial" w:cs="Arial" w:eastAsia="Arial" w:hAnsi="Arial"/>
-                <w:color w:val="595959"/>
-                <w:sz w:val="14"/>
-                <w:szCs w:val="14"/>
-              </w:rPr>
-              <w:t xml:space="preserve">Source: CK-12</w:t>
-            </w:r>
-          </w:p>
-          <w:p>
-            <w:pPr>
-              <w:spacing w:after="10" w:before="0"/>
-              <w:ind w:left="120"/>
-            </w:pPr>
-            <w:hyperlink w:history="1" r:id="rIdonmtk53v6_kv_t6_lwjc7">
+            <w:hyperlink w:history="1" r:id="rIdjxb1fsw8wyywurwntw3kd">
               <w:r>
                 <w:rPr>
                   <w:rFonts w:ascii="Arial" w:cs="Arial" w:eastAsia="Arial" w:hAnsi="Arial"/>
@@ -10465,9 +10420,24 @@
                   <w:szCs w:val="14"/>
                   <w:u w:val="single" w:color="595959"/>
                 </w:rPr>
-                <w:t xml:space="preserve">🔍 Search ARES for similar readings</w:t>
+                <w:t xml:space="preserve">🔍 Search ARES for readings</w:t>
               </w:r>
             </w:hyperlink>
+          </w:p>
+          <w:p>
+            <w:pPr>
+              <w:spacing w:after="10" w:before="0"/>
+              <w:ind w:left="120"/>
+            </w:pPr>
+            <w:r>
+              <w:rPr>
+                <w:rFonts w:ascii="Arial" w:cs="Arial" w:eastAsia="Arial" w:hAnsi="Arial"/>
+                <w:color w:val="595959"/>
+                <w:sz w:val="14"/>
+                <w:szCs w:val="14"/>
+              </w:rPr>
+              <w:t xml:space="preserve">Search terms: animal nutrition piercing sucking</w:t>
+            </w:r>
           </w:p>
         </w:tc>
         <w:tc>
@@ -11943,40 +11913,24 @@
             <w:pPr>
               <w:spacing w:after="20" w:before="0"/>
             </w:pPr>
-            <w:hyperlink w:history="1" r:id="rIdkedgtlcogshxjrxuwrywq">
-              <w:r>
-                <w:rPr>
-                  <w:rFonts w:ascii="Arial" w:cs="Arial" w:eastAsia="Arial" w:hAnsi="Arial"/>
-                  <w:color w:val="2E75B6"/>
-                  <w:sz w:val="16"/>
-                  <w:szCs w:val="16"/>
-                  <w:u w:val="single" w:color="2E75B6"/>
-                </w:rPr>
-                <w:t xml:space="preserve">Watch Me</w:t>
-              </w:r>
-            </w:hyperlink>
+            <w:r>
+              <w:rPr>
+                <w:rFonts w:ascii="Arial" w:cs="Arial" w:eastAsia="Arial" w:hAnsi="Arial"/>
+                <w:i/>
+                <w:iCs/>
+                <w:color w:val="595959"/>
+                <w:sz w:val="16"/>
+                <w:szCs w:val="16"/>
+              </w:rPr>
+              <w:t xml:space="preserve">No closely matching video in the ARES library for this activity.</w:t>
+            </w:r>
           </w:p>
           <w:p>
             <w:pPr>
               <w:spacing w:after="10" w:before="0"/>
               <w:ind w:left="120"/>
             </w:pPr>
-            <w:r>
-              <w:rPr>
-                <w:rFonts w:ascii="Arial" w:cs="Arial" w:eastAsia="Arial" w:hAnsi="Arial"/>
-                <w:color w:val="595959"/>
-                <w:sz w:val="14"/>
-                <w:szCs w:val="14"/>
-              </w:rPr>
-              <w:t xml:space="preserve">Source: TED-Ed Lessons</w:t>
-            </w:r>
-          </w:p>
-          <w:p>
-            <w:pPr>
-              <w:spacing w:after="10" w:before="0"/>
-              <w:ind w:left="120"/>
-            </w:pPr>
-            <w:hyperlink w:history="1" r:id="rId4ni8mj7i6j7imphbjvsxh">
+            <w:hyperlink w:history="1" r:id="rIdymr6otorzcwkehtupg76l">
               <w:r>
                 <w:rPr>
                   <w:rFonts w:ascii="Arial" w:cs="Arial" w:eastAsia="Arial" w:hAnsi="Arial"/>
@@ -11985,9 +11939,24 @@
                   <w:szCs w:val="14"/>
                   <w:u w:val="single" w:color="595959"/>
                 </w:rPr>
-                <w:t xml:space="preserve">🔍 Search ARES for similar videos</w:t>
+                <w:t xml:space="preserve">🔍 Search ARES for videos</w:t>
               </w:r>
             </w:hyperlink>
+          </w:p>
+          <w:p>
+            <w:pPr>
+              <w:spacing w:after="10" w:before="0"/>
+              <w:ind w:left="120"/>
+            </w:pPr>
+            <w:r>
+              <w:rPr>
+                <w:rFonts w:ascii="Arial" w:cs="Arial" w:eastAsia="Arial" w:hAnsi="Arial"/>
+                <w:color w:val="595959"/>
+                <w:sz w:val="14"/>
+                <w:szCs w:val="14"/>
+              </w:rPr>
+              <w:t xml:space="preserve">Search terms: animal nutrition beak morphology</w:t>
+            </w:r>
           </w:p>
           <w:p>
             <w:pPr>
@@ -12014,47 +11983,31 @@
                 <w:sz w:val="16"/>
                 <w:szCs w:val="16"/>
               </w:rPr>
-              <w:t xml:space="preserve">📖 PDF:</w:t>
+              <w:t xml:space="preserve">📖 READING:</w:t>
             </w:r>
           </w:p>
           <w:p>
             <w:pPr>
               <w:spacing w:after="20" w:before="0"/>
             </w:pPr>
-            <w:hyperlink w:history="1" r:id="rIdrvcjl-az37ivso6cuem-k">
-              <w:r>
-                <w:rPr>
-                  <w:rFonts w:ascii="Arial" w:cs="Arial" w:eastAsia="Arial" w:hAnsi="Arial"/>
-                  <w:color w:val="2E75B6"/>
-                  <w:sz w:val="16"/>
-                  <w:szCs w:val="16"/>
-                  <w:u w:val="single" w:color="2E75B6"/>
-                </w:rPr>
-                <w:t xml:space="preserve">Pollination: Saying ..:Handout Plant Morphology</w:t>
-              </w:r>
-            </w:hyperlink>
+            <w:r>
+              <w:rPr>
+                <w:rFonts w:ascii="Arial" w:cs="Arial" w:eastAsia="Arial" w:hAnsi="Arial"/>
+                <w:i/>
+                <w:iCs/>
+                <w:color w:val="595959"/>
+                <w:sz w:val="16"/>
+                <w:szCs w:val="16"/>
+              </w:rPr>
+              <w:t xml:space="preserve">No closely matching reading in the ARES library for this activity.</w:t>
+            </w:r>
           </w:p>
           <w:p>
             <w:pPr>
               <w:spacing w:after="10" w:before="0"/>
               <w:ind w:left="120"/>
             </w:pPr>
-            <w:r>
-              <w:rPr>
-                <w:rFonts w:ascii="Arial" w:cs="Arial" w:eastAsia="Arial" w:hAnsi="Arial"/>
-                <w:color w:val="595959"/>
-                <w:sz w:val="14"/>
-                <w:szCs w:val="14"/>
-              </w:rPr>
-              <w:t xml:space="preserve">Source: MIT Blossoms</w:t>
-            </w:r>
-          </w:p>
-          <w:p>
-            <w:pPr>
-              <w:spacing w:after="10" w:before="0"/>
-              <w:ind w:left="120"/>
-            </w:pPr>
-            <w:hyperlink w:history="1" r:id="rIdepsixx3njp6ndyifjdml6">
+            <w:hyperlink w:history="1" r:id="rIduzabe67cybjvnshfoedjb">
               <w:r>
                 <w:rPr>
                   <w:rFonts w:ascii="Arial" w:cs="Arial" w:eastAsia="Arial" w:hAnsi="Arial"/>
@@ -12063,9 +12016,24 @@
                   <w:szCs w:val="14"/>
                   <w:u w:val="single" w:color="595959"/>
                 </w:rPr>
-                <w:t xml:space="preserve">🔍 Search ARES for similar readings</w:t>
+                <w:t xml:space="preserve">🔍 Search ARES for readings</w:t>
               </w:r>
             </w:hyperlink>
+          </w:p>
+          <w:p>
+            <w:pPr>
+              <w:spacing w:after="10" w:before="0"/>
+              <w:ind w:left="120"/>
+            </w:pPr>
+            <w:r>
+              <w:rPr>
+                <w:rFonts w:ascii="Arial" w:cs="Arial" w:eastAsia="Arial" w:hAnsi="Arial"/>
+                <w:color w:val="595959"/>
+                <w:sz w:val="14"/>
+                <w:szCs w:val="14"/>
+              </w:rPr>
+              <w:t xml:space="preserve">Search terms: animal nutrition beak morphology</w:t>
+            </w:r>
           </w:p>
         </w:tc>
         <w:tc>
@@ -12249,40 +12217,24 @@
             <w:pPr>
               <w:spacing w:after="20" w:before="0"/>
             </w:pPr>
-            <w:hyperlink w:history="1" r:id="rId6xkddciahfdxga3sd5slw">
-              <w:r>
-                <w:rPr>
-                  <w:rFonts w:ascii="Arial" w:cs="Arial" w:eastAsia="Arial" w:hAnsi="Arial"/>
-                  <w:color w:val="2E75B6"/>
-                  <w:sz w:val="16"/>
-                  <w:szCs w:val="16"/>
-                  <w:u w:val="single" w:color="2E75B6"/>
-                </w:rPr>
-                <w:t xml:space="preserve">Watch Me</w:t>
-              </w:r>
-            </w:hyperlink>
+            <w:r>
+              <w:rPr>
+                <w:rFonts w:ascii="Arial" w:cs="Arial" w:eastAsia="Arial" w:hAnsi="Arial"/>
+                <w:i/>
+                <w:iCs/>
+                <w:color w:val="595959"/>
+                <w:sz w:val="16"/>
+                <w:szCs w:val="16"/>
+              </w:rPr>
+              <w:t xml:space="preserve">No closely matching video in the ARES library for this activity.</w:t>
+            </w:r>
           </w:p>
           <w:p>
             <w:pPr>
               <w:spacing w:after="10" w:before="0"/>
               <w:ind w:left="120"/>
             </w:pPr>
-            <w:r>
-              <w:rPr>
-                <w:rFonts w:ascii="Arial" w:cs="Arial" w:eastAsia="Arial" w:hAnsi="Arial"/>
-                <w:color w:val="595959"/>
-                <w:sz w:val="14"/>
-                <w:szCs w:val="14"/>
-              </w:rPr>
-              <w:t xml:space="preserve">Source: TED-Ed Lessons</w:t>
-            </w:r>
-          </w:p>
-          <w:p>
-            <w:pPr>
-              <w:spacing w:after="10" w:before="0"/>
-              <w:ind w:left="120"/>
-            </w:pPr>
-            <w:hyperlink w:history="1" r:id="rIdpf8wgvjacnwlkbh-ggaut">
+            <w:hyperlink w:history="1" r:id="rIdhqwuyckah3z5ihikdslvh">
               <w:r>
                 <w:rPr>
                   <w:rFonts w:ascii="Arial" w:cs="Arial" w:eastAsia="Arial" w:hAnsi="Arial"/>
@@ -12291,9 +12243,24 @@
                   <w:szCs w:val="14"/>
                   <w:u w:val="single" w:color="595959"/>
                 </w:rPr>
-                <w:t xml:space="preserve">🔍 Search ARES for similar videos</w:t>
+                <w:t xml:space="preserve">🔍 Search ARES for videos</w:t>
               </w:r>
             </w:hyperlink>
+          </w:p>
+          <w:p>
+            <w:pPr>
+              <w:spacing w:after="10" w:before="0"/>
+              <w:ind w:left="120"/>
+            </w:pPr>
+            <w:r>
+              <w:rPr>
+                <w:rFonts w:ascii="Arial" w:cs="Arial" w:eastAsia="Arial" w:hAnsi="Arial"/>
+                <w:color w:val="595959"/>
+                <w:sz w:val="14"/>
+                <w:szCs w:val="14"/>
+              </w:rPr>
+              <w:t xml:space="preserve">Search terms: animal nutrition beak morphology</w:t>
+            </w:r>
           </w:p>
           <w:p>
             <w:pPr>
@@ -12320,47 +12287,31 @@
                 <w:sz w:val="16"/>
                 <w:szCs w:val="16"/>
               </w:rPr>
-              <w:t xml:space="preserve">📖 PDF:</w:t>
+              <w:t xml:space="preserve">📖 READING:</w:t>
             </w:r>
           </w:p>
           <w:p>
             <w:pPr>
               <w:spacing w:after="20" w:before="0"/>
             </w:pPr>
-            <w:hyperlink w:history="1" r:id="rIddmo2l9wnw9f1h39tc7yln">
-              <w:r>
-                <w:rPr>
-                  <w:rFonts w:ascii="Arial" w:cs="Arial" w:eastAsia="Arial" w:hAnsi="Arial"/>
-                  <w:color w:val="2E75B6"/>
-                  <w:sz w:val="16"/>
-                  <w:szCs w:val="16"/>
-                  <w:u w:val="single" w:color="2E75B6"/>
-                </w:rPr>
-                <w:t xml:space="preserve">Pollination: Saying ..:Handout Plant Morphology</w:t>
-              </w:r>
-            </w:hyperlink>
+            <w:r>
+              <w:rPr>
+                <w:rFonts w:ascii="Arial" w:cs="Arial" w:eastAsia="Arial" w:hAnsi="Arial"/>
+                <w:i/>
+                <w:iCs/>
+                <w:color w:val="595959"/>
+                <w:sz w:val="16"/>
+                <w:szCs w:val="16"/>
+              </w:rPr>
+              <w:t xml:space="preserve">No closely matching reading in the ARES library for this activity.</w:t>
+            </w:r>
           </w:p>
           <w:p>
             <w:pPr>
               <w:spacing w:after="10" w:before="0"/>
               <w:ind w:left="120"/>
             </w:pPr>
-            <w:r>
-              <w:rPr>
-                <w:rFonts w:ascii="Arial" w:cs="Arial" w:eastAsia="Arial" w:hAnsi="Arial"/>
-                <w:color w:val="595959"/>
-                <w:sz w:val="14"/>
-                <w:szCs w:val="14"/>
-              </w:rPr>
-              <w:t xml:space="preserve">Source: MIT Blossoms</w:t>
-            </w:r>
-          </w:p>
-          <w:p>
-            <w:pPr>
-              <w:spacing w:after="10" w:before="0"/>
-              <w:ind w:left="120"/>
-            </w:pPr>
-            <w:hyperlink w:history="1" r:id="rIdvh1gpq6dhnvl6lrd6w9m5">
+            <w:hyperlink w:history="1" r:id="rIdqpykyolk53u2zdwy672jn">
               <w:r>
                 <w:rPr>
                   <w:rFonts w:ascii="Arial" w:cs="Arial" w:eastAsia="Arial" w:hAnsi="Arial"/>
@@ -12369,9 +12320,24 @@
                   <w:szCs w:val="14"/>
                   <w:u w:val="single" w:color="595959"/>
                 </w:rPr>
-                <w:t xml:space="preserve">🔍 Search ARES for similar readings</w:t>
+                <w:t xml:space="preserve">🔍 Search ARES for readings</w:t>
               </w:r>
             </w:hyperlink>
+          </w:p>
+          <w:p>
+            <w:pPr>
+              <w:spacing w:after="10" w:before="0"/>
+              <w:ind w:left="120"/>
+            </w:pPr>
+            <w:r>
+              <w:rPr>
+                <w:rFonts w:ascii="Arial" w:cs="Arial" w:eastAsia="Arial" w:hAnsi="Arial"/>
+                <w:color w:val="595959"/>
+                <w:sz w:val="14"/>
+                <w:szCs w:val="14"/>
+              </w:rPr>
+              <w:t xml:space="preserve">Search terms: animal nutrition beak morphology</w:t>
+            </w:r>
           </w:p>
         </w:tc>
         <w:tc>
@@ -12555,40 +12521,24 @@
             <w:pPr>
               <w:spacing w:after="20" w:before="0"/>
             </w:pPr>
-            <w:hyperlink w:history="1" r:id="rIdkfu049zvqpxegxt3ctodp">
-              <w:r>
-                <w:rPr>
-                  <w:rFonts w:ascii="Arial" w:cs="Arial" w:eastAsia="Arial" w:hAnsi="Arial"/>
-                  <w:color w:val="2E75B6"/>
-                  <w:sz w:val="16"/>
-                  <w:szCs w:val="16"/>
-                  <w:u w:val="single" w:color="2E75B6"/>
-                </w:rPr>
-                <w:t xml:space="preserve">Watch Me</w:t>
-              </w:r>
-            </w:hyperlink>
+            <w:r>
+              <w:rPr>
+                <w:rFonts w:ascii="Arial" w:cs="Arial" w:eastAsia="Arial" w:hAnsi="Arial"/>
+                <w:i/>
+                <w:iCs/>
+                <w:color w:val="595959"/>
+                <w:sz w:val="16"/>
+                <w:szCs w:val="16"/>
+              </w:rPr>
+              <w:t xml:space="preserve">No closely matching video in the ARES library for this activity.</w:t>
+            </w:r>
           </w:p>
           <w:p>
             <w:pPr>
               <w:spacing w:after="10" w:before="0"/>
               <w:ind w:left="120"/>
             </w:pPr>
-            <w:r>
-              <w:rPr>
-                <w:rFonts w:ascii="Arial" w:cs="Arial" w:eastAsia="Arial" w:hAnsi="Arial"/>
-                <w:color w:val="595959"/>
-                <w:sz w:val="14"/>
-                <w:szCs w:val="14"/>
-              </w:rPr>
-              <w:t xml:space="preserve">Source: TED-Ed Lessons</w:t>
-            </w:r>
-          </w:p>
-          <w:p>
-            <w:pPr>
-              <w:spacing w:after="10" w:before="0"/>
-              <w:ind w:left="120"/>
-            </w:pPr>
-            <w:hyperlink w:history="1" r:id="rIdg2vqivhsnut-vb_j-zb4b">
+            <w:hyperlink w:history="1" r:id="rIda9qsmuoxzr7c_xvssven5">
               <w:r>
                 <w:rPr>
                   <w:rFonts w:ascii="Arial" w:cs="Arial" w:eastAsia="Arial" w:hAnsi="Arial"/>
@@ -12597,9 +12547,24 @@
                   <w:szCs w:val="14"/>
                   <w:u w:val="single" w:color="595959"/>
                 </w:rPr>
-                <w:t xml:space="preserve">🔍 Search ARES for similar videos</w:t>
+                <w:t xml:space="preserve">🔍 Search ARES for videos</w:t>
               </w:r>
             </w:hyperlink>
+          </w:p>
+          <w:p>
+            <w:pPr>
+              <w:spacing w:after="10" w:before="0"/>
+              <w:ind w:left="120"/>
+            </w:pPr>
+            <w:r>
+              <w:rPr>
+                <w:rFonts w:ascii="Arial" w:cs="Arial" w:eastAsia="Arial" w:hAnsi="Arial"/>
+                <w:color w:val="595959"/>
+                <w:sz w:val="14"/>
+                <w:szCs w:val="14"/>
+              </w:rPr>
+              <w:t xml:space="preserve">Search terms: animal nutrition beak morphology</w:t>
+            </w:r>
           </w:p>
           <w:p>
             <w:pPr>
@@ -12626,47 +12591,31 @@
                 <w:sz w:val="16"/>
                 <w:szCs w:val="16"/>
               </w:rPr>
-              <w:t xml:space="preserve">📖 PDF:</w:t>
+              <w:t xml:space="preserve">📖 READING:</w:t>
             </w:r>
           </w:p>
           <w:p>
             <w:pPr>
               <w:spacing w:after="20" w:before="0"/>
             </w:pPr>
-            <w:hyperlink w:history="1" r:id="rIdsrxzhaqjzqh3l_g1-pjue">
-              <w:r>
-                <w:rPr>
-                  <w:rFonts w:ascii="Arial" w:cs="Arial" w:eastAsia="Arial" w:hAnsi="Arial"/>
-                  <w:color w:val="2E75B6"/>
-                  <w:sz w:val="16"/>
-                  <w:szCs w:val="16"/>
-                  <w:u w:val="single" w:color="2E75B6"/>
-                </w:rPr>
-                <w:t xml:space="preserve">Pollination: Saying ..:Handout Plant Morphology</w:t>
-              </w:r>
-            </w:hyperlink>
+            <w:r>
+              <w:rPr>
+                <w:rFonts w:ascii="Arial" w:cs="Arial" w:eastAsia="Arial" w:hAnsi="Arial"/>
+                <w:i/>
+                <w:iCs/>
+                <w:color w:val="595959"/>
+                <w:sz w:val="16"/>
+                <w:szCs w:val="16"/>
+              </w:rPr>
+              <w:t xml:space="preserve">No closely matching reading in the ARES library for this activity.</w:t>
+            </w:r>
           </w:p>
           <w:p>
             <w:pPr>
               <w:spacing w:after="10" w:before="0"/>
               <w:ind w:left="120"/>
             </w:pPr>
-            <w:r>
-              <w:rPr>
-                <w:rFonts w:ascii="Arial" w:cs="Arial" w:eastAsia="Arial" w:hAnsi="Arial"/>
-                <w:color w:val="595959"/>
-                <w:sz w:val="14"/>
-                <w:szCs w:val="14"/>
-              </w:rPr>
-              <w:t xml:space="preserve">Source: MIT Blossoms</w:t>
-            </w:r>
-          </w:p>
-          <w:p>
-            <w:pPr>
-              <w:spacing w:after="10" w:before="0"/>
-              <w:ind w:left="120"/>
-            </w:pPr>
-            <w:hyperlink w:history="1" r:id="rId9vmn5yrscft412ygciyod">
+            <w:hyperlink w:history="1" r:id="rId9znliz5q1sksdj1shpquf">
               <w:r>
                 <w:rPr>
                   <w:rFonts w:ascii="Arial" w:cs="Arial" w:eastAsia="Arial" w:hAnsi="Arial"/>
@@ -12675,9 +12624,24 @@
                   <w:szCs w:val="14"/>
                   <w:u w:val="single" w:color="595959"/>
                 </w:rPr>
-                <w:t xml:space="preserve">🔍 Search ARES for similar readings</w:t>
+                <w:t xml:space="preserve">🔍 Search ARES for readings</w:t>
               </w:r>
             </w:hyperlink>
+          </w:p>
+          <w:p>
+            <w:pPr>
+              <w:spacing w:after="10" w:before="0"/>
+              <w:ind w:left="120"/>
+            </w:pPr>
+            <w:r>
+              <w:rPr>
+                <w:rFonts w:ascii="Arial" w:cs="Arial" w:eastAsia="Arial" w:hAnsi="Arial"/>
+                <w:color w:val="595959"/>
+                <w:sz w:val="14"/>
+                <w:szCs w:val="14"/>
+              </w:rPr>
+              <w:t xml:space="preserve">Search terms: animal nutrition beak morphology</w:t>
+            </w:r>
           </w:p>
         </w:tc>
         <w:tc>
@@ -12861,40 +12825,24 @@
             <w:pPr>
               <w:spacing w:after="20" w:before="0"/>
             </w:pPr>
-            <w:hyperlink w:history="1" r:id="rIdxufgh5awtz2wkbj-tie6b">
-              <w:r>
-                <w:rPr>
-                  <w:rFonts w:ascii="Arial" w:cs="Arial" w:eastAsia="Arial" w:hAnsi="Arial"/>
-                  <w:color w:val="2E75B6"/>
-                  <w:sz w:val="16"/>
-                  <w:szCs w:val="16"/>
-                  <w:u w:val="single" w:color="2E75B6"/>
-                </w:rPr>
-                <w:t xml:space="preserve">Watch Me</w:t>
-              </w:r>
-            </w:hyperlink>
+            <w:r>
+              <w:rPr>
+                <w:rFonts w:ascii="Arial" w:cs="Arial" w:eastAsia="Arial" w:hAnsi="Arial"/>
+                <w:i/>
+                <w:iCs/>
+                <w:color w:val="595959"/>
+                <w:sz w:val="16"/>
+                <w:szCs w:val="16"/>
+              </w:rPr>
+              <w:t xml:space="preserve">No closely matching video in the ARES library for this activity.</w:t>
+            </w:r>
           </w:p>
           <w:p>
             <w:pPr>
               <w:spacing w:after="10" w:before="0"/>
               <w:ind w:left="120"/>
             </w:pPr>
-            <w:r>
-              <w:rPr>
-                <w:rFonts w:ascii="Arial" w:cs="Arial" w:eastAsia="Arial" w:hAnsi="Arial"/>
-                <w:color w:val="595959"/>
-                <w:sz w:val="14"/>
-                <w:szCs w:val="14"/>
-              </w:rPr>
-              <w:t xml:space="preserve">Source: TED-Ed Lessons</w:t>
-            </w:r>
-          </w:p>
-          <w:p>
-            <w:pPr>
-              <w:spacing w:after="10" w:before="0"/>
-              <w:ind w:left="120"/>
-            </w:pPr>
-            <w:hyperlink w:history="1" r:id="rId5q2q4ixz5wtkslqvmmvqe">
+            <w:hyperlink w:history="1" r:id="rIdoln-d8rqpvfx7fxbutabq">
               <w:r>
                 <w:rPr>
                   <w:rFonts w:ascii="Arial" w:cs="Arial" w:eastAsia="Arial" w:hAnsi="Arial"/>
@@ -12903,9 +12851,24 @@
                   <w:szCs w:val="14"/>
                   <w:u w:val="single" w:color="595959"/>
                 </w:rPr>
-                <w:t xml:space="preserve">🔍 Search ARES for similar videos</w:t>
+                <w:t xml:space="preserve">🔍 Search ARES for videos</w:t>
               </w:r>
             </w:hyperlink>
+          </w:p>
+          <w:p>
+            <w:pPr>
+              <w:spacing w:after="10" w:before="0"/>
+              <w:ind w:left="120"/>
+            </w:pPr>
+            <w:r>
+              <w:rPr>
+                <w:rFonts w:ascii="Arial" w:cs="Arial" w:eastAsia="Arial" w:hAnsi="Arial"/>
+                <w:color w:val="595959"/>
+                <w:sz w:val="14"/>
+                <w:szCs w:val="14"/>
+              </w:rPr>
+              <w:t xml:space="preserve">Search terms: animal nutrition beak morphology</w:t>
+            </w:r>
           </w:p>
           <w:p>
             <w:pPr>
@@ -12932,47 +12895,31 @@
                 <w:sz w:val="16"/>
                 <w:szCs w:val="16"/>
               </w:rPr>
-              <w:t xml:space="preserve">📖 PDF:</w:t>
+              <w:t xml:space="preserve">📖 READING:</w:t>
             </w:r>
           </w:p>
           <w:p>
             <w:pPr>
               <w:spacing w:after="20" w:before="0"/>
             </w:pPr>
-            <w:hyperlink w:history="1" r:id="rIdkp66mfuni153ucd0zkax7">
-              <w:r>
-                <w:rPr>
-                  <w:rFonts w:ascii="Arial" w:cs="Arial" w:eastAsia="Arial" w:hAnsi="Arial"/>
-                  <w:color w:val="2E75B6"/>
-                  <w:sz w:val="16"/>
-                  <w:szCs w:val="16"/>
-                  <w:u w:val="single" w:color="2E75B6"/>
-                </w:rPr>
-                <w:t xml:space="preserve">Pollination: Saying ..:Handout Plant Morphology</w:t>
-              </w:r>
-            </w:hyperlink>
+            <w:r>
+              <w:rPr>
+                <w:rFonts w:ascii="Arial" w:cs="Arial" w:eastAsia="Arial" w:hAnsi="Arial"/>
+                <w:i/>
+                <w:iCs/>
+                <w:color w:val="595959"/>
+                <w:sz w:val="16"/>
+                <w:szCs w:val="16"/>
+              </w:rPr>
+              <w:t xml:space="preserve">No closely matching reading in the ARES library for this activity.</w:t>
+            </w:r>
           </w:p>
           <w:p>
             <w:pPr>
               <w:spacing w:after="10" w:before="0"/>
               <w:ind w:left="120"/>
             </w:pPr>
-            <w:r>
-              <w:rPr>
-                <w:rFonts w:ascii="Arial" w:cs="Arial" w:eastAsia="Arial" w:hAnsi="Arial"/>
-                <w:color w:val="595959"/>
-                <w:sz w:val="14"/>
-                <w:szCs w:val="14"/>
-              </w:rPr>
-              <w:t xml:space="preserve">Source: MIT Blossoms</w:t>
-            </w:r>
-          </w:p>
-          <w:p>
-            <w:pPr>
-              <w:spacing w:after="10" w:before="0"/>
-              <w:ind w:left="120"/>
-            </w:pPr>
-            <w:hyperlink w:history="1" r:id="rId5hrtbwhcdonrcmai9ywgk">
+            <w:hyperlink w:history="1" r:id="rIdypgenkxws0g5mjebzqs9l">
               <w:r>
                 <w:rPr>
                   <w:rFonts w:ascii="Arial" w:cs="Arial" w:eastAsia="Arial" w:hAnsi="Arial"/>
@@ -12981,9 +12928,24 @@
                   <w:szCs w:val="14"/>
                   <w:u w:val="single" w:color="595959"/>
                 </w:rPr>
-                <w:t xml:space="preserve">🔍 Search ARES for similar readings</w:t>
+                <w:t xml:space="preserve">🔍 Search ARES for readings</w:t>
               </w:r>
             </w:hyperlink>
+          </w:p>
+          <w:p>
+            <w:pPr>
+              <w:spacing w:after="10" w:before="0"/>
+              <w:ind w:left="120"/>
+            </w:pPr>
+            <w:r>
+              <w:rPr>
+                <w:rFonts w:ascii="Arial" w:cs="Arial" w:eastAsia="Arial" w:hAnsi="Arial"/>
+                <w:color w:val="595959"/>
+                <w:sz w:val="14"/>
+                <w:szCs w:val="14"/>
+              </w:rPr>
+              <w:t xml:space="preserve">Search terms: animal nutrition beak morphology</w:t>
+            </w:r>
           </w:p>
         </w:tc>
         <w:tc>
@@ -13167,40 +13129,24 @@
             <w:pPr>
               <w:spacing w:after="20" w:before="0"/>
             </w:pPr>
-            <w:hyperlink w:history="1" r:id="rIdmehjmqimd7zj2l_qzpnbf">
-              <w:r>
-                <w:rPr>
-                  <w:rFonts w:ascii="Arial" w:cs="Arial" w:eastAsia="Arial" w:hAnsi="Arial"/>
-                  <w:color w:val="2E75B6"/>
-                  <w:sz w:val="16"/>
-                  <w:szCs w:val="16"/>
-                  <w:u w:val="single" w:color="2E75B6"/>
-                </w:rPr>
-                <w:t xml:space="preserve">Watch Me</w:t>
-              </w:r>
-            </w:hyperlink>
+            <w:r>
+              <w:rPr>
+                <w:rFonts w:ascii="Arial" w:cs="Arial" w:eastAsia="Arial" w:hAnsi="Arial"/>
+                <w:i/>
+                <w:iCs/>
+                <w:color w:val="595959"/>
+                <w:sz w:val="16"/>
+                <w:szCs w:val="16"/>
+              </w:rPr>
+              <w:t xml:space="preserve">No closely matching video in the ARES library for this activity.</w:t>
+            </w:r>
           </w:p>
           <w:p>
             <w:pPr>
               <w:spacing w:after="10" w:before="0"/>
               <w:ind w:left="120"/>
             </w:pPr>
-            <w:r>
-              <w:rPr>
-                <w:rFonts w:ascii="Arial" w:cs="Arial" w:eastAsia="Arial" w:hAnsi="Arial"/>
-                <w:color w:val="595959"/>
-                <w:sz w:val="14"/>
-                <w:szCs w:val="14"/>
-              </w:rPr>
-              <w:t xml:space="preserve">Source: TED-Ed Lessons</w:t>
-            </w:r>
-          </w:p>
-          <w:p>
-            <w:pPr>
-              <w:spacing w:after="10" w:before="0"/>
-              <w:ind w:left="120"/>
-            </w:pPr>
-            <w:hyperlink w:history="1" r:id="rIdn1i94p7s6jog-qvbgk-dv">
+            <w:hyperlink w:history="1" r:id="rIdhw_a6rtjm-tza8begpkbd">
               <w:r>
                 <w:rPr>
                   <w:rFonts w:ascii="Arial" w:cs="Arial" w:eastAsia="Arial" w:hAnsi="Arial"/>
@@ -13209,9 +13155,24 @@
                   <w:szCs w:val="14"/>
                   <w:u w:val="single" w:color="595959"/>
                 </w:rPr>
-                <w:t xml:space="preserve">🔍 Search ARES for similar videos</w:t>
+                <w:t xml:space="preserve">🔍 Search ARES for videos</w:t>
               </w:r>
             </w:hyperlink>
+          </w:p>
+          <w:p>
+            <w:pPr>
+              <w:spacing w:after="10" w:before="0"/>
+              <w:ind w:left="120"/>
+            </w:pPr>
+            <w:r>
+              <w:rPr>
+                <w:rFonts w:ascii="Arial" w:cs="Arial" w:eastAsia="Arial" w:hAnsi="Arial"/>
+                <w:color w:val="595959"/>
+                <w:sz w:val="14"/>
+                <w:szCs w:val="14"/>
+              </w:rPr>
+              <w:t xml:space="preserve">Search terms: animal nutrition beak morphology</w:t>
+            </w:r>
           </w:p>
           <w:p>
             <w:pPr>
@@ -13238,47 +13199,31 @@
                 <w:sz w:val="16"/>
                 <w:szCs w:val="16"/>
               </w:rPr>
-              <w:t xml:space="preserve">📖 PDF:</w:t>
+              <w:t xml:space="preserve">📖 READING:</w:t>
             </w:r>
           </w:p>
           <w:p>
             <w:pPr>
               <w:spacing w:after="20" w:before="0"/>
             </w:pPr>
-            <w:hyperlink w:history="1" r:id="rIdqxh3w37ziqb2on31jainw">
-              <w:r>
-                <w:rPr>
-                  <w:rFonts w:ascii="Arial" w:cs="Arial" w:eastAsia="Arial" w:hAnsi="Arial"/>
-                  <w:color w:val="2E75B6"/>
-                  <w:sz w:val="16"/>
-                  <w:szCs w:val="16"/>
-                  <w:u w:val="single" w:color="2E75B6"/>
-                </w:rPr>
-                <w:t xml:space="preserve">Pollination: Saying ..:Handout Plant Morphology</w:t>
-              </w:r>
-            </w:hyperlink>
+            <w:r>
+              <w:rPr>
+                <w:rFonts w:ascii="Arial" w:cs="Arial" w:eastAsia="Arial" w:hAnsi="Arial"/>
+                <w:i/>
+                <w:iCs/>
+                <w:color w:val="595959"/>
+                <w:sz w:val="16"/>
+                <w:szCs w:val="16"/>
+              </w:rPr>
+              <w:t xml:space="preserve">No closely matching reading in the ARES library for this activity.</w:t>
+            </w:r>
           </w:p>
           <w:p>
             <w:pPr>
               <w:spacing w:after="10" w:before="0"/>
               <w:ind w:left="120"/>
             </w:pPr>
-            <w:r>
-              <w:rPr>
-                <w:rFonts w:ascii="Arial" w:cs="Arial" w:eastAsia="Arial" w:hAnsi="Arial"/>
-                <w:color w:val="595959"/>
-                <w:sz w:val="14"/>
-                <w:szCs w:val="14"/>
-              </w:rPr>
-              <w:t xml:space="preserve">Source: MIT Blossoms</w:t>
-            </w:r>
-          </w:p>
-          <w:p>
-            <w:pPr>
-              <w:spacing w:after="10" w:before="0"/>
-              <w:ind w:left="120"/>
-            </w:pPr>
-            <w:hyperlink w:history="1" r:id="rId68xfbmm6c1pezrrt_rrny">
+            <w:hyperlink w:history="1" r:id="rIdqdrwpfbbordwp-cdcugtn">
               <w:r>
                 <w:rPr>
                   <w:rFonts w:ascii="Arial" w:cs="Arial" w:eastAsia="Arial" w:hAnsi="Arial"/>
@@ -13287,9 +13232,24 @@
                   <w:szCs w:val="14"/>
                   <w:u w:val="single" w:color="595959"/>
                 </w:rPr>
-                <w:t xml:space="preserve">🔍 Search ARES for similar readings</w:t>
+                <w:t xml:space="preserve">🔍 Search ARES for readings</w:t>
               </w:r>
             </w:hyperlink>
+          </w:p>
+          <w:p>
+            <w:pPr>
+              <w:spacing w:after="10" w:before="0"/>
+              <w:ind w:left="120"/>
+            </w:pPr>
+            <w:r>
+              <w:rPr>
+                <w:rFonts w:ascii="Arial" w:cs="Arial" w:eastAsia="Arial" w:hAnsi="Arial"/>
+                <w:color w:val="595959"/>
+                <w:sz w:val="14"/>
+                <w:szCs w:val="14"/>
+              </w:rPr>
+              <w:t xml:space="preserve">Search terms: animal nutrition beak morphology</w:t>
+            </w:r>
           </w:p>
         </w:tc>
         <w:tc>
@@ -14765,40 +14725,24 @@
             <w:pPr>
               <w:spacing w:after="20" w:before="0"/>
             </w:pPr>
-            <w:hyperlink w:history="1" r:id="rId1drkrl7erpn8o9np66yzs">
-              <w:r>
-                <w:rPr>
-                  <w:rFonts w:ascii="Arial" w:cs="Arial" w:eastAsia="Arial" w:hAnsi="Arial"/>
-                  <w:color w:val="2E75B6"/>
-                  <w:sz w:val="16"/>
-                  <w:szCs w:val="16"/>
-                  <w:u w:val="single" w:color="2E75B6"/>
-                </w:rPr>
-                <w:t xml:space="preserve">Human Nutrition - Example 1</w:t>
-              </w:r>
-            </w:hyperlink>
+            <w:r>
+              <w:rPr>
+                <w:rFonts w:ascii="Arial" w:cs="Arial" w:eastAsia="Arial" w:hAnsi="Arial"/>
+                <w:i/>
+                <w:iCs/>
+                <w:color w:val="595959"/>
+                <w:sz w:val="16"/>
+                <w:szCs w:val="16"/>
+              </w:rPr>
+              <w:t xml:space="preserve">No closely matching video in the ARES library for this activity.</w:t>
+            </w:r>
           </w:p>
           <w:p>
             <w:pPr>
               <w:spacing w:after="10" w:before="0"/>
               <w:ind w:left="120"/>
             </w:pPr>
-            <w:r>
-              <w:rPr>
-                <w:rFonts w:ascii="Arial" w:cs="Arial" w:eastAsia="Arial" w:hAnsi="Arial"/>
-                <w:color w:val="595959"/>
-                <w:sz w:val="14"/>
-                <w:szCs w:val="14"/>
-              </w:rPr>
-              <w:t xml:space="preserve">Source: CK-12</w:t>
-            </w:r>
-          </w:p>
-          <w:p>
-            <w:pPr>
-              <w:spacing w:after="10" w:before="0"/>
-              <w:ind w:left="120"/>
-            </w:pPr>
-            <w:hyperlink w:history="1" r:id="rIdjqjosuogkv_cjqh2lutoo">
+            <w:hyperlink w:history="1" r:id="rIdd8bhikdtvqmlsdqgqzc4i">
               <w:r>
                 <w:rPr>
                   <w:rFonts w:ascii="Arial" w:cs="Arial" w:eastAsia="Arial" w:hAnsi="Arial"/>
@@ -14807,9 +14751,24 @@
                   <w:szCs w:val="14"/>
                   <w:u w:val="single" w:color="595959"/>
                 </w:rPr>
-                <w:t xml:space="preserve">🔍 Search ARES for similar videos</w:t>
+                <w:t xml:space="preserve">🔍 Search ARES for videos</w:t>
               </w:r>
             </w:hyperlink>
+          </w:p>
+          <w:p>
+            <w:pPr>
+              <w:spacing w:after="10" w:before="0"/>
+              <w:ind w:left="120"/>
+            </w:pPr>
+            <w:r>
+              <w:rPr>
+                <w:rFonts w:ascii="Arial" w:cs="Arial" w:eastAsia="Arial" w:hAnsi="Arial"/>
+                <w:color w:val="595959"/>
+                <w:sz w:val="14"/>
+                <w:szCs w:val="14"/>
+              </w:rPr>
+              <w:t xml:space="preserve">Search terms: animal nutrition beak morphology</w:t>
+            </w:r>
           </w:p>
           <w:p>
             <w:pPr>
@@ -14836,47 +14795,31 @@
                 <w:sz w:val="16"/>
                 <w:szCs w:val="16"/>
               </w:rPr>
-              <w:t xml:space="preserve">📖 HTML:</w:t>
+              <w:t xml:space="preserve">📖 READING:</w:t>
             </w:r>
           </w:p>
           <w:p>
             <w:pPr>
               <w:spacing w:after="20" w:before="0"/>
             </w:pPr>
-            <w:hyperlink w:history="1" r:id="rIdaky4iegr5igspokcst9uy">
-              <w:r>
-                <w:rPr>
-                  <w:rFonts w:ascii="Arial" w:cs="Arial" w:eastAsia="Arial" w:hAnsi="Arial"/>
-                  <w:color w:val="2E75B6"/>
-                  <w:sz w:val="16"/>
-                  <w:szCs w:val="16"/>
-                  <w:u w:val="single" w:color="2E75B6"/>
-                </w:rPr>
-                <w:t xml:space="preserve">Animal-like Protists (Flexbook)</w:t>
-              </w:r>
-            </w:hyperlink>
+            <w:r>
+              <w:rPr>
+                <w:rFonts w:ascii="Arial" w:cs="Arial" w:eastAsia="Arial" w:hAnsi="Arial"/>
+                <w:i/>
+                <w:iCs/>
+                <w:color w:val="595959"/>
+                <w:sz w:val="16"/>
+                <w:szCs w:val="16"/>
+              </w:rPr>
+              <w:t xml:space="preserve">No closely matching reading in the ARES library for this activity.</w:t>
+            </w:r>
           </w:p>
           <w:p>
             <w:pPr>
               <w:spacing w:after="10" w:before="0"/>
               <w:ind w:left="120"/>
             </w:pPr>
-            <w:r>
-              <w:rPr>
-                <w:rFonts w:ascii="Arial" w:cs="Arial" w:eastAsia="Arial" w:hAnsi="Arial"/>
-                <w:color w:val="595959"/>
-                <w:sz w:val="14"/>
-                <w:szCs w:val="14"/>
-              </w:rPr>
-              <w:t xml:space="preserve">Source: CK-12</w:t>
-            </w:r>
-          </w:p>
-          <w:p>
-            <w:pPr>
-              <w:spacing w:after="10" w:before="0"/>
-              <w:ind w:left="120"/>
-            </w:pPr>
-            <w:hyperlink w:history="1" r:id="rIdbclf3xif9da2encfiacex">
+            <w:hyperlink w:history="1" r:id="rId3phalqy63onlof_ykains">
               <w:r>
                 <w:rPr>
                   <w:rFonts w:ascii="Arial" w:cs="Arial" w:eastAsia="Arial" w:hAnsi="Arial"/>
@@ -14885,9 +14828,24 @@
                   <w:szCs w:val="14"/>
                   <w:u w:val="single" w:color="595959"/>
                 </w:rPr>
-                <w:t xml:space="preserve">🔍 Search ARES for similar readings</w:t>
+                <w:t xml:space="preserve">🔍 Search ARES for readings</w:t>
               </w:r>
             </w:hyperlink>
+          </w:p>
+          <w:p>
+            <w:pPr>
+              <w:spacing w:after="10" w:before="0"/>
+              <w:ind w:left="120"/>
+            </w:pPr>
+            <w:r>
+              <w:rPr>
+                <w:rFonts w:ascii="Arial" w:cs="Arial" w:eastAsia="Arial" w:hAnsi="Arial"/>
+                <w:color w:val="595959"/>
+                <w:sz w:val="14"/>
+                <w:szCs w:val="14"/>
+              </w:rPr>
+              <w:t xml:space="preserve">Search terms: animal nutrition beak morphology</w:t>
+            </w:r>
           </w:p>
         </w:tc>
         <w:tc>
@@ -15071,40 +15029,24 @@
             <w:pPr>
               <w:spacing w:after="20" w:before="0"/>
             </w:pPr>
-            <w:hyperlink w:history="1" r:id="rId-1anurs4k0ocxr-5ay-el">
-              <w:r>
-                <w:rPr>
-                  <w:rFonts w:ascii="Arial" w:cs="Arial" w:eastAsia="Arial" w:hAnsi="Arial"/>
-                  <w:color w:val="2E75B6"/>
-                  <w:sz w:val="16"/>
-                  <w:szCs w:val="16"/>
-                  <w:u w:val="single" w:color="2E75B6"/>
-                </w:rPr>
-                <w:t xml:space="preserve">Human Nutrition - Example 1</w:t>
-              </w:r>
-            </w:hyperlink>
+            <w:r>
+              <w:rPr>
+                <w:rFonts w:ascii="Arial" w:cs="Arial" w:eastAsia="Arial" w:hAnsi="Arial"/>
+                <w:i/>
+                <w:iCs/>
+                <w:color w:val="595959"/>
+                <w:sz w:val="16"/>
+                <w:szCs w:val="16"/>
+              </w:rPr>
+              <w:t xml:space="preserve">No closely matching video in the ARES library for this activity.</w:t>
+            </w:r>
           </w:p>
           <w:p>
             <w:pPr>
               <w:spacing w:after="10" w:before="0"/>
               <w:ind w:left="120"/>
             </w:pPr>
-            <w:r>
-              <w:rPr>
-                <w:rFonts w:ascii="Arial" w:cs="Arial" w:eastAsia="Arial" w:hAnsi="Arial"/>
-                <w:color w:val="595959"/>
-                <w:sz w:val="14"/>
-                <w:szCs w:val="14"/>
-              </w:rPr>
-              <w:t xml:space="preserve">Source: CK-12</w:t>
-            </w:r>
-          </w:p>
-          <w:p>
-            <w:pPr>
-              <w:spacing w:after="10" w:before="0"/>
-              <w:ind w:left="120"/>
-            </w:pPr>
-            <w:hyperlink w:history="1" r:id="rIdgsldocbvnygli8ujpe6jq">
+            <w:hyperlink w:history="1" r:id="rId_8kion-spu3i57usetk7z">
               <w:r>
                 <w:rPr>
                   <w:rFonts w:ascii="Arial" w:cs="Arial" w:eastAsia="Arial" w:hAnsi="Arial"/>
@@ -15113,9 +15055,24 @@
                   <w:szCs w:val="14"/>
                   <w:u w:val="single" w:color="595959"/>
                 </w:rPr>
-                <w:t xml:space="preserve">🔍 Search ARES for similar videos</w:t>
+                <w:t xml:space="preserve">🔍 Search ARES for videos</w:t>
               </w:r>
             </w:hyperlink>
+          </w:p>
+          <w:p>
+            <w:pPr>
+              <w:spacing w:after="10" w:before="0"/>
+              <w:ind w:left="120"/>
+            </w:pPr>
+            <w:r>
+              <w:rPr>
+                <w:rFonts w:ascii="Arial" w:cs="Arial" w:eastAsia="Arial" w:hAnsi="Arial"/>
+                <w:color w:val="595959"/>
+                <w:sz w:val="14"/>
+                <w:szCs w:val="14"/>
+              </w:rPr>
+              <w:t xml:space="preserve">Search terms: animal nutrition beak morphology</w:t>
+            </w:r>
           </w:p>
           <w:p>
             <w:pPr>
@@ -15142,47 +15099,31 @@
                 <w:sz w:val="16"/>
                 <w:szCs w:val="16"/>
               </w:rPr>
-              <w:t xml:space="preserve">📖 HTML:</w:t>
+              <w:t xml:space="preserve">📖 READING:</w:t>
             </w:r>
           </w:p>
           <w:p>
             <w:pPr>
               <w:spacing w:after="20" w:before="0"/>
             </w:pPr>
-            <w:hyperlink w:history="1" r:id="rIdjlit2un9by1mi5lwifw-g">
-              <w:r>
-                <w:rPr>
-                  <w:rFonts w:ascii="Arial" w:cs="Arial" w:eastAsia="Arial" w:hAnsi="Arial"/>
-                  <w:color w:val="2E75B6"/>
-                  <w:sz w:val="16"/>
-                  <w:szCs w:val="16"/>
-                  <w:u w:val="single" w:color="2E75B6"/>
-                </w:rPr>
-                <w:t xml:space="preserve">Animal-like Protists (Flexbook)</w:t>
-              </w:r>
-            </w:hyperlink>
+            <w:r>
+              <w:rPr>
+                <w:rFonts w:ascii="Arial" w:cs="Arial" w:eastAsia="Arial" w:hAnsi="Arial"/>
+                <w:i/>
+                <w:iCs/>
+                <w:color w:val="595959"/>
+                <w:sz w:val="16"/>
+                <w:szCs w:val="16"/>
+              </w:rPr>
+              <w:t xml:space="preserve">No closely matching reading in the ARES library for this activity.</w:t>
+            </w:r>
           </w:p>
           <w:p>
             <w:pPr>
               <w:spacing w:after="10" w:before="0"/>
               <w:ind w:left="120"/>
             </w:pPr>
-            <w:r>
-              <w:rPr>
-                <w:rFonts w:ascii="Arial" w:cs="Arial" w:eastAsia="Arial" w:hAnsi="Arial"/>
-                <w:color w:val="595959"/>
-                <w:sz w:val="14"/>
-                <w:szCs w:val="14"/>
-              </w:rPr>
-              <w:t xml:space="preserve">Source: CK-12</w:t>
-            </w:r>
-          </w:p>
-          <w:p>
-            <w:pPr>
-              <w:spacing w:after="10" w:before="0"/>
-              <w:ind w:left="120"/>
-            </w:pPr>
-            <w:hyperlink w:history="1" r:id="rIdbndse26oklhpmlkajpcr-">
+            <w:hyperlink w:history="1" r:id="rIds1uanxmu14fgrmo7a8_rv">
               <w:r>
                 <w:rPr>
                   <w:rFonts w:ascii="Arial" w:cs="Arial" w:eastAsia="Arial" w:hAnsi="Arial"/>
@@ -15191,9 +15132,24 @@
                   <w:szCs w:val="14"/>
                   <w:u w:val="single" w:color="595959"/>
                 </w:rPr>
-                <w:t xml:space="preserve">🔍 Search ARES for similar readings</w:t>
+                <w:t xml:space="preserve">🔍 Search ARES for readings</w:t>
               </w:r>
             </w:hyperlink>
+          </w:p>
+          <w:p>
+            <w:pPr>
+              <w:spacing w:after="10" w:before="0"/>
+              <w:ind w:left="120"/>
+            </w:pPr>
+            <w:r>
+              <w:rPr>
+                <w:rFonts w:ascii="Arial" w:cs="Arial" w:eastAsia="Arial" w:hAnsi="Arial"/>
+                <w:color w:val="595959"/>
+                <w:sz w:val="14"/>
+                <w:szCs w:val="14"/>
+              </w:rPr>
+              <w:t xml:space="preserve">Search terms: animal nutrition beak morphology</w:t>
+            </w:r>
           </w:p>
         </w:tc>
         <w:tc>
@@ -15377,40 +15333,24 @@
             <w:pPr>
               <w:spacing w:after="20" w:before="0"/>
             </w:pPr>
-            <w:hyperlink w:history="1" r:id="rIduyu3kayav0jssgjnx2tcx">
-              <w:r>
-                <w:rPr>
-                  <w:rFonts w:ascii="Arial" w:cs="Arial" w:eastAsia="Arial" w:hAnsi="Arial"/>
-                  <w:color w:val="2E75B6"/>
-                  <w:sz w:val="16"/>
-                  <w:szCs w:val="16"/>
-                  <w:u w:val="single" w:color="2E75B6"/>
-                </w:rPr>
-                <w:t xml:space="preserve">Human Nutrition - Example 1</w:t>
-              </w:r>
-            </w:hyperlink>
+            <w:r>
+              <w:rPr>
+                <w:rFonts w:ascii="Arial" w:cs="Arial" w:eastAsia="Arial" w:hAnsi="Arial"/>
+                <w:i/>
+                <w:iCs/>
+                <w:color w:val="595959"/>
+                <w:sz w:val="16"/>
+                <w:szCs w:val="16"/>
+              </w:rPr>
+              <w:t xml:space="preserve">No closely matching video in the ARES library for this activity.</w:t>
+            </w:r>
           </w:p>
           <w:p>
             <w:pPr>
               <w:spacing w:after="10" w:before="0"/>
               <w:ind w:left="120"/>
             </w:pPr>
-            <w:r>
-              <w:rPr>
-                <w:rFonts w:ascii="Arial" w:cs="Arial" w:eastAsia="Arial" w:hAnsi="Arial"/>
-                <w:color w:val="595959"/>
-                <w:sz w:val="14"/>
-                <w:szCs w:val="14"/>
-              </w:rPr>
-              <w:t xml:space="preserve">Source: CK-12</w:t>
-            </w:r>
-          </w:p>
-          <w:p>
-            <w:pPr>
-              <w:spacing w:after="10" w:before="0"/>
-              <w:ind w:left="120"/>
-            </w:pPr>
-            <w:hyperlink w:history="1" r:id="rIdvtio0baqunc0l8jm5w0wk">
+            <w:hyperlink w:history="1" r:id="rIdovybyzcxvhpwntln0cf9z">
               <w:r>
                 <w:rPr>
                   <w:rFonts w:ascii="Arial" w:cs="Arial" w:eastAsia="Arial" w:hAnsi="Arial"/>
@@ -15419,9 +15359,24 @@
                   <w:szCs w:val="14"/>
                   <w:u w:val="single" w:color="595959"/>
                 </w:rPr>
-                <w:t xml:space="preserve">🔍 Search ARES for similar videos</w:t>
+                <w:t xml:space="preserve">🔍 Search ARES for videos</w:t>
               </w:r>
             </w:hyperlink>
+          </w:p>
+          <w:p>
+            <w:pPr>
+              <w:spacing w:after="10" w:before="0"/>
+              <w:ind w:left="120"/>
+            </w:pPr>
+            <w:r>
+              <w:rPr>
+                <w:rFonts w:ascii="Arial" w:cs="Arial" w:eastAsia="Arial" w:hAnsi="Arial"/>
+                <w:color w:val="595959"/>
+                <w:sz w:val="14"/>
+                <w:szCs w:val="14"/>
+              </w:rPr>
+              <w:t xml:space="preserve">Search terms: animal nutrition beak morphology</w:t>
+            </w:r>
           </w:p>
           <w:p>
             <w:pPr>
@@ -15448,47 +15403,31 @@
                 <w:sz w:val="16"/>
                 <w:szCs w:val="16"/>
               </w:rPr>
-              <w:t xml:space="preserve">📖 HTML:</w:t>
+              <w:t xml:space="preserve">📖 READING:</w:t>
             </w:r>
           </w:p>
           <w:p>
             <w:pPr>
               <w:spacing w:after="20" w:before="0"/>
             </w:pPr>
-            <w:hyperlink w:history="1" r:id="rIdtbtscuhysamxop6gll5xr">
-              <w:r>
-                <w:rPr>
-                  <w:rFonts w:ascii="Arial" w:cs="Arial" w:eastAsia="Arial" w:hAnsi="Arial"/>
-                  <w:color w:val="2E75B6"/>
-                  <w:sz w:val="16"/>
-                  <w:szCs w:val="16"/>
-                  <w:u w:val="single" w:color="2E75B6"/>
-                </w:rPr>
-                <w:t xml:space="preserve">Animal-like Protists (Flexbook)</w:t>
-              </w:r>
-            </w:hyperlink>
+            <w:r>
+              <w:rPr>
+                <w:rFonts w:ascii="Arial" w:cs="Arial" w:eastAsia="Arial" w:hAnsi="Arial"/>
+                <w:i/>
+                <w:iCs/>
+                <w:color w:val="595959"/>
+                <w:sz w:val="16"/>
+                <w:szCs w:val="16"/>
+              </w:rPr>
+              <w:t xml:space="preserve">No closely matching reading in the ARES library for this activity.</w:t>
+            </w:r>
           </w:p>
           <w:p>
             <w:pPr>
               <w:spacing w:after="10" w:before="0"/>
               <w:ind w:left="120"/>
             </w:pPr>
-            <w:r>
-              <w:rPr>
-                <w:rFonts w:ascii="Arial" w:cs="Arial" w:eastAsia="Arial" w:hAnsi="Arial"/>
-                <w:color w:val="595959"/>
-                <w:sz w:val="14"/>
-                <w:szCs w:val="14"/>
-              </w:rPr>
-              <w:t xml:space="preserve">Source: CK-12</w:t>
-            </w:r>
-          </w:p>
-          <w:p>
-            <w:pPr>
-              <w:spacing w:after="10" w:before="0"/>
-              <w:ind w:left="120"/>
-            </w:pPr>
-            <w:hyperlink w:history="1" r:id="rIdvczzqttnxihlomhy-vs-e">
+            <w:hyperlink w:history="1" r:id="rId77375wgvkdygxk98yuecu">
               <w:r>
                 <w:rPr>
                   <w:rFonts w:ascii="Arial" w:cs="Arial" w:eastAsia="Arial" w:hAnsi="Arial"/>
@@ -15497,9 +15436,24 @@
                   <w:szCs w:val="14"/>
                   <w:u w:val="single" w:color="595959"/>
                 </w:rPr>
-                <w:t xml:space="preserve">🔍 Search ARES for similar readings</w:t>
+                <w:t xml:space="preserve">🔍 Search ARES for readings</w:t>
               </w:r>
             </w:hyperlink>
+          </w:p>
+          <w:p>
+            <w:pPr>
+              <w:spacing w:after="10" w:before="0"/>
+              <w:ind w:left="120"/>
+            </w:pPr>
+            <w:r>
+              <w:rPr>
+                <w:rFonts w:ascii="Arial" w:cs="Arial" w:eastAsia="Arial" w:hAnsi="Arial"/>
+                <w:color w:val="595959"/>
+                <w:sz w:val="14"/>
+                <w:szCs w:val="14"/>
+              </w:rPr>
+              <w:t xml:space="preserve">Search terms: animal nutrition beak morphology</w:t>
+            </w:r>
           </w:p>
         </w:tc>
         <w:tc>
@@ -15683,40 +15637,24 @@
             <w:pPr>
               <w:spacing w:after="20" w:before="0"/>
             </w:pPr>
-            <w:hyperlink w:history="1" r:id="rIdelcaayngmktx5mdh4d6wb">
-              <w:r>
-                <w:rPr>
-                  <w:rFonts w:ascii="Arial" w:cs="Arial" w:eastAsia="Arial" w:hAnsi="Arial"/>
-                  <w:color w:val="2E75B6"/>
-                  <w:sz w:val="16"/>
-                  <w:szCs w:val="16"/>
-                  <w:u w:val="single" w:color="2E75B6"/>
-                </w:rPr>
-                <w:t xml:space="preserve">Human Nutrition - Example 1</w:t>
-              </w:r>
-            </w:hyperlink>
+            <w:r>
+              <w:rPr>
+                <w:rFonts w:ascii="Arial" w:cs="Arial" w:eastAsia="Arial" w:hAnsi="Arial"/>
+                <w:i/>
+                <w:iCs/>
+                <w:color w:val="595959"/>
+                <w:sz w:val="16"/>
+                <w:szCs w:val="16"/>
+              </w:rPr>
+              <w:t xml:space="preserve">No closely matching video in the ARES library for this activity.</w:t>
+            </w:r>
           </w:p>
           <w:p>
             <w:pPr>
               <w:spacing w:after="10" w:before="0"/>
               <w:ind w:left="120"/>
             </w:pPr>
-            <w:r>
-              <w:rPr>
-                <w:rFonts w:ascii="Arial" w:cs="Arial" w:eastAsia="Arial" w:hAnsi="Arial"/>
-                <w:color w:val="595959"/>
-                <w:sz w:val="14"/>
-                <w:szCs w:val="14"/>
-              </w:rPr>
-              <w:t xml:space="preserve">Source: CK-12</w:t>
-            </w:r>
-          </w:p>
-          <w:p>
-            <w:pPr>
-              <w:spacing w:after="10" w:before="0"/>
-              <w:ind w:left="120"/>
-            </w:pPr>
-            <w:hyperlink w:history="1" r:id="rIdhoosy6zppui8vinuikgxd">
+            <w:hyperlink w:history="1" r:id="rIdxusct50eest8ikqdzfqqd">
               <w:r>
                 <w:rPr>
                   <w:rFonts w:ascii="Arial" w:cs="Arial" w:eastAsia="Arial" w:hAnsi="Arial"/>
@@ -15725,9 +15663,24 @@
                   <w:szCs w:val="14"/>
                   <w:u w:val="single" w:color="595959"/>
                 </w:rPr>
-                <w:t xml:space="preserve">🔍 Search ARES for similar videos</w:t>
+                <w:t xml:space="preserve">🔍 Search ARES for videos</w:t>
               </w:r>
             </w:hyperlink>
+          </w:p>
+          <w:p>
+            <w:pPr>
+              <w:spacing w:after="10" w:before="0"/>
+              <w:ind w:left="120"/>
+            </w:pPr>
+            <w:r>
+              <w:rPr>
+                <w:rFonts w:ascii="Arial" w:cs="Arial" w:eastAsia="Arial" w:hAnsi="Arial"/>
+                <w:color w:val="595959"/>
+                <w:sz w:val="14"/>
+                <w:szCs w:val="14"/>
+              </w:rPr>
+              <w:t xml:space="preserve">Search terms: animal nutrition beak morphology</w:t>
+            </w:r>
           </w:p>
           <w:p>
             <w:pPr>
@@ -15754,47 +15707,31 @@
                 <w:sz w:val="16"/>
                 <w:szCs w:val="16"/>
               </w:rPr>
-              <w:t xml:space="preserve">📖 HTML:</w:t>
+              <w:t xml:space="preserve">📖 READING:</w:t>
             </w:r>
           </w:p>
           <w:p>
             <w:pPr>
               <w:spacing w:after="20" w:before="0"/>
             </w:pPr>
-            <w:hyperlink w:history="1" r:id="rIdwpqju7ceiizygibm_59kl">
-              <w:r>
-                <w:rPr>
-                  <w:rFonts w:ascii="Arial" w:cs="Arial" w:eastAsia="Arial" w:hAnsi="Arial"/>
-                  <w:color w:val="2E75B6"/>
-                  <w:sz w:val="16"/>
-                  <w:szCs w:val="16"/>
-                  <w:u w:val="single" w:color="2E75B6"/>
-                </w:rPr>
-                <w:t xml:space="preserve">Animal-like Protists (Flexbook)</w:t>
-              </w:r>
-            </w:hyperlink>
+            <w:r>
+              <w:rPr>
+                <w:rFonts w:ascii="Arial" w:cs="Arial" w:eastAsia="Arial" w:hAnsi="Arial"/>
+                <w:i/>
+                <w:iCs/>
+                <w:color w:val="595959"/>
+                <w:sz w:val="16"/>
+                <w:szCs w:val="16"/>
+              </w:rPr>
+              <w:t xml:space="preserve">No closely matching reading in the ARES library for this activity.</w:t>
+            </w:r>
           </w:p>
           <w:p>
             <w:pPr>
               <w:spacing w:after="10" w:before="0"/>
               <w:ind w:left="120"/>
             </w:pPr>
-            <w:r>
-              <w:rPr>
-                <w:rFonts w:ascii="Arial" w:cs="Arial" w:eastAsia="Arial" w:hAnsi="Arial"/>
-                <w:color w:val="595959"/>
-                <w:sz w:val="14"/>
-                <w:szCs w:val="14"/>
-              </w:rPr>
-              <w:t xml:space="preserve">Source: CK-12</w:t>
-            </w:r>
-          </w:p>
-          <w:p>
-            <w:pPr>
-              <w:spacing w:after="10" w:before="0"/>
-              <w:ind w:left="120"/>
-            </w:pPr>
-            <w:hyperlink w:history="1" r:id="rIdqbpb_7sahprv1nontdikn">
+            <w:hyperlink w:history="1" r:id="rIdnri1ycgdhdqnxnxdxr0p5">
               <w:r>
                 <w:rPr>
                   <w:rFonts w:ascii="Arial" w:cs="Arial" w:eastAsia="Arial" w:hAnsi="Arial"/>
@@ -15803,9 +15740,24 @@
                   <w:szCs w:val="14"/>
                   <w:u w:val="single" w:color="595959"/>
                 </w:rPr>
-                <w:t xml:space="preserve">🔍 Search ARES for similar readings</w:t>
+                <w:t xml:space="preserve">🔍 Search ARES for readings</w:t>
               </w:r>
             </w:hyperlink>
+          </w:p>
+          <w:p>
+            <w:pPr>
+              <w:spacing w:after="10" w:before="0"/>
+              <w:ind w:left="120"/>
+            </w:pPr>
+            <w:r>
+              <w:rPr>
+                <w:rFonts w:ascii="Arial" w:cs="Arial" w:eastAsia="Arial" w:hAnsi="Arial"/>
+                <w:color w:val="595959"/>
+                <w:sz w:val="14"/>
+                <w:szCs w:val="14"/>
+              </w:rPr>
+              <w:t xml:space="preserve">Search terms: animal nutrition beak morphology</w:t>
+            </w:r>
           </w:p>
         </w:tc>
         <w:tc>
@@ -15989,40 +15941,24 @@
             <w:pPr>
               <w:spacing w:after="20" w:before="0"/>
             </w:pPr>
-            <w:hyperlink w:history="1" r:id="rIddtyi8zagrdhh5stiiz_wx">
-              <w:r>
-                <w:rPr>
-                  <w:rFonts w:ascii="Arial" w:cs="Arial" w:eastAsia="Arial" w:hAnsi="Arial"/>
-                  <w:color w:val="2E75B6"/>
-                  <w:sz w:val="16"/>
-                  <w:szCs w:val="16"/>
-                  <w:u w:val="single" w:color="2E75B6"/>
-                </w:rPr>
-                <w:t xml:space="preserve">Human Nutrition - Example 1</w:t>
-              </w:r>
-            </w:hyperlink>
+            <w:r>
+              <w:rPr>
+                <w:rFonts w:ascii="Arial" w:cs="Arial" w:eastAsia="Arial" w:hAnsi="Arial"/>
+                <w:i/>
+                <w:iCs/>
+                <w:color w:val="595959"/>
+                <w:sz w:val="16"/>
+                <w:szCs w:val="16"/>
+              </w:rPr>
+              <w:t xml:space="preserve">No closely matching video in the ARES library for this activity.</w:t>
+            </w:r>
           </w:p>
           <w:p>
             <w:pPr>
               <w:spacing w:after="10" w:before="0"/>
               <w:ind w:left="120"/>
             </w:pPr>
-            <w:r>
-              <w:rPr>
-                <w:rFonts w:ascii="Arial" w:cs="Arial" w:eastAsia="Arial" w:hAnsi="Arial"/>
-                <w:color w:val="595959"/>
-                <w:sz w:val="14"/>
-                <w:szCs w:val="14"/>
-              </w:rPr>
-              <w:t xml:space="preserve">Source: CK-12</w:t>
-            </w:r>
-          </w:p>
-          <w:p>
-            <w:pPr>
-              <w:spacing w:after="10" w:before="0"/>
-              <w:ind w:left="120"/>
-            </w:pPr>
-            <w:hyperlink w:history="1" r:id="rIddut4wjud2i7zb02ovfoey">
+            <w:hyperlink w:history="1" r:id="rIdrrsvwiqgy8_r7bkhb19fx">
               <w:r>
                 <w:rPr>
                   <w:rFonts w:ascii="Arial" w:cs="Arial" w:eastAsia="Arial" w:hAnsi="Arial"/>
@@ -16031,9 +15967,24 @@
                   <w:szCs w:val="14"/>
                   <w:u w:val="single" w:color="595959"/>
                 </w:rPr>
-                <w:t xml:space="preserve">🔍 Search ARES for similar videos</w:t>
+                <w:t xml:space="preserve">🔍 Search ARES for videos</w:t>
               </w:r>
             </w:hyperlink>
+          </w:p>
+          <w:p>
+            <w:pPr>
+              <w:spacing w:after="10" w:before="0"/>
+              <w:ind w:left="120"/>
+            </w:pPr>
+            <w:r>
+              <w:rPr>
+                <w:rFonts w:ascii="Arial" w:cs="Arial" w:eastAsia="Arial" w:hAnsi="Arial"/>
+                <w:color w:val="595959"/>
+                <w:sz w:val="14"/>
+                <w:szCs w:val="14"/>
+              </w:rPr>
+              <w:t xml:space="preserve">Search terms: animal nutrition beak morphology</w:t>
+            </w:r>
           </w:p>
           <w:p>
             <w:pPr>
@@ -16060,47 +16011,31 @@
                 <w:sz w:val="16"/>
                 <w:szCs w:val="16"/>
               </w:rPr>
-              <w:t xml:space="preserve">📖 HTML:</w:t>
+              <w:t xml:space="preserve">📖 READING:</w:t>
             </w:r>
           </w:p>
           <w:p>
             <w:pPr>
               <w:spacing w:after="20" w:before="0"/>
             </w:pPr>
-            <w:hyperlink w:history="1" r:id="rId26jydh_yiiuktp9urveaa">
-              <w:r>
-                <w:rPr>
-                  <w:rFonts w:ascii="Arial" w:cs="Arial" w:eastAsia="Arial" w:hAnsi="Arial"/>
-                  <w:color w:val="2E75B6"/>
-                  <w:sz w:val="16"/>
-                  <w:szCs w:val="16"/>
-                  <w:u w:val="single" w:color="2E75B6"/>
-                </w:rPr>
-                <w:t xml:space="preserve">Animal-like Protists (Flexbook)</w:t>
-              </w:r>
-            </w:hyperlink>
+            <w:r>
+              <w:rPr>
+                <w:rFonts w:ascii="Arial" w:cs="Arial" w:eastAsia="Arial" w:hAnsi="Arial"/>
+                <w:i/>
+                <w:iCs/>
+                <w:color w:val="595959"/>
+                <w:sz w:val="16"/>
+                <w:szCs w:val="16"/>
+              </w:rPr>
+              <w:t xml:space="preserve">No closely matching reading in the ARES library for this activity.</w:t>
+            </w:r>
           </w:p>
           <w:p>
             <w:pPr>
               <w:spacing w:after="10" w:before="0"/>
               <w:ind w:left="120"/>
             </w:pPr>
-            <w:r>
-              <w:rPr>
-                <w:rFonts w:ascii="Arial" w:cs="Arial" w:eastAsia="Arial" w:hAnsi="Arial"/>
-                <w:color w:val="595959"/>
-                <w:sz w:val="14"/>
-                <w:szCs w:val="14"/>
-              </w:rPr>
-              <w:t xml:space="preserve">Source: CK-12</w:t>
-            </w:r>
-          </w:p>
-          <w:p>
-            <w:pPr>
-              <w:spacing w:after="10" w:before="0"/>
-              <w:ind w:left="120"/>
-            </w:pPr>
-            <w:hyperlink w:history="1" r:id="rId6btb7j81lhp1dl2oje3nv">
+            <w:hyperlink w:history="1" r:id="rIdkt_txyhrqts8_bm_dtpir">
               <w:r>
                 <w:rPr>
                   <w:rFonts w:ascii="Arial" w:cs="Arial" w:eastAsia="Arial" w:hAnsi="Arial"/>
@@ -16109,9 +16044,24 @@
                   <w:szCs w:val="14"/>
                   <w:u w:val="single" w:color="595959"/>
                 </w:rPr>
-                <w:t xml:space="preserve">🔍 Search ARES for similar readings</w:t>
+                <w:t xml:space="preserve">🔍 Search ARES for readings</w:t>
               </w:r>
             </w:hyperlink>
+          </w:p>
+          <w:p>
+            <w:pPr>
+              <w:spacing w:after="10" w:before="0"/>
+              <w:ind w:left="120"/>
+            </w:pPr>
+            <w:r>
+              <w:rPr>
+                <w:rFonts w:ascii="Arial" w:cs="Arial" w:eastAsia="Arial" w:hAnsi="Arial"/>
+                <w:color w:val="595959"/>
+                <w:sz w:val="14"/>
+                <w:szCs w:val="14"/>
+              </w:rPr>
+              <w:t xml:space="preserve">Search terms: animal nutrition beak morphology</w:t>
+            </w:r>
           </w:p>
         </w:tc>
         <w:tc>
@@ -17682,40 +17632,24 @@
             <w:pPr>
               <w:spacing w:after="20" w:before="0"/>
             </w:pPr>
-            <w:hyperlink w:history="1" r:id="rIddgjdwt4ued3khvusbhvi2">
-              <w:r>
-                <w:rPr>
-                  <w:rFonts w:ascii="Arial" w:cs="Arial" w:eastAsia="Arial" w:hAnsi="Arial"/>
-                  <w:color w:val="2E75B6"/>
-                  <w:sz w:val="16"/>
-                  <w:szCs w:val="16"/>
-                  <w:u w:val="single" w:color="2E75B6"/>
-                </w:rPr>
-                <w:t xml:space="preserve">Rate law and reaction order</w:t>
-              </w:r>
-            </w:hyperlink>
+            <w:r>
+              <w:rPr>
+                <w:rFonts w:ascii="Arial" w:cs="Arial" w:eastAsia="Arial" w:hAnsi="Arial"/>
+                <w:i/>
+                <w:iCs/>
+                <w:color w:val="595959"/>
+                <w:sz w:val="16"/>
+                <w:szCs w:val="16"/>
+              </w:rPr>
+              <w:t xml:space="preserve">No closely matching video in the ARES library for this activity.</w:t>
+            </w:r>
           </w:p>
           <w:p>
             <w:pPr>
               <w:spacing w:after="10" w:before="0"/>
               <w:ind w:left="120"/>
             </w:pPr>
-            <w:r>
-              <w:rPr>
-                <w:rFonts w:ascii="Arial" w:cs="Arial" w:eastAsia="Arial" w:hAnsi="Arial"/>
-                <w:color w:val="595959"/>
-                <w:sz w:val="14"/>
-                <w:szCs w:val="14"/>
-              </w:rPr>
-              <w:t xml:space="preserve">Source: Khan Academy (English - US curriculum)</w:t>
-            </w:r>
-          </w:p>
-          <w:p>
-            <w:pPr>
-              <w:spacing w:after="10" w:before="0"/>
-              <w:ind w:left="120"/>
-            </w:pPr>
-            <w:hyperlink w:history="1" r:id="rId1ekfpa4mm0q9e_nkcxdmj">
+            <w:hyperlink w:history="1" r:id="rIdq_khlndg6bfmb1k8rvco_">
               <w:r>
                 <w:rPr>
                   <w:rFonts w:ascii="Arial" w:cs="Arial" w:eastAsia="Arial" w:hAnsi="Arial"/>
@@ -17724,9 +17658,24 @@
                   <w:szCs w:val="14"/>
                   <w:u w:val="single" w:color="595959"/>
                 </w:rPr>
-                <w:t xml:space="preserve">🔍 Search ARES for similar videos</w:t>
+                <w:t xml:space="preserve">🔍 Search ARES for videos</w:t>
               </w:r>
             </w:hyperlink>
+          </w:p>
+          <w:p>
+            <w:pPr>
+              <w:spacing w:after="10" w:before="0"/>
+              <w:ind w:left="120"/>
+            </w:pPr>
+            <w:r>
+              <w:rPr>
+                <w:rFonts w:ascii="Arial" w:cs="Arial" w:eastAsia="Arial" w:hAnsi="Arial"/>
+                <w:color w:val="595959"/>
+                <w:sz w:val="14"/>
+                <w:szCs w:val="14"/>
+              </w:rPr>
+              <w:t xml:space="preserve">Search terms: animal nutrition dentition dental</w:t>
+            </w:r>
           </w:p>
           <w:p>
             <w:pPr>
@@ -17753,47 +17702,31 @@
                 <w:sz w:val="16"/>
                 <w:szCs w:val="16"/>
               </w:rPr>
-              <w:t xml:space="preserve">📖 HTML:</w:t>
+              <w:t xml:space="preserve">📖 READING:</w:t>
             </w:r>
           </w:p>
           <w:p>
             <w:pPr>
               <w:spacing w:after="20" w:before="0"/>
             </w:pPr>
-            <w:hyperlink w:history="1" r:id="rIdrjdrdwygndqrsrhgdqq_c">
-              <w:r>
-                <w:rPr>
-                  <w:rFonts w:ascii="Arial" w:cs="Arial" w:eastAsia="Arial" w:hAnsi="Arial"/>
-                  <w:color w:val="2E75B6"/>
-                  <w:sz w:val="16"/>
-                  <w:szCs w:val="16"/>
-                  <w:u w:val="single" w:color="2E75B6"/>
-                </w:rPr>
-                <w:t xml:space="preserve">DNA Structure and Replication (Flexbook)</w:t>
-              </w:r>
-            </w:hyperlink>
+            <w:r>
+              <w:rPr>
+                <w:rFonts w:ascii="Arial" w:cs="Arial" w:eastAsia="Arial" w:hAnsi="Arial"/>
+                <w:i/>
+                <w:iCs/>
+                <w:color w:val="595959"/>
+                <w:sz w:val="16"/>
+                <w:szCs w:val="16"/>
+              </w:rPr>
+              <w:t xml:space="preserve">No closely matching reading in the ARES library for this activity.</w:t>
+            </w:r>
           </w:p>
           <w:p>
             <w:pPr>
               <w:spacing w:after="10" w:before="0"/>
               <w:ind w:left="120"/>
             </w:pPr>
-            <w:r>
-              <w:rPr>
-                <w:rFonts w:ascii="Arial" w:cs="Arial" w:eastAsia="Arial" w:hAnsi="Arial"/>
-                <w:color w:val="595959"/>
-                <w:sz w:val="14"/>
-                <w:szCs w:val="14"/>
-              </w:rPr>
-              <w:t xml:space="preserve">Source: CK-12</w:t>
-            </w:r>
-          </w:p>
-          <w:p>
-            <w:pPr>
-              <w:spacing w:after="10" w:before="0"/>
-              <w:ind w:left="120"/>
-            </w:pPr>
-            <w:hyperlink w:history="1" r:id="rIdt8n_zqzidw0xvm29vn69c">
+            <w:hyperlink w:history="1" r:id="rIdioibqnb4sx_qtzmm8ast7">
               <w:r>
                 <w:rPr>
                   <w:rFonts w:ascii="Arial" w:cs="Arial" w:eastAsia="Arial" w:hAnsi="Arial"/>
@@ -17802,9 +17735,24 @@
                   <w:szCs w:val="14"/>
                   <w:u w:val="single" w:color="595959"/>
                 </w:rPr>
-                <w:t xml:space="preserve">🔍 Search ARES for similar readings</w:t>
+                <w:t xml:space="preserve">🔍 Search ARES for readings</w:t>
               </w:r>
             </w:hyperlink>
+          </w:p>
+          <w:p>
+            <w:pPr>
+              <w:spacing w:after="10" w:before="0"/>
+              <w:ind w:left="120"/>
+            </w:pPr>
+            <w:r>
+              <w:rPr>
+                <w:rFonts w:ascii="Arial" w:cs="Arial" w:eastAsia="Arial" w:hAnsi="Arial"/>
+                <w:color w:val="595959"/>
+                <w:sz w:val="14"/>
+                <w:szCs w:val="14"/>
+              </w:rPr>
+              <w:t xml:space="preserve">Search terms: animal nutrition dentition dental</w:t>
+            </w:r>
           </w:p>
         </w:tc>
         <w:tc>
@@ -17988,40 +17936,24 @@
             <w:pPr>
               <w:spacing w:after="20" w:before="0"/>
             </w:pPr>
-            <w:hyperlink w:history="1" r:id="rId6uimjdgxfj9lm75trigzq">
-              <w:r>
-                <w:rPr>
-                  <w:rFonts w:ascii="Arial" w:cs="Arial" w:eastAsia="Arial" w:hAnsi="Arial"/>
-                  <w:color w:val="2E75B6"/>
-                  <w:sz w:val="16"/>
-                  <w:szCs w:val="16"/>
-                  <w:u w:val="single" w:color="2E75B6"/>
-                </w:rPr>
-                <w:t xml:space="preserve">Rate law and reaction order</w:t>
-              </w:r>
-            </w:hyperlink>
+            <w:r>
+              <w:rPr>
+                <w:rFonts w:ascii="Arial" w:cs="Arial" w:eastAsia="Arial" w:hAnsi="Arial"/>
+                <w:i/>
+                <w:iCs/>
+                <w:color w:val="595959"/>
+                <w:sz w:val="16"/>
+                <w:szCs w:val="16"/>
+              </w:rPr>
+              <w:t xml:space="preserve">No closely matching video in the ARES library for this activity.</w:t>
+            </w:r>
           </w:p>
           <w:p>
             <w:pPr>
               <w:spacing w:after="10" w:before="0"/>
               <w:ind w:left="120"/>
             </w:pPr>
-            <w:r>
-              <w:rPr>
-                <w:rFonts w:ascii="Arial" w:cs="Arial" w:eastAsia="Arial" w:hAnsi="Arial"/>
-                <w:color w:val="595959"/>
-                <w:sz w:val="14"/>
-                <w:szCs w:val="14"/>
-              </w:rPr>
-              <w:t xml:space="preserve">Source: Khan Academy (English - US curriculum)</w:t>
-            </w:r>
-          </w:p>
-          <w:p>
-            <w:pPr>
-              <w:spacing w:after="10" w:before="0"/>
-              <w:ind w:left="120"/>
-            </w:pPr>
-            <w:hyperlink w:history="1" r:id="rIdhu72pec-dgl12i-gsii3y">
+            <w:hyperlink w:history="1" r:id="rId118cw8adgyfd5mki9yupf">
               <w:r>
                 <w:rPr>
                   <w:rFonts w:ascii="Arial" w:cs="Arial" w:eastAsia="Arial" w:hAnsi="Arial"/>
@@ -18030,9 +17962,24 @@
                   <w:szCs w:val="14"/>
                   <w:u w:val="single" w:color="595959"/>
                 </w:rPr>
-                <w:t xml:space="preserve">🔍 Search ARES for similar videos</w:t>
+                <w:t xml:space="preserve">🔍 Search ARES for videos</w:t>
               </w:r>
             </w:hyperlink>
+          </w:p>
+          <w:p>
+            <w:pPr>
+              <w:spacing w:after="10" w:before="0"/>
+              <w:ind w:left="120"/>
+            </w:pPr>
+            <w:r>
+              <w:rPr>
+                <w:rFonts w:ascii="Arial" w:cs="Arial" w:eastAsia="Arial" w:hAnsi="Arial"/>
+                <w:color w:val="595959"/>
+                <w:sz w:val="14"/>
+                <w:szCs w:val="14"/>
+              </w:rPr>
+              <w:t xml:space="preserve">Search terms: animal nutrition dentition dental</w:t>
+            </w:r>
           </w:p>
           <w:p>
             <w:pPr>
@@ -18059,47 +18006,31 @@
                 <w:sz w:val="16"/>
                 <w:szCs w:val="16"/>
               </w:rPr>
-              <w:t xml:space="preserve">📖 HTML:</w:t>
+              <w:t xml:space="preserve">📖 READING:</w:t>
             </w:r>
           </w:p>
           <w:p>
             <w:pPr>
               <w:spacing w:after="20" w:before="0"/>
             </w:pPr>
-            <w:hyperlink w:history="1" r:id="rIdlis8ulxix22hql6uzwx6t">
-              <w:r>
-                <w:rPr>
-                  <w:rFonts w:ascii="Arial" w:cs="Arial" w:eastAsia="Arial" w:hAnsi="Arial"/>
-                  <w:color w:val="2E75B6"/>
-                  <w:sz w:val="16"/>
-                  <w:szCs w:val="16"/>
-                  <w:u w:val="single" w:color="2E75B6"/>
-                </w:rPr>
-                <w:t xml:space="preserve">DNA Structure and Replication (Flexbook)</w:t>
-              </w:r>
-            </w:hyperlink>
+            <w:r>
+              <w:rPr>
+                <w:rFonts w:ascii="Arial" w:cs="Arial" w:eastAsia="Arial" w:hAnsi="Arial"/>
+                <w:i/>
+                <w:iCs/>
+                <w:color w:val="595959"/>
+                <w:sz w:val="16"/>
+                <w:szCs w:val="16"/>
+              </w:rPr>
+              <w:t xml:space="preserve">No closely matching reading in the ARES library for this activity.</w:t>
+            </w:r>
           </w:p>
           <w:p>
             <w:pPr>
               <w:spacing w:after="10" w:before="0"/>
               <w:ind w:left="120"/>
             </w:pPr>
-            <w:r>
-              <w:rPr>
-                <w:rFonts w:ascii="Arial" w:cs="Arial" w:eastAsia="Arial" w:hAnsi="Arial"/>
-                <w:color w:val="595959"/>
-                <w:sz w:val="14"/>
-                <w:szCs w:val="14"/>
-              </w:rPr>
-              <w:t xml:space="preserve">Source: CK-12</w:t>
-            </w:r>
-          </w:p>
-          <w:p>
-            <w:pPr>
-              <w:spacing w:after="10" w:before="0"/>
-              <w:ind w:left="120"/>
-            </w:pPr>
-            <w:hyperlink w:history="1" r:id="rId4jukbwi3onwjkd3l9dhs-">
+            <w:hyperlink w:history="1" r:id="rId62knxybvz3apdgnaunmec">
               <w:r>
                 <w:rPr>
                   <w:rFonts w:ascii="Arial" w:cs="Arial" w:eastAsia="Arial" w:hAnsi="Arial"/>
@@ -18108,9 +18039,24 @@
                   <w:szCs w:val="14"/>
                   <w:u w:val="single" w:color="595959"/>
                 </w:rPr>
-                <w:t xml:space="preserve">🔍 Search ARES for similar readings</w:t>
+                <w:t xml:space="preserve">🔍 Search ARES for readings</w:t>
               </w:r>
             </w:hyperlink>
+          </w:p>
+          <w:p>
+            <w:pPr>
+              <w:spacing w:after="10" w:before="0"/>
+              <w:ind w:left="120"/>
+            </w:pPr>
+            <w:r>
+              <w:rPr>
+                <w:rFonts w:ascii="Arial" w:cs="Arial" w:eastAsia="Arial" w:hAnsi="Arial"/>
+                <w:color w:val="595959"/>
+                <w:sz w:val="14"/>
+                <w:szCs w:val="14"/>
+              </w:rPr>
+              <w:t xml:space="preserve">Search terms: animal nutrition dentition dental</w:t>
+            </w:r>
           </w:p>
         </w:tc>
         <w:tc>
@@ -18294,40 +18240,24 @@
             <w:pPr>
               <w:spacing w:after="20" w:before="0"/>
             </w:pPr>
-            <w:hyperlink w:history="1" r:id="rIdwjbomugyxog6tvdlnydv_">
-              <w:r>
-                <w:rPr>
-                  <w:rFonts w:ascii="Arial" w:cs="Arial" w:eastAsia="Arial" w:hAnsi="Arial"/>
-                  <w:color w:val="2E75B6"/>
-                  <w:sz w:val="16"/>
-                  <w:szCs w:val="16"/>
-                  <w:u w:val="single" w:color="2E75B6"/>
-                </w:rPr>
-                <w:t xml:space="preserve">Rate law and reaction order</w:t>
-              </w:r>
-            </w:hyperlink>
+            <w:r>
+              <w:rPr>
+                <w:rFonts w:ascii="Arial" w:cs="Arial" w:eastAsia="Arial" w:hAnsi="Arial"/>
+                <w:i/>
+                <w:iCs/>
+                <w:color w:val="595959"/>
+                <w:sz w:val="16"/>
+                <w:szCs w:val="16"/>
+              </w:rPr>
+              <w:t xml:space="preserve">No closely matching video in the ARES library for this activity.</w:t>
+            </w:r>
           </w:p>
           <w:p>
             <w:pPr>
               <w:spacing w:after="10" w:before="0"/>
               <w:ind w:left="120"/>
             </w:pPr>
-            <w:r>
-              <w:rPr>
-                <w:rFonts w:ascii="Arial" w:cs="Arial" w:eastAsia="Arial" w:hAnsi="Arial"/>
-                <w:color w:val="595959"/>
-                <w:sz w:val="14"/>
-                <w:szCs w:val="14"/>
-              </w:rPr>
-              <w:t xml:space="preserve">Source: Khan Academy (English - US curriculum)</w:t>
-            </w:r>
-          </w:p>
-          <w:p>
-            <w:pPr>
-              <w:spacing w:after="10" w:before="0"/>
-              <w:ind w:left="120"/>
-            </w:pPr>
-            <w:hyperlink w:history="1" r:id="rIdgblyhmk5lmnj1enghpv7b">
+            <w:hyperlink w:history="1" r:id="rIdbfhsg0d-ot_ytbxdk5hox">
               <w:r>
                 <w:rPr>
                   <w:rFonts w:ascii="Arial" w:cs="Arial" w:eastAsia="Arial" w:hAnsi="Arial"/>
@@ -18336,9 +18266,24 @@
                   <w:szCs w:val="14"/>
                   <w:u w:val="single" w:color="595959"/>
                 </w:rPr>
-                <w:t xml:space="preserve">🔍 Search ARES for similar videos</w:t>
+                <w:t xml:space="preserve">🔍 Search ARES for videos</w:t>
               </w:r>
             </w:hyperlink>
+          </w:p>
+          <w:p>
+            <w:pPr>
+              <w:spacing w:after="10" w:before="0"/>
+              <w:ind w:left="120"/>
+            </w:pPr>
+            <w:r>
+              <w:rPr>
+                <w:rFonts w:ascii="Arial" w:cs="Arial" w:eastAsia="Arial" w:hAnsi="Arial"/>
+                <w:color w:val="595959"/>
+                <w:sz w:val="14"/>
+                <w:szCs w:val="14"/>
+              </w:rPr>
+              <w:t xml:space="preserve">Search terms: animal nutrition dentition dental</w:t>
+            </w:r>
           </w:p>
           <w:p>
             <w:pPr>
@@ -18365,47 +18310,31 @@
                 <w:sz w:val="16"/>
                 <w:szCs w:val="16"/>
               </w:rPr>
-              <w:t xml:space="preserve">📖 HTML:</w:t>
+              <w:t xml:space="preserve">📖 READING:</w:t>
             </w:r>
           </w:p>
           <w:p>
             <w:pPr>
               <w:spacing w:after="20" w:before="0"/>
             </w:pPr>
-            <w:hyperlink w:history="1" r:id="rId1kmkvtwlhhgmtgn-vx7uo">
-              <w:r>
-                <w:rPr>
-                  <w:rFonts w:ascii="Arial" w:cs="Arial" w:eastAsia="Arial" w:hAnsi="Arial"/>
-                  <w:color w:val="2E75B6"/>
-                  <w:sz w:val="16"/>
-                  <w:szCs w:val="16"/>
-                  <w:u w:val="single" w:color="2E75B6"/>
-                </w:rPr>
-                <w:t xml:space="preserve">DNA Structure and Replication (Flexbook)</w:t>
-              </w:r>
-            </w:hyperlink>
+            <w:r>
+              <w:rPr>
+                <w:rFonts w:ascii="Arial" w:cs="Arial" w:eastAsia="Arial" w:hAnsi="Arial"/>
+                <w:i/>
+                <w:iCs/>
+                <w:color w:val="595959"/>
+                <w:sz w:val="16"/>
+                <w:szCs w:val="16"/>
+              </w:rPr>
+              <w:t xml:space="preserve">No closely matching reading in the ARES library for this activity.</w:t>
+            </w:r>
           </w:p>
           <w:p>
             <w:pPr>
               <w:spacing w:after="10" w:before="0"/>
               <w:ind w:left="120"/>
             </w:pPr>
-            <w:r>
-              <w:rPr>
-                <w:rFonts w:ascii="Arial" w:cs="Arial" w:eastAsia="Arial" w:hAnsi="Arial"/>
-                <w:color w:val="595959"/>
-                <w:sz w:val="14"/>
-                <w:szCs w:val="14"/>
-              </w:rPr>
-              <w:t xml:space="preserve">Source: CK-12</w:t>
-            </w:r>
-          </w:p>
-          <w:p>
-            <w:pPr>
-              <w:spacing w:after="10" w:before="0"/>
-              <w:ind w:left="120"/>
-            </w:pPr>
-            <w:hyperlink w:history="1" r:id="rIdzxac7uftljlbm0utekypm">
+            <w:hyperlink w:history="1" r:id="rId7emtua4wfn74ej1vw-kpp">
               <w:r>
                 <w:rPr>
                   <w:rFonts w:ascii="Arial" w:cs="Arial" w:eastAsia="Arial" w:hAnsi="Arial"/>
@@ -18414,9 +18343,24 @@
                   <w:szCs w:val="14"/>
                   <w:u w:val="single" w:color="595959"/>
                 </w:rPr>
-                <w:t xml:space="preserve">🔍 Search ARES for similar readings</w:t>
+                <w:t xml:space="preserve">🔍 Search ARES for readings</w:t>
               </w:r>
             </w:hyperlink>
+          </w:p>
+          <w:p>
+            <w:pPr>
+              <w:spacing w:after="10" w:before="0"/>
+              <w:ind w:left="120"/>
+            </w:pPr>
+            <w:r>
+              <w:rPr>
+                <w:rFonts w:ascii="Arial" w:cs="Arial" w:eastAsia="Arial" w:hAnsi="Arial"/>
+                <w:color w:val="595959"/>
+                <w:sz w:val="14"/>
+                <w:szCs w:val="14"/>
+              </w:rPr>
+              <w:t xml:space="preserve">Search terms: animal nutrition dentition dental</w:t>
+            </w:r>
           </w:p>
         </w:tc>
         <w:tc>
@@ -18600,40 +18544,24 @@
             <w:pPr>
               <w:spacing w:after="20" w:before="0"/>
             </w:pPr>
-            <w:hyperlink w:history="1" r:id="rIdrwsllwnidugxwklxuup5m">
-              <w:r>
-                <w:rPr>
-                  <w:rFonts w:ascii="Arial" w:cs="Arial" w:eastAsia="Arial" w:hAnsi="Arial"/>
-                  <w:color w:val="2E75B6"/>
-                  <w:sz w:val="16"/>
-                  <w:szCs w:val="16"/>
-                  <w:u w:val="single" w:color="2E75B6"/>
-                </w:rPr>
-                <w:t xml:space="preserve">Rate law and reaction order</w:t>
-              </w:r>
-            </w:hyperlink>
+            <w:r>
+              <w:rPr>
+                <w:rFonts w:ascii="Arial" w:cs="Arial" w:eastAsia="Arial" w:hAnsi="Arial"/>
+                <w:i/>
+                <w:iCs/>
+                <w:color w:val="595959"/>
+                <w:sz w:val="16"/>
+                <w:szCs w:val="16"/>
+              </w:rPr>
+              <w:t xml:space="preserve">No closely matching video in the ARES library for this activity.</w:t>
+            </w:r>
           </w:p>
           <w:p>
             <w:pPr>
               <w:spacing w:after="10" w:before="0"/>
               <w:ind w:left="120"/>
             </w:pPr>
-            <w:r>
-              <w:rPr>
-                <w:rFonts w:ascii="Arial" w:cs="Arial" w:eastAsia="Arial" w:hAnsi="Arial"/>
-                <w:color w:val="595959"/>
-                <w:sz w:val="14"/>
-                <w:szCs w:val="14"/>
-              </w:rPr>
-              <w:t xml:space="preserve">Source: Khan Academy (English - US curriculum)</w:t>
-            </w:r>
-          </w:p>
-          <w:p>
-            <w:pPr>
-              <w:spacing w:after="10" w:before="0"/>
-              <w:ind w:left="120"/>
-            </w:pPr>
-            <w:hyperlink w:history="1" r:id="rIdw33kaalqojiegulif-edw">
+            <w:hyperlink w:history="1" r:id="rIdyq5ek28qgilbc633lvf1r">
               <w:r>
                 <w:rPr>
                   <w:rFonts w:ascii="Arial" w:cs="Arial" w:eastAsia="Arial" w:hAnsi="Arial"/>
@@ -18642,9 +18570,24 @@
                   <w:szCs w:val="14"/>
                   <w:u w:val="single" w:color="595959"/>
                 </w:rPr>
-                <w:t xml:space="preserve">🔍 Search ARES for similar videos</w:t>
+                <w:t xml:space="preserve">🔍 Search ARES for videos</w:t>
               </w:r>
             </w:hyperlink>
+          </w:p>
+          <w:p>
+            <w:pPr>
+              <w:spacing w:after="10" w:before="0"/>
+              <w:ind w:left="120"/>
+            </w:pPr>
+            <w:r>
+              <w:rPr>
+                <w:rFonts w:ascii="Arial" w:cs="Arial" w:eastAsia="Arial" w:hAnsi="Arial"/>
+                <w:color w:val="595959"/>
+                <w:sz w:val="14"/>
+                <w:szCs w:val="14"/>
+              </w:rPr>
+              <w:t xml:space="preserve">Search terms: animal nutrition dentition dental</w:t>
+            </w:r>
           </w:p>
           <w:p>
             <w:pPr>
@@ -18671,47 +18614,31 @@
                 <w:sz w:val="16"/>
                 <w:szCs w:val="16"/>
               </w:rPr>
-              <w:t xml:space="preserve">📖 HTML:</w:t>
+              <w:t xml:space="preserve">📖 READING:</w:t>
             </w:r>
           </w:p>
           <w:p>
             <w:pPr>
               <w:spacing w:after="20" w:before="0"/>
             </w:pPr>
-            <w:hyperlink w:history="1" r:id="rIdlmhw_cbdlb5t51xt7qj4g">
-              <w:r>
-                <w:rPr>
-                  <w:rFonts w:ascii="Arial" w:cs="Arial" w:eastAsia="Arial" w:hAnsi="Arial"/>
-                  <w:color w:val="2E75B6"/>
-                  <w:sz w:val="16"/>
-                  <w:szCs w:val="16"/>
-                  <w:u w:val="single" w:color="2E75B6"/>
-                </w:rPr>
-                <w:t xml:space="preserve">DNA Structure and Replication (Flexbook)</w:t>
-              </w:r>
-            </w:hyperlink>
+            <w:r>
+              <w:rPr>
+                <w:rFonts w:ascii="Arial" w:cs="Arial" w:eastAsia="Arial" w:hAnsi="Arial"/>
+                <w:i/>
+                <w:iCs/>
+                <w:color w:val="595959"/>
+                <w:sz w:val="16"/>
+                <w:szCs w:val="16"/>
+              </w:rPr>
+              <w:t xml:space="preserve">No closely matching reading in the ARES library for this activity.</w:t>
+            </w:r>
           </w:p>
           <w:p>
             <w:pPr>
               <w:spacing w:after="10" w:before="0"/>
               <w:ind w:left="120"/>
             </w:pPr>
-            <w:r>
-              <w:rPr>
-                <w:rFonts w:ascii="Arial" w:cs="Arial" w:eastAsia="Arial" w:hAnsi="Arial"/>
-                <w:color w:val="595959"/>
-                <w:sz w:val="14"/>
-                <w:szCs w:val="14"/>
-              </w:rPr>
-              <w:t xml:space="preserve">Source: CK-12</w:t>
-            </w:r>
-          </w:p>
-          <w:p>
-            <w:pPr>
-              <w:spacing w:after="10" w:before="0"/>
-              <w:ind w:left="120"/>
-            </w:pPr>
-            <w:hyperlink w:history="1" r:id="rIdppbkrlk-yzrqvavy1d7nk">
+            <w:hyperlink w:history="1" r:id="rId6cfjvvcjdkmgbp58ndjgw">
               <w:r>
                 <w:rPr>
                   <w:rFonts w:ascii="Arial" w:cs="Arial" w:eastAsia="Arial" w:hAnsi="Arial"/>
@@ -18720,9 +18647,24 @@
                   <w:szCs w:val="14"/>
                   <w:u w:val="single" w:color="595959"/>
                 </w:rPr>
-                <w:t xml:space="preserve">🔍 Search ARES for similar readings</w:t>
+                <w:t xml:space="preserve">🔍 Search ARES for readings</w:t>
               </w:r>
             </w:hyperlink>
+          </w:p>
+          <w:p>
+            <w:pPr>
+              <w:spacing w:after="10" w:before="0"/>
+              <w:ind w:left="120"/>
+            </w:pPr>
+            <w:r>
+              <w:rPr>
+                <w:rFonts w:ascii="Arial" w:cs="Arial" w:eastAsia="Arial" w:hAnsi="Arial"/>
+                <w:color w:val="595959"/>
+                <w:sz w:val="14"/>
+                <w:szCs w:val="14"/>
+              </w:rPr>
+              <w:t xml:space="preserve">Search terms: animal nutrition dentition dental</w:t>
+            </w:r>
           </w:p>
         </w:tc>
         <w:tc>
@@ -18906,40 +18848,24 @@
             <w:pPr>
               <w:spacing w:after="20" w:before="0"/>
             </w:pPr>
-            <w:hyperlink w:history="1" r:id="rId_0oztp-hfwobbidx1iwob">
-              <w:r>
-                <w:rPr>
-                  <w:rFonts w:ascii="Arial" w:cs="Arial" w:eastAsia="Arial" w:hAnsi="Arial"/>
-                  <w:color w:val="2E75B6"/>
-                  <w:sz w:val="16"/>
-                  <w:szCs w:val="16"/>
-                  <w:u w:val="single" w:color="2E75B6"/>
-                </w:rPr>
-                <w:t xml:space="preserve">Rate law and reaction order</w:t>
-              </w:r>
-            </w:hyperlink>
+            <w:r>
+              <w:rPr>
+                <w:rFonts w:ascii="Arial" w:cs="Arial" w:eastAsia="Arial" w:hAnsi="Arial"/>
+                <w:i/>
+                <w:iCs/>
+                <w:color w:val="595959"/>
+                <w:sz w:val="16"/>
+                <w:szCs w:val="16"/>
+              </w:rPr>
+              <w:t xml:space="preserve">No closely matching video in the ARES library for this activity.</w:t>
+            </w:r>
           </w:p>
           <w:p>
             <w:pPr>
               <w:spacing w:after="10" w:before="0"/>
               <w:ind w:left="120"/>
             </w:pPr>
-            <w:r>
-              <w:rPr>
-                <w:rFonts w:ascii="Arial" w:cs="Arial" w:eastAsia="Arial" w:hAnsi="Arial"/>
-                <w:color w:val="595959"/>
-                <w:sz w:val="14"/>
-                <w:szCs w:val="14"/>
-              </w:rPr>
-              <w:t xml:space="preserve">Source: Khan Academy (English - US curriculum)</w:t>
-            </w:r>
-          </w:p>
-          <w:p>
-            <w:pPr>
-              <w:spacing w:after="10" w:before="0"/>
-              <w:ind w:left="120"/>
-            </w:pPr>
-            <w:hyperlink w:history="1" r:id="rId5mbn9b8kg5umgqeqdxkqh">
+            <w:hyperlink w:history="1" r:id="rId4m_77byhragkithwx5mzy">
               <w:r>
                 <w:rPr>
                   <w:rFonts w:ascii="Arial" w:cs="Arial" w:eastAsia="Arial" w:hAnsi="Arial"/>
@@ -18948,9 +18874,24 @@
                   <w:szCs w:val="14"/>
                   <w:u w:val="single" w:color="595959"/>
                 </w:rPr>
-                <w:t xml:space="preserve">🔍 Search ARES for similar videos</w:t>
+                <w:t xml:space="preserve">🔍 Search ARES for videos</w:t>
               </w:r>
             </w:hyperlink>
+          </w:p>
+          <w:p>
+            <w:pPr>
+              <w:spacing w:after="10" w:before="0"/>
+              <w:ind w:left="120"/>
+            </w:pPr>
+            <w:r>
+              <w:rPr>
+                <w:rFonts w:ascii="Arial" w:cs="Arial" w:eastAsia="Arial" w:hAnsi="Arial"/>
+                <w:color w:val="595959"/>
+                <w:sz w:val="14"/>
+                <w:szCs w:val="14"/>
+              </w:rPr>
+              <w:t xml:space="preserve">Search terms: animal nutrition dentition dental</w:t>
+            </w:r>
           </w:p>
           <w:p>
             <w:pPr>
@@ -18977,47 +18918,31 @@
                 <w:sz w:val="16"/>
                 <w:szCs w:val="16"/>
               </w:rPr>
-              <w:t xml:space="preserve">📖 HTML:</w:t>
+              <w:t xml:space="preserve">📖 READING:</w:t>
             </w:r>
           </w:p>
           <w:p>
             <w:pPr>
               <w:spacing w:after="20" w:before="0"/>
             </w:pPr>
-            <w:hyperlink w:history="1" r:id="rIdehw3hwvak2fkb0hznqpxw">
-              <w:r>
-                <w:rPr>
-                  <w:rFonts w:ascii="Arial" w:cs="Arial" w:eastAsia="Arial" w:hAnsi="Arial"/>
-                  <w:color w:val="2E75B6"/>
-                  <w:sz w:val="16"/>
-                  <w:szCs w:val="16"/>
-                  <w:u w:val="single" w:color="2E75B6"/>
-                </w:rPr>
-                <w:t xml:space="preserve">DNA Structure and Replication (Flexbook)</w:t>
-              </w:r>
-            </w:hyperlink>
+            <w:r>
+              <w:rPr>
+                <w:rFonts w:ascii="Arial" w:cs="Arial" w:eastAsia="Arial" w:hAnsi="Arial"/>
+                <w:i/>
+                <w:iCs/>
+                <w:color w:val="595959"/>
+                <w:sz w:val="16"/>
+                <w:szCs w:val="16"/>
+              </w:rPr>
+              <w:t xml:space="preserve">No closely matching reading in the ARES library for this activity.</w:t>
+            </w:r>
           </w:p>
           <w:p>
             <w:pPr>
               <w:spacing w:after="10" w:before="0"/>
               <w:ind w:left="120"/>
             </w:pPr>
-            <w:r>
-              <w:rPr>
-                <w:rFonts w:ascii="Arial" w:cs="Arial" w:eastAsia="Arial" w:hAnsi="Arial"/>
-                <w:color w:val="595959"/>
-                <w:sz w:val="14"/>
-                <w:szCs w:val="14"/>
-              </w:rPr>
-              <w:t xml:space="preserve">Source: CK-12</w:t>
-            </w:r>
-          </w:p>
-          <w:p>
-            <w:pPr>
-              <w:spacing w:after="10" w:before="0"/>
-              <w:ind w:left="120"/>
-            </w:pPr>
-            <w:hyperlink w:history="1" r:id="rIdvg0wa7atjwlom0wvkmqhc">
+            <w:hyperlink w:history="1" r:id="rIdq_nuucunbmx7qxc7rwgcf">
               <w:r>
                 <w:rPr>
                   <w:rFonts w:ascii="Arial" w:cs="Arial" w:eastAsia="Arial" w:hAnsi="Arial"/>
@@ -19026,9 +18951,24 @@
                   <w:szCs w:val="14"/>
                   <w:u w:val="single" w:color="595959"/>
                 </w:rPr>
-                <w:t xml:space="preserve">🔍 Search ARES for similar readings</w:t>
+                <w:t xml:space="preserve">🔍 Search ARES for readings</w:t>
               </w:r>
             </w:hyperlink>
+          </w:p>
+          <w:p>
+            <w:pPr>
+              <w:spacing w:after="10" w:before="0"/>
+              <w:ind w:left="120"/>
+            </w:pPr>
+            <w:r>
+              <w:rPr>
+                <w:rFonts w:ascii="Arial" w:cs="Arial" w:eastAsia="Arial" w:hAnsi="Arial"/>
+                <w:color w:val="595959"/>
+                <w:sz w:val="14"/>
+                <w:szCs w:val="14"/>
+              </w:rPr>
+              <w:t xml:space="preserve">Search terms: animal nutrition dentition dental</w:t>
+            </w:r>
           </w:p>
         </w:tc>
         <w:tc>
@@ -20504,7 +20444,84 @@
             <w:pPr>
               <w:spacing w:after="20" w:before="0"/>
             </w:pPr>
-            <w:hyperlink w:history="1" r:id="rIdroft8_1aamy7mjo1-fifn">
+            <w:r>
+              <w:rPr>
+                <w:rFonts w:ascii="Arial" w:cs="Arial" w:eastAsia="Arial" w:hAnsi="Arial"/>
+                <w:i/>
+                <w:iCs/>
+                <w:color w:val="595959"/>
+                <w:sz w:val="16"/>
+                <w:szCs w:val="16"/>
+              </w:rPr>
+              <w:t xml:space="preserve">No closely matching video in the ARES library for this activity.</w:t>
+            </w:r>
+          </w:p>
+          <w:p>
+            <w:pPr>
+              <w:spacing w:after="10" w:before="0"/>
+              <w:ind w:left="120"/>
+            </w:pPr>
+            <w:hyperlink w:history="1" r:id="rId2ubs28ufongmjy-h-qddq">
+              <w:r>
+                <w:rPr>
+                  <w:rFonts w:ascii="Arial" w:cs="Arial" w:eastAsia="Arial" w:hAnsi="Arial"/>
+                  <w:color w:val="595959"/>
+                  <w:sz w:val="14"/>
+                  <w:szCs w:val="14"/>
+                  <w:u w:val="single" w:color="595959"/>
+                </w:rPr>
+                <w:t xml:space="preserve">🔍 Search ARES for videos</w:t>
+              </w:r>
+            </w:hyperlink>
+          </w:p>
+          <w:p>
+            <w:pPr>
+              <w:spacing w:after="10" w:before="0"/>
+              <w:ind w:left="120"/>
+            </w:pPr>
+            <w:r>
+              <w:rPr>
+                <w:rFonts w:ascii="Arial" w:cs="Arial" w:eastAsia="Arial" w:hAnsi="Arial"/>
+                <w:color w:val="595959"/>
+                <w:sz w:val="14"/>
+                <w:szCs w:val="14"/>
+              </w:rPr>
+              <w:t xml:space="preserve">Search terms: animal nutrition human digestive</w:t>
+            </w:r>
+          </w:p>
+          <w:p>
+            <w:pPr>
+              <w:spacing w:after="40" w:before="0"/>
+            </w:pPr>
+            <w:r>
+              <w:rPr>
+                <w:sz w:val="14"/>
+                <w:szCs w:val="14"/>
+              </w:rPr>
+              <w:t xml:space="preserve"/>
+            </w:r>
+          </w:p>
+          <w:p>
+            <w:pPr>
+              <w:spacing w:after="20" w:before="0"/>
+            </w:pPr>
+            <w:r>
+              <w:rPr>
+                <w:rFonts w:ascii="Arial" w:cs="Arial" w:eastAsia="Arial" w:hAnsi="Arial"/>
+                <w:b/>
+                <w:bCs/>
+                <w:color w:val="1F3864"/>
+                <w:sz w:val="16"/>
+                <w:szCs w:val="16"/>
+              </w:rPr>
+              <w:t xml:space="preserve">📖 HTML:</w:t>
+            </w:r>
+          </w:p>
+          <w:p>
+            <w:pPr>
+              <w:spacing w:after="20" w:before="0"/>
+            </w:pPr>
+            <w:hyperlink w:history="1" r:id="rIdok9mpkzy0phzeuqeurwvg">
               <w:r>
                 <w:rPr>
                   <w:rFonts w:ascii="Arial" w:cs="Arial" w:eastAsia="Arial" w:hAnsi="Arial"/>
@@ -20513,7 +20530,7 @@
                   <w:szCs w:val="16"/>
                   <w:u w:val="single" w:color="2E75B6"/>
                 </w:rPr>
-                <w:t xml:space="preserve">Digestive System Structure and Function - Overview</w:t>
+                <w:t xml:space="preserve">Human Digestive System (Flexbook)</w:t>
               </w:r>
             </w:hyperlink>
           </w:p>
@@ -20537,85 +20554,7 @@
               <w:spacing w:after="10" w:before="0"/>
               <w:ind w:left="120"/>
             </w:pPr>
-            <w:hyperlink w:history="1" r:id="rIdzlxjcj3mbzrwiitwcdeyj">
-              <w:r>
-                <w:rPr>
-                  <w:rFonts w:ascii="Arial" w:cs="Arial" w:eastAsia="Arial" w:hAnsi="Arial"/>
-                  <w:color w:val="595959"/>
-                  <w:sz w:val="14"/>
-                  <w:szCs w:val="14"/>
-                  <w:u w:val="single" w:color="595959"/>
-                </w:rPr>
-                <w:t xml:space="preserve">🔍 Search ARES for similar videos</w:t>
-              </w:r>
-            </w:hyperlink>
-          </w:p>
-          <w:p>
-            <w:pPr>
-              <w:spacing w:after="40" w:before="0"/>
-            </w:pPr>
-            <w:r>
-              <w:rPr>
-                <w:sz w:val="14"/>
-                <w:szCs w:val="14"/>
-              </w:rPr>
-              <w:t xml:space="preserve"/>
-            </w:r>
-          </w:p>
-          <w:p>
-            <w:pPr>
-              <w:spacing w:after="20" w:before="0"/>
-            </w:pPr>
-            <w:r>
-              <w:rPr>
-                <w:rFonts w:ascii="Arial" w:cs="Arial" w:eastAsia="Arial" w:hAnsi="Arial"/>
-                <w:b/>
-                <w:bCs/>
-                <w:color w:val="1F3864"/>
-                <w:sz w:val="16"/>
-                <w:szCs w:val="16"/>
-              </w:rPr>
-              <w:t xml:space="preserve">📖 HTML:</w:t>
-            </w:r>
-          </w:p>
-          <w:p>
-            <w:pPr>
-              <w:spacing w:after="20" w:before="0"/>
-            </w:pPr>
-            <w:hyperlink w:history="1" r:id="rIdcxupf8v8y4h3-po1wqui8">
-              <w:r>
-                <w:rPr>
-                  <w:rFonts w:ascii="Arial" w:cs="Arial" w:eastAsia="Arial" w:hAnsi="Arial"/>
-                  <w:color w:val="2E75B6"/>
-                  <w:sz w:val="16"/>
-                  <w:szCs w:val="16"/>
-                  <w:u w:val="single" w:color="2E75B6"/>
-                </w:rPr>
-                <w:t xml:space="preserve">Human Evolution (Flexbook)</w:t>
-              </w:r>
-            </w:hyperlink>
-          </w:p>
-          <w:p>
-            <w:pPr>
-              <w:spacing w:after="10" w:before="0"/>
-              <w:ind w:left="120"/>
-            </w:pPr>
-            <w:r>
-              <w:rPr>
-                <w:rFonts w:ascii="Arial" w:cs="Arial" w:eastAsia="Arial" w:hAnsi="Arial"/>
-                <w:color w:val="595959"/>
-                <w:sz w:val="14"/>
-                <w:szCs w:val="14"/>
-              </w:rPr>
-              <w:t xml:space="preserve">Source: CK-12</w:t>
-            </w:r>
-          </w:p>
-          <w:p>
-            <w:pPr>
-              <w:spacing w:after="10" w:before="0"/>
-              <w:ind w:left="120"/>
-            </w:pPr>
-            <w:hyperlink w:history="1" r:id="rIdq-ehzcxcvhpdd2k7hzbld">
+            <w:hyperlink w:history="1" r:id="rIdgdbi6r33__se_-nvtfpec">
               <w:r>
                 <w:rPr>
                   <w:rFonts w:ascii="Arial" w:cs="Arial" w:eastAsia="Arial" w:hAnsi="Arial"/>
@@ -20810,7 +20749,84 @@
             <w:pPr>
               <w:spacing w:after="20" w:before="0"/>
             </w:pPr>
-            <w:hyperlink w:history="1" r:id="rIdu2patimuyu1ffrrdw2iin">
+            <w:r>
+              <w:rPr>
+                <w:rFonts w:ascii="Arial" w:cs="Arial" w:eastAsia="Arial" w:hAnsi="Arial"/>
+                <w:i/>
+                <w:iCs/>
+                <w:color w:val="595959"/>
+                <w:sz w:val="16"/>
+                <w:szCs w:val="16"/>
+              </w:rPr>
+              <w:t xml:space="preserve">No closely matching video in the ARES library for this activity.</w:t>
+            </w:r>
+          </w:p>
+          <w:p>
+            <w:pPr>
+              <w:spacing w:after="10" w:before="0"/>
+              <w:ind w:left="120"/>
+            </w:pPr>
+            <w:hyperlink w:history="1" r:id="rIdxrehxy_mep0-6e2pcacis">
+              <w:r>
+                <w:rPr>
+                  <w:rFonts w:ascii="Arial" w:cs="Arial" w:eastAsia="Arial" w:hAnsi="Arial"/>
+                  <w:color w:val="595959"/>
+                  <w:sz w:val="14"/>
+                  <w:szCs w:val="14"/>
+                  <w:u w:val="single" w:color="595959"/>
+                </w:rPr>
+                <w:t xml:space="preserve">🔍 Search ARES for videos</w:t>
+              </w:r>
+            </w:hyperlink>
+          </w:p>
+          <w:p>
+            <w:pPr>
+              <w:spacing w:after="10" w:before="0"/>
+              <w:ind w:left="120"/>
+            </w:pPr>
+            <w:r>
+              <w:rPr>
+                <w:rFonts w:ascii="Arial" w:cs="Arial" w:eastAsia="Arial" w:hAnsi="Arial"/>
+                <w:color w:val="595959"/>
+                <w:sz w:val="14"/>
+                <w:szCs w:val="14"/>
+              </w:rPr>
+              <w:t xml:space="preserve">Search terms: animal nutrition human digestive</w:t>
+            </w:r>
+          </w:p>
+          <w:p>
+            <w:pPr>
+              <w:spacing w:after="40" w:before="0"/>
+            </w:pPr>
+            <w:r>
+              <w:rPr>
+                <w:sz w:val="14"/>
+                <w:szCs w:val="14"/>
+              </w:rPr>
+              <w:t xml:space="preserve"/>
+            </w:r>
+          </w:p>
+          <w:p>
+            <w:pPr>
+              <w:spacing w:after="20" w:before="0"/>
+            </w:pPr>
+            <w:r>
+              <w:rPr>
+                <w:rFonts w:ascii="Arial" w:cs="Arial" w:eastAsia="Arial" w:hAnsi="Arial"/>
+                <w:b/>
+                <w:bCs/>
+                <w:color w:val="1F3864"/>
+                <w:sz w:val="16"/>
+                <w:szCs w:val="16"/>
+              </w:rPr>
+              <w:t xml:space="preserve">📖 EXERCISE:</w:t>
+            </w:r>
+          </w:p>
+          <w:p>
+            <w:pPr>
+              <w:spacing w:after="20" w:before="0"/>
+            </w:pPr>
+            <w:hyperlink w:history="1" r:id="rIdcdd0c5usoxm8lxsboyl3z">
               <w:r>
                 <w:rPr>
                   <w:rFonts w:ascii="Arial" w:cs="Arial" w:eastAsia="Arial" w:hAnsi="Arial"/>
@@ -20819,7 +20835,7 @@
                   <w:szCs w:val="16"/>
                   <w:u w:val="single" w:color="2E75B6"/>
                 </w:rPr>
-                <w:t xml:space="preserve">Digestive System Structure and Function - Overview</w:t>
+                <w:t xml:space="preserve">Human Digestive System Practice</w:t>
               </w:r>
             </w:hyperlink>
           </w:p>
@@ -20843,85 +20859,7 @@
               <w:spacing w:after="10" w:before="0"/>
               <w:ind w:left="120"/>
             </w:pPr>
-            <w:hyperlink w:history="1" r:id="rIdcm2wg2emwvpgxt0u4ahu-">
-              <w:r>
-                <w:rPr>
-                  <w:rFonts w:ascii="Arial" w:cs="Arial" w:eastAsia="Arial" w:hAnsi="Arial"/>
-                  <w:color w:val="595959"/>
-                  <w:sz w:val="14"/>
-                  <w:szCs w:val="14"/>
-                  <w:u w:val="single" w:color="595959"/>
-                </w:rPr>
-                <w:t xml:space="preserve">🔍 Search ARES for similar videos</w:t>
-              </w:r>
-            </w:hyperlink>
-          </w:p>
-          <w:p>
-            <w:pPr>
-              <w:spacing w:after="40" w:before="0"/>
-            </w:pPr>
-            <w:r>
-              <w:rPr>
-                <w:sz w:val="14"/>
-                <w:szCs w:val="14"/>
-              </w:rPr>
-              <w:t xml:space="preserve"/>
-            </w:r>
-          </w:p>
-          <w:p>
-            <w:pPr>
-              <w:spacing w:after="20" w:before="0"/>
-            </w:pPr>
-            <w:r>
-              <w:rPr>
-                <w:rFonts w:ascii="Arial" w:cs="Arial" w:eastAsia="Arial" w:hAnsi="Arial"/>
-                <w:b/>
-                <w:bCs/>
-                <w:color w:val="1F3864"/>
-                <w:sz w:val="16"/>
-                <w:szCs w:val="16"/>
-              </w:rPr>
-              <w:t xml:space="preserve">📖 HTML:</w:t>
-            </w:r>
-          </w:p>
-          <w:p>
-            <w:pPr>
-              <w:spacing w:after="20" w:before="0"/>
-            </w:pPr>
-            <w:hyperlink w:history="1" r:id="rIdzoonvtetxfqzq0w7_uqf1">
-              <w:r>
-                <w:rPr>
-                  <w:rFonts w:ascii="Arial" w:cs="Arial" w:eastAsia="Arial" w:hAnsi="Arial"/>
-                  <w:color w:val="2E75B6"/>
-                  <w:sz w:val="16"/>
-                  <w:szCs w:val="16"/>
-                  <w:u w:val="single" w:color="2E75B6"/>
-                </w:rPr>
-                <w:t xml:space="preserve">Human Evolution (Flexbook)</w:t>
-              </w:r>
-            </w:hyperlink>
-          </w:p>
-          <w:p>
-            <w:pPr>
-              <w:spacing w:after="10" w:before="0"/>
-              <w:ind w:left="120"/>
-            </w:pPr>
-            <w:r>
-              <w:rPr>
-                <w:rFonts w:ascii="Arial" w:cs="Arial" w:eastAsia="Arial" w:hAnsi="Arial"/>
-                <w:color w:val="595959"/>
-                <w:sz w:val="14"/>
-                <w:szCs w:val="14"/>
-              </w:rPr>
-              <w:t xml:space="preserve">Source: CK-12</w:t>
-            </w:r>
-          </w:p>
-          <w:p>
-            <w:pPr>
-              <w:spacing w:after="10" w:before="0"/>
-              <w:ind w:left="120"/>
-            </w:pPr>
-            <w:hyperlink w:history="1" r:id="rIdg5huqmk-j-pnwln3iwl_g">
+            <w:hyperlink w:history="1" r:id="rId95y-qjp_ejbe4-woxzuyf">
               <w:r>
                 <w:rPr>
                   <w:rFonts w:ascii="Arial" w:cs="Arial" w:eastAsia="Arial" w:hAnsi="Arial"/>
@@ -21116,7 +21054,84 @@
             <w:pPr>
               <w:spacing w:after="20" w:before="0"/>
             </w:pPr>
-            <w:hyperlink w:history="1" r:id="rIdrbaobo2ibhlgtxkvu_o9w">
+            <w:r>
+              <w:rPr>
+                <w:rFonts w:ascii="Arial" w:cs="Arial" w:eastAsia="Arial" w:hAnsi="Arial"/>
+                <w:i/>
+                <w:iCs/>
+                <w:color w:val="595959"/>
+                <w:sz w:val="16"/>
+                <w:szCs w:val="16"/>
+              </w:rPr>
+              <w:t xml:space="preserve">No closely matching video in the ARES library for this activity.</w:t>
+            </w:r>
+          </w:p>
+          <w:p>
+            <w:pPr>
+              <w:spacing w:after="10" w:before="0"/>
+              <w:ind w:left="120"/>
+            </w:pPr>
+            <w:hyperlink w:history="1" r:id="rIda1ciadt8h1qgrwn5xiqov">
+              <w:r>
+                <w:rPr>
+                  <w:rFonts w:ascii="Arial" w:cs="Arial" w:eastAsia="Arial" w:hAnsi="Arial"/>
+                  <w:color w:val="595959"/>
+                  <w:sz w:val="14"/>
+                  <w:szCs w:val="14"/>
+                  <w:u w:val="single" w:color="595959"/>
+                </w:rPr>
+                <w:t xml:space="preserve">🔍 Search ARES for videos</w:t>
+              </w:r>
+            </w:hyperlink>
+          </w:p>
+          <w:p>
+            <w:pPr>
+              <w:spacing w:after="10" w:before="0"/>
+              <w:ind w:left="120"/>
+            </w:pPr>
+            <w:r>
+              <w:rPr>
+                <w:rFonts w:ascii="Arial" w:cs="Arial" w:eastAsia="Arial" w:hAnsi="Arial"/>
+                <w:color w:val="595959"/>
+                <w:sz w:val="14"/>
+                <w:szCs w:val="14"/>
+              </w:rPr>
+              <w:t xml:space="preserve">Search terms: animal nutrition human digestive</w:t>
+            </w:r>
+          </w:p>
+          <w:p>
+            <w:pPr>
+              <w:spacing w:after="40" w:before="0"/>
+            </w:pPr>
+            <w:r>
+              <w:rPr>
+                <w:sz w:val="14"/>
+                <w:szCs w:val="14"/>
+              </w:rPr>
+              <w:t xml:space="preserve"/>
+            </w:r>
+          </w:p>
+          <w:p>
+            <w:pPr>
+              <w:spacing w:after="20" w:before="0"/>
+            </w:pPr>
+            <w:r>
+              <w:rPr>
+                <w:rFonts w:ascii="Arial" w:cs="Arial" w:eastAsia="Arial" w:hAnsi="Arial"/>
+                <w:b/>
+                <w:bCs/>
+                <w:color w:val="1F3864"/>
+                <w:sz w:val="16"/>
+                <w:szCs w:val="16"/>
+              </w:rPr>
+              <w:t xml:space="preserve">📖 HTML:</w:t>
+            </w:r>
+          </w:p>
+          <w:p>
+            <w:pPr>
+              <w:spacing w:after="20" w:before="0"/>
+            </w:pPr>
+            <w:hyperlink w:history="1" r:id="rIdiwawmuicvh5zan0-ujqia">
               <w:r>
                 <w:rPr>
                   <w:rFonts w:ascii="Arial" w:cs="Arial" w:eastAsia="Arial" w:hAnsi="Arial"/>
@@ -21125,7 +21140,7 @@
                   <w:szCs w:val="16"/>
                   <w:u w:val="single" w:color="2E75B6"/>
                 </w:rPr>
-                <w:t xml:space="preserve">Digestive System Structure and Function - Overview</w:t>
+                <w:t xml:space="preserve">Human Digestive System (Flexbook)</w:t>
               </w:r>
             </w:hyperlink>
           </w:p>
@@ -21149,85 +21164,7 @@
               <w:spacing w:after="10" w:before="0"/>
               <w:ind w:left="120"/>
             </w:pPr>
-            <w:hyperlink w:history="1" r:id="rIdrmhdv9cr_e8tngxyjiit4">
-              <w:r>
-                <w:rPr>
-                  <w:rFonts w:ascii="Arial" w:cs="Arial" w:eastAsia="Arial" w:hAnsi="Arial"/>
-                  <w:color w:val="595959"/>
-                  <w:sz w:val="14"/>
-                  <w:szCs w:val="14"/>
-                  <w:u w:val="single" w:color="595959"/>
-                </w:rPr>
-                <w:t xml:space="preserve">🔍 Search ARES for similar videos</w:t>
-              </w:r>
-            </w:hyperlink>
-          </w:p>
-          <w:p>
-            <w:pPr>
-              <w:spacing w:after="40" w:before="0"/>
-            </w:pPr>
-            <w:r>
-              <w:rPr>
-                <w:sz w:val="14"/>
-                <w:szCs w:val="14"/>
-              </w:rPr>
-              <w:t xml:space="preserve"/>
-            </w:r>
-          </w:p>
-          <w:p>
-            <w:pPr>
-              <w:spacing w:after="20" w:before="0"/>
-            </w:pPr>
-            <w:r>
-              <w:rPr>
-                <w:rFonts w:ascii="Arial" w:cs="Arial" w:eastAsia="Arial" w:hAnsi="Arial"/>
-                <w:b/>
-                <w:bCs/>
-                <w:color w:val="1F3864"/>
-                <w:sz w:val="16"/>
-                <w:szCs w:val="16"/>
-              </w:rPr>
-              <w:t xml:space="preserve">📖 HTML:</w:t>
-            </w:r>
-          </w:p>
-          <w:p>
-            <w:pPr>
-              <w:spacing w:after="20" w:before="0"/>
-            </w:pPr>
-            <w:hyperlink w:history="1" r:id="rIdc75mnenc0777ngoqwlupu">
-              <w:r>
-                <w:rPr>
-                  <w:rFonts w:ascii="Arial" w:cs="Arial" w:eastAsia="Arial" w:hAnsi="Arial"/>
-                  <w:color w:val="2E75B6"/>
-                  <w:sz w:val="16"/>
-                  <w:szCs w:val="16"/>
-                  <w:u w:val="single" w:color="2E75B6"/>
-                </w:rPr>
-                <w:t xml:space="preserve">Human Evolution (Flexbook)</w:t>
-              </w:r>
-            </w:hyperlink>
-          </w:p>
-          <w:p>
-            <w:pPr>
-              <w:spacing w:after="10" w:before="0"/>
-              <w:ind w:left="120"/>
-            </w:pPr>
-            <w:r>
-              <w:rPr>
-                <w:rFonts w:ascii="Arial" w:cs="Arial" w:eastAsia="Arial" w:hAnsi="Arial"/>
-                <w:color w:val="595959"/>
-                <w:sz w:val="14"/>
-                <w:szCs w:val="14"/>
-              </w:rPr>
-              <w:t xml:space="preserve">Source: CK-12</w:t>
-            </w:r>
-          </w:p>
-          <w:p>
-            <w:pPr>
-              <w:spacing w:after="10" w:before="0"/>
-              <w:ind w:left="120"/>
-            </w:pPr>
-            <w:hyperlink w:history="1" r:id="rId7bqpfw4ryxhp9ing1hs1y">
+            <w:hyperlink w:history="1" r:id="rIdhauflm48s1egl6-icshko">
               <w:r>
                 <w:rPr>
                   <w:rFonts w:ascii="Arial" w:cs="Arial" w:eastAsia="Arial" w:hAnsi="Arial"/>
@@ -21422,7 +21359,84 @@
             <w:pPr>
               <w:spacing w:after="20" w:before="0"/>
             </w:pPr>
-            <w:hyperlink w:history="1" r:id="rId1liy2r6mvkr-z9irir1ix">
+            <w:r>
+              <w:rPr>
+                <w:rFonts w:ascii="Arial" w:cs="Arial" w:eastAsia="Arial" w:hAnsi="Arial"/>
+                <w:i/>
+                <w:iCs/>
+                <w:color w:val="595959"/>
+                <w:sz w:val="16"/>
+                <w:szCs w:val="16"/>
+              </w:rPr>
+              <w:t xml:space="preserve">No closely matching video in the ARES library for this activity.</w:t>
+            </w:r>
+          </w:p>
+          <w:p>
+            <w:pPr>
+              <w:spacing w:after="10" w:before="0"/>
+              <w:ind w:left="120"/>
+            </w:pPr>
+            <w:hyperlink w:history="1" r:id="rId36b96pzogp-oq9a2-oxdq">
+              <w:r>
+                <w:rPr>
+                  <w:rFonts w:ascii="Arial" w:cs="Arial" w:eastAsia="Arial" w:hAnsi="Arial"/>
+                  <w:color w:val="595959"/>
+                  <w:sz w:val="14"/>
+                  <w:szCs w:val="14"/>
+                  <w:u w:val="single" w:color="595959"/>
+                </w:rPr>
+                <w:t xml:space="preserve">🔍 Search ARES for videos</w:t>
+              </w:r>
+            </w:hyperlink>
+          </w:p>
+          <w:p>
+            <w:pPr>
+              <w:spacing w:after="10" w:before="0"/>
+              <w:ind w:left="120"/>
+            </w:pPr>
+            <w:r>
+              <w:rPr>
+                <w:rFonts w:ascii="Arial" w:cs="Arial" w:eastAsia="Arial" w:hAnsi="Arial"/>
+                <w:color w:val="595959"/>
+                <w:sz w:val="14"/>
+                <w:szCs w:val="14"/>
+              </w:rPr>
+              <w:t xml:space="preserve">Search terms: animal nutrition human digestive</w:t>
+            </w:r>
+          </w:p>
+          <w:p>
+            <w:pPr>
+              <w:spacing w:after="40" w:before="0"/>
+            </w:pPr>
+            <w:r>
+              <w:rPr>
+                <w:sz w:val="14"/>
+                <w:szCs w:val="14"/>
+              </w:rPr>
+              <w:t xml:space="preserve"/>
+            </w:r>
+          </w:p>
+          <w:p>
+            <w:pPr>
+              <w:spacing w:after="20" w:before="0"/>
+            </w:pPr>
+            <w:r>
+              <w:rPr>
+                <w:rFonts w:ascii="Arial" w:cs="Arial" w:eastAsia="Arial" w:hAnsi="Arial"/>
+                <w:b/>
+                <w:bCs/>
+                <w:color w:val="1F3864"/>
+                <w:sz w:val="16"/>
+                <w:szCs w:val="16"/>
+              </w:rPr>
+              <w:t xml:space="preserve">📖 HTML:</w:t>
+            </w:r>
+          </w:p>
+          <w:p>
+            <w:pPr>
+              <w:spacing w:after="20" w:before="0"/>
+            </w:pPr>
+            <w:hyperlink w:history="1" r:id="rIdlkjyuvh4k5bnkzbc6waao">
               <w:r>
                 <w:rPr>
                   <w:rFonts w:ascii="Arial" w:cs="Arial" w:eastAsia="Arial" w:hAnsi="Arial"/>
@@ -21431,7 +21445,7 @@
                   <w:szCs w:val="16"/>
                   <w:u w:val="single" w:color="2E75B6"/>
                 </w:rPr>
-                <w:t xml:space="preserve">Digestive System Structure and Function - Overview</w:t>
+                <w:t xml:space="preserve">Human Digestive System (Flexbook)</w:t>
               </w:r>
             </w:hyperlink>
           </w:p>
@@ -21455,85 +21469,7 @@
               <w:spacing w:after="10" w:before="0"/>
               <w:ind w:left="120"/>
             </w:pPr>
-            <w:hyperlink w:history="1" r:id="rId6b4bnok3v8mwgik3wx1ls">
-              <w:r>
-                <w:rPr>
-                  <w:rFonts w:ascii="Arial" w:cs="Arial" w:eastAsia="Arial" w:hAnsi="Arial"/>
-                  <w:color w:val="595959"/>
-                  <w:sz w:val="14"/>
-                  <w:szCs w:val="14"/>
-                  <w:u w:val="single" w:color="595959"/>
-                </w:rPr>
-                <w:t xml:space="preserve">🔍 Search ARES for similar videos</w:t>
-              </w:r>
-            </w:hyperlink>
-          </w:p>
-          <w:p>
-            <w:pPr>
-              <w:spacing w:after="40" w:before="0"/>
-            </w:pPr>
-            <w:r>
-              <w:rPr>
-                <w:sz w:val="14"/>
-                <w:szCs w:val="14"/>
-              </w:rPr>
-              <w:t xml:space="preserve"/>
-            </w:r>
-          </w:p>
-          <w:p>
-            <w:pPr>
-              <w:spacing w:after="20" w:before="0"/>
-            </w:pPr>
-            <w:r>
-              <w:rPr>
-                <w:rFonts w:ascii="Arial" w:cs="Arial" w:eastAsia="Arial" w:hAnsi="Arial"/>
-                <w:b/>
-                <w:bCs/>
-                <w:color w:val="1F3864"/>
-                <w:sz w:val="16"/>
-                <w:szCs w:val="16"/>
-              </w:rPr>
-              <w:t xml:space="preserve">📖 HTML:</w:t>
-            </w:r>
-          </w:p>
-          <w:p>
-            <w:pPr>
-              <w:spacing w:after="20" w:before="0"/>
-            </w:pPr>
-            <w:hyperlink w:history="1" r:id="rIdrx7hj0vsecphksjrl7-ed">
-              <w:r>
-                <w:rPr>
-                  <w:rFonts w:ascii="Arial" w:cs="Arial" w:eastAsia="Arial" w:hAnsi="Arial"/>
-                  <w:color w:val="2E75B6"/>
-                  <w:sz w:val="16"/>
-                  <w:szCs w:val="16"/>
-                  <w:u w:val="single" w:color="2E75B6"/>
-                </w:rPr>
-                <w:t xml:space="preserve">Human Evolution (Flexbook)</w:t>
-              </w:r>
-            </w:hyperlink>
-          </w:p>
-          <w:p>
-            <w:pPr>
-              <w:spacing w:after="10" w:before="0"/>
-              <w:ind w:left="120"/>
-            </w:pPr>
-            <w:r>
-              <w:rPr>
-                <w:rFonts w:ascii="Arial" w:cs="Arial" w:eastAsia="Arial" w:hAnsi="Arial"/>
-                <w:color w:val="595959"/>
-                <w:sz w:val="14"/>
-                <w:szCs w:val="14"/>
-              </w:rPr>
-              <w:t xml:space="preserve">Source: CK-12</w:t>
-            </w:r>
-          </w:p>
-          <w:p>
-            <w:pPr>
-              <w:spacing w:after="10" w:before="0"/>
-              <w:ind w:left="120"/>
-            </w:pPr>
-            <w:hyperlink w:history="1" r:id="rIdujheestz6aboen43bdoxb">
+            <w:hyperlink w:history="1" r:id="rIdn8fhzf47zme0awytdnsyy">
               <w:r>
                 <w:rPr>
                   <w:rFonts w:ascii="Arial" w:cs="Arial" w:eastAsia="Arial" w:hAnsi="Arial"/>
@@ -21728,7 +21664,84 @@
             <w:pPr>
               <w:spacing w:after="20" w:before="0"/>
             </w:pPr>
-            <w:hyperlink w:history="1" r:id="rIdhbh6_6ogq5ie7kryflrll">
+            <w:r>
+              <w:rPr>
+                <w:rFonts w:ascii="Arial" w:cs="Arial" w:eastAsia="Arial" w:hAnsi="Arial"/>
+                <w:i/>
+                <w:iCs/>
+                <w:color w:val="595959"/>
+                <w:sz w:val="16"/>
+                <w:szCs w:val="16"/>
+              </w:rPr>
+              <w:t xml:space="preserve">No closely matching video in the ARES library for this activity.</w:t>
+            </w:r>
+          </w:p>
+          <w:p>
+            <w:pPr>
+              <w:spacing w:after="10" w:before="0"/>
+              <w:ind w:left="120"/>
+            </w:pPr>
+            <w:hyperlink w:history="1" r:id="rIdtuvgiekh7tbxawkmvoucb">
+              <w:r>
+                <w:rPr>
+                  <w:rFonts w:ascii="Arial" w:cs="Arial" w:eastAsia="Arial" w:hAnsi="Arial"/>
+                  <w:color w:val="595959"/>
+                  <w:sz w:val="14"/>
+                  <w:szCs w:val="14"/>
+                  <w:u w:val="single" w:color="595959"/>
+                </w:rPr>
+                <w:t xml:space="preserve">🔍 Search ARES for videos</w:t>
+              </w:r>
+            </w:hyperlink>
+          </w:p>
+          <w:p>
+            <w:pPr>
+              <w:spacing w:after="10" w:before="0"/>
+              <w:ind w:left="120"/>
+            </w:pPr>
+            <w:r>
+              <w:rPr>
+                <w:rFonts w:ascii="Arial" w:cs="Arial" w:eastAsia="Arial" w:hAnsi="Arial"/>
+                <w:color w:val="595959"/>
+                <w:sz w:val="14"/>
+                <w:szCs w:val="14"/>
+              </w:rPr>
+              <w:t xml:space="preserve">Search terms: animal nutrition human digestive</w:t>
+            </w:r>
+          </w:p>
+          <w:p>
+            <w:pPr>
+              <w:spacing w:after="40" w:before="0"/>
+            </w:pPr>
+            <w:r>
+              <w:rPr>
+                <w:sz w:val="14"/>
+                <w:szCs w:val="14"/>
+              </w:rPr>
+              <w:t xml:space="preserve"/>
+            </w:r>
+          </w:p>
+          <w:p>
+            <w:pPr>
+              <w:spacing w:after="20" w:before="0"/>
+            </w:pPr>
+            <w:r>
+              <w:rPr>
+                <w:rFonts w:ascii="Arial" w:cs="Arial" w:eastAsia="Arial" w:hAnsi="Arial"/>
+                <w:b/>
+                <w:bCs/>
+                <w:color w:val="1F3864"/>
+                <w:sz w:val="16"/>
+                <w:szCs w:val="16"/>
+              </w:rPr>
+              <w:t xml:space="preserve">📖 HTML:</w:t>
+            </w:r>
+          </w:p>
+          <w:p>
+            <w:pPr>
+              <w:spacing w:after="20" w:before="0"/>
+            </w:pPr>
+            <w:hyperlink w:history="1" r:id="rIdtyu3mdfamrjdwsmdzkvng">
               <w:r>
                 <w:rPr>
                   <w:rFonts w:ascii="Arial" w:cs="Arial" w:eastAsia="Arial" w:hAnsi="Arial"/>
@@ -21737,7 +21750,7 @@
                   <w:szCs w:val="16"/>
                   <w:u w:val="single" w:color="2E75B6"/>
                 </w:rPr>
-                <w:t xml:space="preserve">Digestive System Structure and Function - Overview</w:t>
+                <w:t xml:space="preserve">Human Digestive System (Flexbook)</w:t>
               </w:r>
             </w:hyperlink>
           </w:p>
@@ -21761,85 +21774,7 @@
               <w:spacing w:after="10" w:before="0"/>
               <w:ind w:left="120"/>
             </w:pPr>
-            <w:hyperlink w:history="1" r:id="rId6cxj8prvekoanqta2ydei">
-              <w:r>
-                <w:rPr>
-                  <w:rFonts w:ascii="Arial" w:cs="Arial" w:eastAsia="Arial" w:hAnsi="Arial"/>
-                  <w:color w:val="595959"/>
-                  <w:sz w:val="14"/>
-                  <w:szCs w:val="14"/>
-                  <w:u w:val="single" w:color="595959"/>
-                </w:rPr>
-                <w:t xml:space="preserve">🔍 Search ARES for similar videos</w:t>
-              </w:r>
-            </w:hyperlink>
-          </w:p>
-          <w:p>
-            <w:pPr>
-              <w:spacing w:after="40" w:before="0"/>
-            </w:pPr>
-            <w:r>
-              <w:rPr>
-                <w:sz w:val="14"/>
-                <w:szCs w:val="14"/>
-              </w:rPr>
-              <w:t xml:space="preserve"/>
-            </w:r>
-          </w:p>
-          <w:p>
-            <w:pPr>
-              <w:spacing w:after="20" w:before="0"/>
-            </w:pPr>
-            <w:r>
-              <w:rPr>
-                <w:rFonts w:ascii="Arial" w:cs="Arial" w:eastAsia="Arial" w:hAnsi="Arial"/>
-                <w:b/>
-                <w:bCs/>
-                <w:color w:val="1F3864"/>
-                <w:sz w:val="16"/>
-                <w:szCs w:val="16"/>
-              </w:rPr>
-              <w:t xml:space="preserve">📖 HTML:</w:t>
-            </w:r>
-          </w:p>
-          <w:p>
-            <w:pPr>
-              <w:spacing w:after="20" w:before="0"/>
-            </w:pPr>
-            <w:hyperlink w:history="1" r:id="rIds95ouli9gckm7p8pyyw7d">
-              <w:r>
-                <w:rPr>
-                  <w:rFonts w:ascii="Arial" w:cs="Arial" w:eastAsia="Arial" w:hAnsi="Arial"/>
-                  <w:color w:val="2E75B6"/>
-                  <w:sz w:val="16"/>
-                  <w:szCs w:val="16"/>
-                  <w:u w:val="single" w:color="2E75B6"/>
-                </w:rPr>
-                <w:t xml:space="preserve">Human Evolution (Flexbook)</w:t>
-              </w:r>
-            </w:hyperlink>
-          </w:p>
-          <w:p>
-            <w:pPr>
-              <w:spacing w:after="10" w:before="0"/>
-              <w:ind w:left="120"/>
-            </w:pPr>
-            <w:r>
-              <w:rPr>
-                <w:rFonts w:ascii="Arial" w:cs="Arial" w:eastAsia="Arial" w:hAnsi="Arial"/>
-                <w:color w:val="595959"/>
-                <w:sz w:val="14"/>
-                <w:szCs w:val="14"/>
-              </w:rPr>
-              <w:t xml:space="preserve">Source: CK-12</w:t>
-            </w:r>
-          </w:p>
-          <w:p>
-            <w:pPr>
-              <w:spacing w:after="10" w:before="0"/>
-              <w:ind w:left="120"/>
-            </w:pPr>
-            <w:hyperlink w:history="1" r:id="rIdjgtzbl-i3j6izfhcwpb6v">
+            <w:hyperlink w:history="1" r:id="rIdgfvie0idodxskdzeqamq_">
               <w:r>
                 <w:rPr>
                   <w:rFonts w:ascii="Arial" w:cs="Arial" w:eastAsia="Arial" w:hAnsi="Arial"/>
@@ -23326,7 +23261,7 @@
             <w:pPr>
               <w:spacing w:after="20" w:before="0"/>
             </w:pPr>
-            <w:hyperlink w:history="1" r:id="rIdp3uri8-s47kjellvgi5cw">
+            <w:hyperlink w:history="1" r:id="rIdwfwvsxwo7h-6m_f5p2dfi">
               <w:r>
                 <w:rPr>
                   <w:rFonts w:ascii="Arial" w:cs="Arial" w:eastAsia="Arial" w:hAnsi="Arial"/>
@@ -23335,7 +23270,7 @@
                   <w:szCs w:val="16"/>
                   <w:u w:val="single" w:color="2E75B6"/>
                 </w:rPr>
-                <w:t xml:space="preserve">Enzyme reaction velocity and pH</w:t>
+                <w:t xml:space="preserve">Enzymes</w:t>
               </w:r>
             </w:hyperlink>
           </w:p>
@@ -23359,7 +23294,7 @@
               <w:spacing w:after="10" w:before="0"/>
               <w:ind w:left="120"/>
             </w:pPr>
-            <w:hyperlink w:history="1" r:id="rId3cercgztmhd0noaatrbrm">
+            <w:hyperlink w:history="1" r:id="rId5wto7zvrgcfqogl5drevq">
               <w:r>
                 <w:rPr>
                   <w:rFonts w:ascii="Arial" w:cs="Arial" w:eastAsia="Arial" w:hAnsi="Arial"/>
@@ -23404,7 +23339,7 @@
             <w:pPr>
               <w:spacing w:after="20" w:before="0"/>
             </w:pPr>
-            <w:hyperlink w:history="1" r:id="rIdvgyjb7og4qcgikw-gkoii">
+            <w:hyperlink w:history="1" r:id="rIdddnt4jyx_u0q2pdqskkqn">
               <w:r>
                 <w:rPr>
                   <w:rFonts w:ascii="Arial" w:cs="Arial" w:eastAsia="Arial" w:hAnsi="Arial"/>
@@ -23413,7 +23348,7 @@
                   <w:szCs w:val="16"/>
                   <w:u w:val="single" w:color="2E75B6"/>
                 </w:rPr>
-                <w:t xml:space="preserve">Enzyme Function: Penny Machine (PLIX)</w:t>
+                <w:t xml:space="preserve">Enzymes as Catalysts (Flexbook)</w:t>
               </w:r>
             </w:hyperlink>
           </w:p>
@@ -23437,7 +23372,7 @@
               <w:spacing w:after="10" w:before="0"/>
               <w:ind w:left="120"/>
             </w:pPr>
-            <w:hyperlink w:history="1" r:id="rId6spvhuubw-fjsp9ftaeu3">
+            <w:hyperlink w:history="1" r:id="rId3qwpoluzqgaidped7pjbk">
               <w:r>
                 <w:rPr>
                   <w:rFonts w:ascii="Arial" w:cs="Arial" w:eastAsia="Arial" w:hAnsi="Arial"/>
@@ -23632,7 +23567,7 @@
             <w:pPr>
               <w:spacing w:after="20" w:before="0"/>
             </w:pPr>
-            <w:hyperlink w:history="1" r:id="rIdfu66gv9ttyyijomx5vo-b">
+            <w:hyperlink w:history="1" r:id="rIdqg2lbhv_yih3urrqkvm8n">
               <w:r>
                 <w:rPr>
                   <w:rFonts w:ascii="Arial" w:cs="Arial" w:eastAsia="Arial" w:hAnsi="Arial"/>
@@ -23641,7 +23576,7 @@
                   <w:szCs w:val="16"/>
                   <w:u w:val="single" w:color="2E75B6"/>
                 </w:rPr>
-                <w:t xml:space="preserve">Enzyme reaction velocity and pH</w:t>
+                <w:t xml:space="preserve">Enzymes</w:t>
               </w:r>
             </w:hyperlink>
           </w:p>
@@ -23665,7 +23600,7 @@
               <w:spacing w:after="10" w:before="0"/>
               <w:ind w:left="120"/>
             </w:pPr>
-            <w:hyperlink w:history="1" r:id="rId67cmbnjf6j-lg23ltiwrv">
+            <w:hyperlink w:history="1" r:id="rIdzcypo-izimuqdbiy9zatq">
               <w:r>
                 <w:rPr>
                   <w:rFonts w:ascii="Arial" w:cs="Arial" w:eastAsia="Arial" w:hAnsi="Arial"/>
@@ -23703,14 +23638,14 @@
                 <w:sz w:val="16"/>
                 <w:szCs w:val="16"/>
               </w:rPr>
-              <w:t xml:space="preserve">📖 HTML:</w:t>
+              <w:t xml:space="preserve">📖 EXERCISE:</w:t>
             </w:r>
           </w:p>
           <w:p>
             <w:pPr>
               <w:spacing w:after="20" w:before="0"/>
             </w:pPr>
-            <w:hyperlink w:history="1" r:id="rId1ydxjayik4q6nyddzdlud">
+            <w:hyperlink w:history="1" r:id="rIdntzcawrnkrjhrs5nl2nx6">
               <w:r>
                 <w:rPr>
                   <w:rFonts w:ascii="Arial" w:cs="Arial" w:eastAsia="Arial" w:hAnsi="Arial"/>
@@ -23719,7 +23654,7 @@
                   <w:szCs w:val="16"/>
                   <w:u w:val="single" w:color="2E75B6"/>
                 </w:rPr>
-                <w:t xml:space="preserve">Enzyme Function: Penny Machine (PLIX)</w:t>
+                <w:t xml:space="preserve">Enzymes as Catalysts Practice</w:t>
               </w:r>
             </w:hyperlink>
           </w:p>
@@ -23743,7 +23678,7 @@
               <w:spacing w:after="10" w:before="0"/>
               <w:ind w:left="120"/>
             </w:pPr>
-            <w:hyperlink w:history="1" r:id="rIdt2nxgqlrspq4sp6bcq9bx">
+            <w:hyperlink w:history="1" r:id="rIdwdc7e6ektlewc0mivovdw">
               <w:r>
                 <w:rPr>
                   <w:rFonts w:ascii="Arial" w:cs="Arial" w:eastAsia="Arial" w:hAnsi="Arial"/>
@@ -23938,7 +23873,7 @@
             <w:pPr>
               <w:spacing w:after="20" w:before="0"/>
             </w:pPr>
-            <w:hyperlink w:history="1" r:id="rIdh31mpsoapqxozmr8jnsuz">
+            <w:hyperlink w:history="1" r:id="rIdhhgkjxzvjdntejwjhlro5">
               <w:r>
                 <w:rPr>
                   <w:rFonts w:ascii="Arial" w:cs="Arial" w:eastAsia="Arial" w:hAnsi="Arial"/>
@@ -23947,7 +23882,7 @@
                   <w:szCs w:val="16"/>
                   <w:u w:val="single" w:color="2E75B6"/>
                 </w:rPr>
-                <w:t xml:space="preserve">Enzyme reaction velocity and pH</w:t>
+                <w:t xml:space="preserve">Enzymes</w:t>
               </w:r>
             </w:hyperlink>
           </w:p>
@@ -23971,7 +23906,7 @@
               <w:spacing w:after="10" w:before="0"/>
               <w:ind w:left="120"/>
             </w:pPr>
-            <w:hyperlink w:history="1" r:id="rIdaxbxsjpxx3qxhnqkghlz7">
+            <w:hyperlink w:history="1" r:id="rIdddr7yhtubuaq51fhimnr-">
               <w:r>
                 <w:rPr>
                   <w:rFonts w:ascii="Arial" w:cs="Arial" w:eastAsia="Arial" w:hAnsi="Arial"/>
@@ -24009,14 +23944,14 @@
                 <w:sz w:val="16"/>
                 <w:szCs w:val="16"/>
               </w:rPr>
-              <w:t xml:space="preserve">📖 HTML:</w:t>
+              <w:t xml:space="preserve">📖 EXERCISE:</w:t>
             </w:r>
           </w:p>
           <w:p>
             <w:pPr>
               <w:spacing w:after="20" w:before="0"/>
             </w:pPr>
-            <w:hyperlink w:history="1" r:id="rIdmxbtreimgspqeiagyrio2">
+            <w:hyperlink w:history="1" r:id="rIdzl31c18saw73mhn9ihifd">
               <w:r>
                 <w:rPr>
                   <w:rFonts w:ascii="Arial" w:cs="Arial" w:eastAsia="Arial" w:hAnsi="Arial"/>
@@ -24025,7 +23960,7 @@
                   <w:szCs w:val="16"/>
                   <w:u w:val="single" w:color="2E75B6"/>
                 </w:rPr>
-                <w:t xml:space="preserve">Enzyme Function: Penny Machine (PLIX)</w:t>
+                <w:t xml:space="preserve">Enzymes</w:t>
               </w:r>
             </w:hyperlink>
           </w:p>
@@ -24041,7 +23976,7 @@
                 <w:sz w:val="14"/>
                 <w:szCs w:val="14"/>
               </w:rPr>
-              <w:t xml:space="preserve">Source: CK-12</w:t>
+              <w:t xml:space="preserve">Source: Khan Academy (English - US curriculum)</w:t>
             </w:r>
           </w:p>
           <w:p>
@@ -24049,7 +23984,7 @@
               <w:spacing w:after="10" w:before="0"/>
               <w:ind w:left="120"/>
             </w:pPr>
-            <w:hyperlink w:history="1" r:id="rIdlrodx0qtxfdgbthfv28te">
+            <w:hyperlink w:history="1" r:id="rId4vywcx0aozd3ynmupwguo">
               <w:r>
                 <w:rPr>
                   <w:rFonts w:ascii="Arial" w:cs="Arial" w:eastAsia="Arial" w:hAnsi="Arial"/>
@@ -24244,7 +24179,7 @@
             <w:pPr>
               <w:spacing w:after="20" w:before="0"/>
             </w:pPr>
-            <w:hyperlink w:history="1" r:id="rIdq1djqpsjxwvsqqmypgw6v">
+            <w:hyperlink w:history="1" r:id="rIdwkwbkpp4opxpbzb-fxnrn">
               <w:r>
                 <w:rPr>
                   <w:rFonts w:ascii="Arial" w:cs="Arial" w:eastAsia="Arial" w:hAnsi="Arial"/>
@@ -24253,7 +24188,7 @@
                   <w:szCs w:val="16"/>
                   <w:u w:val="single" w:color="2E75B6"/>
                 </w:rPr>
-                <w:t xml:space="preserve">Enzyme reaction velocity and pH</w:t>
+                <w:t xml:space="preserve">Enzymes</w:t>
               </w:r>
             </w:hyperlink>
           </w:p>
@@ -24277,7 +24212,7 @@
               <w:spacing w:after="10" w:before="0"/>
               <w:ind w:left="120"/>
             </w:pPr>
-            <w:hyperlink w:history="1" r:id="rIdm1x8x4dnua-yiiyjgq0o9">
+            <w:hyperlink w:history="1" r:id="rIdxsapt4216bppetlaintar">
               <w:r>
                 <w:rPr>
                   <w:rFonts w:ascii="Arial" w:cs="Arial" w:eastAsia="Arial" w:hAnsi="Arial"/>
@@ -24315,14 +24250,14 @@
                 <w:sz w:val="16"/>
                 <w:szCs w:val="16"/>
               </w:rPr>
-              <w:t xml:space="preserve">📖 HTML:</w:t>
+              <w:t xml:space="preserve">📖 EXERCISE:</w:t>
             </w:r>
           </w:p>
           <w:p>
             <w:pPr>
               <w:spacing w:after="20" w:before="0"/>
             </w:pPr>
-            <w:hyperlink w:history="1" r:id="rIdzjtreccb7j_vfqxixx2p7">
+            <w:hyperlink w:history="1" r:id="rIdqvomzqiivtthqvwhikptj">
               <w:r>
                 <w:rPr>
                   <w:rFonts w:ascii="Arial" w:cs="Arial" w:eastAsia="Arial" w:hAnsi="Arial"/>
@@ -24331,7 +24266,7 @@
                   <w:szCs w:val="16"/>
                   <w:u w:val="single" w:color="2E75B6"/>
                 </w:rPr>
-                <w:t xml:space="preserve">Enzyme Function: Penny Machine (PLIX)</w:t>
+                <w:t xml:space="preserve">Enzyme regulation and inhibition</w:t>
               </w:r>
             </w:hyperlink>
           </w:p>
@@ -24347,7 +24282,7 @@
                 <w:sz w:val="14"/>
                 <w:szCs w:val="14"/>
               </w:rPr>
-              <w:t xml:space="preserve">Source: CK-12</w:t>
+              <w:t xml:space="preserve">Source: Khan Academy (English - US curriculum)</w:t>
             </w:r>
           </w:p>
           <w:p>
@@ -24355,7 +24290,7 @@
               <w:spacing w:after="10" w:before="0"/>
               <w:ind w:left="120"/>
             </w:pPr>
-            <w:hyperlink w:history="1" r:id="rId_tuwgk4-eyg4qbzpzv7c8">
+            <w:hyperlink w:history="1" r:id="rIdaygzi_ncztyidcw0wm5f1">
               <w:r>
                 <w:rPr>
                   <w:rFonts w:ascii="Arial" w:cs="Arial" w:eastAsia="Arial" w:hAnsi="Arial"/>
@@ -24550,7 +24485,7 @@
             <w:pPr>
               <w:spacing w:after="20" w:before="0"/>
             </w:pPr>
-            <w:hyperlink w:history="1" r:id="rIdyfxgpwizib4wtdax4gtzt">
+            <w:hyperlink w:history="1" r:id="rIdibtsmeu5fojar-eemvzdd">
               <w:r>
                 <w:rPr>
                   <w:rFonts w:ascii="Arial" w:cs="Arial" w:eastAsia="Arial" w:hAnsi="Arial"/>
@@ -24559,7 +24494,7 @@
                   <w:szCs w:val="16"/>
                   <w:u w:val="single" w:color="2E75B6"/>
                 </w:rPr>
-                <w:t xml:space="preserve">Enzyme reaction velocity and pH</w:t>
+                <w:t xml:space="preserve">Enzymes</w:t>
               </w:r>
             </w:hyperlink>
           </w:p>
@@ -24583,7 +24518,7 @@
               <w:spacing w:after="10" w:before="0"/>
               <w:ind w:left="120"/>
             </w:pPr>
-            <w:hyperlink w:history="1" r:id="rIdtch7ksl9gt3jljx5z7btz">
+            <w:hyperlink w:history="1" r:id="rIdpo5s2f0fww5agedpqdyp1">
               <w:r>
                 <w:rPr>
                   <w:rFonts w:ascii="Arial" w:cs="Arial" w:eastAsia="Arial" w:hAnsi="Arial"/>
@@ -24621,14 +24556,14 @@
                 <w:sz w:val="16"/>
                 <w:szCs w:val="16"/>
               </w:rPr>
-              <w:t xml:space="preserve">📖 HTML:</w:t>
+              <w:t xml:space="preserve">📖 EXERCISE:</w:t>
             </w:r>
           </w:p>
           <w:p>
             <w:pPr>
               <w:spacing w:after="20" w:before="0"/>
             </w:pPr>
-            <w:hyperlink w:history="1" r:id="rIdbzs6z98ic_lssbfjmjxmn">
+            <w:hyperlink w:history="1" r:id="rIdw0svnvil1g_2x5m3wofht">
               <w:r>
                 <w:rPr>
                   <w:rFonts w:ascii="Arial" w:cs="Arial" w:eastAsia="Arial" w:hAnsi="Arial"/>
@@ -24637,7 +24572,7 @@
                   <w:szCs w:val="16"/>
                   <w:u w:val="single" w:color="2E75B6"/>
                 </w:rPr>
-                <w:t xml:space="preserve">Enzyme Function: Penny Machine (PLIX)</w:t>
+                <w:t xml:space="preserve">Enzyme structure and catalysis</w:t>
               </w:r>
             </w:hyperlink>
           </w:p>
@@ -24653,7 +24588,7 @@
                 <w:sz w:val="14"/>
                 <w:szCs w:val="14"/>
               </w:rPr>
-              <w:t xml:space="preserve">Source: CK-12</w:t>
+              <w:t xml:space="preserve">Source: Khan Academy (English - US curriculum)</w:t>
             </w:r>
           </w:p>
           <w:p>
@@ -24661,7 +24596,7 @@
               <w:spacing w:after="10" w:before="0"/>
               <w:ind w:left="120"/>
             </w:pPr>
-            <w:hyperlink w:history="1" r:id="rIdfrpq1v77w7gc15-u0mdyg">
+            <w:hyperlink w:history="1" r:id="rIdw_xi8mqa6xruvkrgnpf8p">
               <w:r>
                 <w:rPr>
                   <w:rFonts w:ascii="Arial" w:cs="Arial" w:eastAsia="Arial" w:hAnsi="Arial"/>
@@ -26148,7 +26083,7 @@
             <w:pPr>
               <w:spacing w:after="20" w:before="0"/>
             </w:pPr>
-            <w:hyperlink w:history="1" r:id="rIdw6g8m4etvoxvc3w-hiqgc">
+            <w:hyperlink w:history="1" r:id="rId4hndmazuvdzmhq4vuifhk">
               <w:r>
                 <w:rPr>
                   <w:rFonts w:ascii="Arial" w:cs="Arial" w:eastAsia="Arial" w:hAnsi="Arial"/>
@@ -26157,7 +26092,7 @@
                   <w:szCs w:val="16"/>
                   <w:u w:val="single" w:color="2E75B6"/>
                 </w:rPr>
-                <w:t xml:space="preserve">The lungs and pulmonary system</w:t>
+                <w:t xml:space="preserve">Absorption and reflection</w:t>
               </w:r>
             </w:hyperlink>
           </w:p>
@@ -26181,7 +26116,7 @@
               <w:spacing w:after="10" w:before="0"/>
               <w:ind w:left="120"/>
             </w:pPr>
-            <w:hyperlink w:history="1" r:id="rIdckdvlgzeta7rmgudvndyh">
+            <w:hyperlink w:history="1" r:id="rIdlqc4dexnzixrpewd2lmj2">
               <w:r>
                 <w:rPr>
                   <w:rFonts w:ascii="Arial" w:cs="Arial" w:eastAsia="Arial" w:hAnsi="Arial"/>
@@ -26226,7 +26161,7 @@
             <w:pPr>
               <w:spacing w:after="20" w:before="0"/>
             </w:pPr>
-            <w:hyperlink w:history="1" r:id="rIdmyea62l8jtzoj5siuninb">
+            <w:hyperlink w:history="1" r:id="rIdjff7jsytra2jmdvyslcvc">
               <w:r>
                 <w:rPr>
                   <w:rFonts w:ascii="Arial" w:cs="Arial" w:eastAsia="Arial" w:hAnsi="Arial"/>
@@ -26235,7 +26170,7 @@
                   <w:szCs w:val="16"/>
                   <w:u w:val="single" w:color="2E75B6"/>
                 </w:rPr>
-                <w:t xml:space="preserve">Animal-like Protists (Flexbook)</w:t>
+                <w:t xml:space="preserve">Absorption</w:t>
               </w:r>
             </w:hyperlink>
           </w:p>
@@ -26251,7 +26186,7 @@
                 <w:sz w:val="14"/>
                 <w:szCs w:val="14"/>
               </w:rPr>
-              <w:t xml:space="preserve">Source: CK-12</w:t>
+              <w:t xml:space="preserve">Source: PhET</w:t>
             </w:r>
           </w:p>
           <w:p>
@@ -26259,7 +26194,7 @@
               <w:spacing w:after="10" w:before="0"/>
               <w:ind w:left="120"/>
             </w:pPr>
-            <w:hyperlink w:history="1" r:id="rIdbtewav4slwqxs27rmqvd8">
+            <w:hyperlink w:history="1" r:id="rId0xswpaxa0uwubdlicgvsf">
               <w:r>
                 <w:rPr>
                   <w:rFonts w:ascii="Arial" w:cs="Arial" w:eastAsia="Arial" w:hAnsi="Arial"/>
@@ -26454,7 +26389,7 @@
             <w:pPr>
               <w:spacing w:after="20" w:before="0"/>
             </w:pPr>
-            <w:hyperlink w:history="1" r:id="rIdcwzxiinly1p-hbffu_ebj">
+            <w:hyperlink w:history="1" r:id="rIdohsclbp3v6j9q8wq3rvhn">
               <w:r>
                 <w:rPr>
                   <w:rFonts w:ascii="Arial" w:cs="Arial" w:eastAsia="Arial" w:hAnsi="Arial"/>
@@ -26463,7 +26398,7 @@
                   <w:szCs w:val="16"/>
                   <w:u w:val="single" w:color="2E75B6"/>
                 </w:rPr>
-                <w:t xml:space="preserve">The lungs and pulmonary system</w:t>
+                <w:t xml:space="preserve">Absorption and emission</w:t>
               </w:r>
             </w:hyperlink>
           </w:p>
@@ -26487,7 +26422,7 @@
               <w:spacing w:after="10" w:before="0"/>
               <w:ind w:left="120"/>
             </w:pPr>
-            <w:hyperlink w:history="1" r:id="rIdasqvyste7pmaklbw3rkn8">
+            <w:hyperlink w:history="1" r:id="rIdoz13ywxwycn_28ofrq9lm">
               <w:r>
                 <w:rPr>
                   <w:rFonts w:ascii="Arial" w:cs="Arial" w:eastAsia="Arial" w:hAnsi="Arial"/>
@@ -26525,14 +26460,14 @@
                 <w:sz w:val="16"/>
                 <w:szCs w:val="16"/>
               </w:rPr>
-              <w:t xml:space="preserve">📖 HTML:</w:t>
+              <w:t xml:space="preserve">📖 EXERCISE:</w:t>
             </w:r>
           </w:p>
           <w:p>
             <w:pPr>
               <w:spacing w:after="20" w:before="0"/>
             </w:pPr>
-            <w:hyperlink w:history="1" r:id="rIdhik4unhtk9q7kbyl6zzqc">
+            <w:hyperlink w:history="1" r:id="rIdjdzk5rvz2xhexxhfdh1ns">
               <w:r>
                 <w:rPr>
                   <w:rFonts w:ascii="Arial" w:cs="Arial" w:eastAsia="Arial" w:hAnsi="Arial"/>
@@ -26541,7 +26476,7 @@
                   <w:szCs w:val="16"/>
                   <w:u w:val="single" w:color="2E75B6"/>
                 </w:rPr>
-                <w:t xml:space="preserve">Animal-like Protists (Flexbook)</w:t>
+                <w:t xml:space="preserve">Apply: absorption and reflection</w:t>
               </w:r>
             </w:hyperlink>
           </w:p>
@@ -26557,7 +26492,7 @@
                 <w:sz w:val="14"/>
                 <w:szCs w:val="14"/>
               </w:rPr>
-              <w:t xml:space="preserve">Source: CK-12</w:t>
+              <w:t xml:space="preserve">Source: Khan Academy (English - US curriculum)</w:t>
             </w:r>
           </w:p>
           <w:p>
@@ -26565,7 +26500,7 @@
               <w:spacing w:after="10" w:before="0"/>
               <w:ind w:left="120"/>
             </w:pPr>
-            <w:hyperlink w:history="1" r:id="rIdv1bwtwvd9w1aghdi3_u9e">
+            <w:hyperlink w:history="1" r:id="rIdvwtzymbk5y-vycwzw--de">
               <w:r>
                 <w:rPr>
                   <w:rFonts w:ascii="Arial" w:cs="Arial" w:eastAsia="Arial" w:hAnsi="Arial"/>
@@ -26760,7 +26695,7 @@
             <w:pPr>
               <w:spacing w:after="20" w:before="0"/>
             </w:pPr>
-            <w:hyperlink w:history="1" r:id="rIdkohbms1deywaficol3tbx">
+            <w:hyperlink w:history="1" r:id="rIdt6tf1m9kpbq-vqi81m3ks">
               <w:r>
                 <w:rPr>
                   <w:rFonts w:ascii="Arial" w:cs="Arial" w:eastAsia="Arial" w:hAnsi="Arial"/>
@@ -26769,7 +26704,7 @@
                   <w:szCs w:val="16"/>
                   <w:u w:val="single" w:color="2E75B6"/>
                 </w:rPr>
-                <w:t xml:space="preserve">The lungs and pulmonary system</w:t>
+                <w:t xml:space="preserve">Absorption in the visible region</w:t>
               </w:r>
             </w:hyperlink>
           </w:p>
@@ -26793,7 +26728,7 @@
               <w:spacing w:after="10" w:before="0"/>
               <w:ind w:left="120"/>
             </w:pPr>
-            <w:hyperlink w:history="1" r:id="rIdmie0gqfewk9fd8ddtyop9">
+            <w:hyperlink w:history="1" r:id="rIdvcmanf3m2g-wsibzl-j-r">
               <w:r>
                 <w:rPr>
                   <w:rFonts w:ascii="Arial" w:cs="Arial" w:eastAsia="Arial" w:hAnsi="Arial"/>
@@ -26831,14 +26766,14 @@
                 <w:sz w:val="16"/>
                 <w:szCs w:val="16"/>
               </w:rPr>
-              <w:t xml:space="preserve">📖 HTML:</w:t>
+              <w:t xml:space="preserve">📖 EXERCISE:</w:t>
             </w:r>
           </w:p>
           <w:p>
             <w:pPr>
               <w:spacing w:after="20" w:before="0"/>
             </w:pPr>
-            <w:hyperlink w:history="1" r:id="rIdnpwpdgc37gqnoxfmk3v5r">
+            <w:hyperlink w:history="1" r:id="rIdobpwvndncmsrn0wza6cwc">
               <w:r>
                 <w:rPr>
                   <w:rFonts w:ascii="Arial" w:cs="Arial" w:eastAsia="Arial" w:hAnsi="Arial"/>
@@ -26847,7 +26782,7 @@
                   <w:szCs w:val="16"/>
                   <w:u w:val="single" w:color="2E75B6"/>
                 </w:rPr>
-                <w:t xml:space="preserve">Animal-like Protists (Flexbook)</w:t>
+                <w:t xml:space="preserve">Understand: absorption and reflection</w:t>
               </w:r>
             </w:hyperlink>
           </w:p>
@@ -26863,7 +26798,7 @@
                 <w:sz w:val="14"/>
                 <w:szCs w:val="14"/>
               </w:rPr>
-              <w:t xml:space="preserve">Source: CK-12</w:t>
+              <w:t xml:space="preserve">Source: Khan Academy (English - US curriculum)</w:t>
             </w:r>
           </w:p>
           <w:p>
@@ -26871,7 +26806,7 @@
               <w:spacing w:after="10" w:before="0"/>
               <w:ind w:left="120"/>
             </w:pPr>
-            <w:hyperlink w:history="1" r:id="rIdajdndoagn9ryggb_zqmdr">
+            <w:hyperlink w:history="1" r:id="rIdpxretort_rt2k8gq9u-xf">
               <w:r>
                 <w:rPr>
                   <w:rFonts w:ascii="Arial" w:cs="Arial" w:eastAsia="Arial" w:hAnsi="Arial"/>
@@ -27066,7 +27001,7 @@
             <w:pPr>
               <w:spacing w:after="20" w:before="0"/>
             </w:pPr>
-            <w:hyperlink w:history="1" r:id="rId3d0vllgezf_u9dswehsgk">
+            <w:hyperlink w:history="1" r:id="rId0oj3mvytx2ukts4kbrrg7">
               <w:r>
                 <w:rPr>
                   <w:rFonts w:ascii="Arial" w:cs="Arial" w:eastAsia="Arial" w:hAnsi="Arial"/>
@@ -27075,7 +27010,7 @@
                   <w:szCs w:val="16"/>
                   <w:u w:val="single" w:color="2E75B6"/>
                 </w:rPr>
-                <w:t xml:space="preserve">The lungs and pulmonary system</w:t>
+                <w:t xml:space="preserve">Absorption and reflection</w:t>
               </w:r>
             </w:hyperlink>
           </w:p>
@@ -27099,7 +27034,7 @@
               <w:spacing w:after="10" w:before="0"/>
               <w:ind w:left="120"/>
             </w:pPr>
-            <w:hyperlink w:history="1" r:id="rId23nqkd-lfbsb0azonci02">
+            <w:hyperlink w:history="1" r:id="rIdglm8nye0xxmnqega-lnal">
               <w:r>
                 <w:rPr>
                   <w:rFonts w:ascii="Arial" w:cs="Arial" w:eastAsia="Arial" w:hAnsi="Arial"/>
@@ -27144,7 +27079,7 @@
             <w:pPr>
               <w:spacing w:after="20" w:before="0"/>
             </w:pPr>
-            <w:hyperlink w:history="1" r:id="rIdx-se3jotfl9dzx9ustsxm">
+            <w:hyperlink w:history="1" r:id="rIdt7dkzr7fz9mndkw86tzl_">
               <w:r>
                 <w:rPr>
                   <w:rFonts w:ascii="Arial" w:cs="Arial" w:eastAsia="Arial" w:hAnsi="Arial"/>
@@ -27153,7 +27088,7 @@
                   <w:szCs w:val="16"/>
                   <w:u w:val="single" w:color="2E75B6"/>
                 </w:rPr>
-                <w:t xml:space="preserve">Animal-like Protists (Flexbook)</w:t>
+                <w:t xml:space="preserve">Absorption</w:t>
               </w:r>
             </w:hyperlink>
           </w:p>
@@ -27169,7 +27104,7 @@
                 <w:sz w:val="14"/>
                 <w:szCs w:val="14"/>
               </w:rPr>
-              <w:t xml:space="preserve">Source: CK-12</w:t>
+              <w:t xml:space="preserve">Source: PhET</w:t>
             </w:r>
           </w:p>
           <w:p>
@@ -27177,7 +27112,7 @@
               <w:spacing w:after="10" w:before="0"/>
               <w:ind w:left="120"/>
             </w:pPr>
-            <w:hyperlink w:history="1" r:id="rIddsexhn8wsgi461a_eywr4">
+            <w:hyperlink w:history="1" r:id="rIdgntmmnk3q3n0vrdx2ep_d">
               <w:r>
                 <w:rPr>
                   <w:rFonts w:ascii="Arial" w:cs="Arial" w:eastAsia="Arial" w:hAnsi="Arial"/>
@@ -27372,7 +27307,7 @@
             <w:pPr>
               <w:spacing w:after="20" w:before="0"/>
             </w:pPr>
-            <w:hyperlink w:history="1" r:id="rIdw8mfa3f2c07o1nfyjr3-w">
+            <w:hyperlink w:history="1" r:id="rIdgpi11_7ontbnefqcvwuyl">
               <w:r>
                 <w:rPr>
                   <w:rFonts w:ascii="Arial" w:cs="Arial" w:eastAsia="Arial" w:hAnsi="Arial"/>
@@ -27381,7 +27316,7 @@
                   <w:szCs w:val="16"/>
                   <w:u w:val="single" w:color="2E75B6"/>
                 </w:rPr>
-                <w:t xml:space="preserve">The lungs and pulmonary system</w:t>
+                <w:t xml:space="preserve">Absorption and reflection</w:t>
               </w:r>
             </w:hyperlink>
           </w:p>
@@ -27405,7 +27340,7 @@
               <w:spacing w:after="10" w:before="0"/>
               <w:ind w:left="120"/>
             </w:pPr>
-            <w:hyperlink w:history="1" r:id="rIdvbzyhr0zertk57hawdmaw">
+            <w:hyperlink w:history="1" r:id="rId858bmcmvqecbyvvnuuyp9">
               <w:r>
                 <w:rPr>
                   <w:rFonts w:ascii="Arial" w:cs="Arial" w:eastAsia="Arial" w:hAnsi="Arial"/>
@@ -27450,7 +27385,7 @@
             <w:pPr>
               <w:spacing w:after="20" w:before="0"/>
             </w:pPr>
-            <w:hyperlink w:history="1" r:id="rId8tr2calnzjmmf04lci5wl">
+            <w:hyperlink w:history="1" r:id="rIddcwvqxipvug76w4eteen3">
               <w:r>
                 <w:rPr>
                   <w:rFonts w:ascii="Arial" w:cs="Arial" w:eastAsia="Arial" w:hAnsi="Arial"/>
@@ -27459,7 +27394,7 @@
                   <w:szCs w:val="16"/>
                   <w:u w:val="single" w:color="2E75B6"/>
                 </w:rPr>
-                <w:t xml:space="preserve">Animal-like Protists (Flexbook)</w:t>
+                <w:t xml:space="preserve">Absorption</w:t>
               </w:r>
             </w:hyperlink>
           </w:p>
@@ -27475,7 +27410,7 @@
                 <w:sz w:val="14"/>
                 <w:szCs w:val="14"/>
               </w:rPr>
-              <w:t xml:space="preserve">Source: CK-12</w:t>
+              <w:t xml:space="preserve">Source: PhET</w:t>
             </w:r>
           </w:p>
           <w:p>
@@ -27483,7 +27418,7 @@
               <w:spacing w:after="10" w:before="0"/>
               <w:ind w:left="120"/>
             </w:pPr>
-            <w:hyperlink w:history="1" r:id="rIdx7cmlr9ajfs8lkqqhbuxr">
+            <w:hyperlink w:history="1" r:id="rId1ykbbwxk2cfi_0w644ll9">
               <w:r>
                 <w:rPr>
                   <w:rFonts w:ascii="Arial" w:cs="Arial" w:eastAsia="Arial" w:hAnsi="Arial"/>
@@ -28970,40 +28905,24 @@
             <w:pPr>
               <w:spacing w:after="20" w:before="0"/>
             </w:pPr>
-            <w:hyperlink w:history="1" r:id="rIdu9jhi3bxhlpecpli7kmiw">
-              <w:r>
-                <w:rPr>
-                  <w:rFonts w:ascii="Arial" w:cs="Arial" w:eastAsia="Arial" w:hAnsi="Arial"/>
-                  <w:color w:val="2E75B6"/>
-                  <w:sz w:val="16"/>
-                  <w:szCs w:val="16"/>
-                  <w:u w:val="single" w:color="2E75B6"/>
-                </w:rPr>
-                <w:t xml:space="preserve">Human Nutrition - Example 1</w:t>
-              </w:r>
-            </w:hyperlink>
+            <w:r>
+              <w:rPr>
+                <w:rFonts w:ascii="Arial" w:cs="Arial" w:eastAsia="Arial" w:hAnsi="Arial"/>
+                <w:i/>
+                <w:iCs/>
+                <w:color w:val="595959"/>
+                <w:sz w:val="16"/>
+                <w:szCs w:val="16"/>
+              </w:rPr>
+              <w:t xml:space="preserve">No closely matching video in the ARES library for this activity.</w:t>
+            </w:r>
           </w:p>
           <w:p>
             <w:pPr>
               <w:spacing w:after="10" w:before="0"/>
               <w:ind w:left="120"/>
             </w:pPr>
-            <w:r>
-              <w:rPr>
-                <w:rFonts w:ascii="Arial" w:cs="Arial" w:eastAsia="Arial" w:hAnsi="Arial"/>
-                <w:color w:val="595959"/>
-                <w:sz w:val="14"/>
-                <w:szCs w:val="14"/>
-              </w:rPr>
-              <w:t xml:space="preserve">Source: CK-12</w:t>
-            </w:r>
-          </w:p>
-          <w:p>
-            <w:pPr>
-              <w:spacing w:after="10" w:before="0"/>
-              <w:ind w:left="120"/>
-            </w:pPr>
-            <w:hyperlink w:history="1" r:id="rIdn0uf2c0knynmr2ydgrpdp">
+            <w:hyperlink w:history="1" r:id="rIdelj4ke8pf010jz81mrnuu">
               <w:r>
                 <w:rPr>
                   <w:rFonts w:ascii="Arial" w:cs="Arial" w:eastAsia="Arial" w:hAnsi="Arial"/>
@@ -29012,9 +28931,24 @@
                   <w:szCs w:val="14"/>
                   <w:u w:val="single" w:color="595959"/>
                 </w:rPr>
-                <w:t xml:space="preserve">🔍 Search ARES for similar videos</w:t>
+                <w:t xml:space="preserve">🔍 Search ARES for videos</w:t>
               </w:r>
             </w:hyperlink>
+          </w:p>
+          <w:p>
+            <w:pPr>
+              <w:spacing w:after="10" w:before="0"/>
+              <w:ind w:left="120"/>
+            </w:pPr>
+            <w:r>
+              <w:rPr>
+                <w:rFonts w:ascii="Arial" w:cs="Arial" w:eastAsia="Arial" w:hAnsi="Arial"/>
+                <w:color w:val="595959"/>
+                <w:sz w:val="14"/>
+                <w:szCs w:val="14"/>
+              </w:rPr>
+              <w:t xml:space="preserve">Search terms: animal nutrition synthesis closure</w:t>
+            </w:r>
           </w:p>
           <w:p>
             <w:pPr>
@@ -29041,47 +28975,31 @@
                 <w:sz w:val="16"/>
                 <w:szCs w:val="16"/>
               </w:rPr>
-              <w:t xml:space="preserve">📖 HTML:</w:t>
+              <w:t xml:space="preserve">📖 READING:</w:t>
             </w:r>
           </w:p>
           <w:p>
             <w:pPr>
               <w:spacing w:after="20" w:before="0"/>
             </w:pPr>
-            <w:hyperlink w:history="1" r:id="rId-9veszvlicx_guc6b3jdh">
-              <w:r>
-                <w:rPr>
-                  <w:rFonts w:ascii="Arial" w:cs="Arial" w:eastAsia="Arial" w:hAnsi="Arial"/>
-                  <w:color w:val="2E75B6"/>
-                  <w:sz w:val="16"/>
-                  <w:szCs w:val="16"/>
-                  <w:u w:val="single" w:color="2E75B6"/>
-                </w:rPr>
-                <w:t xml:space="preserve">Animal-like Protists (Flexbook)</w:t>
-              </w:r>
-            </w:hyperlink>
+            <w:r>
+              <w:rPr>
+                <w:rFonts w:ascii="Arial" w:cs="Arial" w:eastAsia="Arial" w:hAnsi="Arial"/>
+                <w:i/>
+                <w:iCs/>
+                <w:color w:val="595959"/>
+                <w:sz w:val="16"/>
+                <w:szCs w:val="16"/>
+              </w:rPr>
+              <w:t xml:space="preserve">No closely matching reading in the ARES library for this activity.</w:t>
+            </w:r>
           </w:p>
           <w:p>
             <w:pPr>
               <w:spacing w:after="10" w:before="0"/>
               <w:ind w:left="120"/>
             </w:pPr>
-            <w:r>
-              <w:rPr>
-                <w:rFonts w:ascii="Arial" w:cs="Arial" w:eastAsia="Arial" w:hAnsi="Arial"/>
-                <w:color w:val="595959"/>
-                <w:sz w:val="14"/>
-                <w:szCs w:val="14"/>
-              </w:rPr>
-              <w:t xml:space="preserve">Source: CK-12</w:t>
-            </w:r>
-          </w:p>
-          <w:p>
-            <w:pPr>
-              <w:spacing w:after="10" w:before="0"/>
-              <w:ind w:left="120"/>
-            </w:pPr>
-            <w:hyperlink w:history="1" r:id="rId26ntxbytadlh5slg48716">
+            <w:hyperlink w:history="1" r:id="rIdslkeiu-6hha8pgv9cu9t3">
               <w:r>
                 <w:rPr>
                   <w:rFonts w:ascii="Arial" w:cs="Arial" w:eastAsia="Arial" w:hAnsi="Arial"/>
@@ -29090,9 +29008,24 @@
                   <w:szCs w:val="14"/>
                   <w:u w:val="single" w:color="595959"/>
                 </w:rPr>
-                <w:t xml:space="preserve">🔍 Search ARES for similar readings</w:t>
+                <w:t xml:space="preserve">🔍 Search ARES for readings</w:t>
               </w:r>
             </w:hyperlink>
+          </w:p>
+          <w:p>
+            <w:pPr>
+              <w:spacing w:after="10" w:before="0"/>
+              <w:ind w:left="120"/>
+            </w:pPr>
+            <w:r>
+              <w:rPr>
+                <w:rFonts w:ascii="Arial" w:cs="Arial" w:eastAsia="Arial" w:hAnsi="Arial"/>
+                <w:color w:val="595959"/>
+                <w:sz w:val="14"/>
+                <w:szCs w:val="14"/>
+              </w:rPr>
+              <w:t xml:space="preserve">Search terms: animal nutrition synthesis closure</w:t>
+            </w:r>
           </w:p>
         </w:tc>
         <w:tc>
@@ -29276,40 +29209,24 @@
             <w:pPr>
               <w:spacing w:after="20" w:before="0"/>
             </w:pPr>
-            <w:hyperlink w:history="1" r:id="rId_8q47ydllrjvdqb4lwkq6">
-              <w:r>
-                <w:rPr>
-                  <w:rFonts w:ascii="Arial" w:cs="Arial" w:eastAsia="Arial" w:hAnsi="Arial"/>
-                  <w:color w:val="2E75B6"/>
-                  <w:sz w:val="16"/>
-                  <w:szCs w:val="16"/>
-                  <w:u w:val="single" w:color="2E75B6"/>
-                </w:rPr>
-                <w:t xml:space="preserve">Human Nutrition - Example 1</w:t>
-              </w:r>
-            </w:hyperlink>
+            <w:r>
+              <w:rPr>
+                <w:rFonts w:ascii="Arial" w:cs="Arial" w:eastAsia="Arial" w:hAnsi="Arial"/>
+                <w:i/>
+                <w:iCs/>
+                <w:color w:val="595959"/>
+                <w:sz w:val="16"/>
+                <w:szCs w:val="16"/>
+              </w:rPr>
+              <w:t xml:space="preserve">No closely matching video in the ARES library for this activity.</w:t>
+            </w:r>
           </w:p>
           <w:p>
             <w:pPr>
               <w:spacing w:after="10" w:before="0"/>
               <w:ind w:left="120"/>
             </w:pPr>
-            <w:r>
-              <w:rPr>
-                <w:rFonts w:ascii="Arial" w:cs="Arial" w:eastAsia="Arial" w:hAnsi="Arial"/>
-                <w:color w:val="595959"/>
-                <w:sz w:val="14"/>
-                <w:szCs w:val="14"/>
-              </w:rPr>
-              <w:t xml:space="preserve">Source: CK-12</w:t>
-            </w:r>
-          </w:p>
-          <w:p>
-            <w:pPr>
-              <w:spacing w:after="10" w:before="0"/>
-              <w:ind w:left="120"/>
-            </w:pPr>
-            <w:hyperlink w:history="1" r:id="rIdtiew_ue-mrld3b_pbkd_y">
+            <w:hyperlink w:history="1" r:id="rIdaapz_pol6ig1cq_89ojxd">
               <w:r>
                 <w:rPr>
                   <w:rFonts w:ascii="Arial" w:cs="Arial" w:eastAsia="Arial" w:hAnsi="Arial"/>
@@ -29318,9 +29235,24 @@
                   <w:szCs w:val="14"/>
                   <w:u w:val="single" w:color="595959"/>
                 </w:rPr>
-                <w:t xml:space="preserve">🔍 Search ARES for similar videos</w:t>
+                <w:t xml:space="preserve">🔍 Search ARES for videos</w:t>
               </w:r>
             </w:hyperlink>
+          </w:p>
+          <w:p>
+            <w:pPr>
+              <w:spacing w:after="10" w:before="0"/>
+              <w:ind w:left="120"/>
+            </w:pPr>
+            <w:r>
+              <w:rPr>
+                <w:rFonts w:ascii="Arial" w:cs="Arial" w:eastAsia="Arial" w:hAnsi="Arial"/>
+                <w:color w:val="595959"/>
+                <w:sz w:val="14"/>
+                <w:szCs w:val="14"/>
+              </w:rPr>
+              <w:t xml:space="preserve">Search terms: animal nutrition synthesis closure</w:t>
+            </w:r>
           </w:p>
           <w:p>
             <w:pPr>
@@ -29347,47 +29279,31 @@
                 <w:sz w:val="16"/>
                 <w:szCs w:val="16"/>
               </w:rPr>
-              <w:t xml:space="preserve">📖 HTML:</w:t>
+              <w:t xml:space="preserve">📖 READING:</w:t>
             </w:r>
           </w:p>
           <w:p>
             <w:pPr>
               <w:spacing w:after="20" w:before="0"/>
             </w:pPr>
-            <w:hyperlink w:history="1" r:id="rIdlb6dmbl5y2tvxbxjglvrm">
-              <w:r>
-                <w:rPr>
-                  <w:rFonts w:ascii="Arial" w:cs="Arial" w:eastAsia="Arial" w:hAnsi="Arial"/>
-                  <w:color w:val="2E75B6"/>
-                  <w:sz w:val="16"/>
-                  <w:szCs w:val="16"/>
-                  <w:u w:val="single" w:color="2E75B6"/>
-                </w:rPr>
-                <w:t xml:space="preserve">Animal-like Protists (Flexbook)</w:t>
-              </w:r>
-            </w:hyperlink>
+            <w:r>
+              <w:rPr>
+                <w:rFonts w:ascii="Arial" w:cs="Arial" w:eastAsia="Arial" w:hAnsi="Arial"/>
+                <w:i/>
+                <w:iCs/>
+                <w:color w:val="595959"/>
+                <w:sz w:val="16"/>
+                <w:szCs w:val="16"/>
+              </w:rPr>
+              <w:t xml:space="preserve">No closely matching reading in the ARES library for this activity.</w:t>
+            </w:r>
           </w:p>
           <w:p>
             <w:pPr>
               <w:spacing w:after="10" w:before="0"/>
               <w:ind w:left="120"/>
             </w:pPr>
-            <w:r>
-              <w:rPr>
-                <w:rFonts w:ascii="Arial" w:cs="Arial" w:eastAsia="Arial" w:hAnsi="Arial"/>
-                <w:color w:val="595959"/>
-                <w:sz w:val="14"/>
-                <w:szCs w:val="14"/>
-              </w:rPr>
-              <w:t xml:space="preserve">Source: CK-12</w:t>
-            </w:r>
-          </w:p>
-          <w:p>
-            <w:pPr>
-              <w:spacing w:after="10" w:before="0"/>
-              <w:ind w:left="120"/>
-            </w:pPr>
-            <w:hyperlink w:history="1" r:id="rIdu8v2jyiia9uqjr_pkxq0f">
+            <w:hyperlink w:history="1" r:id="rIdfk0018yhlp2ob4dj0eie-">
               <w:r>
                 <w:rPr>
                   <w:rFonts w:ascii="Arial" w:cs="Arial" w:eastAsia="Arial" w:hAnsi="Arial"/>
@@ -29396,9 +29312,24 @@
                   <w:szCs w:val="14"/>
                   <w:u w:val="single" w:color="595959"/>
                 </w:rPr>
-                <w:t xml:space="preserve">🔍 Search ARES for similar readings</w:t>
+                <w:t xml:space="preserve">🔍 Search ARES for readings</w:t>
               </w:r>
             </w:hyperlink>
+          </w:p>
+          <w:p>
+            <w:pPr>
+              <w:spacing w:after="10" w:before="0"/>
+              <w:ind w:left="120"/>
+            </w:pPr>
+            <w:r>
+              <w:rPr>
+                <w:rFonts w:ascii="Arial" w:cs="Arial" w:eastAsia="Arial" w:hAnsi="Arial"/>
+                <w:color w:val="595959"/>
+                <w:sz w:val="14"/>
+                <w:szCs w:val="14"/>
+              </w:rPr>
+              <w:t xml:space="preserve">Search terms: animal nutrition synthesis closure</w:t>
+            </w:r>
           </w:p>
         </w:tc>
         <w:tc>
@@ -29582,40 +29513,24 @@
             <w:pPr>
               <w:spacing w:after="20" w:before="0"/>
             </w:pPr>
-            <w:hyperlink w:history="1" r:id="rIdsxpp1bd0v9cp601i7cgyw">
-              <w:r>
-                <w:rPr>
-                  <w:rFonts w:ascii="Arial" w:cs="Arial" w:eastAsia="Arial" w:hAnsi="Arial"/>
-                  <w:color w:val="2E75B6"/>
-                  <w:sz w:val="16"/>
-                  <w:szCs w:val="16"/>
-                  <w:u w:val="single" w:color="2E75B6"/>
-                </w:rPr>
-                <w:t xml:space="preserve">Human Nutrition - Example 1</w:t>
-              </w:r>
-            </w:hyperlink>
+            <w:r>
+              <w:rPr>
+                <w:rFonts w:ascii="Arial" w:cs="Arial" w:eastAsia="Arial" w:hAnsi="Arial"/>
+                <w:i/>
+                <w:iCs/>
+                <w:color w:val="595959"/>
+                <w:sz w:val="16"/>
+                <w:szCs w:val="16"/>
+              </w:rPr>
+              <w:t xml:space="preserve">No closely matching video in the ARES library for this activity.</w:t>
+            </w:r>
           </w:p>
           <w:p>
             <w:pPr>
               <w:spacing w:after="10" w:before="0"/>
               <w:ind w:left="120"/>
             </w:pPr>
-            <w:r>
-              <w:rPr>
-                <w:rFonts w:ascii="Arial" w:cs="Arial" w:eastAsia="Arial" w:hAnsi="Arial"/>
-                <w:color w:val="595959"/>
-                <w:sz w:val="14"/>
-                <w:szCs w:val="14"/>
-              </w:rPr>
-              <w:t xml:space="preserve">Source: CK-12</w:t>
-            </w:r>
-          </w:p>
-          <w:p>
-            <w:pPr>
-              <w:spacing w:after="10" w:before="0"/>
-              <w:ind w:left="120"/>
-            </w:pPr>
-            <w:hyperlink w:history="1" r:id="rIdmss7psow_1bgpunb7altt">
+            <w:hyperlink w:history="1" r:id="rIdkrwa-hrsjasrnxgc8auap">
               <w:r>
                 <w:rPr>
                   <w:rFonts w:ascii="Arial" w:cs="Arial" w:eastAsia="Arial" w:hAnsi="Arial"/>
@@ -29624,9 +29539,24 @@
                   <w:szCs w:val="14"/>
                   <w:u w:val="single" w:color="595959"/>
                 </w:rPr>
-                <w:t xml:space="preserve">🔍 Search ARES for similar videos</w:t>
+                <w:t xml:space="preserve">🔍 Search ARES for videos</w:t>
               </w:r>
             </w:hyperlink>
+          </w:p>
+          <w:p>
+            <w:pPr>
+              <w:spacing w:after="10" w:before="0"/>
+              <w:ind w:left="120"/>
+            </w:pPr>
+            <w:r>
+              <w:rPr>
+                <w:rFonts w:ascii="Arial" w:cs="Arial" w:eastAsia="Arial" w:hAnsi="Arial"/>
+                <w:color w:val="595959"/>
+                <w:sz w:val="14"/>
+                <w:szCs w:val="14"/>
+              </w:rPr>
+              <w:t xml:space="preserve">Search terms: animal nutrition synthesis closure</w:t>
+            </w:r>
           </w:p>
           <w:p>
             <w:pPr>
@@ -29653,47 +29583,31 @@
                 <w:sz w:val="16"/>
                 <w:szCs w:val="16"/>
               </w:rPr>
-              <w:t xml:space="preserve">📖 HTML:</w:t>
+              <w:t xml:space="preserve">📖 READING:</w:t>
             </w:r>
           </w:p>
           <w:p>
             <w:pPr>
               <w:spacing w:after="20" w:before="0"/>
             </w:pPr>
-            <w:hyperlink w:history="1" r:id="rId-0wnhv0sycz-rjb-gxsg6">
-              <w:r>
-                <w:rPr>
-                  <w:rFonts w:ascii="Arial" w:cs="Arial" w:eastAsia="Arial" w:hAnsi="Arial"/>
-                  <w:color w:val="2E75B6"/>
-                  <w:sz w:val="16"/>
-                  <w:szCs w:val="16"/>
-                  <w:u w:val="single" w:color="2E75B6"/>
-                </w:rPr>
-                <w:t xml:space="preserve">Animal-like Protists (Flexbook)</w:t>
-              </w:r>
-            </w:hyperlink>
+            <w:r>
+              <w:rPr>
+                <w:rFonts w:ascii="Arial" w:cs="Arial" w:eastAsia="Arial" w:hAnsi="Arial"/>
+                <w:i/>
+                <w:iCs/>
+                <w:color w:val="595959"/>
+                <w:sz w:val="16"/>
+                <w:szCs w:val="16"/>
+              </w:rPr>
+              <w:t xml:space="preserve">No closely matching reading in the ARES library for this activity.</w:t>
+            </w:r>
           </w:p>
           <w:p>
             <w:pPr>
               <w:spacing w:after="10" w:before="0"/>
               <w:ind w:left="120"/>
             </w:pPr>
-            <w:r>
-              <w:rPr>
-                <w:rFonts w:ascii="Arial" w:cs="Arial" w:eastAsia="Arial" w:hAnsi="Arial"/>
-                <w:color w:val="595959"/>
-                <w:sz w:val="14"/>
-                <w:szCs w:val="14"/>
-              </w:rPr>
-              <w:t xml:space="preserve">Source: CK-12</w:t>
-            </w:r>
-          </w:p>
-          <w:p>
-            <w:pPr>
-              <w:spacing w:after="10" w:before="0"/>
-              <w:ind w:left="120"/>
-            </w:pPr>
-            <w:hyperlink w:history="1" r:id="rIdabjye9ifoxjpkov0vj9un">
+            <w:hyperlink w:history="1" r:id="rIdylbcz47os6ac-up5xjzld">
               <w:r>
                 <w:rPr>
                   <w:rFonts w:ascii="Arial" w:cs="Arial" w:eastAsia="Arial" w:hAnsi="Arial"/>
@@ -29702,9 +29616,24 @@
                   <w:szCs w:val="14"/>
                   <w:u w:val="single" w:color="595959"/>
                 </w:rPr>
-                <w:t xml:space="preserve">🔍 Search ARES for similar readings</w:t>
+                <w:t xml:space="preserve">🔍 Search ARES for readings</w:t>
               </w:r>
             </w:hyperlink>
+          </w:p>
+          <w:p>
+            <w:pPr>
+              <w:spacing w:after="10" w:before="0"/>
+              <w:ind w:left="120"/>
+            </w:pPr>
+            <w:r>
+              <w:rPr>
+                <w:rFonts w:ascii="Arial" w:cs="Arial" w:eastAsia="Arial" w:hAnsi="Arial"/>
+                <w:color w:val="595959"/>
+                <w:sz w:val="14"/>
+                <w:szCs w:val="14"/>
+              </w:rPr>
+              <w:t xml:space="preserve">Search terms: animal nutrition synthesis closure</w:t>
+            </w:r>
           </w:p>
         </w:tc>
         <w:tc>
@@ -29888,40 +29817,24 @@
             <w:pPr>
               <w:spacing w:after="20" w:before="0"/>
             </w:pPr>
-            <w:hyperlink w:history="1" r:id="rIdesqw0uquqw4b3bkincmfn">
-              <w:r>
-                <w:rPr>
-                  <w:rFonts w:ascii="Arial" w:cs="Arial" w:eastAsia="Arial" w:hAnsi="Arial"/>
-                  <w:color w:val="2E75B6"/>
-                  <w:sz w:val="16"/>
-                  <w:szCs w:val="16"/>
-                  <w:u w:val="single" w:color="2E75B6"/>
-                </w:rPr>
-                <w:t xml:space="preserve">Human Nutrition - Example 1</w:t>
-              </w:r>
-            </w:hyperlink>
+            <w:r>
+              <w:rPr>
+                <w:rFonts w:ascii="Arial" w:cs="Arial" w:eastAsia="Arial" w:hAnsi="Arial"/>
+                <w:i/>
+                <w:iCs/>
+                <w:color w:val="595959"/>
+                <w:sz w:val="16"/>
+                <w:szCs w:val="16"/>
+              </w:rPr>
+              <w:t xml:space="preserve">No closely matching video in the ARES library for this activity.</w:t>
+            </w:r>
           </w:p>
           <w:p>
             <w:pPr>
               <w:spacing w:after="10" w:before="0"/>
               <w:ind w:left="120"/>
             </w:pPr>
-            <w:r>
-              <w:rPr>
-                <w:rFonts w:ascii="Arial" w:cs="Arial" w:eastAsia="Arial" w:hAnsi="Arial"/>
-                <w:color w:val="595959"/>
-                <w:sz w:val="14"/>
-                <w:szCs w:val="14"/>
-              </w:rPr>
-              <w:t xml:space="preserve">Source: CK-12</w:t>
-            </w:r>
-          </w:p>
-          <w:p>
-            <w:pPr>
-              <w:spacing w:after="10" w:before="0"/>
-              <w:ind w:left="120"/>
-            </w:pPr>
-            <w:hyperlink w:history="1" r:id="rIdauy7_qpcabauituz5a5bp">
+            <w:hyperlink w:history="1" r:id="rIdbldcdisqjcswyrht7ev4n">
               <w:r>
                 <w:rPr>
                   <w:rFonts w:ascii="Arial" w:cs="Arial" w:eastAsia="Arial" w:hAnsi="Arial"/>
@@ -29930,9 +29843,24 @@
                   <w:szCs w:val="14"/>
                   <w:u w:val="single" w:color="595959"/>
                 </w:rPr>
-                <w:t xml:space="preserve">🔍 Search ARES for similar videos</w:t>
+                <w:t xml:space="preserve">🔍 Search ARES for videos</w:t>
               </w:r>
             </w:hyperlink>
+          </w:p>
+          <w:p>
+            <w:pPr>
+              <w:spacing w:after="10" w:before="0"/>
+              <w:ind w:left="120"/>
+            </w:pPr>
+            <w:r>
+              <w:rPr>
+                <w:rFonts w:ascii="Arial" w:cs="Arial" w:eastAsia="Arial" w:hAnsi="Arial"/>
+                <w:color w:val="595959"/>
+                <w:sz w:val="14"/>
+                <w:szCs w:val="14"/>
+              </w:rPr>
+              <w:t xml:space="preserve">Search terms: animal nutrition synthesis closure</w:t>
+            </w:r>
           </w:p>
           <w:p>
             <w:pPr>
@@ -29959,47 +29887,31 @@
                 <w:sz w:val="16"/>
                 <w:szCs w:val="16"/>
               </w:rPr>
-              <w:t xml:space="preserve">📖 HTML:</w:t>
+              <w:t xml:space="preserve">📖 READING:</w:t>
             </w:r>
           </w:p>
           <w:p>
             <w:pPr>
               <w:spacing w:after="20" w:before="0"/>
             </w:pPr>
-            <w:hyperlink w:history="1" r:id="rIdkcjixvvgbguwwohh6xajz">
-              <w:r>
-                <w:rPr>
-                  <w:rFonts w:ascii="Arial" w:cs="Arial" w:eastAsia="Arial" w:hAnsi="Arial"/>
-                  <w:color w:val="2E75B6"/>
-                  <w:sz w:val="16"/>
-                  <w:szCs w:val="16"/>
-                  <w:u w:val="single" w:color="2E75B6"/>
-                </w:rPr>
-                <w:t xml:space="preserve">Animal-like Protists (Flexbook)</w:t>
-              </w:r>
-            </w:hyperlink>
+            <w:r>
+              <w:rPr>
+                <w:rFonts w:ascii="Arial" w:cs="Arial" w:eastAsia="Arial" w:hAnsi="Arial"/>
+                <w:i/>
+                <w:iCs/>
+                <w:color w:val="595959"/>
+                <w:sz w:val="16"/>
+                <w:szCs w:val="16"/>
+              </w:rPr>
+              <w:t xml:space="preserve">No closely matching reading in the ARES library for this activity.</w:t>
+            </w:r>
           </w:p>
           <w:p>
             <w:pPr>
               <w:spacing w:after="10" w:before="0"/>
               <w:ind w:left="120"/>
             </w:pPr>
-            <w:r>
-              <w:rPr>
-                <w:rFonts w:ascii="Arial" w:cs="Arial" w:eastAsia="Arial" w:hAnsi="Arial"/>
-                <w:color w:val="595959"/>
-                <w:sz w:val="14"/>
-                <w:szCs w:val="14"/>
-              </w:rPr>
-              <w:t xml:space="preserve">Source: CK-12</w:t>
-            </w:r>
-          </w:p>
-          <w:p>
-            <w:pPr>
-              <w:spacing w:after="10" w:before="0"/>
-              <w:ind w:left="120"/>
-            </w:pPr>
-            <w:hyperlink w:history="1" r:id="rIdn4udopowvqzkh-gpqhfp_">
+            <w:hyperlink w:history="1" r:id="rId4ndupe0v06ebsgznw3iek">
               <w:r>
                 <w:rPr>
                   <w:rFonts w:ascii="Arial" w:cs="Arial" w:eastAsia="Arial" w:hAnsi="Arial"/>
@@ -30008,9 +29920,24 @@
                   <w:szCs w:val="14"/>
                   <w:u w:val="single" w:color="595959"/>
                 </w:rPr>
-                <w:t xml:space="preserve">🔍 Search ARES for similar readings</w:t>
+                <w:t xml:space="preserve">🔍 Search ARES for readings</w:t>
               </w:r>
             </w:hyperlink>
+          </w:p>
+          <w:p>
+            <w:pPr>
+              <w:spacing w:after="10" w:before="0"/>
+              <w:ind w:left="120"/>
+            </w:pPr>
+            <w:r>
+              <w:rPr>
+                <w:rFonts w:ascii="Arial" w:cs="Arial" w:eastAsia="Arial" w:hAnsi="Arial"/>
+                <w:color w:val="595959"/>
+                <w:sz w:val="14"/>
+                <w:szCs w:val="14"/>
+              </w:rPr>
+              <w:t xml:space="preserve">Search terms: animal nutrition synthesis closure</w:t>
+            </w:r>
           </w:p>
         </w:tc>
         <w:tc>
@@ -30194,40 +30121,24 @@
             <w:pPr>
               <w:spacing w:after="20" w:before="0"/>
             </w:pPr>
-            <w:hyperlink w:history="1" r:id="rIdrs8hi_gnwwhwelboew3q_">
-              <w:r>
-                <w:rPr>
-                  <w:rFonts w:ascii="Arial" w:cs="Arial" w:eastAsia="Arial" w:hAnsi="Arial"/>
-                  <w:color w:val="2E75B6"/>
-                  <w:sz w:val="16"/>
-                  <w:szCs w:val="16"/>
-                  <w:u w:val="single" w:color="2E75B6"/>
-                </w:rPr>
-                <w:t xml:space="preserve">Human Nutrition - Example 1</w:t>
-              </w:r>
-            </w:hyperlink>
+            <w:r>
+              <w:rPr>
+                <w:rFonts w:ascii="Arial" w:cs="Arial" w:eastAsia="Arial" w:hAnsi="Arial"/>
+                <w:i/>
+                <w:iCs/>
+                <w:color w:val="595959"/>
+                <w:sz w:val="16"/>
+                <w:szCs w:val="16"/>
+              </w:rPr>
+              <w:t xml:space="preserve">No closely matching video in the ARES library for this activity.</w:t>
+            </w:r>
           </w:p>
           <w:p>
             <w:pPr>
               <w:spacing w:after="10" w:before="0"/>
               <w:ind w:left="120"/>
             </w:pPr>
-            <w:r>
-              <w:rPr>
-                <w:rFonts w:ascii="Arial" w:cs="Arial" w:eastAsia="Arial" w:hAnsi="Arial"/>
-                <w:color w:val="595959"/>
-                <w:sz w:val="14"/>
-                <w:szCs w:val="14"/>
-              </w:rPr>
-              <w:t xml:space="preserve">Source: CK-12</w:t>
-            </w:r>
-          </w:p>
-          <w:p>
-            <w:pPr>
-              <w:spacing w:after="10" w:before="0"/>
-              <w:ind w:left="120"/>
-            </w:pPr>
-            <w:hyperlink w:history="1" r:id="rIdzspucgubrfuql9pkenfn4">
+            <w:hyperlink w:history="1" r:id="rIdh4uze6yn9gaow5eebjulg">
               <w:r>
                 <w:rPr>
                   <w:rFonts w:ascii="Arial" w:cs="Arial" w:eastAsia="Arial" w:hAnsi="Arial"/>
@@ -30236,9 +30147,24 @@
                   <w:szCs w:val="14"/>
                   <w:u w:val="single" w:color="595959"/>
                 </w:rPr>
-                <w:t xml:space="preserve">🔍 Search ARES for similar videos</w:t>
+                <w:t xml:space="preserve">🔍 Search ARES for videos</w:t>
               </w:r>
             </w:hyperlink>
+          </w:p>
+          <w:p>
+            <w:pPr>
+              <w:spacing w:after="10" w:before="0"/>
+              <w:ind w:left="120"/>
+            </w:pPr>
+            <w:r>
+              <w:rPr>
+                <w:rFonts w:ascii="Arial" w:cs="Arial" w:eastAsia="Arial" w:hAnsi="Arial"/>
+                <w:color w:val="595959"/>
+                <w:sz w:val="14"/>
+                <w:szCs w:val="14"/>
+              </w:rPr>
+              <w:t xml:space="preserve">Search terms: animal nutrition synthesis closure</w:t>
+            </w:r>
           </w:p>
           <w:p>
             <w:pPr>
@@ -30265,47 +30191,31 @@
                 <w:sz w:val="16"/>
                 <w:szCs w:val="16"/>
               </w:rPr>
-              <w:t xml:space="preserve">📖 HTML:</w:t>
+              <w:t xml:space="preserve">📖 READING:</w:t>
             </w:r>
           </w:p>
           <w:p>
             <w:pPr>
               <w:spacing w:after="20" w:before="0"/>
             </w:pPr>
-            <w:hyperlink w:history="1" r:id="rIdbupovnozm3qrxqo96a7yg">
-              <w:r>
-                <w:rPr>
-                  <w:rFonts w:ascii="Arial" w:cs="Arial" w:eastAsia="Arial" w:hAnsi="Arial"/>
-                  <w:color w:val="2E75B6"/>
-                  <w:sz w:val="16"/>
-                  <w:szCs w:val="16"/>
-                  <w:u w:val="single" w:color="2E75B6"/>
-                </w:rPr>
-                <w:t xml:space="preserve">Animal-like Protists (Flexbook)</w:t>
-              </w:r>
-            </w:hyperlink>
+            <w:r>
+              <w:rPr>
+                <w:rFonts w:ascii="Arial" w:cs="Arial" w:eastAsia="Arial" w:hAnsi="Arial"/>
+                <w:i/>
+                <w:iCs/>
+                <w:color w:val="595959"/>
+                <w:sz w:val="16"/>
+                <w:szCs w:val="16"/>
+              </w:rPr>
+              <w:t xml:space="preserve">No closely matching reading in the ARES library for this activity.</w:t>
+            </w:r>
           </w:p>
           <w:p>
             <w:pPr>
               <w:spacing w:after="10" w:before="0"/>
               <w:ind w:left="120"/>
             </w:pPr>
-            <w:r>
-              <w:rPr>
-                <w:rFonts w:ascii="Arial" w:cs="Arial" w:eastAsia="Arial" w:hAnsi="Arial"/>
-                <w:color w:val="595959"/>
-                <w:sz w:val="14"/>
-                <w:szCs w:val="14"/>
-              </w:rPr>
-              <w:t xml:space="preserve">Source: CK-12</w:t>
-            </w:r>
-          </w:p>
-          <w:p>
-            <w:pPr>
-              <w:spacing w:after="10" w:before="0"/>
-              <w:ind w:left="120"/>
-            </w:pPr>
-            <w:hyperlink w:history="1" r:id="rId7dghxnsukttfer5awwpow">
+            <w:hyperlink w:history="1" r:id="rIdlyh5p7sbijdnejlfsgcgn">
               <w:r>
                 <w:rPr>
                   <w:rFonts w:ascii="Arial" w:cs="Arial" w:eastAsia="Arial" w:hAnsi="Arial"/>
@@ -30314,9 +30224,24 @@
                   <w:szCs w:val="14"/>
                   <w:u w:val="single" w:color="595959"/>
                 </w:rPr>
-                <w:t xml:space="preserve">🔍 Search ARES for similar readings</w:t>
+                <w:t xml:space="preserve">🔍 Search ARES for readings</w:t>
               </w:r>
             </w:hyperlink>
+          </w:p>
+          <w:p>
+            <w:pPr>
+              <w:spacing w:after="10" w:before="0"/>
+              <w:ind w:left="120"/>
+            </w:pPr>
+            <w:r>
+              <w:rPr>
+                <w:rFonts w:ascii="Arial" w:cs="Arial" w:eastAsia="Arial" w:hAnsi="Arial"/>
+                <w:color w:val="595959"/>
+                <w:sz w:val="14"/>
+                <w:szCs w:val="14"/>
+              </w:rPr>
+              <w:t xml:space="preserve">Search terms: animal nutrition synthesis closure</w:t>
+            </w:r>
           </w:p>
         </w:tc>
         <w:tc>

--- a/data/outputs/v2/Biology/SS3.1_Animal_Nutrition/Biology_Animal_Nutrition_CBE_LessonSequence.docx
+++ b/data/outputs/v2/Biology/SS3.1_Animal_Nutrition/Biology_Animal_Nutrition_CBE_LessonSequence.docx
@@ -3494,7 +3494,7 @@
               <w:spacing w:after="10" w:before="0"/>
               <w:ind w:left="120"/>
             </w:pPr>
-            <w:hyperlink w:history="1" r:id="rId5ijvky9v7qfylflqmnn_n">
+            <w:hyperlink w:history="1" r:id="rIdnd7cm97t3da3o87nqywag">
               <w:r>
                 <w:rPr>
                   <w:rFonts w:ascii="Arial" w:cs="Arial" w:eastAsia="Arial" w:hAnsi="Arial"/>
@@ -3571,7 +3571,7 @@
               <w:spacing w:after="10" w:before="0"/>
               <w:ind w:left="120"/>
             </w:pPr>
-            <w:hyperlink w:history="1" r:id="rIdmtm18kfx-au11r10vyimn">
+            <w:hyperlink w:history="1" r:id="rId7yxfw2uvdxtu1dqopcncp">
               <w:r>
                 <w:rPr>
                   <w:rFonts w:ascii="Arial" w:cs="Arial" w:eastAsia="Arial" w:hAnsi="Arial"/>
@@ -3798,7 +3798,7 @@
               <w:spacing w:after="10" w:before="0"/>
               <w:ind w:left="120"/>
             </w:pPr>
-            <w:hyperlink w:history="1" r:id="rId8etunn8ee9nxjjtejpa4i">
+            <w:hyperlink w:history="1" r:id="rId33byb0bqt4sn6iavajup8">
               <w:r>
                 <w:rPr>
                   <w:rFonts w:ascii="Arial" w:cs="Arial" w:eastAsia="Arial" w:hAnsi="Arial"/>
@@ -3875,7 +3875,7 @@
               <w:spacing w:after="10" w:before="0"/>
               <w:ind w:left="120"/>
             </w:pPr>
-            <w:hyperlink w:history="1" r:id="rIdtilfp5lekuwelq0dvdigo">
+            <w:hyperlink w:history="1" r:id="rId7zsphyl1qslylxb5jsxhm">
               <w:r>
                 <w:rPr>
                   <w:rFonts w:ascii="Arial" w:cs="Arial" w:eastAsia="Arial" w:hAnsi="Arial"/>
@@ -4102,7 +4102,7 @@
               <w:spacing w:after="10" w:before="0"/>
               <w:ind w:left="120"/>
             </w:pPr>
-            <w:hyperlink w:history="1" r:id="rIdwa6f8260tyjny49qxaaot">
+            <w:hyperlink w:history="1" r:id="rIdabyh1c_kca2nbvzmwbvqt">
               <w:r>
                 <w:rPr>
                   <w:rFonts w:ascii="Arial" w:cs="Arial" w:eastAsia="Arial" w:hAnsi="Arial"/>
@@ -4179,7 +4179,7 @@
               <w:spacing w:after="10" w:before="0"/>
               <w:ind w:left="120"/>
             </w:pPr>
-            <w:hyperlink w:history="1" r:id="rIdnmhc6sqr1g7zpv_k6vckg">
+            <w:hyperlink w:history="1" r:id="rIdftesofxaqceh0hxw21t2n">
               <w:r>
                 <w:rPr>
                   <w:rFonts w:ascii="Arial" w:cs="Arial" w:eastAsia="Arial" w:hAnsi="Arial"/>
@@ -4406,7 +4406,7 @@
               <w:spacing w:after="10" w:before="0"/>
               <w:ind w:left="120"/>
             </w:pPr>
-            <w:hyperlink w:history="1" r:id="rIds8kt2lgv1euhc7vpkhfof">
+            <w:hyperlink w:history="1" r:id="rIdgct69cyx7cskfpfs7fh-g">
               <w:r>
                 <w:rPr>
                   <w:rFonts w:ascii="Arial" w:cs="Arial" w:eastAsia="Arial" w:hAnsi="Arial"/>
@@ -4483,7 +4483,7 @@
               <w:spacing w:after="10" w:before="0"/>
               <w:ind w:left="120"/>
             </w:pPr>
-            <w:hyperlink w:history="1" r:id="rId-qicm1yrsijiklud896t3">
+            <w:hyperlink w:history="1" r:id="rIdlgnzjr-n1938jgsuyrnio">
               <w:r>
                 <w:rPr>
                   <w:rFonts w:ascii="Arial" w:cs="Arial" w:eastAsia="Arial" w:hAnsi="Arial"/>
@@ -4710,7 +4710,7 @@
               <w:spacing w:after="10" w:before="0"/>
               <w:ind w:left="120"/>
             </w:pPr>
-            <w:hyperlink w:history="1" r:id="rIdz619zx0ryk4ypg_6pbekj">
+            <w:hyperlink w:history="1" r:id="rId5pzpxscvvmswxyhamqw9n">
               <w:r>
                 <w:rPr>
                   <w:rFonts w:ascii="Arial" w:cs="Arial" w:eastAsia="Arial" w:hAnsi="Arial"/>
@@ -4787,7 +4787,7 @@
               <w:spacing w:after="10" w:before="0"/>
               <w:ind w:left="120"/>
             </w:pPr>
-            <w:hyperlink w:history="1" r:id="rIdyxps_5yygt7w8cqmu_snu">
+            <w:hyperlink w:history="1" r:id="rIdjbnbhoxcsgyscenzholon">
               <w:r>
                 <w:rPr>
                   <w:rFonts w:ascii="Arial" w:cs="Arial" w:eastAsia="Arial" w:hAnsi="Arial"/>
@@ -6306,7 +6306,7 @@
               <w:spacing w:after="10" w:before="0"/>
               <w:ind w:left="120"/>
             </w:pPr>
-            <w:hyperlink w:history="1" r:id="rIddos9wwfme3mgkh0lqvgzf">
+            <w:hyperlink w:history="1" r:id="rId9qg7vvoqn_ucjxuwefgze">
               <w:r>
                 <w:rPr>
                   <w:rFonts w:ascii="Arial" w:cs="Arial" w:eastAsia="Arial" w:hAnsi="Arial"/>
@@ -6383,7 +6383,7 @@
               <w:spacing w:after="10" w:before="0"/>
               <w:ind w:left="120"/>
             </w:pPr>
-            <w:hyperlink w:history="1" r:id="rIdml27e4bodwqi8p6rirqry">
+            <w:hyperlink w:history="1" r:id="rIdacyut-6xlluixsnzie2kh">
               <w:r>
                 <w:rPr>
                   <w:rFonts w:ascii="Arial" w:cs="Arial" w:eastAsia="Arial" w:hAnsi="Arial"/>
@@ -6610,7 +6610,7 @@
               <w:spacing w:after="10" w:before="0"/>
               <w:ind w:left="120"/>
             </w:pPr>
-            <w:hyperlink w:history="1" r:id="rIds9ketjbv8v0ivod-_j763">
+            <w:hyperlink w:history="1" r:id="rIdhs185hgu5n9rgrmv-qots">
               <w:r>
                 <w:rPr>
                   <w:rFonts w:ascii="Arial" w:cs="Arial" w:eastAsia="Arial" w:hAnsi="Arial"/>
@@ -6687,7 +6687,7 @@
               <w:spacing w:after="10" w:before="0"/>
               <w:ind w:left="120"/>
             </w:pPr>
-            <w:hyperlink w:history="1" r:id="rIdfcur-4pb_bdxdv2pzaltl">
+            <w:hyperlink w:history="1" r:id="rIdbz8tkmvisfepktrjlbpwt">
               <w:r>
                 <w:rPr>
                   <w:rFonts w:ascii="Arial" w:cs="Arial" w:eastAsia="Arial" w:hAnsi="Arial"/>
@@ -6914,7 +6914,7 @@
               <w:spacing w:after="10" w:before="0"/>
               <w:ind w:left="120"/>
             </w:pPr>
-            <w:hyperlink w:history="1" r:id="rIdjmzwvj0qqhghwcj8mfti_">
+            <w:hyperlink w:history="1" r:id="rIdwwsp-tevqdoc33vp2tj-d">
               <w:r>
                 <w:rPr>
                   <w:rFonts w:ascii="Arial" w:cs="Arial" w:eastAsia="Arial" w:hAnsi="Arial"/>
@@ -6991,7 +6991,7 @@
               <w:spacing w:after="10" w:before="0"/>
               <w:ind w:left="120"/>
             </w:pPr>
-            <w:hyperlink w:history="1" r:id="rIdmxeugpyfn1rf7jxu106hc">
+            <w:hyperlink w:history="1" r:id="rIdg-ymr7otk_rvkx09hl8cy">
               <w:r>
                 <w:rPr>
                   <w:rFonts w:ascii="Arial" w:cs="Arial" w:eastAsia="Arial" w:hAnsi="Arial"/>
@@ -7218,7 +7218,7 @@
               <w:spacing w:after="10" w:before="0"/>
               <w:ind w:left="120"/>
             </w:pPr>
-            <w:hyperlink w:history="1" r:id="rIdpg-wkg5idhkee0ins2wji">
+            <w:hyperlink w:history="1" r:id="rIdkffwur7rbhft-chvfyyj-">
               <w:r>
                 <w:rPr>
                   <w:rFonts w:ascii="Arial" w:cs="Arial" w:eastAsia="Arial" w:hAnsi="Arial"/>
@@ -7295,7 +7295,7 @@
               <w:spacing w:after="10" w:before="0"/>
               <w:ind w:left="120"/>
             </w:pPr>
-            <w:hyperlink w:history="1" r:id="rIdl0xbyj9hpcqwqlbze2teq">
+            <w:hyperlink w:history="1" r:id="rIdk-cb57imuhtvxmkfhevif">
               <w:r>
                 <w:rPr>
                   <w:rFonts w:ascii="Arial" w:cs="Arial" w:eastAsia="Arial" w:hAnsi="Arial"/>
@@ -7522,7 +7522,7 @@
               <w:spacing w:after="10" w:before="0"/>
               <w:ind w:left="120"/>
             </w:pPr>
-            <w:hyperlink w:history="1" r:id="rIdmelh8ws573ihtvxrqkqzb">
+            <w:hyperlink w:history="1" r:id="rIdfyo7x4jnblmiuxwzayexe">
               <w:r>
                 <w:rPr>
                   <w:rFonts w:ascii="Arial" w:cs="Arial" w:eastAsia="Arial" w:hAnsi="Arial"/>
@@ -7599,7 +7599,7 @@
               <w:spacing w:after="10" w:before="0"/>
               <w:ind w:left="120"/>
             </w:pPr>
-            <w:hyperlink w:history="1" r:id="rIdu8xxe5mqgmvd0ljpzsge4">
+            <w:hyperlink w:history="1" r:id="rIdnq_idsutdao0x1xnbhbmp">
               <w:r>
                 <w:rPr>
                   <w:rFonts w:ascii="Arial" w:cs="Arial" w:eastAsia="Arial" w:hAnsi="Arial"/>
@@ -9118,7 +9118,7 @@
               <w:spacing w:after="10" w:before="0"/>
               <w:ind w:left="120"/>
             </w:pPr>
-            <w:hyperlink w:history="1" r:id="rId7fm0a8st2-oemkyzi4_-k">
+            <w:hyperlink w:history="1" r:id="rId8crzdvjsh_dcbuznpqkso">
               <w:r>
                 <w:rPr>
                   <w:rFonts w:ascii="Arial" w:cs="Arial" w:eastAsia="Arial" w:hAnsi="Arial"/>
@@ -9195,7 +9195,7 @@
               <w:spacing w:after="10" w:before="0"/>
               <w:ind w:left="120"/>
             </w:pPr>
-            <w:hyperlink w:history="1" r:id="rId_f2y02zuyzjilgh64p9e0">
+            <w:hyperlink w:history="1" r:id="rIdkzbd5hr_iatzsnrkpqkrd">
               <w:r>
                 <w:rPr>
                   <w:rFonts w:ascii="Arial" w:cs="Arial" w:eastAsia="Arial" w:hAnsi="Arial"/>
@@ -9422,7 +9422,7 @@
               <w:spacing w:after="10" w:before="0"/>
               <w:ind w:left="120"/>
             </w:pPr>
-            <w:hyperlink w:history="1" r:id="rIdfdgmtqdjbwl0cdewruayl">
+            <w:hyperlink w:history="1" r:id="rIdkokbiuadhdmd76swo9v9r">
               <w:r>
                 <w:rPr>
                   <w:rFonts w:ascii="Arial" w:cs="Arial" w:eastAsia="Arial" w:hAnsi="Arial"/>
@@ -9499,7 +9499,7 @@
               <w:spacing w:after="10" w:before="0"/>
               <w:ind w:left="120"/>
             </w:pPr>
-            <w:hyperlink w:history="1" r:id="rIdnmo1wtnrkfevdbah9b1rf">
+            <w:hyperlink w:history="1" r:id="rIdvx7ukjviiqos_6m8fijew">
               <w:r>
                 <w:rPr>
                   <w:rFonts w:ascii="Arial" w:cs="Arial" w:eastAsia="Arial" w:hAnsi="Arial"/>
@@ -9726,7 +9726,7 @@
               <w:spacing w:after="10" w:before="0"/>
               <w:ind w:left="120"/>
             </w:pPr>
-            <w:hyperlink w:history="1" r:id="rIdtbmqgpoqzm0luelyuumjx">
+            <w:hyperlink w:history="1" r:id="rIdyckdmo5o8bcksesgpcngv">
               <w:r>
                 <w:rPr>
                   <w:rFonts w:ascii="Arial" w:cs="Arial" w:eastAsia="Arial" w:hAnsi="Arial"/>
@@ -9803,7 +9803,7 @@
               <w:spacing w:after="10" w:before="0"/>
               <w:ind w:left="120"/>
             </w:pPr>
-            <w:hyperlink w:history="1" r:id="rId0-qy6vtrnsiauelnp43jf">
+            <w:hyperlink w:history="1" r:id="rIdzdrqpx3g94-d_r1x9v_l_">
               <w:r>
                 <w:rPr>
                   <w:rFonts w:ascii="Arial" w:cs="Arial" w:eastAsia="Arial" w:hAnsi="Arial"/>
@@ -10030,7 +10030,7 @@
               <w:spacing w:after="10" w:before="0"/>
               <w:ind w:left="120"/>
             </w:pPr>
-            <w:hyperlink w:history="1" r:id="rIdzkkes5o-443hftqwcguje">
+            <w:hyperlink w:history="1" r:id="rId5xjicxkyhsc5e6e76yzum">
               <w:r>
                 <w:rPr>
                   <w:rFonts w:ascii="Arial" w:cs="Arial" w:eastAsia="Arial" w:hAnsi="Arial"/>
@@ -10107,7 +10107,7 @@
               <w:spacing w:after="10" w:before="0"/>
               <w:ind w:left="120"/>
             </w:pPr>
-            <w:hyperlink w:history="1" r:id="rIdw-cd0tvd439o3u6i6uni-">
+            <w:hyperlink w:history="1" r:id="rId55huc-smqikfyp0g_vjhk">
               <w:r>
                 <w:rPr>
                   <w:rFonts w:ascii="Arial" w:cs="Arial" w:eastAsia="Arial" w:hAnsi="Arial"/>
@@ -10334,7 +10334,7 @@
               <w:spacing w:after="10" w:before="0"/>
               <w:ind w:left="120"/>
             </w:pPr>
-            <w:hyperlink w:history="1" r:id="rIdnlfbzpo1x0xuyamxmjboy">
+            <w:hyperlink w:history="1" r:id="rIdlglsspgwmtrzru6cpdbad">
               <w:r>
                 <w:rPr>
                   <w:rFonts w:ascii="Arial" w:cs="Arial" w:eastAsia="Arial" w:hAnsi="Arial"/>
@@ -10411,7 +10411,7 @@
               <w:spacing w:after="10" w:before="0"/>
               <w:ind w:left="120"/>
             </w:pPr>
-            <w:hyperlink w:history="1" r:id="rIdjxb1fsw8wyywurwntw3kd">
+            <w:hyperlink w:history="1" r:id="rIdfpznmpja9jw1poaxzlyel">
               <w:r>
                 <w:rPr>
                   <w:rFonts w:ascii="Arial" w:cs="Arial" w:eastAsia="Arial" w:hAnsi="Arial"/>
@@ -11930,7 +11930,7 @@
               <w:spacing w:after="10" w:before="0"/>
               <w:ind w:left="120"/>
             </w:pPr>
-            <w:hyperlink w:history="1" r:id="rIdymr6otorzcwkehtupg76l">
+            <w:hyperlink w:history="1" r:id="rIdaxfuuquncjfc6ewcvwfad">
               <w:r>
                 <w:rPr>
                   <w:rFonts w:ascii="Arial" w:cs="Arial" w:eastAsia="Arial" w:hAnsi="Arial"/>
@@ -12007,7 +12007,7 @@
               <w:spacing w:after="10" w:before="0"/>
               <w:ind w:left="120"/>
             </w:pPr>
-            <w:hyperlink w:history="1" r:id="rIduzabe67cybjvnshfoedjb">
+            <w:hyperlink w:history="1" r:id="rIde4xy8kxggbvnxs8d-gh4_">
               <w:r>
                 <w:rPr>
                   <w:rFonts w:ascii="Arial" w:cs="Arial" w:eastAsia="Arial" w:hAnsi="Arial"/>
@@ -12234,7 +12234,7 @@
               <w:spacing w:after="10" w:before="0"/>
               <w:ind w:left="120"/>
             </w:pPr>
-            <w:hyperlink w:history="1" r:id="rIdhqwuyckah3z5ihikdslvh">
+            <w:hyperlink w:history="1" r:id="rId-tyhh-brkq_7ut2evz19j">
               <w:r>
                 <w:rPr>
                   <w:rFonts w:ascii="Arial" w:cs="Arial" w:eastAsia="Arial" w:hAnsi="Arial"/>
@@ -12311,7 +12311,7 @@
               <w:spacing w:after="10" w:before="0"/>
               <w:ind w:left="120"/>
             </w:pPr>
-            <w:hyperlink w:history="1" r:id="rIdqpykyolk53u2zdwy672jn">
+            <w:hyperlink w:history="1" r:id="rIdzqcxe-ie6klnpjjz4cxb5">
               <w:r>
                 <w:rPr>
                   <w:rFonts w:ascii="Arial" w:cs="Arial" w:eastAsia="Arial" w:hAnsi="Arial"/>
@@ -12538,7 +12538,7 @@
               <w:spacing w:after="10" w:before="0"/>
               <w:ind w:left="120"/>
             </w:pPr>
-            <w:hyperlink w:history="1" r:id="rIda9qsmuoxzr7c_xvssven5">
+            <w:hyperlink w:history="1" r:id="rIda1mhpbeitegtecpb4xvkw">
               <w:r>
                 <w:rPr>
                   <w:rFonts w:ascii="Arial" w:cs="Arial" w:eastAsia="Arial" w:hAnsi="Arial"/>
@@ -12615,7 +12615,7 @@
               <w:spacing w:after="10" w:before="0"/>
               <w:ind w:left="120"/>
             </w:pPr>
-            <w:hyperlink w:history="1" r:id="rId9znliz5q1sksdj1shpquf">
+            <w:hyperlink w:history="1" r:id="rIdcpeyobaq24tduyhlbbuyo">
               <w:r>
                 <w:rPr>
                   <w:rFonts w:ascii="Arial" w:cs="Arial" w:eastAsia="Arial" w:hAnsi="Arial"/>
@@ -12842,7 +12842,7 @@
               <w:spacing w:after="10" w:before="0"/>
               <w:ind w:left="120"/>
             </w:pPr>
-            <w:hyperlink w:history="1" r:id="rIdoln-d8rqpvfx7fxbutabq">
+            <w:hyperlink w:history="1" r:id="rIdc8iqcake-kca8i0uayp9v">
               <w:r>
                 <w:rPr>
                   <w:rFonts w:ascii="Arial" w:cs="Arial" w:eastAsia="Arial" w:hAnsi="Arial"/>
@@ -12919,7 +12919,7 @@
               <w:spacing w:after="10" w:before="0"/>
               <w:ind w:left="120"/>
             </w:pPr>
-            <w:hyperlink w:history="1" r:id="rIdypgenkxws0g5mjebzqs9l">
+            <w:hyperlink w:history="1" r:id="rIdwsmfxjj0_zk21b_equeay">
               <w:r>
                 <w:rPr>
                   <w:rFonts w:ascii="Arial" w:cs="Arial" w:eastAsia="Arial" w:hAnsi="Arial"/>
@@ -13146,7 +13146,7 @@
               <w:spacing w:after="10" w:before="0"/>
               <w:ind w:left="120"/>
             </w:pPr>
-            <w:hyperlink w:history="1" r:id="rIdhw_a6rtjm-tza8begpkbd">
+            <w:hyperlink w:history="1" r:id="rId2dowrwqmwlv58ss_scrlr">
               <w:r>
                 <w:rPr>
                   <w:rFonts w:ascii="Arial" w:cs="Arial" w:eastAsia="Arial" w:hAnsi="Arial"/>
@@ -13223,7 +13223,7 @@
               <w:spacing w:after="10" w:before="0"/>
               <w:ind w:left="120"/>
             </w:pPr>
-            <w:hyperlink w:history="1" r:id="rIdqdrwpfbbordwp-cdcugtn">
+            <w:hyperlink w:history="1" r:id="rIdg-sgxyhomyut8agichbsi">
               <w:r>
                 <w:rPr>
                   <w:rFonts w:ascii="Arial" w:cs="Arial" w:eastAsia="Arial" w:hAnsi="Arial"/>
@@ -14742,7 +14742,7 @@
               <w:spacing w:after="10" w:before="0"/>
               <w:ind w:left="120"/>
             </w:pPr>
-            <w:hyperlink w:history="1" r:id="rIdd8bhikdtvqmlsdqgqzc4i">
+            <w:hyperlink w:history="1" r:id="rId8kherhuinwrdshaq9wuls">
               <w:r>
                 <w:rPr>
                   <w:rFonts w:ascii="Arial" w:cs="Arial" w:eastAsia="Arial" w:hAnsi="Arial"/>
@@ -14819,7 +14819,7 @@
               <w:spacing w:after="10" w:before="0"/>
               <w:ind w:left="120"/>
             </w:pPr>
-            <w:hyperlink w:history="1" r:id="rId3phalqy63onlof_ykains">
+            <w:hyperlink w:history="1" r:id="rIdj4p9qchtxqvg77ndmdxnz">
               <w:r>
                 <w:rPr>
                   <w:rFonts w:ascii="Arial" w:cs="Arial" w:eastAsia="Arial" w:hAnsi="Arial"/>
@@ -15046,7 +15046,7 @@
               <w:spacing w:after="10" w:before="0"/>
               <w:ind w:left="120"/>
             </w:pPr>
-            <w:hyperlink w:history="1" r:id="rId_8kion-spu3i57usetk7z">
+            <w:hyperlink w:history="1" r:id="rIdnjbxwer1ceripcbkehprt">
               <w:r>
                 <w:rPr>
                   <w:rFonts w:ascii="Arial" w:cs="Arial" w:eastAsia="Arial" w:hAnsi="Arial"/>
@@ -15123,7 +15123,7 @@
               <w:spacing w:after="10" w:before="0"/>
               <w:ind w:left="120"/>
             </w:pPr>
-            <w:hyperlink w:history="1" r:id="rIds1uanxmu14fgrmo7a8_rv">
+            <w:hyperlink w:history="1" r:id="rIdgwfqoikpw19dx0df2_yjf">
               <w:r>
                 <w:rPr>
                   <w:rFonts w:ascii="Arial" w:cs="Arial" w:eastAsia="Arial" w:hAnsi="Arial"/>
@@ -15350,7 +15350,7 @@
               <w:spacing w:after="10" w:before="0"/>
               <w:ind w:left="120"/>
             </w:pPr>
-            <w:hyperlink w:history="1" r:id="rIdovybyzcxvhpwntln0cf9z">
+            <w:hyperlink w:history="1" r:id="rIdbfkj7ltkltcgewsbi_wec">
               <w:r>
                 <w:rPr>
                   <w:rFonts w:ascii="Arial" w:cs="Arial" w:eastAsia="Arial" w:hAnsi="Arial"/>
@@ -15427,7 +15427,7 @@
               <w:spacing w:after="10" w:before="0"/>
               <w:ind w:left="120"/>
             </w:pPr>
-            <w:hyperlink w:history="1" r:id="rId77375wgvkdygxk98yuecu">
+            <w:hyperlink w:history="1" r:id="rIddaao3j0phdyfnsvz80qg-">
               <w:r>
                 <w:rPr>
                   <w:rFonts w:ascii="Arial" w:cs="Arial" w:eastAsia="Arial" w:hAnsi="Arial"/>
@@ -15654,7 +15654,7 @@
               <w:spacing w:after="10" w:before="0"/>
               <w:ind w:left="120"/>
             </w:pPr>
-            <w:hyperlink w:history="1" r:id="rIdxusct50eest8ikqdzfqqd">
+            <w:hyperlink w:history="1" r:id="rIdatyqkl0xmvwba7w9ufblw">
               <w:r>
                 <w:rPr>
                   <w:rFonts w:ascii="Arial" w:cs="Arial" w:eastAsia="Arial" w:hAnsi="Arial"/>
@@ -15731,7 +15731,7 @@
               <w:spacing w:after="10" w:before="0"/>
               <w:ind w:left="120"/>
             </w:pPr>
-            <w:hyperlink w:history="1" r:id="rIdnri1ycgdhdqnxnxdxr0p5">
+            <w:hyperlink w:history="1" r:id="rId__oq7btph6v-hlhq3hm8i">
               <w:r>
                 <w:rPr>
                   <w:rFonts w:ascii="Arial" w:cs="Arial" w:eastAsia="Arial" w:hAnsi="Arial"/>
@@ -15958,7 +15958,7 @@
               <w:spacing w:after="10" w:before="0"/>
               <w:ind w:left="120"/>
             </w:pPr>
-            <w:hyperlink w:history="1" r:id="rIdrrsvwiqgy8_r7bkhb19fx">
+            <w:hyperlink w:history="1" r:id="rIdsnnhm5okmff1lxait_l7d">
               <w:r>
                 <w:rPr>
                   <w:rFonts w:ascii="Arial" w:cs="Arial" w:eastAsia="Arial" w:hAnsi="Arial"/>
@@ -16035,7 +16035,7 @@
               <w:spacing w:after="10" w:before="0"/>
               <w:ind w:left="120"/>
             </w:pPr>
-            <w:hyperlink w:history="1" r:id="rIdkt_txyhrqts8_bm_dtpir">
+            <w:hyperlink w:history="1" r:id="rIdp4ht9qdqvtjlsutmbgjsb">
               <w:r>
                 <w:rPr>
                   <w:rFonts w:ascii="Arial" w:cs="Arial" w:eastAsia="Arial" w:hAnsi="Arial"/>
@@ -17649,7 +17649,7 @@
               <w:spacing w:after="10" w:before="0"/>
               <w:ind w:left="120"/>
             </w:pPr>
-            <w:hyperlink w:history="1" r:id="rIdq_khlndg6bfmb1k8rvco_">
+            <w:hyperlink w:history="1" r:id="rId4tjohjfzf8dj2fhn6-7tq">
               <w:r>
                 <w:rPr>
                   <w:rFonts w:ascii="Arial" w:cs="Arial" w:eastAsia="Arial" w:hAnsi="Arial"/>
@@ -17726,7 +17726,7 @@
               <w:spacing w:after="10" w:before="0"/>
               <w:ind w:left="120"/>
             </w:pPr>
-            <w:hyperlink w:history="1" r:id="rIdioibqnb4sx_qtzmm8ast7">
+            <w:hyperlink w:history="1" r:id="rIdg_ggwihg1sp_khypci2zx">
               <w:r>
                 <w:rPr>
                   <w:rFonts w:ascii="Arial" w:cs="Arial" w:eastAsia="Arial" w:hAnsi="Arial"/>
@@ -17953,7 +17953,7 @@
               <w:spacing w:after="10" w:before="0"/>
               <w:ind w:left="120"/>
             </w:pPr>
-            <w:hyperlink w:history="1" r:id="rId118cw8adgyfd5mki9yupf">
+            <w:hyperlink w:history="1" r:id="rIdm69j55u5ziks_bs0ififp">
               <w:r>
                 <w:rPr>
                   <w:rFonts w:ascii="Arial" w:cs="Arial" w:eastAsia="Arial" w:hAnsi="Arial"/>
@@ -18030,7 +18030,7 @@
               <w:spacing w:after="10" w:before="0"/>
               <w:ind w:left="120"/>
             </w:pPr>
-            <w:hyperlink w:history="1" r:id="rId62knxybvz3apdgnaunmec">
+            <w:hyperlink w:history="1" r:id="rIdbyzpux5blmdm8q1szd7nx">
               <w:r>
                 <w:rPr>
                   <w:rFonts w:ascii="Arial" w:cs="Arial" w:eastAsia="Arial" w:hAnsi="Arial"/>
@@ -18257,7 +18257,7 @@
               <w:spacing w:after="10" w:before="0"/>
               <w:ind w:left="120"/>
             </w:pPr>
-            <w:hyperlink w:history="1" r:id="rIdbfhsg0d-ot_ytbxdk5hox">
+            <w:hyperlink w:history="1" r:id="rIdzaakx591xamwjjffcqcae">
               <w:r>
                 <w:rPr>
                   <w:rFonts w:ascii="Arial" w:cs="Arial" w:eastAsia="Arial" w:hAnsi="Arial"/>
@@ -18334,7 +18334,7 @@
               <w:spacing w:after="10" w:before="0"/>
               <w:ind w:left="120"/>
             </w:pPr>
-            <w:hyperlink w:history="1" r:id="rId7emtua4wfn74ej1vw-kpp">
+            <w:hyperlink w:history="1" r:id="rIdluw4_xolxtwovez9hcesx">
               <w:r>
                 <w:rPr>
                   <w:rFonts w:ascii="Arial" w:cs="Arial" w:eastAsia="Arial" w:hAnsi="Arial"/>
@@ -18561,7 +18561,7 @@
               <w:spacing w:after="10" w:before="0"/>
               <w:ind w:left="120"/>
             </w:pPr>
-            <w:hyperlink w:history="1" r:id="rIdyq5ek28qgilbc633lvf1r">
+            <w:hyperlink w:history="1" r:id="rIdoficleu3hkgduxh3uqkbr">
               <w:r>
                 <w:rPr>
                   <w:rFonts w:ascii="Arial" w:cs="Arial" w:eastAsia="Arial" w:hAnsi="Arial"/>
@@ -18638,7 +18638,7 @@
               <w:spacing w:after="10" w:before="0"/>
               <w:ind w:left="120"/>
             </w:pPr>
-            <w:hyperlink w:history="1" r:id="rId6cfjvvcjdkmgbp58ndjgw">
+            <w:hyperlink w:history="1" r:id="rIdipb2lojn3rpmylucmmozo">
               <w:r>
                 <w:rPr>
                   <w:rFonts w:ascii="Arial" w:cs="Arial" w:eastAsia="Arial" w:hAnsi="Arial"/>
@@ -18865,7 +18865,7 @@
               <w:spacing w:after="10" w:before="0"/>
               <w:ind w:left="120"/>
             </w:pPr>
-            <w:hyperlink w:history="1" r:id="rId4m_77byhragkithwx5mzy">
+            <w:hyperlink w:history="1" r:id="rIdgzfi_feq4d5tzmz2u_m1-">
               <w:r>
                 <w:rPr>
                   <w:rFonts w:ascii="Arial" w:cs="Arial" w:eastAsia="Arial" w:hAnsi="Arial"/>
@@ -18942,7 +18942,7 @@
               <w:spacing w:after="10" w:before="0"/>
               <w:ind w:left="120"/>
             </w:pPr>
-            <w:hyperlink w:history="1" r:id="rIdq_nuucunbmx7qxc7rwgcf">
+            <w:hyperlink w:history="1" r:id="rIdqeov-bbkfqtmosjyz7ufc">
               <w:r>
                 <w:rPr>
                   <w:rFonts w:ascii="Arial" w:cs="Arial" w:eastAsia="Arial" w:hAnsi="Arial"/>
@@ -20444,24 +20444,40 @@
             <w:pPr>
               <w:spacing w:after="20" w:before="0"/>
             </w:pPr>
-            <w:r>
-              <w:rPr>
-                <w:rFonts w:ascii="Arial" w:cs="Arial" w:eastAsia="Arial" w:hAnsi="Arial"/>
-                <w:i/>
-                <w:iCs/>
-                <w:color w:val="595959"/>
-                <w:sz w:val="16"/>
-                <w:szCs w:val="16"/>
-              </w:rPr>
-              <w:t xml:space="preserve">No closely matching video in the ARES library for this activity.</w:t>
-            </w:r>
+            <w:hyperlink w:history="1" r:id="rIdmflid_asav9phdvu4fw56">
+              <w:r>
+                <w:rPr>
+                  <w:rFonts w:ascii="Arial" w:cs="Arial" w:eastAsia="Arial" w:hAnsi="Arial"/>
+                  <w:color w:val="2E75B6"/>
+                  <w:sz w:val="16"/>
+                  <w:szCs w:val="16"/>
+                  <w:u w:val="single" w:color="2E75B6"/>
+                </w:rPr>
+                <w:t xml:space="preserve">Digestive System Structure and Function - Overview</w:t>
+              </w:r>
+            </w:hyperlink>
           </w:p>
           <w:p>
             <w:pPr>
               <w:spacing w:after="10" w:before="0"/>
               <w:ind w:left="120"/>
             </w:pPr>
-            <w:hyperlink w:history="1" r:id="rId2ubs28ufongmjy-h-qddq">
+            <w:r>
+              <w:rPr>
+                <w:rFonts w:ascii="Arial" w:cs="Arial" w:eastAsia="Arial" w:hAnsi="Arial"/>
+                <w:color w:val="595959"/>
+                <w:sz w:val="14"/>
+                <w:szCs w:val="14"/>
+              </w:rPr>
+              <w:t xml:space="preserve">Source: CK-12</w:t>
+            </w:r>
+          </w:p>
+          <w:p>
+            <w:pPr>
+              <w:spacing w:after="10" w:before="0"/>
+              <w:ind w:left="120"/>
+            </w:pPr>
+            <w:hyperlink w:history="1" r:id="rIdec_zq_o_-togziaebmavy">
               <w:r>
                 <w:rPr>
                   <w:rFonts w:ascii="Arial" w:cs="Arial" w:eastAsia="Arial" w:hAnsi="Arial"/>
@@ -20470,24 +20486,9 @@
                   <w:szCs w:val="14"/>
                   <w:u w:val="single" w:color="595959"/>
                 </w:rPr>
-                <w:t xml:space="preserve">🔍 Search ARES for videos</w:t>
+                <w:t xml:space="preserve">🔍 Search ARES for similar videos</w:t>
               </w:r>
             </w:hyperlink>
-          </w:p>
-          <w:p>
-            <w:pPr>
-              <w:spacing w:after="10" w:before="0"/>
-              <w:ind w:left="120"/>
-            </w:pPr>
-            <w:r>
-              <w:rPr>
-                <w:rFonts w:ascii="Arial" w:cs="Arial" w:eastAsia="Arial" w:hAnsi="Arial"/>
-                <w:color w:val="595959"/>
-                <w:sz w:val="14"/>
-                <w:szCs w:val="14"/>
-              </w:rPr>
-              <w:t xml:space="preserve">Search terms: animal nutrition human digestive</w:t>
-            </w:r>
           </w:p>
           <w:p>
             <w:pPr>
@@ -20521,7 +20522,7 @@
             <w:pPr>
               <w:spacing w:after="20" w:before="0"/>
             </w:pPr>
-            <w:hyperlink w:history="1" r:id="rIdok9mpkzy0phzeuqeurwvg">
+            <w:hyperlink w:history="1" r:id="rIdqq28pdtjlo-eckfgfk7d6">
               <w:r>
                 <w:rPr>
                   <w:rFonts w:ascii="Arial" w:cs="Arial" w:eastAsia="Arial" w:hAnsi="Arial"/>
@@ -20554,7 +20555,7 @@
               <w:spacing w:after="10" w:before="0"/>
               <w:ind w:left="120"/>
             </w:pPr>
-            <w:hyperlink w:history="1" r:id="rIdgdbi6r33__se_-nvtfpec">
+            <w:hyperlink w:history="1" r:id="rIdbw8dojwcmptdswbyqi0bi">
               <w:r>
                 <w:rPr>
                   <w:rFonts w:ascii="Arial" w:cs="Arial" w:eastAsia="Arial" w:hAnsi="Arial"/>
@@ -20749,24 +20750,40 @@
             <w:pPr>
               <w:spacing w:after="20" w:before="0"/>
             </w:pPr>
-            <w:r>
-              <w:rPr>
-                <w:rFonts w:ascii="Arial" w:cs="Arial" w:eastAsia="Arial" w:hAnsi="Arial"/>
-                <w:i/>
-                <w:iCs/>
-                <w:color w:val="595959"/>
-                <w:sz w:val="16"/>
-                <w:szCs w:val="16"/>
-              </w:rPr>
-              <w:t xml:space="preserve">No closely matching video in the ARES library for this activity.</w:t>
-            </w:r>
+            <w:hyperlink w:history="1" r:id="rIdflgmiyuredn9yxvulev-y">
+              <w:r>
+                <w:rPr>
+                  <w:rFonts w:ascii="Arial" w:cs="Arial" w:eastAsia="Arial" w:hAnsi="Arial"/>
+                  <w:color w:val="2E75B6"/>
+                  <w:sz w:val="16"/>
+                  <w:szCs w:val="16"/>
+                  <w:u w:val="single" w:color="2E75B6"/>
+                </w:rPr>
+                <w:t xml:space="preserve">Digestive System Structure and Function - Overview</w:t>
+              </w:r>
+            </w:hyperlink>
           </w:p>
           <w:p>
             <w:pPr>
               <w:spacing w:after="10" w:before="0"/>
               <w:ind w:left="120"/>
             </w:pPr>
-            <w:hyperlink w:history="1" r:id="rIdxrehxy_mep0-6e2pcacis">
+            <w:r>
+              <w:rPr>
+                <w:rFonts w:ascii="Arial" w:cs="Arial" w:eastAsia="Arial" w:hAnsi="Arial"/>
+                <w:color w:val="595959"/>
+                <w:sz w:val="14"/>
+                <w:szCs w:val="14"/>
+              </w:rPr>
+              <w:t xml:space="preserve">Source: CK-12</w:t>
+            </w:r>
+          </w:p>
+          <w:p>
+            <w:pPr>
+              <w:spacing w:after="10" w:before="0"/>
+              <w:ind w:left="120"/>
+            </w:pPr>
+            <w:hyperlink w:history="1" r:id="rIdhydqyrl7ncjogipwczfdw">
               <w:r>
                 <w:rPr>
                   <w:rFonts w:ascii="Arial" w:cs="Arial" w:eastAsia="Arial" w:hAnsi="Arial"/>
@@ -20775,24 +20792,9 @@
                   <w:szCs w:val="14"/>
                   <w:u w:val="single" w:color="595959"/>
                 </w:rPr>
-                <w:t xml:space="preserve">🔍 Search ARES for videos</w:t>
+                <w:t xml:space="preserve">🔍 Search ARES for similar videos</w:t>
               </w:r>
             </w:hyperlink>
-          </w:p>
-          <w:p>
-            <w:pPr>
-              <w:spacing w:after="10" w:before="0"/>
-              <w:ind w:left="120"/>
-            </w:pPr>
-            <w:r>
-              <w:rPr>
-                <w:rFonts w:ascii="Arial" w:cs="Arial" w:eastAsia="Arial" w:hAnsi="Arial"/>
-                <w:color w:val="595959"/>
-                <w:sz w:val="14"/>
-                <w:szCs w:val="14"/>
-              </w:rPr>
-              <w:t xml:space="preserve">Search terms: animal nutrition human digestive</w:t>
-            </w:r>
           </w:p>
           <w:p>
             <w:pPr>
@@ -20826,7 +20828,7 @@
             <w:pPr>
               <w:spacing w:after="20" w:before="0"/>
             </w:pPr>
-            <w:hyperlink w:history="1" r:id="rIdcdd0c5usoxm8lxsboyl3z">
+            <w:hyperlink w:history="1" r:id="rIdaa4fw2pwfnmrsvdamun4x">
               <w:r>
                 <w:rPr>
                   <w:rFonts w:ascii="Arial" w:cs="Arial" w:eastAsia="Arial" w:hAnsi="Arial"/>
@@ -20859,7 +20861,7 @@
               <w:spacing w:after="10" w:before="0"/>
               <w:ind w:left="120"/>
             </w:pPr>
-            <w:hyperlink w:history="1" r:id="rId95y-qjp_ejbe4-woxzuyf">
+            <w:hyperlink w:history="1" r:id="rIdz_179h50b__fxb7wqogkd">
               <w:r>
                 <w:rPr>
                   <w:rFonts w:ascii="Arial" w:cs="Arial" w:eastAsia="Arial" w:hAnsi="Arial"/>
@@ -21054,24 +21056,40 @@
             <w:pPr>
               <w:spacing w:after="20" w:before="0"/>
             </w:pPr>
-            <w:r>
-              <w:rPr>
-                <w:rFonts w:ascii="Arial" w:cs="Arial" w:eastAsia="Arial" w:hAnsi="Arial"/>
-                <w:i/>
-                <w:iCs/>
-                <w:color w:val="595959"/>
-                <w:sz w:val="16"/>
-                <w:szCs w:val="16"/>
-              </w:rPr>
-              <w:t xml:space="preserve">No closely matching video in the ARES library for this activity.</w:t>
-            </w:r>
+            <w:hyperlink w:history="1" r:id="rIduwnhyboeg1ulsih_yrhh1">
+              <w:r>
+                <w:rPr>
+                  <w:rFonts w:ascii="Arial" w:cs="Arial" w:eastAsia="Arial" w:hAnsi="Arial"/>
+                  <w:color w:val="2E75B6"/>
+                  <w:sz w:val="16"/>
+                  <w:szCs w:val="16"/>
+                  <w:u w:val="single" w:color="2E75B6"/>
+                </w:rPr>
+                <w:t xml:space="preserve">Digestive System Structure and Function - Overview</w:t>
+              </w:r>
+            </w:hyperlink>
           </w:p>
           <w:p>
             <w:pPr>
               <w:spacing w:after="10" w:before="0"/>
               <w:ind w:left="120"/>
             </w:pPr>
-            <w:hyperlink w:history="1" r:id="rIda1ciadt8h1qgrwn5xiqov">
+            <w:r>
+              <w:rPr>
+                <w:rFonts w:ascii="Arial" w:cs="Arial" w:eastAsia="Arial" w:hAnsi="Arial"/>
+                <w:color w:val="595959"/>
+                <w:sz w:val="14"/>
+                <w:szCs w:val="14"/>
+              </w:rPr>
+              <w:t xml:space="preserve">Source: CK-12</w:t>
+            </w:r>
+          </w:p>
+          <w:p>
+            <w:pPr>
+              <w:spacing w:after="10" w:before="0"/>
+              <w:ind w:left="120"/>
+            </w:pPr>
+            <w:hyperlink w:history="1" r:id="rIdst6z6svoy_gcqpaebgdjj">
               <w:r>
                 <w:rPr>
                   <w:rFonts w:ascii="Arial" w:cs="Arial" w:eastAsia="Arial" w:hAnsi="Arial"/>
@@ -21080,24 +21098,9 @@
                   <w:szCs w:val="14"/>
                   <w:u w:val="single" w:color="595959"/>
                 </w:rPr>
-                <w:t xml:space="preserve">🔍 Search ARES for videos</w:t>
+                <w:t xml:space="preserve">🔍 Search ARES for similar videos</w:t>
               </w:r>
             </w:hyperlink>
-          </w:p>
-          <w:p>
-            <w:pPr>
-              <w:spacing w:after="10" w:before="0"/>
-              <w:ind w:left="120"/>
-            </w:pPr>
-            <w:r>
-              <w:rPr>
-                <w:rFonts w:ascii="Arial" w:cs="Arial" w:eastAsia="Arial" w:hAnsi="Arial"/>
-                <w:color w:val="595959"/>
-                <w:sz w:val="14"/>
-                <w:szCs w:val="14"/>
-              </w:rPr>
-              <w:t xml:space="preserve">Search terms: animal nutrition human digestive</w:t>
-            </w:r>
           </w:p>
           <w:p>
             <w:pPr>
@@ -21131,7 +21134,7 @@
             <w:pPr>
               <w:spacing w:after="20" w:before="0"/>
             </w:pPr>
-            <w:hyperlink w:history="1" r:id="rIdiwawmuicvh5zan0-ujqia">
+            <w:hyperlink w:history="1" r:id="rIdkpmjy9tomlsmhx5z35pji">
               <w:r>
                 <w:rPr>
                   <w:rFonts w:ascii="Arial" w:cs="Arial" w:eastAsia="Arial" w:hAnsi="Arial"/>
@@ -21164,7 +21167,7 @@
               <w:spacing w:after="10" w:before="0"/>
               <w:ind w:left="120"/>
             </w:pPr>
-            <w:hyperlink w:history="1" r:id="rIdhauflm48s1egl6-icshko">
+            <w:hyperlink w:history="1" r:id="rIdorjoga3wq-qgyx-lzdul6">
               <w:r>
                 <w:rPr>
                   <w:rFonts w:ascii="Arial" w:cs="Arial" w:eastAsia="Arial" w:hAnsi="Arial"/>
@@ -21359,24 +21362,40 @@
             <w:pPr>
               <w:spacing w:after="20" w:before="0"/>
             </w:pPr>
-            <w:r>
-              <w:rPr>
-                <w:rFonts w:ascii="Arial" w:cs="Arial" w:eastAsia="Arial" w:hAnsi="Arial"/>
-                <w:i/>
-                <w:iCs/>
-                <w:color w:val="595959"/>
-                <w:sz w:val="16"/>
-                <w:szCs w:val="16"/>
-              </w:rPr>
-              <w:t xml:space="preserve">No closely matching video in the ARES library for this activity.</w:t>
-            </w:r>
+            <w:hyperlink w:history="1" r:id="rIdncmczy8rpmq0exmcaip3f">
+              <w:r>
+                <w:rPr>
+                  <w:rFonts w:ascii="Arial" w:cs="Arial" w:eastAsia="Arial" w:hAnsi="Arial"/>
+                  <w:color w:val="2E75B6"/>
+                  <w:sz w:val="16"/>
+                  <w:szCs w:val="16"/>
+                  <w:u w:val="single" w:color="2E75B6"/>
+                </w:rPr>
+                <w:t xml:space="preserve">Digestive System Structure and Function - Overview</w:t>
+              </w:r>
+            </w:hyperlink>
           </w:p>
           <w:p>
             <w:pPr>
               <w:spacing w:after="10" w:before="0"/>
               <w:ind w:left="120"/>
             </w:pPr>
-            <w:hyperlink w:history="1" r:id="rId36b96pzogp-oq9a2-oxdq">
+            <w:r>
+              <w:rPr>
+                <w:rFonts w:ascii="Arial" w:cs="Arial" w:eastAsia="Arial" w:hAnsi="Arial"/>
+                <w:color w:val="595959"/>
+                <w:sz w:val="14"/>
+                <w:szCs w:val="14"/>
+              </w:rPr>
+              <w:t xml:space="preserve">Source: CK-12</w:t>
+            </w:r>
+          </w:p>
+          <w:p>
+            <w:pPr>
+              <w:spacing w:after="10" w:before="0"/>
+              <w:ind w:left="120"/>
+            </w:pPr>
+            <w:hyperlink w:history="1" r:id="rIde3fv8et4aqbakhkelqjhu">
               <w:r>
                 <w:rPr>
                   <w:rFonts w:ascii="Arial" w:cs="Arial" w:eastAsia="Arial" w:hAnsi="Arial"/>
@@ -21385,24 +21404,9 @@
                   <w:szCs w:val="14"/>
                   <w:u w:val="single" w:color="595959"/>
                 </w:rPr>
-                <w:t xml:space="preserve">🔍 Search ARES for videos</w:t>
+                <w:t xml:space="preserve">🔍 Search ARES for similar videos</w:t>
               </w:r>
             </w:hyperlink>
-          </w:p>
-          <w:p>
-            <w:pPr>
-              <w:spacing w:after="10" w:before="0"/>
-              <w:ind w:left="120"/>
-            </w:pPr>
-            <w:r>
-              <w:rPr>
-                <w:rFonts w:ascii="Arial" w:cs="Arial" w:eastAsia="Arial" w:hAnsi="Arial"/>
-                <w:color w:val="595959"/>
-                <w:sz w:val="14"/>
-                <w:szCs w:val="14"/>
-              </w:rPr>
-              <w:t xml:space="preserve">Search terms: animal nutrition human digestive</w:t>
-            </w:r>
           </w:p>
           <w:p>
             <w:pPr>
@@ -21436,7 +21440,7 @@
             <w:pPr>
               <w:spacing w:after="20" w:before="0"/>
             </w:pPr>
-            <w:hyperlink w:history="1" r:id="rIdlkjyuvh4k5bnkzbc6waao">
+            <w:hyperlink w:history="1" r:id="rIdexz6gtqg7ju50cw3vwfd2">
               <w:r>
                 <w:rPr>
                   <w:rFonts w:ascii="Arial" w:cs="Arial" w:eastAsia="Arial" w:hAnsi="Arial"/>
@@ -21469,7 +21473,7 @@
               <w:spacing w:after="10" w:before="0"/>
               <w:ind w:left="120"/>
             </w:pPr>
-            <w:hyperlink w:history="1" r:id="rIdn8fhzf47zme0awytdnsyy">
+            <w:hyperlink w:history="1" r:id="rIdluhwfdbkq82hl9ofwoury">
               <w:r>
                 <w:rPr>
                   <w:rFonts w:ascii="Arial" w:cs="Arial" w:eastAsia="Arial" w:hAnsi="Arial"/>
@@ -21664,24 +21668,40 @@
             <w:pPr>
               <w:spacing w:after="20" w:before="0"/>
             </w:pPr>
-            <w:r>
-              <w:rPr>
-                <w:rFonts w:ascii="Arial" w:cs="Arial" w:eastAsia="Arial" w:hAnsi="Arial"/>
-                <w:i/>
-                <w:iCs/>
-                <w:color w:val="595959"/>
-                <w:sz w:val="16"/>
-                <w:szCs w:val="16"/>
-              </w:rPr>
-              <w:t xml:space="preserve">No closely matching video in the ARES library for this activity.</w:t>
-            </w:r>
+            <w:hyperlink w:history="1" r:id="rId0wnmqtrrxkknitt21hham">
+              <w:r>
+                <w:rPr>
+                  <w:rFonts w:ascii="Arial" w:cs="Arial" w:eastAsia="Arial" w:hAnsi="Arial"/>
+                  <w:color w:val="2E75B6"/>
+                  <w:sz w:val="16"/>
+                  <w:szCs w:val="16"/>
+                  <w:u w:val="single" w:color="2E75B6"/>
+                </w:rPr>
+                <w:t xml:space="preserve">Digestive System Structure and Function - Overview</w:t>
+              </w:r>
+            </w:hyperlink>
           </w:p>
           <w:p>
             <w:pPr>
               <w:spacing w:after="10" w:before="0"/>
               <w:ind w:left="120"/>
             </w:pPr>
-            <w:hyperlink w:history="1" r:id="rIdtuvgiekh7tbxawkmvoucb">
+            <w:r>
+              <w:rPr>
+                <w:rFonts w:ascii="Arial" w:cs="Arial" w:eastAsia="Arial" w:hAnsi="Arial"/>
+                <w:color w:val="595959"/>
+                <w:sz w:val="14"/>
+                <w:szCs w:val="14"/>
+              </w:rPr>
+              <w:t xml:space="preserve">Source: CK-12</w:t>
+            </w:r>
+          </w:p>
+          <w:p>
+            <w:pPr>
+              <w:spacing w:after="10" w:before="0"/>
+              <w:ind w:left="120"/>
+            </w:pPr>
+            <w:hyperlink w:history="1" r:id="rId17kt_fsbv3wfamb834nko">
               <w:r>
                 <w:rPr>
                   <w:rFonts w:ascii="Arial" w:cs="Arial" w:eastAsia="Arial" w:hAnsi="Arial"/>
@@ -21690,24 +21710,9 @@
                   <w:szCs w:val="14"/>
                   <w:u w:val="single" w:color="595959"/>
                 </w:rPr>
-                <w:t xml:space="preserve">🔍 Search ARES for videos</w:t>
+                <w:t xml:space="preserve">🔍 Search ARES for similar videos</w:t>
               </w:r>
             </w:hyperlink>
-          </w:p>
-          <w:p>
-            <w:pPr>
-              <w:spacing w:after="10" w:before="0"/>
-              <w:ind w:left="120"/>
-            </w:pPr>
-            <w:r>
-              <w:rPr>
-                <w:rFonts w:ascii="Arial" w:cs="Arial" w:eastAsia="Arial" w:hAnsi="Arial"/>
-                <w:color w:val="595959"/>
-                <w:sz w:val="14"/>
-                <w:szCs w:val="14"/>
-              </w:rPr>
-              <w:t xml:space="preserve">Search terms: animal nutrition human digestive</w:t>
-            </w:r>
           </w:p>
           <w:p>
             <w:pPr>
@@ -21741,7 +21746,7 @@
             <w:pPr>
               <w:spacing w:after="20" w:before="0"/>
             </w:pPr>
-            <w:hyperlink w:history="1" r:id="rIdtyu3mdfamrjdwsmdzkvng">
+            <w:hyperlink w:history="1" r:id="rIdp13xye26e0dmlmsf7jfla">
               <w:r>
                 <w:rPr>
                   <w:rFonts w:ascii="Arial" w:cs="Arial" w:eastAsia="Arial" w:hAnsi="Arial"/>
@@ -21774,7 +21779,7 @@
               <w:spacing w:after="10" w:before="0"/>
               <w:ind w:left="120"/>
             </w:pPr>
-            <w:hyperlink w:history="1" r:id="rIdgfvie0idodxskdzeqamq_">
+            <w:hyperlink w:history="1" r:id="rIdl6cfaobkeiitchp0wc5cn">
               <w:r>
                 <w:rPr>
                   <w:rFonts w:ascii="Arial" w:cs="Arial" w:eastAsia="Arial" w:hAnsi="Arial"/>
@@ -23261,7 +23266,7 @@
             <w:pPr>
               <w:spacing w:after="20" w:before="0"/>
             </w:pPr>
-            <w:hyperlink w:history="1" r:id="rIdwfwvsxwo7h-6m_f5p2dfi">
+            <w:hyperlink w:history="1" r:id="rId00mpoj-x5omi4xmuzyywi">
               <w:r>
                 <w:rPr>
                   <w:rFonts w:ascii="Arial" w:cs="Arial" w:eastAsia="Arial" w:hAnsi="Arial"/>
@@ -23294,7 +23299,7 @@
               <w:spacing w:after="10" w:before="0"/>
               <w:ind w:left="120"/>
             </w:pPr>
-            <w:hyperlink w:history="1" r:id="rId5wto7zvrgcfqogl5drevq">
+            <w:hyperlink w:history="1" r:id="rId_hd87wcqjacccbavvydvr">
               <w:r>
                 <w:rPr>
                   <w:rFonts w:ascii="Arial" w:cs="Arial" w:eastAsia="Arial" w:hAnsi="Arial"/>
@@ -23339,7 +23344,7 @@
             <w:pPr>
               <w:spacing w:after="20" w:before="0"/>
             </w:pPr>
-            <w:hyperlink w:history="1" r:id="rIdddnt4jyx_u0q2pdqskkqn">
+            <w:hyperlink w:history="1" r:id="rIddt6_blsz_gkhqourx1vnv">
               <w:r>
                 <w:rPr>
                   <w:rFonts w:ascii="Arial" w:cs="Arial" w:eastAsia="Arial" w:hAnsi="Arial"/>
@@ -23348,7 +23353,7 @@
                   <w:szCs w:val="16"/>
                   <w:u w:val="single" w:color="2E75B6"/>
                 </w:rPr>
-                <w:t xml:space="preserve">Enzymes as Catalysts (Flexbook)</w:t>
+                <w:t xml:space="preserve">Enzymes in the Digestive System (Flexbook)</w:t>
               </w:r>
             </w:hyperlink>
           </w:p>
@@ -23372,7 +23377,7 @@
               <w:spacing w:after="10" w:before="0"/>
               <w:ind w:left="120"/>
             </w:pPr>
-            <w:hyperlink w:history="1" r:id="rId3qwpoluzqgaidped7pjbk">
+            <w:hyperlink w:history="1" r:id="rIdffuza7kyizou0yn554eef">
               <w:r>
                 <w:rPr>
                   <w:rFonts w:ascii="Arial" w:cs="Arial" w:eastAsia="Arial" w:hAnsi="Arial"/>
@@ -23567,7 +23572,7 @@
             <w:pPr>
               <w:spacing w:after="20" w:before="0"/>
             </w:pPr>
-            <w:hyperlink w:history="1" r:id="rIdqg2lbhv_yih3urrqkvm8n">
+            <w:hyperlink w:history="1" r:id="rId2wzdvvhpcqoc7y-t_hm8v">
               <w:r>
                 <w:rPr>
                   <w:rFonts w:ascii="Arial" w:cs="Arial" w:eastAsia="Arial" w:hAnsi="Arial"/>
@@ -23600,7 +23605,7 @@
               <w:spacing w:after="10" w:before="0"/>
               <w:ind w:left="120"/>
             </w:pPr>
-            <w:hyperlink w:history="1" r:id="rIdzcypo-izimuqdbiy9zatq">
+            <w:hyperlink w:history="1" r:id="rId36j6dwrzbw3pzqz-fqzsd">
               <w:r>
                 <w:rPr>
                   <w:rFonts w:ascii="Arial" w:cs="Arial" w:eastAsia="Arial" w:hAnsi="Arial"/>
@@ -23645,7 +23650,7 @@
             <w:pPr>
               <w:spacing w:after="20" w:before="0"/>
             </w:pPr>
-            <w:hyperlink w:history="1" r:id="rIdntzcawrnkrjhrs5nl2nx6">
+            <w:hyperlink w:history="1" r:id="rIdkxim19-gahk5uguy7ettv">
               <w:r>
                 <w:rPr>
                   <w:rFonts w:ascii="Arial" w:cs="Arial" w:eastAsia="Arial" w:hAnsi="Arial"/>
@@ -23654,7 +23659,7 @@
                   <w:szCs w:val="16"/>
                   <w:u w:val="single" w:color="2E75B6"/>
                 </w:rPr>
-                <w:t xml:space="preserve">Enzymes as Catalysts Practice</w:t>
+                <w:t xml:space="preserve">Enzymes in the Digestive System Practice</w:t>
               </w:r>
             </w:hyperlink>
           </w:p>
@@ -23678,7 +23683,7 @@
               <w:spacing w:after="10" w:before="0"/>
               <w:ind w:left="120"/>
             </w:pPr>
-            <w:hyperlink w:history="1" r:id="rIdwdc7e6ektlewc0mivovdw">
+            <w:hyperlink w:history="1" r:id="rIdrkzuj5w8ich-ag-wi4rle">
               <w:r>
                 <w:rPr>
                   <w:rFonts w:ascii="Arial" w:cs="Arial" w:eastAsia="Arial" w:hAnsi="Arial"/>
@@ -23873,7 +23878,7 @@
             <w:pPr>
               <w:spacing w:after="20" w:before="0"/>
             </w:pPr>
-            <w:hyperlink w:history="1" r:id="rIdhhgkjxzvjdntejwjhlro5">
+            <w:hyperlink w:history="1" r:id="rIdgedbjavjohfqgewcgauld">
               <w:r>
                 <w:rPr>
                   <w:rFonts w:ascii="Arial" w:cs="Arial" w:eastAsia="Arial" w:hAnsi="Arial"/>
@@ -23906,7 +23911,7 @@
               <w:spacing w:after="10" w:before="0"/>
               <w:ind w:left="120"/>
             </w:pPr>
-            <w:hyperlink w:history="1" r:id="rIdddr7yhtubuaq51fhimnr-">
+            <w:hyperlink w:history="1" r:id="rIdy6wtrexyzqegufyhk8jpt">
               <w:r>
                 <w:rPr>
                   <w:rFonts w:ascii="Arial" w:cs="Arial" w:eastAsia="Arial" w:hAnsi="Arial"/>
@@ -23951,7 +23956,7 @@
             <w:pPr>
               <w:spacing w:after="20" w:before="0"/>
             </w:pPr>
-            <w:hyperlink w:history="1" r:id="rIdzl31c18saw73mhn9ihifd">
+            <w:hyperlink w:history="1" r:id="rIdlc7t7t5jxfdgvii44wkqi">
               <w:r>
                 <w:rPr>
                   <w:rFonts w:ascii="Arial" w:cs="Arial" w:eastAsia="Arial" w:hAnsi="Arial"/>
@@ -23984,7 +23989,7 @@
               <w:spacing w:after="10" w:before="0"/>
               <w:ind w:left="120"/>
             </w:pPr>
-            <w:hyperlink w:history="1" r:id="rId4vywcx0aozd3ynmupwguo">
+            <w:hyperlink w:history="1" r:id="rIdgwlzf3ajims9k4je75cu8">
               <w:r>
                 <w:rPr>
                   <w:rFonts w:ascii="Arial" w:cs="Arial" w:eastAsia="Arial" w:hAnsi="Arial"/>
@@ -24179,7 +24184,7 @@
             <w:pPr>
               <w:spacing w:after="20" w:before="0"/>
             </w:pPr>
-            <w:hyperlink w:history="1" r:id="rIdwkwbkpp4opxpbzb-fxnrn">
+            <w:hyperlink w:history="1" r:id="rIdsuu9k0zxusjlqebkrlhr0">
               <w:r>
                 <w:rPr>
                   <w:rFonts w:ascii="Arial" w:cs="Arial" w:eastAsia="Arial" w:hAnsi="Arial"/>
@@ -24212,7 +24217,7 @@
               <w:spacing w:after="10" w:before="0"/>
               <w:ind w:left="120"/>
             </w:pPr>
-            <w:hyperlink w:history="1" r:id="rIdxsapt4216bppetlaintar">
+            <w:hyperlink w:history="1" r:id="rIdivgxfbkpi03dfb-gz_wcy">
               <w:r>
                 <w:rPr>
                   <w:rFonts w:ascii="Arial" w:cs="Arial" w:eastAsia="Arial" w:hAnsi="Arial"/>
@@ -24257,7 +24262,7 @@
             <w:pPr>
               <w:spacing w:after="20" w:before="0"/>
             </w:pPr>
-            <w:hyperlink w:history="1" r:id="rIdqvomzqiivtthqvwhikptj">
+            <w:hyperlink w:history="1" r:id="rIdqowndvyccsczeanbmesau">
               <w:r>
                 <w:rPr>
                   <w:rFonts w:ascii="Arial" w:cs="Arial" w:eastAsia="Arial" w:hAnsi="Arial"/>
@@ -24290,7 +24295,7 @@
               <w:spacing w:after="10" w:before="0"/>
               <w:ind w:left="120"/>
             </w:pPr>
-            <w:hyperlink w:history="1" r:id="rIdaygzi_ncztyidcw0wm5f1">
+            <w:hyperlink w:history="1" r:id="rIdxvajvhozc8rodi3wgtfuh">
               <w:r>
                 <w:rPr>
                   <w:rFonts w:ascii="Arial" w:cs="Arial" w:eastAsia="Arial" w:hAnsi="Arial"/>
@@ -24485,7 +24490,7 @@
             <w:pPr>
               <w:spacing w:after="20" w:before="0"/>
             </w:pPr>
-            <w:hyperlink w:history="1" r:id="rIdibtsmeu5fojar-eemvzdd">
+            <w:hyperlink w:history="1" r:id="rIdur7bxsqea_upyufzufvem">
               <w:r>
                 <w:rPr>
                   <w:rFonts w:ascii="Arial" w:cs="Arial" w:eastAsia="Arial" w:hAnsi="Arial"/>
@@ -24518,7 +24523,7 @@
               <w:spacing w:after="10" w:before="0"/>
               <w:ind w:left="120"/>
             </w:pPr>
-            <w:hyperlink w:history="1" r:id="rIdpo5s2f0fww5agedpqdyp1">
+            <w:hyperlink w:history="1" r:id="rIdamde1snmickbzkf9ozn4n">
               <w:r>
                 <w:rPr>
                   <w:rFonts w:ascii="Arial" w:cs="Arial" w:eastAsia="Arial" w:hAnsi="Arial"/>
@@ -24563,7 +24568,7 @@
             <w:pPr>
               <w:spacing w:after="20" w:before="0"/>
             </w:pPr>
-            <w:hyperlink w:history="1" r:id="rIdw0svnvil1g_2x5m3wofht">
+            <w:hyperlink w:history="1" r:id="rIdr3-ap4yg8n8p-3rucdng9">
               <w:r>
                 <w:rPr>
                   <w:rFonts w:ascii="Arial" w:cs="Arial" w:eastAsia="Arial" w:hAnsi="Arial"/>
@@ -24596,7 +24601,7 @@
               <w:spacing w:after="10" w:before="0"/>
               <w:ind w:left="120"/>
             </w:pPr>
-            <w:hyperlink w:history="1" r:id="rIdw_xi8mqa6xruvkrgnpf8p">
+            <w:hyperlink w:history="1" r:id="rId2ywevek7zwtxo71sketcd">
               <w:r>
                 <w:rPr>
                   <w:rFonts w:ascii="Arial" w:cs="Arial" w:eastAsia="Arial" w:hAnsi="Arial"/>
@@ -26083,7 +26088,7 @@
             <w:pPr>
               <w:spacing w:after="20" w:before="0"/>
             </w:pPr>
-            <w:hyperlink w:history="1" r:id="rId4hndmazuvdzmhq4vuifhk">
+            <w:hyperlink w:history="1" r:id="rIdeiahgcg-rbfrog4oxcx5v">
               <w:r>
                 <w:rPr>
                   <w:rFonts w:ascii="Arial" w:cs="Arial" w:eastAsia="Arial" w:hAnsi="Arial"/>
@@ -26116,7 +26121,7 @@
               <w:spacing w:after="10" w:before="0"/>
               <w:ind w:left="120"/>
             </w:pPr>
-            <w:hyperlink w:history="1" r:id="rIdlqc4dexnzixrpewd2lmj2">
+            <w:hyperlink w:history="1" r:id="rIdnc7jsk7emlsgyxo1ec3pp">
               <w:r>
                 <w:rPr>
                   <w:rFonts w:ascii="Arial" w:cs="Arial" w:eastAsia="Arial" w:hAnsi="Arial"/>
@@ -26161,7 +26166,7 @@
             <w:pPr>
               <w:spacing w:after="20" w:before="0"/>
             </w:pPr>
-            <w:hyperlink w:history="1" r:id="rIdjff7jsytra2jmdvyslcvc">
+            <w:hyperlink w:history="1" r:id="rIdnr4jihi0wzslwc9ohykus">
               <w:r>
                 <w:rPr>
                   <w:rFonts w:ascii="Arial" w:cs="Arial" w:eastAsia="Arial" w:hAnsi="Arial"/>
@@ -26194,7 +26199,7 @@
               <w:spacing w:after="10" w:before="0"/>
               <w:ind w:left="120"/>
             </w:pPr>
-            <w:hyperlink w:history="1" r:id="rId0xswpaxa0uwubdlicgvsf">
+            <w:hyperlink w:history="1" r:id="rIdscok_cdvzhldo2u5nilbc">
               <w:r>
                 <w:rPr>
                   <w:rFonts w:ascii="Arial" w:cs="Arial" w:eastAsia="Arial" w:hAnsi="Arial"/>
@@ -26389,7 +26394,7 @@
             <w:pPr>
               <w:spacing w:after="20" w:before="0"/>
             </w:pPr>
-            <w:hyperlink w:history="1" r:id="rIdohsclbp3v6j9q8wq3rvhn">
+            <w:hyperlink w:history="1" r:id="rIdhqiir4kk6uhupstzc6hnu">
               <w:r>
                 <w:rPr>
                   <w:rFonts w:ascii="Arial" w:cs="Arial" w:eastAsia="Arial" w:hAnsi="Arial"/>
@@ -26422,7 +26427,7 @@
               <w:spacing w:after="10" w:before="0"/>
               <w:ind w:left="120"/>
             </w:pPr>
-            <w:hyperlink w:history="1" r:id="rIdoz13ywxwycn_28ofrq9lm">
+            <w:hyperlink w:history="1" r:id="rIdxi_yu_59ert4bk0__sqft">
               <w:r>
                 <w:rPr>
                   <w:rFonts w:ascii="Arial" w:cs="Arial" w:eastAsia="Arial" w:hAnsi="Arial"/>
@@ -26467,7 +26472,7 @@
             <w:pPr>
               <w:spacing w:after="20" w:before="0"/>
             </w:pPr>
-            <w:hyperlink w:history="1" r:id="rIdjdzk5rvz2xhexxhfdh1ns">
+            <w:hyperlink w:history="1" r:id="rIddqsuzxc_qxbob0som95q_">
               <w:r>
                 <w:rPr>
                   <w:rFonts w:ascii="Arial" w:cs="Arial" w:eastAsia="Arial" w:hAnsi="Arial"/>
@@ -26500,7 +26505,7 @@
               <w:spacing w:after="10" w:before="0"/>
               <w:ind w:left="120"/>
             </w:pPr>
-            <w:hyperlink w:history="1" r:id="rIdvwtzymbk5y-vycwzw--de">
+            <w:hyperlink w:history="1" r:id="rId00vywri5cg99q04w-lwgy">
               <w:r>
                 <w:rPr>
                   <w:rFonts w:ascii="Arial" w:cs="Arial" w:eastAsia="Arial" w:hAnsi="Arial"/>
@@ -26695,7 +26700,7 @@
             <w:pPr>
               <w:spacing w:after="20" w:before="0"/>
             </w:pPr>
-            <w:hyperlink w:history="1" r:id="rIdt6tf1m9kpbq-vqi81m3ks">
+            <w:hyperlink w:history="1" r:id="rIdlwcxyapfqruo1in609itm">
               <w:r>
                 <w:rPr>
                   <w:rFonts w:ascii="Arial" w:cs="Arial" w:eastAsia="Arial" w:hAnsi="Arial"/>
@@ -26728,7 +26733,7 @@
               <w:spacing w:after="10" w:before="0"/>
               <w:ind w:left="120"/>
             </w:pPr>
-            <w:hyperlink w:history="1" r:id="rIdvcmanf3m2g-wsibzl-j-r">
+            <w:hyperlink w:history="1" r:id="rIdnll9o68k56nehkzy77dyt">
               <w:r>
                 <w:rPr>
                   <w:rFonts w:ascii="Arial" w:cs="Arial" w:eastAsia="Arial" w:hAnsi="Arial"/>
@@ -26773,7 +26778,7 @@
             <w:pPr>
               <w:spacing w:after="20" w:before="0"/>
             </w:pPr>
-            <w:hyperlink w:history="1" r:id="rIdobpwvndncmsrn0wza6cwc">
+            <w:hyperlink w:history="1" r:id="rIdgjiaatmbwacqpot0yrggg">
               <w:r>
                 <w:rPr>
                   <w:rFonts w:ascii="Arial" w:cs="Arial" w:eastAsia="Arial" w:hAnsi="Arial"/>
@@ -26806,7 +26811,7 @@
               <w:spacing w:after="10" w:before="0"/>
               <w:ind w:left="120"/>
             </w:pPr>
-            <w:hyperlink w:history="1" r:id="rIdpxretort_rt2k8gq9u-xf">
+            <w:hyperlink w:history="1" r:id="rIdcm4w5yitaq9gb7f9a2qmy">
               <w:r>
                 <w:rPr>
                   <w:rFonts w:ascii="Arial" w:cs="Arial" w:eastAsia="Arial" w:hAnsi="Arial"/>
@@ -27001,7 +27006,313 @@
             <w:pPr>
               <w:spacing w:after="20" w:before="0"/>
             </w:pPr>
-            <w:hyperlink w:history="1" r:id="rId0oj3mvytx2ukts4kbrrg7">
+            <w:hyperlink w:history="1" r:id="rIdvw3duhxzuf7q39chbpsdi">
+              <w:r>
+                <w:rPr>
+                  <w:rFonts w:ascii="Arial" w:cs="Arial" w:eastAsia="Arial" w:hAnsi="Arial"/>
+                  <w:color w:val="2E75B6"/>
+                  <w:sz w:val="16"/>
+                  <w:szCs w:val="16"/>
+                  <w:u w:val="single" w:color="2E75B6"/>
+                </w:rPr>
+                <w:t xml:space="preserve">Introduction to infrared spectroscopy</w:t>
+              </w:r>
+            </w:hyperlink>
+          </w:p>
+          <w:p>
+            <w:pPr>
+              <w:spacing w:after="10" w:before="0"/>
+              <w:ind w:left="120"/>
+            </w:pPr>
+            <w:r>
+              <w:rPr>
+                <w:rFonts w:ascii="Arial" w:cs="Arial" w:eastAsia="Arial" w:hAnsi="Arial"/>
+                <w:color w:val="595959"/>
+                <w:sz w:val="14"/>
+                <w:szCs w:val="14"/>
+              </w:rPr>
+              <w:t xml:space="preserve">Source: Khan Academy (English - US curriculum)</w:t>
+            </w:r>
+          </w:p>
+          <w:p>
+            <w:pPr>
+              <w:spacing w:after="10" w:before="0"/>
+              <w:ind w:left="120"/>
+            </w:pPr>
+            <w:hyperlink w:history="1" r:id="rIdyh280_5zkchi_b4jkdz0i">
+              <w:r>
+                <w:rPr>
+                  <w:rFonts w:ascii="Arial" w:cs="Arial" w:eastAsia="Arial" w:hAnsi="Arial"/>
+                  <w:color w:val="595959"/>
+                  <w:sz w:val="14"/>
+                  <w:szCs w:val="14"/>
+                  <w:u w:val="single" w:color="595959"/>
+                </w:rPr>
+                <w:t xml:space="preserve">🔍 Search ARES for similar videos</w:t>
+              </w:r>
+            </w:hyperlink>
+          </w:p>
+          <w:p>
+            <w:pPr>
+              <w:spacing w:after="40" w:before="0"/>
+            </w:pPr>
+            <w:r>
+              <w:rPr>
+                <w:sz w:val="14"/>
+                <w:szCs w:val="14"/>
+              </w:rPr>
+              <w:t xml:space="preserve"/>
+            </w:r>
+          </w:p>
+          <w:p>
+            <w:pPr>
+              <w:spacing w:after="20" w:before="0"/>
+            </w:pPr>
+            <w:r>
+              <w:rPr>
+                <w:rFonts w:ascii="Arial" w:cs="Arial" w:eastAsia="Arial" w:hAnsi="Arial"/>
+                <w:b/>
+                <w:bCs/>
+                <w:color w:val="1F3864"/>
+                <w:sz w:val="16"/>
+                <w:szCs w:val="16"/>
+              </w:rPr>
+              <w:t xml:space="preserve">📖 HTML:</w:t>
+            </w:r>
+          </w:p>
+          <w:p>
+            <w:pPr>
+              <w:spacing w:after="20" w:before="0"/>
+            </w:pPr>
+            <w:hyperlink w:history="1" r:id="rIdhjrg6xhiwb7zkew9y3yhh">
+              <w:r>
+                <w:rPr>
+                  <w:rFonts w:ascii="Arial" w:cs="Arial" w:eastAsia="Arial" w:hAnsi="Arial"/>
+                  <w:color w:val="2E75B6"/>
+                  <w:sz w:val="16"/>
+                  <w:szCs w:val="16"/>
+                  <w:u w:val="single" w:color="2E75B6"/>
+                </w:rPr>
+                <w:t xml:space="preserve">Absorption</w:t>
+              </w:r>
+            </w:hyperlink>
+          </w:p>
+          <w:p>
+            <w:pPr>
+              <w:spacing w:after="10" w:before="0"/>
+              <w:ind w:left="120"/>
+            </w:pPr>
+            <w:r>
+              <w:rPr>
+                <w:rFonts w:ascii="Arial" w:cs="Arial" w:eastAsia="Arial" w:hAnsi="Arial"/>
+                <w:color w:val="595959"/>
+                <w:sz w:val="14"/>
+                <w:szCs w:val="14"/>
+              </w:rPr>
+              <w:t xml:space="preserve">Source: PhET</w:t>
+            </w:r>
+          </w:p>
+          <w:p>
+            <w:pPr>
+              <w:spacing w:after="10" w:before="0"/>
+              <w:ind w:left="120"/>
+            </w:pPr>
+            <w:hyperlink w:history="1" r:id="rId9nb_3n61suhq0mxrig2es">
+              <w:r>
+                <w:rPr>
+                  <w:rFonts w:ascii="Arial" w:cs="Arial" w:eastAsia="Arial" w:hAnsi="Arial"/>
+                  <w:color w:val="595959"/>
+                  <w:sz w:val="14"/>
+                  <w:szCs w:val="14"/>
+                  <w:u w:val="single" w:color="595959"/>
+                </w:rPr>
+                <w:t xml:space="preserve">🔍 Search ARES for similar readings</w:t>
+              </w:r>
+            </w:hyperlink>
+          </w:p>
+        </w:tc>
+        <w:tc>
+          <w:tcPr>
+            <w:tcW w:type="dxa" w:w="3040"/>
+            <w:shd w:fill="FFFFFF" w:color="auto" w:val="clear"/>
+            <w:tcMar>
+              <w:top w:type="dxa" w:w="60"/>
+              <w:left w:type="dxa" w:w="120"/>
+              <w:bottom w:type="dxa" w:w="60"/>
+              <w:right w:type="dxa" w:w="120"/>
+            </w:tcMar>
+            <w:vAlign w:val="top"/>
+          </w:tcPr>
+          <w:p>
+            <w:pPr>
+              <w:spacing w:after="40" w:before="0"/>
+              <w:jc w:val="left"/>
+            </w:pPr>
+            <w:r>
+              <w:rPr>
+                <w:rFonts w:ascii="Arial" w:cs="Arial" w:eastAsia="Arial" w:hAnsi="Arial"/>
+                <w:b w:val="false"/>
+                <w:bCs w:val="false"/>
+                <w:i w:val="false"/>
+                <w:iCs w:val="false"/>
+                <w:color w:val="000000"/>
+                <w:sz w:val="18"/>
+                <w:szCs w:val="18"/>
+              </w:rPr>
+              <w:t xml:space="preserve">Learners return to the class Driving Question Board. Each group receives two sticky notes of different colours. On the first colour they write one question this lesson has answered — for example, How do nutrients get into the blood? On the second colour they write one new question the lesson has raised — for example, What happens to glucose once it reaches the liver? or Can villi be damaged by poor diet? Groups place their notes on the DQB in the appropriate columns (Answered and Still Wondering). The teacher draws the class attention to the original anchoring phenomenon questions posted in Lesson 1 and asks: We have been following a meal of ugali from the mouth all the way into the blood. How does this connect to why a mosquito feeds differently from a grasshopper — and why that difference matters for what nutrients each animal can actually absorb?</w:t>
+            </w:r>
+          </w:p>
+        </w:tc>
+        <w:tc>
+          <w:tcPr>
+            <w:tcW w:type="dxa" w:w="3040"/>
+            <w:shd w:fill="F2F2F2" w:color="auto" w:val="clear"/>
+            <w:tcMar>
+              <w:top w:type="dxa" w:w="60"/>
+              <w:left w:type="dxa" w:w="120"/>
+              <w:bottom w:type="dxa" w:w="60"/>
+              <w:right w:type="dxa" w:w="120"/>
+            </w:tcMar>
+            <w:vAlign w:val="top"/>
+          </w:tcPr>
+          <w:p>
+            <w:pPr>
+              <w:spacing w:after="40" w:before="0"/>
+              <w:jc w:val="left"/>
+            </w:pPr>
+            <w:r>
+              <w:rPr>
+                <w:rFonts w:ascii="Arial" w:cs="Arial" w:eastAsia="Arial" w:hAnsi="Arial"/>
+                <w:b w:val="false"/>
+                <w:bCs w:val="false"/>
+                <w:i w:val="false"/>
+                <w:iCs w:val="false"/>
+                <w:color w:val="000000"/>
+                <w:sz w:val="18"/>
+                <w:szCs w:val="18"/>
+              </w:rPr>
+              <w:t xml:space="preserve">Say: Look at the DQB. We started this unit asking why a mosquito can drink blood but a grasshopper cannot. We are almost at the end of our investigation. Today we answered the absorption question. On your first sticky note, write the question this lesson answered. On the second, write a question you still have. WAIT 2 minutes for writing. After groups post notes, read two or three aloud. Then say: Notice how our questions have moved from about mouthparts and beaks — Lesson 1 — all the way to what happens inside the cells of the intestine wall. That is the full journey of nutrition. Tomorrow in Lesson 10 we will pull everything together. WAIT 15 seconds of silence to let learners look at the full board.</w:t>
+            </w:r>
+          </w:p>
+        </w:tc>
+        <w:tc>
+          <w:tcPr>
+            <w:tcW w:type="dxa" w:w="3040"/>
+            <w:shd w:fill="FFFFFF" w:color="auto" w:val="clear"/>
+            <w:tcMar>
+              <w:top w:type="dxa" w:w="60"/>
+              <w:left w:type="dxa" w:w="120"/>
+              <w:bottom w:type="dxa" w:w="60"/>
+              <w:right w:type="dxa" w:w="120"/>
+            </w:tcMar>
+            <w:vAlign w:val="top"/>
+          </w:tcPr>
+          <w:p>
+            <w:pPr>
+              <w:spacing w:after="40" w:before="0"/>
+              <w:jc w:val="left"/>
+            </w:pPr>
+            <w:r>
+              <w:rPr>
+                <w:rFonts w:ascii="Arial" w:cs="Arial" w:eastAsia="Arial" w:hAnsi="Arial"/>
+                <w:b w:val="false"/>
+                <w:bCs w:val="false"/>
+                <w:i w:val="false"/>
+                <w:iCs w:val="false"/>
+                <w:color w:val="000000"/>
+                <w:sz w:val="18"/>
+                <w:szCs w:val="18"/>
+              </w:rPr>
+              <w:t xml:space="preserve">The two-colour sticky-note protocol makes the distinction between resolved and unresolved questions visible and honours both. The teacher question linking absorption back to the anchoring phenomenon (mosquito versus grasshopper) primes learners for the Lesson 10 synthesis without giving it away.</w:t>
+            </w:r>
+          </w:p>
+        </w:tc>
+        <w:tc>
+          <w:tcPr>
+            <w:tcW w:type="dxa" w:w="3040"/>
+            <w:shd w:fill="F2F2F2" w:color="auto" w:val="clear"/>
+            <w:tcMar>
+              <w:top w:type="dxa" w:w="60"/>
+              <w:left w:type="dxa" w:w="120"/>
+              <w:bottom w:type="dxa" w:w="60"/>
+              <w:right w:type="dxa" w:w="120"/>
+            </w:tcMar>
+            <w:vAlign w:val="top"/>
+          </w:tcPr>
+          <w:p>
+            <w:pPr>
+              <w:spacing w:after="40" w:before="0"/>
+              <w:jc w:val="left"/>
+            </w:pPr>
+            <w:r>
+              <w:rPr>
+                <w:rFonts w:ascii="Arial" w:cs="Arial" w:eastAsia="Arial" w:hAnsi="Arial"/>
+                <w:b w:val="false"/>
+                <w:bCs w:val="false"/>
+                <w:i w:val="false"/>
+                <w:iCs w:val="false"/>
+                <w:color w:val="000000"/>
+                <w:sz w:val="18"/>
+                <w:szCs w:val="18"/>
+              </w:rPr>
+              <w:t xml:space="preserve">Teacher reviews the sticky notes after class to identify persistent misconceptions and unresolved questions that must be addressed in Lesson 10. Look for whether learners can articulate what was learned today in a full sentence, not just a keyword.</w:t>
+            </w:r>
+          </w:p>
+        </w:tc>
+      </w:tr>
+      <w:tr>
+        <w:tc>
+          <w:tcPr>
+            <w:tcW w:type="dxa" w:w="1520"/>
+            <w:shd w:fill="D5E8F0" w:color="auto" w:val="clear"/>
+            <w:tcMar>
+              <w:top w:type="dxa" w:w="60"/>
+              <w:left w:type="dxa" w:w="120"/>
+              <w:bottom w:type="dxa" w:w="60"/>
+              <w:right w:type="dxa" w:w="120"/>
+            </w:tcMar>
+            <w:vAlign w:val="top"/>
+          </w:tcPr>
+          <w:p>
+            <w:pPr>
+              <w:spacing w:after="40" w:before="0"/>
+              <w:jc w:val="left"/>
+            </w:pPr>
+            <w:r>
+              <w:rPr>
+                <w:rFonts w:ascii="Arial" w:cs="Arial" w:eastAsia="Arial" w:hAnsi="Arial"/>
+                <w:b/>
+                <w:bCs/>
+                <w:i w:val="false"/>
+                <w:iCs w:val="false"/>
+                <w:color w:val="000000"/>
+                <w:sz w:val="18"/>
+                <w:szCs w:val="18"/>
+              </w:rPr>
+              <w:t xml:space="preserve">Model Building Phase</w:t>
+            </w:r>
+          </w:p>
+          <w:p>
+            <w:pPr>
+              <w:spacing w:after="20" w:before="0"/>
+            </w:pPr>
+            <w:r>
+              <w:rPr>
+                <w:rFonts w:ascii="Arial" w:cs="Arial" w:eastAsia="Arial" w:hAnsi="Arial"/>
+                <w:b/>
+                <w:bCs/>
+                <w:color w:val="1F3864"/>
+                <w:sz w:val="16"/>
+                <w:szCs w:val="16"/>
+              </w:rPr>
+              <w:t xml:space="preserve">📹 VIDEO:</w:t>
+            </w:r>
+          </w:p>
+          <w:p>
+            <w:pPr>
+              <w:spacing w:after="20" w:before="0"/>
+            </w:pPr>
+            <w:hyperlink w:history="1" r:id="rIddfj0czosbajww7rhxmdo7">
               <w:r>
                 <w:rPr>
                   <w:rFonts w:ascii="Arial" w:cs="Arial" w:eastAsia="Arial" w:hAnsi="Arial"/>
@@ -27034,7 +27345,7 @@
               <w:spacing w:after="10" w:before="0"/>
               <w:ind w:left="120"/>
             </w:pPr>
-            <w:hyperlink w:history="1" r:id="rIdglm8nye0xxmnqega-lnal">
+            <w:hyperlink w:history="1" r:id="rIdzul0ti7hpy0hgpels9zzl">
               <w:r>
                 <w:rPr>
                   <w:rFonts w:ascii="Arial" w:cs="Arial" w:eastAsia="Arial" w:hAnsi="Arial"/>
@@ -27079,7 +27390,7 @@
             <w:pPr>
               <w:spacing w:after="20" w:before="0"/>
             </w:pPr>
-            <w:hyperlink w:history="1" r:id="rIdt7dkzr7fz9mndkw86tzl_">
+            <w:hyperlink w:history="1" r:id="rIdudesi5e_sb8xfv0s3dfvc">
               <w:r>
                 <w:rPr>
                   <w:rFonts w:ascii="Arial" w:cs="Arial" w:eastAsia="Arial" w:hAnsi="Arial"/>
@@ -27112,313 +27423,7 @@
               <w:spacing w:after="10" w:before="0"/>
               <w:ind w:left="120"/>
             </w:pPr>
-            <w:hyperlink w:history="1" r:id="rIdgntmmnk3q3n0vrdx2ep_d">
-              <w:r>
-                <w:rPr>
-                  <w:rFonts w:ascii="Arial" w:cs="Arial" w:eastAsia="Arial" w:hAnsi="Arial"/>
-                  <w:color w:val="595959"/>
-                  <w:sz w:val="14"/>
-                  <w:szCs w:val="14"/>
-                  <w:u w:val="single" w:color="595959"/>
-                </w:rPr>
-                <w:t xml:space="preserve">🔍 Search ARES for similar readings</w:t>
-              </w:r>
-            </w:hyperlink>
-          </w:p>
-        </w:tc>
-        <w:tc>
-          <w:tcPr>
-            <w:tcW w:type="dxa" w:w="3040"/>
-            <w:shd w:fill="FFFFFF" w:color="auto" w:val="clear"/>
-            <w:tcMar>
-              <w:top w:type="dxa" w:w="60"/>
-              <w:left w:type="dxa" w:w="120"/>
-              <w:bottom w:type="dxa" w:w="60"/>
-              <w:right w:type="dxa" w:w="120"/>
-            </w:tcMar>
-            <w:vAlign w:val="top"/>
-          </w:tcPr>
-          <w:p>
-            <w:pPr>
-              <w:spacing w:after="40" w:before="0"/>
-              <w:jc w:val="left"/>
-            </w:pPr>
-            <w:r>
-              <w:rPr>
-                <w:rFonts w:ascii="Arial" w:cs="Arial" w:eastAsia="Arial" w:hAnsi="Arial"/>
-                <w:b w:val="false"/>
-                <w:bCs w:val="false"/>
-                <w:i w:val="false"/>
-                <w:iCs w:val="false"/>
-                <w:color w:val="000000"/>
-                <w:sz w:val="18"/>
-                <w:szCs w:val="18"/>
-              </w:rPr>
-              <w:t xml:space="preserve">Learners return to the class Driving Question Board. Each group receives two sticky notes of different colours. On the first colour they write one question this lesson has answered — for example, How do nutrients get into the blood? On the second colour they write one new question the lesson has raised — for example, What happens to glucose once it reaches the liver? or Can villi be damaged by poor diet? Groups place their notes on the DQB in the appropriate columns (Answered and Still Wondering). The teacher draws the class attention to the original anchoring phenomenon questions posted in Lesson 1 and asks: We have been following a meal of ugali from the mouth all the way into the blood. How does this connect to why a mosquito feeds differently from a grasshopper — and why that difference matters for what nutrients each animal can actually absorb?</w:t>
-            </w:r>
-          </w:p>
-        </w:tc>
-        <w:tc>
-          <w:tcPr>
-            <w:tcW w:type="dxa" w:w="3040"/>
-            <w:shd w:fill="F2F2F2" w:color="auto" w:val="clear"/>
-            <w:tcMar>
-              <w:top w:type="dxa" w:w="60"/>
-              <w:left w:type="dxa" w:w="120"/>
-              <w:bottom w:type="dxa" w:w="60"/>
-              <w:right w:type="dxa" w:w="120"/>
-            </w:tcMar>
-            <w:vAlign w:val="top"/>
-          </w:tcPr>
-          <w:p>
-            <w:pPr>
-              <w:spacing w:after="40" w:before="0"/>
-              <w:jc w:val="left"/>
-            </w:pPr>
-            <w:r>
-              <w:rPr>
-                <w:rFonts w:ascii="Arial" w:cs="Arial" w:eastAsia="Arial" w:hAnsi="Arial"/>
-                <w:b w:val="false"/>
-                <w:bCs w:val="false"/>
-                <w:i w:val="false"/>
-                <w:iCs w:val="false"/>
-                <w:color w:val="000000"/>
-                <w:sz w:val="18"/>
-                <w:szCs w:val="18"/>
-              </w:rPr>
-              <w:t xml:space="preserve">Say: Look at the DQB. We started this unit asking why a mosquito can drink blood but a grasshopper cannot. We are almost at the end of our investigation. Today we answered the absorption question. On your first sticky note, write the question this lesson answered. On the second, write a question you still have. WAIT 2 minutes for writing. After groups post notes, read two or three aloud. Then say: Notice how our questions have moved from about mouthparts and beaks — Lesson 1 — all the way to what happens inside the cells of the intestine wall. That is the full journey of nutrition. Tomorrow in Lesson 10 we will pull everything together. WAIT 15 seconds of silence to let learners look at the full board.</w:t>
-            </w:r>
-          </w:p>
-        </w:tc>
-        <w:tc>
-          <w:tcPr>
-            <w:tcW w:type="dxa" w:w="3040"/>
-            <w:shd w:fill="FFFFFF" w:color="auto" w:val="clear"/>
-            <w:tcMar>
-              <w:top w:type="dxa" w:w="60"/>
-              <w:left w:type="dxa" w:w="120"/>
-              <w:bottom w:type="dxa" w:w="60"/>
-              <w:right w:type="dxa" w:w="120"/>
-            </w:tcMar>
-            <w:vAlign w:val="top"/>
-          </w:tcPr>
-          <w:p>
-            <w:pPr>
-              <w:spacing w:after="40" w:before="0"/>
-              <w:jc w:val="left"/>
-            </w:pPr>
-            <w:r>
-              <w:rPr>
-                <w:rFonts w:ascii="Arial" w:cs="Arial" w:eastAsia="Arial" w:hAnsi="Arial"/>
-                <w:b w:val="false"/>
-                <w:bCs w:val="false"/>
-                <w:i w:val="false"/>
-                <w:iCs w:val="false"/>
-                <w:color w:val="000000"/>
-                <w:sz w:val="18"/>
-                <w:szCs w:val="18"/>
-              </w:rPr>
-              <w:t xml:space="preserve">The two-colour sticky-note protocol makes the distinction between resolved and unresolved questions visible and honours both. The teacher question linking absorption back to the anchoring phenomenon (mosquito versus grasshopper) primes learners for the Lesson 10 synthesis without giving it away.</w:t>
-            </w:r>
-          </w:p>
-        </w:tc>
-        <w:tc>
-          <w:tcPr>
-            <w:tcW w:type="dxa" w:w="3040"/>
-            <w:shd w:fill="F2F2F2" w:color="auto" w:val="clear"/>
-            <w:tcMar>
-              <w:top w:type="dxa" w:w="60"/>
-              <w:left w:type="dxa" w:w="120"/>
-              <w:bottom w:type="dxa" w:w="60"/>
-              <w:right w:type="dxa" w:w="120"/>
-            </w:tcMar>
-            <w:vAlign w:val="top"/>
-          </w:tcPr>
-          <w:p>
-            <w:pPr>
-              <w:spacing w:after="40" w:before="0"/>
-              <w:jc w:val="left"/>
-            </w:pPr>
-            <w:r>
-              <w:rPr>
-                <w:rFonts w:ascii="Arial" w:cs="Arial" w:eastAsia="Arial" w:hAnsi="Arial"/>
-                <w:b w:val="false"/>
-                <w:bCs w:val="false"/>
-                <w:i w:val="false"/>
-                <w:iCs w:val="false"/>
-                <w:color w:val="000000"/>
-                <w:sz w:val="18"/>
-                <w:szCs w:val="18"/>
-              </w:rPr>
-              <w:t xml:space="preserve">Teacher reviews the sticky notes after class to identify persistent misconceptions and unresolved questions that must be addressed in Lesson 10. Look for whether learners can articulate what was learned today in a full sentence, not just a keyword.</w:t>
-            </w:r>
-          </w:p>
-        </w:tc>
-      </w:tr>
-      <w:tr>
-        <w:tc>
-          <w:tcPr>
-            <w:tcW w:type="dxa" w:w="1520"/>
-            <w:shd w:fill="D5E8F0" w:color="auto" w:val="clear"/>
-            <w:tcMar>
-              <w:top w:type="dxa" w:w="60"/>
-              <w:left w:type="dxa" w:w="120"/>
-              <w:bottom w:type="dxa" w:w="60"/>
-              <w:right w:type="dxa" w:w="120"/>
-            </w:tcMar>
-            <w:vAlign w:val="top"/>
-          </w:tcPr>
-          <w:p>
-            <w:pPr>
-              <w:spacing w:after="40" w:before="0"/>
-              <w:jc w:val="left"/>
-            </w:pPr>
-            <w:r>
-              <w:rPr>
-                <w:rFonts w:ascii="Arial" w:cs="Arial" w:eastAsia="Arial" w:hAnsi="Arial"/>
-                <w:b/>
-                <w:bCs/>
-                <w:i w:val="false"/>
-                <w:iCs w:val="false"/>
-                <w:color w:val="000000"/>
-                <w:sz w:val="18"/>
-                <w:szCs w:val="18"/>
-              </w:rPr>
-              <w:t xml:space="preserve">Model Building Phase</w:t>
-            </w:r>
-          </w:p>
-          <w:p>
-            <w:pPr>
-              <w:spacing w:after="20" w:before="0"/>
-            </w:pPr>
-            <w:r>
-              <w:rPr>
-                <w:rFonts w:ascii="Arial" w:cs="Arial" w:eastAsia="Arial" w:hAnsi="Arial"/>
-                <w:b/>
-                <w:bCs/>
-                <w:color w:val="1F3864"/>
-                <w:sz w:val="16"/>
-                <w:szCs w:val="16"/>
-              </w:rPr>
-              <w:t xml:space="preserve">📹 VIDEO:</w:t>
-            </w:r>
-          </w:p>
-          <w:p>
-            <w:pPr>
-              <w:spacing w:after="20" w:before="0"/>
-            </w:pPr>
-            <w:hyperlink w:history="1" r:id="rIdgpi11_7ontbnefqcvwuyl">
-              <w:r>
-                <w:rPr>
-                  <w:rFonts w:ascii="Arial" w:cs="Arial" w:eastAsia="Arial" w:hAnsi="Arial"/>
-                  <w:color w:val="2E75B6"/>
-                  <w:sz w:val="16"/>
-                  <w:szCs w:val="16"/>
-                  <w:u w:val="single" w:color="2E75B6"/>
-                </w:rPr>
-                <w:t xml:space="preserve">Absorption and reflection</w:t>
-              </w:r>
-            </w:hyperlink>
-          </w:p>
-          <w:p>
-            <w:pPr>
-              <w:spacing w:after="10" w:before="0"/>
-              <w:ind w:left="120"/>
-            </w:pPr>
-            <w:r>
-              <w:rPr>
-                <w:rFonts w:ascii="Arial" w:cs="Arial" w:eastAsia="Arial" w:hAnsi="Arial"/>
-                <w:color w:val="595959"/>
-                <w:sz w:val="14"/>
-                <w:szCs w:val="14"/>
-              </w:rPr>
-              <w:t xml:space="preserve">Source: Khan Academy (English - US curriculum)</w:t>
-            </w:r>
-          </w:p>
-          <w:p>
-            <w:pPr>
-              <w:spacing w:after="10" w:before="0"/>
-              <w:ind w:left="120"/>
-            </w:pPr>
-            <w:hyperlink w:history="1" r:id="rId858bmcmvqecbyvvnuuyp9">
-              <w:r>
-                <w:rPr>
-                  <w:rFonts w:ascii="Arial" w:cs="Arial" w:eastAsia="Arial" w:hAnsi="Arial"/>
-                  <w:color w:val="595959"/>
-                  <w:sz w:val="14"/>
-                  <w:szCs w:val="14"/>
-                  <w:u w:val="single" w:color="595959"/>
-                </w:rPr>
-                <w:t xml:space="preserve">🔍 Search ARES for similar videos</w:t>
-              </w:r>
-            </w:hyperlink>
-          </w:p>
-          <w:p>
-            <w:pPr>
-              <w:spacing w:after="40" w:before="0"/>
-            </w:pPr>
-            <w:r>
-              <w:rPr>
-                <w:sz w:val="14"/>
-                <w:szCs w:val="14"/>
-              </w:rPr>
-              <w:t xml:space="preserve"/>
-            </w:r>
-          </w:p>
-          <w:p>
-            <w:pPr>
-              <w:spacing w:after="20" w:before="0"/>
-            </w:pPr>
-            <w:r>
-              <w:rPr>
-                <w:rFonts w:ascii="Arial" w:cs="Arial" w:eastAsia="Arial" w:hAnsi="Arial"/>
-                <w:b/>
-                <w:bCs/>
-                <w:color w:val="1F3864"/>
-                <w:sz w:val="16"/>
-                <w:szCs w:val="16"/>
-              </w:rPr>
-              <w:t xml:space="preserve">📖 HTML:</w:t>
-            </w:r>
-          </w:p>
-          <w:p>
-            <w:pPr>
-              <w:spacing w:after="20" w:before="0"/>
-            </w:pPr>
-            <w:hyperlink w:history="1" r:id="rIddcwvqxipvug76w4eteen3">
-              <w:r>
-                <w:rPr>
-                  <w:rFonts w:ascii="Arial" w:cs="Arial" w:eastAsia="Arial" w:hAnsi="Arial"/>
-                  <w:color w:val="2E75B6"/>
-                  <w:sz w:val="16"/>
-                  <w:szCs w:val="16"/>
-                  <w:u w:val="single" w:color="2E75B6"/>
-                </w:rPr>
-                <w:t xml:space="preserve">Absorption</w:t>
-              </w:r>
-            </w:hyperlink>
-          </w:p>
-          <w:p>
-            <w:pPr>
-              <w:spacing w:after="10" w:before="0"/>
-              <w:ind w:left="120"/>
-            </w:pPr>
-            <w:r>
-              <w:rPr>
-                <w:rFonts w:ascii="Arial" w:cs="Arial" w:eastAsia="Arial" w:hAnsi="Arial"/>
-                <w:color w:val="595959"/>
-                <w:sz w:val="14"/>
-                <w:szCs w:val="14"/>
-              </w:rPr>
-              <w:t xml:space="preserve">Source: PhET</w:t>
-            </w:r>
-          </w:p>
-          <w:p>
-            <w:pPr>
-              <w:spacing w:after="10" w:before="0"/>
-              <w:ind w:left="120"/>
-            </w:pPr>
-            <w:hyperlink w:history="1" r:id="rId1ykbbwxk2cfi_0w644ll9">
+            <w:hyperlink w:history="1" r:id="rIdvhvdfkibz6wwzs7zyn4uv">
               <w:r>
                 <w:rPr>
                   <w:rFonts w:ascii="Arial" w:cs="Arial" w:eastAsia="Arial" w:hAnsi="Arial"/>
@@ -28922,7 +28927,7 @@
               <w:spacing w:after="10" w:before="0"/>
               <w:ind w:left="120"/>
             </w:pPr>
-            <w:hyperlink w:history="1" r:id="rIdelj4ke8pf010jz81mrnuu">
+            <w:hyperlink w:history="1" r:id="rIdckd9qabpckieizdvetw3v">
               <w:r>
                 <w:rPr>
                   <w:rFonts w:ascii="Arial" w:cs="Arial" w:eastAsia="Arial" w:hAnsi="Arial"/>
@@ -28999,7 +29004,7 @@
               <w:spacing w:after="10" w:before="0"/>
               <w:ind w:left="120"/>
             </w:pPr>
-            <w:hyperlink w:history="1" r:id="rIdslkeiu-6hha8pgv9cu9t3">
+            <w:hyperlink w:history="1" r:id="rIdqibqwkhvret8mjvm6rg0a">
               <w:r>
                 <w:rPr>
                   <w:rFonts w:ascii="Arial" w:cs="Arial" w:eastAsia="Arial" w:hAnsi="Arial"/>
@@ -29226,7 +29231,7 @@
               <w:spacing w:after="10" w:before="0"/>
               <w:ind w:left="120"/>
             </w:pPr>
-            <w:hyperlink w:history="1" r:id="rIdaapz_pol6ig1cq_89ojxd">
+            <w:hyperlink w:history="1" r:id="rId6antzr7ya5yu8ttpfxzl4">
               <w:r>
                 <w:rPr>
                   <w:rFonts w:ascii="Arial" w:cs="Arial" w:eastAsia="Arial" w:hAnsi="Arial"/>
@@ -29303,7 +29308,7 @@
               <w:spacing w:after="10" w:before="0"/>
               <w:ind w:left="120"/>
             </w:pPr>
-            <w:hyperlink w:history="1" r:id="rIdfk0018yhlp2ob4dj0eie-">
+            <w:hyperlink w:history="1" r:id="rIdpkmefcsnl5_5npbjsvjt5">
               <w:r>
                 <w:rPr>
                   <w:rFonts w:ascii="Arial" w:cs="Arial" w:eastAsia="Arial" w:hAnsi="Arial"/>
@@ -29530,7 +29535,7 @@
               <w:spacing w:after="10" w:before="0"/>
               <w:ind w:left="120"/>
             </w:pPr>
-            <w:hyperlink w:history="1" r:id="rIdkrwa-hrsjasrnxgc8auap">
+            <w:hyperlink w:history="1" r:id="rIdvxh4y4qmr3_xnbpzsxesa">
               <w:r>
                 <w:rPr>
                   <w:rFonts w:ascii="Arial" w:cs="Arial" w:eastAsia="Arial" w:hAnsi="Arial"/>
@@ -29607,7 +29612,7 @@
               <w:spacing w:after="10" w:before="0"/>
               <w:ind w:left="120"/>
             </w:pPr>
-            <w:hyperlink w:history="1" r:id="rIdylbcz47os6ac-up5xjzld">
+            <w:hyperlink w:history="1" r:id="rId2oonkgedfsqwadwodf2tt">
               <w:r>
                 <w:rPr>
                   <w:rFonts w:ascii="Arial" w:cs="Arial" w:eastAsia="Arial" w:hAnsi="Arial"/>
@@ -29834,7 +29839,7 @@
               <w:spacing w:after="10" w:before="0"/>
               <w:ind w:left="120"/>
             </w:pPr>
-            <w:hyperlink w:history="1" r:id="rIdbldcdisqjcswyrht7ev4n">
+            <w:hyperlink w:history="1" r:id="rId86lthu165h6dduodnnfkx">
               <w:r>
                 <w:rPr>
                   <w:rFonts w:ascii="Arial" w:cs="Arial" w:eastAsia="Arial" w:hAnsi="Arial"/>
@@ -29911,7 +29916,7 @@
               <w:spacing w:after="10" w:before="0"/>
               <w:ind w:left="120"/>
             </w:pPr>
-            <w:hyperlink w:history="1" r:id="rId4ndupe0v06ebsgznw3iek">
+            <w:hyperlink w:history="1" r:id="rId5waytp3pkv9xfjkkzc-mk">
               <w:r>
                 <w:rPr>
                   <w:rFonts w:ascii="Arial" w:cs="Arial" w:eastAsia="Arial" w:hAnsi="Arial"/>
@@ -30138,7 +30143,7 @@
               <w:spacing w:after="10" w:before="0"/>
               <w:ind w:left="120"/>
             </w:pPr>
-            <w:hyperlink w:history="1" r:id="rIdh4uze6yn9gaow5eebjulg">
+            <w:hyperlink w:history="1" r:id="rIdkvbot59cigpurtarqt5p5">
               <w:r>
                 <w:rPr>
                   <w:rFonts w:ascii="Arial" w:cs="Arial" w:eastAsia="Arial" w:hAnsi="Arial"/>
@@ -30215,7 +30220,7 @@
               <w:spacing w:after="10" w:before="0"/>
               <w:ind w:left="120"/>
             </w:pPr>
-            <w:hyperlink w:history="1" r:id="rIdlyh5p7sbijdnejlfsgcgn">
+            <w:hyperlink w:history="1" r:id="rIdbahtzaw5hnvxhxjopwjet">
               <w:r>
                 <w:rPr>
                   <w:rFonts w:ascii="Arial" w:cs="Arial" w:eastAsia="Arial" w:hAnsi="Arial"/>

--- a/data/outputs/v2/Biology/SS3.1_Animal_Nutrition/Biology_Animal_Nutrition_CBE_LessonSequence.docx
+++ b/data/outputs/v2/Biology/SS3.1_Animal_Nutrition/Biology_Animal_Nutrition_CBE_LessonSequence.docx
@@ -42,6 +42,177 @@
     </w:p>
     <w:p>
       <w:pPr>
+        <w:spacing w:after="80" w:before="120"/>
+      </w:pPr>
+      <w:r>
+        <w:rPr>
+          <w:rFonts w:ascii="Arial" w:cs="Arial" w:eastAsia="Arial" w:hAnsi="Arial"/>
+          <w:b/>
+          <w:bCs/>
+          <w:color w:val="1F3864"/>
+          <w:sz w:val="20"/>
+          <w:szCs w:val="20"/>
+        </w:rPr>
+        <w:t xml:space="preserve">ATTRIBUTION AND LICENSING</w:t>
+      </w:r>
+    </w:p>
+    <w:p>
+      <w:pPr>
+        <w:spacing w:after="60" w:before="0"/>
+      </w:pPr>
+      <w:r>
+        <w:rPr>
+          <w:rFonts w:ascii="Arial" w:cs="Arial" w:eastAsia="Arial" w:hAnsi="Arial"/>
+          <w:b/>
+          <w:bCs/>
+          <w:sz w:val="17"/>
+          <w:szCs w:val="17"/>
+        </w:rPr>
+        <w:t xml:space="preserve">Curriculum Alignment: </w:t>
+      </w:r>
+      <w:r>
+        <w:rPr>
+          <w:rFonts w:ascii="Arial" w:cs="Arial" w:eastAsia="Arial" w:hAnsi="Arial"/>
+          <w:sz w:val="17"/>
+          <w:szCs w:val="17"/>
+        </w:rPr>
+        <w:t xml:space="preserve">Structured in pedagogical alignment with the competence-based curriculum format and learning outcomes established by the Kenya Institute of Curriculum Development (KICD). This material is independently developed and is not officially endorsed or published by KICD.</w:t>
+      </w:r>
+    </w:p>
+    <w:p>
+      <w:pPr>
+        <w:spacing w:after="60" w:before="0"/>
+      </w:pPr>
+      <w:r>
+        <w:rPr>
+          <w:rFonts w:ascii="Arial" w:cs="Arial" w:eastAsia="Arial" w:hAnsi="Arial"/>
+          <w:b/>
+          <w:bCs/>
+          <w:sz w:val="17"/>
+          <w:szCs w:val="17"/>
+        </w:rPr>
+        <w:t xml:space="preserve">Content &amp; Pedagogy: </w:t>
+      </w:r>
+      <w:r>
+        <w:rPr>
+          <w:rFonts w:ascii="Arial" w:cs="Arial" w:eastAsia="Arial" w:hAnsi="Arial"/>
+          <w:sz w:val="17"/>
+          <w:szCs w:val="17"/>
+        </w:rPr>
+        <w:t xml:space="preserve">Developed and adapted by the educator team at SeaVuria (registered 501(c)(3) in the United States and registered NGO in Kenya, No. 872-850A-BF11), who designed the pedagogical framework, lesson templates and exemplar lessons on which this material is based.</w:t>
+      </w:r>
+    </w:p>
+    <w:p>
+      <w:pPr>
+        <w:spacing w:after="60" w:before="0"/>
+      </w:pPr>
+      <w:r>
+        <w:rPr>
+          <w:rFonts w:ascii="Arial" w:cs="Arial" w:eastAsia="Arial" w:hAnsi="Arial"/>
+          <w:b/>
+          <w:bCs/>
+          <w:sz w:val="17"/>
+          <w:szCs w:val="17"/>
+        </w:rPr>
+        <w:t xml:space="preserve">Production &amp; Layout: </w:t>
+      </w:r>
+      <w:r>
+        <w:rPr>
+          <w:rFonts w:ascii="Arial" w:cs="Arial" w:eastAsia="Arial" w:hAnsi="Arial"/>
+          <w:sz w:val="17"/>
+          <w:szCs w:val="17"/>
+        </w:rPr>
+        <w:t xml:space="preserve">Educational design and curriculum sequencing by SeaVuria. Technical layout, structural formatting, and digital optimization/implementation executed in partnership with ARES Education (registered 501(c)(3) in the United States and Canada (as Afretech Aid) and registered NGO in Kenya), with lesson drafting and compilation assisted by AI (Claude, Anthropic).</w:t>
+      </w:r>
+    </w:p>
+    <w:p>
+      <w:pPr>
+        <w:pBdr>
+          <w:bottom w:val="single" w:color="1F3864" w:sz="6" w:space="6"/>
+        </w:pBdr>
+        <w:spacing w:after="60" w:before="0"/>
+      </w:pPr>
+      <w:r>
+        <w:rPr>
+          <w:rFonts w:ascii="Arial" w:cs="Arial" w:eastAsia="Arial" w:hAnsi="Arial"/>
+          <w:b/>
+          <w:bCs/>
+          <w:sz w:val="17"/>
+          <w:szCs w:val="17"/>
+        </w:rPr>
+        <w:t xml:space="preserve">Licensing &amp; Copyright: </w:t>
+      </w:r>
+      <w:r>
+        <w:rPr>
+          <w:rFonts w:ascii="Arial" w:cs="Arial" w:eastAsia="Arial" w:hAnsi="Arial"/>
+          <w:sz w:val="17"/>
+          <w:szCs w:val="17"/>
+        </w:rPr>
+        <w:t xml:space="preserve">© 2026 SeaVuria and ARES. This work is licensed under a </w:t>
+      </w:r>
+      <w:hyperlink w:history="1" r:id="rIddptwivihwosmo21tejqx-">
+        <w:r>
+          <w:rPr>
+            <w:rFonts w:ascii="Arial" w:cs="Arial" w:eastAsia="Arial" w:hAnsi="Arial"/>
+            <w:color w:val="1F6B75"/>
+            <w:sz w:val="17"/>
+            <w:szCs w:val="17"/>
+            <w:u w:val="single" w:color="1F6B75"/>
+          </w:rPr>
+          <w:t xml:space="preserve">Creative Commons Attribution-NonCommercial 4.0 International License</w:t>
+        </w:r>
+      </w:hyperlink>
+      <w:r>
+        <w:rPr>
+          <w:rFonts w:ascii="Arial" w:cs="Arial" w:eastAsia="Arial" w:hAnsi="Arial"/>
+          <w:sz w:val="17"/>
+          <w:szCs w:val="17"/>
+        </w:rPr>
+        <w:t xml:space="preserve"> (</w:t>
+      </w:r>
+      <w:hyperlink w:history="1" r:id="rIducjpks5mmc5w3yjkuvpr9">
+        <w:r>
+          <w:rPr>
+            <w:rFonts w:ascii="Arial" w:cs="Arial" w:eastAsia="Arial" w:hAnsi="Arial"/>
+            <w:color w:val="1F6B75"/>
+            <w:sz w:val="17"/>
+            <w:szCs w:val="17"/>
+            <w:u w:val="single" w:color="1F6B75"/>
+          </w:rPr>
+          <w:t xml:space="preserve">CC BY-NC 4.0</w:t>
+        </w:r>
+      </w:hyperlink>
+      <w:r>
+        <w:rPr>
+          <w:rFonts w:ascii="Arial" w:cs="Arial" w:eastAsia="Arial" w:hAnsi="Arial"/>
+          <w:sz w:val="17"/>
+          <w:szCs w:val="17"/>
+        </w:rPr>
+        <w:t xml:space="preserve">). To view a copy of this license, visit </w:t>
+      </w:r>
+      <w:hyperlink w:history="1" r:id="rId7axxaw6p5i3dde_2vboiv">
+        <w:r>
+          <w:rPr>
+            <w:rFonts w:ascii="Arial" w:cs="Arial" w:eastAsia="Arial" w:hAnsi="Arial"/>
+            <w:color w:val="1F6B75"/>
+            <w:sz w:val="17"/>
+            <w:szCs w:val="17"/>
+            <w:u w:val="single" w:color="1F6B75"/>
+          </w:rPr>
+          <w:t xml:space="preserve">https://creativecommons.org/licenses/by-nc/4.0/</w:t>
+        </w:r>
+      </w:hyperlink>
+      <w:r>
+        <w:rPr>
+          <w:rFonts w:ascii="Arial" w:cs="Arial" w:eastAsia="Arial" w:hAnsi="Arial"/>
+          <w:sz w:val="17"/>
+          <w:szCs w:val="17"/>
+        </w:rPr>
+        <w:t xml:space="preserve">. You are free to copy, redistribute, and adapt this material in any medium or format, provided appropriate credit is given and the material is not used for commercial purposes. KICD learning outcomes and curriculum designations reproduced here for alignment purposes remain the property of KICD and are not covered by this license. Linked external resources (e.g. CK-12, Khan Academy, PhET) are subject to their own licenses.</w:t>
+      </w:r>
+    </w:p>
+    <w:p>
+      <w:pPr>
         <w:spacing w:after="120"/>
       </w:pPr>
       <w:r>
@@ -3494,7 +3665,7 @@
               <w:spacing w:after="10" w:before="0"/>
               <w:ind w:left="120"/>
             </w:pPr>
-            <w:hyperlink w:history="1" r:id="rIdnd7cm97t3da3o87nqywag">
+            <w:hyperlink w:history="1" r:id="rIdegdqx45shpadp3ajt4c7y">
               <w:r>
                 <w:rPr>
                   <w:rFonts w:ascii="Arial" w:cs="Arial" w:eastAsia="Arial" w:hAnsi="Arial"/>
@@ -3571,7 +3742,7 @@
               <w:spacing w:after="10" w:before="0"/>
               <w:ind w:left="120"/>
             </w:pPr>
-            <w:hyperlink w:history="1" r:id="rId7yxfw2uvdxtu1dqopcncp">
+            <w:hyperlink w:history="1" r:id="rIdsr9_1st3jfngp5qikv5oh">
               <w:r>
                 <w:rPr>
                   <w:rFonts w:ascii="Arial" w:cs="Arial" w:eastAsia="Arial" w:hAnsi="Arial"/>
@@ -3798,7 +3969,7 @@
               <w:spacing w:after="10" w:before="0"/>
               <w:ind w:left="120"/>
             </w:pPr>
-            <w:hyperlink w:history="1" r:id="rId33byb0bqt4sn6iavajup8">
+            <w:hyperlink w:history="1" r:id="rIdiae-fzvy5lytj3pwauu93">
               <w:r>
                 <w:rPr>
                   <w:rFonts w:ascii="Arial" w:cs="Arial" w:eastAsia="Arial" w:hAnsi="Arial"/>
@@ -3875,7 +4046,7 @@
               <w:spacing w:after="10" w:before="0"/>
               <w:ind w:left="120"/>
             </w:pPr>
-            <w:hyperlink w:history="1" r:id="rId7zsphyl1qslylxb5jsxhm">
+            <w:hyperlink w:history="1" r:id="rIdmejwl0cpcupiacw85ohri">
               <w:r>
                 <w:rPr>
                   <w:rFonts w:ascii="Arial" w:cs="Arial" w:eastAsia="Arial" w:hAnsi="Arial"/>
@@ -4102,7 +4273,7 @@
               <w:spacing w:after="10" w:before="0"/>
               <w:ind w:left="120"/>
             </w:pPr>
-            <w:hyperlink w:history="1" r:id="rIdabyh1c_kca2nbvzmwbvqt">
+            <w:hyperlink w:history="1" r:id="rIdqqbpmgx6etu70mlajqhe6">
               <w:r>
                 <w:rPr>
                   <w:rFonts w:ascii="Arial" w:cs="Arial" w:eastAsia="Arial" w:hAnsi="Arial"/>
@@ -4179,7 +4350,7 @@
               <w:spacing w:after="10" w:before="0"/>
               <w:ind w:left="120"/>
             </w:pPr>
-            <w:hyperlink w:history="1" r:id="rIdftesofxaqceh0hxw21t2n">
+            <w:hyperlink w:history="1" r:id="rIdpafu3x_qik0n8k-3w6fkg">
               <w:r>
                 <w:rPr>
                   <w:rFonts w:ascii="Arial" w:cs="Arial" w:eastAsia="Arial" w:hAnsi="Arial"/>
@@ -4406,7 +4577,7 @@
               <w:spacing w:after="10" w:before="0"/>
               <w:ind w:left="120"/>
             </w:pPr>
-            <w:hyperlink w:history="1" r:id="rIdgct69cyx7cskfpfs7fh-g">
+            <w:hyperlink w:history="1" r:id="rIdn93-3zypttmgo_sur9jw7">
               <w:r>
                 <w:rPr>
                   <w:rFonts w:ascii="Arial" w:cs="Arial" w:eastAsia="Arial" w:hAnsi="Arial"/>
@@ -4483,7 +4654,7 @@
               <w:spacing w:after="10" w:before="0"/>
               <w:ind w:left="120"/>
             </w:pPr>
-            <w:hyperlink w:history="1" r:id="rIdlgnzjr-n1938jgsuyrnio">
+            <w:hyperlink w:history="1" r:id="rIdejq9xcwvpvsre6w4emcsn">
               <w:r>
                 <w:rPr>
                   <w:rFonts w:ascii="Arial" w:cs="Arial" w:eastAsia="Arial" w:hAnsi="Arial"/>
@@ -4710,7 +4881,7 @@
               <w:spacing w:after="10" w:before="0"/>
               <w:ind w:left="120"/>
             </w:pPr>
-            <w:hyperlink w:history="1" r:id="rId5pzpxscvvmswxyhamqw9n">
+            <w:hyperlink w:history="1" r:id="rIdspiwqg8ylab04mx-pjt41">
               <w:r>
                 <w:rPr>
                   <w:rFonts w:ascii="Arial" w:cs="Arial" w:eastAsia="Arial" w:hAnsi="Arial"/>
@@ -4787,7 +4958,7 @@
               <w:spacing w:after="10" w:before="0"/>
               <w:ind w:left="120"/>
             </w:pPr>
-            <w:hyperlink w:history="1" r:id="rIdjbnbhoxcsgyscenzholon">
+            <w:hyperlink w:history="1" r:id="rIdj7tuyucnwvkqtf_9q-9e4">
               <w:r>
                 <w:rPr>
                   <w:rFonts w:ascii="Arial" w:cs="Arial" w:eastAsia="Arial" w:hAnsi="Arial"/>
@@ -5298,6 +5469,65 @@
         </w:tc>
       </w:tr>
     </w:tbl>
+    <w:p>
+      <w:pPr>
+        <w:pBdr>
+          <w:top w:val="single" w:color="BBBBBB" w:sz="4" w:space="4"/>
+        </w:pBdr>
+        <w:spacing w:after="0" w:before="160"/>
+      </w:pPr>
+      <w:r>
+        <w:rPr>
+          <w:rFonts w:ascii="Arial" w:cs="Arial" w:eastAsia="Arial" w:hAnsi="Arial"/>
+          <w:color w:val="666666"/>
+          <w:sz w:val="14"/>
+          <w:szCs w:val="14"/>
+        </w:rPr>
+        <w:t xml:space="preserve">© 2026 SeaVuria and ARES. Aligned with KICD objectives. Developed by SeaVuria; technical implementation by ARES (with AI assistance from Claude). Licensed under </w:t>
+      </w:r>
+      <w:hyperlink w:history="1" r:id="rIde-lbnvjw9-pxepc5xykoo">
+        <w:r>
+          <w:rPr>
+            <w:rFonts w:ascii="Arial" w:cs="Arial" w:eastAsia="Arial" w:hAnsi="Arial"/>
+            <w:color w:val="1F6B75"/>
+            <w:sz w:val="14"/>
+            <w:szCs w:val="14"/>
+            <w:u w:val="single" w:color="1F6B75"/>
+          </w:rPr>
+          <w:t xml:space="preserve">CC BY-NC 4.0</w:t>
+        </w:r>
+      </w:hyperlink>
+      <w:r>
+        <w:rPr>
+          <w:rFonts w:ascii="Arial" w:cs="Arial" w:eastAsia="Arial" w:hAnsi="Arial"/>
+          <w:color w:val="666666"/>
+          <w:sz w:val="14"/>
+          <w:szCs w:val="14"/>
+        </w:rPr>
+        <w:t xml:space="preserve"> (</w:t>
+      </w:r>
+      <w:hyperlink w:history="1" r:id="rIdijzpq6n5paxpjwnj-vkhp">
+        <w:r>
+          <w:rPr>
+            <w:rFonts w:ascii="Arial" w:cs="Arial" w:eastAsia="Arial" w:hAnsi="Arial"/>
+            <w:color w:val="1F6B75"/>
+            <w:sz w:val="14"/>
+            <w:szCs w:val="14"/>
+            <w:u w:val="single" w:color="1F6B75"/>
+          </w:rPr>
+          <w:t xml:space="preserve">https://creativecommons.org/licenses/by-nc/4.0/</w:t>
+        </w:r>
+      </w:hyperlink>
+      <w:r>
+        <w:rPr>
+          <w:rFonts w:ascii="Arial" w:cs="Arial" w:eastAsia="Arial" w:hAnsi="Arial"/>
+          <w:color w:val="666666"/>
+          <w:sz w:val="14"/>
+          <w:szCs w:val="14"/>
+        </w:rPr>
+        <w:t xml:space="preserve">).</w:t>
+      </w:r>
+    </w:p>
     <w:p>
       <w:r>
         <w:br w:type="page"/>
@@ -6306,7 +6536,7 @@
               <w:spacing w:after="10" w:before="0"/>
               <w:ind w:left="120"/>
             </w:pPr>
-            <w:hyperlink w:history="1" r:id="rId9qg7vvoqn_ucjxuwefgze">
+            <w:hyperlink w:history="1" r:id="rIdn9bmtpfrosdkypviciclo">
               <w:r>
                 <w:rPr>
                   <w:rFonts w:ascii="Arial" w:cs="Arial" w:eastAsia="Arial" w:hAnsi="Arial"/>
@@ -6383,7 +6613,7 @@
               <w:spacing w:after="10" w:before="0"/>
               <w:ind w:left="120"/>
             </w:pPr>
-            <w:hyperlink w:history="1" r:id="rIdacyut-6xlluixsnzie2kh">
+            <w:hyperlink w:history="1" r:id="rIdipqvotgq5oftl8ytb-rdj">
               <w:r>
                 <w:rPr>
                   <w:rFonts w:ascii="Arial" w:cs="Arial" w:eastAsia="Arial" w:hAnsi="Arial"/>
@@ -6610,7 +6840,7 @@
               <w:spacing w:after="10" w:before="0"/>
               <w:ind w:left="120"/>
             </w:pPr>
-            <w:hyperlink w:history="1" r:id="rIdhs185hgu5n9rgrmv-qots">
+            <w:hyperlink w:history="1" r:id="rIdsftztfgkxlqzxvr431cog">
               <w:r>
                 <w:rPr>
                   <w:rFonts w:ascii="Arial" w:cs="Arial" w:eastAsia="Arial" w:hAnsi="Arial"/>
@@ -6687,7 +6917,7 @@
               <w:spacing w:after="10" w:before="0"/>
               <w:ind w:left="120"/>
             </w:pPr>
-            <w:hyperlink w:history="1" r:id="rIdbz8tkmvisfepktrjlbpwt">
+            <w:hyperlink w:history="1" r:id="rIddqojxcc8vj_hjglet1urr">
               <w:r>
                 <w:rPr>
                   <w:rFonts w:ascii="Arial" w:cs="Arial" w:eastAsia="Arial" w:hAnsi="Arial"/>
@@ -6914,7 +7144,7 @@
               <w:spacing w:after="10" w:before="0"/>
               <w:ind w:left="120"/>
             </w:pPr>
-            <w:hyperlink w:history="1" r:id="rIdwwsp-tevqdoc33vp2tj-d">
+            <w:hyperlink w:history="1" r:id="rIddi5pkf1xksmkwlbyawpiq">
               <w:r>
                 <w:rPr>
                   <w:rFonts w:ascii="Arial" w:cs="Arial" w:eastAsia="Arial" w:hAnsi="Arial"/>
@@ -6991,7 +7221,7 @@
               <w:spacing w:after="10" w:before="0"/>
               <w:ind w:left="120"/>
             </w:pPr>
-            <w:hyperlink w:history="1" r:id="rIdg-ymr7otk_rvkx09hl8cy">
+            <w:hyperlink w:history="1" r:id="rId-9zfcmyhwpxwteak3nikf">
               <w:r>
                 <w:rPr>
                   <w:rFonts w:ascii="Arial" w:cs="Arial" w:eastAsia="Arial" w:hAnsi="Arial"/>
@@ -7218,7 +7448,7 @@
               <w:spacing w:after="10" w:before="0"/>
               <w:ind w:left="120"/>
             </w:pPr>
-            <w:hyperlink w:history="1" r:id="rIdkffwur7rbhft-chvfyyj-">
+            <w:hyperlink w:history="1" r:id="rIdmgr9c_f1h9namohdrvybf">
               <w:r>
                 <w:rPr>
                   <w:rFonts w:ascii="Arial" w:cs="Arial" w:eastAsia="Arial" w:hAnsi="Arial"/>
@@ -7295,7 +7525,7 @@
               <w:spacing w:after="10" w:before="0"/>
               <w:ind w:left="120"/>
             </w:pPr>
-            <w:hyperlink w:history="1" r:id="rIdk-cb57imuhtvxmkfhevif">
+            <w:hyperlink w:history="1" r:id="rIdkbsza71qvfa55ypew4s13">
               <w:r>
                 <w:rPr>
                   <w:rFonts w:ascii="Arial" w:cs="Arial" w:eastAsia="Arial" w:hAnsi="Arial"/>
@@ -7522,7 +7752,7 @@
               <w:spacing w:after="10" w:before="0"/>
               <w:ind w:left="120"/>
             </w:pPr>
-            <w:hyperlink w:history="1" r:id="rIdfyo7x4jnblmiuxwzayexe">
+            <w:hyperlink w:history="1" r:id="rIda1yk-ggbd6lpnc1yk2dfd">
               <w:r>
                 <w:rPr>
                   <w:rFonts w:ascii="Arial" w:cs="Arial" w:eastAsia="Arial" w:hAnsi="Arial"/>
@@ -7599,7 +7829,7 @@
               <w:spacing w:after="10" w:before="0"/>
               <w:ind w:left="120"/>
             </w:pPr>
-            <w:hyperlink w:history="1" r:id="rIdnq_idsutdao0x1xnbhbmp">
+            <w:hyperlink w:history="1" r:id="rIdjyfdiopuxpf5ux97cidwl">
               <w:r>
                 <w:rPr>
                   <w:rFonts w:ascii="Arial" w:cs="Arial" w:eastAsia="Arial" w:hAnsi="Arial"/>
@@ -8110,6 +8340,65 @@
         </w:tc>
       </w:tr>
     </w:tbl>
+    <w:p>
+      <w:pPr>
+        <w:pBdr>
+          <w:top w:val="single" w:color="BBBBBB" w:sz="4" w:space="4"/>
+        </w:pBdr>
+        <w:spacing w:after="0" w:before="160"/>
+      </w:pPr>
+      <w:r>
+        <w:rPr>
+          <w:rFonts w:ascii="Arial" w:cs="Arial" w:eastAsia="Arial" w:hAnsi="Arial"/>
+          <w:color w:val="666666"/>
+          <w:sz w:val="14"/>
+          <w:szCs w:val="14"/>
+        </w:rPr>
+        <w:t xml:space="preserve">© 2026 SeaVuria and ARES. Aligned with KICD objectives. Developed by SeaVuria; technical implementation by ARES (with AI assistance from Claude). Licensed under </w:t>
+      </w:r>
+      <w:hyperlink w:history="1" r:id="rIduy59_lcqdazrteuirrugf">
+        <w:r>
+          <w:rPr>
+            <w:rFonts w:ascii="Arial" w:cs="Arial" w:eastAsia="Arial" w:hAnsi="Arial"/>
+            <w:color w:val="1F6B75"/>
+            <w:sz w:val="14"/>
+            <w:szCs w:val="14"/>
+            <w:u w:val="single" w:color="1F6B75"/>
+          </w:rPr>
+          <w:t xml:space="preserve">CC BY-NC 4.0</w:t>
+        </w:r>
+      </w:hyperlink>
+      <w:r>
+        <w:rPr>
+          <w:rFonts w:ascii="Arial" w:cs="Arial" w:eastAsia="Arial" w:hAnsi="Arial"/>
+          <w:color w:val="666666"/>
+          <w:sz w:val="14"/>
+          <w:szCs w:val="14"/>
+        </w:rPr>
+        <w:t xml:space="preserve"> (</w:t>
+      </w:r>
+      <w:hyperlink w:history="1" r:id="rIdqbvd3gjhb9z9tfylcpuqd">
+        <w:r>
+          <w:rPr>
+            <w:rFonts w:ascii="Arial" w:cs="Arial" w:eastAsia="Arial" w:hAnsi="Arial"/>
+            <w:color w:val="1F6B75"/>
+            <w:sz w:val="14"/>
+            <w:szCs w:val="14"/>
+            <w:u w:val="single" w:color="1F6B75"/>
+          </w:rPr>
+          <w:t xml:space="preserve">https://creativecommons.org/licenses/by-nc/4.0/</w:t>
+        </w:r>
+      </w:hyperlink>
+      <w:r>
+        <w:rPr>
+          <w:rFonts w:ascii="Arial" w:cs="Arial" w:eastAsia="Arial" w:hAnsi="Arial"/>
+          <w:color w:val="666666"/>
+          <w:sz w:val="14"/>
+          <w:szCs w:val="14"/>
+        </w:rPr>
+        <w:t xml:space="preserve">).</w:t>
+      </w:r>
+    </w:p>
     <w:p>
       <w:r>
         <w:br w:type="page"/>
@@ -9118,7 +9407,7 @@
               <w:spacing w:after="10" w:before="0"/>
               <w:ind w:left="120"/>
             </w:pPr>
-            <w:hyperlink w:history="1" r:id="rId8crzdvjsh_dcbuznpqkso">
+            <w:hyperlink w:history="1" r:id="rIdpm2xkmcu1_b6ilikhl3r6">
               <w:r>
                 <w:rPr>
                   <w:rFonts w:ascii="Arial" w:cs="Arial" w:eastAsia="Arial" w:hAnsi="Arial"/>
@@ -9195,7 +9484,7 @@
               <w:spacing w:after="10" w:before="0"/>
               <w:ind w:left="120"/>
             </w:pPr>
-            <w:hyperlink w:history="1" r:id="rIdkzbd5hr_iatzsnrkpqkrd">
+            <w:hyperlink w:history="1" r:id="rIduftmk-n5d1euujiwlijhe">
               <w:r>
                 <w:rPr>
                   <w:rFonts w:ascii="Arial" w:cs="Arial" w:eastAsia="Arial" w:hAnsi="Arial"/>
@@ -9422,7 +9711,7 @@
               <w:spacing w:after="10" w:before="0"/>
               <w:ind w:left="120"/>
             </w:pPr>
-            <w:hyperlink w:history="1" r:id="rIdkokbiuadhdmd76swo9v9r">
+            <w:hyperlink w:history="1" r:id="rIduh9bnbfa7i0ca3avah2ig">
               <w:r>
                 <w:rPr>
                   <w:rFonts w:ascii="Arial" w:cs="Arial" w:eastAsia="Arial" w:hAnsi="Arial"/>
@@ -9499,7 +9788,7 @@
               <w:spacing w:after="10" w:before="0"/>
               <w:ind w:left="120"/>
             </w:pPr>
-            <w:hyperlink w:history="1" r:id="rIdvx7ukjviiqos_6m8fijew">
+            <w:hyperlink w:history="1" r:id="rIdx8s1slmta5xk4pvfccw74">
               <w:r>
                 <w:rPr>
                   <w:rFonts w:ascii="Arial" w:cs="Arial" w:eastAsia="Arial" w:hAnsi="Arial"/>
@@ -9726,7 +10015,7 @@
               <w:spacing w:after="10" w:before="0"/>
               <w:ind w:left="120"/>
             </w:pPr>
-            <w:hyperlink w:history="1" r:id="rIdyckdmo5o8bcksesgpcngv">
+            <w:hyperlink w:history="1" r:id="rIdxrjgymvwzv7_u8ihgearw">
               <w:r>
                 <w:rPr>
                   <w:rFonts w:ascii="Arial" w:cs="Arial" w:eastAsia="Arial" w:hAnsi="Arial"/>
@@ -9803,7 +10092,7 @@
               <w:spacing w:after="10" w:before="0"/>
               <w:ind w:left="120"/>
             </w:pPr>
-            <w:hyperlink w:history="1" r:id="rIdzdrqpx3g94-d_r1x9v_l_">
+            <w:hyperlink w:history="1" r:id="rIdwhemu0hvv1hkxe9q2quyv">
               <w:r>
                 <w:rPr>
                   <w:rFonts w:ascii="Arial" w:cs="Arial" w:eastAsia="Arial" w:hAnsi="Arial"/>
@@ -10030,7 +10319,7 @@
               <w:spacing w:after="10" w:before="0"/>
               <w:ind w:left="120"/>
             </w:pPr>
-            <w:hyperlink w:history="1" r:id="rId5xjicxkyhsc5e6e76yzum">
+            <w:hyperlink w:history="1" r:id="rIdx8zfpic3sd9vnjb9ltu0q">
               <w:r>
                 <w:rPr>
                   <w:rFonts w:ascii="Arial" w:cs="Arial" w:eastAsia="Arial" w:hAnsi="Arial"/>
@@ -10107,7 +10396,7 @@
               <w:spacing w:after="10" w:before="0"/>
               <w:ind w:left="120"/>
             </w:pPr>
-            <w:hyperlink w:history="1" r:id="rId55huc-smqikfyp0g_vjhk">
+            <w:hyperlink w:history="1" r:id="rIdax85s2vmd77umwpi94hkq">
               <w:r>
                 <w:rPr>
                   <w:rFonts w:ascii="Arial" w:cs="Arial" w:eastAsia="Arial" w:hAnsi="Arial"/>
@@ -10334,7 +10623,7 @@
               <w:spacing w:after="10" w:before="0"/>
               <w:ind w:left="120"/>
             </w:pPr>
-            <w:hyperlink w:history="1" r:id="rIdlglsspgwmtrzru6cpdbad">
+            <w:hyperlink w:history="1" r:id="rIdcbuotgwqqmmt82vbe7tsd">
               <w:r>
                 <w:rPr>
                   <w:rFonts w:ascii="Arial" w:cs="Arial" w:eastAsia="Arial" w:hAnsi="Arial"/>
@@ -10411,7 +10700,7 @@
               <w:spacing w:after="10" w:before="0"/>
               <w:ind w:left="120"/>
             </w:pPr>
-            <w:hyperlink w:history="1" r:id="rIdfpznmpja9jw1poaxzlyel">
+            <w:hyperlink w:history="1" r:id="rIdwwxcsuibampnsgtuljjqi">
               <w:r>
                 <w:rPr>
                   <w:rFonts w:ascii="Arial" w:cs="Arial" w:eastAsia="Arial" w:hAnsi="Arial"/>
@@ -10922,6 +11211,65 @@
         </w:tc>
       </w:tr>
     </w:tbl>
+    <w:p>
+      <w:pPr>
+        <w:pBdr>
+          <w:top w:val="single" w:color="BBBBBB" w:sz="4" w:space="4"/>
+        </w:pBdr>
+        <w:spacing w:after="0" w:before="160"/>
+      </w:pPr>
+      <w:r>
+        <w:rPr>
+          <w:rFonts w:ascii="Arial" w:cs="Arial" w:eastAsia="Arial" w:hAnsi="Arial"/>
+          <w:color w:val="666666"/>
+          <w:sz w:val="14"/>
+          <w:szCs w:val="14"/>
+        </w:rPr>
+        <w:t xml:space="preserve">© 2026 SeaVuria and ARES. Aligned with KICD objectives. Developed by SeaVuria; technical implementation by ARES (with AI assistance from Claude). Licensed under </w:t>
+      </w:r>
+      <w:hyperlink w:history="1" r:id="rIdzqkqoa2qweddgnzipqmfs">
+        <w:r>
+          <w:rPr>
+            <w:rFonts w:ascii="Arial" w:cs="Arial" w:eastAsia="Arial" w:hAnsi="Arial"/>
+            <w:color w:val="1F6B75"/>
+            <w:sz w:val="14"/>
+            <w:szCs w:val="14"/>
+            <w:u w:val="single" w:color="1F6B75"/>
+          </w:rPr>
+          <w:t xml:space="preserve">CC BY-NC 4.0</w:t>
+        </w:r>
+      </w:hyperlink>
+      <w:r>
+        <w:rPr>
+          <w:rFonts w:ascii="Arial" w:cs="Arial" w:eastAsia="Arial" w:hAnsi="Arial"/>
+          <w:color w:val="666666"/>
+          <w:sz w:val="14"/>
+          <w:szCs w:val="14"/>
+        </w:rPr>
+        <w:t xml:space="preserve"> (</w:t>
+      </w:r>
+      <w:hyperlink w:history="1" r:id="rIdpx_hte_tjy-0jrteyxozl">
+        <w:r>
+          <w:rPr>
+            <w:rFonts w:ascii="Arial" w:cs="Arial" w:eastAsia="Arial" w:hAnsi="Arial"/>
+            <w:color w:val="1F6B75"/>
+            <w:sz w:val="14"/>
+            <w:szCs w:val="14"/>
+            <w:u w:val="single" w:color="1F6B75"/>
+          </w:rPr>
+          <w:t xml:space="preserve">https://creativecommons.org/licenses/by-nc/4.0/</w:t>
+        </w:r>
+      </w:hyperlink>
+      <w:r>
+        <w:rPr>
+          <w:rFonts w:ascii="Arial" w:cs="Arial" w:eastAsia="Arial" w:hAnsi="Arial"/>
+          <w:color w:val="666666"/>
+          <w:sz w:val="14"/>
+          <w:szCs w:val="14"/>
+        </w:rPr>
+        <w:t xml:space="preserve">).</w:t>
+      </w:r>
+    </w:p>
     <w:p>
       <w:r>
         <w:br w:type="page"/>
@@ -11930,7 +12278,7 @@
               <w:spacing w:after="10" w:before="0"/>
               <w:ind w:left="120"/>
             </w:pPr>
-            <w:hyperlink w:history="1" r:id="rIdaxfuuquncjfc6ewcvwfad">
+            <w:hyperlink w:history="1" r:id="rIdvmdtey1_umfm4bkprkzim">
               <w:r>
                 <w:rPr>
                   <w:rFonts w:ascii="Arial" w:cs="Arial" w:eastAsia="Arial" w:hAnsi="Arial"/>
@@ -12007,7 +12355,7 @@
               <w:spacing w:after="10" w:before="0"/>
               <w:ind w:left="120"/>
             </w:pPr>
-            <w:hyperlink w:history="1" r:id="rIde4xy8kxggbvnxs8d-gh4_">
+            <w:hyperlink w:history="1" r:id="rId8urn-andnrvmgswqm5mfe">
               <w:r>
                 <w:rPr>
                   <w:rFonts w:ascii="Arial" w:cs="Arial" w:eastAsia="Arial" w:hAnsi="Arial"/>
@@ -12234,7 +12582,7 @@
               <w:spacing w:after="10" w:before="0"/>
               <w:ind w:left="120"/>
             </w:pPr>
-            <w:hyperlink w:history="1" r:id="rId-tyhh-brkq_7ut2evz19j">
+            <w:hyperlink w:history="1" r:id="rIdsq0-fkfugenj18vmy0qdf">
               <w:r>
                 <w:rPr>
                   <w:rFonts w:ascii="Arial" w:cs="Arial" w:eastAsia="Arial" w:hAnsi="Arial"/>
@@ -12311,7 +12659,7 @@
               <w:spacing w:after="10" w:before="0"/>
               <w:ind w:left="120"/>
             </w:pPr>
-            <w:hyperlink w:history="1" r:id="rIdzqcxe-ie6klnpjjz4cxb5">
+            <w:hyperlink w:history="1" r:id="rIdbzy-xno4wmcsclvbl9cty">
               <w:r>
                 <w:rPr>
                   <w:rFonts w:ascii="Arial" w:cs="Arial" w:eastAsia="Arial" w:hAnsi="Arial"/>
@@ -12538,7 +12886,7 @@
               <w:spacing w:after="10" w:before="0"/>
               <w:ind w:left="120"/>
             </w:pPr>
-            <w:hyperlink w:history="1" r:id="rIda1mhpbeitegtecpb4xvkw">
+            <w:hyperlink w:history="1" r:id="rIdmi3szrbev0h8q5inqt_zl">
               <w:r>
                 <w:rPr>
                   <w:rFonts w:ascii="Arial" w:cs="Arial" w:eastAsia="Arial" w:hAnsi="Arial"/>
@@ -12615,7 +12963,7 @@
               <w:spacing w:after="10" w:before="0"/>
               <w:ind w:left="120"/>
             </w:pPr>
-            <w:hyperlink w:history="1" r:id="rIdcpeyobaq24tduyhlbbuyo">
+            <w:hyperlink w:history="1" r:id="rIdizwiq1hz02i4f7vviaqqn">
               <w:r>
                 <w:rPr>
                   <w:rFonts w:ascii="Arial" w:cs="Arial" w:eastAsia="Arial" w:hAnsi="Arial"/>
@@ -12842,7 +13190,7 @@
               <w:spacing w:after="10" w:before="0"/>
               <w:ind w:left="120"/>
             </w:pPr>
-            <w:hyperlink w:history="1" r:id="rIdc8iqcake-kca8i0uayp9v">
+            <w:hyperlink w:history="1" r:id="rIdcplk7y8mqcom0dayow9b_">
               <w:r>
                 <w:rPr>
                   <w:rFonts w:ascii="Arial" w:cs="Arial" w:eastAsia="Arial" w:hAnsi="Arial"/>
@@ -12919,7 +13267,7 @@
               <w:spacing w:after="10" w:before="0"/>
               <w:ind w:left="120"/>
             </w:pPr>
-            <w:hyperlink w:history="1" r:id="rIdwsmfxjj0_zk21b_equeay">
+            <w:hyperlink w:history="1" r:id="rId8jvuwviljzg_mxddz_ylm">
               <w:r>
                 <w:rPr>
                   <w:rFonts w:ascii="Arial" w:cs="Arial" w:eastAsia="Arial" w:hAnsi="Arial"/>
@@ -13146,7 +13494,7 @@
               <w:spacing w:after="10" w:before="0"/>
               <w:ind w:left="120"/>
             </w:pPr>
-            <w:hyperlink w:history="1" r:id="rId2dowrwqmwlv58ss_scrlr">
+            <w:hyperlink w:history="1" r:id="rIdbpc40sc7l7-hbutml28x7">
               <w:r>
                 <w:rPr>
                   <w:rFonts w:ascii="Arial" w:cs="Arial" w:eastAsia="Arial" w:hAnsi="Arial"/>
@@ -13223,7 +13571,7 @@
               <w:spacing w:after="10" w:before="0"/>
               <w:ind w:left="120"/>
             </w:pPr>
-            <w:hyperlink w:history="1" r:id="rIdg-sgxyhomyut8agichbsi">
+            <w:hyperlink w:history="1" r:id="rIdmxsq9orri0kwcgfhuimaw">
               <w:r>
                 <w:rPr>
                   <w:rFonts w:ascii="Arial" w:cs="Arial" w:eastAsia="Arial" w:hAnsi="Arial"/>
@@ -13734,6 +14082,65 @@
         </w:tc>
       </w:tr>
     </w:tbl>
+    <w:p>
+      <w:pPr>
+        <w:pBdr>
+          <w:top w:val="single" w:color="BBBBBB" w:sz="4" w:space="4"/>
+        </w:pBdr>
+        <w:spacing w:after="0" w:before="160"/>
+      </w:pPr>
+      <w:r>
+        <w:rPr>
+          <w:rFonts w:ascii="Arial" w:cs="Arial" w:eastAsia="Arial" w:hAnsi="Arial"/>
+          <w:color w:val="666666"/>
+          <w:sz w:val="14"/>
+          <w:szCs w:val="14"/>
+        </w:rPr>
+        <w:t xml:space="preserve">© 2026 SeaVuria and ARES. Aligned with KICD objectives. Developed by SeaVuria; technical implementation by ARES (with AI assistance from Claude). Licensed under </w:t>
+      </w:r>
+      <w:hyperlink w:history="1" r:id="rId6yflvaccoiroobjzlovcy">
+        <w:r>
+          <w:rPr>
+            <w:rFonts w:ascii="Arial" w:cs="Arial" w:eastAsia="Arial" w:hAnsi="Arial"/>
+            <w:color w:val="1F6B75"/>
+            <w:sz w:val="14"/>
+            <w:szCs w:val="14"/>
+            <w:u w:val="single" w:color="1F6B75"/>
+          </w:rPr>
+          <w:t xml:space="preserve">CC BY-NC 4.0</w:t>
+        </w:r>
+      </w:hyperlink>
+      <w:r>
+        <w:rPr>
+          <w:rFonts w:ascii="Arial" w:cs="Arial" w:eastAsia="Arial" w:hAnsi="Arial"/>
+          <w:color w:val="666666"/>
+          <w:sz w:val="14"/>
+          <w:szCs w:val="14"/>
+        </w:rPr>
+        <w:t xml:space="preserve"> (</w:t>
+      </w:r>
+      <w:hyperlink w:history="1" r:id="rIdgppceqbo8ljpvyetx6ego">
+        <w:r>
+          <w:rPr>
+            <w:rFonts w:ascii="Arial" w:cs="Arial" w:eastAsia="Arial" w:hAnsi="Arial"/>
+            <w:color w:val="1F6B75"/>
+            <w:sz w:val="14"/>
+            <w:szCs w:val="14"/>
+            <w:u w:val="single" w:color="1F6B75"/>
+          </w:rPr>
+          <w:t xml:space="preserve">https://creativecommons.org/licenses/by-nc/4.0/</w:t>
+        </w:r>
+      </w:hyperlink>
+      <w:r>
+        <w:rPr>
+          <w:rFonts w:ascii="Arial" w:cs="Arial" w:eastAsia="Arial" w:hAnsi="Arial"/>
+          <w:color w:val="666666"/>
+          <w:sz w:val="14"/>
+          <w:szCs w:val="14"/>
+        </w:rPr>
+        <w:t xml:space="preserve">).</w:t>
+      </w:r>
+    </w:p>
     <w:p>
       <w:r>
         <w:br w:type="page"/>
@@ -14742,7 +15149,7 @@
               <w:spacing w:after="10" w:before="0"/>
               <w:ind w:left="120"/>
             </w:pPr>
-            <w:hyperlink w:history="1" r:id="rId8kherhuinwrdshaq9wuls">
+            <w:hyperlink w:history="1" r:id="rIdabtjx5sxpq2u-aszdwoqs">
               <w:r>
                 <w:rPr>
                   <w:rFonts w:ascii="Arial" w:cs="Arial" w:eastAsia="Arial" w:hAnsi="Arial"/>
@@ -14819,7 +15226,7 @@
               <w:spacing w:after="10" w:before="0"/>
               <w:ind w:left="120"/>
             </w:pPr>
-            <w:hyperlink w:history="1" r:id="rIdj4p9qchtxqvg77ndmdxnz">
+            <w:hyperlink w:history="1" r:id="rIdpcdirsonzp3gjcwansh9k">
               <w:r>
                 <w:rPr>
                   <w:rFonts w:ascii="Arial" w:cs="Arial" w:eastAsia="Arial" w:hAnsi="Arial"/>
@@ -15046,7 +15453,7 @@
               <w:spacing w:after="10" w:before="0"/>
               <w:ind w:left="120"/>
             </w:pPr>
-            <w:hyperlink w:history="1" r:id="rIdnjbxwer1ceripcbkehprt">
+            <w:hyperlink w:history="1" r:id="rId-am4fja3hikaq4-ceb7s6">
               <w:r>
                 <w:rPr>
                   <w:rFonts w:ascii="Arial" w:cs="Arial" w:eastAsia="Arial" w:hAnsi="Arial"/>
@@ -15123,7 +15530,7 @@
               <w:spacing w:after="10" w:before="0"/>
               <w:ind w:left="120"/>
             </w:pPr>
-            <w:hyperlink w:history="1" r:id="rIdgwfqoikpw19dx0df2_yjf">
+            <w:hyperlink w:history="1" r:id="rIdnjjapbjgtyyg0llenapfo">
               <w:r>
                 <w:rPr>
                   <w:rFonts w:ascii="Arial" w:cs="Arial" w:eastAsia="Arial" w:hAnsi="Arial"/>
@@ -15350,7 +15757,7 @@
               <w:spacing w:after="10" w:before="0"/>
               <w:ind w:left="120"/>
             </w:pPr>
-            <w:hyperlink w:history="1" r:id="rIdbfkj7ltkltcgewsbi_wec">
+            <w:hyperlink w:history="1" r:id="rId9ja04yqqiuw1xshu30utm">
               <w:r>
                 <w:rPr>
                   <w:rFonts w:ascii="Arial" w:cs="Arial" w:eastAsia="Arial" w:hAnsi="Arial"/>
@@ -15427,7 +15834,7 @@
               <w:spacing w:after="10" w:before="0"/>
               <w:ind w:left="120"/>
             </w:pPr>
-            <w:hyperlink w:history="1" r:id="rIddaao3j0phdyfnsvz80qg-">
+            <w:hyperlink w:history="1" r:id="rIdu2uh-q2h1ncbytspznzia">
               <w:r>
                 <w:rPr>
                   <w:rFonts w:ascii="Arial" w:cs="Arial" w:eastAsia="Arial" w:hAnsi="Arial"/>
@@ -15654,7 +16061,7 @@
               <w:spacing w:after="10" w:before="0"/>
               <w:ind w:left="120"/>
             </w:pPr>
-            <w:hyperlink w:history="1" r:id="rIdatyqkl0xmvwba7w9ufblw">
+            <w:hyperlink w:history="1" r:id="rIdwjusyss2vbz3p6vbdaavi">
               <w:r>
                 <w:rPr>
                   <w:rFonts w:ascii="Arial" w:cs="Arial" w:eastAsia="Arial" w:hAnsi="Arial"/>
@@ -15731,7 +16138,7 @@
               <w:spacing w:after="10" w:before="0"/>
               <w:ind w:left="120"/>
             </w:pPr>
-            <w:hyperlink w:history="1" r:id="rId__oq7btph6v-hlhq3hm8i">
+            <w:hyperlink w:history="1" r:id="rIdzjy1s2qgjk32ilfakhupa">
               <w:r>
                 <w:rPr>
                   <w:rFonts w:ascii="Arial" w:cs="Arial" w:eastAsia="Arial" w:hAnsi="Arial"/>
@@ -15958,7 +16365,7 @@
               <w:spacing w:after="10" w:before="0"/>
               <w:ind w:left="120"/>
             </w:pPr>
-            <w:hyperlink w:history="1" r:id="rIdsnnhm5okmff1lxait_l7d">
+            <w:hyperlink w:history="1" r:id="rIdszzcyhx1zxsu8cyufrj7a">
               <w:r>
                 <w:rPr>
                   <w:rFonts w:ascii="Arial" w:cs="Arial" w:eastAsia="Arial" w:hAnsi="Arial"/>
@@ -16035,7 +16442,7 @@
               <w:spacing w:after="10" w:before="0"/>
               <w:ind w:left="120"/>
             </w:pPr>
-            <w:hyperlink w:history="1" r:id="rIdp4ht9qdqvtjlsutmbgjsb">
+            <w:hyperlink w:history="1" r:id="rIdwk0d8b_maecgavrm-ergj">
               <w:r>
                 <w:rPr>
                   <w:rFonts w:ascii="Arial" w:cs="Arial" w:eastAsia="Arial" w:hAnsi="Arial"/>
@@ -16641,6 +17048,65 @@
         </w:tc>
       </w:tr>
     </w:tbl>
+    <w:p>
+      <w:pPr>
+        <w:pBdr>
+          <w:top w:val="single" w:color="BBBBBB" w:sz="4" w:space="4"/>
+        </w:pBdr>
+        <w:spacing w:after="0" w:before="160"/>
+      </w:pPr>
+      <w:r>
+        <w:rPr>
+          <w:rFonts w:ascii="Arial" w:cs="Arial" w:eastAsia="Arial" w:hAnsi="Arial"/>
+          <w:color w:val="666666"/>
+          <w:sz w:val="14"/>
+          <w:szCs w:val="14"/>
+        </w:rPr>
+        <w:t xml:space="preserve">© 2026 SeaVuria and ARES. Aligned with KICD objectives. Developed by SeaVuria; technical implementation by ARES (with AI assistance from Claude). Licensed under </w:t>
+      </w:r>
+      <w:hyperlink w:history="1" r:id="rIdhl_mouyn7y0tq_xhg-4kj">
+        <w:r>
+          <w:rPr>
+            <w:rFonts w:ascii="Arial" w:cs="Arial" w:eastAsia="Arial" w:hAnsi="Arial"/>
+            <w:color w:val="1F6B75"/>
+            <w:sz w:val="14"/>
+            <w:szCs w:val="14"/>
+            <w:u w:val="single" w:color="1F6B75"/>
+          </w:rPr>
+          <w:t xml:space="preserve">CC BY-NC 4.0</w:t>
+        </w:r>
+      </w:hyperlink>
+      <w:r>
+        <w:rPr>
+          <w:rFonts w:ascii="Arial" w:cs="Arial" w:eastAsia="Arial" w:hAnsi="Arial"/>
+          <w:color w:val="666666"/>
+          <w:sz w:val="14"/>
+          <w:szCs w:val="14"/>
+        </w:rPr>
+        <w:t xml:space="preserve"> (</w:t>
+      </w:r>
+      <w:hyperlink w:history="1" r:id="rIdesowjsjwplx03p4rxaysd">
+        <w:r>
+          <w:rPr>
+            <w:rFonts w:ascii="Arial" w:cs="Arial" w:eastAsia="Arial" w:hAnsi="Arial"/>
+            <w:color w:val="1F6B75"/>
+            <w:sz w:val="14"/>
+            <w:szCs w:val="14"/>
+            <w:u w:val="single" w:color="1F6B75"/>
+          </w:rPr>
+          <w:t xml:space="preserve">https://creativecommons.org/licenses/by-nc/4.0/</w:t>
+        </w:r>
+      </w:hyperlink>
+      <w:r>
+        <w:rPr>
+          <w:rFonts w:ascii="Arial" w:cs="Arial" w:eastAsia="Arial" w:hAnsi="Arial"/>
+          <w:color w:val="666666"/>
+          <w:sz w:val="14"/>
+          <w:szCs w:val="14"/>
+        </w:rPr>
+        <w:t xml:space="preserve">).</w:t>
+      </w:r>
+    </w:p>
     <w:p>
       <w:r>
         <w:br w:type="page"/>
@@ -17649,7 +18115,7 @@
               <w:spacing w:after="10" w:before="0"/>
               <w:ind w:left="120"/>
             </w:pPr>
-            <w:hyperlink w:history="1" r:id="rId4tjohjfzf8dj2fhn6-7tq">
+            <w:hyperlink w:history="1" r:id="rIdehffpk9rmfzl1ogjvxiff">
               <w:r>
                 <w:rPr>
                   <w:rFonts w:ascii="Arial" w:cs="Arial" w:eastAsia="Arial" w:hAnsi="Arial"/>
@@ -17726,7 +18192,7 @@
               <w:spacing w:after="10" w:before="0"/>
               <w:ind w:left="120"/>
             </w:pPr>
-            <w:hyperlink w:history="1" r:id="rIdg_ggwihg1sp_khypci2zx">
+            <w:hyperlink w:history="1" r:id="rId_r9i9xdw58tns2owtikgb">
               <w:r>
                 <w:rPr>
                   <w:rFonts w:ascii="Arial" w:cs="Arial" w:eastAsia="Arial" w:hAnsi="Arial"/>
@@ -17953,7 +18419,7 @@
               <w:spacing w:after="10" w:before="0"/>
               <w:ind w:left="120"/>
             </w:pPr>
-            <w:hyperlink w:history="1" r:id="rIdm69j55u5ziks_bs0ififp">
+            <w:hyperlink w:history="1" r:id="rIdqsjuyaxjtwcxbl9ywepj-">
               <w:r>
                 <w:rPr>
                   <w:rFonts w:ascii="Arial" w:cs="Arial" w:eastAsia="Arial" w:hAnsi="Arial"/>
@@ -18030,7 +18496,7 @@
               <w:spacing w:after="10" w:before="0"/>
               <w:ind w:left="120"/>
             </w:pPr>
-            <w:hyperlink w:history="1" r:id="rIdbyzpux5blmdm8q1szd7nx">
+            <w:hyperlink w:history="1" r:id="rId_-w5aldiamivij81cgzki">
               <w:r>
                 <w:rPr>
                   <w:rFonts w:ascii="Arial" w:cs="Arial" w:eastAsia="Arial" w:hAnsi="Arial"/>
@@ -18257,7 +18723,7 @@
               <w:spacing w:after="10" w:before="0"/>
               <w:ind w:left="120"/>
             </w:pPr>
-            <w:hyperlink w:history="1" r:id="rIdzaakx591xamwjjffcqcae">
+            <w:hyperlink w:history="1" r:id="rIdsqptevutefnxxu3w65dba">
               <w:r>
                 <w:rPr>
                   <w:rFonts w:ascii="Arial" w:cs="Arial" w:eastAsia="Arial" w:hAnsi="Arial"/>
@@ -18334,7 +18800,7 @@
               <w:spacing w:after="10" w:before="0"/>
               <w:ind w:left="120"/>
             </w:pPr>
-            <w:hyperlink w:history="1" r:id="rIdluw4_xolxtwovez9hcesx">
+            <w:hyperlink w:history="1" r:id="rIdekck38zivokdnpyfuuztu">
               <w:r>
                 <w:rPr>
                   <w:rFonts w:ascii="Arial" w:cs="Arial" w:eastAsia="Arial" w:hAnsi="Arial"/>
@@ -18561,7 +19027,7 @@
               <w:spacing w:after="10" w:before="0"/>
               <w:ind w:left="120"/>
             </w:pPr>
-            <w:hyperlink w:history="1" r:id="rIdoficleu3hkgduxh3uqkbr">
+            <w:hyperlink w:history="1" r:id="rIdsciyog67ybqjxj-soqpg7">
               <w:r>
                 <w:rPr>
                   <w:rFonts w:ascii="Arial" w:cs="Arial" w:eastAsia="Arial" w:hAnsi="Arial"/>
@@ -18638,7 +19104,7 @@
               <w:spacing w:after="10" w:before="0"/>
               <w:ind w:left="120"/>
             </w:pPr>
-            <w:hyperlink w:history="1" r:id="rIdipb2lojn3rpmylucmmozo">
+            <w:hyperlink w:history="1" r:id="rId_qli9wvruq5y3etj4fobu">
               <w:r>
                 <w:rPr>
                   <w:rFonts w:ascii="Arial" w:cs="Arial" w:eastAsia="Arial" w:hAnsi="Arial"/>
@@ -18865,7 +19331,7 @@
               <w:spacing w:after="10" w:before="0"/>
               <w:ind w:left="120"/>
             </w:pPr>
-            <w:hyperlink w:history="1" r:id="rIdgzfi_feq4d5tzmz2u_m1-">
+            <w:hyperlink w:history="1" r:id="rIdagikyjwzxasvopr8cokxd">
               <w:r>
                 <w:rPr>
                   <w:rFonts w:ascii="Arial" w:cs="Arial" w:eastAsia="Arial" w:hAnsi="Arial"/>
@@ -18942,7 +19408,7 @@
               <w:spacing w:after="10" w:before="0"/>
               <w:ind w:left="120"/>
             </w:pPr>
-            <w:hyperlink w:history="1" r:id="rIdqeov-bbkfqtmosjyz7ufc">
+            <w:hyperlink w:history="1" r:id="rIdnbplrhoqcbsbad2jppjhd">
               <w:r>
                 <w:rPr>
                   <w:rFonts w:ascii="Arial" w:cs="Arial" w:eastAsia="Arial" w:hAnsi="Arial"/>
@@ -19453,6 +19919,65 @@
         </w:tc>
       </w:tr>
     </w:tbl>
+    <w:p>
+      <w:pPr>
+        <w:pBdr>
+          <w:top w:val="single" w:color="BBBBBB" w:sz="4" w:space="4"/>
+        </w:pBdr>
+        <w:spacing w:after="0" w:before="160"/>
+      </w:pPr>
+      <w:r>
+        <w:rPr>
+          <w:rFonts w:ascii="Arial" w:cs="Arial" w:eastAsia="Arial" w:hAnsi="Arial"/>
+          <w:color w:val="666666"/>
+          <w:sz w:val="14"/>
+          <w:szCs w:val="14"/>
+        </w:rPr>
+        <w:t xml:space="preserve">© 2026 SeaVuria and ARES. Aligned with KICD objectives. Developed by SeaVuria; technical implementation by ARES (with AI assistance from Claude). Licensed under </w:t>
+      </w:r>
+      <w:hyperlink w:history="1" r:id="rIdsh19yn-wpiollumhenwnv">
+        <w:r>
+          <w:rPr>
+            <w:rFonts w:ascii="Arial" w:cs="Arial" w:eastAsia="Arial" w:hAnsi="Arial"/>
+            <w:color w:val="1F6B75"/>
+            <w:sz w:val="14"/>
+            <w:szCs w:val="14"/>
+            <w:u w:val="single" w:color="1F6B75"/>
+          </w:rPr>
+          <w:t xml:space="preserve">CC BY-NC 4.0</w:t>
+        </w:r>
+      </w:hyperlink>
+      <w:r>
+        <w:rPr>
+          <w:rFonts w:ascii="Arial" w:cs="Arial" w:eastAsia="Arial" w:hAnsi="Arial"/>
+          <w:color w:val="666666"/>
+          <w:sz w:val="14"/>
+          <w:szCs w:val="14"/>
+        </w:rPr>
+        <w:t xml:space="preserve"> (</w:t>
+      </w:r>
+      <w:hyperlink w:history="1" r:id="rId6p19jnlouxvwmoft3rzbp">
+        <w:r>
+          <w:rPr>
+            <w:rFonts w:ascii="Arial" w:cs="Arial" w:eastAsia="Arial" w:hAnsi="Arial"/>
+            <w:color w:val="1F6B75"/>
+            <w:sz w:val="14"/>
+            <w:szCs w:val="14"/>
+            <w:u w:val="single" w:color="1F6B75"/>
+          </w:rPr>
+          <w:t xml:space="preserve">https://creativecommons.org/licenses/by-nc/4.0/</w:t>
+        </w:r>
+      </w:hyperlink>
+      <w:r>
+        <w:rPr>
+          <w:rFonts w:ascii="Arial" w:cs="Arial" w:eastAsia="Arial" w:hAnsi="Arial"/>
+          <w:color w:val="666666"/>
+          <w:sz w:val="14"/>
+          <w:szCs w:val="14"/>
+        </w:rPr>
+        <w:t xml:space="preserve">).</w:t>
+      </w:r>
+    </w:p>
     <w:p>
       <w:r>
         <w:br w:type="page"/>
@@ -20444,7 +20969,7 @@
             <w:pPr>
               <w:spacing w:after="20" w:before="0"/>
             </w:pPr>
-            <w:hyperlink w:history="1" r:id="rIdmflid_asav9phdvu4fw56">
+            <w:hyperlink w:history="1" r:id="rId9rvcfgs-juivu3s1f7yhq">
               <w:r>
                 <w:rPr>
                   <w:rFonts w:ascii="Arial" w:cs="Arial" w:eastAsia="Arial" w:hAnsi="Arial"/>
@@ -20477,7 +21002,7 @@
               <w:spacing w:after="10" w:before="0"/>
               <w:ind w:left="120"/>
             </w:pPr>
-            <w:hyperlink w:history="1" r:id="rIdec_zq_o_-togziaebmavy">
+            <w:hyperlink w:history="1" r:id="rIdhvqli1x1z2fmogqdrbuxw">
               <w:r>
                 <w:rPr>
                   <w:rFonts w:ascii="Arial" w:cs="Arial" w:eastAsia="Arial" w:hAnsi="Arial"/>
@@ -20522,7 +21047,7 @@
             <w:pPr>
               <w:spacing w:after="20" w:before="0"/>
             </w:pPr>
-            <w:hyperlink w:history="1" r:id="rIdqq28pdtjlo-eckfgfk7d6">
+            <w:hyperlink w:history="1" r:id="rIdb5jhlnf2wayvtsshtafru">
               <w:r>
                 <w:rPr>
                   <w:rFonts w:ascii="Arial" w:cs="Arial" w:eastAsia="Arial" w:hAnsi="Arial"/>
@@ -20555,7 +21080,7 @@
               <w:spacing w:after="10" w:before="0"/>
               <w:ind w:left="120"/>
             </w:pPr>
-            <w:hyperlink w:history="1" r:id="rIdbw8dojwcmptdswbyqi0bi">
+            <w:hyperlink w:history="1" r:id="rId6yvcy7iqwi-maf7rg-mqw">
               <w:r>
                 <w:rPr>
                   <w:rFonts w:ascii="Arial" w:cs="Arial" w:eastAsia="Arial" w:hAnsi="Arial"/>
@@ -20750,7 +21275,7 @@
             <w:pPr>
               <w:spacing w:after="20" w:before="0"/>
             </w:pPr>
-            <w:hyperlink w:history="1" r:id="rIdflgmiyuredn9yxvulev-y">
+            <w:hyperlink w:history="1" r:id="rIdbkjhq-pikrjba3iip0bwr">
               <w:r>
                 <w:rPr>
                   <w:rFonts w:ascii="Arial" w:cs="Arial" w:eastAsia="Arial" w:hAnsi="Arial"/>
@@ -20783,7 +21308,7 @@
               <w:spacing w:after="10" w:before="0"/>
               <w:ind w:left="120"/>
             </w:pPr>
-            <w:hyperlink w:history="1" r:id="rIdhydqyrl7ncjogipwczfdw">
+            <w:hyperlink w:history="1" r:id="rIdbivrqujfntuy9biiinyi2">
               <w:r>
                 <w:rPr>
                   <w:rFonts w:ascii="Arial" w:cs="Arial" w:eastAsia="Arial" w:hAnsi="Arial"/>
@@ -20828,7 +21353,7 @@
             <w:pPr>
               <w:spacing w:after="20" w:before="0"/>
             </w:pPr>
-            <w:hyperlink w:history="1" r:id="rIdaa4fw2pwfnmrsvdamun4x">
+            <w:hyperlink w:history="1" r:id="rIdaaq59-gfezr7n3uj1hbvg">
               <w:r>
                 <w:rPr>
                   <w:rFonts w:ascii="Arial" w:cs="Arial" w:eastAsia="Arial" w:hAnsi="Arial"/>
@@ -20861,7 +21386,7 @@
               <w:spacing w:after="10" w:before="0"/>
               <w:ind w:left="120"/>
             </w:pPr>
-            <w:hyperlink w:history="1" r:id="rIdz_179h50b__fxb7wqogkd">
+            <w:hyperlink w:history="1" r:id="rIdmdobiaq2srj3vmlfylcqs">
               <w:r>
                 <w:rPr>
                   <w:rFonts w:ascii="Arial" w:cs="Arial" w:eastAsia="Arial" w:hAnsi="Arial"/>
@@ -21056,7 +21581,7 @@
             <w:pPr>
               <w:spacing w:after="20" w:before="0"/>
             </w:pPr>
-            <w:hyperlink w:history="1" r:id="rIduwnhyboeg1ulsih_yrhh1">
+            <w:hyperlink w:history="1" r:id="rIdwqtzggja4d8kc5vs8bami">
               <w:r>
                 <w:rPr>
                   <w:rFonts w:ascii="Arial" w:cs="Arial" w:eastAsia="Arial" w:hAnsi="Arial"/>
@@ -21089,7 +21614,7 @@
               <w:spacing w:after="10" w:before="0"/>
               <w:ind w:left="120"/>
             </w:pPr>
-            <w:hyperlink w:history="1" r:id="rIdst6z6svoy_gcqpaebgdjj">
+            <w:hyperlink w:history="1" r:id="rIdgiwp6ui5tbufakooq5k1a">
               <w:r>
                 <w:rPr>
                   <w:rFonts w:ascii="Arial" w:cs="Arial" w:eastAsia="Arial" w:hAnsi="Arial"/>
@@ -21134,7 +21659,7 @@
             <w:pPr>
               <w:spacing w:after="20" w:before="0"/>
             </w:pPr>
-            <w:hyperlink w:history="1" r:id="rIdkpmjy9tomlsmhx5z35pji">
+            <w:hyperlink w:history="1" r:id="rIdocvi9tkgo3clqsapbsxzz">
               <w:r>
                 <w:rPr>
                   <w:rFonts w:ascii="Arial" w:cs="Arial" w:eastAsia="Arial" w:hAnsi="Arial"/>
@@ -21167,7 +21692,7 @@
               <w:spacing w:after="10" w:before="0"/>
               <w:ind w:left="120"/>
             </w:pPr>
-            <w:hyperlink w:history="1" r:id="rIdorjoga3wq-qgyx-lzdul6">
+            <w:hyperlink w:history="1" r:id="rId-8tgihdsecnmvm8a5tadr">
               <w:r>
                 <w:rPr>
                   <w:rFonts w:ascii="Arial" w:cs="Arial" w:eastAsia="Arial" w:hAnsi="Arial"/>
@@ -21362,7 +21887,7 @@
             <w:pPr>
               <w:spacing w:after="20" w:before="0"/>
             </w:pPr>
-            <w:hyperlink w:history="1" r:id="rIdncmczy8rpmq0exmcaip3f">
+            <w:hyperlink w:history="1" r:id="rId5geiai6fxf5qdvo4m2vsz">
               <w:r>
                 <w:rPr>
                   <w:rFonts w:ascii="Arial" w:cs="Arial" w:eastAsia="Arial" w:hAnsi="Arial"/>
@@ -21395,7 +21920,7 @@
               <w:spacing w:after="10" w:before="0"/>
               <w:ind w:left="120"/>
             </w:pPr>
-            <w:hyperlink w:history="1" r:id="rIde3fv8et4aqbakhkelqjhu">
+            <w:hyperlink w:history="1" r:id="rIdeg85w_8wwq0kd2pvrneng">
               <w:r>
                 <w:rPr>
                   <w:rFonts w:ascii="Arial" w:cs="Arial" w:eastAsia="Arial" w:hAnsi="Arial"/>
@@ -21440,7 +21965,7 @@
             <w:pPr>
               <w:spacing w:after="20" w:before="0"/>
             </w:pPr>
-            <w:hyperlink w:history="1" r:id="rIdexz6gtqg7ju50cw3vwfd2">
+            <w:hyperlink w:history="1" r:id="rIdxrum0zy95vmt-zcadhaz-">
               <w:r>
                 <w:rPr>
                   <w:rFonts w:ascii="Arial" w:cs="Arial" w:eastAsia="Arial" w:hAnsi="Arial"/>
@@ -21473,7 +21998,7 @@
               <w:spacing w:after="10" w:before="0"/>
               <w:ind w:left="120"/>
             </w:pPr>
-            <w:hyperlink w:history="1" r:id="rIdluhwfdbkq82hl9ofwoury">
+            <w:hyperlink w:history="1" r:id="rIdz_u4kemnndg_t485wdgcw">
               <w:r>
                 <w:rPr>
                   <w:rFonts w:ascii="Arial" w:cs="Arial" w:eastAsia="Arial" w:hAnsi="Arial"/>
@@ -21668,7 +22193,7 @@
             <w:pPr>
               <w:spacing w:after="20" w:before="0"/>
             </w:pPr>
-            <w:hyperlink w:history="1" r:id="rId0wnmqtrrxkknitt21hham">
+            <w:hyperlink w:history="1" r:id="rIdknb6huukeiiejc-3dir34">
               <w:r>
                 <w:rPr>
                   <w:rFonts w:ascii="Arial" w:cs="Arial" w:eastAsia="Arial" w:hAnsi="Arial"/>
@@ -21701,7 +22226,7 @@
               <w:spacing w:after="10" w:before="0"/>
               <w:ind w:left="120"/>
             </w:pPr>
-            <w:hyperlink w:history="1" r:id="rId17kt_fsbv3wfamb834nko">
+            <w:hyperlink w:history="1" r:id="rIdzswym0fl36yxm6vmbgys1">
               <w:r>
                 <w:rPr>
                   <w:rFonts w:ascii="Arial" w:cs="Arial" w:eastAsia="Arial" w:hAnsi="Arial"/>
@@ -21746,7 +22271,7 @@
             <w:pPr>
               <w:spacing w:after="20" w:before="0"/>
             </w:pPr>
-            <w:hyperlink w:history="1" r:id="rIdp13xye26e0dmlmsf7jfla">
+            <w:hyperlink w:history="1" r:id="rIdz2xdhpmyy3fys0crl1mbe">
               <w:r>
                 <w:rPr>
                   <w:rFonts w:ascii="Arial" w:cs="Arial" w:eastAsia="Arial" w:hAnsi="Arial"/>
@@ -21779,7 +22304,7 @@
               <w:spacing w:after="10" w:before="0"/>
               <w:ind w:left="120"/>
             </w:pPr>
-            <w:hyperlink w:history="1" r:id="rIdl6cfaobkeiitchp0wc5cn">
+            <w:hyperlink w:history="1" r:id="rIdj6fbvdole-wrvbbphxgdr">
               <w:r>
                 <w:rPr>
                   <w:rFonts w:ascii="Arial" w:cs="Arial" w:eastAsia="Arial" w:hAnsi="Arial"/>
@@ -22275,6 +22800,65 @@
         </w:tc>
       </w:tr>
     </w:tbl>
+    <w:p>
+      <w:pPr>
+        <w:pBdr>
+          <w:top w:val="single" w:color="BBBBBB" w:sz="4" w:space="4"/>
+        </w:pBdr>
+        <w:spacing w:after="0" w:before="160"/>
+      </w:pPr>
+      <w:r>
+        <w:rPr>
+          <w:rFonts w:ascii="Arial" w:cs="Arial" w:eastAsia="Arial" w:hAnsi="Arial"/>
+          <w:color w:val="666666"/>
+          <w:sz w:val="14"/>
+          <w:szCs w:val="14"/>
+        </w:rPr>
+        <w:t xml:space="preserve">© 2026 SeaVuria and ARES. Aligned with KICD objectives. Developed by SeaVuria; technical implementation by ARES (with AI assistance from Claude). Licensed under </w:t>
+      </w:r>
+      <w:hyperlink w:history="1" r:id="rIdbzxnuodes-tbziny5v1yz">
+        <w:r>
+          <w:rPr>
+            <w:rFonts w:ascii="Arial" w:cs="Arial" w:eastAsia="Arial" w:hAnsi="Arial"/>
+            <w:color w:val="1F6B75"/>
+            <w:sz w:val="14"/>
+            <w:szCs w:val="14"/>
+            <w:u w:val="single" w:color="1F6B75"/>
+          </w:rPr>
+          <w:t xml:space="preserve">CC BY-NC 4.0</w:t>
+        </w:r>
+      </w:hyperlink>
+      <w:r>
+        <w:rPr>
+          <w:rFonts w:ascii="Arial" w:cs="Arial" w:eastAsia="Arial" w:hAnsi="Arial"/>
+          <w:color w:val="666666"/>
+          <w:sz w:val="14"/>
+          <w:szCs w:val="14"/>
+        </w:rPr>
+        <w:t xml:space="preserve"> (</w:t>
+      </w:r>
+      <w:hyperlink w:history="1" r:id="rIdtudnikraozzinpi-gse77">
+        <w:r>
+          <w:rPr>
+            <w:rFonts w:ascii="Arial" w:cs="Arial" w:eastAsia="Arial" w:hAnsi="Arial"/>
+            <w:color w:val="1F6B75"/>
+            <w:sz w:val="14"/>
+            <w:szCs w:val="14"/>
+            <w:u w:val="single" w:color="1F6B75"/>
+          </w:rPr>
+          <w:t xml:space="preserve">https://creativecommons.org/licenses/by-nc/4.0/</w:t>
+        </w:r>
+      </w:hyperlink>
+      <w:r>
+        <w:rPr>
+          <w:rFonts w:ascii="Arial" w:cs="Arial" w:eastAsia="Arial" w:hAnsi="Arial"/>
+          <w:color w:val="666666"/>
+          <w:sz w:val="14"/>
+          <w:szCs w:val="14"/>
+        </w:rPr>
+        <w:t xml:space="preserve">).</w:t>
+      </w:r>
+    </w:p>
     <w:p>
       <w:r>
         <w:br w:type="page"/>
@@ -23266,7 +23850,7 @@
             <w:pPr>
               <w:spacing w:after="20" w:before="0"/>
             </w:pPr>
-            <w:hyperlink w:history="1" r:id="rId00mpoj-x5omi4xmuzyywi">
+            <w:hyperlink w:history="1" r:id="rIdy5k9uvzvrqk83u_xtczrf">
               <w:r>
                 <w:rPr>
                   <w:rFonts w:ascii="Arial" w:cs="Arial" w:eastAsia="Arial" w:hAnsi="Arial"/>
@@ -23299,7 +23883,7 @@
               <w:spacing w:after="10" w:before="0"/>
               <w:ind w:left="120"/>
             </w:pPr>
-            <w:hyperlink w:history="1" r:id="rId_hd87wcqjacccbavvydvr">
+            <w:hyperlink w:history="1" r:id="rIddx9usxevumjc3lv5mwm2d">
               <w:r>
                 <w:rPr>
                   <w:rFonts w:ascii="Arial" w:cs="Arial" w:eastAsia="Arial" w:hAnsi="Arial"/>
@@ -23344,7 +23928,7 @@
             <w:pPr>
               <w:spacing w:after="20" w:before="0"/>
             </w:pPr>
-            <w:hyperlink w:history="1" r:id="rIddt6_blsz_gkhqourx1vnv">
+            <w:hyperlink w:history="1" r:id="rIdi_y478k98mwoyn_-za-h1">
               <w:r>
                 <w:rPr>
                   <w:rFonts w:ascii="Arial" w:cs="Arial" w:eastAsia="Arial" w:hAnsi="Arial"/>
@@ -23377,7 +23961,7 @@
               <w:spacing w:after="10" w:before="0"/>
               <w:ind w:left="120"/>
             </w:pPr>
-            <w:hyperlink w:history="1" r:id="rIdffuza7kyizou0yn554eef">
+            <w:hyperlink w:history="1" r:id="rIdozzfcdeuuwob7odrgu_wy">
               <w:r>
                 <w:rPr>
                   <w:rFonts w:ascii="Arial" w:cs="Arial" w:eastAsia="Arial" w:hAnsi="Arial"/>
@@ -23572,7 +24156,7 @@
             <w:pPr>
               <w:spacing w:after="20" w:before="0"/>
             </w:pPr>
-            <w:hyperlink w:history="1" r:id="rId2wzdvvhpcqoc7y-t_hm8v">
+            <w:hyperlink w:history="1" r:id="rIdr9xms1yrjiwaeijebyyx1">
               <w:r>
                 <w:rPr>
                   <w:rFonts w:ascii="Arial" w:cs="Arial" w:eastAsia="Arial" w:hAnsi="Arial"/>
@@ -23605,7 +24189,7 @@
               <w:spacing w:after="10" w:before="0"/>
               <w:ind w:left="120"/>
             </w:pPr>
-            <w:hyperlink w:history="1" r:id="rId36j6dwrzbw3pzqz-fqzsd">
+            <w:hyperlink w:history="1" r:id="rIde9cede7jsretnyfnrdlna">
               <w:r>
                 <w:rPr>
                   <w:rFonts w:ascii="Arial" w:cs="Arial" w:eastAsia="Arial" w:hAnsi="Arial"/>
@@ -23650,7 +24234,7 @@
             <w:pPr>
               <w:spacing w:after="20" w:before="0"/>
             </w:pPr>
-            <w:hyperlink w:history="1" r:id="rIdkxim19-gahk5uguy7ettv">
+            <w:hyperlink w:history="1" r:id="rIdszymhxh-wjnxja9fu_obq">
               <w:r>
                 <w:rPr>
                   <w:rFonts w:ascii="Arial" w:cs="Arial" w:eastAsia="Arial" w:hAnsi="Arial"/>
@@ -23683,7 +24267,7 @@
               <w:spacing w:after="10" w:before="0"/>
               <w:ind w:left="120"/>
             </w:pPr>
-            <w:hyperlink w:history="1" r:id="rIdrkzuj5w8ich-ag-wi4rle">
+            <w:hyperlink w:history="1" r:id="rId3-ekl4wbvvni8s4zp1xny">
               <w:r>
                 <w:rPr>
                   <w:rFonts w:ascii="Arial" w:cs="Arial" w:eastAsia="Arial" w:hAnsi="Arial"/>
@@ -23878,7 +24462,7 @@
             <w:pPr>
               <w:spacing w:after="20" w:before="0"/>
             </w:pPr>
-            <w:hyperlink w:history="1" r:id="rIdgedbjavjohfqgewcgauld">
+            <w:hyperlink w:history="1" r:id="rIdktcvcjqcnvedtsnmxrtap">
               <w:r>
                 <w:rPr>
                   <w:rFonts w:ascii="Arial" w:cs="Arial" w:eastAsia="Arial" w:hAnsi="Arial"/>
@@ -23911,7 +24495,7 @@
               <w:spacing w:after="10" w:before="0"/>
               <w:ind w:left="120"/>
             </w:pPr>
-            <w:hyperlink w:history="1" r:id="rIdy6wtrexyzqegufyhk8jpt">
+            <w:hyperlink w:history="1" r:id="rIdhhhloctyagyojbem13pir">
               <w:r>
                 <w:rPr>
                   <w:rFonts w:ascii="Arial" w:cs="Arial" w:eastAsia="Arial" w:hAnsi="Arial"/>
@@ -23956,7 +24540,7 @@
             <w:pPr>
               <w:spacing w:after="20" w:before="0"/>
             </w:pPr>
-            <w:hyperlink w:history="1" r:id="rIdlc7t7t5jxfdgvii44wkqi">
+            <w:hyperlink w:history="1" r:id="rIdmq9dsy-4jedawuvd60cog">
               <w:r>
                 <w:rPr>
                   <w:rFonts w:ascii="Arial" w:cs="Arial" w:eastAsia="Arial" w:hAnsi="Arial"/>
@@ -23989,7 +24573,7 @@
               <w:spacing w:after="10" w:before="0"/>
               <w:ind w:left="120"/>
             </w:pPr>
-            <w:hyperlink w:history="1" r:id="rIdgwlzf3ajims9k4je75cu8">
+            <w:hyperlink w:history="1" r:id="rId1ivcsdulh_k-3t9d_w47y">
               <w:r>
                 <w:rPr>
                   <w:rFonts w:ascii="Arial" w:cs="Arial" w:eastAsia="Arial" w:hAnsi="Arial"/>
@@ -24184,7 +24768,7 @@
             <w:pPr>
               <w:spacing w:after="20" w:before="0"/>
             </w:pPr>
-            <w:hyperlink w:history="1" r:id="rIdsuu9k0zxusjlqebkrlhr0">
+            <w:hyperlink w:history="1" r:id="rIdqjdzxn2z3ner76zhbqxh8">
               <w:r>
                 <w:rPr>
                   <w:rFonts w:ascii="Arial" w:cs="Arial" w:eastAsia="Arial" w:hAnsi="Arial"/>
@@ -24217,7 +24801,7 @@
               <w:spacing w:after="10" w:before="0"/>
               <w:ind w:left="120"/>
             </w:pPr>
-            <w:hyperlink w:history="1" r:id="rIdivgxfbkpi03dfb-gz_wcy">
+            <w:hyperlink w:history="1" r:id="rIdugcw3l2hfuu9s3r8jmg1h">
               <w:r>
                 <w:rPr>
                   <w:rFonts w:ascii="Arial" w:cs="Arial" w:eastAsia="Arial" w:hAnsi="Arial"/>
@@ -24262,7 +24846,7 @@
             <w:pPr>
               <w:spacing w:after="20" w:before="0"/>
             </w:pPr>
-            <w:hyperlink w:history="1" r:id="rIdqowndvyccsczeanbmesau">
+            <w:hyperlink w:history="1" r:id="rId6v-zcfuyl52of1orgl7op">
               <w:r>
                 <w:rPr>
                   <w:rFonts w:ascii="Arial" w:cs="Arial" w:eastAsia="Arial" w:hAnsi="Arial"/>
@@ -24295,7 +24879,7 @@
               <w:spacing w:after="10" w:before="0"/>
               <w:ind w:left="120"/>
             </w:pPr>
-            <w:hyperlink w:history="1" r:id="rIdxvajvhozc8rodi3wgtfuh">
+            <w:hyperlink w:history="1" r:id="rIddyemmzzmgcbxtsakgaash">
               <w:r>
                 <w:rPr>
                   <w:rFonts w:ascii="Arial" w:cs="Arial" w:eastAsia="Arial" w:hAnsi="Arial"/>
@@ -24490,7 +25074,7 @@
             <w:pPr>
               <w:spacing w:after="20" w:before="0"/>
             </w:pPr>
-            <w:hyperlink w:history="1" r:id="rIdur7bxsqea_upyufzufvem">
+            <w:hyperlink w:history="1" r:id="rId8350qbudjfrcm6n780whn">
               <w:r>
                 <w:rPr>
                   <w:rFonts w:ascii="Arial" w:cs="Arial" w:eastAsia="Arial" w:hAnsi="Arial"/>
@@ -24523,7 +25107,7 @@
               <w:spacing w:after="10" w:before="0"/>
               <w:ind w:left="120"/>
             </w:pPr>
-            <w:hyperlink w:history="1" r:id="rIdamde1snmickbzkf9ozn4n">
+            <w:hyperlink w:history="1" r:id="rIdv-3wmuu9pe3w3btyjus0b">
               <w:r>
                 <w:rPr>
                   <w:rFonts w:ascii="Arial" w:cs="Arial" w:eastAsia="Arial" w:hAnsi="Arial"/>
@@ -24568,7 +25152,7 @@
             <w:pPr>
               <w:spacing w:after="20" w:before="0"/>
             </w:pPr>
-            <w:hyperlink w:history="1" r:id="rIdr3-ap4yg8n8p-3rucdng9">
+            <w:hyperlink w:history="1" r:id="rIddkz19hn9um_608jkwzsty">
               <w:r>
                 <w:rPr>
                   <w:rFonts w:ascii="Arial" w:cs="Arial" w:eastAsia="Arial" w:hAnsi="Arial"/>
@@ -24601,7 +25185,7 @@
               <w:spacing w:after="10" w:before="0"/>
               <w:ind w:left="120"/>
             </w:pPr>
-            <w:hyperlink w:history="1" r:id="rId2ywevek7zwtxo71sketcd">
+            <w:hyperlink w:history="1" r:id="rIdme8t_te4u1ij2qiro_fdc">
               <w:r>
                 <w:rPr>
                   <w:rFonts w:ascii="Arial" w:cs="Arial" w:eastAsia="Arial" w:hAnsi="Arial"/>
@@ -25097,6 +25681,65 @@
         </w:tc>
       </w:tr>
     </w:tbl>
+    <w:p>
+      <w:pPr>
+        <w:pBdr>
+          <w:top w:val="single" w:color="BBBBBB" w:sz="4" w:space="4"/>
+        </w:pBdr>
+        <w:spacing w:after="0" w:before="160"/>
+      </w:pPr>
+      <w:r>
+        <w:rPr>
+          <w:rFonts w:ascii="Arial" w:cs="Arial" w:eastAsia="Arial" w:hAnsi="Arial"/>
+          <w:color w:val="666666"/>
+          <w:sz w:val="14"/>
+          <w:szCs w:val="14"/>
+        </w:rPr>
+        <w:t xml:space="preserve">© 2026 SeaVuria and ARES. Aligned with KICD objectives. Developed by SeaVuria; technical implementation by ARES (with AI assistance from Claude). Licensed under </w:t>
+      </w:r>
+      <w:hyperlink w:history="1" r:id="rIdgzvadottf3mndrdsc9aec">
+        <w:r>
+          <w:rPr>
+            <w:rFonts w:ascii="Arial" w:cs="Arial" w:eastAsia="Arial" w:hAnsi="Arial"/>
+            <w:color w:val="1F6B75"/>
+            <w:sz w:val="14"/>
+            <w:szCs w:val="14"/>
+            <w:u w:val="single" w:color="1F6B75"/>
+          </w:rPr>
+          <w:t xml:space="preserve">CC BY-NC 4.0</w:t>
+        </w:r>
+      </w:hyperlink>
+      <w:r>
+        <w:rPr>
+          <w:rFonts w:ascii="Arial" w:cs="Arial" w:eastAsia="Arial" w:hAnsi="Arial"/>
+          <w:color w:val="666666"/>
+          <w:sz w:val="14"/>
+          <w:szCs w:val="14"/>
+        </w:rPr>
+        <w:t xml:space="preserve"> (</w:t>
+      </w:r>
+      <w:hyperlink w:history="1" r:id="rId2dbdz4ynnbafau6whb89q">
+        <w:r>
+          <w:rPr>
+            <w:rFonts w:ascii="Arial" w:cs="Arial" w:eastAsia="Arial" w:hAnsi="Arial"/>
+            <w:color w:val="1F6B75"/>
+            <w:sz w:val="14"/>
+            <w:szCs w:val="14"/>
+            <w:u w:val="single" w:color="1F6B75"/>
+          </w:rPr>
+          <w:t xml:space="preserve">https://creativecommons.org/licenses/by-nc/4.0/</w:t>
+        </w:r>
+      </w:hyperlink>
+      <w:r>
+        <w:rPr>
+          <w:rFonts w:ascii="Arial" w:cs="Arial" w:eastAsia="Arial" w:hAnsi="Arial"/>
+          <w:color w:val="666666"/>
+          <w:sz w:val="14"/>
+          <w:szCs w:val="14"/>
+        </w:rPr>
+        <w:t xml:space="preserve">).</w:t>
+      </w:r>
+    </w:p>
     <w:p>
       <w:r>
         <w:br w:type="page"/>
@@ -26088,7 +26731,7 @@
             <w:pPr>
               <w:spacing w:after="20" w:before="0"/>
             </w:pPr>
-            <w:hyperlink w:history="1" r:id="rIdeiahgcg-rbfrog4oxcx5v">
+            <w:hyperlink w:history="1" r:id="rIdmt1hsxxn8v8sue2wpqfrf">
               <w:r>
                 <w:rPr>
                   <w:rFonts w:ascii="Arial" w:cs="Arial" w:eastAsia="Arial" w:hAnsi="Arial"/>
@@ -26121,7 +26764,7 @@
               <w:spacing w:after="10" w:before="0"/>
               <w:ind w:left="120"/>
             </w:pPr>
-            <w:hyperlink w:history="1" r:id="rIdnc7jsk7emlsgyxo1ec3pp">
+            <w:hyperlink w:history="1" r:id="rIdvae9hlcuouvsaa32qugqm">
               <w:r>
                 <w:rPr>
                   <w:rFonts w:ascii="Arial" w:cs="Arial" w:eastAsia="Arial" w:hAnsi="Arial"/>
@@ -26166,7 +26809,7 @@
             <w:pPr>
               <w:spacing w:after="20" w:before="0"/>
             </w:pPr>
-            <w:hyperlink w:history="1" r:id="rIdnr4jihi0wzslwc9ohykus">
+            <w:hyperlink w:history="1" r:id="rIdmviypu42zvip0yr5weg23">
               <w:r>
                 <w:rPr>
                   <w:rFonts w:ascii="Arial" w:cs="Arial" w:eastAsia="Arial" w:hAnsi="Arial"/>
@@ -26199,7 +26842,7 @@
               <w:spacing w:after="10" w:before="0"/>
               <w:ind w:left="120"/>
             </w:pPr>
-            <w:hyperlink w:history="1" r:id="rIdscok_cdvzhldo2u5nilbc">
+            <w:hyperlink w:history="1" r:id="rIdinxr0_uiwj3h4npa3ewji">
               <w:r>
                 <w:rPr>
                   <w:rFonts w:ascii="Arial" w:cs="Arial" w:eastAsia="Arial" w:hAnsi="Arial"/>
@@ -26394,7 +27037,7 @@
             <w:pPr>
               <w:spacing w:after="20" w:before="0"/>
             </w:pPr>
-            <w:hyperlink w:history="1" r:id="rIdhqiir4kk6uhupstzc6hnu">
+            <w:hyperlink w:history="1" r:id="rId4lf62avcbx2bkkmw20as3">
               <w:r>
                 <w:rPr>
                   <w:rFonts w:ascii="Arial" w:cs="Arial" w:eastAsia="Arial" w:hAnsi="Arial"/>
@@ -26427,7 +27070,7 @@
               <w:spacing w:after="10" w:before="0"/>
               <w:ind w:left="120"/>
             </w:pPr>
-            <w:hyperlink w:history="1" r:id="rIdxi_yu_59ert4bk0__sqft">
+            <w:hyperlink w:history="1" r:id="rIdwgtwp8puyhh0iiprprry1">
               <w:r>
                 <w:rPr>
                   <w:rFonts w:ascii="Arial" w:cs="Arial" w:eastAsia="Arial" w:hAnsi="Arial"/>
@@ -26472,7 +27115,7 @@
             <w:pPr>
               <w:spacing w:after="20" w:before="0"/>
             </w:pPr>
-            <w:hyperlink w:history="1" r:id="rIddqsuzxc_qxbob0som95q_">
+            <w:hyperlink w:history="1" r:id="rIdwfhslaefi_kaob4h5gv9e">
               <w:r>
                 <w:rPr>
                   <w:rFonts w:ascii="Arial" w:cs="Arial" w:eastAsia="Arial" w:hAnsi="Arial"/>
@@ -26505,7 +27148,7 @@
               <w:spacing w:after="10" w:before="0"/>
               <w:ind w:left="120"/>
             </w:pPr>
-            <w:hyperlink w:history="1" r:id="rId00vywri5cg99q04w-lwgy">
+            <w:hyperlink w:history="1" r:id="rIdylxm83dmbdm-7mucczvvs">
               <w:r>
                 <w:rPr>
                   <w:rFonts w:ascii="Arial" w:cs="Arial" w:eastAsia="Arial" w:hAnsi="Arial"/>
@@ -26700,7 +27343,7 @@
             <w:pPr>
               <w:spacing w:after="20" w:before="0"/>
             </w:pPr>
-            <w:hyperlink w:history="1" r:id="rIdlwcxyapfqruo1in609itm">
+            <w:hyperlink w:history="1" r:id="rIdtxdkyitvzljm-a7aqnaqx">
               <w:r>
                 <w:rPr>
                   <w:rFonts w:ascii="Arial" w:cs="Arial" w:eastAsia="Arial" w:hAnsi="Arial"/>
@@ -26733,7 +27376,7 @@
               <w:spacing w:after="10" w:before="0"/>
               <w:ind w:left="120"/>
             </w:pPr>
-            <w:hyperlink w:history="1" r:id="rIdnll9o68k56nehkzy77dyt">
+            <w:hyperlink w:history="1" r:id="rId2empba_wjeuvawbk657g0">
               <w:r>
                 <w:rPr>
                   <w:rFonts w:ascii="Arial" w:cs="Arial" w:eastAsia="Arial" w:hAnsi="Arial"/>
@@ -26778,7 +27421,7 @@
             <w:pPr>
               <w:spacing w:after="20" w:before="0"/>
             </w:pPr>
-            <w:hyperlink w:history="1" r:id="rIdgjiaatmbwacqpot0yrggg">
+            <w:hyperlink w:history="1" r:id="rIdwji5rpgbhwolmbkrkp5ui">
               <w:r>
                 <w:rPr>
                   <w:rFonts w:ascii="Arial" w:cs="Arial" w:eastAsia="Arial" w:hAnsi="Arial"/>
@@ -26811,7 +27454,7 @@
               <w:spacing w:after="10" w:before="0"/>
               <w:ind w:left="120"/>
             </w:pPr>
-            <w:hyperlink w:history="1" r:id="rIdcm4w5yitaq9gb7f9a2qmy">
+            <w:hyperlink w:history="1" r:id="rId_cf2js1uxmsrsy-a_wvrp">
               <w:r>
                 <w:rPr>
                   <w:rFonts w:ascii="Arial" w:cs="Arial" w:eastAsia="Arial" w:hAnsi="Arial"/>
@@ -27006,7 +27649,7 @@
             <w:pPr>
               <w:spacing w:after="20" w:before="0"/>
             </w:pPr>
-            <w:hyperlink w:history="1" r:id="rIdvw3duhxzuf7q39chbpsdi">
+            <w:hyperlink w:history="1" r:id="rIdvjwrmlonwni9zqwscteht">
               <w:r>
                 <w:rPr>
                   <w:rFonts w:ascii="Arial" w:cs="Arial" w:eastAsia="Arial" w:hAnsi="Arial"/>
@@ -27039,7 +27682,7 @@
               <w:spacing w:after="10" w:before="0"/>
               <w:ind w:left="120"/>
             </w:pPr>
-            <w:hyperlink w:history="1" r:id="rIdyh280_5zkchi_b4jkdz0i">
+            <w:hyperlink w:history="1" r:id="rIdk7j71kxi-ibcybvpookph">
               <w:r>
                 <w:rPr>
                   <w:rFonts w:ascii="Arial" w:cs="Arial" w:eastAsia="Arial" w:hAnsi="Arial"/>
@@ -27084,7 +27727,7 @@
             <w:pPr>
               <w:spacing w:after="20" w:before="0"/>
             </w:pPr>
-            <w:hyperlink w:history="1" r:id="rIdhjrg6xhiwb7zkew9y3yhh">
+            <w:hyperlink w:history="1" r:id="rIdtoxow-c8hxkbwme4sn6jp">
               <w:r>
                 <w:rPr>
                   <w:rFonts w:ascii="Arial" w:cs="Arial" w:eastAsia="Arial" w:hAnsi="Arial"/>
@@ -27117,7 +27760,7 @@
               <w:spacing w:after="10" w:before="0"/>
               <w:ind w:left="120"/>
             </w:pPr>
-            <w:hyperlink w:history="1" r:id="rId9nb_3n61suhq0mxrig2es">
+            <w:hyperlink w:history="1" r:id="rId7a36n2gxssxyx5bgvnbef">
               <w:r>
                 <w:rPr>
                   <w:rFonts w:ascii="Arial" w:cs="Arial" w:eastAsia="Arial" w:hAnsi="Arial"/>
@@ -27312,7 +27955,7 @@
             <w:pPr>
               <w:spacing w:after="20" w:before="0"/>
             </w:pPr>
-            <w:hyperlink w:history="1" r:id="rIddfj0czosbajww7rhxmdo7">
+            <w:hyperlink w:history="1" r:id="rIdrne5vzbx8r-zyonccmev3">
               <w:r>
                 <w:rPr>
                   <w:rFonts w:ascii="Arial" w:cs="Arial" w:eastAsia="Arial" w:hAnsi="Arial"/>
@@ -27345,7 +27988,7 @@
               <w:spacing w:after="10" w:before="0"/>
               <w:ind w:left="120"/>
             </w:pPr>
-            <w:hyperlink w:history="1" r:id="rIdzul0ti7hpy0hgpels9zzl">
+            <w:hyperlink w:history="1" r:id="rIdkqn0ucafaavec-z7swhrh">
               <w:r>
                 <w:rPr>
                   <w:rFonts w:ascii="Arial" w:cs="Arial" w:eastAsia="Arial" w:hAnsi="Arial"/>
@@ -27390,7 +28033,7 @@
             <w:pPr>
               <w:spacing w:after="20" w:before="0"/>
             </w:pPr>
-            <w:hyperlink w:history="1" r:id="rIdudesi5e_sb8xfv0s3dfvc">
+            <w:hyperlink w:history="1" r:id="rIdrjdes_gy5c_s24zeodkyc">
               <w:r>
                 <w:rPr>
                   <w:rFonts w:ascii="Arial" w:cs="Arial" w:eastAsia="Arial" w:hAnsi="Arial"/>
@@ -27423,7 +28066,7 @@
               <w:spacing w:after="10" w:before="0"/>
               <w:ind w:left="120"/>
             </w:pPr>
-            <w:hyperlink w:history="1" r:id="rIdvhvdfkibz6wwzs7zyn4uv">
+            <w:hyperlink w:history="1" r:id="rId4-benij58kk49n4oma6_-">
               <w:r>
                 <w:rPr>
                   <w:rFonts w:ascii="Arial" w:cs="Arial" w:eastAsia="Arial" w:hAnsi="Arial"/>
@@ -27919,6 +28562,65 @@
         </w:tc>
       </w:tr>
     </w:tbl>
+    <w:p>
+      <w:pPr>
+        <w:pBdr>
+          <w:top w:val="single" w:color="BBBBBB" w:sz="4" w:space="4"/>
+        </w:pBdr>
+        <w:spacing w:after="0" w:before="160"/>
+      </w:pPr>
+      <w:r>
+        <w:rPr>
+          <w:rFonts w:ascii="Arial" w:cs="Arial" w:eastAsia="Arial" w:hAnsi="Arial"/>
+          <w:color w:val="666666"/>
+          <w:sz w:val="14"/>
+          <w:szCs w:val="14"/>
+        </w:rPr>
+        <w:t xml:space="preserve">© 2026 SeaVuria and ARES. Aligned with KICD objectives. Developed by SeaVuria; technical implementation by ARES (with AI assistance from Claude). Licensed under </w:t>
+      </w:r>
+      <w:hyperlink w:history="1" r:id="rId2qjkxkvajpjvf90l-vxpf">
+        <w:r>
+          <w:rPr>
+            <w:rFonts w:ascii="Arial" w:cs="Arial" w:eastAsia="Arial" w:hAnsi="Arial"/>
+            <w:color w:val="1F6B75"/>
+            <w:sz w:val="14"/>
+            <w:szCs w:val="14"/>
+            <w:u w:val="single" w:color="1F6B75"/>
+          </w:rPr>
+          <w:t xml:space="preserve">CC BY-NC 4.0</w:t>
+        </w:r>
+      </w:hyperlink>
+      <w:r>
+        <w:rPr>
+          <w:rFonts w:ascii="Arial" w:cs="Arial" w:eastAsia="Arial" w:hAnsi="Arial"/>
+          <w:color w:val="666666"/>
+          <w:sz w:val="14"/>
+          <w:szCs w:val="14"/>
+        </w:rPr>
+        <w:t xml:space="preserve"> (</w:t>
+      </w:r>
+      <w:hyperlink w:history="1" r:id="rIdjiavoc321xr8xqswvyekc">
+        <w:r>
+          <w:rPr>
+            <w:rFonts w:ascii="Arial" w:cs="Arial" w:eastAsia="Arial" w:hAnsi="Arial"/>
+            <w:color w:val="1F6B75"/>
+            <w:sz w:val="14"/>
+            <w:szCs w:val="14"/>
+            <w:u w:val="single" w:color="1F6B75"/>
+          </w:rPr>
+          <w:t xml:space="preserve">https://creativecommons.org/licenses/by-nc/4.0/</w:t>
+        </w:r>
+      </w:hyperlink>
+      <w:r>
+        <w:rPr>
+          <w:rFonts w:ascii="Arial" w:cs="Arial" w:eastAsia="Arial" w:hAnsi="Arial"/>
+          <w:color w:val="666666"/>
+          <w:sz w:val="14"/>
+          <w:szCs w:val="14"/>
+        </w:rPr>
+        <w:t xml:space="preserve">).</w:t>
+      </w:r>
+    </w:p>
     <w:p>
       <w:r>
         <w:br w:type="page"/>
@@ -28927,7 +29629,7 @@
               <w:spacing w:after="10" w:before="0"/>
               <w:ind w:left="120"/>
             </w:pPr>
-            <w:hyperlink w:history="1" r:id="rIdckd9qabpckieizdvetw3v">
+            <w:hyperlink w:history="1" r:id="rIdr89pethqpd_gp4af5vd85">
               <w:r>
                 <w:rPr>
                   <w:rFonts w:ascii="Arial" w:cs="Arial" w:eastAsia="Arial" w:hAnsi="Arial"/>
@@ -29004,7 +29706,7 @@
               <w:spacing w:after="10" w:before="0"/>
               <w:ind w:left="120"/>
             </w:pPr>
-            <w:hyperlink w:history="1" r:id="rIdqibqwkhvret8mjvm6rg0a">
+            <w:hyperlink w:history="1" r:id="rIdnhpr6bbjm_gffe_txyxrn">
               <w:r>
                 <w:rPr>
                   <w:rFonts w:ascii="Arial" w:cs="Arial" w:eastAsia="Arial" w:hAnsi="Arial"/>
@@ -29231,7 +29933,7 @@
               <w:spacing w:after="10" w:before="0"/>
               <w:ind w:left="120"/>
             </w:pPr>
-            <w:hyperlink w:history="1" r:id="rId6antzr7ya5yu8ttpfxzl4">
+            <w:hyperlink w:history="1" r:id="rIdx_1cbfovjltffjppldjpt">
               <w:r>
                 <w:rPr>
                   <w:rFonts w:ascii="Arial" w:cs="Arial" w:eastAsia="Arial" w:hAnsi="Arial"/>
@@ -29308,7 +30010,7 @@
               <w:spacing w:after="10" w:before="0"/>
               <w:ind w:left="120"/>
             </w:pPr>
-            <w:hyperlink w:history="1" r:id="rIdpkmefcsnl5_5npbjsvjt5">
+            <w:hyperlink w:history="1" r:id="rIdk356b9siqlww9jvixnnzl">
               <w:r>
                 <w:rPr>
                   <w:rFonts w:ascii="Arial" w:cs="Arial" w:eastAsia="Arial" w:hAnsi="Arial"/>
@@ -29535,7 +30237,7 @@
               <w:spacing w:after="10" w:before="0"/>
               <w:ind w:left="120"/>
             </w:pPr>
-            <w:hyperlink w:history="1" r:id="rIdvxh4y4qmr3_xnbpzsxesa">
+            <w:hyperlink w:history="1" r:id="rIdxlnj7ad9qd-xg3j8rrpru">
               <w:r>
                 <w:rPr>
                   <w:rFonts w:ascii="Arial" w:cs="Arial" w:eastAsia="Arial" w:hAnsi="Arial"/>
@@ -29612,7 +30314,7 @@
               <w:spacing w:after="10" w:before="0"/>
               <w:ind w:left="120"/>
             </w:pPr>
-            <w:hyperlink w:history="1" r:id="rId2oonkgedfsqwadwodf2tt">
+            <w:hyperlink w:history="1" r:id="rIdgovycmozztdpfmpukvsbn">
               <w:r>
                 <w:rPr>
                   <w:rFonts w:ascii="Arial" w:cs="Arial" w:eastAsia="Arial" w:hAnsi="Arial"/>
@@ -29839,7 +30541,7 @@
               <w:spacing w:after="10" w:before="0"/>
               <w:ind w:left="120"/>
             </w:pPr>
-            <w:hyperlink w:history="1" r:id="rId86lthu165h6dduodnnfkx">
+            <w:hyperlink w:history="1" r:id="rIdcbgg5tlm3dpyxi5y6ajan">
               <w:r>
                 <w:rPr>
                   <w:rFonts w:ascii="Arial" w:cs="Arial" w:eastAsia="Arial" w:hAnsi="Arial"/>
@@ -29916,7 +30618,7 @@
               <w:spacing w:after="10" w:before="0"/>
               <w:ind w:left="120"/>
             </w:pPr>
-            <w:hyperlink w:history="1" r:id="rId5waytp3pkv9xfjkkzc-mk">
+            <w:hyperlink w:history="1" r:id="rIdclq7lbcqiwa4iepvh0l9j">
               <w:r>
                 <w:rPr>
                   <w:rFonts w:ascii="Arial" w:cs="Arial" w:eastAsia="Arial" w:hAnsi="Arial"/>
@@ -30143,7 +30845,7 @@
               <w:spacing w:after="10" w:before="0"/>
               <w:ind w:left="120"/>
             </w:pPr>
-            <w:hyperlink w:history="1" r:id="rIdkvbot59cigpurtarqt5p5">
+            <w:hyperlink w:history="1" r:id="rIdyepknbob6twbkfctbh0r2">
               <w:r>
                 <w:rPr>
                   <w:rFonts w:ascii="Arial" w:cs="Arial" w:eastAsia="Arial" w:hAnsi="Arial"/>
@@ -30220,7 +30922,7 @@
               <w:spacing w:after="10" w:before="0"/>
               <w:ind w:left="120"/>
             </w:pPr>
-            <w:hyperlink w:history="1" r:id="rIdbahtzaw5hnvxhxjopwjet">
+            <w:hyperlink w:history="1" r:id="rId9a5hrsswoyvc0gl6ahwoj">
               <w:r>
                 <w:rPr>
                   <w:rFonts w:ascii="Arial" w:cs="Arial" w:eastAsia="Arial" w:hAnsi="Arial"/>
@@ -30959,6 +31661,65 @@
         </w:tc>
       </w:tr>
     </w:tbl>
+    <w:p>
+      <w:pPr>
+        <w:pBdr>
+          <w:top w:val="single" w:color="BBBBBB" w:sz="4" w:space="4"/>
+        </w:pBdr>
+        <w:spacing w:after="0" w:before="160"/>
+      </w:pPr>
+      <w:r>
+        <w:rPr>
+          <w:rFonts w:ascii="Arial" w:cs="Arial" w:eastAsia="Arial" w:hAnsi="Arial"/>
+          <w:color w:val="666666"/>
+          <w:sz w:val="14"/>
+          <w:szCs w:val="14"/>
+        </w:rPr>
+        <w:t xml:space="preserve">© 2026 SeaVuria and ARES. Aligned with KICD objectives. Developed by SeaVuria; technical implementation by ARES (with AI assistance from Claude). Licensed under </w:t>
+      </w:r>
+      <w:hyperlink w:history="1" r:id="rIdndyfdezqguvv_n2iahj3r">
+        <w:r>
+          <w:rPr>
+            <w:rFonts w:ascii="Arial" w:cs="Arial" w:eastAsia="Arial" w:hAnsi="Arial"/>
+            <w:color w:val="1F6B75"/>
+            <w:sz w:val="14"/>
+            <w:szCs w:val="14"/>
+            <w:u w:val="single" w:color="1F6B75"/>
+          </w:rPr>
+          <w:t xml:space="preserve">CC BY-NC 4.0</w:t>
+        </w:r>
+      </w:hyperlink>
+      <w:r>
+        <w:rPr>
+          <w:rFonts w:ascii="Arial" w:cs="Arial" w:eastAsia="Arial" w:hAnsi="Arial"/>
+          <w:color w:val="666666"/>
+          <w:sz w:val="14"/>
+          <w:szCs w:val="14"/>
+        </w:rPr>
+        <w:t xml:space="preserve"> (</w:t>
+      </w:r>
+      <w:hyperlink w:history="1" r:id="rIdcvr48jxkw6mjbh-vtczzj">
+        <w:r>
+          <w:rPr>
+            <w:rFonts w:ascii="Arial" w:cs="Arial" w:eastAsia="Arial" w:hAnsi="Arial"/>
+            <w:color w:val="1F6B75"/>
+            <w:sz w:val="14"/>
+            <w:szCs w:val="14"/>
+            <w:u w:val="single" w:color="1F6B75"/>
+          </w:rPr>
+          <w:t xml:space="preserve">https://creativecommons.org/licenses/by-nc/4.0/</w:t>
+        </w:r>
+      </w:hyperlink>
+      <w:r>
+        <w:rPr>
+          <w:rFonts w:ascii="Arial" w:cs="Arial" w:eastAsia="Arial" w:hAnsi="Arial"/>
+          <w:color w:val="666666"/>
+          <w:sz w:val="14"/>
+          <w:szCs w:val="14"/>
+        </w:rPr>
+        <w:t xml:space="preserve">).</w:t>
+      </w:r>
+    </w:p>
     <w:p>
       <w:r>
         <w:br w:type="page"/>

--- a/data/outputs/v2/Biology/SS3.1_Animal_Nutrition/Biology_Animal_Nutrition_CBE_LessonSequence.docx
+++ b/data/outputs/v2/Biology/SS3.1_Animal_Nutrition/Biology_Animal_Nutrition_CBE_LessonSequence.docx
@@ -38,6 +38,2452 @@
           <w:szCs w:val="22"/>
         </w:rPr>
         <w:t xml:space="preserve">CBE Phenomenon-Driven Lesson Sequence — Sub-Strand 3.1 (10 Lessons)</w:t>
+      </w:r>
+    </w:p>
+    <w:p>
+      <w:pPr>
+        <w:spacing w:after="120"/>
+      </w:pPr>
+      <w:r>
+        <w:t xml:space="preserve"/>
+      </w:r>
+    </w:p>
+    <w:tbl>
+      <w:tblPr>
+        <w:tblW w:type="dxa" w:w="13680"/>
+        <w:tblBorders>
+          <w:top w:val="single" w:color="AAAAAA" w:sz="4"/>
+          <w:left w:val="single" w:color="AAAAAA" w:sz="4"/>
+          <w:bottom w:val="single" w:color="AAAAAA" w:sz="4"/>
+          <w:right w:val="single" w:color="AAAAAA" w:sz="4"/>
+          <w:insideH w:val="single" w:color="auto" w:sz="4"/>
+          <w:insideV w:val="single" w:color="auto" w:sz="4"/>
+        </w:tblBorders>
+        <w:tblLayout w:type="fixed"/>
+      </w:tblPr>
+      <w:tblGrid>
+        <w:gridCol w:w="3000"/>
+        <w:gridCol w:w="10680"/>
+      </w:tblGrid>
+      <w:tr>
+        <w:tc>
+          <w:tcPr>
+            <w:tcW w:type="dxa" w:w="13680"/>
+            <w:gridSpan w:val="2"/>
+            <w:shd w:fill="1F3864" w:color="auto" w:val="clear"/>
+            <w:tcMar>
+              <w:top w:type="dxa" w:w="60"/>
+              <w:left w:type="dxa" w:w="120"/>
+              <w:bottom w:type="dxa" w:w="60"/>
+              <w:right w:type="dxa" w:w="120"/>
+            </w:tcMar>
+            <w:vAlign w:val="top"/>
+          </w:tcPr>
+          <w:p>
+            <w:pPr>
+              <w:spacing w:after="40" w:before="0"/>
+              <w:jc w:val="center"/>
+            </w:pPr>
+            <w:r>
+              <w:rPr>
+                <w:rFonts w:ascii="Arial" w:cs="Arial" w:eastAsia="Arial" w:hAnsi="Arial"/>
+                <w:b/>
+                <w:bCs/>
+                <w:i w:val="false"/>
+                <w:iCs w:val="false"/>
+                <w:color w:val="FFFFFF"/>
+                <w:sz w:val="22"/>
+                <w:szCs w:val="22"/>
+              </w:rPr>
+              <w:t xml:space="preserve">SUB-STRAND OVERVIEW</w:t>
+            </w:r>
+          </w:p>
+        </w:tc>
+      </w:tr>
+      <w:tr>
+        <w:tc>
+          <w:tcPr>
+            <w:tcW w:type="dxa" w:w="3000"/>
+            <w:shd w:fill="D5E8F0" w:color="auto" w:val="clear"/>
+            <w:tcMar>
+              <w:top w:type="dxa" w:w="60"/>
+              <w:left w:type="dxa" w:w="120"/>
+              <w:bottom w:type="dxa" w:w="60"/>
+              <w:right w:type="dxa" w:w="120"/>
+            </w:tcMar>
+            <w:vAlign w:val="top"/>
+          </w:tcPr>
+          <w:p>
+            <w:pPr>
+              <w:spacing w:after="40" w:before="0"/>
+              <w:jc w:val="left"/>
+            </w:pPr>
+            <w:r>
+              <w:rPr>
+                <w:rFonts w:ascii="Arial" w:cs="Arial" w:eastAsia="Arial" w:hAnsi="Arial"/>
+                <w:b/>
+                <w:bCs/>
+                <w:i w:val="false"/>
+                <w:iCs w:val="false"/>
+                <w:color w:val="000000"/>
+                <w:sz w:val="18"/>
+                <w:szCs w:val="18"/>
+              </w:rPr>
+              <w:t xml:space="preserve">Grade Level</w:t>
+            </w:r>
+          </w:p>
+        </w:tc>
+        <w:tc>
+          <w:tcPr>
+            <w:tcW w:type="dxa" w:w="10680"/>
+            <w:shd w:fill="FFFFFF" w:color="auto" w:val="clear"/>
+            <w:tcMar>
+              <w:top w:type="dxa" w:w="60"/>
+              <w:left w:type="dxa" w:w="120"/>
+              <w:bottom w:type="dxa" w:w="60"/>
+              <w:right w:type="dxa" w:w="120"/>
+            </w:tcMar>
+            <w:vAlign w:val="top"/>
+          </w:tcPr>
+          <w:p>
+            <w:pPr>
+              <w:spacing w:after="40" w:before="0"/>
+              <w:jc w:val="left"/>
+            </w:pPr>
+            <w:r>
+              <w:rPr>
+                <w:rFonts w:ascii="Arial" w:cs="Arial" w:eastAsia="Arial" w:hAnsi="Arial"/>
+                <w:b w:val="false"/>
+                <w:bCs w:val="false"/>
+                <w:i w:val="false"/>
+                <w:iCs w:val="false"/>
+                <w:color w:val="000000"/>
+                <w:sz w:val="18"/>
+                <w:szCs w:val="18"/>
+              </w:rPr>
+              <w:t xml:space="preserve">10</w:t>
+            </w:r>
+          </w:p>
+        </w:tc>
+      </w:tr>
+      <w:tr>
+        <w:tc>
+          <w:tcPr>
+            <w:tcW w:type="dxa" w:w="3000"/>
+            <w:shd w:fill="D5E8F0" w:color="auto" w:val="clear"/>
+            <w:tcMar>
+              <w:top w:type="dxa" w:w="60"/>
+              <w:left w:type="dxa" w:w="120"/>
+              <w:bottom w:type="dxa" w:w="60"/>
+              <w:right w:type="dxa" w:w="120"/>
+            </w:tcMar>
+            <w:vAlign w:val="top"/>
+          </w:tcPr>
+          <w:p>
+            <w:pPr>
+              <w:spacing w:after="40" w:before="0"/>
+              <w:jc w:val="left"/>
+            </w:pPr>
+            <w:r>
+              <w:rPr>
+                <w:rFonts w:ascii="Arial" w:cs="Arial" w:eastAsia="Arial" w:hAnsi="Arial"/>
+                <w:b/>
+                <w:bCs/>
+                <w:i w:val="false"/>
+                <w:iCs w:val="false"/>
+                <w:color w:val="000000"/>
+                <w:sz w:val="18"/>
+                <w:szCs w:val="18"/>
+              </w:rPr>
+              <w:t xml:space="preserve">Subject</w:t>
+            </w:r>
+          </w:p>
+        </w:tc>
+        <w:tc>
+          <w:tcPr>
+            <w:tcW w:type="dxa" w:w="10680"/>
+            <w:shd w:fill="FFFFFF" w:color="auto" w:val="clear"/>
+            <w:tcMar>
+              <w:top w:type="dxa" w:w="60"/>
+              <w:left w:type="dxa" w:w="120"/>
+              <w:bottom w:type="dxa" w:w="60"/>
+              <w:right w:type="dxa" w:w="120"/>
+            </w:tcMar>
+            <w:vAlign w:val="top"/>
+          </w:tcPr>
+          <w:p>
+            <w:pPr>
+              <w:spacing w:after="40" w:before="0"/>
+              <w:jc w:val="left"/>
+            </w:pPr>
+            <w:r>
+              <w:rPr>
+                <w:rFonts w:ascii="Arial" w:cs="Arial" w:eastAsia="Arial" w:hAnsi="Arial"/>
+                <w:b w:val="false"/>
+                <w:bCs w:val="false"/>
+                <w:i w:val="false"/>
+                <w:iCs w:val="false"/>
+                <w:color w:val="000000"/>
+                <w:sz w:val="18"/>
+                <w:szCs w:val="18"/>
+              </w:rPr>
+              <w:t xml:space="preserve">Biology</w:t>
+            </w:r>
+          </w:p>
+        </w:tc>
+      </w:tr>
+      <w:tr>
+        <w:tc>
+          <w:tcPr>
+            <w:tcW w:type="dxa" w:w="3000"/>
+            <w:shd w:fill="D5E8F0" w:color="auto" w:val="clear"/>
+            <w:tcMar>
+              <w:top w:type="dxa" w:w="60"/>
+              <w:left w:type="dxa" w:w="120"/>
+              <w:bottom w:type="dxa" w:w="60"/>
+              <w:right w:type="dxa" w:w="120"/>
+            </w:tcMar>
+            <w:vAlign w:val="top"/>
+          </w:tcPr>
+          <w:p>
+            <w:pPr>
+              <w:spacing w:after="40" w:before="0"/>
+              <w:jc w:val="left"/>
+            </w:pPr>
+            <w:r>
+              <w:rPr>
+                <w:rFonts w:ascii="Arial" w:cs="Arial" w:eastAsia="Arial" w:hAnsi="Arial"/>
+                <w:b/>
+                <w:bCs/>
+                <w:i w:val="false"/>
+                <w:iCs w:val="false"/>
+                <w:color w:val="000000"/>
+                <w:sz w:val="18"/>
+                <w:szCs w:val="18"/>
+              </w:rPr>
+              <w:t xml:space="preserve">Strand</w:t>
+            </w:r>
+          </w:p>
+        </w:tc>
+        <w:tc>
+          <w:tcPr>
+            <w:tcW w:type="dxa" w:w="10680"/>
+            <w:shd w:fill="FFFFFF" w:color="auto" w:val="clear"/>
+            <w:tcMar>
+              <w:top w:type="dxa" w:w="60"/>
+              <w:left w:type="dxa" w:w="120"/>
+              <w:bottom w:type="dxa" w:w="60"/>
+              <w:right w:type="dxa" w:w="120"/>
+            </w:tcMar>
+            <w:vAlign w:val="top"/>
+          </w:tcPr>
+          <w:p>
+            <w:pPr>
+              <w:spacing w:after="40" w:before="0"/>
+              <w:jc w:val="left"/>
+            </w:pPr>
+            <w:r>
+              <w:rPr>
+                <w:rFonts w:ascii="Arial" w:cs="Arial" w:eastAsia="Arial" w:hAnsi="Arial"/>
+                <w:b w:val="false"/>
+                <w:bCs w:val="false"/>
+                <w:i w:val="false"/>
+                <w:iCs w:val="false"/>
+                <w:color w:val="000000"/>
+                <w:sz w:val="18"/>
+                <w:szCs w:val="18"/>
+              </w:rPr>
+              <w:t xml:space="preserve">Strand 3.0: Animal Nutrition, Transport, and Gaseous Exchange</w:t>
+            </w:r>
+          </w:p>
+        </w:tc>
+      </w:tr>
+      <w:tr>
+        <w:tc>
+          <w:tcPr>
+            <w:tcW w:type="dxa" w:w="3000"/>
+            <w:shd w:fill="D5E8F0" w:color="auto" w:val="clear"/>
+            <w:tcMar>
+              <w:top w:type="dxa" w:w="60"/>
+              <w:left w:type="dxa" w:w="120"/>
+              <w:bottom w:type="dxa" w:w="60"/>
+              <w:right w:type="dxa" w:w="120"/>
+            </w:tcMar>
+            <w:vAlign w:val="top"/>
+          </w:tcPr>
+          <w:p>
+            <w:pPr>
+              <w:spacing w:after="40" w:before="0"/>
+              <w:jc w:val="left"/>
+            </w:pPr>
+            <w:r>
+              <w:rPr>
+                <w:rFonts w:ascii="Arial" w:cs="Arial" w:eastAsia="Arial" w:hAnsi="Arial"/>
+                <w:b/>
+                <w:bCs/>
+                <w:i w:val="false"/>
+                <w:iCs w:val="false"/>
+                <w:color w:val="000000"/>
+                <w:sz w:val="18"/>
+                <w:szCs w:val="18"/>
+              </w:rPr>
+              <w:t xml:space="preserve">Sub-Strand</w:t>
+            </w:r>
+          </w:p>
+        </w:tc>
+        <w:tc>
+          <w:tcPr>
+            <w:tcW w:type="dxa" w:w="10680"/>
+            <w:shd w:fill="FFFFFF" w:color="auto" w:val="clear"/>
+            <w:tcMar>
+              <w:top w:type="dxa" w:w="60"/>
+              <w:left w:type="dxa" w:w="120"/>
+              <w:bottom w:type="dxa" w:w="60"/>
+              <w:right w:type="dxa" w:w="120"/>
+            </w:tcMar>
+            <w:vAlign w:val="top"/>
+          </w:tcPr>
+          <w:p>
+            <w:pPr>
+              <w:spacing w:after="40" w:before="0"/>
+              <w:jc w:val="left"/>
+            </w:pPr>
+            <w:r>
+              <w:rPr>
+                <w:rFonts w:ascii="Arial" w:cs="Arial" w:eastAsia="Arial" w:hAnsi="Arial"/>
+                <w:b w:val="false"/>
+                <w:bCs w:val="false"/>
+                <w:i w:val="false"/>
+                <w:iCs w:val="false"/>
+                <w:color w:val="000000"/>
+                <w:sz w:val="18"/>
+                <w:szCs w:val="18"/>
+              </w:rPr>
+              <w:t xml:space="preserve">Sub-Strand 3.1: Animal Nutrition</w:t>
+            </w:r>
+          </w:p>
+        </w:tc>
+      </w:tr>
+      <w:tr>
+        <w:tc>
+          <w:tcPr>
+            <w:tcW w:type="dxa" w:w="3000"/>
+            <w:shd w:fill="D5E8F0" w:color="auto" w:val="clear"/>
+            <w:tcMar>
+              <w:top w:type="dxa" w:w="60"/>
+              <w:left w:type="dxa" w:w="120"/>
+              <w:bottom w:type="dxa" w:w="60"/>
+              <w:right w:type="dxa" w:w="120"/>
+            </w:tcMar>
+            <w:vAlign w:val="top"/>
+          </w:tcPr>
+          <w:p>
+            <w:pPr>
+              <w:spacing w:after="40" w:before="0"/>
+              <w:jc w:val="left"/>
+            </w:pPr>
+            <w:r>
+              <w:rPr>
+                <w:rFonts w:ascii="Arial" w:cs="Arial" w:eastAsia="Arial" w:hAnsi="Arial"/>
+                <w:b/>
+                <w:bCs/>
+                <w:i w:val="false"/>
+                <w:iCs w:val="false"/>
+                <w:color w:val="000000"/>
+                <w:sz w:val="18"/>
+                <w:szCs w:val="18"/>
+              </w:rPr>
+              <w:t xml:space="preserve">Total Duration</w:t>
+            </w:r>
+          </w:p>
+        </w:tc>
+        <w:tc>
+          <w:tcPr>
+            <w:tcW w:type="dxa" w:w="10680"/>
+            <w:shd w:fill="FFFFFF" w:color="auto" w:val="clear"/>
+            <w:tcMar>
+              <w:top w:type="dxa" w:w="60"/>
+              <w:left w:type="dxa" w:w="120"/>
+              <w:bottom w:type="dxa" w:w="60"/>
+              <w:right w:type="dxa" w:w="120"/>
+            </w:tcMar>
+            <w:vAlign w:val="top"/>
+          </w:tcPr>
+          <w:p>
+            <w:pPr>
+              <w:spacing w:after="40" w:before="0"/>
+              <w:jc w:val="left"/>
+            </w:pPr>
+            <w:r>
+              <w:rPr>
+                <w:rFonts w:ascii="Arial" w:cs="Arial" w:eastAsia="Arial" w:hAnsi="Arial"/>
+                <w:b w:val="false"/>
+                <w:bCs w:val="false"/>
+                <w:i w:val="false"/>
+                <w:iCs w:val="false"/>
+                <w:color w:val="000000"/>
+                <w:sz w:val="18"/>
+                <w:szCs w:val="18"/>
+              </w:rPr>
+              <w:t xml:space="preserve">10 lessons × 40 minutes = 400 minutes total</w:t>
+            </w:r>
+          </w:p>
+        </w:tc>
+      </w:tr>
+      <w:tr>
+        <w:tc>
+          <w:tcPr>
+            <w:tcW w:type="dxa" w:w="3000"/>
+            <w:shd w:fill="D5E8F0" w:color="auto" w:val="clear"/>
+            <w:tcMar>
+              <w:top w:type="dxa" w:w="60"/>
+              <w:left w:type="dxa" w:w="120"/>
+              <w:bottom w:type="dxa" w:w="60"/>
+              <w:right w:type="dxa" w:w="120"/>
+            </w:tcMar>
+            <w:vAlign w:val="top"/>
+          </w:tcPr>
+          <w:p>
+            <w:pPr>
+              <w:spacing w:after="40" w:before="0"/>
+              <w:jc w:val="left"/>
+            </w:pPr>
+            <w:r>
+              <w:rPr>
+                <w:rFonts w:ascii="Arial" w:cs="Arial" w:eastAsia="Arial" w:hAnsi="Arial"/>
+                <w:b/>
+                <w:bCs/>
+                <w:i w:val="false"/>
+                <w:iCs w:val="false"/>
+                <w:color w:val="000000"/>
+                <w:sz w:val="18"/>
+                <w:szCs w:val="18"/>
+              </w:rPr>
+              <w:t xml:space="preserve">Sub-Strand Content</w:t>
+            </w:r>
+          </w:p>
+        </w:tc>
+        <w:tc>
+          <w:tcPr>
+            <w:tcW w:type="dxa" w:w="10680"/>
+            <w:shd w:fill="FFFFFF" w:color="auto" w:val="clear"/>
+            <w:tcMar>
+              <w:top w:type="dxa" w:w="60"/>
+              <w:left w:type="dxa" w:w="120"/>
+              <w:bottom w:type="dxa" w:w="60"/>
+              <w:right w:type="dxa" w:w="120"/>
+            </w:tcMar>
+            <w:vAlign w:val="top"/>
+          </w:tcPr>
+          <w:p>
+            <w:pPr>
+              <w:spacing w:after="30" w:before="0"/>
+              <w:ind w:left="360" w:hanging="180"/>
+              <w:jc w:val="left"/>
+            </w:pPr>
+            <w:r>
+              <w:rPr>
+                <w:rFonts w:ascii="Arial" w:cs="Arial" w:eastAsia="Arial" w:hAnsi="Arial"/>
+                <w:b w:val="false"/>
+                <w:bCs w:val="false"/>
+                <w:i w:val="false"/>
+                <w:iCs w:val="false"/>
+                <w:color w:val="000000"/>
+                <w:sz w:val="18"/>
+                <w:szCs w:val="18"/>
+              </w:rPr>
+              <w:t xml:space="preserve">–  Introduction to animal nutrition — types of nutrition (autotrophic vs heterotrophic)</w:t>
+            </w:r>
+          </w:p>
+          <w:p>
+            <w:pPr>
+              <w:spacing w:after="30" w:before="0"/>
+              <w:ind w:left="360" w:hanging="180"/>
+              <w:jc w:val="left"/>
+            </w:pPr>
+            <w:r>
+              <w:rPr>
+                <w:rFonts w:ascii="Arial" w:cs="Arial" w:eastAsia="Arial" w:hAnsi="Arial"/>
+                <w:b w:val="false"/>
+                <w:bCs w:val="false"/>
+                <w:i w:val="false"/>
+                <w:iCs w:val="false"/>
+                <w:color w:val="000000"/>
+                <w:sz w:val="18"/>
+                <w:szCs w:val="18"/>
+              </w:rPr>
+              <w:t xml:space="preserve">–  Mouthparts of insects: chewing and biting (e.g., grasshopper, termite)</w:t>
+            </w:r>
+          </w:p>
+          <w:p>
+            <w:pPr>
+              <w:spacing w:after="30" w:before="0"/>
+              <w:ind w:left="360" w:hanging="180"/>
+              <w:jc w:val="left"/>
+            </w:pPr>
+            <w:r>
+              <w:rPr>
+                <w:rFonts w:ascii="Arial" w:cs="Arial" w:eastAsia="Arial" w:hAnsi="Arial"/>
+                <w:b w:val="false"/>
+                <w:bCs w:val="false"/>
+                <w:i w:val="false"/>
+                <w:iCs w:val="false"/>
+                <w:color w:val="000000"/>
+                <w:sz w:val="18"/>
+                <w:szCs w:val="18"/>
+              </w:rPr>
+              <w:t xml:space="preserve">–  Mouthparts of insects: piercing and sucking (e.g., mosquito, aphid, tsetse fly)</w:t>
+            </w:r>
+          </w:p>
+          <w:p>
+            <w:pPr>
+              <w:spacing w:after="30" w:before="0"/>
+              <w:ind w:left="360" w:hanging="180"/>
+              <w:jc w:val="left"/>
+            </w:pPr>
+            <w:r>
+              <w:rPr>
+                <w:rFonts w:ascii="Arial" w:cs="Arial" w:eastAsia="Arial" w:hAnsi="Arial"/>
+                <w:b w:val="false"/>
+                <w:bCs w:val="false"/>
+                <w:i w:val="false"/>
+                <w:iCs w:val="false"/>
+                <w:color w:val="000000"/>
+                <w:sz w:val="18"/>
+                <w:szCs w:val="18"/>
+              </w:rPr>
+              <w:t xml:space="preserve">–  Mouthparts of birds: crushing and tearing (e.g., eagle, vulture, hornbill)</w:t>
+            </w:r>
+          </w:p>
+          <w:p>
+            <w:pPr>
+              <w:spacing w:after="30" w:before="0"/>
+              <w:ind w:left="360" w:hanging="180"/>
+              <w:jc w:val="left"/>
+            </w:pPr>
+            <w:r>
+              <w:rPr>
+                <w:rFonts w:ascii="Arial" w:cs="Arial" w:eastAsia="Arial" w:hAnsi="Arial"/>
+                <w:b w:val="false"/>
+                <w:bCs w:val="false"/>
+                <w:i w:val="false"/>
+                <w:iCs w:val="false"/>
+                <w:color w:val="000000"/>
+                <w:sz w:val="18"/>
+                <w:szCs w:val="18"/>
+              </w:rPr>
+              <w:t xml:space="preserve">–  Mouthparts of birds: probing and filtering (e.g., flamingo at Lake Nakuru, sunbird, ibis)</w:t>
+            </w:r>
+          </w:p>
+          <w:p>
+            <w:pPr>
+              <w:spacing w:after="30" w:before="0"/>
+              <w:ind w:left="360" w:hanging="180"/>
+              <w:jc w:val="left"/>
+            </w:pPr>
+            <w:r>
+              <w:rPr>
+                <w:rFonts w:ascii="Arial" w:cs="Arial" w:eastAsia="Arial" w:hAnsi="Arial"/>
+                <w:b w:val="false"/>
+                <w:bCs w:val="false"/>
+                <w:i w:val="false"/>
+                <w:iCs w:val="false"/>
+                <w:color w:val="000000"/>
+                <w:sz w:val="18"/>
+                <w:szCs w:val="18"/>
+              </w:rPr>
+              <w:t xml:space="preserve">–  Dentition in mammals — types of teeth and their functions</w:t>
+            </w:r>
+          </w:p>
+          <w:p>
+            <w:pPr>
+              <w:spacing w:after="30" w:before="0"/>
+              <w:ind w:left="360" w:hanging="180"/>
+              <w:jc w:val="left"/>
+            </w:pPr>
+            <w:r>
+              <w:rPr>
+                <w:rFonts w:ascii="Arial" w:cs="Arial" w:eastAsia="Arial" w:hAnsi="Arial"/>
+                <w:b w:val="false"/>
+                <w:bCs w:val="false"/>
+                <w:i w:val="false"/>
+                <w:iCs w:val="false"/>
+                <w:color w:val="000000"/>
+                <w:sz w:val="18"/>
+                <w:szCs w:val="18"/>
+              </w:rPr>
+              <w:t xml:space="preserve">–  Dental formulae of herbivores, carnivores, and omnivores (using Kenyan wildlife examples)</w:t>
+            </w:r>
+          </w:p>
+          <w:p>
+            <w:pPr>
+              <w:spacing w:after="30" w:before="0"/>
+              <w:ind w:left="360" w:hanging="180"/>
+              <w:jc w:val="left"/>
+            </w:pPr>
+            <w:r>
+              <w:rPr>
+                <w:rFonts w:ascii="Arial" w:cs="Arial" w:eastAsia="Arial" w:hAnsi="Arial"/>
+                <w:b w:val="false"/>
+                <w:bCs w:val="false"/>
+                <w:i w:val="false"/>
+                <w:iCs w:val="false"/>
+                <w:color w:val="000000"/>
+                <w:sz w:val="18"/>
+                <w:szCs w:val="18"/>
+              </w:rPr>
+              <w:t xml:space="preserve">–  Human digestive system — structure and function of organs</w:t>
+            </w:r>
+          </w:p>
+          <w:p>
+            <w:pPr>
+              <w:spacing w:after="30" w:before="0"/>
+              <w:ind w:left="360" w:hanging="180"/>
+              <w:jc w:val="left"/>
+            </w:pPr>
+            <w:r>
+              <w:rPr>
+                <w:rFonts w:ascii="Arial" w:cs="Arial" w:eastAsia="Arial" w:hAnsi="Arial"/>
+                <w:b w:val="false"/>
+                <w:bCs w:val="false"/>
+                <w:i w:val="false"/>
+                <w:iCs w:val="false"/>
+                <w:color w:val="000000"/>
+                <w:sz w:val="18"/>
+                <w:szCs w:val="18"/>
+              </w:rPr>
+              <w:t xml:space="preserve">–  Enzymes in digestion — types, sites of action, and products</w:t>
+            </w:r>
+          </w:p>
+          <w:p>
+            <w:pPr>
+              <w:spacing w:after="30" w:before="0"/>
+              <w:ind w:left="360" w:hanging="180"/>
+              <w:jc w:val="left"/>
+            </w:pPr>
+            <w:r>
+              <w:rPr>
+                <w:rFonts w:ascii="Arial" w:cs="Arial" w:eastAsia="Arial" w:hAnsi="Arial"/>
+                <w:b w:val="false"/>
+                <w:bCs w:val="false"/>
+                <w:i w:val="false"/>
+                <w:iCs w:val="false"/>
+                <w:color w:val="000000"/>
+                <w:sz w:val="18"/>
+                <w:szCs w:val="18"/>
+              </w:rPr>
+              <w:t xml:space="preserve">–  Absorption and assimilation of digested food; malnutrition and deficiency diseases in Kenya</w:t>
+            </w:r>
+          </w:p>
+        </w:tc>
+      </w:tr>
+      <w:tr>
+        <w:tc>
+          <w:tcPr>
+            <w:tcW w:type="dxa" w:w="3000"/>
+            <w:shd w:fill="D5E8F0" w:color="auto" w:val="clear"/>
+            <w:tcMar>
+              <w:top w:type="dxa" w:w="60"/>
+              <w:left w:type="dxa" w:w="120"/>
+              <w:bottom w:type="dxa" w:w="60"/>
+              <w:right w:type="dxa" w:w="120"/>
+            </w:tcMar>
+            <w:vAlign w:val="top"/>
+          </w:tcPr>
+          <w:p>
+            <w:pPr>
+              <w:spacing w:after="40" w:before="0"/>
+              <w:jc w:val="left"/>
+            </w:pPr>
+            <w:r>
+              <w:rPr>
+                <w:rFonts w:ascii="Arial" w:cs="Arial" w:eastAsia="Arial" w:hAnsi="Arial"/>
+                <w:b/>
+                <w:bCs/>
+                <w:i w:val="false"/>
+                <w:iCs w:val="false"/>
+                <w:color w:val="000000"/>
+                <w:sz w:val="18"/>
+                <w:szCs w:val="18"/>
+              </w:rPr>
+              <w:t xml:space="preserve">Learning Outcomes</w:t>
+            </w:r>
+          </w:p>
+        </w:tc>
+        <w:tc>
+          <w:tcPr>
+            <w:tcW w:type="dxa" w:w="10680"/>
+            <w:shd w:fill="FFFFFF" w:color="auto" w:val="clear"/>
+            <w:tcMar>
+              <w:top w:type="dxa" w:w="60"/>
+              <w:left w:type="dxa" w:w="120"/>
+              <w:bottom w:type="dxa" w:w="60"/>
+              <w:right w:type="dxa" w:w="120"/>
+            </w:tcMar>
+            <w:vAlign w:val="top"/>
+          </w:tcPr>
+          <w:p>
+            <w:pPr>
+              <w:spacing w:after="40" w:before="0"/>
+              <w:jc w:val="left"/>
+            </w:pPr>
+            <w:r>
+              <w:rPr>
+                <w:rFonts w:ascii="Arial" w:cs="Arial" w:eastAsia="Arial" w:hAnsi="Arial"/>
+                <w:b w:val="false"/>
+                <w:bCs w:val="false"/>
+                <w:i w:val="false"/>
+                <w:iCs w:val="false"/>
+                <w:color w:val="000000"/>
+                <w:sz w:val="18"/>
+                <w:szCs w:val="18"/>
+              </w:rPr>
+              <w:t xml:space="preserve">By the end of the sub-strand, the learner should be able to:</w:t>
+            </w:r>
+          </w:p>
+          <w:p>
+            <w:pPr>
+              <w:spacing w:after="40" w:before="0"/>
+              <w:jc w:val="left"/>
+            </w:pPr>
+            <w:r>
+              <w:rPr>
+                <w:rFonts w:ascii="Arial" w:cs="Arial" w:eastAsia="Arial" w:hAnsi="Arial"/>
+                <w:b w:val="false"/>
+                <w:bCs w:val="false"/>
+                <w:i w:val="false"/>
+                <w:iCs w:val="false"/>
+                <w:color w:val="000000"/>
+                <w:sz w:val="18"/>
+                <w:szCs w:val="18"/>
+              </w:rPr>
+              <w:t xml:space="preserve">a) explain the types of nutrition in animals and their significance in everyday life,</w:t>
+            </w:r>
+          </w:p>
+          <w:p>
+            <w:pPr>
+              <w:spacing w:after="40" w:before="0"/>
+              <w:jc w:val="left"/>
+            </w:pPr>
+            <w:r>
+              <w:rPr>
+                <w:rFonts w:ascii="Arial" w:cs="Arial" w:eastAsia="Arial" w:hAnsi="Arial"/>
+                <w:b w:val="false"/>
+                <w:bCs w:val="false"/>
+                <w:i w:val="false"/>
+                <w:iCs w:val="false"/>
+                <w:color w:val="000000"/>
+                <w:sz w:val="18"/>
+                <w:szCs w:val="18"/>
+              </w:rPr>
+              <w:t xml:space="preserve">b) identify and describe the structure and function of different mouthparts in insects and birds in relation to their feeding habits,</w:t>
+            </w:r>
+          </w:p>
+          <w:p>
+            <w:pPr>
+              <w:spacing w:after="40" w:before="0"/>
+              <w:jc w:val="left"/>
+            </w:pPr>
+            <w:r>
+              <w:rPr>
+                <w:rFonts w:ascii="Arial" w:cs="Arial" w:eastAsia="Arial" w:hAnsi="Arial"/>
+                <w:b w:val="false"/>
+                <w:bCs w:val="false"/>
+                <w:i w:val="false"/>
+                <w:iCs w:val="false"/>
+                <w:color w:val="000000"/>
+                <w:sz w:val="18"/>
+                <w:szCs w:val="18"/>
+              </w:rPr>
+              <w:t xml:space="preserve">c) describe the types of teeth and dental formulae of herbivores, carnivores, and omnivores using Kenyan animal examples,</w:t>
+            </w:r>
+          </w:p>
+          <w:p>
+            <w:pPr>
+              <w:spacing w:after="40" w:before="0"/>
+              <w:jc w:val="left"/>
+            </w:pPr>
+            <w:r>
+              <w:rPr>
+                <w:rFonts w:ascii="Arial" w:cs="Arial" w:eastAsia="Arial" w:hAnsi="Arial"/>
+                <w:b w:val="false"/>
+                <w:bCs w:val="false"/>
+                <w:i w:val="false"/>
+                <w:iCs w:val="false"/>
+                <w:color w:val="000000"/>
+                <w:sz w:val="18"/>
+                <w:szCs w:val="18"/>
+              </w:rPr>
+              <w:t xml:space="preserve">d) describe the structure and functions of the organs of the human digestive system,</w:t>
+            </w:r>
+          </w:p>
+          <w:p>
+            <w:pPr>
+              <w:spacing w:after="40" w:before="0"/>
+              <w:jc w:val="left"/>
+            </w:pPr>
+            <w:r>
+              <w:rPr>
+                <w:rFonts w:ascii="Arial" w:cs="Arial" w:eastAsia="Arial" w:hAnsi="Arial"/>
+                <w:b w:val="false"/>
+                <w:bCs w:val="false"/>
+                <w:i w:val="false"/>
+                <w:iCs w:val="false"/>
+                <w:color w:val="000000"/>
+                <w:sz w:val="18"/>
+                <w:szCs w:val="18"/>
+              </w:rPr>
+              <w:t xml:space="preserve">e) explain the role of enzymes in the digestion of carbohydrates, proteins, and lipids,</w:t>
+            </w:r>
+          </w:p>
+          <w:p>
+            <w:pPr>
+              <w:spacing w:after="40" w:before="0"/>
+              <w:jc w:val="left"/>
+            </w:pPr>
+            <w:r>
+              <w:rPr>
+                <w:rFonts w:ascii="Arial" w:cs="Arial" w:eastAsia="Arial" w:hAnsi="Arial"/>
+                <w:b w:val="false"/>
+                <w:bCs w:val="false"/>
+                <w:i w:val="false"/>
+                <w:iCs w:val="false"/>
+                <w:color w:val="000000"/>
+                <w:sz w:val="18"/>
+                <w:szCs w:val="18"/>
+              </w:rPr>
+              <w:t xml:space="preserve">f) describe the processes of absorption and assimilation of digested food products,</w:t>
+            </w:r>
+          </w:p>
+          <w:p>
+            <w:pPr>
+              <w:spacing w:after="40" w:before="0"/>
+              <w:jc w:val="left"/>
+            </w:pPr>
+            <w:r>
+              <w:rPr>
+                <w:rFonts w:ascii="Arial" w:cs="Arial" w:eastAsia="Arial" w:hAnsi="Arial"/>
+                <w:b w:val="false"/>
+                <w:bCs w:val="false"/>
+                <w:i w:val="false"/>
+                <w:iCs w:val="false"/>
+                <w:color w:val="000000"/>
+                <w:sz w:val="18"/>
+                <w:szCs w:val="18"/>
+              </w:rPr>
+              <w:t xml:space="preserve">g) relate malnutrition and dietary deficiency diseases to feeding habits observed in Kenyan communities,</w:t>
+            </w:r>
+          </w:p>
+          <w:p>
+            <w:pPr>
+              <w:spacing w:after="40" w:before="0"/>
+              <w:jc w:val="left"/>
+            </w:pPr>
+            <w:r>
+              <w:rPr>
+                <w:rFonts w:ascii="Arial" w:cs="Arial" w:eastAsia="Arial" w:hAnsi="Arial"/>
+                <w:b w:val="false"/>
+                <w:bCs w:val="false"/>
+                <w:i w:val="false"/>
+                <w:iCs w:val="false"/>
+                <w:color w:val="000000"/>
+                <w:sz w:val="18"/>
+                <w:szCs w:val="18"/>
+              </w:rPr>
+              <w:t xml:space="preserve">h) appreciate the importance of proper nutrition and balanced diet for healthy living.</w:t>
+            </w:r>
+          </w:p>
+        </w:tc>
+      </w:tr>
+      <w:tr>
+        <w:tc>
+          <w:tcPr>
+            <w:tcW w:type="dxa" w:w="3000"/>
+            <w:shd w:fill="D5E8F0" w:color="auto" w:val="clear"/>
+            <w:tcMar>
+              <w:top w:type="dxa" w:w="60"/>
+              <w:left w:type="dxa" w:w="120"/>
+              <w:bottom w:type="dxa" w:w="60"/>
+              <w:right w:type="dxa" w:w="120"/>
+            </w:tcMar>
+            <w:vAlign w:val="top"/>
+          </w:tcPr>
+          <w:p>
+            <w:pPr>
+              <w:spacing w:after="40" w:before="0"/>
+              <w:jc w:val="left"/>
+            </w:pPr>
+            <w:r>
+              <w:rPr>
+                <w:rFonts w:ascii="Arial" w:cs="Arial" w:eastAsia="Arial" w:hAnsi="Arial"/>
+                <w:b/>
+                <w:bCs/>
+                <w:i w:val="false"/>
+                <w:iCs w:val="false"/>
+                <w:color w:val="000000"/>
+                <w:sz w:val="18"/>
+                <w:szCs w:val="18"/>
+              </w:rPr>
+              <w:t xml:space="preserve">Core Competencies</w:t>
+            </w:r>
+          </w:p>
+        </w:tc>
+        <w:tc>
+          <w:tcPr>
+            <w:tcW w:type="dxa" w:w="10680"/>
+            <w:shd w:fill="FFFFFF" w:color="auto" w:val="clear"/>
+            <w:tcMar>
+              <w:top w:type="dxa" w:w="60"/>
+              <w:left w:type="dxa" w:w="120"/>
+              <w:bottom w:type="dxa" w:w="60"/>
+              <w:right w:type="dxa" w:w="120"/>
+            </w:tcMar>
+            <w:vAlign w:val="top"/>
+          </w:tcPr>
+          <w:p>
+            <w:pPr>
+              <w:spacing w:after="30" w:before="0"/>
+              <w:ind w:left="360" w:hanging="180"/>
+              <w:jc w:val="left"/>
+            </w:pPr>
+            <w:r>
+              <w:rPr>
+                <w:rFonts w:ascii="Arial" w:cs="Arial" w:eastAsia="Arial" w:hAnsi="Arial"/>
+                <w:b w:val="false"/>
+                <w:bCs w:val="false"/>
+                <w:i w:val="false"/>
+                <w:iCs w:val="false"/>
+                <w:color w:val="000000"/>
+                <w:sz w:val="18"/>
+                <w:szCs w:val="18"/>
+              </w:rPr>
+              <w:t xml:space="preserve">–  Communication and Collaboration: Learners collaboratively analyse specimens of insect mouthparts and bird beak models, discuss findings in groups, and present conclusions to peers — mirroring how nutritionists and ecologists share field data.</w:t>
+            </w:r>
+          </w:p>
+          <w:p>
+            <w:pPr>
+              <w:spacing w:after="30" w:before="0"/>
+              <w:ind w:left="360" w:hanging="180"/>
+              <w:jc w:val="left"/>
+            </w:pPr>
+            <w:r>
+              <w:rPr>
+                <w:rFonts w:ascii="Arial" w:cs="Arial" w:eastAsia="Arial" w:hAnsi="Arial"/>
+                <w:b w:val="false"/>
+                <w:bCs w:val="false"/>
+                <w:i w:val="false"/>
+                <w:iCs w:val="false"/>
+                <w:color w:val="000000"/>
+                <w:sz w:val="18"/>
+                <w:szCs w:val="18"/>
+              </w:rPr>
+              <w:t xml:space="preserve">–  Critical Thinking and Problem Solving: Learners examine dental formulae of different Kenyan animals (lion, cow, human) and reason about the relationship between tooth structure, diet, and ecological role.</w:t>
+            </w:r>
+          </w:p>
+          <w:p>
+            <w:pPr>
+              <w:spacing w:after="30" w:before="0"/>
+              <w:ind w:left="360" w:hanging="180"/>
+              <w:jc w:val="left"/>
+            </w:pPr>
+            <w:r>
+              <w:rPr>
+                <w:rFonts w:ascii="Arial" w:cs="Arial" w:eastAsia="Arial" w:hAnsi="Arial"/>
+                <w:b w:val="false"/>
+                <w:bCs w:val="false"/>
+                <w:i w:val="false"/>
+                <w:iCs w:val="false"/>
+                <w:color w:val="000000"/>
+                <w:sz w:val="18"/>
+                <w:szCs w:val="18"/>
+              </w:rPr>
+              <w:t xml:space="preserve">–  Imagination and Creativity: Learners construct labelled diagrams and physical models of the human digestive system using locally available materials (e.g., tubing, balloons, ugali dough) to visualise organ function.</w:t>
+            </w:r>
+          </w:p>
+          <w:p>
+            <w:pPr>
+              <w:spacing w:after="30" w:before="0"/>
+              <w:ind w:left="360" w:hanging="180"/>
+              <w:jc w:val="left"/>
+            </w:pPr>
+            <w:r>
+              <w:rPr>
+                <w:rFonts w:ascii="Arial" w:cs="Arial" w:eastAsia="Arial" w:hAnsi="Arial"/>
+                <w:b w:val="false"/>
+                <w:bCs w:val="false"/>
+                <w:i w:val="false"/>
+                <w:iCs w:val="false"/>
+                <w:color w:val="000000"/>
+                <w:sz w:val="18"/>
+                <w:szCs w:val="18"/>
+              </w:rPr>
+              <w:t xml:space="preserve">–  Self-efficacy: Learners design a personal balanced-diet meal plan using common Kenyan foods (ugali, sukuma wiki, beans, githeri, fish from Lake Victoria) and evaluate its nutritional adequacy.</w:t>
+            </w:r>
+          </w:p>
+          <w:p>
+            <w:pPr>
+              <w:spacing w:after="30" w:before="0"/>
+              <w:ind w:left="360" w:hanging="180"/>
+              <w:jc w:val="left"/>
+            </w:pPr>
+            <w:r>
+              <w:rPr>
+                <w:rFonts w:ascii="Arial" w:cs="Arial" w:eastAsia="Arial" w:hAnsi="Arial"/>
+                <w:b w:val="false"/>
+                <w:bCs w:val="false"/>
+                <w:i w:val="false"/>
+                <w:iCs w:val="false"/>
+                <w:color w:val="000000"/>
+                <w:sz w:val="18"/>
+                <w:szCs w:val="18"/>
+              </w:rPr>
+              <w:t xml:space="preserve">–  Digital Literacy: Learners use offline simulations and videos on the ARES platform to observe enzyme action and peristalsis where live experiments are not possible.</w:t>
+            </w:r>
+          </w:p>
+        </w:tc>
+      </w:tr>
+      <w:tr>
+        <w:tc>
+          <w:tcPr>
+            <w:tcW w:type="dxa" w:w="3000"/>
+            <w:shd w:fill="E2EFDA" w:color="auto" w:val="clear"/>
+            <w:tcMar>
+              <w:top w:type="dxa" w:w="60"/>
+              <w:left w:type="dxa" w:w="120"/>
+              <w:bottom w:type="dxa" w:w="60"/>
+              <w:right w:type="dxa" w:w="120"/>
+            </w:tcMar>
+            <w:vAlign w:val="top"/>
+          </w:tcPr>
+          <w:p>
+            <w:pPr>
+              <w:spacing w:after="40" w:before="0"/>
+              <w:jc w:val="left"/>
+            </w:pPr>
+            <w:r>
+              <w:rPr>
+                <w:rFonts w:ascii="Arial" w:cs="Arial" w:eastAsia="Arial" w:hAnsi="Arial"/>
+                <w:b/>
+                <w:bCs/>
+                <w:i w:val="false"/>
+                <w:iCs w:val="false"/>
+                <w:color w:val="000000"/>
+                <w:sz w:val="18"/>
+                <w:szCs w:val="18"/>
+              </w:rPr>
+              <w:t xml:space="preserve">Core Values</w:t>
+            </w:r>
+          </w:p>
+        </w:tc>
+        <w:tc>
+          <w:tcPr>
+            <w:tcW w:type="dxa" w:w="10680"/>
+            <w:shd w:fill="FFFFFF" w:color="auto" w:val="clear"/>
+            <w:tcMar>
+              <w:top w:type="dxa" w:w="60"/>
+              <w:left w:type="dxa" w:w="120"/>
+              <w:bottom w:type="dxa" w:w="60"/>
+              <w:right w:type="dxa" w:w="120"/>
+            </w:tcMar>
+            <w:vAlign w:val="top"/>
+          </w:tcPr>
+          <w:p>
+            <w:pPr>
+              <w:spacing w:after="30" w:before="0"/>
+              <w:ind w:left="360" w:hanging="180"/>
+              <w:jc w:val="left"/>
+            </w:pPr>
+            <w:r>
+              <w:rPr>
+                <w:rFonts w:ascii="Arial" w:cs="Arial" w:eastAsia="Arial" w:hAnsi="Arial"/>
+                <w:b w:val="false"/>
+                <w:bCs w:val="false"/>
+                <w:i w:val="false"/>
+                <w:iCs w:val="false"/>
+                <w:color w:val="000000"/>
+                <w:sz w:val="18"/>
+                <w:szCs w:val="18"/>
+              </w:rPr>
+              <w:t xml:space="preserve">–  Responsibility: Learners responsibly handle biological specimens (insect mouthparts, dissection materials) and safely dispose of materials after practical activities.</w:t>
+            </w:r>
+          </w:p>
+          <w:p>
+            <w:pPr>
+              <w:spacing w:after="30" w:before="0"/>
+              <w:ind w:left="360" w:hanging="180"/>
+              <w:jc w:val="left"/>
+            </w:pPr>
+            <w:r>
+              <w:rPr>
+                <w:rFonts w:ascii="Arial" w:cs="Arial" w:eastAsia="Arial" w:hAnsi="Arial"/>
+                <w:b w:val="false"/>
+                <w:bCs w:val="false"/>
+                <w:i w:val="false"/>
+                <w:iCs w:val="false"/>
+                <w:color w:val="000000"/>
+                <w:sz w:val="18"/>
+                <w:szCs w:val="18"/>
+              </w:rPr>
+              <w:t xml:space="preserve">–  Respect: Learners appreciate diverse dietary practices and food cultures across Kenyan communities (coastal, pastoralist, and highland farming communities) without prejudice during discussions on nutrition and malnutrition.</w:t>
+            </w:r>
+          </w:p>
+          <w:p>
+            <w:pPr>
+              <w:spacing w:after="30" w:before="0"/>
+              <w:ind w:left="360" w:hanging="180"/>
+              <w:jc w:val="left"/>
+            </w:pPr>
+            <w:r>
+              <w:rPr>
+                <w:rFonts w:ascii="Arial" w:cs="Arial" w:eastAsia="Arial" w:hAnsi="Arial"/>
+                <w:b w:val="false"/>
+                <w:bCs w:val="false"/>
+                <w:i w:val="false"/>
+                <w:iCs w:val="false"/>
+                <w:color w:val="000000"/>
+                <w:sz w:val="18"/>
+                <w:szCs w:val="18"/>
+              </w:rPr>
+              <w:t xml:space="preserve">–  Unity: Learners work collaboratively in mixed groups during model-building and practical sessions, valuing each member's contribution regardless of background.</w:t>
+            </w:r>
+          </w:p>
+          <w:p>
+            <w:pPr>
+              <w:spacing w:after="30" w:before="0"/>
+              <w:ind w:left="360" w:hanging="180"/>
+              <w:jc w:val="left"/>
+            </w:pPr>
+            <w:r>
+              <w:rPr>
+                <w:rFonts w:ascii="Arial" w:cs="Arial" w:eastAsia="Arial" w:hAnsi="Arial"/>
+                <w:b w:val="false"/>
+                <w:bCs w:val="false"/>
+                <w:i w:val="false"/>
+                <w:iCs w:val="false"/>
+                <w:color w:val="000000"/>
+                <w:sz w:val="18"/>
+                <w:szCs w:val="18"/>
+              </w:rPr>
+              <w:t xml:space="preserve">–  Social Justice: Learners reflect on food insecurity and malnutrition in vulnerable Kenyan communities (e.g., arid and semi-arid areas) and discuss equitable access to nutritious food as a human right.</w:t>
+            </w:r>
+          </w:p>
+        </w:tc>
+      </w:tr>
+      <w:tr>
+        <w:tc>
+          <w:tcPr>
+            <w:tcW w:type="dxa" w:w="3000"/>
+            <w:shd w:fill="D5E8F0" w:color="auto" w:val="clear"/>
+            <w:tcMar>
+              <w:top w:type="dxa" w:w="60"/>
+              <w:left w:type="dxa" w:w="120"/>
+              <w:bottom w:type="dxa" w:w="60"/>
+              <w:right w:type="dxa" w:w="120"/>
+            </w:tcMar>
+            <w:vAlign w:val="top"/>
+          </w:tcPr>
+          <w:p>
+            <w:pPr>
+              <w:spacing w:after="40" w:before="0"/>
+              <w:jc w:val="left"/>
+            </w:pPr>
+            <w:r>
+              <w:rPr>
+                <w:rFonts w:ascii="Arial" w:cs="Arial" w:eastAsia="Arial" w:hAnsi="Arial"/>
+                <w:b/>
+                <w:bCs/>
+                <w:i w:val="false"/>
+                <w:iCs w:val="false"/>
+                <w:color w:val="000000"/>
+                <w:sz w:val="18"/>
+                <w:szCs w:val="18"/>
+              </w:rPr>
+              <w:t xml:space="preserve">Science &amp; Engineering Practices</w:t>
+            </w:r>
+          </w:p>
+        </w:tc>
+        <w:tc>
+          <w:tcPr>
+            <w:tcW w:type="dxa" w:w="10680"/>
+            <w:shd w:fill="FFFFFF" w:color="auto" w:val="clear"/>
+            <w:tcMar>
+              <w:top w:type="dxa" w:w="60"/>
+              <w:left w:type="dxa" w:w="120"/>
+              <w:bottom w:type="dxa" w:w="60"/>
+              <w:right w:type="dxa" w:w="120"/>
+            </w:tcMar>
+            <w:vAlign w:val="top"/>
+          </w:tcPr>
+          <w:p>
+            <w:pPr>
+              <w:spacing w:after="30" w:before="0"/>
+              <w:ind w:left="360" w:hanging="180"/>
+              <w:jc w:val="left"/>
+            </w:pPr>
+            <w:r>
+              <w:rPr>
+                <w:rFonts w:ascii="Arial" w:cs="Arial" w:eastAsia="Arial" w:hAnsi="Arial"/>
+                <w:b w:val="false"/>
+                <w:bCs w:val="false"/>
+                <w:i w:val="false"/>
+                <w:iCs w:val="false"/>
+                <w:color w:val="000000"/>
+                <w:sz w:val="18"/>
+                <w:szCs w:val="18"/>
+              </w:rPr>
+              <w:t xml:space="preserve">–  Asking Questions and Defining Problems: Learners generate questions about why different animals have differently shaped mouthparts and teeth, anchoring inquiry into the driving question about feeding adaptations.</w:t>
+            </w:r>
+          </w:p>
+          <w:p>
+            <w:pPr>
+              <w:spacing w:after="30" w:before="0"/>
+              <w:ind w:left="360" w:hanging="180"/>
+              <w:jc w:val="left"/>
+            </w:pPr>
+            <w:r>
+              <w:rPr>
+                <w:rFonts w:ascii="Arial" w:cs="Arial" w:eastAsia="Arial" w:hAnsi="Arial"/>
+                <w:b w:val="false"/>
+                <w:bCs w:val="false"/>
+                <w:i w:val="false"/>
+                <w:iCs w:val="false"/>
+                <w:color w:val="000000"/>
+                <w:sz w:val="18"/>
+                <w:szCs w:val="18"/>
+              </w:rPr>
+              <w:t xml:space="preserve">–  Analysing and Interpreting Data: Learners examine photomicrographs and diagrams of insect mouthparts and bird beaks, interpret dental formulae, and draw conclusions about diet from structural evidence.</w:t>
+            </w:r>
+          </w:p>
+          <w:p>
+            <w:pPr>
+              <w:spacing w:after="30" w:before="0"/>
+              <w:ind w:left="360" w:hanging="180"/>
+              <w:jc w:val="left"/>
+            </w:pPr>
+            <w:r>
+              <w:rPr>
+                <w:rFonts w:ascii="Arial" w:cs="Arial" w:eastAsia="Arial" w:hAnsi="Arial"/>
+                <w:b w:val="false"/>
+                <w:bCs w:val="false"/>
+                <w:i w:val="false"/>
+                <w:iCs w:val="false"/>
+                <w:color w:val="000000"/>
+                <w:sz w:val="18"/>
+                <w:szCs w:val="18"/>
+              </w:rPr>
+              <w:t xml:space="preserve">–  Developing and Using Models: Learners build progressive models of the human digestive system across lessons, revising them as new knowledge of enzymes, absorption, and assimilation is gained.</w:t>
+            </w:r>
+          </w:p>
+          <w:p>
+            <w:pPr>
+              <w:spacing w:after="30" w:before="0"/>
+              <w:ind w:left="360" w:hanging="180"/>
+              <w:jc w:val="left"/>
+            </w:pPr>
+            <w:r>
+              <w:rPr>
+                <w:rFonts w:ascii="Arial" w:cs="Arial" w:eastAsia="Arial" w:hAnsi="Arial"/>
+                <w:b w:val="false"/>
+                <w:bCs w:val="false"/>
+                <w:i w:val="false"/>
+                <w:iCs w:val="false"/>
+                <w:color w:val="000000"/>
+                <w:sz w:val="18"/>
+                <w:szCs w:val="18"/>
+              </w:rPr>
+              <w:t xml:space="preserve">–  Constructing Explanations: Learners write evidence-based explanations linking mouthpart/teeth structure to function, and enzyme action to digestion products.</w:t>
+            </w:r>
+          </w:p>
+          <w:p>
+            <w:pPr>
+              <w:spacing w:after="30" w:before="0"/>
+              <w:ind w:left="360" w:hanging="180"/>
+              <w:jc w:val="left"/>
+            </w:pPr>
+            <w:r>
+              <w:rPr>
+                <w:rFonts w:ascii="Arial" w:cs="Arial" w:eastAsia="Arial" w:hAnsi="Arial"/>
+                <w:b w:val="false"/>
+                <w:bCs w:val="false"/>
+                <w:i w:val="false"/>
+                <w:iCs w:val="false"/>
+                <w:color w:val="000000"/>
+                <w:sz w:val="18"/>
+                <w:szCs w:val="18"/>
+              </w:rPr>
+              <w:t xml:space="preserve">–  Obtaining, Evaluating, and Communicating Information: Learners read and evaluate texts on insect mouthparts and bird beaks, then communicate findings through annotated diagrams, group presentations, and Driving Question Board updates.</w:t>
+            </w:r>
+          </w:p>
+        </w:tc>
+      </w:tr>
+      <w:tr>
+        <w:tc>
+          <w:tcPr>
+            <w:tcW w:type="dxa" w:w="3000"/>
+            <w:shd w:fill="FCE4D6" w:color="auto" w:val="clear"/>
+            <w:tcMar>
+              <w:top w:type="dxa" w:w="60"/>
+              <w:left w:type="dxa" w:w="120"/>
+              <w:bottom w:type="dxa" w:w="60"/>
+              <w:right w:type="dxa" w:w="120"/>
+            </w:tcMar>
+            <w:vAlign w:val="top"/>
+          </w:tcPr>
+          <w:p>
+            <w:pPr>
+              <w:spacing w:after="40" w:before="0"/>
+              <w:jc w:val="left"/>
+            </w:pPr>
+            <w:r>
+              <w:rPr>
+                <w:rFonts w:ascii="Arial" w:cs="Arial" w:eastAsia="Arial" w:hAnsi="Arial"/>
+                <w:b/>
+                <w:bCs/>
+                <w:i w:val="false"/>
+                <w:iCs w:val="false"/>
+                <w:color w:val="000000"/>
+                <w:sz w:val="18"/>
+                <w:szCs w:val="18"/>
+              </w:rPr>
+              <w:t xml:space="preserve">Pertinent &amp; Contemporary Issues (PCIs)</w:t>
+            </w:r>
+          </w:p>
+        </w:tc>
+        <w:tc>
+          <w:tcPr>
+            <w:tcW w:type="dxa" w:w="10680"/>
+            <w:shd w:fill="FFFFFF" w:color="auto" w:val="clear"/>
+            <w:tcMar>
+              <w:top w:type="dxa" w:w="60"/>
+              <w:left w:type="dxa" w:w="120"/>
+              <w:bottom w:type="dxa" w:w="60"/>
+              <w:right w:type="dxa" w:w="120"/>
+            </w:tcMar>
+            <w:vAlign w:val="top"/>
+          </w:tcPr>
+          <w:p>
+            <w:pPr>
+              <w:spacing w:after="30" w:before="0"/>
+              <w:ind w:left="360" w:hanging="180"/>
+              <w:jc w:val="left"/>
+            </w:pPr>
+            <w:r>
+              <w:rPr>
+                <w:rFonts w:ascii="Arial" w:cs="Arial" w:eastAsia="Arial" w:hAnsi="Arial"/>
+                <w:b w:val="false"/>
+                <w:bCs w:val="false"/>
+                <w:i w:val="false"/>
+                <w:iCs w:val="false"/>
+                <w:color w:val="000000"/>
+                <w:sz w:val="18"/>
+                <w:szCs w:val="18"/>
+              </w:rPr>
+              <w:t xml:space="preserve">–  Health Education: Learners examine the consequences of poor nutrition and dietary imbalances (kwashiorkor, marasmus, anaemia) as observed in Kenyan health contexts, and design balanced meal plans using affordable local foods.</w:t>
+            </w:r>
+          </w:p>
+          <w:p>
+            <w:pPr>
+              <w:spacing w:after="30" w:before="0"/>
+              <w:ind w:left="360" w:hanging="180"/>
+              <w:jc w:val="left"/>
+            </w:pPr>
+            <w:r>
+              <w:rPr>
+                <w:rFonts w:ascii="Arial" w:cs="Arial" w:eastAsia="Arial" w:hAnsi="Arial"/>
+                <w:b w:val="false"/>
+                <w:bCs w:val="false"/>
+                <w:i w:val="false"/>
+                <w:iCs w:val="false"/>
+                <w:color w:val="000000"/>
+                <w:sz w:val="18"/>
+                <w:szCs w:val="18"/>
+              </w:rPr>
+              <w:t xml:space="preserve">–  Environmental Conservation: Learners appreciate how feeding adaptations of insects (e.g., bees, butterflies) and birds (e.g., sunbirds, flamingos at Lake Nakuru) contribute to pollination, seed dispersal, and ecosystem balance in Kenya.</w:t>
+            </w:r>
+          </w:p>
+          <w:p>
+            <w:pPr>
+              <w:spacing w:after="30" w:before="0"/>
+              <w:ind w:left="360" w:hanging="180"/>
+              <w:jc w:val="left"/>
+            </w:pPr>
+            <w:r>
+              <w:rPr>
+                <w:rFonts w:ascii="Arial" w:cs="Arial" w:eastAsia="Arial" w:hAnsi="Arial"/>
+                <w:b w:val="false"/>
+                <w:bCs w:val="false"/>
+                <w:i w:val="false"/>
+                <w:iCs w:val="false"/>
+                <w:color w:val="000000"/>
+                <w:sz w:val="18"/>
+                <w:szCs w:val="18"/>
+              </w:rPr>
+              <w:t xml:space="preserve">–  Safety and Security: Learners handle dissection specimens and chemicals (iodine, Benedict's solution) following laboratory safety protocols to prevent injury or infection.</w:t>
+            </w:r>
+          </w:p>
+          <w:p>
+            <w:pPr>
+              <w:spacing w:after="30" w:before="0"/>
+              <w:ind w:left="360" w:hanging="180"/>
+              <w:jc w:val="left"/>
+            </w:pPr>
+            <w:r>
+              <w:rPr>
+                <w:rFonts w:ascii="Arial" w:cs="Arial" w:eastAsia="Arial" w:hAnsi="Arial"/>
+                <w:b w:val="false"/>
+                <w:bCs w:val="false"/>
+                <w:i w:val="false"/>
+                <w:iCs w:val="false"/>
+                <w:color w:val="000000"/>
+                <w:sz w:val="18"/>
+                <w:szCs w:val="18"/>
+              </w:rPr>
+              <w:t xml:space="preserve">–  Financial Literacy: Learners evaluate the cost-effectiveness of locally available nutritious foods (e.g., beans, amaranth, sweet potatoes) versus expensive processed foods in meeting daily dietary requirements.</w:t>
+            </w:r>
+          </w:p>
+          <w:p>
+            <w:pPr>
+              <w:spacing w:after="30" w:before="0"/>
+              <w:ind w:left="360" w:hanging="180"/>
+              <w:jc w:val="left"/>
+            </w:pPr>
+            <w:r>
+              <w:rPr>
+                <w:rFonts w:ascii="Arial" w:cs="Arial" w:eastAsia="Arial" w:hAnsi="Arial"/>
+                <w:b w:val="false"/>
+                <w:bCs w:val="false"/>
+                <w:i w:val="false"/>
+                <w:iCs w:val="false"/>
+                <w:color w:val="000000"/>
+                <w:sz w:val="18"/>
+                <w:szCs w:val="18"/>
+              </w:rPr>
+              <w:t xml:space="preserve">–  Life Skills: Learners reflect on personal and family dietary choices and develop practical skills for selecting and preparing nutritionally balanced meals from foods commonly available in Kenyan markets.</w:t>
+            </w:r>
+          </w:p>
+        </w:tc>
+      </w:tr>
+      <w:tr>
+        <w:tc>
+          <w:tcPr>
+            <w:tcW w:type="dxa" w:w="3000"/>
+            <w:shd w:fill="D9EEF1" w:color="auto" w:val="clear"/>
+            <w:tcMar>
+              <w:top w:type="dxa" w:w="60"/>
+              <w:left w:type="dxa" w:w="120"/>
+              <w:bottom w:type="dxa" w:w="60"/>
+              <w:right w:type="dxa" w:w="120"/>
+            </w:tcMar>
+            <w:vAlign w:val="top"/>
+          </w:tcPr>
+          <w:p>
+            <w:pPr>
+              <w:spacing w:after="40" w:before="0"/>
+              <w:jc w:val="left"/>
+            </w:pPr>
+            <w:r>
+              <w:rPr>
+                <w:rFonts w:ascii="Arial" w:cs="Arial" w:eastAsia="Arial" w:hAnsi="Arial"/>
+                <w:b/>
+                <w:bCs/>
+                <w:i w:val="false"/>
+                <w:iCs w:val="false"/>
+                <w:color w:val="000000"/>
+                <w:sz w:val="18"/>
+                <w:szCs w:val="18"/>
+              </w:rPr>
+              <w:t xml:space="preserve">Career Connections</w:t>
+            </w:r>
+          </w:p>
+        </w:tc>
+        <w:tc>
+          <w:tcPr>
+            <w:tcW w:type="dxa" w:w="10680"/>
+            <w:shd w:fill="FFFFFF" w:color="auto" w:val="clear"/>
+            <w:tcMar>
+              <w:top w:type="dxa" w:w="60"/>
+              <w:left w:type="dxa" w:w="120"/>
+              <w:bottom w:type="dxa" w:w="60"/>
+              <w:right w:type="dxa" w:w="120"/>
+            </w:tcMar>
+            <w:vAlign w:val="top"/>
+          </w:tcPr>
+          <w:p>
+            <w:pPr>
+              <w:spacing w:after="30" w:before="0"/>
+              <w:ind w:left="360" w:hanging="180"/>
+              <w:jc w:val="left"/>
+            </w:pPr>
+            <w:r>
+              <w:rPr>
+                <w:rFonts w:ascii="Arial" w:cs="Arial" w:eastAsia="Arial" w:hAnsi="Arial"/>
+                <w:b w:val="false"/>
+                <w:bCs w:val="false"/>
+                <w:i w:val="false"/>
+                <w:iCs w:val="false"/>
+                <w:color w:val="000000"/>
+                <w:sz w:val="18"/>
+                <w:szCs w:val="18"/>
+              </w:rPr>
+              <w:t xml:space="preserve">–  Nutritionist / Dietitian: Understanding animal and human nutrition, digestion, and dietary deficiency diseases is foundational for careers advising individuals and communities on healthy eating — a growing field in Kenya's health sector.</w:t>
+            </w:r>
+          </w:p>
+          <w:p>
+            <w:pPr>
+              <w:spacing w:after="30" w:before="0"/>
+              <w:ind w:left="360" w:hanging="180"/>
+              <w:jc w:val="left"/>
+            </w:pPr>
+            <w:r>
+              <w:rPr>
+                <w:rFonts w:ascii="Arial" w:cs="Arial" w:eastAsia="Arial" w:hAnsi="Arial"/>
+                <w:b w:val="false"/>
+                <w:bCs w:val="false"/>
+                <w:i w:val="false"/>
+                <w:iCs w:val="false"/>
+                <w:color w:val="000000"/>
+                <w:sz w:val="18"/>
+                <w:szCs w:val="18"/>
+              </w:rPr>
+              <w:t xml:space="preserve">–  Veterinary Scientist: Knowledge of animal dentition, mouthparts, and digestive systems is essential for diagnosing and treating livestock diseases in Kenya's agricultural economy.</w:t>
+            </w:r>
+          </w:p>
+          <w:p>
+            <w:pPr>
+              <w:spacing w:after="30" w:before="0"/>
+              <w:ind w:left="360" w:hanging="180"/>
+              <w:jc w:val="left"/>
+            </w:pPr>
+            <w:r>
+              <w:rPr>
+                <w:rFonts w:ascii="Arial" w:cs="Arial" w:eastAsia="Arial" w:hAnsi="Arial"/>
+                <w:b w:val="false"/>
+                <w:bCs w:val="false"/>
+                <w:i w:val="false"/>
+                <w:iCs w:val="false"/>
+                <w:color w:val="000000"/>
+                <w:sz w:val="18"/>
+                <w:szCs w:val="18"/>
+              </w:rPr>
+              <w:t xml:space="preserve">–  Medical Doctor / Clinical Officer: Understanding the human digestive system, enzyme function, and malnutrition directly supports clinical diagnosis and patient care in Kenyan hospitals and health centres.</w:t>
+            </w:r>
+          </w:p>
+          <w:p>
+            <w:pPr>
+              <w:spacing w:after="30" w:before="0"/>
+              <w:ind w:left="360" w:hanging="180"/>
+              <w:jc w:val="left"/>
+            </w:pPr>
+            <w:r>
+              <w:rPr>
+                <w:rFonts w:ascii="Arial" w:cs="Arial" w:eastAsia="Arial" w:hAnsi="Arial"/>
+                <w:b w:val="false"/>
+                <w:bCs w:val="false"/>
+                <w:i w:val="false"/>
+                <w:iCs w:val="false"/>
+                <w:color w:val="000000"/>
+                <w:sz w:val="18"/>
+                <w:szCs w:val="18"/>
+              </w:rPr>
+              <w:t xml:space="preserve">–  Zoologist / Wildlife Biologist: Studying mouthpart and beak adaptations of Kenyan wildlife (birds at Lake Nakuru, insects in the Rift Valley) underpins careers in conservation biology and wildlife management.</w:t>
+            </w:r>
+          </w:p>
+          <w:p>
+            <w:pPr>
+              <w:spacing w:after="30" w:before="0"/>
+              <w:ind w:left="360" w:hanging="180"/>
+              <w:jc w:val="left"/>
+            </w:pPr>
+            <w:r>
+              <w:rPr>
+                <w:rFonts w:ascii="Arial" w:cs="Arial" w:eastAsia="Arial" w:hAnsi="Arial"/>
+                <w:b w:val="false"/>
+                <w:bCs w:val="false"/>
+                <w:i w:val="false"/>
+                <w:iCs w:val="false"/>
+                <w:color w:val="000000"/>
+                <w:sz w:val="18"/>
+                <w:szCs w:val="18"/>
+              </w:rPr>
+              <w:t xml:space="preserve">–  Agricultural Extension Officer: Understanding insect mouthparts (e.g., piercing-sucking pests like aphids on maize crops) equips extension officers to advise Kenyan farmers on pest management and crop protection.</w:t>
+            </w:r>
+          </w:p>
+          <w:p>
+            <w:pPr>
+              <w:spacing w:after="30" w:before="0"/>
+              <w:ind w:left="360" w:hanging="180"/>
+              <w:jc w:val="left"/>
+            </w:pPr>
+            <w:r>
+              <w:rPr>
+                <w:rFonts w:ascii="Arial" w:cs="Arial" w:eastAsia="Arial" w:hAnsi="Arial"/>
+                <w:b w:val="false"/>
+                <w:bCs w:val="false"/>
+                <w:i w:val="false"/>
+                <w:iCs w:val="false"/>
+                <w:color w:val="000000"/>
+                <w:sz w:val="18"/>
+                <w:szCs w:val="18"/>
+              </w:rPr>
+              <w:t xml:space="preserve">–  Food Scientist / Technologist: Knowledge of digestion, enzymes, and nutrient absorption informs the development and fortification of Kenyan food products (e.g., fortified uji, vitamin-enriched maize flour).</w:t>
+            </w:r>
+          </w:p>
+        </w:tc>
+      </w:tr>
+      <w:tr>
+        <w:tc>
+          <w:tcPr>
+            <w:tcW w:type="dxa" w:w="3000"/>
+            <w:shd w:fill="D5E8F0" w:color="auto" w:val="clear"/>
+            <w:tcMar>
+              <w:top w:type="dxa" w:w="60"/>
+              <w:left w:type="dxa" w:w="120"/>
+              <w:bottom w:type="dxa" w:w="60"/>
+              <w:right w:type="dxa" w:w="120"/>
+            </w:tcMar>
+            <w:vAlign w:val="top"/>
+          </w:tcPr>
+          <w:p>
+            <w:pPr>
+              <w:spacing w:after="40" w:before="0"/>
+              <w:jc w:val="left"/>
+            </w:pPr>
+            <w:r>
+              <w:rPr>
+                <w:rFonts w:ascii="Arial" w:cs="Arial" w:eastAsia="Arial" w:hAnsi="Arial"/>
+                <w:b/>
+                <w:bCs/>
+                <w:i w:val="false"/>
+                <w:iCs w:val="false"/>
+                <w:color w:val="000000"/>
+                <w:sz w:val="18"/>
+                <w:szCs w:val="18"/>
+              </w:rPr>
+              <w:t xml:space="preserve">Focus for Lessons</w:t>
+            </w:r>
+          </w:p>
+        </w:tc>
+        <w:tc>
+          <w:tcPr>
+            <w:tcW w:type="dxa" w:w="10680"/>
+            <w:shd w:fill="FFFFFF" w:color="auto" w:val="clear"/>
+            <w:tcMar>
+              <w:top w:type="dxa" w:w="60"/>
+              <w:left w:type="dxa" w:w="120"/>
+              <w:bottom w:type="dxa" w:w="60"/>
+              <w:right w:type="dxa" w:w="120"/>
+            </w:tcMar>
+            <w:vAlign w:val="top"/>
+          </w:tcPr>
+          <w:p>
+            <w:pPr>
+              <w:spacing w:after="40" w:before="0"/>
+              <w:jc w:val="left"/>
+            </w:pPr>
+            <w:r>
+              <w:rPr>
+                <w:rFonts w:ascii="Arial" w:cs="Arial" w:eastAsia="Arial" w:hAnsi="Arial"/>
+                <w:b w:val="false"/>
+                <w:bCs w:val="false"/>
+                <w:i w:val="false"/>
+                <w:iCs w:val="false"/>
+                <w:color w:val="000000"/>
+                <w:sz w:val="18"/>
+                <w:szCs w:val="18"/>
+              </w:rPr>
+              <w:t xml:space="preserve">This unit explores how animals — from insects and birds to mammals and humans — are structurally adapted to obtain, process, and absorb nutrients from their environment. Using a phenomenon-driven approach anchored in the observation of diverse mouthparts in insects and beaks in birds common to Kenya, learners progressively build understanding of the relationship between structure and function in nutrition. The unit bridges ecological feeding adaptations with the biochemistry of human digestion, grounding abstract concepts in Kenya-relevant contexts such as Lake Nakuru flamingos, maize-crop aphids, and community dietary practices.</w:t>
+            </w:r>
+          </w:p>
+        </w:tc>
+      </w:tr>
+      <w:tr>
+        <w:tc>
+          <w:tcPr>
+            <w:tcW w:type="dxa" w:w="3000"/>
+            <w:shd w:fill="EAD1F5" w:color="auto" w:val="clear"/>
+            <w:tcMar>
+              <w:top w:type="dxa" w:w="60"/>
+              <w:left w:type="dxa" w:w="120"/>
+              <w:bottom w:type="dxa" w:w="60"/>
+              <w:right w:type="dxa" w:w="120"/>
+            </w:tcMar>
+            <w:vAlign w:val="top"/>
+          </w:tcPr>
+          <w:p>
+            <w:pPr>
+              <w:spacing w:after="40" w:before="0"/>
+              <w:jc w:val="left"/>
+            </w:pPr>
+            <w:r>
+              <w:rPr>
+                <w:rFonts w:ascii="Arial" w:cs="Arial" w:eastAsia="Arial" w:hAnsi="Arial"/>
+                <w:b/>
+                <w:bCs/>
+                <w:i w:val="false"/>
+                <w:iCs w:val="false"/>
+                <w:color w:val="000000"/>
+                <w:sz w:val="18"/>
+                <w:szCs w:val="18"/>
+              </w:rPr>
+              <w:t xml:space="preserve">Driving Question / Key Inquiry Questions</w:t>
+            </w:r>
+          </w:p>
+        </w:tc>
+        <w:tc>
+          <w:tcPr>
+            <w:tcW w:type="dxa" w:w="10680"/>
+            <w:shd w:fill="FFFFFF" w:color="auto" w:val="clear"/>
+            <w:tcMar>
+              <w:top w:type="dxa" w:w="60"/>
+              <w:left w:type="dxa" w:w="120"/>
+              <w:bottom w:type="dxa" w:w="60"/>
+              <w:right w:type="dxa" w:w="120"/>
+            </w:tcMar>
+            <w:vAlign w:val="top"/>
+          </w:tcPr>
+          <w:p>
+            <w:pPr>
+              <w:spacing w:after="40" w:before="0"/>
+              <w:jc w:val="left"/>
+            </w:pPr>
+            <w:r>
+              <w:rPr>
+                <w:rFonts w:ascii="Arial" w:cs="Arial" w:eastAsia="Arial" w:hAnsi="Arial"/>
+                <w:b w:val="false"/>
+                <w:bCs w:val="false"/>
+                <w:i w:val="false"/>
+                <w:iCs w:val="false"/>
+                <w:color w:val="000000"/>
+                <w:sz w:val="18"/>
+                <w:szCs w:val="18"/>
+              </w:rPr>
+              <w:t xml:space="preserve">DRIVING QUESTION: How do the structures animals use to get food — from an aphid's needle-like mouthparts to a flamingo's filter beak to your own teeth and digestive system — explain how each animal gets the nutrients it needs to survive?</w:t>
+            </w:r>
+          </w:p>
+          <w:p>
+            <w:pPr>
+              <w:spacing w:after="40" w:before="0"/>
+              <w:jc w:val="left"/>
+            </w:pPr>
+            <w:r>
+              <w:rPr>
+                <w:rFonts w:ascii="Arial" w:cs="Arial" w:eastAsia="Arial" w:hAnsi="Arial"/>
+                <w:b w:val="false"/>
+                <w:bCs w:val="false"/>
+                <w:i w:val="false"/>
+                <w:iCs w:val="false"/>
+                <w:color w:val="000000"/>
+                <w:sz w:val="18"/>
+                <w:szCs w:val="18"/>
+              </w:rPr>
+              <w:t xml:space="preserve"/>
+            </w:r>
+          </w:p>
+          <w:p>
+            <w:pPr>
+              <w:spacing w:after="40" w:before="0"/>
+              <w:jc w:val="left"/>
+            </w:pPr>
+            <w:r>
+              <w:rPr>
+                <w:rFonts w:ascii="Arial" w:cs="Arial" w:eastAsia="Arial" w:hAnsi="Arial"/>
+                <w:b w:val="false"/>
+                <w:bCs w:val="false"/>
+                <w:i w:val="false"/>
+                <w:iCs w:val="false"/>
+                <w:color w:val="000000"/>
+                <w:sz w:val="18"/>
+                <w:szCs w:val="18"/>
+              </w:rPr>
+              <w:t xml:space="preserve">KICD KEY INQUIRY QUESTIONS:</w:t>
+            </w:r>
+          </w:p>
+          <w:p>
+            <w:pPr>
+              <w:spacing w:after="40" w:before="0"/>
+              <w:jc w:val="left"/>
+            </w:pPr>
+            <w:r>
+              <w:rPr>
+                <w:rFonts w:ascii="Arial" w:cs="Arial" w:eastAsia="Arial" w:hAnsi="Arial"/>
+                <w:b w:val="false"/>
+                <w:bCs w:val="false"/>
+                <w:i w:val="false"/>
+                <w:iCs w:val="false"/>
+                <w:color w:val="000000"/>
+                <w:sz w:val="18"/>
+                <w:szCs w:val="18"/>
+              </w:rPr>
+              <w:t xml:space="preserve">1. How are the mouthparts of different animals adapted to their diets?</w:t>
+            </w:r>
+          </w:p>
+          <w:p>
+            <w:pPr>
+              <w:spacing w:after="40" w:before="0"/>
+              <w:jc w:val="left"/>
+            </w:pPr>
+            <w:r>
+              <w:rPr>
+                <w:rFonts w:ascii="Arial" w:cs="Arial" w:eastAsia="Arial" w:hAnsi="Arial"/>
+                <w:b w:val="false"/>
+                <w:bCs w:val="false"/>
+                <w:i w:val="false"/>
+                <w:iCs w:val="false"/>
+                <w:color w:val="000000"/>
+                <w:sz w:val="18"/>
+                <w:szCs w:val="18"/>
+              </w:rPr>
+              <w:t xml:space="preserve">2. How does the human digestive system break down and absorb nutrients from food?</w:t>
+            </w:r>
+          </w:p>
+        </w:tc>
+      </w:tr>
+      <w:tr>
+        <w:tc>
+          <w:tcPr>
+            <w:tcW w:type="dxa" w:w="3000"/>
+            <w:shd w:fill="EAD1F5" w:color="auto" w:val="clear"/>
+            <w:tcMar>
+              <w:top w:type="dxa" w:w="60"/>
+              <w:left w:type="dxa" w:w="120"/>
+              <w:bottom w:type="dxa" w:w="60"/>
+              <w:right w:type="dxa" w:w="120"/>
+            </w:tcMar>
+            <w:vAlign w:val="top"/>
+          </w:tcPr>
+          <w:p>
+            <w:pPr>
+              <w:spacing w:after="40" w:before="0"/>
+              <w:jc w:val="left"/>
+            </w:pPr>
+            <w:r>
+              <w:rPr>
+                <w:rFonts w:ascii="Arial" w:cs="Arial" w:eastAsia="Arial" w:hAnsi="Arial"/>
+                <w:b/>
+                <w:bCs/>
+                <w:i w:val="false"/>
+                <w:iCs w:val="false"/>
+                <w:color w:val="000000"/>
+                <w:sz w:val="18"/>
+                <w:szCs w:val="18"/>
+              </w:rPr>
+              <w:t xml:space="preserve">Anchoring Phenomenon</w:t>
+            </w:r>
+          </w:p>
+        </w:tc>
+        <w:tc>
+          <w:tcPr>
+            <w:tcW w:type="dxa" w:w="10680"/>
+            <w:shd w:fill="FFFFFF" w:color="auto" w:val="clear"/>
+            <w:tcMar>
+              <w:top w:type="dxa" w:w="60"/>
+              <w:left w:type="dxa" w:w="120"/>
+              <w:bottom w:type="dxa" w:w="60"/>
+              <w:right w:type="dxa" w:w="120"/>
+            </w:tcMar>
+            <w:vAlign w:val="top"/>
+          </w:tcPr>
+          <w:p>
+            <w:pPr>
+              <w:spacing w:after="40" w:before="0"/>
+              <w:jc w:val="left"/>
+            </w:pPr>
+            <w:r>
+              <w:rPr>
+                <w:rFonts w:ascii="Arial" w:cs="Arial" w:eastAsia="Arial" w:hAnsi="Arial"/>
+                <w:b w:val="false"/>
+                <w:bCs w:val="false"/>
+                <w:i w:val="false"/>
+                <w:iCs w:val="false"/>
+                <w:color w:val="000000"/>
+                <w:sz w:val="18"/>
+                <w:szCs w:val="18"/>
+              </w:rPr>
+              <w:t xml:space="preserve">ANCHORING PHENOMENON — "Why can a mosquito drink your blood but a grasshopper cannot?"</w:t>
+            </w:r>
+          </w:p>
+          <w:p>
+            <w:pPr>
+              <w:spacing w:after="40" w:before="0"/>
+              <w:jc w:val="left"/>
+            </w:pPr>
+            <w:r>
+              <w:rPr>
+                <w:rFonts w:ascii="Arial" w:cs="Arial" w:eastAsia="Arial" w:hAnsi="Arial"/>
+                <w:b w:val="false"/>
+                <w:bCs w:val="false"/>
+                <w:i w:val="false"/>
+                <w:iCs w:val="false"/>
+                <w:color w:val="000000"/>
+                <w:sz w:val="18"/>
+                <w:szCs w:val="18"/>
+              </w:rPr>
+              <w:t xml:space="preserve"/>
+            </w:r>
+          </w:p>
+          <w:p>
+            <w:pPr>
+              <w:spacing w:after="40" w:before="0"/>
+              <w:jc w:val="left"/>
+            </w:pPr>
+            <w:r>
+              <w:rPr>
+                <w:rFonts w:ascii="Arial" w:cs="Arial" w:eastAsia="Arial" w:hAnsi="Arial"/>
+                <w:b w:val="false"/>
+                <w:bCs w:val="false"/>
+                <w:i w:val="false"/>
+                <w:iCs w:val="false"/>
+                <w:color w:val="000000"/>
+                <w:sz w:val="18"/>
+                <w:szCs w:val="18"/>
+              </w:rPr>
+              <w:t xml:space="preserve">During a visit to a maize farm in Kakamega, a Grade 10 learner notices two very different insects causing damage: grasshoppers chewing ragged holes through maize leaves, and aphids clustering on stems, leaving the leaves intact but wilting the plant. Later that evening, a mosquito bites the same learner, drawing blood painlessly at first. The learner is puzzled: all three insects are tiny, yet each feeds in a completely different way — one chews solid plant tissue, one extracts plant sap, and one pierces animal skin to suck blood. At Lake Nakuru on a school trip, the learner also notices thousands of flamingos sweeping their bent beaks sideways through the water, while a fish eagle on a nearby branch tears apart a fish with its hooked beak. How can animals that all need food to survive have such radically different tools for getting it? What determines the shape of an animal's mouthparts or beak — and how do those structures connect all the way to what happens inside an animal's stomach and intestines?</w:t>
+            </w:r>
+          </w:p>
+        </w:tc>
+      </w:tr>
+      <w:tr>
+        <w:tc>
+          <w:tcPr>
+            <w:tcW w:type="dxa" w:w="3000"/>
+            <w:shd w:fill="D9EEF1" w:color="auto" w:val="clear"/>
+            <w:tcMar>
+              <w:top w:type="dxa" w:w="60"/>
+              <w:left w:type="dxa" w:w="120"/>
+              <w:bottom w:type="dxa" w:w="60"/>
+              <w:right w:type="dxa" w:w="120"/>
+            </w:tcMar>
+            <w:vAlign w:val="top"/>
+          </w:tcPr>
+          <w:p>
+            <w:pPr>
+              <w:spacing w:after="40" w:before="0"/>
+              <w:jc w:val="left"/>
+            </w:pPr>
+            <w:r>
+              <w:rPr>
+                <w:rFonts w:ascii="Arial" w:cs="Arial" w:eastAsia="Arial" w:hAnsi="Arial"/>
+                <w:b/>
+                <w:bCs/>
+                <w:i w:val="false"/>
+                <w:iCs w:val="false"/>
+                <w:color w:val="000000"/>
+                <w:sz w:val="18"/>
+                <w:szCs w:val="18"/>
+              </w:rPr>
+              <w:t xml:space="preserve">Storyline Thread</w:t>
+            </w:r>
+          </w:p>
+        </w:tc>
+        <w:tc>
+          <w:tcPr>
+            <w:tcW w:type="dxa" w:w="10680"/>
+            <w:shd w:fill="FFFFFF" w:color="auto" w:val="clear"/>
+            <w:tcMar>
+              <w:top w:type="dxa" w:w="60"/>
+              <w:left w:type="dxa" w:w="120"/>
+              <w:bottom w:type="dxa" w:w="60"/>
+              <w:right w:type="dxa" w:w="120"/>
+            </w:tcMar>
+            <w:vAlign w:val="top"/>
+          </w:tcPr>
+          <w:p>
+            <w:pPr>
+              <w:spacing w:after="40" w:before="0"/>
+              <w:jc w:val="left"/>
+            </w:pPr>
+            <w:r>
+              <w:rPr>
+                <w:rFonts w:ascii="Arial" w:cs="Arial" w:eastAsia="Arial" w:hAnsi="Arial"/>
+                <w:b w:val="false"/>
+                <w:bCs w:val="false"/>
+                <w:i w:val="false"/>
+                <w:iCs w:val="false"/>
+                <w:color w:val="000000"/>
+                <w:sz w:val="18"/>
+                <w:szCs w:val="18"/>
+              </w:rPr>
+              <w:t xml:space="preserve">Lesson 1 — INTRODUCTION: What is animal nutrition and why does it matter? Learners encounter the anchoring phenomenon (mosquito, grasshopper, aphid, flamingo, fish eagle) and generate initial questions for the Driving Question Board. They predict why different animals might have different feeding structures and record initial models.</w:t>
+            </w:r>
+          </w:p>
+          <w:p>
+            <w:pPr>
+              <w:spacing w:after="40" w:before="0"/>
+              <w:jc w:val="left"/>
+            </w:pPr>
+            <w:r>
+              <w:rPr>
+                <w:rFonts w:ascii="Arial" w:cs="Arial" w:eastAsia="Arial" w:hAnsi="Arial"/>
+                <w:b w:val="false"/>
+                <w:bCs w:val="false"/>
+                <w:i w:val="false"/>
+                <w:iCs w:val="false"/>
+                <w:color w:val="000000"/>
+                <w:sz w:val="18"/>
+                <w:szCs w:val="18"/>
+              </w:rPr>
+              <w:t xml:space="preserve"/>
+            </w:r>
+          </w:p>
+          <w:p>
+            <w:pPr>
+              <w:spacing w:after="40" w:before="0"/>
+              <w:jc w:val="left"/>
+            </w:pPr>
+            <w:r>
+              <w:rPr>
+                <w:rFonts w:ascii="Arial" w:cs="Arial" w:eastAsia="Arial" w:hAnsi="Arial"/>
+                <w:b w:val="false"/>
+                <w:bCs w:val="false"/>
+                <w:i w:val="false"/>
+                <w:iCs w:val="false"/>
+                <w:color w:val="000000"/>
+                <w:sz w:val="18"/>
+                <w:szCs w:val="18"/>
+              </w:rPr>
+              <w:t xml:space="preserve">Lesson 2 — CHEWING AND BITING MOUTHPARTS: Learners study chewing and biting insect mouthparts (grasshopper, termite) through a close reading and labelled diagrams. They connect this to the maize-farm observation and explain how mandibles enable mechanical breakdown of solid plant tissue.</w:t>
+            </w:r>
+          </w:p>
+          <w:p>
+            <w:pPr>
+              <w:spacing w:after="40" w:before="0"/>
+              <w:jc w:val="left"/>
+            </w:pPr>
+            <w:r>
+              <w:rPr>
+                <w:rFonts w:ascii="Arial" w:cs="Arial" w:eastAsia="Arial" w:hAnsi="Arial"/>
+                <w:b w:val="false"/>
+                <w:bCs w:val="false"/>
+                <w:i w:val="false"/>
+                <w:iCs w:val="false"/>
+                <w:color w:val="000000"/>
+                <w:sz w:val="18"/>
+                <w:szCs w:val="18"/>
+              </w:rPr>
+              <w:t xml:space="preserve"/>
+            </w:r>
+          </w:p>
+          <w:p>
+            <w:pPr>
+              <w:spacing w:after="40" w:before="0"/>
+              <w:jc w:val="left"/>
+            </w:pPr>
+            <w:r>
+              <w:rPr>
+                <w:rFonts w:ascii="Arial" w:cs="Arial" w:eastAsia="Arial" w:hAnsi="Arial"/>
+                <w:b w:val="false"/>
+                <w:bCs w:val="false"/>
+                <w:i w:val="false"/>
+                <w:iCs w:val="false"/>
+                <w:color w:val="000000"/>
+                <w:sz w:val="18"/>
+                <w:szCs w:val="18"/>
+              </w:rPr>
+              <w:t xml:space="preserve">Lesson 3 — PIERCING AND SUCKING MOUTHPARTS: Learners investigate piercing-sucking mouthparts (mosquito, aphid, tsetse fly) using the supporting phenomenon of wilting maize. They model how a stylet penetrates plant phloem or animal skin and explain why no visible chewing damage occurs.</w:t>
+            </w:r>
+          </w:p>
+          <w:p>
+            <w:pPr>
+              <w:spacing w:after="40" w:before="0"/>
+              <w:jc w:val="left"/>
+            </w:pPr>
+            <w:r>
+              <w:rPr>
+                <w:rFonts w:ascii="Arial" w:cs="Arial" w:eastAsia="Arial" w:hAnsi="Arial"/>
+                <w:b w:val="false"/>
+                <w:bCs w:val="false"/>
+                <w:i w:val="false"/>
+                <w:iCs w:val="false"/>
+                <w:color w:val="000000"/>
+                <w:sz w:val="18"/>
+                <w:szCs w:val="18"/>
+              </w:rPr>
+              <w:t xml:space="preserve"/>
+            </w:r>
+          </w:p>
+          <w:p>
+            <w:pPr>
+              <w:spacing w:after="40" w:before="0"/>
+              <w:jc w:val="left"/>
+            </w:pPr>
+            <w:r>
+              <w:rPr>
+                <w:rFonts w:ascii="Arial" w:cs="Arial" w:eastAsia="Arial" w:hAnsi="Arial"/>
+                <w:b w:val="false"/>
+                <w:bCs w:val="false"/>
+                <w:i w:val="false"/>
+                <w:iCs w:val="false"/>
+                <w:color w:val="000000"/>
+                <w:sz w:val="18"/>
+                <w:szCs w:val="18"/>
+              </w:rPr>
+              <w:t xml:space="preserve">Lesson 4 — CRUSHING AND TEARING BIRD BEAKS: Learners examine beak structures of fish eagles, vultures, and hornbills found in Kenyan wildlife reserves. They analyse how beak shape correlates with prey type and feeding behaviour, and compare to insect mouthparts — adding to their cumulative model.</w:t>
+            </w:r>
+          </w:p>
+          <w:p>
+            <w:pPr>
+              <w:spacing w:after="40" w:before="0"/>
+              <w:jc w:val="left"/>
+            </w:pPr>
+            <w:r>
+              <w:rPr>
+                <w:rFonts w:ascii="Arial" w:cs="Arial" w:eastAsia="Arial" w:hAnsi="Arial"/>
+                <w:b w:val="false"/>
+                <w:bCs w:val="false"/>
+                <w:i w:val="false"/>
+                <w:iCs w:val="false"/>
+                <w:color w:val="000000"/>
+                <w:sz w:val="18"/>
+                <w:szCs w:val="18"/>
+              </w:rPr>
+              <w:t xml:space="preserve"/>
+            </w:r>
+          </w:p>
+          <w:p>
+            <w:pPr>
+              <w:spacing w:after="40" w:before="0"/>
+              <w:jc w:val="left"/>
+            </w:pPr>
+            <w:r>
+              <w:rPr>
+                <w:rFonts w:ascii="Arial" w:cs="Arial" w:eastAsia="Arial" w:hAnsi="Arial"/>
+                <w:b w:val="false"/>
+                <w:bCs w:val="false"/>
+                <w:i w:val="false"/>
+                <w:iCs w:val="false"/>
+                <w:color w:val="000000"/>
+                <w:sz w:val="18"/>
+                <w:szCs w:val="18"/>
+              </w:rPr>
+              <w:t xml:space="preserve">Lesson 5 — PROBING AND FILTERING BIRD BEAKS: Learners investigate the flamingo's filter-feeding beak (Lake Nakuru supporting phenomenon) and the sunbird's probing beak. They explain how beak morphology is a direct adaptation to food source and habitat, updating the DQB.</w:t>
+            </w:r>
+          </w:p>
+          <w:p>
+            <w:pPr>
+              <w:spacing w:after="40" w:before="0"/>
+              <w:jc w:val="left"/>
+            </w:pPr>
+            <w:r>
+              <w:rPr>
+                <w:rFonts w:ascii="Arial" w:cs="Arial" w:eastAsia="Arial" w:hAnsi="Arial"/>
+                <w:b w:val="false"/>
+                <w:bCs w:val="false"/>
+                <w:i w:val="false"/>
+                <w:iCs w:val="false"/>
+                <w:color w:val="000000"/>
+                <w:sz w:val="18"/>
+                <w:szCs w:val="18"/>
+              </w:rPr>
+              <w:t xml:space="preserve"/>
+            </w:r>
+          </w:p>
+          <w:p>
+            <w:pPr>
+              <w:spacing w:after="40" w:before="0"/>
+              <w:jc w:val="left"/>
+            </w:pPr>
+            <w:r>
+              <w:rPr>
+                <w:rFonts w:ascii="Arial" w:cs="Arial" w:eastAsia="Arial" w:hAnsi="Arial"/>
+                <w:b w:val="false"/>
+                <w:bCs w:val="false"/>
+                <w:i w:val="false"/>
+                <w:iCs w:val="false"/>
+                <w:color w:val="000000"/>
+                <w:sz w:val="18"/>
+                <w:szCs w:val="18"/>
+              </w:rPr>
+              <w:t xml:space="preserve">Lesson 6 — DENTITION IN MAMMALS: Learners compare dental formulae of a lion, cow, and human using Maasai Mara wildlife photographs and skull diagrams. They calculate dental formulae, classify teeth by type and function, and relate tooth shape to diet — linking back to the anchoring question about structure and function.</w:t>
+            </w:r>
+          </w:p>
+          <w:p>
+            <w:pPr>
+              <w:spacing w:after="40" w:before="0"/>
+              <w:jc w:val="left"/>
+            </w:pPr>
+            <w:r>
+              <w:rPr>
+                <w:rFonts w:ascii="Arial" w:cs="Arial" w:eastAsia="Arial" w:hAnsi="Arial"/>
+                <w:b w:val="false"/>
+                <w:bCs w:val="false"/>
+                <w:i w:val="false"/>
+                <w:iCs w:val="false"/>
+                <w:color w:val="000000"/>
+                <w:sz w:val="18"/>
+                <w:szCs w:val="18"/>
+              </w:rPr>
+              <w:t xml:space="preserve"/>
+            </w:r>
+          </w:p>
+          <w:p>
+            <w:pPr>
+              <w:spacing w:after="40" w:before="0"/>
+              <w:jc w:val="left"/>
+            </w:pPr>
+            <w:r>
+              <w:rPr>
+                <w:rFonts w:ascii="Arial" w:cs="Arial" w:eastAsia="Arial" w:hAnsi="Arial"/>
+                <w:b w:val="false"/>
+                <w:bCs w:val="false"/>
+                <w:i w:val="false"/>
+                <w:iCs w:val="false"/>
+                <w:color w:val="000000"/>
+                <w:sz w:val="18"/>
+                <w:szCs w:val="18"/>
+              </w:rPr>
+              <w:t xml:space="preserve">Lesson 7 — THE HUMAN DIGESTIVE SYSTEM: Learners build a physical model of the human digestive system using locally available materials (tubing, balloons, containers). They trace the journey of a meal of ugali and sukuma wiki from mouth to large intestine, labelling organs and their functions.</w:t>
+            </w:r>
+          </w:p>
+          <w:p>
+            <w:pPr>
+              <w:spacing w:after="40" w:before="0"/>
+              <w:jc w:val="left"/>
+            </w:pPr>
+            <w:r>
+              <w:rPr>
+                <w:rFonts w:ascii="Arial" w:cs="Arial" w:eastAsia="Arial" w:hAnsi="Arial"/>
+                <w:b w:val="false"/>
+                <w:bCs w:val="false"/>
+                <w:i w:val="false"/>
+                <w:iCs w:val="false"/>
+                <w:color w:val="000000"/>
+                <w:sz w:val="18"/>
+                <w:szCs w:val="18"/>
+              </w:rPr>
+              <w:t xml:space="preserve"/>
+            </w:r>
+          </w:p>
+          <w:p>
+            <w:pPr>
+              <w:spacing w:after="40" w:before="0"/>
+              <w:jc w:val="left"/>
+            </w:pPr>
+            <w:r>
+              <w:rPr>
+                <w:rFonts w:ascii="Arial" w:cs="Arial" w:eastAsia="Arial" w:hAnsi="Arial"/>
+                <w:b w:val="false"/>
+                <w:bCs w:val="false"/>
+                <w:i w:val="false"/>
+                <w:iCs w:val="false"/>
+                <w:color w:val="000000"/>
+                <w:sz w:val="18"/>
+                <w:szCs w:val="18"/>
+              </w:rPr>
+              <w:t xml:space="preserve">Lesson 8 — ENZYMES IN DIGESTION: Learners perform the ugali-chewing supporting phenomenon as a class activity, then investigate enzyme action (amylase, pepsin, lipase) through food tests (Benedict's, iodine, biuret). They explain how enzymes chemically break down carbohydrates, proteins, and fats at different sites in the digestive system.</w:t>
+            </w:r>
+          </w:p>
+          <w:p>
+            <w:pPr>
+              <w:spacing w:after="40" w:before="0"/>
+              <w:jc w:val="left"/>
+            </w:pPr>
+            <w:r>
+              <w:rPr>
+                <w:rFonts w:ascii="Arial" w:cs="Arial" w:eastAsia="Arial" w:hAnsi="Arial"/>
+                <w:b w:val="false"/>
+                <w:bCs w:val="false"/>
+                <w:i w:val="false"/>
+                <w:iCs w:val="false"/>
+                <w:color w:val="000000"/>
+                <w:sz w:val="18"/>
+                <w:szCs w:val="18"/>
+              </w:rPr>
+              <w:t xml:space="preserve"/>
+            </w:r>
+          </w:p>
+          <w:p>
+            <w:pPr>
+              <w:spacing w:after="40" w:before="0"/>
+              <w:jc w:val="left"/>
+            </w:pPr>
+            <w:r>
+              <w:rPr>
+                <w:rFonts w:ascii="Arial" w:cs="Arial" w:eastAsia="Arial" w:hAnsi="Arial"/>
+                <w:b w:val="false"/>
+                <w:bCs w:val="false"/>
+                <w:i w:val="false"/>
+                <w:iCs w:val="false"/>
+                <w:color w:val="000000"/>
+                <w:sz w:val="18"/>
+                <w:szCs w:val="18"/>
+              </w:rPr>
+              <w:t xml:space="preserve">Lesson 9 — ABSORPTION, ASSIMILATION, AND MALNUTRITION: Learners examine the structure of the ileum (villi and microvilli) and explain how digested nutrients enter the bloodstream. They connect this to assimilation and then analyse malnutrition case studies from Kenyan health data (kwashiorkor in coastal regions, anaemia in adolescent girls), updating their models.</w:t>
+            </w:r>
+          </w:p>
+          <w:p>
+            <w:pPr>
+              <w:spacing w:after="40" w:before="0"/>
+              <w:jc w:val="left"/>
+            </w:pPr>
+            <w:r>
+              <w:rPr>
+                <w:rFonts w:ascii="Arial" w:cs="Arial" w:eastAsia="Arial" w:hAnsi="Arial"/>
+                <w:b w:val="false"/>
+                <w:bCs w:val="false"/>
+                <w:i w:val="false"/>
+                <w:iCs w:val="false"/>
+                <w:color w:val="000000"/>
+                <w:sz w:val="18"/>
+                <w:szCs w:val="18"/>
+              </w:rPr>
+              <w:t xml:space="preserve"/>
+            </w:r>
+          </w:p>
+          <w:p>
+            <w:pPr>
+              <w:spacing w:after="40" w:before="0"/>
+              <w:jc w:val="left"/>
+            </w:pPr>
+            <w:r>
+              <w:rPr>
+                <w:rFonts w:ascii="Arial" w:cs="Arial" w:eastAsia="Arial" w:hAnsi="Arial"/>
+                <w:b w:val="false"/>
+                <w:bCs w:val="false"/>
+                <w:i w:val="false"/>
+                <w:iCs w:val="false"/>
+                <w:color w:val="000000"/>
+                <w:sz w:val="18"/>
+                <w:szCs w:val="18"/>
+              </w:rPr>
+              <w:t xml:space="preserve">Lesson 10 — SYNTHESIS AND MODEL FINALISATION: Learners revisit the anchoring phenomenon and driving question, presenting their finalised cumulative models showing how animal feeding structures — from aphid stylets to human villi — all serve the same ultimate purpose: obtaining nutrients for survival. Learners reflect on personal dietary choices using a Kenyan food cost-nutrition analysis and complete the Driving Question Board.</w:t>
+            </w:r>
+          </w:p>
+        </w:tc>
+      </w:tr>
+      <w:tr>
+        <w:tc>
+          <w:tcPr>
+            <w:tcW w:type="dxa" w:w="3000"/>
+            <w:shd w:fill="EAD1F5" w:color="auto" w:val="clear"/>
+            <w:tcMar>
+              <w:top w:type="dxa" w:w="60"/>
+              <w:left w:type="dxa" w:w="120"/>
+              <w:bottom w:type="dxa" w:w="60"/>
+              <w:right w:type="dxa" w:w="120"/>
+            </w:tcMar>
+            <w:vAlign w:val="top"/>
+          </w:tcPr>
+          <w:p>
+            <w:pPr>
+              <w:spacing w:after="40" w:before="0"/>
+              <w:jc w:val="left"/>
+            </w:pPr>
+            <w:r>
+              <w:rPr>
+                <w:rFonts w:ascii="Arial" w:cs="Arial" w:eastAsia="Arial" w:hAnsi="Arial"/>
+                <w:b/>
+                <w:bCs/>
+                <w:i w:val="false"/>
+                <w:iCs w:val="false"/>
+                <w:color w:val="000000"/>
+                <w:sz w:val="18"/>
+                <w:szCs w:val="18"/>
+              </w:rPr>
+              <w:t xml:space="preserve">Supporting Phenomena</w:t>
+            </w:r>
+          </w:p>
+        </w:tc>
+        <w:tc>
+          <w:tcPr>
+            <w:tcW w:type="dxa" w:w="10680"/>
+            <w:shd w:fill="FFFFFF" w:color="auto" w:val="clear"/>
+            <w:tcMar>
+              <w:top w:type="dxa" w:w="60"/>
+              <w:left w:type="dxa" w:w="120"/>
+              <w:bottom w:type="dxa" w:w="60"/>
+              <w:right w:type="dxa" w:w="120"/>
+            </w:tcMar>
+            <w:vAlign w:val="top"/>
+          </w:tcPr>
+          <w:p>
+            <w:pPr>
+              <w:spacing w:after="30" w:before="0"/>
+              <w:ind w:left="360" w:hanging="180"/>
+              <w:jc w:val="left"/>
+            </w:pPr>
+            <w:r>
+              <w:rPr>
+                <w:rFonts w:ascii="Arial" w:cs="Arial" w:eastAsia="Arial" w:hAnsi="Arial"/>
+                <w:b w:val="false"/>
+                <w:bCs w:val="false"/>
+                <w:i w:val="false"/>
+                <w:iCs w:val="false"/>
+                <w:color w:val="000000"/>
+                <w:sz w:val="18"/>
+                <w:szCs w:val="18"/>
+              </w:rPr>
+              <w:t xml:space="preserve">–  SUPPORTING PHENOMENON 1 — "The flamingo's upside-down beak": Learners observe photographs of lesser flamingos at Lake Nakuru holding their beaks upside-down in the water. Unlike any other bird they know, the flamingo's beak acts like a sieve. Why is it shaped this way, and how does this shape connect to what the flamingo eats?</w:t>
+            </w:r>
+          </w:p>
+          <w:p>
+            <w:pPr>
+              <w:spacing w:after="30" w:before="0"/>
+              <w:ind w:left="360" w:hanging="180"/>
+              <w:jc w:val="left"/>
+            </w:pPr>
+            <w:r>
+              <w:rPr>
+                <w:rFonts w:ascii="Arial" w:cs="Arial" w:eastAsia="Arial" w:hAnsi="Arial"/>
+                <w:b w:val="false"/>
+                <w:bCs w:val="false"/>
+                <w:i w:val="false"/>
+                <w:iCs w:val="false"/>
+                <w:color w:val="000000"/>
+                <w:sz w:val="18"/>
+                <w:szCs w:val="18"/>
+              </w:rPr>
+              <w:t xml:space="preserve">–  SUPPORTING PHENOMENON 2 — "Aphids and the wilting maize": Learners examine maize stems near Eldoret that are covered in aphids. The leaves have no bite marks, yet the plant is weak and yellowing. Where did the aphids feed, and how did they access the plant's nutrients without breaking the surface visibly?</w:t>
+            </w:r>
+          </w:p>
+          <w:p>
+            <w:pPr>
+              <w:spacing w:after="30" w:before="0"/>
+              <w:ind w:left="360" w:hanging="180"/>
+              <w:jc w:val="left"/>
+            </w:pPr>
+            <w:r>
+              <w:rPr>
+                <w:rFonts w:ascii="Arial" w:cs="Arial" w:eastAsia="Arial" w:hAnsi="Arial"/>
+                <w:b w:val="false"/>
+                <w:bCs w:val="false"/>
+                <w:i w:val="false"/>
+                <w:iCs w:val="false"/>
+                <w:color w:val="000000"/>
+                <w:sz w:val="18"/>
+                <w:szCs w:val="18"/>
+              </w:rPr>
+              <w:t xml:space="preserve">–  SUPPORTING PHENOMENON 3 — "The cow's flat teeth and the lion's pointed teeth": Learners compare skull photographs of a Maasai Mara lion and a cow grazing on the same savannah. Both animals eat large amounts of food daily, yet their teeth look completely different. What does each type of tooth reveal about what — and how — each animal eats?</w:t>
+            </w:r>
+          </w:p>
+          <w:p>
+            <w:pPr>
+              <w:spacing w:after="30" w:before="0"/>
+              <w:ind w:left="360" w:hanging="180"/>
+              <w:jc w:val="left"/>
+            </w:pPr>
+            <w:r>
+              <w:rPr>
+                <w:rFonts w:ascii="Arial" w:cs="Arial" w:eastAsia="Arial" w:hAnsi="Arial"/>
+                <w:b w:val="false"/>
+                <w:bCs w:val="false"/>
+                <w:i w:val="false"/>
+                <w:iCs w:val="false"/>
+                <w:color w:val="000000"/>
+                <w:sz w:val="18"/>
+                <w:szCs w:val="18"/>
+              </w:rPr>
+              <w:t xml:space="preserve">–  SUPPORTING PHENOMENON 4 — "Why does chewing ugali longer make it taste sweeter?": Learners chew a small piece of plain ugali (maize meal) for 30 seconds and notice it becomes slightly sweet. No sugar was added. What is happening inside their mouths, and who — or what — is responsible for the change?</w:t>
+            </w:r>
+          </w:p>
+        </w:tc>
+      </w:tr>
+    </w:tbl>
+    <w:p>
+      <w:pPr>
+        <w:spacing w:after="120"/>
+      </w:pPr>
+      <w:r>
+        <w:t xml:space="preserve"/>
       </w:r>
     </w:p>
     <w:p>
@@ -150,7 +2596,7 @@
         </w:rPr>
         <w:t xml:space="preserve">© 2026 SeaVuria and ARES. This work is licensed under a </w:t>
       </w:r>
-      <w:hyperlink w:history="1" r:id="rIddptwivihwosmo21tejqx-">
+      <w:hyperlink w:history="1" r:id="rIdrjkaliiqcgj9yxpc0mpba">
         <w:r>
           <w:rPr>
             <w:rFonts w:ascii="Arial" w:cs="Arial" w:eastAsia="Arial" w:hAnsi="Arial"/>
@@ -170,7 +2616,7 @@
         </w:rPr>
         <w:t xml:space="preserve"> (</w:t>
       </w:r>
-      <w:hyperlink w:history="1" r:id="rIducjpks5mmc5w3yjkuvpr9">
+      <w:hyperlink w:history="1" r:id="rIdtz2bxitjba8851hjieigq">
         <w:r>
           <w:rPr>
             <w:rFonts w:ascii="Arial" w:cs="Arial" w:eastAsia="Arial" w:hAnsi="Arial"/>
@@ -190,7 +2636,7 @@
         </w:rPr>
         <w:t xml:space="preserve">). To view a copy of this license, visit </w:t>
       </w:r>
-      <w:hyperlink w:history="1" r:id="rId7axxaw6p5i3dde_2vboiv">
+      <w:hyperlink w:history="1" r:id="rIdvnfq-niufvul1vtga-dk5">
         <w:r>
           <w:rPr>
             <w:rFonts w:ascii="Arial" w:cs="Arial" w:eastAsia="Arial" w:hAnsi="Arial"/>
@@ -209,2452 +2655,6 @@
           <w:szCs w:val="17"/>
         </w:rPr>
         <w:t xml:space="preserve">. You are free to copy, redistribute, and adapt this material in any medium or format, provided appropriate credit is given and the material is not used for commercial purposes. KICD learning outcomes and curriculum designations reproduced here for alignment purposes remain the property of KICD and are not covered by this license. Linked external resources (e.g. CK-12, Khan Academy, PhET) are subject to their own licenses.</w:t>
-      </w:r>
-    </w:p>
-    <w:p>
-      <w:pPr>
-        <w:spacing w:after="120"/>
-      </w:pPr>
-      <w:r>
-        <w:t xml:space="preserve"/>
-      </w:r>
-    </w:p>
-    <w:tbl>
-      <w:tblPr>
-        <w:tblW w:type="dxa" w:w="13680"/>
-        <w:tblBorders>
-          <w:top w:val="single" w:color="AAAAAA" w:sz="4"/>
-          <w:left w:val="single" w:color="AAAAAA" w:sz="4"/>
-          <w:bottom w:val="single" w:color="AAAAAA" w:sz="4"/>
-          <w:right w:val="single" w:color="AAAAAA" w:sz="4"/>
-          <w:insideH w:val="single" w:color="auto" w:sz="4"/>
-          <w:insideV w:val="single" w:color="auto" w:sz="4"/>
-        </w:tblBorders>
-        <w:tblLayout w:type="fixed"/>
-      </w:tblPr>
-      <w:tblGrid>
-        <w:gridCol w:w="3000"/>
-        <w:gridCol w:w="10680"/>
-      </w:tblGrid>
-      <w:tr>
-        <w:tc>
-          <w:tcPr>
-            <w:tcW w:type="dxa" w:w="13680"/>
-            <w:gridSpan w:val="2"/>
-            <w:shd w:fill="1F3864" w:color="auto" w:val="clear"/>
-            <w:tcMar>
-              <w:top w:type="dxa" w:w="60"/>
-              <w:left w:type="dxa" w:w="120"/>
-              <w:bottom w:type="dxa" w:w="60"/>
-              <w:right w:type="dxa" w:w="120"/>
-            </w:tcMar>
-            <w:vAlign w:val="top"/>
-          </w:tcPr>
-          <w:p>
-            <w:pPr>
-              <w:spacing w:after="40" w:before="0"/>
-              <w:jc w:val="center"/>
-            </w:pPr>
-            <w:r>
-              <w:rPr>
-                <w:rFonts w:ascii="Arial" w:cs="Arial" w:eastAsia="Arial" w:hAnsi="Arial"/>
-                <w:b/>
-                <w:bCs/>
-                <w:i w:val="false"/>
-                <w:iCs w:val="false"/>
-                <w:color w:val="FFFFFF"/>
-                <w:sz w:val="22"/>
-                <w:szCs w:val="22"/>
-              </w:rPr>
-              <w:t xml:space="preserve">SUB-STRAND OVERVIEW</w:t>
-            </w:r>
-          </w:p>
-        </w:tc>
-      </w:tr>
-      <w:tr>
-        <w:tc>
-          <w:tcPr>
-            <w:tcW w:type="dxa" w:w="3000"/>
-            <w:shd w:fill="D5E8F0" w:color="auto" w:val="clear"/>
-            <w:tcMar>
-              <w:top w:type="dxa" w:w="60"/>
-              <w:left w:type="dxa" w:w="120"/>
-              <w:bottom w:type="dxa" w:w="60"/>
-              <w:right w:type="dxa" w:w="120"/>
-            </w:tcMar>
-            <w:vAlign w:val="top"/>
-          </w:tcPr>
-          <w:p>
-            <w:pPr>
-              <w:spacing w:after="40" w:before="0"/>
-              <w:jc w:val="left"/>
-            </w:pPr>
-            <w:r>
-              <w:rPr>
-                <w:rFonts w:ascii="Arial" w:cs="Arial" w:eastAsia="Arial" w:hAnsi="Arial"/>
-                <w:b/>
-                <w:bCs/>
-                <w:i w:val="false"/>
-                <w:iCs w:val="false"/>
-                <w:color w:val="000000"/>
-                <w:sz w:val="18"/>
-                <w:szCs w:val="18"/>
-              </w:rPr>
-              <w:t xml:space="preserve">Grade Level</w:t>
-            </w:r>
-          </w:p>
-        </w:tc>
-        <w:tc>
-          <w:tcPr>
-            <w:tcW w:type="dxa" w:w="10680"/>
-            <w:shd w:fill="FFFFFF" w:color="auto" w:val="clear"/>
-            <w:tcMar>
-              <w:top w:type="dxa" w:w="60"/>
-              <w:left w:type="dxa" w:w="120"/>
-              <w:bottom w:type="dxa" w:w="60"/>
-              <w:right w:type="dxa" w:w="120"/>
-            </w:tcMar>
-            <w:vAlign w:val="top"/>
-          </w:tcPr>
-          <w:p>
-            <w:pPr>
-              <w:spacing w:after="40" w:before="0"/>
-              <w:jc w:val="left"/>
-            </w:pPr>
-            <w:r>
-              <w:rPr>
-                <w:rFonts w:ascii="Arial" w:cs="Arial" w:eastAsia="Arial" w:hAnsi="Arial"/>
-                <w:b w:val="false"/>
-                <w:bCs w:val="false"/>
-                <w:i w:val="false"/>
-                <w:iCs w:val="false"/>
-                <w:color w:val="000000"/>
-                <w:sz w:val="18"/>
-                <w:szCs w:val="18"/>
-              </w:rPr>
-              <w:t xml:space="preserve">10</w:t>
-            </w:r>
-          </w:p>
-        </w:tc>
-      </w:tr>
-      <w:tr>
-        <w:tc>
-          <w:tcPr>
-            <w:tcW w:type="dxa" w:w="3000"/>
-            <w:shd w:fill="D5E8F0" w:color="auto" w:val="clear"/>
-            <w:tcMar>
-              <w:top w:type="dxa" w:w="60"/>
-              <w:left w:type="dxa" w:w="120"/>
-              <w:bottom w:type="dxa" w:w="60"/>
-              <w:right w:type="dxa" w:w="120"/>
-            </w:tcMar>
-            <w:vAlign w:val="top"/>
-          </w:tcPr>
-          <w:p>
-            <w:pPr>
-              <w:spacing w:after="40" w:before="0"/>
-              <w:jc w:val="left"/>
-            </w:pPr>
-            <w:r>
-              <w:rPr>
-                <w:rFonts w:ascii="Arial" w:cs="Arial" w:eastAsia="Arial" w:hAnsi="Arial"/>
-                <w:b/>
-                <w:bCs/>
-                <w:i w:val="false"/>
-                <w:iCs w:val="false"/>
-                <w:color w:val="000000"/>
-                <w:sz w:val="18"/>
-                <w:szCs w:val="18"/>
-              </w:rPr>
-              <w:t xml:space="preserve">Subject</w:t>
-            </w:r>
-          </w:p>
-        </w:tc>
-        <w:tc>
-          <w:tcPr>
-            <w:tcW w:type="dxa" w:w="10680"/>
-            <w:shd w:fill="FFFFFF" w:color="auto" w:val="clear"/>
-            <w:tcMar>
-              <w:top w:type="dxa" w:w="60"/>
-              <w:left w:type="dxa" w:w="120"/>
-              <w:bottom w:type="dxa" w:w="60"/>
-              <w:right w:type="dxa" w:w="120"/>
-            </w:tcMar>
-            <w:vAlign w:val="top"/>
-          </w:tcPr>
-          <w:p>
-            <w:pPr>
-              <w:spacing w:after="40" w:before="0"/>
-              <w:jc w:val="left"/>
-            </w:pPr>
-            <w:r>
-              <w:rPr>
-                <w:rFonts w:ascii="Arial" w:cs="Arial" w:eastAsia="Arial" w:hAnsi="Arial"/>
-                <w:b w:val="false"/>
-                <w:bCs w:val="false"/>
-                <w:i w:val="false"/>
-                <w:iCs w:val="false"/>
-                <w:color w:val="000000"/>
-                <w:sz w:val="18"/>
-                <w:szCs w:val="18"/>
-              </w:rPr>
-              <w:t xml:space="preserve">Biology</w:t>
-            </w:r>
-          </w:p>
-        </w:tc>
-      </w:tr>
-      <w:tr>
-        <w:tc>
-          <w:tcPr>
-            <w:tcW w:type="dxa" w:w="3000"/>
-            <w:shd w:fill="D5E8F0" w:color="auto" w:val="clear"/>
-            <w:tcMar>
-              <w:top w:type="dxa" w:w="60"/>
-              <w:left w:type="dxa" w:w="120"/>
-              <w:bottom w:type="dxa" w:w="60"/>
-              <w:right w:type="dxa" w:w="120"/>
-            </w:tcMar>
-            <w:vAlign w:val="top"/>
-          </w:tcPr>
-          <w:p>
-            <w:pPr>
-              <w:spacing w:after="40" w:before="0"/>
-              <w:jc w:val="left"/>
-            </w:pPr>
-            <w:r>
-              <w:rPr>
-                <w:rFonts w:ascii="Arial" w:cs="Arial" w:eastAsia="Arial" w:hAnsi="Arial"/>
-                <w:b/>
-                <w:bCs/>
-                <w:i w:val="false"/>
-                <w:iCs w:val="false"/>
-                <w:color w:val="000000"/>
-                <w:sz w:val="18"/>
-                <w:szCs w:val="18"/>
-              </w:rPr>
-              <w:t xml:space="preserve">Strand</w:t>
-            </w:r>
-          </w:p>
-        </w:tc>
-        <w:tc>
-          <w:tcPr>
-            <w:tcW w:type="dxa" w:w="10680"/>
-            <w:shd w:fill="FFFFFF" w:color="auto" w:val="clear"/>
-            <w:tcMar>
-              <w:top w:type="dxa" w:w="60"/>
-              <w:left w:type="dxa" w:w="120"/>
-              <w:bottom w:type="dxa" w:w="60"/>
-              <w:right w:type="dxa" w:w="120"/>
-            </w:tcMar>
-            <w:vAlign w:val="top"/>
-          </w:tcPr>
-          <w:p>
-            <w:pPr>
-              <w:spacing w:after="40" w:before="0"/>
-              <w:jc w:val="left"/>
-            </w:pPr>
-            <w:r>
-              <w:rPr>
-                <w:rFonts w:ascii="Arial" w:cs="Arial" w:eastAsia="Arial" w:hAnsi="Arial"/>
-                <w:b w:val="false"/>
-                <w:bCs w:val="false"/>
-                <w:i w:val="false"/>
-                <w:iCs w:val="false"/>
-                <w:color w:val="000000"/>
-                <w:sz w:val="18"/>
-                <w:szCs w:val="18"/>
-              </w:rPr>
-              <w:t xml:space="preserve">Strand 3.0: Animal Nutrition, Transport, and Gaseous Exchange</w:t>
-            </w:r>
-          </w:p>
-        </w:tc>
-      </w:tr>
-      <w:tr>
-        <w:tc>
-          <w:tcPr>
-            <w:tcW w:type="dxa" w:w="3000"/>
-            <w:shd w:fill="D5E8F0" w:color="auto" w:val="clear"/>
-            <w:tcMar>
-              <w:top w:type="dxa" w:w="60"/>
-              <w:left w:type="dxa" w:w="120"/>
-              <w:bottom w:type="dxa" w:w="60"/>
-              <w:right w:type="dxa" w:w="120"/>
-            </w:tcMar>
-            <w:vAlign w:val="top"/>
-          </w:tcPr>
-          <w:p>
-            <w:pPr>
-              <w:spacing w:after="40" w:before="0"/>
-              <w:jc w:val="left"/>
-            </w:pPr>
-            <w:r>
-              <w:rPr>
-                <w:rFonts w:ascii="Arial" w:cs="Arial" w:eastAsia="Arial" w:hAnsi="Arial"/>
-                <w:b/>
-                <w:bCs/>
-                <w:i w:val="false"/>
-                <w:iCs w:val="false"/>
-                <w:color w:val="000000"/>
-                <w:sz w:val="18"/>
-                <w:szCs w:val="18"/>
-              </w:rPr>
-              <w:t xml:space="preserve">Sub-Strand</w:t>
-            </w:r>
-          </w:p>
-        </w:tc>
-        <w:tc>
-          <w:tcPr>
-            <w:tcW w:type="dxa" w:w="10680"/>
-            <w:shd w:fill="FFFFFF" w:color="auto" w:val="clear"/>
-            <w:tcMar>
-              <w:top w:type="dxa" w:w="60"/>
-              <w:left w:type="dxa" w:w="120"/>
-              <w:bottom w:type="dxa" w:w="60"/>
-              <w:right w:type="dxa" w:w="120"/>
-            </w:tcMar>
-            <w:vAlign w:val="top"/>
-          </w:tcPr>
-          <w:p>
-            <w:pPr>
-              <w:spacing w:after="40" w:before="0"/>
-              <w:jc w:val="left"/>
-            </w:pPr>
-            <w:r>
-              <w:rPr>
-                <w:rFonts w:ascii="Arial" w:cs="Arial" w:eastAsia="Arial" w:hAnsi="Arial"/>
-                <w:b w:val="false"/>
-                <w:bCs w:val="false"/>
-                <w:i w:val="false"/>
-                <w:iCs w:val="false"/>
-                <w:color w:val="000000"/>
-                <w:sz w:val="18"/>
-                <w:szCs w:val="18"/>
-              </w:rPr>
-              <w:t xml:space="preserve">Sub-Strand 3.1: Animal Nutrition</w:t>
-            </w:r>
-          </w:p>
-        </w:tc>
-      </w:tr>
-      <w:tr>
-        <w:tc>
-          <w:tcPr>
-            <w:tcW w:type="dxa" w:w="3000"/>
-            <w:shd w:fill="D5E8F0" w:color="auto" w:val="clear"/>
-            <w:tcMar>
-              <w:top w:type="dxa" w:w="60"/>
-              <w:left w:type="dxa" w:w="120"/>
-              <w:bottom w:type="dxa" w:w="60"/>
-              <w:right w:type="dxa" w:w="120"/>
-            </w:tcMar>
-            <w:vAlign w:val="top"/>
-          </w:tcPr>
-          <w:p>
-            <w:pPr>
-              <w:spacing w:after="40" w:before="0"/>
-              <w:jc w:val="left"/>
-            </w:pPr>
-            <w:r>
-              <w:rPr>
-                <w:rFonts w:ascii="Arial" w:cs="Arial" w:eastAsia="Arial" w:hAnsi="Arial"/>
-                <w:b/>
-                <w:bCs/>
-                <w:i w:val="false"/>
-                <w:iCs w:val="false"/>
-                <w:color w:val="000000"/>
-                <w:sz w:val="18"/>
-                <w:szCs w:val="18"/>
-              </w:rPr>
-              <w:t xml:space="preserve">Total Duration</w:t>
-            </w:r>
-          </w:p>
-        </w:tc>
-        <w:tc>
-          <w:tcPr>
-            <w:tcW w:type="dxa" w:w="10680"/>
-            <w:shd w:fill="FFFFFF" w:color="auto" w:val="clear"/>
-            <w:tcMar>
-              <w:top w:type="dxa" w:w="60"/>
-              <w:left w:type="dxa" w:w="120"/>
-              <w:bottom w:type="dxa" w:w="60"/>
-              <w:right w:type="dxa" w:w="120"/>
-            </w:tcMar>
-            <w:vAlign w:val="top"/>
-          </w:tcPr>
-          <w:p>
-            <w:pPr>
-              <w:spacing w:after="40" w:before="0"/>
-              <w:jc w:val="left"/>
-            </w:pPr>
-            <w:r>
-              <w:rPr>
-                <w:rFonts w:ascii="Arial" w:cs="Arial" w:eastAsia="Arial" w:hAnsi="Arial"/>
-                <w:b w:val="false"/>
-                <w:bCs w:val="false"/>
-                <w:i w:val="false"/>
-                <w:iCs w:val="false"/>
-                <w:color w:val="000000"/>
-                <w:sz w:val="18"/>
-                <w:szCs w:val="18"/>
-              </w:rPr>
-              <w:t xml:space="preserve">10 lessons × 40 minutes = 400 minutes total</w:t>
-            </w:r>
-          </w:p>
-        </w:tc>
-      </w:tr>
-      <w:tr>
-        <w:tc>
-          <w:tcPr>
-            <w:tcW w:type="dxa" w:w="3000"/>
-            <w:shd w:fill="D5E8F0" w:color="auto" w:val="clear"/>
-            <w:tcMar>
-              <w:top w:type="dxa" w:w="60"/>
-              <w:left w:type="dxa" w:w="120"/>
-              <w:bottom w:type="dxa" w:w="60"/>
-              <w:right w:type="dxa" w:w="120"/>
-            </w:tcMar>
-            <w:vAlign w:val="top"/>
-          </w:tcPr>
-          <w:p>
-            <w:pPr>
-              <w:spacing w:after="40" w:before="0"/>
-              <w:jc w:val="left"/>
-            </w:pPr>
-            <w:r>
-              <w:rPr>
-                <w:rFonts w:ascii="Arial" w:cs="Arial" w:eastAsia="Arial" w:hAnsi="Arial"/>
-                <w:b/>
-                <w:bCs/>
-                <w:i w:val="false"/>
-                <w:iCs w:val="false"/>
-                <w:color w:val="000000"/>
-                <w:sz w:val="18"/>
-                <w:szCs w:val="18"/>
-              </w:rPr>
-              <w:t xml:space="preserve">Sub-Strand Content</w:t>
-            </w:r>
-          </w:p>
-        </w:tc>
-        <w:tc>
-          <w:tcPr>
-            <w:tcW w:type="dxa" w:w="10680"/>
-            <w:shd w:fill="FFFFFF" w:color="auto" w:val="clear"/>
-            <w:tcMar>
-              <w:top w:type="dxa" w:w="60"/>
-              <w:left w:type="dxa" w:w="120"/>
-              <w:bottom w:type="dxa" w:w="60"/>
-              <w:right w:type="dxa" w:w="120"/>
-            </w:tcMar>
-            <w:vAlign w:val="top"/>
-          </w:tcPr>
-          <w:p>
-            <w:pPr>
-              <w:spacing w:after="30" w:before="0"/>
-              <w:ind w:left="360" w:hanging="180"/>
-              <w:jc w:val="left"/>
-            </w:pPr>
-            <w:r>
-              <w:rPr>
-                <w:rFonts w:ascii="Arial" w:cs="Arial" w:eastAsia="Arial" w:hAnsi="Arial"/>
-                <w:b w:val="false"/>
-                <w:bCs w:val="false"/>
-                <w:i w:val="false"/>
-                <w:iCs w:val="false"/>
-                <w:color w:val="000000"/>
-                <w:sz w:val="18"/>
-                <w:szCs w:val="18"/>
-              </w:rPr>
-              <w:t xml:space="preserve">–  Introduction to animal nutrition — types of nutrition (autotrophic vs heterotrophic)</w:t>
-            </w:r>
-          </w:p>
-          <w:p>
-            <w:pPr>
-              <w:spacing w:after="30" w:before="0"/>
-              <w:ind w:left="360" w:hanging="180"/>
-              <w:jc w:val="left"/>
-            </w:pPr>
-            <w:r>
-              <w:rPr>
-                <w:rFonts w:ascii="Arial" w:cs="Arial" w:eastAsia="Arial" w:hAnsi="Arial"/>
-                <w:b w:val="false"/>
-                <w:bCs w:val="false"/>
-                <w:i w:val="false"/>
-                <w:iCs w:val="false"/>
-                <w:color w:val="000000"/>
-                <w:sz w:val="18"/>
-                <w:szCs w:val="18"/>
-              </w:rPr>
-              <w:t xml:space="preserve">–  Mouthparts of insects: chewing and biting (e.g., grasshopper, termite)</w:t>
-            </w:r>
-          </w:p>
-          <w:p>
-            <w:pPr>
-              <w:spacing w:after="30" w:before="0"/>
-              <w:ind w:left="360" w:hanging="180"/>
-              <w:jc w:val="left"/>
-            </w:pPr>
-            <w:r>
-              <w:rPr>
-                <w:rFonts w:ascii="Arial" w:cs="Arial" w:eastAsia="Arial" w:hAnsi="Arial"/>
-                <w:b w:val="false"/>
-                <w:bCs w:val="false"/>
-                <w:i w:val="false"/>
-                <w:iCs w:val="false"/>
-                <w:color w:val="000000"/>
-                <w:sz w:val="18"/>
-                <w:szCs w:val="18"/>
-              </w:rPr>
-              <w:t xml:space="preserve">–  Mouthparts of insects: piercing and sucking (e.g., mosquito, aphid, tsetse fly)</w:t>
-            </w:r>
-          </w:p>
-          <w:p>
-            <w:pPr>
-              <w:spacing w:after="30" w:before="0"/>
-              <w:ind w:left="360" w:hanging="180"/>
-              <w:jc w:val="left"/>
-            </w:pPr>
-            <w:r>
-              <w:rPr>
-                <w:rFonts w:ascii="Arial" w:cs="Arial" w:eastAsia="Arial" w:hAnsi="Arial"/>
-                <w:b w:val="false"/>
-                <w:bCs w:val="false"/>
-                <w:i w:val="false"/>
-                <w:iCs w:val="false"/>
-                <w:color w:val="000000"/>
-                <w:sz w:val="18"/>
-                <w:szCs w:val="18"/>
-              </w:rPr>
-              <w:t xml:space="preserve">–  Mouthparts of birds: crushing and tearing (e.g., eagle, vulture, hornbill)</w:t>
-            </w:r>
-          </w:p>
-          <w:p>
-            <w:pPr>
-              <w:spacing w:after="30" w:before="0"/>
-              <w:ind w:left="360" w:hanging="180"/>
-              <w:jc w:val="left"/>
-            </w:pPr>
-            <w:r>
-              <w:rPr>
-                <w:rFonts w:ascii="Arial" w:cs="Arial" w:eastAsia="Arial" w:hAnsi="Arial"/>
-                <w:b w:val="false"/>
-                <w:bCs w:val="false"/>
-                <w:i w:val="false"/>
-                <w:iCs w:val="false"/>
-                <w:color w:val="000000"/>
-                <w:sz w:val="18"/>
-                <w:szCs w:val="18"/>
-              </w:rPr>
-              <w:t xml:space="preserve">–  Mouthparts of birds: probing and filtering (e.g., flamingo at Lake Nakuru, sunbird, ibis)</w:t>
-            </w:r>
-          </w:p>
-          <w:p>
-            <w:pPr>
-              <w:spacing w:after="30" w:before="0"/>
-              <w:ind w:left="360" w:hanging="180"/>
-              <w:jc w:val="left"/>
-            </w:pPr>
-            <w:r>
-              <w:rPr>
-                <w:rFonts w:ascii="Arial" w:cs="Arial" w:eastAsia="Arial" w:hAnsi="Arial"/>
-                <w:b w:val="false"/>
-                <w:bCs w:val="false"/>
-                <w:i w:val="false"/>
-                <w:iCs w:val="false"/>
-                <w:color w:val="000000"/>
-                <w:sz w:val="18"/>
-                <w:szCs w:val="18"/>
-              </w:rPr>
-              <w:t xml:space="preserve">–  Dentition in mammals — types of teeth and their functions</w:t>
-            </w:r>
-          </w:p>
-          <w:p>
-            <w:pPr>
-              <w:spacing w:after="30" w:before="0"/>
-              <w:ind w:left="360" w:hanging="180"/>
-              <w:jc w:val="left"/>
-            </w:pPr>
-            <w:r>
-              <w:rPr>
-                <w:rFonts w:ascii="Arial" w:cs="Arial" w:eastAsia="Arial" w:hAnsi="Arial"/>
-                <w:b w:val="false"/>
-                <w:bCs w:val="false"/>
-                <w:i w:val="false"/>
-                <w:iCs w:val="false"/>
-                <w:color w:val="000000"/>
-                <w:sz w:val="18"/>
-                <w:szCs w:val="18"/>
-              </w:rPr>
-              <w:t xml:space="preserve">–  Dental formulae of herbivores, carnivores, and omnivores (using Kenyan wildlife examples)</w:t>
-            </w:r>
-          </w:p>
-          <w:p>
-            <w:pPr>
-              <w:spacing w:after="30" w:before="0"/>
-              <w:ind w:left="360" w:hanging="180"/>
-              <w:jc w:val="left"/>
-            </w:pPr>
-            <w:r>
-              <w:rPr>
-                <w:rFonts w:ascii="Arial" w:cs="Arial" w:eastAsia="Arial" w:hAnsi="Arial"/>
-                <w:b w:val="false"/>
-                <w:bCs w:val="false"/>
-                <w:i w:val="false"/>
-                <w:iCs w:val="false"/>
-                <w:color w:val="000000"/>
-                <w:sz w:val="18"/>
-                <w:szCs w:val="18"/>
-              </w:rPr>
-              <w:t xml:space="preserve">–  Human digestive system — structure and function of organs</w:t>
-            </w:r>
-          </w:p>
-          <w:p>
-            <w:pPr>
-              <w:spacing w:after="30" w:before="0"/>
-              <w:ind w:left="360" w:hanging="180"/>
-              <w:jc w:val="left"/>
-            </w:pPr>
-            <w:r>
-              <w:rPr>
-                <w:rFonts w:ascii="Arial" w:cs="Arial" w:eastAsia="Arial" w:hAnsi="Arial"/>
-                <w:b w:val="false"/>
-                <w:bCs w:val="false"/>
-                <w:i w:val="false"/>
-                <w:iCs w:val="false"/>
-                <w:color w:val="000000"/>
-                <w:sz w:val="18"/>
-                <w:szCs w:val="18"/>
-              </w:rPr>
-              <w:t xml:space="preserve">–  Enzymes in digestion — types, sites of action, and products</w:t>
-            </w:r>
-          </w:p>
-          <w:p>
-            <w:pPr>
-              <w:spacing w:after="30" w:before="0"/>
-              <w:ind w:left="360" w:hanging="180"/>
-              <w:jc w:val="left"/>
-            </w:pPr>
-            <w:r>
-              <w:rPr>
-                <w:rFonts w:ascii="Arial" w:cs="Arial" w:eastAsia="Arial" w:hAnsi="Arial"/>
-                <w:b w:val="false"/>
-                <w:bCs w:val="false"/>
-                <w:i w:val="false"/>
-                <w:iCs w:val="false"/>
-                <w:color w:val="000000"/>
-                <w:sz w:val="18"/>
-                <w:szCs w:val="18"/>
-              </w:rPr>
-              <w:t xml:space="preserve">–  Absorption and assimilation of digested food; malnutrition and deficiency diseases in Kenya</w:t>
-            </w:r>
-          </w:p>
-        </w:tc>
-      </w:tr>
-      <w:tr>
-        <w:tc>
-          <w:tcPr>
-            <w:tcW w:type="dxa" w:w="3000"/>
-            <w:shd w:fill="D5E8F0" w:color="auto" w:val="clear"/>
-            <w:tcMar>
-              <w:top w:type="dxa" w:w="60"/>
-              <w:left w:type="dxa" w:w="120"/>
-              <w:bottom w:type="dxa" w:w="60"/>
-              <w:right w:type="dxa" w:w="120"/>
-            </w:tcMar>
-            <w:vAlign w:val="top"/>
-          </w:tcPr>
-          <w:p>
-            <w:pPr>
-              <w:spacing w:after="40" w:before="0"/>
-              <w:jc w:val="left"/>
-            </w:pPr>
-            <w:r>
-              <w:rPr>
-                <w:rFonts w:ascii="Arial" w:cs="Arial" w:eastAsia="Arial" w:hAnsi="Arial"/>
-                <w:b/>
-                <w:bCs/>
-                <w:i w:val="false"/>
-                <w:iCs w:val="false"/>
-                <w:color w:val="000000"/>
-                <w:sz w:val="18"/>
-                <w:szCs w:val="18"/>
-              </w:rPr>
-              <w:t xml:space="preserve">Learning Outcomes</w:t>
-            </w:r>
-          </w:p>
-        </w:tc>
-        <w:tc>
-          <w:tcPr>
-            <w:tcW w:type="dxa" w:w="10680"/>
-            <w:shd w:fill="FFFFFF" w:color="auto" w:val="clear"/>
-            <w:tcMar>
-              <w:top w:type="dxa" w:w="60"/>
-              <w:left w:type="dxa" w:w="120"/>
-              <w:bottom w:type="dxa" w:w="60"/>
-              <w:right w:type="dxa" w:w="120"/>
-            </w:tcMar>
-            <w:vAlign w:val="top"/>
-          </w:tcPr>
-          <w:p>
-            <w:pPr>
-              <w:spacing w:after="40" w:before="0"/>
-              <w:jc w:val="left"/>
-            </w:pPr>
-            <w:r>
-              <w:rPr>
-                <w:rFonts w:ascii="Arial" w:cs="Arial" w:eastAsia="Arial" w:hAnsi="Arial"/>
-                <w:b w:val="false"/>
-                <w:bCs w:val="false"/>
-                <w:i w:val="false"/>
-                <w:iCs w:val="false"/>
-                <w:color w:val="000000"/>
-                <w:sz w:val="18"/>
-                <w:szCs w:val="18"/>
-              </w:rPr>
-              <w:t xml:space="preserve">By the end of the sub-strand, the learner should be able to:</w:t>
-            </w:r>
-          </w:p>
-          <w:p>
-            <w:pPr>
-              <w:spacing w:after="40" w:before="0"/>
-              <w:jc w:val="left"/>
-            </w:pPr>
-            <w:r>
-              <w:rPr>
-                <w:rFonts w:ascii="Arial" w:cs="Arial" w:eastAsia="Arial" w:hAnsi="Arial"/>
-                <w:b w:val="false"/>
-                <w:bCs w:val="false"/>
-                <w:i w:val="false"/>
-                <w:iCs w:val="false"/>
-                <w:color w:val="000000"/>
-                <w:sz w:val="18"/>
-                <w:szCs w:val="18"/>
-              </w:rPr>
-              <w:t xml:space="preserve">a) explain the types of nutrition in animals and their significance in everyday life,</w:t>
-            </w:r>
-          </w:p>
-          <w:p>
-            <w:pPr>
-              <w:spacing w:after="40" w:before="0"/>
-              <w:jc w:val="left"/>
-            </w:pPr>
-            <w:r>
-              <w:rPr>
-                <w:rFonts w:ascii="Arial" w:cs="Arial" w:eastAsia="Arial" w:hAnsi="Arial"/>
-                <w:b w:val="false"/>
-                <w:bCs w:val="false"/>
-                <w:i w:val="false"/>
-                <w:iCs w:val="false"/>
-                <w:color w:val="000000"/>
-                <w:sz w:val="18"/>
-                <w:szCs w:val="18"/>
-              </w:rPr>
-              <w:t xml:space="preserve">b) identify and describe the structure and function of different mouthparts in insects and birds in relation to their feeding habits,</w:t>
-            </w:r>
-          </w:p>
-          <w:p>
-            <w:pPr>
-              <w:spacing w:after="40" w:before="0"/>
-              <w:jc w:val="left"/>
-            </w:pPr>
-            <w:r>
-              <w:rPr>
-                <w:rFonts w:ascii="Arial" w:cs="Arial" w:eastAsia="Arial" w:hAnsi="Arial"/>
-                <w:b w:val="false"/>
-                <w:bCs w:val="false"/>
-                <w:i w:val="false"/>
-                <w:iCs w:val="false"/>
-                <w:color w:val="000000"/>
-                <w:sz w:val="18"/>
-                <w:szCs w:val="18"/>
-              </w:rPr>
-              <w:t xml:space="preserve">c) describe the types of teeth and dental formulae of herbivores, carnivores, and omnivores using Kenyan animal examples,</w:t>
-            </w:r>
-          </w:p>
-          <w:p>
-            <w:pPr>
-              <w:spacing w:after="40" w:before="0"/>
-              <w:jc w:val="left"/>
-            </w:pPr>
-            <w:r>
-              <w:rPr>
-                <w:rFonts w:ascii="Arial" w:cs="Arial" w:eastAsia="Arial" w:hAnsi="Arial"/>
-                <w:b w:val="false"/>
-                <w:bCs w:val="false"/>
-                <w:i w:val="false"/>
-                <w:iCs w:val="false"/>
-                <w:color w:val="000000"/>
-                <w:sz w:val="18"/>
-                <w:szCs w:val="18"/>
-              </w:rPr>
-              <w:t xml:space="preserve">d) describe the structure and functions of the organs of the human digestive system,</w:t>
-            </w:r>
-          </w:p>
-          <w:p>
-            <w:pPr>
-              <w:spacing w:after="40" w:before="0"/>
-              <w:jc w:val="left"/>
-            </w:pPr>
-            <w:r>
-              <w:rPr>
-                <w:rFonts w:ascii="Arial" w:cs="Arial" w:eastAsia="Arial" w:hAnsi="Arial"/>
-                <w:b w:val="false"/>
-                <w:bCs w:val="false"/>
-                <w:i w:val="false"/>
-                <w:iCs w:val="false"/>
-                <w:color w:val="000000"/>
-                <w:sz w:val="18"/>
-                <w:szCs w:val="18"/>
-              </w:rPr>
-              <w:t xml:space="preserve">e) explain the role of enzymes in the digestion of carbohydrates, proteins, and lipids,</w:t>
-            </w:r>
-          </w:p>
-          <w:p>
-            <w:pPr>
-              <w:spacing w:after="40" w:before="0"/>
-              <w:jc w:val="left"/>
-            </w:pPr>
-            <w:r>
-              <w:rPr>
-                <w:rFonts w:ascii="Arial" w:cs="Arial" w:eastAsia="Arial" w:hAnsi="Arial"/>
-                <w:b w:val="false"/>
-                <w:bCs w:val="false"/>
-                <w:i w:val="false"/>
-                <w:iCs w:val="false"/>
-                <w:color w:val="000000"/>
-                <w:sz w:val="18"/>
-                <w:szCs w:val="18"/>
-              </w:rPr>
-              <w:t xml:space="preserve">f) describe the processes of absorption and assimilation of digested food products,</w:t>
-            </w:r>
-          </w:p>
-          <w:p>
-            <w:pPr>
-              <w:spacing w:after="40" w:before="0"/>
-              <w:jc w:val="left"/>
-            </w:pPr>
-            <w:r>
-              <w:rPr>
-                <w:rFonts w:ascii="Arial" w:cs="Arial" w:eastAsia="Arial" w:hAnsi="Arial"/>
-                <w:b w:val="false"/>
-                <w:bCs w:val="false"/>
-                <w:i w:val="false"/>
-                <w:iCs w:val="false"/>
-                <w:color w:val="000000"/>
-                <w:sz w:val="18"/>
-                <w:szCs w:val="18"/>
-              </w:rPr>
-              <w:t xml:space="preserve">g) relate malnutrition and dietary deficiency diseases to feeding habits observed in Kenyan communities,</w:t>
-            </w:r>
-          </w:p>
-          <w:p>
-            <w:pPr>
-              <w:spacing w:after="40" w:before="0"/>
-              <w:jc w:val="left"/>
-            </w:pPr>
-            <w:r>
-              <w:rPr>
-                <w:rFonts w:ascii="Arial" w:cs="Arial" w:eastAsia="Arial" w:hAnsi="Arial"/>
-                <w:b w:val="false"/>
-                <w:bCs w:val="false"/>
-                <w:i w:val="false"/>
-                <w:iCs w:val="false"/>
-                <w:color w:val="000000"/>
-                <w:sz w:val="18"/>
-                <w:szCs w:val="18"/>
-              </w:rPr>
-              <w:t xml:space="preserve">h) appreciate the importance of proper nutrition and balanced diet for healthy living.</w:t>
-            </w:r>
-          </w:p>
-        </w:tc>
-      </w:tr>
-      <w:tr>
-        <w:tc>
-          <w:tcPr>
-            <w:tcW w:type="dxa" w:w="3000"/>
-            <w:shd w:fill="D5E8F0" w:color="auto" w:val="clear"/>
-            <w:tcMar>
-              <w:top w:type="dxa" w:w="60"/>
-              <w:left w:type="dxa" w:w="120"/>
-              <w:bottom w:type="dxa" w:w="60"/>
-              <w:right w:type="dxa" w:w="120"/>
-            </w:tcMar>
-            <w:vAlign w:val="top"/>
-          </w:tcPr>
-          <w:p>
-            <w:pPr>
-              <w:spacing w:after="40" w:before="0"/>
-              <w:jc w:val="left"/>
-            </w:pPr>
-            <w:r>
-              <w:rPr>
-                <w:rFonts w:ascii="Arial" w:cs="Arial" w:eastAsia="Arial" w:hAnsi="Arial"/>
-                <w:b/>
-                <w:bCs/>
-                <w:i w:val="false"/>
-                <w:iCs w:val="false"/>
-                <w:color w:val="000000"/>
-                <w:sz w:val="18"/>
-                <w:szCs w:val="18"/>
-              </w:rPr>
-              <w:t xml:space="preserve">Core Competencies</w:t>
-            </w:r>
-          </w:p>
-        </w:tc>
-        <w:tc>
-          <w:tcPr>
-            <w:tcW w:type="dxa" w:w="10680"/>
-            <w:shd w:fill="FFFFFF" w:color="auto" w:val="clear"/>
-            <w:tcMar>
-              <w:top w:type="dxa" w:w="60"/>
-              <w:left w:type="dxa" w:w="120"/>
-              <w:bottom w:type="dxa" w:w="60"/>
-              <w:right w:type="dxa" w:w="120"/>
-            </w:tcMar>
-            <w:vAlign w:val="top"/>
-          </w:tcPr>
-          <w:p>
-            <w:pPr>
-              <w:spacing w:after="30" w:before="0"/>
-              <w:ind w:left="360" w:hanging="180"/>
-              <w:jc w:val="left"/>
-            </w:pPr>
-            <w:r>
-              <w:rPr>
-                <w:rFonts w:ascii="Arial" w:cs="Arial" w:eastAsia="Arial" w:hAnsi="Arial"/>
-                <w:b w:val="false"/>
-                <w:bCs w:val="false"/>
-                <w:i w:val="false"/>
-                <w:iCs w:val="false"/>
-                <w:color w:val="000000"/>
-                <w:sz w:val="18"/>
-                <w:szCs w:val="18"/>
-              </w:rPr>
-              <w:t xml:space="preserve">–  Communication and Collaboration: Learners collaboratively analyse specimens of insect mouthparts and bird beak models, discuss findings in groups, and present conclusions to peers — mirroring how nutritionists and ecologists share field data.</w:t>
-            </w:r>
-          </w:p>
-          <w:p>
-            <w:pPr>
-              <w:spacing w:after="30" w:before="0"/>
-              <w:ind w:left="360" w:hanging="180"/>
-              <w:jc w:val="left"/>
-            </w:pPr>
-            <w:r>
-              <w:rPr>
-                <w:rFonts w:ascii="Arial" w:cs="Arial" w:eastAsia="Arial" w:hAnsi="Arial"/>
-                <w:b w:val="false"/>
-                <w:bCs w:val="false"/>
-                <w:i w:val="false"/>
-                <w:iCs w:val="false"/>
-                <w:color w:val="000000"/>
-                <w:sz w:val="18"/>
-                <w:szCs w:val="18"/>
-              </w:rPr>
-              <w:t xml:space="preserve">–  Critical Thinking and Problem Solving: Learners examine dental formulae of different Kenyan animals (lion, cow, human) and reason about the relationship between tooth structure, diet, and ecological role.</w:t>
-            </w:r>
-          </w:p>
-          <w:p>
-            <w:pPr>
-              <w:spacing w:after="30" w:before="0"/>
-              <w:ind w:left="360" w:hanging="180"/>
-              <w:jc w:val="left"/>
-            </w:pPr>
-            <w:r>
-              <w:rPr>
-                <w:rFonts w:ascii="Arial" w:cs="Arial" w:eastAsia="Arial" w:hAnsi="Arial"/>
-                <w:b w:val="false"/>
-                <w:bCs w:val="false"/>
-                <w:i w:val="false"/>
-                <w:iCs w:val="false"/>
-                <w:color w:val="000000"/>
-                <w:sz w:val="18"/>
-                <w:szCs w:val="18"/>
-              </w:rPr>
-              <w:t xml:space="preserve">–  Imagination and Creativity: Learners construct labelled diagrams and physical models of the human digestive system using locally available materials (e.g., tubing, balloons, ugali dough) to visualise organ function.</w:t>
-            </w:r>
-          </w:p>
-          <w:p>
-            <w:pPr>
-              <w:spacing w:after="30" w:before="0"/>
-              <w:ind w:left="360" w:hanging="180"/>
-              <w:jc w:val="left"/>
-            </w:pPr>
-            <w:r>
-              <w:rPr>
-                <w:rFonts w:ascii="Arial" w:cs="Arial" w:eastAsia="Arial" w:hAnsi="Arial"/>
-                <w:b w:val="false"/>
-                <w:bCs w:val="false"/>
-                <w:i w:val="false"/>
-                <w:iCs w:val="false"/>
-                <w:color w:val="000000"/>
-                <w:sz w:val="18"/>
-                <w:szCs w:val="18"/>
-              </w:rPr>
-              <w:t xml:space="preserve">–  Self-efficacy: Learners design a personal balanced-diet meal plan using common Kenyan foods (ugali, sukuma wiki, beans, githeri, fish from Lake Victoria) and evaluate its nutritional adequacy.</w:t>
-            </w:r>
-          </w:p>
-          <w:p>
-            <w:pPr>
-              <w:spacing w:after="30" w:before="0"/>
-              <w:ind w:left="360" w:hanging="180"/>
-              <w:jc w:val="left"/>
-            </w:pPr>
-            <w:r>
-              <w:rPr>
-                <w:rFonts w:ascii="Arial" w:cs="Arial" w:eastAsia="Arial" w:hAnsi="Arial"/>
-                <w:b w:val="false"/>
-                <w:bCs w:val="false"/>
-                <w:i w:val="false"/>
-                <w:iCs w:val="false"/>
-                <w:color w:val="000000"/>
-                <w:sz w:val="18"/>
-                <w:szCs w:val="18"/>
-              </w:rPr>
-              <w:t xml:space="preserve">–  Digital Literacy: Learners use offline simulations and videos on the ARES platform to observe enzyme action and peristalsis where live experiments are not possible.</w:t>
-            </w:r>
-          </w:p>
-        </w:tc>
-      </w:tr>
-      <w:tr>
-        <w:tc>
-          <w:tcPr>
-            <w:tcW w:type="dxa" w:w="3000"/>
-            <w:shd w:fill="E2EFDA" w:color="auto" w:val="clear"/>
-            <w:tcMar>
-              <w:top w:type="dxa" w:w="60"/>
-              <w:left w:type="dxa" w:w="120"/>
-              <w:bottom w:type="dxa" w:w="60"/>
-              <w:right w:type="dxa" w:w="120"/>
-            </w:tcMar>
-            <w:vAlign w:val="top"/>
-          </w:tcPr>
-          <w:p>
-            <w:pPr>
-              <w:spacing w:after="40" w:before="0"/>
-              <w:jc w:val="left"/>
-            </w:pPr>
-            <w:r>
-              <w:rPr>
-                <w:rFonts w:ascii="Arial" w:cs="Arial" w:eastAsia="Arial" w:hAnsi="Arial"/>
-                <w:b/>
-                <w:bCs/>
-                <w:i w:val="false"/>
-                <w:iCs w:val="false"/>
-                <w:color w:val="000000"/>
-                <w:sz w:val="18"/>
-                <w:szCs w:val="18"/>
-              </w:rPr>
-              <w:t xml:space="preserve">Core Values</w:t>
-            </w:r>
-          </w:p>
-        </w:tc>
-        <w:tc>
-          <w:tcPr>
-            <w:tcW w:type="dxa" w:w="10680"/>
-            <w:shd w:fill="FFFFFF" w:color="auto" w:val="clear"/>
-            <w:tcMar>
-              <w:top w:type="dxa" w:w="60"/>
-              <w:left w:type="dxa" w:w="120"/>
-              <w:bottom w:type="dxa" w:w="60"/>
-              <w:right w:type="dxa" w:w="120"/>
-            </w:tcMar>
-            <w:vAlign w:val="top"/>
-          </w:tcPr>
-          <w:p>
-            <w:pPr>
-              <w:spacing w:after="30" w:before="0"/>
-              <w:ind w:left="360" w:hanging="180"/>
-              <w:jc w:val="left"/>
-            </w:pPr>
-            <w:r>
-              <w:rPr>
-                <w:rFonts w:ascii="Arial" w:cs="Arial" w:eastAsia="Arial" w:hAnsi="Arial"/>
-                <w:b w:val="false"/>
-                <w:bCs w:val="false"/>
-                <w:i w:val="false"/>
-                <w:iCs w:val="false"/>
-                <w:color w:val="000000"/>
-                <w:sz w:val="18"/>
-                <w:szCs w:val="18"/>
-              </w:rPr>
-              <w:t xml:space="preserve">–  Responsibility: Learners responsibly handle biological specimens (insect mouthparts, dissection materials) and safely dispose of materials after practical activities.</w:t>
-            </w:r>
-          </w:p>
-          <w:p>
-            <w:pPr>
-              <w:spacing w:after="30" w:before="0"/>
-              <w:ind w:left="360" w:hanging="180"/>
-              <w:jc w:val="left"/>
-            </w:pPr>
-            <w:r>
-              <w:rPr>
-                <w:rFonts w:ascii="Arial" w:cs="Arial" w:eastAsia="Arial" w:hAnsi="Arial"/>
-                <w:b w:val="false"/>
-                <w:bCs w:val="false"/>
-                <w:i w:val="false"/>
-                <w:iCs w:val="false"/>
-                <w:color w:val="000000"/>
-                <w:sz w:val="18"/>
-                <w:szCs w:val="18"/>
-              </w:rPr>
-              <w:t xml:space="preserve">–  Respect: Learners appreciate diverse dietary practices and food cultures across Kenyan communities (coastal, pastoralist, and highland farming communities) without prejudice during discussions on nutrition and malnutrition.</w:t>
-            </w:r>
-          </w:p>
-          <w:p>
-            <w:pPr>
-              <w:spacing w:after="30" w:before="0"/>
-              <w:ind w:left="360" w:hanging="180"/>
-              <w:jc w:val="left"/>
-            </w:pPr>
-            <w:r>
-              <w:rPr>
-                <w:rFonts w:ascii="Arial" w:cs="Arial" w:eastAsia="Arial" w:hAnsi="Arial"/>
-                <w:b w:val="false"/>
-                <w:bCs w:val="false"/>
-                <w:i w:val="false"/>
-                <w:iCs w:val="false"/>
-                <w:color w:val="000000"/>
-                <w:sz w:val="18"/>
-                <w:szCs w:val="18"/>
-              </w:rPr>
-              <w:t xml:space="preserve">–  Unity: Learners work collaboratively in mixed groups during model-building and practical sessions, valuing each member's contribution regardless of background.</w:t>
-            </w:r>
-          </w:p>
-          <w:p>
-            <w:pPr>
-              <w:spacing w:after="30" w:before="0"/>
-              <w:ind w:left="360" w:hanging="180"/>
-              <w:jc w:val="left"/>
-            </w:pPr>
-            <w:r>
-              <w:rPr>
-                <w:rFonts w:ascii="Arial" w:cs="Arial" w:eastAsia="Arial" w:hAnsi="Arial"/>
-                <w:b w:val="false"/>
-                <w:bCs w:val="false"/>
-                <w:i w:val="false"/>
-                <w:iCs w:val="false"/>
-                <w:color w:val="000000"/>
-                <w:sz w:val="18"/>
-                <w:szCs w:val="18"/>
-              </w:rPr>
-              <w:t xml:space="preserve">–  Social Justice: Learners reflect on food insecurity and malnutrition in vulnerable Kenyan communities (e.g., arid and semi-arid areas) and discuss equitable access to nutritious food as a human right.</w:t>
-            </w:r>
-          </w:p>
-        </w:tc>
-      </w:tr>
-      <w:tr>
-        <w:tc>
-          <w:tcPr>
-            <w:tcW w:type="dxa" w:w="3000"/>
-            <w:shd w:fill="D5E8F0" w:color="auto" w:val="clear"/>
-            <w:tcMar>
-              <w:top w:type="dxa" w:w="60"/>
-              <w:left w:type="dxa" w:w="120"/>
-              <w:bottom w:type="dxa" w:w="60"/>
-              <w:right w:type="dxa" w:w="120"/>
-            </w:tcMar>
-            <w:vAlign w:val="top"/>
-          </w:tcPr>
-          <w:p>
-            <w:pPr>
-              <w:spacing w:after="40" w:before="0"/>
-              <w:jc w:val="left"/>
-            </w:pPr>
-            <w:r>
-              <w:rPr>
-                <w:rFonts w:ascii="Arial" w:cs="Arial" w:eastAsia="Arial" w:hAnsi="Arial"/>
-                <w:b/>
-                <w:bCs/>
-                <w:i w:val="false"/>
-                <w:iCs w:val="false"/>
-                <w:color w:val="000000"/>
-                <w:sz w:val="18"/>
-                <w:szCs w:val="18"/>
-              </w:rPr>
-              <w:t xml:space="preserve">Science &amp; Engineering Practices</w:t>
-            </w:r>
-          </w:p>
-        </w:tc>
-        <w:tc>
-          <w:tcPr>
-            <w:tcW w:type="dxa" w:w="10680"/>
-            <w:shd w:fill="FFFFFF" w:color="auto" w:val="clear"/>
-            <w:tcMar>
-              <w:top w:type="dxa" w:w="60"/>
-              <w:left w:type="dxa" w:w="120"/>
-              <w:bottom w:type="dxa" w:w="60"/>
-              <w:right w:type="dxa" w:w="120"/>
-            </w:tcMar>
-            <w:vAlign w:val="top"/>
-          </w:tcPr>
-          <w:p>
-            <w:pPr>
-              <w:spacing w:after="30" w:before="0"/>
-              <w:ind w:left="360" w:hanging="180"/>
-              <w:jc w:val="left"/>
-            </w:pPr>
-            <w:r>
-              <w:rPr>
-                <w:rFonts w:ascii="Arial" w:cs="Arial" w:eastAsia="Arial" w:hAnsi="Arial"/>
-                <w:b w:val="false"/>
-                <w:bCs w:val="false"/>
-                <w:i w:val="false"/>
-                <w:iCs w:val="false"/>
-                <w:color w:val="000000"/>
-                <w:sz w:val="18"/>
-                <w:szCs w:val="18"/>
-              </w:rPr>
-              <w:t xml:space="preserve">–  Asking Questions and Defining Problems: Learners generate questions about why different animals have differently shaped mouthparts and teeth, anchoring inquiry into the driving question about feeding adaptations.</w:t>
-            </w:r>
-          </w:p>
-          <w:p>
-            <w:pPr>
-              <w:spacing w:after="30" w:before="0"/>
-              <w:ind w:left="360" w:hanging="180"/>
-              <w:jc w:val="left"/>
-            </w:pPr>
-            <w:r>
-              <w:rPr>
-                <w:rFonts w:ascii="Arial" w:cs="Arial" w:eastAsia="Arial" w:hAnsi="Arial"/>
-                <w:b w:val="false"/>
-                <w:bCs w:val="false"/>
-                <w:i w:val="false"/>
-                <w:iCs w:val="false"/>
-                <w:color w:val="000000"/>
-                <w:sz w:val="18"/>
-                <w:szCs w:val="18"/>
-              </w:rPr>
-              <w:t xml:space="preserve">–  Analysing and Interpreting Data: Learners examine photomicrographs and diagrams of insect mouthparts and bird beaks, interpret dental formulae, and draw conclusions about diet from structural evidence.</w:t>
-            </w:r>
-          </w:p>
-          <w:p>
-            <w:pPr>
-              <w:spacing w:after="30" w:before="0"/>
-              <w:ind w:left="360" w:hanging="180"/>
-              <w:jc w:val="left"/>
-            </w:pPr>
-            <w:r>
-              <w:rPr>
-                <w:rFonts w:ascii="Arial" w:cs="Arial" w:eastAsia="Arial" w:hAnsi="Arial"/>
-                <w:b w:val="false"/>
-                <w:bCs w:val="false"/>
-                <w:i w:val="false"/>
-                <w:iCs w:val="false"/>
-                <w:color w:val="000000"/>
-                <w:sz w:val="18"/>
-                <w:szCs w:val="18"/>
-              </w:rPr>
-              <w:t xml:space="preserve">–  Developing and Using Models: Learners build progressive models of the human digestive system across lessons, revising them as new knowledge of enzymes, absorption, and assimilation is gained.</w:t>
-            </w:r>
-          </w:p>
-          <w:p>
-            <w:pPr>
-              <w:spacing w:after="30" w:before="0"/>
-              <w:ind w:left="360" w:hanging="180"/>
-              <w:jc w:val="left"/>
-            </w:pPr>
-            <w:r>
-              <w:rPr>
-                <w:rFonts w:ascii="Arial" w:cs="Arial" w:eastAsia="Arial" w:hAnsi="Arial"/>
-                <w:b w:val="false"/>
-                <w:bCs w:val="false"/>
-                <w:i w:val="false"/>
-                <w:iCs w:val="false"/>
-                <w:color w:val="000000"/>
-                <w:sz w:val="18"/>
-                <w:szCs w:val="18"/>
-              </w:rPr>
-              <w:t xml:space="preserve">–  Constructing Explanations: Learners write evidence-based explanations linking mouthpart/teeth structure to function, and enzyme action to digestion products.</w:t>
-            </w:r>
-          </w:p>
-          <w:p>
-            <w:pPr>
-              <w:spacing w:after="30" w:before="0"/>
-              <w:ind w:left="360" w:hanging="180"/>
-              <w:jc w:val="left"/>
-            </w:pPr>
-            <w:r>
-              <w:rPr>
-                <w:rFonts w:ascii="Arial" w:cs="Arial" w:eastAsia="Arial" w:hAnsi="Arial"/>
-                <w:b w:val="false"/>
-                <w:bCs w:val="false"/>
-                <w:i w:val="false"/>
-                <w:iCs w:val="false"/>
-                <w:color w:val="000000"/>
-                <w:sz w:val="18"/>
-                <w:szCs w:val="18"/>
-              </w:rPr>
-              <w:t xml:space="preserve">–  Obtaining, Evaluating, and Communicating Information: Learners read and evaluate texts on insect mouthparts and bird beaks, then communicate findings through annotated diagrams, group presentations, and Driving Question Board updates.</w:t>
-            </w:r>
-          </w:p>
-        </w:tc>
-      </w:tr>
-      <w:tr>
-        <w:tc>
-          <w:tcPr>
-            <w:tcW w:type="dxa" w:w="3000"/>
-            <w:shd w:fill="FCE4D6" w:color="auto" w:val="clear"/>
-            <w:tcMar>
-              <w:top w:type="dxa" w:w="60"/>
-              <w:left w:type="dxa" w:w="120"/>
-              <w:bottom w:type="dxa" w:w="60"/>
-              <w:right w:type="dxa" w:w="120"/>
-            </w:tcMar>
-            <w:vAlign w:val="top"/>
-          </w:tcPr>
-          <w:p>
-            <w:pPr>
-              <w:spacing w:after="40" w:before="0"/>
-              <w:jc w:val="left"/>
-            </w:pPr>
-            <w:r>
-              <w:rPr>
-                <w:rFonts w:ascii="Arial" w:cs="Arial" w:eastAsia="Arial" w:hAnsi="Arial"/>
-                <w:b/>
-                <w:bCs/>
-                <w:i w:val="false"/>
-                <w:iCs w:val="false"/>
-                <w:color w:val="000000"/>
-                <w:sz w:val="18"/>
-                <w:szCs w:val="18"/>
-              </w:rPr>
-              <w:t xml:space="preserve">Pertinent &amp; Contemporary Issues (PCIs)</w:t>
-            </w:r>
-          </w:p>
-        </w:tc>
-        <w:tc>
-          <w:tcPr>
-            <w:tcW w:type="dxa" w:w="10680"/>
-            <w:shd w:fill="FFFFFF" w:color="auto" w:val="clear"/>
-            <w:tcMar>
-              <w:top w:type="dxa" w:w="60"/>
-              <w:left w:type="dxa" w:w="120"/>
-              <w:bottom w:type="dxa" w:w="60"/>
-              <w:right w:type="dxa" w:w="120"/>
-            </w:tcMar>
-            <w:vAlign w:val="top"/>
-          </w:tcPr>
-          <w:p>
-            <w:pPr>
-              <w:spacing w:after="30" w:before="0"/>
-              <w:ind w:left="360" w:hanging="180"/>
-              <w:jc w:val="left"/>
-            </w:pPr>
-            <w:r>
-              <w:rPr>
-                <w:rFonts w:ascii="Arial" w:cs="Arial" w:eastAsia="Arial" w:hAnsi="Arial"/>
-                <w:b w:val="false"/>
-                <w:bCs w:val="false"/>
-                <w:i w:val="false"/>
-                <w:iCs w:val="false"/>
-                <w:color w:val="000000"/>
-                <w:sz w:val="18"/>
-                <w:szCs w:val="18"/>
-              </w:rPr>
-              <w:t xml:space="preserve">–  Health Education: Learners examine the consequences of poor nutrition and dietary imbalances (kwashiorkor, marasmus, anaemia) as observed in Kenyan health contexts, and design balanced meal plans using affordable local foods.</w:t>
-            </w:r>
-          </w:p>
-          <w:p>
-            <w:pPr>
-              <w:spacing w:after="30" w:before="0"/>
-              <w:ind w:left="360" w:hanging="180"/>
-              <w:jc w:val="left"/>
-            </w:pPr>
-            <w:r>
-              <w:rPr>
-                <w:rFonts w:ascii="Arial" w:cs="Arial" w:eastAsia="Arial" w:hAnsi="Arial"/>
-                <w:b w:val="false"/>
-                <w:bCs w:val="false"/>
-                <w:i w:val="false"/>
-                <w:iCs w:val="false"/>
-                <w:color w:val="000000"/>
-                <w:sz w:val="18"/>
-                <w:szCs w:val="18"/>
-              </w:rPr>
-              <w:t xml:space="preserve">–  Environmental Conservation: Learners appreciate how feeding adaptations of insects (e.g., bees, butterflies) and birds (e.g., sunbirds, flamingos at Lake Nakuru) contribute to pollination, seed dispersal, and ecosystem balance in Kenya.</w:t>
-            </w:r>
-          </w:p>
-          <w:p>
-            <w:pPr>
-              <w:spacing w:after="30" w:before="0"/>
-              <w:ind w:left="360" w:hanging="180"/>
-              <w:jc w:val="left"/>
-            </w:pPr>
-            <w:r>
-              <w:rPr>
-                <w:rFonts w:ascii="Arial" w:cs="Arial" w:eastAsia="Arial" w:hAnsi="Arial"/>
-                <w:b w:val="false"/>
-                <w:bCs w:val="false"/>
-                <w:i w:val="false"/>
-                <w:iCs w:val="false"/>
-                <w:color w:val="000000"/>
-                <w:sz w:val="18"/>
-                <w:szCs w:val="18"/>
-              </w:rPr>
-              <w:t xml:space="preserve">–  Safety and Security: Learners handle dissection specimens and chemicals (iodine, Benedict's solution) following laboratory safety protocols to prevent injury or infection.</w:t>
-            </w:r>
-          </w:p>
-          <w:p>
-            <w:pPr>
-              <w:spacing w:after="30" w:before="0"/>
-              <w:ind w:left="360" w:hanging="180"/>
-              <w:jc w:val="left"/>
-            </w:pPr>
-            <w:r>
-              <w:rPr>
-                <w:rFonts w:ascii="Arial" w:cs="Arial" w:eastAsia="Arial" w:hAnsi="Arial"/>
-                <w:b w:val="false"/>
-                <w:bCs w:val="false"/>
-                <w:i w:val="false"/>
-                <w:iCs w:val="false"/>
-                <w:color w:val="000000"/>
-                <w:sz w:val="18"/>
-                <w:szCs w:val="18"/>
-              </w:rPr>
-              <w:t xml:space="preserve">–  Financial Literacy: Learners evaluate the cost-effectiveness of locally available nutritious foods (e.g., beans, amaranth, sweet potatoes) versus expensive processed foods in meeting daily dietary requirements.</w:t>
-            </w:r>
-          </w:p>
-          <w:p>
-            <w:pPr>
-              <w:spacing w:after="30" w:before="0"/>
-              <w:ind w:left="360" w:hanging="180"/>
-              <w:jc w:val="left"/>
-            </w:pPr>
-            <w:r>
-              <w:rPr>
-                <w:rFonts w:ascii="Arial" w:cs="Arial" w:eastAsia="Arial" w:hAnsi="Arial"/>
-                <w:b w:val="false"/>
-                <w:bCs w:val="false"/>
-                <w:i w:val="false"/>
-                <w:iCs w:val="false"/>
-                <w:color w:val="000000"/>
-                <w:sz w:val="18"/>
-                <w:szCs w:val="18"/>
-              </w:rPr>
-              <w:t xml:space="preserve">–  Life Skills: Learners reflect on personal and family dietary choices and develop practical skills for selecting and preparing nutritionally balanced meals from foods commonly available in Kenyan markets.</w:t>
-            </w:r>
-          </w:p>
-        </w:tc>
-      </w:tr>
-      <w:tr>
-        <w:tc>
-          <w:tcPr>
-            <w:tcW w:type="dxa" w:w="3000"/>
-            <w:shd w:fill="D9EEF1" w:color="auto" w:val="clear"/>
-            <w:tcMar>
-              <w:top w:type="dxa" w:w="60"/>
-              <w:left w:type="dxa" w:w="120"/>
-              <w:bottom w:type="dxa" w:w="60"/>
-              <w:right w:type="dxa" w:w="120"/>
-            </w:tcMar>
-            <w:vAlign w:val="top"/>
-          </w:tcPr>
-          <w:p>
-            <w:pPr>
-              <w:spacing w:after="40" w:before="0"/>
-              <w:jc w:val="left"/>
-            </w:pPr>
-            <w:r>
-              <w:rPr>
-                <w:rFonts w:ascii="Arial" w:cs="Arial" w:eastAsia="Arial" w:hAnsi="Arial"/>
-                <w:b/>
-                <w:bCs/>
-                <w:i w:val="false"/>
-                <w:iCs w:val="false"/>
-                <w:color w:val="000000"/>
-                <w:sz w:val="18"/>
-                <w:szCs w:val="18"/>
-              </w:rPr>
-              <w:t xml:space="preserve">Career Connections</w:t>
-            </w:r>
-          </w:p>
-        </w:tc>
-        <w:tc>
-          <w:tcPr>
-            <w:tcW w:type="dxa" w:w="10680"/>
-            <w:shd w:fill="FFFFFF" w:color="auto" w:val="clear"/>
-            <w:tcMar>
-              <w:top w:type="dxa" w:w="60"/>
-              <w:left w:type="dxa" w:w="120"/>
-              <w:bottom w:type="dxa" w:w="60"/>
-              <w:right w:type="dxa" w:w="120"/>
-            </w:tcMar>
-            <w:vAlign w:val="top"/>
-          </w:tcPr>
-          <w:p>
-            <w:pPr>
-              <w:spacing w:after="30" w:before="0"/>
-              <w:ind w:left="360" w:hanging="180"/>
-              <w:jc w:val="left"/>
-            </w:pPr>
-            <w:r>
-              <w:rPr>
-                <w:rFonts w:ascii="Arial" w:cs="Arial" w:eastAsia="Arial" w:hAnsi="Arial"/>
-                <w:b w:val="false"/>
-                <w:bCs w:val="false"/>
-                <w:i w:val="false"/>
-                <w:iCs w:val="false"/>
-                <w:color w:val="000000"/>
-                <w:sz w:val="18"/>
-                <w:szCs w:val="18"/>
-              </w:rPr>
-              <w:t xml:space="preserve">–  Nutritionist / Dietitian: Understanding animal and human nutrition, digestion, and dietary deficiency diseases is foundational for careers advising individuals and communities on healthy eating — a growing field in Kenya's health sector.</w:t>
-            </w:r>
-          </w:p>
-          <w:p>
-            <w:pPr>
-              <w:spacing w:after="30" w:before="0"/>
-              <w:ind w:left="360" w:hanging="180"/>
-              <w:jc w:val="left"/>
-            </w:pPr>
-            <w:r>
-              <w:rPr>
-                <w:rFonts w:ascii="Arial" w:cs="Arial" w:eastAsia="Arial" w:hAnsi="Arial"/>
-                <w:b w:val="false"/>
-                <w:bCs w:val="false"/>
-                <w:i w:val="false"/>
-                <w:iCs w:val="false"/>
-                <w:color w:val="000000"/>
-                <w:sz w:val="18"/>
-                <w:szCs w:val="18"/>
-              </w:rPr>
-              <w:t xml:space="preserve">–  Veterinary Scientist: Knowledge of animal dentition, mouthparts, and digestive systems is essential for diagnosing and treating livestock diseases in Kenya's agricultural economy.</w:t>
-            </w:r>
-          </w:p>
-          <w:p>
-            <w:pPr>
-              <w:spacing w:after="30" w:before="0"/>
-              <w:ind w:left="360" w:hanging="180"/>
-              <w:jc w:val="left"/>
-            </w:pPr>
-            <w:r>
-              <w:rPr>
-                <w:rFonts w:ascii="Arial" w:cs="Arial" w:eastAsia="Arial" w:hAnsi="Arial"/>
-                <w:b w:val="false"/>
-                <w:bCs w:val="false"/>
-                <w:i w:val="false"/>
-                <w:iCs w:val="false"/>
-                <w:color w:val="000000"/>
-                <w:sz w:val="18"/>
-                <w:szCs w:val="18"/>
-              </w:rPr>
-              <w:t xml:space="preserve">–  Medical Doctor / Clinical Officer: Understanding the human digestive system, enzyme function, and malnutrition directly supports clinical diagnosis and patient care in Kenyan hospitals and health centres.</w:t>
-            </w:r>
-          </w:p>
-          <w:p>
-            <w:pPr>
-              <w:spacing w:after="30" w:before="0"/>
-              <w:ind w:left="360" w:hanging="180"/>
-              <w:jc w:val="left"/>
-            </w:pPr>
-            <w:r>
-              <w:rPr>
-                <w:rFonts w:ascii="Arial" w:cs="Arial" w:eastAsia="Arial" w:hAnsi="Arial"/>
-                <w:b w:val="false"/>
-                <w:bCs w:val="false"/>
-                <w:i w:val="false"/>
-                <w:iCs w:val="false"/>
-                <w:color w:val="000000"/>
-                <w:sz w:val="18"/>
-                <w:szCs w:val="18"/>
-              </w:rPr>
-              <w:t xml:space="preserve">–  Zoologist / Wildlife Biologist: Studying mouthpart and beak adaptations of Kenyan wildlife (birds at Lake Nakuru, insects in the Rift Valley) underpins careers in conservation biology and wildlife management.</w:t>
-            </w:r>
-          </w:p>
-          <w:p>
-            <w:pPr>
-              <w:spacing w:after="30" w:before="0"/>
-              <w:ind w:left="360" w:hanging="180"/>
-              <w:jc w:val="left"/>
-            </w:pPr>
-            <w:r>
-              <w:rPr>
-                <w:rFonts w:ascii="Arial" w:cs="Arial" w:eastAsia="Arial" w:hAnsi="Arial"/>
-                <w:b w:val="false"/>
-                <w:bCs w:val="false"/>
-                <w:i w:val="false"/>
-                <w:iCs w:val="false"/>
-                <w:color w:val="000000"/>
-                <w:sz w:val="18"/>
-                <w:szCs w:val="18"/>
-              </w:rPr>
-              <w:t xml:space="preserve">–  Agricultural Extension Officer: Understanding insect mouthparts (e.g., piercing-sucking pests like aphids on maize crops) equips extension officers to advise Kenyan farmers on pest management and crop protection.</w:t>
-            </w:r>
-          </w:p>
-          <w:p>
-            <w:pPr>
-              <w:spacing w:after="30" w:before="0"/>
-              <w:ind w:left="360" w:hanging="180"/>
-              <w:jc w:val="left"/>
-            </w:pPr>
-            <w:r>
-              <w:rPr>
-                <w:rFonts w:ascii="Arial" w:cs="Arial" w:eastAsia="Arial" w:hAnsi="Arial"/>
-                <w:b w:val="false"/>
-                <w:bCs w:val="false"/>
-                <w:i w:val="false"/>
-                <w:iCs w:val="false"/>
-                <w:color w:val="000000"/>
-                <w:sz w:val="18"/>
-                <w:szCs w:val="18"/>
-              </w:rPr>
-              <w:t xml:space="preserve">–  Food Scientist / Technologist: Knowledge of digestion, enzymes, and nutrient absorption informs the development and fortification of Kenyan food products (e.g., fortified uji, vitamin-enriched maize flour).</w:t>
-            </w:r>
-          </w:p>
-        </w:tc>
-      </w:tr>
-      <w:tr>
-        <w:tc>
-          <w:tcPr>
-            <w:tcW w:type="dxa" w:w="3000"/>
-            <w:shd w:fill="D5E8F0" w:color="auto" w:val="clear"/>
-            <w:tcMar>
-              <w:top w:type="dxa" w:w="60"/>
-              <w:left w:type="dxa" w:w="120"/>
-              <w:bottom w:type="dxa" w:w="60"/>
-              <w:right w:type="dxa" w:w="120"/>
-            </w:tcMar>
-            <w:vAlign w:val="top"/>
-          </w:tcPr>
-          <w:p>
-            <w:pPr>
-              <w:spacing w:after="40" w:before="0"/>
-              <w:jc w:val="left"/>
-            </w:pPr>
-            <w:r>
-              <w:rPr>
-                <w:rFonts w:ascii="Arial" w:cs="Arial" w:eastAsia="Arial" w:hAnsi="Arial"/>
-                <w:b/>
-                <w:bCs/>
-                <w:i w:val="false"/>
-                <w:iCs w:val="false"/>
-                <w:color w:val="000000"/>
-                <w:sz w:val="18"/>
-                <w:szCs w:val="18"/>
-              </w:rPr>
-              <w:t xml:space="preserve">Focus for Lessons</w:t>
-            </w:r>
-          </w:p>
-        </w:tc>
-        <w:tc>
-          <w:tcPr>
-            <w:tcW w:type="dxa" w:w="10680"/>
-            <w:shd w:fill="FFFFFF" w:color="auto" w:val="clear"/>
-            <w:tcMar>
-              <w:top w:type="dxa" w:w="60"/>
-              <w:left w:type="dxa" w:w="120"/>
-              <w:bottom w:type="dxa" w:w="60"/>
-              <w:right w:type="dxa" w:w="120"/>
-            </w:tcMar>
-            <w:vAlign w:val="top"/>
-          </w:tcPr>
-          <w:p>
-            <w:pPr>
-              <w:spacing w:after="40" w:before="0"/>
-              <w:jc w:val="left"/>
-            </w:pPr>
-            <w:r>
-              <w:rPr>
-                <w:rFonts w:ascii="Arial" w:cs="Arial" w:eastAsia="Arial" w:hAnsi="Arial"/>
-                <w:b w:val="false"/>
-                <w:bCs w:val="false"/>
-                <w:i w:val="false"/>
-                <w:iCs w:val="false"/>
-                <w:color w:val="000000"/>
-                <w:sz w:val="18"/>
-                <w:szCs w:val="18"/>
-              </w:rPr>
-              <w:t xml:space="preserve">This unit explores how animals — from insects and birds to mammals and humans — are structurally adapted to obtain, process, and absorb nutrients from their environment. Using a phenomenon-driven approach anchored in the observation of diverse mouthparts in insects and beaks in birds common to Kenya, learners progressively build understanding of the relationship between structure and function in nutrition. The unit bridges ecological feeding adaptations with the biochemistry of human digestion, grounding abstract concepts in Kenya-relevant contexts such as Lake Nakuru flamingos, maize-crop aphids, and community dietary practices.</w:t>
-            </w:r>
-          </w:p>
-        </w:tc>
-      </w:tr>
-      <w:tr>
-        <w:tc>
-          <w:tcPr>
-            <w:tcW w:type="dxa" w:w="3000"/>
-            <w:shd w:fill="EAD1F5" w:color="auto" w:val="clear"/>
-            <w:tcMar>
-              <w:top w:type="dxa" w:w="60"/>
-              <w:left w:type="dxa" w:w="120"/>
-              <w:bottom w:type="dxa" w:w="60"/>
-              <w:right w:type="dxa" w:w="120"/>
-            </w:tcMar>
-            <w:vAlign w:val="top"/>
-          </w:tcPr>
-          <w:p>
-            <w:pPr>
-              <w:spacing w:after="40" w:before="0"/>
-              <w:jc w:val="left"/>
-            </w:pPr>
-            <w:r>
-              <w:rPr>
-                <w:rFonts w:ascii="Arial" w:cs="Arial" w:eastAsia="Arial" w:hAnsi="Arial"/>
-                <w:b/>
-                <w:bCs/>
-                <w:i w:val="false"/>
-                <w:iCs w:val="false"/>
-                <w:color w:val="000000"/>
-                <w:sz w:val="18"/>
-                <w:szCs w:val="18"/>
-              </w:rPr>
-              <w:t xml:space="preserve">Driving Question / Key Inquiry Questions</w:t>
-            </w:r>
-          </w:p>
-        </w:tc>
-        <w:tc>
-          <w:tcPr>
-            <w:tcW w:type="dxa" w:w="10680"/>
-            <w:shd w:fill="FFFFFF" w:color="auto" w:val="clear"/>
-            <w:tcMar>
-              <w:top w:type="dxa" w:w="60"/>
-              <w:left w:type="dxa" w:w="120"/>
-              <w:bottom w:type="dxa" w:w="60"/>
-              <w:right w:type="dxa" w:w="120"/>
-            </w:tcMar>
-            <w:vAlign w:val="top"/>
-          </w:tcPr>
-          <w:p>
-            <w:pPr>
-              <w:spacing w:after="40" w:before="0"/>
-              <w:jc w:val="left"/>
-            </w:pPr>
-            <w:r>
-              <w:rPr>
-                <w:rFonts w:ascii="Arial" w:cs="Arial" w:eastAsia="Arial" w:hAnsi="Arial"/>
-                <w:b w:val="false"/>
-                <w:bCs w:val="false"/>
-                <w:i w:val="false"/>
-                <w:iCs w:val="false"/>
-                <w:color w:val="000000"/>
-                <w:sz w:val="18"/>
-                <w:szCs w:val="18"/>
-              </w:rPr>
-              <w:t xml:space="preserve">DRIVING QUESTION: How do the structures animals use to get food — from an aphid's needle-like mouthparts to a flamingo's filter beak to your own teeth and digestive system — explain how each animal gets the nutrients it needs to survive?</w:t>
-            </w:r>
-          </w:p>
-          <w:p>
-            <w:pPr>
-              <w:spacing w:after="40" w:before="0"/>
-              <w:jc w:val="left"/>
-            </w:pPr>
-            <w:r>
-              <w:rPr>
-                <w:rFonts w:ascii="Arial" w:cs="Arial" w:eastAsia="Arial" w:hAnsi="Arial"/>
-                <w:b w:val="false"/>
-                <w:bCs w:val="false"/>
-                <w:i w:val="false"/>
-                <w:iCs w:val="false"/>
-                <w:color w:val="000000"/>
-                <w:sz w:val="18"/>
-                <w:szCs w:val="18"/>
-              </w:rPr>
-              <w:t xml:space="preserve"/>
-            </w:r>
-          </w:p>
-          <w:p>
-            <w:pPr>
-              <w:spacing w:after="40" w:before="0"/>
-              <w:jc w:val="left"/>
-            </w:pPr>
-            <w:r>
-              <w:rPr>
-                <w:rFonts w:ascii="Arial" w:cs="Arial" w:eastAsia="Arial" w:hAnsi="Arial"/>
-                <w:b w:val="false"/>
-                <w:bCs w:val="false"/>
-                <w:i w:val="false"/>
-                <w:iCs w:val="false"/>
-                <w:color w:val="000000"/>
-                <w:sz w:val="18"/>
-                <w:szCs w:val="18"/>
-              </w:rPr>
-              <w:t xml:space="preserve">KICD KEY INQUIRY QUESTIONS:</w:t>
-            </w:r>
-          </w:p>
-          <w:p>
-            <w:pPr>
-              <w:spacing w:after="40" w:before="0"/>
-              <w:jc w:val="left"/>
-            </w:pPr>
-            <w:r>
-              <w:rPr>
-                <w:rFonts w:ascii="Arial" w:cs="Arial" w:eastAsia="Arial" w:hAnsi="Arial"/>
-                <w:b w:val="false"/>
-                <w:bCs w:val="false"/>
-                <w:i w:val="false"/>
-                <w:iCs w:val="false"/>
-                <w:color w:val="000000"/>
-                <w:sz w:val="18"/>
-                <w:szCs w:val="18"/>
-              </w:rPr>
-              <w:t xml:space="preserve">1. How are the mouthparts of different animals adapted to their diets?</w:t>
-            </w:r>
-          </w:p>
-          <w:p>
-            <w:pPr>
-              <w:spacing w:after="40" w:before="0"/>
-              <w:jc w:val="left"/>
-            </w:pPr>
-            <w:r>
-              <w:rPr>
-                <w:rFonts w:ascii="Arial" w:cs="Arial" w:eastAsia="Arial" w:hAnsi="Arial"/>
-                <w:b w:val="false"/>
-                <w:bCs w:val="false"/>
-                <w:i w:val="false"/>
-                <w:iCs w:val="false"/>
-                <w:color w:val="000000"/>
-                <w:sz w:val="18"/>
-                <w:szCs w:val="18"/>
-              </w:rPr>
-              <w:t xml:space="preserve">2. How does the human digestive system break down and absorb nutrients from food?</w:t>
-            </w:r>
-          </w:p>
-        </w:tc>
-      </w:tr>
-      <w:tr>
-        <w:tc>
-          <w:tcPr>
-            <w:tcW w:type="dxa" w:w="3000"/>
-            <w:shd w:fill="EAD1F5" w:color="auto" w:val="clear"/>
-            <w:tcMar>
-              <w:top w:type="dxa" w:w="60"/>
-              <w:left w:type="dxa" w:w="120"/>
-              <w:bottom w:type="dxa" w:w="60"/>
-              <w:right w:type="dxa" w:w="120"/>
-            </w:tcMar>
-            <w:vAlign w:val="top"/>
-          </w:tcPr>
-          <w:p>
-            <w:pPr>
-              <w:spacing w:after="40" w:before="0"/>
-              <w:jc w:val="left"/>
-            </w:pPr>
-            <w:r>
-              <w:rPr>
-                <w:rFonts w:ascii="Arial" w:cs="Arial" w:eastAsia="Arial" w:hAnsi="Arial"/>
-                <w:b/>
-                <w:bCs/>
-                <w:i w:val="false"/>
-                <w:iCs w:val="false"/>
-                <w:color w:val="000000"/>
-                <w:sz w:val="18"/>
-                <w:szCs w:val="18"/>
-              </w:rPr>
-              <w:t xml:space="preserve">Anchoring Phenomenon</w:t>
-            </w:r>
-          </w:p>
-        </w:tc>
-        <w:tc>
-          <w:tcPr>
-            <w:tcW w:type="dxa" w:w="10680"/>
-            <w:shd w:fill="FFFFFF" w:color="auto" w:val="clear"/>
-            <w:tcMar>
-              <w:top w:type="dxa" w:w="60"/>
-              <w:left w:type="dxa" w:w="120"/>
-              <w:bottom w:type="dxa" w:w="60"/>
-              <w:right w:type="dxa" w:w="120"/>
-            </w:tcMar>
-            <w:vAlign w:val="top"/>
-          </w:tcPr>
-          <w:p>
-            <w:pPr>
-              <w:spacing w:after="40" w:before="0"/>
-              <w:jc w:val="left"/>
-            </w:pPr>
-            <w:r>
-              <w:rPr>
-                <w:rFonts w:ascii="Arial" w:cs="Arial" w:eastAsia="Arial" w:hAnsi="Arial"/>
-                <w:b w:val="false"/>
-                <w:bCs w:val="false"/>
-                <w:i w:val="false"/>
-                <w:iCs w:val="false"/>
-                <w:color w:val="000000"/>
-                <w:sz w:val="18"/>
-                <w:szCs w:val="18"/>
-              </w:rPr>
-              <w:t xml:space="preserve">ANCHORING PHENOMENON — "Why can a mosquito drink your blood but a grasshopper cannot?"</w:t>
-            </w:r>
-          </w:p>
-          <w:p>
-            <w:pPr>
-              <w:spacing w:after="40" w:before="0"/>
-              <w:jc w:val="left"/>
-            </w:pPr>
-            <w:r>
-              <w:rPr>
-                <w:rFonts w:ascii="Arial" w:cs="Arial" w:eastAsia="Arial" w:hAnsi="Arial"/>
-                <w:b w:val="false"/>
-                <w:bCs w:val="false"/>
-                <w:i w:val="false"/>
-                <w:iCs w:val="false"/>
-                <w:color w:val="000000"/>
-                <w:sz w:val="18"/>
-                <w:szCs w:val="18"/>
-              </w:rPr>
-              <w:t xml:space="preserve"/>
-            </w:r>
-          </w:p>
-          <w:p>
-            <w:pPr>
-              <w:spacing w:after="40" w:before="0"/>
-              <w:jc w:val="left"/>
-            </w:pPr>
-            <w:r>
-              <w:rPr>
-                <w:rFonts w:ascii="Arial" w:cs="Arial" w:eastAsia="Arial" w:hAnsi="Arial"/>
-                <w:b w:val="false"/>
-                <w:bCs w:val="false"/>
-                <w:i w:val="false"/>
-                <w:iCs w:val="false"/>
-                <w:color w:val="000000"/>
-                <w:sz w:val="18"/>
-                <w:szCs w:val="18"/>
-              </w:rPr>
-              <w:t xml:space="preserve">During a visit to a maize farm in Kakamega, a Grade 10 learner notices two very different insects causing damage: grasshoppers chewing ragged holes through maize leaves, and aphids clustering on stems, leaving the leaves intact but wilting the plant. Later that evening, a mosquito bites the same learner, drawing blood painlessly at first. The learner is puzzled: all three insects are tiny, yet each feeds in a completely different way — one chews solid plant tissue, one extracts plant sap, and one pierces animal skin to suck blood. At Lake Nakuru on a school trip, the learner also notices thousands of flamingos sweeping their bent beaks sideways through the water, while a fish eagle on a nearby branch tears apart a fish with its hooked beak. How can animals that all need food to survive have such radically different tools for getting it? What determines the shape of an animal's mouthparts or beak — and how do those structures connect all the way to what happens inside an animal's stomach and intestines?</w:t>
-            </w:r>
-          </w:p>
-        </w:tc>
-      </w:tr>
-      <w:tr>
-        <w:tc>
-          <w:tcPr>
-            <w:tcW w:type="dxa" w:w="3000"/>
-            <w:shd w:fill="D9EEF1" w:color="auto" w:val="clear"/>
-            <w:tcMar>
-              <w:top w:type="dxa" w:w="60"/>
-              <w:left w:type="dxa" w:w="120"/>
-              <w:bottom w:type="dxa" w:w="60"/>
-              <w:right w:type="dxa" w:w="120"/>
-            </w:tcMar>
-            <w:vAlign w:val="top"/>
-          </w:tcPr>
-          <w:p>
-            <w:pPr>
-              <w:spacing w:after="40" w:before="0"/>
-              <w:jc w:val="left"/>
-            </w:pPr>
-            <w:r>
-              <w:rPr>
-                <w:rFonts w:ascii="Arial" w:cs="Arial" w:eastAsia="Arial" w:hAnsi="Arial"/>
-                <w:b/>
-                <w:bCs/>
-                <w:i w:val="false"/>
-                <w:iCs w:val="false"/>
-                <w:color w:val="000000"/>
-                <w:sz w:val="18"/>
-                <w:szCs w:val="18"/>
-              </w:rPr>
-              <w:t xml:space="preserve">Storyline Thread</w:t>
-            </w:r>
-          </w:p>
-        </w:tc>
-        <w:tc>
-          <w:tcPr>
-            <w:tcW w:type="dxa" w:w="10680"/>
-            <w:shd w:fill="FFFFFF" w:color="auto" w:val="clear"/>
-            <w:tcMar>
-              <w:top w:type="dxa" w:w="60"/>
-              <w:left w:type="dxa" w:w="120"/>
-              <w:bottom w:type="dxa" w:w="60"/>
-              <w:right w:type="dxa" w:w="120"/>
-            </w:tcMar>
-            <w:vAlign w:val="top"/>
-          </w:tcPr>
-          <w:p>
-            <w:pPr>
-              <w:spacing w:after="40" w:before="0"/>
-              <w:jc w:val="left"/>
-            </w:pPr>
-            <w:r>
-              <w:rPr>
-                <w:rFonts w:ascii="Arial" w:cs="Arial" w:eastAsia="Arial" w:hAnsi="Arial"/>
-                <w:b w:val="false"/>
-                <w:bCs w:val="false"/>
-                <w:i w:val="false"/>
-                <w:iCs w:val="false"/>
-                <w:color w:val="000000"/>
-                <w:sz w:val="18"/>
-                <w:szCs w:val="18"/>
-              </w:rPr>
-              <w:t xml:space="preserve">Lesson 1 — INTRODUCTION: What is animal nutrition and why does it matter? Learners encounter the anchoring phenomenon (mosquito, grasshopper, aphid, flamingo, fish eagle) and generate initial questions for the Driving Question Board. They predict why different animals might have different feeding structures and record initial models.</w:t>
-            </w:r>
-          </w:p>
-          <w:p>
-            <w:pPr>
-              <w:spacing w:after="40" w:before="0"/>
-              <w:jc w:val="left"/>
-            </w:pPr>
-            <w:r>
-              <w:rPr>
-                <w:rFonts w:ascii="Arial" w:cs="Arial" w:eastAsia="Arial" w:hAnsi="Arial"/>
-                <w:b w:val="false"/>
-                <w:bCs w:val="false"/>
-                <w:i w:val="false"/>
-                <w:iCs w:val="false"/>
-                <w:color w:val="000000"/>
-                <w:sz w:val="18"/>
-                <w:szCs w:val="18"/>
-              </w:rPr>
-              <w:t xml:space="preserve"/>
-            </w:r>
-          </w:p>
-          <w:p>
-            <w:pPr>
-              <w:spacing w:after="40" w:before="0"/>
-              <w:jc w:val="left"/>
-            </w:pPr>
-            <w:r>
-              <w:rPr>
-                <w:rFonts w:ascii="Arial" w:cs="Arial" w:eastAsia="Arial" w:hAnsi="Arial"/>
-                <w:b w:val="false"/>
-                <w:bCs w:val="false"/>
-                <w:i w:val="false"/>
-                <w:iCs w:val="false"/>
-                <w:color w:val="000000"/>
-                <w:sz w:val="18"/>
-                <w:szCs w:val="18"/>
-              </w:rPr>
-              <w:t xml:space="preserve">Lesson 2 — CHEWING AND BITING MOUTHPARTS: Learners study chewing and biting insect mouthparts (grasshopper, termite) through a close reading and labelled diagrams. They connect this to the maize-farm observation and explain how mandibles enable mechanical breakdown of solid plant tissue.</w:t>
-            </w:r>
-          </w:p>
-          <w:p>
-            <w:pPr>
-              <w:spacing w:after="40" w:before="0"/>
-              <w:jc w:val="left"/>
-            </w:pPr>
-            <w:r>
-              <w:rPr>
-                <w:rFonts w:ascii="Arial" w:cs="Arial" w:eastAsia="Arial" w:hAnsi="Arial"/>
-                <w:b w:val="false"/>
-                <w:bCs w:val="false"/>
-                <w:i w:val="false"/>
-                <w:iCs w:val="false"/>
-                <w:color w:val="000000"/>
-                <w:sz w:val="18"/>
-                <w:szCs w:val="18"/>
-              </w:rPr>
-              <w:t xml:space="preserve"/>
-            </w:r>
-          </w:p>
-          <w:p>
-            <w:pPr>
-              <w:spacing w:after="40" w:before="0"/>
-              <w:jc w:val="left"/>
-            </w:pPr>
-            <w:r>
-              <w:rPr>
-                <w:rFonts w:ascii="Arial" w:cs="Arial" w:eastAsia="Arial" w:hAnsi="Arial"/>
-                <w:b w:val="false"/>
-                <w:bCs w:val="false"/>
-                <w:i w:val="false"/>
-                <w:iCs w:val="false"/>
-                <w:color w:val="000000"/>
-                <w:sz w:val="18"/>
-                <w:szCs w:val="18"/>
-              </w:rPr>
-              <w:t xml:space="preserve">Lesson 3 — PIERCING AND SUCKING MOUTHPARTS: Learners investigate piercing-sucking mouthparts (mosquito, aphid, tsetse fly) using the supporting phenomenon of wilting maize. They model how a stylet penetrates plant phloem or animal skin and explain why no visible chewing damage occurs.</w:t>
-            </w:r>
-          </w:p>
-          <w:p>
-            <w:pPr>
-              <w:spacing w:after="40" w:before="0"/>
-              <w:jc w:val="left"/>
-            </w:pPr>
-            <w:r>
-              <w:rPr>
-                <w:rFonts w:ascii="Arial" w:cs="Arial" w:eastAsia="Arial" w:hAnsi="Arial"/>
-                <w:b w:val="false"/>
-                <w:bCs w:val="false"/>
-                <w:i w:val="false"/>
-                <w:iCs w:val="false"/>
-                <w:color w:val="000000"/>
-                <w:sz w:val="18"/>
-                <w:szCs w:val="18"/>
-              </w:rPr>
-              <w:t xml:space="preserve"/>
-            </w:r>
-          </w:p>
-          <w:p>
-            <w:pPr>
-              <w:spacing w:after="40" w:before="0"/>
-              <w:jc w:val="left"/>
-            </w:pPr>
-            <w:r>
-              <w:rPr>
-                <w:rFonts w:ascii="Arial" w:cs="Arial" w:eastAsia="Arial" w:hAnsi="Arial"/>
-                <w:b w:val="false"/>
-                <w:bCs w:val="false"/>
-                <w:i w:val="false"/>
-                <w:iCs w:val="false"/>
-                <w:color w:val="000000"/>
-                <w:sz w:val="18"/>
-                <w:szCs w:val="18"/>
-              </w:rPr>
-              <w:t xml:space="preserve">Lesson 4 — CRUSHING AND TEARING BIRD BEAKS: Learners examine beak structures of fish eagles, vultures, and hornbills found in Kenyan wildlife reserves. They analyse how beak shape correlates with prey type and feeding behaviour, and compare to insect mouthparts — adding to their cumulative model.</w:t>
-            </w:r>
-          </w:p>
-          <w:p>
-            <w:pPr>
-              <w:spacing w:after="40" w:before="0"/>
-              <w:jc w:val="left"/>
-            </w:pPr>
-            <w:r>
-              <w:rPr>
-                <w:rFonts w:ascii="Arial" w:cs="Arial" w:eastAsia="Arial" w:hAnsi="Arial"/>
-                <w:b w:val="false"/>
-                <w:bCs w:val="false"/>
-                <w:i w:val="false"/>
-                <w:iCs w:val="false"/>
-                <w:color w:val="000000"/>
-                <w:sz w:val="18"/>
-                <w:szCs w:val="18"/>
-              </w:rPr>
-              <w:t xml:space="preserve"/>
-            </w:r>
-          </w:p>
-          <w:p>
-            <w:pPr>
-              <w:spacing w:after="40" w:before="0"/>
-              <w:jc w:val="left"/>
-            </w:pPr>
-            <w:r>
-              <w:rPr>
-                <w:rFonts w:ascii="Arial" w:cs="Arial" w:eastAsia="Arial" w:hAnsi="Arial"/>
-                <w:b w:val="false"/>
-                <w:bCs w:val="false"/>
-                <w:i w:val="false"/>
-                <w:iCs w:val="false"/>
-                <w:color w:val="000000"/>
-                <w:sz w:val="18"/>
-                <w:szCs w:val="18"/>
-              </w:rPr>
-              <w:t xml:space="preserve">Lesson 5 — PROBING AND FILTERING BIRD BEAKS: Learners investigate the flamingo's filter-feeding beak (Lake Nakuru supporting phenomenon) and the sunbird's probing beak. They explain how beak morphology is a direct adaptation to food source and habitat, updating the DQB.</w:t>
-            </w:r>
-          </w:p>
-          <w:p>
-            <w:pPr>
-              <w:spacing w:after="40" w:before="0"/>
-              <w:jc w:val="left"/>
-            </w:pPr>
-            <w:r>
-              <w:rPr>
-                <w:rFonts w:ascii="Arial" w:cs="Arial" w:eastAsia="Arial" w:hAnsi="Arial"/>
-                <w:b w:val="false"/>
-                <w:bCs w:val="false"/>
-                <w:i w:val="false"/>
-                <w:iCs w:val="false"/>
-                <w:color w:val="000000"/>
-                <w:sz w:val="18"/>
-                <w:szCs w:val="18"/>
-              </w:rPr>
-              <w:t xml:space="preserve"/>
-            </w:r>
-          </w:p>
-          <w:p>
-            <w:pPr>
-              <w:spacing w:after="40" w:before="0"/>
-              <w:jc w:val="left"/>
-            </w:pPr>
-            <w:r>
-              <w:rPr>
-                <w:rFonts w:ascii="Arial" w:cs="Arial" w:eastAsia="Arial" w:hAnsi="Arial"/>
-                <w:b w:val="false"/>
-                <w:bCs w:val="false"/>
-                <w:i w:val="false"/>
-                <w:iCs w:val="false"/>
-                <w:color w:val="000000"/>
-                <w:sz w:val="18"/>
-                <w:szCs w:val="18"/>
-              </w:rPr>
-              <w:t xml:space="preserve">Lesson 6 — DENTITION IN MAMMALS: Learners compare dental formulae of a lion, cow, and human using Maasai Mara wildlife photographs and skull diagrams. They calculate dental formulae, classify teeth by type and function, and relate tooth shape to diet — linking back to the anchoring question about structure and function.</w:t>
-            </w:r>
-          </w:p>
-          <w:p>
-            <w:pPr>
-              <w:spacing w:after="40" w:before="0"/>
-              <w:jc w:val="left"/>
-            </w:pPr>
-            <w:r>
-              <w:rPr>
-                <w:rFonts w:ascii="Arial" w:cs="Arial" w:eastAsia="Arial" w:hAnsi="Arial"/>
-                <w:b w:val="false"/>
-                <w:bCs w:val="false"/>
-                <w:i w:val="false"/>
-                <w:iCs w:val="false"/>
-                <w:color w:val="000000"/>
-                <w:sz w:val="18"/>
-                <w:szCs w:val="18"/>
-              </w:rPr>
-              <w:t xml:space="preserve"/>
-            </w:r>
-          </w:p>
-          <w:p>
-            <w:pPr>
-              <w:spacing w:after="40" w:before="0"/>
-              <w:jc w:val="left"/>
-            </w:pPr>
-            <w:r>
-              <w:rPr>
-                <w:rFonts w:ascii="Arial" w:cs="Arial" w:eastAsia="Arial" w:hAnsi="Arial"/>
-                <w:b w:val="false"/>
-                <w:bCs w:val="false"/>
-                <w:i w:val="false"/>
-                <w:iCs w:val="false"/>
-                <w:color w:val="000000"/>
-                <w:sz w:val="18"/>
-                <w:szCs w:val="18"/>
-              </w:rPr>
-              <w:t xml:space="preserve">Lesson 7 — THE HUMAN DIGESTIVE SYSTEM: Learners build a physical model of the human digestive system using locally available materials (tubing, balloons, containers). They trace the journey of a meal of ugali and sukuma wiki from mouth to large intestine, labelling organs and their functions.</w:t>
-            </w:r>
-          </w:p>
-          <w:p>
-            <w:pPr>
-              <w:spacing w:after="40" w:before="0"/>
-              <w:jc w:val="left"/>
-            </w:pPr>
-            <w:r>
-              <w:rPr>
-                <w:rFonts w:ascii="Arial" w:cs="Arial" w:eastAsia="Arial" w:hAnsi="Arial"/>
-                <w:b w:val="false"/>
-                <w:bCs w:val="false"/>
-                <w:i w:val="false"/>
-                <w:iCs w:val="false"/>
-                <w:color w:val="000000"/>
-                <w:sz w:val="18"/>
-                <w:szCs w:val="18"/>
-              </w:rPr>
-              <w:t xml:space="preserve"/>
-            </w:r>
-          </w:p>
-          <w:p>
-            <w:pPr>
-              <w:spacing w:after="40" w:before="0"/>
-              <w:jc w:val="left"/>
-            </w:pPr>
-            <w:r>
-              <w:rPr>
-                <w:rFonts w:ascii="Arial" w:cs="Arial" w:eastAsia="Arial" w:hAnsi="Arial"/>
-                <w:b w:val="false"/>
-                <w:bCs w:val="false"/>
-                <w:i w:val="false"/>
-                <w:iCs w:val="false"/>
-                <w:color w:val="000000"/>
-                <w:sz w:val="18"/>
-                <w:szCs w:val="18"/>
-              </w:rPr>
-              <w:t xml:space="preserve">Lesson 8 — ENZYMES IN DIGESTION: Learners perform the ugali-chewing supporting phenomenon as a class activity, then investigate enzyme action (amylase, pepsin, lipase) through food tests (Benedict's, iodine, biuret). They explain how enzymes chemically break down carbohydrates, proteins, and fats at different sites in the digestive system.</w:t>
-            </w:r>
-          </w:p>
-          <w:p>
-            <w:pPr>
-              <w:spacing w:after="40" w:before="0"/>
-              <w:jc w:val="left"/>
-            </w:pPr>
-            <w:r>
-              <w:rPr>
-                <w:rFonts w:ascii="Arial" w:cs="Arial" w:eastAsia="Arial" w:hAnsi="Arial"/>
-                <w:b w:val="false"/>
-                <w:bCs w:val="false"/>
-                <w:i w:val="false"/>
-                <w:iCs w:val="false"/>
-                <w:color w:val="000000"/>
-                <w:sz w:val="18"/>
-                <w:szCs w:val="18"/>
-              </w:rPr>
-              <w:t xml:space="preserve"/>
-            </w:r>
-          </w:p>
-          <w:p>
-            <w:pPr>
-              <w:spacing w:after="40" w:before="0"/>
-              <w:jc w:val="left"/>
-            </w:pPr>
-            <w:r>
-              <w:rPr>
-                <w:rFonts w:ascii="Arial" w:cs="Arial" w:eastAsia="Arial" w:hAnsi="Arial"/>
-                <w:b w:val="false"/>
-                <w:bCs w:val="false"/>
-                <w:i w:val="false"/>
-                <w:iCs w:val="false"/>
-                <w:color w:val="000000"/>
-                <w:sz w:val="18"/>
-                <w:szCs w:val="18"/>
-              </w:rPr>
-              <w:t xml:space="preserve">Lesson 9 — ABSORPTION, ASSIMILATION, AND MALNUTRITION: Learners examine the structure of the ileum (villi and microvilli) and explain how digested nutrients enter the bloodstream. They connect this to assimilation and then analyse malnutrition case studies from Kenyan health data (kwashiorkor in coastal regions, anaemia in adolescent girls), updating their models.</w:t>
-            </w:r>
-          </w:p>
-          <w:p>
-            <w:pPr>
-              <w:spacing w:after="40" w:before="0"/>
-              <w:jc w:val="left"/>
-            </w:pPr>
-            <w:r>
-              <w:rPr>
-                <w:rFonts w:ascii="Arial" w:cs="Arial" w:eastAsia="Arial" w:hAnsi="Arial"/>
-                <w:b w:val="false"/>
-                <w:bCs w:val="false"/>
-                <w:i w:val="false"/>
-                <w:iCs w:val="false"/>
-                <w:color w:val="000000"/>
-                <w:sz w:val="18"/>
-                <w:szCs w:val="18"/>
-              </w:rPr>
-              <w:t xml:space="preserve"/>
-            </w:r>
-          </w:p>
-          <w:p>
-            <w:pPr>
-              <w:spacing w:after="40" w:before="0"/>
-              <w:jc w:val="left"/>
-            </w:pPr>
-            <w:r>
-              <w:rPr>
-                <w:rFonts w:ascii="Arial" w:cs="Arial" w:eastAsia="Arial" w:hAnsi="Arial"/>
-                <w:b w:val="false"/>
-                <w:bCs w:val="false"/>
-                <w:i w:val="false"/>
-                <w:iCs w:val="false"/>
-                <w:color w:val="000000"/>
-                <w:sz w:val="18"/>
-                <w:szCs w:val="18"/>
-              </w:rPr>
-              <w:t xml:space="preserve">Lesson 10 — SYNTHESIS AND MODEL FINALISATION: Learners revisit the anchoring phenomenon and driving question, presenting their finalised cumulative models showing how animal feeding structures — from aphid stylets to human villi — all serve the same ultimate purpose: obtaining nutrients for survival. Learners reflect on personal dietary choices using a Kenyan food cost-nutrition analysis and complete the Driving Question Board.</w:t>
-            </w:r>
-          </w:p>
-        </w:tc>
-      </w:tr>
-      <w:tr>
-        <w:tc>
-          <w:tcPr>
-            <w:tcW w:type="dxa" w:w="3000"/>
-            <w:shd w:fill="EAD1F5" w:color="auto" w:val="clear"/>
-            <w:tcMar>
-              <w:top w:type="dxa" w:w="60"/>
-              <w:left w:type="dxa" w:w="120"/>
-              <w:bottom w:type="dxa" w:w="60"/>
-              <w:right w:type="dxa" w:w="120"/>
-            </w:tcMar>
-            <w:vAlign w:val="top"/>
-          </w:tcPr>
-          <w:p>
-            <w:pPr>
-              <w:spacing w:after="40" w:before="0"/>
-              <w:jc w:val="left"/>
-            </w:pPr>
-            <w:r>
-              <w:rPr>
-                <w:rFonts w:ascii="Arial" w:cs="Arial" w:eastAsia="Arial" w:hAnsi="Arial"/>
-                <w:b/>
-                <w:bCs/>
-                <w:i w:val="false"/>
-                <w:iCs w:val="false"/>
-                <w:color w:val="000000"/>
-                <w:sz w:val="18"/>
-                <w:szCs w:val="18"/>
-              </w:rPr>
-              <w:t xml:space="preserve">Supporting Phenomena</w:t>
-            </w:r>
-          </w:p>
-        </w:tc>
-        <w:tc>
-          <w:tcPr>
-            <w:tcW w:type="dxa" w:w="10680"/>
-            <w:shd w:fill="FFFFFF" w:color="auto" w:val="clear"/>
-            <w:tcMar>
-              <w:top w:type="dxa" w:w="60"/>
-              <w:left w:type="dxa" w:w="120"/>
-              <w:bottom w:type="dxa" w:w="60"/>
-              <w:right w:type="dxa" w:w="120"/>
-            </w:tcMar>
-            <w:vAlign w:val="top"/>
-          </w:tcPr>
-          <w:p>
-            <w:pPr>
-              <w:spacing w:after="30" w:before="0"/>
-              <w:ind w:left="360" w:hanging="180"/>
-              <w:jc w:val="left"/>
-            </w:pPr>
-            <w:r>
-              <w:rPr>
-                <w:rFonts w:ascii="Arial" w:cs="Arial" w:eastAsia="Arial" w:hAnsi="Arial"/>
-                <w:b w:val="false"/>
-                <w:bCs w:val="false"/>
-                <w:i w:val="false"/>
-                <w:iCs w:val="false"/>
-                <w:color w:val="000000"/>
-                <w:sz w:val="18"/>
-                <w:szCs w:val="18"/>
-              </w:rPr>
-              <w:t xml:space="preserve">–  SUPPORTING PHENOMENON 1 — "The flamingo's upside-down beak": Learners observe photographs of lesser flamingos at Lake Nakuru holding their beaks upside-down in the water. Unlike any other bird they know, the flamingo's beak acts like a sieve. Why is it shaped this way, and how does this shape connect to what the flamingo eats?</w:t>
-            </w:r>
-          </w:p>
-          <w:p>
-            <w:pPr>
-              <w:spacing w:after="30" w:before="0"/>
-              <w:ind w:left="360" w:hanging="180"/>
-              <w:jc w:val="left"/>
-            </w:pPr>
-            <w:r>
-              <w:rPr>
-                <w:rFonts w:ascii="Arial" w:cs="Arial" w:eastAsia="Arial" w:hAnsi="Arial"/>
-                <w:b w:val="false"/>
-                <w:bCs w:val="false"/>
-                <w:i w:val="false"/>
-                <w:iCs w:val="false"/>
-                <w:color w:val="000000"/>
-                <w:sz w:val="18"/>
-                <w:szCs w:val="18"/>
-              </w:rPr>
-              <w:t xml:space="preserve">–  SUPPORTING PHENOMENON 2 — "Aphids and the wilting maize": Learners examine maize stems near Eldoret that are covered in aphids. The leaves have no bite marks, yet the plant is weak and yellowing. Where did the aphids feed, and how did they access the plant's nutrients without breaking the surface visibly?</w:t>
-            </w:r>
-          </w:p>
-          <w:p>
-            <w:pPr>
-              <w:spacing w:after="30" w:before="0"/>
-              <w:ind w:left="360" w:hanging="180"/>
-              <w:jc w:val="left"/>
-            </w:pPr>
-            <w:r>
-              <w:rPr>
-                <w:rFonts w:ascii="Arial" w:cs="Arial" w:eastAsia="Arial" w:hAnsi="Arial"/>
-                <w:b w:val="false"/>
-                <w:bCs w:val="false"/>
-                <w:i w:val="false"/>
-                <w:iCs w:val="false"/>
-                <w:color w:val="000000"/>
-                <w:sz w:val="18"/>
-                <w:szCs w:val="18"/>
-              </w:rPr>
-              <w:t xml:space="preserve">–  SUPPORTING PHENOMENON 3 — "The cow's flat teeth and the lion's pointed teeth": Learners compare skull photographs of a Maasai Mara lion and a cow grazing on the same savannah. Both animals eat large amounts of food daily, yet their teeth look completely different. What does each type of tooth reveal about what — and how — each animal eats?</w:t>
-            </w:r>
-          </w:p>
-          <w:p>
-            <w:pPr>
-              <w:spacing w:after="30" w:before="0"/>
-              <w:ind w:left="360" w:hanging="180"/>
-              <w:jc w:val="left"/>
-            </w:pPr>
-            <w:r>
-              <w:rPr>
-                <w:rFonts w:ascii="Arial" w:cs="Arial" w:eastAsia="Arial" w:hAnsi="Arial"/>
-                <w:b w:val="false"/>
-                <w:bCs w:val="false"/>
-                <w:i w:val="false"/>
-                <w:iCs w:val="false"/>
-                <w:color w:val="000000"/>
-                <w:sz w:val="18"/>
-                <w:szCs w:val="18"/>
-              </w:rPr>
-              <w:t xml:space="preserve">–  SUPPORTING PHENOMENON 4 — "Why does chewing ugali longer make it taste sweeter?": Learners chew a small piece of plain ugali (maize meal) for 30 seconds and notice it becomes slightly sweet. No sugar was added. What is happening inside their mouths, and who — or what — is responsible for the change?</w:t>
-            </w:r>
-          </w:p>
-        </w:tc>
-      </w:tr>
-    </w:tbl>
-    <w:p>
-      <w:pPr>
-        <w:spacing w:after="120"/>
-      </w:pPr>
-      <w:r>
-        <w:t xml:space="preserve"/>
       </w:r>
     </w:p>
     <w:p>
@@ -3665,7 +3665,7 @@
               <w:spacing w:after="10" w:before="0"/>
               <w:ind w:left="120"/>
             </w:pPr>
-            <w:hyperlink w:history="1" r:id="rIdegdqx45shpadp3ajt4c7y">
+            <w:hyperlink w:history="1" r:id="rIdvpzg8nlfw7msi1jlzwtsd">
               <w:r>
                 <w:rPr>
                   <w:rFonts w:ascii="Arial" w:cs="Arial" w:eastAsia="Arial" w:hAnsi="Arial"/>
@@ -3742,7 +3742,7 @@
               <w:spacing w:after="10" w:before="0"/>
               <w:ind w:left="120"/>
             </w:pPr>
-            <w:hyperlink w:history="1" r:id="rIdsr9_1st3jfngp5qikv5oh">
+            <w:hyperlink w:history="1" r:id="rIdqdocxq4-rz3abbrejxvw5">
               <w:r>
                 <w:rPr>
                   <w:rFonts w:ascii="Arial" w:cs="Arial" w:eastAsia="Arial" w:hAnsi="Arial"/>
@@ -3969,7 +3969,7 @@
               <w:spacing w:after="10" w:before="0"/>
               <w:ind w:left="120"/>
             </w:pPr>
-            <w:hyperlink w:history="1" r:id="rIdiae-fzvy5lytj3pwauu93">
+            <w:hyperlink w:history="1" r:id="rIdbxhkz1e-s8_3ly3twn0co">
               <w:r>
                 <w:rPr>
                   <w:rFonts w:ascii="Arial" w:cs="Arial" w:eastAsia="Arial" w:hAnsi="Arial"/>
@@ -4046,7 +4046,7 @@
               <w:spacing w:after="10" w:before="0"/>
               <w:ind w:left="120"/>
             </w:pPr>
-            <w:hyperlink w:history="1" r:id="rIdmejwl0cpcupiacw85ohri">
+            <w:hyperlink w:history="1" r:id="rIdvrvgmwxp3v7zjnkk_rnun">
               <w:r>
                 <w:rPr>
                   <w:rFonts w:ascii="Arial" w:cs="Arial" w:eastAsia="Arial" w:hAnsi="Arial"/>
@@ -4273,7 +4273,7 @@
               <w:spacing w:after="10" w:before="0"/>
               <w:ind w:left="120"/>
             </w:pPr>
-            <w:hyperlink w:history="1" r:id="rIdqqbpmgx6etu70mlajqhe6">
+            <w:hyperlink w:history="1" r:id="rIdff2qap27d2uc0bl0tekmh">
               <w:r>
                 <w:rPr>
                   <w:rFonts w:ascii="Arial" w:cs="Arial" w:eastAsia="Arial" w:hAnsi="Arial"/>
@@ -4350,7 +4350,7 @@
               <w:spacing w:after="10" w:before="0"/>
               <w:ind w:left="120"/>
             </w:pPr>
-            <w:hyperlink w:history="1" r:id="rIdpafu3x_qik0n8k-3w6fkg">
+            <w:hyperlink w:history="1" r:id="rId6jasfdjecywy1ae7ovfio">
               <w:r>
                 <w:rPr>
                   <w:rFonts w:ascii="Arial" w:cs="Arial" w:eastAsia="Arial" w:hAnsi="Arial"/>
@@ -4577,7 +4577,7 @@
               <w:spacing w:after="10" w:before="0"/>
               <w:ind w:left="120"/>
             </w:pPr>
-            <w:hyperlink w:history="1" r:id="rIdn93-3zypttmgo_sur9jw7">
+            <w:hyperlink w:history="1" r:id="rIdit4bx9g4ualo2pw1kx70m">
               <w:r>
                 <w:rPr>
                   <w:rFonts w:ascii="Arial" w:cs="Arial" w:eastAsia="Arial" w:hAnsi="Arial"/>
@@ -4654,7 +4654,7 @@
               <w:spacing w:after="10" w:before="0"/>
               <w:ind w:left="120"/>
             </w:pPr>
-            <w:hyperlink w:history="1" r:id="rIdejq9xcwvpvsre6w4emcsn">
+            <w:hyperlink w:history="1" r:id="rIdr9h6-ukgvtrirqujwnw6i">
               <w:r>
                 <w:rPr>
                   <w:rFonts w:ascii="Arial" w:cs="Arial" w:eastAsia="Arial" w:hAnsi="Arial"/>
@@ -4881,7 +4881,7 @@
               <w:spacing w:after="10" w:before="0"/>
               <w:ind w:left="120"/>
             </w:pPr>
-            <w:hyperlink w:history="1" r:id="rIdspiwqg8ylab04mx-pjt41">
+            <w:hyperlink w:history="1" r:id="rIdh7u5iizb3vqnu5fweyovr">
               <w:r>
                 <w:rPr>
                   <w:rFonts w:ascii="Arial" w:cs="Arial" w:eastAsia="Arial" w:hAnsi="Arial"/>
@@ -4958,7 +4958,7 @@
               <w:spacing w:after="10" w:before="0"/>
               <w:ind w:left="120"/>
             </w:pPr>
-            <w:hyperlink w:history="1" r:id="rIdj7tuyucnwvkqtf_9q-9e4">
+            <w:hyperlink w:history="1" r:id="rIdjncfh90kgnq0wxxobbj0n">
               <w:r>
                 <w:rPr>
                   <w:rFonts w:ascii="Arial" w:cs="Arial" w:eastAsia="Arial" w:hAnsi="Arial"/>
@@ -5485,7 +5485,7 @@
         </w:rPr>
         <w:t xml:space="preserve">© 2026 SeaVuria and ARES. Aligned with KICD objectives. Developed by SeaVuria; technical implementation by ARES (with AI assistance from Claude). Licensed under </w:t>
       </w:r>
-      <w:hyperlink w:history="1" r:id="rIde-lbnvjw9-pxepc5xykoo">
+      <w:hyperlink w:history="1" r:id="rIdtjhvfchwmtee-upbijhfj">
         <w:r>
           <w:rPr>
             <w:rFonts w:ascii="Arial" w:cs="Arial" w:eastAsia="Arial" w:hAnsi="Arial"/>
@@ -5506,7 +5506,7 @@
         </w:rPr>
         <w:t xml:space="preserve"> (</w:t>
       </w:r>
-      <w:hyperlink w:history="1" r:id="rIdijzpq6n5paxpjwnj-vkhp">
+      <w:hyperlink w:history="1" r:id="rIdw2vajnvypia8dxyklfmdi">
         <w:r>
           <w:rPr>
             <w:rFonts w:ascii="Arial" w:cs="Arial" w:eastAsia="Arial" w:hAnsi="Arial"/>
@@ -6536,7 +6536,7 @@
               <w:spacing w:after="10" w:before="0"/>
               <w:ind w:left="120"/>
             </w:pPr>
-            <w:hyperlink w:history="1" r:id="rIdn9bmtpfrosdkypviciclo">
+            <w:hyperlink w:history="1" r:id="rIdo-eptxbit52cmrrpk2sx2">
               <w:r>
                 <w:rPr>
                   <w:rFonts w:ascii="Arial" w:cs="Arial" w:eastAsia="Arial" w:hAnsi="Arial"/>
@@ -6613,7 +6613,7 @@
               <w:spacing w:after="10" w:before="0"/>
               <w:ind w:left="120"/>
             </w:pPr>
-            <w:hyperlink w:history="1" r:id="rIdipqvotgq5oftl8ytb-rdj">
+            <w:hyperlink w:history="1" r:id="rIdghs1xzezcn7zjujhcb9yi">
               <w:r>
                 <w:rPr>
                   <w:rFonts w:ascii="Arial" w:cs="Arial" w:eastAsia="Arial" w:hAnsi="Arial"/>
@@ -6840,7 +6840,7 @@
               <w:spacing w:after="10" w:before="0"/>
               <w:ind w:left="120"/>
             </w:pPr>
-            <w:hyperlink w:history="1" r:id="rIdsftztfgkxlqzxvr431cog">
+            <w:hyperlink w:history="1" r:id="rIdvbovmig3hbfpa9eoiquh3">
               <w:r>
                 <w:rPr>
                   <w:rFonts w:ascii="Arial" w:cs="Arial" w:eastAsia="Arial" w:hAnsi="Arial"/>
@@ -6917,7 +6917,7 @@
               <w:spacing w:after="10" w:before="0"/>
               <w:ind w:left="120"/>
             </w:pPr>
-            <w:hyperlink w:history="1" r:id="rIddqojxcc8vj_hjglet1urr">
+            <w:hyperlink w:history="1" r:id="rIdhxp59el220yjypcuivsd7">
               <w:r>
                 <w:rPr>
                   <w:rFonts w:ascii="Arial" w:cs="Arial" w:eastAsia="Arial" w:hAnsi="Arial"/>
@@ -7144,7 +7144,7 @@
               <w:spacing w:after="10" w:before="0"/>
               <w:ind w:left="120"/>
             </w:pPr>
-            <w:hyperlink w:history="1" r:id="rIddi5pkf1xksmkwlbyawpiq">
+            <w:hyperlink w:history="1" r:id="rIdv5oh1uzj3afxn47qg1r7y">
               <w:r>
                 <w:rPr>
                   <w:rFonts w:ascii="Arial" w:cs="Arial" w:eastAsia="Arial" w:hAnsi="Arial"/>
@@ -7221,7 +7221,7 @@
               <w:spacing w:after="10" w:before="0"/>
               <w:ind w:left="120"/>
             </w:pPr>
-            <w:hyperlink w:history="1" r:id="rId-9zfcmyhwpxwteak3nikf">
+            <w:hyperlink w:history="1" r:id="rIdb-sbmq-x8dirxlnvya1eb">
               <w:r>
                 <w:rPr>
                   <w:rFonts w:ascii="Arial" w:cs="Arial" w:eastAsia="Arial" w:hAnsi="Arial"/>
@@ -7448,7 +7448,7 @@
               <w:spacing w:after="10" w:before="0"/>
               <w:ind w:left="120"/>
             </w:pPr>
-            <w:hyperlink w:history="1" r:id="rIdmgr9c_f1h9namohdrvybf">
+            <w:hyperlink w:history="1" r:id="rIdfoahb9dkbpbbdypvftnnf">
               <w:r>
                 <w:rPr>
                   <w:rFonts w:ascii="Arial" w:cs="Arial" w:eastAsia="Arial" w:hAnsi="Arial"/>
@@ -7525,7 +7525,7 @@
               <w:spacing w:after="10" w:before="0"/>
               <w:ind w:left="120"/>
             </w:pPr>
-            <w:hyperlink w:history="1" r:id="rIdkbsza71qvfa55ypew4s13">
+            <w:hyperlink w:history="1" r:id="rIdu5ebwn-gjsxlzp20fbyiq">
               <w:r>
                 <w:rPr>
                   <w:rFonts w:ascii="Arial" w:cs="Arial" w:eastAsia="Arial" w:hAnsi="Arial"/>
@@ -7752,7 +7752,7 @@
               <w:spacing w:after="10" w:before="0"/>
               <w:ind w:left="120"/>
             </w:pPr>
-            <w:hyperlink w:history="1" r:id="rIda1yk-ggbd6lpnc1yk2dfd">
+            <w:hyperlink w:history="1" r:id="rIdi_osutmxyeyu3yyamvser">
               <w:r>
                 <w:rPr>
                   <w:rFonts w:ascii="Arial" w:cs="Arial" w:eastAsia="Arial" w:hAnsi="Arial"/>
@@ -7829,7 +7829,7 @@
               <w:spacing w:after="10" w:before="0"/>
               <w:ind w:left="120"/>
             </w:pPr>
-            <w:hyperlink w:history="1" r:id="rIdjyfdiopuxpf5ux97cidwl">
+            <w:hyperlink w:history="1" r:id="rIdwusr57xula9f0qqmwpvy0">
               <w:r>
                 <w:rPr>
                   <w:rFonts w:ascii="Arial" w:cs="Arial" w:eastAsia="Arial" w:hAnsi="Arial"/>
@@ -8356,7 +8356,7 @@
         </w:rPr>
         <w:t xml:space="preserve">© 2026 SeaVuria and ARES. Aligned with KICD objectives. Developed by SeaVuria; technical implementation by ARES (with AI assistance from Claude). Licensed under </w:t>
       </w:r>
-      <w:hyperlink w:history="1" r:id="rIduy59_lcqdazrteuirrugf">
+      <w:hyperlink w:history="1" r:id="rIdvitpp-eopzrxxlokkpvzw">
         <w:r>
           <w:rPr>
             <w:rFonts w:ascii="Arial" w:cs="Arial" w:eastAsia="Arial" w:hAnsi="Arial"/>
@@ -8377,7 +8377,7 @@
         </w:rPr>
         <w:t xml:space="preserve"> (</w:t>
       </w:r>
-      <w:hyperlink w:history="1" r:id="rIdqbvd3gjhb9z9tfylcpuqd">
+      <w:hyperlink w:history="1" r:id="rIdjisa1bwh74jl2d6tckmpy">
         <w:r>
           <w:rPr>
             <w:rFonts w:ascii="Arial" w:cs="Arial" w:eastAsia="Arial" w:hAnsi="Arial"/>
@@ -9407,7 +9407,7 @@
               <w:spacing w:after="10" w:before="0"/>
               <w:ind w:left="120"/>
             </w:pPr>
-            <w:hyperlink w:history="1" r:id="rIdpm2xkmcu1_b6ilikhl3r6">
+            <w:hyperlink w:history="1" r:id="rIdqhzaprkx0kxsdrszorgvx">
               <w:r>
                 <w:rPr>
                   <w:rFonts w:ascii="Arial" w:cs="Arial" w:eastAsia="Arial" w:hAnsi="Arial"/>
@@ -9484,7 +9484,7 @@
               <w:spacing w:after="10" w:before="0"/>
               <w:ind w:left="120"/>
             </w:pPr>
-            <w:hyperlink w:history="1" r:id="rIduftmk-n5d1euujiwlijhe">
+            <w:hyperlink w:history="1" r:id="rId04cycsklhqsqut-47khnh">
               <w:r>
                 <w:rPr>
                   <w:rFonts w:ascii="Arial" w:cs="Arial" w:eastAsia="Arial" w:hAnsi="Arial"/>
@@ -9711,7 +9711,7 @@
               <w:spacing w:after="10" w:before="0"/>
               <w:ind w:left="120"/>
             </w:pPr>
-            <w:hyperlink w:history="1" r:id="rIduh9bnbfa7i0ca3avah2ig">
+            <w:hyperlink w:history="1" r:id="rIdyjkrjmaeveicmlyqgbtti">
               <w:r>
                 <w:rPr>
                   <w:rFonts w:ascii="Arial" w:cs="Arial" w:eastAsia="Arial" w:hAnsi="Arial"/>
@@ -9788,7 +9788,7 @@
               <w:spacing w:after="10" w:before="0"/>
               <w:ind w:left="120"/>
             </w:pPr>
-            <w:hyperlink w:history="1" r:id="rIdx8s1slmta5xk4pvfccw74">
+            <w:hyperlink w:history="1" r:id="rIdhojow-xlpgmv6enwfgd36">
               <w:r>
                 <w:rPr>
                   <w:rFonts w:ascii="Arial" w:cs="Arial" w:eastAsia="Arial" w:hAnsi="Arial"/>
@@ -10015,7 +10015,7 @@
               <w:spacing w:after="10" w:before="0"/>
               <w:ind w:left="120"/>
             </w:pPr>
-            <w:hyperlink w:history="1" r:id="rIdxrjgymvwzv7_u8ihgearw">
+            <w:hyperlink w:history="1" r:id="rIdmp9do7j-yvdkuhtua1qxm">
               <w:r>
                 <w:rPr>
                   <w:rFonts w:ascii="Arial" w:cs="Arial" w:eastAsia="Arial" w:hAnsi="Arial"/>
@@ -10092,7 +10092,7 @@
               <w:spacing w:after="10" w:before="0"/>
               <w:ind w:left="120"/>
             </w:pPr>
-            <w:hyperlink w:history="1" r:id="rIdwhemu0hvv1hkxe9q2quyv">
+            <w:hyperlink w:history="1" r:id="rIdohg9ui7gqq-lyrvxf6gre">
               <w:r>
                 <w:rPr>
                   <w:rFonts w:ascii="Arial" w:cs="Arial" w:eastAsia="Arial" w:hAnsi="Arial"/>
@@ -10319,7 +10319,7 @@
               <w:spacing w:after="10" w:before="0"/>
               <w:ind w:left="120"/>
             </w:pPr>
-            <w:hyperlink w:history="1" r:id="rIdx8zfpic3sd9vnjb9ltu0q">
+            <w:hyperlink w:history="1" r:id="rId3tdmeucfdn_7xepdqywdw">
               <w:r>
                 <w:rPr>
                   <w:rFonts w:ascii="Arial" w:cs="Arial" w:eastAsia="Arial" w:hAnsi="Arial"/>
@@ -10396,7 +10396,7 @@
               <w:spacing w:after="10" w:before="0"/>
               <w:ind w:left="120"/>
             </w:pPr>
-            <w:hyperlink w:history="1" r:id="rIdax85s2vmd77umwpi94hkq">
+            <w:hyperlink w:history="1" r:id="rIdyqjzbfcbsfmel4aysrnmp">
               <w:r>
                 <w:rPr>
                   <w:rFonts w:ascii="Arial" w:cs="Arial" w:eastAsia="Arial" w:hAnsi="Arial"/>
@@ -10623,7 +10623,7 @@
               <w:spacing w:after="10" w:before="0"/>
               <w:ind w:left="120"/>
             </w:pPr>
-            <w:hyperlink w:history="1" r:id="rIdcbuotgwqqmmt82vbe7tsd">
+            <w:hyperlink w:history="1" r:id="rIdrfxd6z2vvtc0f2u897sy3">
               <w:r>
                 <w:rPr>
                   <w:rFonts w:ascii="Arial" w:cs="Arial" w:eastAsia="Arial" w:hAnsi="Arial"/>
@@ -10700,7 +10700,7 @@
               <w:spacing w:after="10" w:before="0"/>
               <w:ind w:left="120"/>
             </w:pPr>
-            <w:hyperlink w:history="1" r:id="rIdwwxcsuibampnsgtuljjqi">
+            <w:hyperlink w:history="1" r:id="rIdavrtqdtih57vctieunquk">
               <w:r>
                 <w:rPr>
                   <w:rFonts w:ascii="Arial" w:cs="Arial" w:eastAsia="Arial" w:hAnsi="Arial"/>
@@ -11227,7 +11227,7 @@
         </w:rPr>
         <w:t xml:space="preserve">© 2026 SeaVuria and ARES. Aligned with KICD objectives. Developed by SeaVuria; technical implementation by ARES (with AI assistance from Claude). Licensed under </w:t>
       </w:r>
-      <w:hyperlink w:history="1" r:id="rIdzqkqoa2qweddgnzipqmfs">
+      <w:hyperlink w:history="1" r:id="rIdeyouj-cdrienjfjg4zhve">
         <w:r>
           <w:rPr>
             <w:rFonts w:ascii="Arial" w:cs="Arial" w:eastAsia="Arial" w:hAnsi="Arial"/>
@@ -11248,7 +11248,7 @@
         </w:rPr>
         <w:t xml:space="preserve"> (</w:t>
       </w:r>
-      <w:hyperlink w:history="1" r:id="rIdpx_hte_tjy-0jrteyxozl">
+      <w:hyperlink w:history="1" r:id="rId1qsnh95hy5xwcljhwvsly">
         <w:r>
           <w:rPr>
             <w:rFonts w:ascii="Arial" w:cs="Arial" w:eastAsia="Arial" w:hAnsi="Arial"/>
@@ -12278,7 +12278,7 @@
               <w:spacing w:after="10" w:before="0"/>
               <w:ind w:left="120"/>
             </w:pPr>
-            <w:hyperlink w:history="1" r:id="rIdvmdtey1_umfm4bkprkzim">
+            <w:hyperlink w:history="1" r:id="rIdymy25tmkcyzo6_zooy61y">
               <w:r>
                 <w:rPr>
                   <w:rFonts w:ascii="Arial" w:cs="Arial" w:eastAsia="Arial" w:hAnsi="Arial"/>
@@ -12355,7 +12355,7 @@
               <w:spacing w:after="10" w:before="0"/>
               <w:ind w:left="120"/>
             </w:pPr>
-            <w:hyperlink w:history="1" r:id="rId8urn-andnrvmgswqm5mfe">
+            <w:hyperlink w:history="1" r:id="rIdixlcdujknzsg44wws16ev">
               <w:r>
                 <w:rPr>
                   <w:rFonts w:ascii="Arial" w:cs="Arial" w:eastAsia="Arial" w:hAnsi="Arial"/>
@@ -12582,7 +12582,7 @@
               <w:spacing w:after="10" w:before="0"/>
               <w:ind w:left="120"/>
             </w:pPr>
-            <w:hyperlink w:history="1" r:id="rIdsq0-fkfugenj18vmy0qdf">
+            <w:hyperlink w:history="1" r:id="rIdodtollhklad_wpg4g6zgh">
               <w:r>
                 <w:rPr>
                   <w:rFonts w:ascii="Arial" w:cs="Arial" w:eastAsia="Arial" w:hAnsi="Arial"/>
@@ -12659,7 +12659,7 @@
               <w:spacing w:after="10" w:before="0"/>
               <w:ind w:left="120"/>
             </w:pPr>
-            <w:hyperlink w:history="1" r:id="rIdbzy-xno4wmcsclvbl9cty">
+            <w:hyperlink w:history="1" r:id="rId8-qoaxgspuhdvzmifv6cz">
               <w:r>
                 <w:rPr>
                   <w:rFonts w:ascii="Arial" w:cs="Arial" w:eastAsia="Arial" w:hAnsi="Arial"/>
@@ -12886,7 +12886,7 @@
               <w:spacing w:after="10" w:before="0"/>
               <w:ind w:left="120"/>
             </w:pPr>
-            <w:hyperlink w:history="1" r:id="rIdmi3szrbev0h8q5inqt_zl">
+            <w:hyperlink w:history="1" r:id="rIdtuskv5cbqxxay9hmiuhcl">
               <w:r>
                 <w:rPr>
                   <w:rFonts w:ascii="Arial" w:cs="Arial" w:eastAsia="Arial" w:hAnsi="Arial"/>
@@ -12963,7 +12963,7 @@
               <w:spacing w:after="10" w:before="0"/>
               <w:ind w:left="120"/>
             </w:pPr>
-            <w:hyperlink w:history="1" r:id="rIdizwiq1hz02i4f7vviaqqn">
+            <w:hyperlink w:history="1" r:id="rIdgf0gzhxtdihxjitth4ddx">
               <w:r>
                 <w:rPr>
                   <w:rFonts w:ascii="Arial" w:cs="Arial" w:eastAsia="Arial" w:hAnsi="Arial"/>
@@ -13190,7 +13190,7 @@
               <w:spacing w:after="10" w:before="0"/>
               <w:ind w:left="120"/>
             </w:pPr>
-            <w:hyperlink w:history="1" r:id="rIdcplk7y8mqcom0dayow9b_">
+            <w:hyperlink w:history="1" r:id="rIdaxfxbtylzgrn_cm7qzydz">
               <w:r>
                 <w:rPr>
                   <w:rFonts w:ascii="Arial" w:cs="Arial" w:eastAsia="Arial" w:hAnsi="Arial"/>
@@ -13267,7 +13267,7 @@
               <w:spacing w:after="10" w:before="0"/>
               <w:ind w:left="120"/>
             </w:pPr>
-            <w:hyperlink w:history="1" r:id="rId8jvuwviljzg_mxddz_ylm">
+            <w:hyperlink w:history="1" r:id="rIdnipr-uohjokdgpwhzq8al">
               <w:r>
                 <w:rPr>
                   <w:rFonts w:ascii="Arial" w:cs="Arial" w:eastAsia="Arial" w:hAnsi="Arial"/>
@@ -13494,7 +13494,7 @@
               <w:spacing w:after="10" w:before="0"/>
               <w:ind w:left="120"/>
             </w:pPr>
-            <w:hyperlink w:history="1" r:id="rIdbpc40sc7l7-hbutml28x7">
+            <w:hyperlink w:history="1" r:id="rIdjep4jpbqxccpvziuh0lul">
               <w:r>
                 <w:rPr>
                   <w:rFonts w:ascii="Arial" w:cs="Arial" w:eastAsia="Arial" w:hAnsi="Arial"/>
@@ -13571,7 +13571,7 @@
               <w:spacing w:after="10" w:before="0"/>
               <w:ind w:left="120"/>
             </w:pPr>
-            <w:hyperlink w:history="1" r:id="rIdmxsq9orri0kwcgfhuimaw">
+            <w:hyperlink w:history="1" r:id="rId2rmpg8p0raelu7byabfv3">
               <w:r>
                 <w:rPr>
                   <w:rFonts w:ascii="Arial" w:cs="Arial" w:eastAsia="Arial" w:hAnsi="Arial"/>
@@ -14098,7 +14098,7 @@
         </w:rPr>
         <w:t xml:space="preserve">© 2026 SeaVuria and ARES. Aligned with KICD objectives. Developed by SeaVuria; technical implementation by ARES (with AI assistance from Claude). Licensed under </w:t>
       </w:r>
-      <w:hyperlink w:history="1" r:id="rId6yflvaccoiroobjzlovcy">
+      <w:hyperlink w:history="1" r:id="rIdetjyutcaqcanepzojc8ir">
         <w:r>
           <w:rPr>
             <w:rFonts w:ascii="Arial" w:cs="Arial" w:eastAsia="Arial" w:hAnsi="Arial"/>
@@ -14119,7 +14119,7 @@
         </w:rPr>
         <w:t xml:space="preserve"> (</w:t>
       </w:r>
-      <w:hyperlink w:history="1" r:id="rIdgppceqbo8ljpvyetx6ego">
+      <w:hyperlink w:history="1" r:id="rIdnfmpxjhk5_9zrbguzxpja">
         <w:r>
           <w:rPr>
             <w:rFonts w:ascii="Arial" w:cs="Arial" w:eastAsia="Arial" w:hAnsi="Arial"/>
@@ -15149,7 +15149,7 @@
               <w:spacing w:after="10" w:before="0"/>
               <w:ind w:left="120"/>
             </w:pPr>
-            <w:hyperlink w:history="1" r:id="rIdabtjx5sxpq2u-aszdwoqs">
+            <w:hyperlink w:history="1" r:id="rIdsej9bjyr6ucywxgym_hdb">
               <w:r>
                 <w:rPr>
                   <w:rFonts w:ascii="Arial" w:cs="Arial" w:eastAsia="Arial" w:hAnsi="Arial"/>
@@ -15226,7 +15226,7 @@
               <w:spacing w:after="10" w:before="0"/>
               <w:ind w:left="120"/>
             </w:pPr>
-            <w:hyperlink w:history="1" r:id="rIdpcdirsonzp3gjcwansh9k">
+            <w:hyperlink w:history="1" r:id="rIdbdimmspbqpjxpaxccr9nh">
               <w:r>
                 <w:rPr>
                   <w:rFonts w:ascii="Arial" w:cs="Arial" w:eastAsia="Arial" w:hAnsi="Arial"/>
@@ -15453,7 +15453,7 @@
               <w:spacing w:after="10" w:before="0"/>
               <w:ind w:left="120"/>
             </w:pPr>
-            <w:hyperlink w:history="1" r:id="rId-am4fja3hikaq4-ceb7s6">
+            <w:hyperlink w:history="1" r:id="rId-pzrzogf5bn9hvun6xck6">
               <w:r>
                 <w:rPr>
                   <w:rFonts w:ascii="Arial" w:cs="Arial" w:eastAsia="Arial" w:hAnsi="Arial"/>
@@ -15530,7 +15530,7 @@
               <w:spacing w:after="10" w:before="0"/>
               <w:ind w:left="120"/>
             </w:pPr>
-            <w:hyperlink w:history="1" r:id="rIdnjjapbjgtyyg0llenapfo">
+            <w:hyperlink w:history="1" r:id="rIdmhf8f8pbpzwpucennau_x">
               <w:r>
                 <w:rPr>
                   <w:rFonts w:ascii="Arial" w:cs="Arial" w:eastAsia="Arial" w:hAnsi="Arial"/>
@@ -15757,7 +15757,7 @@
               <w:spacing w:after="10" w:before="0"/>
               <w:ind w:left="120"/>
             </w:pPr>
-            <w:hyperlink w:history="1" r:id="rId9ja04yqqiuw1xshu30utm">
+            <w:hyperlink w:history="1" r:id="rIdz32so4enlh7r82suk2tzg">
               <w:r>
                 <w:rPr>
                   <w:rFonts w:ascii="Arial" w:cs="Arial" w:eastAsia="Arial" w:hAnsi="Arial"/>
@@ -15834,7 +15834,7 @@
               <w:spacing w:after="10" w:before="0"/>
               <w:ind w:left="120"/>
             </w:pPr>
-            <w:hyperlink w:history="1" r:id="rIdu2uh-q2h1ncbytspznzia">
+            <w:hyperlink w:history="1" r:id="rIdqll6gki32-ha1l5vnzfym">
               <w:r>
                 <w:rPr>
                   <w:rFonts w:ascii="Arial" w:cs="Arial" w:eastAsia="Arial" w:hAnsi="Arial"/>
@@ -16061,7 +16061,7 @@
               <w:spacing w:after="10" w:before="0"/>
               <w:ind w:left="120"/>
             </w:pPr>
-            <w:hyperlink w:history="1" r:id="rIdwjusyss2vbz3p6vbdaavi">
+            <w:hyperlink w:history="1" r:id="rIdqfmmf85dovagvjl_i5yms">
               <w:r>
                 <w:rPr>
                   <w:rFonts w:ascii="Arial" w:cs="Arial" w:eastAsia="Arial" w:hAnsi="Arial"/>
@@ -16138,7 +16138,7 @@
               <w:spacing w:after="10" w:before="0"/>
               <w:ind w:left="120"/>
             </w:pPr>
-            <w:hyperlink w:history="1" r:id="rIdzjy1s2qgjk32ilfakhupa">
+            <w:hyperlink w:history="1" r:id="rIdn5rtpbttyyeyxonr763pq">
               <w:r>
                 <w:rPr>
                   <w:rFonts w:ascii="Arial" w:cs="Arial" w:eastAsia="Arial" w:hAnsi="Arial"/>
@@ -16365,7 +16365,7 @@
               <w:spacing w:after="10" w:before="0"/>
               <w:ind w:left="120"/>
             </w:pPr>
-            <w:hyperlink w:history="1" r:id="rIdszzcyhx1zxsu8cyufrj7a">
+            <w:hyperlink w:history="1" r:id="rId1hoy7v8qz-tx-w1egthsp">
               <w:r>
                 <w:rPr>
                   <w:rFonts w:ascii="Arial" w:cs="Arial" w:eastAsia="Arial" w:hAnsi="Arial"/>
@@ -16442,7 +16442,7 @@
               <w:spacing w:after="10" w:before="0"/>
               <w:ind w:left="120"/>
             </w:pPr>
-            <w:hyperlink w:history="1" r:id="rIdwk0d8b_maecgavrm-ergj">
+            <w:hyperlink w:history="1" r:id="rIdu6kqjcxmbbjuozlmbdcmx">
               <w:r>
                 <w:rPr>
                   <w:rFonts w:ascii="Arial" w:cs="Arial" w:eastAsia="Arial" w:hAnsi="Arial"/>
@@ -17064,7 +17064,7 @@
         </w:rPr>
         <w:t xml:space="preserve">© 2026 SeaVuria and ARES. Aligned with KICD objectives. Developed by SeaVuria; technical implementation by ARES (with AI assistance from Claude). Licensed under </w:t>
       </w:r>
-      <w:hyperlink w:history="1" r:id="rIdhl_mouyn7y0tq_xhg-4kj">
+      <w:hyperlink w:history="1" r:id="rIdul2bitcfeu6clf1ujsfww">
         <w:r>
           <w:rPr>
             <w:rFonts w:ascii="Arial" w:cs="Arial" w:eastAsia="Arial" w:hAnsi="Arial"/>
@@ -17085,7 +17085,7 @@
         </w:rPr>
         <w:t xml:space="preserve"> (</w:t>
       </w:r>
-      <w:hyperlink w:history="1" r:id="rIdesowjsjwplx03p4rxaysd">
+      <w:hyperlink w:history="1" r:id="rId7fyozaytogibq37tg2nqd">
         <w:r>
           <w:rPr>
             <w:rFonts w:ascii="Arial" w:cs="Arial" w:eastAsia="Arial" w:hAnsi="Arial"/>
@@ -18115,7 +18115,7 @@
               <w:spacing w:after="10" w:before="0"/>
               <w:ind w:left="120"/>
             </w:pPr>
-            <w:hyperlink w:history="1" r:id="rIdehffpk9rmfzl1ogjvxiff">
+            <w:hyperlink w:history="1" r:id="rIdp3ctt7tqbv1suoqsw5xwr">
               <w:r>
                 <w:rPr>
                   <w:rFonts w:ascii="Arial" w:cs="Arial" w:eastAsia="Arial" w:hAnsi="Arial"/>
@@ -18192,7 +18192,7 @@
               <w:spacing w:after="10" w:before="0"/>
               <w:ind w:left="120"/>
             </w:pPr>
-            <w:hyperlink w:history="1" r:id="rId_r9i9xdw58tns2owtikgb">
+            <w:hyperlink w:history="1" r:id="rIdj-9wf3_iw-cftuktc9j68">
               <w:r>
                 <w:rPr>
                   <w:rFonts w:ascii="Arial" w:cs="Arial" w:eastAsia="Arial" w:hAnsi="Arial"/>
@@ -18419,7 +18419,7 @@
               <w:spacing w:after="10" w:before="0"/>
               <w:ind w:left="120"/>
             </w:pPr>
-            <w:hyperlink w:history="1" r:id="rIdqsjuyaxjtwcxbl9ywepj-">
+            <w:hyperlink w:history="1" r:id="rIdyleplukzqxzq_ecypm5gd">
               <w:r>
                 <w:rPr>
                   <w:rFonts w:ascii="Arial" w:cs="Arial" w:eastAsia="Arial" w:hAnsi="Arial"/>
@@ -18496,7 +18496,7 @@
               <w:spacing w:after="10" w:before="0"/>
               <w:ind w:left="120"/>
             </w:pPr>
-            <w:hyperlink w:history="1" r:id="rId_-w5aldiamivij81cgzki">
+            <w:hyperlink w:history="1" r:id="rId-2ny_txrm_kgehok5oaaf">
               <w:r>
                 <w:rPr>
                   <w:rFonts w:ascii="Arial" w:cs="Arial" w:eastAsia="Arial" w:hAnsi="Arial"/>
@@ -18723,7 +18723,7 @@
               <w:spacing w:after="10" w:before="0"/>
               <w:ind w:left="120"/>
             </w:pPr>
-            <w:hyperlink w:history="1" r:id="rIdsqptevutefnxxu3w65dba">
+            <w:hyperlink w:history="1" r:id="rId6_ddqiylby8utl4jbymja">
               <w:r>
                 <w:rPr>
                   <w:rFonts w:ascii="Arial" w:cs="Arial" w:eastAsia="Arial" w:hAnsi="Arial"/>
@@ -18800,7 +18800,7 @@
               <w:spacing w:after="10" w:before="0"/>
               <w:ind w:left="120"/>
             </w:pPr>
-            <w:hyperlink w:history="1" r:id="rIdekck38zivokdnpyfuuztu">
+            <w:hyperlink w:history="1" r:id="rIdmopud6ucx9jpeklacwrzp">
               <w:r>
                 <w:rPr>
                   <w:rFonts w:ascii="Arial" w:cs="Arial" w:eastAsia="Arial" w:hAnsi="Arial"/>
@@ -19027,7 +19027,7 @@
               <w:spacing w:after="10" w:before="0"/>
               <w:ind w:left="120"/>
             </w:pPr>
-            <w:hyperlink w:history="1" r:id="rIdsciyog67ybqjxj-soqpg7">
+            <w:hyperlink w:history="1" r:id="rIdysdz9grnsnyea2513hoo2">
               <w:r>
                 <w:rPr>
                   <w:rFonts w:ascii="Arial" w:cs="Arial" w:eastAsia="Arial" w:hAnsi="Arial"/>
@@ -19104,7 +19104,7 @@
               <w:spacing w:after="10" w:before="0"/>
               <w:ind w:left="120"/>
             </w:pPr>
-            <w:hyperlink w:history="1" r:id="rId_qli9wvruq5y3etj4fobu">
+            <w:hyperlink w:history="1" r:id="rIdfjkp8_mui5cpelzvaumcg">
               <w:r>
                 <w:rPr>
                   <w:rFonts w:ascii="Arial" w:cs="Arial" w:eastAsia="Arial" w:hAnsi="Arial"/>
@@ -19331,7 +19331,7 @@
               <w:spacing w:after="10" w:before="0"/>
               <w:ind w:left="120"/>
             </w:pPr>
-            <w:hyperlink w:history="1" r:id="rIdagikyjwzxasvopr8cokxd">
+            <w:hyperlink w:history="1" r:id="rIdx2ne2ziw5iip3jlne2sjz">
               <w:r>
                 <w:rPr>
                   <w:rFonts w:ascii="Arial" w:cs="Arial" w:eastAsia="Arial" w:hAnsi="Arial"/>
@@ -19408,7 +19408,7 @@
               <w:spacing w:after="10" w:before="0"/>
               <w:ind w:left="120"/>
             </w:pPr>
-            <w:hyperlink w:history="1" r:id="rIdnbplrhoqcbsbad2jppjhd">
+            <w:hyperlink w:history="1" r:id="rIdwfdcu7rqmhdxrc5poqj8u">
               <w:r>
                 <w:rPr>
                   <w:rFonts w:ascii="Arial" w:cs="Arial" w:eastAsia="Arial" w:hAnsi="Arial"/>
@@ -19935,7 +19935,7 @@
         </w:rPr>
         <w:t xml:space="preserve">© 2026 SeaVuria and ARES. Aligned with KICD objectives. Developed by SeaVuria; technical implementation by ARES (with AI assistance from Claude). Licensed under </w:t>
       </w:r>
-      <w:hyperlink w:history="1" r:id="rIdsh19yn-wpiollumhenwnv">
+      <w:hyperlink w:history="1" r:id="rIdgunwhctdssnenn6nmi3qv">
         <w:r>
           <w:rPr>
             <w:rFonts w:ascii="Arial" w:cs="Arial" w:eastAsia="Arial" w:hAnsi="Arial"/>
@@ -19956,7 +19956,7 @@
         </w:rPr>
         <w:t xml:space="preserve"> (</w:t>
       </w:r>
-      <w:hyperlink w:history="1" r:id="rId6p19jnlouxvwmoft3rzbp">
+      <w:hyperlink w:history="1" r:id="rIdtctbtchqz9xdl6e4sv0l6">
         <w:r>
           <w:rPr>
             <w:rFonts w:ascii="Arial" w:cs="Arial" w:eastAsia="Arial" w:hAnsi="Arial"/>
@@ -20969,7 +20969,7 @@
             <w:pPr>
               <w:spacing w:after="20" w:before="0"/>
             </w:pPr>
-            <w:hyperlink w:history="1" r:id="rId9rvcfgs-juivu3s1f7yhq">
+            <w:hyperlink w:history="1" r:id="rIdjmwfui0cnucmgn61tng2v">
               <w:r>
                 <w:rPr>
                   <w:rFonts w:ascii="Arial" w:cs="Arial" w:eastAsia="Arial" w:hAnsi="Arial"/>
@@ -21002,7 +21002,7 @@
               <w:spacing w:after="10" w:before="0"/>
               <w:ind w:left="120"/>
             </w:pPr>
-            <w:hyperlink w:history="1" r:id="rIdhvqli1x1z2fmogqdrbuxw">
+            <w:hyperlink w:history="1" r:id="rIddvmlp94vvr_kkdi75awyp">
               <w:r>
                 <w:rPr>
                   <w:rFonts w:ascii="Arial" w:cs="Arial" w:eastAsia="Arial" w:hAnsi="Arial"/>
@@ -21047,7 +21047,7 @@
             <w:pPr>
               <w:spacing w:after="20" w:before="0"/>
             </w:pPr>
-            <w:hyperlink w:history="1" r:id="rIdb5jhlnf2wayvtsshtafru">
+            <w:hyperlink w:history="1" r:id="rIdyel6bdkeli8b6k4polvls">
               <w:r>
                 <w:rPr>
                   <w:rFonts w:ascii="Arial" w:cs="Arial" w:eastAsia="Arial" w:hAnsi="Arial"/>
@@ -21080,7 +21080,7 @@
               <w:spacing w:after="10" w:before="0"/>
               <w:ind w:left="120"/>
             </w:pPr>
-            <w:hyperlink w:history="1" r:id="rId6yvcy7iqwi-maf7rg-mqw">
+            <w:hyperlink w:history="1" r:id="rId_geva9ox0p23jejklrkxu">
               <w:r>
                 <w:rPr>
                   <w:rFonts w:ascii="Arial" w:cs="Arial" w:eastAsia="Arial" w:hAnsi="Arial"/>
@@ -21275,7 +21275,7 @@
             <w:pPr>
               <w:spacing w:after="20" w:before="0"/>
             </w:pPr>
-            <w:hyperlink w:history="1" r:id="rIdbkjhq-pikrjba3iip0bwr">
+            <w:hyperlink w:history="1" r:id="rIdqmcknrmbpky7lrknvkfqz">
               <w:r>
                 <w:rPr>
                   <w:rFonts w:ascii="Arial" w:cs="Arial" w:eastAsia="Arial" w:hAnsi="Arial"/>
@@ -21308,7 +21308,7 @@
               <w:spacing w:after="10" w:before="0"/>
               <w:ind w:left="120"/>
             </w:pPr>
-            <w:hyperlink w:history="1" r:id="rIdbivrqujfntuy9biiinyi2">
+            <w:hyperlink w:history="1" r:id="rIdq_d7ffe2ap-wowubdmmvk">
               <w:r>
                 <w:rPr>
                   <w:rFonts w:ascii="Arial" w:cs="Arial" w:eastAsia="Arial" w:hAnsi="Arial"/>
@@ -21353,7 +21353,7 @@
             <w:pPr>
               <w:spacing w:after="20" w:before="0"/>
             </w:pPr>
-            <w:hyperlink w:history="1" r:id="rIdaaq59-gfezr7n3uj1hbvg">
+            <w:hyperlink w:history="1" r:id="rIdrnrz6crhx0djil1jegwfo">
               <w:r>
                 <w:rPr>
                   <w:rFonts w:ascii="Arial" w:cs="Arial" w:eastAsia="Arial" w:hAnsi="Arial"/>
@@ -21386,7 +21386,7 @@
               <w:spacing w:after="10" w:before="0"/>
               <w:ind w:left="120"/>
             </w:pPr>
-            <w:hyperlink w:history="1" r:id="rIdmdobiaq2srj3vmlfylcqs">
+            <w:hyperlink w:history="1" r:id="rIdhdkkxhub7bg9sxwsgun0t">
               <w:r>
                 <w:rPr>
                   <w:rFonts w:ascii="Arial" w:cs="Arial" w:eastAsia="Arial" w:hAnsi="Arial"/>
@@ -21581,7 +21581,7 @@
             <w:pPr>
               <w:spacing w:after="20" w:before="0"/>
             </w:pPr>
-            <w:hyperlink w:history="1" r:id="rIdwqtzggja4d8kc5vs8bami">
+            <w:hyperlink w:history="1" r:id="rId-nrcgoznm_llgi6aodtzd">
               <w:r>
                 <w:rPr>
                   <w:rFonts w:ascii="Arial" w:cs="Arial" w:eastAsia="Arial" w:hAnsi="Arial"/>
@@ -21614,7 +21614,7 @@
               <w:spacing w:after="10" w:before="0"/>
               <w:ind w:left="120"/>
             </w:pPr>
-            <w:hyperlink w:history="1" r:id="rIdgiwp6ui5tbufakooq5k1a">
+            <w:hyperlink w:history="1" r:id="rIdvzw4yfjmlwm5zlwu2oij9">
               <w:r>
                 <w:rPr>
                   <w:rFonts w:ascii="Arial" w:cs="Arial" w:eastAsia="Arial" w:hAnsi="Arial"/>
@@ -21659,7 +21659,7 @@
             <w:pPr>
               <w:spacing w:after="20" w:before="0"/>
             </w:pPr>
-            <w:hyperlink w:history="1" r:id="rIdocvi9tkgo3clqsapbsxzz">
+            <w:hyperlink w:history="1" r:id="rIdgct1dhr3h3dybklbkcb8g">
               <w:r>
                 <w:rPr>
                   <w:rFonts w:ascii="Arial" w:cs="Arial" w:eastAsia="Arial" w:hAnsi="Arial"/>
@@ -21692,7 +21692,7 @@
               <w:spacing w:after="10" w:before="0"/>
               <w:ind w:left="120"/>
             </w:pPr>
-            <w:hyperlink w:history="1" r:id="rId-8tgihdsecnmvm8a5tadr">
+            <w:hyperlink w:history="1" r:id="rIdrjybjzcn60kqpvi0nrlcy">
               <w:r>
                 <w:rPr>
                   <w:rFonts w:ascii="Arial" w:cs="Arial" w:eastAsia="Arial" w:hAnsi="Arial"/>
@@ -21887,7 +21887,7 @@
             <w:pPr>
               <w:spacing w:after="20" w:before="0"/>
             </w:pPr>
-            <w:hyperlink w:history="1" r:id="rId5geiai6fxf5qdvo4m2vsz">
+            <w:hyperlink w:history="1" r:id="rIdbqkuyiyggt1hvouef6604">
               <w:r>
                 <w:rPr>
                   <w:rFonts w:ascii="Arial" w:cs="Arial" w:eastAsia="Arial" w:hAnsi="Arial"/>
@@ -21920,7 +21920,7 @@
               <w:spacing w:after="10" w:before="0"/>
               <w:ind w:left="120"/>
             </w:pPr>
-            <w:hyperlink w:history="1" r:id="rIdeg85w_8wwq0kd2pvrneng">
+            <w:hyperlink w:history="1" r:id="rIdyftiendpahxk6zbbpt_fb">
               <w:r>
                 <w:rPr>
                   <w:rFonts w:ascii="Arial" w:cs="Arial" w:eastAsia="Arial" w:hAnsi="Arial"/>
@@ -21965,7 +21965,7 @@
             <w:pPr>
               <w:spacing w:after="20" w:before="0"/>
             </w:pPr>
-            <w:hyperlink w:history="1" r:id="rIdxrum0zy95vmt-zcadhaz-">
+            <w:hyperlink w:history="1" r:id="rIddtdkdgxpu2wvxvaqhv4af">
               <w:r>
                 <w:rPr>
                   <w:rFonts w:ascii="Arial" w:cs="Arial" w:eastAsia="Arial" w:hAnsi="Arial"/>
@@ -21998,7 +21998,7 @@
               <w:spacing w:after="10" w:before="0"/>
               <w:ind w:left="120"/>
             </w:pPr>
-            <w:hyperlink w:history="1" r:id="rIdz_u4kemnndg_t485wdgcw">
+            <w:hyperlink w:history="1" r:id="rIdjovru__qd_vk6xsj27kd7">
               <w:r>
                 <w:rPr>
                   <w:rFonts w:ascii="Arial" w:cs="Arial" w:eastAsia="Arial" w:hAnsi="Arial"/>
@@ -22193,7 +22193,7 @@
             <w:pPr>
               <w:spacing w:after="20" w:before="0"/>
             </w:pPr>
-            <w:hyperlink w:history="1" r:id="rIdknb6huukeiiejc-3dir34">
+            <w:hyperlink w:history="1" r:id="rIdutvfkaztyoktgr-ljrmak">
               <w:r>
                 <w:rPr>
                   <w:rFonts w:ascii="Arial" w:cs="Arial" w:eastAsia="Arial" w:hAnsi="Arial"/>
@@ -22226,7 +22226,7 @@
               <w:spacing w:after="10" w:before="0"/>
               <w:ind w:left="120"/>
             </w:pPr>
-            <w:hyperlink w:history="1" r:id="rIdzswym0fl36yxm6vmbgys1">
+            <w:hyperlink w:history="1" r:id="rIdk390x9ojgstjdr_dh-cm2">
               <w:r>
                 <w:rPr>
                   <w:rFonts w:ascii="Arial" w:cs="Arial" w:eastAsia="Arial" w:hAnsi="Arial"/>
@@ -22271,7 +22271,7 @@
             <w:pPr>
               <w:spacing w:after="20" w:before="0"/>
             </w:pPr>
-            <w:hyperlink w:history="1" r:id="rIdz2xdhpmyy3fys0crl1mbe">
+            <w:hyperlink w:history="1" r:id="rIdu_nsb5dsqxjz2lfnfhzoc">
               <w:r>
                 <w:rPr>
                   <w:rFonts w:ascii="Arial" w:cs="Arial" w:eastAsia="Arial" w:hAnsi="Arial"/>
@@ -22304,7 +22304,7 @@
               <w:spacing w:after="10" w:before="0"/>
               <w:ind w:left="120"/>
             </w:pPr>
-            <w:hyperlink w:history="1" r:id="rIdj6fbvdole-wrvbbphxgdr">
+            <w:hyperlink w:history="1" r:id="rIdsq6oyng3xsrna3wjpmyhm">
               <w:r>
                 <w:rPr>
                   <w:rFonts w:ascii="Arial" w:cs="Arial" w:eastAsia="Arial" w:hAnsi="Arial"/>
@@ -22816,7 +22816,7 @@
         </w:rPr>
         <w:t xml:space="preserve">© 2026 SeaVuria and ARES. Aligned with KICD objectives. Developed by SeaVuria; technical implementation by ARES (with AI assistance from Claude). Licensed under </w:t>
       </w:r>
-      <w:hyperlink w:history="1" r:id="rIdbzxnuodes-tbziny5v1yz">
+      <w:hyperlink w:history="1" r:id="rId8kduwsv1xywha21rn6jma">
         <w:r>
           <w:rPr>
             <w:rFonts w:ascii="Arial" w:cs="Arial" w:eastAsia="Arial" w:hAnsi="Arial"/>
@@ -22837,7 +22837,7 @@
         </w:rPr>
         <w:t xml:space="preserve"> (</w:t>
       </w:r>
-      <w:hyperlink w:history="1" r:id="rIdtudnikraozzinpi-gse77">
+      <w:hyperlink w:history="1" r:id="rId0ankhrrxb9dqlix3b6rfn">
         <w:r>
           <w:rPr>
             <w:rFonts w:ascii="Arial" w:cs="Arial" w:eastAsia="Arial" w:hAnsi="Arial"/>
@@ -23850,7 +23850,7 @@
             <w:pPr>
               <w:spacing w:after="20" w:before="0"/>
             </w:pPr>
-            <w:hyperlink w:history="1" r:id="rIdy5k9uvzvrqk83u_xtczrf">
+            <w:hyperlink w:history="1" r:id="rIdkszhgwi3t-vnacgrrpcku">
               <w:r>
                 <w:rPr>
                   <w:rFonts w:ascii="Arial" w:cs="Arial" w:eastAsia="Arial" w:hAnsi="Arial"/>
@@ -23883,7 +23883,7 @@
               <w:spacing w:after="10" w:before="0"/>
               <w:ind w:left="120"/>
             </w:pPr>
-            <w:hyperlink w:history="1" r:id="rIddx9usxevumjc3lv5mwm2d">
+            <w:hyperlink w:history="1" r:id="rIdsr0hwvsjoasha6_ggmpjz">
               <w:r>
                 <w:rPr>
                   <w:rFonts w:ascii="Arial" w:cs="Arial" w:eastAsia="Arial" w:hAnsi="Arial"/>
@@ -23928,7 +23928,7 @@
             <w:pPr>
               <w:spacing w:after="20" w:before="0"/>
             </w:pPr>
-            <w:hyperlink w:history="1" r:id="rIdi_y478k98mwoyn_-za-h1">
+            <w:hyperlink w:history="1" r:id="rIdb74ulozula7aijltq-kaw">
               <w:r>
                 <w:rPr>
                   <w:rFonts w:ascii="Arial" w:cs="Arial" w:eastAsia="Arial" w:hAnsi="Arial"/>
@@ -23961,7 +23961,7 @@
               <w:spacing w:after="10" w:before="0"/>
               <w:ind w:left="120"/>
             </w:pPr>
-            <w:hyperlink w:history="1" r:id="rIdozzfcdeuuwob7odrgu_wy">
+            <w:hyperlink w:history="1" r:id="rIdiq7edyzevuojdazc0el3l">
               <w:r>
                 <w:rPr>
                   <w:rFonts w:ascii="Arial" w:cs="Arial" w:eastAsia="Arial" w:hAnsi="Arial"/>
@@ -24156,7 +24156,7 @@
             <w:pPr>
               <w:spacing w:after="20" w:before="0"/>
             </w:pPr>
-            <w:hyperlink w:history="1" r:id="rIdr9xms1yrjiwaeijebyyx1">
+            <w:hyperlink w:history="1" r:id="rIdpxtnfpywof0e5iv90s3ch">
               <w:r>
                 <w:rPr>
                   <w:rFonts w:ascii="Arial" w:cs="Arial" w:eastAsia="Arial" w:hAnsi="Arial"/>
@@ -24189,7 +24189,7 @@
               <w:spacing w:after="10" w:before="0"/>
               <w:ind w:left="120"/>
             </w:pPr>
-            <w:hyperlink w:history="1" r:id="rIde9cede7jsretnyfnrdlna">
+            <w:hyperlink w:history="1" r:id="rIdpjtby7xh7tkhfrf5zs0cs">
               <w:r>
                 <w:rPr>
                   <w:rFonts w:ascii="Arial" w:cs="Arial" w:eastAsia="Arial" w:hAnsi="Arial"/>
@@ -24234,7 +24234,7 @@
             <w:pPr>
               <w:spacing w:after="20" w:before="0"/>
             </w:pPr>
-            <w:hyperlink w:history="1" r:id="rIdszymhxh-wjnxja9fu_obq">
+            <w:hyperlink w:history="1" r:id="rIdprvfsow7uihygzyafptm-">
               <w:r>
                 <w:rPr>
                   <w:rFonts w:ascii="Arial" w:cs="Arial" w:eastAsia="Arial" w:hAnsi="Arial"/>
@@ -24267,7 +24267,7 @@
               <w:spacing w:after="10" w:before="0"/>
               <w:ind w:left="120"/>
             </w:pPr>
-            <w:hyperlink w:history="1" r:id="rId3-ekl4wbvvni8s4zp1xny">
+            <w:hyperlink w:history="1" r:id="rIdndxfuerhqhouwxky5ufop">
               <w:r>
                 <w:rPr>
                   <w:rFonts w:ascii="Arial" w:cs="Arial" w:eastAsia="Arial" w:hAnsi="Arial"/>
@@ -24462,7 +24462,7 @@
             <w:pPr>
               <w:spacing w:after="20" w:before="0"/>
             </w:pPr>
-            <w:hyperlink w:history="1" r:id="rIdktcvcjqcnvedtsnmxrtap">
+            <w:hyperlink w:history="1" r:id="rIdzdfz5nldet4f4k9acqawt">
               <w:r>
                 <w:rPr>
                   <w:rFonts w:ascii="Arial" w:cs="Arial" w:eastAsia="Arial" w:hAnsi="Arial"/>
@@ -24495,7 +24495,7 @@
               <w:spacing w:after="10" w:before="0"/>
               <w:ind w:left="120"/>
             </w:pPr>
-            <w:hyperlink w:history="1" r:id="rIdhhhloctyagyojbem13pir">
+            <w:hyperlink w:history="1" r:id="rIdnxoi7y1doblcvv2by3qtu">
               <w:r>
                 <w:rPr>
                   <w:rFonts w:ascii="Arial" w:cs="Arial" w:eastAsia="Arial" w:hAnsi="Arial"/>
@@ -24540,7 +24540,7 @@
             <w:pPr>
               <w:spacing w:after="20" w:before="0"/>
             </w:pPr>
-            <w:hyperlink w:history="1" r:id="rIdmq9dsy-4jedawuvd60cog">
+            <w:hyperlink w:history="1" r:id="rIdo0pvexhikqfzcrgmjtxet">
               <w:r>
                 <w:rPr>
                   <w:rFonts w:ascii="Arial" w:cs="Arial" w:eastAsia="Arial" w:hAnsi="Arial"/>
@@ -24573,7 +24573,7 @@
               <w:spacing w:after="10" w:before="0"/>
               <w:ind w:left="120"/>
             </w:pPr>
-            <w:hyperlink w:history="1" r:id="rId1ivcsdulh_k-3t9d_w47y">
+            <w:hyperlink w:history="1" r:id="rIdnbajb0rf3onmsjhlg0dgd">
               <w:r>
                 <w:rPr>
                   <w:rFonts w:ascii="Arial" w:cs="Arial" w:eastAsia="Arial" w:hAnsi="Arial"/>
@@ -24768,7 +24768,7 @@
             <w:pPr>
               <w:spacing w:after="20" w:before="0"/>
             </w:pPr>
-            <w:hyperlink w:history="1" r:id="rIdqjdzxn2z3ner76zhbqxh8">
+            <w:hyperlink w:history="1" r:id="rIdkxo8hmlrhi6exa772jh9f">
               <w:r>
                 <w:rPr>
                   <w:rFonts w:ascii="Arial" w:cs="Arial" w:eastAsia="Arial" w:hAnsi="Arial"/>
@@ -24801,7 +24801,7 @@
               <w:spacing w:after="10" w:before="0"/>
               <w:ind w:left="120"/>
             </w:pPr>
-            <w:hyperlink w:history="1" r:id="rIdugcw3l2hfuu9s3r8jmg1h">
+            <w:hyperlink w:history="1" r:id="rIdb_rz6mufy6rats5ezbpdw">
               <w:r>
                 <w:rPr>
                   <w:rFonts w:ascii="Arial" w:cs="Arial" w:eastAsia="Arial" w:hAnsi="Arial"/>
@@ -24846,7 +24846,7 @@
             <w:pPr>
               <w:spacing w:after="20" w:before="0"/>
             </w:pPr>
-            <w:hyperlink w:history="1" r:id="rId6v-zcfuyl52of1orgl7op">
+            <w:hyperlink w:history="1" r:id="rId_bwfyutwmwdpvlp0ctbkd">
               <w:r>
                 <w:rPr>
                   <w:rFonts w:ascii="Arial" w:cs="Arial" w:eastAsia="Arial" w:hAnsi="Arial"/>
@@ -24879,7 +24879,7 @@
               <w:spacing w:after="10" w:before="0"/>
               <w:ind w:left="120"/>
             </w:pPr>
-            <w:hyperlink w:history="1" r:id="rIddyemmzzmgcbxtsakgaash">
+            <w:hyperlink w:history="1" r:id="rId9qqrppfimplv_lez9r2y6">
               <w:r>
                 <w:rPr>
                   <w:rFonts w:ascii="Arial" w:cs="Arial" w:eastAsia="Arial" w:hAnsi="Arial"/>
@@ -25074,7 +25074,7 @@
             <w:pPr>
               <w:spacing w:after="20" w:before="0"/>
             </w:pPr>
-            <w:hyperlink w:history="1" r:id="rId8350qbudjfrcm6n780whn">
+            <w:hyperlink w:history="1" r:id="rIdo8zjzukt2ra2llbtjupzt">
               <w:r>
                 <w:rPr>
                   <w:rFonts w:ascii="Arial" w:cs="Arial" w:eastAsia="Arial" w:hAnsi="Arial"/>
@@ -25107,7 +25107,7 @@
               <w:spacing w:after="10" w:before="0"/>
               <w:ind w:left="120"/>
             </w:pPr>
-            <w:hyperlink w:history="1" r:id="rIdv-3wmuu9pe3w3btyjus0b">
+            <w:hyperlink w:history="1" r:id="rIdcjxacwqb9etjc03sz1drm">
               <w:r>
                 <w:rPr>
                   <w:rFonts w:ascii="Arial" w:cs="Arial" w:eastAsia="Arial" w:hAnsi="Arial"/>
@@ -25152,7 +25152,7 @@
             <w:pPr>
               <w:spacing w:after="20" w:before="0"/>
             </w:pPr>
-            <w:hyperlink w:history="1" r:id="rIddkz19hn9um_608jkwzsty">
+            <w:hyperlink w:history="1" r:id="rIddcxb-eaieel5ahudgl5zf">
               <w:r>
                 <w:rPr>
                   <w:rFonts w:ascii="Arial" w:cs="Arial" w:eastAsia="Arial" w:hAnsi="Arial"/>
@@ -25185,7 +25185,7 @@
               <w:spacing w:after="10" w:before="0"/>
               <w:ind w:left="120"/>
             </w:pPr>
-            <w:hyperlink w:history="1" r:id="rIdme8t_te4u1ij2qiro_fdc">
+            <w:hyperlink w:history="1" r:id="rIdcosb5ojwj5d66to_b5ofg">
               <w:r>
                 <w:rPr>
                   <w:rFonts w:ascii="Arial" w:cs="Arial" w:eastAsia="Arial" w:hAnsi="Arial"/>
@@ -25697,7 +25697,7 @@
         </w:rPr>
         <w:t xml:space="preserve">© 2026 SeaVuria and ARES. Aligned with KICD objectives. Developed by SeaVuria; technical implementation by ARES (with AI assistance from Claude). Licensed under </w:t>
       </w:r>
-      <w:hyperlink w:history="1" r:id="rIdgzvadottf3mndrdsc9aec">
+      <w:hyperlink w:history="1" r:id="rId6eohc2407lrhzrjmzs4ds">
         <w:r>
           <w:rPr>
             <w:rFonts w:ascii="Arial" w:cs="Arial" w:eastAsia="Arial" w:hAnsi="Arial"/>
@@ -25718,7 +25718,7 @@
         </w:rPr>
         <w:t xml:space="preserve"> (</w:t>
       </w:r>
-      <w:hyperlink w:history="1" r:id="rId2dbdz4ynnbafau6whb89q">
+      <w:hyperlink w:history="1" r:id="rId-u2w9hzrkmtcjxmfpvdnv">
         <w:r>
           <w:rPr>
             <w:rFonts w:ascii="Arial" w:cs="Arial" w:eastAsia="Arial" w:hAnsi="Arial"/>
@@ -26731,7 +26731,7 @@
             <w:pPr>
               <w:spacing w:after="20" w:before="0"/>
             </w:pPr>
-            <w:hyperlink w:history="1" r:id="rIdmt1hsxxn8v8sue2wpqfrf">
+            <w:hyperlink w:history="1" r:id="rIdwb-ejdwoefthl5ory9vdd">
               <w:r>
                 <w:rPr>
                   <w:rFonts w:ascii="Arial" w:cs="Arial" w:eastAsia="Arial" w:hAnsi="Arial"/>
@@ -26764,7 +26764,7 @@
               <w:spacing w:after="10" w:before="0"/>
               <w:ind w:left="120"/>
             </w:pPr>
-            <w:hyperlink w:history="1" r:id="rIdvae9hlcuouvsaa32qugqm">
+            <w:hyperlink w:history="1" r:id="rIdnez2mfpw8ymaqj7p040bf">
               <w:r>
                 <w:rPr>
                   <w:rFonts w:ascii="Arial" w:cs="Arial" w:eastAsia="Arial" w:hAnsi="Arial"/>
@@ -26809,7 +26809,7 @@
             <w:pPr>
               <w:spacing w:after="20" w:before="0"/>
             </w:pPr>
-            <w:hyperlink w:history="1" r:id="rIdmviypu42zvip0yr5weg23">
+            <w:hyperlink w:history="1" r:id="rIdrxm-k7pjt67p6cyf0pxfu">
               <w:r>
                 <w:rPr>
                   <w:rFonts w:ascii="Arial" w:cs="Arial" w:eastAsia="Arial" w:hAnsi="Arial"/>
@@ -26842,7 +26842,7 @@
               <w:spacing w:after="10" w:before="0"/>
               <w:ind w:left="120"/>
             </w:pPr>
-            <w:hyperlink w:history="1" r:id="rIdinxr0_uiwj3h4npa3ewji">
+            <w:hyperlink w:history="1" r:id="rId1kqy93htchxm-utid0ye1">
               <w:r>
                 <w:rPr>
                   <w:rFonts w:ascii="Arial" w:cs="Arial" w:eastAsia="Arial" w:hAnsi="Arial"/>
@@ -27037,7 +27037,7 @@
             <w:pPr>
               <w:spacing w:after="20" w:before="0"/>
             </w:pPr>
-            <w:hyperlink w:history="1" r:id="rId4lf62avcbx2bkkmw20as3">
+            <w:hyperlink w:history="1" r:id="rIddp0igi3xaa0ayent6oi-t">
               <w:r>
                 <w:rPr>
                   <w:rFonts w:ascii="Arial" w:cs="Arial" w:eastAsia="Arial" w:hAnsi="Arial"/>
@@ -27070,7 +27070,7 @@
               <w:spacing w:after="10" w:before="0"/>
               <w:ind w:left="120"/>
             </w:pPr>
-            <w:hyperlink w:history="1" r:id="rIdwgtwp8puyhh0iiprprry1">
+            <w:hyperlink w:history="1" r:id="rIdhrefoykins3ndnfny8mj5">
               <w:r>
                 <w:rPr>
                   <w:rFonts w:ascii="Arial" w:cs="Arial" w:eastAsia="Arial" w:hAnsi="Arial"/>
@@ -27115,7 +27115,7 @@
             <w:pPr>
               <w:spacing w:after="20" w:before="0"/>
             </w:pPr>
-            <w:hyperlink w:history="1" r:id="rIdwfhslaefi_kaob4h5gv9e">
+            <w:hyperlink w:history="1" r:id="rIdvipbruc2ot4lkn27noual">
               <w:r>
                 <w:rPr>
                   <w:rFonts w:ascii="Arial" w:cs="Arial" w:eastAsia="Arial" w:hAnsi="Arial"/>
@@ -27148,7 +27148,7 @@
               <w:spacing w:after="10" w:before="0"/>
               <w:ind w:left="120"/>
             </w:pPr>
-            <w:hyperlink w:history="1" r:id="rIdylxm83dmbdm-7mucczvvs">
+            <w:hyperlink w:history="1" r:id="rIdtyykjri0a_yukoxvxfnqy">
               <w:r>
                 <w:rPr>
                   <w:rFonts w:ascii="Arial" w:cs="Arial" w:eastAsia="Arial" w:hAnsi="Arial"/>
@@ -27343,7 +27343,7 @@
             <w:pPr>
               <w:spacing w:after="20" w:before="0"/>
             </w:pPr>
-            <w:hyperlink w:history="1" r:id="rIdtxdkyitvzljm-a7aqnaqx">
+            <w:hyperlink w:history="1" r:id="rId-xmipxmeomu6vclcnfnr7">
               <w:r>
                 <w:rPr>
                   <w:rFonts w:ascii="Arial" w:cs="Arial" w:eastAsia="Arial" w:hAnsi="Arial"/>
@@ -27376,7 +27376,7 @@
               <w:spacing w:after="10" w:before="0"/>
               <w:ind w:left="120"/>
             </w:pPr>
-            <w:hyperlink w:history="1" r:id="rId2empba_wjeuvawbk657g0">
+            <w:hyperlink w:history="1" r:id="rIdm_nidrwmovos02g4blxef">
               <w:r>
                 <w:rPr>
                   <w:rFonts w:ascii="Arial" w:cs="Arial" w:eastAsia="Arial" w:hAnsi="Arial"/>
@@ -27421,7 +27421,7 @@
             <w:pPr>
               <w:spacing w:after="20" w:before="0"/>
             </w:pPr>
-            <w:hyperlink w:history="1" r:id="rIdwji5rpgbhwolmbkrkp5ui">
+            <w:hyperlink w:history="1" r:id="rIdw0n4jgrjvkunbmcltvmaj">
               <w:r>
                 <w:rPr>
                   <w:rFonts w:ascii="Arial" w:cs="Arial" w:eastAsia="Arial" w:hAnsi="Arial"/>
@@ -27454,7 +27454,7 @@
               <w:spacing w:after="10" w:before="0"/>
               <w:ind w:left="120"/>
             </w:pPr>
-            <w:hyperlink w:history="1" r:id="rId_cf2js1uxmsrsy-a_wvrp">
+            <w:hyperlink w:history="1" r:id="rId7digk5h82sa23ykf7a1mj">
               <w:r>
                 <w:rPr>
                   <w:rFonts w:ascii="Arial" w:cs="Arial" w:eastAsia="Arial" w:hAnsi="Arial"/>
@@ -27649,7 +27649,7 @@
             <w:pPr>
               <w:spacing w:after="20" w:before="0"/>
             </w:pPr>
-            <w:hyperlink w:history="1" r:id="rIdvjwrmlonwni9zqwscteht">
+            <w:hyperlink w:history="1" r:id="rIdfeonfw8lc_mx2s1ivowxd">
               <w:r>
                 <w:rPr>
                   <w:rFonts w:ascii="Arial" w:cs="Arial" w:eastAsia="Arial" w:hAnsi="Arial"/>
@@ -27682,7 +27682,7 @@
               <w:spacing w:after="10" w:before="0"/>
               <w:ind w:left="120"/>
             </w:pPr>
-            <w:hyperlink w:history="1" r:id="rIdk7j71kxi-ibcybvpookph">
+            <w:hyperlink w:history="1" r:id="rIdwn7ralmp4xwtcmtm9ydzl">
               <w:r>
                 <w:rPr>
                   <w:rFonts w:ascii="Arial" w:cs="Arial" w:eastAsia="Arial" w:hAnsi="Arial"/>
@@ -27727,7 +27727,7 @@
             <w:pPr>
               <w:spacing w:after="20" w:before="0"/>
             </w:pPr>
-            <w:hyperlink w:history="1" r:id="rIdtoxow-c8hxkbwme4sn6jp">
+            <w:hyperlink w:history="1" r:id="rIdimirgsnjz50pbddjx_qqc">
               <w:r>
                 <w:rPr>
                   <w:rFonts w:ascii="Arial" w:cs="Arial" w:eastAsia="Arial" w:hAnsi="Arial"/>
@@ -27760,7 +27760,7 @@
               <w:spacing w:after="10" w:before="0"/>
               <w:ind w:left="120"/>
             </w:pPr>
-            <w:hyperlink w:history="1" r:id="rId7a36n2gxssxyx5bgvnbef">
+            <w:hyperlink w:history="1" r:id="rId01lz9ss4v-zbr7rqicrgl">
               <w:r>
                 <w:rPr>
                   <w:rFonts w:ascii="Arial" w:cs="Arial" w:eastAsia="Arial" w:hAnsi="Arial"/>
@@ -27955,7 +27955,7 @@
             <w:pPr>
               <w:spacing w:after="20" w:before="0"/>
             </w:pPr>
-            <w:hyperlink w:history="1" r:id="rIdrne5vzbx8r-zyonccmev3">
+            <w:hyperlink w:history="1" r:id="rIdpwtutyoe6o1_noggo-ez5">
               <w:r>
                 <w:rPr>
                   <w:rFonts w:ascii="Arial" w:cs="Arial" w:eastAsia="Arial" w:hAnsi="Arial"/>
@@ -27988,7 +27988,7 @@
               <w:spacing w:after="10" w:before="0"/>
               <w:ind w:left="120"/>
             </w:pPr>
-            <w:hyperlink w:history="1" r:id="rIdkqn0ucafaavec-z7swhrh">
+            <w:hyperlink w:history="1" r:id="rId1d1jp2my1xkldy2yjse6f">
               <w:r>
                 <w:rPr>
                   <w:rFonts w:ascii="Arial" w:cs="Arial" w:eastAsia="Arial" w:hAnsi="Arial"/>
@@ -28033,7 +28033,7 @@
             <w:pPr>
               <w:spacing w:after="20" w:before="0"/>
             </w:pPr>
-            <w:hyperlink w:history="1" r:id="rIdrjdes_gy5c_s24zeodkyc">
+            <w:hyperlink w:history="1" r:id="rIdkfnqb4ma441l6uy3mrl3e">
               <w:r>
                 <w:rPr>
                   <w:rFonts w:ascii="Arial" w:cs="Arial" w:eastAsia="Arial" w:hAnsi="Arial"/>
@@ -28066,7 +28066,7 @@
               <w:spacing w:after="10" w:before="0"/>
               <w:ind w:left="120"/>
             </w:pPr>
-            <w:hyperlink w:history="1" r:id="rId4-benij58kk49n4oma6_-">
+            <w:hyperlink w:history="1" r:id="rIdrqoddxtrfi2ltrhwfjp9t">
               <w:r>
                 <w:rPr>
                   <w:rFonts w:ascii="Arial" w:cs="Arial" w:eastAsia="Arial" w:hAnsi="Arial"/>
@@ -28578,7 +28578,7 @@
         </w:rPr>
         <w:t xml:space="preserve">© 2026 SeaVuria and ARES. Aligned with KICD objectives. Developed by SeaVuria; technical implementation by ARES (with AI assistance from Claude). Licensed under </w:t>
       </w:r>
-      <w:hyperlink w:history="1" r:id="rId2qjkxkvajpjvf90l-vxpf">
+      <w:hyperlink w:history="1" r:id="rIdbd9apewiohucp7lsq7gjn">
         <w:r>
           <w:rPr>
             <w:rFonts w:ascii="Arial" w:cs="Arial" w:eastAsia="Arial" w:hAnsi="Arial"/>
@@ -28599,7 +28599,7 @@
         </w:rPr>
         <w:t xml:space="preserve"> (</w:t>
       </w:r>
-      <w:hyperlink w:history="1" r:id="rIdjiavoc321xr8xqswvyekc">
+      <w:hyperlink w:history="1" r:id="rIddehczpu9um13xgomiss_1">
         <w:r>
           <w:rPr>
             <w:rFonts w:ascii="Arial" w:cs="Arial" w:eastAsia="Arial" w:hAnsi="Arial"/>
@@ -29629,7 +29629,7 @@
               <w:spacing w:after="10" w:before="0"/>
               <w:ind w:left="120"/>
             </w:pPr>
-            <w:hyperlink w:history="1" r:id="rIdr89pethqpd_gp4af5vd85">
+            <w:hyperlink w:history="1" r:id="rIdeqi0hfms6lbfzevimwcqm">
               <w:r>
                 <w:rPr>
                   <w:rFonts w:ascii="Arial" w:cs="Arial" w:eastAsia="Arial" w:hAnsi="Arial"/>
@@ -29706,7 +29706,7 @@
               <w:spacing w:after="10" w:before="0"/>
               <w:ind w:left="120"/>
             </w:pPr>
-            <w:hyperlink w:history="1" r:id="rIdnhpr6bbjm_gffe_txyxrn">
+            <w:hyperlink w:history="1" r:id="rIdq51qpcyam_odjwgjlsnne">
               <w:r>
                 <w:rPr>
                   <w:rFonts w:ascii="Arial" w:cs="Arial" w:eastAsia="Arial" w:hAnsi="Arial"/>
@@ -29933,7 +29933,7 @@
               <w:spacing w:after="10" w:before="0"/>
               <w:ind w:left="120"/>
             </w:pPr>
-            <w:hyperlink w:history="1" r:id="rIdx_1cbfovjltffjppldjpt">
+            <w:hyperlink w:history="1" r:id="rIdqcdokgl0ielra-f6yvfcl">
               <w:r>
                 <w:rPr>
                   <w:rFonts w:ascii="Arial" w:cs="Arial" w:eastAsia="Arial" w:hAnsi="Arial"/>
@@ -30010,7 +30010,7 @@
               <w:spacing w:after="10" w:before="0"/>
               <w:ind w:left="120"/>
             </w:pPr>
-            <w:hyperlink w:history="1" r:id="rIdk356b9siqlww9jvixnnzl">
+            <w:hyperlink w:history="1" r:id="rIdmy5l35uxhecbdtdxbngcf">
               <w:r>
                 <w:rPr>
                   <w:rFonts w:ascii="Arial" w:cs="Arial" w:eastAsia="Arial" w:hAnsi="Arial"/>
@@ -30237,7 +30237,7 @@
               <w:spacing w:after="10" w:before="0"/>
               <w:ind w:left="120"/>
             </w:pPr>
-            <w:hyperlink w:history="1" r:id="rIdxlnj7ad9qd-xg3j8rrpru">
+            <w:hyperlink w:history="1" r:id="rIdgbuaplsffzmudht4u7qbn">
               <w:r>
                 <w:rPr>
                   <w:rFonts w:ascii="Arial" w:cs="Arial" w:eastAsia="Arial" w:hAnsi="Arial"/>
@@ -30314,7 +30314,7 @@
               <w:spacing w:after="10" w:before="0"/>
               <w:ind w:left="120"/>
             </w:pPr>
-            <w:hyperlink w:history="1" r:id="rIdgovycmozztdpfmpukvsbn">
+            <w:hyperlink w:history="1" r:id="rId1v5rkkwfh_vhoee6tj6hn">
               <w:r>
                 <w:rPr>
                   <w:rFonts w:ascii="Arial" w:cs="Arial" w:eastAsia="Arial" w:hAnsi="Arial"/>
@@ -30541,7 +30541,7 @@
               <w:spacing w:after="10" w:before="0"/>
               <w:ind w:left="120"/>
             </w:pPr>
-            <w:hyperlink w:history="1" r:id="rIdcbgg5tlm3dpyxi5y6ajan">
+            <w:hyperlink w:history="1" r:id="rId-e9rxg0-ravjhc0o-uefc">
               <w:r>
                 <w:rPr>
                   <w:rFonts w:ascii="Arial" w:cs="Arial" w:eastAsia="Arial" w:hAnsi="Arial"/>
@@ -30618,7 +30618,7 @@
               <w:spacing w:after="10" w:before="0"/>
               <w:ind w:left="120"/>
             </w:pPr>
-            <w:hyperlink w:history="1" r:id="rIdclq7lbcqiwa4iepvh0l9j">
+            <w:hyperlink w:history="1" r:id="rIdr5raeday24odpve6oje4i">
               <w:r>
                 <w:rPr>
                   <w:rFonts w:ascii="Arial" w:cs="Arial" w:eastAsia="Arial" w:hAnsi="Arial"/>
@@ -30845,7 +30845,7 @@
               <w:spacing w:after="10" w:before="0"/>
               <w:ind w:left="120"/>
             </w:pPr>
-            <w:hyperlink w:history="1" r:id="rIdyepknbob6twbkfctbh0r2">
+            <w:hyperlink w:history="1" r:id="rIdwlp4lv1luactdi5_n87yp">
               <w:r>
                 <w:rPr>
                   <w:rFonts w:ascii="Arial" w:cs="Arial" w:eastAsia="Arial" w:hAnsi="Arial"/>
@@ -30922,7 +30922,7 @@
               <w:spacing w:after="10" w:before="0"/>
               <w:ind w:left="120"/>
             </w:pPr>
-            <w:hyperlink w:history="1" r:id="rId9a5hrsswoyvc0gl6ahwoj">
+            <w:hyperlink w:history="1" r:id="rIdpsukkpjnlys0vawdoiurd">
               <w:r>
                 <w:rPr>
                   <w:rFonts w:ascii="Arial" w:cs="Arial" w:eastAsia="Arial" w:hAnsi="Arial"/>
@@ -31677,7 +31677,7 @@
         </w:rPr>
         <w:t xml:space="preserve">© 2026 SeaVuria and ARES. Aligned with KICD objectives. Developed by SeaVuria; technical implementation by ARES (with AI assistance from Claude). Licensed under </w:t>
       </w:r>
-      <w:hyperlink w:history="1" r:id="rIdndyfdezqguvv_n2iahj3r">
+      <w:hyperlink w:history="1" r:id="rId3yin2uazu-wdkwuc0emsn">
         <w:r>
           <w:rPr>
             <w:rFonts w:ascii="Arial" w:cs="Arial" w:eastAsia="Arial" w:hAnsi="Arial"/>
@@ -31698,7 +31698,7 @@
         </w:rPr>
         <w:t xml:space="preserve"> (</w:t>
       </w:r>
-      <w:hyperlink w:history="1" r:id="rIdcvr48jxkw6mjbh-vtczzj">
+      <w:hyperlink w:history="1" r:id="rIdyg8mnunhyiuo-zbghmcvf">
         <w:r>
           <w:rPr>
             <w:rFonts w:ascii="Arial" w:cs="Arial" w:eastAsia="Arial" w:hAnsi="Arial"/>

--- a/data/outputs/v2/Biology/SS3.1_Animal_Nutrition/Biology_Animal_Nutrition_CBE_LessonSequence.docx
+++ b/data/outputs/v2/Biology/SS3.1_Animal_Nutrition/Biology_Animal_Nutrition_CBE_LessonSequence.docx
@@ -2596,7 +2596,7 @@
         </w:rPr>
         <w:t xml:space="preserve">© 2026 SeaVuria and ARES. This work is licensed under a </w:t>
       </w:r>
-      <w:hyperlink w:history="1" r:id="rIdrjkaliiqcgj9yxpc0mpba">
+      <w:hyperlink w:history="1" r:id="rIdce9spfhv8our__jnnrwj6">
         <w:r>
           <w:rPr>
             <w:rFonts w:ascii="Arial" w:cs="Arial" w:eastAsia="Arial" w:hAnsi="Arial"/>
@@ -2616,7 +2616,7 @@
         </w:rPr>
         <w:t xml:space="preserve"> (</w:t>
       </w:r>
-      <w:hyperlink w:history="1" r:id="rIdtz2bxitjba8851hjieigq">
+      <w:hyperlink w:history="1" r:id="rIdjivy0q3la8c2y_b06hmso">
         <w:r>
           <w:rPr>
             <w:rFonts w:ascii="Arial" w:cs="Arial" w:eastAsia="Arial" w:hAnsi="Arial"/>
@@ -2636,7 +2636,7 @@
         </w:rPr>
         <w:t xml:space="preserve">). To view a copy of this license, visit </w:t>
       </w:r>
-      <w:hyperlink w:history="1" r:id="rIdvnfq-niufvul1vtga-dk5">
+      <w:hyperlink w:history="1" r:id="rIdi3ck9p1v02ex10euau3gl">
         <w:r>
           <w:rPr>
             <w:rFonts w:ascii="Arial" w:cs="Arial" w:eastAsia="Arial" w:hAnsi="Arial"/>
@@ -3665,7 +3665,7 @@
               <w:spacing w:after="10" w:before="0"/>
               <w:ind w:left="120"/>
             </w:pPr>
-            <w:hyperlink w:history="1" r:id="rIdvpzg8nlfw7msi1jlzwtsd">
+            <w:hyperlink w:history="1" r:id="rIdg-wzlbxehjfpq1opm8jl7">
               <w:r>
                 <w:rPr>
                   <w:rFonts w:ascii="Arial" w:cs="Arial" w:eastAsia="Arial" w:hAnsi="Arial"/>
@@ -3742,7 +3742,7 @@
               <w:spacing w:after="10" w:before="0"/>
               <w:ind w:left="120"/>
             </w:pPr>
-            <w:hyperlink w:history="1" r:id="rIdqdocxq4-rz3abbrejxvw5">
+            <w:hyperlink w:history="1" r:id="rIdt9y4gqtwoeoptixouvbdi">
               <w:r>
                 <w:rPr>
                   <w:rFonts w:ascii="Arial" w:cs="Arial" w:eastAsia="Arial" w:hAnsi="Arial"/>
@@ -3969,7 +3969,7 @@
               <w:spacing w:after="10" w:before="0"/>
               <w:ind w:left="120"/>
             </w:pPr>
-            <w:hyperlink w:history="1" r:id="rIdbxhkz1e-s8_3ly3twn0co">
+            <w:hyperlink w:history="1" r:id="rIdcsr3rzu8xva8us_k1e1ae">
               <w:r>
                 <w:rPr>
                   <w:rFonts w:ascii="Arial" w:cs="Arial" w:eastAsia="Arial" w:hAnsi="Arial"/>
@@ -4046,7 +4046,7 @@
               <w:spacing w:after="10" w:before="0"/>
               <w:ind w:left="120"/>
             </w:pPr>
-            <w:hyperlink w:history="1" r:id="rIdvrvgmwxp3v7zjnkk_rnun">
+            <w:hyperlink w:history="1" r:id="rIdky4egujng_mh49az01rng">
               <w:r>
                 <w:rPr>
                   <w:rFonts w:ascii="Arial" w:cs="Arial" w:eastAsia="Arial" w:hAnsi="Arial"/>
@@ -4273,7 +4273,7 @@
               <w:spacing w:after="10" w:before="0"/>
               <w:ind w:left="120"/>
             </w:pPr>
-            <w:hyperlink w:history="1" r:id="rIdff2qap27d2uc0bl0tekmh">
+            <w:hyperlink w:history="1" r:id="rId23ktfowoz0nlrrurvcpvb">
               <w:r>
                 <w:rPr>
                   <w:rFonts w:ascii="Arial" w:cs="Arial" w:eastAsia="Arial" w:hAnsi="Arial"/>
@@ -4350,7 +4350,7 @@
               <w:spacing w:after="10" w:before="0"/>
               <w:ind w:left="120"/>
             </w:pPr>
-            <w:hyperlink w:history="1" r:id="rId6jasfdjecywy1ae7ovfio">
+            <w:hyperlink w:history="1" r:id="rId9mhe--kysik2_z-gpza_8">
               <w:r>
                 <w:rPr>
                   <w:rFonts w:ascii="Arial" w:cs="Arial" w:eastAsia="Arial" w:hAnsi="Arial"/>
@@ -4577,7 +4577,7 @@
               <w:spacing w:after="10" w:before="0"/>
               <w:ind w:left="120"/>
             </w:pPr>
-            <w:hyperlink w:history="1" r:id="rIdit4bx9g4ualo2pw1kx70m">
+            <w:hyperlink w:history="1" r:id="rIdtxmr-sodl3mj3vkrk6d61">
               <w:r>
                 <w:rPr>
                   <w:rFonts w:ascii="Arial" w:cs="Arial" w:eastAsia="Arial" w:hAnsi="Arial"/>
@@ -4654,7 +4654,7 @@
               <w:spacing w:after="10" w:before="0"/>
               <w:ind w:left="120"/>
             </w:pPr>
-            <w:hyperlink w:history="1" r:id="rIdr9h6-ukgvtrirqujwnw6i">
+            <w:hyperlink w:history="1" r:id="rIdvhy2htzrtf3waz1rvhfkw">
               <w:r>
                 <w:rPr>
                   <w:rFonts w:ascii="Arial" w:cs="Arial" w:eastAsia="Arial" w:hAnsi="Arial"/>
@@ -4881,7 +4881,7 @@
               <w:spacing w:after="10" w:before="0"/>
               <w:ind w:left="120"/>
             </w:pPr>
-            <w:hyperlink w:history="1" r:id="rIdh7u5iizb3vqnu5fweyovr">
+            <w:hyperlink w:history="1" r:id="rIdctb--c4cqe9r5vvmppo98">
               <w:r>
                 <w:rPr>
                   <w:rFonts w:ascii="Arial" w:cs="Arial" w:eastAsia="Arial" w:hAnsi="Arial"/>
@@ -4958,7 +4958,7 @@
               <w:spacing w:after="10" w:before="0"/>
               <w:ind w:left="120"/>
             </w:pPr>
-            <w:hyperlink w:history="1" r:id="rIdjncfh90kgnq0wxxobbj0n">
+            <w:hyperlink w:history="1" r:id="rIddqgkhdeiaejtk8tnhbfn3">
               <w:r>
                 <w:rPr>
                   <w:rFonts w:ascii="Arial" w:cs="Arial" w:eastAsia="Arial" w:hAnsi="Arial"/>
@@ -5485,7 +5485,7 @@
         </w:rPr>
         <w:t xml:space="preserve">© 2026 SeaVuria and ARES. Aligned with KICD objectives. Developed by SeaVuria; technical implementation by ARES (with AI assistance from Claude). Licensed under </w:t>
       </w:r>
-      <w:hyperlink w:history="1" r:id="rIdtjhvfchwmtee-upbijhfj">
+      <w:hyperlink w:history="1" r:id="rIdrw59f8qly-hihctnwghh_">
         <w:r>
           <w:rPr>
             <w:rFonts w:ascii="Arial" w:cs="Arial" w:eastAsia="Arial" w:hAnsi="Arial"/>
@@ -5506,7 +5506,7 @@
         </w:rPr>
         <w:t xml:space="preserve"> (</w:t>
       </w:r>
-      <w:hyperlink w:history="1" r:id="rIdw2vajnvypia8dxyklfmdi">
+      <w:hyperlink w:history="1" r:id="rIdsomflkbfpjhkbkgfoffpo">
         <w:r>
           <w:rPr>
             <w:rFonts w:ascii="Arial" w:cs="Arial" w:eastAsia="Arial" w:hAnsi="Arial"/>
@@ -6536,7 +6536,7 @@
               <w:spacing w:after="10" w:before="0"/>
               <w:ind w:left="120"/>
             </w:pPr>
-            <w:hyperlink w:history="1" r:id="rIdo-eptxbit52cmrrpk2sx2">
+            <w:hyperlink w:history="1" r:id="rIdjj8duq9qaslcazfmuonkd">
               <w:r>
                 <w:rPr>
                   <w:rFonts w:ascii="Arial" w:cs="Arial" w:eastAsia="Arial" w:hAnsi="Arial"/>
@@ -6613,7 +6613,7 @@
               <w:spacing w:after="10" w:before="0"/>
               <w:ind w:left="120"/>
             </w:pPr>
-            <w:hyperlink w:history="1" r:id="rIdghs1xzezcn7zjujhcb9yi">
+            <w:hyperlink w:history="1" r:id="rIdqllxpvjkqpbpfdrnfpjxg">
               <w:r>
                 <w:rPr>
                   <w:rFonts w:ascii="Arial" w:cs="Arial" w:eastAsia="Arial" w:hAnsi="Arial"/>
@@ -6840,7 +6840,7 @@
               <w:spacing w:after="10" w:before="0"/>
               <w:ind w:left="120"/>
             </w:pPr>
-            <w:hyperlink w:history="1" r:id="rIdvbovmig3hbfpa9eoiquh3">
+            <w:hyperlink w:history="1" r:id="rId6kfwohsmfbofvelyecifo">
               <w:r>
                 <w:rPr>
                   <w:rFonts w:ascii="Arial" w:cs="Arial" w:eastAsia="Arial" w:hAnsi="Arial"/>
@@ -6917,7 +6917,7 @@
               <w:spacing w:after="10" w:before="0"/>
               <w:ind w:left="120"/>
             </w:pPr>
-            <w:hyperlink w:history="1" r:id="rIdhxp59el220yjypcuivsd7">
+            <w:hyperlink w:history="1" r:id="rIdmlcg4e2frvdl02etf_mzq">
               <w:r>
                 <w:rPr>
                   <w:rFonts w:ascii="Arial" w:cs="Arial" w:eastAsia="Arial" w:hAnsi="Arial"/>
@@ -7144,7 +7144,7 @@
               <w:spacing w:after="10" w:before="0"/>
               <w:ind w:left="120"/>
             </w:pPr>
-            <w:hyperlink w:history="1" r:id="rIdv5oh1uzj3afxn47qg1r7y">
+            <w:hyperlink w:history="1" r:id="rIdniyqnpmh7qr_gaybarpcd">
               <w:r>
                 <w:rPr>
                   <w:rFonts w:ascii="Arial" w:cs="Arial" w:eastAsia="Arial" w:hAnsi="Arial"/>
@@ -7221,7 +7221,7 @@
               <w:spacing w:after="10" w:before="0"/>
               <w:ind w:left="120"/>
             </w:pPr>
-            <w:hyperlink w:history="1" r:id="rIdb-sbmq-x8dirxlnvya1eb">
+            <w:hyperlink w:history="1" r:id="rId1ni5mrdmi6larhhnfi0o8">
               <w:r>
                 <w:rPr>
                   <w:rFonts w:ascii="Arial" w:cs="Arial" w:eastAsia="Arial" w:hAnsi="Arial"/>
@@ -7448,7 +7448,7 @@
               <w:spacing w:after="10" w:before="0"/>
               <w:ind w:left="120"/>
             </w:pPr>
-            <w:hyperlink w:history="1" r:id="rIdfoahb9dkbpbbdypvftnnf">
+            <w:hyperlink w:history="1" r:id="rIdct3g5lx6rojxkjhl4am0l">
               <w:r>
                 <w:rPr>
                   <w:rFonts w:ascii="Arial" w:cs="Arial" w:eastAsia="Arial" w:hAnsi="Arial"/>
@@ -7525,7 +7525,7 @@
               <w:spacing w:after="10" w:before="0"/>
               <w:ind w:left="120"/>
             </w:pPr>
-            <w:hyperlink w:history="1" r:id="rIdu5ebwn-gjsxlzp20fbyiq">
+            <w:hyperlink w:history="1" r:id="rId1yh4a1pimjsndlajjnrkf">
               <w:r>
                 <w:rPr>
                   <w:rFonts w:ascii="Arial" w:cs="Arial" w:eastAsia="Arial" w:hAnsi="Arial"/>
@@ -7752,7 +7752,7 @@
               <w:spacing w:after="10" w:before="0"/>
               <w:ind w:left="120"/>
             </w:pPr>
-            <w:hyperlink w:history="1" r:id="rIdi_osutmxyeyu3yyamvser">
+            <w:hyperlink w:history="1" r:id="rIdi3kyhll06f3yeuc-ugspd">
               <w:r>
                 <w:rPr>
                   <w:rFonts w:ascii="Arial" w:cs="Arial" w:eastAsia="Arial" w:hAnsi="Arial"/>
@@ -7829,7 +7829,7 @@
               <w:spacing w:after="10" w:before="0"/>
               <w:ind w:left="120"/>
             </w:pPr>
-            <w:hyperlink w:history="1" r:id="rIdwusr57xula9f0qqmwpvy0">
+            <w:hyperlink w:history="1" r:id="rId-stlgrx0k74rpypftheyv">
               <w:r>
                 <w:rPr>
                   <w:rFonts w:ascii="Arial" w:cs="Arial" w:eastAsia="Arial" w:hAnsi="Arial"/>
@@ -8356,7 +8356,7 @@
         </w:rPr>
         <w:t xml:space="preserve">© 2026 SeaVuria and ARES. Aligned with KICD objectives. Developed by SeaVuria; technical implementation by ARES (with AI assistance from Claude). Licensed under </w:t>
       </w:r>
-      <w:hyperlink w:history="1" r:id="rIdvitpp-eopzrxxlokkpvzw">
+      <w:hyperlink w:history="1" r:id="rId-i1d6zanhoihga22qvbuk">
         <w:r>
           <w:rPr>
             <w:rFonts w:ascii="Arial" w:cs="Arial" w:eastAsia="Arial" w:hAnsi="Arial"/>
@@ -8377,7 +8377,7 @@
         </w:rPr>
         <w:t xml:space="preserve"> (</w:t>
       </w:r>
-      <w:hyperlink w:history="1" r:id="rIdjisa1bwh74jl2d6tckmpy">
+      <w:hyperlink w:history="1" r:id="rIdqnbgtyqsrbd8dfuifds2k">
         <w:r>
           <w:rPr>
             <w:rFonts w:ascii="Arial" w:cs="Arial" w:eastAsia="Arial" w:hAnsi="Arial"/>
@@ -9407,7 +9407,7 @@
               <w:spacing w:after="10" w:before="0"/>
               <w:ind w:left="120"/>
             </w:pPr>
-            <w:hyperlink w:history="1" r:id="rIdqhzaprkx0kxsdrszorgvx">
+            <w:hyperlink w:history="1" r:id="rId-tct6gl0vhmeagkl0isit">
               <w:r>
                 <w:rPr>
                   <w:rFonts w:ascii="Arial" w:cs="Arial" w:eastAsia="Arial" w:hAnsi="Arial"/>
@@ -9484,7 +9484,7 @@
               <w:spacing w:after="10" w:before="0"/>
               <w:ind w:left="120"/>
             </w:pPr>
-            <w:hyperlink w:history="1" r:id="rId04cycsklhqsqut-47khnh">
+            <w:hyperlink w:history="1" r:id="rIdhewonz9hyekokap9ankl4">
               <w:r>
                 <w:rPr>
                   <w:rFonts w:ascii="Arial" w:cs="Arial" w:eastAsia="Arial" w:hAnsi="Arial"/>
@@ -9711,7 +9711,7 @@
               <w:spacing w:after="10" w:before="0"/>
               <w:ind w:left="120"/>
             </w:pPr>
-            <w:hyperlink w:history="1" r:id="rIdyjkrjmaeveicmlyqgbtti">
+            <w:hyperlink w:history="1" r:id="rIddb4hrta5eczitqmwm_nsp">
               <w:r>
                 <w:rPr>
                   <w:rFonts w:ascii="Arial" w:cs="Arial" w:eastAsia="Arial" w:hAnsi="Arial"/>
@@ -9788,7 +9788,7 @@
               <w:spacing w:after="10" w:before="0"/>
               <w:ind w:left="120"/>
             </w:pPr>
-            <w:hyperlink w:history="1" r:id="rIdhojow-xlpgmv6enwfgd36">
+            <w:hyperlink w:history="1" r:id="rIdo-mpo5sptn2kaoryz6nqi">
               <w:r>
                 <w:rPr>
                   <w:rFonts w:ascii="Arial" w:cs="Arial" w:eastAsia="Arial" w:hAnsi="Arial"/>
@@ -10015,7 +10015,7 @@
               <w:spacing w:after="10" w:before="0"/>
               <w:ind w:left="120"/>
             </w:pPr>
-            <w:hyperlink w:history="1" r:id="rIdmp9do7j-yvdkuhtua1qxm">
+            <w:hyperlink w:history="1" r:id="rId8v74xea7epnige294dl6d">
               <w:r>
                 <w:rPr>
                   <w:rFonts w:ascii="Arial" w:cs="Arial" w:eastAsia="Arial" w:hAnsi="Arial"/>
@@ -10092,7 +10092,7 @@
               <w:spacing w:after="10" w:before="0"/>
               <w:ind w:left="120"/>
             </w:pPr>
-            <w:hyperlink w:history="1" r:id="rIdohg9ui7gqq-lyrvxf6gre">
+            <w:hyperlink w:history="1" r:id="rIdf7vdvla6thcibw4y0jpmp">
               <w:r>
                 <w:rPr>
                   <w:rFonts w:ascii="Arial" w:cs="Arial" w:eastAsia="Arial" w:hAnsi="Arial"/>
@@ -10319,7 +10319,7 @@
               <w:spacing w:after="10" w:before="0"/>
               <w:ind w:left="120"/>
             </w:pPr>
-            <w:hyperlink w:history="1" r:id="rId3tdmeucfdn_7xepdqywdw">
+            <w:hyperlink w:history="1" r:id="rId_oxxexrts2co80vwmh519">
               <w:r>
                 <w:rPr>
                   <w:rFonts w:ascii="Arial" w:cs="Arial" w:eastAsia="Arial" w:hAnsi="Arial"/>
@@ -10396,7 +10396,7 @@
               <w:spacing w:after="10" w:before="0"/>
               <w:ind w:left="120"/>
             </w:pPr>
-            <w:hyperlink w:history="1" r:id="rIdyqjzbfcbsfmel4aysrnmp">
+            <w:hyperlink w:history="1" r:id="rId7n9ifhbhdzunjgwgnmkha">
               <w:r>
                 <w:rPr>
                   <w:rFonts w:ascii="Arial" w:cs="Arial" w:eastAsia="Arial" w:hAnsi="Arial"/>
@@ -10623,7 +10623,7 @@
               <w:spacing w:after="10" w:before="0"/>
               <w:ind w:left="120"/>
             </w:pPr>
-            <w:hyperlink w:history="1" r:id="rIdrfxd6z2vvtc0f2u897sy3">
+            <w:hyperlink w:history="1" r:id="rIdtm2xxswzwlmwdmfjsnqdh">
               <w:r>
                 <w:rPr>
                   <w:rFonts w:ascii="Arial" w:cs="Arial" w:eastAsia="Arial" w:hAnsi="Arial"/>
@@ -10700,7 +10700,7 @@
               <w:spacing w:after="10" w:before="0"/>
               <w:ind w:left="120"/>
             </w:pPr>
-            <w:hyperlink w:history="1" r:id="rIdavrtqdtih57vctieunquk">
+            <w:hyperlink w:history="1" r:id="rIdg8aja8zdcaw0ux1x0othu">
               <w:r>
                 <w:rPr>
                   <w:rFonts w:ascii="Arial" w:cs="Arial" w:eastAsia="Arial" w:hAnsi="Arial"/>
@@ -11227,7 +11227,7 @@
         </w:rPr>
         <w:t xml:space="preserve">© 2026 SeaVuria and ARES. Aligned with KICD objectives. Developed by SeaVuria; technical implementation by ARES (with AI assistance from Claude). Licensed under </w:t>
       </w:r>
-      <w:hyperlink w:history="1" r:id="rIdeyouj-cdrienjfjg4zhve">
+      <w:hyperlink w:history="1" r:id="rIdpqugl4whivab8lbcw9akj">
         <w:r>
           <w:rPr>
             <w:rFonts w:ascii="Arial" w:cs="Arial" w:eastAsia="Arial" w:hAnsi="Arial"/>
@@ -11248,7 +11248,7 @@
         </w:rPr>
         <w:t xml:space="preserve"> (</w:t>
       </w:r>
-      <w:hyperlink w:history="1" r:id="rId1qsnh95hy5xwcljhwvsly">
+      <w:hyperlink w:history="1" r:id="rIdbao7gfvz2_62ctukiyvxh">
         <w:r>
           <w:rPr>
             <w:rFonts w:ascii="Arial" w:cs="Arial" w:eastAsia="Arial" w:hAnsi="Arial"/>
@@ -12278,7 +12278,7 @@
               <w:spacing w:after="10" w:before="0"/>
               <w:ind w:left="120"/>
             </w:pPr>
-            <w:hyperlink w:history="1" r:id="rIdymy25tmkcyzo6_zooy61y">
+            <w:hyperlink w:history="1" r:id="rIdpyfm9akjfzsmqyoo05duk">
               <w:r>
                 <w:rPr>
                   <w:rFonts w:ascii="Arial" w:cs="Arial" w:eastAsia="Arial" w:hAnsi="Arial"/>
@@ -12355,7 +12355,7 @@
               <w:spacing w:after="10" w:before="0"/>
               <w:ind w:left="120"/>
             </w:pPr>
-            <w:hyperlink w:history="1" r:id="rIdixlcdujknzsg44wws16ev">
+            <w:hyperlink w:history="1" r:id="rIdin_yvroob3sw0esjaluam">
               <w:r>
                 <w:rPr>
                   <w:rFonts w:ascii="Arial" w:cs="Arial" w:eastAsia="Arial" w:hAnsi="Arial"/>
@@ -12582,7 +12582,7 @@
               <w:spacing w:after="10" w:before="0"/>
               <w:ind w:left="120"/>
             </w:pPr>
-            <w:hyperlink w:history="1" r:id="rIdodtollhklad_wpg4g6zgh">
+            <w:hyperlink w:history="1" r:id="rIdh-3o4ncsl1cmvgf9si62u">
               <w:r>
                 <w:rPr>
                   <w:rFonts w:ascii="Arial" w:cs="Arial" w:eastAsia="Arial" w:hAnsi="Arial"/>
@@ -12659,7 +12659,7 @@
               <w:spacing w:after="10" w:before="0"/>
               <w:ind w:left="120"/>
             </w:pPr>
-            <w:hyperlink w:history="1" r:id="rId8-qoaxgspuhdvzmifv6cz">
+            <w:hyperlink w:history="1" r:id="rIda3ypb3b8fnsn-hb_xqxmf">
               <w:r>
                 <w:rPr>
                   <w:rFonts w:ascii="Arial" w:cs="Arial" w:eastAsia="Arial" w:hAnsi="Arial"/>
@@ -12886,7 +12886,7 @@
               <w:spacing w:after="10" w:before="0"/>
               <w:ind w:left="120"/>
             </w:pPr>
-            <w:hyperlink w:history="1" r:id="rIdtuskv5cbqxxay9hmiuhcl">
+            <w:hyperlink w:history="1" r:id="rIdgyoupwkzbteyq8tfklzac">
               <w:r>
                 <w:rPr>
                   <w:rFonts w:ascii="Arial" w:cs="Arial" w:eastAsia="Arial" w:hAnsi="Arial"/>
@@ -12963,7 +12963,7 @@
               <w:spacing w:after="10" w:before="0"/>
               <w:ind w:left="120"/>
             </w:pPr>
-            <w:hyperlink w:history="1" r:id="rIdgf0gzhxtdihxjitth4ddx">
+            <w:hyperlink w:history="1" r:id="rIdi0xyc4hyv6mhwgbdqs_1v">
               <w:r>
                 <w:rPr>
                   <w:rFonts w:ascii="Arial" w:cs="Arial" w:eastAsia="Arial" w:hAnsi="Arial"/>
@@ -13190,7 +13190,7 @@
               <w:spacing w:after="10" w:before="0"/>
               <w:ind w:left="120"/>
             </w:pPr>
-            <w:hyperlink w:history="1" r:id="rIdaxfxbtylzgrn_cm7qzydz">
+            <w:hyperlink w:history="1" r:id="rIdgqtguexnmqs62iahlxb7g">
               <w:r>
                 <w:rPr>
                   <w:rFonts w:ascii="Arial" w:cs="Arial" w:eastAsia="Arial" w:hAnsi="Arial"/>
@@ -13267,7 +13267,7 @@
               <w:spacing w:after="10" w:before="0"/>
               <w:ind w:left="120"/>
             </w:pPr>
-            <w:hyperlink w:history="1" r:id="rIdnipr-uohjokdgpwhzq8al">
+            <w:hyperlink w:history="1" r:id="rId8k5mk-bpvso9ifh1-jtnv">
               <w:r>
                 <w:rPr>
                   <w:rFonts w:ascii="Arial" w:cs="Arial" w:eastAsia="Arial" w:hAnsi="Arial"/>
@@ -13494,7 +13494,7 @@
               <w:spacing w:after="10" w:before="0"/>
               <w:ind w:left="120"/>
             </w:pPr>
-            <w:hyperlink w:history="1" r:id="rIdjep4jpbqxccpvziuh0lul">
+            <w:hyperlink w:history="1" r:id="rIdcbp38jtbbajvxclnj1sqn">
               <w:r>
                 <w:rPr>
                   <w:rFonts w:ascii="Arial" w:cs="Arial" w:eastAsia="Arial" w:hAnsi="Arial"/>
@@ -13571,7 +13571,7 @@
               <w:spacing w:after="10" w:before="0"/>
               <w:ind w:left="120"/>
             </w:pPr>
-            <w:hyperlink w:history="1" r:id="rId2rmpg8p0raelu7byabfv3">
+            <w:hyperlink w:history="1" r:id="rIdh_59lcypj837wpf0otwtx">
               <w:r>
                 <w:rPr>
                   <w:rFonts w:ascii="Arial" w:cs="Arial" w:eastAsia="Arial" w:hAnsi="Arial"/>
@@ -14098,7 +14098,7 @@
         </w:rPr>
         <w:t xml:space="preserve">© 2026 SeaVuria and ARES. Aligned with KICD objectives. Developed by SeaVuria; technical implementation by ARES (with AI assistance from Claude). Licensed under </w:t>
       </w:r>
-      <w:hyperlink w:history="1" r:id="rIdetjyutcaqcanepzojc8ir">
+      <w:hyperlink w:history="1" r:id="rIdy1pvmefuo-s0gseot-vge">
         <w:r>
           <w:rPr>
             <w:rFonts w:ascii="Arial" w:cs="Arial" w:eastAsia="Arial" w:hAnsi="Arial"/>
@@ -14119,7 +14119,7 @@
         </w:rPr>
         <w:t xml:space="preserve"> (</w:t>
       </w:r>
-      <w:hyperlink w:history="1" r:id="rIdnfmpxjhk5_9zrbguzxpja">
+      <w:hyperlink w:history="1" r:id="rIdqgx2bkg12fb_ck8qhensk">
         <w:r>
           <w:rPr>
             <w:rFonts w:ascii="Arial" w:cs="Arial" w:eastAsia="Arial" w:hAnsi="Arial"/>
@@ -15149,7 +15149,7 @@
               <w:spacing w:after="10" w:before="0"/>
               <w:ind w:left="120"/>
             </w:pPr>
-            <w:hyperlink w:history="1" r:id="rIdsej9bjyr6ucywxgym_hdb">
+            <w:hyperlink w:history="1" r:id="rIdhk9mobj5wkzsyf4ur7onp">
               <w:r>
                 <w:rPr>
                   <w:rFonts w:ascii="Arial" w:cs="Arial" w:eastAsia="Arial" w:hAnsi="Arial"/>
@@ -15226,7 +15226,7 @@
               <w:spacing w:after="10" w:before="0"/>
               <w:ind w:left="120"/>
             </w:pPr>
-            <w:hyperlink w:history="1" r:id="rIdbdimmspbqpjxpaxccr9nh">
+            <w:hyperlink w:history="1" r:id="rIdn41mlqgxa7rukv_prxr1d">
               <w:r>
                 <w:rPr>
                   <w:rFonts w:ascii="Arial" w:cs="Arial" w:eastAsia="Arial" w:hAnsi="Arial"/>
@@ -15453,7 +15453,7 @@
               <w:spacing w:after="10" w:before="0"/>
               <w:ind w:left="120"/>
             </w:pPr>
-            <w:hyperlink w:history="1" r:id="rId-pzrzogf5bn9hvun6xck6">
+            <w:hyperlink w:history="1" r:id="rId_un4m-gaum497erxd1uzt">
               <w:r>
                 <w:rPr>
                   <w:rFonts w:ascii="Arial" w:cs="Arial" w:eastAsia="Arial" w:hAnsi="Arial"/>
@@ -15530,7 +15530,7 @@
               <w:spacing w:after="10" w:before="0"/>
               <w:ind w:left="120"/>
             </w:pPr>
-            <w:hyperlink w:history="1" r:id="rIdmhf8f8pbpzwpucennau_x">
+            <w:hyperlink w:history="1" r:id="rIdhm5xylmwgvye3x0kcwfxe">
               <w:r>
                 <w:rPr>
                   <w:rFonts w:ascii="Arial" w:cs="Arial" w:eastAsia="Arial" w:hAnsi="Arial"/>
@@ -15757,7 +15757,7 @@
               <w:spacing w:after="10" w:before="0"/>
               <w:ind w:left="120"/>
             </w:pPr>
-            <w:hyperlink w:history="1" r:id="rIdz32so4enlh7r82suk2tzg">
+            <w:hyperlink w:history="1" r:id="rIdck_cqfh2icpee6zn3b-jd">
               <w:r>
                 <w:rPr>
                   <w:rFonts w:ascii="Arial" w:cs="Arial" w:eastAsia="Arial" w:hAnsi="Arial"/>
@@ -15834,7 +15834,7 @@
               <w:spacing w:after="10" w:before="0"/>
               <w:ind w:left="120"/>
             </w:pPr>
-            <w:hyperlink w:history="1" r:id="rIdqll6gki32-ha1l5vnzfym">
+            <w:hyperlink w:history="1" r:id="rIdi2eoqmtfoflpfkxit4fcy">
               <w:r>
                 <w:rPr>
                   <w:rFonts w:ascii="Arial" w:cs="Arial" w:eastAsia="Arial" w:hAnsi="Arial"/>
@@ -16061,7 +16061,7 @@
               <w:spacing w:after="10" w:before="0"/>
               <w:ind w:left="120"/>
             </w:pPr>
-            <w:hyperlink w:history="1" r:id="rIdqfmmf85dovagvjl_i5yms">
+            <w:hyperlink w:history="1" r:id="rIdmh_pdghokleq1lj5bzcqo">
               <w:r>
                 <w:rPr>
                   <w:rFonts w:ascii="Arial" w:cs="Arial" w:eastAsia="Arial" w:hAnsi="Arial"/>
@@ -16138,7 +16138,7 @@
               <w:spacing w:after="10" w:before="0"/>
               <w:ind w:left="120"/>
             </w:pPr>
-            <w:hyperlink w:history="1" r:id="rIdn5rtpbttyyeyxonr763pq">
+            <w:hyperlink w:history="1" r:id="rIdxz98-__igg7jvwwmgfqo1">
               <w:r>
                 <w:rPr>
                   <w:rFonts w:ascii="Arial" w:cs="Arial" w:eastAsia="Arial" w:hAnsi="Arial"/>
@@ -16365,7 +16365,7 @@
               <w:spacing w:after="10" w:before="0"/>
               <w:ind w:left="120"/>
             </w:pPr>
-            <w:hyperlink w:history="1" r:id="rId1hoy7v8qz-tx-w1egthsp">
+            <w:hyperlink w:history="1" r:id="rId8fbtnzo7gwnp6dkrnuxjj">
               <w:r>
                 <w:rPr>
                   <w:rFonts w:ascii="Arial" w:cs="Arial" w:eastAsia="Arial" w:hAnsi="Arial"/>
@@ -16442,7 +16442,7 @@
               <w:spacing w:after="10" w:before="0"/>
               <w:ind w:left="120"/>
             </w:pPr>
-            <w:hyperlink w:history="1" r:id="rIdu6kqjcxmbbjuozlmbdcmx">
+            <w:hyperlink w:history="1" r:id="rIdnnfdejgvxdey--_f9a1z3">
               <w:r>
                 <w:rPr>
                   <w:rFonts w:ascii="Arial" w:cs="Arial" w:eastAsia="Arial" w:hAnsi="Arial"/>
@@ -17064,7 +17064,7 @@
         </w:rPr>
         <w:t xml:space="preserve">© 2026 SeaVuria and ARES. Aligned with KICD objectives. Developed by SeaVuria; technical implementation by ARES (with AI assistance from Claude). Licensed under </w:t>
       </w:r>
-      <w:hyperlink w:history="1" r:id="rIdul2bitcfeu6clf1ujsfww">
+      <w:hyperlink w:history="1" r:id="rIdroiz9jc3sn98a8i0kaiqy">
         <w:r>
           <w:rPr>
             <w:rFonts w:ascii="Arial" w:cs="Arial" w:eastAsia="Arial" w:hAnsi="Arial"/>
@@ -17085,7 +17085,7 @@
         </w:rPr>
         <w:t xml:space="preserve"> (</w:t>
       </w:r>
-      <w:hyperlink w:history="1" r:id="rId7fyozaytogibq37tg2nqd">
+      <w:hyperlink w:history="1" r:id="rIdsi8wpz9sxerxp7p9mq7yx">
         <w:r>
           <w:rPr>
             <w:rFonts w:ascii="Arial" w:cs="Arial" w:eastAsia="Arial" w:hAnsi="Arial"/>
@@ -18115,7 +18115,7 @@
               <w:spacing w:after="10" w:before="0"/>
               <w:ind w:left="120"/>
             </w:pPr>
-            <w:hyperlink w:history="1" r:id="rIdp3ctt7tqbv1suoqsw5xwr">
+            <w:hyperlink w:history="1" r:id="rIdppzlshksbdf9ndwkyzgwx">
               <w:r>
                 <w:rPr>
                   <w:rFonts w:ascii="Arial" w:cs="Arial" w:eastAsia="Arial" w:hAnsi="Arial"/>
@@ -18192,7 +18192,7 @@
               <w:spacing w:after="10" w:before="0"/>
               <w:ind w:left="120"/>
             </w:pPr>
-            <w:hyperlink w:history="1" r:id="rIdj-9wf3_iw-cftuktc9j68">
+            <w:hyperlink w:history="1" r:id="rIdmqe-cttlj5pq9avz4siil">
               <w:r>
                 <w:rPr>
                   <w:rFonts w:ascii="Arial" w:cs="Arial" w:eastAsia="Arial" w:hAnsi="Arial"/>
@@ -18419,7 +18419,7 @@
               <w:spacing w:after="10" w:before="0"/>
               <w:ind w:left="120"/>
             </w:pPr>
-            <w:hyperlink w:history="1" r:id="rIdyleplukzqxzq_ecypm5gd">
+            <w:hyperlink w:history="1" r:id="rIdbdsovpoklrx63xxz1owly">
               <w:r>
                 <w:rPr>
                   <w:rFonts w:ascii="Arial" w:cs="Arial" w:eastAsia="Arial" w:hAnsi="Arial"/>
@@ -18496,7 +18496,7 @@
               <w:spacing w:after="10" w:before="0"/>
               <w:ind w:left="120"/>
             </w:pPr>
-            <w:hyperlink w:history="1" r:id="rId-2ny_txrm_kgehok5oaaf">
+            <w:hyperlink w:history="1" r:id="rIdrqhcug3teiao7ql2mh2nx">
               <w:r>
                 <w:rPr>
                   <w:rFonts w:ascii="Arial" w:cs="Arial" w:eastAsia="Arial" w:hAnsi="Arial"/>
@@ -18723,7 +18723,7 @@
               <w:spacing w:after="10" w:before="0"/>
               <w:ind w:left="120"/>
             </w:pPr>
-            <w:hyperlink w:history="1" r:id="rId6_ddqiylby8utl4jbymja">
+            <w:hyperlink w:history="1" r:id="rIdmwdb5hfwdclurkkvsciyn">
               <w:r>
                 <w:rPr>
                   <w:rFonts w:ascii="Arial" w:cs="Arial" w:eastAsia="Arial" w:hAnsi="Arial"/>
@@ -18800,7 +18800,7 @@
               <w:spacing w:after="10" w:before="0"/>
               <w:ind w:left="120"/>
             </w:pPr>
-            <w:hyperlink w:history="1" r:id="rIdmopud6ucx9jpeklacwrzp">
+            <w:hyperlink w:history="1" r:id="rIdwlwcq0gyrsylxn7mpsvtp">
               <w:r>
                 <w:rPr>
                   <w:rFonts w:ascii="Arial" w:cs="Arial" w:eastAsia="Arial" w:hAnsi="Arial"/>
@@ -19027,7 +19027,7 @@
               <w:spacing w:after="10" w:before="0"/>
               <w:ind w:left="120"/>
             </w:pPr>
-            <w:hyperlink w:history="1" r:id="rIdysdz9grnsnyea2513hoo2">
+            <w:hyperlink w:history="1" r:id="rIdy3k3ll09h4_hloqy6qiem">
               <w:r>
                 <w:rPr>
                   <w:rFonts w:ascii="Arial" w:cs="Arial" w:eastAsia="Arial" w:hAnsi="Arial"/>
@@ -19104,7 +19104,7 @@
               <w:spacing w:after="10" w:before="0"/>
               <w:ind w:left="120"/>
             </w:pPr>
-            <w:hyperlink w:history="1" r:id="rIdfjkp8_mui5cpelzvaumcg">
+            <w:hyperlink w:history="1" r:id="rIdyw2vii6hydtg4tx8spmce">
               <w:r>
                 <w:rPr>
                   <w:rFonts w:ascii="Arial" w:cs="Arial" w:eastAsia="Arial" w:hAnsi="Arial"/>
@@ -19331,7 +19331,7 @@
               <w:spacing w:after="10" w:before="0"/>
               <w:ind w:left="120"/>
             </w:pPr>
-            <w:hyperlink w:history="1" r:id="rIdx2ne2ziw5iip3jlne2sjz">
+            <w:hyperlink w:history="1" r:id="rIduz6l9hul-7chk6o9s62wy">
               <w:r>
                 <w:rPr>
                   <w:rFonts w:ascii="Arial" w:cs="Arial" w:eastAsia="Arial" w:hAnsi="Arial"/>
@@ -19408,7 +19408,7 @@
               <w:spacing w:after="10" w:before="0"/>
               <w:ind w:left="120"/>
             </w:pPr>
-            <w:hyperlink w:history="1" r:id="rIdwfdcu7rqmhdxrc5poqj8u">
+            <w:hyperlink w:history="1" r:id="rIdsrua4nlfp-gqntflw6wzc">
               <w:r>
                 <w:rPr>
                   <w:rFonts w:ascii="Arial" w:cs="Arial" w:eastAsia="Arial" w:hAnsi="Arial"/>
@@ -19935,7 +19935,7 @@
         </w:rPr>
         <w:t xml:space="preserve">© 2026 SeaVuria and ARES. Aligned with KICD objectives. Developed by SeaVuria; technical implementation by ARES (with AI assistance from Claude). Licensed under </w:t>
       </w:r>
-      <w:hyperlink w:history="1" r:id="rIdgunwhctdssnenn6nmi3qv">
+      <w:hyperlink w:history="1" r:id="rIdsaw_tqmg-ipk4igydoxgv">
         <w:r>
           <w:rPr>
             <w:rFonts w:ascii="Arial" w:cs="Arial" w:eastAsia="Arial" w:hAnsi="Arial"/>
@@ -19956,7 +19956,7 @@
         </w:rPr>
         <w:t xml:space="preserve"> (</w:t>
       </w:r>
-      <w:hyperlink w:history="1" r:id="rIdtctbtchqz9xdl6e4sv0l6">
+      <w:hyperlink w:history="1" r:id="rIdsyxrwfi8na1ttahcodvsl">
         <w:r>
           <w:rPr>
             <w:rFonts w:ascii="Arial" w:cs="Arial" w:eastAsia="Arial" w:hAnsi="Arial"/>
@@ -20969,7 +20969,7 @@
             <w:pPr>
               <w:spacing w:after="20" w:before="0"/>
             </w:pPr>
-            <w:hyperlink w:history="1" r:id="rIdjmwfui0cnucmgn61tng2v">
+            <w:hyperlink w:history="1" r:id="rIdg8f1emdpyylgxflqgoou7">
               <w:r>
                 <w:rPr>
                   <w:rFonts w:ascii="Arial" w:cs="Arial" w:eastAsia="Arial" w:hAnsi="Arial"/>
@@ -21002,7 +21002,7 @@
               <w:spacing w:after="10" w:before="0"/>
               <w:ind w:left="120"/>
             </w:pPr>
-            <w:hyperlink w:history="1" r:id="rIddvmlp94vvr_kkdi75awyp">
+            <w:hyperlink w:history="1" r:id="rIdgi2rc0rblji-aboc_3cnt">
               <w:r>
                 <w:rPr>
                   <w:rFonts w:ascii="Arial" w:cs="Arial" w:eastAsia="Arial" w:hAnsi="Arial"/>
@@ -21047,7 +21047,7 @@
             <w:pPr>
               <w:spacing w:after="20" w:before="0"/>
             </w:pPr>
-            <w:hyperlink w:history="1" r:id="rIdyel6bdkeli8b6k4polvls">
+            <w:hyperlink w:history="1" r:id="rId4iappezk2u8zxrfrphitu">
               <w:r>
                 <w:rPr>
                   <w:rFonts w:ascii="Arial" w:cs="Arial" w:eastAsia="Arial" w:hAnsi="Arial"/>
@@ -21080,7 +21080,7 @@
               <w:spacing w:after="10" w:before="0"/>
               <w:ind w:left="120"/>
             </w:pPr>
-            <w:hyperlink w:history="1" r:id="rId_geva9ox0p23jejklrkxu">
+            <w:hyperlink w:history="1" r:id="rIdr42ztkpnwxtlhdny-qneb">
               <w:r>
                 <w:rPr>
                   <w:rFonts w:ascii="Arial" w:cs="Arial" w:eastAsia="Arial" w:hAnsi="Arial"/>
@@ -21275,7 +21275,7 @@
             <w:pPr>
               <w:spacing w:after="20" w:before="0"/>
             </w:pPr>
-            <w:hyperlink w:history="1" r:id="rIdqmcknrmbpky7lrknvkfqz">
+            <w:hyperlink w:history="1" r:id="rIdcgdbxbg5jyhlg3mqtinqq">
               <w:r>
                 <w:rPr>
                   <w:rFonts w:ascii="Arial" w:cs="Arial" w:eastAsia="Arial" w:hAnsi="Arial"/>
@@ -21308,7 +21308,7 @@
               <w:spacing w:after="10" w:before="0"/>
               <w:ind w:left="120"/>
             </w:pPr>
-            <w:hyperlink w:history="1" r:id="rIdq_d7ffe2ap-wowubdmmvk">
+            <w:hyperlink w:history="1" r:id="rIdmguv5xobcby0xjgbngmr4">
               <w:r>
                 <w:rPr>
                   <w:rFonts w:ascii="Arial" w:cs="Arial" w:eastAsia="Arial" w:hAnsi="Arial"/>
@@ -21353,7 +21353,7 @@
             <w:pPr>
               <w:spacing w:after="20" w:before="0"/>
             </w:pPr>
-            <w:hyperlink w:history="1" r:id="rIdrnrz6crhx0djil1jegwfo">
+            <w:hyperlink w:history="1" r:id="rIdqa9q7cnnvn4dkgfw0-dzy">
               <w:r>
                 <w:rPr>
                   <w:rFonts w:ascii="Arial" w:cs="Arial" w:eastAsia="Arial" w:hAnsi="Arial"/>
@@ -21386,7 +21386,7 @@
               <w:spacing w:after="10" w:before="0"/>
               <w:ind w:left="120"/>
             </w:pPr>
-            <w:hyperlink w:history="1" r:id="rIdhdkkxhub7bg9sxwsgun0t">
+            <w:hyperlink w:history="1" r:id="rIdir4gemjki06_yfqivpcf5">
               <w:r>
                 <w:rPr>
                   <w:rFonts w:ascii="Arial" w:cs="Arial" w:eastAsia="Arial" w:hAnsi="Arial"/>
@@ -21581,7 +21581,329 @@
             <w:pPr>
               <w:spacing w:after="20" w:before="0"/>
             </w:pPr>
-            <w:hyperlink w:history="1" r:id="rId-nrcgoznm_llgi6aodtzd">
+            <w:hyperlink w:history="1" r:id="rIdiheb0nkozxysz2z-hktst">
+              <w:r>
+                <w:rPr>
+                  <w:rFonts w:ascii="Arial" w:cs="Arial" w:eastAsia="Arial" w:hAnsi="Arial"/>
+                  <w:color w:val="2E75B6"/>
+                  <w:sz w:val="16"/>
+                  <w:szCs w:val="16"/>
+                  <w:u w:val="single" w:color="2E75B6"/>
+                </w:rPr>
+                <w:t xml:space="preserve">16 Insects, Digestive And Excretory Systems</w:t>
+              </w:r>
+            </w:hyperlink>
+          </w:p>
+          <w:p>
+            <w:pPr>
+              <w:spacing w:after="20" w:before="0"/>
+            </w:pPr>
+            <w:r>
+              <w:rPr>
+                <w:rFonts w:ascii="Arial" w:cs="Arial" w:eastAsia="Arial" w:hAnsi="Arial"/>
+                <w:i/>
+                <w:iCs/>
+                <w:color w:val="595959"/>
+                <w:sz w:val="16"/>
+                <w:szCs w:val="16"/>
+              </w:rPr>
+              <w:t xml:space="preserve">Related topic: not an exact match for this lesson.</w:t>
+            </w:r>
+          </w:p>
+          <w:p>
+            <w:pPr>
+              <w:spacing w:after="10" w:before="0"/>
+              <w:ind w:left="120"/>
+            </w:pPr>
+            <w:r>
+              <w:rPr>
+                <w:rFonts w:ascii="Arial" w:cs="Arial" w:eastAsia="Arial" w:hAnsi="Arial"/>
+                <w:color w:val="595959"/>
+                <w:sz w:val="14"/>
+                <w:szCs w:val="14"/>
+              </w:rPr>
+              <w:t xml:space="preserve">Source: Seavuria</w:t>
+            </w:r>
+          </w:p>
+          <w:p>
+            <w:pPr>
+              <w:spacing w:after="10" w:before="0"/>
+              <w:ind w:left="120"/>
+            </w:pPr>
+            <w:hyperlink w:history="1" r:id="rId6ou2f_hkhlptlv1fqkhbb">
+              <w:r>
+                <w:rPr>
+                  <w:rFonts w:ascii="Arial" w:cs="Arial" w:eastAsia="Arial" w:hAnsi="Arial"/>
+                  <w:color w:val="595959"/>
+                  <w:sz w:val="14"/>
+                  <w:szCs w:val="14"/>
+                  <w:u w:val="single" w:color="595959"/>
+                </w:rPr>
+                <w:t xml:space="preserve">🔍 Search ARES for similar videos</w:t>
+              </w:r>
+            </w:hyperlink>
+          </w:p>
+          <w:p>
+            <w:pPr>
+              <w:spacing w:after="40" w:before="0"/>
+            </w:pPr>
+            <w:r>
+              <w:rPr>
+                <w:sz w:val="14"/>
+                <w:szCs w:val="14"/>
+              </w:rPr>
+              <w:t xml:space="preserve"/>
+            </w:r>
+          </w:p>
+          <w:p>
+            <w:pPr>
+              <w:spacing w:after="20" w:before="0"/>
+            </w:pPr>
+            <w:r>
+              <w:rPr>
+                <w:rFonts w:ascii="Arial" w:cs="Arial" w:eastAsia="Arial" w:hAnsi="Arial"/>
+                <w:b/>
+                <w:bCs/>
+                <w:color w:val="1F3864"/>
+                <w:sz w:val="16"/>
+                <w:szCs w:val="16"/>
+              </w:rPr>
+              <w:t xml:space="preserve">📖 HTML:</w:t>
+            </w:r>
+          </w:p>
+          <w:p>
+            <w:pPr>
+              <w:spacing w:after="20" w:before="0"/>
+            </w:pPr>
+            <w:hyperlink w:history="1" r:id="rIdmptuqwegqnh1nlo-2c75l">
+              <w:r>
+                <w:rPr>
+                  <w:rFonts w:ascii="Arial" w:cs="Arial" w:eastAsia="Arial" w:hAnsi="Arial"/>
+                  <w:color w:val="2E75B6"/>
+                  <w:sz w:val="16"/>
+                  <w:szCs w:val="16"/>
+                  <w:u w:val="single" w:color="2E75B6"/>
+                </w:rPr>
+                <w:t xml:space="preserve">Human Digestive System (Flexbook)</w:t>
+              </w:r>
+            </w:hyperlink>
+          </w:p>
+          <w:p>
+            <w:pPr>
+              <w:spacing w:after="10" w:before="0"/>
+              <w:ind w:left="120"/>
+            </w:pPr>
+            <w:r>
+              <w:rPr>
+                <w:rFonts w:ascii="Arial" w:cs="Arial" w:eastAsia="Arial" w:hAnsi="Arial"/>
+                <w:color w:val="595959"/>
+                <w:sz w:val="14"/>
+                <w:szCs w:val="14"/>
+              </w:rPr>
+              <w:t xml:space="preserve">Source: CK-12</w:t>
+            </w:r>
+          </w:p>
+          <w:p>
+            <w:pPr>
+              <w:spacing w:after="10" w:before="0"/>
+              <w:ind w:left="120"/>
+            </w:pPr>
+            <w:hyperlink w:history="1" r:id="rIdkymiquzgppjnbr9k1cts6">
+              <w:r>
+                <w:rPr>
+                  <w:rFonts w:ascii="Arial" w:cs="Arial" w:eastAsia="Arial" w:hAnsi="Arial"/>
+                  <w:color w:val="595959"/>
+                  <w:sz w:val="14"/>
+                  <w:szCs w:val="14"/>
+                  <w:u w:val="single" w:color="595959"/>
+                </w:rPr>
+                <w:t xml:space="preserve">🔍 Search ARES for similar readings</w:t>
+              </w:r>
+            </w:hyperlink>
+          </w:p>
+        </w:tc>
+        <w:tc>
+          <w:tcPr>
+            <w:tcW w:type="dxa" w:w="3040"/>
+            <w:shd w:fill="FFFFFF" w:color="auto" w:val="clear"/>
+            <w:tcMar>
+              <w:top w:type="dxa" w:w="60"/>
+              <w:left w:type="dxa" w:w="120"/>
+              <w:bottom w:type="dxa" w:w="60"/>
+              <w:right w:type="dxa" w:w="120"/>
+            </w:tcMar>
+            <w:vAlign w:val="top"/>
+          </w:tcPr>
+          <w:p>
+            <w:pPr>
+              <w:spacing w:after="40" w:before="0"/>
+              <w:jc w:val="left"/>
+            </w:pPr>
+            <w:r>
+              <w:rPr>
+                <w:rFonts w:ascii="Arial" w:cs="Arial" w:eastAsia="Arial" w:hAnsi="Arial"/>
+                <w:b w:val="false"/>
+                <w:bCs w:val="false"/>
+                <w:i w:val="false"/>
+                <w:iCs w:val="false"/>
+                <w:color w:val="000000"/>
+                <w:sz w:val="18"/>
+                <w:szCs w:val="18"/>
+              </w:rPr>
+              <w:t xml:space="preserve">The class reconvenes. Learners individually complete a 'Meal Journey Table' in their notebooks with columns: Organ | What happens to ugali (starch) here | What happens to sukuma wiki (fibre, vitamins, iron) here | What enters the blood here. They then participate in a class discussion connecting the digestive system back to the anchoring phenomenon. The teacher projects the phenomenon image (mosquito biting a learner in Kakamega) and asks: 'The mosquito injects its proboscis and draws blood directly into its gut — it bypasses all the digestion steps you just modelled. Why might blood be the perfect food to drink directly, without needing a long digestive system?' Learners discuss in pairs, then share. Finally, learners write a 3-sentence 'Claim–Evidence–Reasoning' (CER) statement answering: 'How does the structure of the human digestive system explain how we extract nutrients from a meal of ugali and sukuma wiki?'</w:t>
+            </w:r>
+          </w:p>
+        </w:tc>
+        <w:tc>
+          <w:tcPr>
+            <w:tcW w:type="dxa" w:w="3040"/>
+            <w:shd w:fill="F2F2F2" w:color="auto" w:val="clear"/>
+            <w:tcMar>
+              <w:top w:type="dxa" w:w="60"/>
+              <w:left w:type="dxa" w:w="120"/>
+              <w:bottom w:type="dxa" w:w="60"/>
+              <w:right w:type="dxa" w:w="120"/>
+            </w:tcMar>
+            <w:vAlign w:val="top"/>
+          </w:tcPr>
+          <w:p>
+            <w:pPr>
+              <w:spacing w:after="40" w:before="0"/>
+              <w:jc w:val="left"/>
+            </w:pPr>
+            <w:r>
+              <w:rPr>
+                <w:rFonts w:ascii="Arial" w:cs="Arial" w:eastAsia="Arial" w:hAnsi="Arial"/>
+                <w:b w:val="false"/>
+                <w:bCs w:val="false"/>
+                <w:i w:val="false"/>
+                <w:iCs w:val="false"/>
+                <w:color w:val="000000"/>
+                <w:sz w:val="18"/>
+                <w:szCs w:val="18"/>
+              </w:rPr>
+              <w:t xml:space="preserve">Transition by saying: 'Close your models — leave them on the desk. Open your notebooks. You now have 5 minutes to complete the Meal Journey Table independently. Use your labelled model and reference sheet.' [Allow 5 minutes of silent individual writing. Circulate and note who is struggling with the distinction between digestion and absorption.] After 5 minutes, project the mosquito phenomenon image: 'Let us connect this to our big question. A mosquito bypasses your mouth, your oesophagus, your stomach — it drinks blood, which is already full of dissolved nutrients like glucose, amino acids, and proteins. Based on what you just built — WHY does a mosquito not need a long digestive system like yours?' [Cold-call 3 learners — include at least one who had a misconception-laden prediction in Phase 1. WAIT 12 seconds after posing the question.] Then say: 'Now write your CER. Claim: one sentence answering the key inquiry question. Evidence: one sentence from your model or table. Reasoning: one sentence connecting structure to function.' [Allow 5 minutes. Pairs exchange notebooks and give one-star, one-wish peer feedback.]</w:t>
+            </w:r>
+          </w:p>
+        </w:tc>
+        <w:tc>
+          <w:tcPr>
+            <w:tcW w:type="dxa" w:w="3040"/>
+            <w:shd w:fill="FFFFFF" w:color="auto" w:val="clear"/>
+            <w:tcMar>
+              <w:top w:type="dxa" w:w="60"/>
+              <w:left w:type="dxa" w:w="120"/>
+              <w:bottom w:type="dxa" w:w="60"/>
+              <w:right w:type="dxa" w:w="120"/>
+            </w:tcMar>
+            <w:vAlign w:val="top"/>
+          </w:tcPr>
+          <w:p>
+            <w:pPr>
+              <w:spacing w:after="40" w:before="0"/>
+              <w:jc w:val="left"/>
+            </w:pPr>
+            <w:r>
+              <w:rPr>
+                <w:rFonts w:ascii="Arial" w:cs="Arial" w:eastAsia="Arial" w:hAnsi="Arial"/>
+                <w:b w:val="false"/>
+                <w:bCs w:val="false"/>
+                <w:i w:val="false"/>
+                <w:iCs w:val="false"/>
+                <w:color w:val="000000"/>
+                <w:sz w:val="18"/>
+                <w:szCs w:val="18"/>
+              </w:rPr>
+              <w:t xml:space="preserve">Claim–Evidence–Reasoning (CER) Framework: CER requires learners to distinguish between a scientific claim (what they conclude), the evidence from the model activity (what they observed), and reasoning (the scientific principle linking the two). This directly mirrors how scientists communicate findings and advances the driving question by demanding that learners articulate the structure–function relationship rather than merely label organs. Connecting the CER back to the mosquito phenomenon anchors abstract biochemistry to the concrete, memorable anchoring scenario.</w:t>
+            </w:r>
+          </w:p>
+        </w:tc>
+        <w:tc>
+          <w:tcPr>
+            <w:tcW w:type="dxa" w:w="3040"/>
+            <w:shd w:fill="F2F2F2" w:color="auto" w:val="clear"/>
+            <w:tcMar>
+              <w:top w:type="dxa" w:w="60"/>
+              <w:left w:type="dxa" w:w="120"/>
+              <w:bottom w:type="dxa" w:w="60"/>
+              <w:right w:type="dxa" w:w="120"/>
+            </w:tcMar>
+            <w:vAlign w:val="top"/>
+          </w:tcPr>
+          <w:p>
+            <w:pPr>
+              <w:spacing w:after="40" w:before="0"/>
+              <w:jc w:val="left"/>
+            </w:pPr>
+            <w:r>
+              <w:rPr>
+                <w:rFonts w:ascii="Arial" w:cs="Arial" w:eastAsia="Arial" w:hAnsi="Arial"/>
+                <w:b w:val="false"/>
+                <w:bCs w:val="false"/>
+                <w:i w:val="false"/>
+                <w:iCs w:val="false"/>
+                <w:color w:val="000000"/>
+                <w:sz w:val="18"/>
+                <w:szCs w:val="18"/>
+              </w:rPr>
+              <w:t xml:space="preserve">Observable indicator: Each learner's CER statement (a) uses at least one organ name correctly, (b) references a specific nutrient from ugali or sukuma wiki (starch/glucose, iron, vitamin C, fibre), and (c) connects to the concept of structure–function. Collect CER statements as an exit artefact. Use a 3-point rubric: 1 = claim only, no evidence or reasoning; 2 = claim + evidence but reasoning is incomplete; 3 = all three elements present and connected. Target score: ≥80% of learners at level 2 or above before Lesson 8.</w:t>
+            </w:r>
+          </w:p>
+        </w:tc>
+      </w:tr>
+      <w:tr>
+        <w:tc>
+          <w:tcPr>
+            <w:tcW w:type="dxa" w:w="1520"/>
+            <w:shd w:fill="FCE4D6" w:color="auto" w:val="clear"/>
+            <w:tcMar>
+              <w:top w:type="dxa" w:w="60"/>
+              <w:left w:type="dxa" w:w="120"/>
+              <w:bottom w:type="dxa" w:w="60"/>
+              <w:right w:type="dxa" w:w="120"/>
+            </w:tcMar>
+            <w:vAlign w:val="top"/>
+          </w:tcPr>
+          <w:p>
+            <w:pPr>
+              <w:spacing w:after="40" w:before="0"/>
+              <w:jc w:val="left"/>
+            </w:pPr>
+            <w:r>
+              <w:rPr>
+                <w:rFonts w:ascii="Arial" w:cs="Arial" w:eastAsia="Arial" w:hAnsi="Arial"/>
+                <w:b/>
+                <w:bCs/>
+                <w:i w:val="false"/>
+                <w:iCs w:val="false"/>
+                <w:color w:val="000000"/>
+                <w:sz w:val="18"/>
+                <w:szCs w:val="18"/>
+              </w:rPr>
+              <w:t xml:space="preserve">Driving Question Board (DQB) Creation</w:t>
+            </w:r>
+          </w:p>
+          <w:p>
+            <w:pPr>
+              <w:spacing w:after="20" w:before="0"/>
+            </w:pPr>
+            <w:r>
+              <w:rPr>
+                <w:rFonts w:ascii="Arial" w:cs="Arial" w:eastAsia="Arial" w:hAnsi="Arial"/>
+                <w:b/>
+                <w:bCs/>
+                <w:color w:val="1F3864"/>
+                <w:sz w:val="16"/>
+                <w:szCs w:val="16"/>
+              </w:rPr>
+              <w:t xml:space="preserve">📹 VIDEO:</w:t>
+            </w:r>
+          </w:p>
+          <w:p>
+            <w:pPr>
+              <w:spacing w:after="20" w:before="0"/>
+            </w:pPr>
+            <w:hyperlink w:history="1" r:id="rId-ujnlztnjtjud0pmjlp8l">
               <w:r>
                 <w:rPr>
                   <w:rFonts w:ascii="Arial" w:cs="Arial" w:eastAsia="Arial" w:hAnsi="Arial"/>
@@ -21614,7 +21936,7 @@
               <w:spacing w:after="10" w:before="0"/>
               <w:ind w:left="120"/>
             </w:pPr>
-            <w:hyperlink w:history="1" r:id="rIdvzw4yfjmlwm5zlwu2oij9">
+            <w:hyperlink w:history="1" r:id="rId7az7munitsjimarrjyuxc">
               <w:r>
                 <w:rPr>
                   <w:rFonts w:ascii="Arial" w:cs="Arial" w:eastAsia="Arial" w:hAnsi="Arial"/>
@@ -21652,14 +21974,14 @@
                 <w:sz w:val="16"/>
                 <w:szCs w:val="16"/>
               </w:rPr>
-              <w:t xml:space="preserve">📖 HTML:</w:t>
+              <w:t xml:space="preserve">📖 EXERCISE:</w:t>
             </w:r>
           </w:p>
           <w:p>
             <w:pPr>
               <w:spacing w:after="20" w:before="0"/>
             </w:pPr>
-            <w:hyperlink w:history="1" r:id="rIdgct1dhr3h3dybklbkcb8g">
+            <w:hyperlink w:history="1" r:id="rIdfgazis6kdfwswldvf223o">
               <w:r>
                 <w:rPr>
                   <w:rFonts w:ascii="Arial" w:cs="Arial" w:eastAsia="Arial" w:hAnsi="Arial"/>
@@ -21668,7 +21990,7 @@
                   <w:szCs w:val="16"/>
                   <w:u w:val="single" w:color="2E75B6"/>
                 </w:rPr>
-                <w:t xml:space="preserve">Human Digestive System (Flexbook)</w:t>
+                <w:t xml:space="preserve">Human Digestive System Practice</w:t>
               </w:r>
             </w:hyperlink>
           </w:p>
@@ -21692,7 +22014,7 @@
               <w:spacing w:after="10" w:before="0"/>
               <w:ind w:left="120"/>
             </w:pPr>
-            <w:hyperlink w:history="1" r:id="rIdrjybjzcn60kqpvi0nrlcy">
+            <w:hyperlink w:history="1" r:id="rIdkrxkhppdhgvb7uawyimcs">
               <w:r>
                 <w:rPr>
                   <w:rFonts w:ascii="Arial" w:cs="Arial" w:eastAsia="Arial" w:hAnsi="Arial"/>
@@ -21734,7 +22056,7 @@
                 <w:sz w:val="18"/>
                 <w:szCs w:val="18"/>
               </w:rPr>
-              <w:t xml:space="preserve">The class reconvenes. Learners individually complete a 'Meal Journey Table' in their notebooks with columns: Organ | What happens to ugali (starch) here | What happens to sukuma wiki (fibre, vitamins, iron) here | What enters the blood here. They then participate in a class discussion connecting the digestive system back to the anchoring phenomenon. The teacher projects the phenomenon image (mosquito biting a learner in Kakamega) and asks: 'The mosquito injects its proboscis and draws blood directly into its gut — it bypasses all the digestion steps you just modelled. Why might blood be the perfect food to drink directly, without needing a long digestive system?' Learners discuss in pairs, then share. Finally, learners write a 3-sentence 'Claim–Evidence–Reasoning' (CER) statement answering: 'How does the structure of the human digestive system explain how we extract nutrients from a meal of ugali and sukuma wiki?'</w:t>
+              <w:t xml:space="preserve">Groups return to the class Driving Question Board (a large display maintained since Lesson 1). Each group is given two sticky notes: one GREEN ('Evidence we now have') and one ORANGE ('New questions this lesson raised'). Groups write their contributions and physically place them on the DQB under the relevant driving question. The teacher facilitates a 5-minute whole-class gallery walk where learners read other groups' contributions before returning to their seats. The teacher then narrates a brief 'storyline update' — a 3-sentence summary of what the class now knows collectively — and writes it on the 'Our Growing Understanding' strip on the DQB.</w:t>
             </w:r>
           </w:p>
         </w:tc>
@@ -21766,7 +22088,7 @@
                 <w:sz w:val="18"/>
                 <w:szCs w:val="18"/>
               </w:rPr>
-              <w:t xml:space="preserve">Transition by saying: 'Close your models — leave them on the desk. Open your notebooks. You now have 5 minutes to complete the Meal Journey Table independently. Use your labelled model and reference sheet.' [Allow 5 minutes of silent individual writing. Circulate and note who is struggling with the distinction between digestion and absorption.] After 5 minutes, project the mosquito phenomenon image: 'Let us connect this to our big question. A mosquito bypasses your mouth, your oesophagus, your stomach — it drinks blood, which is already full of dissolved nutrients like glucose, amino acids, and proteins. Based on what you just built — WHY does a mosquito not need a long digestive system like yours?' [Cold-call 3 learners — include at least one who had a misconception-laden prediction in Phase 1. WAIT 12 seconds after posing the question.] Then say: 'Now write your CER. Claim: one sentence answering the key inquiry question. Evidence: one sentence from your model or table. Reasoning: one sentence connecting structure to function.' [Allow 5 minutes. Pairs exchange notebooks and give one-star, one-wish peer feedback.]</w:t>
+              <w:t xml:space="preserve">Say: 'We are now 7 lessons into our investigation. Look at the Driving Question Board — we started with a mosquito in Kakamega and questions about mouthparts. What can we now add?' Distribute sticky notes. 'On GREEN: write one piece of evidence from today's lesson that helps answer either key inquiry question. On ORANGE: write one new question today's lesson raised for you. You have 3 minutes.' [Allow 3 minutes of quiet writing.] 'Walk to the board, place your notes, and spend 2 minutes reading two other groups' contributions silently.' [After gallery walk, cold-call 2 learners: 'Njeri — read us one orange question from another group that YOU think is important, and say why.' WAIT 10 seconds.] Conclude by narrating the storyline update aloud and writing it on the board: e.g., 'We now know that just as a mosquito's proboscis is structured to deliver liquid food directly to its gut, the human digestive system is structured as a series of specialised organs — each adapted to break down a specific component of our food. Structure determines function — at every scale, from beak to bowel.'</w:t>
             </w:r>
           </w:p>
         </w:tc>
@@ -21798,7 +22120,7 @@
                 <w:sz w:val="18"/>
                 <w:szCs w:val="18"/>
               </w:rPr>
-              <w:t xml:space="preserve">Claim–Evidence–Reasoning (CER) Framework: CER requires learners to distinguish between a scientific claim (what they conclude), the evidence from the model activity (what they observed), and reasoning (the scientific principle linking the two). This directly mirrors how scientists communicate findings and advances the driving question by demanding that learners articulate the structure–function relationship rather than merely label organs. Connecting the CER back to the mosquito phenomenon anchors abstract biochemistry to the concrete, memorable anchoring scenario.</w:t>
+              <w:t xml:space="preserve">Driving Question Board (DQB) Protocol: The DQB is a living artefact of the class's collective sensemaking across the unit. Adding evidence and new questions in Lesson 7 makes the cumulative nature of scientific investigation visible — learners can literally see how each lesson has built on the last. The 'Our Growing Understanding' strip models how scientists revise and refine explanations as new evidence accumulates, a core NGSS Science and Engineering Practice (Constructing Explanations).</w:t>
             </w:r>
           </w:p>
         </w:tc>
@@ -21830,7 +22152,7 @@
                 <w:sz w:val="18"/>
                 <w:szCs w:val="18"/>
               </w:rPr>
-              <w:t xml:space="preserve">Observable indicator: Each learner's CER statement (a) uses at least one organ name correctly, (b) references a specific nutrient from ugali or sukuma wiki (starch/glucose, iron, vitamin C, fibre), and (c) connects to the concept of structure–function. Collect CER statements as an exit artefact. Use a 3-point rubric: 1 = claim only, no evidence or reasoning; 2 = claim + evidence but reasoning is incomplete; 3 = all three elements present and connected. Target score: ≥80% of learners at level 2 or above before Lesson 8.</w:t>
+              <w:t xml:space="preserve">Observable indicator: Each group's GREEN sticky note references a specific organ or process from today's lesson (not a vague statement like 'we learned about digestion'). Teacher checks that at least 6 of 8 groups have named a specific organ and function. ORANGE notes should show genuine curiosity (e.g., 'What happens to nutrients that are NOT absorbed — do they just leave as waste?', 'Does the mosquito have a stomach too?'). Record recurring orange questions to address in Lessons 8–10.</w:t>
             </w:r>
           </w:p>
         </w:tc>
@@ -21839,32 +22161,32 @@
         <w:tc>
           <w:tcPr>
             <w:tcW w:type="dxa" w:w="1520"/>
-            <w:shd w:fill="FCE4D6" w:color="auto" w:val="clear"/>
-            <w:tcMar>
-              <w:top w:type="dxa" w:w="60"/>
-              <w:left w:type="dxa" w:w="120"/>
-              <w:bottom w:type="dxa" w:w="60"/>
-              <w:right w:type="dxa" w:w="120"/>
-            </w:tcMar>
-            <w:vAlign w:val="top"/>
-          </w:tcPr>
-          <w:p>
-            <w:pPr>
-              <w:spacing w:after="40" w:before="0"/>
-              <w:jc w:val="left"/>
-            </w:pPr>
-            <w:r>
-              <w:rPr>
-                <w:rFonts w:ascii="Arial" w:cs="Arial" w:eastAsia="Arial" w:hAnsi="Arial"/>
-                <w:b/>
-                <w:bCs/>
-                <w:i w:val="false"/>
-                <w:iCs w:val="false"/>
-                <w:color w:val="000000"/>
-                <w:sz w:val="18"/>
-                <w:szCs w:val="18"/>
-              </w:rPr>
-              <w:t xml:space="preserve">Driving Question Board (DQB) Creation</w:t>
+            <w:shd w:fill="D5E8F0" w:color="auto" w:val="clear"/>
+            <w:tcMar>
+              <w:top w:type="dxa" w:w="60"/>
+              <w:left w:type="dxa" w:w="120"/>
+              <w:bottom w:type="dxa" w:w="60"/>
+              <w:right w:type="dxa" w:w="120"/>
+            </w:tcMar>
+            <w:vAlign w:val="top"/>
+          </w:tcPr>
+          <w:p>
+            <w:pPr>
+              <w:spacing w:after="40" w:before="0"/>
+              <w:jc w:val="left"/>
+            </w:pPr>
+            <w:r>
+              <w:rPr>
+                <w:rFonts w:ascii="Arial" w:cs="Arial" w:eastAsia="Arial" w:hAnsi="Arial"/>
+                <w:b/>
+                <w:bCs/>
+                <w:i w:val="false"/>
+                <w:iCs w:val="false"/>
+                <w:color w:val="000000"/>
+                <w:sz w:val="18"/>
+                <w:szCs w:val="18"/>
+              </w:rPr>
+              <w:t xml:space="preserve">Model Building Phase</w:t>
             </w:r>
           </w:p>
           <w:p>
@@ -21887,7 +22209,7 @@
             <w:pPr>
               <w:spacing w:after="20" w:before="0"/>
             </w:pPr>
-            <w:hyperlink w:history="1" r:id="rIdbqkuyiyggt1hvouef6604">
+            <w:hyperlink w:history="1" r:id="rIdw5apvws4ufny3xo3fd2q4">
               <w:r>
                 <w:rPr>
                   <w:rFonts w:ascii="Arial" w:cs="Arial" w:eastAsia="Arial" w:hAnsi="Arial"/>
@@ -21920,7 +22242,7 @@
               <w:spacing w:after="10" w:before="0"/>
               <w:ind w:left="120"/>
             </w:pPr>
-            <w:hyperlink w:history="1" r:id="rIdyftiendpahxk6zbbpt_fb">
+            <w:hyperlink w:history="1" r:id="rId8o3dfilsdvhigu5gmsmt_">
               <w:r>
                 <w:rPr>
                   <w:rFonts w:ascii="Arial" w:cs="Arial" w:eastAsia="Arial" w:hAnsi="Arial"/>
@@ -21958,14 +22280,14 @@
                 <w:sz w:val="16"/>
                 <w:szCs w:val="16"/>
               </w:rPr>
-              <w:t xml:space="preserve">📖 HTML:</w:t>
+              <w:t xml:space="preserve">📖 EXERCISE:</w:t>
             </w:r>
           </w:p>
           <w:p>
             <w:pPr>
               <w:spacing w:after="20" w:before="0"/>
             </w:pPr>
-            <w:hyperlink w:history="1" r:id="rIddtdkdgxpu2wvxvaqhv4af">
+            <w:hyperlink w:history="1" r:id="rIdczv4tefab_qiotmhycy4e">
               <w:r>
                 <w:rPr>
                   <w:rFonts w:ascii="Arial" w:cs="Arial" w:eastAsia="Arial" w:hAnsi="Arial"/>
@@ -21974,9 +22296,25 @@
                   <w:szCs w:val="16"/>
                   <w:u w:val="single" w:color="2E75B6"/>
                 </w:rPr>
-                <w:t xml:space="preserve">Human Digestive System (Flexbook)</w:t>
+                <w:t xml:space="preserve">The digestive and excretory systems</w:t>
               </w:r>
             </w:hyperlink>
+          </w:p>
+          <w:p>
+            <w:pPr>
+              <w:spacing w:after="20" w:before="0"/>
+            </w:pPr>
+            <w:r>
+              <w:rPr>
+                <w:rFonts w:ascii="Arial" w:cs="Arial" w:eastAsia="Arial" w:hAnsi="Arial"/>
+                <w:i/>
+                <w:iCs/>
+                <w:color w:val="595959"/>
+                <w:sz w:val="16"/>
+                <w:szCs w:val="16"/>
+              </w:rPr>
+              <w:t xml:space="preserve">Related topic: not an exact match for this lesson.</w:t>
+            </w:r>
           </w:p>
           <w:p>
             <w:pPr>
@@ -21990,7 +22328,7 @@
                 <w:sz w:val="14"/>
                 <w:szCs w:val="14"/>
               </w:rPr>
-              <w:t xml:space="preserve">Source: CK-12</w:t>
+              <w:t xml:space="preserve">Source: Khan Academy (English - US curriculum)</w:t>
             </w:r>
           </w:p>
           <w:p>
@@ -21998,313 +22336,7 @@
               <w:spacing w:after="10" w:before="0"/>
               <w:ind w:left="120"/>
             </w:pPr>
-            <w:hyperlink w:history="1" r:id="rIdjovru__qd_vk6xsj27kd7">
-              <w:r>
-                <w:rPr>
-                  <w:rFonts w:ascii="Arial" w:cs="Arial" w:eastAsia="Arial" w:hAnsi="Arial"/>
-                  <w:color w:val="595959"/>
-                  <w:sz w:val="14"/>
-                  <w:szCs w:val="14"/>
-                  <w:u w:val="single" w:color="595959"/>
-                </w:rPr>
-                <w:t xml:space="preserve">🔍 Search ARES for similar readings</w:t>
-              </w:r>
-            </w:hyperlink>
-          </w:p>
-        </w:tc>
-        <w:tc>
-          <w:tcPr>
-            <w:tcW w:type="dxa" w:w="3040"/>
-            <w:shd w:fill="FFFFFF" w:color="auto" w:val="clear"/>
-            <w:tcMar>
-              <w:top w:type="dxa" w:w="60"/>
-              <w:left w:type="dxa" w:w="120"/>
-              <w:bottom w:type="dxa" w:w="60"/>
-              <w:right w:type="dxa" w:w="120"/>
-            </w:tcMar>
-            <w:vAlign w:val="top"/>
-          </w:tcPr>
-          <w:p>
-            <w:pPr>
-              <w:spacing w:after="40" w:before="0"/>
-              <w:jc w:val="left"/>
-            </w:pPr>
-            <w:r>
-              <w:rPr>
-                <w:rFonts w:ascii="Arial" w:cs="Arial" w:eastAsia="Arial" w:hAnsi="Arial"/>
-                <w:b w:val="false"/>
-                <w:bCs w:val="false"/>
-                <w:i w:val="false"/>
-                <w:iCs w:val="false"/>
-                <w:color w:val="000000"/>
-                <w:sz w:val="18"/>
-                <w:szCs w:val="18"/>
-              </w:rPr>
-              <w:t xml:space="preserve">Groups return to the class Driving Question Board (a large display maintained since Lesson 1). Each group is given two sticky notes: one GREEN ('Evidence we now have') and one ORANGE ('New questions this lesson raised'). Groups write their contributions and physically place them on the DQB under the relevant driving question. The teacher facilitates a 5-minute whole-class gallery walk where learners read other groups' contributions before returning to their seats. The teacher then narrates a brief 'storyline update' — a 3-sentence summary of what the class now knows collectively — and writes it on the 'Our Growing Understanding' strip on the DQB.</w:t>
-            </w:r>
-          </w:p>
-        </w:tc>
-        <w:tc>
-          <w:tcPr>
-            <w:tcW w:type="dxa" w:w="3040"/>
-            <w:shd w:fill="F2F2F2" w:color="auto" w:val="clear"/>
-            <w:tcMar>
-              <w:top w:type="dxa" w:w="60"/>
-              <w:left w:type="dxa" w:w="120"/>
-              <w:bottom w:type="dxa" w:w="60"/>
-              <w:right w:type="dxa" w:w="120"/>
-            </w:tcMar>
-            <w:vAlign w:val="top"/>
-          </w:tcPr>
-          <w:p>
-            <w:pPr>
-              <w:spacing w:after="40" w:before="0"/>
-              <w:jc w:val="left"/>
-            </w:pPr>
-            <w:r>
-              <w:rPr>
-                <w:rFonts w:ascii="Arial" w:cs="Arial" w:eastAsia="Arial" w:hAnsi="Arial"/>
-                <w:b w:val="false"/>
-                <w:bCs w:val="false"/>
-                <w:i w:val="false"/>
-                <w:iCs w:val="false"/>
-                <w:color w:val="000000"/>
-                <w:sz w:val="18"/>
-                <w:szCs w:val="18"/>
-              </w:rPr>
-              <w:t xml:space="preserve">Say: 'We are now 7 lessons into our investigation. Look at the Driving Question Board — we started with a mosquito in Kakamega and questions about mouthparts. What can we now add?' Distribute sticky notes. 'On GREEN: write one piece of evidence from today's lesson that helps answer either key inquiry question. On ORANGE: write one new question today's lesson raised for you. You have 3 minutes.' [Allow 3 minutes of quiet writing.] 'Walk to the board, place your notes, and spend 2 minutes reading two other groups' contributions silently.' [After gallery walk, cold-call 2 learners: 'Njeri — read us one orange question from another group that YOU think is important, and say why.' WAIT 10 seconds.] Conclude by narrating the storyline update aloud and writing it on the board: e.g., 'We now know that just as a mosquito's proboscis is structured to deliver liquid food directly to its gut, the human digestive system is structured as a series of specialised organs — each adapted to break down a specific component of our food. Structure determines function — at every scale, from beak to bowel.'</w:t>
-            </w:r>
-          </w:p>
-        </w:tc>
-        <w:tc>
-          <w:tcPr>
-            <w:tcW w:type="dxa" w:w="3040"/>
-            <w:shd w:fill="FFFFFF" w:color="auto" w:val="clear"/>
-            <w:tcMar>
-              <w:top w:type="dxa" w:w="60"/>
-              <w:left w:type="dxa" w:w="120"/>
-              <w:bottom w:type="dxa" w:w="60"/>
-              <w:right w:type="dxa" w:w="120"/>
-            </w:tcMar>
-            <w:vAlign w:val="top"/>
-          </w:tcPr>
-          <w:p>
-            <w:pPr>
-              <w:spacing w:after="40" w:before="0"/>
-              <w:jc w:val="left"/>
-            </w:pPr>
-            <w:r>
-              <w:rPr>
-                <w:rFonts w:ascii="Arial" w:cs="Arial" w:eastAsia="Arial" w:hAnsi="Arial"/>
-                <w:b w:val="false"/>
-                <w:bCs w:val="false"/>
-                <w:i w:val="false"/>
-                <w:iCs w:val="false"/>
-                <w:color w:val="000000"/>
-                <w:sz w:val="18"/>
-                <w:szCs w:val="18"/>
-              </w:rPr>
-              <w:t xml:space="preserve">Driving Question Board (DQB) Protocol: The DQB is a living artefact of the class's collective sensemaking across the unit. Adding evidence and new questions in Lesson 7 makes the cumulative nature of scientific investigation visible — learners can literally see how each lesson has built on the last. The 'Our Growing Understanding' strip models how scientists revise and refine explanations as new evidence accumulates, a core NGSS Science and Engineering Practice (Constructing Explanations).</w:t>
-            </w:r>
-          </w:p>
-        </w:tc>
-        <w:tc>
-          <w:tcPr>
-            <w:tcW w:type="dxa" w:w="3040"/>
-            <w:shd w:fill="F2F2F2" w:color="auto" w:val="clear"/>
-            <w:tcMar>
-              <w:top w:type="dxa" w:w="60"/>
-              <w:left w:type="dxa" w:w="120"/>
-              <w:bottom w:type="dxa" w:w="60"/>
-              <w:right w:type="dxa" w:w="120"/>
-            </w:tcMar>
-            <w:vAlign w:val="top"/>
-          </w:tcPr>
-          <w:p>
-            <w:pPr>
-              <w:spacing w:after="40" w:before="0"/>
-              <w:jc w:val="left"/>
-            </w:pPr>
-            <w:r>
-              <w:rPr>
-                <w:rFonts w:ascii="Arial" w:cs="Arial" w:eastAsia="Arial" w:hAnsi="Arial"/>
-                <w:b w:val="false"/>
-                <w:bCs w:val="false"/>
-                <w:i w:val="false"/>
-                <w:iCs w:val="false"/>
-                <w:color w:val="000000"/>
-                <w:sz w:val="18"/>
-                <w:szCs w:val="18"/>
-              </w:rPr>
-              <w:t xml:space="preserve">Observable indicator: Each group's GREEN sticky note references a specific organ or process from today's lesson (not a vague statement like 'we learned about digestion'). Teacher checks that at least 6 of 8 groups have named a specific organ and function. ORANGE notes should show genuine curiosity (e.g., 'What happens to nutrients that are NOT absorbed — do they just leave as waste?', 'Does the mosquito have a stomach too?'). Record recurring orange questions to address in Lessons 8–10.</w:t>
-            </w:r>
-          </w:p>
-        </w:tc>
-      </w:tr>
-      <w:tr>
-        <w:tc>
-          <w:tcPr>
-            <w:tcW w:type="dxa" w:w="1520"/>
-            <w:shd w:fill="D5E8F0" w:color="auto" w:val="clear"/>
-            <w:tcMar>
-              <w:top w:type="dxa" w:w="60"/>
-              <w:left w:type="dxa" w:w="120"/>
-              <w:bottom w:type="dxa" w:w="60"/>
-              <w:right w:type="dxa" w:w="120"/>
-            </w:tcMar>
-            <w:vAlign w:val="top"/>
-          </w:tcPr>
-          <w:p>
-            <w:pPr>
-              <w:spacing w:after="40" w:before="0"/>
-              <w:jc w:val="left"/>
-            </w:pPr>
-            <w:r>
-              <w:rPr>
-                <w:rFonts w:ascii="Arial" w:cs="Arial" w:eastAsia="Arial" w:hAnsi="Arial"/>
-                <w:b/>
-                <w:bCs/>
-                <w:i w:val="false"/>
-                <w:iCs w:val="false"/>
-                <w:color w:val="000000"/>
-                <w:sz w:val="18"/>
-                <w:szCs w:val="18"/>
-              </w:rPr>
-              <w:t xml:space="preserve">Model Building Phase</w:t>
-            </w:r>
-          </w:p>
-          <w:p>
-            <w:pPr>
-              <w:spacing w:after="20" w:before="0"/>
-            </w:pPr>
-            <w:r>
-              <w:rPr>
-                <w:rFonts w:ascii="Arial" w:cs="Arial" w:eastAsia="Arial" w:hAnsi="Arial"/>
-                <w:b/>
-                <w:bCs/>
-                <w:color w:val="1F3864"/>
-                <w:sz w:val="16"/>
-                <w:szCs w:val="16"/>
-              </w:rPr>
-              <w:t xml:space="preserve">📹 VIDEO:</w:t>
-            </w:r>
-          </w:p>
-          <w:p>
-            <w:pPr>
-              <w:spacing w:after="20" w:before="0"/>
-            </w:pPr>
-            <w:hyperlink w:history="1" r:id="rIdutvfkaztyoktgr-ljrmak">
-              <w:r>
-                <w:rPr>
-                  <w:rFonts w:ascii="Arial" w:cs="Arial" w:eastAsia="Arial" w:hAnsi="Arial"/>
-                  <w:color w:val="2E75B6"/>
-                  <w:sz w:val="16"/>
-                  <w:szCs w:val="16"/>
-                  <w:u w:val="single" w:color="2E75B6"/>
-                </w:rPr>
-                <w:t xml:space="preserve">Digestive System Structure and Function - Overview</w:t>
-              </w:r>
-            </w:hyperlink>
-          </w:p>
-          <w:p>
-            <w:pPr>
-              <w:spacing w:after="10" w:before="0"/>
-              <w:ind w:left="120"/>
-            </w:pPr>
-            <w:r>
-              <w:rPr>
-                <w:rFonts w:ascii="Arial" w:cs="Arial" w:eastAsia="Arial" w:hAnsi="Arial"/>
-                <w:color w:val="595959"/>
-                <w:sz w:val="14"/>
-                <w:szCs w:val="14"/>
-              </w:rPr>
-              <w:t xml:space="preserve">Source: CK-12</w:t>
-            </w:r>
-          </w:p>
-          <w:p>
-            <w:pPr>
-              <w:spacing w:after="10" w:before="0"/>
-              <w:ind w:left="120"/>
-            </w:pPr>
-            <w:hyperlink w:history="1" r:id="rIdk390x9ojgstjdr_dh-cm2">
-              <w:r>
-                <w:rPr>
-                  <w:rFonts w:ascii="Arial" w:cs="Arial" w:eastAsia="Arial" w:hAnsi="Arial"/>
-                  <w:color w:val="595959"/>
-                  <w:sz w:val="14"/>
-                  <w:szCs w:val="14"/>
-                  <w:u w:val="single" w:color="595959"/>
-                </w:rPr>
-                <w:t xml:space="preserve">🔍 Search ARES for similar videos</w:t>
-              </w:r>
-            </w:hyperlink>
-          </w:p>
-          <w:p>
-            <w:pPr>
-              <w:spacing w:after="40" w:before="0"/>
-            </w:pPr>
-            <w:r>
-              <w:rPr>
-                <w:sz w:val="14"/>
-                <w:szCs w:val="14"/>
-              </w:rPr>
-              <w:t xml:space="preserve"/>
-            </w:r>
-          </w:p>
-          <w:p>
-            <w:pPr>
-              <w:spacing w:after="20" w:before="0"/>
-            </w:pPr>
-            <w:r>
-              <w:rPr>
-                <w:rFonts w:ascii="Arial" w:cs="Arial" w:eastAsia="Arial" w:hAnsi="Arial"/>
-                <w:b/>
-                <w:bCs/>
-                <w:color w:val="1F3864"/>
-                <w:sz w:val="16"/>
-                <w:szCs w:val="16"/>
-              </w:rPr>
-              <w:t xml:space="preserve">📖 HTML:</w:t>
-            </w:r>
-          </w:p>
-          <w:p>
-            <w:pPr>
-              <w:spacing w:after="20" w:before="0"/>
-            </w:pPr>
-            <w:hyperlink w:history="1" r:id="rIdu_nsb5dsqxjz2lfnfhzoc">
-              <w:r>
-                <w:rPr>
-                  <w:rFonts w:ascii="Arial" w:cs="Arial" w:eastAsia="Arial" w:hAnsi="Arial"/>
-                  <w:color w:val="2E75B6"/>
-                  <w:sz w:val="16"/>
-                  <w:szCs w:val="16"/>
-                  <w:u w:val="single" w:color="2E75B6"/>
-                </w:rPr>
-                <w:t xml:space="preserve">Human Digestive System (Flexbook)</w:t>
-              </w:r>
-            </w:hyperlink>
-          </w:p>
-          <w:p>
-            <w:pPr>
-              <w:spacing w:after="10" w:before="0"/>
-              <w:ind w:left="120"/>
-            </w:pPr>
-            <w:r>
-              <w:rPr>
-                <w:rFonts w:ascii="Arial" w:cs="Arial" w:eastAsia="Arial" w:hAnsi="Arial"/>
-                <w:color w:val="595959"/>
-                <w:sz w:val="14"/>
-                <w:szCs w:val="14"/>
-              </w:rPr>
-              <w:t xml:space="preserve">Source: CK-12</w:t>
-            </w:r>
-          </w:p>
-          <w:p>
-            <w:pPr>
-              <w:spacing w:after="10" w:before="0"/>
-              <w:ind w:left="120"/>
-            </w:pPr>
-            <w:hyperlink w:history="1" r:id="rIdsq6oyng3xsrna3wjpmyhm">
+            <w:hyperlink w:history="1" r:id="rId-azvaamplnqvpcw9vfzb9">
               <w:r>
                 <w:rPr>
                   <w:rFonts w:ascii="Arial" w:cs="Arial" w:eastAsia="Arial" w:hAnsi="Arial"/>
@@ -22816,7 +22848,7 @@
         </w:rPr>
         <w:t xml:space="preserve">© 2026 SeaVuria and ARES. Aligned with KICD objectives. Developed by SeaVuria; technical implementation by ARES (with AI assistance from Claude). Licensed under </w:t>
       </w:r>
-      <w:hyperlink w:history="1" r:id="rId8kduwsv1xywha21rn6jma">
+      <w:hyperlink w:history="1" r:id="rIdgika2crxiqdbhf1gezbaw">
         <w:r>
           <w:rPr>
             <w:rFonts w:ascii="Arial" w:cs="Arial" w:eastAsia="Arial" w:hAnsi="Arial"/>
@@ -22837,7 +22869,7 @@
         </w:rPr>
         <w:t xml:space="preserve"> (</w:t>
       </w:r>
-      <w:hyperlink w:history="1" r:id="rId0ankhrrxb9dqlix3b6rfn">
+      <w:hyperlink w:history="1" r:id="rIdujm2lk4tgdaxni6ahtbnf">
         <w:r>
           <w:rPr>
             <w:rFonts w:ascii="Arial" w:cs="Arial" w:eastAsia="Arial" w:hAnsi="Arial"/>
@@ -23850,7 +23882,7 @@
             <w:pPr>
               <w:spacing w:after="20" w:before="0"/>
             </w:pPr>
-            <w:hyperlink w:history="1" r:id="rIdkszhgwi3t-vnacgrrpcku">
+            <w:hyperlink w:history="1" r:id="rId6w2lcxivyw6_s3achsxxo">
               <w:r>
                 <w:rPr>
                   <w:rFonts w:ascii="Arial" w:cs="Arial" w:eastAsia="Arial" w:hAnsi="Arial"/>
@@ -23865,6 +23897,22 @@
           </w:p>
           <w:p>
             <w:pPr>
+              <w:spacing w:after="20" w:before="0"/>
+            </w:pPr>
+            <w:r>
+              <w:rPr>
+                <w:rFonts w:ascii="Arial" w:cs="Arial" w:eastAsia="Arial" w:hAnsi="Arial"/>
+                <w:i/>
+                <w:iCs/>
+                <w:color w:val="595959"/>
+                <w:sz w:val="16"/>
+                <w:szCs w:val="16"/>
+              </w:rPr>
+              <w:t xml:space="preserve">Related topic: not an exact match for this lesson.</w:t>
+            </w:r>
+          </w:p>
+          <w:p>
+            <w:pPr>
               <w:spacing w:after="10" w:before="0"/>
               <w:ind w:left="120"/>
             </w:pPr>
@@ -23883,7 +23931,7 @@
               <w:spacing w:after="10" w:before="0"/>
               <w:ind w:left="120"/>
             </w:pPr>
-            <w:hyperlink w:history="1" r:id="rIdsr0hwvsjoasha6_ggmpjz">
+            <w:hyperlink w:history="1" r:id="rIdiwlvtysolnfnytyzn1rza">
               <w:r>
                 <w:rPr>
                   <w:rFonts w:ascii="Arial" w:cs="Arial" w:eastAsia="Arial" w:hAnsi="Arial"/>
@@ -23928,7 +23976,7 @@
             <w:pPr>
               <w:spacing w:after="20" w:before="0"/>
             </w:pPr>
-            <w:hyperlink w:history="1" r:id="rIdb74ulozula7aijltq-kaw">
+            <w:hyperlink w:history="1" r:id="rIdp_lkiiuuwbrd9q_iylrcr">
               <w:r>
                 <w:rPr>
                   <w:rFonts w:ascii="Arial" w:cs="Arial" w:eastAsia="Arial" w:hAnsi="Arial"/>
@@ -23961,7 +24009,7 @@
               <w:spacing w:after="10" w:before="0"/>
               <w:ind w:left="120"/>
             </w:pPr>
-            <w:hyperlink w:history="1" r:id="rIdiq7edyzevuojdazc0el3l">
+            <w:hyperlink w:history="1" r:id="rId1siuxqbryxpogwtoukhdq">
               <w:r>
                 <w:rPr>
                   <w:rFonts w:ascii="Arial" w:cs="Arial" w:eastAsia="Arial" w:hAnsi="Arial"/>
@@ -24156,7 +24204,7 @@
             <w:pPr>
               <w:spacing w:after="20" w:before="0"/>
             </w:pPr>
-            <w:hyperlink w:history="1" r:id="rIdpxtnfpywof0e5iv90s3ch">
+            <w:hyperlink w:history="1" r:id="rId0wu7njgsyrw70nznu3sau">
               <w:r>
                 <w:rPr>
                   <w:rFonts w:ascii="Arial" w:cs="Arial" w:eastAsia="Arial" w:hAnsi="Arial"/>
@@ -24171,6 +24219,22 @@
           </w:p>
           <w:p>
             <w:pPr>
+              <w:spacing w:after="20" w:before="0"/>
+            </w:pPr>
+            <w:r>
+              <w:rPr>
+                <w:rFonts w:ascii="Arial" w:cs="Arial" w:eastAsia="Arial" w:hAnsi="Arial"/>
+                <w:i/>
+                <w:iCs/>
+                <w:color w:val="595959"/>
+                <w:sz w:val="16"/>
+                <w:szCs w:val="16"/>
+              </w:rPr>
+              <w:t xml:space="preserve">Related topic: not an exact match for this lesson.</w:t>
+            </w:r>
+          </w:p>
+          <w:p>
+            <w:pPr>
               <w:spacing w:after="10" w:before="0"/>
               <w:ind w:left="120"/>
             </w:pPr>
@@ -24189,7 +24253,7 @@
               <w:spacing w:after="10" w:before="0"/>
               <w:ind w:left="120"/>
             </w:pPr>
-            <w:hyperlink w:history="1" r:id="rIdpjtby7xh7tkhfrf5zs0cs">
+            <w:hyperlink w:history="1" r:id="rIdj8cgrmbqnc7tbxdniez4m">
               <w:r>
                 <w:rPr>
                   <w:rFonts w:ascii="Arial" w:cs="Arial" w:eastAsia="Arial" w:hAnsi="Arial"/>
@@ -24234,7 +24298,7 @@
             <w:pPr>
               <w:spacing w:after="20" w:before="0"/>
             </w:pPr>
-            <w:hyperlink w:history="1" r:id="rIdprvfsow7uihygzyafptm-">
+            <w:hyperlink w:history="1" r:id="rIdxq7v0wkghpr4_c4nywujs">
               <w:r>
                 <w:rPr>
                   <w:rFonts w:ascii="Arial" w:cs="Arial" w:eastAsia="Arial" w:hAnsi="Arial"/>
@@ -24267,7 +24331,7 @@
               <w:spacing w:after="10" w:before="0"/>
               <w:ind w:left="120"/>
             </w:pPr>
-            <w:hyperlink w:history="1" r:id="rIdndxfuerhqhouwxky5ufop">
+            <w:hyperlink w:history="1" r:id="rIdku4fji7gcm4w70915fqio">
               <w:r>
                 <w:rPr>
                   <w:rFonts w:ascii="Arial" w:cs="Arial" w:eastAsia="Arial" w:hAnsi="Arial"/>
@@ -24462,7 +24526,7 @@
             <w:pPr>
               <w:spacing w:after="20" w:before="0"/>
             </w:pPr>
-            <w:hyperlink w:history="1" r:id="rIdzdfz5nldet4f4k9acqawt">
+            <w:hyperlink w:history="1" r:id="rIdh-fe23sl23m1iytrutwqg">
               <w:r>
                 <w:rPr>
                   <w:rFonts w:ascii="Arial" w:cs="Arial" w:eastAsia="Arial" w:hAnsi="Arial"/>
@@ -24477,6 +24541,22 @@
           </w:p>
           <w:p>
             <w:pPr>
+              <w:spacing w:after="20" w:before="0"/>
+            </w:pPr>
+            <w:r>
+              <w:rPr>
+                <w:rFonts w:ascii="Arial" w:cs="Arial" w:eastAsia="Arial" w:hAnsi="Arial"/>
+                <w:i/>
+                <w:iCs/>
+                <w:color w:val="595959"/>
+                <w:sz w:val="16"/>
+                <w:szCs w:val="16"/>
+              </w:rPr>
+              <w:t xml:space="preserve">Related topic: not an exact match for this lesson.</w:t>
+            </w:r>
+          </w:p>
+          <w:p>
+            <w:pPr>
               <w:spacing w:after="10" w:before="0"/>
               <w:ind w:left="120"/>
             </w:pPr>
@@ -24495,7 +24575,7 @@
               <w:spacing w:after="10" w:before="0"/>
               <w:ind w:left="120"/>
             </w:pPr>
-            <w:hyperlink w:history="1" r:id="rIdnxoi7y1doblcvv2by3qtu">
+            <w:hyperlink w:history="1" r:id="rIdglq60w6k87ohdeaksy2ws">
               <w:r>
                 <w:rPr>
                   <w:rFonts w:ascii="Arial" w:cs="Arial" w:eastAsia="Arial" w:hAnsi="Arial"/>
@@ -24533,14 +24613,242 @@
                 <w:sz w:val="16"/>
                 <w:szCs w:val="16"/>
               </w:rPr>
-              <w:t xml:space="preserve">📖 EXERCISE:</w:t>
+              <w:t xml:space="preserve">📖 HTML:</w:t>
             </w:r>
           </w:p>
           <w:p>
             <w:pPr>
               <w:spacing w:after="20" w:before="0"/>
             </w:pPr>
-            <w:hyperlink w:history="1" r:id="rIdo0pvexhikqfzcrgmjtxet">
+            <w:hyperlink w:history="1" r:id="rId06zbcaj_q6bt9aort01wl">
+              <w:r>
+                <w:rPr>
+                  <w:rFonts w:ascii="Arial" w:cs="Arial" w:eastAsia="Arial" w:hAnsi="Arial"/>
+                  <w:color w:val="2E75B6"/>
+                  <w:sz w:val="16"/>
+                  <w:szCs w:val="16"/>
+                  <w:u w:val="single" w:color="2E75B6"/>
+                </w:rPr>
+                <w:t xml:space="preserve">Enzyme Function (Flexbook)</w:t>
+              </w:r>
+            </w:hyperlink>
+          </w:p>
+          <w:p>
+            <w:pPr>
+              <w:spacing w:after="10" w:before="0"/>
+              <w:ind w:left="120"/>
+            </w:pPr>
+            <w:r>
+              <w:rPr>
+                <w:rFonts w:ascii="Arial" w:cs="Arial" w:eastAsia="Arial" w:hAnsi="Arial"/>
+                <w:color w:val="595959"/>
+                <w:sz w:val="14"/>
+                <w:szCs w:val="14"/>
+              </w:rPr>
+              <w:t xml:space="preserve">Source: CK-12</w:t>
+            </w:r>
+          </w:p>
+          <w:p>
+            <w:pPr>
+              <w:spacing w:after="10" w:before="0"/>
+              <w:ind w:left="120"/>
+            </w:pPr>
+            <w:hyperlink w:history="1" r:id="rIdt22r8vutvnuui8zth4nmq">
+              <w:r>
+                <w:rPr>
+                  <w:rFonts w:ascii="Arial" w:cs="Arial" w:eastAsia="Arial" w:hAnsi="Arial"/>
+                  <w:color w:val="595959"/>
+                  <w:sz w:val="14"/>
+                  <w:szCs w:val="14"/>
+                  <w:u w:val="single" w:color="595959"/>
+                </w:rPr>
+                <w:t xml:space="preserve">🔍 Search ARES for similar readings</w:t>
+              </w:r>
+            </w:hyperlink>
+          </w:p>
+        </w:tc>
+        <w:tc>
+          <w:tcPr>
+            <w:tcW w:type="dxa" w:w="3040"/>
+            <w:shd w:fill="FFFFFF" w:color="auto" w:val="clear"/>
+            <w:tcMar>
+              <w:top w:type="dxa" w:w="60"/>
+              <w:left w:type="dxa" w:w="120"/>
+              <w:bottom w:type="dxa" w:w="60"/>
+              <w:right w:type="dxa" w:w="120"/>
+            </w:tcMar>
+            <w:vAlign w:val="top"/>
+          </w:tcPr>
+          <w:p>
+            <w:pPr>
+              <w:spacing w:after="40" w:before="0"/>
+              <w:jc w:val="left"/>
+            </w:pPr>
+            <w:r>
+              <w:rPr>
+                <w:rFonts w:ascii="Arial" w:cs="Arial" w:eastAsia="Arial" w:hAnsi="Arial"/>
+                <w:b w:val="false"/>
+                <w:bCs w:val="false"/>
+                <w:i w:val="false"/>
+                <w:iCs w:val="false"/>
+                <w:color w:val="000000"/>
+                <w:sz w:val="18"/>
+                <w:szCs w:val="18"/>
+              </w:rPr>
+              <w:t xml:space="preserve">Learners use their results table as evidence to construct a written explanation answering: 'What caused the sweet taste when you chewed ugali?' The explanation must name the enzyme, name the substrate, name the product, and state where in the digestive system the reaction occurred. The teacher then guides a class discussion extending to pepsin and lipase: learners receive a two-column reference card showing Enzyme / Location / Substrate / Product for all three enzymes and use it to answer three guided questions in their notebooks: (1) A person with no pepsin in their stomach eats nyama choma — what problem will they experience in digesting the protein? (2) Lipase breaks down fats from avocado into fatty acids and glycerol — where does this happen and why is it important? (3) A mosquito injects saliva containing anticoagulants into your blood — this saliva contains enzymes. How is this similar to what happens in your digestive system? (The third question deliberately reconnects to the anchoring phenomenon.)</w:t>
+            </w:r>
+          </w:p>
+        </w:tc>
+        <w:tc>
+          <w:tcPr>
+            <w:tcW w:type="dxa" w:w="3040"/>
+            <w:shd w:fill="F2F2F2" w:color="auto" w:val="clear"/>
+            <w:tcMar>
+              <w:top w:type="dxa" w:w="60"/>
+              <w:left w:type="dxa" w:w="120"/>
+              <w:bottom w:type="dxa" w:w="60"/>
+              <w:right w:type="dxa" w:w="120"/>
+            </w:tcMar>
+            <w:vAlign w:val="top"/>
+          </w:tcPr>
+          <w:p>
+            <w:pPr>
+              <w:spacing w:after="40" w:before="0"/>
+              <w:jc w:val="left"/>
+            </w:pPr>
+            <w:r>
+              <w:rPr>
+                <w:rFonts w:ascii="Arial" w:cs="Arial" w:eastAsia="Arial" w:hAnsi="Arial"/>
+                <w:b w:val="false"/>
+                <w:bCs w:val="false"/>
+                <w:i w:val="false"/>
+                <w:iCs w:val="false"/>
+                <w:color w:val="000000"/>
+                <w:sz w:val="18"/>
+                <w:szCs w:val="18"/>
+              </w:rPr>
+              <w:t xml:space="preserve">Teacher opens the Explain phase by returning to the predictions on the board: 'Let us check your predictions against your evidence. Who predicted the chewed ugali would test positive for sugar? What is your evidence? Can you name the enzyme responsible?' After guided question 3, the teacher explicitly connects to the anchoring phenomenon: 'A mosquito uses enzymes in its saliva just like you use amylase in yours. Both are molecular tools adapted to a specific feeding need — one for blood, one for ugali starch. Does that change how you think about the driving question?' WAIT TIME: 90 seconds silent thinking before open discussion. Teacher also addresses the common misconception that enzymes are destroyed after one reaction: 'Enzymes are catalysts — they are not used up. Amylase can break down many starch molecules. What does that tell us about how the body is designed to be efficient?'</w:t>
+            </w:r>
+          </w:p>
+        </w:tc>
+        <w:tc>
+          <w:tcPr>
+            <w:tcW w:type="dxa" w:w="3040"/>
+            <w:shd w:fill="FFFFFF" w:color="auto" w:val="clear"/>
+            <w:tcMar>
+              <w:top w:type="dxa" w:w="60"/>
+              <w:left w:type="dxa" w:w="120"/>
+              <w:bottom w:type="dxa" w:w="60"/>
+              <w:right w:type="dxa" w:w="120"/>
+            </w:tcMar>
+            <w:vAlign w:val="top"/>
+          </w:tcPr>
+          <w:p>
+            <w:pPr>
+              <w:spacing w:after="40" w:before="0"/>
+              <w:jc w:val="left"/>
+            </w:pPr>
+            <w:r>
+              <w:rPr>
+                <w:rFonts w:ascii="Arial" w:cs="Arial" w:eastAsia="Arial" w:hAnsi="Arial"/>
+                <w:b w:val="false"/>
+                <w:bCs w:val="false"/>
+                <w:i w:val="false"/>
+                <w:iCs w:val="false"/>
+                <w:color w:val="000000"/>
+                <w:sz w:val="18"/>
+                <w:szCs w:val="18"/>
+              </w:rPr>
+              <w:t xml:space="preserve">Claim-Evidence-Reasoning (CER) written paragraphs form the core explanation task. The teacher models sentence starters on the board: 'When I chewed ugali, I observed... This is evidence that... The enzyme responsible is... because...' Peer review in pairs before the teacher takes whole-class responses ensures all learners have a complete explanation.</w:t>
+            </w:r>
+          </w:p>
+        </w:tc>
+        <w:tc>
+          <w:tcPr>
+            <w:tcW w:type="dxa" w:w="3040"/>
+            <w:shd w:fill="F2F2F2" w:color="auto" w:val="clear"/>
+            <w:tcMar>
+              <w:top w:type="dxa" w:w="60"/>
+              <w:left w:type="dxa" w:w="120"/>
+              <w:bottom w:type="dxa" w:w="60"/>
+              <w:right w:type="dxa" w:w="120"/>
+            </w:tcMar>
+            <w:vAlign w:val="top"/>
+          </w:tcPr>
+          <w:p>
+            <w:pPr>
+              <w:spacing w:after="40" w:before="0"/>
+              <w:jc w:val="left"/>
+            </w:pPr>
+            <w:r>
+              <w:rPr>
+                <w:rFonts w:ascii="Arial" w:cs="Arial" w:eastAsia="Arial" w:hAnsi="Arial"/>
+                <w:b w:val="false"/>
+                <w:bCs w:val="false"/>
+                <w:i w:val="false"/>
+                <w:iCs w:val="false"/>
+                <w:color w:val="000000"/>
+                <w:sz w:val="18"/>
+                <w:szCs w:val="18"/>
+              </w:rPr>
+              <w:t xml:space="preserve">Teacher collects written CER paragraphs as exit evidence. Success criteria: (1) amylase named and correctly located; (2) starch named as substrate and reducing sugar/maltose/glucose named as product; (3) colour change evidence cited specifically; (4) pepsin and lipase correctly matched to substrates in guided questions. Guided question 3 is used to assess whether learners can transfer enzyme logic to the mosquito context — a higher-order indicator of understanding.</w:t>
+            </w:r>
+          </w:p>
+        </w:tc>
+      </w:tr>
+      <w:tr>
+        <w:tc>
+          <w:tcPr>
+            <w:tcW w:type="dxa" w:w="1520"/>
+            <w:shd w:fill="FCE4D6" w:color="auto" w:val="clear"/>
+            <w:tcMar>
+              <w:top w:type="dxa" w:w="60"/>
+              <w:left w:type="dxa" w:w="120"/>
+              <w:bottom w:type="dxa" w:w="60"/>
+              <w:right w:type="dxa" w:w="120"/>
+            </w:tcMar>
+            <w:vAlign w:val="top"/>
+          </w:tcPr>
+          <w:p>
+            <w:pPr>
+              <w:spacing w:after="40" w:before="0"/>
+              <w:jc w:val="left"/>
+            </w:pPr>
+            <w:r>
+              <w:rPr>
+                <w:rFonts w:ascii="Arial" w:cs="Arial" w:eastAsia="Arial" w:hAnsi="Arial"/>
+                <w:b/>
+                <w:bCs/>
+                <w:i w:val="false"/>
+                <w:iCs w:val="false"/>
+                <w:color w:val="000000"/>
+                <w:sz w:val="18"/>
+                <w:szCs w:val="18"/>
+              </w:rPr>
+              <w:t xml:space="preserve">Driving Question Board (DQB) Creation</w:t>
+            </w:r>
+          </w:p>
+          <w:p>
+            <w:pPr>
+              <w:spacing w:after="20" w:before="0"/>
+            </w:pPr>
+            <w:r>
+              <w:rPr>
+                <w:rFonts w:ascii="Arial" w:cs="Arial" w:eastAsia="Arial" w:hAnsi="Arial"/>
+                <w:b/>
+                <w:bCs/>
+                <w:color w:val="1F3864"/>
+                <w:sz w:val="16"/>
+                <w:szCs w:val="16"/>
+              </w:rPr>
+              <w:t xml:space="preserve">📹 VIDEO:</w:t>
+            </w:r>
+          </w:p>
+          <w:p>
+            <w:pPr>
+              <w:spacing w:after="20" w:before="0"/>
+            </w:pPr>
+            <w:hyperlink w:history="1" r:id="rId2jo4tqtuxmwfilnmuhekz">
               <w:r>
                 <w:rPr>
                   <w:rFonts w:ascii="Arial" w:cs="Arial" w:eastAsia="Arial" w:hAnsi="Arial"/>
@@ -24555,6 +24863,22 @@
           </w:p>
           <w:p>
             <w:pPr>
+              <w:spacing w:after="20" w:before="0"/>
+            </w:pPr>
+            <w:r>
+              <w:rPr>
+                <w:rFonts w:ascii="Arial" w:cs="Arial" w:eastAsia="Arial" w:hAnsi="Arial"/>
+                <w:i/>
+                <w:iCs/>
+                <w:color w:val="595959"/>
+                <w:sz w:val="16"/>
+                <w:szCs w:val="16"/>
+              </w:rPr>
+              <w:t xml:space="preserve">Related topic: not an exact match for this lesson.</w:t>
+            </w:r>
+          </w:p>
+          <w:p>
+            <w:pPr>
               <w:spacing w:after="10" w:before="0"/>
               <w:ind w:left="120"/>
             </w:pPr>
@@ -24573,7 +24897,85 @@
               <w:spacing w:after="10" w:before="0"/>
               <w:ind w:left="120"/>
             </w:pPr>
-            <w:hyperlink w:history="1" r:id="rIdnbajb0rf3onmsjhlg0dgd">
+            <w:hyperlink w:history="1" r:id="rIdgel522hrpcefs7yz9wv6k">
+              <w:r>
+                <w:rPr>
+                  <w:rFonts w:ascii="Arial" w:cs="Arial" w:eastAsia="Arial" w:hAnsi="Arial"/>
+                  <w:color w:val="595959"/>
+                  <w:sz w:val="14"/>
+                  <w:szCs w:val="14"/>
+                  <w:u w:val="single" w:color="595959"/>
+                </w:rPr>
+                <w:t xml:space="preserve">🔍 Search ARES for similar videos</w:t>
+              </w:r>
+            </w:hyperlink>
+          </w:p>
+          <w:p>
+            <w:pPr>
+              <w:spacing w:after="40" w:before="0"/>
+            </w:pPr>
+            <w:r>
+              <w:rPr>
+                <w:sz w:val="14"/>
+                <w:szCs w:val="14"/>
+              </w:rPr>
+              <w:t xml:space="preserve"/>
+            </w:r>
+          </w:p>
+          <w:p>
+            <w:pPr>
+              <w:spacing w:after="20" w:before="0"/>
+            </w:pPr>
+            <w:r>
+              <w:rPr>
+                <w:rFonts w:ascii="Arial" w:cs="Arial" w:eastAsia="Arial" w:hAnsi="Arial"/>
+                <w:b/>
+                <w:bCs/>
+                <w:color w:val="1F3864"/>
+                <w:sz w:val="16"/>
+                <w:szCs w:val="16"/>
+              </w:rPr>
+              <w:t xml:space="preserve">📖 EXERCISE:</w:t>
+            </w:r>
+          </w:p>
+          <w:p>
+            <w:pPr>
+              <w:spacing w:after="20" w:before="0"/>
+            </w:pPr>
+            <w:hyperlink w:history="1" r:id="rIdkzhzx8dc00qz3q4dwvwfc">
+              <w:r>
+                <w:rPr>
+                  <w:rFonts w:ascii="Arial" w:cs="Arial" w:eastAsia="Arial" w:hAnsi="Arial"/>
+                  <w:color w:val="2E75B6"/>
+                  <w:sz w:val="16"/>
+                  <w:szCs w:val="16"/>
+                  <w:u w:val="single" w:color="2E75B6"/>
+                </w:rPr>
+                <w:t xml:space="preserve">Enzyme Function Practice</w:t>
+              </w:r>
+            </w:hyperlink>
+          </w:p>
+          <w:p>
+            <w:pPr>
+              <w:spacing w:after="10" w:before="0"/>
+              <w:ind w:left="120"/>
+            </w:pPr>
+            <w:r>
+              <w:rPr>
+                <w:rFonts w:ascii="Arial" w:cs="Arial" w:eastAsia="Arial" w:hAnsi="Arial"/>
+                <w:color w:val="595959"/>
+                <w:sz w:val="14"/>
+                <w:szCs w:val="14"/>
+              </w:rPr>
+              <w:t xml:space="preserve">Source: CK-12</w:t>
+            </w:r>
+          </w:p>
+          <w:p>
+            <w:pPr>
+              <w:spacing w:after="10" w:before="0"/>
+              <w:ind w:left="120"/>
+            </w:pPr>
+            <w:hyperlink w:history="1" r:id="rIdvwaufcyhg0m_y3tk36apm">
               <w:r>
                 <w:rPr>
                   <w:rFonts w:ascii="Arial" w:cs="Arial" w:eastAsia="Arial" w:hAnsi="Arial"/>
@@ -24615,7 +25017,7 @@
                 <w:sz w:val="18"/>
                 <w:szCs w:val="18"/>
               </w:rPr>
-              <w:t xml:space="preserve">Learners use their results table as evidence to construct a written explanation answering: 'What caused the sweet taste when you chewed ugali?' The explanation must name the enzyme, name the substrate, name the product, and state where in the digestive system the reaction occurred. The teacher then guides a class discussion extending to pepsin and lipase: learners receive a two-column reference card showing Enzyme / Location / Substrate / Product for all three enzymes and use it to answer three guided questions in their notebooks: (1) A person with no pepsin in their stomach eats nyama choma — what problem will they experience in digesting the protein? (2) Lipase breaks down fats from avocado into fatty acids and glycerol — where does this happen and why is it important? (3) A mosquito injects saliva containing anticoagulants into your blood — this saliva contains enzymes. How is this similar to what happens in your digestive system? (The third question deliberately reconnects to the anchoring phenomenon.)</w:t>
+              <w:t xml:space="preserve">Learners return to the class Driving Question Board that has been building since Lesson 1. The teacher asks: 'Which questions on our board can we now fully or partially answer using today's enzyme evidence?' Learners identify relevant sticky notes and move them to the answered column, or annotate them with new evidence. Learners then generate at least one new question prompted by today's lesson — typical new questions include: 'What happens if you produce too little lipase?', 'Do insects have enzymes in their digestive systems too?', 'How does the mosquito enzyme prevent blood from clotting?' New questions are added to the board. The teacher draws attention to the question about absorption (previewing Lesson 9): 'We now know that starch becomes glucose — but how does glucose actually get from the inside of the small intestine into the blood? That is our next investigation.'</w:t>
             </w:r>
           </w:p>
         </w:tc>
@@ -24647,7 +25049,7 @@
                 <w:sz w:val="18"/>
                 <w:szCs w:val="18"/>
               </w:rPr>
-              <w:t xml:space="preserve">Teacher opens the Explain phase by returning to the predictions on the board: 'Let us check your predictions against your evidence. Who predicted the chewed ugali would test positive for sugar? What is your evidence? Can you name the enzyme responsible?' After guided question 3, the teacher explicitly connects to the anchoring phenomenon: 'A mosquito uses enzymes in its saliva just like you use amylase in yours. Both are molecular tools adapted to a specific feeding need — one for blood, one for ugali starch. Does that change how you think about the driving question?' WAIT TIME: 90 seconds silent thinking before open discussion. Teacher also addresses the common misconception that enzymes are destroyed after one reaction: 'Enzymes are catalysts — they are not used up. Amylase can break down many starch molecules. What does that tell us about how the body is designed to be efficient?'</w:t>
+              <w:t xml:space="preserve">Teacher facilitates the DQB update by pointing to two specific prior questions that enzyme evidence now answers — for example, any question about how food is chemically changed inside the body. 'We said in Lesson 1 we did not understand how a grasshopper could digest tough maize leaves. Today we have evidence that enzymes do the chemical work after teeth do the mechanical work. Does that complete the answer or do we need more?' Teacher records the preview question about absorption visibly on the board. 'Hold that question — we will investigate it next lesson using a model of the ileum.'</w:t>
             </w:r>
           </w:p>
         </w:tc>
@@ -24679,7 +25081,7 @@
                 <w:sz w:val="18"/>
                 <w:szCs w:val="18"/>
               </w:rPr>
-              <w:t xml:space="preserve">Claim-Evidence-Reasoning (CER) written paragraphs form the core explanation task. The teacher models sentence starters on the board: 'When I chewed ugali, I observed... This is evidence that... The enzyme responsible is... because...' Peer review in pairs before the teacher takes whole-class responses ensures all learners have a complete explanation.</w:t>
+              <w:t xml:space="preserve">The DQB update serves as a collective knowledge-consolidation routine. Moving answered questions to a separate column makes the cumulative progress of the inquiry visible to learners. Generating new questions maintains epistemic agency — learners are authors of the investigation, not just recipients of content.</w:t>
             </w:r>
           </w:p>
         </w:tc>
@@ -24711,7 +25113,7 @@
                 <w:sz w:val="18"/>
                 <w:szCs w:val="18"/>
               </w:rPr>
-              <w:t xml:space="preserve">Teacher collects written CER paragraphs as exit evidence. Success criteria: (1) amylase named and correctly located; (2) starch named as substrate and reducing sugar/maltose/glucose named as product; (3) colour change evidence cited specifically; (4) pepsin and lipase correctly matched to substrates in guided questions. Guided question 3 is used to assess whether learners can transfer enzyme logic to the mosquito context — a higher-order indicator of understanding.</w:t>
+              <w:t xml:space="preserve">Teacher assesses the quality of questions learners generate: are they moving toward deeper mechanistic questions (how does absorption work?) rather than surface recall questions (what is amylase?)? The ability to generate productive new questions is an indicator of genuine understanding of the current lesson content.</w:t>
             </w:r>
           </w:p>
         </w:tc>
@@ -24720,32 +25122,32 @@
         <w:tc>
           <w:tcPr>
             <w:tcW w:type="dxa" w:w="1520"/>
-            <w:shd w:fill="FCE4D6" w:color="auto" w:val="clear"/>
-            <w:tcMar>
-              <w:top w:type="dxa" w:w="60"/>
-              <w:left w:type="dxa" w:w="120"/>
-              <w:bottom w:type="dxa" w:w="60"/>
-              <w:right w:type="dxa" w:w="120"/>
-            </w:tcMar>
-            <w:vAlign w:val="top"/>
-          </w:tcPr>
-          <w:p>
-            <w:pPr>
-              <w:spacing w:after="40" w:before="0"/>
-              <w:jc w:val="left"/>
-            </w:pPr>
-            <w:r>
-              <w:rPr>
-                <w:rFonts w:ascii="Arial" w:cs="Arial" w:eastAsia="Arial" w:hAnsi="Arial"/>
-                <w:b/>
-                <w:bCs/>
-                <w:i w:val="false"/>
-                <w:iCs w:val="false"/>
-                <w:color w:val="000000"/>
-                <w:sz w:val="18"/>
-                <w:szCs w:val="18"/>
-              </w:rPr>
-              <w:t xml:space="preserve">Driving Question Board (DQB) Creation</w:t>
+            <w:shd w:fill="D5E8F0" w:color="auto" w:val="clear"/>
+            <w:tcMar>
+              <w:top w:type="dxa" w:w="60"/>
+              <w:left w:type="dxa" w:w="120"/>
+              <w:bottom w:type="dxa" w:w="60"/>
+              <w:right w:type="dxa" w:w="120"/>
+            </w:tcMar>
+            <w:vAlign w:val="top"/>
+          </w:tcPr>
+          <w:p>
+            <w:pPr>
+              <w:spacing w:after="40" w:before="0"/>
+              <w:jc w:val="left"/>
+            </w:pPr>
+            <w:r>
+              <w:rPr>
+                <w:rFonts w:ascii="Arial" w:cs="Arial" w:eastAsia="Arial" w:hAnsi="Arial"/>
+                <w:b/>
+                <w:bCs/>
+                <w:i w:val="false"/>
+                <w:iCs w:val="false"/>
+                <w:color w:val="000000"/>
+                <w:sz w:val="18"/>
+                <w:szCs w:val="18"/>
+              </w:rPr>
+              <w:t xml:space="preserve">Model Building Phase</w:t>
             </w:r>
           </w:p>
           <w:p>
@@ -24768,7 +25170,7 @@
             <w:pPr>
               <w:spacing w:after="20" w:before="0"/>
             </w:pPr>
-            <w:hyperlink w:history="1" r:id="rIdkxo8hmlrhi6exa772jh9f">
+            <w:hyperlink w:history="1" r:id="rId_mf319pd8sufsrhgxdnhe">
               <w:r>
                 <w:rPr>
                   <w:rFonts w:ascii="Arial" w:cs="Arial" w:eastAsia="Arial" w:hAnsi="Arial"/>
@@ -24783,6 +25185,22 @@
           </w:p>
           <w:p>
             <w:pPr>
+              <w:spacing w:after="20" w:before="0"/>
+            </w:pPr>
+            <w:r>
+              <w:rPr>
+                <w:rFonts w:ascii="Arial" w:cs="Arial" w:eastAsia="Arial" w:hAnsi="Arial"/>
+                <w:i/>
+                <w:iCs/>
+                <w:color w:val="595959"/>
+                <w:sz w:val="16"/>
+                <w:szCs w:val="16"/>
+              </w:rPr>
+              <w:t xml:space="preserve">Related topic: not an exact match for this lesson.</w:t>
+            </w:r>
+          </w:p>
+          <w:p>
+            <w:pPr>
               <w:spacing w:after="10" w:before="0"/>
               <w:ind w:left="120"/>
             </w:pPr>
@@ -24801,7 +25219,7 @@
               <w:spacing w:after="10" w:before="0"/>
               <w:ind w:left="120"/>
             </w:pPr>
-            <w:hyperlink w:history="1" r:id="rIdb_rz6mufy6rats5ezbpdw">
+            <w:hyperlink w:history="1" r:id="rIdyzyqmqhug2-nnq8docv0a">
               <w:r>
                 <w:rPr>
                   <w:rFonts w:ascii="Arial" w:cs="Arial" w:eastAsia="Arial" w:hAnsi="Arial"/>
@@ -24839,14 +25257,14 @@
                 <w:sz w:val="16"/>
                 <w:szCs w:val="16"/>
               </w:rPr>
-              <w:t xml:space="preserve">📖 EXERCISE:</w:t>
+              <w:t xml:space="preserve">📖 HTML:</w:t>
             </w:r>
           </w:p>
           <w:p>
             <w:pPr>
               <w:spacing w:after="20" w:before="0"/>
             </w:pPr>
-            <w:hyperlink w:history="1" r:id="rId_bwfyutwmwdpvlp0ctbkd">
+            <w:hyperlink w:history="1" r:id="rIdgfuvupkiwoi87mpbxhlse">
               <w:r>
                 <w:rPr>
                   <w:rFonts w:ascii="Arial" w:cs="Arial" w:eastAsia="Arial" w:hAnsi="Arial"/>
@@ -24855,7 +25273,7 @@
                   <w:szCs w:val="16"/>
                   <w:u w:val="single" w:color="2E75B6"/>
                 </w:rPr>
-                <w:t xml:space="preserve">Enzyme regulation and inhibition</w:t>
+                <w:t xml:space="preserve">Enzyme Function: Penny Machine (PLIX)</w:t>
               </w:r>
             </w:hyperlink>
           </w:p>
@@ -24871,7 +25289,7 @@
                 <w:sz w:val="14"/>
                 <w:szCs w:val="14"/>
               </w:rPr>
-              <w:t xml:space="preserve">Source: Khan Academy (English - US curriculum)</w:t>
+              <w:t xml:space="preserve">Source: CK-12</w:t>
             </w:r>
           </w:p>
           <w:p>
@@ -24879,313 +25297,7 @@
               <w:spacing w:after="10" w:before="0"/>
               <w:ind w:left="120"/>
             </w:pPr>
-            <w:hyperlink w:history="1" r:id="rId9qqrppfimplv_lez9r2y6">
-              <w:r>
-                <w:rPr>
-                  <w:rFonts w:ascii="Arial" w:cs="Arial" w:eastAsia="Arial" w:hAnsi="Arial"/>
-                  <w:color w:val="595959"/>
-                  <w:sz w:val="14"/>
-                  <w:szCs w:val="14"/>
-                  <w:u w:val="single" w:color="595959"/>
-                </w:rPr>
-                <w:t xml:space="preserve">🔍 Search ARES for similar readings</w:t>
-              </w:r>
-            </w:hyperlink>
-          </w:p>
-        </w:tc>
-        <w:tc>
-          <w:tcPr>
-            <w:tcW w:type="dxa" w:w="3040"/>
-            <w:shd w:fill="FFFFFF" w:color="auto" w:val="clear"/>
-            <w:tcMar>
-              <w:top w:type="dxa" w:w="60"/>
-              <w:left w:type="dxa" w:w="120"/>
-              <w:bottom w:type="dxa" w:w="60"/>
-              <w:right w:type="dxa" w:w="120"/>
-            </w:tcMar>
-            <w:vAlign w:val="top"/>
-          </w:tcPr>
-          <w:p>
-            <w:pPr>
-              <w:spacing w:after="40" w:before="0"/>
-              <w:jc w:val="left"/>
-            </w:pPr>
-            <w:r>
-              <w:rPr>
-                <w:rFonts w:ascii="Arial" w:cs="Arial" w:eastAsia="Arial" w:hAnsi="Arial"/>
-                <w:b w:val="false"/>
-                <w:bCs w:val="false"/>
-                <w:i w:val="false"/>
-                <w:iCs w:val="false"/>
-                <w:color w:val="000000"/>
-                <w:sz w:val="18"/>
-                <w:szCs w:val="18"/>
-              </w:rPr>
-              <w:t xml:space="preserve">Learners return to the class Driving Question Board that has been building since Lesson 1. The teacher asks: 'Which questions on our board can we now fully or partially answer using today's enzyme evidence?' Learners identify relevant sticky notes and move them to the answered column, or annotate them with new evidence. Learners then generate at least one new question prompted by today's lesson — typical new questions include: 'What happens if you produce too little lipase?', 'Do insects have enzymes in their digestive systems too?', 'How does the mosquito enzyme prevent blood from clotting?' New questions are added to the board. The teacher draws attention to the question about absorption (previewing Lesson 9): 'We now know that starch becomes glucose — but how does glucose actually get from the inside of the small intestine into the blood? That is our next investigation.'</w:t>
-            </w:r>
-          </w:p>
-        </w:tc>
-        <w:tc>
-          <w:tcPr>
-            <w:tcW w:type="dxa" w:w="3040"/>
-            <w:shd w:fill="F2F2F2" w:color="auto" w:val="clear"/>
-            <w:tcMar>
-              <w:top w:type="dxa" w:w="60"/>
-              <w:left w:type="dxa" w:w="120"/>
-              <w:bottom w:type="dxa" w:w="60"/>
-              <w:right w:type="dxa" w:w="120"/>
-            </w:tcMar>
-            <w:vAlign w:val="top"/>
-          </w:tcPr>
-          <w:p>
-            <w:pPr>
-              <w:spacing w:after="40" w:before="0"/>
-              <w:jc w:val="left"/>
-            </w:pPr>
-            <w:r>
-              <w:rPr>
-                <w:rFonts w:ascii="Arial" w:cs="Arial" w:eastAsia="Arial" w:hAnsi="Arial"/>
-                <w:b w:val="false"/>
-                <w:bCs w:val="false"/>
-                <w:i w:val="false"/>
-                <w:iCs w:val="false"/>
-                <w:color w:val="000000"/>
-                <w:sz w:val="18"/>
-                <w:szCs w:val="18"/>
-              </w:rPr>
-              <w:t xml:space="preserve">Teacher facilitates the DQB update by pointing to two specific prior questions that enzyme evidence now answers — for example, any question about how food is chemically changed inside the body. 'We said in Lesson 1 we did not understand how a grasshopper could digest tough maize leaves. Today we have evidence that enzymes do the chemical work after teeth do the mechanical work. Does that complete the answer or do we need more?' Teacher records the preview question about absorption visibly on the board. 'Hold that question — we will investigate it next lesson using a model of the ileum.'</w:t>
-            </w:r>
-          </w:p>
-        </w:tc>
-        <w:tc>
-          <w:tcPr>
-            <w:tcW w:type="dxa" w:w="3040"/>
-            <w:shd w:fill="FFFFFF" w:color="auto" w:val="clear"/>
-            <w:tcMar>
-              <w:top w:type="dxa" w:w="60"/>
-              <w:left w:type="dxa" w:w="120"/>
-              <w:bottom w:type="dxa" w:w="60"/>
-              <w:right w:type="dxa" w:w="120"/>
-            </w:tcMar>
-            <w:vAlign w:val="top"/>
-          </w:tcPr>
-          <w:p>
-            <w:pPr>
-              <w:spacing w:after="40" w:before="0"/>
-              <w:jc w:val="left"/>
-            </w:pPr>
-            <w:r>
-              <w:rPr>
-                <w:rFonts w:ascii="Arial" w:cs="Arial" w:eastAsia="Arial" w:hAnsi="Arial"/>
-                <w:b w:val="false"/>
-                <w:bCs w:val="false"/>
-                <w:i w:val="false"/>
-                <w:iCs w:val="false"/>
-                <w:color w:val="000000"/>
-                <w:sz w:val="18"/>
-                <w:szCs w:val="18"/>
-              </w:rPr>
-              <w:t xml:space="preserve">The DQB update serves as a collective knowledge-consolidation routine. Moving answered questions to a separate column makes the cumulative progress of the inquiry visible to learners. Generating new questions maintains epistemic agency — learners are authors of the investigation, not just recipients of content.</w:t>
-            </w:r>
-          </w:p>
-        </w:tc>
-        <w:tc>
-          <w:tcPr>
-            <w:tcW w:type="dxa" w:w="3040"/>
-            <w:shd w:fill="F2F2F2" w:color="auto" w:val="clear"/>
-            <w:tcMar>
-              <w:top w:type="dxa" w:w="60"/>
-              <w:left w:type="dxa" w:w="120"/>
-              <w:bottom w:type="dxa" w:w="60"/>
-              <w:right w:type="dxa" w:w="120"/>
-            </w:tcMar>
-            <w:vAlign w:val="top"/>
-          </w:tcPr>
-          <w:p>
-            <w:pPr>
-              <w:spacing w:after="40" w:before="0"/>
-              <w:jc w:val="left"/>
-            </w:pPr>
-            <w:r>
-              <w:rPr>
-                <w:rFonts w:ascii="Arial" w:cs="Arial" w:eastAsia="Arial" w:hAnsi="Arial"/>
-                <w:b w:val="false"/>
-                <w:bCs w:val="false"/>
-                <w:i w:val="false"/>
-                <w:iCs w:val="false"/>
-                <w:color w:val="000000"/>
-                <w:sz w:val="18"/>
-                <w:szCs w:val="18"/>
-              </w:rPr>
-              <w:t xml:space="preserve">Teacher assesses the quality of questions learners generate: are they moving toward deeper mechanistic questions (how does absorption work?) rather than surface recall questions (what is amylase?)? The ability to generate productive new questions is an indicator of genuine understanding of the current lesson content.</w:t>
-            </w:r>
-          </w:p>
-        </w:tc>
-      </w:tr>
-      <w:tr>
-        <w:tc>
-          <w:tcPr>
-            <w:tcW w:type="dxa" w:w="1520"/>
-            <w:shd w:fill="D5E8F0" w:color="auto" w:val="clear"/>
-            <w:tcMar>
-              <w:top w:type="dxa" w:w="60"/>
-              <w:left w:type="dxa" w:w="120"/>
-              <w:bottom w:type="dxa" w:w="60"/>
-              <w:right w:type="dxa" w:w="120"/>
-            </w:tcMar>
-            <w:vAlign w:val="top"/>
-          </w:tcPr>
-          <w:p>
-            <w:pPr>
-              <w:spacing w:after="40" w:before="0"/>
-              <w:jc w:val="left"/>
-            </w:pPr>
-            <w:r>
-              <w:rPr>
-                <w:rFonts w:ascii="Arial" w:cs="Arial" w:eastAsia="Arial" w:hAnsi="Arial"/>
-                <w:b/>
-                <w:bCs/>
-                <w:i w:val="false"/>
-                <w:iCs w:val="false"/>
-                <w:color w:val="000000"/>
-                <w:sz w:val="18"/>
-                <w:szCs w:val="18"/>
-              </w:rPr>
-              <w:t xml:space="preserve">Model Building Phase</w:t>
-            </w:r>
-          </w:p>
-          <w:p>
-            <w:pPr>
-              <w:spacing w:after="20" w:before="0"/>
-            </w:pPr>
-            <w:r>
-              <w:rPr>
-                <w:rFonts w:ascii="Arial" w:cs="Arial" w:eastAsia="Arial" w:hAnsi="Arial"/>
-                <w:b/>
-                <w:bCs/>
-                <w:color w:val="1F3864"/>
-                <w:sz w:val="16"/>
-                <w:szCs w:val="16"/>
-              </w:rPr>
-              <w:t xml:space="preserve">📹 VIDEO:</w:t>
-            </w:r>
-          </w:p>
-          <w:p>
-            <w:pPr>
-              <w:spacing w:after="20" w:before="0"/>
-            </w:pPr>
-            <w:hyperlink w:history="1" r:id="rIdo8zjzukt2ra2llbtjupzt">
-              <w:r>
-                <w:rPr>
-                  <w:rFonts w:ascii="Arial" w:cs="Arial" w:eastAsia="Arial" w:hAnsi="Arial"/>
-                  <w:color w:val="2E75B6"/>
-                  <w:sz w:val="16"/>
-                  <w:szCs w:val="16"/>
-                  <w:u w:val="single" w:color="2E75B6"/>
-                </w:rPr>
-                <w:t xml:space="preserve">Enzymes</w:t>
-              </w:r>
-            </w:hyperlink>
-          </w:p>
-          <w:p>
-            <w:pPr>
-              <w:spacing w:after="10" w:before="0"/>
-              <w:ind w:left="120"/>
-            </w:pPr>
-            <w:r>
-              <w:rPr>
-                <w:rFonts w:ascii="Arial" w:cs="Arial" w:eastAsia="Arial" w:hAnsi="Arial"/>
-                <w:color w:val="595959"/>
-                <w:sz w:val="14"/>
-                <w:szCs w:val="14"/>
-              </w:rPr>
-              <w:t xml:space="preserve">Source: Khan Academy (English - US curriculum)</w:t>
-            </w:r>
-          </w:p>
-          <w:p>
-            <w:pPr>
-              <w:spacing w:after="10" w:before="0"/>
-              <w:ind w:left="120"/>
-            </w:pPr>
-            <w:hyperlink w:history="1" r:id="rIdcjxacwqb9etjc03sz1drm">
-              <w:r>
-                <w:rPr>
-                  <w:rFonts w:ascii="Arial" w:cs="Arial" w:eastAsia="Arial" w:hAnsi="Arial"/>
-                  <w:color w:val="595959"/>
-                  <w:sz w:val="14"/>
-                  <w:szCs w:val="14"/>
-                  <w:u w:val="single" w:color="595959"/>
-                </w:rPr>
-                <w:t xml:space="preserve">🔍 Search ARES for similar videos</w:t>
-              </w:r>
-            </w:hyperlink>
-          </w:p>
-          <w:p>
-            <w:pPr>
-              <w:spacing w:after="40" w:before="0"/>
-            </w:pPr>
-            <w:r>
-              <w:rPr>
-                <w:sz w:val="14"/>
-                <w:szCs w:val="14"/>
-              </w:rPr>
-              <w:t xml:space="preserve"/>
-            </w:r>
-          </w:p>
-          <w:p>
-            <w:pPr>
-              <w:spacing w:after="20" w:before="0"/>
-            </w:pPr>
-            <w:r>
-              <w:rPr>
-                <w:rFonts w:ascii="Arial" w:cs="Arial" w:eastAsia="Arial" w:hAnsi="Arial"/>
-                <w:b/>
-                <w:bCs/>
-                <w:color w:val="1F3864"/>
-                <w:sz w:val="16"/>
-                <w:szCs w:val="16"/>
-              </w:rPr>
-              <w:t xml:space="preserve">📖 EXERCISE:</w:t>
-            </w:r>
-          </w:p>
-          <w:p>
-            <w:pPr>
-              <w:spacing w:after="20" w:before="0"/>
-            </w:pPr>
-            <w:hyperlink w:history="1" r:id="rIddcxb-eaieel5ahudgl5zf">
-              <w:r>
-                <w:rPr>
-                  <w:rFonts w:ascii="Arial" w:cs="Arial" w:eastAsia="Arial" w:hAnsi="Arial"/>
-                  <w:color w:val="2E75B6"/>
-                  <w:sz w:val="16"/>
-                  <w:szCs w:val="16"/>
-                  <w:u w:val="single" w:color="2E75B6"/>
-                </w:rPr>
-                <w:t xml:space="preserve">Enzyme structure and catalysis</w:t>
-              </w:r>
-            </w:hyperlink>
-          </w:p>
-          <w:p>
-            <w:pPr>
-              <w:spacing w:after="10" w:before="0"/>
-              <w:ind w:left="120"/>
-            </w:pPr>
-            <w:r>
-              <w:rPr>
-                <w:rFonts w:ascii="Arial" w:cs="Arial" w:eastAsia="Arial" w:hAnsi="Arial"/>
-                <w:color w:val="595959"/>
-                <w:sz w:val="14"/>
-                <w:szCs w:val="14"/>
-              </w:rPr>
-              <w:t xml:space="preserve">Source: Khan Academy (English - US curriculum)</w:t>
-            </w:r>
-          </w:p>
-          <w:p>
-            <w:pPr>
-              <w:spacing w:after="10" w:before="0"/>
-              <w:ind w:left="120"/>
-            </w:pPr>
-            <w:hyperlink w:history="1" r:id="rIdcosb5ojwj5d66to_b5ofg">
+            <w:hyperlink w:history="1" r:id="rIdiqbakbeliqysgtshox6-q">
               <w:r>
                 <w:rPr>
                   <w:rFonts w:ascii="Arial" w:cs="Arial" w:eastAsia="Arial" w:hAnsi="Arial"/>
@@ -25697,7 +25809,7 @@
         </w:rPr>
         <w:t xml:space="preserve">© 2026 SeaVuria and ARES. Aligned with KICD objectives. Developed by SeaVuria; technical implementation by ARES (with AI assistance from Claude). Licensed under </w:t>
       </w:r>
-      <w:hyperlink w:history="1" r:id="rId6eohc2407lrhzrjmzs4ds">
+      <w:hyperlink w:history="1" r:id="rIdmxvkfjtjqxl9zyfacdsep">
         <w:r>
           <w:rPr>
             <w:rFonts w:ascii="Arial" w:cs="Arial" w:eastAsia="Arial" w:hAnsi="Arial"/>
@@ -25718,7 +25830,7 @@
         </w:rPr>
         <w:t xml:space="preserve"> (</w:t>
       </w:r>
-      <w:hyperlink w:history="1" r:id="rId-u2w9hzrkmtcjxmfpvdnv">
+      <w:hyperlink w:history="1" r:id="rIdl8fenyvuprxa8ww5x2fwe">
         <w:r>
           <w:rPr>
             <w:rFonts w:ascii="Arial" w:cs="Arial" w:eastAsia="Arial" w:hAnsi="Arial"/>
@@ -26731,40 +26843,24 @@
             <w:pPr>
               <w:spacing w:after="20" w:before="0"/>
             </w:pPr>
-            <w:hyperlink w:history="1" r:id="rIdwb-ejdwoefthl5ory9vdd">
-              <w:r>
-                <w:rPr>
-                  <w:rFonts w:ascii="Arial" w:cs="Arial" w:eastAsia="Arial" w:hAnsi="Arial"/>
-                  <w:color w:val="2E75B6"/>
-                  <w:sz w:val="16"/>
-                  <w:szCs w:val="16"/>
-                  <w:u w:val="single" w:color="2E75B6"/>
-                </w:rPr>
-                <w:t xml:space="preserve">Absorption and reflection</w:t>
-              </w:r>
-            </w:hyperlink>
+            <w:r>
+              <w:rPr>
+                <w:rFonts w:ascii="Arial" w:cs="Arial" w:eastAsia="Arial" w:hAnsi="Arial"/>
+                <w:i/>
+                <w:iCs/>
+                <w:color w:val="595959"/>
+                <w:sz w:val="16"/>
+                <w:szCs w:val="16"/>
+              </w:rPr>
+              <w:t xml:space="preserve">No closely matching video in the ARES library for this activity.</w:t>
+            </w:r>
           </w:p>
           <w:p>
             <w:pPr>
               <w:spacing w:after="10" w:before="0"/>
               <w:ind w:left="120"/>
             </w:pPr>
-            <w:r>
-              <w:rPr>
-                <w:rFonts w:ascii="Arial" w:cs="Arial" w:eastAsia="Arial" w:hAnsi="Arial"/>
-                <w:color w:val="595959"/>
-                <w:sz w:val="14"/>
-                <w:szCs w:val="14"/>
-              </w:rPr>
-              <w:t xml:space="preserve">Source: Khan Academy (English - US curriculum)</w:t>
-            </w:r>
-          </w:p>
-          <w:p>
-            <w:pPr>
-              <w:spacing w:after="10" w:before="0"/>
-              <w:ind w:left="120"/>
-            </w:pPr>
-            <w:hyperlink w:history="1" r:id="rIdnez2mfpw8ymaqj7p040bf">
+            <w:hyperlink w:history="1" r:id="rIdcayb6jpin67ngjumviun9">
               <w:r>
                 <w:rPr>
                   <w:rFonts w:ascii="Arial" w:cs="Arial" w:eastAsia="Arial" w:hAnsi="Arial"/>
@@ -26773,9 +26869,24 @@
                   <w:szCs w:val="14"/>
                   <w:u w:val="single" w:color="595959"/>
                 </w:rPr>
-                <w:t xml:space="preserve">🔍 Search ARES for similar videos</w:t>
+                <w:t xml:space="preserve">🔍 Search ARES for videos</w:t>
               </w:r>
             </w:hyperlink>
+          </w:p>
+          <w:p>
+            <w:pPr>
+              <w:spacing w:after="10" w:before="0"/>
+              <w:ind w:left="120"/>
+            </w:pPr>
+            <w:r>
+              <w:rPr>
+                <w:rFonts w:ascii="Arial" w:cs="Arial" w:eastAsia="Arial" w:hAnsi="Arial"/>
+                <w:color w:val="595959"/>
+                <w:sz w:val="14"/>
+                <w:szCs w:val="14"/>
+              </w:rPr>
+              <w:t xml:space="preserve">Search terms: animal nutrition absorption assimilation</w:t>
+            </w:r>
           </w:p>
           <w:p>
             <w:pPr>
@@ -26809,7 +26920,7 @@
             <w:pPr>
               <w:spacing w:after="20" w:before="0"/>
             </w:pPr>
-            <w:hyperlink w:history="1" r:id="rIdrxm-k7pjt67p6cyf0pxfu">
+            <w:hyperlink w:history="1" r:id="rIdsrhoqgi5urzi6pts-srly">
               <w:r>
                 <w:rPr>
                   <w:rFonts w:ascii="Arial" w:cs="Arial" w:eastAsia="Arial" w:hAnsi="Arial"/>
@@ -26824,6 +26935,22 @@
           </w:p>
           <w:p>
             <w:pPr>
+              <w:spacing w:after="20" w:before="0"/>
+            </w:pPr>
+            <w:r>
+              <w:rPr>
+                <w:rFonts w:ascii="Arial" w:cs="Arial" w:eastAsia="Arial" w:hAnsi="Arial"/>
+                <w:i/>
+                <w:iCs/>
+                <w:color w:val="595959"/>
+                <w:sz w:val="16"/>
+                <w:szCs w:val="16"/>
+              </w:rPr>
+              <w:t xml:space="preserve">Related topic: not an exact match for this lesson.</w:t>
+            </w:r>
+          </w:p>
+          <w:p>
+            <w:pPr>
               <w:spacing w:after="10" w:before="0"/>
               <w:ind w:left="120"/>
             </w:pPr>
@@ -26842,7 +26969,7 @@
               <w:spacing w:after="10" w:before="0"/>
               <w:ind w:left="120"/>
             </w:pPr>
-            <w:hyperlink w:history="1" r:id="rId1kqy93htchxm-utid0ye1">
+            <w:hyperlink w:history="1" r:id="rIdtczadwcu_fhwiveafdrc1">
               <w:r>
                 <w:rPr>
                   <w:rFonts w:ascii="Arial" w:cs="Arial" w:eastAsia="Arial" w:hAnsi="Arial"/>
@@ -27037,7 +27164,84 @@
             <w:pPr>
               <w:spacing w:after="20" w:before="0"/>
             </w:pPr>
-            <w:hyperlink w:history="1" r:id="rIddp0igi3xaa0ayent6oi-t">
+            <w:r>
+              <w:rPr>
+                <w:rFonts w:ascii="Arial" w:cs="Arial" w:eastAsia="Arial" w:hAnsi="Arial"/>
+                <w:i/>
+                <w:iCs/>
+                <w:color w:val="595959"/>
+                <w:sz w:val="16"/>
+                <w:szCs w:val="16"/>
+              </w:rPr>
+              <w:t xml:space="preserve">No closely matching video in the ARES library for this activity.</w:t>
+            </w:r>
+          </w:p>
+          <w:p>
+            <w:pPr>
+              <w:spacing w:after="10" w:before="0"/>
+              <w:ind w:left="120"/>
+            </w:pPr>
+            <w:hyperlink w:history="1" r:id="rIdpxiodr7gog8nf6q9zmksy">
+              <w:r>
+                <w:rPr>
+                  <w:rFonts w:ascii="Arial" w:cs="Arial" w:eastAsia="Arial" w:hAnsi="Arial"/>
+                  <w:color w:val="595959"/>
+                  <w:sz w:val="14"/>
+                  <w:szCs w:val="14"/>
+                  <w:u w:val="single" w:color="595959"/>
+                </w:rPr>
+                <w:t xml:space="preserve">🔍 Search ARES for videos</w:t>
+              </w:r>
+            </w:hyperlink>
+          </w:p>
+          <w:p>
+            <w:pPr>
+              <w:spacing w:after="10" w:before="0"/>
+              <w:ind w:left="120"/>
+            </w:pPr>
+            <w:r>
+              <w:rPr>
+                <w:rFonts w:ascii="Arial" w:cs="Arial" w:eastAsia="Arial" w:hAnsi="Arial"/>
+                <w:color w:val="595959"/>
+                <w:sz w:val="14"/>
+                <w:szCs w:val="14"/>
+              </w:rPr>
+              <w:t xml:space="preserve">Search terms: animal nutrition absorption assimilation</w:t>
+            </w:r>
+          </w:p>
+          <w:p>
+            <w:pPr>
+              <w:spacing w:after="40" w:before="0"/>
+            </w:pPr>
+            <w:r>
+              <w:rPr>
+                <w:sz w:val="14"/>
+                <w:szCs w:val="14"/>
+              </w:rPr>
+              <w:t xml:space="preserve"/>
+            </w:r>
+          </w:p>
+          <w:p>
+            <w:pPr>
+              <w:spacing w:after="20" w:before="0"/>
+            </w:pPr>
+            <w:r>
+              <w:rPr>
+                <w:rFonts w:ascii="Arial" w:cs="Arial" w:eastAsia="Arial" w:hAnsi="Arial"/>
+                <w:b/>
+                <w:bCs/>
+                <w:color w:val="1F3864"/>
+                <w:sz w:val="16"/>
+                <w:szCs w:val="16"/>
+              </w:rPr>
+              <w:t xml:space="preserve">📖 HTML:</w:t>
+            </w:r>
+          </w:p>
+          <w:p>
+            <w:pPr>
+              <w:spacing w:after="20" w:before="0"/>
+            </w:pPr>
+            <w:hyperlink w:history="1" r:id="rIdtguwfknkwoizvzvk2f3fz">
               <w:r>
                 <w:rPr>
                   <w:rFonts w:ascii="Arial" w:cs="Arial" w:eastAsia="Arial" w:hAnsi="Arial"/>
@@ -27046,9 +27250,25 @@
                   <w:szCs w:val="16"/>
                   <w:u w:val="single" w:color="2E75B6"/>
                 </w:rPr>
-                <w:t xml:space="preserve">Absorption and emission</w:t>
+                <w:t xml:space="preserve">Absorption</w:t>
               </w:r>
             </w:hyperlink>
+          </w:p>
+          <w:p>
+            <w:pPr>
+              <w:spacing w:after="20" w:before="0"/>
+            </w:pPr>
+            <w:r>
+              <w:rPr>
+                <w:rFonts w:ascii="Arial" w:cs="Arial" w:eastAsia="Arial" w:hAnsi="Arial"/>
+                <w:i/>
+                <w:iCs/>
+                <w:color w:val="595959"/>
+                <w:sz w:val="16"/>
+                <w:szCs w:val="16"/>
+              </w:rPr>
+              <w:t xml:space="preserve">Related topic: not an exact match for this lesson.</w:t>
+            </w:r>
           </w:p>
           <w:p>
             <w:pPr>
@@ -27062,7 +27282,7 @@
                 <w:sz w:val="14"/>
                 <w:szCs w:val="14"/>
               </w:rPr>
-              <w:t xml:space="preserve">Source: Khan Academy (English - US curriculum)</w:t>
+              <w:t xml:space="preserve">Source: PhET</w:t>
             </w:r>
           </w:p>
           <w:p>
@@ -27070,85 +27290,7 @@
               <w:spacing w:after="10" w:before="0"/>
               <w:ind w:left="120"/>
             </w:pPr>
-            <w:hyperlink w:history="1" r:id="rIdhrefoykins3ndnfny8mj5">
-              <w:r>
-                <w:rPr>
-                  <w:rFonts w:ascii="Arial" w:cs="Arial" w:eastAsia="Arial" w:hAnsi="Arial"/>
-                  <w:color w:val="595959"/>
-                  <w:sz w:val="14"/>
-                  <w:szCs w:val="14"/>
-                  <w:u w:val="single" w:color="595959"/>
-                </w:rPr>
-                <w:t xml:space="preserve">🔍 Search ARES for similar videos</w:t>
-              </w:r>
-            </w:hyperlink>
-          </w:p>
-          <w:p>
-            <w:pPr>
-              <w:spacing w:after="40" w:before="0"/>
-            </w:pPr>
-            <w:r>
-              <w:rPr>
-                <w:sz w:val="14"/>
-                <w:szCs w:val="14"/>
-              </w:rPr>
-              <w:t xml:space="preserve"/>
-            </w:r>
-          </w:p>
-          <w:p>
-            <w:pPr>
-              <w:spacing w:after="20" w:before="0"/>
-            </w:pPr>
-            <w:r>
-              <w:rPr>
-                <w:rFonts w:ascii="Arial" w:cs="Arial" w:eastAsia="Arial" w:hAnsi="Arial"/>
-                <w:b/>
-                <w:bCs/>
-                <w:color w:val="1F3864"/>
-                <w:sz w:val="16"/>
-                <w:szCs w:val="16"/>
-              </w:rPr>
-              <w:t xml:space="preserve">📖 EXERCISE:</w:t>
-            </w:r>
-          </w:p>
-          <w:p>
-            <w:pPr>
-              <w:spacing w:after="20" w:before="0"/>
-            </w:pPr>
-            <w:hyperlink w:history="1" r:id="rIdvipbruc2ot4lkn27noual">
-              <w:r>
-                <w:rPr>
-                  <w:rFonts w:ascii="Arial" w:cs="Arial" w:eastAsia="Arial" w:hAnsi="Arial"/>
-                  <w:color w:val="2E75B6"/>
-                  <w:sz w:val="16"/>
-                  <w:szCs w:val="16"/>
-                  <w:u w:val="single" w:color="2E75B6"/>
-                </w:rPr>
-                <w:t xml:space="preserve">Apply: absorption and reflection</w:t>
-              </w:r>
-            </w:hyperlink>
-          </w:p>
-          <w:p>
-            <w:pPr>
-              <w:spacing w:after="10" w:before="0"/>
-              <w:ind w:left="120"/>
-            </w:pPr>
-            <w:r>
-              <w:rPr>
-                <w:rFonts w:ascii="Arial" w:cs="Arial" w:eastAsia="Arial" w:hAnsi="Arial"/>
-                <w:color w:val="595959"/>
-                <w:sz w:val="14"/>
-                <w:szCs w:val="14"/>
-              </w:rPr>
-              <w:t xml:space="preserve">Source: Khan Academy (English - US curriculum)</w:t>
-            </w:r>
-          </w:p>
-          <w:p>
-            <w:pPr>
-              <w:spacing w:after="10" w:before="0"/>
-              <w:ind w:left="120"/>
-            </w:pPr>
-            <w:hyperlink w:history="1" r:id="rIdtyykjri0a_yukoxvxfnqy">
+            <w:hyperlink w:history="1" r:id="rIdwuvtbhu-1ht-dxqfearll">
               <w:r>
                 <w:rPr>
                   <w:rFonts w:ascii="Arial" w:cs="Arial" w:eastAsia="Arial" w:hAnsi="Arial"/>
@@ -27343,7 +27485,84 @@
             <w:pPr>
               <w:spacing w:after="20" w:before="0"/>
             </w:pPr>
-            <w:hyperlink w:history="1" r:id="rId-xmipxmeomu6vclcnfnr7">
+            <w:r>
+              <w:rPr>
+                <w:rFonts w:ascii="Arial" w:cs="Arial" w:eastAsia="Arial" w:hAnsi="Arial"/>
+                <w:i/>
+                <w:iCs/>
+                <w:color w:val="595959"/>
+                <w:sz w:val="16"/>
+                <w:szCs w:val="16"/>
+              </w:rPr>
+              <w:t xml:space="preserve">No closely matching video in the ARES library for this activity.</w:t>
+            </w:r>
+          </w:p>
+          <w:p>
+            <w:pPr>
+              <w:spacing w:after="10" w:before="0"/>
+              <w:ind w:left="120"/>
+            </w:pPr>
+            <w:hyperlink w:history="1" r:id="rIdzosml7qqzwkjjspnnwy6n">
+              <w:r>
+                <w:rPr>
+                  <w:rFonts w:ascii="Arial" w:cs="Arial" w:eastAsia="Arial" w:hAnsi="Arial"/>
+                  <w:color w:val="595959"/>
+                  <w:sz w:val="14"/>
+                  <w:szCs w:val="14"/>
+                  <w:u w:val="single" w:color="595959"/>
+                </w:rPr>
+                <w:t xml:space="preserve">🔍 Search ARES for videos</w:t>
+              </w:r>
+            </w:hyperlink>
+          </w:p>
+          <w:p>
+            <w:pPr>
+              <w:spacing w:after="10" w:before="0"/>
+              <w:ind w:left="120"/>
+            </w:pPr>
+            <w:r>
+              <w:rPr>
+                <w:rFonts w:ascii="Arial" w:cs="Arial" w:eastAsia="Arial" w:hAnsi="Arial"/>
+                <w:color w:val="595959"/>
+                <w:sz w:val="14"/>
+                <w:szCs w:val="14"/>
+              </w:rPr>
+              <w:t xml:space="preserve">Search terms: animal nutrition absorption assimilation</w:t>
+            </w:r>
+          </w:p>
+          <w:p>
+            <w:pPr>
+              <w:spacing w:after="40" w:before="0"/>
+            </w:pPr>
+            <w:r>
+              <w:rPr>
+                <w:sz w:val="14"/>
+                <w:szCs w:val="14"/>
+              </w:rPr>
+              <w:t xml:space="preserve"/>
+            </w:r>
+          </w:p>
+          <w:p>
+            <w:pPr>
+              <w:spacing w:after="20" w:before="0"/>
+            </w:pPr>
+            <w:r>
+              <w:rPr>
+                <w:rFonts w:ascii="Arial" w:cs="Arial" w:eastAsia="Arial" w:hAnsi="Arial"/>
+                <w:b/>
+                <w:bCs/>
+                <w:color w:val="1F3864"/>
+                <w:sz w:val="16"/>
+                <w:szCs w:val="16"/>
+              </w:rPr>
+              <w:t xml:space="preserve">📖 HTML:</w:t>
+            </w:r>
+          </w:p>
+          <w:p>
+            <w:pPr>
+              <w:spacing w:after="20" w:before="0"/>
+            </w:pPr>
+            <w:hyperlink w:history="1" r:id="rIdpwhnaismv3uu98y5h9khz">
               <w:r>
                 <w:rPr>
                   <w:rFonts w:ascii="Arial" w:cs="Arial" w:eastAsia="Arial" w:hAnsi="Arial"/>
@@ -27352,9 +27571,25 @@
                   <w:szCs w:val="16"/>
                   <w:u w:val="single" w:color="2E75B6"/>
                 </w:rPr>
-                <w:t xml:space="preserve">Absorption in the visible region</w:t>
+                <w:t xml:space="preserve">Absorption</w:t>
               </w:r>
             </w:hyperlink>
+          </w:p>
+          <w:p>
+            <w:pPr>
+              <w:spacing w:after="20" w:before="0"/>
+            </w:pPr>
+            <w:r>
+              <w:rPr>
+                <w:rFonts w:ascii="Arial" w:cs="Arial" w:eastAsia="Arial" w:hAnsi="Arial"/>
+                <w:i/>
+                <w:iCs/>
+                <w:color w:val="595959"/>
+                <w:sz w:val="16"/>
+                <w:szCs w:val="16"/>
+              </w:rPr>
+              <w:t xml:space="preserve">Related topic: not an exact match for this lesson.</w:t>
+            </w:r>
           </w:p>
           <w:p>
             <w:pPr>
@@ -27368,7 +27603,7 @@
                 <w:sz w:val="14"/>
                 <w:szCs w:val="14"/>
               </w:rPr>
-              <w:t xml:space="preserve">Source: Khan Academy (English - US curriculum)</w:t>
+              <w:t xml:space="preserve">Source: PhET</w:t>
             </w:r>
           </w:p>
           <w:p>
@@ -27376,85 +27611,7 @@
               <w:spacing w:after="10" w:before="0"/>
               <w:ind w:left="120"/>
             </w:pPr>
-            <w:hyperlink w:history="1" r:id="rIdm_nidrwmovos02g4blxef">
-              <w:r>
-                <w:rPr>
-                  <w:rFonts w:ascii="Arial" w:cs="Arial" w:eastAsia="Arial" w:hAnsi="Arial"/>
-                  <w:color w:val="595959"/>
-                  <w:sz w:val="14"/>
-                  <w:szCs w:val="14"/>
-                  <w:u w:val="single" w:color="595959"/>
-                </w:rPr>
-                <w:t xml:space="preserve">🔍 Search ARES for similar videos</w:t>
-              </w:r>
-            </w:hyperlink>
-          </w:p>
-          <w:p>
-            <w:pPr>
-              <w:spacing w:after="40" w:before="0"/>
-            </w:pPr>
-            <w:r>
-              <w:rPr>
-                <w:sz w:val="14"/>
-                <w:szCs w:val="14"/>
-              </w:rPr>
-              <w:t xml:space="preserve"/>
-            </w:r>
-          </w:p>
-          <w:p>
-            <w:pPr>
-              <w:spacing w:after="20" w:before="0"/>
-            </w:pPr>
-            <w:r>
-              <w:rPr>
-                <w:rFonts w:ascii="Arial" w:cs="Arial" w:eastAsia="Arial" w:hAnsi="Arial"/>
-                <w:b/>
-                <w:bCs/>
-                <w:color w:val="1F3864"/>
-                <w:sz w:val="16"/>
-                <w:szCs w:val="16"/>
-              </w:rPr>
-              <w:t xml:space="preserve">📖 EXERCISE:</w:t>
-            </w:r>
-          </w:p>
-          <w:p>
-            <w:pPr>
-              <w:spacing w:after="20" w:before="0"/>
-            </w:pPr>
-            <w:hyperlink w:history="1" r:id="rIdw0n4jgrjvkunbmcltvmaj">
-              <w:r>
-                <w:rPr>
-                  <w:rFonts w:ascii="Arial" w:cs="Arial" w:eastAsia="Arial" w:hAnsi="Arial"/>
-                  <w:color w:val="2E75B6"/>
-                  <w:sz w:val="16"/>
-                  <w:szCs w:val="16"/>
-                  <w:u w:val="single" w:color="2E75B6"/>
-                </w:rPr>
-                <w:t xml:space="preserve">Understand: absorption and reflection</w:t>
-              </w:r>
-            </w:hyperlink>
-          </w:p>
-          <w:p>
-            <w:pPr>
-              <w:spacing w:after="10" w:before="0"/>
-              <w:ind w:left="120"/>
-            </w:pPr>
-            <w:r>
-              <w:rPr>
-                <w:rFonts w:ascii="Arial" w:cs="Arial" w:eastAsia="Arial" w:hAnsi="Arial"/>
-                <w:color w:val="595959"/>
-                <w:sz w:val="14"/>
-                <w:szCs w:val="14"/>
-              </w:rPr>
-              <w:t xml:space="preserve">Source: Khan Academy (English - US curriculum)</w:t>
-            </w:r>
-          </w:p>
-          <w:p>
-            <w:pPr>
-              <w:spacing w:after="10" w:before="0"/>
-              <w:ind w:left="120"/>
-            </w:pPr>
-            <w:hyperlink w:history="1" r:id="rId7digk5h82sa23ykf7a1mj">
+            <w:hyperlink w:history="1" r:id="rId2otjqtq_3r4_fayfbhb1e">
               <w:r>
                 <w:rPr>
                   <w:rFonts w:ascii="Arial" w:cs="Arial" w:eastAsia="Arial" w:hAnsi="Arial"/>
@@ -27649,40 +27806,24 @@
             <w:pPr>
               <w:spacing w:after="20" w:before="0"/>
             </w:pPr>
-            <w:hyperlink w:history="1" r:id="rIdfeonfw8lc_mx2s1ivowxd">
-              <w:r>
-                <w:rPr>
-                  <w:rFonts w:ascii="Arial" w:cs="Arial" w:eastAsia="Arial" w:hAnsi="Arial"/>
-                  <w:color w:val="2E75B6"/>
-                  <w:sz w:val="16"/>
-                  <w:szCs w:val="16"/>
-                  <w:u w:val="single" w:color="2E75B6"/>
-                </w:rPr>
-                <w:t xml:space="preserve">Introduction to infrared spectroscopy</w:t>
-              </w:r>
-            </w:hyperlink>
+            <w:r>
+              <w:rPr>
+                <w:rFonts w:ascii="Arial" w:cs="Arial" w:eastAsia="Arial" w:hAnsi="Arial"/>
+                <w:i/>
+                <w:iCs/>
+                <w:color w:val="595959"/>
+                <w:sz w:val="16"/>
+                <w:szCs w:val="16"/>
+              </w:rPr>
+              <w:t xml:space="preserve">No closely matching video in the ARES library for this activity.</w:t>
+            </w:r>
           </w:p>
           <w:p>
             <w:pPr>
               <w:spacing w:after="10" w:before="0"/>
               <w:ind w:left="120"/>
             </w:pPr>
-            <w:r>
-              <w:rPr>
-                <w:rFonts w:ascii="Arial" w:cs="Arial" w:eastAsia="Arial" w:hAnsi="Arial"/>
-                <w:color w:val="595959"/>
-                <w:sz w:val="14"/>
-                <w:szCs w:val="14"/>
-              </w:rPr>
-              <w:t xml:space="preserve">Source: Khan Academy (English - US curriculum)</w:t>
-            </w:r>
-          </w:p>
-          <w:p>
-            <w:pPr>
-              <w:spacing w:after="10" w:before="0"/>
-              <w:ind w:left="120"/>
-            </w:pPr>
-            <w:hyperlink w:history="1" r:id="rIdwn7ralmp4xwtcmtm9ydzl">
+            <w:hyperlink w:history="1" r:id="rIdssy14dtigwyqdpgprqeyv">
               <w:r>
                 <w:rPr>
                   <w:rFonts w:ascii="Arial" w:cs="Arial" w:eastAsia="Arial" w:hAnsi="Arial"/>
@@ -27691,9 +27832,24 @@
                   <w:szCs w:val="14"/>
                   <w:u w:val="single" w:color="595959"/>
                 </w:rPr>
-                <w:t xml:space="preserve">🔍 Search ARES for similar videos</w:t>
+                <w:t xml:space="preserve">🔍 Search ARES for videos</w:t>
               </w:r>
             </w:hyperlink>
+          </w:p>
+          <w:p>
+            <w:pPr>
+              <w:spacing w:after="10" w:before="0"/>
+              <w:ind w:left="120"/>
+            </w:pPr>
+            <w:r>
+              <w:rPr>
+                <w:rFonts w:ascii="Arial" w:cs="Arial" w:eastAsia="Arial" w:hAnsi="Arial"/>
+                <w:color w:val="595959"/>
+                <w:sz w:val="14"/>
+                <w:szCs w:val="14"/>
+              </w:rPr>
+              <w:t xml:space="preserve">Search terms: animal nutrition absorption assimilation</w:t>
+            </w:r>
           </w:p>
           <w:p>
             <w:pPr>
@@ -27727,7 +27883,7 @@
             <w:pPr>
               <w:spacing w:after="20" w:before="0"/>
             </w:pPr>
-            <w:hyperlink w:history="1" r:id="rIdimirgsnjz50pbddjx_qqc">
+            <w:hyperlink w:history="1" r:id="rId6saquzfcntun2a7y05vou">
               <w:r>
                 <w:rPr>
                   <w:rFonts w:ascii="Arial" w:cs="Arial" w:eastAsia="Arial" w:hAnsi="Arial"/>
@@ -27742,6 +27898,22 @@
           </w:p>
           <w:p>
             <w:pPr>
+              <w:spacing w:after="20" w:before="0"/>
+            </w:pPr>
+            <w:r>
+              <w:rPr>
+                <w:rFonts w:ascii="Arial" w:cs="Arial" w:eastAsia="Arial" w:hAnsi="Arial"/>
+                <w:i/>
+                <w:iCs/>
+                <w:color w:val="595959"/>
+                <w:sz w:val="16"/>
+                <w:szCs w:val="16"/>
+              </w:rPr>
+              <w:t xml:space="preserve">Related topic: not an exact match for this lesson.</w:t>
+            </w:r>
+          </w:p>
+          <w:p>
+            <w:pPr>
               <w:spacing w:after="10" w:before="0"/>
               <w:ind w:left="120"/>
             </w:pPr>
@@ -27760,7 +27932,7 @@
               <w:spacing w:after="10" w:before="0"/>
               <w:ind w:left="120"/>
             </w:pPr>
-            <w:hyperlink w:history="1" r:id="rId01lz9ss4v-zbr7rqicrgl">
+            <w:hyperlink w:history="1" r:id="rIdfjfbbsafbyu2gzzhttcl1">
               <w:r>
                 <w:rPr>
                   <w:rFonts w:ascii="Arial" w:cs="Arial" w:eastAsia="Arial" w:hAnsi="Arial"/>
@@ -27955,40 +28127,24 @@
             <w:pPr>
               <w:spacing w:after="20" w:before="0"/>
             </w:pPr>
-            <w:hyperlink w:history="1" r:id="rIdpwtutyoe6o1_noggo-ez5">
-              <w:r>
-                <w:rPr>
-                  <w:rFonts w:ascii="Arial" w:cs="Arial" w:eastAsia="Arial" w:hAnsi="Arial"/>
-                  <w:color w:val="2E75B6"/>
-                  <w:sz w:val="16"/>
-                  <w:szCs w:val="16"/>
-                  <w:u w:val="single" w:color="2E75B6"/>
-                </w:rPr>
-                <w:t xml:space="preserve">Absorption and reflection</w:t>
-              </w:r>
-            </w:hyperlink>
+            <w:r>
+              <w:rPr>
+                <w:rFonts w:ascii="Arial" w:cs="Arial" w:eastAsia="Arial" w:hAnsi="Arial"/>
+                <w:i/>
+                <w:iCs/>
+                <w:color w:val="595959"/>
+                <w:sz w:val="16"/>
+                <w:szCs w:val="16"/>
+              </w:rPr>
+              <w:t xml:space="preserve">No closely matching video in the ARES library for this activity.</w:t>
+            </w:r>
           </w:p>
           <w:p>
             <w:pPr>
               <w:spacing w:after="10" w:before="0"/>
               <w:ind w:left="120"/>
             </w:pPr>
-            <w:r>
-              <w:rPr>
-                <w:rFonts w:ascii="Arial" w:cs="Arial" w:eastAsia="Arial" w:hAnsi="Arial"/>
-                <w:color w:val="595959"/>
-                <w:sz w:val="14"/>
-                <w:szCs w:val="14"/>
-              </w:rPr>
-              <w:t xml:space="preserve">Source: Khan Academy (English - US curriculum)</w:t>
-            </w:r>
-          </w:p>
-          <w:p>
-            <w:pPr>
-              <w:spacing w:after="10" w:before="0"/>
-              <w:ind w:left="120"/>
-            </w:pPr>
-            <w:hyperlink w:history="1" r:id="rId1d1jp2my1xkldy2yjse6f">
+            <w:hyperlink w:history="1" r:id="rIdkdc2s9cqtiggxwf_t67ez">
               <w:r>
                 <w:rPr>
                   <w:rFonts w:ascii="Arial" w:cs="Arial" w:eastAsia="Arial" w:hAnsi="Arial"/>
@@ -27997,9 +28153,24 @@
                   <w:szCs w:val="14"/>
                   <w:u w:val="single" w:color="595959"/>
                 </w:rPr>
-                <w:t xml:space="preserve">🔍 Search ARES for similar videos</w:t>
+                <w:t xml:space="preserve">🔍 Search ARES for videos</w:t>
               </w:r>
             </w:hyperlink>
+          </w:p>
+          <w:p>
+            <w:pPr>
+              <w:spacing w:after="10" w:before="0"/>
+              <w:ind w:left="120"/>
+            </w:pPr>
+            <w:r>
+              <w:rPr>
+                <w:rFonts w:ascii="Arial" w:cs="Arial" w:eastAsia="Arial" w:hAnsi="Arial"/>
+                <w:color w:val="595959"/>
+                <w:sz w:val="14"/>
+                <w:szCs w:val="14"/>
+              </w:rPr>
+              <w:t xml:space="preserve">Search terms: animal nutrition absorption assimilation</w:t>
+            </w:r>
           </w:p>
           <w:p>
             <w:pPr>
@@ -28033,7 +28204,7 @@
             <w:pPr>
               <w:spacing w:after="20" w:before="0"/>
             </w:pPr>
-            <w:hyperlink w:history="1" r:id="rIdkfnqb4ma441l6uy3mrl3e">
+            <w:hyperlink w:history="1" r:id="rId3n40lm0wim7wfectfcfvt">
               <w:r>
                 <w:rPr>
                   <w:rFonts w:ascii="Arial" w:cs="Arial" w:eastAsia="Arial" w:hAnsi="Arial"/>
@@ -28048,6 +28219,22 @@
           </w:p>
           <w:p>
             <w:pPr>
+              <w:spacing w:after="20" w:before="0"/>
+            </w:pPr>
+            <w:r>
+              <w:rPr>
+                <w:rFonts w:ascii="Arial" w:cs="Arial" w:eastAsia="Arial" w:hAnsi="Arial"/>
+                <w:i/>
+                <w:iCs/>
+                <w:color w:val="595959"/>
+                <w:sz w:val="16"/>
+                <w:szCs w:val="16"/>
+              </w:rPr>
+              <w:t xml:space="preserve">Related topic: not an exact match for this lesson.</w:t>
+            </w:r>
+          </w:p>
+          <w:p>
+            <w:pPr>
               <w:spacing w:after="10" w:before="0"/>
               <w:ind w:left="120"/>
             </w:pPr>
@@ -28066,7 +28253,7 @@
               <w:spacing w:after="10" w:before="0"/>
               <w:ind w:left="120"/>
             </w:pPr>
-            <w:hyperlink w:history="1" r:id="rIdrqoddxtrfi2ltrhwfjp9t">
+            <w:hyperlink w:history="1" r:id="rIdchspexlw_cgrl5cdpdjcr">
               <w:r>
                 <w:rPr>
                   <w:rFonts w:ascii="Arial" w:cs="Arial" w:eastAsia="Arial" w:hAnsi="Arial"/>
@@ -28578,7 +28765,7 @@
         </w:rPr>
         <w:t xml:space="preserve">© 2026 SeaVuria and ARES. Aligned with KICD objectives. Developed by SeaVuria; technical implementation by ARES (with AI assistance from Claude). Licensed under </w:t>
       </w:r>
-      <w:hyperlink w:history="1" r:id="rIdbd9apewiohucp7lsq7gjn">
+      <w:hyperlink w:history="1" r:id="rIdqxg3p8exi33mqynssfirb">
         <w:r>
           <w:rPr>
             <w:rFonts w:ascii="Arial" w:cs="Arial" w:eastAsia="Arial" w:hAnsi="Arial"/>
@@ -28599,7 +28786,7 @@
         </w:rPr>
         <w:t xml:space="preserve"> (</w:t>
       </w:r>
-      <w:hyperlink w:history="1" r:id="rIddehczpu9um13xgomiss_1">
+      <w:hyperlink w:history="1" r:id="rId8kn2l7uhyanxhdvhd-rjn">
         <w:r>
           <w:rPr>
             <w:rFonts w:ascii="Arial" w:cs="Arial" w:eastAsia="Arial" w:hAnsi="Arial"/>
@@ -29629,7 +29816,7 @@
               <w:spacing w:after="10" w:before="0"/>
               <w:ind w:left="120"/>
             </w:pPr>
-            <w:hyperlink w:history="1" r:id="rIdeqi0hfms6lbfzevimwcqm">
+            <w:hyperlink w:history="1" r:id="rIdkescx5yoqdaapmniicf2k">
               <w:r>
                 <w:rPr>
                   <w:rFonts w:ascii="Arial" w:cs="Arial" w:eastAsia="Arial" w:hAnsi="Arial"/>
@@ -29706,7 +29893,7 @@
               <w:spacing w:after="10" w:before="0"/>
               <w:ind w:left="120"/>
             </w:pPr>
-            <w:hyperlink w:history="1" r:id="rIdq51qpcyam_odjwgjlsnne">
+            <w:hyperlink w:history="1" r:id="rIdp7tsb4ggkjcou5-9ltoic">
               <w:r>
                 <w:rPr>
                   <w:rFonts w:ascii="Arial" w:cs="Arial" w:eastAsia="Arial" w:hAnsi="Arial"/>
@@ -29933,7 +30120,7 @@
               <w:spacing w:after="10" w:before="0"/>
               <w:ind w:left="120"/>
             </w:pPr>
-            <w:hyperlink w:history="1" r:id="rIdqcdokgl0ielra-f6yvfcl">
+            <w:hyperlink w:history="1" r:id="rIdn0i20yxkk_0k3oikwkmi7">
               <w:r>
                 <w:rPr>
                   <w:rFonts w:ascii="Arial" w:cs="Arial" w:eastAsia="Arial" w:hAnsi="Arial"/>
@@ -30010,7 +30197,7 @@
               <w:spacing w:after="10" w:before="0"/>
               <w:ind w:left="120"/>
             </w:pPr>
-            <w:hyperlink w:history="1" r:id="rIdmy5l35uxhecbdtdxbngcf">
+            <w:hyperlink w:history="1" r:id="rIdxbhuskkairaskmelk9qzb">
               <w:r>
                 <w:rPr>
                   <w:rFonts w:ascii="Arial" w:cs="Arial" w:eastAsia="Arial" w:hAnsi="Arial"/>
@@ -30237,7 +30424,7 @@
               <w:spacing w:after="10" w:before="0"/>
               <w:ind w:left="120"/>
             </w:pPr>
-            <w:hyperlink w:history="1" r:id="rIdgbuaplsffzmudht4u7qbn">
+            <w:hyperlink w:history="1" r:id="rIdbmhxr2xrzvo8woofmvjsd">
               <w:r>
                 <w:rPr>
                   <w:rFonts w:ascii="Arial" w:cs="Arial" w:eastAsia="Arial" w:hAnsi="Arial"/>
@@ -30314,7 +30501,7 @@
               <w:spacing w:after="10" w:before="0"/>
               <w:ind w:left="120"/>
             </w:pPr>
-            <w:hyperlink w:history="1" r:id="rId1v5rkkwfh_vhoee6tj6hn">
+            <w:hyperlink w:history="1" r:id="rIdea7mobbvb65ivxga0csb6">
               <w:r>
                 <w:rPr>
                   <w:rFonts w:ascii="Arial" w:cs="Arial" w:eastAsia="Arial" w:hAnsi="Arial"/>
@@ -30541,7 +30728,7 @@
               <w:spacing w:after="10" w:before="0"/>
               <w:ind w:left="120"/>
             </w:pPr>
-            <w:hyperlink w:history="1" r:id="rId-e9rxg0-ravjhc0o-uefc">
+            <w:hyperlink w:history="1" r:id="rIdxh0koctbd6kbcinkqsdmt">
               <w:r>
                 <w:rPr>
                   <w:rFonts w:ascii="Arial" w:cs="Arial" w:eastAsia="Arial" w:hAnsi="Arial"/>
@@ -30618,7 +30805,7 @@
               <w:spacing w:after="10" w:before="0"/>
               <w:ind w:left="120"/>
             </w:pPr>
-            <w:hyperlink w:history="1" r:id="rIdr5raeday24odpve6oje4i">
+            <w:hyperlink w:history="1" r:id="rId6i9kvpzmsfirdnpyv9kxk">
               <w:r>
                 <w:rPr>
                   <w:rFonts w:ascii="Arial" w:cs="Arial" w:eastAsia="Arial" w:hAnsi="Arial"/>
@@ -30845,7 +31032,7 @@
               <w:spacing w:after="10" w:before="0"/>
               <w:ind w:left="120"/>
             </w:pPr>
-            <w:hyperlink w:history="1" r:id="rIdwlp4lv1luactdi5_n87yp">
+            <w:hyperlink w:history="1" r:id="rId46s-ggegstsawiay_c-6n">
               <w:r>
                 <w:rPr>
                   <w:rFonts w:ascii="Arial" w:cs="Arial" w:eastAsia="Arial" w:hAnsi="Arial"/>
@@ -30922,7 +31109,7 @@
               <w:spacing w:after="10" w:before="0"/>
               <w:ind w:left="120"/>
             </w:pPr>
-            <w:hyperlink w:history="1" r:id="rIdpsukkpjnlys0vawdoiurd">
+            <w:hyperlink w:history="1" r:id="rIdmtgj4aqncc2fl4xnte0zn">
               <w:r>
                 <w:rPr>
                   <w:rFonts w:ascii="Arial" w:cs="Arial" w:eastAsia="Arial" w:hAnsi="Arial"/>
@@ -31677,7 +31864,7 @@
         </w:rPr>
         <w:t xml:space="preserve">© 2026 SeaVuria and ARES. Aligned with KICD objectives. Developed by SeaVuria; technical implementation by ARES (with AI assistance from Claude). Licensed under </w:t>
       </w:r>
-      <w:hyperlink w:history="1" r:id="rId3yin2uazu-wdkwuc0emsn">
+      <w:hyperlink w:history="1" r:id="rIdehdgluvo47vryboerpqss">
         <w:r>
           <w:rPr>
             <w:rFonts w:ascii="Arial" w:cs="Arial" w:eastAsia="Arial" w:hAnsi="Arial"/>
@@ -31698,7 +31885,7 @@
         </w:rPr>
         <w:t xml:space="preserve"> (</w:t>
       </w:r>
-      <w:hyperlink w:history="1" r:id="rIdyg8mnunhyiuo-zbghmcvf">
+      <w:hyperlink w:history="1" r:id="rIdgc-mbmhbq69u5twcqigod">
         <w:r>
           <w:rPr>
             <w:rFonts w:ascii="Arial" w:cs="Arial" w:eastAsia="Arial" w:hAnsi="Arial"/>

--- a/data/outputs/v2/Biology/SS3.1_Animal_Nutrition/Biology_Animal_Nutrition_CBE_LessonSequence.docx
+++ b/data/outputs/v2/Biology/SS3.1_Animal_Nutrition/Biology_Animal_Nutrition_CBE_LessonSequence.docx
@@ -2596,7 +2596,7 @@
         </w:rPr>
         <w:t xml:space="preserve">© 2026 SeaVuria and ARES. This work is licensed under a </w:t>
       </w:r>
-      <w:hyperlink w:history="1" r:id="rIdce9spfhv8our__jnnrwj6">
+      <w:hyperlink w:history="1" r:id="rIdl-gmt2i7dvirxaucrc1qo">
         <w:r>
           <w:rPr>
             <w:rFonts w:ascii="Arial" w:cs="Arial" w:eastAsia="Arial" w:hAnsi="Arial"/>
@@ -2616,7 +2616,7 @@
         </w:rPr>
         <w:t xml:space="preserve"> (</w:t>
       </w:r>
-      <w:hyperlink w:history="1" r:id="rIdjivy0q3la8c2y_b06hmso">
+      <w:hyperlink w:history="1" r:id="rIdw45is-2sgwxddssnjmncp">
         <w:r>
           <w:rPr>
             <w:rFonts w:ascii="Arial" w:cs="Arial" w:eastAsia="Arial" w:hAnsi="Arial"/>
@@ -2636,7 +2636,7 @@
         </w:rPr>
         <w:t xml:space="preserve">). To view a copy of this license, visit </w:t>
       </w:r>
-      <w:hyperlink w:history="1" r:id="rIdi3ck9p1v02ex10euau3gl">
+      <w:hyperlink w:history="1" r:id="rIdhnvrj5znnkyx0kja0rk19">
         <w:r>
           <w:rPr>
             <w:rFonts w:ascii="Arial" w:cs="Arial" w:eastAsia="Arial" w:hAnsi="Arial"/>
@@ -3665,7 +3665,7 @@
               <w:spacing w:after="10" w:before="0"/>
               <w:ind w:left="120"/>
             </w:pPr>
-            <w:hyperlink w:history="1" r:id="rIdg-wzlbxehjfpq1opm8jl7">
+            <w:hyperlink w:history="1" r:id="rIddmp3o-hwg3allmdjgzikr">
               <w:r>
                 <w:rPr>
                   <w:rFonts w:ascii="Arial" w:cs="Arial" w:eastAsia="Arial" w:hAnsi="Arial"/>
@@ -3742,7 +3742,7 @@
               <w:spacing w:after="10" w:before="0"/>
               <w:ind w:left="120"/>
             </w:pPr>
-            <w:hyperlink w:history="1" r:id="rIdt9y4gqtwoeoptixouvbdi">
+            <w:hyperlink w:history="1" r:id="rIdxn959jq0jbteasb88sw10">
               <w:r>
                 <w:rPr>
                   <w:rFonts w:ascii="Arial" w:cs="Arial" w:eastAsia="Arial" w:hAnsi="Arial"/>
@@ -3969,7 +3969,7 @@
               <w:spacing w:after="10" w:before="0"/>
               <w:ind w:left="120"/>
             </w:pPr>
-            <w:hyperlink w:history="1" r:id="rIdcsr3rzu8xva8us_k1e1ae">
+            <w:hyperlink w:history="1" r:id="rIddt5-1mrazmjzsrpefmsxl">
               <w:r>
                 <w:rPr>
                   <w:rFonts w:ascii="Arial" w:cs="Arial" w:eastAsia="Arial" w:hAnsi="Arial"/>
@@ -4046,7 +4046,7 @@
               <w:spacing w:after="10" w:before="0"/>
               <w:ind w:left="120"/>
             </w:pPr>
-            <w:hyperlink w:history="1" r:id="rIdky4egujng_mh49az01rng">
+            <w:hyperlink w:history="1" r:id="rIducc5vbt-lkewfzzadbxnv">
               <w:r>
                 <w:rPr>
                   <w:rFonts w:ascii="Arial" w:cs="Arial" w:eastAsia="Arial" w:hAnsi="Arial"/>
@@ -4273,7 +4273,7 @@
               <w:spacing w:after="10" w:before="0"/>
               <w:ind w:left="120"/>
             </w:pPr>
-            <w:hyperlink w:history="1" r:id="rId23ktfowoz0nlrrurvcpvb">
+            <w:hyperlink w:history="1" r:id="rId-vhyyvxfgnr8rtk_aoaaz">
               <w:r>
                 <w:rPr>
                   <w:rFonts w:ascii="Arial" w:cs="Arial" w:eastAsia="Arial" w:hAnsi="Arial"/>
@@ -4350,7 +4350,7 @@
               <w:spacing w:after="10" w:before="0"/>
               <w:ind w:left="120"/>
             </w:pPr>
-            <w:hyperlink w:history="1" r:id="rId9mhe--kysik2_z-gpza_8">
+            <w:hyperlink w:history="1" r:id="rIdeitts1o__awr5oeoxow6t">
               <w:r>
                 <w:rPr>
                   <w:rFonts w:ascii="Arial" w:cs="Arial" w:eastAsia="Arial" w:hAnsi="Arial"/>
@@ -4577,7 +4577,7 @@
               <w:spacing w:after="10" w:before="0"/>
               <w:ind w:left="120"/>
             </w:pPr>
-            <w:hyperlink w:history="1" r:id="rIdtxmr-sodl3mj3vkrk6d61">
+            <w:hyperlink w:history="1" r:id="rId254y298xyo-miziakfsoh">
               <w:r>
                 <w:rPr>
                   <w:rFonts w:ascii="Arial" w:cs="Arial" w:eastAsia="Arial" w:hAnsi="Arial"/>
@@ -4654,7 +4654,7 @@
               <w:spacing w:after="10" w:before="0"/>
               <w:ind w:left="120"/>
             </w:pPr>
-            <w:hyperlink w:history="1" r:id="rIdvhy2htzrtf3waz1rvhfkw">
+            <w:hyperlink w:history="1" r:id="rIdkft1ops7jv55okdyntw8s">
               <w:r>
                 <w:rPr>
                   <w:rFonts w:ascii="Arial" w:cs="Arial" w:eastAsia="Arial" w:hAnsi="Arial"/>
@@ -4881,7 +4881,7 @@
               <w:spacing w:after="10" w:before="0"/>
               <w:ind w:left="120"/>
             </w:pPr>
-            <w:hyperlink w:history="1" r:id="rIdctb--c4cqe9r5vvmppo98">
+            <w:hyperlink w:history="1" r:id="rIde42edgruikivllp3vbmkh">
               <w:r>
                 <w:rPr>
                   <w:rFonts w:ascii="Arial" w:cs="Arial" w:eastAsia="Arial" w:hAnsi="Arial"/>
@@ -4958,7 +4958,7 @@
               <w:spacing w:after="10" w:before="0"/>
               <w:ind w:left="120"/>
             </w:pPr>
-            <w:hyperlink w:history="1" r:id="rIddqgkhdeiaejtk8tnhbfn3">
+            <w:hyperlink w:history="1" r:id="rIdxagrs8rbpnjdyaokjn2yf">
               <w:r>
                 <w:rPr>
                   <w:rFonts w:ascii="Arial" w:cs="Arial" w:eastAsia="Arial" w:hAnsi="Arial"/>
@@ -5485,7 +5485,7 @@
         </w:rPr>
         <w:t xml:space="preserve">© 2026 SeaVuria and ARES. Aligned with KICD objectives. Developed by SeaVuria; technical implementation by ARES (with AI assistance from Claude). Licensed under </w:t>
       </w:r>
-      <w:hyperlink w:history="1" r:id="rIdrw59f8qly-hihctnwghh_">
+      <w:hyperlink w:history="1" r:id="rIdkd0_siizj2yidrmjldddj">
         <w:r>
           <w:rPr>
             <w:rFonts w:ascii="Arial" w:cs="Arial" w:eastAsia="Arial" w:hAnsi="Arial"/>
@@ -5506,7 +5506,7 @@
         </w:rPr>
         <w:t xml:space="preserve"> (</w:t>
       </w:r>
-      <w:hyperlink w:history="1" r:id="rIdsomflkbfpjhkbkgfoffpo">
+      <w:hyperlink w:history="1" r:id="rIdyl9sh_wk2tgguf_qlcmlr">
         <w:r>
           <w:rPr>
             <w:rFonts w:ascii="Arial" w:cs="Arial" w:eastAsia="Arial" w:hAnsi="Arial"/>
@@ -6536,7 +6536,7 @@
               <w:spacing w:after="10" w:before="0"/>
               <w:ind w:left="120"/>
             </w:pPr>
-            <w:hyperlink w:history="1" r:id="rIdjj8duq9qaslcazfmuonkd">
+            <w:hyperlink w:history="1" r:id="rIdnghojaygpdnfvzegkzvk9">
               <w:r>
                 <w:rPr>
                   <w:rFonts w:ascii="Arial" w:cs="Arial" w:eastAsia="Arial" w:hAnsi="Arial"/>
@@ -6613,7 +6613,7 @@
               <w:spacing w:after="10" w:before="0"/>
               <w:ind w:left="120"/>
             </w:pPr>
-            <w:hyperlink w:history="1" r:id="rIdqllxpvjkqpbpfdrnfpjxg">
+            <w:hyperlink w:history="1" r:id="rId6vswql_sz-jnkx9lttkal">
               <w:r>
                 <w:rPr>
                   <w:rFonts w:ascii="Arial" w:cs="Arial" w:eastAsia="Arial" w:hAnsi="Arial"/>
@@ -6840,7 +6840,7 @@
               <w:spacing w:after="10" w:before="0"/>
               <w:ind w:left="120"/>
             </w:pPr>
-            <w:hyperlink w:history="1" r:id="rId6kfwohsmfbofvelyecifo">
+            <w:hyperlink w:history="1" r:id="rIdtwu4hdv45v8xtwtomwxhq">
               <w:r>
                 <w:rPr>
                   <w:rFonts w:ascii="Arial" w:cs="Arial" w:eastAsia="Arial" w:hAnsi="Arial"/>
@@ -6917,7 +6917,7 @@
               <w:spacing w:after="10" w:before="0"/>
               <w:ind w:left="120"/>
             </w:pPr>
-            <w:hyperlink w:history="1" r:id="rIdmlcg4e2frvdl02etf_mzq">
+            <w:hyperlink w:history="1" r:id="rIdos-yo4k_f9guirvmuky0v">
               <w:r>
                 <w:rPr>
                   <w:rFonts w:ascii="Arial" w:cs="Arial" w:eastAsia="Arial" w:hAnsi="Arial"/>
@@ -7144,7 +7144,7 @@
               <w:spacing w:after="10" w:before="0"/>
               <w:ind w:left="120"/>
             </w:pPr>
-            <w:hyperlink w:history="1" r:id="rIdniyqnpmh7qr_gaybarpcd">
+            <w:hyperlink w:history="1" r:id="rIdd2l27pmxj_8t51rnvsfp7">
               <w:r>
                 <w:rPr>
                   <w:rFonts w:ascii="Arial" w:cs="Arial" w:eastAsia="Arial" w:hAnsi="Arial"/>
@@ -7221,7 +7221,7 @@
               <w:spacing w:after="10" w:before="0"/>
               <w:ind w:left="120"/>
             </w:pPr>
-            <w:hyperlink w:history="1" r:id="rId1ni5mrdmi6larhhnfi0o8">
+            <w:hyperlink w:history="1" r:id="rIdcxhtutqfmavrtvkripovj">
               <w:r>
                 <w:rPr>
                   <w:rFonts w:ascii="Arial" w:cs="Arial" w:eastAsia="Arial" w:hAnsi="Arial"/>
@@ -7448,7 +7448,7 @@
               <w:spacing w:after="10" w:before="0"/>
               <w:ind w:left="120"/>
             </w:pPr>
-            <w:hyperlink w:history="1" r:id="rIdct3g5lx6rojxkjhl4am0l">
+            <w:hyperlink w:history="1" r:id="rId__g-uqgsz5blntzwvrtd_">
               <w:r>
                 <w:rPr>
                   <w:rFonts w:ascii="Arial" w:cs="Arial" w:eastAsia="Arial" w:hAnsi="Arial"/>
@@ -7525,7 +7525,7 @@
               <w:spacing w:after="10" w:before="0"/>
               <w:ind w:left="120"/>
             </w:pPr>
-            <w:hyperlink w:history="1" r:id="rId1yh4a1pimjsndlajjnrkf">
+            <w:hyperlink w:history="1" r:id="rIdm5_erd7xzgkomyq0wp9us">
               <w:r>
                 <w:rPr>
                   <w:rFonts w:ascii="Arial" w:cs="Arial" w:eastAsia="Arial" w:hAnsi="Arial"/>
@@ -7752,7 +7752,7 @@
               <w:spacing w:after="10" w:before="0"/>
               <w:ind w:left="120"/>
             </w:pPr>
-            <w:hyperlink w:history="1" r:id="rIdi3kyhll06f3yeuc-ugspd">
+            <w:hyperlink w:history="1" r:id="rIdax0sgjkrrgvcap154hfpr">
               <w:r>
                 <w:rPr>
                   <w:rFonts w:ascii="Arial" w:cs="Arial" w:eastAsia="Arial" w:hAnsi="Arial"/>
@@ -7829,7 +7829,7 @@
               <w:spacing w:after="10" w:before="0"/>
               <w:ind w:left="120"/>
             </w:pPr>
-            <w:hyperlink w:history="1" r:id="rId-stlgrx0k74rpypftheyv">
+            <w:hyperlink w:history="1" r:id="rIdj9tu1hrbbxxnggtnhtpzl">
               <w:r>
                 <w:rPr>
                   <w:rFonts w:ascii="Arial" w:cs="Arial" w:eastAsia="Arial" w:hAnsi="Arial"/>
@@ -7886,7 +7886,7 @@
                 <w:sz w:val="18"/>
                 <w:szCs w:val="18"/>
               </w:rPr>
-              <w:t xml:space="preserve">Learners open to the Cumulative Model page in their science notebooks — a page reserved across all 10 lessons for updating a single explanatory diagram. In Lesson 1, learners drew a basic sketch of the five organisms from the anchoring phenomenon with question marks indicating unknowns. In this lesson, learners add a zoomed-in inset box next to the grasshopper showing: a labelled sketch of the mandibles (toothed, hard, sideways movement indicated by arrows); the label MECHANICAL DIGESTION with an arrow pointing from the mandibles to the ragged maize leaf; and the annotation: solid plant tissue broken into smaller pieces before swallowing. Learners also write one sentence below their model update: This evidence advances the driving question because it shows that the grasshopper's feeding structure (mandibles) is shaped specifically to process solid plant tissue by physical force, which is the first step in obtaining nutrients.</w:t>
+              <w:t xml:space="preserve">Learners open to the Cumulative Model page in their science notebooks — a page reserved across all 10 lessons for updating a single explanatory diagram. In Lesson 1, learners drew a first annotated sketch of one of the five organisms from the anchoring phenomenon with question marks indicating unknowns. In this lesson, learners add a zoomed-in inset box next to the grasshopper showing: a labelled sketch of the mandibles (toothed, hard, sideways movement indicated by arrows); the label MECHANICAL DIGESTION with an arrow pointing from the mandibles to the ragged maize leaf; and the annotation: solid plant tissue broken into smaller pieces before swallowing. Learners also write one sentence below their model update: This evidence advances the driving question because it shows that the grasshopper's feeding structure (mandibles) is shaped specifically to process solid plant tissue by physical force, which is the first step in obtaining nutrients.</w:t>
             </w:r>
           </w:p>
         </w:tc>
@@ -8356,7 +8356,7 @@
         </w:rPr>
         <w:t xml:space="preserve">© 2026 SeaVuria and ARES. Aligned with KICD objectives. Developed by SeaVuria; technical implementation by ARES (with AI assistance from Claude). Licensed under </w:t>
       </w:r>
-      <w:hyperlink w:history="1" r:id="rId-i1d6zanhoihga22qvbuk">
+      <w:hyperlink w:history="1" r:id="rIdfwutihc80lojomm4tfsfa">
         <w:r>
           <w:rPr>
             <w:rFonts w:ascii="Arial" w:cs="Arial" w:eastAsia="Arial" w:hAnsi="Arial"/>
@@ -8377,7 +8377,7 @@
         </w:rPr>
         <w:t xml:space="preserve"> (</w:t>
       </w:r>
-      <w:hyperlink w:history="1" r:id="rIdqnbgtyqsrbd8dfuifds2k">
+      <w:hyperlink w:history="1" r:id="rIdqucrh6mtvid-ntmmia4jg">
         <w:r>
           <w:rPr>
             <w:rFonts w:ascii="Arial" w:cs="Arial" w:eastAsia="Arial" w:hAnsi="Arial"/>
@@ -9407,7 +9407,7 @@
               <w:spacing w:after="10" w:before="0"/>
               <w:ind w:left="120"/>
             </w:pPr>
-            <w:hyperlink w:history="1" r:id="rId-tct6gl0vhmeagkl0isit">
+            <w:hyperlink w:history="1" r:id="rIdl5rd5es9isbjx82hs3t3y">
               <w:r>
                 <w:rPr>
                   <w:rFonts w:ascii="Arial" w:cs="Arial" w:eastAsia="Arial" w:hAnsi="Arial"/>
@@ -9484,7 +9484,7 @@
               <w:spacing w:after="10" w:before="0"/>
               <w:ind w:left="120"/>
             </w:pPr>
-            <w:hyperlink w:history="1" r:id="rIdhewonz9hyekokap9ankl4">
+            <w:hyperlink w:history="1" r:id="rId1zlgzjvqnfbflljaeovyv">
               <w:r>
                 <w:rPr>
                   <w:rFonts w:ascii="Arial" w:cs="Arial" w:eastAsia="Arial" w:hAnsi="Arial"/>
@@ -9541,7 +9541,7 @@
                 <w:sz w:val="18"/>
                 <w:szCs w:val="18"/>
               </w:rPr>
-              <w:t xml:space="preserve">Learners individually revisit their Lesson 1 prediction cards (stored in their science notebooks) which answered: 'Why does a mosquito leave only a tiny dot on your skin while a grasshopper leaves ragged holes in a maize leaf?' Each learner silently re-reads their original prediction, then writes a one-sentence revision or confirmation: 'I now think… because in Lesson 2 I learned…'. Pairs share their revised predictions with a shoulder partner. Three pairs are cold-called to share with the class. The teacher records 3–4 key prediction phrases on the board under the heading: 'What we predicted about piercing-sucking feeders.'</w:t>
+              <w:t xml:space="preserve">Learners individually revisit their Lesson 1 prediction cards (stored in their science notebooks) which answered: 'Why can a mosquito drink blood but a grasshopper cannot?' Each learner silently re-reads their original prediction, then writes a one-sentence revision or confirmation: 'I now think… because in Lesson 2 I learned…'. Pairs share their revised predictions with a shoulder partner. Three pairs are cold-called to share with the class. The teacher records 3–4 key prediction phrases on the board under the heading: 'What we predicted about piercing-sucking feeders.'</w:t>
             </w:r>
           </w:p>
         </w:tc>
@@ -9711,7 +9711,7 @@
               <w:spacing w:after="10" w:before="0"/>
               <w:ind w:left="120"/>
             </w:pPr>
-            <w:hyperlink w:history="1" r:id="rIddb4hrta5eczitqmwm_nsp">
+            <w:hyperlink w:history="1" r:id="rIdvdq0ottr5rkixfl05rjhc">
               <w:r>
                 <w:rPr>
                   <w:rFonts w:ascii="Arial" w:cs="Arial" w:eastAsia="Arial" w:hAnsi="Arial"/>
@@ -9788,7 +9788,7 @@
               <w:spacing w:after="10" w:before="0"/>
               <w:ind w:left="120"/>
             </w:pPr>
-            <w:hyperlink w:history="1" r:id="rIdo-mpo5sptn2kaoryz6nqi">
+            <w:hyperlink w:history="1" r:id="rId_3jbl1vkrgugchotoblrh">
               <w:r>
                 <w:rPr>
                   <w:rFonts w:ascii="Arial" w:cs="Arial" w:eastAsia="Arial" w:hAnsi="Arial"/>
@@ -10015,7 +10015,7 @@
               <w:spacing w:after="10" w:before="0"/>
               <w:ind w:left="120"/>
             </w:pPr>
-            <w:hyperlink w:history="1" r:id="rId8v74xea7epnige294dl6d">
+            <w:hyperlink w:history="1" r:id="rIddwqgog91dnxt65a0t-bmv">
               <w:r>
                 <w:rPr>
                   <w:rFonts w:ascii="Arial" w:cs="Arial" w:eastAsia="Arial" w:hAnsi="Arial"/>
@@ -10092,7 +10092,7 @@
               <w:spacing w:after="10" w:before="0"/>
               <w:ind w:left="120"/>
             </w:pPr>
-            <w:hyperlink w:history="1" r:id="rIdf7vdvla6thcibw4y0jpmp">
+            <w:hyperlink w:history="1" r:id="rIdoere2qmbjqkqzgvy-tqbx">
               <w:r>
                 <w:rPr>
                   <w:rFonts w:ascii="Arial" w:cs="Arial" w:eastAsia="Arial" w:hAnsi="Arial"/>
@@ -10319,7 +10319,7 @@
               <w:spacing w:after="10" w:before="0"/>
               <w:ind w:left="120"/>
             </w:pPr>
-            <w:hyperlink w:history="1" r:id="rId_oxxexrts2co80vwmh519">
+            <w:hyperlink w:history="1" r:id="rIdyjr5-bslixrhzdxtzoyks">
               <w:r>
                 <w:rPr>
                   <w:rFonts w:ascii="Arial" w:cs="Arial" w:eastAsia="Arial" w:hAnsi="Arial"/>
@@ -10396,7 +10396,7 @@
               <w:spacing w:after="10" w:before="0"/>
               <w:ind w:left="120"/>
             </w:pPr>
-            <w:hyperlink w:history="1" r:id="rId7n9ifhbhdzunjgwgnmkha">
+            <w:hyperlink w:history="1" r:id="rIdu20tmqswdtak5uwbzo6t_">
               <w:r>
                 <w:rPr>
                   <w:rFonts w:ascii="Arial" w:cs="Arial" w:eastAsia="Arial" w:hAnsi="Arial"/>
@@ -10623,7 +10623,7 @@
               <w:spacing w:after="10" w:before="0"/>
               <w:ind w:left="120"/>
             </w:pPr>
-            <w:hyperlink w:history="1" r:id="rIdtm2xxswzwlmwdmfjsnqdh">
+            <w:hyperlink w:history="1" r:id="rId7x586oxkducu_bb4yhalg">
               <w:r>
                 <w:rPr>
                   <w:rFonts w:ascii="Arial" w:cs="Arial" w:eastAsia="Arial" w:hAnsi="Arial"/>
@@ -10700,7 +10700,7 @@
               <w:spacing w:after="10" w:before="0"/>
               <w:ind w:left="120"/>
             </w:pPr>
-            <w:hyperlink w:history="1" r:id="rIdg8aja8zdcaw0ux1x0othu">
+            <w:hyperlink w:history="1" r:id="rIdytq8cgntlhddp_759-ckd">
               <w:r>
                 <w:rPr>
                   <w:rFonts w:ascii="Arial" w:cs="Arial" w:eastAsia="Arial" w:hAnsi="Arial"/>
@@ -11227,7 +11227,7 @@
         </w:rPr>
         <w:t xml:space="preserve">© 2026 SeaVuria and ARES. Aligned with KICD objectives. Developed by SeaVuria; technical implementation by ARES (with AI assistance from Claude). Licensed under </w:t>
       </w:r>
-      <w:hyperlink w:history="1" r:id="rIdpqugl4whivab8lbcw9akj">
+      <w:hyperlink w:history="1" r:id="rIdhm0zxt277udziwt0arvky">
         <w:r>
           <w:rPr>
             <w:rFonts w:ascii="Arial" w:cs="Arial" w:eastAsia="Arial" w:hAnsi="Arial"/>
@@ -11248,7 +11248,7 @@
         </w:rPr>
         <w:t xml:space="preserve"> (</w:t>
       </w:r>
-      <w:hyperlink w:history="1" r:id="rIdbao7gfvz2_62ctukiyvxh">
+      <w:hyperlink w:history="1" r:id="rId8kjf7axs_-rplqyd5ptm5">
         <w:r>
           <w:rPr>
             <w:rFonts w:ascii="Arial" w:cs="Arial" w:eastAsia="Arial" w:hAnsi="Arial"/>
@@ -12278,7 +12278,7 @@
               <w:spacing w:after="10" w:before="0"/>
               <w:ind w:left="120"/>
             </w:pPr>
-            <w:hyperlink w:history="1" r:id="rIdpyfm9akjfzsmqyoo05duk">
+            <w:hyperlink w:history="1" r:id="rIdo5vrfwu43yxy9bkpmozld">
               <w:r>
                 <w:rPr>
                   <w:rFonts w:ascii="Arial" w:cs="Arial" w:eastAsia="Arial" w:hAnsi="Arial"/>
@@ -12355,7 +12355,7 @@
               <w:spacing w:after="10" w:before="0"/>
               <w:ind w:left="120"/>
             </w:pPr>
-            <w:hyperlink w:history="1" r:id="rIdin_yvroob3sw0esjaluam">
+            <w:hyperlink w:history="1" r:id="rIdnt76fbikhz0numi0oe79p">
               <w:r>
                 <w:rPr>
                   <w:rFonts w:ascii="Arial" w:cs="Arial" w:eastAsia="Arial" w:hAnsi="Arial"/>
@@ -12582,7 +12582,7 @@
               <w:spacing w:after="10" w:before="0"/>
               <w:ind w:left="120"/>
             </w:pPr>
-            <w:hyperlink w:history="1" r:id="rIdh-3o4ncsl1cmvgf9si62u">
+            <w:hyperlink w:history="1" r:id="rIdyfcwhodnykpcazcpjvs-y">
               <w:r>
                 <w:rPr>
                   <w:rFonts w:ascii="Arial" w:cs="Arial" w:eastAsia="Arial" w:hAnsi="Arial"/>
@@ -12659,7 +12659,7 @@
               <w:spacing w:after="10" w:before="0"/>
               <w:ind w:left="120"/>
             </w:pPr>
-            <w:hyperlink w:history="1" r:id="rIda3ypb3b8fnsn-hb_xqxmf">
+            <w:hyperlink w:history="1" r:id="rIduwmexmnc0p2dy8cyhcwmw">
               <w:r>
                 <w:rPr>
                   <w:rFonts w:ascii="Arial" w:cs="Arial" w:eastAsia="Arial" w:hAnsi="Arial"/>
@@ -12886,7 +12886,7 @@
               <w:spacing w:after="10" w:before="0"/>
               <w:ind w:left="120"/>
             </w:pPr>
-            <w:hyperlink w:history="1" r:id="rIdgyoupwkzbteyq8tfklzac">
+            <w:hyperlink w:history="1" r:id="rIdh7kbwwje0qs3ce0ddoibf">
               <w:r>
                 <w:rPr>
                   <w:rFonts w:ascii="Arial" w:cs="Arial" w:eastAsia="Arial" w:hAnsi="Arial"/>
@@ -12963,7 +12963,7 @@
               <w:spacing w:after="10" w:before="0"/>
               <w:ind w:left="120"/>
             </w:pPr>
-            <w:hyperlink w:history="1" r:id="rIdi0xyc4hyv6mhwgbdqs_1v">
+            <w:hyperlink w:history="1" r:id="rIds6ioef3dmpvfhikcdbsei">
               <w:r>
                 <w:rPr>
                   <w:rFonts w:ascii="Arial" w:cs="Arial" w:eastAsia="Arial" w:hAnsi="Arial"/>
@@ -13190,7 +13190,7 @@
               <w:spacing w:after="10" w:before="0"/>
               <w:ind w:left="120"/>
             </w:pPr>
-            <w:hyperlink w:history="1" r:id="rIdgqtguexnmqs62iahlxb7g">
+            <w:hyperlink w:history="1" r:id="rIdqwnv3qsap-6lyrylqzsj4">
               <w:r>
                 <w:rPr>
                   <w:rFonts w:ascii="Arial" w:cs="Arial" w:eastAsia="Arial" w:hAnsi="Arial"/>
@@ -13267,7 +13267,7 @@
               <w:spacing w:after="10" w:before="0"/>
               <w:ind w:left="120"/>
             </w:pPr>
-            <w:hyperlink w:history="1" r:id="rId8k5mk-bpvso9ifh1-jtnv">
+            <w:hyperlink w:history="1" r:id="rIdntqdt8azpjmv0i8jucsq1">
               <w:r>
                 <w:rPr>
                   <w:rFonts w:ascii="Arial" w:cs="Arial" w:eastAsia="Arial" w:hAnsi="Arial"/>
@@ -13494,7 +13494,7 @@
               <w:spacing w:after="10" w:before="0"/>
               <w:ind w:left="120"/>
             </w:pPr>
-            <w:hyperlink w:history="1" r:id="rIdcbp38jtbbajvxclnj1sqn">
+            <w:hyperlink w:history="1" r:id="rIdyynaof15girvlmpz1ye8s">
               <w:r>
                 <w:rPr>
                   <w:rFonts w:ascii="Arial" w:cs="Arial" w:eastAsia="Arial" w:hAnsi="Arial"/>
@@ -13571,7 +13571,7 @@
               <w:spacing w:after="10" w:before="0"/>
               <w:ind w:left="120"/>
             </w:pPr>
-            <w:hyperlink w:history="1" r:id="rIdh_59lcypj837wpf0otwtx">
+            <w:hyperlink w:history="1" r:id="rIdju5d8pggyv1yldmrd2nhc">
               <w:r>
                 <w:rPr>
                   <w:rFonts w:ascii="Arial" w:cs="Arial" w:eastAsia="Arial" w:hAnsi="Arial"/>
@@ -14098,7 +14098,7 @@
         </w:rPr>
         <w:t xml:space="preserve">© 2026 SeaVuria and ARES. Aligned with KICD objectives. Developed by SeaVuria; technical implementation by ARES (with AI assistance from Claude). Licensed under </w:t>
       </w:r>
-      <w:hyperlink w:history="1" r:id="rIdy1pvmefuo-s0gseot-vge">
+      <w:hyperlink w:history="1" r:id="rIdry_d8x9ths9smeyd5xn46">
         <w:r>
           <w:rPr>
             <w:rFonts w:ascii="Arial" w:cs="Arial" w:eastAsia="Arial" w:hAnsi="Arial"/>
@@ -14119,7 +14119,7 @@
         </w:rPr>
         <w:t xml:space="preserve"> (</w:t>
       </w:r>
-      <w:hyperlink w:history="1" r:id="rIdqgx2bkg12fb_ck8qhensk">
+      <w:hyperlink w:history="1" r:id="rIdgcf5nm9nzkppbamhzb8xw">
         <w:r>
           <w:rPr>
             <w:rFonts w:ascii="Arial" w:cs="Arial" w:eastAsia="Arial" w:hAnsi="Arial"/>
@@ -15149,7 +15149,7 @@
               <w:spacing w:after="10" w:before="0"/>
               <w:ind w:left="120"/>
             </w:pPr>
-            <w:hyperlink w:history="1" r:id="rIdhk9mobj5wkzsyf4ur7onp">
+            <w:hyperlink w:history="1" r:id="rIdfrar6izrzuj7r5sypdh0e">
               <w:r>
                 <w:rPr>
                   <w:rFonts w:ascii="Arial" w:cs="Arial" w:eastAsia="Arial" w:hAnsi="Arial"/>
@@ -15226,7 +15226,7 @@
               <w:spacing w:after="10" w:before="0"/>
               <w:ind w:left="120"/>
             </w:pPr>
-            <w:hyperlink w:history="1" r:id="rIdn41mlqgxa7rukv_prxr1d">
+            <w:hyperlink w:history="1" r:id="rIdejrwpioywcx8ib29t0vvf">
               <w:r>
                 <w:rPr>
                   <w:rFonts w:ascii="Arial" w:cs="Arial" w:eastAsia="Arial" w:hAnsi="Arial"/>
@@ -15453,7 +15453,7 @@
               <w:spacing w:after="10" w:before="0"/>
               <w:ind w:left="120"/>
             </w:pPr>
-            <w:hyperlink w:history="1" r:id="rId_un4m-gaum497erxd1uzt">
+            <w:hyperlink w:history="1" r:id="rIdmhicf_tcuom7tbgucunuw">
               <w:r>
                 <w:rPr>
                   <w:rFonts w:ascii="Arial" w:cs="Arial" w:eastAsia="Arial" w:hAnsi="Arial"/>
@@ -15530,7 +15530,7 @@
               <w:spacing w:after="10" w:before="0"/>
               <w:ind w:left="120"/>
             </w:pPr>
-            <w:hyperlink w:history="1" r:id="rIdhm5xylmwgvye3x0kcwfxe">
+            <w:hyperlink w:history="1" r:id="rIdvgapf3kxfxy2u8y43ss9p">
               <w:r>
                 <w:rPr>
                   <w:rFonts w:ascii="Arial" w:cs="Arial" w:eastAsia="Arial" w:hAnsi="Arial"/>
@@ -15757,7 +15757,7 @@
               <w:spacing w:after="10" w:before="0"/>
               <w:ind w:left="120"/>
             </w:pPr>
-            <w:hyperlink w:history="1" r:id="rIdck_cqfh2icpee6zn3b-jd">
+            <w:hyperlink w:history="1" r:id="rIdrvcl-ok2jyjyf191rwd-3">
               <w:r>
                 <w:rPr>
                   <w:rFonts w:ascii="Arial" w:cs="Arial" w:eastAsia="Arial" w:hAnsi="Arial"/>
@@ -15834,7 +15834,7 @@
               <w:spacing w:after="10" w:before="0"/>
               <w:ind w:left="120"/>
             </w:pPr>
-            <w:hyperlink w:history="1" r:id="rIdi2eoqmtfoflpfkxit4fcy">
+            <w:hyperlink w:history="1" r:id="rId45cxr2hoa2mtdq6-mc0ll">
               <w:r>
                 <w:rPr>
                   <w:rFonts w:ascii="Arial" w:cs="Arial" w:eastAsia="Arial" w:hAnsi="Arial"/>
@@ -16061,7 +16061,7 @@
               <w:spacing w:after="10" w:before="0"/>
               <w:ind w:left="120"/>
             </w:pPr>
-            <w:hyperlink w:history="1" r:id="rIdmh_pdghokleq1lj5bzcqo">
+            <w:hyperlink w:history="1" r:id="rIdizwvxnuwhsknrjgfnyiud">
               <w:r>
                 <w:rPr>
                   <w:rFonts w:ascii="Arial" w:cs="Arial" w:eastAsia="Arial" w:hAnsi="Arial"/>
@@ -16138,7 +16138,7 @@
               <w:spacing w:after="10" w:before="0"/>
               <w:ind w:left="120"/>
             </w:pPr>
-            <w:hyperlink w:history="1" r:id="rIdxz98-__igg7jvwwmgfqo1">
+            <w:hyperlink w:history="1" r:id="rId3skgoori_maayci9uwdk3">
               <w:r>
                 <w:rPr>
                   <w:rFonts w:ascii="Arial" w:cs="Arial" w:eastAsia="Arial" w:hAnsi="Arial"/>
@@ -16365,7 +16365,7 @@
               <w:spacing w:after="10" w:before="0"/>
               <w:ind w:left="120"/>
             </w:pPr>
-            <w:hyperlink w:history="1" r:id="rId8fbtnzo7gwnp6dkrnuxjj">
+            <w:hyperlink w:history="1" r:id="rIdbr_5zvsizkyeyavcqn-kn">
               <w:r>
                 <w:rPr>
                   <w:rFonts w:ascii="Arial" w:cs="Arial" w:eastAsia="Arial" w:hAnsi="Arial"/>
@@ -16442,7 +16442,7 @@
               <w:spacing w:after="10" w:before="0"/>
               <w:ind w:left="120"/>
             </w:pPr>
-            <w:hyperlink w:history="1" r:id="rIdnnfdejgvxdey--_f9a1z3">
+            <w:hyperlink w:history="1" r:id="rIdapepltnocl7-4z-tj-rbu">
               <w:r>
                 <w:rPr>
                   <w:rFonts w:ascii="Arial" w:cs="Arial" w:eastAsia="Arial" w:hAnsi="Arial"/>
@@ -17064,7 +17064,7 @@
         </w:rPr>
         <w:t xml:space="preserve">© 2026 SeaVuria and ARES. Aligned with KICD objectives. Developed by SeaVuria; technical implementation by ARES (with AI assistance from Claude). Licensed under </w:t>
       </w:r>
-      <w:hyperlink w:history="1" r:id="rIdroiz9jc3sn98a8i0kaiqy">
+      <w:hyperlink w:history="1" r:id="rIdxnasskmnmd7sccgfbr7ql">
         <w:r>
           <w:rPr>
             <w:rFonts w:ascii="Arial" w:cs="Arial" w:eastAsia="Arial" w:hAnsi="Arial"/>
@@ -17085,7 +17085,7 @@
         </w:rPr>
         <w:t xml:space="preserve"> (</w:t>
       </w:r>
-      <w:hyperlink w:history="1" r:id="rIdsi8wpz9sxerxp7p9mq7yx">
+      <w:hyperlink w:history="1" r:id="rIdvmw9anx8pnjwsodlvtabi">
         <w:r>
           <w:rPr>
             <w:rFonts w:ascii="Arial" w:cs="Arial" w:eastAsia="Arial" w:hAnsi="Arial"/>
@@ -18115,7 +18115,7 @@
               <w:spacing w:after="10" w:before="0"/>
               <w:ind w:left="120"/>
             </w:pPr>
-            <w:hyperlink w:history="1" r:id="rIdppzlshksbdf9ndwkyzgwx">
+            <w:hyperlink w:history="1" r:id="rIdddrarz7gyi1flkv5krg2d">
               <w:r>
                 <w:rPr>
                   <w:rFonts w:ascii="Arial" w:cs="Arial" w:eastAsia="Arial" w:hAnsi="Arial"/>
@@ -18192,7 +18192,7 @@
               <w:spacing w:after="10" w:before="0"/>
               <w:ind w:left="120"/>
             </w:pPr>
-            <w:hyperlink w:history="1" r:id="rIdmqe-cttlj5pq9avz4siil">
+            <w:hyperlink w:history="1" r:id="rIdi3kjyg7mhz8ay8tqciw5d">
               <w:r>
                 <w:rPr>
                   <w:rFonts w:ascii="Arial" w:cs="Arial" w:eastAsia="Arial" w:hAnsi="Arial"/>
@@ -18419,7 +18419,7 @@
               <w:spacing w:after="10" w:before="0"/>
               <w:ind w:left="120"/>
             </w:pPr>
-            <w:hyperlink w:history="1" r:id="rIdbdsovpoklrx63xxz1owly">
+            <w:hyperlink w:history="1" r:id="rIdgozhdv7stmara-wuguia_">
               <w:r>
                 <w:rPr>
                   <w:rFonts w:ascii="Arial" w:cs="Arial" w:eastAsia="Arial" w:hAnsi="Arial"/>
@@ -18496,7 +18496,7 @@
               <w:spacing w:after="10" w:before="0"/>
               <w:ind w:left="120"/>
             </w:pPr>
-            <w:hyperlink w:history="1" r:id="rIdrqhcug3teiao7ql2mh2nx">
+            <w:hyperlink w:history="1" r:id="rIdt82xas09_hbpngmgyfxrh">
               <w:r>
                 <w:rPr>
                   <w:rFonts w:ascii="Arial" w:cs="Arial" w:eastAsia="Arial" w:hAnsi="Arial"/>
@@ -18723,7 +18723,7 @@
               <w:spacing w:after="10" w:before="0"/>
               <w:ind w:left="120"/>
             </w:pPr>
-            <w:hyperlink w:history="1" r:id="rIdmwdb5hfwdclurkkvsciyn">
+            <w:hyperlink w:history="1" r:id="rIdy_v4wyeuaymk1ocglufuz">
               <w:r>
                 <w:rPr>
                   <w:rFonts w:ascii="Arial" w:cs="Arial" w:eastAsia="Arial" w:hAnsi="Arial"/>
@@ -18800,7 +18800,7 @@
               <w:spacing w:after="10" w:before="0"/>
               <w:ind w:left="120"/>
             </w:pPr>
-            <w:hyperlink w:history="1" r:id="rIdwlwcq0gyrsylxn7mpsvtp">
+            <w:hyperlink w:history="1" r:id="rId5vm7dqtbrl4ququypszca">
               <w:r>
                 <w:rPr>
                   <w:rFonts w:ascii="Arial" w:cs="Arial" w:eastAsia="Arial" w:hAnsi="Arial"/>
@@ -19027,7 +19027,7 @@
               <w:spacing w:after="10" w:before="0"/>
               <w:ind w:left="120"/>
             </w:pPr>
-            <w:hyperlink w:history="1" r:id="rIdy3k3ll09h4_hloqy6qiem">
+            <w:hyperlink w:history="1" r:id="rIde8486wxjkpobxybunbhbl">
               <w:r>
                 <w:rPr>
                   <w:rFonts w:ascii="Arial" w:cs="Arial" w:eastAsia="Arial" w:hAnsi="Arial"/>
@@ -19104,7 +19104,7 @@
               <w:spacing w:after="10" w:before="0"/>
               <w:ind w:left="120"/>
             </w:pPr>
-            <w:hyperlink w:history="1" r:id="rIdyw2vii6hydtg4tx8spmce">
+            <w:hyperlink w:history="1" r:id="rIdhjmv5j66jxpl8rtdtef3c">
               <w:r>
                 <w:rPr>
                   <w:rFonts w:ascii="Arial" w:cs="Arial" w:eastAsia="Arial" w:hAnsi="Arial"/>
@@ -19331,7 +19331,7 @@
               <w:spacing w:after="10" w:before="0"/>
               <w:ind w:left="120"/>
             </w:pPr>
-            <w:hyperlink w:history="1" r:id="rIduz6l9hul-7chk6o9s62wy">
+            <w:hyperlink w:history="1" r:id="rIdlbnzu1tjfubat556eb2sm">
               <w:r>
                 <w:rPr>
                   <w:rFonts w:ascii="Arial" w:cs="Arial" w:eastAsia="Arial" w:hAnsi="Arial"/>
@@ -19408,7 +19408,7 @@
               <w:spacing w:after="10" w:before="0"/>
               <w:ind w:left="120"/>
             </w:pPr>
-            <w:hyperlink w:history="1" r:id="rIdsrua4nlfp-gqntflw6wzc">
+            <w:hyperlink w:history="1" r:id="rIdwzmxt8x6mx3u4futvek2v">
               <w:r>
                 <w:rPr>
                   <w:rFonts w:ascii="Arial" w:cs="Arial" w:eastAsia="Arial" w:hAnsi="Arial"/>
@@ -19781,7 +19781,7 @@
                 <w:sz w:val="18"/>
                 <w:szCs w:val="18"/>
               </w:rPr>
-              <w:t xml:space="preserve">Skull diagrams and Maasai Mara wildlife photographs of a lion, cow, and human; a 3-minute multimedia clip of a lion feeding on a wildebeest and a cow chewing cud at the Maasai Mara; tooth counts recorded in a structured evidence table.</w:t>
+              <w:t xml:space="preserve">Skull diagrams and Maasai Mara wildlife photographs of a lion, cow, and human; a 3-minute multimedia clip of a lion feeding on a wildebeest and a wildebeest chewing cud at the Maasai Mara; tooth counts recorded in a structured evidence table.</w:t>
             </w:r>
           </w:p>
         </w:tc>
@@ -19935,7 +19935,7 @@
         </w:rPr>
         <w:t xml:space="preserve">© 2026 SeaVuria and ARES. Aligned with KICD objectives. Developed by SeaVuria; technical implementation by ARES (with AI assistance from Claude). Licensed under </w:t>
       </w:r>
-      <w:hyperlink w:history="1" r:id="rIdsaw_tqmg-ipk4igydoxgv">
+      <w:hyperlink w:history="1" r:id="rIdzcg8fzmateoize1y1-l_v">
         <w:r>
           <w:rPr>
             <w:rFonts w:ascii="Arial" w:cs="Arial" w:eastAsia="Arial" w:hAnsi="Arial"/>
@@ -19956,7 +19956,7 @@
         </w:rPr>
         <w:t xml:space="preserve"> (</w:t>
       </w:r>
-      <w:hyperlink w:history="1" r:id="rIdsyxrwfi8na1ttahcodvsl">
+      <w:hyperlink w:history="1" r:id="rIdy9x8kkafqd9llhexxnekf">
         <w:r>
           <w:rPr>
             <w:rFonts w:ascii="Arial" w:cs="Arial" w:eastAsia="Arial" w:hAnsi="Arial"/>
@@ -20969,7 +20969,7 @@
             <w:pPr>
               <w:spacing w:after="20" w:before="0"/>
             </w:pPr>
-            <w:hyperlink w:history="1" r:id="rIdg8f1emdpyylgxflqgoou7">
+            <w:hyperlink w:history="1" r:id="rIduwy1njcixwvvrpam-4a2-">
               <w:r>
                 <w:rPr>
                   <w:rFonts w:ascii="Arial" w:cs="Arial" w:eastAsia="Arial" w:hAnsi="Arial"/>
@@ -21002,7 +21002,7 @@
               <w:spacing w:after="10" w:before="0"/>
               <w:ind w:left="120"/>
             </w:pPr>
-            <w:hyperlink w:history="1" r:id="rIdgi2rc0rblji-aboc_3cnt">
+            <w:hyperlink w:history="1" r:id="rIdqhrxj4olfr2fdkiy0mxuv">
               <w:r>
                 <w:rPr>
                   <w:rFonts w:ascii="Arial" w:cs="Arial" w:eastAsia="Arial" w:hAnsi="Arial"/>
@@ -21047,7 +21047,7 @@
             <w:pPr>
               <w:spacing w:after="20" w:before="0"/>
             </w:pPr>
-            <w:hyperlink w:history="1" r:id="rId4iappezk2u8zxrfrphitu">
+            <w:hyperlink w:history="1" r:id="rIdm5rg14ua5qlscl_zgrzoy">
               <w:r>
                 <w:rPr>
                   <w:rFonts w:ascii="Arial" w:cs="Arial" w:eastAsia="Arial" w:hAnsi="Arial"/>
@@ -21080,7 +21080,7 @@
               <w:spacing w:after="10" w:before="0"/>
               <w:ind w:left="120"/>
             </w:pPr>
-            <w:hyperlink w:history="1" r:id="rIdr42ztkpnwxtlhdny-qneb">
+            <w:hyperlink w:history="1" r:id="rId3wnmi6nosocf84s9gnt7h">
               <w:r>
                 <w:rPr>
                   <w:rFonts w:ascii="Arial" w:cs="Arial" w:eastAsia="Arial" w:hAnsi="Arial"/>
@@ -21275,7 +21275,7 @@
             <w:pPr>
               <w:spacing w:after="20" w:before="0"/>
             </w:pPr>
-            <w:hyperlink w:history="1" r:id="rIdcgdbxbg5jyhlg3mqtinqq">
+            <w:hyperlink w:history="1" r:id="rIdpoxiavscokskjemog8dis">
               <w:r>
                 <w:rPr>
                   <w:rFonts w:ascii="Arial" w:cs="Arial" w:eastAsia="Arial" w:hAnsi="Arial"/>
@@ -21308,7 +21308,7 @@
               <w:spacing w:after="10" w:before="0"/>
               <w:ind w:left="120"/>
             </w:pPr>
-            <w:hyperlink w:history="1" r:id="rIdmguv5xobcby0xjgbngmr4">
+            <w:hyperlink w:history="1" r:id="rIdeoqumkuyv0q9e6yxvsksc">
               <w:r>
                 <w:rPr>
                   <w:rFonts w:ascii="Arial" w:cs="Arial" w:eastAsia="Arial" w:hAnsi="Arial"/>
@@ -21353,7 +21353,7 @@
             <w:pPr>
               <w:spacing w:after="20" w:before="0"/>
             </w:pPr>
-            <w:hyperlink w:history="1" r:id="rIdqa9q7cnnvn4dkgfw0-dzy">
+            <w:hyperlink w:history="1" r:id="rIdpvh1rrl7js3srh4exzol2">
               <w:r>
                 <w:rPr>
                   <w:rFonts w:ascii="Arial" w:cs="Arial" w:eastAsia="Arial" w:hAnsi="Arial"/>
@@ -21386,7 +21386,7 @@
               <w:spacing w:after="10" w:before="0"/>
               <w:ind w:left="120"/>
             </w:pPr>
-            <w:hyperlink w:history="1" r:id="rIdir4gemjki06_yfqivpcf5">
+            <w:hyperlink w:history="1" r:id="rIdkvtzp1-bjpqwug2oyxphq">
               <w:r>
                 <w:rPr>
                   <w:rFonts w:ascii="Arial" w:cs="Arial" w:eastAsia="Arial" w:hAnsi="Arial"/>
@@ -21581,7 +21581,7 @@
             <w:pPr>
               <w:spacing w:after="20" w:before="0"/>
             </w:pPr>
-            <w:hyperlink w:history="1" r:id="rIdiheb0nkozxysz2z-hktst">
+            <w:hyperlink w:history="1" r:id="rIdel9rfhmm6adnuak1ixai-">
               <w:r>
                 <w:rPr>
                   <w:rFonts w:ascii="Arial" w:cs="Arial" w:eastAsia="Arial" w:hAnsi="Arial"/>
@@ -21630,7 +21630,7 @@
               <w:spacing w:after="10" w:before="0"/>
               <w:ind w:left="120"/>
             </w:pPr>
-            <w:hyperlink w:history="1" r:id="rId6ou2f_hkhlptlv1fqkhbb">
+            <w:hyperlink w:history="1" r:id="rIdb0amjljhpxzbobcvz0ohz">
               <w:r>
                 <w:rPr>
                   <w:rFonts w:ascii="Arial" w:cs="Arial" w:eastAsia="Arial" w:hAnsi="Arial"/>
@@ -21675,7 +21675,7 @@
             <w:pPr>
               <w:spacing w:after="20" w:before="0"/>
             </w:pPr>
-            <w:hyperlink w:history="1" r:id="rIdmptuqwegqnh1nlo-2c75l">
+            <w:hyperlink w:history="1" r:id="rIdh5wpteye3mbdn96ox8mp_">
               <w:r>
                 <w:rPr>
                   <w:rFonts w:ascii="Arial" w:cs="Arial" w:eastAsia="Arial" w:hAnsi="Arial"/>
@@ -21708,7 +21708,7 @@
               <w:spacing w:after="10" w:before="0"/>
               <w:ind w:left="120"/>
             </w:pPr>
-            <w:hyperlink w:history="1" r:id="rIdkymiquzgppjnbr9k1cts6">
+            <w:hyperlink w:history="1" r:id="rIdy9-cxhzpywy0qpq09oyk0">
               <w:r>
                 <w:rPr>
                   <w:rFonts w:ascii="Arial" w:cs="Arial" w:eastAsia="Arial" w:hAnsi="Arial"/>
@@ -21903,7 +21903,7 @@
             <w:pPr>
               <w:spacing w:after="20" w:before="0"/>
             </w:pPr>
-            <w:hyperlink w:history="1" r:id="rId-ujnlztnjtjud0pmjlp8l">
+            <w:hyperlink w:history="1" r:id="rId-iirnmbzbyt77v8qlmzgy">
               <w:r>
                 <w:rPr>
                   <w:rFonts w:ascii="Arial" w:cs="Arial" w:eastAsia="Arial" w:hAnsi="Arial"/>
@@ -21936,7 +21936,7 @@
               <w:spacing w:after="10" w:before="0"/>
               <w:ind w:left="120"/>
             </w:pPr>
-            <w:hyperlink w:history="1" r:id="rId7az7munitsjimarrjyuxc">
+            <w:hyperlink w:history="1" r:id="rIdz6ak1ep2muhvdv9ovo7z2">
               <w:r>
                 <w:rPr>
                   <w:rFonts w:ascii="Arial" w:cs="Arial" w:eastAsia="Arial" w:hAnsi="Arial"/>
@@ -21981,7 +21981,7 @@
             <w:pPr>
               <w:spacing w:after="20" w:before="0"/>
             </w:pPr>
-            <w:hyperlink w:history="1" r:id="rIdfgazis6kdfwswldvf223o">
+            <w:hyperlink w:history="1" r:id="rIduobikrvzysv1spfmspa9u">
               <w:r>
                 <w:rPr>
                   <w:rFonts w:ascii="Arial" w:cs="Arial" w:eastAsia="Arial" w:hAnsi="Arial"/>
@@ -22014,7 +22014,7 @@
               <w:spacing w:after="10" w:before="0"/>
               <w:ind w:left="120"/>
             </w:pPr>
-            <w:hyperlink w:history="1" r:id="rIdkrxkhppdhgvb7uawyimcs">
+            <w:hyperlink w:history="1" r:id="rIdcua7h5v9x3ffmdgb_kfct">
               <w:r>
                 <w:rPr>
                   <w:rFonts w:ascii="Arial" w:cs="Arial" w:eastAsia="Arial" w:hAnsi="Arial"/>
@@ -22209,7 +22209,7 @@
             <w:pPr>
               <w:spacing w:after="20" w:before="0"/>
             </w:pPr>
-            <w:hyperlink w:history="1" r:id="rIdw5apvws4ufny3xo3fd2q4">
+            <w:hyperlink w:history="1" r:id="rIdguchdxrn9dbjhyqyhwzuk">
               <w:r>
                 <w:rPr>
                   <w:rFonts w:ascii="Arial" w:cs="Arial" w:eastAsia="Arial" w:hAnsi="Arial"/>
@@ -22242,7 +22242,7 @@
               <w:spacing w:after="10" w:before="0"/>
               <w:ind w:left="120"/>
             </w:pPr>
-            <w:hyperlink w:history="1" r:id="rId8o3dfilsdvhigu5gmsmt_">
+            <w:hyperlink w:history="1" r:id="rId0cvrm2ql-ll2dpb6v5ag9">
               <w:r>
                 <w:rPr>
                   <w:rFonts w:ascii="Arial" w:cs="Arial" w:eastAsia="Arial" w:hAnsi="Arial"/>
@@ -22287,7 +22287,7 @@
             <w:pPr>
               <w:spacing w:after="20" w:before="0"/>
             </w:pPr>
-            <w:hyperlink w:history="1" r:id="rIdczv4tefab_qiotmhycy4e">
+            <w:hyperlink w:history="1" r:id="rIdsfd-x3qrum_aixgj_cu_r">
               <w:r>
                 <w:rPr>
                   <w:rFonts w:ascii="Arial" w:cs="Arial" w:eastAsia="Arial" w:hAnsi="Arial"/>
@@ -22336,7 +22336,7 @@
               <w:spacing w:after="10" w:before="0"/>
               <w:ind w:left="120"/>
             </w:pPr>
-            <w:hyperlink w:history="1" r:id="rId-azvaamplnqvpcw9vfzb9">
+            <w:hyperlink w:history="1" r:id="rIdmbeedswzvk845o46e5i0p">
               <w:r>
                 <w:rPr>
                   <w:rFonts w:ascii="Arial" w:cs="Arial" w:eastAsia="Arial" w:hAnsi="Arial"/>
@@ -22848,7 +22848,7 @@
         </w:rPr>
         <w:t xml:space="preserve">© 2026 SeaVuria and ARES. Aligned with KICD objectives. Developed by SeaVuria; technical implementation by ARES (with AI assistance from Claude). Licensed under </w:t>
       </w:r>
-      <w:hyperlink w:history="1" r:id="rIdgika2crxiqdbhf1gezbaw">
+      <w:hyperlink w:history="1" r:id="rIdehbb8wmv5p4ypsexxargj">
         <w:r>
           <w:rPr>
             <w:rFonts w:ascii="Arial" w:cs="Arial" w:eastAsia="Arial" w:hAnsi="Arial"/>
@@ -22869,7 +22869,7 @@
         </w:rPr>
         <w:t xml:space="preserve"> (</w:t>
       </w:r>
-      <w:hyperlink w:history="1" r:id="rIdujm2lk4tgdaxni6ahtbnf">
+      <w:hyperlink w:history="1" r:id="rId4ag_4kionkixtidhtdviw">
         <w:r>
           <w:rPr>
             <w:rFonts w:ascii="Arial" w:cs="Arial" w:eastAsia="Arial" w:hAnsi="Arial"/>
@@ -23882,7 +23882,7 @@
             <w:pPr>
               <w:spacing w:after="20" w:before="0"/>
             </w:pPr>
-            <w:hyperlink w:history="1" r:id="rId6w2lcxivyw6_s3achsxxo">
+            <w:hyperlink w:history="1" r:id="rIdsz9bbelog9kb_er0vcydf">
               <w:r>
                 <w:rPr>
                   <w:rFonts w:ascii="Arial" w:cs="Arial" w:eastAsia="Arial" w:hAnsi="Arial"/>
@@ -23931,7 +23931,7 @@
               <w:spacing w:after="10" w:before="0"/>
               <w:ind w:left="120"/>
             </w:pPr>
-            <w:hyperlink w:history="1" r:id="rIdiwlvtysolnfnytyzn1rza">
+            <w:hyperlink w:history="1" r:id="rIdthyqtz2fwzcyqtqq1ueyi">
               <w:r>
                 <w:rPr>
                   <w:rFonts w:ascii="Arial" w:cs="Arial" w:eastAsia="Arial" w:hAnsi="Arial"/>
@@ -23976,7 +23976,7 @@
             <w:pPr>
               <w:spacing w:after="20" w:before="0"/>
             </w:pPr>
-            <w:hyperlink w:history="1" r:id="rIdp_lkiiuuwbrd9q_iylrcr">
+            <w:hyperlink w:history="1" r:id="rId6mt4dnlrkmjtd02kntblw">
               <w:r>
                 <w:rPr>
                   <w:rFonts w:ascii="Arial" w:cs="Arial" w:eastAsia="Arial" w:hAnsi="Arial"/>
@@ -24009,7 +24009,7 @@
               <w:spacing w:after="10" w:before="0"/>
               <w:ind w:left="120"/>
             </w:pPr>
-            <w:hyperlink w:history="1" r:id="rId1siuxqbryxpogwtoukhdq">
+            <w:hyperlink w:history="1" r:id="rIdqf0y9yaldwgfpc8krx-is">
               <w:r>
                 <w:rPr>
                   <w:rFonts w:ascii="Arial" w:cs="Arial" w:eastAsia="Arial" w:hAnsi="Arial"/>
@@ -24204,7 +24204,7 @@
             <w:pPr>
               <w:spacing w:after="20" w:before="0"/>
             </w:pPr>
-            <w:hyperlink w:history="1" r:id="rId0wu7njgsyrw70nznu3sau">
+            <w:hyperlink w:history="1" r:id="rIdcetod5v1uc5tjsx6hzy4-">
               <w:r>
                 <w:rPr>
                   <w:rFonts w:ascii="Arial" w:cs="Arial" w:eastAsia="Arial" w:hAnsi="Arial"/>
@@ -24253,7 +24253,7 @@
               <w:spacing w:after="10" w:before="0"/>
               <w:ind w:left="120"/>
             </w:pPr>
-            <w:hyperlink w:history="1" r:id="rIdj8cgrmbqnc7tbxdniez4m">
+            <w:hyperlink w:history="1" r:id="rIdrkgzge-eox6hbusr2c1ak">
               <w:r>
                 <w:rPr>
                   <w:rFonts w:ascii="Arial" w:cs="Arial" w:eastAsia="Arial" w:hAnsi="Arial"/>
@@ -24298,7 +24298,7 @@
             <w:pPr>
               <w:spacing w:after="20" w:before="0"/>
             </w:pPr>
-            <w:hyperlink w:history="1" r:id="rIdxq7v0wkghpr4_c4nywujs">
+            <w:hyperlink w:history="1" r:id="rIdxjf2k3wlbqjhswcijdqo7">
               <w:r>
                 <w:rPr>
                   <w:rFonts w:ascii="Arial" w:cs="Arial" w:eastAsia="Arial" w:hAnsi="Arial"/>
@@ -24331,7 +24331,7 @@
               <w:spacing w:after="10" w:before="0"/>
               <w:ind w:left="120"/>
             </w:pPr>
-            <w:hyperlink w:history="1" r:id="rIdku4fji7gcm4w70915fqio">
+            <w:hyperlink w:history="1" r:id="rId14-owb2y5oohke5jbj_wd">
               <w:r>
                 <w:rPr>
                   <w:rFonts w:ascii="Arial" w:cs="Arial" w:eastAsia="Arial" w:hAnsi="Arial"/>
@@ -24526,7 +24526,7 @@
             <w:pPr>
               <w:spacing w:after="20" w:before="0"/>
             </w:pPr>
-            <w:hyperlink w:history="1" r:id="rIdh-fe23sl23m1iytrutwqg">
+            <w:hyperlink w:history="1" r:id="rIdbvqdiu17huetucon4iz-f">
               <w:r>
                 <w:rPr>
                   <w:rFonts w:ascii="Arial" w:cs="Arial" w:eastAsia="Arial" w:hAnsi="Arial"/>
@@ -24575,7 +24575,7 @@
               <w:spacing w:after="10" w:before="0"/>
               <w:ind w:left="120"/>
             </w:pPr>
-            <w:hyperlink w:history="1" r:id="rIdglq60w6k87ohdeaksy2ws">
+            <w:hyperlink w:history="1" r:id="rId5dvjhdfztgeb79k20lg_s">
               <w:r>
                 <w:rPr>
                   <w:rFonts w:ascii="Arial" w:cs="Arial" w:eastAsia="Arial" w:hAnsi="Arial"/>
@@ -24620,7 +24620,7 @@
             <w:pPr>
               <w:spacing w:after="20" w:before="0"/>
             </w:pPr>
-            <w:hyperlink w:history="1" r:id="rId06zbcaj_q6bt9aort01wl">
+            <w:hyperlink w:history="1" r:id="rIdkewexhcw4ixto8sdh9ns2">
               <w:r>
                 <w:rPr>
                   <w:rFonts w:ascii="Arial" w:cs="Arial" w:eastAsia="Arial" w:hAnsi="Arial"/>
@@ -24653,7 +24653,7 @@
               <w:spacing w:after="10" w:before="0"/>
               <w:ind w:left="120"/>
             </w:pPr>
-            <w:hyperlink w:history="1" r:id="rIdt22r8vutvnuui8zth4nmq">
+            <w:hyperlink w:history="1" r:id="rIdyjx5kfwgadd7kmixenfwf">
               <w:r>
                 <w:rPr>
                   <w:rFonts w:ascii="Arial" w:cs="Arial" w:eastAsia="Arial" w:hAnsi="Arial"/>
@@ -24848,7 +24848,7 @@
             <w:pPr>
               <w:spacing w:after="20" w:before="0"/>
             </w:pPr>
-            <w:hyperlink w:history="1" r:id="rId2jo4tqtuxmwfilnmuhekz">
+            <w:hyperlink w:history="1" r:id="rIdvzejelymtvjerxw7kyelh">
               <w:r>
                 <w:rPr>
                   <w:rFonts w:ascii="Arial" w:cs="Arial" w:eastAsia="Arial" w:hAnsi="Arial"/>
@@ -24897,7 +24897,7 @@
               <w:spacing w:after="10" w:before="0"/>
               <w:ind w:left="120"/>
             </w:pPr>
-            <w:hyperlink w:history="1" r:id="rIdgel522hrpcefs7yz9wv6k">
+            <w:hyperlink w:history="1" r:id="rIdi3fqss9kudu7ijw80qtyg">
               <w:r>
                 <w:rPr>
                   <w:rFonts w:ascii="Arial" w:cs="Arial" w:eastAsia="Arial" w:hAnsi="Arial"/>
@@ -24942,7 +24942,7 @@
             <w:pPr>
               <w:spacing w:after="20" w:before="0"/>
             </w:pPr>
-            <w:hyperlink w:history="1" r:id="rIdkzhzx8dc00qz3q4dwvwfc">
+            <w:hyperlink w:history="1" r:id="rIdbwggqhyhoymhaiueijekh">
               <w:r>
                 <w:rPr>
                   <w:rFonts w:ascii="Arial" w:cs="Arial" w:eastAsia="Arial" w:hAnsi="Arial"/>
@@ -24975,7 +24975,7 @@
               <w:spacing w:after="10" w:before="0"/>
               <w:ind w:left="120"/>
             </w:pPr>
-            <w:hyperlink w:history="1" r:id="rIdvwaufcyhg0m_y3tk36apm">
+            <w:hyperlink w:history="1" r:id="rIdvxhdvjfcoqdy0inwbofgu">
               <w:r>
                 <w:rPr>
                   <w:rFonts w:ascii="Arial" w:cs="Arial" w:eastAsia="Arial" w:hAnsi="Arial"/>
@@ -25049,7 +25049,7 @@
                 <w:sz w:val="18"/>
                 <w:szCs w:val="18"/>
               </w:rPr>
-              <w:t xml:space="preserve">Teacher facilitates the DQB update by pointing to two specific prior questions that enzyme evidence now answers — for example, any question about how food is chemically changed inside the body. 'We said in Lesson 1 we did not understand how a grasshopper could digest tough maize leaves. Today we have evidence that enzymes do the chemical work after teeth do the mechanical work. Does that complete the answer or do we need more?' Teacher records the preview question about absorption visibly on the board. 'Hold that question — we will investigate it next lesson using a model of the ileum.'</w:t>
+              <w:t xml:space="preserve">Teacher facilitates the DQB update by pointing to two specific prior questions that enzyme evidence now answers — for example, any question about how food is chemically changed inside the body. 'We said in Lesson 2 we did not understand how a grasshopper could digest tough maize leaves. Today we have evidence that enzymes do the chemical work after teeth do the mechanical work. Does that complete the answer or do we need more?' Teacher records the preview question about absorption visibly on the board. 'Hold that question — we will investigate it next lesson using a model of the ileum.'</w:t>
             </w:r>
           </w:p>
         </w:tc>
@@ -25170,7 +25170,7 @@
             <w:pPr>
               <w:spacing w:after="20" w:before="0"/>
             </w:pPr>
-            <w:hyperlink w:history="1" r:id="rId_mf319pd8sufsrhgxdnhe">
+            <w:hyperlink w:history="1" r:id="rIdjar7ztcfxfi6z78mf8e5t">
               <w:r>
                 <w:rPr>
                   <w:rFonts w:ascii="Arial" w:cs="Arial" w:eastAsia="Arial" w:hAnsi="Arial"/>
@@ -25219,7 +25219,7 @@
               <w:spacing w:after="10" w:before="0"/>
               <w:ind w:left="120"/>
             </w:pPr>
-            <w:hyperlink w:history="1" r:id="rIdyzyqmqhug2-nnq8docv0a">
+            <w:hyperlink w:history="1" r:id="rIdbewwphv2ndsro1hq3uu4b">
               <w:r>
                 <w:rPr>
                   <w:rFonts w:ascii="Arial" w:cs="Arial" w:eastAsia="Arial" w:hAnsi="Arial"/>
@@ -25264,7 +25264,7 @@
             <w:pPr>
               <w:spacing w:after="20" w:before="0"/>
             </w:pPr>
-            <w:hyperlink w:history="1" r:id="rIdgfuvupkiwoi87mpbxhlse">
+            <w:hyperlink w:history="1" r:id="rIdj-xw_rnuhinf0u9exhfzv">
               <w:r>
                 <w:rPr>
                   <w:rFonts w:ascii="Arial" w:cs="Arial" w:eastAsia="Arial" w:hAnsi="Arial"/>
@@ -25297,7 +25297,7 @@
               <w:spacing w:after="10" w:before="0"/>
               <w:ind w:left="120"/>
             </w:pPr>
-            <w:hyperlink w:history="1" r:id="rIdiqbakbeliqysgtshox6-q">
+            <w:hyperlink w:history="1" r:id="rIdp4_zducw620p6a0rx0x7b">
               <w:r>
                 <w:rPr>
                   <w:rFonts w:ascii="Arial" w:cs="Arial" w:eastAsia="Arial" w:hAnsi="Arial"/>
@@ -25809,7 +25809,7 @@
         </w:rPr>
         <w:t xml:space="preserve">© 2026 SeaVuria and ARES. Aligned with KICD objectives. Developed by SeaVuria; technical implementation by ARES (with AI assistance from Claude). Licensed under </w:t>
       </w:r>
-      <w:hyperlink w:history="1" r:id="rIdmxvkfjtjqxl9zyfacdsep">
+      <w:hyperlink w:history="1" r:id="rIdco3jxf5wzvenv2aa3_bfu">
         <w:r>
           <w:rPr>
             <w:rFonts w:ascii="Arial" w:cs="Arial" w:eastAsia="Arial" w:hAnsi="Arial"/>
@@ -25830,7 +25830,7 @@
         </w:rPr>
         <w:t xml:space="preserve"> (</w:t>
       </w:r>
-      <w:hyperlink w:history="1" r:id="rIdl8fenyvuprxa8ww5x2fwe">
+      <w:hyperlink w:history="1" r:id="rIda7pq-mypcs6oif2neqip3">
         <w:r>
           <w:rPr>
             <w:rFonts w:ascii="Arial" w:cs="Arial" w:eastAsia="Arial" w:hAnsi="Arial"/>
@@ -26860,7 +26860,7 @@
               <w:spacing w:after="10" w:before="0"/>
               <w:ind w:left="120"/>
             </w:pPr>
-            <w:hyperlink w:history="1" r:id="rIdcayb6jpin67ngjumviun9">
+            <w:hyperlink w:history="1" r:id="rId2_k_7o_zpbusvffu-sjnm">
               <w:r>
                 <w:rPr>
                   <w:rFonts w:ascii="Arial" w:cs="Arial" w:eastAsia="Arial" w:hAnsi="Arial"/>
@@ -26920,7 +26920,7 @@
             <w:pPr>
               <w:spacing w:after="20" w:before="0"/>
             </w:pPr>
-            <w:hyperlink w:history="1" r:id="rIdsrhoqgi5urzi6pts-srly">
+            <w:hyperlink w:history="1" r:id="rIdexp-ahsq9ljtaibm0otoo">
               <w:r>
                 <w:rPr>
                   <w:rFonts w:ascii="Arial" w:cs="Arial" w:eastAsia="Arial" w:hAnsi="Arial"/>
@@ -26969,7 +26969,7 @@
               <w:spacing w:after="10" w:before="0"/>
               <w:ind w:left="120"/>
             </w:pPr>
-            <w:hyperlink w:history="1" r:id="rIdtczadwcu_fhwiveafdrc1">
+            <w:hyperlink w:history="1" r:id="rIdnyx9hol1-pifoxaqlllwv">
               <w:r>
                 <w:rPr>
                   <w:rFonts w:ascii="Arial" w:cs="Arial" w:eastAsia="Arial" w:hAnsi="Arial"/>
@@ -27181,7 +27181,7 @@
               <w:spacing w:after="10" w:before="0"/>
               <w:ind w:left="120"/>
             </w:pPr>
-            <w:hyperlink w:history="1" r:id="rIdpxiodr7gog8nf6q9zmksy">
+            <w:hyperlink w:history="1" r:id="rId9qibjycclt9jsqv7fnsmj">
               <w:r>
                 <w:rPr>
                   <w:rFonts w:ascii="Arial" w:cs="Arial" w:eastAsia="Arial" w:hAnsi="Arial"/>
@@ -27241,7 +27241,7 @@
             <w:pPr>
               <w:spacing w:after="20" w:before="0"/>
             </w:pPr>
-            <w:hyperlink w:history="1" r:id="rIdtguwfknkwoizvzvk2f3fz">
+            <w:hyperlink w:history="1" r:id="rIdrh1_5--xf-dtz97jd0zza">
               <w:r>
                 <w:rPr>
                   <w:rFonts w:ascii="Arial" w:cs="Arial" w:eastAsia="Arial" w:hAnsi="Arial"/>
@@ -27290,7 +27290,7 @@
               <w:spacing w:after="10" w:before="0"/>
               <w:ind w:left="120"/>
             </w:pPr>
-            <w:hyperlink w:history="1" r:id="rIdwuvtbhu-1ht-dxqfearll">
+            <w:hyperlink w:history="1" r:id="rId2t5_otiv6qyscp0nubwdd">
               <w:r>
                 <w:rPr>
                   <w:rFonts w:ascii="Arial" w:cs="Arial" w:eastAsia="Arial" w:hAnsi="Arial"/>
@@ -27502,7 +27502,7 @@
               <w:spacing w:after="10" w:before="0"/>
               <w:ind w:left="120"/>
             </w:pPr>
-            <w:hyperlink w:history="1" r:id="rIdzosml7qqzwkjjspnnwy6n">
+            <w:hyperlink w:history="1" r:id="rId8lm4vwg359ckxd-tmqluk">
               <w:r>
                 <w:rPr>
                   <w:rFonts w:ascii="Arial" w:cs="Arial" w:eastAsia="Arial" w:hAnsi="Arial"/>
@@ -27562,7 +27562,7 @@
             <w:pPr>
               <w:spacing w:after="20" w:before="0"/>
             </w:pPr>
-            <w:hyperlink w:history="1" r:id="rIdpwhnaismv3uu98y5h9khz">
+            <w:hyperlink w:history="1" r:id="rIdhkxtz1ykkwzmnafjnph0n">
               <w:r>
                 <w:rPr>
                   <w:rFonts w:ascii="Arial" w:cs="Arial" w:eastAsia="Arial" w:hAnsi="Arial"/>
@@ -27611,7 +27611,7 @@
               <w:spacing w:after="10" w:before="0"/>
               <w:ind w:left="120"/>
             </w:pPr>
-            <w:hyperlink w:history="1" r:id="rId2otjqtq_3r4_fayfbhb1e">
+            <w:hyperlink w:history="1" r:id="rId8aifo9x1ee2lwquwrw2uv">
               <w:r>
                 <w:rPr>
                   <w:rFonts w:ascii="Arial" w:cs="Arial" w:eastAsia="Arial" w:hAnsi="Arial"/>
@@ -27823,7 +27823,7 @@
               <w:spacing w:after="10" w:before="0"/>
               <w:ind w:left="120"/>
             </w:pPr>
-            <w:hyperlink w:history="1" r:id="rIdssy14dtigwyqdpgprqeyv">
+            <w:hyperlink w:history="1" r:id="rIdvw5gebxdpvkzgfnd2uapl">
               <w:r>
                 <w:rPr>
                   <w:rFonts w:ascii="Arial" w:cs="Arial" w:eastAsia="Arial" w:hAnsi="Arial"/>
@@ -27883,7 +27883,7 @@
             <w:pPr>
               <w:spacing w:after="20" w:before="0"/>
             </w:pPr>
-            <w:hyperlink w:history="1" r:id="rId6saquzfcntun2a7y05vou">
+            <w:hyperlink w:history="1" r:id="rId00pgtc8srigzws364k7fd">
               <w:r>
                 <w:rPr>
                   <w:rFonts w:ascii="Arial" w:cs="Arial" w:eastAsia="Arial" w:hAnsi="Arial"/>
@@ -27932,7 +27932,7 @@
               <w:spacing w:after="10" w:before="0"/>
               <w:ind w:left="120"/>
             </w:pPr>
-            <w:hyperlink w:history="1" r:id="rIdfjfbbsafbyu2gzzhttcl1">
+            <w:hyperlink w:history="1" r:id="rId-fond_d8ndgxvde3c5ct2">
               <w:r>
                 <w:rPr>
                   <w:rFonts w:ascii="Arial" w:cs="Arial" w:eastAsia="Arial" w:hAnsi="Arial"/>
@@ -28144,7 +28144,7 @@
               <w:spacing w:after="10" w:before="0"/>
               <w:ind w:left="120"/>
             </w:pPr>
-            <w:hyperlink w:history="1" r:id="rIdkdc2s9cqtiggxwf_t67ez">
+            <w:hyperlink w:history="1" r:id="rIdb5t3bcdnxk5-h_wmkosxq">
               <w:r>
                 <w:rPr>
                   <w:rFonts w:ascii="Arial" w:cs="Arial" w:eastAsia="Arial" w:hAnsi="Arial"/>
@@ -28204,7 +28204,7 @@
             <w:pPr>
               <w:spacing w:after="20" w:before="0"/>
             </w:pPr>
-            <w:hyperlink w:history="1" r:id="rId3n40lm0wim7wfectfcfvt">
+            <w:hyperlink w:history="1" r:id="rIdq8cqwky3iudelcrsjctpk">
               <w:r>
                 <w:rPr>
                   <w:rFonts w:ascii="Arial" w:cs="Arial" w:eastAsia="Arial" w:hAnsi="Arial"/>
@@ -28253,7 +28253,7 @@
               <w:spacing w:after="10" w:before="0"/>
               <w:ind w:left="120"/>
             </w:pPr>
-            <w:hyperlink w:history="1" r:id="rIdchspexlw_cgrl5cdpdjcr">
+            <w:hyperlink w:history="1" r:id="rIddlpo9yxd0ao9vwry7b7uq">
               <w:r>
                 <w:rPr>
                   <w:rFonts w:ascii="Arial" w:cs="Arial" w:eastAsia="Arial" w:hAnsi="Arial"/>
@@ -28765,7 +28765,7 @@
         </w:rPr>
         <w:t xml:space="preserve">© 2026 SeaVuria and ARES. Aligned with KICD objectives. Developed by SeaVuria; technical implementation by ARES (with AI assistance from Claude). Licensed under </w:t>
       </w:r>
-      <w:hyperlink w:history="1" r:id="rIdqxg3p8exi33mqynssfirb">
+      <w:hyperlink w:history="1" r:id="rIdcasppu5jbxpspj6lfjdw7">
         <w:r>
           <w:rPr>
             <w:rFonts w:ascii="Arial" w:cs="Arial" w:eastAsia="Arial" w:hAnsi="Arial"/>
@@ -28786,7 +28786,7 @@
         </w:rPr>
         <w:t xml:space="preserve"> (</w:t>
       </w:r>
-      <w:hyperlink w:history="1" r:id="rId8kn2l7uhyanxhdvhd-rjn">
+      <w:hyperlink w:history="1" r:id="rIdrwzosna63wlzj7_znrsn9">
         <w:r>
           <w:rPr>
             <w:rFonts w:ascii="Arial" w:cs="Arial" w:eastAsia="Arial" w:hAnsi="Arial"/>
@@ -29816,7 +29816,7 @@
               <w:spacing w:after="10" w:before="0"/>
               <w:ind w:left="120"/>
             </w:pPr>
-            <w:hyperlink w:history="1" r:id="rIdkescx5yoqdaapmniicf2k">
+            <w:hyperlink w:history="1" r:id="rIdifxuezf3xnct5ab57qlc7">
               <w:r>
                 <w:rPr>
                   <w:rFonts w:ascii="Arial" w:cs="Arial" w:eastAsia="Arial" w:hAnsi="Arial"/>
@@ -29893,7 +29893,7 @@
               <w:spacing w:after="10" w:before="0"/>
               <w:ind w:left="120"/>
             </w:pPr>
-            <w:hyperlink w:history="1" r:id="rIdp7tsb4ggkjcou5-9ltoic">
+            <w:hyperlink w:history="1" r:id="rIdaijnzaaj7qd7tv-hio-k0">
               <w:r>
                 <w:rPr>
                   <w:rFonts w:ascii="Arial" w:cs="Arial" w:eastAsia="Arial" w:hAnsi="Arial"/>
@@ -30120,7 +30120,7 @@
               <w:spacing w:after="10" w:before="0"/>
               <w:ind w:left="120"/>
             </w:pPr>
-            <w:hyperlink w:history="1" r:id="rIdn0i20yxkk_0k3oikwkmi7">
+            <w:hyperlink w:history="1" r:id="rId3qv3imwhfquun4hb3-h0x">
               <w:r>
                 <w:rPr>
                   <w:rFonts w:ascii="Arial" w:cs="Arial" w:eastAsia="Arial" w:hAnsi="Arial"/>
@@ -30197,7 +30197,7 @@
               <w:spacing w:after="10" w:before="0"/>
               <w:ind w:left="120"/>
             </w:pPr>
-            <w:hyperlink w:history="1" r:id="rIdxbhuskkairaskmelk9qzb">
+            <w:hyperlink w:history="1" r:id="rIdt45ash5dw8xu365ip323q">
               <w:r>
                 <w:rPr>
                   <w:rFonts w:ascii="Arial" w:cs="Arial" w:eastAsia="Arial" w:hAnsi="Arial"/>
@@ -30424,7 +30424,7 @@
               <w:spacing w:after="10" w:before="0"/>
               <w:ind w:left="120"/>
             </w:pPr>
-            <w:hyperlink w:history="1" r:id="rIdbmhxr2xrzvo8woofmvjsd">
+            <w:hyperlink w:history="1" r:id="rIdghzphyyzh-daajwp4daug">
               <w:r>
                 <w:rPr>
                   <w:rFonts w:ascii="Arial" w:cs="Arial" w:eastAsia="Arial" w:hAnsi="Arial"/>
@@ -30501,7 +30501,7 @@
               <w:spacing w:after="10" w:before="0"/>
               <w:ind w:left="120"/>
             </w:pPr>
-            <w:hyperlink w:history="1" r:id="rIdea7mobbvb65ivxga0csb6">
+            <w:hyperlink w:history="1" r:id="rIdf-b4gbhg-8n1kv3hdpkds">
               <w:r>
                 <w:rPr>
                   <w:rFonts w:ascii="Arial" w:cs="Arial" w:eastAsia="Arial" w:hAnsi="Arial"/>
@@ -30728,7 +30728,7 @@
               <w:spacing w:after="10" w:before="0"/>
               <w:ind w:left="120"/>
             </w:pPr>
-            <w:hyperlink w:history="1" r:id="rIdxh0koctbd6kbcinkqsdmt">
+            <w:hyperlink w:history="1" r:id="rIdvzdjakwymwawk7ear5alz">
               <w:r>
                 <w:rPr>
                   <w:rFonts w:ascii="Arial" w:cs="Arial" w:eastAsia="Arial" w:hAnsi="Arial"/>
@@ -30805,7 +30805,7 @@
               <w:spacing w:after="10" w:before="0"/>
               <w:ind w:left="120"/>
             </w:pPr>
-            <w:hyperlink w:history="1" r:id="rId6i9kvpzmsfirdnpyv9kxk">
+            <w:hyperlink w:history="1" r:id="rIdouljdh09pko_3kikgfcv3">
               <w:r>
                 <w:rPr>
                   <w:rFonts w:ascii="Arial" w:cs="Arial" w:eastAsia="Arial" w:hAnsi="Arial"/>
@@ -31032,7 +31032,7 @@
               <w:spacing w:after="10" w:before="0"/>
               <w:ind w:left="120"/>
             </w:pPr>
-            <w:hyperlink w:history="1" r:id="rId46s-ggegstsawiay_c-6n">
+            <w:hyperlink w:history="1" r:id="rIdgvdu827ed187koavvulhw">
               <w:r>
                 <w:rPr>
                   <w:rFonts w:ascii="Arial" w:cs="Arial" w:eastAsia="Arial" w:hAnsi="Arial"/>
@@ -31109,7 +31109,7 @@
               <w:spacing w:after="10" w:before="0"/>
               <w:ind w:left="120"/>
             </w:pPr>
-            <w:hyperlink w:history="1" r:id="rIdmtgj4aqncc2fl4xnte0zn">
+            <w:hyperlink w:history="1" r:id="rIdmntsjecpubzfp0mgjlaik">
               <w:r>
                 <w:rPr>
                   <w:rFonts w:ascii="Arial" w:cs="Arial" w:eastAsia="Arial" w:hAnsi="Arial"/>
@@ -31864,7 +31864,7 @@
         </w:rPr>
         <w:t xml:space="preserve">© 2026 SeaVuria and ARES. Aligned with KICD objectives. Developed by SeaVuria; technical implementation by ARES (with AI assistance from Claude). Licensed under </w:t>
       </w:r>
-      <w:hyperlink w:history="1" r:id="rIdehdgluvo47vryboerpqss">
+      <w:hyperlink w:history="1" r:id="rId4-3_ke5vye4sy-mgi5x0v">
         <w:r>
           <w:rPr>
             <w:rFonts w:ascii="Arial" w:cs="Arial" w:eastAsia="Arial" w:hAnsi="Arial"/>
@@ -31885,7 +31885,7 @@
         </w:rPr>
         <w:t xml:space="preserve"> (</w:t>
       </w:r>
-      <w:hyperlink w:history="1" r:id="rIdgc-mbmhbq69u5twcqigod">
+      <w:hyperlink w:history="1" r:id="rIdwlcs1-samk4pp062ktb6p">
         <w:r>
           <w:rPr>
             <w:rFonts w:ascii="Arial" w:cs="Arial" w:eastAsia="Arial" w:hAnsi="Arial"/>

--- a/data/outputs/v2/Biology/SS3.1_Animal_Nutrition/Biology_Animal_Nutrition_CBE_LessonSequence.docx
+++ b/data/outputs/v2/Biology/SS3.1_Animal_Nutrition/Biology_Animal_Nutrition_CBE_LessonSequence.docx
@@ -2596,7 +2596,7 @@
         </w:rPr>
         <w:t xml:space="preserve">© 2026 SeaVuria and ARES. This work is licensed under a </w:t>
       </w:r>
-      <w:hyperlink w:history="1" r:id="rIdl-gmt2i7dvirxaucrc1qo">
+      <w:hyperlink w:history="1" r:id="rIdbvhilf9yia9uvbmn-rjj3">
         <w:r>
           <w:rPr>
             <w:rFonts w:ascii="Arial" w:cs="Arial" w:eastAsia="Arial" w:hAnsi="Arial"/>
@@ -2616,7 +2616,7 @@
         </w:rPr>
         <w:t xml:space="preserve"> (</w:t>
       </w:r>
-      <w:hyperlink w:history="1" r:id="rIdw45is-2sgwxddssnjmncp">
+      <w:hyperlink w:history="1" r:id="rIdovnzjo3d84krsyhnfib04">
         <w:r>
           <w:rPr>
             <w:rFonts w:ascii="Arial" w:cs="Arial" w:eastAsia="Arial" w:hAnsi="Arial"/>
@@ -2636,7 +2636,7 @@
         </w:rPr>
         <w:t xml:space="preserve">). To view a copy of this license, visit </w:t>
       </w:r>
-      <w:hyperlink w:history="1" r:id="rIdhnvrj5znnkyx0kja0rk19">
+      <w:hyperlink w:history="1" r:id="rIdjlv5uhxcjbogvoollcxky">
         <w:r>
           <w:rPr>
             <w:rFonts w:ascii="Arial" w:cs="Arial" w:eastAsia="Arial" w:hAnsi="Arial"/>
@@ -3665,7 +3665,7 @@
               <w:spacing w:after="10" w:before="0"/>
               <w:ind w:left="120"/>
             </w:pPr>
-            <w:hyperlink w:history="1" r:id="rIddmp3o-hwg3allmdjgzikr">
+            <w:hyperlink w:history="1" r:id="rIdlkfa-yw5mdm63bdzc4upm">
               <w:r>
                 <w:rPr>
                   <w:rFonts w:ascii="Arial" w:cs="Arial" w:eastAsia="Arial" w:hAnsi="Arial"/>
@@ -3742,7 +3742,7 @@
               <w:spacing w:after="10" w:before="0"/>
               <w:ind w:left="120"/>
             </w:pPr>
-            <w:hyperlink w:history="1" r:id="rIdxn959jq0jbteasb88sw10">
+            <w:hyperlink w:history="1" r:id="rIdwlcenitsgh4lsn5ss4jti">
               <w:r>
                 <w:rPr>
                   <w:rFonts w:ascii="Arial" w:cs="Arial" w:eastAsia="Arial" w:hAnsi="Arial"/>
@@ -3969,7 +3969,7 @@
               <w:spacing w:after="10" w:before="0"/>
               <w:ind w:left="120"/>
             </w:pPr>
-            <w:hyperlink w:history="1" r:id="rIddt5-1mrazmjzsrpefmsxl">
+            <w:hyperlink w:history="1" r:id="rIdraveov53i-u1k-azl9vdn">
               <w:r>
                 <w:rPr>
                   <w:rFonts w:ascii="Arial" w:cs="Arial" w:eastAsia="Arial" w:hAnsi="Arial"/>
@@ -4046,7 +4046,7 @@
               <w:spacing w:after="10" w:before="0"/>
               <w:ind w:left="120"/>
             </w:pPr>
-            <w:hyperlink w:history="1" r:id="rIducc5vbt-lkewfzzadbxnv">
+            <w:hyperlink w:history="1" r:id="rIdchifgetopxuviyz4hw0ks">
               <w:r>
                 <w:rPr>
                   <w:rFonts w:ascii="Arial" w:cs="Arial" w:eastAsia="Arial" w:hAnsi="Arial"/>
@@ -4273,7 +4273,7 @@
               <w:spacing w:after="10" w:before="0"/>
               <w:ind w:left="120"/>
             </w:pPr>
-            <w:hyperlink w:history="1" r:id="rId-vhyyvxfgnr8rtk_aoaaz">
+            <w:hyperlink w:history="1" r:id="rIdupozxpx4wcat690llyijx">
               <w:r>
                 <w:rPr>
                   <w:rFonts w:ascii="Arial" w:cs="Arial" w:eastAsia="Arial" w:hAnsi="Arial"/>
@@ -4350,7 +4350,7 @@
               <w:spacing w:after="10" w:before="0"/>
               <w:ind w:left="120"/>
             </w:pPr>
-            <w:hyperlink w:history="1" r:id="rIdeitts1o__awr5oeoxow6t">
+            <w:hyperlink w:history="1" r:id="rId3jvlwexi9ojcyoyogfdic">
               <w:r>
                 <w:rPr>
                   <w:rFonts w:ascii="Arial" w:cs="Arial" w:eastAsia="Arial" w:hAnsi="Arial"/>
@@ -4577,7 +4577,7 @@
               <w:spacing w:after="10" w:before="0"/>
               <w:ind w:left="120"/>
             </w:pPr>
-            <w:hyperlink w:history="1" r:id="rId254y298xyo-miziakfsoh">
+            <w:hyperlink w:history="1" r:id="rIdpvqtcmvhptytrbu0vyazy">
               <w:r>
                 <w:rPr>
                   <w:rFonts w:ascii="Arial" w:cs="Arial" w:eastAsia="Arial" w:hAnsi="Arial"/>
@@ -4654,7 +4654,7 @@
               <w:spacing w:after="10" w:before="0"/>
               <w:ind w:left="120"/>
             </w:pPr>
-            <w:hyperlink w:history="1" r:id="rIdkft1ops7jv55okdyntw8s">
+            <w:hyperlink w:history="1" r:id="rIdbvaksfum0z5xxfedrxuu3">
               <w:r>
                 <w:rPr>
                   <w:rFonts w:ascii="Arial" w:cs="Arial" w:eastAsia="Arial" w:hAnsi="Arial"/>
@@ -4881,7 +4881,7 @@
               <w:spacing w:after="10" w:before="0"/>
               <w:ind w:left="120"/>
             </w:pPr>
-            <w:hyperlink w:history="1" r:id="rIde42edgruikivllp3vbmkh">
+            <w:hyperlink w:history="1" r:id="rIdgfdbh4m0gzb8txcuu94xa">
               <w:r>
                 <w:rPr>
                   <w:rFonts w:ascii="Arial" w:cs="Arial" w:eastAsia="Arial" w:hAnsi="Arial"/>
@@ -4958,7 +4958,7 @@
               <w:spacing w:after="10" w:before="0"/>
               <w:ind w:left="120"/>
             </w:pPr>
-            <w:hyperlink w:history="1" r:id="rIdxagrs8rbpnjdyaokjn2yf">
+            <w:hyperlink w:history="1" r:id="rIdfmtqfaz6fhvlnxh0hzv_c">
               <w:r>
                 <w:rPr>
                   <w:rFonts w:ascii="Arial" w:cs="Arial" w:eastAsia="Arial" w:hAnsi="Arial"/>
@@ -5485,7 +5485,7 @@
         </w:rPr>
         <w:t xml:space="preserve">© 2026 SeaVuria and ARES. Aligned with KICD objectives. Developed by SeaVuria; technical implementation by ARES (with AI assistance from Claude). Licensed under </w:t>
       </w:r>
-      <w:hyperlink w:history="1" r:id="rIdkd0_siizj2yidrmjldddj">
+      <w:hyperlink w:history="1" r:id="rId3y5bwktm--stc_poshvln">
         <w:r>
           <w:rPr>
             <w:rFonts w:ascii="Arial" w:cs="Arial" w:eastAsia="Arial" w:hAnsi="Arial"/>
@@ -5506,7 +5506,7 @@
         </w:rPr>
         <w:t xml:space="preserve"> (</w:t>
       </w:r>
-      <w:hyperlink w:history="1" r:id="rIdyl9sh_wk2tgguf_qlcmlr">
+      <w:hyperlink w:history="1" r:id="rIdzi-4vwnhotifpce0xrm0j">
         <w:r>
           <w:rPr>
             <w:rFonts w:ascii="Arial" w:cs="Arial" w:eastAsia="Arial" w:hAnsi="Arial"/>
@@ -6536,7 +6536,7 @@
               <w:spacing w:after="10" w:before="0"/>
               <w:ind w:left="120"/>
             </w:pPr>
-            <w:hyperlink w:history="1" r:id="rIdnghojaygpdnfvzegkzvk9">
+            <w:hyperlink w:history="1" r:id="rIdvygizylaxw25fb6cjzjws">
               <w:r>
                 <w:rPr>
                   <w:rFonts w:ascii="Arial" w:cs="Arial" w:eastAsia="Arial" w:hAnsi="Arial"/>
@@ -6613,7 +6613,7 @@
               <w:spacing w:after="10" w:before="0"/>
               <w:ind w:left="120"/>
             </w:pPr>
-            <w:hyperlink w:history="1" r:id="rId6vswql_sz-jnkx9lttkal">
+            <w:hyperlink w:history="1" r:id="rIdwawfnk97kwmihkdmiywff">
               <w:r>
                 <w:rPr>
                   <w:rFonts w:ascii="Arial" w:cs="Arial" w:eastAsia="Arial" w:hAnsi="Arial"/>
@@ -6840,7 +6840,7 @@
               <w:spacing w:after="10" w:before="0"/>
               <w:ind w:left="120"/>
             </w:pPr>
-            <w:hyperlink w:history="1" r:id="rIdtwu4hdv45v8xtwtomwxhq">
+            <w:hyperlink w:history="1" r:id="rIdsr2s3o6md15lw_cj8-sdo">
               <w:r>
                 <w:rPr>
                   <w:rFonts w:ascii="Arial" w:cs="Arial" w:eastAsia="Arial" w:hAnsi="Arial"/>
@@ -6917,7 +6917,7 @@
               <w:spacing w:after="10" w:before="0"/>
               <w:ind w:left="120"/>
             </w:pPr>
-            <w:hyperlink w:history="1" r:id="rIdos-yo4k_f9guirvmuky0v">
+            <w:hyperlink w:history="1" r:id="rId6us_e_kjf2hzawvw5kkya">
               <w:r>
                 <w:rPr>
                   <w:rFonts w:ascii="Arial" w:cs="Arial" w:eastAsia="Arial" w:hAnsi="Arial"/>
@@ -7144,7 +7144,7 @@
               <w:spacing w:after="10" w:before="0"/>
               <w:ind w:left="120"/>
             </w:pPr>
-            <w:hyperlink w:history="1" r:id="rIdd2l27pmxj_8t51rnvsfp7">
+            <w:hyperlink w:history="1" r:id="rIdfy4j3vnuk79ywpdaseshx">
               <w:r>
                 <w:rPr>
                   <w:rFonts w:ascii="Arial" w:cs="Arial" w:eastAsia="Arial" w:hAnsi="Arial"/>
@@ -7221,7 +7221,7 @@
               <w:spacing w:after="10" w:before="0"/>
               <w:ind w:left="120"/>
             </w:pPr>
-            <w:hyperlink w:history="1" r:id="rIdcxhtutqfmavrtvkripovj">
+            <w:hyperlink w:history="1" r:id="rIdeej1fgqj3fejtrq42qpri">
               <w:r>
                 <w:rPr>
                   <w:rFonts w:ascii="Arial" w:cs="Arial" w:eastAsia="Arial" w:hAnsi="Arial"/>
@@ -7448,7 +7448,7 @@
               <w:spacing w:after="10" w:before="0"/>
               <w:ind w:left="120"/>
             </w:pPr>
-            <w:hyperlink w:history="1" r:id="rId__g-uqgsz5blntzwvrtd_">
+            <w:hyperlink w:history="1" r:id="rId3phltal7cd6u1qcoghens">
               <w:r>
                 <w:rPr>
                   <w:rFonts w:ascii="Arial" w:cs="Arial" w:eastAsia="Arial" w:hAnsi="Arial"/>
@@ -7525,7 +7525,7 @@
               <w:spacing w:after="10" w:before="0"/>
               <w:ind w:left="120"/>
             </w:pPr>
-            <w:hyperlink w:history="1" r:id="rIdm5_erd7xzgkomyq0wp9us">
+            <w:hyperlink w:history="1" r:id="rId7-vcpxzk52ajhqdk5ax0f">
               <w:r>
                 <w:rPr>
                   <w:rFonts w:ascii="Arial" w:cs="Arial" w:eastAsia="Arial" w:hAnsi="Arial"/>
@@ -7752,7 +7752,7 @@
               <w:spacing w:after="10" w:before="0"/>
               <w:ind w:left="120"/>
             </w:pPr>
-            <w:hyperlink w:history="1" r:id="rIdax0sgjkrrgvcap154hfpr">
+            <w:hyperlink w:history="1" r:id="rIdqpoqpua7xuzer5ioeuhvd">
               <w:r>
                 <w:rPr>
                   <w:rFonts w:ascii="Arial" w:cs="Arial" w:eastAsia="Arial" w:hAnsi="Arial"/>
@@ -7829,7 +7829,7 @@
               <w:spacing w:after="10" w:before="0"/>
               <w:ind w:left="120"/>
             </w:pPr>
-            <w:hyperlink w:history="1" r:id="rIdj9tu1hrbbxxnggtnhtpzl">
+            <w:hyperlink w:history="1" r:id="rIdjnrelvs4ve0o9v50ozt6n">
               <w:r>
                 <w:rPr>
                   <w:rFonts w:ascii="Arial" w:cs="Arial" w:eastAsia="Arial" w:hAnsi="Arial"/>
@@ -8356,7 +8356,7 @@
         </w:rPr>
         <w:t xml:space="preserve">© 2026 SeaVuria and ARES. Aligned with KICD objectives. Developed by SeaVuria; technical implementation by ARES (with AI assistance from Claude). Licensed under </w:t>
       </w:r>
-      <w:hyperlink w:history="1" r:id="rIdfwutihc80lojomm4tfsfa">
+      <w:hyperlink w:history="1" r:id="rId0txzb0ptgeyzagapwzsv9">
         <w:r>
           <w:rPr>
             <w:rFonts w:ascii="Arial" w:cs="Arial" w:eastAsia="Arial" w:hAnsi="Arial"/>
@@ -8377,7 +8377,7 @@
         </w:rPr>
         <w:t xml:space="preserve"> (</w:t>
       </w:r>
-      <w:hyperlink w:history="1" r:id="rIdqucrh6mtvid-ntmmia4jg">
+      <w:hyperlink w:history="1" r:id="rIdmu-yww4x3ror-krwk-r3s">
         <w:r>
           <w:rPr>
             <w:rFonts w:ascii="Arial" w:cs="Arial" w:eastAsia="Arial" w:hAnsi="Arial"/>
@@ -9407,7 +9407,7 @@
               <w:spacing w:after="10" w:before="0"/>
               <w:ind w:left="120"/>
             </w:pPr>
-            <w:hyperlink w:history="1" r:id="rIdl5rd5es9isbjx82hs3t3y">
+            <w:hyperlink w:history="1" r:id="rIdfy3a58qi0-ytztstso219">
               <w:r>
                 <w:rPr>
                   <w:rFonts w:ascii="Arial" w:cs="Arial" w:eastAsia="Arial" w:hAnsi="Arial"/>
@@ -9484,7 +9484,7 @@
               <w:spacing w:after="10" w:before="0"/>
               <w:ind w:left="120"/>
             </w:pPr>
-            <w:hyperlink w:history="1" r:id="rId1zlgzjvqnfbflljaeovyv">
+            <w:hyperlink w:history="1" r:id="rIdpio546yjsusb1xm7t4ckb">
               <w:r>
                 <w:rPr>
                   <w:rFonts w:ascii="Arial" w:cs="Arial" w:eastAsia="Arial" w:hAnsi="Arial"/>
@@ -9711,7 +9711,7 @@
               <w:spacing w:after="10" w:before="0"/>
               <w:ind w:left="120"/>
             </w:pPr>
-            <w:hyperlink w:history="1" r:id="rIdvdq0ottr5rkixfl05rjhc">
+            <w:hyperlink w:history="1" r:id="rIdxeijhz-k450tnotuqmp8o">
               <w:r>
                 <w:rPr>
                   <w:rFonts w:ascii="Arial" w:cs="Arial" w:eastAsia="Arial" w:hAnsi="Arial"/>
@@ -9788,7 +9788,7 @@
               <w:spacing w:after="10" w:before="0"/>
               <w:ind w:left="120"/>
             </w:pPr>
-            <w:hyperlink w:history="1" r:id="rId_3jbl1vkrgugchotoblrh">
+            <w:hyperlink w:history="1" r:id="rIdonv1mntgsu0faxazvi5wz">
               <w:r>
                 <w:rPr>
                   <w:rFonts w:ascii="Arial" w:cs="Arial" w:eastAsia="Arial" w:hAnsi="Arial"/>
@@ -10015,7 +10015,7 @@
               <w:spacing w:after="10" w:before="0"/>
               <w:ind w:left="120"/>
             </w:pPr>
-            <w:hyperlink w:history="1" r:id="rIddwqgog91dnxt65a0t-bmv">
+            <w:hyperlink w:history="1" r:id="rIdxhzo81p3_3xt9fg55we3z">
               <w:r>
                 <w:rPr>
                   <w:rFonts w:ascii="Arial" w:cs="Arial" w:eastAsia="Arial" w:hAnsi="Arial"/>
@@ -10092,7 +10092,7 @@
               <w:spacing w:after="10" w:before="0"/>
               <w:ind w:left="120"/>
             </w:pPr>
-            <w:hyperlink w:history="1" r:id="rIdoere2qmbjqkqzgvy-tqbx">
+            <w:hyperlink w:history="1" r:id="rIdvvvwcist1qag-lpqgoeqh">
               <w:r>
                 <w:rPr>
                   <w:rFonts w:ascii="Arial" w:cs="Arial" w:eastAsia="Arial" w:hAnsi="Arial"/>
@@ -10319,7 +10319,7 @@
               <w:spacing w:after="10" w:before="0"/>
               <w:ind w:left="120"/>
             </w:pPr>
-            <w:hyperlink w:history="1" r:id="rIdyjr5-bslixrhzdxtzoyks">
+            <w:hyperlink w:history="1" r:id="rIdtiplvolfmfm4yol9sxsmp">
               <w:r>
                 <w:rPr>
                   <w:rFonts w:ascii="Arial" w:cs="Arial" w:eastAsia="Arial" w:hAnsi="Arial"/>
@@ -10396,7 +10396,7 @@
               <w:spacing w:after="10" w:before="0"/>
               <w:ind w:left="120"/>
             </w:pPr>
-            <w:hyperlink w:history="1" r:id="rIdu20tmqswdtak5uwbzo6t_">
+            <w:hyperlink w:history="1" r:id="rIdv52to-arfnhsim3wxgfdv">
               <w:r>
                 <w:rPr>
                   <w:rFonts w:ascii="Arial" w:cs="Arial" w:eastAsia="Arial" w:hAnsi="Arial"/>
@@ -10623,7 +10623,7 @@
               <w:spacing w:after="10" w:before="0"/>
               <w:ind w:left="120"/>
             </w:pPr>
-            <w:hyperlink w:history="1" r:id="rId7x586oxkducu_bb4yhalg">
+            <w:hyperlink w:history="1" r:id="rId1ojxyuxzetnrgxjbg93jl">
               <w:r>
                 <w:rPr>
                   <w:rFonts w:ascii="Arial" w:cs="Arial" w:eastAsia="Arial" w:hAnsi="Arial"/>
@@ -10700,7 +10700,7 @@
               <w:spacing w:after="10" w:before="0"/>
               <w:ind w:left="120"/>
             </w:pPr>
-            <w:hyperlink w:history="1" r:id="rIdytq8cgntlhddp_759-ckd">
+            <w:hyperlink w:history="1" r:id="rId_vzsqcojxqpfkbrqszjct">
               <w:r>
                 <w:rPr>
                   <w:rFonts w:ascii="Arial" w:cs="Arial" w:eastAsia="Arial" w:hAnsi="Arial"/>
@@ -11227,7 +11227,7 @@
         </w:rPr>
         <w:t xml:space="preserve">© 2026 SeaVuria and ARES. Aligned with KICD objectives. Developed by SeaVuria; technical implementation by ARES (with AI assistance from Claude). Licensed under </w:t>
       </w:r>
-      <w:hyperlink w:history="1" r:id="rIdhm0zxt277udziwt0arvky">
+      <w:hyperlink w:history="1" r:id="rIdie_0mzsyyvznc2y1gru8v">
         <w:r>
           <w:rPr>
             <w:rFonts w:ascii="Arial" w:cs="Arial" w:eastAsia="Arial" w:hAnsi="Arial"/>
@@ -11248,7 +11248,7 @@
         </w:rPr>
         <w:t xml:space="preserve"> (</w:t>
       </w:r>
-      <w:hyperlink w:history="1" r:id="rId8kjf7axs_-rplqyd5ptm5">
+      <w:hyperlink w:history="1" r:id="rIddt36cqp6qqo9xpmzgxbnr">
         <w:r>
           <w:rPr>
             <w:rFonts w:ascii="Arial" w:cs="Arial" w:eastAsia="Arial" w:hAnsi="Arial"/>
@@ -12278,7 +12278,7 @@
               <w:spacing w:after="10" w:before="0"/>
               <w:ind w:left="120"/>
             </w:pPr>
-            <w:hyperlink w:history="1" r:id="rIdo5vrfwu43yxy9bkpmozld">
+            <w:hyperlink w:history="1" r:id="rIdkqseuo64izh6oqi1tgyxt">
               <w:r>
                 <w:rPr>
                   <w:rFonts w:ascii="Arial" w:cs="Arial" w:eastAsia="Arial" w:hAnsi="Arial"/>
@@ -12355,7 +12355,7 @@
               <w:spacing w:after="10" w:before="0"/>
               <w:ind w:left="120"/>
             </w:pPr>
-            <w:hyperlink w:history="1" r:id="rIdnt76fbikhz0numi0oe79p">
+            <w:hyperlink w:history="1" r:id="rIdifyipocqjyez2-scsyukd">
               <w:r>
                 <w:rPr>
                   <w:rFonts w:ascii="Arial" w:cs="Arial" w:eastAsia="Arial" w:hAnsi="Arial"/>
@@ -12582,7 +12582,7 @@
               <w:spacing w:after="10" w:before="0"/>
               <w:ind w:left="120"/>
             </w:pPr>
-            <w:hyperlink w:history="1" r:id="rIdyfcwhodnykpcazcpjvs-y">
+            <w:hyperlink w:history="1" r:id="rIdydjnbolaz9bt5g1foxvvq">
               <w:r>
                 <w:rPr>
                   <w:rFonts w:ascii="Arial" w:cs="Arial" w:eastAsia="Arial" w:hAnsi="Arial"/>
@@ -12659,7 +12659,7 @@
               <w:spacing w:after="10" w:before="0"/>
               <w:ind w:left="120"/>
             </w:pPr>
-            <w:hyperlink w:history="1" r:id="rIduwmexmnc0p2dy8cyhcwmw">
+            <w:hyperlink w:history="1" r:id="rIdmdpdurdrqgdr0r9qvaqdi">
               <w:r>
                 <w:rPr>
                   <w:rFonts w:ascii="Arial" w:cs="Arial" w:eastAsia="Arial" w:hAnsi="Arial"/>
@@ -12886,7 +12886,7 @@
               <w:spacing w:after="10" w:before="0"/>
               <w:ind w:left="120"/>
             </w:pPr>
-            <w:hyperlink w:history="1" r:id="rIdh7kbwwje0qs3ce0ddoibf">
+            <w:hyperlink w:history="1" r:id="rIdvim8bmwlj9s3_-7ramrrv">
               <w:r>
                 <w:rPr>
                   <w:rFonts w:ascii="Arial" w:cs="Arial" w:eastAsia="Arial" w:hAnsi="Arial"/>
@@ -12963,7 +12963,7 @@
               <w:spacing w:after="10" w:before="0"/>
               <w:ind w:left="120"/>
             </w:pPr>
-            <w:hyperlink w:history="1" r:id="rIds6ioef3dmpvfhikcdbsei">
+            <w:hyperlink w:history="1" r:id="rIdbxyiybwbfulnidr-ot308">
               <w:r>
                 <w:rPr>
                   <w:rFonts w:ascii="Arial" w:cs="Arial" w:eastAsia="Arial" w:hAnsi="Arial"/>
@@ -13190,7 +13190,7 @@
               <w:spacing w:after="10" w:before="0"/>
               <w:ind w:left="120"/>
             </w:pPr>
-            <w:hyperlink w:history="1" r:id="rIdqwnv3qsap-6lyrylqzsj4">
+            <w:hyperlink w:history="1" r:id="rIdled6ajw8m9zw-d4byusp7">
               <w:r>
                 <w:rPr>
                   <w:rFonts w:ascii="Arial" w:cs="Arial" w:eastAsia="Arial" w:hAnsi="Arial"/>
@@ -13267,7 +13267,7 @@
               <w:spacing w:after="10" w:before="0"/>
               <w:ind w:left="120"/>
             </w:pPr>
-            <w:hyperlink w:history="1" r:id="rIdntqdt8azpjmv0i8jucsq1">
+            <w:hyperlink w:history="1" r:id="rIdo-i6-ma8kkkqhyb5adg0b">
               <w:r>
                 <w:rPr>
                   <w:rFonts w:ascii="Arial" w:cs="Arial" w:eastAsia="Arial" w:hAnsi="Arial"/>
@@ -13494,7 +13494,7 @@
               <w:spacing w:after="10" w:before="0"/>
               <w:ind w:left="120"/>
             </w:pPr>
-            <w:hyperlink w:history="1" r:id="rIdyynaof15girvlmpz1ye8s">
+            <w:hyperlink w:history="1" r:id="rIdh-6p5-_7nqn9iaoalxegv">
               <w:r>
                 <w:rPr>
                   <w:rFonts w:ascii="Arial" w:cs="Arial" w:eastAsia="Arial" w:hAnsi="Arial"/>
@@ -13571,7 +13571,7 @@
               <w:spacing w:after="10" w:before="0"/>
               <w:ind w:left="120"/>
             </w:pPr>
-            <w:hyperlink w:history="1" r:id="rIdju5d8pggyv1yldmrd2nhc">
+            <w:hyperlink w:history="1" r:id="rIdnc27jd8s1wrwqlvcszdd-">
               <w:r>
                 <w:rPr>
                   <w:rFonts w:ascii="Arial" w:cs="Arial" w:eastAsia="Arial" w:hAnsi="Arial"/>
@@ -14098,7 +14098,7 @@
         </w:rPr>
         <w:t xml:space="preserve">© 2026 SeaVuria and ARES. Aligned with KICD objectives. Developed by SeaVuria; technical implementation by ARES (with AI assistance from Claude). Licensed under </w:t>
       </w:r>
-      <w:hyperlink w:history="1" r:id="rIdry_d8x9ths9smeyd5xn46">
+      <w:hyperlink w:history="1" r:id="rIduoo7cnfe-w8lv-lwzkqdh">
         <w:r>
           <w:rPr>
             <w:rFonts w:ascii="Arial" w:cs="Arial" w:eastAsia="Arial" w:hAnsi="Arial"/>
@@ -14119,7 +14119,7 @@
         </w:rPr>
         <w:t xml:space="preserve"> (</w:t>
       </w:r>
-      <w:hyperlink w:history="1" r:id="rIdgcf5nm9nzkppbamhzb8xw">
+      <w:hyperlink w:history="1" r:id="rIdhsgmxffu4qoik5q6lxiiw">
         <w:r>
           <w:rPr>
             <w:rFonts w:ascii="Arial" w:cs="Arial" w:eastAsia="Arial" w:hAnsi="Arial"/>
@@ -15149,7 +15149,7 @@
               <w:spacing w:after="10" w:before="0"/>
               <w:ind w:left="120"/>
             </w:pPr>
-            <w:hyperlink w:history="1" r:id="rIdfrar6izrzuj7r5sypdh0e">
+            <w:hyperlink w:history="1" r:id="rIdnwwvlik8lydoms74kmmoo">
               <w:r>
                 <w:rPr>
                   <w:rFonts w:ascii="Arial" w:cs="Arial" w:eastAsia="Arial" w:hAnsi="Arial"/>
@@ -15226,7 +15226,7 @@
               <w:spacing w:after="10" w:before="0"/>
               <w:ind w:left="120"/>
             </w:pPr>
-            <w:hyperlink w:history="1" r:id="rIdejrwpioywcx8ib29t0vvf">
+            <w:hyperlink w:history="1" r:id="rIdf1dnhkgzang589lenwxgp">
               <w:r>
                 <w:rPr>
                   <w:rFonts w:ascii="Arial" w:cs="Arial" w:eastAsia="Arial" w:hAnsi="Arial"/>
@@ -15453,7 +15453,7 @@
               <w:spacing w:after="10" w:before="0"/>
               <w:ind w:left="120"/>
             </w:pPr>
-            <w:hyperlink w:history="1" r:id="rIdmhicf_tcuom7tbgucunuw">
+            <w:hyperlink w:history="1" r:id="rIdw76qnu5i5qxtnnzm5tmg_">
               <w:r>
                 <w:rPr>
                   <w:rFonts w:ascii="Arial" w:cs="Arial" w:eastAsia="Arial" w:hAnsi="Arial"/>
@@ -15530,7 +15530,7 @@
               <w:spacing w:after="10" w:before="0"/>
               <w:ind w:left="120"/>
             </w:pPr>
-            <w:hyperlink w:history="1" r:id="rIdvgapf3kxfxy2u8y43ss9p">
+            <w:hyperlink w:history="1" r:id="rIdk5o23lnpscx9i00pfwtlu">
               <w:r>
                 <w:rPr>
                   <w:rFonts w:ascii="Arial" w:cs="Arial" w:eastAsia="Arial" w:hAnsi="Arial"/>
@@ -15757,7 +15757,7 @@
               <w:spacing w:after="10" w:before="0"/>
               <w:ind w:left="120"/>
             </w:pPr>
-            <w:hyperlink w:history="1" r:id="rIdrvcl-ok2jyjyf191rwd-3">
+            <w:hyperlink w:history="1" r:id="rIdhcrb31rtn0-win-o1gxyr">
               <w:r>
                 <w:rPr>
                   <w:rFonts w:ascii="Arial" w:cs="Arial" w:eastAsia="Arial" w:hAnsi="Arial"/>
@@ -15834,7 +15834,7 @@
               <w:spacing w:after="10" w:before="0"/>
               <w:ind w:left="120"/>
             </w:pPr>
-            <w:hyperlink w:history="1" r:id="rId45cxr2hoa2mtdq6-mc0ll">
+            <w:hyperlink w:history="1" r:id="rId6mmh2ffiazakmtsvfzdn4">
               <w:r>
                 <w:rPr>
                   <w:rFonts w:ascii="Arial" w:cs="Arial" w:eastAsia="Arial" w:hAnsi="Arial"/>
@@ -16061,7 +16061,7 @@
               <w:spacing w:after="10" w:before="0"/>
               <w:ind w:left="120"/>
             </w:pPr>
-            <w:hyperlink w:history="1" r:id="rIdizwvxnuwhsknrjgfnyiud">
+            <w:hyperlink w:history="1" r:id="rIdtz4tlcpq5emzlltmqhgtp">
               <w:r>
                 <w:rPr>
                   <w:rFonts w:ascii="Arial" w:cs="Arial" w:eastAsia="Arial" w:hAnsi="Arial"/>
@@ -16138,7 +16138,7 @@
               <w:spacing w:after="10" w:before="0"/>
               <w:ind w:left="120"/>
             </w:pPr>
-            <w:hyperlink w:history="1" r:id="rId3skgoori_maayci9uwdk3">
+            <w:hyperlink w:history="1" r:id="rId5lvbn_usekt0837wbmhb4">
               <w:r>
                 <w:rPr>
                   <w:rFonts w:ascii="Arial" w:cs="Arial" w:eastAsia="Arial" w:hAnsi="Arial"/>
@@ -16365,7 +16365,7 @@
               <w:spacing w:after="10" w:before="0"/>
               <w:ind w:left="120"/>
             </w:pPr>
-            <w:hyperlink w:history="1" r:id="rIdbr_5zvsizkyeyavcqn-kn">
+            <w:hyperlink w:history="1" r:id="rIdgvvd-cq3xj2ubwaumqvbu">
               <w:r>
                 <w:rPr>
                   <w:rFonts w:ascii="Arial" w:cs="Arial" w:eastAsia="Arial" w:hAnsi="Arial"/>
@@ -16442,7 +16442,7 @@
               <w:spacing w:after="10" w:before="0"/>
               <w:ind w:left="120"/>
             </w:pPr>
-            <w:hyperlink w:history="1" r:id="rIdapepltnocl7-4z-tj-rbu">
+            <w:hyperlink w:history="1" r:id="rIdzq9uk21ai1qapdiblomy5">
               <w:r>
                 <w:rPr>
                   <w:rFonts w:ascii="Arial" w:cs="Arial" w:eastAsia="Arial" w:hAnsi="Arial"/>
@@ -17064,7 +17064,7 @@
         </w:rPr>
         <w:t xml:space="preserve">© 2026 SeaVuria and ARES. Aligned with KICD objectives. Developed by SeaVuria; technical implementation by ARES (with AI assistance from Claude). Licensed under </w:t>
       </w:r>
-      <w:hyperlink w:history="1" r:id="rIdxnasskmnmd7sccgfbr7ql">
+      <w:hyperlink w:history="1" r:id="rIdy5pvc6z0dy08zmtpplket">
         <w:r>
           <w:rPr>
             <w:rFonts w:ascii="Arial" w:cs="Arial" w:eastAsia="Arial" w:hAnsi="Arial"/>
@@ -17085,7 +17085,7 @@
         </w:rPr>
         <w:t xml:space="preserve"> (</w:t>
       </w:r>
-      <w:hyperlink w:history="1" r:id="rIdvmw9anx8pnjwsodlvtabi">
+      <w:hyperlink w:history="1" r:id="rIdqyreo-yhh2vwtrteqxyg4">
         <w:r>
           <w:rPr>
             <w:rFonts w:ascii="Arial" w:cs="Arial" w:eastAsia="Arial" w:hAnsi="Arial"/>
@@ -18115,7 +18115,7 @@
               <w:spacing w:after="10" w:before="0"/>
               <w:ind w:left="120"/>
             </w:pPr>
-            <w:hyperlink w:history="1" r:id="rIdddrarz7gyi1flkv5krg2d">
+            <w:hyperlink w:history="1" r:id="rIdfi_3hc-q3t6dozsi4n8kj">
               <w:r>
                 <w:rPr>
                   <w:rFonts w:ascii="Arial" w:cs="Arial" w:eastAsia="Arial" w:hAnsi="Arial"/>
@@ -18192,7 +18192,7 @@
               <w:spacing w:after="10" w:before="0"/>
               <w:ind w:left="120"/>
             </w:pPr>
-            <w:hyperlink w:history="1" r:id="rIdi3kjyg7mhz8ay8tqciw5d">
+            <w:hyperlink w:history="1" r:id="rIdiz3pxl9j7lrq-5jz1vhxg">
               <w:r>
                 <w:rPr>
                   <w:rFonts w:ascii="Arial" w:cs="Arial" w:eastAsia="Arial" w:hAnsi="Arial"/>
@@ -18419,7 +18419,7 @@
               <w:spacing w:after="10" w:before="0"/>
               <w:ind w:left="120"/>
             </w:pPr>
-            <w:hyperlink w:history="1" r:id="rIdgozhdv7stmara-wuguia_">
+            <w:hyperlink w:history="1" r:id="rIdjbhwnhuyom7pwkiq1gr2k">
               <w:r>
                 <w:rPr>
                   <w:rFonts w:ascii="Arial" w:cs="Arial" w:eastAsia="Arial" w:hAnsi="Arial"/>
@@ -18496,7 +18496,7 @@
               <w:spacing w:after="10" w:before="0"/>
               <w:ind w:left="120"/>
             </w:pPr>
-            <w:hyperlink w:history="1" r:id="rIdt82xas09_hbpngmgyfxrh">
+            <w:hyperlink w:history="1" r:id="rIdmuylstdtagljnxdnyrjnn">
               <w:r>
                 <w:rPr>
                   <w:rFonts w:ascii="Arial" w:cs="Arial" w:eastAsia="Arial" w:hAnsi="Arial"/>
@@ -18723,7 +18723,7 @@
               <w:spacing w:after="10" w:before="0"/>
               <w:ind w:left="120"/>
             </w:pPr>
-            <w:hyperlink w:history="1" r:id="rIdy_v4wyeuaymk1ocglufuz">
+            <w:hyperlink w:history="1" r:id="rId1sap82fkli-udxvpv8nfa">
               <w:r>
                 <w:rPr>
                   <w:rFonts w:ascii="Arial" w:cs="Arial" w:eastAsia="Arial" w:hAnsi="Arial"/>
@@ -18800,7 +18800,7 @@
               <w:spacing w:after="10" w:before="0"/>
               <w:ind w:left="120"/>
             </w:pPr>
-            <w:hyperlink w:history="1" r:id="rId5vm7dqtbrl4ququypszca">
+            <w:hyperlink w:history="1" r:id="rId8dic5c3c0zeup0uwcsxte">
               <w:r>
                 <w:rPr>
                   <w:rFonts w:ascii="Arial" w:cs="Arial" w:eastAsia="Arial" w:hAnsi="Arial"/>
@@ -19027,7 +19027,7 @@
               <w:spacing w:after="10" w:before="0"/>
               <w:ind w:left="120"/>
             </w:pPr>
-            <w:hyperlink w:history="1" r:id="rIde8486wxjkpobxybunbhbl">
+            <w:hyperlink w:history="1" r:id="rIdhoypkf95jcqnz2r6eohrz">
               <w:r>
                 <w:rPr>
                   <w:rFonts w:ascii="Arial" w:cs="Arial" w:eastAsia="Arial" w:hAnsi="Arial"/>
@@ -19104,7 +19104,7 @@
               <w:spacing w:after="10" w:before="0"/>
               <w:ind w:left="120"/>
             </w:pPr>
-            <w:hyperlink w:history="1" r:id="rIdhjmv5j66jxpl8rtdtef3c">
+            <w:hyperlink w:history="1" r:id="rId3zkxcilajp-kqnopvefdn">
               <w:r>
                 <w:rPr>
                   <w:rFonts w:ascii="Arial" w:cs="Arial" w:eastAsia="Arial" w:hAnsi="Arial"/>
@@ -19331,7 +19331,7 @@
               <w:spacing w:after="10" w:before="0"/>
               <w:ind w:left="120"/>
             </w:pPr>
-            <w:hyperlink w:history="1" r:id="rIdlbnzu1tjfubat556eb2sm">
+            <w:hyperlink w:history="1" r:id="rIdszysm2fm8udvu6fj-gumz">
               <w:r>
                 <w:rPr>
                   <w:rFonts w:ascii="Arial" w:cs="Arial" w:eastAsia="Arial" w:hAnsi="Arial"/>
@@ -19408,7 +19408,7 @@
               <w:spacing w:after="10" w:before="0"/>
               <w:ind w:left="120"/>
             </w:pPr>
-            <w:hyperlink w:history="1" r:id="rIdwzmxt8x6mx3u4futvek2v">
+            <w:hyperlink w:history="1" r:id="rIdecazjgiujz977v35uxcma">
               <w:r>
                 <w:rPr>
                   <w:rFonts w:ascii="Arial" w:cs="Arial" w:eastAsia="Arial" w:hAnsi="Arial"/>
@@ -19935,7 +19935,7 @@
         </w:rPr>
         <w:t xml:space="preserve">© 2026 SeaVuria and ARES. Aligned with KICD objectives. Developed by SeaVuria; technical implementation by ARES (with AI assistance from Claude). Licensed under </w:t>
       </w:r>
-      <w:hyperlink w:history="1" r:id="rIdzcg8fzmateoize1y1-l_v">
+      <w:hyperlink w:history="1" r:id="rId1jvwvt5qeul2swmgdrns5">
         <w:r>
           <w:rPr>
             <w:rFonts w:ascii="Arial" w:cs="Arial" w:eastAsia="Arial" w:hAnsi="Arial"/>
@@ -19956,7 +19956,7 @@
         </w:rPr>
         <w:t xml:space="preserve"> (</w:t>
       </w:r>
-      <w:hyperlink w:history="1" r:id="rIdy9x8kkafqd9llhexxnekf">
+      <w:hyperlink w:history="1" r:id="rIdtfnj8gudprnqpd5u6njsr">
         <w:r>
           <w:rPr>
             <w:rFonts w:ascii="Arial" w:cs="Arial" w:eastAsia="Arial" w:hAnsi="Arial"/>
@@ -20969,7 +20969,7 @@
             <w:pPr>
               <w:spacing w:after="20" w:before="0"/>
             </w:pPr>
-            <w:hyperlink w:history="1" r:id="rIduwy1njcixwvvrpam-4a2-">
+            <w:hyperlink w:history="1" r:id="rIdskt29ehbrmyjr4hjzjyhr">
               <w:r>
                 <w:rPr>
                   <w:rFonts w:ascii="Arial" w:cs="Arial" w:eastAsia="Arial" w:hAnsi="Arial"/>
@@ -21002,7 +21002,7 @@
               <w:spacing w:after="10" w:before="0"/>
               <w:ind w:left="120"/>
             </w:pPr>
-            <w:hyperlink w:history="1" r:id="rIdqhrxj4olfr2fdkiy0mxuv">
+            <w:hyperlink w:history="1" r:id="rId8ecxu1utqtyri2_leo0dr">
               <w:r>
                 <w:rPr>
                   <w:rFonts w:ascii="Arial" w:cs="Arial" w:eastAsia="Arial" w:hAnsi="Arial"/>
@@ -21047,7 +21047,7 @@
             <w:pPr>
               <w:spacing w:after="20" w:before="0"/>
             </w:pPr>
-            <w:hyperlink w:history="1" r:id="rIdm5rg14ua5qlscl_zgrzoy">
+            <w:hyperlink w:history="1" r:id="rIdt34odeacksj6ytcraydvc">
               <w:r>
                 <w:rPr>
                   <w:rFonts w:ascii="Arial" w:cs="Arial" w:eastAsia="Arial" w:hAnsi="Arial"/>
@@ -21080,7 +21080,7 @@
               <w:spacing w:after="10" w:before="0"/>
               <w:ind w:left="120"/>
             </w:pPr>
-            <w:hyperlink w:history="1" r:id="rId3wnmi6nosocf84s9gnt7h">
+            <w:hyperlink w:history="1" r:id="rIdf0uwlyqhvf3uomsoh9tjj">
               <w:r>
                 <w:rPr>
                   <w:rFonts w:ascii="Arial" w:cs="Arial" w:eastAsia="Arial" w:hAnsi="Arial"/>
@@ -21275,7 +21275,7 @@
             <w:pPr>
               <w:spacing w:after="20" w:before="0"/>
             </w:pPr>
-            <w:hyperlink w:history="1" r:id="rIdpoxiavscokskjemog8dis">
+            <w:hyperlink w:history="1" r:id="rId8basohmy_1zcoriwr4x4d">
               <w:r>
                 <w:rPr>
                   <w:rFonts w:ascii="Arial" w:cs="Arial" w:eastAsia="Arial" w:hAnsi="Arial"/>
@@ -21308,7 +21308,7 @@
               <w:spacing w:after="10" w:before="0"/>
               <w:ind w:left="120"/>
             </w:pPr>
-            <w:hyperlink w:history="1" r:id="rIdeoqumkuyv0q9e6yxvsksc">
+            <w:hyperlink w:history="1" r:id="rIdvshjnmpsz7dxtporkw0gd">
               <w:r>
                 <w:rPr>
                   <w:rFonts w:ascii="Arial" w:cs="Arial" w:eastAsia="Arial" w:hAnsi="Arial"/>
@@ -21353,7 +21353,7 @@
             <w:pPr>
               <w:spacing w:after="20" w:before="0"/>
             </w:pPr>
-            <w:hyperlink w:history="1" r:id="rIdpvh1rrl7js3srh4exzol2">
+            <w:hyperlink w:history="1" r:id="rIdbohfokhmsppz4dqcgkxcq">
               <w:r>
                 <w:rPr>
                   <w:rFonts w:ascii="Arial" w:cs="Arial" w:eastAsia="Arial" w:hAnsi="Arial"/>
@@ -21386,7 +21386,7 @@
               <w:spacing w:after="10" w:before="0"/>
               <w:ind w:left="120"/>
             </w:pPr>
-            <w:hyperlink w:history="1" r:id="rIdkvtzp1-bjpqwug2oyxphq">
+            <w:hyperlink w:history="1" r:id="rIdmrn3qbwtqrbf6c3v8dtbq">
               <w:r>
                 <w:rPr>
                   <w:rFonts w:ascii="Arial" w:cs="Arial" w:eastAsia="Arial" w:hAnsi="Arial"/>
@@ -21581,7 +21581,7 @@
             <w:pPr>
               <w:spacing w:after="20" w:before="0"/>
             </w:pPr>
-            <w:hyperlink w:history="1" r:id="rIdel9rfhmm6adnuak1ixai-">
+            <w:hyperlink w:history="1" r:id="rIdcmyh4behrpw_tpmywaum_">
               <w:r>
                 <w:rPr>
                   <w:rFonts w:ascii="Arial" w:cs="Arial" w:eastAsia="Arial" w:hAnsi="Arial"/>
@@ -21630,7 +21630,7 @@
               <w:spacing w:after="10" w:before="0"/>
               <w:ind w:left="120"/>
             </w:pPr>
-            <w:hyperlink w:history="1" r:id="rIdb0amjljhpxzbobcvz0ohz">
+            <w:hyperlink w:history="1" r:id="rIdw22ktioy59nco482qrwvv">
               <w:r>
                 <w:rPr>
                   <w:rFonts w:ascii="Arial" w:cs="Arial" w:eastAsia="Arial" w:hAnsi="Arial"/>
@@ -21675,7 +21675,7 @@
             <w:pPr>
               <w:spacing w:after="20" w:before="0"/>
             </w:pPr>
-            <w:hyperlink w:history="1" r:id="rIdh5wpteye3mbdn96ox8mp_">
+            <w:hyperlink w:history="1" r:id="rIdyg-nxvvq-qa3zuqzuo3q6">
               <w:r>
                 <w:rPr>
                   <w:rFonts w:ascii="Arial" w:cs="Arial" w:eastAsia="Arial" w:hAnsi="Arial"/>
@@ -21708,7 +21708,7 @@
               <w:spacing w:after="10" w:before="0"/>
               <w:ind w:left="120"/>
             </w:pPr>
-            <w:hyperlink w:history="1" r:id="rIdy9-cxhzpywy0qpq09oyk0">
+            <w:hyperlink w:history="1" r:id="rIdzsfcovpbiyrmo36d7jqbo">
               <w:r>
                 <w:rPr>
                   <w:rFonts w:ascii="Arial" w:cs="Arial" w:eastAsia="Arial" w:hAnsi="Arial"/>
@@ -21903,7 +21903,7 @@
             <w:pPr>
               <w:spacing w:after="20" w:before="0"/>
             </w:pPr>
-            <w:hyperlink w:history="1" r:id="rId-iirnmbzbyt77v8qlmzgy">
+            <w:hyperlink w:history="1" r:id="rIdt-b6q1x01stmhzetdgoii">
               <w:r>
                 <w:rPr>
                   <w:rFonts w:ascii="Arial" w:cs="Arial" w:eastAsia="Arial" w:hAnsi="Arial"/>
@@ -21936,7 +21936,7 @@
               <w:spacing w:after="10" w:before="0"/>
               <w:ind w:left="120"/>
             </w:pPr>
-            <w:hyperlink w:history="1" r:id="rIdz6ak1ep2muhvdv9ovo7z2">
+            <w:hyperlink w:history="1" r:id="rIdfgfefbhe0sabj3lcptn2e">
               <w:r>
                 <w:rPr>
                   <w:rFonts w:ascii="Arial" w:cs="Arial" w:eastAsia="Arial" w:hAnsi="Arial"/>
@@ -21981,7 +21981,7 @@
             <w:pPr>
               <w:spacing w:after="20" w:before="0"/>
             </w:pPr>
-            <w:hyperlink w:history="1" r:id="rIduobikrvzysv1spfmspa9u">
+            <w:hyperlink w:history="1" r:id="rIdgu54ljietitba1_akfoni">
               <w:r>
                 <w:rPr>
                   <w:rFonts w:ascii="Arial" w:cs="Arial" w:eastAsia="Arial" w:hAnsi="Arial"/>
@@ -22014,7 +22014,7 @@
               <w:spacing w:after="10" w:before="0"/>
               <w:ind w:left="120"/>
             </w:pPr>
-            <w:hyperlink w:history="1" r:id="rIdcua7h5v9x3ffmdgb_kfct">
+            <w:hyperlink w:history="1" r:id="rIdb5vuwsnvt_yjrdjd0rsfr">
               <w:r>
                 <w:rPr>
                   <w:rFonts w:ascii="Arial" w:cs="Arial" w:eastAsia="Arial" w:hAnsi="Arial"/>
@@ -22209,7 +22209,7 @@
             <w:pPr>
               <w:spacing w:after="20" w:before="0"/>
             </w:pPr>
-            <w:hyperlink w:history="1" r:id="rIdguchdxrn9dbjhyqyhwzuk">
+            <w:hyperlink w:history="1" r:id="rIdu5u69bf-_h4iai7tfd1wz">
               <w:r>
                 <w:rPr>
                   <w:rFonts w:ascii="Arial" w:cs="Arial" w:eastAsia="Arial" w:hAnsi="Arial"/>
@@ -22242,7 +22242,7 @@
               <w:spacing w:after="10" w:before="0"/>
               <w:ind w:left="120"/>
             </w:pPr>
-            <w:hyperlink w:history="1" r:id="rId0cvrm2ql-ll2dpb6v5ag9">
+            <w:hyperlink w:history="1" r:id="rIdluhqmc0-ilaw8jsqjq70d">
               <w:r>
                 <w:rPr>
                   <w:rFonts w:ascii="Arial" w:cs="Arial" w:eastAsia="Arial" w:hAnsi="Arial"/>
@@ -22287,7 +22287,7 @@
             <w:pPr>
               <w:spacing w:after="20" w:before="0"/>
             </w:pPr>
-            <w:hyperlink w:history="1" r:id="rIdsfd-x3qrum_aixgj_cu_r">
+            <w:hyperlink w:history="1" r:id="rId1zopa3z4ehqqrzkkanc2g">
               <w:r>
                 <w:rPr>
                   <w:rFonts w:ascii="Arial" w:cs="Arial" w:eastAsia="Arial" w:hAnsi="Arial"/>
@@ -22336,7 +22336,7 @@
               <w:spacing w:after="10" w:before="0"/>
               <w:ind w:left="120"/>
             </w:pPr>
-            <w:hyperlink w:history="1" r:id="rIdmbeedswzvk845o46e5i0p">
+            <w:hyperlink w:history="1" r:id="rId5atwr2k6jyhp6hdsu1_km">
               <w:r>
                 <w:rPr>
                   <w:rFonts w:ascii="Arial" w:cs="Arial" w:eastAsia="Arial" w:hAnsi="Arial"/>
@@ -22848,7 +22848,7 @@
         </w:rPr>
         <w:t xml:space="preserve">© 2026 SeaVuria and ARES. Aligned with KICD objectives. Developed by SeaVuria; technical implementation by ARES (with AI assistance from Claude). Licensed under </w:t>
       </w:r>
-      <w:hyperlink w:history="1" r:id="rIdehbb8wmv5p4ypsexxargj">
+      <w:hyperlink w:history="1" r:id="rIdu-fzvv2w6usht-amuhwqh">
         <w:r>
           <w:rPr>
             <w:rFonts w:ascii="Arial" w:cs="Arial" w:eastAsia="Arial" w:hAnsi="Arial"/>
@@ -22869,7 +22869,7 @@
         </w:rPr>
         <w:t xml:space="preserve"> (</w:t>
       </w:r>
-      <w:hyperlink w:history="1" r:id="rId4ag_4kionkixtidhtdviw">
+      <w:hyperlink w:history="1" r:id="rIdpmkbykubukx4icwpcmjee">
         <w:r>
           <w:rPr>
             <w:rFonts w:ascii="Arial" w:cs="Arial" w:eastAsia="Arial" w:hAnsi="Arial"/>
@@ -23882,7 +23882,7 @@
             <w:pPr>
               <w:spacing w:after="20" w:before="0"/>
             </w:pPr>
-            <w:hyperlink w:history="1" r:id="rIdsz9bbelog9kb_er0vcydf">
+            <w:hyperlink w:history="1" r:id="rIdntgsgcn6aa4v3fxptrrw-">
               <w:r>
                 <w:rPr>
                   <w:rFonts w:ascii="Arial" w:cs="Arial" w:eastAsia="Arial" w:hAnsi="Arial"/>
@@ -23931,7 +23931,7 @@
               <w:spacing w:after="10" w:before="0"/>
               <w:ind w:left="120"/>
             </w:pPr>
-            <w:hyperlink w:history="1" r:id="rIdthyqtz2fwzcyqtqq1ueyi">
+            <w:hyperlink w:history="1" r:id="rIduebtnr7pnerkjqlmlktra">
               <w:r>
                 <w:rPr>
                   <w:rFonts w:ascii="Arial" w:cs="Arial" w:eastAsia="Arial" w:hAnsi="Arial"/>
@@ -23976,7 +23976,7 @@
             <w:pPr>
               <w:spacing w:after="20" w:before="0"/>
             </w:pPr>
-            <w:hyperlink w:history="1" r:id="rId6mt4dnlrkmjtd02kntblw">
+            <w:hyperlink w:history="1" r:id="rIdgrzi4d4klkt4e9kpnmkyv">
               <w:r>
                 <w:rPr>
                   <w:rFonts w:ascii="Arial" w:cs="Arial" w:eastAsia="Arial" w:hAnsi="Arial"/>
@@ -24009,7 +24009,7 @@
               <w:spacing w:after="10" w:before="0"/>
               <w:ind w:left="120"/>
             </w:pPr>
-            <w:hyperlink w:history="1" r:id="rIdqf0y9yaldwgfpc8krx-is">
+            <w:hyperlink w:history="1" r:id="rId4hy-_sy0j856yf4bmuvte">
               <w:r>
                 <w:rPr>
                   <w:rFonts w:ascii="Arial" w:cs="Arial" w:eastAsia="Arial" w:hAnsi="Arial"/>
@@ -24204,7 +24204,7 @@
             <w:pPr>
               <w:spacing w:after="20" w:before="0"/>
             </w:pPr>
-            <w:hyperlink w:history="1" r:id="rIdcetod5v1uc5tjsx6hzy4-">
+            <w:hyperlink w:history="1" r:id="rIdrciqf8qspomskjidoqw9s">
               <w:r>
                 <w:rPr>
                   <w:rFonts w:ascii="Arial" w:cs="Arial" w:eastAsia="Arial" w:hAnsi="Arial"/>
@@ -24253,7 +24253,7 @@
               <w:spacing w:after="10" w:before="0"/>
               <w:ind w:left="120"/>
             </w:pPr>
-            <w:hyperlink w:history="1" r:id="rIdrkgzge-eox6hbusr2c1ak">
+            <w:hyperlink w:history="1" r:id="rId8qo-z-ejylcimuo_9keer">
               <w:r>
                 <w:rPr>
                   <w:rFonts w:ascii="Arial" w:cs="Arial" w:eastAsia="Arial" w:hAnsi="Arial"/>
@@ -24298,7 +24298,7 @@
             <w:pPr>
               <w:spacing w:after="20" w:before="0"/>
             </w:pPr>
-            <w:hyperlink w:history="1" r:id="rIdxjf2k3wlbqjhswcijdqo7">
+            <w:hyperlink w:history="1" r:id="rIdqq5cgwpgit_ygsp-eryqn">
               <w:r>
                 <w:rPr>
                   <w:rFonts w:ascii="Arial" w:cs="Arial" w:eastAsia="Arial" w:hAnsi="Arial"/>
@@ -24331,7 +24331,7 @@
               <w:spacing w:after="10" w:before="0"/>
               <w:ind w:left="120"/>
             </w:pPr>
-            <w:hyperlink w:history="1" r:id="rId14-owb2y5oohke5jbj_wd">
+            <w:hyperlink w:history="1" r:id="rIddmywhqntpqsqifzdmcbzm">
               <w:r>
                 <w:rPr>
                   <w:rFonts w:ascii="Arial" w:cs="Arial" w:eastAsia="Arial" w:hAnsi="Arial"/>
@@ -24526,7 +24526,7 @@
             <w:pPr>
               <w:spacing w:after="20" w:before="0"/>
             </w:pPr>
-            <w:hyperlink w:history="1" r:id="rIdbvqdiu17huetucon4iz-f">
+            <w:hyperlink w:history="1" r:id="rIdgaf2_mgt6f7zarb-nbrcy">
               <w:r>
                 <w:rPr>
                   <w:rFonts w:ascii="Arial" w:cs="Arial" w:eastAsia="Arial" w:hAnsi="Arial"/>
@@ -24575,7 +24575,7 @@
               <w:spacing w:after="10" w:before="0"/>
               <w:ind w:left="120"/>
             </w:pPr>
-            <w:hyperlink w:history="1" r:id="rId5dvjhdfztgeb79k20lg_s">
+            <w:hyperlink w:history="1" r:id="rId3qlg86smqpml7zzao1m5y">
               <w:r>
                 <w:rPr>
                   <w:rFonts w:ascii="Arial" w:cs="Arial" w:eastAsia="Arial" w:hAnsi="Arial"/>
@@ -24620,7 +24620,7 @@
             <w:pPr>
               <w:spacing w:after="20" w:before="0"/>
             </w:pPr>
-            <w:hyperlink w:history="1" r:id="rIdkewexhcw4ixto8sdh9ns2">
+            <w:hyperlink w:history="1" r:id="rIdef1h0cvcabbut-zih8gf4">
               <w:r>
                 <w:rPr>
                   <w:rFonts w:ascii="Arial" w:cs="Arial" w:eastAsia="Arial" w:hAnsi="Arial"/>
@@ -24653,7 +24653,7 @@
               <w:spacing w:after="10" w:before="0"/>
               <w:ind w:left="120"/>
             </w:pPr>
-            <w:hyperlink w:history="1" r:id="rIdyjx5kfwgadd7kmixenfwf">
+            <w:hyperlink w:history="1" r:id="rIdxghjkmy_5rbagf3tpde6z">
               <w:r>
                 <w:rPr>
                   <w:rFonts w:ascii="Arial" w:cs="Arial" w:eastAsia="Arial" w:hAnsi="Arial"/>
@@ -24848,7 +24848,7 @@
             <w:pPr>
               <w:spacing w:after="20" w:before="0"/>
             </w:pPr>
-            <w:hyperlink w:history="1" r:id="rIdvzejelymtvjerxw7kyelh">
+            <w:hyperlink w:history="1" r:id="rIdvt0z2few0m-8vhgtfpshg">
               <w:r>
                 <w:rPr>
                   <w:rFonts w:ascii="Arial" w:cs="Arial" w:eastAsia="Arial" w:hAnsi="Arial"/>
@@ -24897,7 +24897,7 @@
               <w:spacing w:after="10" w:before="0"/>
               <w:ind w:left="120"/>
             </w:pPr>
-            <w:hyperlink w:history="1" r:id="rIdi3fqss9kudu7ijw80qtyg">
+            <w:hyperlink w:history="1" r:id="rId5wtplevp1xjq4b-rwlaws">
               <w:r>
                 <w:rPr>
                   <w:rFonts w:ascii="Arial" w:cs="Arial" w:eastAsia="Arial" w:hAnsi="Arial"/>
@@ -24942,7 +24942,7 @@
             <w:pPr>
               <w:spacing w:after="20" w:before="0"/>
             </w:pPr>
-            <w:hyperlink w:history="1" r:id="rIdbwggqhyhoymhaiueijekh">
+            <w:hyperlink w:history="1" r:id="rIdiv2bjnd7jkb5iqjjhjbwe">
               <w:r>
                 <w:rPr>
                   <w:rFonts w:ascii="Arial" w:cs="Arial" w:eastAsia="Arial" w:hAnsi="Arial"/>
@@ -24975,7 +24975,7 @@
               <w:spacing w:after="10" w:before="0"/>
               <w:ind w:left="120"/>
             </w:pPr>
-            <w:hyperlink w:history="1" r:id="rIdvxhdvjfcoqdy0inwbofgu">
+            <w:hyperlink w:history="1" r:id="rIdebn2p8berktrdndnahxgv">
               <w:r>
                 <w:rPr>
                   <w:rFonts w:ascii="Arial" w:cs="Arial" w:eastAsia="Arial" w:hAnsi="Arial"/>
@@ -25170,7 +25170,7 @@
             <w:pPr>
               <w:spacing w:after="20" w:before="0"/>
             </w:pPr>
-            <w:hyperlink w:history="1" r:id="rIdjar7ztcfxfi6z78mf8e5t">
+            <w:hyperlink w:history="1" r:id="rIdrqcypaukhynotm9hvn46z">
               <w:r>
                 <w:rPr>
                   <w:rFonts w:ascii="Arial" w:cs="Arial" w:eastAsia="Arial" w:hAnsi="Arial"/>
@@ -25219,7 +25219,7 @@
               <w:spacing w:after="10" w:before="0"/>
               <w:ind w:left="120"/>
             </w:pPr>
-            <w:hyperlink w:history="1" r:id="rIdbewwphv2ndsro1hq3uu4b">
+            <w:hyperlink w:history="1" r:id="rIdqvjvlnblrc0qtncos_kar">
               <w:r>
                 <w:rPr>
                   <w:rFonts w:ascii="Arial" w:cs="Arial" w:eastAsia="Arial" w:hAnsi="Arial"/>
@@ -25264,7 +25264,7 @@
             <w:pPr>
               <w:spacing w:after="20" w:before="0"/>
             </w:pPr>
-            <w:hyperlink w:history="1" r:id="rIdj-xw_rnuhinf0u9exhfzv">
+            <w:hyperlink w:history="1" r:id="rIdxqtyxfvnwrir85qbwtxpe">
               <w:r>
                 <w:rPr>
                   <w:rFonts w:ascii="Arial" w:cs="Arial" w:eastAsia="Arial" w:hAnsi="Arial"/>
@@ -25297,7 +25297,7 @@
               <w:spacing w:after="10" w:before="0"/>
               <w:ind w:left="120"/>
             </w:pPr>
-            <w:hyperlink w:history="1" r:id="rIdp4_zducw620p6a0rx0x7b">
+            <w:hyperlink w:history="1" r:id="rIdbvcx-uzowxx5awzaybzyo">
               <w:r>
                 <w:rPr>
                   <w:rFonts w:ascii="Arial" w:cs="Arial" w:eastAsia="Arial" w:hAnsi="Arial"/>
@@ -25809,7 +25809,7 @@
         </w:rPr>
         <w:t xml:space="preserve">© 2026 SeaVuria and ARES. Aligned with KICD objectives. Developed by SeaVuria; technical implementation by ARES (with AI assistance from Claude). Licensed under </w:t>
       </w:r>
-      <w:hyperlink w:history="1" r:id="rIdco3jxf5wzvenv2aa3_bfu">
+      <w:hyperlink w:history="1" r:id="rId8ft8ixzcblqjx2hztf2uk">
         <w:r>
           <w:rPr>
             <w:rFonts w:ascii="Arial" w:cs="Arial" w:eastAsia="Arial" w:hAnsi="Arial"/>
@@ -25830,7 +25830,7 @@
         </w:rPr>
         <w:t xml:space="preserve"> (</w:t>
       </w:r>
-      <w:hyperlink w:history="1" r:id="rIda7pq-mypcs6oif2neqip3">
+      <w:hyperlink w:history="1" r:id="rIdjjj6erwkopxsztp_rkzvs">
         <w:r>
           <w:rPr>
             <w:rFonts w:ascii="Arial" w:cs="Arial" w:eastAsia="Arial" w:hAnsi="Arial"/>
@@ -26860,7 +26860,7 @@
               <w:spacing w:after="10" w:before="0"/>
               <w:ind w:left="120"/>
             </w:pPr>
-            <w:hyperlink w:history="1" r:id="rId2_k_7o_zpbusvffu-sjnm">
+            <w:hyperlink w:history="1" r:id="rId774t9kum_xztfgl1b8qaq">
               <w:r>
                 <w:rPr>
                   <w:rFonts w:ascii="Arial" w:cs="Arial" w:eastAsia="Arial" w:hAnsi="Arial"/>
@@ -26920,7 +26920,7 @@
             <w:pPr>
               <w:spacing w:after="20" w:before="0"/>
             </w:pPr>
-            <w:hyperlink w:history="1" r:id="rIdexp-ahsq9ljtaibm0otoo">
+            <w:hyperlink w:history="1" r:id="rIdfqylcutwhskwm1xpxunx_">
               <w:r>
                 <w:rPr>
                   <w:rFonts w:ascii="Arial" w:cs="Arial" w:eastAsia="Arial" w:hAnsi="Arial"/>
@@ -26969,7 +26969,7 @@
               <w:spacing w:after="10" w:before="0"/>
               <w:ind w:left="120"/>
             </w:pPr>
-            <w:hyperlink w:history="1" r:id="rIdnyx9hol1-pifoxaqlllwv">
+            <w:hyperlink w:history="1" r:id="rId1rhwgniv85kbc_69arzvl">
               <w:r>
                 <w:rPr>
                   <w:rFonts w:ascii="Arial" w:cs="Arial" w:eastAsia="Arial" w:hAnsi="Arial"/>
@@ -27181,7 +27181,7 @@
               <w:spacing w:after="10" w:before="0"/>
               <w:ind w:left="120"/>
             </w:pPr>
-            <w:hyperlink w:history="1" r:id="rId9qibjycclt9jsqv7fnsmj">
+            <w:hyperlink w:history="1" r:id="rIdyanfligfzaftri2_psmen">
               <w:r>
                 <w:rPr>
                   <w:rFonts w:ascii="Arial" w:cs="Arial" w:eastAsia="Arial" w:hAnsi="Arial"/>
@@ -27241,7 +27241,7 @@
             <w:pPr>
               <w:spacing w:after="20" w:before="0"/>
             </w:pPr>
-            <w:hyperlink w:history="1" r:id="rIdrh1_5--xf-dtz97jd0zza">
+            <w:hyperlink w:history="1" r:id="rIdlvhiahvoq8bal-g5_svzd">
               <w:r>
                 <w:rPr>
                   <w:rFonts w:ascii="Arial" w:cs="Arial" w:eastAsia="Arial" w:hAnsi="Arial"/>
@@ -27290,7 +27290,7 @@
               <w:spacing w:after="10" w:before="0"/>
               <w:ind w:left="120"/>
             </w:pPr>
-            <w:hyperlink w:history="1" r:id="rId2t5_otiv6qyscp0nubwdd">
+            <w:hyperlink w:history="1" r:id="rIdbeeig5_tgz82srya0o6rc">
               <w:r>
                 <w:rPr>
                   <w:rFonts w:ascii="Arial" w:cs="Arial" w:eastAsia="Arial" w:hAnsi="Arial"/>
@@ -27502,7 +27502,7 @@
               <w:spacing w:after="10" w:before="0"/>
               <w:ind w:left="120"/>
             </w:pPr>
-            <w:hyperlink w:history="1" r:id="rId8lm4vwg359ckxd-tmqluk">
+            <w:hyperlink w:history="1" r:id="rIdjc4mwx746jb07iqkq_tmh">
               <w:r>
                 <w:rPr>
                   <w:rFonts w:ascii="Arial" w:cs="Arial" w:eastAsia="Arial" w:hAnsi="Arial"/>
@@ -27562,7 +27562,7 @@
             <w:pPr>
               <w:spacing w:after="20" w:before="0"/>
             </w:pPr>
-            <w:hyperlink w:history="1" r:id="rIdhkxtz1ykkwzmnafjnph0n">
+            <w:hyperlink w:history="1" r:id="rId9esuo-yzwfsdt4hmiqeev">
               <w:r>
                 <w:rPr>
                   <w:rFonts w:ascii="Arial" w:cs="Arial" w:eastAsia="Arial" w:hAnsi="Arial"/>
@@ -27611,7 +27611,7 @@
               <w:spacing w:after="10" w:before="0"/>
               <w:ind w:left="120"/>
             </w:pPr>
-            <w:hyperlink w:history="1" r:id="rId8aifo9x1ee2lwquwrw2uv">
+            <w:hyperlink w:history="1" r:id="rId8dngm45ep6ap81pjxmap3">
               <w:r>
                 <w:rPr>
                   <w:rFonts w:ascii="Arial" w:cs="Arial" w:eastAsia="Arial" w:hAnsi="Arial"/>
@@ -27823,7 +27823,7 @@
               <w:spacing w:after="10" w:before="0"/>
               <w:ind w:left="120"/>
             </w:pPr>
-            <w:hyperlink w:history="1" r:id="rIdvw5gebxdpvkzgfnd2uapl">
+            <w:hyperlink w:history="1" r:id="rId397mjvcnwkmmltmlfchsj">
               <w:r>
                 <w:rPr>
                   <w:rFonts w:ascii="Arial" w:cs="Arial" w:eastAsia="Arial" w:hAnsi="Arial"/>
@@ -27883,7 +27883,7 @@
             <w:pPr>
               <w:spacing w:after="20" w:before="0"/>
             </w:pPr>
-            <w:hyperlink w:history="1" r:id="rId00pgtc8srigzws364k7fd">
+            <w:hyperlink w:history="1" r:id="rIdfmimol58lei0ebutlrqet">
               <w:r>
                 <w:rPr>
                   <w:rFonts w:ascii="Arial" w:cs="Arial" w:eastAsia="Arial" w:hAnsi="Arial"/>
@@ -27932,7 +27932,7 @@
               <w:spacing w:after="10" w:before="0"/>
               <w:ind w:left="120"/>
             </w:pPr>
-            <w:hyperlink w:history="1" r:id="rId-fond_d8ndgxvde3c5ct2">
+            <w:hyperlink w:history="1" r:id="rIdvxjlwe9rqhgb_ldny0xvw">
               <w:r>
                 <w:rPr>
                   <w:rFonts w:ascii="Arial" w:cs="Arial" w:eastAsia="Arial" w:hAnsi="Arial"/>
@@ -28144,7 +28144,7 @@
               <w:spacing w:after="10" w:before="0"/>
               <w:ind w:left="120"/>
             </w:pPr>
-            <w:hyperlink w:history="1" r:id="rIdb5t3bcdnxk5-h_wmkosxq">
+            <w:hyperlink w:history="1" r:id="rIdmrszkjpfbtxdnhhhxqme0">
               <w:r>
                 <w:rPr>
                   <w:rFonts w:ascii="Arial" w:cs="Arial" w:eastAsia="Arial" w:hAnsi="Arial"/>
@@ -28204,7 +28204,7 @@
             <w:pPr>
               <w:spacing w:after="20" w:before="0"/>
             </w:pPr>
-            <w:hyperlink w:history="1" r:id="rIdq8cqwky3iudelcrsjctpk">
+            <w:hyperlink w:history="1" r:id="rIdt_syf6r22c2lnvwgqndek">
               <w:r>
                 <w:rPr>
                   <w:rFonts w:ascii="Arial" w:cs="Arial" w:eastAsia="Arial" w:hAnsi="Arial"/>
@@ -28253,7 +28253,7 @@
               <w:spacing w:after="10" w:before="0"/>
               <w:ind w:left="120"/>
             </w:pPr>
-            <w:hyperlink w:history="1" r:id="rIddlpo9yxd0ao9vwry7b7uq">
+            <w:hyperlink w:history="1" r:id="rIdltm86woq2k_s0ywu-8qxg">
               <w:r>
                 <w:rPr>
                   <w:rFonts w:ascii="Arial" w:cs="Arial" w:eastAsia="Arial" w:hAnsi="Arial"/>
@@ -28765,7 +28765,7 @@
         </w:rPr>
         <w:t xml:space="preserve">© 2026 SeaVuria and ARES. Aligned with KICD objectives. Developed by SeaVuria; technical implementation by ARES (with AI assistance from Claude). Licensed under </w:t>
       </w:r>
-      <w:hyperlink w:history="1" r:id="rIdcasppu5jbxpspj6lfjdw7">
+      <w:hyperlink w:history="1" r:id="rId5caoyz7kmv7lroxvdoj_y">
         <w:r>
           <w:rPr>
             <w:rFonts w:ascii="Arial" w:cs="Arial" w:eastAsia="Arial" w:hAnsi="Arial"/>
@@ -28786,7 +28786,7 @@
         </w:rPr>
         <w:t xml:space="preserve"> (</w:t>
       </w:r>
-      <w:hyperlink w:history="1" r:id="rIdrwzosna63wlzj7_znrsn9">
+      <w:hyperlink w:history="1" r:id="rIdfmn-sgmcttbha_br66ljx">
         <w:r>
           <w:rPr>
             <w:rFonts w:ascii="Arial" w:cs="Arial" w:eastAsia="Arial" w:hAnsi="Arial"/>
@@ -29816,7 +29816,7 @@
               <w:spacing w:after="10" w:before="0"/>
               <w:ind w:left="120"/>
             </w:pPr>
-            <w:hyperlink w:history="1" r:id="rIdifxuezf3xnct5ab57qlc7">
+            <w:hyperlink w:history="1" r:id="rIduztzeefp6oqnsyt7gr-xy">
               <w:r>
                 <w:rPr>
                   <w:rFonts w:ascii="Arial" w:cs="Arial" w:eastAsia="Arial" w:hAnsi="Arial"/>
@@ -29893,7 +29893,7 @@
               <w:spacing w:after="10" w:before="0"/>
               <w:ind w:left="120"/>
             </w:pPr>
-            <w:hyperlink w:history="1" r:id="rIdaijnzaaj7qd7tv-hio-k0">
+            <w:hyperlink w:history="1" r:id="rIdftlbcln1hnmev-0w4wvca">
               <w:r>
                 <w:rPr>
                   <w:rFonts w:ascii="Arial" w:cs="Arial" w:eastAsia="Arial" w:hAnsi="Arial"/>
@@ -30120,7 +30120,7 @@
               <w:spacing w:after="10" w:before="0"/>
               <w:ind w:left="120"/>
             </w:pPr>
-            <w:hyperlink w:history="1" r:id="rId3qv3imwhfquun4hb3-h0x">
+            <w:hyperlink w:history="1" r:id="rIdlhvfolgfhgdicjbvgrpj3">
               <w:r>
                 <w:rPr>
                   <w:rFonts w:ascii="Arial" w:cs="Arial" w:eastAsia="Arial" w:hAnsi="Arial"/>
@@ -30197,7 +30197,7 @@
               <w:spacing w:after="10" w:before="0"/>
               <w:ind w:left="120"/>
             </w:pPr>
-            <w:hyperlink w:history="1" r:id="rIdt45ash5dw8xu365ip323q">
+            <w:hyperlink w:history="1" r:id="rIdoqvblcoi-ja95r9f9sib6">
               <w:r>
                 <w:rPr>
                   <w:rFonts w:ascii="Arial" w:cs="Arial" w:eastAsia="Arial" w:hAnsi="Arial"/>
@@ -30424,7 +30424,7 @@
               <w:spacing w:after="10" w:before="0"/>
               <w:ind w:left="120"/>
             </w:pPr>
-            <w:hyperlink w:history="1" r:id="rIdghzphyyzh-daajwp4daug">
+            <w:hyperlink w:history="1" r:id="rIdzgzqk_ixn5illvrilwqfw">
               <w:r>
                 <w:rPr>
                   <w:rFonts w:ascii="Arial" w:cs="Arial" w:eastAsia="Arial" w:hAnsi="Arial"/>
@@ -30501,7 +30501,7 @@
               <w:spacing w:after="10" w:before="0"/>
               <w:ind w:left="120"/>
             </w:pPr>
-            <w:hyperlink w:history="1" r:id="rIdf-b4gbhg-8n1kv3hdpkds">
+            <w:hyperlink w:history="1" r:id="rIdxdo7kg58v5uwsadtgw2jh">
               <w:r>
                 <w:rPr>
                   <w:rFonts w:ascii="Arial" w:cs="Arial" w:eastAsia="Arial" w:hAnsi="Arial"/>
@@ -30728,7 +30728,7 @@
               <w:spacing w:after="10" w:before="0"/>
               <w:ind w:left="120"/>
             </w:pPr>
-            <w:hyperlink w:history="1" r:id="rIdvzdjakwymwawk7ear5alz">
+            <w:hyperlink w:history="1" r:id="rIdnatzbi3ltrghq0diaxw1i">
               <w:r>
                 <w:rPr>
                   <w:rFonts w:ascii="Arial" w:cs="Arial" w:eastAsia="Arial" w:hAnsi="Arial"/>
@@ -30805,7 +30805,7 @@
               <w:spacing w:after="10" w:before="0"/>
               <w:ind w:left="120"/>
             </w:pPr>
-            <w:hyperlink w:history="1" r:id="rIdouljdh09pko_3kikgfcv3">
+            <w:hyperlink w:history="1" r:id="rIdp4ilvyoe9413kiaow4hia">
               <w:r>
                 <w:rPr>
                   <w:rFonts w:ascii="Arial" w:cs="Arial" w:eastAsia="Arial" w:hAnsi="Arial"/>
@@ -31032,7 +31032,7 @@
               <w:spacing w:after="10" w:before="0"/>
               <w:ind w:left="120"/>
             </w:pPr>
-            <w:hyperlink w:history="1" r:id="rIdgvdu827ed187koavvulhw">
+            <w:hyperlink w:history="1" r:id="rIdqlcdadjgmpebwwgakvfwb">
               <w:r>
                 <w:rPr>
                   <w:rFonts w:ascii="Arial" w:cs="Arial" w:eastAsia="Arial" w:hAnsi="Arial"/>
@@ -31109,7 +31109,7 @@
               <w:spacing w:after="10" w:before="0"/>
               <w:ind w:left="120"/>
             </w:pPr>
-            <w:hyperlink w:history="1" r:id="rIdmntsjecpubzfp0mgjlaik">
+            <w:hyperlink w:history="1" r:id="rIdrw23suxkaa1uru-serhqz">
               <w:r>
                 <w:rPr>
                   <w:rFonts w:ascii="Arial" w:cs="Arial" w:eastAsia="Arial" w:hAnsi="Arial"/>
@@ -31864,7 +31864,7 @@
         </w:rPr>
         <w:t xml:space="preserve">© 2026 SeaVuria and ARES. Aligned with KICD objectives. Developed by SeaVuria; technical implementation by ARES (with AI assistance from Claude). Licensed under </w:t>
       </w:r>
-      <w:hyperlink w:history="1" r:id="rId4-3_ke5vye4sy-mgi5x0v">
+      <w:hyperlink w:history="1" r:id="rIdayhxaomc85dezbrnaao4y">
         <w:r>
           <w:rPr>
             <w:rFonts w:ascii="Arial" w:cs="Arial" w:eastAsia="Arial" w:hAnsi="Arial"/>
@@ -31885,7 +31885,7 @@
         </w:rPr>
         <w:t xml:space="preserve"> (</w:t>
       </w:r>
-      <w:hyperlink w:history="1" r:id="rIdwlcs1-samk4pp062ktb6p">
+      <w:hyperlink w:history="1" r:id="rId_2hqrosmhdnuxepbx5ig6">
         <w:r>
           <w:rPr>
             <w:rFonts w:ascii="Arial" w:cs="Arial" w:eastAsia="Arial" w:hAnsi="Arial"/>

--- a/data/outputs/v2/Biology/SS3.1_Animal_Nutrition/Biology_Animal_Nutrition_CBE_LessonSequence.docx
+++ b/data/outputs/v2/Biology/SS3.1_Animal_Nutrition/Biology_Animal_Nutrition_CBE_LessonSequence.docx
@@ -2596,7 +2596,7 @@
         </w:rPr>
         <w:t xml:space="preserve">© 2026 SeaVuria and ARES. This work is licensed under a </w:t>
       </w:r>
-      <w:hyperlink w:history="1" r:id="rIdbvhilf9yia9uvbmn-rjj3">
+      <w:hyperlink w:history="1" r:id="rIdqcwulwd1ftltbtubiravu">
         <w:r>
           <w:rPr>
             <w:rFonts w:ascii="Arial" w:cs="Arial" w:eastAsia="Arial" w:hAnsi="Arial"/>
@@ -2616,7 +2616,7 @@
         </w:rPr>
         <w:t xml:space="preserve"> (</w:t>
       </w:r>
-      <w:hyperlink w:history="1" r:id="rIdovnzjo3d84krsyhnfib04">
+      <w:hyperlink w:history="1" r:id="rIdvesxeptqwxtu2j3mc7ipo">
         <w:r>
           <w:rPr>
             <w:rFonts w:ascii="Arial" w:cs="Arial" w:eastAsia="Arial" w:hAnsi="Arial"/>
@@ -2636,7 +2636,7 @@
         </w:rPr>
         <w:t xml:space="preserve">). To view a copy of this license, visit </w:t>
       </w:r>
-      <w:hyperlink w:history="1" r:id="rIdjlv5uhxcjbogvoollcxky">
+      <w:hyperlink w:history="1" r:id="rIdzacgjeiv7uivhl07dxfqd">
         <w:r>
           <w:rPr>
             <w:rFonts w:ascii="Arial" w:cs="Arial" w:eastAsia="Arial" w:hAnsi="Arial"/>
@@ -3665,7 +3665,7 @@
               <w:spacing w:after="10" w:before="0"/>
               <w:ind w:left="120"/>
             </w:pPr>
-            <w:hyperlink w:history="1" r:id="rIdlkfa-yw5mdm63bdzc4upm">
+            <w:hyperlink w:history="1" r:id="rIdeqy1sxoyxqqu5wf-y7wuo">
               <w:r>
                 <w:rPr>
                   <w:rFonts w:ascii="Arial" w:cs="Arial" w:eastAsia="Arial" w:hAnsi="Arial"/>
@@ -3742,7 +3742,7 @@
               <w:spacing w:after="10" w:before="0"/>
               <w:ind w:left="120"/>
             </w:pPr>
-            <w:hyperlink w:history="1" r:id="rIdwlcenitsgh4lsn5ss4jti">
+            <w:hyperlink w:history="1" r:id="rIdozelkixrj_htfsrgmqjpf">
               <w:r>
                 <w:rPr>
                   <w:rFonts w:ascii="Arial" w:cs="Arial" w:eastAsia="Arial" w:hAnsi="Arial"/>
@@ -3969,7 +3969,7 @@
               <w:spacing w:after="10" w:before="0"/>
               <w:ind w:left="120"/>
             </w:pPr>
-            <w:hyperlink w:history="1" r:id="rIdraveov53i-u1k-azl9vdn">
+            <w:hyperlink w:history="1" r:id="rIdu9si8dhssyc11q8xkcdoa">
               <w:r>
                 <w:rPr>
                   <w:rFonts w:ascii="Arial" w:cs="Arial" w:eastAsia="Arial" w:hAnsi="Arial"/>
@@ -4046,7 +4046,7 @@
               <w:spacing w:after="10" w:before="0"/>
               <w:ind w:left="120"/>
             </w:pPr>
-            <w:hyperlink w:history="1" r:id="rIdchifgetopxuviyz4hw0ks">
+            <w:hyperlink w:history="1" r:id="rIdgv3a5v56axcd1jxcviy2c">
               <w:r>
                 <w:rPr>
                   <w:rFonts w:ascii="Arial" w:cs="Arial" w:eastAsia="Arial" w:hAnsi="Arial"/>
@@ -4273,7 +4273,7 @@
               <w:spacing w:after="10" w:before="0"/>
               <w:ind w:left="120"/>
             </w:pPr>
-            <w:hyperlink w:history="1" r:id="rIdupozxpx4wcat690llyijx">
+            <w:hyperlink w:history="1" r:id="rIdrg1z9tepgbhlyklkaqvcu">
               <w:r>
                 <w:rPr>
                   <w:rFonts w:ascii="Arial" w:cs="Arial" w:eastAsia="Arial" w:hAnsi="Arial"/>
@@ -4350,7 +4350,7 @@
               <w:spacing w:after="10" w:before="0"/>
               <w:ind w:left="120"/>
             </w:pPr>
-            <w:hyperlink w:history="1" r:id="rId3jvlwexi9ojcyoyogfdic">
+            <w:hyperlink w:history="1" r:id="rId3q-ryg1_l5gg0utun_vni">
               <w:r>
                 <w:rPr>
                   <w:rFonts w:ascii="Arial" w:cs="Arial" w:eastAsia="Arial" w:hAnsi="Arial"/>
@@ -4577,7 +4577,7 @@
               <w:spacing w:after="10" w:before="0"/>
               <w:ind w:left="120"/>
             </w:pPr>
-            <w:hyperlink w:history="1" r:id="rIdpvqtcmvhptytrbu0vyazy">
+            <w:hyperlink w:history="1" r:id="rId6owlu_ovybfvztvhg68jd">
               <w:r>
                 <w:rPr>
                   <w:rFonts w:ascii="Arial" w:cs="Arial" w:eastAsia="Arial" w:hAnsi="Arial"/>
@@ -4654,7 +4654,7 @@
               <w:spacing w:after="10" w:before="0"/>
               <w:ind w:left="120"/>
             </w:pPr>
-            <w:hyperlink w:history="1" r:id="rIdbvaksfum0z5xxfedrxuu3">
+            <w:hyperlink w:history="1" r:id="rIdeth0wngavg54vizwhng3n">
               <w:r>
                 <w:rPr>
                   <w:rFonts w:ascii="Arial" w:cs="Arial" w:eastAsia="Arial" w:hAnsi="Arial"/>
@@ -4881,7 +4881,7 @@
               <w:spacing w:after="10" w:before="0"/>
               <w:ind w:left="120"/>
             </w:pPr>
-            <w:hyperlink w:history="1" r:id="rIdgfdbh4m0gzb8txcuu94xa">
+            <w:hyperlink w:history="1" r:id="rIdxnfwgnh2-xkeufpcctno4">
               <w:r>
                 <w:rPr>
                   <w:rFonts w:ascii="Arial" w:cs="Arial" w:eastAsia="Arial" w:hAnsi="Arial"/>
@@ -4958,7 +4958,7 @@
               <w:spacing w:after="10" w:before="0"/>
               <w:ind w:left="120"/>
             </w:pPr>
-            <w:hyperlink w:history="1" r:id="rIdfmtqfaz6fhvlnxh0hzv_c">
+            <w:hyperlink w:history="1" r:id="rIdmd7ptsjimhjbyilq84usr">
               <w:r>
                 <w:rPr>
                   <w:rFonts w:ascii="Arial" w:cs="Arial" w:eastAsia="Arial" w:hAnsi="Arial"/>
@@ -5485,7 +5485,7 @@
         </w:rPr>
         <w:t xml:space="preserve">© 2026 SeaVuria and ARES. Aligned with KICD objectives. Developed by SeaVuria; technical implementation by ARES (with AI assistance from Claude). Licensed under </w:t>
       </w:r>
-      <w:hyperlink w:history="1" r:id="rId3y5bwktm--stc_poshvln">
+      <w:hyperlink w:history="1" r:id="rId-b8hfpk3lxcnm3zh-xyk1">
         <w:r>
           <w:rPr>
             <w:rFonts w:ascii="Arial" w:cs="Arial" w:eastAsia="Arial" w:hAnsi="Arial"/>
@@ -5506,7 +5506,7 @@
         </w:rPr>
         <w:t xml:space="preserve"> (</w:t>
       </w:r>
-      <w:hyperlink w:history="1" r:id="rIdzi-4vwnhotifpce0xrm0j">
+      <w:hyperlink w:history="1" r:id="rIdvqjome2iwq85swekrsd6z">
         <w:r>
           <w:rPr>
             <w:rFonts w:ascii="Arial" w:cs="Arial" w:eastAsia="Arial" w:hAnsi="Arial"/>
@@ -6536,7 +6536,7 @@
               <w:spacing w:after="10" w:before="0"/>
               <w:ind w:left="120"/>
             </w:pPr>
-            <w:hyperlink w:history="1" r:id="rIdvygizylaxw25fb6cjzjws">
+            <w:hyperlink w:history="1" r:id="rIdg2bimididvwafdh5lx_yk">
               <w:r>
                 <w:rPr>
                   <w:rFonts w:ascii="Arial" w:cs="Arial" w:eastAsia="Arial" w:hAnsi="Arial"/>
@@ -6613,7 +6613,7 @@
               <w:spacing w:after="10" w:before="0"/>
               <w:ind w:left="120"/>
             </w:pPr>
-            <w:hyperlink w:history="1" r:id="rIdwawfnk97kwmihkdmiywff">
+            <w:hyperlink w:history="1" r:id="rId9rvstkpjfwutwgenjhimo">
               <w:r>
                 <w:rPr>
                   <w:rFonts w:ascii="Arial" w:cs="Arial" w:eastAsia="Arial" w:hAnsi="Arial"/>
@@ -6840,7 +6840,7 @@
               <w:spacing w:after="10" w:before="0"/>
               <w:ind w:left="120"/>
             </w:pPr>
-            <w:hyperlink w:history="1" r:id="rIdsr2s3o6md15lw_cj8-sdo">
+            <w:hyperlink w:history="1" r:id="rIdizpgi93zyiyyb7nlkivig">
               <w:r>
                 <w:rPr>
                   <w:rFonts w:ascii="Arial" w:cs="Arial" w:eastAsia="Arial" w:hAnsi="Arial"/>
@@ -6917,7 +6917,7 @@
               <w:spacing w:after="10" w:before="0"/>
               <w:ind w:left="120"/>
             </w:pPr>
-            <w:hyperlink w:history="1" r:id="rId6us_e_kjf2hzawvw5kkya">
+            <w:hyperlink w:history="1" r:id="rId7sbgltx1ezslt81khz5kv">
               <w:r>
                 <w:rPr>
                   <w:rFonts w:ascii="Arial" w:cs="Arial" w:eastAsia="Arial" w:hAnsi="Arial"/>
@@ -7144,7 +7144,7 @@
               <w:spacing w:after="10" w:before="0"/>
               <w:ind w:left="120"/>
             </w:pPr>
-            <w:hyperlink w:history="1" r:id="rIdfy4j3vnuk79ywpdaseshx">
+            <w:hyperlink w:history="1" r:id="rId4te7tvc6zk3zr0teo0a8p">
               <w:r>
                 <w:rPr>
                   <w:rFonts w:ascii="Arial" w:cs="Arial" w:eastAsia="Arial" w:hAnsi="Arial"/>
@@ -7221,7 +7221,7 @@
               <w:spacing w:after="10" w:before="0"/>
               <w:ind w:left="120"/>
             </w:pPr>
-            <w:hyperlink w:history="1" r:id="rIdeej1fgqj3fejtrq42qpri">
+            <w:hyperlink w:history="1" r:id="rIdc0yeb7wsg3aafmuwgvkdo">
               <w:r>
                 <w:rPr>
                   <w:rFonts w:ascii="Arial" w:cs="Arial" w:eastAsia="Arial" w:hAnsi="Arial"/>
@@ -7448,7 +7448,7 @@
               <w:spacing w:after="10" w:before="0"/>
               <w:ind w:left="120"/>
             </w:pPr>
-            <w:hyperlink w:history="1" r:id="rId3phltal7cd6u1qcoghens">
+            <w:hyperlink w:history="1" r:id="rIdy0dbe6kvvfyx-y57kdyv3">
               <w:r>
                 <w:rPr>
                   <w:rFonts w:ascii="Arial" w:cs="Arial" w:eastAsia="Arial" w:hAnsi="Arial"/>
@@ -7525,7 +7525,7 @@
               <w:spacing w:after="10" w:before="0"/>
               <w:ind w:left="120"/>
             </w:pPr>
-            <w:hyperlink w:history="1" r:id="rId7-vcpxzk52ajhqdk5ax0f">
+            <w:hyperlink w:history="1" r:id="rIde8kfbozk1huvuxbsquqrh">
               <w:r>
                 <w:rPr>
                   <w:rFonts w:ascii="Arial" w:cs="Arial" w:eastAsia="Arial" w:hAnsi="Arial"/>
@@ -7752,7 +7752,7 @@
               <w:spacing w:after="10" w:before="0"/>
               <w:ind w:left="120"/>
             </w:pPr>
-            <w:hyperlink w:history="1" r:id="rIdqpoqpua7xuzer5ioeuhvd">
+            <w:hyperlink w:history="1" r:id="rIdwfe08yewdhndlyeefvk4w">
               <w:r>
                 <w:rPr>
                   <w:rFonts w:ascii="Arial" w:cs="Arial" w:eastAsia="Arial" w:hAnsi="Arial"/>
@@ -7829,7 +7829,7 @@
               <w:spacing w:after="10" w:before="0"/>
               <w:ind w:left="120"/>
             </w:pPr>
-            <w:hyperlink w:history="1" r:id="rIdjnrelvs4ve0o9v50ozt6n">
+            <w:hyperlink w:history="1" r:id="rIdmhu-wzfi4kc8ymq2iwqgi">
               <w:r>
                 <w:rPr>
                   <w:rFonts w:ascii="Arial" w:cs="Arial" w:eastAsia="Arial" w:hAnsi="Arial"/>
@@ -8356,7 +8356,7 @@
         </w:rPr>
         <w:t xml:space="preserve">© 2026 SeaVuria and ARES. Aligned with KICD objectives. Developed by SeaVuria; technical implementation by ARES (with AI assistance from Claude). Licensed under </w:t>
       </w:r>
-      <w:hyperlink w:history="1" r:id="rId0txzb0ptgeyzagapwzsv9">
+      <w:hyperlink w:history="1" r:id="rIdztxrswy0b99n3mttnyxkj">
         <w:r>
           <w:rPr>
             <w:rFonts w:ascii="Arial" w:cs="Arial" w:eastAsia="Arial" w:hAnsi="Arial"/>
@@ -8377,7 +8377,7 @@
         </w:rPr>
         <w:t xml:space="preserve"> (</w:t>
       </w:r>
-      <w:hyperlink w:history="1" r:id="rIdmu-yww4x3ror-krwk-r3s">
+      <w:hyperlink w:history="1" r:id="rIdgtnr23bjiu3s1tavnnqfq">
         <w:r>
           <w:rPr>
             <w:rFonts w:ascii="Arial" w:cs="Arial" w:eastAsia="Arial" w:hAnsi="Arial"/>
@@ -9407,7 +9407,7 @@
               <w:spacing w:after="10" w:before="0"/>
               <w:ind w:left="120"/>
             </w:pPr>
-            <w:hyperlink w:history="1" r:id="rIdfy3a58qi0-ytztstso219">
+            <w:hyperlink w:history="1" r:id="rIdqcjgleizdw1pzpr7uey8o">
               <w:r>
                 <w:rPr>
                   <w:rFonts w:ascii="Arial" w:cs="Arial" w:eastAsia="Arial" w:hAnsi="Arial"/>
@@ -9484,7 +9484,7 @@
               <w:spacing w:after="10" w:before="0"/>
               <w:ind w:left="120"/>
             </w:pPr>
-            <w:hyperlink w:history="1" r:id="rIdpio546yjsusb1xm7t4ckb">
+            <w:hyperlink w:history="1" r:id="rIdbwangthhj_xccqcuusq0k">
               <w:r>
                 <w:rPr>
                   <w:rFonts w:ascii="Arial" w:cs="Arial" w:eastAsia="Arial" w:hAnsi="Arial"/>
@@ -9711,7 +9711,7 @@
               <w:spacing w:after="10" w:before="0"/>
               <w:ind w:left="120"/>
             </w:pPr>
-            <w:hyperlink w:history="1" r:id="rIdxeijhz-k450tnotuqmp8o">
+            <w:hyperlink w:history="1" r:id="rIdqowzqkxozntvbtqiuihm8">
               <w:r>
                 <w:rPr>
                   <w:rFonts w:ascii="Arial" w:cs="Arial" w:eastAsia="Arial" w:hAnsi="Arial"/>
@@ -9788,7 +9788,7 @@
               <w:spacing w:after="10" w:before="0"/>
               <w:ind w:left="120"/>
             </w:pPr>
-            <w:hyperlink w:history="1" r:id="rIdonv1mntgsu0faxazvi5wz">
+            <w:hyperlink w:history="1" r:id="rIdy2t5cllxgjuor9ynrw0kt">
               <w:r>
                 <w:rPr>
                   <w:rFonts w:ascii="Arial" w:cs="Arial" w:eastAsia="Arial" w:hAnsi="Arial"/>
@@ -10015,7 +10015,7 @@
               <w:spacing w:after="10" w:before="0"/>
               <w:ind w:left="120"/>
             </w:pPr>
-            <w:hyperlink w:history="1" r:id="rIdxhzo81p3_3xt9fg55we3z">
+            <w:hyperlink w:history="1" r:id="rId3pitzxldmindbz3z4okbi">
               <w:r>
                 <w:rPr>
                   <w:rFonts w:ascii="Arial" w:cs="Arial" w:eastAsia="Arial" w:hAnsi="Arial"/>
@@ -10092,7 +10092,7 @@
               <w:spacing w:after="10" w:before="0"/>
               <w:ind w:left="120"/>
             </w:pPr>
-            <w:hyperlink w:history="1" r:id="rIdvvvwcist1qag-lpqgoeqh">
+            <w:hyperlink w:history="1" r:id="rId7wbvvgndaz5tc6hwoakkj">
               <w:r>
                 <w:rPr>
                   <w:rFonts w:ascii="Arial" w:cs="Arial" w:eastAsia="Arial" w:hAnsi="Arial"/>
@@ -10319,7 +10319,7 @@
               <w:spacing w:after="10" w:before="0"/>
               <w:ind w:left="120"/>
             </w:pPr>
-            <w:hyperlink w:history="1" r:id="rIdtiplvolfmfm4yol9sxsmp">
+            <w:hyperlink w:history="1" r:id="rIdgmlhgeog3uzxz70rpzp91">
               <w:r>
                 <w:rPr>
                   <w:rFonts w:ascii="Arial" w:cs="Arial" w:eastAsia="Arial" w:hAnsi="Arial"/>
@@ -10396,7 +10396,7 @@
               <w:spacing w:after="10" w:before="0"/>
               <w:ind w:left="120"/>
             </w:pPr>
-            <w:hyperlink w:history="1" r:id="rIdv52to-arfnhsim3wxgfdv">
+            <w:hyperlink w:history="1" r:id="rId7rcfz7mamearuag7ozcza">
               <w:r>
                 <w:rPr>
                   <w:rFonts w:ascii="Arial" w:cs="Arial" w:eastAsia="Arial" w:hAnsi="Arial"/>
@@ -10623,7 +10623,7 @@
               <w:spacing w:after="10" w:before="0"/>
               <w:ind w:left="120"/>
             </w:pPr>
-            <w:hyperlink w:history="1" r:id="rId1ojxyuxzetnrgxjbg93jl">
+            <w:hyperlink w:history="1" r:id="rId9nj2njvgjvqlr62dx9m7b">
               <w:r>
                 <w:rPr>
                   <w:rFonts w:ascii="Arial" w:cs="Arial" w:eastAsia="Arial" w:hAnsi="Arial"/>
@@ -10700,7 +10700,7 @@
               <w:spacing w:after="10" w:before="0"/>
               <w:ind w:left="120"/>
             </w:pPr>
-            <w:hyperlink w:history="1" r:id="rId_vzsqcojxqpfkbrqszjct">
+            <w:hyperlink w:history="1" r:id="rIdda9kdeh8_gj5hkmrjv6by">
               <w:r>
                 <w:rPr>
                   <w:rFonts w:ascii="Arial" w:cs="Arial" w:eastAsia="Arial" w:hAnsi="Arial"/>
@@ -11227,7 +11227,7 @@
         </w:rPr>
         <w:t xml:space="preserve">© 2026 SeaVuria and ARES. Aligned with KICD objectives. Developed by SeaVuria; technical implementation by ARES (with AI assistance from Claude). Licensed under </w:t>
       </w:r>
-      <w:hyperlink w:history="1" r:id="rIdie_0mzsyyvznc2y1gru8v">
+      <w:hyperlink w:history="1" r:id="rIdjhj4u6avuyeooqd0lf8pm">
         <w:r>
           <w:rPr>
             <w:rFonts w:ascii="Arial" w:cs="Arial" w:eastAsia="Arial" w:hAnsi="Arial"/>
@@ -11248,7 +11248,7 @@
         </w:rPr>
         <w:t xml:space="preserve"> (</w:t>
       </w:r>
-      <w:hyperlink w:history="1" r:id="rIddt36cqp6qqo9xpmzgxbnr">
+      <w:hyperlink w:history="1" r:id="rIdq2ubnkt2w-ocwnlgurjxw">
         <w:r>
           <w:rPr>
             <w:rFonts w:ascii="Arial" w:cs="Arial" w:eastAsia="Arial" w:hAnsi="Arial"/>
@@ -12278,7 +12278,7 @@
               <w:spacing w:after="10" w:before="0"/>
               <w:ind w:left="120"/>
             </w:pPr>
-            <w:hyperlink w:history="1" r:id="rIdkqseuo64izh6oqi1tgyxt">
+            <w:hyperlink w:history="1" r:id="rId4qcmwcxfe9vz76aarhraq">
               <w:r>
                 <w:rPr>
                   <w:rFonts w:ascii="Arial" w:cs="Arial" w:eastAsia="Arial" w:hAnsi="Arial"/>
@@ -12355,7 +12355,7 @@
               <w:spacing w:after="10" w:before="0"/>
               <w:ind w:left="120"/>
             </w:pPr>
-            <w:hyperlink w:history="1" r:id="rIdifyipocqjyez2-scsyukd">
+            <w:hyperlink w:history="1" r:id="rIdffrdk8nqmp7tqwqv_3fh2">
               <w:r>
                 <w:rPr>
                   <w:rFonts w:ascii="Arial" w:cs="Arial" w:eastAsia="Arial" w:hAnsi="Arial"/>
@@ -12582,7 +12582,7 @@
               <w:spacing w:after="10" w:before="0"/>
               <w:ind w:left="120"/>
             </w:pPr>
-            <w:hyperlink w:history="1" r:id="rIdydjnbolaz9bt5g1foxvvq">
+            <w:hyperlink w:history="1" r:id="rIduc_wd-__jiz-bzsacilts">
               <w:r>
                 <w:rPr>
                   <w:rFonts w:ascii="Arial" w:cs="Arial" w:eastAsia="Arial" w:hAnsi="Arial"/>
@@ -12659,7 +12659,7 @@
               <w:spacing w:after="10" w:before="0"/>
               <w:ind w:left="120"/>
             </w:pPr>
-            <w:hyperlink w:history="1" r:id="rIdmdpdurdrqgdr0r9qvaqdi">
+            <w:hyperlink w:history="1" r:id="rIdghc3fnjnrlfcrnrehyhyb">
               <w:r>
                 <w:rPr>
                   <w:rFonts w:ascii="Arial" w:cs="Arial" w:eastAsia="Arial" w:hAnsi="Arial"/>
@@ -12886,7 +12886,7 @@
               <w:spacing w:after="10" w:before="0"/>
               <w:ind w:left="120"/>
             </w:pPr>
-            <w:hyperlink w:history="1" r:id="rIdvim8bmwlj9s3_-7ramrrv">
+            <w:hyperlink w:history="1" r:id="rIdzpndkhffrwp9zan-_4t5g">
               <w:r>
                 <w:rPr>
                   <w:rFonts w:ascii="Arial" w:cs="Arial" w:eastAsia="Arial" w:hAnsi="Arial"/>
@@ -12963,7 +12963,7 @@
               <w:spacing w:after="10" w:before="0"/>
               <w:ind w:left="120"/>
             </w:pPr>
-            <w:hyperlink w:history="1" r:id="rIdbxyiybwbfulnidr-ot308">
+            <w:hyperlink w:history="1" r:id="rIdci5mv4j7rv5pyqkef1jmo">
               <w:r>
                 <w:rPr>
                   <w:rFonts w:ascii="Arial" w:cs="Arial" w:eastAsia="Arial" w:hAnsi="Arial"/>
@@ -13190,7 +13190,7 @@
               <w:spacing w:after="10" w:before="0"/>
               <w:ind w:left="120"/>
             </w:pPr>
-            <w:hyperlink w:history="1" r:id="rIdled6ajw8m9zw-d4byusp7">
+            <w:hyperlink w:history="1" r:id="rIdag61-tq52tvjze_ty37ln">
               <w:r>
                 <w:rPr>
                   <w:rFonts w:ascii="Arial" w:cs="Arial" w:eastAsia="Arial" w:hAnsi="Arial"/>
@@ -13267,7 +13267,7 @@
               <w:spacing w:after="10" w:before="0"/>
               <w:ind w:left="120"/>
             </w:pPr>
-            <w:hyperlink w:history="1" r:id="rIdo-i6-ma8kkkqhyb5adg0b">
+            <w:hyperlink w:history="1" r:id="rId7u-t5mtkjwgqfozmtozuc">
               <w:r>
                 <w:rPr>
                   <w:rFonts w:ascii="Arial" w:cs="Arial" w:eastAsia="Arial" w:hAnsi="Arial"/>
@@ -13494,7 +13494,7 @@
               <w:spacing w:after="10" w:before="0"/>
               <w:ind w:left="120"/>
             </w:pPr>
-            <w:hyperlink w:history="1" r:id="rIdh-6p5-_7nqn9iaoalxegv">
+            <w:hyperlink w:history="1" r:id="rIdeea5opnnjkinu9y3uviom">
               <w:r>
                 <w:rPr>
                   <w:rFonts w:ascii="Arial" w:cs="Arial" w:eastAsia="Arial" w:hAnsi="Arial"/>
@@ -13571,7 +13571,7 @@
               <w:spacing w:after="10" w:before="0"/>
               <w:ind w:left="120"/>
             </w:pPr>
-            <w:hyperlink w:history="1" r:id="rIdnc27jd8s1wrwqlvcszdd-">
+            <w:hyperlink w:history="1" r:id="rIdz47el-b_-ikl1uca30zyt">
               <w:r>
                 <w:rPr>
                   <w:rFonts w:ascii="Arial" w:cs="Arial" w:eastAsia="Arial" w:hAnsi="Arial"/>
@@ -14098,7 +14098,7 @@
         </w:rPr>
         <w:t xml:space="preserve">© 2026 SeaVuria and ARES. Aligned with KICD objectives. Developed by SeaVuria; technical implementation by ARES (with AI assistance from Claude). Licensed under </w:t>
       </w:r>
-      <w:hyperlink w:history="1" r:id="rIduoo7cnfe-w8lv-lwzkqdh">
+      <w:hyperlink w:history="1" r:id="rIdn3l_ehplaayjovq889zzt">
         <w:r>
           <w:rPr>
             <w:rFonts w:ascii="Arial" w:cs="Arial" w:eastAsia="Arial" w:hAnsi="Arial"/>
@@ -14119,7 +14119,7 @@
         </w:rPr>
         <w:t xml:space="preserve"> (</w:t>
       </w:r>
-      <w:hyperlink w:history="1" r:id="rIdhsgmxffu4qoik5q6lxiiw">
+      <w:hyperlink w:history="1" r:id="rIdgk4vztfqbwmgb3ulnktem">
         <w:r>
           <w:rPr>
             <w:rFonts w:ascii="Arial" w:cs="Arial" w:eastAsia="Arial" w:hAnsi="Arial"/>
@@ -15149,7 +15149,7 @@
               <w:spacing w:after="10" w:before="0"/>
               <w:ind w:left="120"/>
             </w:pPr>
-            <w:hyperlink w:history="1" r:id="rIdnwwvlik8lydoms74kmmoo">
+            <w:hyperlink w:history="1" r:id="rIdhkkitbcavy5-axfl6aaeb">
               <w:r>
                 <w:rPr>
                   <w:rFonts w:ascii="Arial" w:cs="Arial" w:eastAsia="Arial" w:hAnsi="Arial"/>
@@ -15226,7 +15226,7 @@
               <w:spacing w:after="10" w:before="0"/>
               <w:ind w:left="120"/>
             </w:pPr>
-            <w:hyperlink w:history="1" r:id="rIdf1dnhkgzang589lenwxgp">
+            <w:hyperlink w:history="1" r:id="rIdrydqnrslfiuljthjycxox">
               <w:r>
                 <w:rPr>
                   <w:rFonts w:ascii="Arial" w:cs="Arial" w:eastAsia="Arial" w:hAnsi="Arial"/>
@@ -15453,7 +15453,7 @@
               <w:spacing w:after="10" w:before="0"/>
               <w:ind w:left="120"/>
             </w:pPr>
-            <w:hyperlink w:history="1" r:id="rIdw76qnu5i5qxtnnzm5tmg_">
+            <w:hyperlink w:history="1" r:id="rIdom7bhth_1yhdqxqumaxyl">
               <w:r>
                 <w:rPr>
                   <w:rFonts w:ascii="Arial" w:cs="Arial" w:eastAsia="Arial" w:hAnsi="Arial"/>
@@ -15530,7 +15530,7 @@
               <w:spacing w:after="10" w:before="0"/>
               <w:ind w:left="120"/>
             </w:pPr>
-            <w:hyperlink w:history="1" r:id="rIdk5o23lnpscx9i00pfwtlu">
+            <w:hyperlink w:history="1" r:id="rIdmowtuzo93dcrdhthm5e3a">
               <w:r>
                 <w:rPr>
                   <w:rFonts w:ascii="Arial" w:cs="Arial" w:eastAsia="Arial" w:hAnsi="Arial"/>
@@ -15757,7 +15757,7 @@
               <w:spacing w:after="10" w:before="0"/>
               <w:ind w:left="120"/>
             </w:pPr>
-            <w:hyperlink w:history="1" r:id="rIdhcrb31rtn0-win-o1gxyr">
+            <w:hyperlink w:history="1" r:id="rIdhuucxz5onxwt_oi36yjib">
               <w:r>
                 <w:rPr>
                   <w:rFonts w:ascii="Arial" w:cs="Arial" w:eastAsia="Arial" w:hAnsi="Arial"/>
@@ -15834,7 +15834,7 @@
               <w:spacing w:after="10" w:before="0"/>
               <w:ind w:left="120"/>
             </w:pPr>
-            <w:hyperlink w:history="1" r:id="rId6mmh2ffiazakmtsvfzdn4">
+            <w:hyperlink w:history="1" r:id="rIdykh5djheyyemleft6x3ix">
               <w:r>
                 <w:rPr>
                   <w:rFonts w:ascii="Arial" w:cs="Arial" w:eastAsia="Arial" w:hAnsi="Arial"/>
@@ -16061,7 +16061,7 @@
               <w:spacing w:after="10" w:before="0"/>
               <w:ind w:left="120"/>
             </w:pPr>
-            <w:hyperlink w:history="1" r:id="rIdtz4tlcpq5emzlltmqhgtp">
+            <w:hyperlink w:history="1" r:id="rIdlcwwjrwwr4bb_6goetybe">
               <w:r>
                 <w:rPr>
                   <w:rFonts w:ascii="Arial" w:cs="Arial" w:eastAsia="Arial" w:hAnsi="Arial"/>
@@ -16138,7 +16138,7 @@
               <w:spacing w:after="10" w:before="0"/>
               <w:ind w:left="120"/>
             </w:pPr>
-            <w:hyperlink w:history="1" r:id="rId5lvbn_usekt0837wbmhb4">
+            <w:hyperlink w:history="1" r:id="rIdn3vk4f0fwkjo4cecc6t9p">
               <w:r>
                 <w:rPr>
                   <w:rFonts w:ascii="Arial" w:cs="Arial" w:eastAsia="Arial" w:hAnsi="Arial"/>
@@ -16365,7 +16365,7 @@
               <w:spacing w:after="10" w:before="0"/>
               <w:ind w:left="120"/>
             </w:pPr>
-            <w:hyperlink w:history="1" r:id="rIdgvvd-cq3xj2ubwaumqvbu">
+            <w:hyperlink w:history="1" r:id="rIdtm8ipnbte6tnruedb85wo">
               <w:r>
                 <w:rPr>
                   <w:rFonts w:ascii="Arial" w:cs="Arial" w:eastAsia="Arial" w:hAnsi="Arial"/>
@@ -16442,7 +16442,7 @@
               <w:spacing w:after="10" w:before="0"/>
               <w:ind w:left="120"/>
             </w:pPr>
-            <w:hyperlink w:history="1" r:id="rIdzq9uk21ai1qapdiblomy5">
+            <w:hyperlink w:history="1" r:id="rIdtcj656bwr8ekjoje87xpi">
               <w:r>
                 <w:rPr>
                   <w:rFonts w:ascii="Arial" w:cs="Arial" w:eastAsia="Arial" w:hAnsi="Arial"/>
@@ -17064,7 +17064,7 @@
         </w:rPr>
         <w:t xml:space="preserve">© 2026 SeaVuria and ARES. Aligned with KICD objectives. Developed by SeaVuria; technical implementation by ARES (with AI assistance from Claude). Licensed under </w:t>
       </w:r>
-      <w:hyperlink w:history="1" r:id="rIdy5pvc6z0dy08zmtpplket">
+      <w:hyperlink w:history="1" r:id="rIdtcldbd3tfe5pfgsrln7f0">
         <w:r>
           <w:rPr>
             <w:rFonts w:ascii="Arial" w:cs="Arial" w:eastAsia="Arial" w:hAnsi="Arial"/>
@@ -17085,7 +17085,7 @@
         </w:rPr>
         <w:t xml:space="preserve"> (</w:t>
       </w:r>
-      <w:hyperlink w:history="1" r:id="rIdqyreo-yhh2vwtrteqxyg4">
+      <w:hyperlink w:history="1" r:id="rId4ckiw3jxtiz27ho0fwshy">
         <w:r>
           <w:rPr>
             <w:rFonts w:ascii="Arial" w:cs="Arial" w:eastAsia="Arial" w:hAnsi="Arial"/>
@@ -18115,7 +18115,7 @@
               <w:spacing w:after="10" w:before="0"/>
               <w:ind w:left="120"/>
             </w:pPr>
-            <w:hyperlink w:history="1" r:id="rIdfi_3hc-q3t6dozsi4n8kj">
+            <w:hyperlink w:history="1" r:id="rIdmrxgvw9nhacpwm79sjini">
               <w:r>
                 <w:rPr>
                   <w:rFonts w:ascii="Arial" w:cs="Arial" w:eastAsia="Arial" w:hAnsi="Arial"/>
@@ -18192,7 +18192,7 @@
               <w:spacing w:after="10" w:before="0"/>
               <w:ind w:left="120"/>
             </w:pPr>
-            <w:hyperlink w:history="1" r:id="rIdiz3pxl9j7lrq-5jz1vhxg">
+            <w:hyperlink w:history="1" r:id="rIdtpk-tyqbyqym4uqufbjij">
               <w:r>
                 <w:rPr>
                   <w:rFonts w:ascii="Arial" w:cs="Arial" w:eastAsia="Arial" w:hAnsi="Arial"/>
@@ -18419,7 +18419,7 @@
               <w:spacing w:after="10" w:before="0"/>
               <w:ind w:left="120"/>
             </w:pPr>
-            <w:hyperlink w:history="1" r:id="rIdjbhwnhuyom7pwkiq1gr2k">
+            <w:hyperlink w:history="1" r:id="rIdxrgog_dd04qitxf5czki2">
               <w:r>
                 <w:rPr>
                   <w:rFonts w:ascii="Arial" w:cs="Arial" w:eastAsia="Arial" w:hAnsi="Arial"/>
@@ -18496,7 +18496,7 @@
               <w:spacing w:after="10" w:before="0"/>
               <w:ind w:left="120"/>
             </w:pPr>
-            <w:hyperlink w:history="1" r:id="rIdmuylstdtagljnxdnyrjnn">
+            <w:hyperlink w:history="1" r:id="rId608_0h3_hotxzvdew1tru">
               <w:r>
                 <w:rPr>
                   <w:rFonts w:ascii="Arial" w:cs="Arial" w:eastAsia="Arial" w:hAnsi="Arial"/>
@@ -18723,7 +18723,7 @@
               <w:spacing w:after="10" w:before="0"/>
               <w:ind w:left="120"/>
             </w:pPr>
-            <w:hyperlink w:history="1" r:id="rId1sap82fkli-udxvpv8nfa">
+            <w:hyperlink w:history="1" r:id="rId7zjnhsfhapji4_a6n1ysn">
               <w:r>
                 <w:rPr>
                   <w:rFonts w:ascii="Arial" w:cs="Arial" w:eastAsia="Arial" w:hAnsi="Arial"/>
@@ -18800,7 +18800,7 @@
               <w:spacing w:after="10" w:before="0"/>
               <w:ind w:left="120"/>
             </w:pPr>
-            <w:hyperlink w:history="1" r:id="rId8dic5c3c0zeup0uwcsxte">
+            <w:hyperlink w:history="1" r:id="rIdl6--fdrguovhxlcju0arn">
               <w:r>
                 <w:rPr>
                   <w:rFonts w:ascii="Arial" w:cs="Arial" w:eastAsia="Arial" w:hAnsi="Arial"/>
@@ -19027,7 +19027,7 @@
               <w:spacing w:after="10" w:before="0"/>
               <w:ind w:left="120"/>
             </w:pPr>
-            <w:hyperlink w:history="1" r:id="rIdhoypkf95jcqnz2r6eohrz">
+            <w:hyperlink w:history="1" r:id="rIdg66px1-vuimclpsfaqlqv">
               <w:r>
                 <w:rPr>
                   <w:rFonts w:ascii="Arial" w:cs="Arial" w:eastAsia="Arial" w:hAnsi="Arial"/>
@@ -19104,7 +19104,7 @@
               <w:spacing w:after="10" w:before="0"/>
               <w:ind w:left="120"/>
             </w:pPr>
-            <w:hyperlink w:history="1" r:id="rId3zkxcilajp-kqnopvefdn">
+            <w:hyperlink w:history="1" r:id="rIddoxrqc0q-f4wnh8vcz4rg">
               <w:r>
                 <w:rPr>
                   <w:rFonts w:ascii="Arial" w:cs="Arial" w:eastAsia="Arial" w:hAnsi="Arial"/>
@@ -19331,7 +19331,7 @@
               <w:spacing w:after="10" w:before="0"/>
               <w:ind w:left="120"/>
             </w:pPr>
-            <w:hyperlink w:history="1" r:id="rIdszysm2fm8udvu6fj-gumz">
+            <w:hyperlink w:history="1" r:id="rIdcevhr5_ln8lotkuxfcp_d">
               <w:r>
                 <w:rPr>
                   <w:rFonts w:ascii="Arial" w:cs="Arial" w:eastAsia="Arial" w:hAnsi="Arial"/>
@@ -19408,7 +19408,7 @@
               <w:spacing w:after="10" w:before="0"/>
               <w:ind w:left="120"/>
             </w:pPr>
-            <w:hyperlink w:history="1" r:id="rIdecazjgiujz977v35uxcma">
+            <w:hyperlink w:history="1" r:id="rIddwvufozefiyvl0caxirqi">
               <w:r>
                 <w:rPr>
                   <w:rFonts w:ascii="Arial" w:cs="Arial" w:eastAsia="Arial" w:hAnsi="Arial"/>
@@ -19935,7 +19935,7 @@
         </w:rPr>
         <w:t xml:space="preserve">© 2026 SeaVuria and ARES. Aligned with KICD objectives. Developed by SeaVuria; technical implementation by ARES (with AI assistance from Claude). Licensed under </w:t>
       </w:r>
-      <w:hyperlink w:history="1" r:id="rId1jvwvt5qeul2swmgdrns5">
+      <w:hyperlink w:history="1" r:id="rIdfgtexek-u1bbdyteu1via">
         <w:r>
           <w:rPr>
             <w:rFonts w:ascii="Arial" w:cs="Arial" w:eastAsia="Arial" w:hAnsi="Arial"/>
@@ -19956,7 +19956,7 @@
         </w:rPr>
         <w:t xml:space="preserve"> (</w:t>
       </w:r>
-      <w:hyperlink w:history="1" r:id="rIdtfnj8gudprnqpd5u6njsr">
+      <w:hyperlink w:history="1" r:id="rIdu7ash8trxpvmgp1jrzcyv">
         <w:r>
           <w:rPr>
             <w:rFonts w:ascii="Arial" w:cs="Arial" w:eastAsia="Arial" w:hAnsi="Arial"/>
@@ -20969,7 +20969,7 @@
             <w:pPr>
               <w:spacing w:after="20" w:before="0"/>
             </w:pPr>
-            <w:hyperlink w:history="1" r:id="rIdskt29ehbrmyjr4hjzjyhr">
+            <w:hyperlink w:history="1" r:id="rIdf-pbwo2kbvg8ifbrftqrb">
               <w:r>
                 <w:rPr>
                   <w:rFonts w:ascii="Arial" w:cs="Arial" w:eastAsia="Arial" w:hAnsi="Arial"/>
@@ -21002,7 +21002,7 @@
               <w:spacing w:after="10" w:before="0"/>
               <w:ind w:left="120"/>
             </w:pPr>
-            <w:hyperlink w:history="1" r:id="rId8ecxu1utqtyri2_leo0dr">
+            <w:hyperlink w:history="1" r:id="rIdr4fyzvmqp5qw3qchu5mxm">
               <w:r>
                 <w:rPr>
                   <w:rFonts w:ascii="Arial" w:cs="Arial" w:eastAsia="Arial" w:hAnsi="Arial"/>
@@ -21047,7 +21047,7 @@
             <w:pPr>
               <w:spacing w:after="20" w:before="0"/>
             </w:pPr>
-            <w:hyperlink w:history="1" r:id="rIdt34odeacksj6ytcraydvc">
+            <w:hyperlink w:history="1" r:id="rIdhk57uhaj-ulidgbhjdzpq">
               <w:r>
                 <w:rPr>
                   <w:rFonts w:ascii="Arial" w:cs="Arial" w:eastAsia="Arial" w:hAnsi="Arial"/>
@@ -21080,7 +21080,7 @@
               <w:spacing w:after="10" w:before="0"/>
               <w:ind w:left="120"/>
             </w:pPr>
-            <w:hyperlink w:history="1" r:id="rIdf0uwlyqhvf3uomsoh9tjj">
+            <w:hyperlink w:history="1" r:id="rIdvcdxlaovhdwaa3y_aj6rz">
               <w:r>
                 <w:rPr>
                   <w:rFonts w:ascii="Arial" w:cs="Arial" w:eastAsia="Arial" w:hAnsi="Arial"/>
@@ -21275,7 +21275,7 @@
             <w:pPr>
               <w:spacing w:after="20" w:before="0"/>
             </w:pPr>
-            <w:hyperlink w:history="1" r:id="rId8basohmy_1zcoriwr4x4d">
+            <w:hyperlink w:history="1" r:id="rIdoswei_xx1hgnvevkhug-_">
               <w:r>
                 <w:rPr>
                   <w:rFonts w:ascii="Arial" w:cs="Arial" w:eastAsia="Arial" w:hAnsi="Arial"/>
@@ -21308,7 +21308,7 @@
               <w:spacing w:after="10" w:before="0"/>
               <w:ind w:left="120"/>
             </w:pPr>
-            <w:hyperlink w:history="1" r:id="rIdvshjnmpsz7dxtporkw0gd">
+            <w:hyperlink w:history="1" r:id="rIdkrcldmznp2ue6gdv5bkpm">
               <w:r>
                 <w:rPr>
                   <w:rFonts w:ascii="Arial" w:cs="Arial" w:eastAsia="Arial" w:hAnsi="Arial"/>
@@ -21353,7 +21353,7 @@
             <w:pPr>
               <w:spacing w:after="20" w:before="0"/>
             </w:pPr>
-            <w:hyperlink w:history="1" r:id="rIdbohfokhmsppz4dqcgkxcq">
+            <w:hyperlink w:history="1" r:id="rIdyqtkgvzmurnhq5falayx8">
               <w:r>
                 <w:rPr>
                   <w:rFonts w:ascii="Arial" w:cs="Arial" w:eastAsia="Arial" w:hAnsi="Arial"/>
@@ -21386,7 +21386,7 @@
               <w:spacing w:after="10" w:before="0"/>
               <w:ind w:left="120"/>
             </w:pPr>
-            <w:hyperlink w:history="1" r:id="rIdmrn3qbwtqrbf6c3v8dtbq">
+            <w:hyperlink w:history="1" r:id="rId1pphwjqwmvmfgkol2shmi">
               <w:r>
                 <w:rPr>
                   <w:rFonts w:ascii="Arial" w:cs="Arial" w:eastAsia="Arial" w:hAnsi="Arial"/>
@@ -21581,7 +21581,7 @@
             <w:pPr>
               <w:spacing w:after="20" w:before="0"/>
             </w:pPr>
-            <w:hyperlink w:history="1" r:id="rIdcmyh4behrpw_tpmywaum_">
+            <w:hyperlink w:history="1" r:id="rIdkyxq8lkd-2uxon5l-71_m">
               <w:r>
                 <w:rPr>
                   <w:rFonts w:ascii="Arial" w:cs="Arial" w:eastAsia="Arial" w:hAnsi="Arial"/>
@@ -21630,7 +21630,7 @@
               <w:spacing w:after="10" w:before="0"/>
               <w:ind w:left="120"/>
             </w:pPr>
-            <w:hyperlink w:history="1" r:id="rIdw22ktioy59nco482qrwvv">
+            <w:hyperlink w:history="1" r:id="rIdv3k9f8rzsg3lwefev-uok">
               <w:r>
                 <w:rPr>
                   <w:rFonts w:ascii="Arial" w:cs="Arial" w:eastAsia="Arial" w:hAnsi="Arial"/>
@@ -21675,7 +21675,7 @@
             <w:pPr>
               <w:spacing w:after="20" w:before="0"/>
             </w:pPr>
-            <w:hyperlink w:history="1" r:id="rIdyg-nxvvq-qa3zuqzuo3q6">
+            <w:hyperlink w:history="1" r:id="rIddb_aysqrkd-e3miwtveff">
               <w:r>
                 <w:rPr>
                   <w:rFonts w:ascii="Arial" w:cs="Arial" w:eastAsia="Arial" w:hAnsi="Arial"/>
@@ -21708,7 +21708,7 @@
               <w:spacing w:after="10" w:before="0"/>
               <w:ind w:left="120"/>
             </w:pPr>
-            <w:hyperlink w:history="1" r:id="rIdzsfcovpbiyrmo36d7jqbo">
+            <w:hyperlink w:history="1" r:id="rIdvghpqb2fv0ljfos8eqf4z">
               <w:r>
                 <w:rPr>
                   <w:rFonts w:ascii="Arial" w:cs="Arial" w:eastAsia="Arial" w:hAnsi="Arial"/>
@@ -21750,7 +21750,7 @@
                 <w:sz w:val="18"/>
                 <w:szCs w:val="18"/>
               </w:rPr>
-              <w:t xml:space="preserve">The class reconvenes. Learners individually complete a 'Meal Journey Table' in their notebooks with columns: Organ | What happens to ugali (starch) here | What happens to sukuma wiki (fibre, vitamins, iron) here | What enters the blood here. They then participate in a class discussion connecting the digestive system back to the anchoring phenomenon. The teacher projects the phenomenon image (mosquito biting a learner in Kakamega) and asks: 'The mosquito injects its proboscis and draws blood directly into its gut — it bypasses all the digestion steps you just modelled. Why might blood be the perfect food to drink directly, without needing a long digestive system?' Learners discuss in pairs, then share. Finally, learners write a 3-sentence 'Claim–Evidence–Reasoning' (CER) statement answering: 'How does the structure of the human digestive system explain how we extract nutrients from a meal of ugali and sukuma wiki?'</w:t>
+              <w:t xml:space="preserve">The class reconvenes. Learners individually complete a 'Meal Journey Table' in their notebooks with columns: Organ | What happens to ugali (starch) here | What happens to sukuma wiki (fibre, vitamins, iron) here | What enters the blood here. They then participate in a class discussion connecting the digestive system back to the anchoring phenomenon. The teacher projects the phenomenon image (mosquito biting a learner in Kakamega) and asks: 'The mosquito injects its proboscis and draws blood directly into its gut — it bypasses the chewing and swallowing steps you just modelled, although it must still chemically digest the blood proteins in its gut. Why might blood be the perfect food to drink directly, without needing a long digestive system?' Learners discuss in pairs, then share. Finally, learners write a 3-sentence 'Claim–Evidence–Reasoning' (CER) statement answering: 'How does the structure of the human digestive system explain how we extract nutrients from a meal of ugali and sukuma wiki?'</w:t>
             </w:r>
           </w:p>
         </w:tc>
@@ -21903,7 +21903,7 @@
             <w:pPr>
               <w:spacing w:after="20" w:before="0"/>
             </w:pPr>
-            <w:hyperlink w:history="1" r:id="rIdt-b6q1x01stmhzetdgoii">
+            <w:hyperlink w:history="1" r:id="rId9_eun5soha2wctmwenk0a">
               <w:r>
                 <w:rPr>
                   <w:rFonts w:ascii="Arial" w:cs="Arial" w:eastAsia="Arial" w:hAnsi="Arial"/>
@@ -21936,7 +21936,7 @@
               <w:spacing w:after="10" w:before="0"/>
               <w:ind w:left="120"/>
             </w:pPr>
-            <w:hyperlink w:history="1" r:id="rIdfgfefbhe0sabj3lcptn2e">
+            <w:hyperlink w:history="1" r:id="rIdtzrtty3goqt7rgexfxbtu">
               <w:r>
                 <w:rPr>
                   <w:rFonts w:ascii="Arial" w:cs="Arial" w:eastAsia="Arial" w:hAnsi="Arial"/>
@@ -21981,7 +21981,7 @@
             <w:pPr>
               <w:spacing w:after="20" w:before="0"/>
             </w:pPr>
-            <w:hyperlink w:history="1" r:id="rIdgu54ljietitba1_akfoni">
+            <w:hyperlink w:history="1" r:id="rIdpeuw_snhlqjxrbqaaooqv">
               <w:r>
                 <w:rPr>
                   <w:rFonts w:ascii="Arial" w:cs="Arial" w:eastAsia="Arial" w:hAnsi="Arial"/>
@@ -22014,7 +22014,7 @@
               <w:spacing w:after="10" w:before="0"/>
               <w:ind w:left="120"/>
             </w:pPr>
-            <w:hyperlink w:history="1" r:id="rIdb5vuwsnvt_yjrdjd0rsfr">
+            <w:hyperlink w:history="1" r:id="rIduuye3tviogjur4qfhwdcx">
               <w:r>
                 <w:rPr>
                   <w:rFonts w:ascii="Arial" w:cs="Arial" w:eastAsia="Arial" w:hAnsi="Arial"/>
@@ -22209,7 +22209,7 @@
             <w:pPr>
               <w:spacing w:after="20" w:before="0"/>
             </w:pPr>
-            <w:hyperlink w:history="1" r:id="rIdu5u69bf-_h4iai7tfd1wz">
+            <w:hyperlink w:history="1" r:id="rIdwnvgy4jj2xkh-hz_zgidr">
               <w:r>
                 <w:rPr>
                   <w:rFonts w:ascii="Arial" w:cs="Arial" w:eastAsia="Arial" w:hAnsi="Arial"/>
@@ -22242,7 +22242,7 @@
               <w:spacing w:after="10" w:before="0"/>
               <w:ind w:left="120"/>
             </w:pPr>
-            <w:hyperlink w:history="1" r:id="rIdluhqmc0-ilaw8jsqjq70d">
+            <w:hyperlink w:history="1" r:id="rIdmbalzhxnq84-pvpqoae3y">
               <w:r>
                 <w:rPr>
                   <w:rFonts w:ascii="Arial" w:cs="Arial" w:eastAsia="Arial" w:hAnsi="Arial"/>
@@ -22287,7 +22287,7 @@
             <w:pPr>
               <w:spacing w:after="20" w:before="0"/>
             </w:pPr>
-            <w:hyperlink w:history="1" r:id="rId1zopa3z4ehqqrzkkanc2g">
+            <w:hyperlink w:history="1" r:id="rId7elrn071yvy3xk5kzz2ya">
               <w:r>
                 <w:rPr>
                   <w:rFonts w:ascii="Arial" w:cs="Arial" w:eastAsia="Arial" w:hAnsi="Arial"/>
@@ -22336,7 +22336,7 @@
               <w:spacing w:after="10" w:before="0"/>
               <w:ind w:left="120"/>
             </w:pPr>
-            <w:hyperlink w:history="1" r:id="rId5atwr2k6jyhp6hdsu1_km">
+            <w:hyperlink w:history="1" r:id="rIdnnwd-olhclcijarnfzbjp">
               <w:r>
                 <w:rPr>
                   <w:rFonts w:ascii="Arial" w:cs="Arial" w:eastAsia="Arial" w:hAnsi="Arial"/>
@@ -22848,7 +22848,7 @@
         </w:rPr>
         <w:t xml:space="preserve">© 2026 SeaVuria and ARES. Aligned with KICD objectives. Developed by SeaVuria; technical implementation by ARES (with AI assistance from Claude). Licensed under </w:t>
       </w:r>
-      <w:hyperlink w:history="1" r:id="rIdu-fzvv2w6usht-amuhwqh">
+      <w:hyperlink w:history="1" r:id="rId23oelsvo46ictf4crtqbm">
         <w:r>
           <w:rPr>
             <w:rFonts w:ascii="Arial" w:cs="Arial" w:eastAsia="Arial" w:hAnsi="Arial"/>
@@ -22869,7 +22869,7 @@
         </w:rPr>
         <w:t xml:space="preserve"> (</w:t>
       </w:r>
-      <w:hyperlink w:history="1" r:id="rIdpmkbykubukx4icwpcmjee">
+      <w:hyperlink w:history="1" r:id="rIdrfwxb546ywbkqczahnnyg">
         <w:r>
           <w:rPr>
             <w:rFonts w:ascii="Arial" w:cs="Arial" w:eastAsia="Arial" w:hAnsi="Arial"/>
@@ -23882,7 +23882,7 @@
             <w:pPr>
               <w:spacing w:after="20" w:before="0"/>
             </w:pPr>
-            <w:hyperlink w:history="1" r:id="rIdntgsgcn6aa4v3fxptrrw-">
+            <w:hyperlink w:history="1" r:id="rIdc3wpcp_ujhldyogpx54ij">
               <w:r>
                 <w:rPr>
                   <w:rFonts w:ascii="Arial" w:cs="Arial" w:eastAsia="Arial" w:hAnsi="Arial"/>
@@ -23931,7 +23931,7 @@
               <w:spacing w:after="10" w:before="0"/>
               <w:ind w:left="120"/>
             </w:pPr>
-            <w:hyperlink w:history="1" r:id="rIduebtnr7pnerkjqlmlktra">
+            <w:hyperlink w:history="1" r:id="rIdtko92i_tvnyabv9qz-5he">
               <w:r>
                 <w:rPr>
                   <w:rFonts w:ascii="Arial" w:cs="Arial" w:eastAsia="Arial" w:hAnsi="Arial"/>
@@ -23976,7 +23976,7 @@
             <w:pPr>
               <w:spacing w:after="20" w:before="0"/>
             </w:pPr>
-            <w:hyperlink w:history="1" r:id="rIdgrzi4d4klkt4e9kpnmkyv">
+            <w:hyperlink w:history="1" r:id="rIdc53cnhxazanrgre8c8qeo">
               <w:r>
                 <w:rPr>
                   <w:rFonts w:ascii="Arial" w:cs="Arial" w:eastAsia="Arial" w:hAnsi="Arial"/>
@@ -24009,7 +24009,7 @@
               <w:spacing w:after="10" w:before="0"/>
               <w:ind w:left="120"/>
             </w:pPr>
-            <w:hyperlink w:history="1" r:id="rId4hy-_sy0j856yf4bmuvte">
+            <w:hyperlink w:history="1" r:id="rIdvabvbn6p0ehhvwms7vlm-">
               <w:r>
                 <w:rPr>
                   <w:rFonts w:ascii="Arial" w:cs="Arial" w:eastAsia="Arial" w:hAnsi="Arial"/>
@@ -24204,7 +24204,7 @@
             <w:pPr>
               <w:spacing w:after="20" w:before="0"/>
             </w:pPr>
-            <w:hyperlink w:history="1" r:id="rIdrciqf8qspomskjidoqw9s">
+            <w:hyperlink w:history="1" r:id="rIdftjobni_7vebiz-kmhhaa">
               <w:r>
                 <w:rPr>
                   <w:rFonts w:ascii="Arial" w:cs="Arial" w:eastAsia="Arial" w:hAnsi="Arial"/>
@@ -24253,7 +24253,7 @@
               <w:spacing w:after="10" w:before="0"/>
               <w:ind w:left="120"/>
             </w:pPr>
-            <w:hyperlink w:history="1" r:id="rId8qo-z-ejylcimuo_9keer">
+            <w:hyperlink w:history="1" r:id="rIdtvn7kvb_iezpecshioeo8">
               <w:r>
                 <w:rPr>
                   <w:rFonts w:ascii="Arial" w:cs="Arial" w:eastAsia="Arial" w:hAnsi="Arial"/>
@@ -24298,7 +24298,7 @@
             <w:pPr>
               <w:spacing w:after="20" w:before="0"/>
             </w:pPr>
-            <w:hyperlink w:history="1" r:id="rIdqq5cgwpgit_ygsp-eryqn">
+            <w:hyperlink w:history="1" r:id="rIdqyifgfvb56rineqz0dsbe">
               <w:r>
                 <w:rPr>
                   <w:rFonts w:ascii="Arial" w:cs="Arial" w:eastAsia="Arial" w:hAnsi="Arial"/>
@@ -24331,7 +24331,7 @@
               <w:spacing w:after="10" w:before="0"/>
               <w:ind w:left="120"/>
             </w:pPr>
-            <w:hyperlink w:history="1" r:id="rIddmywhqntpqsqifzdmcbzm">
+            <w:hyperlink w:history="1" r:id="rIdppmg-dahqql4uk5be-xy5">
               <w:r>
                 <w:rPr>
                   <w:rFonts w:ascii="Arial" w:cs="Arial" w:eastAsia="Arial" w:hAnsi="Arial"/>
@@ -24526,7 +24526,7 @@
             <w:pPr>
               <w:spacing w:after="20" w:before="0"/>
             </w:pPr>
-            <w:hyperlink w:history="1" r:id="rIdgaf2_mgt6f7zarb-nbrcy">
+            <w:hyperlink w:history="1" r:id="rIdhwxiq4kgmvsdjlgaee9pp">
               <w:r>
                 <w:rPr>
                   <w:rFonts w:ascii="Arial" w:cs="Arial" w:eastAsia="Arial" w:hAnsi="Arial"/>
@@ -24575,7 +24575,7 @@
               <w:spacing w:after="10" w:before="0"/>
               <w:ind w:left="120"/>
             </w:pPr>
-            <w:hyperlink w:history="1" r:id="rId3qlg86smqpml7zzao1m5y">
+            <w:hyperlink w:history="1" r:id="rIdkkfpgvr4fumfmnhsrp5zw">
               <w:r>
                 <w:rPr>
                   <w:rFonts w:ascii="Arial" w:cs="Arial" w:eastAsia="Arial" w:hAnsi="Arial"/>
@@ -24620,7 +24620,7 @@
             <w:pPr>
               <w:spacing w:after="20" w:before="0"/>
             </w:pPr>
-            <w:hyperlink w:history="1" r:id="rIdef1h0cvcabbut-zih8gf4">
+            <w:hyperlink w:history="1" r:id="rIdgt2thsyg9gcli15vqf8zj">
               <w:r>
                 <w:rPr>
                   <w:rFonts w:ascii="Arial" w:cs="Arial" w:eastAsia="Arial" w:hAnsi="Arial"/>
@@ -24653,7 +24653,7 @@
               <w:spacing w:after="10" w:before="0"/>
               <w:ind w:left="120"/>
             </w:pPr>
-            <w:hyperlink w:history="1" r:id="rIdxghjkmy_5rbagf3tpde6z">
+            <w:hyperlink w:history="1" r:id="rIdw2hnnjnoo4lymgakdxqhh">
               <w:r>
                 <w:rPr>
                   <w:rFonts w:ascii="Arial" w:cs="Arial" w:eastAsia="Arial" w:hAnsi="Arial"/>
@@ -24848,7 +24848,7 @@
             <w:pPr>
               <w:spacing w:after="20" w:before="0"/>
             </w:pPr>
-            <w:hyperlink w:history="1" r:id="rIdvt0z2few0m-8vhgtfpshg">
+            <w:hyperlink w:history="1" r:id="rIdfcws0gnzrej0pskl0gtwr">
               <w:r>
                 <w:rPr>
                   <w:rFonts w:ascii="Arial" w:cs="Arial" w:eastAsia="Arial" w:hAnsi="Arial"/>
@@ -24897,7 +24897,7 @@
               <w:spacing w:after="10" w:before="0"/>
               <w:ind w:left="120"/>
             </w:pPr>
-            <w:hyperlink w:history="1" r:id="rId5wtplevp1xjq4b-rwlaws">
+            <w:hyperlink w:history="1" r:id="rIdwqhca-tn_cbd3yhppeq0l">
               <w:r>
                 <w:rPr>
                   <w:rFonts w:ascii="Arial" w:cs="Arial" w:eastAsia="Arial" w:hAnsi="Arial"/>
@@ -24942,7 +24942,7 @@
             <w:pPr>
               <w:spacing w:after="20" w:before="0"/>
             </w:pPr>
-            <w:hyperlink w:history="1" r:id="rIdiv2bjnd7jkb5iqjjhjbwe">
+            <w:hyperlink w:history="1" r:id="rIdgxd_xuhru4vffuihamx16">
               <w:r>
                 <w:rPr>
                   <w:rFonts w:ascii="Arial" w:cs="Arial" w:eastAsia="Arial" w:hAnsi="Arial"/>
@@ -24975,7 +24975,7 @@
               <w:spacing w:after="10" w:before="0"/>
               <w:ind w:left="120"/>
             </w:pPr>
-            <w:hyperlink w:history="1" r:id="rIdebn2p8berktrdndnahxgv">
+            <w:hyperlink w:history="1" r:id="rIdtj1dmumi2wqeiuzqxwsi9">
               <w:r>
                 <w:rPr>
                   <w:rFonts w:ascii="Arial" w:cs="Arial" w:eastAsia="Arial" w:hAnsi="Arial"/>
@@ -25170,7 +25170,7 @@
             <w:pPr>
               <w:spacing w:after="20" w:before="0"/>
             </w:pPr>
-            <w:hyperlink w:history="1" r:id="rIdrqcypaukhynotm9hvn46z">
+            <w:hyperlink w:history="1" r:id="rIdqmncrty3lvwvinkhy_uut">
               <w:r>
                 <w:rPr>
                   <w:rFonts w:ascii="Arial" w:cs="Arial" w:eastAsia="Arial" w:hAnsi="Arial"/>
@@ -25219,7 +25219,7 @@
               <w:spacing w:after="10" w:before="0"/>
               <w:ind w:left="120"/>
             </w:pPr>
-            <w:hyperlink w:history="1" r:id="rIdqvjvlnblrc0qtncos_kar">
+            <w:hyperlink w:history="1" r:id="rIdorwuz9qsxdapqa290wlgu">
               <w:r>
                 <w:rPr>
                   <w:rFonts w:ascii="Arial" w:cs="Arial" w:eastAsia="Arial" w:hAnsi="Arial"/>
@@ -25264,7 +25264,7 @@
             <w:pPr>
               <w:spacing w:after="20" w:before="0"/>
             </w:pPr>
-            <w:hyperlink w:history="1" r:id="rIdxqtyxfvnwrir85qbwtxpe">
+            <w:hyperlink w:history="1" r:id="rIdbyhirl04wonfretpeur_u">
               <w:r>
                 <w:rPr>
                   <w:rFonts w:ascii="Arial" w:cs="Arial" w:eastAsia="Arial" w:hAnsi="Arial"/>
@@ -25297,7 +25297,7 @@
               <w:spacing w:after="10" w:before="0"/>
               <w:ind w:left="120"/>
             </w:pPr>
-            <w:hyperlink w:history="1" r:id="rIdbvcx-uzowxx5awzaybzyo">
+            <w:hyperlink w:history="1" r:id="rIdrz5sj-lmxzfqct6josn1t">
               <w:r>
                 <w:rPr>
                   <w:rFonts w:ascii="Arial" w:cs="Arial" w:eastAsia="Arial" w:hAnsi="Arial"/>
@@ -25371,7 +25371,7 @@
                 <w:sz w:val="18"/>
                 <w:szCs w:val="18"/>
               </w:rPr>
-              <w:t xml:space="preserve">Teacher circulates during annotation and asks probing questions: 'You have labelled amylase here in the mouth — but amylase also acts somewhere else. Where? Why is it produced in two different places?' and 'Your arrow shows fat becoming fatty acids and glycerol — where do those products go next? We will answer that fully in Lesson 9, but make a prediction on your model now.' To close, teacher says: 'In Lesson 1, we asked why a mosquito can drink blood but a grasshopper cannot. We now know that grasshoppers use mandibles and amylase-like enzymes to process solid plant material. A mosquito bypasses chewing entirely — it injects enzymes into the wound via saliva and sucks pre-liquefied nutrients. Every animal, from the aphid on the maize stem to the flamingo at Lake Nakuru, has not only the right mouthparts but also the right enzymes for its diet. Structure and function are matched at every level — organ, tissue, and molecule.' WAIT TIME: Allow 60 seconds for learners to write a personal reflection sentence before dismissal.</w:t>
+              <w:t xml:space="preserve">Teacher circulates during annotation and asks probing questions: 'You have labelled amylase here in the mouth — but amylase also acts somewhere else. Where? Why is it produced in two different places?' and 'Your arrow shows fat becoming fatty acids and glycerol — where do those products go next? We will answer that fully in Lesson 9, but make a prediction on your model now.' To close, teacher says: 'In Lesson 1, we asked why a mosquito can drink blood but a grasshopper cannot. We now know that grasshoppers use mandibles and amylase-like enzymes to process solid plant material. A mosquito bypasses chewing entirely — it injects saliva into the wound to stop the blood clotting and sucks up blood that is already liquid; the blood proteins are digested later by enzymes in its gut. Every animal, from the aphid on the maize stem to the flamingo at Lake Nakuru, has not only the right mouthparts but also the right enzymes for its diet. Structure and function are matched at every level — organ, tissue, and molecule.' WAIT TIME: Allow 60 seconds for learners to write a personal reflection sentence before dismissal.</w:t>
             </w:r>
           </w:p>
         </w:tc>
@@ -25809,7 +25809,7 @@
         </w:rPr>
         <w:t xml:space="preserve">© 2026 SeaVuria and ARES. Aligned with KICD objectives. Developed by SeaVuria; technical implementation by ARES (with AI assistance from Claude). Licensed under </w:t>
       </w:r>
-      <w:hyperlink w:history="1" r:id="rId8ft8ixzcblqjx2hztf2uk">
+      <w:hyperlink w:history="1" r:id="rIdmtsrzqmviej8e7fmzgsmd">
         <w:r>
           <w:rPr>
             <w:rFonts w:ascii="Arial" w:cs="Arial" w:eastAsia="Arial" w:hAnsi="Arial"/>
@@ -25830,7 +25830,7 @@
         </w:rPr>
         <w:t xml:space="preserve"> (</w:t>
       </w:r>
-      <w:hyperlink w:history="1" r:id="rIdjjj6erwkopxsztp_rkzvs">
+      <w:hyperlink w:history="1" r:id="rIdsfxnsmkzt30urrnmpyrir">
         <w:r>
           <w:rPr>
             <w:rFonts w:ascii="Arial" w:cs="Arial" w:eastAsia="Arial" w:hAnsi="Arial"/>
@@ -26860,7 +26860,7 @@
               <w:spacing w:after="10" w:before="0"/>
               <w:ind w:left="120"/>
             </w:pPr>
-            <w:hyperlink w:history="1" r:id="rId774t9kum_xztfgl1b8qaq">
+            <w:hyperlink w:history="1" r:id="rIdvod6m8tml4o1rd-gjr_7k">
               <w:r>
                 <w:rPr>
                   <w:rFonts w:ascii="Arial" w:cs="Arial" w:eastAsia="Arial" w:hAnsi="Arial"/>
@@ -26920,7 +26920,7 @@
             <w:pPr>
               <w:spacing w:after="20" w:before="0"/>
             </w:pPr>
-            <w:hyperlink w:history="1" r:id="rIdfqylcutwhskwm1xpxunx_">
+            <w:hyperlink w:history="1" r:id="rIdiyp6_wg-ve6gtjukiefxi">
               <w:r>
                 <w:rPr>
                   <w:rFonts w:ascii="Arial" w:cs="Arial" w:eastAsia="Arial" w:hAnsi="Arial"/>
@@ -26969,7 +26969,7 @@
               <w:spacing w:after="10" w:before="0"/>
               <w:ind w:left="120"/>
             </w:pPr>
-            <w:hyperlink w:history="1" r:id="rId1rhwgniv85kbc_69arzvl">
+            <w:hyperlink w:history="1" r:id="rIdchpudnopulmau_j5pl2uh">
               <w:r>
                 <w:rPr>
                   <w:rFonts w:ascii="Arial" w:cs="Arial" w:eastAsia="Arial" w:hAnsi="Arial"/>
@@ -27181,7 +27181,7 @@
               <w:spacing w:after="10" w:before="0"/>
               <w:ind w:left="120"/>
             </w:pPr>
-            <w:hyperlink w:history="1" r:id="rIdyanfligfzaftri2_psmen">
+            <w:hyperlink w:history="1" r:id="rIdp1khirnw0mojetdafcz_w">
               <w:r>
                 <w:rPr>
                   <w:rFonts w:ascii="Arial" w:cs="Arial" w:eastAsia="Arial" w:hAnsi="Arial"/>
@@ -27241,7 +27241,7 @@
             <w:pPr>
               <w:spacing w:after="20" w:before="0"/>
             </w:pPr>
-            <w:hyperlink w:history="1" r:id="rIdlvhiahvoq8bal-g5_svzd">
+            <w:hyperlink w:history="1" r:id="rIdk-k2fssgomloqgdcj7fzb">
               <w:r>
                 <w:rPr>
                   <w:rFonts w:ascii="Arial" w:cs="Arial" w:eastAsia="Arial" w:hAnsi="Arial"/>
@@ -27290,7 +27290,7 @@
               <w:spacing w:after="10" w:before="0"/>
               <w:ind w:left="120"/>
             </w:pPr>
-            <w:hyperlink w:history="1" r:id="rIdbeeig5_tgz82srya0o6rc">
+            <w:hyperlink w:history="1" r:id="rIdmr3gs58iuee2ypwi0hlve">
               <w:r>
                 <w:rPr>
                   <w:rFonts w:ascii="Arial" w:cs="Arial" w:eastAsia="Arial" w:hAnsi="Arial"/>
@@ -27502,7 +27502,7 @@
               <w:spacing w:after="10" w:before="0"/>
               <w:ind w:left="120"/>
             </w:pPr>
-            <w:hyperlink w:history="1" r:id="rIdjc4mwx746jb07iqkq_tmh">
+            <w:hyperlink w:history="1" r:id="rIdnwajpadldvmgwfxs0svxs">
               <w:r>
                 <w:rPr>
                   <w:rFonts w:ascii="Arial" w:cs="Arial" w:eastAsia="Arial" w:hAnsi="Arial"/>
@@ -27562,7 +27562,7 @@
             <w:pPr>
               <w:spacing w:after="20" w:before="0"/>
             </w:pPr>
-            <w:hyperlink w:history="1" r:id="rId9esuo-yzwfsdt4hmiqeev">
+            <w:hyperlink w:history="1" r:id="rIdppo2mmffo1zlqeudev_4w">
               <w:r>
                 <w:rPr>
                   <w:rFonts w:ascii="Arial" w:cs="Arial" w:eastAsia="Arial" w:hAnsi="Arial"/>
@@ -27611,7 +27611,7 @@
               <w:spacing w:after="10" w:before="0"/>
               <w:ind w:left="120"/>
             </w:pPr>
-            <w:hyperlink w:history="1" r:id="rId8dngm45ep6ap81pjxmap3">
+            <w:hyperlink w:history="1" r:id="rIdhdocpenxo3wadamgyyluk">
               <w:r>
                 <w:rPr>
                   <w:rFonts w:ascii="Arial" w:cs="Arial" w:eastAsia="Arial" w:hAnsi="Arial"/>
@@ -27823,7 +27823,7 @@
               <w:spacing w:after="10" w:before="0"/>
               <w:ind w:left="120"/>
             </w:pPr>
-            <w:hyperlink w:history="1" r:id="rId397mjvcnwkmmltmlfchsj">
+            <w:hyperlink w:history="1" r:id="rIdrxahp17jtu7kckvzgzpsq">
               <w:r>
                 <w:rPr>
                   <w:rFonts w:ascii="Arial" w:cs="Arial" w:eastAsia="Arial" w:hAnsi="Arial"/>
@@ -27883,7 +27883,7 @@
             <w:pPr>
               <w:spacing w:after="20" w:before="0"/>
             </w:pPr>
-            <w:hyperlink w:history="1" r:id="rIdfmimol58lei0ebutlrqet">
+            <w:hyperlink w:history="1" r:id="rIdxiymqmz9nahux8pc1jm_y">
               <w:r>
                 <w:rPr>
                   <w:rFonts w:ascii="Arial" w:cs="Arial" w:eastAsia="Arial" w:hAnsi="Arial"/>
@@ -27932,7 +27932,7 @@
               <w:spacing w:after="10" w:before="0"/>
               <w:ind w:left="120"/>
             </w:pPr>
-            <w:hyperlink w:history="1" r:id="rIdvxjlwe9rqhgb_ldny0xvw">
+            <w:hyperlink w:history="1" r:id="rIdhtf68l16i_ywzmcmlbkom">
               <w:r>
                 <w:rPr>
                   <w:rFonts w:ascii="Arial" w:cs="Arial" w:eastAsia="Arial" w:hAnsi="Arial"/>
@@ -28144,7 +28144,7 @@
               <w:spacing w:after="10" w:before="0"/>
               <w:ind w:left="120"/>
             </w:pPr>
-            <w:hyperlink w:history="1" r:id="rIdmrszkjpfbtxdnhhhxqme0">
+            <w:hyperlink w:history="1" r:id="rIdeiu3ejixoh0ok5a-ihfla">
               <w:r>
                 <w:rPr>
                   <w:rFonts w:ascii="Arial" w:cs="Arial" w:eastAsia="Arial" w:hAnsi="Arial"/>
@@ -28204,7 +28204,7 @@
             <w:pPr>
               <w:spacing w:after="20" w:before="0"/>
             </w:pPr>
-            <w:hyperlink w:history="1" r:id="rIdt_syf6r22c2lnvwgqndek">
+            <w:hyperlink w:history="1" r:id="rIdvvasfok0wbedvokkturag">
               <w:r>
                 <w:rPr>
                   <w:rFonts w:ascii="Arial" w:cs="Arial" w:eastAsia="Arial" w:hAnsi="Arial"/>
@@ -28253,7 +28253,7 @@
               <w:spacing w:after="10" w:before="0"/>
               <w:ind w:left="120"/>
             </w:pPr>
-            <w:hyperlink w:history="1" r:id="rIdltm86woq2k_s0ywu-8qxg">
+            <w:hyperlink w:history="1" r:id="rIdvijyn0g0ymcd67mglzank">
               <w:r>
                 <w:rPr>
                   <w:rFonts w:ascii="Arial" w:cs="Arial" w:eastAsia="Arial" w:hAnsi="Arial"/>
@@ -28765,7 +28765,7 @@
         </w:rPr>
         <w:t xml:space="preserve">© 2026 SeaVuria and ARES. Aligned with KICD objectives. Developed by SeaVuria; technical implementation by ARES (with AI assistance from Claude). Licensed under </w:t>
       </w:r>
-      <w:hyperlink w:history="1" r:id="rId5caoyz7kmv7lroxvdoj_y">
+      <w:hyperlink w:history="1" r:id="rIdmc48tkg3jmckvbsbve59q">
         <w:r>
           <w:rPr>
             <w:rFonts w:ascii="Arial" w:cs="Arial" w:eastAsia="Arial" w:hAnsi="Arial"/>
@@ -28786,7 +28786,7 @@
         </w:rPr>
         <w:t xml:space="preserve"> (</w:t>
       </w:r>
-      <w:hyperlink w:history="1" r:id="rIdfmn-sgmcttbha_br66ljx">
+      <w:hyperlink w:history="1" r:id="rIdccmbnl1zlrtggndcv0ksj">
         <w:r>
           <w:rPr>
             <w:rFonts w:ascii="Arial" w:cs="Arial" w:eastAsia="Arial" w:hAnsi="Arial"/>
@@ -29816,7 +29816,7 @@
               <w:spacing w:after="10" w:before="0"/>
               <w:ind w:left="120"/>
             </w:pPr>
-            <w:hyperlink w:history="1" r:id="rIduztzeefp6oqnsyt7gr-xy">
+            <w:hyperlink w:history="1" r:id="rIdumndyi9o1lqsvcgq2cqoa">
               <w:r>
                 <w:rPr>
                   <w:rFonts w:ascii="Arial" w:cs="Arial" w:eastAsia="Arial" w:hAnsi="Arial"/>
@@ -29893,7 +29893,7 @@
               <w:spacing w:after="10" w:before="0"/>
               <w:ind w:left="120"/>
             </w:pPr>
-            <w:hyperlink w:history="1" r:id="rIdftlbcln1hnmev-0w4wvca">
+            <w:hyperlink w:history="1" r:id="rIdrnohuewlr46eqvd062l1m">
               <w:r>
                 <w:rPr>
                   <w:rFonts w:ascii="Arial" w:cs="Arial" w:eastAsia="Arial" w:hAnsi="Arial"/>
@@ -30120,7 +30120,7 @@
               <w:spacing w:after="10" w:before="0"/>
               <w:ind w:left="120"/>
             </w:pPr>
-            <w:hyperlink w:history="1" r:id="rIdlhvfolgfhgdicjbvgrpj3">
+            <w:hyperlink w:history="1" r:id="rIdpc4aeqsdi3u7i9feqqauv">
               <w:r>
                 <w:rPr>
                   <w:rFonts w:ascii="Arial" w:cs="Arial" w:eastAsia="Arial" w:hAnsi="Arial"/>
@@ -30197,7 +30197,7 @@
               <w:spacing w:after="10" w:before="0"/>
               <w:ind w:left="120"/>
             </w:pPr>
-            <w:hyperlink w:history="1" r:id="rIdoqvblcoi-ja95r9f9sib6">
+            <w:hyperlink w:history="1" r:id="rIdxkodtgvklfceowyhionvg">
               <w:r>
                 <w:rPr>
                   <w:rFonts w:ascii="Arial" w:cs="Arial" w:eastAsia="Arial" w:hAnsi="Arial"/>
@@ -30424,7 +30424,7 @@
               <w:spacing w:after="10" w:before="0"/>
               <w:ind w:left="120"/>
             </w:pPr>
-            <w:hyperlink w:history="1" r:id="rIdzgzqk_ixn5illvrilwqfw">
+            <w:hyperlink w:history="1" r:id="rId7na78hn4zntkzab_1tjgq">
               <w:r>
                 <w:rPr>
                   <w:rFonts w:ascii="Arial" w:cs="Arial" w:eastAsia="Arial" w:hAnsi="Arial"/>
@@ -30501,7 +30501,7 @@
               <w:spacing w:after="10" w:before="0"/>
               <w:ind w:left="120"/>
             </w:pPr>
-            <w:hyperlink w:history="1" r:id="rIdxdo7kg58v5uwsadtgw2jh">
+            <w:hyperlink w:history="1" r:id="rId0lkf2sexakugvgcwq17pv">
               <w:r>
                 <w:rPr>
                   <w:rFonts w:ascii="Arial" w:cs="Arial" w:eastAsia="Arial" w:hAnsi="Arial"/>
@@ -30728,7 +30728,7 @@
               <w:spacing w:after="10" w:before="0"/>
               <w:ind w:left="120"/>
             </w:pPr>
-            <w:hyperlink w:history="1" r:id="rIdnatzbi3ltrghq0diaxw1i">
+            <w:hyperlink w:history="1" r:id="rIduuggz0zt2ofqjs5wemg3d">
               <w:r>
                 <w:rPr>
                   <w:rFonts w:ascii="Arial" w:cs="Arial" w:eastAsia="Arial" w:hAnsi="Arial"/>
@@ -30805,7 +30805,7 @@
               <w:spacing w:after="10" w:before="0"/>
               <w:ind w:left="120"/>
             </w:pPr>
-            <w:hyperlink w:history="1" r:id="rIdp4ilvyoe9413kiaow4hia">
+            <w:hyperlink w:history="1" r:id="rIdyp_omajclnvzfekkbydss">
               <w:r>
                 <w:rPr>
                   <w:rFonts w:ascii="Arial" w:cs="Arial" w:eastAsia="Arial" w:hAnsi="Arial"/>
@@ -31032,7 +31032,7 @@
               <w:spacing w:after="10" w:before="0"/>
               <w:ind w:left="120"/>
             </w:pPr>
-            <w:hyperlink w:history="1" r:id="rIdqlcdadjgmpebwwgakvfwb">
+            <w:hyperlink w:history="1" r:id="rIdwffcv9axt88k6k3vmnyog">
               <w:r>
                 <w:rPr>
                   <w:rFonts w:ascii="Arial" w:cs="Arial" w:eastAsia="Arial" w:hAnsi="Arial"/>
@@ -31109,7 +31109,7 @@
               <w:spacing w:after="10" w:before="0"/>
               <w:ind w:left="120"/>
             </w:pPr>
-            <w:hyperlink w:history="1" r:id="rIdrw23suxkaa1uru-serhqz">
+            <w:hyperlink w:history="1" r:id="rId0bvi4_e7a0vdqfdpxvp7u">
               <w:r>
                 <w:rPr>
                   <w:rFonts w:ascii="Arial" w:cs="Arial" w:eastAsia="Arial" w:hAnsi="Arial"/>
@@ -31864,7 +31864,7 @@
         </w:rPr>
         <w:t xml:space="preserve">© 2026 SeaVuria and ARES. Aligned with KICD objectives. Developed by SeaVuria; technical implementation by ARES (with AI assistance from Claude). Licensed under </w:t>
       </w:r>
-      <w:hyperlink w:history="1" r:id="rIdayhxaomc85dezbrnaao4y">
+      <w:hyperlink w:history="1" r:id="rIdicw3-4abd53qwsrrsafr9">
         <w:r>
           <w:rPr>
             <w:rFonts w:ascii="Arial" w:cs="Arial" w:eastAsia="Arial" w:hAnsi="Arial"/>
@@ -31885,7 +31885,7 @@
         </w:rPr>
         <w:t xml:space="preserve"> (</w:t>
       </w:r>
-      <w:hyperlink w:history="1" r:id="rId_2hqrosmhdnuxepbx5ig6">
+      <w:hyperlink w:history="1" r:id="rId9ikpsimeq8pof0chhfuzp">
         <w:r>
           <w:rPr>
             <w:rFonts w:ascii="Arial" w:cs="Arial" w:eastAsia="Arial" w:hAnsi="Arial"/>

--- a/data/outputs/v2/Biology/SS3.1_Animal_Nutrition/Biology_Animal_Nutrition_CBE_LessonSequence.docx
+++ b/data/outputs/v2/Biology/SS3.1_Animal_Nutrition/Biology_Animal_Nutrition_CBE_LessonSequence.docx
@@ -2596,7 +2596,7 @@
         </w:rPr>
         <w:t xml:space="preserve">© 2026 SeaVuria and ARES. This work is licensed under a </w:t>
       </w:r>
-      <w:hyperlink w:history="1" r:id="rIdqcwulwd1ftltbtubiravu">
+      <w:hyperlink w:history="1" r:id="rIdyzxfjzsgffhdmofteabzv">
         <w:r>
           <w:rPr>
             <w:rFonts w:ascii="Arial" w:cs="Arial" w:eastAsia="Arial" w:hAnsi="Arial"/>
@@ -2616,7 +2616,7 @@
         </w:rPr>
         <w:t xml:space="preserve"> (</w:t>
       </w:r>
-      <w:hyperlink w:history="1" r:id="rIdvesxeptqwxtu2j3mc7ipo">
+      <w:hyperlink w:history="1" r:id="rIdfiuehbytgnle6qkwdwdgh">
         <w:r>
           <w:rPr>
             <w:rFonts w:ascii="Arial" w:cs="Arial" w:eastAsia="Arial" w:hAnsi="Arial"/>
@@ -2636,7 +2636,7 @@
         </w:rPr>
         <w:t xml:space="preserve">). To view a copy of this license, visit </w:t>
       </w:r>
-      <w:hyperlink w:history="1" r:id="rIdzacgjeiv7uivhl07dxfqd">
+      <w:hyperlink w:history="1" r:id="rIdihgtldwvcgfqmfgowui3_">
         <w:r>
           <w:rPr>
             <w:rFonts w:ascii="Arial" w:cs="Arial" w:eastAsia="Arial" w:hAnsi="Arial"/>
@@ -3665,7 +3665,7 @@
               <w:spacing w:after="10" w:before="0"/>
               <w:ind w:left="120"/>
             </w:pPr>
-            <w:hyperlink w:history="1" r:id="rIdeqy1sxoyxqqu5wf-y7wuo">
+            <w:hyperlink w:history="1" r:id="rIdmm1kialq6ykfo5pdvf7gt">
               <w:r>
                 <w:rPr>
                   <w:rFonts w:ascii="Arial" w:cs="Arial" w:eastAsia="Arial" w:hAnsi="Arial"/>
@@ -3742,7 +3742,7 @@
               <w:spacing w:after="10" w:before="0"/>
               <w:ind w:left="120"/>
             </w:pPr>
-            <w:hyperlink w:history="1" r:id="rIdozelkixrj_htfsrgmqjpf">
+            <w:hyperlink w:history="1" r:id="rIdrzct3pgt64gjjwywahiom">
               <w:r>
                 <w:rPr>
                   <w:rFonts w:ascii="Arial" w:cs="Arial" w:eastAsia="Arial" w:hAnsi="Arial"/>
@@ -3969,7 +3969,7 @@
               <w:spacing w:after="10" w:before="0"/>
               <w:ind w:left="120"/>
             </w:pPr>
-            <w:hyperlink w:history="1" r:id="rIdu9si8dhssyc11q8xkcdoa">
+            <w:hyperlink w:history="1" r:id="rIdwfdpzaxuawpyizfyxnsip">
               <w:r>
                 <w:rPr>
                   <w:rFonts w:ascii="Arial" w:cs="Arial" w:eastAsia="Arial" w:hAnsi="Arial"/>
@@ -4046,7 +4046,7 @@
               <w:spacing w:after="10" w:before="0"/>
               <w:ind w:left="120"/>
             </w:pPr>
-            <w:hyperlink w:history="1" r:id="rIdgv3a5v56axcd1jxcviy2c">
+            <w:hyperlink w:history="1" r:id="rIdu_wadyihphouwjxwi2wje">
               <w:r>
                 <w:rPr>
                   <w:rFonts w:ascii="Arial" w:cs="Arial" w:eastAsia="Arial" w:hAnsi="Arial"/>
@@ -4273,7 +4273,7 @@
               <w:spacing w:after="10" w:before="0"/>
               <w:ind w:left="120"/>
             </w:pPr>
-            <w:hyperlink w:history="1" r:id="rIdrg1z9tepgbhlyklkaqvcu">
+            <w:hyperlink w:history="1" r:id="rIdkkezehtvws79m_6ikblai">
               <w:r>
                 <w:rPr>
                   <w:rFonts w:ascii="Arial" w:cs="Arial" w:eastAsia="Arial" w:hAnsi="Arial"/>
@@ -4350,7 +4350,7 @@
               <w:spacing w:after="10" w:before="0"/>
               <w:ind w:left="120"/>
             </w:pPr>
-            <w:hyperlink w:history="1" r:id="rId3q-ryg1_l5gg0utun_vni">
+            <w:hyperlink w:history="1" r:id="rIdlb1z-mpwagween0icvbfx">
               <w:r>
                 <w:rPr>
                   <w:rFonts w:ascii="Arial" w:cs="Arial" w:eastAsia="Arial" w:hAnsi="Arial"/>
@@ -4577,7 +4577,7 @@
               <w:spacing w:after="10" w:before="0"/>
               <w:ind w:left="120"/>
             </w:pPr>
-            <w:hyperlink w:history="1" r:id="rId6owlu_ovybfvztvhg68jd">
+            <w:hyperlink w:history="1" r:id="rIdo1eg9ri7llda1fnuxy2jq">
               <w:r>
                 <w:rPr>
                   <w:rFonts w:ascii="Arial" w:cs="Arial" w:eastAsia="Arial" w:hAnsi="Arial"/>
@@ -4654,7 +4654,7 @@
               <w:spacing w:after="10" w:before="0"/>
               <w:ind w:left="120"/>
             </w:pPr>
-            <w:hyperlink w:history="1" r:id="rIdeth0wngavg54vizwhng3n">
+            <w:hyperlink w:history="1" r:id="rIdxeemxbz2rktesg7tcbrh7">
               <w:r>
                 <w:rPr>
                   <w:rFonts w:ascii="Arial" w:cs="Arial" w:eastAsia="Arial" w:hAnsi="Arial"/>
@@ -4881,7 +4881,7 @@
               <w:spacing w:after="10" w:before="0"/>
               <w:ind w:left="120"/>
             </w:pPr>
-            <w:hyperlink w:history="1" r:id="rIdxnfwgnh2-xkeufpcctno4">
+            <w:hyperlink w:history="1" r:id="rId3cwchrtut3tri9vcgsoe-">
               <w:r>
                 <w:rPr>
                   <w:rFonts w:ascii="Arial" w:cs="Arial" w:eastAsia="Arial" w:hAnsi="Arial"/>
@@ -4958,7 +4958,7 @@
               <w:spacing w:after="10" w:before="0"/>
               <w:ind w:left="120"/>
             </w:pPr>
-            <w:hyperlink w:history="1" r:id="rIdmd7ptsjimhjbyilq84usr">
+            <w:hyperlink w:history="1" r:id="rIdcl4g5pepm5wfi6n5rx92z">
               <w:r>
                 <w:rPr>
                   <w:rFonts w:ascii="Arial" w:cs="Arial" w:eastAsia="Arial" w:hAnsi="Arial"/>
@@ -5485,7 +5485,7 @@
         </w:rPr>
         <w:t xml:space="preserve">© 2026 SeaVuria and ARES. Aligned with KICD objectives. Developed by SeaVuria; technical implementation by ARES (with AI assistance from Claude). Licensed under </w:t>
       </w:r>
-      <w:hyperlink w:history="1" r:id="rId-b8hfpk3lxcnm3zh-xyk1">
+      <w:hyperlink w:history="1" r:id="rIdaaztaucvj86nj2uvxsqtg">
         <w:r>
           <w:rPr>
             <w:rFonts w:ascii="Arial" w:cs="Arial" w:eastAsia="Arial" w:hAnsi="Arial"/>
@@ -5506,7 +5506,7 @@
         </w:rPr>
         <w:t xml:space="preserve"> (</w:t>
       </w:r>
-      <w:hyperlink w:history="1" r:id="rIdvqjome2iwq85swekrsd6z">
+      <w:hyperlink w:history="1" r:id="rIdluvycobmrcge2zmk9zz5z">
         <w:r>
           <w:rPr>
             <w:rFonts w:ascii="Arial" w:cs="Arial" w:eastAsia="Arial" w:hAnsi="Arial"/>
@@ -6536,7 +6536,7 @@
               <w:spacing w:after="10" w:before="0"/>
               <w:ind w:left="120"/>
             </w:pPr>
-            <w:hyperlink w:history="1" r:id="rIdg2bimididvwafdh5lx_yk">
+            <w:hyperlink w:history="1" r:id="rIdbwc6v4sd-7gpnvhig6zyb">
               <w:r>
                 <w:rPr>
                   <w:rFonts w:ascii="Arial" w:cs="Arial" w:eastAsia="Arial" w:hAnsi="Arial"/>
@@ -6613,7 +6613,7 @@
               <w:spacing w:after="10" w:before="0"/>
               <w:ind w:left="120"/>
             </w:pPr>
-            <w:hyperlink w:history="1" r:id="rId9rvstkpjfwutwgenjhimo">
+            <w:hyperlink w:history="1" r:id="rIdlp_qak1xiwnct7osbbspw">
               <w:r>
                 <w:rPr>
                   <w:rFonts w:ascii="Arial" w:cs="Arial" w:eastAsia="Arial" w:hAnsi="Arial"/>
@@ -6840,7 +6840,7 @@
               <w:spacing w:after="10" w:before="0"/>
               <w:ind w:left="120"/>
             </w:pPr>
-            <w:hyperlink w:history="1" r:id="rIdizpgi93zyiyyb7nlkivig">
+            <w:hyperlink w:history="1" r:id="rIdwkkyjxbz0fnveccjh85er">
               <w:r>
                 <w:rPr>
                   <w:rFonts w:ascii="Arial" w:cs="Arial" w:eastAsia="Arial" w:hAnsi="Arial"/>
@@ -6917,7 +6917,7 @@
               <w:spacing w:after="10" w:before="0"/>
               <w:ind w:left="120"/>
             </w:pPr>
-            <w:hyperlink w:history="1" r:id="rId7sbgltx1ezslt81khz5kv">
+            <w:hyperlink w:history="1" r:id="rIdo0olgpxoim8qso7y2so1t">
               <w:r>
                 <w:rPr>
                   <w:rFonts w:ascii="Arial" w:cs="Arial" w:eastAsia="Arial" w:hAnsi="Arial"/>
@@ -7144,7 +7144,7 @@
               <w:spacing w:after="10" w:before="0"/>
               <w:ind w:left="120"/>
             </w:pPr>
-            <w:hyperlink w:history="1" r:id="rId4te7tvc6zk3zr0teo0a8p">
+            <w:hyperlink w:history="1" r:id="rIdpigfudkgklqdu6l7yp0ea">
               <w:r>
                 <w:rPr>
                   <w:rFonts w:ascii="Arial" w:cs="Arial" w:eastAsia="Arial" w:hAnsi="Arial"/>
@@ -7221,7 +7221,7 @@
               <w:spacing w:after="10" w:before="0"/>
               <w:ind w:left="120"/>
             </w:pPr>
-            <w:hyperlink w:history="1" r:id="rIdc0yeb7wsg3aafmuwgvkdo">
+            <w:hyperlink w:history="1" r:id="rIds8c2w3e-kr85nwpxyrebw">
               <w:r>
                 <w:rPr>
                   <w:rFonts w:ascii="Arial" w:cs="Arial" w:eastAsia="Arial" w:hAnsi="Arial"/>
@@ -7448,7 +7448,7 @@
               <w:spacing w:after="10" w:before="0"/>
               <w:ind w:left="120"/>
             </w:pPr>
-            <w:hyperlink w:history="1" r:id="rIdy0dbe6kvvfyx-y57kdyv3">
+            <w:hyperlink w:history="1" r:id="rIdrh1ksaiyvd4wm1dzhgnxv">
               <w:r>
                 <w:rPr>
                   <w:rFonts w:ascii="Arial" w:cs="Arial" w:eastAsia="Arial" w:hAnsi="Arial"/>
@@ -7525,7 +7525,7 @@
               <w:spacing w:after="10" w:before="0"/>
               <w:ind w:left="120"/>
             </w:pPr>
-            <w:hyperlink w:history="1" r:id="rIde8kfbozk1huvuxbsquqrh">
+            <w:hyperlink w:history="1" r:id="rIdvzbi2lce-1lfjf2bcv-r8">
               <w:r>
                 <w:rPr>
                   <w:rFonts w:ascii="Arial" w:cs="Arial" w:eastAsia="Arial" w:hAnsi="Arial"/>
@@ -7752,7 +7752,7 @@
               <w:spacing w:after="10" w:before="0"/>
               <w:ind w:left="120"/>
             </w:pPr>
-            <w:hyperlink w:history="1" r:id="rIdwfe08yewdhndlyeefvk4w">
+            <w:hyperlink w:history="1" r:id="rIdcx-vgmr5oqfd7yjz8nhx7">
               <w:r>
                 <w:rPr>
                   <w:rFonts w:ascii="Arial" w:cs="Arial" w:eastAsia="Arial" w:hAnsi="Arial"/>
@@ -7829,7 +7829,7 @@
               <w:spacing w:after="10" w:before="0"/>
               <w:ind w:left="120"/>
             </w:pPr>
-            <w:hyperlink w:history="1" r:id="rIdmhu-wzfi4kc8ymq2iwqgi">
+            <w:hyperlink w:history="1" r:id="rIdooqdhcpcssat1yheeh18z">
               <w:r>
                 <w:rPr>
                   <w:rFonts w:ascii="Arial" w:cs="Arial" w:eastAsia="Arial" w:hAnsi="Arial"/>
@@ -8356,7 +8356,7 @@
         </w:rPr>
         <w:t xml:space="preserve">© 2026 SeaVuria and ARES. Aligned with KICD objectives. Developed by SeaVuria; technical implementation by ARES (with AI assistance from Claude). Licensed under </w:t>
       </w:r>
-      <w:hyperlink w:history="1" r:id="rIdztxrswy0b99n3mttnyxkj">
+      <w:hyperlink w:history="1" r:id="rId9dlz9jhuetcdtsj0hnsj0">
         <w:r>
           <w:rPr>
             <w:rFonts w:ascii="Arial" w:cs="Arial" w:eastAsia="Arial" w:hAnsi="Arial"/>
@@ -8377,7 +8377,7 @@
         </w:rPr>
         <w:t xml:space="preserve"> (</w:t>
       </w:r>
-      <w:hyperlink w:history="1" r:id="rIdgtnr23bjiu3s1tavnnqfq">
+      <w:hyperlink w:history="1" r:id="rIdvcqwztgorculooisgq8y2">
         <w:r>
           <w:rPr>
             <w:rFonts w:ascii="Arial" w:cs="Arial" w:eastAsia="Arial" w:hAnsi="Arial"/>
@@ -9407,7 +9407,7 @@
               <w:spacing w:after="10" w:before="0"/>
               <w:ind w:left="120"/>
             </w:pPr>
-            <w:hyperlink w:history="1" r:id="rIdqcjgleizdw1pzpr7uey8o">
+            <w:hyperlink w:history="1" r:id="rId1fwauwsevvbgk35rssh4m">
               <w:r>
                 <w:rPr>
                   <w:rFonts w:ascii="Arial" w:cs="Arial" w:eastAsia="Arial" w:hAnsi="Arial"/>
@@ -9484,7 +9484,7 @@
               <w:spacing w:after="10" w:before="0"/>
               <w:ind w:left="120"/>
             </w:pPr>
-            <w:hyperlink w:history="1" r:id="rIdbwangthhj_xccqcuusq0k">
+            <w:hyperlink w:history="1" r:id="rIdcbqmybwayhsn79x7_kemk">
               <w:r>
                 <w:rPr>
                   <w:rFonts w:ascii="Arial" w:cs="Arial" w:eastAsia="Arial" w:hAnsi="Arial"/>
@@ -9711,7 +9711,7 @@
               <w:spacing w:after="10" w:before="0"/>
               <w:ind w:left="120"/>
             </w:pPr>
-            <w:hyperlink w:history="1" r:id="rIdqowzqkxozntvbtqiuihm8">
+            <w:hyperlink w:history="1" r:id="rIdosjqhg1bbe20ffeeme-dj">
               <w:r>
                 <w:rPr>
                   <w:rFonts w:ascii="Arial" w:cs="Arial" w:eastAsia="Arial" w:hAnsi="Arial"/>
@@ -9788,7 +9788,7 @@
               <w:spacing w:after="10" w:before="0"/>
               <w:ind w:left="120"/>
             </w:pPr>
-            <w:hyperlink w:history="1" r:id="rIdy2t5cllxgjuor9ynrw0kt">
+            <w:hyperlink w:history="1" r:id="rIdgnf7qdfdwgd2nt5i8kxfc">
               <w:r>
                 <w:rPr>
                   <w:rFonts w:ascii="Arial" w:cs="Arial" w:eastAsia="Arial" w:hAnsi="Arial"/>
@@ -10015,7 +10015,7 @@
               <w:spacing w:after="10" w:before="0"/>
               <w:ind w:left="120"/>
             </w:pPr>
-            <w:hyperlink w:history="1" r:id="rId3pitzxldmindbz3z4okbi">
+            <w:hyperlink w:history="1" r:id="rIddqndoxpeccalwlvgpapxe">
               <w:r>
                 <w:rPr>
                   <w:rFonts w:ascii="Arial" w:cs="Arial" w:eastAsia="Arial" w:hAnsi="Arial"/>
@@ -10092,7 +10092,7 @@
               <w:spacing w:after="10" w:before="0"/>
               <w:ind w:left="120"/>
             </w:pPr>
-            <w:hyperlink w:history="1" r:id="rId7wbvvgndaz5tc6hwoakkj">
+            <w:hyperlink w:history="1" r:id="rIdv-ohdvxzeeuz8htnbbjkl">
               <w:r>
                 <w:rPr>
                   <w:rFonts w:ascii="Arial" w:cs="Arial" w:eastAsia="Arial" w:hAnsi="Arial"/>
@@ -10319,7 +10319,7 @@
               <w:spacing w:after="10" w:before="0"/>
               <w:ind w:left="120"/>
             </w:pPr>
-            <w:hyperlink w:history="1" r:id="rIdgmlhgeog3uzxz70rpzp91">
+            <w:hyperlink w:history="1" r:id="rId_qifxg266bkwdept4eqyb">
               <w:r>
                 <w:rPr>
                   <w:rFonts w:ascii="Arial" w:cs="Arial" w:eastAsia="Arial" w:hAnsi="Arial"/>
@@ -10396,7 +10396,7 @@
               <w:spacing w:after="10" w:before="0"/>
               <w:ind w:left="120"/>
             </w:pPr>
-            <w:hyperlink w:history="1" r:id="rId7rcfz7mamearuag7ozcza">
+            <w:hyperlink w:history="1" r:id="rIdzlszu1zgsyjszicn3ec1b">
               <w:r>
                 <w:rPr>
                   <w:rFonts w:ascii="Arial" w:cs="Arial" w:eastAsia="Arial" w:hAnsi="Arial"/>
@@ -10623,7 +10623,7 @@
               <w:spacing w:after="10" w:before="0"/>
               <w:ind w:left="120"/>
             </w:pPr>
-            <w:hyperlink w:history="1" r:id="rId9nj2njvgjvqlr62dx9m7b">
+            <w:hyperlink w:history="1" r:id="rIdffrq5zg0ekyst3p2zxdz2">
               <w:r>
                 <w:rPr>
                   <w:rFonts w:ascii="Arial" w:cs="Arial" w:eastAsia="Arial" w:hAnsi="Arial"/>
@@ -10700,7 +10700,7 @@
               <w:spacing w:after="10" w:before="0"/>
               <w:ind w:left="120"/>
             </w:pPr>
-            <w:hyperlink w:history="1" r:id="rIdda9kdeh8_gj5hkmrjv6by">
+            <w:hyperlink w:history="1" r:id="rIdqwnlqxeph3jd8gmkqqr_v">
               <w:r>
                 <w:rPr>
                   <w:rFonts w:ascii="Arial" w:cs="Arial" w:eastAsia="Arial" w:hAnsi="Arial"/>
@@ -11227,7 +11227,7 @@
         </w:rPr>
         <w:t xml:space="preserve">© 2026 SeaVuria and ARES. Aligned with KICD objectives. Developed by SeaVuria; technical implementation by ARES (with AI assistance from Claude). Licensed under </w:t>
       </w:r>
-      <w:hyperlink w:history="1" r:id="rIdjhj4u6avuyeooqd0lf8pm">
+      <w:hyperlink w:history="1" r:id="rId1-cbp-aqnxgyewbcuh6yg">
         <w:r>
           <w:rPr>
             <w:rFonts w:ascii="Arial" w:cs="Arial" w:eastAsia="Arial" w:hAnsi="Arial"/>
@@ -11248,7 +11248,7 @@
         </w:rPr>
         <w:t xml:space="preserve"> (</w:t>
       </w:r>
-      <w:hyperlink w:history="1" r:id="rIdq2ubnkt2w-ocwnlgurjxw">
+      <w:hyperlink w:history="1" r:id="rIdvarstontu_uyxf-8po-db">
         <w:r>
           <w:rPr>
             <w:rFonts w:ascii="Arial" w:cs="Arial" w:eastAsia="Arial" w:hAnsi="Arial"/>
@@ -12278,7 +12278,7 @@
               <w:spacing w:after="10" w:before="0"/>
               <w:ind w:left="120"/>
             </w:pPr>
-            <w:hyperlink w:history="1" r:id="rId4qcmwcxfe9vz76aarhraq">
+            <w:hyperlink w:history="1" r:id="rIddgjbzgxgmovcifyv_w9bg">
               <w:r>
                 <w:rPr>
                   <w:rFonts w:ascii="Arial" w:cs="Arial" w:eastAsia="Arial" w:hAnsi="Arial"/>
@@ -12355,7 +12355,7 @@
               <w:spacing w:after="10" w:before="0"/>
               <w:ind w:left="120"/>
             </w:pPr>
-            <w:hyperlink w:history="1" r:id="rIdffrdk8nqmp7tqwqv_3fh2">
+            <w:hyperlink w:history="1" r:id="rIdzwx1fgepvcwc4k427ry-z">
               <w:r>
                 <w:rPr>
                   <w:rFonts w:ascii="Arial" w:cs="Arial" w:eastAsia="Arial" w:hAnsi="Arial"/>
@@ -12582,7 +12582,7 @@
               <w:spacing w:after="10" w:before="0"/>
               <w:ind w:left="120"/>
             </w:pPr>
-            <w:hyperlink w:history="1" r:id="rIduc_wd-__jiz-bzsacilts">
+            <w:hyperlink w:history="1" r:id="rId1ukvahoplzihni_fm4pwe">
               <w:r>
                 <w:rPr>
                   <w:rFonts w:ascii="Arial" w:cs="Arial" w:eastAsia="Arial" w:hAnsi="Arial"/>
@@ -12659,7 +12659,7 @@
               <w:spacing w:after="10" w:before="0"/>
               <w:ind w:left="120"/>
             </w:pPr>
-            <w:hyperlink w:history="1" r:id="rIdghc3fnjnrlfcrnrehyhyb">
+            <w:hyperlink w:history="1" r:id="rIdoqus-rnp0fpnv65kzodvr">
               <w:r>
                 <w:rPr>
                   <w:rFonts w:ascii="Arial" w:cs="Arial" w:eastAsia="Arial" w:hAnsi="Arial"/>
@@ -12886,7 +12886,7 @@
               <w:spacing w:after="10" w:before="0"/>
               <w:ind w:left="120"/>
             </w:pPr>
-            <w:hyperlink w:history="1" r:id="rIdzpndkhffrwp9zan-_4t5g">
+            <w:hyperlink w:history="1" r:id="rIdxhzuqgnzytm_jckdwemgc">
               <w:r>
                 <w:rPr>
                   <w:rFonts w:ascii="Arial" w:cs="Arial" w:eastAsia="Arial" w:hAnsi="Arial"/>
@@ -12963,7 +12963,7 @@
               <w:spacing w:after="10" w:before="0"/>
               <w:ind w:left="120"/>
             </w:pPr>
-            <w:hyperlink w:history="1" r:id="rIdci5mv4j7rv5pyqkef1jmo">
+            <w:hyperlink w:history="1" r:id="rIdlws8bwrwsfuj2vfpjzzkq">
               <w:r>
                 <w:rPr>
                   <w:rFonts w:ascii="Arial" w:cs="Arial" w:eastAsia="Arial" w:hAnsi="Arial"/>
@@ -13190,7 +13190,7 @@
               <w:spacing w:after="10" w:before="0"/>
               <w:ind w:left="120"/>
             </w:pPr>
-            <w:hyperlink w:history="1" r:id="rIdag61-tq52tvjze_ty37ln">
+            <w:hyperlink w:history="1" r:id="rIdn7lgtulpwnk_pvjuftyoa">
               <w:r>
                 <w:rPr>
                   <w:rFonts w:ascii="Arial" w:cs="Arial" w:eastAsia="Arial" w:hAnsi="Arial"/>
@@ -13267,7 +13267,7 @@
               <w:spacing w:after="10" w:before="0"/>
               <w:ind w:left="120"/>
             </w:pPr>
-            <w:hyperlink w:history="1" r:id="rId7u-t5mtkjwgqfozmtozuc">
+            <w:hyperlink w:history="1" r:id="rId3twsnsc7yuhqmtbtc17jj">
               <w:r>
                 <w:rPr>
                   <w:rFonts w:ascii="Arial" w:cs="Arial" w:eastAsia="Arial" w:hAnsi="Arial"/>
@@ -13494,7 +13494,7 @@
               <w:spacing w:after="10" w:before="0"/>
               <w:ind w:left="120"/>
             </w:pPr>
-            <w:hyperlink w:history="1" r:id="rIdeea5opnnjkinu9y3uviom">
+            <w:hyperlink w:history="1" r:id="rIdz5xxf1sjqd_ctlx7criig">
               <w:r>
                 <w:rPr>
                   <w:rFonts w:ascii="Arial" w:cs="Arial" w:eastAsia="Arial" w:hAnsi="Arial"/>
@@ -13571,7 +13571,7 @@
               <w:spacing w:after="10" w:before="0"/>
               <w:ind w:left="120"/>
             </w:pPr>
-            <w:hyperlink w:history="1" r:id="rIdz47el-b_-ikl1uca30zyt">
+            <w:hyperlink w:history="1" r:id="rIdbjtvdhfosnvgmoz77suz1">
               <w:r>
                 <w:rPr>
                   <w:rFonts w:ascii="Arial" w:cs="Arial" w:eastAsia="Arial" w:hAnsi="Arial"/>
@@ -14098,7 +14098,7 @@
         </w:rPr>
         <w:t xml:space="preserve">© 2026 SeaVuria and ARES. Aligned with KICD objectives. Developed by SeaVuria; technical implementation by ARES (with AI assistance from Claude). Licensed under </w:t>
       </w:r>
-      <w:hyperlink w:history="1" r:id="rIdn3l_ehplaayjovq889zzt">
+      <w:hyperlink w:history="1" r:id="rIdwb1wbwhzahbxdb8zzgpgm">
         <w:r>
           <w:rPr>
             <w:rFonts w:ascii="Arial" w:cs="Arial" w:eastAsia="Arial" w:hAnsi="Arial"/>
@@ -14119,7 +14119,7 @@
         </w:rPr>
         <w:t xml:space="preserve"> (</w:t>
       </w:r>
-      <w:hyperlink w:history="1" r:id="rIdgk4vztfqbwmgb3ulnktem">
+      <w:hyperlink w:history="1" r:id="rIdfws-l_xpnijnkppzts972">
         <w:r>
           <w:rPr>
             <w:rFonts w:ascii="Arial" w:cs="Arial" w:eastAsia="Arial" w:hAnsi="Arial"/>
@@ -15149,7 +15149,7 @@
               <w:spacing w:after="10" w:before="0"/>
               <w:ind w:left="120"/>
             </w:pPr>
-            <w:hyperlink w:history="1" r:id="rIdhkkitbcavy5-axfl6aaeb">
+            <w:hyperlink w:history="1" r:id="rIdujudnmfnkvhcmgutcygft">
               <w:r>
                 <w:rPr>
                   <w:rFonts w:ascii="Arial" w:cs="Arial" w:eastAsia="Arial" w:hAnsi="Arial"/>
@@ -15226,7 +15226,7 @@
               <w:spacing w:after="10" w:before="0"/>
               <w:ind w:left="120"/>
             </w:pPr>
-            <w:hyperlink w:history="1" r:id="rIdrydqnrslfiuljthjycxox">
+            <w:hyperlink w:history="1" r:id="rIdd0rjqip01fdl2ih_wzdnc">
               <w:r>
                 <w:rPr>
                   <w:rFonts w:ascii="Arial" w:cs="Arial" w:eastAsia="Arial" w:hAnsi="Arial"/>
@@ -15453,7 +15453,7 @@
               <w:spacing w:after="10" w:before="0"/>
               <w:ind w:left="120"/>
             </w:pPr>
-            <w:hyperlink w:history="1" r:id="rIdom7bhth_1yhdqxqumaxyl">
+            <w:hyperlink w:history="1" r:id="rIdgxsc2m6cepe4imia5xefg">
               <w:r>
                 <w:rPr>
                   <w:rFonts w:ascii="Arial" w:cs="Arial" w:eastAsia="Arial" w:hAnsi="Arial"/>
@@ -15530,7 +15530,7 @@
               <w:spacing w:after="10" w:before="0"/>
               <w:ind w:left="120"/>
             </w:pPr>
-            <w:hyperlink w:history="1" r:id="rIdmowtuzo93dcrdhthm5e3a">
+            <w:hyperlink w:history="1" r:id="rId42hb5wcymumf90_uzpfxj">
               <w:r>
                 <w:rPr>
                   <w:rFonts w:ascii="Arial" w:cs="Arial" w:eastAsia="Arial" w:hAnsi="Arial"/>
@@ -15757,7 +15757,7 @@
               <w:spacing w:after="10" w:before="0"/>
               <w:ind w:left="120"/>
             </w:pPr>
-            <w:hyperlink w:history="1" r:id="rIdhuucxz5onxwt_oi36yjib">
+            <w:hyperlink w:history="1" r:id="rIdyzy2iettukxsybae43p91">
               <w:r>
                 <w:rPr>
                   <w:rFonts w:ascii="Arial" w:cs="Arial" w:eastAsia="Arial" w:hAnsi="Arial"/>
@@ -15834,7 +15834,7 @@
               <w:spacing w:after="10" w:before="0"/>
               <w:ind w:left="120"/>
             </w:pPr>
-            <w:hyperlink w:history="1" r:id="rIdykh5djheyyemleft6x3ix">
+            <w:hyperlink w:history="1" r:id="rIdyzn8fmuyrgtadfchtd-os">
               <w:r>
                 <w:rPr>
                   <w:rFonts w:ascii="Arial" w:cs="Arial" w:eastAsia="Arial" w:hAnsi="Arial"/>
@@ -16061,7 +16061,7 @@
               <w:spacing w:after="10" w:before="0"/>
               <w:ind w:left="120"/>
             </w:pPr>
-            <w:hyperlink w:history="1" r:id="rIdlcwwjrwwr4bb_6goetybe">
+            <w:hyperlink w:history="1" r:id="rId5wbfo2umwtewse4_zppag">
               <w:r>
                 <w:rPr>
                   <w:rFonts w:ascii="Arial" w:cs="Arial" w:eastAsia="Arial" w:hAnsi="Arial"/>
@@ -16138,7 +16138,7 @@
               <w:spacing w:after="10" w:before="0"/>
               <w:ind w:left="120"/>
             </w:pPr>
-            <w:hyperlink w:history="1" r:id="rIdn3vk4f0fwkjo4cecc6t9p">
+            <w:hyperlink w:history="1" r:id="rIdnzxqa5ojntnu5_qsr7u2t">
               <w:r>
                 <w:rPr>
                   <w:rFonts w:ascii="Arial" w:cs="Arial" w:eastAsia="Arial" w:hAnsi="Arial"/>
@@ -16365,7 +16365,7 @@
               <w:spacing w:after="10" w:before="0"/>
               <w:ind w:left="120"/>
             </w:pPr>
-            <w:hyperlink w:history="1" r:id="rIdtm8ipnbte6tnruedb85wo">
+            <w:hyperlink w:history="1" r:id="rId82htcxoekqdss4j_fj1mn">
               <w:r>
                 <w:rPr>
                   <w:rFonts w:ascii="Arial" w:cs="Arial" w:eastAsia="Arial" w:hAnsi="Arial"/>
@@ -16442,7 +16442,7 @@
               <w:spacing w:after="10" w:before="0"/>
               <w:ind w:left="120"/>
             </w:pPr>
-            <w:hyperlink w:history="1" r:id="rIdtcj656bwr8ekjoje87xpi">
+            <w:hyperlink w:history="1" r:id="rIdn0sm5ra_bxzkkmu5qangl">
               <w:r>
                 <w:rPr>
                   <w:rFonts w:ascii="Arial" w:cs="Arial" w:eastAsia="Arial" w:hAnsi="Arial"/>
@@ -17064,7 +17064,7 @@
         </w:rPr>
         <w:t xml:space="preserve">© 2026 SeaVuria and ARES. Aligned with KICD objectives. Developed by SeaVuria; technical implementation by ARES (with AI assistance from Claude). Licensed under </w:t>
       </w:r>
-      <w:hyperlink w:history="1" r:id="rIdtcldbd3tfe5pfgsrln7f0">
+      <w:hyperlink w:history="1" r:id="rIdhzkjcpj76aju9g2qfr1oz">
         <w:r>
           <w:rPr>
             <w:rFonts w:ascii="Arial" w:cs="Arial" w:eastAsia="Arial" w:hAnsi="Arial"/>
@@ -17085,7 +17085,7 @@
         </w:rPr>
         <w:t xml:space="preserve"> (</w:t>
       </w:r>
-      <w:hyperlink w:history="1" r:id="rId4ckiw3jxtiz27ho0fwshy">
+      <w:hyperlink w:history="1" r:id="rIdwr97ta5rsijbvqazhimik">
         <w:r>
           <w:rPr>
             <w:rFonts w:ascii="Arial" w:cs="Arial" w:eastAsia="Arial" w:hAnsi="Arial"/>
@@ -18115,7 +18115,7 @@
               <w:spacing w:after="10" w:before="0"/>
               <w:ind w:left="120"/>
             </w:pPr>
-            <w:hyperlink w:history="1" r:id="rIdmrxgvw9nhacpwm79sjini">
+            <w:hyperlink w:history="1" r:id="rIdl3kmt-ndb6tjwmcunpaja">
               <w:r>
                 <w:rPr>
                   <w:rFonts w:ascii="Arial" w:cs="Arial" w:eastAsia="Arial" w:hAnsi="Arial"/>
@@ -18192,7 +18192,7 @@
               <w:spacing w:after="10" w:before="0"/>
               <w:ind w:left="120"/>
             </w:pPr>
-            <w:hyperlink w:history="1" r:id="rIdtpk-tyqbyqym4uqufbjij">
+            <w:hyperlink w:history="1" r:id="rIdxy4ktx-zxqf6u-c-130vn">
               <w:r>
                 <w:rPr>
                   <w:rFonts w:ascii="Arial" w:cs="Arial" w:eastAsia="Arial" w:hAnsi="Arial"/>
@@ -18419,7 +18419,7 @@
               <w:spacing w:after="10" w:before="0"/>
               <w:ind w:left="120"/>
             </w:pPr>
-            <w:hyperlink w:history="1" r:id="rIdxrgog_dd04qitxf5czki2">
+            <w:hyperlink w:history="1" r:id="rIdcwp4a33kjtag_zzb302nm">
               <w:r>
                 <w:rPr>
                   <w:rFonts w:ascii="Arial" w:cs="Arial" w:eastAsia="Arial" w:hAnsi="Arial"/>
@@ -18496,7 +18496,7 @@
               <w:spacing w:after="10" w:before="0"/>
               <w:ind w:left="120"/>
             </w:pPr>
-            <w:hyperlink w:history="1" r:id="rId608_0h3_hotxzvdew1tru">
+            <w:hyperlink w:history="1" r:id="rIdpni-ikzu6k6rjcuom0rfr">
               <w:r>
                 <w:rPr>
                   <w:rFonts w:ascii="Arial" w:cs="Arial" w:eastAsia="Arial" w:hAnsi="Arial"/>
@@ -18723,7 +18723,7 @@
               <w:spacing w:after="10" w:before="0"/>
               <w:ind w:left="120"/>
             </w:pPr>
-            <w:hyperlink w:history="1" r:id="rId7zjnhsfhapji4_a6n1ysn">
+            <w:hyperlink w:history="1" r:id="rId31f1ued4h7onhdi7q5jac">
               <w:r>
                 <w:rPr>
                   <w:rFonts w:ascii="Arial" w:cs="Arial" w:eastAsia="Arial" w:hAnsi="Arial"/>
@@ -18800,7 +18800,7 @@
               <w:spacing w:after="10" w:before="0"/>
               <w:ind w:left="120"/>
             </w:pPr>
-            <w:hyperlink w:history="1" r:id="rIdl6--fdrguovhxlcju0arn">
+            <w:hyperlink w:history="1" r:id="rIdkkr6til-w1giztqq8x_3j">
               <w:r>
                 <w:rPr>
                   <w:rFonts w:ascii="Arial" w:cs="Arial" w:eastAsia="Arial" w:hAnsi="Arial"/>
@@ -19027,7 +19027,7 @@
               <w:spacing w:after="10" w:before="0"/>
               <w:ind w:left="120"/>
             </w:pPr>
-            <w:hyperlink w:history="1" r:id="rIdg66px1-vuimclpsfaqlqv">
+            <w:hyperlink w:history="1" r:id="rIdlw9x0saqhzmyr18wglwf_">
               <w:r>
                 <w:rPr>
                   <w:rFonts w:ascii="Arial" w:cs="Arial" w:eastAsia="Arial" w:hAnsi="Arial"/>
@@ -19104,7 +19104,7 @@
               <w:spacing w:after="10" w:before="0"/>
               <w:ind w:left="120"/>
             </w:pPr>
-            <w:hyperlink w:history="1" r:id="rIddoxrqc0q-f4wnh8vcz4rg">
+            <w:hyperlink w:history="1" r:id="rIdrziqk2tanm0rg1ahwgyui">
               <w:r>
                 <w:rPr>
                   <w:rFonts w:ascii="Arial" w:cs="Arial" w:eastAsia="Arial" w:hAnsi="Arial"/>
@@ -19331,7 +19331,7 @@
               <w:spacing w:after="10" w:before="0"/>
               <w:ind w:left="120"/>
             </w:pPr>
-            <w:hyperlink w:history="1" r:id="rIdcevhr5_ln8lotkuxfcp_d">
+            <w:hyperlink w:history="1" r:id="rIdyrf7895otd5dieyse65iy">
               <w:r>
                 <w:rPr>
                   <w:rFonts w:ascii="Arial" w:cs="Arial" w:eastAsia="Arial" w:hAnsi="Arial"/>
@@ -19408,7 +19408,7 @@
               <w:spacing w:after="10" w:before="0"/>
               <w:ind w:left="120"/>
             </w:pPr>
-            <w:hyperlink w:history="1" r:id="rIddwvufozefiyvl0caxirqi">
+            <w:hyperlink w:history="1" r:id="rIdyqpfyanc5dgsslo2trnl0">
               <w:r>
                 <w:rPr>
                   <w:rFonts w:ascii="Arial" w:cs="Arial" w:eastAsia="Arial" w:hAnsi="Arial"/>
@@ -19935,7 +19935,7 @@
         </w:rPr>
         <w:t xml:space="preserve">© 2026 SeaVuria and ARES. Aligned with KICD objectives. Developed by SeaVuria; technical implementation by ARES (with AI assistance from Claude). Licensed under </w:t>
       </w:r>
-      <w:hyperlink w:history="1" r:id="rIdfgtexek-u1bbdyteu1via">
+      <w:hyperlink w:history="1" r:id="rIdrxjc653hzxngxfhuzzubr">
         <w:r>
           <w:rPr>
             <w:rFonts w:ascii="Arial" w:cs="Arial" w:eastAsia="Arial" w:hAnsi="Arial"/>
@@ -19956,7 +19956,7 @@
         </w:rPr>
         <w:t xml:space="preserve"> (</w:t>
       </w:r>
-      <w:hyperlink w:history="1" r:id="rIdu7ash8trxpvmgp1jrzcyv">
+      <w:hyperlink w:history="1" r:id="rIdzby_s8sexdc4y8-b_jxo9">
         <w:r>
           <w:rPr>
             <w:rFonts w:ascii="Arial" w:cs="Arial" w:eastAsia="Arial" w:hAnsi="Arial"/>
@@ -20969,7 +20969,7 @@
             <w:pPr>
               <w:spacing w:after="20" w:before="0"/>
             </w:pPr>
-            <w:hyperlink w:history="1" r:id="rIdf-pbwo2kbvg8ifbrftqrb">
+            <w:hyperlink w:history="1" r:id="rId7b7pqw8kpnpg59ac-68q_">
               <w:r>
                 <w:rPr>
                   <w:rFonts w:ascii="Arial" w:cs="Arial" w:eastAsia="Arial" w:hAnsi="Arial"/>
@@ -21002,7 +21002,7 @@
               <w:spacing w:after="10" w:before="0"/>
               <w:ind w:left="120"/>
             </w:pPr>
-            <w:hyperlink w:history="1" r:id="rIdr4fyzvmqp5qw3qchu5mxm">
+            <w:hyperlink w:history="1" r:id="rIdmvrnfv7tf81mfj0ng0bmf">
               <w:r>
                 <w:rPr>
                   <w:rFonts w:ascii="Arial" w:cs="Arial" w:eastAsia="Arial" w:hAnsi="Arial"/>
@@ -21047,7 +21047,7 @@
             <w:pPr>
               <w:spacing w:after="20" w:before="0"/>
             </w:pPr>
-            <w:hyperlink w:history="1" r:id="rIdhk57uhaj-ulidgbhjdzpq">
+            <w:hyperlink w:history="1" r:id="rIdam3eypntr2fvbbqzwshyt">
               <w:r>
                 <w:rPr>
                   <w:rFonts w:ascii="Arial" w:cs="Arial" w:eastAsia="Arial" w:hAnsi="Arial"/>
@@ -21080,7 +21080,7 @@
               <w:spacing w:after="10" w:before="0"/>
               <w:ind w:left="120"/>
             </w:pPr>
-            <w:hyperlink w:history="1" r:id="rIdvcdxlaovhdwaa3y_aj6rz">
+            <w:hyperlink w:history="1" r:id="rIdtinsixx4h_ce7i3c2gcl5">
               <w:r>
                 <w:rPr>
                   <w:rFonts w:ascii="Arial" w:cs="Arial" w:eastAsia="Arial" w:hAnsi="Arial"/>
@@ -21275,7 +21275,7 @@
             <w:pPr>
               <w:spacing w:after="20" w:before="0"/>
             </w:pPr>
-            <w:hyperlink w:history="1" r:id="rIdoswei_xx1hgnvevkhug-_">
+            <w:hyperlink w:history="1" r:id="rIdiaokpzdh0xcnu5sxvllvu">
               <w:r>
                 <w:rPr>
                   <w:rFonts w:ascii="Arial" w:cs="Arial" w:eastAsia="Arial" w:hAnsi="Arial"/>
@@ -21308,7 +21308,7 @@
               <w:spacing w:after="10" w:before="0"/>
               <w:ind w:left="120"/>
             </w:pPr>
-            <w:hyperlink w:history="1" r:id="rIdkrcldmznp2ue6gdv5bkpm">
+            <w:hyperlink w:history="1" r:id="rIdxepy6qtottwubn5rmsoci">
               <w:r>
                 <w:rPr>
                   <w:rFonts w:ascii="Arial" w:cs="Arial" w:eastAsia="Arial" w:hAnsi="Arial"/>
@@ -21353,7 +21353,7 @@
             <w:pPr>
               <w:spacing w:after="20" w:before="0"/>
             </w:pPr>
-            <w:hyperlink w:history="1" r:id="rIdyqtkgvzmurnhq5falayx8">
+            <w:hyperlink w:history="1" r:id="rId0fe9nyjv510sby28tebsd">
               <w:r>
                 <w:rPr>
                   <w:rFonts w:ascii="Arial" w:cs="Arial" w:eastAsia="Arial" w:hAnsi="Arial"/>
@@ -21386,7 +21386,7 @@
               <w:spacing w:after="10" w:before="0"/>
               <w:ind w:left="120"/>
             </w:pPr>
-            <w:hyperlink w:history="1" r:id="rId1pphwjqwmvmfgkol2shmi">
+            <w:hyperlink w:history="1" r:id="rIdv4ycl2j1yam17zgbcensn">
               <w:r>
                 <w:rPr>
                   <w:rFonts w:ascii="Arial" w:cs="Arial" w:eastAsia="Arial" w:hAnsi="Arial"/>
@@ -21581,7 +21581,7 @@
             <w:pPr>
               <w:spacing w:after="20" w:before="0"/>
             </w:pPr>
-            <w:hyperlink w:history="1" r:id="rIdkyxq8lkd-2uxon5l-71_m">
+            <w:hyperlink w:history="1" r:id="rId4rrzzzne0pscktb_kwbjd">
               <w:r>
                 <w:rPr>
                   <w:rFonts w:ascii="Arial" w:cs="Arial" w:eastAsia="Arial" w:hAnsi="Arial"/>
@@ -21630,7 +21630,7 @@
               <w:spacing w:after="10" w:before="0"/>
               <w:ind w:left="120"/>
             </w:pPr>
-            <w:hyperlink w:history="1" r:id="rIdv3k9f8rzsg3lwefev-uok">
+            <w:hyperlink w:history="1" r:id="rIdmpxsend94ji5_uztgoegk">
               <w:r>
                 <w:rPr>
                   <w:rFonts w:ascii="Arial" w:cs="Arial" w:eastAsia="Arial" w:hAnsi="Arial"/>
@@ -21675,7 +21675,7 @@
             <w:pPr>
               <w:spacing w:after="20" w:before="0"/>
             </w:pPr>
-            <w:hyperlink w:history="1" r:id="rIddb_aysqrkd-e3miwtveff">
+            <w:hyperlink w:history="1" r:id="rId-0grjwrtgvn2n3womauds">
               <w:r>
                 <w:rPr>
                   <w:rFonts w:ascii="Arial" w:cs="Arial" w:eastAsia="Arial" w:hAnsi="Arial"/>
@@ -21708,7 +21708,7 @@
               <w:spacing w:after="10" w:before="0"/>
               <w:ind w:left="120"/>
             </w:pPr>
-            <w:hyperlink w:history="1" r:id="rIdvghpqb2fv0ljfos8eqf4z">
+            <w:hyperlink w:history="1" r:id="rIdxx3ozt317kkehouowihjd">
               <w:r>
                 <w:rPr>
                   <w:rFonts w:ascii="Arial" w:cs="Arial" w:eastAsia="Arial" w:hAnsi="Arial"/>
@@ -21903,7 +21903,7 @@
             <w:pPr>
               <w:spacing w:after="20" w:before="0"/>
             </w:pPr>
-            <w:hyperlink w:history="1" r:id="rId9_eun5soha2wctmwenk0a">
+            <w:hyperlink w:history="1" r:id="rIdg0tymv19kcdiaqn69wxre">
               <w:r>
                 <w:rPr>
                   <w:rFonts w:ascii="Arial" w:cs="Arial" w:eastAsia="Arial" w:hAnsi="Arial"/>
@@ -21936,7 +21936,7 @@
               <w:spacing w:after="10" w:before="0"/>
               <w:ind w:left="120"/>
             </w:pPr>
-            <w:hyperlink w:history="1" r:id="rIdtzrtty3goqt7rgexfxbtu">
+            <w:hyperlink w:history="1" r:id="rIdyni1gfxmmcka7dp_63hwx">
               <w:r>
                 <w:rPr>
                   <w:rFonts w:ascii="Arial" w:cs="Arial" w:eastAsia="Arial" w:hAnsi="Arial"/>
@@ -21981,7 +21981,7 @@
             <w:pPr>
               <w:spacing w:after="20" w:before="0"/>
             </w:pPr>
-            <w:hyperlink w:history="1" r:id="rIdpeuw_snhlqjxrbqaaooqv">
+            <w:hyperlink w:history="1" r:id="rIdhlrlzothq58gkp516apuf">
               <w:r>
                 <w:rPr>
                   <w:rFonts w:ascii="Arial" w:cs="Arial" w:eastAsia="Arial" w:hAnsi="Arial"/>
@@ -22014,7 +22014,7 @@
               <w:spacing w:after="10" w:before="0"/>
               <w:ind w:left="120"/>
             </w:pPr>
-            <w:hyperlink w:history="1" r:id="rIduuye3tviogjur4qfhwdcx">
+            <w:hyperlink w:history="1" r:id="rIdovndbxyieyzeytizqwgu_">
               <w:r>
                 <w:rPr>
                   <w:rFonts w:ascii="Arial" w:cs="Arial" w:eastAsia="Arial" w:hAnsi="Arial"/>
@@ -22209,7 +22209,7 @@
             <w:pPr>
               <w:spacing w:after="20" w:before="0"/>
             </w:pPr>
-            <w:hyperlink w:history="1" r:id="rIdwnvgy4jj2xkh-hz_zgidr">
+            <w:hyperlink w:history="1" r:id="rIdwyxe7gbagyxksbeqh8li1">
               <w:r>
                 <w:rPr>
                   <w:rFonts w:ascii="Arial" w:cs="Arial" w:eastAsia="Arial" w:hAnsi="Arial"/>
@@ -22242,7 +22242,7 @@
               <w:spacing w:after="10" w:before="0"/>
               <w:ind w:left="120"/>
             </w:pPr>
-            <w:hyperlink w:history="1" r:id="rIdmbalzhxnq84-pvpqoae3y">
+            <w:hyperlink w:history="1" r:id="rIdsrjrwauec9-cku_qceweh">
               <w:r>
                 <w:rPr>
                   <w:rFonts w:ascii="Arial" w:cs="Arial" w:eastAsia="Arial" w:hAnsi="Arial"/>
@@ -22287,7 +22287,7 @@
             <w:pPr>
               <w:spacing w:after="20" w:before="0"/>
             </w:pPr>
-            <w:hyperlink w:history="1" r:id="rId7elrn071yvy3xk5kzz2ya">
+            <w:hyperlink w:history="1" r:id="rIdappqpt4pbighezbofnio0">
               <w:r>
                 <w:rPr>
                   <w:rFonts w:ascii="Arial" w:cs="Arial" w:eastAsia="Arial" w:hAnsi="Arial"/>
@@ -22336,7 +22336,7 @@
               <w:spacing w:after="10" w:before="0"/>
               <w:ind w:left="120"/>
             </w:pPr>
-            <w:hyperlink w:history="1" r:id="rIdnnwd-olhclcijarnfzbjp">
+            <w:hyperlink w:history="1" r:id="rIdzu8rok9ntwiet-wj9_jdg">
               <w:r>
                 <w:rPr>
                   <w:rFonts w:ascii="Arial" w:cs="Arial" w:eastAsia="Arial" w:hAnsi="Arial"/>
@@ -22848,7 +22848,7 @@
         </w:rPr>
         <w:t xml:space="preserve">© 2026 SeaVuria and ARES. Aligned with KICD objectives. Developed by SeaVuria; technical implementation by ARES (with AI assistance from Claude). Licensed under </w:t>
       </w:r>
-      <w:hyperlink w:history="1" r:id="rId23oelsvo46ictf4crtqbm">
+      <w:hyperlink w:history="1" r:id="rIde8jqujut7xtqj2sgoz3ir">
         <w:r>
           <w:rPr>
             <w:rFonts w:ascii="Arial" w:cs="Arial" w:eastAsia="Arial" w:hAnsi="Arial"/>
@@ -22869,7 +22869,7 @@
         </w:rPr>
         <w:t xml:space="preserve"> (</w:t>
       </w:r>
-      <w:hyperlink w:history="1" r:id="rIdrfwxb546ywbkqczahnnyg">
+      <w:hyperlink w:history="1" r:id="rIdy4gynh7lz4z5i4kvxuhre">
         <w:r>
           <w:rPr>
             <w:rFonts w:ascii="Arial" w:cs="Arial" w:eastAsia="Arial" w:hAnsi="Arial"/>
@@ -23882,7 +23882,7 @@
             <w:pPr>
               <w:spacing w:after="20" w:before="0"/>
             </w:pPr>
-            <w:hyperlink w:history="1" r:id="rIdc3wpcp_ujhldyogpx54ij">
+            <w:hyperlink w:history="1" r:id="rIdlxbiqg42zzkxrj2i7cbhi">
               <w:r>
                 <w:rPr>
                   <w:rFonts w:ascii="Arial" w:cs="Arial" w:eastAsia="Arial" w:hAnsi="Arial"/>
@@ -23931,7 +23931,7 @@
               <w:spacing w:after="10" w:before="0"/>
               <w:ind w:left="120"/>
             </w:pPr>
-            <w:hyperlink w:history="1" r:id="rIdtko92i_tvnyabv9qz-5he">
+            <w:hyperlink w:history="1" r:id="rIdv5j22ebk2zntd2igqzolw">
               <w:r>
                 <w:rPr>
                   <w:rFonts w:ascii="Arial" w:cs="Arial" w:eastAsia="Arial" w:hAnsi="Arial"/>
@@ -23976,7 +23976,7 @@
             <w:pPr>
               <w:spacing w:after="20" w:before="0"/>
             </w:pPr>
-            <w:hyperlink w:history="1" r:id="rIdc53cnhxazanrgre8c8qeo">
+            <w:hyperlink w:history="1" r:id="rIdt0wencxvu02of4-jqgkvy">
               <w:r>
                 <w:rPr>
                   <w:rFonts w:ascii="Arial" w:cs="Arial" w:eastAsia="Arial" w:hAnsi="Arial"/>
@@ -24009,7 +24009,7 @@
               <w:spacing w:after="10" w:before="0"/>
               <w:ind w:left="120"/>
             </w:pPr>
-            <w:hyperlink w:history="1" r:id="rIdvabvbn6p0ehhvwms7vlm-">
+            <w:hyperlink w:history="1" r:id="rId-ehhlkeeq-b52apriyiz4">
               <w:r>
                 <w:rPr>
                   <w:rFonts w:ascii="Arial" w:cs="Arial" w:eastAsia="Arial" w:hAnsi="Arial"/>
@@ -24204,7 +24204,7 @@
             <w:pPr>
               <w:spacing w:after="20" w:before="0"/>
             </w:pPr>
-            <w:hyperlink w:history="1" r:id="rIdftjobni_7vebiz-kmhhaa">
+            <w:hyperlink w:history="1" r:id="rIdhj0qs32dceliobwfi53ll">
               <w:r>
                 <w:rPr>
                   <w:rFonts w:ascii="Arial" w:cs="Arial" w:eastAsia="Arial" w:hAnsi="Arial"/>
@@ -24253,7 +24253,7 @@
               <w:spacing w:after="10" w:before="0"/>
               <w:ind w:left="120"/>
             </w:pPr>
-            <w:hyperlink w:history="1" r:id="rIdtvn7kvb_iezpecshioeo8">
+            <w:hyperlink w:history="1" r:id="rIdl7juo_bk4oa5prt-bswk3">
               <w:r>
                 <w:rPr>
                   <w:rFonts w:ascii="Arial" w:cs="Arial" w:eastAsia="Arial" w:hAnsi="Arial"/>
@@ -24298,7 +24298,7 @@
             <w:pPr>
               <w:spacing w:after="20" w:before="0"/>
             </w:pPr>
-            <w:hyperlink w:history="1" r:id="rIdqyifgfvb56rineqz0dsbe">
+            <w:hyperlink w:history="1" r:id="rIdwzbfu1yfzzng8dy6uefqr">
               <w:r>
                 <w:rPr>
                   <w:rFonts w:ascii="Arial" w:cs="Arial" w:eastAsia="Arial" w:hAnsi="Arial"/>
@@ -24331,7 +24331,7 @@
               <w:spacing w:after="10" w:before="0"/>
               <w:ind w:left="120"/>
             </w:pPr>
-            <w:hyperlink w:history="1" r:id="rIdppmg-dahqql4uk5be-xy5">
+            <w:hyperlink w:history="1" r:id="rIdkmxpq1vzuzewku1bmopzm">
               <w:r>
                 <w:rPr>
                   <w:rFonts w:ascii="Arial" w:cs="Arial" w:eastAsia="Arial" w:hAnsi="Arial"/>
@@ -24526,7 +24526,7 @@
             <w:pPr>
               <w:spacing w:after="20" w:before="0"/>
             </w:pPr>
-            <w:hyperlink w:history="1" r:id="rIdhwxiq4kgmvsdjlgaee9pp">
+            <w:hyperlink w:history="1" r:id="rIdxivv2ny_cn8gnk90qili6">
               <w:r>
                 <w:rPr>
                   <w:rFonts w:ascii="Arial" w:cs="Arial" w:eastAsia="Arial" w:hAnsi="Arial"/>
@@ -24575,7 +24575,7 @@
               <w:spacing w:after="10" w:before="0"/>
               <w:ind w:left="120"/>
             </w:pPr>
-            <w:hyperlink w:history="1" r:id="rIdkkfpgvr4fumfmnhsrp5zw">
+            <w:hyperlink w:history="1" r:id="rIdxbzsadmsv8a54hpdplfle">
               <w:r>
                 <w:rPr>
                   <w:rFonts w:ascii="Arial" w:cs="Arial" w:eastAsia="Arial" w:hAnsi="Arial"/>
@@ -24620,7 +24620,7 @@
             <w:pPr>
               <w:spacing w:after="20" w:before="0"/>
             </w:pPr>
-            <w:hyperlink w:history="1" r:id="rIdgt2thsyg9gcli15vqf8zj">
+            <w:hyperlink w:history="1" r:id="rIdpmkg9n2mckjr9pundnq3o">
               <w:r>
                 <w:rPr>
                   <w:rFonts w:ascii="Arial" w:cs="Arial" w:eastAsia="Arial" w:hAnsi="Arial"/>
@@ -24653,7 +24653,7 @@
               <w:spacing w:after="10" w:before="0"/>
               <w:ind w:left="120"/>
             </w:pPr>
-            <w:hyperlink w:history="1" r:id="rIdw2hnnjnoo4lymgakdxqhh">
+            <w:hyperlink w:history="1" r:id="rId4xuzodf41zwyhzevueu7u">
               <w:r>
                 <w:rPr>
                   <w:rFonts w:ascii="Arial" w:cs="Arial" w:eastAsia="Arial" w:hAnsi="Arial"/>
@@ -24848,7 +24848,7 @@
             <w:pPr>
               <w:spacing w:after="20" w:before="0"/>
             </w:pPr>
-            <w:hyperlink w:history="1" r:id="rIdfcws0gnzrej0pskl0gtwr">
+            <w:hyperlink w:history="1" r:id="rIduf8erlhit7vs2luhjwqdw">
               <w:r>
                 <w:rPr>
                   <w:rFonts w:ascii="Arial" w:cs="Arial" w:eastAsia="Arial" w:hAnsi="Arial"/>
@@ -24897,7 +24897,7 @@
               <w:spacing w:after="10" w:before="0"/>
               <w:ind w:left="120"/>
             </w:pPr>
-            <w:hyperlink w:history="1" r:id="rIdwqhca-tn_cbd3yhppeq0l">
+            <w:hyperlink w:history="1" r:id="rIdkyxquvqr-76niinhc3fj_">
               <w:r>
                 <w:rPr>
                   <w:rFonts w:ascii="Arial" w:cs="Arial" w:eastAsia="Arial" w:hAnsi="Arial"/>
@@ -24942,7 +24942,7 @@
             <w:pPr>
               <w:spacing w:after="20" w:before="0"/>
             </w:pPr>
-            <w:hyperlink w:history="1" r:id="rIdgxd_xuhru4vffuihamx16">
+            <w:hyperlink w:history="1" r:id="rId7g4-rmiwsfip1-lp9m3kr">
               <w:r>
                 <w:rPr>
                   <w:rFonts w:ascii="Arial" w:cs="Arial" w:eastAsia="Arial" w:hAnsi="Arial"/>
@@ -24975,7 +24975,7 @@
               <w:spacing w:after="10" w:before="0"/>
               <w:ind w:left="120"/>
             </w:pPr>
-            <w:hyperlink w:history="1" r:id="rIdtj1dmumi2wqeiuzqxwsi9">
+            <w:hyperlink w:history="1" r:id="rIdjw13xwi2cfp0xjb_abg0v">
               <w:r>
                 <w:rPr>
                   <w:rFonts w:ascii="Arial" w:cs="Arial" w:eastAsia="Arial" w:hAnsi="Arial"/>
@@ -25170,7 +25170,7 @@
             <w:pPr>
               <w:spacing w:after="20" w:before="0"/>
             </w:pPr>
-            <w:hyperlink w:history="1" r:id="rIdqmncrty3lvwvinkhy_uut">
+            <w:hyperlink w:history="1" r:id="rIdehxupywox1gyvqzplubj5">
               <w:r>
                 <w:rPr>
                   <w:rFonts w:ascii="Arial" w:cs="Arial" w:eastAsia="Arial" w:hAnsi="Arial"/>
@@ -25219,7 +25219,7 @@
               <w:spacing w:after="10" w:before="0"/>
               <w:ind w:left="120"/>
             </w:pPr>
-            <w:hyperlink w:history="1" r:id="rIdorwuz9qsxdapqa290wlgu">
+            <w:hyperlink w:history="1" r:id="rIdwwdsp9v-lbjkhghz5x1kd">
               <w:r>
                 <w:rPr>
                   <w:rFonts w:ascii="Arial" w:cs="Arial" w:eastAsia="Arial" w:hAnsi="Arial"/>
@@ -25264,7 +25264,7 @@
             <w:pPr>
               <w:spacing w:after="20" w:before="0"/>
             </w:pPr>
-            <w:hyperlink w:history="1" r:id="rIdbyhirl04wonfretpeur_u">
+            <w:hyperlink w:history="1" r:id="rIdyvbe8xsc6rv1lgfpxuwe9">
               <w:r>
                 <w:rPr>
                   <w:rFonts w:ascii="Arial" w:cs="Arial" w:eastAsia="Arial" w:hAnsi="Arial"/>
@@ -25297,7 +25297,7 @@
               <w:spacing w:after="10" w:before="0"/>
               <w:ind w:left="120"/>
             </w:pPr>
-            <w:hyperlink w:history="1" r:id="rIdrz5sj-lmxzfqct6josn1t">
+            <w:hyperlink w:history="1" r:id="rIdrsr5l53wxg2yhy_vz5lx9">
               <w:r>
                 <w:rPr>
                   <w:rFonts w:ascii="Arial" w:cs="Arial" w:eastAsia="Arial" w:hAnsi="Arial"/>
@@ -25809,7 +25809,7 @@
         </w:rPr>
         <w:t xml:space="preserve">© 2026 SeaVuria and ARES. Aligned with KICD objectives. Developed by SeaVuria; technical implementation by ARES (with AI assistance from Claude). Licensed under </w:t>
       </w:r>
-      <w:hyperlink w:history="1" r:id="rIdmtsrzqmviej8e7fmzgsmd">
+      <w:hyperlink w:history="1" r:id="rIdqw_4c4tc9ljfdj4bnrurs">
         <w:r>
           <w:rPr>
             <w:rFonts w:ascii="Arial" w:cs="Arial" w:eastAsia="Arial" w:hAnsi="Arial"/>
@@ -25830,7 +25830,7 @@
         </w:rPr>
         <w:t xml:space="preserve"> (</w:t>
       </w:r>
-      <w:hyperlink w:history="1" r:id="rIdsfxnsmkzt30urrnmpyrir">
+      <w:hyperlink w:history="1" r:id="rIdqli01bamhscmde0b68cp_">
         <w:r>
           <w:rPr>
             <w:rFonts w:ascii="Arial" w:cs="Arial" w:eastAsia="Arial" w:hAnsi="Arial"/>
@@ -26860,7 +26860,7 @@
               <w:spacing w:after="10" w:before="0"/>
               <w:ind w:left="120"/>
             </w:pPr>
-            <w:hyperlink w:history="1" r:id="rIdvod6m8tml4o1rd-gjr_7k">
+            <w:hyperlink w:history="1" r:id="rIdl5wwmdhnwtrapfysr-xzh">
               <w:r>
                 <w:rPr>
                   <w:rFonts w:ascii="Arial" w:cs="Arial" w:eastAsia="Arial" w:hAnsi="Arial"/>
@@ -26920,7 +26920,7 @@
             <w:pPr>
               <w:spacing w:after="20" w:before="0"/>
             </w:pPr>
-            <w:hyperlink w:history="1" r:id="rIdiyp6_wg-ve6gtjukiefxi">
+            <w:hyperlink w:history="1" r:id="rIdap6kwijf-o2xix9hiqe6p">
               <w:r>
                 <w:rPr>
                   <w:rFonts w:ascii="Arial" w:cs="Arial" w:eastAsia="Arial" w:hAnsi="Arial"/>
@@ -26969,7 +26969,7 @@
               <w:spacing w:after="10" w:before="0"/>
               <w:ind w:left="120"/>
             </w:pPr>
-            <w:hyperlink w:history="1" r:id="rIdchpudnopulmau_j5pl2uh">
+            <w:hyperlink w:history="1" r:id="rIdu94_fxlxw_fwwylhsfu5o">
               <w:r>
                 <w:rPr>
                   <w:rFonts w:ascii="Arial" w:cs="Arial" w:eastAsia="Arial" w:hAnsi="Arial"/>
@@ -27181,7 +27181,7 @@
               <w:spacing w:after="10" w:before="0"/>
               <w:ind w:left="120"/>
             </w:pPr>
-            <w:hyperlink w:history="1" r:id="rIdp1khirnw0mojetdafcz_w">
+            <w:hyperlink w:history="1" r:id="rId9ojo7feus5u4cq832h73g">
               <w:r>
                 <w:rPr>
                   <w:rFonts w:ascii="Arial" w:cs="Arial" w:eastAsia="Arial" w:hAnsi="Arial"/>
@@ -27241,7 +27241,7 @@
             <w:pPr>
               <w:spacing w:after="20" w:before="0"/>
             </w:pPr>
-            <w:hyperlink w:history="1" r:id="rIdk-k2fssgomloqgdcj7fzb">
+            <w:hyperlink w:history="1" r:id="rIdullmgjramu16b1wxtw9cb">
               <w:r>
                 <w:rPr>
                   <w:rFonts w:ascii="Arial" w:cs="Arial" w:eastAsia="Arial" w:hAnsi="Arial"/>
@@ -27290,7 +27290,7 @@
               <w:spacing w:after="10" w:before="0"/>
               <w:ind w:left="120"/>
             </w:pPr>
-            <w:hyperlink w:history="1" r:id="rIdmr3gs58iuee2ypwi0hlve">
+            <w:hyperlink w:history="1" r:id="rIdjj8u3sq-1-tti3oewxyem">
               <w:r>
                 <w:rPr>
                   <w:rFonts w:ascii="Arial" w:cs="Arial" w:eastAsia="Arial" w:hAnsi="Arial"/>
@@ -27502,7 +27502,7 @@
               <w:spacing w:after="10" w:before="0"/>
               <w:ind w:left="120"/>
             </w:pPr>
-            <w:hyperlink w:history="1" r:id="rIdnwajpadldvmgwfxs0svxs">
+            <w:hyperlink w:history="1" r:id="rIdcfuouuh7dfiqaxukeutym">
               <w:r>
                 <w:rPr>
                   <w:rFonts w:ascii="Arial" w:cs="Arial" w:eastAsia="Arial" w:hAnsi="Arial"/>
@@ -27562,7 +27562,7 @@
             <w:pPr>
               <w:spacing w:after="20" w:before="0"/>
             </w:pPr>
-            <w:hyperlink w:history="1" r:id="rIdppo2mmffo1zlqeudev_4w">
+            <w:hyperlink w:history="1" r:id="rIdgrt1ws7lxf9a3js7yilzp">
               <w:r>
                 <w:rPr>
                   <w:rFonts w:ascii="Arial" w:cs="Arial" w:eastAsia="Arial" w:hAnsi="Arial"/>
@@ -27611,7 +27611,7 @@
               <w:spacing w:after="10" w:before="0"/>
               <w:ind w:left="120"/>
             </w:pPr>
-            <w:hyperlink w:history="1" r:id="rIdhdocpenxo3wadamgyyluk">
+            <w:hyperlink w:history="1" r:id="rIdoobfkzzmg-ifpyjjsmvcb">
               <w:r>
                 <w:rPr>
                   <w:rFonts w:ascii="Arial" w:cs="Arial" w:eastAsia="Arial" w:hAnsi="Arial"/>
@@ -27823,7 +27823,7 @@
               <w:spacing w:after="10" w:before="0"/>
               <w:ind w:left="120"/>
             </w:pPr>
-            <w:hyperlink w:history="1" r:id="rIdrxahp17jtu7kckvzgzpsq">
+            <w:hyperlink w:history="1" r:id="rIdfmgbbo4htn5brtbsizwte">
               <w:r>
                 <w:rPr>
                   <w:rFonts w:ascii="Arial" w:cs="Arial" w:eastAsia="Arial" w:hAnsi="Arial"/>
@@ -27883,7 +27883,7 @@
             <w:pPr>
               <w:spacing w:after="20" w:before="0"/>
             </w:pPr>
-            <w:hyperlink w:history="1" r:id="rIdxiymqmz9nahux8pc1jm_y">
+            <w:hyperlink w:history="1" r:id="rIdgijsgpcg2ikbrhhkx9j0i">
               <w:r>
                 <w:rPr>
                   <w:rFonts w:ascii="Arial" w:cs="Arial" w:eastAsia="Arial" w:hAnsi="Arial"/>
@@ -27932,7 +27932,7 @@
               <w:spacing w:after="10" w:before="0"/>
               <w:ind w:left="120"/>
             </w:pPr>
-            <w:hyperlink w:history="1" r:id="rIdhtf68l16i_ywzmcmlbkom">
+            <w:hyperlink w:history="1" r:id="rIdwof_xn3xr_gcvcc0rbnxb">
               <w:r>
                 <w:rPr>
                   <w:rFonts w:ascii="Arial" w:cs="Arial" w:eastAsia="Arial" w:hAnsi="Arial"/>
@@ -28144,7 +28144,7 @@
               <w:spacing w:after="10" w:before="0"/>
               <w:ind w:left="120"/>
             </w:pPr>
-            <w:hyperlink w:history="1" r:id="rIdeiu3ejixoh0ok5a-ihfla">
+            <w:hyperlink w:history="1" r:id="rIdyg-g3so6ktgi_p0yg4m16">
               <w:r>
                 <w:rPr>
                   <w:rFonts w:ascii="Arial" w:cs="Arial" w:eastAsia="Arial" w:hAnsi="Arial"/>
@@ -28204,7 +28204,7 @@
             <w:pPr>
               <w:spacing w:after="20" w:before="0"/>
             </w:pPr>
-            <w:hyperlink w:history="1" r:id="rIdvvasfok0wbedvokkturag">
+            <w:hyperlink w:history="1" r:id="rIdplid78b5226r0rzsgazh_">
               <w:r>
                 <w:rPr>
                   <w:rFonts w:ascii="Arial" w:cs="Arial" w:eastAsia="Arial" w:hAnsi="Arial"/>
@@ -28253,7 +28253,7 @@
               <w:spacing w:after="10" w:before="0"/>
               <w:ind w:left="120"/>
             </w:pPr>
-            <w:hyperlink w:history="1" r:id="rIdvijyn0g0ymcd67mglzank">
+            <w:hyperlink w:history="1" r:id="rIdzye9mnsg1orudhsqcu5ql">
               <w:r>
                 <w:rPr>
                   <w:rFonts w:ascii="Arial" w:cs="Arial" w:eastAsia="Arial" w:hAnsi="Arial"/>
@@ -28765,7 +28765,7 @@
         </w:rPr>
         <w:t xml:space="preserve">© 2026 SeaVuria and ARES. Aligned with KICD objectives. Developed by SeaVuria; technical implementation by ARES (with AI assistance from Claude). Licensed under </w:t>
       </w:r>
-      <w:hyperlink w:history="1" r:id="rIdmc48tkg3jmckvbsbve59q">
+      <w:hyperlink w:history="1" r:id="rIdrxb9rtagd4iztpi9cojqy">
         <w:r>
           <w:rPr>
             <w:rFonts w:ascii="Arial" w:cs="Arial" w:eastAsia="Arial" w:hAnsi="Arial"/>
@@ -28786,7 +28786,7 @@
         </w:rPr>
         <w:t xml:space="preserve"> (</w:t>
       </w:r>
-      <w:hyperlink w:history="1" r:id="rIdccmbnl1zlrtggndcv0ksj">
+      <w:hyperlink w:history="1" r:id="rIdhw3ugnl9htfs9p3x2969q">
         <w:r>
           <w:rPr>
             <w:rFonts w:ascii="Arial" w:cs="Arial" w:eastAsia="Arial" w:hAnsi="Arial"/>
@@ -29816,7 +29816,7 @@
               <w:spacing w:after="10" w:before="0"/>
               <w:ind w:left="120"/>
             </w:pPr>
-            <w:hyperlink w:history="1" r:id="rIdumndyi9o1lqsvcgq2cqoa">
+            <w:hyperlink w:history="1" r:id="rIdj6syozhn_i998yjeztmii">
               <w:r>
                 <w:rPr>
                   <w:rFonts w:ascii="Arial" w:cs="Arial" w:eastAsia="Arial" w:hAnsi="Arial"/>
@@ -29893,7 +29893,7 @@
               <w:spacing w:after="10" w:before="0"/>
               <w:ind w:left="120"/>
             </w:pPr>
-            <w:hyperlink w:history="1" r:id="rIdrnohuewlr46eqvd062l1m">
+            <w:hyperlink w:history="1" r:id="rIdtogbkuo0jyrkb3zopsksd">
               <w:r>
                 <w:rPr>
                   <w:rFonts w:ascii="Arial" w:cs="Arial" w:eastAsia="Arial" w:hAnsi="Arial"/>
@@ -30120,7 +30120,7 @@
               <w:spacing w:after="10" w:before="0"/>
               <w:ind w:left="120"/>
             </w:pPr>
-            <w:hyperlink w:history="1" r:id="rIdpc4aeqsdi3u7i9feqqauv">
+            <w:hyperlink w:history="1" r:id="rIdnlpgnh2fxzumf2g88ifqt">
               <w:r>
                 <w:rPr>
                   <w:rFonts w:ascii="Arial" w:cs="Arial" w:eastAsia="Arial" w:hAnsi="Arial"/>
@@ -30197,7 +30197,7 @@
               <w:spacing w:after="10" w:before="0"/>
               <w:ind w:left="120"/>
             </w:pPr>
-            <w:hyperlink w:history="1" r:id="rIdxkodtgvklfceowyhionvg">
+            <w:hyperlink w:history="1" r:id="rIdhy6t-xbceyy1s_l7ka__w">
               <w:r>
                 <w:rPr>
                   <w:rFonts w:ascii="Arial" w:cs="Arial" w:eastAsia="Arial" w:hAnsi="Arial"/>
@@ -30424,7 +30424,7 @@
               <w:spacing w:after="10" w:before="0"/>
               <w:ind w:left="120"/>
             </w:pPr>
-            <w:hyperlink w:history="1" r:id="rId7na78hn4zntkzab_1tjgq">
+            <w:hyperlink w:history="1" r:id="rId1edhttbpjgeturu7kvdek">
               <w:r>
                 <w:rPr>
                   <w:rFonts w:ascii="Arial" w:cs="Arial" w:eastAsia="Arial" w:hAnsi="Arial"/>
@@ -30501,7 +30501,7 @@
               <w:spacing w:after="10" w:before="0"/>
               <w:ind w:left="120"/>
             </w:pPr>
-            <w:hyperlink w:history="1" r:id="rId0lkf2sexakugvgcwq17pv">
+            <w:hyperlink w:history="1" r:id="rId5jmp3tu0zzxqmldaklfpa">
               <w:r>
                 <w:rPr>
                   <w:rFonts w:ascii="Arial" w:cs="Arial" w:eastAsia="Arial" w:hAnsi="Arial"/>
@@ -30728,7 +30728,7 @@
               <w:spacing w:after="10" w:before="0"/>
               <w:ind w:left="120"/>
             </w:pPr>
-            <w:hyperlink w:history="1" r:id="rIduuggz0zt2ofqjs5wemg3d">
+            <w:hyperlink w:history="1" r:id="rIdcgc2lgklazcwlbmn0v1aj">
               <w:r>
                 <w:rPr>
                   <w:rFonts w:ascii="Arial" w:cs="Arial" w:eastAsia="Arial" w:hAnsi="Arial"/>
@@ -30805,7 +30805,7 @@
               <w:spacing w:after="10" w:before="0"/>
               <w:ind w:left="120"/>
             </w:pPr>
-            <w:hyperlink w:history="1" r:id="rIdyp_omajclnvzfekkbydss">
+            <w:hyperlink w:history="1" r:id="rIds7rvoflnksesvf_5una3p">
               <w:r>
                 <w:rPr>
                   <w:rFonts w:ascii="Arial" w:cs="Arial" w:eastAsia="Arial" w:hAnsi="Arial"/>
@@ -31032,7 +31032,7 @@
               <w:spacing w:after="10" w:before="0"/>
               <w:ind w:left="120"/>
             </w:pPr>
-            <w:hyperlink w:history="1" r:id="rIdwffcv9axt88k6k3vmnyog">
+            <w:hyperlink w:history="1" r:id="rIdr8nle8j2gj3uf2lugdtib">
               <w:r>
                 <w:rPr>
                   <w:rFonts w:ascii="Arial" w:cs="Arial" w:eastAsia="Arial" w:hAnsi="Arial"/>
@@ -31109,7 +31109,7 @@
               <w:spacing w:after="10" w:before="0"/>
               <w:ind w:left="120"/>
             </w:pPr>
-            <w:hyperlink w:history="1" r:id="rId0bvi4_e7a0vdqfdpxvp7u">
+            <w:hyperlink w:history="1" r:id="rIdzdthllqr4vovcpclzrja6">
               <w:r>
                 <w:rPr>
                   <w:rFonts w:ascii="Arial" w:cs="Arial" w:eastAsia="Arial" w:hAnsi="Arial"/>
@@ -31864,7 +31864,7 @@
         </w:rPr>
         <w:t xml:space="preserve">© 2026 SeaVuria and ARES. Aligned with KICD objectives. Developed by SeaVuria; technical implementation by ARES (with AI assistance from Claude). Licensed under </w:t>
       </w:r>
-      <w:hyperlink w:history="1" r:id="rIdicw3-4abd53qwsrrsafr9">
+      <w:hyperlink w:history="1" r:id="rIdkzztfrqv1u4cm8eht7ryx">
         <w:r>
           <w:rPr>
             <w:rFonts w:ascii="Arial" w:cs="Arial" w:eastAsia="Arial" w:hAnsi="Arial"/>
@@ -31885,7 +31885,7 @@
         </w:rPr>
         <w:t xml:space="preserve"> (</w:t>
       </w:r>
-      <w:hyperlink w:history="1" r:id="rId9ikpsimeq8pof0chhfuzp">
+      <w:hyperlink w:history="1" r:id="rIdp3fhdixws4agrfqolfstr">
         <w:r>
           <w:rPr>
             <w:rFonts w:ascii="Arial" w:cs="Arial" w:eastAsia="Arial" w:hAnsi="Arial"/>

--- a/data/outputs/v2/Biology/SS3.1_Animal_Nutrition/Biology_Animal_Nutrition_CBE_LessonSequence.docx
+++ b/data/outputs/v2/Biology/SS3.1_Animal_Nutrition/Biology_Animal_Nutrition_CBE_LessonSequence.docx
@@ -4,6 +4,7 @@
   <w:body>
     <w:p>
       <w:pPr>
+        <w:keepNext w:val="false"/>
         <w:spacing w:after="30" w:before="0"/>
         <w:jc w:val="center"/>
       </w:pPr>
@@ -23,6 +24,7 @@
     </w:p>
     <w:p>
       <w:pPr>
+        <w:keepNext w:val="false"/>
         <w:spacing w:after="60" w:before="0"/>
         <w:jc w:val="center"/>
       </w:pPr>
@@ -81,6 +83,7 @@
           </w:tcPr>
           <w:p>
             <w:pPr>
+              <w:keepNext w:val="false"/>
               <w:spacing w:after="40" w:before="0"/>
               <w:jc w:val="center"/>
             </w:pPr>
@@ -115,6 +118,7 @@
           </w:tcPr>
           <w:p>
             <w:pPr>
+              <w:keepNext w:val="false"/>
               <w:spacing w:after="40" w:before="0"/>
               <w:jc w:val="left"/>
             </w:pPr>
@@ -147,6 +151,7 @@
           </w:tcPr>
           <w:p>
             <w:pPr>
+              <w:keepNext w:val="false"/>
               <w:spacing w:after="40" w:before="0"/>
               <w:jc w:val="left"/>
             </w:pPr>
@@ -181,6 +186,7 @@
           </w:tcPr>
           <w:p>
             <w:pPr>
+              <w:keepNext w:val="false"/>
               <w:spacing w:after="40" w:before="0"/>
               <w:jc w:val="left"/>
             </w:pPr>
@@ -213,6 +219,7 @@
           </w:tcPr>
           <w:p>
             <w:pPr>
+              <w:keepNext w:val="false"/>
               <w:spacing w:after="40" w:before="0"/>
               <w:jc w:val="left"/>
             </w:pPr>
@@ -247,6 +254,7 @@
           </w:tcPr>
           <w:p>
             <w:pPr>
+              <w:keepNext w:val="false"/>
               <w:spacing w:after="40" w:before="0"/>
               <w:jc w:val="left"/>
             </w:pPr>
@@ -279,6 +287,7 @@
           </w:tcPr>
           <w:p>
             <w:pPr>
+              <w:keepNext w:val="false"/>
               <w:spacing w:after="40" w:before="0"/>
               <w:jc w:val="left"/>
             </w:pPr>
@@ -313,6 +322,7 @@
           </w:tcPr>
           <w:p>
             <w:pPr>
+              <w:keepNext w:val="false"/>
               <w:spacing w:after="40" w:before="0"/>
               <w:jc w:val="left"/>
             </w:pPr>
@@ -345,6 +355,7 @@
           </w:tcPr>
           <w:p>
             <w:pPr>
+              <w:keepNext w:val="false"/>
               <w:spacing w:after="40" w:before="0"/>
               <w:jc w:val="left"/>
             </w:pPr>
@@ -379,6 +390,7 @@
           </w:tcPr>
           <w:p>
             <w:pPr>
+              <w:keepNext w:val="false"/>
               <w:spacing w:after="40" w:before="0"/>
               <w:jc w:val="left"/>
             </w:pPr>
@@ -411,6 +423,7 @@
           </w:tcPr>
           <w:p>
             <w:pPr>
+              <w:keepNext w:val="false"/>
               <w:spacing w:after="40" w:before="0"/>
               <w:jc w:val="left"/>
             </w:pPr>
@@ -445,6 +458,7 @@
           </w:tcPr>
           <w:p>
             <w:pPr>
+              <w:keepNext w:val="false"/>
               <w:spacing w:after="40" w:before="0"/>
               <w:jc w:val="left"/>
             </w:pPr>
@@ -692,6 +706,7 @@
           </w:tcPr>
           <w:p>
             <w:pPr>
+              <w:keepNext w:val="false"/>
               <w:spacing w:after="40" w:before="0"/>
               <w:jc w:val="left"/>
             </w:pPr>
@@ -724,6 +739,7 @@
           </w:tcPr>
           <w:p>
             <w:pPr>
+              <w:keepNext w:val="false"/>
               <w:spacing w:after="40" w:before="0"/>
               <w:jc w:val="left"/>
             </w:pPr>
@@ -743,6 +759,7 @@
           </w:p>
           <w:p>
             <w:pPr>
+              <w:keepNext w:val="false"/>
               <w:spacing w:after="40" w:before="0"/>
               <w:jc w:val="left"/>
             </w:pPr>
@@ -762,6 +779,7 @@
           </w:p>
           <w:p>
             <w:pPr>
+              <w:keepNext w:val="false"/>
               <w:spacing w:after="40" w:before="0"/>
               <w:jc w:val="left"/>
             </w:pPr>
@@ -781,6 +799,7 @@
           </w:p>
           <w:p>
             <w:pPr>
+              <w:keepNext w:val="false"/>
               <w:spacing w:after="40" w:before="0"/>
               <w:jc w:val="left"/>
             </w:pPr>
@@ -800,6 +819,7 @@
           </w:p>
           <w:p>
             <w:pPr>
+              <w:keepNext w:val="false"/>
               <w:spacing w:after="40" w:before="0"/>
               <w:jc w:val="left"/>
             </w:pPr>
@@ -819,6 +839,7 @@
           </w:p>
           <w:p>
             <w:pPr>
+              <w:keepNext w:val="false"/>
               <w:spacing w:after="40" w:before="0"/>
               <w:jc w:val="left"/>
             </w:pPr>
@@ -838,6 +859,7 @@
           </w:p>
           <w:p>
             <w:pPr>
+              <w:keepNext w:val="false"/>
               <w:spacing w:after="40" w:before="0"/>
               <w:jc w:val="left"/>
             </w:pPr>
@@ -857,6 +879,7 @@
           </w:p>
           <w:p>
             <w:pPr>
+              <w:keepNext w:val="false"/>
               <w:spacing w:after="40" w:before="0"/>
               <w:jc w:val="left"/>
             </w:pPr>
@@ -876,6 +899,7 @@
           </w:p>
           <w:p>
             <w:pPr>
+              <w:keepNext w:val="false"/>
               <w:spacing w:after="40" w:before="0"/>
               <w:jc w:val="left"/>
             </w:pPr>
@@ -910,6 +934,7 @@
           </w:tcPr>
           <w:p>
             <w:pPr>
+              <w:keepNext w:val="false"/>
               <w:spacing w:after="40" w:before="0"/>
               <w:jc w:val="left"/>
             </w:pPr>
@@ -1057,6 +1082,7 @@
           </w:tcPr>
           <w:p>
             <w:pPr>
+              <w:keepNext w:val="false"/>
               <w:spacing w:after="40" w:before="0"/>
               <w:jc w:val="left"/>
             </w:pPr>
@@ -1184,6 +1210,7 @@
           </w:tcPr>
           <w:p>
             <w:pPr>
+              <w:keepNext w:val="false"/>
               <w:spacing w:after="40" w:before="0"/>
               <w:jc w:val="left"/>
             </w:pPr>
@@ -1331,6 +1358,7 @@
           </w:tcPr>
           <w:p>
             <w:pPr>
+              <w:keepNext w:val="false"/>
               <w:spacing w:after="40" w:before="0"/>
               <w:jc w:val="left"/>
             </w:pPr>
@@ -1478,6 +1506,7 @@
           </w:tcPr>
           <w:p>
             <w:pPr>
+              <w:keepNext w:val="false"/>
               <w:spacing w:after="40" w:before="0"/>
               <w:jc w:val="left"/>
             </w:pPr>
@@ -1645,6 +1674,7 @@
           </w:tcPr>
           <w:p>
             <w:pPr>
+              <w:keepNext w:val="false"/>
               <w:spacing w:after="40" w:before="0"/>
               <w:jc w:val="left"/>
             </w:pPr>
@@ -1677,6 +1707,7 @@
           </w:tcPr>
           <w:p>
             <w:pPr>
+              <w:keepNext w:val="false"/>
               <w:spacing w:after="40" w:before="0"/>
               <w:jc w:val="left"/>
             </w:pPr>
@@ -1711,6 +1742,7 @@
           </w:tcPr>
           <w:p>
             <w:pPr>
+              <w:keepNext w:val="false"/>
               <w:spacing w:after="40" w:before="0"/>
               <w:jc w:val="left"/>
             </w:pPr>
@@ -1743,6 +1775,7 @@
           </w:tcPr>
           <w:p>
             <w:pPr>
+              <w:keepNext w:val="false"/>
               <w:spacing w:after="40" w:before="0"/>
               <w:jc w:val="left"/>
             </w:pPr>
@@ -1762,6 +1795,7 @@
           </w:p>
           <w:p>
             <w:pPr>
+              <w:keepNext w:val="false"/>
               <w:spacing w:after="40" w:before="0"/>
               <w:jc w:val="left"/>
             </w:pPr>
@@ -1781,6 +1815,7 @@
           </w:p>
           <w:p>
             <w:pPr>
+              <w:keepNext w:val="false"/>
               <w:spacing w:after="40" w:before="0"/>
               <w:jc w:val="left"/>
             </w:pPr>
@@ -1800,6 +1835,7 @@
           </w:p>
           <w:p>
             <w:pPr>
+              <w:keepNext w:val="false"/>
               <w:spacing w:after="40" w:before="0"/>
               <w:jc w:val="left"/>
             </w:pPr>
@@ -1819,6 +1855,7 @@
           </w:p>
           <w:p>
             <w:pPr>
+              <w:keepNext w:val="false"/>
               <w:spacing w:after="40" w:before="0"/>
               <w:jc w:val="left"/>
             </w:pPr>
@@ -1853,6 +1890,7 @@
           </w:tcPr>
           <w:p>
             <w:pPr>
+              <w:keepNext w:val="false"/>
               <w:spacing w:after="40" w:before="0"/>
               <w:jc w:val="left"/>
             </w:pPr>
@@ -1885,6 +1923,7 @@
           </w:tcPr>
           <w:p>
             <w:pPr>
+              <w:keepNext w:val="false"/>
               <w:spacing w:after="40" w:before="0"/>
               <w:jc w:val="left"/>
             </w:pPr>
@@ -1904,6 +1943,7 @@
           </w:p>
           <w:p>
             <w:pPr>
+              <w:keepNext w:val="false"/>
               <w:spacing w:after="40" w:before="0"/>
               <w:jc w:val="left"/>
             </w:pPr>
@@ -1923,6 +1963,7 @@
           </w:p>
           <w:p>
             <w:pPr>
+              <w:keepNext w:val="false"/>
               <w:spacing w:after="40" w:before="0"/>
               <w:jc w:val="left"/>
             </w:pPr>
@@ -1957,6 +1998,7 @@
           </w:tcPr>
           <w:p>
             <w:pPr>
+              <w:keepNext w:val="false"/>
               <w:spacing w:after="40" w:before="0"/>
               <w:jc w:val="left"/>
             </w:pPr>
@@ -1989,6 +2031,7 @@
           </w:tcPr>
           <w:p>
             <w:pPr>
+              <w:keepNext w:val="false"/>
               <w:spacing w:after="40" w:before="0"/>
               <w:jc w:val="left"/>
             </w:pPr>
@@ -2008,6 +2051,7 @@
           </w:p>
           <w:p>
             <w:pPr>
+              <w:keepNext w:val="false"/>
               <w:spacing w:after="40" w:before="0"/>
               <w:jc w:val="left"/>
             </w:pPr>
@@ -2027,6 +2071,7 @@
           </w:p>
           <w:p>
             <w:pPr>
+              <w:keepNext w:val="false"/>
               <w:spacing w:after="40" w:before="0"/>
               <w:jc w:val="left"/>
             </w:pPr>
@@ -2046,6 +2091,7 @@
           </w:p>
           <w:p>
             <w:pPr>
+              <w:keepNext w:val="false"/>
               <w:spacing w:after="40" w:before="0"/>
               <w:jc w:val="left"/>
             </w:pPr>
@@ -2065,6 +2111,7 @@
           </w:p>
           <w:p>
             <w:pPr>
+              <w:keepNext w:val="false"/>
               <w:spacing w:after="40" w:before="0"/>
               <w:jc w:val="left"/>
             </w:pPr>
@@ -2084,6 +2131,7 @@
           </w:p>
           <w:p>
             <w:pPr>
+              <w:keepNext w:val="false"/>
               <w:spacing w:after="40" w:before="0"/>
               <w:jc w:val="left"/>
             </w:pPr>
@@ -2103,6 +2151,7 @@
           </w:p>
           <w:p>
             <w:pPr>
+              <w:keepNext w:val="false"/>
               <w:spacing w:after="40" w:before="0"/>
               <w:jc w:val="left"/>
             </w:pPr>
@@ -2122,6 +2171,7 @@
           </w:p>
           <w:p>
             <w:pPr>
+              <w:keepNext w:val="false"/>
               <w:spacing w:after="40" w:before="0"/>
               <w:jc w:val="left"/>
             </w:pPr>
@@ -2141,6 +2191,7 @@
           </w:p>
           <w:p>
             <w:pPr>
+              <w:keepNext w:val="false"/>
               <w:spacing w:after="40" w:before="0"/>
               <w:jc w:val="left"/>
             </w:pPr>
@@ -2160,6 +2211,7 @@
           </w:p>
           <w:p>
             <w:pPr>
+              <w:keepNext w:val="false"/>
               <w:spacing w:after="40" w:before="0"/>
               <w:jc w:val="left"/>
             </w:pPr>
@@ -2179,6 +2231,7 @@
           </w:p>
           <w:p>
             <w:pPr>
+              <w:keepNext w:val="false"/>
               <w:spacing w:after="40" w:before="0"/>
               <w:jc w:val="left"/>
             </w:pPr>
@@ -2198,6 +2251,7 @@
           </w:p>
           <w:p>
             <w:pPr>
+              <w:keepNext w:val="false"/>
               <w:spacing w:after="40" w:before="0"/>
               <w:jc w:val="left"/>
             </w:pPr>
@@ -2217,6 +2271,7 @@
           </w:p>
           <w:p>
             <w:pPr>
+              <w:keepNext w:val="false"/>
               <w:spacing w:after="40" w:before="0"/>
               <w:jc w:val="left"/>
             </w:pPr>
@@ -2236,6 +2291,7 @@
           </w:p>
           <w:p>
             <w:pPr>
+              <w:keepNext w:val="false"/>
               <w:spacing w:after="40" w:before="0"/>
               <w:jc w:val="left"/>
             </w:pPr>
@@ -2255,6 +2311,7 @@
           </w:p>
           <w:p>
             <w:pPr>
+              <w:keepNext w:val="false"/>
               <w:spacing w:after="40" w:before="0"/>
               <w:jc w:val="left"/>
             </w:pPr>
@@ -2274,6 +2331,7 @@
           </w:p>
           <w:p>
             <w:pPr>
+              <w:keepNext w:val="false"/>
               <w:spacing w:after="40" w:before="0"/>
               <w:jc w:val="left"/>
             </w:pPr>
@@ -2293,6 +2351,7 @@
           </w:p>
           <w:p>
             <w:pPr>
+              <w:keepNext w:val="false"/>
               <w:spacing w:after="40" w:before="0"/>
               <w:jc w:val="left"/>
             </w:pPr>
@@ -2312,6 +2371,7 @@
           </w:p>
           <w:p>
             <w:pPr>
+              <w:keepNext w:val="false"/>
               <w:spacing w:after="40" w:before="0"/>
               <w:jc w:val="left"/>
             </w:pPr>
@@ -2331,6 +2391,7 @@
           </w:p>
           <w:p>
             <w:pPr>
+              <w:keepNext w:val="false"/>
               <w:spacing w:after="40" w:before="0"/>
               <w:jc w:val="left"/>
             </w:pPr>
@@ -2365,6 +2426,7 @@
           </w:tcPr>
           <w:p>
             <w:pPr>
+              <w:keepNext w:val="false"/>
               <w:spacing w:after="40" w:before="0"/>
               <w:jc w:val="left"/>
             </w:pPr>
@@ -2596,7 +2658,7 @@
         </w:rPr>
         <w:t xml:space="preserve">© 2026 SeaVuria and ARES. This work is licensed under a </w:t>
       </w:r>
-      <w:hyperlink w:history="1" r:id="rIdyzxfjzsgffhdmofteabzv">
+      <w:hyperlink w:history="1" r:id="rIdez98mhuca6srjivcsf2nv">
         <w:r>
           <w:rPr>
             <w:rFonts w:ascii="Arial" w:cs="Arial" w:eastAsia="Arial" w:hAnsi="Arial"/>
@@ -2616,7 +2678,7 @@
         </w:rPr>
         <w:t xml:space="preserve"> (</w:t>
       </w:r>
-      <w:hyperlink w:history="1" r:id="rIdfiuehbytgnle6qkwdwdgh">
+      <w:hyperlink w:history="1" r:id="rIdqkr7v1gejx9eiqw6dh7vp">
         <w:r>
           <w:rPr>
             <w:rFonts w:ascii="Arial" w:cs="Arial" w:eastAsia="Arial" w:hAnsi="Arial"/>
@@ -2636,7 +2698,7 @@
         </w:rPr>
         <w:t xml:space="preserve">). To view a copy of this license, visit </w:t>
       </w:r>
-      <w:hyperlink w:history="1" r:id="rIdihgtldwvcgfqmfgowui3_">
+      <w:hyperlink w:history="1" r:id="rIdzzwx79o0z7c36y6ltjq-o">
         <w:r>
           <w:rPr>
             <w:rFonts w:ascii="Arial" w:cs="Arial" w:eastAsia="Arial" w:hAnsi="Arial"/>
@@ -2695,6 +2757,7 @@
           </w:tcPr>
           <w:p>
             <w:pPr>
+              <w:keepNext w:val="false"/>
               <w:spacing w:after="40" w:before="0"/>
               <w:jc w:val="center"/>
             </w:pPr>
@@ -2730,6 +2793,7 @@
           </w:tcPr>
           <w:p>
             <w:pPr>
+              <w:keepNext w:val="false"/>
               <w:spacing w:after="40" w:before="0"/>
               <w:jc w:val="center"/>
             </w:pPr>
@@ -2764,6 +2828,7 @@
           </w:tcPr>
           <w:p>
             <w:pPr>
+              <w:keepNext w:val="false"/>
               <w:spacing w:after="40" w:before="0"/>
               <w:jc w:val="left"/>
             </w:pPr>
@@ -2796,6 +2861,7 @@
           </w:tcPr>
           <w:p>
             <w:pPr>
+              <w:keepNext w:val="false"/>
               <w:spacing w:after="40" w:before="0"/>
               <w:jc w:val="left"/>
             </w:pPr>
@@ -2830,6 +2896,7 @@
           </w:tcPr>
           <w:p>
             <w:pPr>
+              <w:keepNext w:val="false"/>
               <w:spacing w:after="40" w:before="0"/>
               <w:jc w:val="left"/>
             </w:pPr>
@@ -2862,6 +2929,7 @@
           </w:tcPr>
           <w:p>
             <w:pPr>
+              <w:keepNext w:val="false"/>
               <w:spacing w:after="40" w:before="0"/>
               <w:jc w:val="left"/>
             </w:pPr>
@@ -2896,6 +2964,7 @@
           </w:tcPr>
           <w:p>
             <w:pPr>
+              <w:keepNext w:val="false"/>
               <w:spacing w:after="40" w:before="0"/>
               <w:jc w:val="left"/>
             </w:pPr>
@@ -2928,6 +2997,7 @@
           </w:tcPr>
           <w:p>
             <w:pPr>
+              <w:keepNext w:val="false"/>
               <w:spacing w:after="40" w:before="0"/>
               <w:jc w:val="left"/>
             </w:pPr>
@@ -2962,6 +3032,7 @@
           </w:tcPr>
           <w:p>
             <w:pPr>
+              <w:keepNext w:val="false"/>
               <w:spacing w:after="40" w:before="0"/>
               <w:jc w:val="left"/>
             </w:pPr>
@@ -2994,6 +3065,7 @@
           </w:tcPr>
           <w:p>
             <w:pPr>
+              <w:keepNext w:val="false"/>
               <w:spacing w:after="40" w:before="0"/>
               <w:jc w:val="left"/>
             </w:pPr>
@@ -3028,6 +3100,7 @@
           </w:tcPr>
           <w:p>
             <w:pPr>
+              <w:keepNext w:val="false"/>
               <w:spacing w:after="40" w:before="0"/>
               <w:jc w:val="left"/>
             </w:pPr>
@@ -3060,6 +3133,7 @@
           </w:tcPr>
           <w:p>
             <w:pPr>
+              <w:keepNext w:val="false"/>
               <w:spacing w:after="40" w:before="0"/>
               <w:jc w:val="left"/>
             </w:pPr>
@@ -3094,6 +3168,7 @@
           </w:tcPr>
           <w:p>
             <w:pPr>
+              <w:keepNext w:val="false"/>
               <w:spacing w:after="40" w:before="0"/>
               <w:jc w:val="left"/>
             </w:pPr>
@@ -3126,6 +3201,7 @@
           </w:tcPr>
           <w:p>
             <w:pPr>
+              <w:keepNext w:val="false"/>
               <w:spacing w:after="40" w:before="0"/>
               <w:jc w:val="left"/>
             </w:pPr>
@@ -3160,6 +3236,7 @@
           </w:tcPr>
           <w:p>
             <w:pPr>
+              <w:keepNext w:val="false"/>
               <w:spacing w:after="40" w:before="0"/>
               <w:jc w:val="left"/>
             </w:pPr>
@@ -3192,6 +3269,7 @@
           </w:tcPr>
           <w:p>
             <w:pPr>
+              <w:keepNext w:val="false"/>
               <w:spacing w:after="40" w:before="0"/>
               <w:jc w:val="left"/>
             </w:pPr>
@@ -3226,6 +3304,7 @@
           </w:tcPr>
           <w:p>
             <w:pPr>
+              <w:keepNext w:val="false"/>
               <w:spacing w:after="40" w:before="0"/>
               <w:jc w:val="left"/>
             </w:pPr>
@@ -3258,6 +3337,7 @@
           </w:tcPr>
           <w:p>
             <w:pPr>
+              <w:keepNext w:val="false"/>
               <w:spacing w:after="40" w:before="0"/>
               <w:jc w:val="left"/>
             </w:pPr>
@@ -3317,6 +3397,7 @@
           </w:tcPr>
           <w:p>
             <w:pPr>
+              <w:keepNext w:val="false"/>
               <w:spacing w:after="40" w:before="0"/>
               <w:jc w:val="center"/>
             </w:pPr>
@@ -3351,6 +3432,7 @@
           </w:tcPr>
           <w:p>
             <w:pPr>
+              <w:keepNext w:val="false"/>
               <w:spacing w:after="40" w:before="0"/>
               <w:jc w:val="left"/>
             </w:pPr>
@@ -3415,6 +3497,7 @@
           </w:tcPr>
           <w:p>
             <w:pPr>
+              <w:keepNext w:val="false"/>
               <w:spacing w:after="40" w:before="0"/>
               <w:jc w:val="center"/>
             </w:pPr>
@@ -3449,6 +3532,7 @@
           </w:tcPr>
           <w:p>
             <w:pPr>
+              <w:keepNext w:val="false"/>
               <w:spacing w:after="40" w:before="0"/>
               <w:jc w:val="left"/>
             </w:pPr>
@@ -3481,6 +3565,7 @@
           </w:tcPr>
           <w:p>
             <w:pPr>
+              <w:keepNext w:val="false"/>
               <w:spacing w:after="40" w:before="0"/>
               <w:jc w:val="left"/>
             </w:pPr>
@@ -3513,6 +3598,7 @@
           </w:tcPr>
           <w:p>
             <w:pPr>
+              <w:keepNext w:val="false"/>
               <w:spacing w:after="40" w:before="0"/>
               <w:jc w:val="left"/>
             </w:pPr>
@@ -3545,6 +3631,7 @@
           </w:tcPr>
           <w:p>
             <w:pPr>
+              <w:keepNext w:val="false"/>
               <w:spacing w:after="40" w:before="0"/>
               <w:jc w:val="left"/>
             </w:pPr>
@@ -3577,6 +3664,7 @@
           </w:tcPr>
           <w:p>
             <w:pPr>
+              <w:keepNext w:val="false"/>
               <w:spacing w:after="40" w:before="0"/>
               <w:jc w:val="left"/>
             </w:pPr>
@@ -3611,6 +3699,7 @@
           </w:tcPr>
           <w:p>
             <w:pPr>
+              <w:keepNext w:val="false"/>
               <w:spacing w:after="40" w:before="0"/>
               <w:jc w:val="left"/>
             </w:pPr>
@@ -3665,7 +3754,7 @@
               <w:spacing w:after="10" w:before="0"/>
               <w:ind w:left="120"/>
             </w:pPr>
-            <w:hyperlink w:history="1" r:id="rIdmm1kialq6ykfo5pdvf7gt">
+            <w:hyperlink w:history="1" r:id="rIdvkmc2lf3qo5eh2_c0axg2">
               <w:r>
                 <w:rPr>
                   <w:rFonts w:ascii="Arial" w:cs="Arial" w:eastAsia="Arial" w:hAnsi="Arial"/>
@@ -3742,7 +3831,7 @@
               <w:spacing w:after="10" w:before="0"/>
               <w:ind w:left="120"/>
             </w:pPr>
-            <w:hyperlink w:history="1" r:id="rIdrzct3pgt64gjjwywahiom">
+            <w:hyperlink w:history="1" r:id="rIdsc_ir-hh4oc10aimzq2j_">
               <w:r>
                 <w:rPr>
                   <w:rFonts w:ascii="Arial" w:cs="Arial" w:eastAsia="Arial" w:hAnsi="Arial"/>
@@ -3785,6 +3874,7 @@
           </w:tcPr>
           <w:p>
             <w:pPr>
+              <w:keepNext w:val="false"/>
               <w:spacing w:after="40" w:before="0"/>
               <w:jc w:val="left"/>
             </w:pPr>
@@ -3817,6 +3907,7 @@
           </w:tcPr>
           <w:p>
             <w:pPr>
+              <w:keepNext w:val="false"/>
               <w:spacing w:after="40" w:before="0"/>
               <w:jc w:val="left"/>
             </w:pPr>
@@ -3849,6 +3940,7 @@
           </w:tcPr>
           <w:p>
             <w:pPr>
+              <w:keepNext w:val="false"/>
               <w:spacing w:after="40" w:before="0"/>
               <w:jc w:val="left"/>
             </w:pPr>
@@ -3881,6 +3973,7 @@
           </w:tcPr>
           <w:p>
             <w:pPr>
+              <w:keepNext w:val="false"/>
               <w:spacing w:after="40" w:before="0"/>
               <w:jc w:val="left"/>
             </w:pPr>
@@ -3915,6 +4008,7 @@
           </w:tcPr>
           <w:p>
             <w:pPr>
+              <w:keepNext w:val="false"/>
               <w:spacing w:after="40" w:before="0"/>
               <w:jc w:val="left"/>
             </w:pPr>
@@ -3969,7 +4063,7 @@
               <w:spacing w:after="10" w:before="0"/>
               <w:ind w:left="120"/>
             </w:pPr>
-            <w:hyperlink w:history="1" r:id="rIdwfdpzaxuawpyizfyxnsip">
+            <w:hyperlink w:history="1" r:id="rId_qbpe0-uzcjfqy-wbt5o5">
               <w:r>
                 <w:rPr>
                   <w:rFonts w:ascii="Arial" w:cs="Arial" w:eastAsia="Arial" w:hAnsi="Arial"/>
@@ -4046,7 +4140,7 @@
               <w:spacing w:after="10" w:before="0"/>
               <w:ind w:left="120"/>
             </w:pPr>
-            <w:hyperlink w:history="1" r:id="rIdu_wadyihphouwjxwi2wje">
+            <w:hyperlink w:history="1" r:id="rIdqa4cqalhjgw136s9cr_qz">
               <w:r>
                 <w:rPr>
                   <w:rFonts w:ascii="Arial" w:cs="Arial" w:eastAsia="Arial" w:hAnsi="Arial"/>
@@ -4089,6 +4183,7 @@
           </w:tcPr>
           <w:p>
             <w:pPr>
+              <w:keepNext w:val="false"/>
               <w:spacing w:after="40" w:before="0"/>
               <w:jc w:val="left"/>
             </w:pPr>
@@ -4121,6 +4216,7 @@
           </w:tcPr>
           <w:p>
             <w:pPr>
+              <w:keepNext w:val="false"/>
               <w:spacing w:after="40" w:before="0"/>
               <w:jc w:val="left"/>
             </w:pPr>
@@ -4153,6 +4249,7 @@
           </w:tcPr>
           <w:p>
             <w:pPr>
+              <w:keepNext w:val="false"/>
               <w:spacing w:after="40" w:before="0"/>
               <w:jc w:val="left"/>
             </w:pPr>
@@ -4185,6 +4282,7 @@
           </w:tcPr>
           <w:p>
             <w:pPr>
+              <w:keepNext w:val="false"/>
               <w:spacing w:after="40" w:before="0"/>
               <w:jc w:val="left"/>
             </w:pPr>
@@ -4219,6 +4317,7 @@
           </w:tcPr>
           <w:p>
             <w:pPr>
+              <w:keepNext w:val="false"/>
               <w:spacing w:after="40" w:before="0"/>
               <w:jc w:val="left"/>
             </w:pPr>
@@ -4273,7 +4372,7 @@
               <w:spacing w:after="10" w:before="0"/>
               <w:ind w:left="120"/>
             </w:pPr>
-            <w:hyperlink w:history="1" r:id="rIdkkezehtvws79m_6ikblai">
+            <w:hyperlink w:history="1" r:id="rId4u2n8vf0xgefsodfnjteu">
               <w:r>
                 <w:rPr>
                   <w:rFonts w:ascii="Arial" w:cs="Arial" w:eastAsia="Arial" w:hAnsi="Arial"/>
@@ -4350,7 +4449,7 @@
               <w:spacing w:after="10" w:before="0"/>
               <w:ind w:left="120"/>
             </w:pPr>
-            <w:hyperlink w:history="1" r:id="rIdlb1z-mpwagween0icvbfx">
+            <w:hyperlink w:history="1" r:id="rIdao0vaz7ccc_kekjojf-ij">
               <w:r>
                 <w:rPr>
                   <w:rFonts w:ascii="Arial" w:cs="Arial" w:eastAsia="Arial" w:hAnsi="Arial"/>
@@ -4393,6 +4492,7 @@
           </w:tcPr>
           <w:p>
             <w:pPr>
+              <w:keepNext w:val="false"/>
               <w:spacing w:after="40" w:before="0"/>
               <w:jc w:val="left"/>
             </w:pPr>
@@ -4425,6 +4525,7 @@
           </w:tcPr>
           <w:p>
             <w:pPr>
+              <w:keepNext w:val="false"/>
               <w:spacing w:after="40" w:before="0"/>
               <w:jc w:val="left"/>
             </w:pPr>
@@ -4457,6 +4558,7 @@
           </w:tcPr>
           <w:p>
             <w:pPr>
+              <w:keepNext w:val="false"/>
               <w:spacing w:after="40" w:before="0"/>
               <w:jc w:val="left"/>
             </w:pPr>
@@ -4489,6 +4591,7 @@
           </w:tcPr>
           <w:p>
             <w:pPr>
+              <w:keepNext w:val="false"/>
               <w:spacing w:after="40" w:before="0"/>
               <w:jc w:val="left"/>
             </w:pPr>
@@ -4523,6 +4626,7 @@
           </w:tcPr>
           <w:p>
             <w:pPr>
+              <w:keepNext w:val="false"/>
               <w:spacing w:after="40" w:before="0"/>
               <w:jc w:val="left"/>
             </w:pPr>
@@ -4577,7 +4681,7 @@
               <w:spacing w:after="10" w:before="0"/>
               <w:ind w:left="120"/>
             </w:pPr>
-            <w:hyperlink w:history="1" r:id="rIdo1eg9ri7llda1fnuxy2jq">
+            <w:hyperlink w:history="1" r:id="rIdoslpjw5tfstyqzonu1dcd">
               <w:r>
                 <w:rPr>
                   <w:rFonts w:ascii="Arial" w:cs="Arial" w:eastAsia="Arial" w:hAnsi="Arial"/>
@@ -4654,7 +4758,7 @@
               <w:spacing w:after="10" w:before="0"/>
               <w:ind w:left="120"/>
             </w:pPr>
-            <w:hyperlink w:history="1" r:id="rIdxeemxbz2rktesg7tcbrh7">
+            <w:hyperlink w:history="1" r:id="rIdrahzp70cojdgimgixnbmr">
               <w:r>
                 <w:rPr>
                   <w:rFonts w:ascii="Arial" w:cs="Arial" w:eastAsia="Arial" w:hAnsi="Arial"/>
@@ -4697,6 +4801,7 @@
           </w:tcPr>
           <w:p>
             <w:pPr>
+              <w:keepNext w:val="false"/>
               <w:spacing w:after="40" w:before="0"/>
               <w:jc w:val="left"/>
             </w:pPr>
@@ -4729,6 +4834,7 @@
           </w:tcPr>
           <w:p>
             <w:pPr>
+              <w:keepNext w:val="false"/>
               <w:spacing w:after="40" w:before="0"/>
               <w:jc w:val="left"/>
             </w:pPr>
@@ -4761,6 +4867,7 @@
           </w:tcPr>
           <w:p>
             <w:pPr>
+              <w:keepNext w:val="false"/>
               <w:spacing w:after="40" w:before="0"/>
               <w:jc w:val="left"/>
             </w:pPr>
@@ -4793,6 +4900,7 @@
           </w:tcPr>
           <w:p>
             <w:pPr>
+              <w:keepNext w:val="false"/>
               <w:spacing w:after="40" w:before="0"/>
               <w:jc w:val="left"/>
             </w:pPr>
@@ -4827,6 +4935,7 @@
           </w:tcPr>
           <w:p>
             <w:pPr>
+              <w:keepNext w:val="false"/>
               <w:spacing w:after="40" w:before="0"/>
               <w:jc w:val="left"/>
             </w:pPr>
@@ -4881,7 +4990,7 @@
               <w:spacing w:after="10" w:before="0"/>
               <w:ind w:left="120"/>
             </w:pPr>
-            <w:hyperlink w:history="1" r:id="rId3cwchrtut3tri9vcgsoe-">
+            <w:hyperlink w:history="1" r:id="rIdyunjin3vksdh20ynlc0ar">
               <w:r>
                 <w:rPr>
                   <w:rFonts w:ascii="Arial" w:cs="Arial" w:eastAsia="Arial" w:hAnsi="Arial"/>
@@ -4958,7 +5067,7 @@
               <w:spacing w:after="10" w:before="0"/>
               <w:ind w:left="120"/>
             </w:pPr>
-            <w:hyperlink w:history="1" r:id="rIdcl4g5pepm5wfi6n5rx92z">
+            <w:hyperlink w:history="1" r:id="rIdqjic5z6n79b6kbraqyuab">
               <w:r>
                 <w:rPr>
                   <w:rFonts w:ascii="Arial" w:cs="Arial" w:eastAsia="Arial" w:hAnsi="Arial"/>
@@ -5001,6 +5110,7 @@
           </w:tcPr>
           <w:p>
             <w:pPr>
+              <w:keepNext w:val="false"/>
               <w:spacing w:after="40" w:before="0"/>
               <w:jc w:val="left"/>
             </w:pPr>
@@ -5033,6 +5143,7 @@
           </w:tcPr>
           <w:p>
             <w:pPr>
+              <w:keepNext w:val="false"/>
               <w:spacing w:after="40" w:before="0"/>
               <w:jc w:val="left"/>
             </w:pPr>
@@ -5065,6 +5176,7 @@
           </w:tcPr>
           <w:p>
             <w:pPr>
+              <w:keepNext w:val="false"/>
               <w:spacing w:after="40" w:before="0"/>
               <w:jc w:val="left"/>
             </w:pPr>
@@ -5097,6 +5209,7 @@
           </w:tcPr>
           <w:p>
             <w:pPr>
+              <w:keepNext w:val="false"/>
               <w:spacing w:after="40" w:before="0"/>
               <w:jc w:val="left"/>
             </w:pPr>
@@ -5156,6 +5269,7 @@
           </w:tcPr>
           <w:p>
             <w:pPr>
+              <w:keepNext w:val="false"/>
               <w:spacing w:after="40" w:before="0"/>
               <w:jc w:val="center"/>
             </w:pPr>
@@ -5190,6 +5304,7 @@
           </w:tcPr>
           <w:p>
             <w:pPr>
+              <w:keepNext w:val="false"/>
               <w:spacing w:after="40" w:before="0"/>
               <w:jc w:val="left"/>
             </w:pPr>
@@ -5251,6 +5366,7 @@
           </w:tcPr>
           <w:p>
             <w:pPr>
+              <w:keepNext w:val="false"/>
               <w:spacing w:after="40" w:before="0"/>
               <w:jc w:val="center"/>
             </w:pPr>
@@ -5285,6 +5401,7 @@
           </w:tcPr>
           <w:p>
             <w:pPr>
+              <w:keepNext w:val="false"/>
               <w:spacing w:after="40" w:before="0"/>
               <w:jc w:val="left"/>
             </w:pPr>
@@ -5317,6 +5434,7 @@
           </w:tcPr>
           <w:p>
             <w:pPr>
+              <w:keepNext w:val="false"/>
               <w:spacing w:after="40" w:before="0"/>
               <w:jc w:val="left"/>
             </w:pPr>
@@ -5351,6 +5469,7 @@
           </w:tcPr>
           <w:p>
             <w:pPr>
+              <w:keepNext w:val="false"/>
               <w:spacing w:after="40" w:before="0"/>
               <w:jc w:val="left"/>
             </w:pPr>
@@ -5383,6 +5502,7 @@
           </w:tcPr>
           <w:p>
             <w:pPr>
+              <w:keepNext w:val="false"/>
               <w:spacing w:after="40" w:before="0"/>
               <w:jc w:val="left"/>
             </w:pPr>
@@ -5417,6 +5537,7 @@
           </w:tcPr>
           <w:p>
             <w:pPr>
+              <w:keepNext w:val="false"/>
               <w:spacing w:after="40" w:before="0"/>
               <w:jc w:val="left"/>
             </w:pPr>
@@ -5449,6 +5570,7 @@
           </w:tcPr>
           <w:p>
             <w:pPr>
+              <w:keepNext w:val="false"/>
               <w:spacing w:after="40" w:before="0"/>
               <w:jc w:val="left"/>
             </w:pPr>
@@ -5485,7 +5607,7 @@
         </w:rPr>
         <w:t xml:space="preserve">© 2026 SeaVuria and ARES. Aligned with KICD objectives. Developed by SeaVuria; technical implementation by ARES (with AI assistance from Claude). Licensed under </w:t>
       </w:r>
-      <w:hyperlink w:history="1" r:id="rIdaaztaucvj86nj2uvxsqtg">
+      <w:hyperlink w:history="1" r:id="rIdc5lxnaaa1m45fube-sqc6">
         <w:r>
           <w:rPr>
             <w:rFonts w:ascii="Arial" w:cs="Arial" w:eastAsia="Arial" w:hAnsi="Arial"/>
@@ -5506,7 +5628,7 @@
         </w:rPr>
         <w:t xml:space="preserve"> (</w:t>
       </w:r>
-      <w:hyperlink w:history="1" r:id="rIdluvycobmrcge2zmk9zz5z">
+      <w:hyperlink w:history="1" r:id="rIdms5i5ttomc2ivpujo0y-p">
         <w:r>
           <w:rPr>
             <w:rFonts w:ascii="Arial" w:cs="Arial" w:eastAsia="Arial" w:hAnsi="Arial"/>
@@ -5566,6 +5688,7 @@
           </w:tcPr>
           <w:p>
             <w:pPr>
+              <w:keepNext w:val="false"/>
               <w:spacing w:after="40" w:before="0"/>
               <w:jc w:val="center"/>
             </w:pPr>
@@ -5601,6 +5724,7 @@
           </w:tcPr>
           <w:p>
             <w:pPr>
+              <w:keepNext w:val="false"/>
               <w:spacing w:after="40" w:before="0"/>
               <w:jc w:val="center"/>
             </w:pPr>
@@ -5635,6 +5759,7 @@
           </w:tcPr>
           <w:p>
             <w:pPr>
+              <w:keepNext w:val="false"/>
               <w:spacing w:after="40" w:before="0"/>
               <w:jc w:val="left"/>
             </w:pPr>
@@ -5667,6 +5792,7 @@
           </w:tcPr>
           <w:p>
             <w:pPr>
+              <w:keepNext w:val="false"/>
               <w:spacing w:after="40" w:before="0"/>
               <w:jc w:val="left"/>
             </w:pPr>
@@ -5701,6 +5827,7 @@
           </w:tcPr>
           <w:p>
             <w:pPr>
+              <w:keepNext w:val="false"/>
               <w:spacing w:after="40" w:before="0"/>
               <w:jc w:val="left"/>
             </w:pPr>
@@ -5733,6 +5860,7 @@
           </w:tcPr>
           <w:p>
             <w:pPr>
+              <w:keepNext w:val="false"/>
               <w:spacing w:after="40" w:before="0"/>
               <w:jc w:val="left"/>
             </w:pPr>
@@ -5767,6 +5895,7 @@
           </w:tcPr>
           <w:p>
             <w:pPr>
+              <w:keepNext w:val="false"/>
               <w:spacing w:after="40" w:before="0"/>
               <w:jc w:val="left"/>
             </w:pPr>
@@ -5799,6 +5928,7 @@
           </w:tcPr>
           <w:p>
             <w:pPr>
+              <w:keepNext w:val="false"/>
               <w:spacing w:after="40" w:before="0"/>
               <w:jc w:val="left"/>
             </w:pPr>
@@ -5833,6 +5963,7 @@
           </w:tcPr>
           <w:p>
             <w:pPr>
+              <w:keepNext w:val="false"/>
               <w:spacing w:after="40" w:before="0"/>
               <w:jc w:val="left"/>
             </w:pPr>
@@ -5865,6 +5996,7 @@
           </w:tcPr>
           <w:p>
             <w:pPr>
+              <w:keepNext w:val="false"/>
               <w:spacing w:after="40" w:before="0"/>
               <w:jc w:val="left"/>
             </w:pPr>
@@ -5899,6 +6031,7 @@
           </w:tcPr>
           <w:p>
             <w:pPr>
+              <w:keepNext w:val="false"/>
               <w:spacing w:after="40" w:before="0"/>
               <w:jc w:val="left"/>
             </w:pPr>
@@ -5931,6 +6064,7 @@
           </w:tcPr>
           <w:p>
             <w:pPr>
+              <w:keepNext w:val="false"/>
               <w:spacing w:after="40" w:before="0"/>
               <w:jc w:val="left"/>
             </w:pPr>
@@ -5965,6 +6099,7 @@
           </w:tcPr>
           <w:p>
             <w:pPr>
+              <w:keepNext w:val="false"/>
               <w:spacing w:after="40" w:before="0"/>
               <w:jc w:val="left"/>
             </w:pPr>
@@ -5997,6 +6132,7 @@
           </w:tcPr>
           <w:p>
             <w:pPr>
+              <w:keepNext w:val="false"/>
               <w:spacing w:after="40" w:before="0"/>
               <w:jc w:val="left"/>
             </w:pPr>
@@ -6031,6 +6167,7 @@
           </w:tcPr>
           <w:p>
             <w:pPr>
+              <w:keepNext w:val="false"/>
               <w:spacing w:after="40" w:before="0"/>
               <w:jc w:val="left"/>
             </w:pPr>
@@ -6063,6 +6200,7 @@
           </w:tcPr>
           <w:p>
             <w:pPr>
+              <w:keepNext w:val="false"/>
               <w:spacing w:after="40" w:before="0"/>
               <w:jc w:val="left"/>
             </w:pPr>
@@ -6097,6 +6235,7 @@
           </w:tcPr>
           <w:p>
             <w:pPr>
+              <w:keepNext w:val="false"/>
               <w:spacing w:after="40" w:before="0"/>
               <w:jc w:val="left"/>
             </w:pPr>
@@ -6129,6 +6268,7 @@
           </w:tcPr>
           <w:p>
             <w:pPr>
+              <w:keepNext w:val="false"/>
               <w:spacing w:after="40" w:before="0"/>
               <w:jc w:val="left"/>
             </w:pPr>
@@ -6188,6 +6328,7 @@
           </w:tcPr>
           <w:p>
             <w:pPr>
+              <w:keepNext w:val="false"/>
               <w:spacing w:after="40" w:before="0"/>
               <w:jc w:val="center"/>
             </w:pPr>
@@ -6222,6 +6363,7 @@
           </w:tcPr>
           <w:p>
             <w:pPr>
+              <w:keepNext w:val="false"/>
               <w:spacing w:after="40" w:before="0"/>
               <w:jc w:val="left"/>
             </w:pPr>
@@ -6286,6 +6428,7 @@
           </w:tcPr>
           <w:p>
             <w:pPr>
+              <w:keepNext w:val="false"/>
               <w:spacing w:after="40" w:before="0"/>
               <w:jc w:val="center"/>
             </w:pPr>
@@ -6320,6 +6463,7 @@
           </w:tcPr>
           <w:p>
             <w:pPr>
+              <w:keepNext w:val="false"/>
               <w:spacing w:after="40" w:before="0"/>
               <w:jc w:val="left"/>
             </w:pPr>
@@ -6352,6 +6496,7 @@
           </w:tcPr>
           <w:p>
             <w:pPr>
+              <w:keepNext w:val="false"/>
               <w:spacing w:after="40" w:before="0"/>
               <w:jc w:val="left"/>
             </w:pPr>
@@ -6384,6 +6529,7 @@
           </w:tcPr>
           <w:p>
             <w:pPr>
+              <w:keepNext w:val="false"/>
               <w:spacing w:after="40" w:before="0"/>
               <w:jc w:val="left"/>
             </w:pPr>
@@ -6416,6 +6562,7 @@
           </w:tcPr>
           <w:p>
             <w:pPr>
+              <w:keepNext w:val="false"/>
               <w:spacing w:after="40" w:before="0"/>
               <w:jc w:val="left"/>
             </w:pPr>
@@ -6448,6 +6595,7 @@
           </w:tcPr>
           <w:p>
             <w:pPr>
+              <w:keepNext w:val="false"/>
               <w:spacing w:after="40" w:before="0"/>
               <w:jc w:val="left"/>
             </w:pPr>
@@ -6482,6 +6630,7 @@
           </w:tcPr>
           <w:p>
             <w:pPr>
+              <w:keepNext w:val="false"/>
               <w:spacing w:after="40" w:before="0"/>
               <w:jc w:val="left"/>
             </w:pPr>
@@ -6536,7 +6685,7 @@
               <w:spacing w:after="10" w:before="0"/>
               <w:ind w:left="120"/>
             </w:pPr>
-            <w:hyperlink w:history="1" r:id="rIdbwc6v4sd-7gpnvhig6zyb">
+            <w:hyperlink w:history="1" r:id="rIdgtg0tjsfmjxr2mk9wjbyk">
               <w:r>
                 <w:rPr>
                   <w:rFonts w:ascii="Arial" w:cs="Arial" w:eastAsia="Arial" w:hAnsi="Arial"/>
@@ -6613,7 +6762,7 @@
               <w:spacing w:after="10" w:before="0"/>
               <w:ind w:left="120"/>
             </w:pPr>
-            <w:hyperlink w:history="1" r:id="rIdlp_qak1xiwnct7osbbspw">
+            <w:hyperlink w:history="1" r:id="rIdikt65vstcbjz6tuu78p7x">
               <w:r>
                 <w:rPr>
                   <w:rFonts w:ascii="Arial" w:cs="Arial" w:eastAsia="Arial" w:hAnsi="Arial"/>
@@ -6656,6 +6805,7 @@
           </w:tcPr>
           <w:p>
             <w:pPr>
+              <w:keepNext w:val="false"/>
               <w:spacing w:after="40" w:before="0"/>
               <w:jc w:val="left"/>
             </w:pPr>
@@ -6688,6 +6838,7 @@
           </w:tcPr>
           <w:p>
             <w:pPr>
+              <w:keepNext w:val="false"/>
               <w:spacing w:after="40" w:before="0"/>
               <w:jc w:val="left"/>
             </w:pPr>
@@ -6720,6 +6871,7 @@
           </w:tcPr>
           <w:p>
             <w:pPr>
+              <w:keepNext w:val="false"/>
               <w:spacing w:after="40" w:before="0"/>
               <w:jc w:val="left"/>
             </w:pPr>
@@ -6752,6 +6904,7 @@
           </w:tcPr>
           <w:p>
             <w:pPr>
+              <w:keepNext w:val="false"/>
               <w:spacing w:after="40" w:before="0"/>
               <w:jc w:val="left"/>
             </w:pPr>
@@ -6786,6 +6939,7 @@
           </w:tcPr>
           <w:p>
             <w:pPr>
+              <w:keepNext w:val="false"/>
               <w:spacing w:after="40" w:before="0"/>
               <w:jc w:val="left"/>
             </w:pPr>
@@ -6840,7 +6994,7 @@
               <w:spacing w:after="10" w:before="0"/>
               <w:ind w:left="120"/>
             </w:pPr>
-            <w:hyperlink w:history="1" r:id="rIdwkkyjxbz0fnveccjh85er">
+            <w:hyperlink w:history="1" r:id="rIdhlkx8xbqtyto3dvltmqde">
               <w:r>
                 <w:rPr>
                   <w:rFonts w:ascii="Arial" w:cs="Arial" w:eastAsia="Arial" w:hAnsi="Arial"/>
@@ -6917,7 +7071,7 @@
               <w:spacing w:after="10" w:before="0"/>
               <w:ind w:left="120"/>
             </w:pPr>
-            <w:hyperlink w:history="1" r:id="rIdo0olgpxoim8qso7y2so1t">
+            <w:hyperlink w:history="1" r:id="rIdacnz5gjsynycewr1trlbu">
               <w:r>
                 <w:rPr>
                   <w:rFonts w:ascii="Arial" w:cs="Arial" w:eastAsia="Arial" w:hAnsi="Arial"/>
@@ -6960,6 +7114,7 @@
           </w:tcPr>
           <w:p>
             <w:pPr>
+              <w:keepNext w:val="false"/>
               <w:spacing w:after="40" w:before="0"/>
               <w:jc w:val="left"/>
             </w:pPr>
@@ -6992,6 +7147,7 @@
           </w:tcPr>
           <w:p>
             <w:pPr>
+              <w:keepNext w:val="false"/>
               <w:spacing w:after="40" w:before="0"/>
               <w:jc w:val="left"/>
             </w:pPr>
@@ -7024,6 +7180,7 @@
           </w:tcPr>
           <w:p>
             <w:pPr>
+              <w:keepNext w:val="false"/>
               <w:spacing w:after="40" w:before="0"/>
               <w:jc w:val="left"/>
             </w:pPr>
@@ -7056,6 +7213,7 @@
           </w:tcPr>
           <w:p>
             <w:pPr>
+              <w:keepNext w:val="false"/>
               <w:spacing w:after="40" w:before="0"/>
               <w:jc w:val="left"/>
             </w:pPr>
@@ -7090,6 +7248,7 @@
           </w:tcPr>
           <w:p>
             <w:pPr>
+              <w:keepNext w:val="false"/>
               <w:spacing w:after="40" w:before="0"/>
               <w:jc w:val="left"/>
             </w:pPr>
@@ -7144,7 +7303,7 @@
               <w:spacing w:after="10" w:before="0"/>
               <w:ind w:left="120"/>
             </w:pPr>
-            <w:hyperlink w:history="1" r:id="rIdpigfudkgklqdu6l7yp0ea">
+            <w:hyperlink w:history="1" r:id="rIdiqtbdrcxx95gc8s-tyuxc">
               <w:r>
                 <w:rPr>
                   <w:rFonts w:ascii="Arial" w:cs="Arial" w:eastAsia="Arial" w:hAnsi="Arial"/>
@@ -7221,7 +7380,7 @@
               <w:spacing w:after="10" w:before="0"/>
               <w:ind w:left="120"/>
             </w:pPr>
-            <w:hyperlink w:history="1" r:id="rIds8c2w3e-kr85nwpxyrebw">
+            <w:hyperlink w:history="1" r:id="rIda5e2pvt_6eylg6wueuqnf">
               <w:r>
                 <w:rPr>
                   <w:rFonts w:ascii="Arial" w:cs="Arial" w:eastAsia="Arial" w:hAnsi="Arial"/>
@@ -7264,6 +7423,7 @@
           </w:tcPr>
           <w:p>
             <w:pPr>
+              <w:keepNext w:val="false"/>
               <w:spacing w:after="40" w:before="0"/>
               <w:jc w:val="left"/>
             </w:pPr>
@@ -7296,6 +7456,7 @@
           </w:tcPr>
           <w:p>
             <w:pPr>
+              <w:keepNext w:val="false"/>
               <w:spacing w:after="40" w:before="0"/>
               <w:jc w:val="left"/>
             </w:pPr>
@@ -7328,6 +7489,7 @@
           </w:tcPr>
           <w:p>
             <w:pPr>
+              <w:keepNext w:val="false"/>
               <w:spacing w:after="40" w:before="0"/>
               <w:jc w:val="left"/>
             </w:pPr>
@@ -7360,6 +7522,7 @@
           </w:tcPr>
           <w:p>
             <w:pPr>
+              <w:keepNext w:val="false"/>
               <w:spacing w:after="40" w:before="0"/>
               <w:jc w:val="left"/>
             </w:pPr>
@@ -7394,6 +7557,7 @@
           </w:tcPr>
           <w:p>
             <w:pPr>
+              <w:keepNext w:val="false"/>
               <w:spacing w:after="40" w:before="0"/>
               <w:jc w:val="left"/>
             </w:pPr>
@@ -7448,7 +7612,7 @@
               <w:spacing w:after="10" w:before="0"/>
               <w:ind w:left="120"/>
             </w:pPr>
-            <w:hyperlink w:history="1" r:id="rIdrh1ksaiyvd4wm1dzhgnxv">
+            <w:hyperlink w:history="1" r:id="rIdhyn-4aea8oew0ahamawnz">
               <w:r>
                 <w:rPr>
                   <w:rFonts w:ascii="Arial" w:cs="Arial" w:eastAsia="Arial" w:hAnsi="Arial"/>
@@ -7525,7 +7689,7 @@
               <w:spacing w:after="10" w:before="0"/>
               <w:ind w:left="120"/>
             </w:pPr>
-            <w:hyperlink w:history="1" r:id="rIdvzbi2lce-1lfjf2bcv-r8">
+            <w:hyperlink w:history="1" r:id="rIdj_achkxsv_ycgutuxjd8x">
               <w:r>
                 <w:rPr>
                   <w:rFonts w:ascii="Arial" w:cs="Arial" w:eastAsia="Arial" w:hAnsi="Arial"/>
@@ -7568,6 +7732,7 @@
           </w:tcPr>
           <w:p>
             <w:pPr>
+              <w:keepNext w:val="false"/>
               <w:spacing w:after="40" w:before="0"/>
               <w:jc w:val="left"/>
             </w:pPr>
@@ -7600,6 +7765,7 @@
           </w:tcPr>
           <w:p>
             <w:pPr>
+              <w:keepNext w:val="false"/>
               <w:spacing w:after="40" w:before="0"/>
               <w:jc w:val="left"/>
             </w:pPr>
@@ -7632,6 +7798,7 @@
           </w:tcPr>
           <w:p>
             <w:pPr>
+              <w:keepNext w:val="false"/>
               <w:spacing w:after="40" w:before="0"/>
               <w:jc w:val="left"/>
             </w:pPr>
@@ -7664,6 +7831,7 @@
           </w:tcPr>
           <w:p>
             <w:pPr>
+              <w:keepNext w:val="false"/>
               <w:spacing w:after="40" w:before="0"/>
               <w:jc w:val="left"/>
             </w:pPr>
@@ -7698,6 +7866,7 @@
           </w:tcPr>
           <w:p>
             <w:pPr>
+              <w:keepNext w:val="false"/>
               <w:spacing w:after="40" w:before="0"/>
               <w:jc w:val="left"/>
             </w:pPr>
@@ -7752,7 +7921,7 @@
               <w:spacing w:after="10" w:before="0"/>
               <w:ind w:left="120"/>
             </w:pPr>
-            <w:hyperlink w:history="1" r:id="rIdcx-vgmr5oqfd7yjz8nhx7">
+            <w:hyperlink w:history="1" r:id="rIdqolki0jdbvshzcg1xdrbr">
               <w:r>
                 <w:rPr>
                   <w:rFonts w:ascii="Arial" w:cs="Arial" w:eastAsia="Arial" w:hAnsi="Arial"/>
@@ -7829,7 +7998,7 @@
               <w:spacing w:after="10" w:before="0"/>
               <w:ind w:left="120"/>
             </w:pPr>
-            <w:hyperlink w:history="1" r:id="rIdooqdhcpcssat1yheeh18z">
+            <w:hyperlink w:history="1" r:id="rIdxkingchnkbmpbsxwdnoek">
               <w:r>
                 <w:rPr>
                   <w:rFonts w:ascii="Arial" w:cs="Arial" w:eastAsia="Arial" w:hAnsi="Arial"/>
@@ -7872,6 +8041,7 @@
           </w:tcPr>
           <w:p>
             <w:pPr>
+              <w:keepNext w:val="false"/>
               <w:spacing w:after="40" w:before="0"/>
               <w:jc w:val="left"/>
             </w:pPr>
@@ -7904,6 +8074,7 @@
           </w:tcPr>
           <w:p>
             <w:pPr>
+              <w:keepNext w:val="false"/>
               <w:spacing w:after="40" w:before="0"/>
               <w:jc w:val="left"/>
             </w:pPr>
@@ -7936,6 +8107,7 @@
           </w:tcPr>
           <w:p>
             <w:pPr>
+              <w:keepNext w:val="false"/>
               <w:spacing w:after="40" w:before="0"/>
               <w:jc w:val="left"/>
             </w:pPr>
@@ -7968,6 +8140,7 @@
           </w:tcPr>
           <w:p>
             <w:pPr>
+              <w:keepNext w:val="false"/>
               <w:spacing w:after="40" w:before="0"/>
               <w:jc w:val="left"/>
             </w:pPr>
@@ -8027,6 +8200,7 @@
           </w:tcPr>
           <w:p>
             <w:pPr>
+              <w:keepNext w:val="false"/>
               <w:spacing w:after="40" w:before="0"/>
               <w:jc w:val="center"/>
             </w:pPr>
@@ -8061,6 +8235,7 @@
           </w:tcPr>
           <w:p>
             <w:pPr>
+              <w:keepNext w:val="false"/>
               <w:spacing w:after="40" w:before="0"/>
               <w:jc w:val="left"/>
             </w:pPr>
@@ -8122,6 +8297,7 @@
           </w:tcPr>
           <w:p>
             <w:pPr>
+              <w:keepNext w:val="false"/>
               <w:spacing w:after="40" w:before="0"/>
               <w:jc w:val="center"/>
             </w:pPr>
@@ -8156,6 +8332,7 @@
           </w:tcPr>
           <w:p>
             <w:pPr>
+              <w:keepNext w:val="false"/>
               <w:spacing w:after="40" w:before="0"/>
               <w:jc w:val="left"/>
             </w:pPr>
@@ -8188,6 +8365,7 @@
           </w:tcPr>
           <w:p>
             <w:pPr>
+              <w:keepNext w:val="false"/>
               <w:spacing w:after="40" w:before="0"/>
               <w:jc w:val="left"/>
             </w:pPr>
@@ -8222,6 +8400,7 @@
           </w:tcPr>
           <w:p>
             <w:pPr>
+              <w:keepNext w:val="false"/>
               <w:spacing w:after="40" w:before="0"/>
               <w:jc w:val="left"/>
             </w:pPr>
@@ -8254,6 +8433,7 @@
           </w:tcPr>
           <w:p>
             <w:pPr>
+              <w:keepNext w:val="false"/>
               <w:spacing w:after="40" w:before="0"/>
               <w:jc w:val="left"/>
             </w:pPr>
@@ -8288,6 +8468,7 @@
           </w:tcPr>
           <w:p>
             <w:pPr>
+              <w:keepNext w:val="false"/>
               <w:spacing w:after="40" w:before="0"/>
               <w:jc w:val="left"/>
             </w:pPr>
@@ -8320,6 +8501,7 @@
           </w:tcPr>
           <w:p>
             <w:pPr>
+              <w:keepNext w:val="false"/>
               <w:spacing w:after="40" w:before="0"/>
               <w:jc w:val="left"/>
             </w:pPr>
@@ -8356,7 +8538,7 @@
         </w:rPr>
         <w:t xml:space="preserve">© 2026 SeaVuria and ARES. Aligned with KICD objectives. Developed by SeaVuria; technical implementation by ARES (with AI assistance from Claude). Licensed under </w:t>
       </w:r>
-      <w:hyperlink w:history="1" r:id="rId9dlz9jhuetcdtsj0hnsj0">
+      <w:hyperlink w:history="1" r:id="rIdlypgap71q2zpatpctvibp">
         <w:r>
           <w:rPr>
             <w:rFonts w:ascii="Arial" w:cs="Arial" w:eastAsia="Arial" w:hAnsi="Arial"/>
@@ -8377,7 +8559,7 @@
         </w:rPr>
         <w:t xml:space="preserve"> (</w:t>
       </w:r>
-      <w:hyperlink w:history="1" r:id="rIdvcqwztgorculooisgq8y2">
+      <w:hyperlink w:history="1" r:id="rIdbf-tykleplxeuyhwq9d6p">
         <w:r>
           <w:rPr>
             <w:rFonts w:ascii="Arial" w:cs="Arial" w:eastAsia="Arial" w:hAnsi="Arial"/>
@@ -8437,6 +8619,7 @@
           </w:tcPr>
           <w:p>
             <w:pPr>
+              <w:keepNext w:val="false"/>
               <w:spacing w:after="40" w:before="0"/>
               <w:jc w:val="center"/>
             </w:pPr>
@@ -8472,6 +8655,7 @@
           </w:tcPr>
           <w:p>
             <w:pPr>
+              <w:keepNext w:val="false"/>
               <w:spacing w:after="40" w:before="0"/>
               <w:jc w:val="center"/>
             </w:pPr>
@@ -8506,6 +8690,7 @@
           </w:tcPr>
           <w:p>
             <w:pPr>
+              <w:keepNext w:val="false"/>
               <w:spacing w:after="40" w:before="0"/>
               <w:jc w:val="left"/>
             </w:pPr>
@@ -8538,6 +8723,7 @@
           </w:tcPr>
           <w:p>
             <w:pPr>
+              <w:keepNext w:val="false"/>
               <w:spacing w:after="40" w:before="0"/>
               <w:jc w:val="left"/>
             </w:pPr>
@@ -8572,6 +8758,7 @@
           </w:tcPr>
           <w:p>
             <w:pPr>
+              <w:keepNext w:val="false"/>
               <w:spacing w:after="40" w:before="0"/>
               <w:jc w:val="left"/>
             </w:pPr>
@@ -8604,6 +8791,7 @@
           </w:tcPr>
           <w:p>
             <w:pPr>
+              <w:keepNext w:val="false"/>
               <w:spacing w:after="40" w:before="0"/>
               <w:jc w:val="left"/>
             </w:pPr>
@@ -8638,6 +8826,7 @@
           </w:tcPr>
           <w:p>
             <w:pPr>
+              <w:keepNext w:val="false"/>
               <w:spacing w:after="40" w:before="0"/>
               <w:jc w:val="left"/>
             </w:pPr>
@@ -8670,6 +8859,7 @@
           </w:tcPr>
           <w:p>
             <w:pPr>
+              <w:keepNext w:val="false"/>
               <w:spacing w:after="40" w:before="0"/>
               <w:jc w:val="left"/>
             </w:pPr>
@@ -8704,6 +8894,7 @@
           </w:tcPr>
           <w:p>
             <w:pPr>
+              <w:keepNext w:val="false"/>
               <w:spacing w:after="40" w:before="0"/>
               <w:jc w:val="left"/>
             </w:pPr>
@@ -8736,6 +8927,7 @@
           </w:tcPr>
           <w:p>
             <w:pPr>
+              <w:keepNext w:val="false"/>
               <w:spacing w:after="40" w:before="0"/>
               <w:jc w:val="left"/>
             </w:pPr>
@@ -8770,6 +8962,7 @@
           </w:tcPr>
           <w:p>
             <w:pPr>
+              <w:keepNext w:val="false"/>
               <w:spacing w:after="40" w:before="0"/>
               <w:jc w:val="left"/>
             </w:pPr>
@@ -8802,6 +8995,7 @@
           </w:tcPr>
           <w:p>
             <w:pPr>
+              <w:keepNext w:val="false"/>
               <w:spacing w:after="40" w:before="0"/>
               <w:jc w:val="left"/>
             </w:pPr>
@@ -8836,6 +9030,7 @@
           </w:tcPr>
           <w:p>
             <w:pPr>
+              <w:keepNext w:val="false"/>
               <w:spacing w:after="40" w:before="0"/>
               <w:jc w:val="left"/>
             </w:pPr>
@@ -8868,6 +9063,7 @@
           </w:tcPr>
           <w:p>
             <w:pPr>
+              <w:keepNext w:val="false"/>
               <w:spacing w:after="40" w:before="0"/>
               <w:jc w:val="left"/>
             </w:pPr>
@@ -8902,6 +9098,7 @@
           </w:tcPr>
           <w:p>
             <w:pPr>
+              <w:keepNext w:val="false"/>
               <w:spacing w:after="40" w:before="0"/>
               <w:jc w:val="left"/>
             </w:pPr>
@@ -8934,6 +9131,7 @@
           </w:tcPr>
           <w:p>
             <w:pPr>
+              <w:keepNext w:val="false"/>
               <w:spacing w:after="40" w:before="0"/>
               <w:jc w:val="left"/>
             </w:pPr>
@@ -8968,6 +9166,7 @@
           </w:tcPr>
           <w:p>
             <w:pPr>
+              <w:keepNext w:val="false"/>
               <w:spacing w:after="40" w:before="0"/>
               <w:jc w:val="left"/>
             </w:pPr>
@@ -9000,6 +9199,7 @@
           </w:tcPr>
           <w:p>
             <w:pPr>
+              <w:keepNext w:val="false"/>
               <w:spacing w:after="40" w:before="0"/>
               <w:jc w:val="left"/>
             </w:pPr>
@@ -9059,6 +9259,7 @@
           </w:tcPr>
           <w:p>
             <w:pPr>
+              <w:keepNext w:val="false"/>
               <w:spacing w:after="40" w:before="0"/>
               <w:jc w:val="center"/>
             </w:pPr>
@@ -9093,6 +9294,7 @@
           </w:tcPr>
           <w:p>
             <w:pPr>
+              <w:keepNext w:val="false"/>
               <w:spacing w:after="40" w:before="0"/>
               <w:jc w:val="left"/>
             </w:pPr>
@@ -9157,6 +9359,7 @@
           </w:tcPr>
           <w:p>
             <w:pPr>
+              <w:keepNext w:val="false"/>
               <w:spacing w:after="40" w:before="0"/>
               <w:jc w:val="center"/>
             </w:pPr>
@@ -9191,6 +9394,7 @@
           </w:tcPr>
           <w:p>
             <w:pPr>
+              <w:keepNext w:val="false"/>
               <w:spacing w:after="40" w:before="0"/>
               <w:jc w:val="left"/>
             </w:pPr>
@@ -9223,6 +9427,7 @@
           </w:tcPr>
           <w:p>
             <w:pPr>
+              <w:keepNext w:val="false"/>
               <w:spacing w:after="40" w:before="0"/>
               <w:jc w:val="left"/>
             </w:pPr>
@@ -9255,6 +9460,7 @@
           </w:tcPr>
           <w:p>
             <w:pPr>
+              <w:keepNext w:val="false"/>
               <w:spacing w:after="40" w:before="0"/>
               <w:jc w:val="left"/>
             </w:pPr>
@@ -9287,6 +9493,7 @@
           </w:tcPr>
           <w:p>
             <w:pPr>
+              <w:keepNext w:val="false"/>
               <w:spacing w:after="40" w:before="0"/>
               <w:jc w:val="left"/>
             </w:pPr>
@@ -9319,6 +9526,7 @@
           </w:tcPr>
           <w:p>
             <w:pPr>
+              <w:keepNext w:val="false"/>
               <w:spacing w:after="40" w:before="0"/>
               <w:jc w:val="left"/>
             </w:pPr>
@@ -9353,6 +9561,7 @@
           </w:tcPr>
           <w:p>
             <w:pPr>
+              <w:keepNext w:val="false"/>
               <w:spacing w:after="40" w:before="0"/>
               <w:jc w:val="left"/>
             </w:pPr>
@@ -9407,7 +9616,7 @@
               <w:spacing w:after="10" w:before="0"/>
               <w:ind w:left="120"/>
             </w:pPr>
-            <w:hyperlink w:history="1" r:id="rId1fwauwsevvbgk35rssh4m">
+            <w:hyperlink w:history="1" r:id="rIdyrclnctkapfli4sei11wf">
               <w:r>
                 <w:rPr>
                   <w:rFonts w:ascii="Arial" w:cs="Arial" w:eastAsia="Arial" w:hAnsi="Arial"/>
@@ -9484,7 +9693,7 @@
               <w:spacing w:after="10" w:before="0"/>
               <w:ind w:left="120"/>
             </w:pPr>
-            <w:hyperlink w:history="1" r:id="rIdcbqmybwayhsn79x7_kemk">
+            <w:hyperlink w:history="1" r:id="rIdjhdcioy2qy2tmry1xuniv">
               <w:r>
                 <w:rPr>
                   <w:rFonts w:ascii="Arial" w:cs="Arial" w:eastAsia="Arial" w:hAnsi="Arial"/>
@@ -9527,6 +9736,7 @@
           </w:tcPr>
           <w:p>
             <w:pPr>
+              <w:keepNext w:val="false"/>
               <w:spacing w:after="40" w:before="0"/>
               <w:jc w:val="left"/>
             </w:pPr>
@@ -9559,6 +9769,7 @@
           </w:tcPr>
           <w:p>
             <w:pPr>
+              <w:keepNext w:val="false"/>
               <w:spacing w:after="40" w:before="0"/>
               <w:jc w:val="left"/>
             </w:pPr>
@@ -9591,6 +9802,7 @@
           </w:tcPr>
           <w:p>
             <w:pPr>
+              <w:keepNext w:val="false"/>
               <w:spacing w:after="40" w:before="0"/>
               <w:jc w:val="left"/>
             </w:pPr>
@@ -9623,6 +9835,7 @@
           </w:tcPr>
           <w:p>
             <w:pPr>
+              <w:keepNext w:val="false"/>
               <w:spacing w:after="40" w:before="0"/>
               <w:jc w:val="left"/>
             </w:pPr>
@@ -9657,6 +9870,7 @@
           </w:tcPr>
           <w:p>
             <w:pPr>
+              <w:keepNext w:val="false"/>
               <w:spacing w:after="40" w:before="0"/>
               <w:jc w:val="left"/>
             </w:pPr>
@@ -9711,7 +9925,7 @@
               <w:spacing w:after="10" w:before="0"/>
               <w:ind w:left="120"/>
             </w:pPr>
-            <w:hyperlink w:history="1" r:id="rIdosjqhg1bbe20ffeeme-dj">
+            <w:hyperlink w:history="1" r:id="rId4x9mrkeql666jm9esif9u">
               <w:r>
                 <w:rPr>
                   <w:rFonts w:ascii="Arial" w:cs="Arial" w:eastAsia="Arial" w:hAnsi="Arial"/>
@@ -9788,7 +10002,7 @@
               <w:spacing w:after="10" w:before="0"/>
               <w:ind w:left="120"/>
             </w:pPr>
-            <w:hyperlink w:history="1" r:id="rIdgnf7qdfdwgd2nt5i8kxfc">
+            <w:hyperlink w:history="1" r:id="rIdscxsfpvxz6ji6w2oauyib">
               <w:r>
                 <w:rPr>
                   <w:rFonts w:ascii="Arial" w:cs="Arial" w:eastAsia="Arial" w:hAnsi="Arial"/>
@@ -9831,6 +10045,7 @@
           </w:tcPr>
           <w:p>
             <w:pPr>
+              <w:keepNext w:val="false"/>
               <w:spacing w:after="40" w:before="0"/>
               <w:jc w:val="left"/>
             </w:pPr>
@@ -9863,6 +10078,7 @@
           </w:tcPr>
           <w:p>
             <w:pPr>
+              <w:keepNext w:val="false"/>
               <w:spacing w:after="40" w:before="0"/>
               <w:jc w:val="left"/>
             </w:pPr>
@@ -9895,6 +10111,7 @@
           </w:tcPr>
           <w:p>
             <w:pPr>
+              <w:keepNext w:val="false"/>
               <w:spacing w:after="40" w:before="0"/>
               <w:jc w:val="left"/>
             </w:pPr>
@@ -9927,6 +10144,7 @@
           </w:tcPr>
           <w:p>
             <w:pPr>
+              <w:keepNext w:val="false"/>
               <w:spacing w:after="40" w:before="0"/>
               <w:jc w:val="left"/>
             </w:pPr>
@@ -9961,6 +10179,7 @@
           </w:tcPr>
           <w:p>
             <w:pPr>
+              <w:keepNext w:val="false"/>
               <w:spacing w:after="40" w:before="0"/>
               <w:jc w:val="left"/>
             </w:pPr>
@@ -10015,7 +10234,7 @@
               <w:spacing w:after="10" w:before="0"/>
               <w:ind w:left="120"/>
             </w:pPr>
-            <w:hyperlink w:history="1" r:id="rIddqndoxpeccalwlvgpapxe">
+            <w:hyperlink w:history="1" r:id="rIdocobryflrkzxba5l0qsbd">
               <w:r>
                 <w:rPr>
                   <w:rFonts w:ascii="Arial" w:cs="Arial" w:eastAsia="Arial" w:hAnsi="Arial"/>
@@ -10092,7 +10311,7 @@
               <w:spacing w:after="10" w:before="0"/>
               <w:ind w:left="120"/>
             </w:pPr>
-            <w:hyperlink w:history="1" r:id="rIdv-ohdvxzeeuz8htnbbjkl">
+            <w:hyperlink w:history="1" r:id="rIdw7t8i7juqrq3-at1jduxu">
               <w:r>
                 <w:rPr>
                   <w:rFonts w:ascii="Arial" w:cs="Arial" w:eastAsia="Arial" w:hAnsi="Arial"/>
@@ -10135,6 +10354,7 @@
           </w:tcPr>
           <w:p>
             <w:pPr>
+              <w:keepNext w:val="false"/>
               <w:spacing w:after="40" w:before="0"/>
               <w:jc w:val="left"/>
             </w:pPr>
@@ -10167,6 +10387,7 @@
           </w:tcPr>
           <w:p>
             <w:pPr>
+              <w:keepNext w:val="false"/>
               <w:spacing w:after="40" w:before="0"/>
               <w:jc w:val="left"/>
             </w:pPr>
@@ -10199,6 +10420,7 @@
           </w:tcPr>
           <w:p>
             <w:pPr>
+              <w:keepNext w:val="false"/>
               <w:spacing w:after="40" w:before="0"/>
               <w:jc w:val="left"/>
             </w:pPr>
@@ -10231,6 +10453,7 @@
           </w:tcPr>
           <w:p>
             <w:pPr>
+              <w:keepNext w:val="false"/>
               <w:spacing w:after="40" w:before="0"/>
               <w:jc w:val="left"/>
             </w:pPr>
@@ -10265,6 +10488,7 @@
           </w:tcPr>
           <w:p>
             <w:pPr>
+              <w:keepNext w:val="false"/>
               <w:spacing w:after="40" w:before="0"/>
               <w:jc w:val="left"/>
             </w:pPr>
@@ -10319,7 +10543,7 @@
               <w:spacing w:after="10" w:before="0"/>
               <w:ind w:left="120"/>
             </w:pPr>
-            <w:hyperlink w:history="1" r:id="rId_qifxg266bkwdept4eqyb">
+            <w:hyperlink w:history="1" r:id="rIdpx-7udesmh3slaqbznehw">
               <w:r>
                 <w:rPr>
                   <w:rFonts w:ascii="Arial" w:cs="Arial" w:eastAsia="Arial" w:hAnsi="Arial"/>
@@ -10396,7 +10620,7 @@
               <w:spacing w:after="10" w:before="0"/>
               <w:ind w:left="120"/>
             </w:pPr>
-            <w:hyperlink w:history="1" r:id="rIdzlszu1zgsyjszicn3ec1b">
+            <w:hyperlink w:history="1" r:id="rIde916j0y8niap9qrvkdrae">
               <w:r>
                 <w:rPr>
                   <w:rFonts w:ascii="Arial" w:cs="Arial" w:eastAsia="Arial" w:hAnsi="Arial"/>
@@ -10439,6 +10663,7 @@
           </w:tcPr>
           <w:p>
             <w:pPr>
+              <w:keepNext w:val="false"/>
               <w:spacing w:after="40" w:before="0"/>
               <w:jc w:val="left"/>
             </w:pPr>
@@ -10471,6 +10696,7 @@
           </w:tcPr>
           <w:p>
             <w:pPr>
+              <w:keepNext w:val="false"/>
               <w:spacing w:after="40" w:before="0"/>
               <w:jc w:val="left"/>
             </w:pPr>
@@ -10503,6 +10729,7 @@
           </w:tcPr>
           <w:p>
             <w:pPr>
+              <w:keepNext w:val="false"/>
               <w:spacing w:after="40" w:before="0"/>
               <w:jc w:val="left"/>
             </w:pPr>
@@ -10535,6 +10762,7 @@
           </w:tcPr>
           <w:p>
             <w:pPr>
+              <w:keepNext w:val="false"/>
               <w:spacing w:after="40" w:before="0"/>
               <w:jc w:val="left"/>
             </w:pPr>
@@ -10569,6 +10797,7 @@
           </w:tcPr>
           <w:p>
             <w:pPr>
+              <w:keepNext w:val="false"/>
               <w:spacing w:after="40" w:before="0"/>
               <w:jc w:val="left"/>
             </w:pPr>
@@ -10623,7 +10852,7 @@
               <w:spacing w:after="10" w:before="0"/>
               <w:ind w:left="120"/>
             </w:pPr>
-            <w:hyperlink w:history="1" r:id="rIdffrq5zg0ekyst3p2zxdz2">
+            <w:hyperlink w:history="1" r:id="rIdk2p-l5j-m-hypyztzfzgf">
               <w:r>
                 <w:rPr>
                   <w:rFonts w:ascii="Arial" w:cs="Arial" w:eastAsia="Arial" w:hAnsi="Arial"/>
@@ -10700,7 +10929,7 @@
               <w:spacing w:after="10" w:before="0"/>
               <w:ind w:left="120"/>
             </w:pPr>
-            <w:hyperlink w:history="1" r:id="rIdqwnlqxeph3jd8gmkqqr_v">
+            <w:hyperlink w:history="1" r:id="rIdipotgxdufgytv8cajbkqu">
               <w:r>
                 <w:rPr>
                   <w:rFonts w:ascii="Arial" w:cs="Arial" w:eastAsia="Arial" w:hAnsi="Arial"/>
@@ -10743,6 +10972,7 @@
           </w:tcPr>
           <w:p>
             <w:pPr>
+              <w:keepNext w:val="false"/>
               <w:spacing w:after="40" w:before="0"/>
               <w:jc w:val="left"/>
             </w:pPr>
@@ -10775,6 +11005,7 @@
           </w:tcPr>
           <w:p>
             <w:pPr>
+              <w:keepNext w:val="false"/>
               <w:spacing w:after="40" w:before="0"/>
               <w:jc w:val="left"/>
             </w:pPr>
@@ -10807,6 +11038,7 @@
           </w:tcPr>
           <w:p>
             <w:pPr>
+              <w:keepNext w:val="false"/>
               <w:spacing w:after="40" w:before="0"/>
               <w:jc w:val="left"/>
             </w:pPr>
@@ -10839,6 +11071,7 @@
           </w:tcPr>
           <w:p>
             <w:pPr>
+              <w:keepNext w:val="false"/>
               <w:spacing w:after="40" w:before="0"/>
               <w:jc w:val="left"/>
             </w:pPr>
@@ -10898,6 +11131,7 @@
           </w:tcPr>
           <w:p>
             <w:pPr>
+              <w:keepNext w:val="false"/>
               <w:spacing w:after="40" w:before="0"/>
               <w:jc w:val="center"/>
             </w:pPr>
@@ -10932,6 +11166,7 @@
           </w:tcPr>
           <w:p>
             <w:pPr>
+              <w:keepNext w:val="false"/>
               <w:spacing w:after="40" w:before="0"/>
               <w:jc w:val="left"/>
             </w:pPr>
@@ -10993,6 +11228,7 @@
           </w:tcPr>
           <w:p>
             <w:pPr>
+              <w:keepNext w:val="false"/>
               <w:spacing w:after="40" w:before="0"/>
               <w:jc w:val="center"/>
             </w:pPr>
@@ -11027,6 +11263,7 @@
           </w:tcPr>
           <w:p>
             <w:pPr>
+              <w:keepNext w:val="false"/>
               <w:spacing w:after="40" w:before="0"/>
               <w:jc w:val="left"/>
             </w:pPr>
@@ -11059,6 +11296,7 @@
           </w:tcPr>
           <w:p>
             <w:pPr>
+              <w:keepNext w:val="false"/>
               <w:spacing w:after="40" w:before="0"/>
               <w:jc w:val="left"/>
             </w:pPr>
@@ -11093,6 +11331,7 @@
           </w:tcPr>
           <w:p>
             <w:pPr>
+              <w:keepNext w:val="false"/>
               <w:spacing w:after="40" w:before="0"/>
               <w:jc w:val="left"/>
             </w:pPr>
@@ -11125,6 +11364,7 @@
           </w:tcPr>
           <w:p>
             <w:pPr>
+              <w:keepNext w:val="false"/>
               <w:spacing w:after="40" w:before="0"/>
               <w:jc w:val="left"/>
             </w:pPr>
@@ -11159,6 +11399,7 @@
           </w:tcPr>
           <w:p>
             <w:pPr>
+              <w:keepNext w:val="false"/>
               <w:spacing w:after="40" w:before="0"/>
               <w:jc w:val="left"/>
             </w:pPr>
@@ -11191,6 +11432,7 @@
           </w:tcPr>
           <w:p>
             <w:pPr>
+              <w:keepNext w:val="false"/>
               <w:spacing w:after="40" w:before="0"/>
               <w:jc w:val="left"/>
             </w:pPr>
@@ -11227,7 +11469,7 @@
         </w:rPr>
         <w:t xml:space="preserve">© 2026 SeaVuria and ARES. Aligned with KICD objectives. Developed by SeaVuria; technical implementation by ARES (with AI assistance from Claude). Licensed under </w:t>
       </w:r>
-      <w:hyperlink w:history="1" r:id="rId1-cbp-aqnxgyewbcuh6yg">
+      <w:hyperlink w:history="1" r:id="rId7stqv6ay_1oiinuhfjy-c">
         <w:r>
           <w:rPr>
             <w:rFonts w:ascii="Arial" w:cs="Arial" w:eastAsia="Arial" w:hAnsi="Arial"/>
@@ -11248,7 +11490,7 @@
         </w:rPr>
         <w:t xml:space="preserve"> (</w:t>
       </w:r>
-      <w:hyperlink w:history="1" r:id="rIdvarstontu_uyxf-8po-db">
+      <w:hyperlink w:history="1" r:id="rIdgxsdtbsfiyggubnngdt6f">
         <w:r>
           <w:rPr>
             <w:rFonts w:ascii="Arial" w:cs="Arial" w:eastAsia="Arial" w:hAnsi="Arial"/>
@@ -11308,6 +11550,7 @@
           </w:tcPr>
           <w:p>
             <w:pPr>
+              <w:keepNext w:val="false"/>
               <w:spacing w:after="40" w:before="0"/>
               <w:jc w:val="center"/>
             </w:pPr>
@@ -11343,6 +11586,7 @@
           </w:tcPr>
           <w:p>
             <w:pPr>
+              <w:keepNext w:val="false"/>
               <w:spacing w:after="40" w:before="0"/>
               <w:jc w:val="center"/>
             </w:pPr>
@@ -11377,6 +11621,7 @@
           </w:tcPr>
           <w:p>
             <w:pPr>
+              <w:keepNext w:val="false"/>
               <w:spacing w:after="40" w:before="0"/>
               <w:jc w:val="left"/>
             </w:pPr>
@@ -11409,6 +11654,7 @@
           </w:tcPr>
           <w:p>
             <w:pPr>
+              <w:keepNext w:val="false"/>
               <w:spacing w:after="40" w:before="0"/>
               <w:jc w:val="left"/>
             </w:pPr>
@@ -11443,6 +11689,7 @@
           </w:tcPr>
           <w:p>
             <w:pPr>
+              <w:keepNext w:val="false"/>
               <w:spacing w:after="40" w:before="0"/>
               <w:jc w:val="left"/>
             </w:pPr>
@@ -11475,6 +11722,7 @@
           </w:tcPr>
           <w:p>
             <w:pPr>
+              <w:keepNext w:val="false"/>
               <w:spacing w:after="40" w:before="0"/>
               <w:jc w:val="left"/>
             </w:pPr>
@@ -11509,6 +11757,7 @@
           </w:tcPr>
           <w:p>
             <w:pPr>
+              <w:keepNext w:val="false"/>
               <w:spacing w:after="40" w:before="0"/>
               <w:jc w:val="left"/>
             </w:pPr>
@@ -11541,6 +11790,7 @@
           </w:tcPr>
           <w:p>
             <w:pPr>
+              <w:keepNext w:val="false"/>
               <w:spacing w:after="40" w:before="0"/>
               <w:jc w:val="left"/>
             </w:pPr>
@@ -11575,6 +11825,7 @@
           </w:tcPr>
           <w:p>
             <w:pPr>
+              <w:keepNext w:val="false"/>
               <w:spacing w:after="40" w:before="0"/>
               <w:jc w:val="left"/>
             </w:pPr>
@@ -11607,6 +11858,7 @@
           </w:tcPr>
           <w:p>
             <w:pPr>
+              <w:keepNext w:val="false"/>
               <w:spacing w:after="40" w:before="0"/>
               <w:jc w:val="left"/>
             </w:pPr>
@@ -11641,6 +11893,7 @@
           </w:tcPr>
           <w:p>
             <w:pPr>
+              <w:keepNext w:val="false"/>
               <w:spacing w:after="40" w:before="0"/>
               <w:jc w:val="left"/>
             </w:pPr>
@@ -11673,6 +11926,7 @@
           </w:tcPr>
           <w:p>
             <w:pPr>
+              <w:keepNext w:val="false"/>
               <w:spacing w:after="40" w:before="0"/>
               <w:jc w:val="left"/>
             </w:pPr>
@@ -11707,6 +11961,7 @@
           </w:tcPr>
           <w:p>
             <w:pPr>
+              <w:keepNext w:val="false"/>
               <w:spacing w:after="40" w:before="0"/>
               <w:jc w:val="left"/>
             </w:pPr>
@@ -11739,6 +11994,7 @@
           </w:tcPr>
           <w:p>
             <w:pPr>
+              <w:keepNext w:val="false"/>
               <w:spacing w:after="40" w:before="0"/>
               <w:jc w:val="left"/>
             </w:pPr>
@@ -11773,6 +12029,7 @@
           </w:tcPr>
           <w:p>
             <w:pPr>
+              <w:keepNext w:val="false"/>
               <w:spacing w:after="40" w:before="0"/>
               <w:jc w:val="left"/>
             </w:pPr>
@@ -11805,6 +12062,7 @@
           </w:tcPr>
           <w:p>
             <w:pPr>
+              <w:keepNext w:val="false"/>
               <w:spacing w:after="40" w:before="0"/>
               <w:jc w:val="left"/>
             </w:pPr>
@@ -11839,6 +12097,7 @@
           </w:tcPr>
           <w:p>
             <w:pPr>
+              <w:keepNext w:val="false"/>
               <w:spacing w:after="40" w:before="0"/>
               <w:jc w:val="left"/>
             </w:pPr>
@@ -11871,6 +12130,7 @@
           </w:tcPr>
           <w:p>
             <w:pPr>
+              <w:keepNext w:val="false"/>
               <w:spacing w:after="40" w:before="0"/>
               <w:jc w:val="left"/>
             </w:pPr>
@@ -11930,6 +12190,7 @@
           </w:tcPr>
           <w:p>
             <w:pPr>
+              <w:keepNext w:val="false"/>
               <w:spacing w:after="40" w:before="0"/>
               <w:jc w:val="center"/>
             </w:pPr>
@@ -11964,6 +12225,7 @@
           </w:tcPr>
           <w:p>
             <w:pPr>
+              <w:keepNext w:val="false"/>
               <w:spacing w:after="40" w:before="0"/>
               <w:jc w:val="left"/>
             </w:pPr>
@@ -12028,6 +12290,7 @@
           </w:tcPr>
           <w:p>
             <w:pPr>
+              <w:keepNext w:val="false"/>
               <w:spacing w:after="40" w:before="0"/>
               <w:jc w:val="center"/>
             </w:pPr>
@@ -12062,6 +12325,7 @@
           </w:tcPr>
           <w:p>
             <w:pPr>
+              <w:keepNext w:val="false"/>
               <w:spacing w:after="40" w:before="0"/>
               <w:jc w:val="left"/>
             </w:pPr>
@@ -12094,6 +12358,7 @@
           </w:tcPr>
           <w:p>
             <w:pPr>
+              <w:keepNext w:val="false"/>
               <w:spacing w:after="40" w:before="0"/>
               <w:jc w:val="left"/>
             </w:pPr>
@@ -12126,6 +12391,7 @@
           </w:tcPr>
           <w:p>
             <w:pPr>
+              <w:keepNext w:val="false"/>
               <w:spacing w:after="40" w:before="0"/>
               <w:jc w:val="left"/>
             </w:pPr>
@@ -12158,6 +12424,7 @@
           </w:tcPr>
           <w:p>
             <w:pPr>
+              <w:keepNext w:val="false"/>
               <w:spacing w:after="40" w:before="0"/>
               <w:jc w:val="left"/>
             </w:pPr>
@@ -12190,6 +12457,7 @@
           </w:tcPr>
           <w:p>
             <w:pPr>
+              <w:keepNext w:val="false"/>
               <w:spacing w:after="40" w:before="0"/>
               <w:jc w:val="left"/>
             </w:pPr>
@@ -12224,6 +12492,7 @@
           </w:tcPr>
           <w:p>
             <w:pPr>
+              <w:keepNext w:val="false"/>
               <w:spacing w:after="40" w:before="0"/>
               <w:jc w:val="left"/>
             </w:pPr>
@@ -12278,7 +12547,7 @@
               <w:spacing w:after="10" w:before="0"/>
               <w:ind w:left="120"/>
             </w:pPr>
-            <w:hyperlink w:history="1" r:id="rIddgjbzgxgmovcifyv_w9bg">
+            <w:hyperlink w:history="1" r:id="rIdnd56lorewqh1vlcl0qx0_">
               <w:r>
                 <w:rPr>
                   <w:rFonts w:ascii="Arial" w:cs="Arial" w:eastAsia="Arial" w:hAnsi="Arial"/>
@@ -12355,7 +12624,7 @@
               <w:spacing w:after="10" w:before="0"/>
               <w:ind w:left="120"/>
             </w:pPr>
-            <w:hyperlink w:history="1" r:id="rIdzwx1fgepvcwc4k427ry-z">
+            <w:hyperlink w:history="1" r:id="rIdassor71xyhq2ijaz-yoni">
               <w:r>
                 <w:rPr>
                   <w:rFonts w:ascii="Arial" w:cs="Arial" w:eastAsia="Arial" w:hAnsi="Arial"/>
@@ -12398,6 +12667,7 @@
           </w:tcPr>
           <w:p>
             <w:pPr>
+              <w:keepNext w:val="false"/>
               <w:spacing w:after="40" w:before="0"/>
               <w:jc w:val="left"/>
             </w:pPr>
@@ -12430,6 +12700,7 @@
           </w:tcPr>
           <w:p>
             <w:pPr>
+              <w:keepNext w:val="false"/>
               <w:spacing w:after="40" w:before="0"/>
               <w:jc w:val="left"/>
             </w:pPr>
@@ -12462,6 +12733,7 @@
           </w:tcPr>
           <w:p>
             <w:pPr>
+              <w:keepNext w:val="false"/>
               <w:spacing w:after="40" w:before="0"/>
               <w:jc w:val="left"/>
             </w:pPr>
@@ -12494,6 +12766,7 @@
           </w:tcPr>
           <w:p>
             <w:pPr>
+              <w:keepNext w:val="false"/>
               <w:spacing w:after="40" w:before="0"/>
               <w:jc w:val="left"/>
             </w:pPr>
@@ -12528,6 +12801,7 @@
           </w:tcPr>
           <w:p>
             <w:pPr>
+              <w:keepNext w:val="false"/>
               <w:spacing w:after="40" w:before="0"/>
               <w:jc w:val="left"/>
             </w:pPr>
@@ -12582,7 +12856,7 @@
               <w:spacing w:after="10" w:before="0"/>
               <w:ind w:left="120"/>
             </w:pPr>
-            <w:hyperlink w:history="1" r:id="rId1ukvahoplzihni_fm4pwe">
+            <w:hyperlink w:history="1" r:id="rIdq6zaaxqrz0ap9lfsf8slp">
               <w:r>
                 <w:rPr>
                   <w:rFonts w:ascii="Arial" w:cs="Arial" w:eastAsia="Arial" w:hAnsi="Arial"/>
@@ -12659,7 +12933,7 @@
               <w:spacing w:after="10" w:before="0"/>
               <w:ind w:left="120"/>
             </w:pPr>
-            <w:hyperlink w:history="1" r:id="rIdoqus-rnp0fpnv65kzodvr">
+            <w:hyperlink w:history="1" r:id="rId6ifseppl48mcjikkzsca8">
               <w:r>
                 <w:rPr>
                   <w:rFonts w:ascii="Arial" w:cs="Arial" w:eastAsia="Arial" w:hAnsi="Arial"/>
@@ -12702,6 +12976,7 @@
           </w:tcPr>
           <w:p>
             <w:pPr>
+              <w:keepNext w:val="false"/>
               <w:spacing w:after="40" w:before="0"/>
               <w:jc w:val="left"/>
             </w:pPr>
@@ -12734,6 +13009,7 @@
           </w:tcPr>
           <w:p>
             <w:pPr>
+              <w:keepNext w:val="false"/>
               <w:spacing w:after="40" w:before="0"/>
               <w:jc w:val="left"/>
             </w:pPr>
@@ -12766,6 +13042,7 @@
           </w:tcPr>
           <w:p>
             <w:pPr>
+              <w:keepNext w:val="false"/>
               <w:spacing w:after="40" w:before="0"/>
               <w:jc w:val="left"/>
             </w:pPr>
@@ -12798,6 +13075,7 @@
           </w:tcPr>
           <w:p>
             <w:pPr>
+              <w:keepNext w:val="false"/>
               <w:spacing w:after="40" w:before="0"/>
               <w:jc w:val="left"/>
             </w:pPr>
@@ -12832,6 +13110,7 @@
           </w:tcPr>
           <w:p>
             <w:pPr>
+              <w:keepNext w:val="false"/>
               <w:spacing w:after="40" w:before="0"/>
               <w:jc w:val="left"/>
             </w:pPr>
@@ -12886,7 +13165,7 @@
               <w:spacing w:after="10" w:before="0"/>
               <w:ind w:left="120"/>
             </w:pPr>
-            <w:hyperlink w:history="1" r:id="rIdxhzuqgnzytm_jckdwemgc">
+            <w:hyperlink w:history="1" r:id="rIdaypnkphd01bkhth0i5ov4">
               <w:r>
                 <w:rPr>
                   <w:rFonts w:ascii="Arial" w:cs="Arial" w:eastAsia="Arial" w:hAnsi="Arial"/>
@@ -12963,7 +13242,7 @@
               <w:spacing w:after="10" w:before="0"/>
               <w:ind w:left="120"/>
             </w:pPr>
-            <w:hyperlink w:history="1" r:id="rIdlws8bwrwsfuj2vfpjzzkq">
+            <w:hyperlink w:history="1" r:id="rIdx5mka0sihidnrv4bx9avt">
               <w:r>
                 <w:rPr>
                   <w:rFonts w:ascii="Arial" w:cs="Arial" w:eastAsia="Arial" w:hAnsi="Arial"/>
@@ -13006,6 +13285,7 @@
           </w:tcPr>
           <w:p>
             <w:pPr>
+              <w:keepNext w:val="false"/>
               <w:spacing w:after="40" w:before="0"/>
               <w:jc w:val="left"/>
             </w:pPr>
@@ -13038,6 +13318,7 @@
           </w:tcPr>
           <w:p>
             <w:pPr>
+              <w:keepNext w:val="false"/>
               <w:spacing w:after="40" w:before="0"/>
               <w:jc w:val="left"/>
             </w:pPr>
@@ -13070,6 +13351,7 @@
           </w:tcPr>
           <w:p>
             <w:pPr>
+              <w:keepNext w:val="false"/>
               <w:spacing w:after="40" w:before="0"/>
               <w:jc w:val="left"/>
             </w:pPr>
@@ -13102,6 +13384,7 @@
           </w:tcPr>
           <w:p>
             <w:pPr>
+              <w:keepNext w:val="false"/>
               <w:spacing w:after="40" w:before="0"/>
               <w:jc w:val="left"/>
             </w:pPr>
@@ -13136,6 +13419,7 @@
           </w:tcPr>
           <w:p>
             <w:pPr>
+              <w:keepNext w:val="false"/>
               <w:spacing w:after="40" w:before="0"/>
               <w:jc w:val="left"/>
             </w:pPr>
@@ -13190,7 +13474,7 @@
               <w:spacing w:after="10" w:before="0"/>
               <w:ind w:left="120"/>
             </w:pPr>
-            <w:hyperlink w:history="1" r:id="rIdn7lgtulpwnk_pvjuftyoa">
+            <w:hyperlink w:history="1" r:id="rIdc9xv3fmaczoct6gix6tii">
               <w:r>
                 <w:rPr>
                   <w:rFonts w:ascii="Arial" w:cs="Arial" w:eastAsia="Arial" w:hAnsi="Arial"/>
@@ -13267,7 +13551,7 @@
               <w:spacing w:after="10" w:before="0"/>
               <w:ind w:left="120"/>
             </w:pPr>
-            <w:hyperlink w:history="1" r:id="rId3twsnsc7yuhqmtbtc17jj">
+            <w:hyperlink w:history="1" r:id="rIdxl6sztkah1v2f3uhy4sph">
               <w:r>
                 <w:rPr>
                   <w:rFonts w:ascii="Arial" w:cs="Arial" w:eastAsia="Arial" w:hAnsi="Arial"/>
@@ -13310,6 +13594,7 @@
           </w:tcPr>
           <w:p>
             <w:pPr>
+              <w:keepNext w:val="false"/>
               <w:spacing w:after="40" w:before="0"/>
               <w:jc w:val="left"/>
             </w:pPr>
@@ -13342,6 +13627,7 @@
           </w:tcPr>
           <w:p>
             <w:pPr>
+              <w:keepNext w:val="false"/>
               <w:spacing w:after="40" w:before="0"/>
               <w:jc w:val="left"/>
             </w:pPr>
@@ -13374,6 +13660,7 @@
           </w:tcPr>
           <w:p>
             <w:pPr>
+              <w:keepNext w:val="false"/>
               <w:spacing w:after="40" w:before="0"/>
               <w:jc w:val="left"/>
             </w:pPr>
@@ -13406,6 +13693,7 @@
           </w:tcPr>
           <w:p>
             <w:pPr>
+              <w:keepNext w:val="false"/>
               <w:spacing w:after="40" w:before="0"/>
               <w:jc w:val="left"/>
             </w:pPr>
@@ -13440,6 +13728,7 @@
           </w:tcPr>
           <w:p>
             <w:pPr>
+              <w:keepNext w:val="false"/>
               <w:spacing w:after="40" w:before="0"/>
               <w:jc w:val="left"/>
             </w:pPr>
@@ -13494,7 +13783,7 @@
               <w:spacing w:after="10" w:before="0"/>
               <w:ind w:left="120"/>
             </w:pPr>
-            <w:hyperlink w:history="1" r:id="rIdz5xxf1sjqd_ctlx7criig">
+            <w:hyperlink w:history="1" r:id="rId0pcba6ofvxe9mzoxadwcs">
               <w:r>
                 <w:rPr>
                   <w:rFonts w:ascii="Arial" w:cs="Arial" w:eastAsia="Arial" w:hAnsi="Arial"/>
@@ -13571,7 +13860,7 @@
               <w:spacing w:after="10" w:before="0"/>
               <w:ind w:left="120"/>
             </w:pPr>
-            <w:hyperlink w:history="1" r:id="rIdbjtvdhfosnvgmoz77suz1">
+            <w:hyperlink w:history="1" r:id="rIdc6th6oznibszmo4gqgdzt">
               <w:r>
                 <w:rPr>
                   <w:rFonts w:ascii="Arial" w:cs="Arial" w:eastAsia="Arial" w:hAnsi="Arial"/>
@@ -13614,6 +13903,7 @@
           </w:tcPr>
           <w:p>
             <w:pPr>
+              <w:keepNext w:val="false"/>
               <w:spacing w:after="40" w:before="0"/>
               <w:jc w:val="left"/>
             </w:pPr>
@@ -13646,6 +13936,7 @@
           </w:tcPr>
           <w:p>
             <w:pPr>
+              <w:keepNext w:val="false"/>
               <w:spacing w:after="40" w:before="0"/>
               <w:jc w:val="left"/>
             </w:pPr>
@@ -13678,6 +13969,7 @@
           </w:tcPr>
           <w:p>
             <w:pPr>
+              <w:keepNext w:val="false"/>
               <w:spacing w:after="40" w:before="0"/>
               <w:jc w:val="left"/>
             </w:pPr>
@@ -13710,6 +14002,7 @@
           </w:tcPr>
           <w:p>
             <w:pPr>
+              <w:keepNext w:val="false"/>
               <w:spacing w:after="40" w:before="0"/>
               <w:jc w:val="left"/>
             </w:pPr>
@@ -13769,6 +14062,7 @@
           </w:tcPr>
           <w:p>
             <w:pPr>
+              <w:keepNext w:val="false"/>
               <w:spacing w:after="40" w:before="0"/>
               <w:jc w:val="center"/>
             </w:pPr>
@@ -13803,6 +14097,7 @@
           </w:tcPr>
           <w:p>
             <w:pPr>
+              <w:keepNext w:val="false"/>
               <w:spacing w:after="40" w:before="0"/>
               <w:jc w:val="left"/>
             </w:pPr>
@@ -13864,6 +14159,7 @@
           </w:tcPr>
           <w:p>
             <w:pPr>
+              <w:keepNext w:val="false"/>
               <w:spacing w:after="40" w:before="0"/>
               <w:jc w:val="center"/>
             </w:pPr>
@@ -13898,6 +14194,7 @@
           </w:tcPr>
           <w:p>
             <w:pPr>
+              <w:keepNext w:val="false"/>
               <w:spacing w:after="40" w:before="0"/>
               <w:jc w:val="left"/>
             </w:pPr>
@@ -13930,6 +14227,7 @@
           </w:tcPr>
           <w:p>
             <w:pPr>
+              <w:keepNext w:val="false"/>
               <w:spacing w:after="40" w:before="0"/>
               <w:jc w:val="left"/>
             </w:pPr>
@@ -13964,6 +14262,7 @@
           </w:tcPr>
           <w:p>
             <w:pPr>
+              <w:keepNext w:val="false"/>
               <w:spacing w:after="40" w:before="0"/>
               <w:jc w:val="left"/>
             </w:pPr>
@@ -13996,6 +14295,7 @@
           </w:tcPr>
           <w:p>
             <w:pPr>
+              <w:keepNext w:val="false"/>
               <w:spacing w:after="40" w:before="0"/>
               <w:jc w:val="left"/>
             </w:pPr>
@@ -14030,6 +14330,7 @@
           </w:tcPr>
           <w:p>
             <w:pPr>
+              <w:keepNext w:val="false"/>
               <w:spacing w:after="40" w:before="0"/>
               <w:jc w:val="left"/>
             </w:pPr>
@@ -14062,6 +14363,7 @@
           </w:tcPr>
           <w:p>
             <w:pPr>
+              <w:keepNext w:val="false"/>
               <w:spacing w:after="40" w:before="0"/>
               <w:jc w:val="left"/>
             </w:pPr>
@@ -14098,7 +14400,7 @@
         </w:rPr>
         <w:t xml:space="preserve">© 2026 SeaVuria and ARES. Aligned with KICD objectives. Developed by SeaVuria; technical implementation by ARES (with AI assistance from Claude). Licensed under </w:t>
       </w:r>
-      <w:hyperlink w:history="1" r:id="rIdwb1wbwhzahbxdb8zzgpgm">
+      <w:hyperlink w:history="1" r:id="rIdaqwndw45-odxszea4hvyp">
         <w:r>
           <w:rPr>
             <w:rFonts w:ascii="Arial" w:cs="Arial" w:eastAsia="Arial" w:hAnsi="Arial"/>
@@ -14119,7 +14421,7 @@
         </w:rPr>
         <w:t xml:space="preserve"> (</w:t>
       </w:r>
-      <w:hyperlink w:history="1" r:id="rIdfws-l_xpnijnkppzts972">
+      <w:hyperlink w:history="1" r:id="rId44m4miz5uub82idivg028">
         <w:r>
           <w:rPr>
             <w:rFonts w:ascii="Arial" w:cs="Arial" w:eastAsia="Arial" w:hAnsi="Arial"/>
@@ -14179,6 +14481,7 @@
           </w:tcPr>
           <w:p>
             <w:pPr>
+              <w:keepNext w:val="false"/>
               <w:spacing w:after="40" w:before="0"/>
               <w:jc w:val="center"/>
             </w:pPr>
@@ -14214,6 +14517,7 @@
           </w:tcPr>
           <w:p>
             <w:pPr>
+              <w:keepNext w:val="false"/>
               <w:spacing w:after="40" w:before="0"/>
               <w:jc w:val="center"/>
             </w:pPr>
@@ -14248,6 +14552,7 @@
           </w:tcPr>
           <w:p>
             <w:pPr>
+              <w:keepNext w:val="false"/>
               <w:spacing w:after="40" w:before="0"/>
               <w:jc w:val="left"/>
             </w:pPr>
@@ -14280,6 +14585,7 @@
           </w:tcPr>
           <w:p>
             <w:pPr>
+              <w:keepNext w:val="false"/>
               <w:spacing w:after="40" w:before="0"/>
               <w:jc w:val="left"/>
             </w:pPr>
@@ -14314,6 +14620,7 @@
           </w:tcPr>
           <w:p>
             <w:pPr>
+              <w:keepNext w:val="false"/>
               <w:spacing w:after="40" w:before="0"/>
               <w:jc w:val="left"/>
             </w:pPr>
@@ -14346,6 +14653,7 @@
           </w:tcPr>
           <w:p>
             <w:pPr>
+              <w:keepNext w:val="false"/>
               <w:spacing w:after="40" w:before="0"/>
               <w:jc w:val="left"/>
             </w:pPr>
@@ -14380,6 +14688,7 @@
           </w:tcPr>
           <w:p>
             <w:pPr>
+              <w:keepNext w:val="false"/>
               <w:spacing w:after="40" w:before="0"/>
               <w:jc w:val="left"/>
             </w:pPr>
@@ -14412,6 +14721,7 @@
           </w:tcPr>
           <w:p>
             <w:pPr>
+              <w:keepNext w:val="false"/>
               <w:spacing w:after="40" w:before="0"/>
               <w:jc w:val="left"/>
             </w:pPr>
@@ -14446,6 +14756,7 @@
           </w:tcPr>
           <w:p>
             <w:pPr>
+              <w:keepNext w:val="false"/>
               <w:spacing w:after="40" w:before="0"/>
               <w:jc w:val="left"/>
             </w:pPr>
@@ -14478,6 +14789,7 @@
           </w:tcPr>
           <w:p>
             <w:pPr>
+              <w:keepNext w:val="false"/>
               <w:spacing w:after="40" w:before="0"/>
               <w:jc w:val="left"/>
             </w:pPr>
@@ -14512,6 +14824,7 @@
           </w:tcPr>
           <w:p>
             <w:pPr>
+              <w:keepNext w:val="false"/>
               <w:spacing w:after="40" w:before="0"/>
               <w:jc w:val="left"/>
             </w:pPr>
@@ -14544,6 +14857,7 @@
           </w:tcPr>
           <w:p>
             <w:pPr>
+              <w:keepNext w:val="false"/>
               <w:spacing w:after="40" w:before="0"/>
               <w:jc w:val="left"/>
             </w:pPr>
@@ -14578,6 +14892,7 @@
           </w:tcPr>
           <w:p>
             <w:pPr>
+              <w:keepNext w:val="false"/>
               <w:spacing w:after="40" w:before="0"/>
               <w:jc w:val="left"/>
             </w:pPr>
@@ -14610,6 +14925,7 @@
           </w:tcPr>
           <w:p>
             <w:pPr>
+              <w:keepNext w:val="false"/>
               <w:spacing w:after="40" w:before="0"/>
               <w:jc w:val="left"/>
             </w:pPr>
@@ -14644,6 +14960,7 @@
           </w:tcPr>
           <w:p>
             <w:pPr>
+              <w:keepNext w:val="false"/>
               <w:spacing w:after="40" w:before="0"/>
               <w:jc w:val="left"/>
             </w:pPr>
@@ -14676,6 +14993,7 @@
           </w:tcPr>
           <w:p>
             <w:pPr>
+              <w:keepNext w:val="false"/>
               <w:spacing w:after="40" w:before="0"/>
               <w:jc w:val="left"/>
             </w:pPr>
@@ -14710,6 +15028,7 @@
           </w:tcPr>
           <w:p>
             <w:pPr>
+              <w:keepNext w:val="false"/>
               <w:spacing w:after="40" w:before="0"/>
               <w:jc w:val="left"/>
             </w:pPr>
@@ -14742,6 +15061,7 @@
           </w:tcPr>
           <w:p>
             <w:pPr>
+              <w:keepNext w:val="false"/>
               <w:spacing w:after="40" w:before="0"/>
               <w:jc w:val="left"/>
             </w:pPr>
@@ -14801,6 +15121,7 @@
           </w:tcPr>
           <w:p>
             <w:pPr>
+              <w:keepNext w:val="false"/>
               <w:spacing w:after="40" w:before="0"/>
               <w:jc w:val="center"/>
             </w:pPr>
@@ -14835,6 +15156,7 @@
           </w:tcPr>
           <w:p>
             <w:pPr>
+              <w:keepNext w:val="false"/>
               <w:spacing w:after="40" w:before="0"/>
               <w:jc w:val="left"/>
             </w:pPr>
@@ -14899,6 +15221,7 @@
           </w:tcPr>
           <w:p>
             <w:pPr>
+              <w:keepNext w:val="false"/>
               <w:spacing w:after="40" w:before="0"/>
               <w:jc w:val="center"/>
             </w:pPr>
@@ -14933,6 +15256,7 @@
           </w:tcPr>
           <w:p>
             <w:pPr>
+              <w:keepNext w:val="false"/>
               <w:spacing w:after="40" w:before="0"/>
               <w:jc w:val="left"/>
             </w:pPr>
@@ -14965,6 +15289,7 @@
           </w:tcPr>
           <w:p>
             <w:pPr>
+              <w:keepNext w:val="false"/>
               <w:spacing w:after="40" w:before="0"/>
               <w:jc w:val="left"/>
             </w:pPr>
@@ -14997,6 +15322,7 @@
           </w:tcPr>
           <w:p>
             <w:pPr>
+              <w:keepNext w:val="false"/>
               <w:spacing w:after="40" w:before="0"/>
               <w:jc w:val="left"/>
             </w:pPr>
@@ -15029,6 +15355,7 @@
           </w:tcPr>
           <w:p>
             <w:pPr>
+              <w:keepNext w:val="false"/>
               <w:spacing w:after="40" w:before="0"/>
               <w:jc w:val="left"/>
             </w:pPr>
@@ -15061,6 +15388,7 @@
           </w:tcPr>
           <w:p>
             <w:pPr>
+              <w:keepNext w:val="false"/>
               <w:spacing w:after="40" w:before="0"/>
               <w:jc w:val="left"/>
             </w:pPr>
@@ -15095,6 +15423,7 @@
           </w:tcPr>
           <w:p>
             <w:pPr>
+              <w:keepNext w:val="false"/>
               <w:spacing w:after="40" w:before="0"/>
               <w:jc w:val="left"/>
             </w:pPr>
@@ -15149,7 +15478,7 @@
               <w:spacing w:after="10" w:before="0"/>
               <w:ind w:left="120"/>
             </w:pPr>
-            <w:hyperlink w:history="1" r:id="rIdujudnmfnkvhcmgutcygft">
+            <w:hyperlink w:history="1" r:id="rIdr7daqrf8cv2etqht3uzrw">
               <w:r>
                 <w:rPr>
                   <w:rFonts w:ascii="Arial" w:cs="Arial" w:eastAsia="Arial" w:hAnsi="Arial"/>
@@ -15226,7 +15555,7 @@
               <w:spacing w:after="10" w:before="0"/>
               <w:ind w:left="120"/>
             </w:pPr>
-            <w:hyperlink w:history="1" r:id="rIdd0rjqip01fdl2ih_wzdnc">
+            <w:hyperlink w:history="1" r:id="rIdk1bprsmoaoupfu7hku_6m">
               <w:r>
                 <w:rPr>
                   <w:rFonts w:ascii="Arial" w:cs="Arial" w:eastAsia="Arial" w:hAnsi="Arial"/>
@@ -15269,6 +15598,7 @@
           </w:tcPr>
           <w:p>
             <w:pPr>
+              <w:keepNext w:val="false"/>
               <w:spacing w:after="40" w:before="0"/>
               <w:jc w:val="left"/>
             </w:pPr>
@@ -15301,6 +15631,7 @@
           </w:tcPr>
           <w:p>
             <w:pPr>
+              <w:keepNext w:val="false"/>
               <w:spacing w:after="40" w:before="0"/>
               <w:jc w:val="left"/>
             </w:pPr>
@@ -15333,6 +15664,7 @@
           </w:tcPr>
           <w:p>
             <w:pPr>
+              <w:keepNext w:val="false"/>
               <w:spacing w:after="40" w:before="0"/>
               <w:jc w:val="left"/>
             </w:pPr>
@@ -15365,6 +15697,7 @@
           </w:tcPr>
           <w:p>
             <w:pPr>
+              <w:keepNext w:val="false"/>
               <w:spacing w:after="40" w:before="0"/>
               <w:jc w:val="left"/>
             </w:pPr>
@@ -15399,6 +15732,7 @@
           </w:tcPr>
           <w:p>
             <w:pPr>
+              <w:keepNext w:val="false"/>
               <w:spacing w:after="40" w:before="0"/>
               <w:jc w:val="left"/>
             </w:pPr>
@@ -15453,7 +15787,7 @@
               <w:spacing w:after="10" w:before="0"/>
               <w:ind w:left="120"/>
             </w:pPr>
-            <w:hyperlink w:history="1" r:id="rIdgxsc2m6cepe4imia5xefg">
+            <w:hyperlink w:history="1" r:id="rId5s7mynvgpxutowirvo5vo">
               <w:r>
                 <w:rPr>
                   <w:rFonts w:ascii="Arial" w:cs="Arial" w:eastAsia="Arial" w:hAnsi="Arial"/>
@@ -15530,7 +15864,7 @@
               <w:spacing w:after="10" w:before="0"/>
               <w:ind w:left="120"/>
             </w:pPr>
-            <w:hyperlink w:history="1" r:id="rId42hb5wcymumf90_uzpfxj">
+            <w:hyperlink w:history="1" r:id="rIdjpach-a7ngps4m25kl4xu">
               <w:r>
                 <w:rPr>
                   <w:rFonts w:ascii="Arial" w:cs="Arial" w:eastAsia="Arial" w:hAnsi="Arial"/>
@@ -15573,6 +15907,7 @@
           </w:tcPr>
           <w:p>
             <w:pPr>
+              <w:keepNext w:val="false"/>
               <w:spacing w:after="40" w:before="0"/>
               <w:jc w:val="left"/>
             </w:pPr>
@@ -15605,6 +15940,7 @@
           </w:tcPr>
           <w:p>
             <w:pPr>
+              <w:keepNext w:val="false"/>
               <w:spacing w:after="40" w:before="0"/>
               <w:jc w:val="left"/>
             </w:pPr>
@@ -15637,6 +15973,7 @@
           </w:tcPr>
           <w:p>
             <w:pPr>
+              <w:keepNext w:val="false"/>
               <w:spacing w:after="40" w:before="0"/>
               <w:jc w:val="left"/>
             </w:pPr>
@@ -15669,6 +16006,7 @@
           </w:tcPr>
           <w:p>
             <w:pPr>
+              <w:keepNext w:val="false"/>
               <w:spacing w:after="40" w:before="0"/>
               <w:jc w:val="left"/>
             </w:pPr>
@@ -15703,6 +16041,7 @@
           </w:tcPr>
           <w:p>
             <w:pPr>
+              <w:keepNext w:val="false"/>
               <w:spacing w:after="40" w:before="0"/>
               <w:jc w:val="left"/>
             </w:pPr>
@@ -15757,7 +16096,7 @@
               <w:spacing w:after="10" w:before="0"/>
               <w:ind w:left="120"/>
             </w:pPr>
-            <w:hyperlink w:history="1" r:id="rIdyzy2iettukxsybae43p91">
+            <w:hyperlink w:history="1" r:id="rIdkwv6o1euvkkfgn1-b74om">
               <w:r>
                 <w:rPr>
                   <w:rFonts w:ascii="Arial" w:cs="Arial" w:eastAsia="Arial" w:hAnsi="Arial"/>
@@ -15834,7 +16173,7 @@
               <w:spacing w:after="10" w:before="0"/>
               <w:ind w:left="120"/>
             </w:pPr>
-            <w:hyperlink w:history="1" r:id="rIdyzn8fmuyrgtadfchtd-os">
+            <w:hyperlink w:history="1" r:id="rIdhgcfaazec-ysgi9k6sbqt">
               <w:r>
                 <w:rPr>
                   <w:rFonts w:ascii="Arial" w:cs="Arial" w:eastAsia="Arial" w:hAnsi="Arial"/>
@@ -15877,6 +16216,7 @@
           </w:tcPr>
           <w:p>
             <w:pPr>
+              <w:keepNext w:val="false"/>
               <w:spacing w:after="40" w:before="0"/>
               <w:jc w:val="left"/>
             </w:pPr>
@@ -15909,6 +16249,7 @@
           </w:tcPr>
           <w:p>
             <w:pPr>
+              <w:keepNext w:val="false"/>
               <w:spacing w:after="40" w:before="0"/>
               <w:jc w:val="left"/>
             </w:pPr>
@@ -15941,6 +16282,7 @@
           </w:tcPr>
           <w:p>
             <w:pPr>
+              <w:keepNext w:val="false"/>
               <w:spacing w:after="40" w:before="0"/>
               <w:jc w:val="left"/>
             </w:pPr>
@@ -15973,6 +16315,7 @@
           </w:tcPr>
           <w:p>
             <w:pPr>
+              <w:keepNext w:val="false"/>
               <w:spacing w:after="40" w:before="0"/>
               <w:jc w:val="left"/>
             </w:pPr>
@@ -16007,6 +16350,7 @@
           </w:tcPr>
           <w:p>
             <w:pPr>
+              <w:keepNext w:val="false"/>
               <w:spacing w:after="40" w:before="0"/>
               <w:jc w:val="left"/>
             </w:pPr>
@@ -16061,7 +16405,7 @@
               <w:spacing w:after="10" w:before="0"/>
               <w:ind w:left="120"/>
             </w:pPr>
-            <w:hyperlink w:history="1" r:id="rId5wbfo2umwtewse4_zppag">
+            <w:hyperlink w:history="1" r:id="rIddex8n-g3wxje6e3fk0rr0">
               <w:r>
                 <w:rPr>
                   <w:rFonts w:ascii="Arial" w:cs="Arial" w:eastAsia="Arial" w:hAnsi="Arial"/>
@@ -16138,7 +16482,7 @@
               <w:spacing w:after="10" w:before="0"/>
               <w:ind w:left="120"/>
             </w:pPr>
-            <w:hyperlink w:history="1" r:id="rIdnzxqa5ojntnu5_qsr7u2t">
+            <w:hyperlink w:history="1" r:id="rId7ep_geinetblvfnqthiul">
               <w:r>
                 <w:rPr>
                   <w:rFonts w:ascii="Arial" w:cs="Arial" w:eastAsia="Arial" w:hAnsi="Arial"/>
@@ -16181,6 +16525,7 @@
           </w:tcPr>
           <w:p>
             <w:pPr>
+              <w:keepNext w:val="false"/>
               <w:spacing w:after="40" w:before="0"/>
               <w:jc w:val="left"/>
             </w:pPr>
@@ -16213,6 +16558,7 @@
           </w:tcPr>
           <w:p>
             <w:pPr>
+              <w:keepNext w:val="false"/>
               <w:spacing w:after="40" w:before="0"/>
               <w:jc w:val="left"/>
             </w:pPr>
@@ -16245,6 +16591,7 @@
           </w:tcPr>
           <w:p>
             <w:pPr>
+              <w:keepNext w:val="false"/>
               <w:spacing w:after="40" w:before="0"/>
               <w:jc w:val="left"/>
             </w:pPr>
@@ -16277,6 +16624,7 @@
           </w:tcPr>
           <w:p>
             <w:pPr>
+              <w:keepNext w:val="false"/>
               <w:spacing w:after="40" w:before="0"/>
               <w:jc w:val="left"/>
             </w:pPr>
@@ -16311,6 +16659,7 @@
           </w:tcPr>
           <w:p>
             <w:pPr>
+              <w:keepNext w:val="false"/>
               <w:spacing w:after="40" w:before="0"/>
               <w:jc w:val="left"/>
             </w:pPr>
@@ -16365,7 +16714,7 @@
               <w:spacing w:after="10" w:before="0"/>
               <w:ind w:left="120"/>
             </w:pPr>
-            <w:hyperlink w:history="1" r:id="rId82htcxoekqdss4j_fj1mn">
+            <w:hyperlink w:history="1" r:id="rIdvk3l9gf1fnizwmb1doblr">
               <w:r>
                 <w:rPr>
                   <w:rFonts w:ascii="Arial" w:cs="Arial" w:eastAsia="Arial" w:hAnsi="Arial"/>
@@ -16442,7 +16791,7 @@
               <w:spacing w:after="10" w:before="0"/>
               <w:ind w:left="120"/>
             </w:pPr>
-            <w:hyperlink w:history="1" r:id="rIdn0sm5ra_bxzkkmu5qangl">
+            <w:hyperlink w:history="1" r:id="rId9ix2hgxhyskhxy7nphhb2">
               <w:r>
                 <w:rPr>
                   <w:rFonts w:ascii="Arial" w:cs="Arial" w:eastAsia="Arial" w:hAnsi="Arial"/>
@@ -16485,6 +16834,7 @@
           </w:tcPr>
           <w:p>
             <w:pPr>
+              <w:keepNext w:val="false"/>
               <w:spacing w:after="40" w:before="0"/>
               <w:jc w:val="left"/>
             </w:pPr>
@@ -16517,6 +16867,7 @@
           </w:tcPr>
           <w:p>
             <w:pPr>
+              <w:keepNext w:val="false"/>
               <w:spacing w:after="40" w:before="0"/>
               <w:jc w:val="left"/>
             </w:pPr>
@@ -16549,6 +16900,7 @@
           </w:tcPr>
           <w:p>
             <w:pPr>
+              <w:keepNext w:val="false"/>
               <w:spacing w:after="40" w:before="0"/>
               <w:jc w:val="left"/>
             </w:pPr>
@@ -16581,6 +16933,7 @@
           </w:tcPr>
           <w:p>
             <w:pPr>
+              <w:keepNext w:val="false"/>
               <w:spacing w:after="40" w:before="0"/>
               <w:jc w:val="left"/>
             </w:pPr>
@@ -16640,6 +16993,7 @@
           </w:tcPr>
           <w:p>
             <w:pPr>
+              <w:keepNext w:val="false"/>
               <w:spacing w:after="40" w:before="0"/>
               <w:jc w:val="center"/>
             </w:pPr>
@@ -16674,6 +17028,7 @@
           </w:tcPr>
           <w:p>
             <w:pPr>
+              <w:keepNext w:val="false"/>
               <w:spacing w:after="40" w:before="0"/>
               <w:jc w:val="left"/>
             </w:pPr>
@@ -16693,6 +17048,7 @@
           </w:p>
           <w:p>
             <w:pPr>
+              <w:keepNext w:val="false"/>
               <w:spacing w:after="40" w:before="0"/>
               <w:jc w:val="left"/>
             </w:pPr>
@@ -16712,6 +17068,7 @@
           </w:p>
           <w:p>
             <w:pPr>
+              <w:keepNext w:val="false"/>
               <w:spacing w:after="40" w:before="0"/>
               <w:jc w:val="left"/>
             </w:pPr>
@@ -16731,6 +17088,7 @@
           </w:p>
           <w:p>
             <w:pPr>
+              <w:keepNext w:val="false"/>
               <w:spacing w:after="40" w:before="0"/>
               <w:jc w:val="left"/>
             </w:pPr>
@@ -16750,6 +17108,7 @@
           </w:p>
           <w:p>
             <w:pPr>
+              <w:keepNext w:val="false"/>
               <w:spacing w:after="40" w:before="0"/>
               <w:jc w:val="left"/>
             </w:pPr>
@@ -16769,6 +17128,7 @@
           </w:p>
           <w:p>
             <w:pPr>
+              <w:keepNext w:val="false"/>
               <w:spacing w:after="40" w:before="0"/>
               <w:jc w:val="left"/>
             </w:pPr>
@@ -16830,6 +17190,7 @@
           </w:tcPr>
           <w:p>
             <w:pPr>
+              <w:keepNext w:val="false"/>
               <w:spacing w:after="40" w:before="0"/>
               <w:jc w:val="center"/>
             </w:pPr>
@@ -16864,6 +17225,7 @@
           </w:tcPr>
           <w:p>
             <w:pPr>
+              <w:keepNext w:val="false"/>
               <w:spacing w:after="40" w:before="0"/>
               <w:jc w:val="left"/>
             </w:pPr>
@@ -16896,6 +17258,7 @@
           </w:tcPr>
           <w:p>
             <w:pPr>
+              <w:keepNext w:val="false"/>
               <w:spacing w:after="40" w:before="0"/>
               <w:jc w:val="left"/>
             </w:pPr>
@@ -16930,6 +17293,7 @@
           </w:tcPr>
           <w:p>
             <w:pPr>
+              <w:keepNext w:val="false"/>
               <w:spacing w:after="40" w:before="0"/>
               <w:jc w:val="left"/>
             </w:pPr>
@@ -16962,6 +17326,7 @@
           </w:tcPr>
           <w:p>
             <w:pPr>
+              <w:keepNext w:val="false"/>
               <w:spacing w:after="40" w:before="0"/>
               <w:jc w:val="left"/>
             </w:pPr>
@@ -16996,6 +17361,7 @@
           </w:tcPr>
           <w:p>
             <w:pPr>
+              <w:keepNext w:val="false"/>
               <w:spacing w:after="40" w:before="0"/>
               <w:jc w:val="left"/>
             </w:pPr>
@@ -17028,6 +17394,7 @@
           </w:tcPr>
           <w:p>
             <w:pPr>
+              <w:keepNext w:val="false"/>
               <w:spacing w:after="40" w:before="0"/>
               <w:jc w:val="left"/>
             </w:pPr>
@@ -17064,7 +17431,7 @@
         </w:rPr>
         <w:t xml:space="preserve">© 2026 SeaVuria and ARES. Aligned with KICD objectives. Developed by SeaVuria; technical implementation by ARES (with AI assistance from Claude). Licensed under </w:t>
       </w:r>
-      <w:hyperlink w:history="1" r:id="rIdhzkjcpj76aju9g2qfr1oz">
+      <w:hyperlink w:history="1" r:id="rIdhvs0qqo641porf5t6gsn-">
         <w:r>
           <w:rPr>
             <w:rFonts w:ascii="Arial" w:cs="Arial" w:eastAsia="Arial" w:hAnsi="Arial"/>
@@ -17085,7 +17452,7 @@
         </w:rPr>
         <w:t xml:space="preserve"> (</w:t>
       </w:r>
-      <w:hyperlink w:history="1" r:id="rIdwr97ta5rsijbvqazhimik">
+      <w:hyperlink w:history="1" r:id="rIdu0tipxkjppflrrc824ob5">
         <w:r>
           <w:rPr>
             <w:rFonts w:ascii="Arial" w:cs="Arial" w:eastAsia="Arial" w:hAnsi="Arial"/>
@@ -17145,6 +17512,7 @@
           </w:tcPr>
           <w:p>
             <w:pPr>
+              <w:keepNext w:val="false"/>
               <w:spacing w:after="40" w:before="0"/>
               <w:jc w:val="center"/>
             </w:pPr>
@@ -17180,6 +17548,7 @@
           </w:tcPr>
           <w:p>
             <w:pPr>
+              <w:keepNext w:val="false"/>
               <w:spacing w:after="40" w:before="0"/>
               <w:jc w:val="center"/>
             </w:pPr>
@@ -17214,6 +17583,7 @@
           </w:tcPr>
           <w:p>
             <w:pPr>
+              <w:keepNext w:val="false"/>
               <w:spacing w:after="40" w:before="0"/>
               <w:jc w:val="left"/>
             </w:pPr>
@@ -17246,6 +17616,7 @@
           </w:tcPr>
           <w:p>
             <w:pPr>
+              <w:keepNext w:val="false"/>
               <w:spacing w:after="40" w:before="0"/>
               <w:jc w:val="left"/>
             </w:pPr>
@@ -17280,6 +17651,7 @@
           </w:tcPr>
           <w:p>
             <w:pPr>
+              <w:keepNext w:val="false"/>
               <w:spacing w:after="40" w:before="0"/>
               <w:jc w:val="left"/>
             </w:pPr>
@@ -17312,6 +17684,7 @@
           </w:tcPr>
           <w:p>
             <w:pPr>
+              <w:keepNext w:val="false"/>
               <w:spacing w:after="40" w:before="0"/>
               <w:jc w:val="left"/>
             </w:pPr>
@@ -17346,6 +17719,7 @@
           </w:tcPr>
           <w:p>
             <w:pPr>
+              <w:keepNext w:val="false"/>
               <w:spacing w:after="40" w:before="0"/>
               <w:jc w:val="left"/>
             </w:pPr>
@@ -17378,6 +17752,7 @@
           </w:tcPr>
           <w:p>
             <w:pPr>
+              <w:keepNext w:val="false"/>
               <w:spacing w:after="40" w:before="0"/>
               <w:jc w:val="left"/>
             </w:pPr>
@@ -17412,6 +17787,7 @@
           </w:tcPr>
           <w:p>
             <w:pPr>
+              <w:keepNext w:val="false"/>
               <w:spacing w:after="40" w:before="0"/>
               <w:jc w:val="left"/>
             </w:pPr>
@@ -17444,6 +17820,7 @@
           </w:tcPr>
           <w:p>
             <w:pPr>
+              <w:keepNext w:val="false"/>
               <w:spacing w:after="40" w:before="0"/>
               <w:jc w:val="left"/>
             </w:pPr>
@@ -17478,6 +17855,7 @@
           </w:tcPr>
           <w:p>
             <w:pPr>
+              <w:keepNext w:val="false"/>
               <w:spacing w:after="40" w:before="0"/>
               <w:jc w:val="left"/>
             </w:pPr>
@@ -17510,6 +17888,7 @@
           </w:tcPr>
           <w:p>
             <w:pPr>
+              <w:keepNext w:val="false"/>
               <w:spacing w:after="40" w:before="0"/>
               <w:jc w:val="left"/>
             </w:pPr>
@@ -17544,6 +17923,7 @@
           </w:tcPr>
           <w:p>
             <w:pPr>
+              <w:keepNext w:val="false"/>
               <w:spacing w:after="40" w:before="0"/>
               <w:jc w:val="left"/>
             </w:pPr>
@@ -17576,6 +17956,7 @@
           </w:tcPr>
           <w:p>
             <w:pPr>
+              <w:keepNext w:val="false"/>
               <w:spacing w:after="40" w:before="0"/>
               <w:jc w:val="left"/>
             </w:pPr>
@@ -17610,6 +17991,7 @@
           </w:tcPr>
           <w:p>
             <w:pPr>
+              <w:keepNext w:val="false"/>
               <w:spacing w:after="40" w:before="0"/>
               <w:jc w:val="left"/>
             </w:pPr>
@@ -17642,6 +18024,7 @@
           </w:tcPr>
           <w:p>
             <w:pPr>
+              <w:keepNext w:val="false"/>
               <w:spacing w:after="40" w:before="0"/>
               <w:jc w:val="left"/>
             </w:pPr>
@@ -17676,6 +18059,7 @@
           </w:tcPr>
           <w:p>
             <w:pPr>
+              <w:keepNext w:val="false"/>
               <w:spacing w:after="40" w:before="0"/>
               <w:jc w:val="left"/>
             </w:pPr>
@@ -17708,6 +18092,7 @@
           </w:tcPr>
           <w:p>
             <w:pPr>
+              <w:keepNext w:val="false"/>
               <w:spacing w:after="40" w:before="0"/>
               <w:jc w:val="left"/>
             </w:pPr>
@@ -17767,6 +18152,7 @@
           </w:tcPr>
           <w:p>
             <w:pPr>
+              <w:keepNext w:val="false"/>
               <w:spacing w:after="40" w:before="0"/>
               <w:jc w:val="center"/>
             </w:pPr>
@@ -17801,6 +18187,7 @@
           </w:tcPr>
           <w:p>
             <w:pPr>
+              <w:keepNext w:val="false"/>
               <w:spacing w:after="40" w:before="0"/>
               <w:jc w:val="left"/>
             </w:pPr>
@@ -17865,6 +18252,7 @@
           </w:tcPr>
           <w:p>
             <w:pPr>
+              <w:keepNext w:val="false"/>
               <w:spacing w:after="40" w:before="0"/>
               <w:jc w:val="center"/>
             </w:pPr>
@@ -17899,6 +18287,7 @@
           </w:tcPr>
           <w:p>
             <w:pPr>
+              <w:keepNext w:val="false"/>
               <w:spacing w:after="40" w:before="0"/>
               <w:jc w:val="left"/>
             </w:pPr>
@@ -17931,6 +18320,7 @@
           </w:tcPr>
           <w:p>
             <w:pPr>
+              <w:keepNext w:val="false"/>
               <w:spacing w:after="40" w:before="0"/>
               <w:jc w:val="left"/>
             </w:pPr>
@@ -17963,6 +18353,7 @@
           </w:tcPr>
           <w:p>
             <w:pPr>
+              <w:keepNext w:val="false"/>
               <w:spacing w:after="40" w:before="0"/>
               <w:jc w:val="left"/>
             </w:pPr>
@@ -17995,6 +18386,7 @@
           </w:tcPr>
           <w:p>
             <w:pPr>
+              <w:keepNext w:val="false"/>
               <w:spacing w:after="40" w:before="0"/>
               <w:jc w:val="left"/>
             </w:pPr>
@@ -18027,6 +18419,7 @@
           </w:tcPr>
           <w:p>
             <w:pPr>
+              <w:keepNext w:val="false"/>
               <w:spacing w:after="40" w:before="0"/>
               <w:jc w:val="left"/>
             </w:pPr>
@@ -18061,6 +18454,7 @@
           </w:tcPr>
           <w:p>
             <w:pPr>
+              <w:keepNext w:val="false"/>
               <w:spacing w:after="40" w:before="0"/>
               <w:jc w:val="left"/>
             </w:pPr>
@@ -18115,7 +18509,7 @@
               <w:spacing w:after="10" w:before="0"/>
               <w:ind w:left="120"/>
             </w:pPr>
-            <w:hyperlink w:history="1" r:id="rIdl3kmt-ndb6tjwmcunpaja">
+            <w:hyperlink w:history="1" r:id="rId4vrit3chuaj7kenmey2bp">
               <w:r>
                 <w:rPr>
                   <w:rFonts w:ascii="Arial" w:cs="Arial" w:eastAsia="Arial" w:hAnsi="Arial"/>
@@ -18192,7 +18586,7 @@
               <w:spacing w:after="10" w:before="0"/>
               <w:ind w:left="120"/>
             </w:pPr>
-            <w:hyperlink w:history="1" r:id="rIdxy4ktx-zxqf6u-c-130vn">
+            <w:hyperlink w:history="1" r:id="rIdwtqpjfkg0cnufrayq4rgp">
               <w:r>
                 <w:rPr>
                   <w:rFonts w:ascii="Arial" w:cs="Arial" w:eastAsia="Arial" w:hAnsi="Arial"/>
@@ -18235,6 +18629,7 @@
           </w:tcPr>
           <w:p>
             <w:pPr>
+              <w:keepNext w:val="false"/>
               <w:spacing w:after="40" w:before="0"/>
               <w:jc w:val="left"/>
             </w:pPr>
@@ -18267,6 +18662,7 @@
           </w:tcPr>
           <w:p>
             <w:pPr>
+              <w:keepNext w:val="false"/>
               <w:spacing w:after="40" w:before="0"/>
               <w:jc w:val="left"/>
             </w:pPr>
@@ -18299,6 +18695,7 @@
           </w:tcPr>
           <w:p>
             <w:pPr>
+              <w:keepNext w:val="false"/>
               <w:spacing w:after="40" w:before="0"/>
               <w:jc w:val="left"/>
             </w:pPr>
@@ -18331,6 +18728,7 @@
           </w:tcPr>
           <w:p>
             <w:pPr>
+              <w:keepNext w:val="false"/>
               <w:spacing w:after="40" w:before="0"/>
               <w:jc w:val="left"/>
             </w:pPr>
@@ -18365,6 +18763,7 @@
           </w:tcPr>
           <w:p>
             <w:pPr>
+              <w:keepNext w:val="false"/>
               <w:spacing w:after="40" w:before="0"/>
               <w:jc w:val="left"/>
             </w:pPr>
@@ -18419,7 +18818,7 @@
               <w:spacing w:after="10" w:before="0"/>
               <w:ind w:left="120"/>
             </w:pPr>
-            <w:hyperlink w:history="1" r:id="rIdcwp4a33kjtag_zzb302nm">
+            <w:hyperlink w:history="1" r:id="rIdde5v1xqqik67exl-_own3">
               <w:r>
                 <w:rPr>
                   <w:rFonts w:ascii="Arial" w:cs="Arial" w:eastAsia="Arial" w:hAnsi="Arial"/>
@@ -18496,7 +18895,7 @@
               <w:spacing w:after="10" w:before="0"/>
               <w:ind w:left="120"/>
             </w:pPr>
-            <w:hyperlink w:history="1" r:id="rIdpni-ikzu6k6rjcuom0rfr">
+            <w:hyperlink w:history="1" r:id="rIdnc6odsbutzk1vpsplcppi">
               <w:r>
                 <w:rPr>
                   <w:rFonts w:ascii="Arial" w:cs="Arial" w:eastAsia="Arial" w:hAnsi="Arial"/>
@@ -18539,6 +18938,7 @@
           </w:tcPr>
           <w:p>
             <w:pPr>
+              <w:keepNext w:val="false"/>
               <w:spacing w:after="40" w:before="0"/>
               <w:jc w:val="left"/>
             </w:pPr>
@@ -18571,6 +18971,7 @@
           </w:tcPr>
           <w:p>
             <w:pPr>
+              <w:keepNext w:val="false"/>
               <w:spacing w:after="40" w:before="0"/>
               <w:jc w:val="left"/>
             </w:pPr>
@@ -18603,6 +19004,7 @@
           </w:tcPr>
           <w:p>
             <w:pPr>
+              <w:keepNext w:val="false"/>
               <w:spacing w:after="40" w:before="0"/>
               <w:jc w:val="left"/>
             </w:pPr>
@@ -18635,6 +19037,7 @@
           </w:tcPr>
           <w:p>
             <w:pPr>
+              <w:keepNext w:val="false"/>
               <w:spacing w:after="40" w:before="0"/>
               <w:jc w:val="left"/>
             </w:pPr>
@@ -18669,6 +19072,7 @@
           </w:tcPr>
           <w:p>
             <w:pPr>
+              <w:keepNext w:val="false"/>
               <w:spacing w:after="40" w:before="0"/>
               <w:jc w:val="left"/>
             </w:pPr>
@@ -18723,7 +19127,7 @@
               <w:spacing w:after="10" w:before="0"/>
               <w:ind w:left="120"/>
             </w:pPr>
-            <w:hyperlink w:history="1" r:id="rId31f1ued4h7onhdi7q5jac">
+            <w:hyperlink w:history="1" r:id="rIdk_1gotxdna8ftskcc8yg8">
               <w:r>
                 <w:rPr>
                   <w:rFonts w:ascii="Arial" w:cs="Arial" w:eastAsia="Arial" w:hAnsi="Arial"/>
@@ -18800,7 +19204,7 @@
               <w:spacing w:after="10" w:before="0"/>
               <w:ind w:left="120"/>
             </w:pPr>
-            <w:hyperlink w:history="1" r:id="rIdkkr6til-w1giztqq8x_3j">
+            <w:hyperlink w:history="1" r:id="rIdu6lnxjetthoanr_us7nps">
               <w:r>
                 <w:rPr>
                   <w:rFonts w:ascii="Arial" w:cs="Arial" w:eastAsia="Arial" w:hAnsi="Arial"/>
@@ -18843,6 +19247,7 @@
           </w:tcPr>
           <w:p>
             <w:pPr>
+              <w:keepNext w:val="false"/>
               <w:spacing w:after="40" w:before="0"/>
               <w:jc w:val="left"/>
             </w:pPr>
@@ -18875,6 +19280,7 @@
           </w:tcPr>
           <w:p>
             <w:pPr>
+              <w:keepNext w:val="false"/>
               <w:spacing w:after="40" w:before="0"/>
               <w:jc w:val="left"/>
             </w:pPr>
@@ -18907,6 +19313,7 @@
           </w:tcPr>
           <w:p>
             <w:pPr>
+              <w:keepNext w:val="false"/>
               <w:spacing w:after="40" w:before="0"/>
               <w:jc w:val="left"/>
             </w:pPr>
@@ -18939,6 +19346,7 @@
           </w:tcPr>
           <w:p>
             <w:pPr>
+              <w:keepNext w:val="false"/>
               <w:spacing w:after="40" w:before="0"/>
               <w:jc w:val="left"/>
             </w:pPr>
@@ -18973,6 +19381,7 @@
           </w:tcPr>
           <w:p>
             <w:pPr>
+              <w:keepNext w:val="false"/>
               <w:spacing w:after="40" w:before="0"/>
               <w:jc w:val="left"/>
             </w:pPr>
@@ -19027,7 +19436,7 @@
               <w:spacing w:after="10" w:before="0"/>
               <w:ind w:left="120"/>
             </w:pPr>
-            <w:hyperlink w:history="1" r:id="rIdlw9x0saqhzmyr18wglwf_">
+            <w:hyperlink w:history="1" r:id="rId2gmihmy6siuvv6ewq0jou">
               <w:r>
                 <w:rPr>
                   <w:rFonts w:ascii="Arial" w:cs="Arial" w:eastAsia="Arial" w:hAnsi="Arial"/>
@@ -19104,7 +19513,7 @@
               <w:spacing w:after="10" w:before="0"/>
               <w:ind w:left="120"/>
             </w:pPr>
-            <w:hyperlink w:history="1" r:id="rIdrziqk2tanm0rg1ahwgyui">
+            <w:hyperlink w:history="1" r:id="rIdo52ydvahzxxw3zoredrkj">
               <w:r>
                 <w:rPr>
                   <w:rFonts w:ascii="Arial" w:cs="Arial" w:eastAsia="Arial" w:hAnsi="Arial"/>
@@ -19147,6 +19556,7 @@
           </w:tcPr>
           <w:p>
             <w:pPr>
+              <w:keepNext w:val="false"/>
               <w:spacing w:after="40" w:before="0"/>
               <w:jc w:val="left"/>
             </w:pPr>
@@ -19179,6 +19589,7 @@
           </w:tcPr>
           <w:p>
             <w:pPr>
+              <w:keepNext w:val="false"/>
               <w:spacing w:after="40" w:before="0"/>
               <w:jc w:val="left"/>
             </w:pPr>
@@ -19211,6 +19622,7 @@
           </w:tcPr>
           <w:p>
             <w:pPr>
+              <w:keepNext w:val="false"/>
               <w:spacing w:after="40" w:before="0"/>
               <w:jc w:val="left"/>
             </w:pPr>
@@ -19243,6 +19655,7 @@
           </w:tcPr>
           <w:p>
             <w:pPr>
+              <w:keepNext w:val="false"/>
               <w:spacing w:after="40" w:before="0"/>
               <w:jc w:val="left"/>
             </w:pPr>
@@ -19277,6 +19690,7 @@
           </w:tcPr>
           <w:p>
             <w:pPr>
+              <w:keepNext w:val="false"/>
               <w:spacing w:after="40" w:before="0"/>
               <w:jc w:val="left"/>
             </w:pPr>
@@ -19331,7 +19745,7 @@
               <w:spacing w:after="10" w:before="0"/>
               <w:ind w:left="120"/>
             </w:pPr>
-            <w:hyperlink w:history="1" r:id="rIdyrf7895otd5dieyse65iy">
+            <w:hyperlink w:history="1" r:id="rIdedvrsw-_0vssqyp8l0kk6">
               <w:r>
                 <w:rPr>
                   <w:rFonts w:ascii="Arial" w:cs="Arial" w:eastAsia="Arial" w:hAnsi="Arial"/>
@@ -19408,7 +19822,7 @@
               <w:spacing w:after="10" w:before="0"/>
               <w:ind w:left="120"/>
             </w:pPr>
-            <w:hyperlink w:history="1" r:id="rIdyqpfyanc5dgsslo2trnl0">
+            <w:hyperlink w:history="1" r:id="rIdmzwauncu_ahapqomelw_x">
               <w:r>
                 <w:rPr>
                   <w:rFonts w:ascii="Arial" w:cs="Arial" w:eastAsia="Arial" w:hAnsi="Arial"/>
@@ -19451,6 +19865,7 @@
           </w:tcPr>
           <w:p>
             <w:pPr>
+              <w:keepNext w:val="false"/>
               <w:spacing w:after="40" w:before="0"/>
               <w:jc w:val="left"/>
             </w:pPr>
@@ -19483,6 +19898,7 @@
           </w:tcPr>
           <w:p>
             <w:pPr>
+              <w:keepNext w:val="false"/>
               <w:spacing w:after="40" w:before="0"/>
               <w:jc w:val="left"/>
             </w:pPr>
@@ -19515,6 +19931,7 @@
           </w:tcPr>
           <w:p>
             <w:pPr>
+              <w:keepNext w:val="false"/>
               <w:spacing w:after="40" w:before="0"/>
               <w:jc w:val="left"/>
             </w:pPr>
@@ -19547,6 +19964,7 @@
           </w:tcPr>
           <w:p>
             <w:pPr>
+              <w:keepNext w:val="false"/>
               <w:spacing w:after="40" w:before="0"/>
               <w:jc w:val="left"/>
             </w:pPr>
@@ -19606,6 +20024,7 @@
           </w:tcPr>
           <w:p>
             <w:pPr>
+              <w:keepNext w:val="false"/>
               <w:spacing w:after="40" w:before="0"/>
               <w:jc w:val="center"/>
             </w:pPr>
@@ -19640,6 +20059,7 @@
           </w:tcPr>
           <w:p>
             <w:pPr>
+              <w:keepNext w:val="false"/>
               <w:spacing w:after="40" w:before="0"/>
               <w:jc w:val="left"/>
             </w:pPr>
@@ -19701,6 +20121,7 @@
           </w:tcPr>
           <w:p>
             <w:pPr>
+              <w:keepNext w:val="false"/>
               <w:spacing w:after="40" w:before="0"/>
               <w:jc w:val="center"/>
             </w:pPr>
@@ -19735,6 +20156,7 @@
           </w:tcPr>
           <w:p>
             <w:pPr>
+              <w:keepNext w:val="false"/>
               <w:spacing w:after="40" w:before="0"/>
               <w:jc w:val="left"/>
             </w:pPr>
@@ -19767,6 +20189,7 @@
           </w:tcPr>
           <w:p>
             <w:pPr>
+              <w:keepNext w:val="false"/>
               <w:spacing w:after="40" w:before="0"/>
               <w:jc w:val="left"/>
             </w:pPr>
@@ -19801,6 +20224,7 @@
           </w:tcPr>
           <w:p>
             <w:pPr>
+              <w:keepNext w:val="false"/>
               <w:spacing w:after="40" w:before="0"/>
               <w:jc w:val="left"/>
             </w:pPr>
@@ -19833,6 +20257,7 @@
           </w:tcPr>
           <w:p>
             <w:pPr>
+              <w:keepNext w:val="false"/>
               <w:spacing w:after="40" w:before="0"/>
               <w:jc w:val="left"/>
             </w:pPr>
@@ -19867,6 +20292,7 @@
           </w:tcPr>
           <w:p>
             <w:pPr>
+              <w:keepNext w:val="false"/>
               <w:spacing w:after="40" w:before="0"/>
               <w:jc w:val="left"/>
             </w:pPr>
@@ -19899,6 +20325,7 @@
           </w:tcPr>
           <w:p>
             <w:pPr>
+              <w:keepNext w:val="false"/>
               <w:spacing w:after="40" w:before="0"/>
               <w:jc w:val="left"/>
             </w:pPr>
@@ -19935,7 +20362,7 @@
         </w:rPr>
         <w:t xml:space="preserve">© 2026 SeaVuria and ARES. Aligned with KICD objectives. Developed by SeaVuria; technical implementation by ARES (with AI assistance from Claude). Licensed under </w:t>
       </w:r>
-      <w:hyperlink w:history="1" r:id="rIdrxjc653hzxngxfhuzzubr">
+      <w:hyperlink w:history="1" r:id="rIdggwgdbox4r4xonnrd9uri">
         <w:r>
           <w:rPr>
             <w:rFonts w:ascii="Arial" w:cs="Arial" w:eastAsia="Arial" w:hAnsi="Arial"/>
@@ -19956,7 +20383,7 @@
         </w:rPr>
         <w:t xml:space="preserve"> (</w:t>
       </w:r>
-      <w:hyperlink w:history="1" r:id="rIdzby_s8sexdc4y8-b_jxo9">
+      <w:hyperlink w:history="1" r:id="rIdr0ze3d6viafuwirwhhswv">
         <w:r>
           <w:rPr>
             <w:rFonts w:ascii="Arial" w:cs="Arial" w:eastAsia="Arial" w:hAnsi="Arial"/>
@@ -20016,6 +20443,7 @@
           </w:tcPr>
           <w:p>
             <w:pPr>
+              <w:keepNext w:val="false"/>
               <w:spacing w:after="40" w:before="0"/>
               <w:jc w:val="center"/>
             </w:pPr>
@@ -20051,6 +20479,7 @@
           </w:tcPr>
           <w:p>
             <w:pPr>
+              <w:keepNext w:val="false"/>
               <w:spacing w:after="40" w:before="0"/>
               <w:jc w:val="center"/>
             </w:pPr>
@@ -20085,6 +20514,7 @@
           </w:tcPr>
           <w:p>
             <w:pPr>
+              <w:keepNext w:val="false"/>
               <w:spacing w:after="40" w:before="0"/>
               <w:jc w:val="left"/>
             </w:pPr>
@@ -20117,6 +20547,7 @@
           </w:tcPr>
           <w:p>
             <w:pPr>
+              <w:keepNext w:val="false"/>
               <w:spacing w:after="40" w:before="0"/>
               <w:jc w:val="left"/>
             </w:pPr>
@@ -20151,6 +20582,7 @@
           </w:tcPr>
           <w:p>
             <w:pPr>
+              <w:keepNext w:val="false"/>
               <w:spacing w:after="40" w:before="0"/>
               <w:jc w:val="left"/>
             </w:pPr>
@@ -20183,6 +20615,7 @@
           </w:tcPr>
           <w:p>
             <w:pPr>
+              <w:keepNext w:val="false"/>
               <w:spacing w:after="40" w:before="0"/>
               <w:jc w:val="left"/>
             </w:pPr>
@@ -20217,6 +20650,7 @@
           </w:tcPr>
           <w:p>
             <w:pPr>
+              <w:keepNext w:val="false"/>
               <w:spacing w:after="40" w:before="0"/>
               <w:jc w:val="left"/>
             </w:pPr>
@@ -20249,6 +20683,7 @@
           </w:tcPr>
           <w:p>
             <w:pPr>
+              <w:keepNext w:val="false"/>
               <w:spacing w:after="40" w:before="0"/>
               <w:jc w:val="left"/>
             </w:pPr>
@@ -20283,6 +20718,7 @@
           </w:tcPr>
           <w:p>
             <w:pPr>
+              <w:keepNext w:val="false"/>
               <w:spacing w:after="40" w:before="0"/>
               <w:jc w:val="left"/>
             </w:pPr>
@@ -20315,6 +20751,7 @@
           </w:tcPr>
           <w:p>
             <w:pPr>
+              <w:keepNext w:val="false"/>
               <w:spacing w:after="40" w:before="0"/>
               <w:jc w:val="left"/>
             </w:pPr>
@@ -20349,6 +20786,7 @@
           </w:tcPr>
           <w:p>
             <w:pPr>
+              <w:keepNext w:val="false"/>
               <w:spacing w:after="40" w:before="0"/>
               <w:jc w:val="left"/>
             </w:pPr>
@@ -20381,6 +20819,7 @@
           </w:tcPr>
           <w:p>
             <w:pPr>
+              <w:keepNext w:val="false"/>
               <w:spacing w:after="40" w:before="0"/>
               <w:jc w:val="left"/>
             </w:pPr>
@@ -20415,6 +20854,7 @@
           </w:tcPr>
           <w:p>
             <w:pPr>
+              <w:keepNext w:val="false"/>
               <w:spacing w:after="40" w:before="0"/>
               <w:jc w:val="left"/>
             </w:pPr>
@@ -20447,6 +20887,7 @@
           </w:tcPr>
           <w:p>
             <w:pPr>
+              <w:keepNext w:val="false"/>
               <w:spacing w:after="40" w:before="0"/>
               <w:jc w:val="left"/>
             </w:pPr>
@@ -20481,6 +20922,7 @@
           </w:tcPr>
           <w:p>
             <w:pPr>
+              <w:keepNext w:val="false"/>
               <w:spacing w:after="40" w:before="0"/>
               <w:jc w:val="left"/>
             </w:pPr>
@@ -20513,6 +20955,7 @@
           </w:tcPr>
           <w:p>
             <w:pPr>
+              <w:keepNext w:val="false"/>
               <w:spacing w:after="40" w:before="0"/>
               <w:jc w:val="left"/>
             </w:pPr>
@@ -20547,6 +20990,7 @@
           </w:tcPr>
           <w:p>
             <w:pPr>
+              <w:keepNext w:val="false"/>
               <w:spacing w:after="40" w:before="0"/>
               <w:jc w:val="left"/>
             </w:pPr>
@@ -20579,6 +21023,7 @@
           </w:tcPr>
           <w:p>
             <w:pPr>
+              <w:keepNext w:val="false"/>
               <w:spacing w:after="40" w:before="0"/>
               <w:jc w:val="left"/>
             </w:pPr>
@@ -20638,6 +21083,7 @@
           </w:tcPr>
           <w:p>
             <w:pPr>
+              <w:keepNext w:val="false"/>
               <w:spacing w:after="40" w:before="0"/>
               <w:jc w:val="center"/>
             </w:pPr>
@@ -20672,6 +21118,7 @@
           </w:tcPr>
           <w:p>
             <w:pPr>
+              <w:keepNext w:val="false"/>
               <w:spacing w:after="40" w:before="0"/>
               <w:jc w:val="left"/>
             </w:pPr>
@@ -20736,6 +21183,7 @@
           </w:tcPr>
           <w:p>
             <w:pPr>
+              <w:keepNext w:val="false"/>
               <w:spacing w:after="40" w:before="0"/>
               <w:jc w:val="center"/>
             </w:pPr>
@@ -20770,6 +21218,7 @@
           </w:tcPr>
           <w:p>
             <w:pPr>
+              <w:keepNext w:val="false"/>
               <w:spacing w:after="40" w:before="0"/>
               <w:jc w:val="left"/>
             </w:pPr>
@@ -20802,6 +21251,7 @@
           </w:tcPr>
           <w:p>
             <w:pPr>
+              <w:keepNext w:val="false"/>
               <w:spacing w:after="40" w:before="0"/>
               <w:jc w:val="left"/>
             </w:pPr>
@@ -20834,6 +21284,7 @@
           </w:tcPr>
           <w:p>
             <w:pPr>
+              <w:keepNext w:val="false"/>
               <w:spacing w:after="40" w:before="0"/>
               <w:jc w:val="left"/>
             </w:pPr>
@@ -20866,6 +21317,7 @@
           </w:tcPr>
           <w:p>
             <w:pPr>
+              <w:keepNext w:val="false"/>
               <w:spacing w:after="40" w:before="0"/>
               <w:jc w:val="left"/>
             </w:pPr>
@@ -20898,6 +21350,7 @@
           </w:tcPr>
           <w:p>
             <w:pPr>
+              <w:keepNext w:val="false"/>
               <w:spacing w:after="40" w:before="0"/>
               <w:jc w:val="left"/>
             </w:pPr>
@@ -20932,6 +21385,7 @@
           </w:tcPr>
           <w:p>
             <w:pPr>
+              <w:keepNext w:val="false"/>
               <w:spacing w:after="40" w:before="0"/>
               <w:jc w:val="left"/>
             </w:pPr>
@@ -20969,7 +21423,7 @@
             <w:pPr>
               <w:spacing w:after="20" w:before="0"/>
             </w:pPr>
-            <w:hyperlink w:history="1" r:id="rId7b7pqw8kpnpg59ac-68q_">
+            <w:hyperlink w:history="1" r:id="rIdpaqdxn73knqfofd--guym">
               <w:r>
                 <w:rPr>
                   <w:rFonts w:ascii="Arial" w:cs="Arial" w:eastAsia="Arial" w:hAnsi="Arial"/>
@@ -21002,7 +21456,7 @@
               <w:spacing w:after="10" w:before="0"/>
               <w:ind w:left="120"/>
             </w:pPr>
-            <w:hyperlink w:history="1" r:id="rIdmvrnfv7tf81mfj0ng0bmf">
+            <w:hyperlink w:history="1" r:id="rId2emfw588qjmh9w6a_d5kt">
               <w:r>
                 <w:rPr>
                   <w:rFonts w:ascii="Arial" w:cs="Arial" w:eastAsia="Arial" w:hAnsi="Arial"/>
@@ -21047,7 +21501,7 @@
             <w:pPr>
               <w:spacing w:after="20" w:before="0"/>
             </w:pPr>
-            <w:hyperlink w:history="1" r:id="rIdam3eypntr2fvbbqzwshyt">
+            <w:hyperlink w:history="1" r:id="rIdxjgz7tssrvlhlmtp7gvcv">
               <w:r>
                 <w:rPr>
                   <w:rFonts w:ascii="Arial" w:cs="Arial" w:eastAsia="Arial" w:hAnsi="Arial"/>
@@ -21080,7 +21534,7 @@
               <w:spacing w:after="10" w:before="0"/>
               <w:ind w:left="120"/>
             </w:pPr>
-            <w:hyperlink w:history="1" r:id="rIdtinsixx4h_ce7i3c2gcl5">
+            <w:hyperlink w:history="1" r:id="rIdvxoontebklvgifof7rquq">
               <w:r>
                 <w:rPr>
                   <w:rFonts w:ascii="Arial" w:cs="Arial" w:eastAsia="Arial" w:hAnsi="Arial"/>
@@ -21108,6 +21562,7 @@
           </w:tcPr>
           <w:p>
             <w:pPr>
+              <w:keepNext w:val="false"/>
               <w:spacing w:after="40" w:before="0"/>
               <w:jc w:val="left"/>
             </w:pPr>
@@ -21140,6 +21595,7 @@
           </w:tcPr>
           <w:p>
             <w:pPr>
+              <w:keepNext w:val="false"/>
               <w:spacing w:after="40" w:before="0"/>
               <w:jc w:val="left"/>
             </w:pPr>
@@ -21172,6 +21628,7 @@
           </w:tcPr>
           <w:p>
             <w:pPr>
+              <w:keepNext w:val="false"/>
               <w:spacing w:after="40" w:before="0"/>
               <w:jc w:val="left"/>
             </w:pPr>
@@ -21204,6 +21661,7 @@
           </w:tcPr>
           <w:p>
             <w:pPr>
+              <w:keepNext w:val="false"/>
               <w:spacing w:after="40" w:before="0"/>
               <w:jc w:val="left"/>
             </w:pPr>
@@ -21238,6 +21696,7 @@
           </w:tcPr>
           <w:p>
             <w:pPr>
+              <w:keepNext w:val="false"/>
               <w:spacing w:after="40" w:before="0"/>
               <w:jc w:val="left"/>
             </w:pPr>
@@ -21275,7 +21734,7 @@
             <w:pPr>
               <w:spacing w:after="20" w:before="0"/>
             </w:pPr>
-            <w:hyperlink w:history="1" r:id="rIdiaokpzdh0xcnu5sxvllvu">
+            <w:hyperlink w:history="1" r:id="rIdkaa9u5l2hk44suwpeds3h">
               <w:r>
                 <w:rPr>
                   <w:rFonts w:ascii="Arial" w:cs="Arial" w:eastAsia="Arial" w:hAnsi="Arial"/>
@@ -21308,7 +21767,7 @@
               <w:spacing w:after="10" w:before="0"/>
               <w:ind w:left="120"/>
             </w:pPr>
-            <w:hyperlink w:history="1" r:id="rIdxepy6qtottwubn5rmsoci">
+            <w:hyperlink w:history="1" r:id="rIdoidqnf5mi1dgkswvwqd88">
               <w:r>
                 <w:rPr>
                   <w:rFonts w:ascii="Arial" w:cs="Arial" w:eastAsia="Arial" w:hAnsi="Arial"/>
@@ -21353,7 +21812,7 @@
             <w:pPr>
               <w:spacing w:after="20" w:before="0"/>
             </w:pPr>
-            <w:hyperlink w:history="1" r:id="rId0fe9nyjv510sby28tebsd">
+            <w:hyperlink w:history="1" r:id="rIddzp3lvntmyvmcbhvg5e01">
               <w:r>
                 <w:rPr>
                   <w:rFonts w:ascii="Arial" w:cs="Arial" w:eastAsia="Arial" w:hAnsi="Arial"/>
@@ -21386,7 +21845,7 @@
               <w:spacing w:after="10" w:before="0"/>
               <w:ind w:left="120"/>
             </w:pPr>
-            <w:hyperlink w:history="1" r:id="rIdv4ycl2j1yam17zgbcensn">
+            <w:hyperlink w:history="1" r:id="rIdalpvmwww7tohb0gc_eb3t">
               <w:r>
                 <w:rPr>
                   <w:rFonts w:ascii="Arial" w:cs="Arial" w:eastAsia="Arial" w:hAnsi="Arial"/>
@@ -21414,6 +21873,7 @@
           </w:tcPr>
           <w:p>
             <w:pPr>
+              <w:keepNext w:val="false"/>
               <w:spacing w:after="40" w:before="0"/>
               <w:jc w:val="left"/>
             </w:pPr>
@@ -21446,6 +21906,7 @@
           </w:tcPr>
           <w:p>
             <w:pPr>
+              <w:keepNext w:val="false"/>
               <w:spacing w:after="40" w:before="0"/>
               <w:jc w:val="left"/>
             </w:pPr>
@@ -21478,6 +21939,7 @@
           </w:tcPr>
           <w:p>
             <w:pPr>
+              <w:keepNext w:val="false"/>
               <w:spacing w:after="40" w:before="0"/>
               <w:jc w:val="left"/>
             </w:pPr>
@@ -21510,6 +21972,7 @@
           </w:tcPr>
           <w:p>
             <w:pPr>
+              <w:keepNext w:val="false"/>
               <w:spacing w:after="40" w:before="0"/>
               <w:jc w:val="left"/>
             </w:pPr>
@@ -21544,6 +22007,7 @@
           </w:tcPr>
           <w:p>
             <w:pPr>
+              <w:keepNext w:val="false"/>
               <w:spacing w:after="40" w:before="0"/>
               <w:jc w:val="left"/>
             </w:pPr>
@@ -21581,7 +22045,7 @@
             <w:pPr>
               <w:spacing w:after="20" w:before="0"/>
             </w:pPr>
-            <w:hyperlink w:history="1" r:id="rId4rrzzzne0pscktb_kwbjd">
+            <w:hyperlink w:history="1" r:id="rIde3trvnn3cgxhs1y2-dsfs">
               <w:r>
                 <w:rPr>
                   <w:rFonts w:ascii="Arial" w:cs="Arial" w:eastAsia="Arial" w:hAnsi="Arial"/>
@@ -21630,7 +22094,7 @@
               <w:spacing w:after="10" w:before="0"/>
               <w:ind w:left="120"/>
             </w:pPr>
-            <w:hyperlink w:history="1" r:id="rIdmpxsend94ji5_uztgoegk">
+            <w:hyperlink w:history="1" r:id="rId-ct9ttvyzmfipfj625kur">
               <w:r>
                 <w:rPr>
                   <w:rFonts w:ascii="Arial" w:cs="Arial" w:eastAsia="Arial" w:hAnsi="Arial"/>
@@ -21675,7 +22139,7 @@
             <w:pPr>
               <w:spacing w:after="20" w:before="0"/>
             </w:pPr>
-            <w:hyperlink w:history="1" r:id="rId-0grjwrtgvn2n3womauds">
+            <w:hyperlink w:history="1" r:id="rId7r9y3yytxplwjmruzvfpi">
               <w:r>
                 <w:rPr>
                   <w:rFonts w:ascii="Arial" w:cs="Arial" w:eastAsia="Arial" w:hAnsi="Arial"/>
@@ -21708,7 +22172,7 @@
               <w:spacing w:after="10" w:before="0"/>
               <w:ind w:left="120"/>
             </w:pPr>
-            <w:hyperlink w:history="1" r:id="rIdxx3ozt317kkehouowihjd">
+            <w:hyperlink w:history="1" r:id="rIdhj2c9un7ke9mm08foce8s">
               <w:r>
                 <w:rPr>
                   <w:rFonts w:ascii="Arial" w:cs="Arial" w:eastAsia="Arial" w:hAnsi="Arial"/>
@@ -21736,6 +22200,7 @@
           </w:tcPr>
           <w:p>
             <w:pPr>
+              <w:keepNext w:val="false"/>
               <w:spacing w:after="40" w:before="0"/>
               <w:jc w:val="left"/>
             </w:pPr>
@@ -21768,6 +22233,7 @@
           </w:tcPr>
           <w:p>
             <w:pPr>
+              <w:keepNext w:val="false"/>
               <w:spacing w:after="40" w:before="0"/>
               <w:jc w:val="left"/>
             </w:pPr>
@@ -21800,6 +22266,7 @@
           </w:tcPr>
           <w:p>
             <w:pPr>
+              <w:keepNext w:val="false"/>
               <w:spacing w:after="40" w:before="0"/>
               <w:jc w:val="left"/>
             </w:pPr>
@@ -21832,6 +22299,7 @@
           </w:tcPr>
           <w:p>
             <w:pPr>
+              <w:keepNext w:val="false"/>
               <w:spacing w:after="40" w:before="0"/>
               <w:jc w:val="left"/>
             </w:pPr>
@@ -21866,6 +22334,7 @@
           </w:tcPr>
           <w:p>
             <w:pPr>
+              <w:keepNext w:val="false"/>
               <w:spacing w:after="40" w:before="0"/>
               <w:jc w:val="left"/>
             </w:pPr>
@@ -21903,7 +22372,7 @@
             <w:pPr>
               <w:spacing w:after="20" w:before="0"/>
             </w:pPr>
-            <w:hyperlink w:history="1" r:id="rIdg0tymv19kcdiaqn69wxre">
+            <w:hyperlink w:history="1" r:id="rIdqcctl9731kq8q5ucobm6w">
               <w:r>
                 <w:rPr>
                   <w:rFonts w:ascii="Arial" w:cs="Arial" w:eastAsia="Arial" w:hAnsi="Arial"/>
@@ -21936,7 +22405,7 @@
               <w:spacing w:after="10" w:before="0"/>
               <w:ind w:left="120"/>
             </w:pPr>
-            <w:hyperlink w:history="1" r:id="rIdyni1gfxmmcka7dp_63hwx">
+            <w:hyperlink w:history="1" r:id="rIdwve2ba8hrzkeujvg3hk02">
               <w:r>
                 <w:rPr>
                   <w:rFonts w:ascii="Arial" w:cs="Arial" w:eastAsia="Arial" w:hAnsi="Arial"/>
@@ -21981,7 +22450,7 @@
             <w:pPr>
               <w:spacing w:after="20" w:before="0"/>
             </w:pPr>
-            <w:hyperlink w:history="1" r:id="rIdhlrlzothq58gkp516apuf">
+            <w:hyperlink w:history="1" r:id="rIdsasjtw01z03jczybkzvxv">
               <w:r>
                 <w:rPr>
                   <w:rFonts w:ascii="Arial" w:cs="Arial" w:eastAsia="Arial" w:hAnsi="Arial"/>
@@ -22014,7 +22483,7 @@
               <w:spacing w:after="10" w:before="0"/>
               <w:ind w:left="120"/>
             </w:pPr>
-            <w:hyperlink w:history="1" r:id="rIdovndbxyieyzeytizqwgu_">
+            <w:hyperlink w:history="1" r:id="rIdmfo5dxvfrt-othbe-70is">
               <w:r>
                 <w:rPr>
                   <w:rFonts w:ascii="Arial" w:cs="Arial" w:eastAsia="Arial" w:hAnsi="Arial"/>
@@ -22042,6 +22511,7 @@
           </w:tcPr>
           <w:p>
             <w:pPr>
+              <w:keepNext w:val="false"/>
               <w:spacing w:after="40" w:before="0"/>
               <w:jc w:val="left"/>
             </w:pPr>
@@ -22074,6 +22544,7 @@
           </w:tcPr>
           <w:p>
             <w:pPr>
+              <w:keepNext w:val="false"/>
               <w:spacing w:after="40" w:before="0"/>
               <w:jc w:val="left"/>
             </w:pPr>
@@ -22106,6 +22577,7 @@
           </w:tcPr>
           <w:p>
             <w:pPr>
+              <w:keepNext w:val="false"/>
               <w:spacing w:after="40" w:before="0"/>
               <w:jc w:val="left"/>
             </w:pPr>
@@ -22138,6 +22610,7 @@
           </w:tcPr>
           <w:p>
             <w:pPr>
+              <w:keepNext w:val="false"/>
               <w:spacing w:after="40" w:before="0"/>
               <w:jc w:val="left"/>
             </w:pPr>
@@ -22172,6 +22645,7 @@
           </w:tcPr>
           <w:p>
             <w:pPr>
+              <w:keepNext w:val="false"/>
               <w:spacing w:after="40" w:before="0"/>
               <w:jc w:val="left"/>
             </w:pPr>
@@ -22209,7 +22683,7 @@
             <w:pPr>
               <w:spacing w:after="20" w:before="0"/>
             </w:pPr>
-            <w:hyperlink w:history="1" r:id="rIdwyxe7gbagyxksbeqh8li1">
+            <w:hyperlink w:history="1" r:id="rIdx70-wufxsnz9fuykt8hus">
               <w:r>
                 <w:rPr>
                   <w:rFonts w:ascii="Arial" w:cs="Arial" w:eastAsia="Arial" w:hAnsi="Arial"/>
@@ -22242,7 +22716,7 @@
               <w:spacing w:after="10" w:before="0"/>
               <w:ind w:left="120"/>
             </w:pPr>
-            <w:hyperlink w:history="1" r:id="rIdsrjrwauec9-cku_qceweh">
+            <w:hyperlink w:history="1" r:id="rIdcugrapixtnogdx3vemt5a">
               <w:r>
                 <w:rPr>
                   <w:rFonts w:ascii="Arial" w:cs="Arial" w:eastAsia="Arial" w:hAnsi="Arial"/>
@@ -22287,7 +22761,7 @@
             <w:pPr>
               <w:spacing w:after="20" w:before="0"/>
             </w:pPr>
-            <w:hyperlink w:history="1" r:id="rIdappqpt4pbighezbofnio0">
+            <w:hyperlink w:history="1" r:id="rIdgvweoqlsrftggbdjkl0qd">
               <w:r>
                 <w:rPr>
                   <w:rFonts w:ascii="Arial" w:cs="Arial" w:eastAsia="Arial" w:hAnsi="Arial"/>
@@ -22336,7 +22810,7 @@
               <w:spacing w:after="10" w:before="0"/>
               <w:ind w:left="120"/>
             </w:pPr>
-            <w:hyperlink w:history="1" r:id="rIdzu8rok9ntwiet-wj9_jdg">
+            <w:hyperlink w:history="1" r:id="rId_ynryfq6airb8kdqaigka">
               <w:r>
                 <w:rPr>
                   <w:rFonts w:ascii="Arial" w:cs="Arial" w:eastAsia="Arial" w:hAnsi="Arial"/>
@@ -22364,6 +22838,7 @@
           </w:tcPr>
           <w:p>
             <w:pPr>
+              <w:keepNext w:val="false"/>
               <w:spacing w:after="40" w:before="0"/>
               <w:jc w:val="left"/>
             </w:pPr>
@@ -22396,6 +22871,7 @@
           </w:tcPr>
           <w:p>
             <w:pPr>
+              <w:keepNext w:val="false"/>
               <w:spacing w:after="40" w:before="0"/>
               <w:jc w:val="left"/>
             </w:pPr>
@@ -22428,6 +22904,7 @@
           </w:tcPr>
           <w:p>
             <w:pPr>
+              <w:keepNext w:val="false"/>
               <w:spacing w:after="40" w:before="0"/>
               <w:jc w:val="left"/>
             </w:pPr>
@@ -22460,6 +22937,7 @@
           </w:tcPr>
           <w:p>
             <w:pPr>
+              <w:keepNext w:val="false"/>
               <w:spacing w:after="40" w:before="0"/>
               <w:jc w:val="left"/>
             </w:pPr>
@@ -22519,6 +22997,7 @@
           </w:tcPr>
           <w:p>
             <w:pPr>
+              <w:keepNext w:val="false"/>
               <w:spacing w:after="40" w:before="0"/>
               <w:jc w:val="center"/>
             </w:pPr>
@@ -22553,6 +23032,7 @@
           </w:tcPr>
           <w:p>
             <w:pPr>
+              <w:keepNext w:val="false"/>
               <w:spacing w:after="40" w:before="0"/>
               <w:jc w:val="left"/>
             </w:pPr>
@@ -22614,6 +23094,7 @@
           </w:tcPr>
           <w:p>
             <w:pPr>
+              <w:keepNext w:val="false"/>
               <w:spacing w:after="40" w:before="0"/>
               <w:jc w:val="center"/>
             </w:pPr>
@@ -22648,6 +23129,7 @@
           </w:tcPr>
           <w:p>
             <w:pPr>
+              <w:keepNext w:val="false"/>
               <w:spacing w:after="40" w:before="0"/>
               <w:jc w:val="left"/>
             </w:pPr>
@@ -22680,6 +23162,7 @@
           </w:tcPr>
           <w:p>
             <w:pPr>
+              <w:keepNext w:val="false"/>
               <w:spacing w:after="40" w:before="0"/>
               <w:jc w:val="left"/>
             </w:pPr>
@@ -22714,6 +23197,7 @@
           </w:tcPr>
           <w:p>
             <w:pPr>
+              <w:keepNext w:val="false"/>
               <w:spacing w:after="40" w:before="0"/>
               <w:jc w:val="left"/>
             </w:pPr>
@@ -22746,6 +23230,7 @@
           </w:tcPr>
           <w:p>
             <w:pPr>
+              <w:keepNext w:val="false"/>
               <w:spacing w:after="40" w:before="0"/>
               <w:jc w:val="left"/>
             </w:pPr>
@@ -22780,6 +23265,7 @@
           </w:tcPr>
           <w:p>
             <w:pPr>
+              <w:keepNext w:val="false"/>
               <w:spacing w:after="40" w:before="0"/>
               <w:jc w:val="left"/>
             </w:pPr>
@@ -22812,6 +23298,7 @@
           </w:tcPr>
           <w:p>
             <w:pPr>
+              <w:keepNext w:val="false"/>
               <w:spacing w:after="40" w:before="0"/>
               <w:jc w:val="left"/>
             </w:pPr>
@@ -22848,7 +23335,7 @@
         </w:rPr>
         <w:t xml:space="preserve">© 2026 SeaVuria and ARES. Aligned with KICD objectives. Developed by SeaVuria; technical implementation by ARES (with AI assistance from Claude). Licensed under </w:t>
       </w:r>
-      <w:hyperlink w:history="1" r:id="rIde8jqujut7xtqj2sgoz3ir">
+      <w:hyperlink w:history="1" r:id="rIdggsryyy_aoa4z7ofpah_3">
         <w:r>
           <w:rPr>
             <w:rFonts w:ascii="Arial" w:cs="Arial" w:eastAsia="Arial" w:hAnsi="Arial"/>
@@ -22869,7 +23356,7 @@
         </w:rPr>
         <w:t xml:space="preserve"> (</w:t>
       </w:r>
-      <w:hyperlink w:history="1" r:id="rIdy4gynh7lz4z5i4kvxuhre">
+      <w:hyperlink w:history="1" r:id="rIdslmg_cab3zwgp5qco0q4r">
         <w:r>
           <w:rPr>
             <w:rFonts w:ascii="Arial" w:cs="Arial" w:eastAsia="Arial" w:hAnsi="Arial"/>
@@ -22929,6 +23416,7 @@
           </w:tcPr>
           <w:p>
             <w:pPr>
+              <w:keepNext w:val="false"/>
               <w:spacing w:after="40" w:before="0"/>
               <w:jc w:val="center"/>
             </w:pPr>
@@ -22964,6 +23452,7 @@
           </w:tcPr>
           <w:p>
             <w:pPr>
+              <w:keepNext w:val="false"/>
               <w:spacing w:after="40" w:before="0"/>
               <w:jc w:val="center"/>
             </w:pPr>
@@ -22998,6 +23487,7 @@
           </w:tcPr>
           <w:p>
             <w:pPr>
+              <w:keepNext w:val="false"/>
               <w:spacing w:after="40" w:before="0"/>
               <w:jc w:val="left"/>
             </w:pPr>
@@ -23030,6 +23520,7 @@
           </w:tcPr>
           <w:p>
             <w:pPr>
+              <w:keepNext w:val="false"/>
               <w:spacing w:after="40" w:before="0"/>
               <w:jc w:val="left"/>
             </w:pPr>
@@ -23064,6 +23555,7 @@
           </w:tcPr>
           <w:p>
             <w:pPr>
+              <w:keepNext w:val="false"/>
               <w:spacing w:after="40" w:before="0"/>
               <w:jc w:val="left"/>
             </w:pPr>
@@ -23096,6 +23588,7 @@
           </w:tcPr>
           <w:p>
             <w:pPr>
+              <w:keepNext w:val="false"/>
               <w:spacing w:after="40" w:before="0"/>
               <w:jc w:val="left"/>
             </w:pPr>
@@ -23130,6 +23623,7 @@
           </w:tcPr>
           <w:p>
             <w:pPr>
+              <w:keepNext w:val="false"/>
               <w:spacing w:after="40" w:before="0"/>
               <w:jc w:val="left"/>
             </w:pPr>
@@ -23162,6 +23656,7 @@
           </w:tcPr>
           <w:p>
             <w:pPr>
+              <w:keepNext w:val="false"/>
               <w:spacing w:after="40" w:before="0"/>
               <w:jc w:val="left"/>
             </w:pPr>
@@ -23196,6 +23691,7 @@
           </w:tcPr>
           <w:p>
             <w:pPr>
+              <w:keepNext w:val="false"/>
               <w:spacing w:after="40" w:before="0"/>
               <w:jc w:val="left"/>
             </w:pPr>
@@ -23228,6 +23724,7 @@
           </w:tcPr>
           <w:p>
             <w:pPr>
+              <w:keepNext w:val="false"/>
               <w:spacing w:after="40" w:before="0"/>
               <w:jc w:val="left"/>
             </w:pPr>
@@ -23262,6 +23759,7 @@
           </w:tcPr>
           <w:p>
             <w:pPr>
+              <w:keepNext w:val="false"/>
               <w:spacing w:after="40" w:before="0"/>
               <w:jc w:val="left"/>
             </w:pPr>
@@ -23294,6 +23792,7 @@
           </w:tcPr>
           <w:p>
             <w:pPr>
+              <w:keepNext w:val="false"/>
               <w:spacing w:after="40" w:before="0"/>
               <w:jc w:val="left"/>
             </w:pPr>
@@ -23328,6 +23827,7 @@
           </w:tcPr>
           <w:p>
             <w:pPr>
+              <w:keepNext w:val="false"/>
               <w:spacing w:after="40" w:before="0"/>
               <w:jc w:val="left"/>
             </w:pPr>
@@ -23360,6 +23860,7 @@
           </w:tcPr>
           <w:p>
             <w:pPr>
+              <w:keepNext w:val="false"/>
               <w:spacing w:after="40" w:before="0"/>
               <w:jc w:val="left"/>
             </w:pPr>
@@ -23394,6 +23895,7 @@
           </w:tcPr>
           <w:p>
             <w:pPr>
+              <w:keepNext w:val="false"/>
               <w:spacing w:after="40" w:before="0"/>
               <w:jc w:val="left"/>
             </w:pPr>
@@ -23426,6 +23928,7 @@
           </w:tcPr>
           <w:p>
             <w:pPr>
+              <w:keepNext w:val="false"/>
               <w:spacing w:after="40" w:before="0"/>
               <w:jc w:val="left"/>
             </w:pPr>
@@ -23460,6 +23963,7 @@
           </w:tcPr>
           <w:p>
             <w:pPr>
+              <w:keepNext w:val="false"/>
               <w:spacing w:after="40" w:before="0"/>
               <w:jc w:val="left"/>
             </w:pPr>
@@ -23492,6 +23996,7 @@
           </w:tcPr>
           <w:p>
             <w:pPr>
+              <w:keepNext w:val="false"/>
               <w:spacing w:after="40" w:before="0"/>
               <w:jc w:val="left"/>
             </w:pPr>
@@ -23551,6 +24056,7 @@
           </w:tcPr>
           <w:p>
             <w:pPr>
+              <w:keepNext w:val="false"/>
               <w:spacing w:after="40" w:before="0"/>
               <w:jc w:val="center"/>
             </w:pPr>
@@ -23585,6 +24091,7 @@
           </w:tcPr>
           <w:p>
             <w:pPr>
+              <w:keepNext w:val="false"/>
               <w:spacing w:after="40" w:before="0"/>
               <w:jc w:val="left"/>
             </w:pPr>
@@ -23649,6 +24156,7 @@
           </w:tcPr>
           <w:p>
             <w:pPr>
+              <w:keepNext w:val="false"/>
               <w:spacing w:after="40" w:before="0"/>
               <w:jc w:val="center"/>
             </w:pPr>
@@ -23683,6 +24191,7 @@
           </w:tcPr>
           <w:p>
             <w:pPr>
+              <w:keepNext w:val="false"/>
               <w:spacing w:after="40" w:before="0"/>
               <w:jc w:val="left"/>
             </w:pPr>
@@ -23715,6 +24224,7 @@
           </w:tcPr>
           <w:p>
             <w:pPr>
+              <w:keepNext w:val="false"/>
               <w:spacing w:after="40" w:before="0"/>
               <w:jc w:val="left"/>
             </w:pPr>
@@ -23747,6 +24257,7 @@
           </w:tcPr>
           <w:p>
             <w:pPr>
+              <w:keepNext w:val="false"/>
               <w:spacing w:after="40" w:before="0"/>
               <w:jc w:val="left"/>
             </w:pPr>
@@ -23779,6 +24290,7 @@
           </w:tcPr>
           <w:p>
             <w:pPr>
+              <w:keepNext w:val="false"/>
               <w:spacing w:after="40" w:before="0"/>
               <w:jc w:val="left"/>
             </w:pPr>
@@ -23811,6 +24323,7 @@
           </w:tcPr>
           <w:p>
             <w:pPr>
+              <w:keepNext w:val="false"/>
               <w:spacing w:after="40" w:before="0"/>
               <w:jc w:val="left"/>
             </w:pPr>
@@ -23845,6 +24358,7 @@
           </w:tcPr>
           <w:p>
             <w:pPr>
+              <w:keepNext w:val="false"/>
               <w:spacing w:after="40" w:before="0"/>
               <w:jc w:val="left"/>
             </w:pPr>
@@ -23882,7 +24396,7 @@
             <w:pPr>
               <w:spacing w:after="20" w:before="0"/>
             </w:pPr>
-            <w:hyperlink w:history="1" r:id="rIdlxbiqg42zzkxrj2i7cbhi">
+            <w:hyperlink w:history="1" r:id="rIdjjx0mv5v6gyqn2sicatax">
               <w:r>
                 <w:rPr>
                   <w:rFonts w:ascii="Arial" w:cs="Arial" w:eastAsia="Arial" w:hAnsi="Arial"/>
@@ -23931,7 +24445,7 @@
               <w:spacing w:after="10" w:before="0"/>
               <w:ind w:left="120"/>
             </w:pPr>
-            <w:hyperlink w:history="1" r:id="rIdv5j22ebk2zntd2igqzolw">
+            <w:hyperlink w:history="1" r:id="rIdt8ckyuxfie1uu0a6egwsd">
               <w:r>
                 <w:rPr>
                   <w:rFonts w:ascii="Arial" w:cs="Arial" w:eastAsia="Arial" w:hAnsi="Arial"/>
@@ -23976,7 +24490,7 @@
             <w:pPr>
               <w:spacing w:after="20" w:before="0"/>
             </w:pPr>
-            <w:hyperlink w:history="1" r:id="rIdt0wencxvu02of4-jqgkvy">
+            <w:hyperlink w:history="1" r:id="rIda9opxpjovvphxlplkh5b-">
               <w:r>
                 <w:rPr>
                   <w:rFonts w:ascii="Arial" w:cs="Arial" w:eastAsia="Arial" w:hAnsi="Arial"/>
@@ -24009,7 +24523,7 @@
               <w:spacing w:after="10" w:before="0"/>
               <w:ind w:left="120"/>
             </w:pPr>
-            <w:hyperlink w:history="1" r:id="rId-ehhlkeeq-b52apriyiz4">
+            <w:hyperlink w:history="1" r:id="rIdqemeiaveu4gph8lji7b_o">
               <w:r>
                 <w:rPr>
                   <w:rFonts w:ascii="Arial" w:cs="Arial" w:eastAsia="Arial" w:hAnsi="Arial"/>
@@ -24037,6 +24551,7 @@
           </w:tcPr>
           <w:p>
             <w:pPr>
+              <w:keepNext w:val="false"/>
               <w:spacing w:after="40" w:before="0"/>
               <w:jc w:val="left"/>
             </w:pPr>
@@ -24069,6 +24584,7 @@
           </w:tcPr>
           <w:p>
             <w:pPr>
+              <w:keepNext w:val="false"/>
               <w:spacing w:after="40" w:before="0"/>
               <w:jc w:val="left"/>
             </w:pPr>
@@ -24101,6 +24617,7 @@
           </w:tcPr>
           <w:p>
             <w:pPr>
+              <w:keepNext w:val="false"/>
               <w:spacing w:after="40" w:before="0"/>
               <w:jc w:val="left"/>
             </w:pPr>
@@ -24133,6 +24650,7 @@
           </w:tcPr>
           <w:p>
             <w:pPr>
+              <w:keepNext w:val="false"/>
               <w:spacing w:after="40" w:before="0"/>
               <w:jc w:val="left"/>
             </w:pPr>
@@ -24167,6 +24685,7 @@
           </w:tcPr>
           <w:p>
             <w:pPr>
+              <w:keepNext w:val="false"/>
               <w:spacing w:after="40" w:before="0"/>
               <w:jc w:val="left"/>
             </w:pPr>
@@ -24204,7 +24723,7 @@
             <w:pPr>
               <w:spacing w:after="20" w:before="0"/>
             </w:pPr>
-            <w:hyperlink w:history="1" r:id="rIdhj0qs32dceliobwfi53ll">
+            <w:hyperlink w:history="1" r:id="rId2-3e4mkva5bcpebthob4s">
               <w:r>
                 <w:rPr>
                   <w:rFonts w:ascii="Arial" w:cs="Arial" w:eastAsia="Arial" w:hAnsi="Arial"/>
@@ -24253,7 +24772,7 @@
               <w:spacing w:after="10" w:before="0"/>
               <w:ind w:left="120"/>
             </w:pPr>
-            <w:hyperlink w:history="1" r:id="rIdl7juo_bk4oa5prt-bswk3">
+            <w:hyperlink w:history="1" r:id="rIdymyf-uzwb_0yhurx_nd3f">
               <w:r>
                 <w:rPr>
                   <w:rFonts w:ascii="Arial" w:cs="Arial" w:eastAsia="Arial" w:hAnsi="Arial"/>
@@ -24298,7 +24817,7 @@
             <w:pPr>
               <w:spacing w:after="20" w:before="0"/>
             </w:pPr>
-            <w:hyperlink w:history="1" r:id="rIdwzbfu1yfzzng8dy6uefqr">
+            <w:hyperlink w:history="1" r:id="rIdhzfdtf2rftkrx4jy8fxsy">
               <w:r>
                 <w:rPr>
                   <w:rFonts w:ascii="Arial" w:cs="Arial" w:eastAsia="Arial" w:hAnsi="Arial"/>
@@ -24331,7 +24850,7 @@
               <w:spacing w:after="10" w:before="0"/>
               <w:ind w:left="120"/>
             </w:pPr>
-            <w:hyperlink w:history="1" r:id="rIdkmxpq1vzuzewku1bmopzm">
+            <w:hyperlink w:history="1" r:id="rIdmaxdkdss0fgbf2kh7lvpi">
               <w:r>
                 <w:rPr>
                   <w:rFonts w:ascii="Arial" w:cs="Arial" w:eastAsia="Arial" w:hAnsi="Arial"/>
@@ -24359,6 +24878,7 @@
           </w:tcPr>
           <w:p>
             <w:pPr>
+              <w:keepNext w:val="false"/>
               <w:spacing w:after="40" w:before="0"/>
               <w:jc w:val="left"/>
             </w:pPr>
@@ -24391,6 +24911,7 @@
           </w:tcPr>
           <w:p>
             <w:pPr>
+              <w:keepNext w:val="false"/>
               <w:spacing w:after="40" w:before="0"/>
               <w:jc w:val="left"/>
             </w:pPr>
@@ -24423,6 +24944,7 @@
           </w:tcPr>
           <w:p>
             <w:pPr>
+              <w:keepNext w:val="false"/>
               <w:spacing w:after="40" w:before="0"/>
               <w:jc w:val="left"/>
             </w:pPr>
@@ -24455,6 +24977,7 @@
           </w:tcPr>
           <w:p>
             <w:pPr>
+              <w:keepNext w:val="false"/>
               <w:spacing w:after="40" w:before="0"/>
               <w:jc w:val="left"/>
             </w:pPr>
@@ -24489,6 +25012,7 @@
           </w:tcPr>
           <w:p>
             <w:pPr>
+              <w:keepNext w:val="false"/>
               <w:spacing w:after="40" w:before="0"/>
               <w:jc w:val="left"/>
             </w:pPr>
@@ -24526,7 +25050,7 @@
             <w:pPr>
               <w:spacing w:after="20" w:before="0"/>
             </w:pPr>
-            <w:hyperlink w:history="1" r:id="rIdxivv2ny_cn8gnk90qili6">
+            <w:hyperlink w:history="1" r:id="rIdlgbscks1trmmmgx52czil">
               <w:r>
                 <w:rPr>
                   <w:rFonts w:ascii="Arial" w:cs="Arial" w:eastAsia="Arial" w:hAnsi="Arial"/>
@@ -24575,7 +25099,7 @@
               <w:spacing w:after="10" w:before="0"/>
               <w:ind w:left="120"/>
             </w:pPr>
-            <w:hyperlink w:history="1" r:id="rIdxbzsadmsv8a54hpdplfle">
+            <w:hyperlink w:history="1" r:id="rId6gdfytobarqttlifnz7qj">
               <w:r>
                 <w:rPr>
                   <w:rFonts w:ascii="Arial" w:cs="Arial" w:eastAsia="Arial" w:hAnsi="Arial"/>
@@ -24620,7 +25144,7 @@
             <w:pPr>
               <w:spacing w:after="20" w:before="0"/>
             </w:pPr>
-            <w:hyperlink w:history="1" r:id="rIdpmkg9n2mckjr9pundnq3o">
+            <w:hyperlink w:history="1" r:id="rIdgd2sn4dypseaq1kid8jqt">
               <w:r>
                 <w:rPr>
                   <w:rFonts w:ascii="Arial" w:cs="Arial" w:eastAsia="Arial" w:hAnsi="Arial"/>
@@ -24653,7 +25177,7 @@
               <w:spacing w:after="10" w:before="0"/>
               <w:ind w:left="120"/>
             </w:pPr>
-            <w:hyperlink w:history="1" r:id="rId4xuzodf41zwyhzevueu7u">
+            <w:hyperlink w:history="1" r:id="rIdd8gft6mcezj6qsji8w2e1">
               <w:r>
                 <w:rPr>
                   <w:rFonts w:ascii="Arial" w:cs="Arial" w:eastAsia="Arial" w:hAnsi="Arial"/>
@@ -24681,6 +25205,7 @@
           </w:tcPr>
           <w:p>
             <w:pPr>
+              <w:keepNext w:val="false"/>
               <w:spacing w:after="40" w:before="0"/>
               <w:jc w:val="left"/>
             </w:pPr>
@@ -24713,6 +25238,7 @@
           </w:tcPr>
           <w:p>
             <w:pPr>
+              <w:keepNext w:val="false"/>
               <w:spacing w:after="40" w:before="0"/>
               <w:jc w:val="left"/>
             </w:pPr>
@@ -24745,6 +25271,7 @@
           </w:tcPr>
           <w:p>
             <w:pPr>
+              <w:keepNext w:val="false"/>
               <w:spacing w:after="40" w:before="0"/>
               <w:jc w:val="left"/>
             </w:pPr>
@@ -24777,6 +25304,7 @@
           </w:tcPr>
           <w:p>
             <w:pPr>
+              <w:keepNext w:val="false"/>
               <w:spacing w:after="40" w:before="0"/>
               <w:jc w:val="left"/>
             </w:pPr>
@@ -24811,6 +25339,7 @@
           </w:tcPr>
           <w:p>
             <w:pPr>
+              <w:keepNext w:val="false"/>
               <w:spacing w:after="40" w:before="0"/>
               <w:jc w:val="left"/>
             </w:pPr>
@@ -24848,7 +25377,7 @@
             <w:pPr>
               <w:spacing w:after="20" w:before="0"/>
             </w:pPr>
-            <w:hyperlink w:history="1" r:id="rIduf8erlhit7vs2luhjwqdw">
+            <w:hyperlink w:history="1" r:id="rIdwvc3-eqfcin9zxyamyerj">
               <w:r>
                 <w:rPr>
                   <w:rFonts w:ascii="Arial" w:cs="Arial" w:eastAsia="Arial" w:hAnsi="Arial"/>
@@ -24897,7 +25426,7 @@
               <w:spacing w:after="10" w:before="0"/>
               <w:ind w:left="120"/>
             </w:pPr>
-            <w:hyperlink w:history="1" r:id="rIdkyxquvqr-76niinhc3fj_">
+            <w:hyperlink w:history="1" r:id="rId3ikpsayloyo0ojzjwfakg">
               <w:r>
                 <w:rPr>
                   <w:rFonts w:ascii="Arial" w:cs="Arial" w:eastAsia="Arial" w:hAnsi="Arial"/>
@@ -24942,7 +25471,7 @@
             <w:pPr>
               <w:spacing w:after="20" w:before="0"/>
             </w:pPr>
-            <w:hyperlink w:history="1" r:id="rId7g4-rmiwsfip1-lp9m3kr">
+            <w:hyperlink w:history="1" r:id="rIdcvvdtrdhfbjtwgfop2f3e">
               <w:r>
                 <w:rPr>
                   <w:rFonts w:ascii="Arial" w:cs="Arial" w:eastAsia="Arial" w:hAnsi="Arial"/>
@@ -24975,7 +25504,7 @@
               <w:spacing w:after="10" w:before="0"/>
               <w:ind w:left="120"/>
             </w:pPr>
-            <w:hyperlink w:history="1" r:id="rIdjw13xwi2cfp0xjb_abg0v">
+            <w:hyperlink w:history="1" r:id="rIdliia7lb16lwpuxpifkwm4">
               <w:r>
                 <w:rPr>
                   <w:rFonts w:ascii="Arial" w:cs="Arial" w:eastAsia="Arial" w:hAnsi="Arial"/>
@@ -25003,6 +25532,7 @@
           </w:tcPr>
           <w:p>
             <w:pPr>
+              <w:keepNext w:val="false"/>
               <w:spacing w:after="40" w:before="0"/>
               <w:jc w:val="left"/>
             </w:pPr>
@@ -25035,6 +25565,7 @@
           </w:tcPr>
           <w:p>
             <w:pPr>
+              <w:keepNext w:val="false"/>
               <w:spacing w:after="40" w:before="0"/>
               <w:jc w:val="left"/>
             </w:pPr>
@@ -25067,6 +25598,7 @@
           </w:tcPr>
           <w:p>
             <w:pPr>
+              <w:keepNext w:val="false"/>
               <w:spacing w:after="40" w:before="0"/>
               <w:jc w:val="left"/>
             </w:pPr>
@@ -25099,6 +25631,7 @@
           </w:tcPr>
           <w:p>
             <w:pPr>
+              <w:keepNext w:val="false"/>
               <w:spacing w:after="40" w:before="0"/>
               <w:jc w:val="left"/>
             </w:pPr>
@@ -25133,6 +25666,7 @@
           </w:tcPr>
           <w:p>
             <w:pPr>
+              <w:keepNext w:val="false"/>
               <w:spacing w:after="40" w:before="0"/>
               <w:jc w:val="left"/>
             </w:pPr>
@@ -25170,7 +25704,7 @@
             <w:pPr>
               <w:spacing w:after="20" w:before="0"/>
             </w:pPr>
-            <w:hyperlink w:history="1" r:id="rIdehxupywox1gyvqzplubj5">
+            <w:hyperlink w:history="1" r:id="rIdmk9ddjcfmbey-v9rdnsv2">
               <w:r>
                 <w:rPr>
                   <w:rFonts w:ascii="Arial" w:cs="Arial" w:eastAsia="Arial" w:hAnsi="Arial"/>
@@ -25219,7 +25753,7 @@
               <w:spacing w:after="10" w:before="0"/>
               <w:ind w:left="120"/>
             </w:pPr>
-            <w:hyperlink w:history="1" r:id="rIdwwdsp9v-lbjkhghz5x1kd">
+            <w:hyperlink w:history="1" r:id="rId93nhxdzgtuxqpmo9ocitp">
               <w:r>
                 <w:rPr>
                   <w:rFonts w:ascii="Arial" w:cs="Arial" w:eastAsia="Arial" w:hAnsi="Arial"/>
@@ -25264,7 +25798,7 @@
             <w:pPr>
               <w:spacing w:after="20" w:before="0"/>
             </w:pPr>
-            <w:hyperlink w:history="1" r:id="rIdyvbe8xsc6rv1lgfpxuwe9">
+            <w:hyperlink w:history="1" r:id="rIdqv0bavrxcwzygb8whsrkm">
               <w:r>
                 <w:rPr>
                   <w:rFonts w:ascii="Arial" w:cs="Arial" w:eastAsia="Arial" w:hAnsi="Arial"/>
@@ -25297,7 +25831,7 @@
               <w:spacing w:after="10" w:before="0"/>
               <w:ind w:left="120"/>
             </w:pPr>
-            <w:hyperlink w:history="1" r:id="rIdrsr5l53wxg2yhy_vz5lx9">
+            <w:hyperlink w:history="1" r:id="rIdpgih_saondt8dejbrtbpv">
               <w:r>
                 <w:rPr>
                   <w:rFonts w:ascii="Arial" w:cs="Arial" w:eastAsia="Arial" w:hAnsi="Arial"/>
@@ -25325,6 +25859,7 @@
           </w:tcPr>
           <w:p>
             <w:pPr>
+              <w:keepNext w:val="false"/>
               <w:spacing w:after="40" w:before="0"/>
               <w:jc w:val="left"/>
             </w:pPr>
@@ -25357,6 +25892,7 @@
           </w:tcPr>
           <w:p>
             <w:pPr>
+              <w:keepNext w:val="false"/>
               <w:spacing w:after="40" w:before="0"/>
               <w:jc w:val="left"/>
             </w:pPr>
@@ -25389,6 +25925,7 @@
           </w:tcPr>
           <w:p>
             <w:pPr>
+              <w:keepNext w:val="false"/>
               <w:spacing w:after="40" w:before="0"/>
               <w:jc w:val="left"/>
             </w:pPr>
@@ -25421,6 +25958,7 @@
           </w:tcPr>
           <w:p>
             <w:pPr>
+              <w:keepNext w:val="false"/>
               <w:spacing w:after="40" w:before="0"/>
               <w:jc w:val="left"/>
             </w:pPr>
@@ -25480,6 +26018,7 @@
           </w:tcPr>
           <w:p>
             <w:pPr>
+              <w:keepNext w:val="false"/>
               <w:spacing w:after="40" w:before="0"/>
               <w:jc w:val="center"/>
             </w:pPr>
@@ -25514,6 +26053,7 @@
           </w:tcPr>
           <w:p>
             <w:pPr>
+              <w:keepNext w:val="false"/>
               <w:spacing w:after="40" w:before="0"/>
               <w:jc w:val="left"/>
             </w:pPr>
@@ -25575,6 +26115,7 @@
           </w:tcPr>
           <w:p>
             <w:pPr>
+              <w:keepNext w:val="false"/>
               <w:spacing w:after="40" w:before="0"/>
               <w:jc w:val="center"/>
             </w:pPr>
@@ -25609,6 +26150,7 @@
           </w:tcPr>
           <w:p>
             <w:pPr>
+              <w:keepNext w:val="false"/>
               <w:spacing w:after="40" w:before="0"/>
               <w:jc w:val="left"/>
             </w:pPr>
@@ -25641,6 +26183,7 @@
           </w:tcPr>
           <w:p>
             <w:pPr>
+              <w:keepNext w:val="false"/>
               <w:spacing w:after="40" w:before="0"/>
               <w:jc w:val="left"/>
             </w:pPr>
@@ -25675,6 +26218,7 @@
           </w:tcPr>
           <w:p>
             <w:pPr>
+              <w:keepNext w:val="false"/>
               <w:spacing w:after="40" w:before="0"/>
               <w:jc w:val="left"/>
             </w:pPr>
@@ -25707,6 +26251,7 @@
           </w:tcPr>
           <w:p>
             <w:pPr>
+              <w:keepNext w:val="false"/>
               <w:spacing w:after="40" w:before="0"/>
               <w:jc w:val="left"/>
             </w:pPr>
@@ -25741,6 +26286,7 @@
           </w:tcPr>
           <w:p>
             <w:pPr>
+              <w:keepNext w:val="false"/>
               <w:spacing w:after="40" w:before="0"/>
               <w:jc w:val="left"/>
             </w:pPr>
@@ -25773,6 +26319,7 @@
           </w:tcPr>
           <w:p>
             <w:pPr>
+              <w:keepNext w:val="false"/>
               <w:spacing w:after="40" w:before="0"/>
               <w:jc w:val="left"/>
             </w:pPr>
@@ -25809,7 +26356,7 @@
         </w:rPr>
         <w:t xml:space="preserve">© 2026 SeaVuria and ARES. Aligned with KICD objectives. Developed by SeaVuria; technical implementation by ARES (with AI assistance from Claude). Licensed under </w:t>
       </w:r>
-      <w:hyperlink w:history="1" r:id="rIdqw_4c4tc9ljfdj4bnrurs">
+      <w:hyperlink w:history="1" r:id="rIdjdaiagxoveq6pbtfuawpt">
         <w:r>
           <w:rPr>
             <w:rFonts w:ascii="Arial" w:cs="Arial" w:eastAsia="Arial" w:hAnsi="Arial"/>
@@ -25830,7 +26377,7 @@
         </w:rPr>
         <w:t xml:space="preserve"> (</w:t>
       </w:r>
-      <w:hyperlink w:history="1" r:id="rIdqli01bamhscmde0b68cp_">
+      <w:hyperlink w:history="1" r:id="rIdvbwfkiny6ziudefz2biyj">
         <w:r>
           <w:rPr>
             <w:rFonts w:ascii="Arial" w:cs="Arial" w:eastAsia="Arial" w:hAnsi="Arial"/>
@@ -25890,6 +26437,7 @@
           </w:tcPr>
           <w:p>
             <w:pPr>
+              <w:keepNext w:val="false"/>
               <w:spacing w:after="40" w:before="0"/>
               <w:jc w:val="center"/>
             </w:pPr>
@@ -25925,6 +26473,7 @@
           </w:tcPr>
           <w:p>
             <w:pPr>
+              <w:keepNext w:val="false"/>
               <w:spacing w:after="40" w:before="0"/>
               <w:jc w:val="center"/>
             </w:pPr>
@@ -25959,6 +26508,7 @@
           </w:tcPr>
           <w:p>
             <w:pPr>
+              <w:keepNext w:val="false"/>
               <w:spacing w:after="40" w:before="0"/>
               <w:jc w:val="left"/>
             </w:pPr>
@@ -25991,6 +26541,7 @@
           </w:tcPr>
           <w:p>
             <w:pPr>
+              <w:keepNext w:val="false"/>
               <w:spacing w:after="40" w:before="0"/>
               <w:jc w:val="left"/>
             </w:pPr>
@@ -26025,6 +26576,7 @@
           </w:tcPr>
           <w:p>
             <w:pPr>
+              <w:keepNext w:val="false"/>
               <w:spacing w:after="40" w:before="0"/>
               <w:jc w:val="left"/>
             </w:pPr>
@@ -26057,6 +26609,7 @@
           </w:tcPr>
           <w:p>
             <w:pPr>
+              <w:keepNext w:val="false"/>
               <w:spacing w:after="40" w:before="0"/>
               <w:jc w:val="left"/>
             </w:pPr>
@@ -26091,6 +26644,7 @@
           </w:tcPr>
           <w:p>
             <w:pPr>
+              <w:keepNext w:val="false"/>
               <w:spacing w:after="40" w:before="0"/>
               <w:jc w:val="left"/>
             </w:pPr>
@@ -26123,6 +26677,7 @@
           </w:tcPr>
           <w:p>
             <w:pPr>
+              <w:keepNext w:val="false"/>
               <w:spacing w:after="40" w:before="0"/>
               <w:jc w:val="left"/>
             </w:pPr>
@@ -26157,6 +26712,7 @@
           </w:tcPr>
           <w:p>
             <w:pPr>
+              <w:keepNext w:val="false"/>
               <w:spacing w:after="40" w:before="0"/>
               <w:jc w:val="left"/>
             </w:pPr>
@@ -26189,6 +26745,7 @@
           </w:tcPr>
           <w:p>
             <w:pPr>
+              <w:keepNext w:val="false"/>
               <w:spacing w:after="40" w:before="0"/>
               <w:jc w:val="left"/>
             </w:pPr>
@@ -26223,6 +26780,7 @@
           </w:tcPr>
           <w:p>
             <w:pPr>
+              <w:keepNext w:val="false"/>
               <w:spacing w:after="40" w:before="0"/>
               <w:jc w:val="left"/>
             </w:pPr>
@@ -26255,6 +26813,7 @@
           </w:tcPr>
           <w:p>
             <w:pPr>
+              <w:keepNext w:val="false"/>
               <w:spacing w:after="40" w:before="0"/>
               <w:jc w:val="left"/>
             </w:pPr>
@@ -26289,6 +26848,7 @@
           </w:tcPr>
           <w:p>
             <w:pPr>
+              <w:keepNext w:val="false"/>
               <w:spacing w:after="40" w:before="0"/>
               <w:jc w:val="left"/>
             </w:pPr>
@@ -26321,6 +26881,7 @@
           </w:tcPr>
           <w:p>
             <w:pPr>
+              <w:keepNext w:val="false"/>
               <w:spacing w:after="40" w:before="0"/>
               <w:jc w:val="left"/>
             </w:pPr>
@@ -26355,6 +26916,7 @@
           </w:tcPr>
           <w:p>
             <w:pPr>
+              <w:keepNext w:val="false"/>
               <w:spacing w:after="40" w:before="0"/>
               <w:jc w:val="left"/>
             </w:pPr>
@@ -26387,6 +26949,7 @@
           </w:tcPr>
           <w:p>
             <w:pPr>
+              <w:keepNext w:val="false"/>
               <w:spacing w:after="40" w:before="0"/>
               <w:jc w:val="left"/>
             </w:pPr>
@@ -26421,6 +26984,7 @@
           </w:tcPr>
           <w:p>
             <w:pPr>
+              <w:keepNext w:val="false"/>
               <w:spacing w:after="40" w:before="0"/>
               <w:jc w:val="left"/>
             </w:pPr>
@@ -26453,6 +27017,7 @@
           </w:tcPr>
           <w:p>
             <w:pPr>
+              <w:keepNext w:val="false"/>
               <w:spacing w:after="40" w:before="0"/>
               <w:jc w:val="left"/>
             </w:pPr>
@@ -26512,6 +27077,7 @@
           </w:tcPr>
           <w:p>
             <w:pPr>
+              <w:keepNext w:val="false"/>
               <w:spacing w:after="40" w:before="0"/>
               <w:jc w:val="center"/>
             </w:pPr>
@@ -26546,6 +27112,7 @@
           </w:tcPr>
           <w:p>
             <w:pPr>
+              <w:keepNext w:val="false"/>
               <w:spacing w:after="40" w:before="0"/>
               <w:jc w:val="left"/>
             </w:pPr>
@@ -26610,6 +27177,7 @@
           </w:tcPr>
           <w:p>
             <w:pPr>
+              <w:keepNext w:val="false"/>
               <w:spacing w:after="40" w:before="0"/>
               <w:jc w:val="center"/>
             </w:pPr>
@@ -26644,6 +27212,7 @@
           </w:tcPr>
           <w:p>
             <w:pPr>
+              <w:keepNext w:val="false"/>
               <w:spacing w:after="40" w:before="0"/>
               <w:jc w:val="left"/>
             </w:pPr>
@@ -26676,6 +27245,7 @@
           </w:tcPr>
           <w:p>
             <w:pPr>
+              <w:keepNext w:val="false"/>
               <w:spacing w:after="40" w:before="0"/>
               <w:jc w:val="left"/>
             </w:pPr>
@@ -26708,6 +27278,7 @@
           </w:tcPr>
           <w:p>
             <w:pPr>
+              <w:keepNext w:val="false"/>
               <w:spacing w:after="40" w:before="0"/>
               <w:jc w:val="left"/>
             </w:pPr>
@@ -26740,6 +27311,7 @@
           </w:tcPr>
           <w:p>
             <w:pPr>
+              <w:keepNext w:val="false"/>
               <w:spacing w:after="40" w:before="0"/>
               <w:jc w:val="left"/>
             </w:pPr>
@@ -26772,6 +27344,7 @@
           </w:tcPr>
           <w:p>
             <w:pPr>
+              <w:keepNext w:val="false"/>
               <w:spacing w:after="40" w:before="0"/>
               <w:jc w:val="left"/>
             </w:pPr>
@@ -26806,6 +27379,7 @@
           </w:tcPr>
           <w:p>
             <w:pPr>
+              <w:keepNext w:val="false"/>
               <w:spacing w:after="40" w:before="0"/>
               <w:jc w:val="left"/>
             </w:pPr>
@@ -26860,7 +27434,7 @@
               <w:spacing w:after="10" w:before="0"/>
               <w:ind w:left="120"/>
             </w:pPr>
-            <w:hyperlink w:history="1" r:id="rIdl5wwmdhnwtrapfysr-xzh">
+            <w:hyperlink w:history="1" r:id="rIdi9hqxn-bnqjtc8arbch9i">
               <w:r>
                 <w:rPr>
                   <w:rFonts w:ascii="Arial" w:cs="Arial" w:eastAsia="Arial" w:hAnsi="Arial"/>
@@ -26920,7 +27494,7 @@
             <w:pPr>
               <w:spacing w:after="20" w:before="0"/>
             </w:pPr>
-            <w:hyperlink w:history="1" r:id="rIdap6kwijf-o2xix9hiqe6p">
+            <w:hyperlink w:history="1" r:id="rIdt67cnb4nt0z1rrt_ytur0">
               <w:r>
                 <w:rPr>
                   <w:rFonts w:ascii="Arial" w:cs="Arial" w:eastAsia="Arial" w:hAnsi="Arial"/>
@@ -26969,7 +27543,7 @@
               <w:spacing w:after="10" w:before="0"/>
               <w:ind w:left="120"/>
             </w:pPr>
-            <w:hyperlink w:history="1" r:id="rIdu94_fxlxw_fwwylhsfu5o">
+            <w:hyperlink w:history="1" r:id="rIdq--kgxqvvqncdluuismtr">
               <w:r>
                 <w:rPr>
                   <w:rFonts w:ascii="Arial" w:cs="Arial" w:eastAsia="Arial" w:hAnsi="Arial"/>
@@ -26997,6 +27571,7 @@
           </w:tcPr>
           <w:p>
             <w:pPr>
+              <w:keepNext w:val="false"/>
               <w:spacing w:after="40" w:before="0"/>
               <w:jc w:val="left"/>
             </w:pPr>
@@ -27029,6 +27604,7 @@
           </w:tcPr>
           <w:p>
             <w:pPr>
+              <w:keepNext w:val="false"/>
               <w:spacing w:after="40" w:before="0"/>
               <w:jc w:val="left"/>
             </w:pPr>
@@ -27061,6 +27637,7 @@
           </w:tcPr>
           <w:p>
             <w:pPr>
+              <w:keepNext w:val="false"/>
               <w:spacing w:after="40" w:before="0"/>
               <w:jc w:val="left"/>
             </w:pPr>
@@ -27093,6 +27670,7 @@
           </w:tcPr>
           <w:p>
             <w:pPr>
+              <w:keepNext w:val="false"/>
               <w:spacing w:after="40" w:before="0"/>
               <w:jc w:val="left"/>
             </w:pPr>
@@ -27127,6 +27705,7 @@
           </w:tcPr>
           <w:p>
             <w:pPr>
+              <w:keepNext w:val="false"/>
               <w:spacing w:after="40" w:before="0"/>
               <w:jc w:val="left"/>
             </w:pPr>
@@ -27181,7 +27760,7 @@
               <w:spacing w:after="10" w:before="0"/>
               <w:ind w:left="120"/>
             </w:pPr>
-            <w:hyperlink w:history="1" r:id="rId9ojo7feus5u4cq832h73g">
+            <w:hyperlink w:history="1" r:id="rIdbiwekrreighueqcywf9tz">
               <w:r>
                 <w:rPr>
                   <w:rFonts w:ascii="Arial" w:cs="Arial" w:eastAsia="Arial" w:hAnsi="Arial"/>
@@ -27241,7 +27820,7 @@
             <w:pPr>
               <w:spacing w:after="20" w:before="0"/>
             </w:pPr>
-            <w:hyperlink w:history="1" r:id="rIdullmgjramu16b1wxtw9cb">
+            <w:hyperlink w:history="1" r:id="rIdajafashvsyvkrp0sqd4ty">
               <w:r>
                 <w:rPr>
                   <w:rFonts w:ascii="Arial" w:cs="Arial" w:eastAsia="Arial" w:hAnsi="Arial"/>
@@ -27290,7 +27869,7 @@
               <w:spacing w:after="10" w:before="0"/>
               <w:ind w:left="120"/>
             </w:pPr>
-            <w:hyperlink w:history="1" r:id="rIdjj8u3sq-1-tti3oewxyem">
+            <w:hyperlink w:history="1" r:id="rId-8vhjk0cb0g3gvr6ngxfq">
               <w:r>
                 <w:rPr>
                   <w:rFonts w:ascii="Arial" w:cs="Arial" w:eastAsia="Arial" w:hAnsi="Arial"/>
@@ -27318,6 +27897,7 @@
           </w:tcPr>
           <w:p>
             <w:pPr>
+              <w:keepNext w:val="false"/>
               <w:spacing w:after="40" w:before="0"/>
               <w:jc w:val="left"/>
             </w:pPr>
@@ -27350,6 +27930,7 @@
           </w:tcPr>
           <w:p>
             <w:pPr>
+              <w:keepNext w:val="false"/>
               <w:spacing w:after="40" w:before="0"/>
               <w:jc w:val="left"/>
             </w:pPr>
@@ -27382,6 +27963,7 @@
           </w:tcPr>
           <w:p>
             <w:pPr>
+              <w:keepNext w:val="false"/>
               <w:spacing w:after="40" w:before="0"/>
               <w:jc w:val="left"/>
             </w:pPr>
@@ -27414,6 +27996,7 @@
           </w:tcPr>
           <w:p>
             <w:pPr>
+              <w:keepNext w:val="false"/>
               <w:spacing w:after="40" w:before="0"/>
               <w:jc w:val="left"/>
             </w:pPr>
@@ -27448,6 +28031,7 @@
           </w:tcPr>
           <w:p>
             <w:pPr>
+              <w:keepNext w:val="false"/>
               <w:spacing w:after="40" w:before="0"/>
               <w:jc w:val="left"/>
             </w:pPr>
@@ -27502,7 +28086,7 @@
               <w:spacing w:after="10" w:before="0"/>
               <w:ind w:left="120"/>
             </w:pPr>
-            <w:hyperlink w:history="1" r:id="rIdcfuouuh7dfiqaxukeutym">
+            <w:hyperlink w:history="1" r:id="rIdm0kavs3ixnm3d4obtrywm">
               <w:r>
                 <w:rPr>
                   <w:rFonts w:ascii="Arial" w:cs="Arial" w:eastAsia="Arial" w:hAnsi="Arial"/>
@@ -27562,7 +28146,7 @@
             <w:pPr>
               <w:spacing w:after="20" w:before="0"/>
             </w:pPr>
-            <w:hyperlink w:history="1" r:id="rIdgrt1ws7lxf9a3js7yilzp">
+            <w:hyperlink w:history="1" r:id="rIdmsgfo68j41ixp_dvth12d">
               <w:r>
                 <w:rPr>
                   <w:rFonts w:ascii="Arial" w:cs="Arial" w:eastAsia="Arial" w:hAnsi="Arial"/>
@@ -27611,7 +28195,7 @@
               <w:spacing w:after="10" w:before="0"/>
               <w:ind w:left="120"/>
             </w:pPr>
-            <w:hyperlink w:history="1" r:id="rIdoobfkzzmg-ifpyjjsmvcb">
+            <w:hyperlink w:history="1" r:id="rIdsgsjirvu70bms8wpns6th">
               <w:r>
                 <w:rPr>
                   <w:rFonts w:ascii="Arial" w:cs="Arial" w:eastAsia="Arial" w:hAnsi="Arial"/>
@@ -27639,6 +28223,7 @@
           </w:tcPr>
           <w:p>
             <w:pPr>
+              <w:keepNext w:val="false"/>
               <w:spacing w:after="40" w:before="0"/>
               <w:jc w:val="left"/>
             </w:pPr>
@@ -27671,6 +28256,7 @@
           </w:tcPr>
           <w:p>
             <w:pPr>
+              <w:keepNext w:val="false"/>
               <w:spacing w:after="40" w:before="0"/>
               <w:jc w:val="left"/>
             </w:pPr>
@@ -27703,6 +28289,7 @@
           </w:tcPr>
           <w:p>
             <w:pPr>
+              <w:keepNext w:val="false"/>
               <w:spacing w:after="40" w:before="0"/>
               <w:jc w:val="left"/>
             </w:pPr>
@@ -27735,6 +28322,7 @@
           </w:tcPr>
           <w:p>
             <w:pPr>
+              <w:keepNext w:val="false"/>
               <w:spacing w:after="40" w:before="0"/>
               <w:jc w:val="left"/>
             </w:pPr>
@@ -27769,6 +28357,7 @@
           </w:tcPr>
           <w:p>
             <w:pPr>
+              <w:keepNext w:val="false"/>
               <w:spacing w:after="40" w:before="0"/>
               <w:jc w:val="left"/>
             </w:pPr>
@@ -27823,7 +28412,7 @@
               <w:spacing w:after="10" w:before="0"/>
               <w:ind w:left="120"/>
             </w:pPr>
-            <w:hyperlink w:history="1" r:id="rIdfmgbbo4htn5brtbsizwte">
+            <w:hyperlink w:history="1" r:id="rIdvgwtjgcxdcg-chyjyinrl">
               <w:r>
                 <w:rPr>
                   <w:rFonts w:ascii="Arial" w:cs="Arial" w:eastAsia="Arial" w:hAnsi="Arial"/>
@@ -27883,7 +28472,7 @@
             <w:pPr>
               <w:spacing w:after="20" w:before="0"/>
             </w:pPr>
-            <w:hyperlink w:history="1" r:id="rIdgijsgpcg2ikbrhhkx9j0i">
+            <w:hyperlink w:history="1" r:id="rIdlozyj8x_i3fu8l4ojltii">
               <w:r>
                 <w:rPr>
                   <w:rFonts w:ascii="Arial" w:cs="Arial" w:eastAsia="Arial" w:hAnsi="Arial"/>
@@ -27932,7 +28521,7 @@
               <w:spacing w:after="10" w:before="0"/>
               <w:ind w:left="120"/>
             </w:pPr>
-            <w:hyperlink w:history="1" r:id="rIdwof_xn3xr_gcvcc0rbnxb">
+            <w:hyperlink w:history="1" r:id="rId31y-qz8_7yc31iiwn1ade">
               <w:r>
                 <w:rPr>
                   <w:rFonts w:ascii="Arial" w:cs="Arial" w:eastAsia="Arial" w:hAnsi="Arial"/>
@@ -27960,6 +28549,7 @@
           </w:tcPr>
           <w:p>
             <w:pPr>
+              <w:keepNext w:val="false"/>
               <w:spacing w:after="40" w:before="0"/>
               <w:jc w:val="left"/>
             </w:pPr>
@@ -27992,6 +28582,7 @@
           </w:tcPr>
           <w:p>
             <w:pPr>
+              <w:keepNext w:val="false"/>
               <w:spacing w:after="40" w:before="0"/>
               <w:jc w:val="left"/>
             </w:pPr>
@@ -28024,6 +28615,7 @@
           </w:tcPr>
           <w:p>
             <w:pPr>
+              <w:keepNext w:val="false"/>
               <w:spacing w:after="40" w:before="0"/>
               <w:jc w:val="left"/>
             </w:pPr>
@@ -28056,6 +28648,7 @@
           </w:tcPr>
           <w:p>
             <w:pPr>
+              <w:keepNext w:val="false"/>
               <w:spacing w:after="40" w:before="0"/>
               <w:jc w:val="left"/>
             </w:pPr>
@@ -28090,6 +28683,7 @@
           </w:tcPr>
           <w:p>
             <w:pPr>
+              <w:keepNext w:val="false"/>
               <w:spacing w:after="40" w:before="0"/>
               <w:jc w:val="left"/>
             </w:pPr>
@@ -28144,7 +28738,7 @@
               <w:spacing w:after="10" w:before="0"/>
               <w:ind w:left="120"/>
             </w:pPr>
-            <w:hyperlink w:history="1" r:id="rIdyg-g3so6ktgi_p0yg4m16">
+            <w:hyperlink w:history="1" r:id="rIdvecmviv6-w8f6kjyi2uv0">
               <w:r>
                 <w:rPr>
                   <w:rFonts w:ascii="Arial" w:cs="Arial" w:eastAsia="Arial" w:hAnsi="Arial"/>
@@ -28204,7 +28798,7 @@
             <w:pPr>
               <w:spacing w:after="20" w:before="0"/>
             </w:pPr>
-            <w:hyperlink w:history="1" r:id="rIdplid78b5226r0rzsgazh_">
+            <w:hyperlink w:history="1" r:id="rIdschlq158pveqtcc4dhixw">
               <w:r>
                 <w:rPr>
                   <w:rFonts w:ascii="Arial" w:cs="Arial" w:eastAsia="Arial" w:hAnsi="Arial"/>
@@ -28253,7 +28847,7 @@
               <w:spacing w:after="10" w:before="0"/>
               <w:ind w:left="120"/>
             </w:pPr>
-            <w:hyperlink w:history="1" r:id="rIdzye9mnsg1orudhsqcu5ql">
+            <w:hyperlink w:history="1" r:id="rIdno9cikgnlkravjosk_2np">
               <w:r>
                 <w:rPr>
                   <w:rFonts w:ascii="Arial" w:cs="Arial" w:eastAsia="Arial" w:hAnsi="Arial"/>
@@ -28281,6 +28875,7 @@
           </w:tcPr>
           <w:p>
             <w:pPr>
+              <w:keepNext w:val="false"/>
               <w:spacing w:after="40" w:before="0"/>
               <w:jc w:val="left"/>
             </w:pPr>
@@ -28313,6 +28908,7 @@
           </w:tcPr>
           <w:p>
             <w:pPr>
+              <w:keepNext w:val="false"/>
               <w:spacing w:after="40" w:before="0"/>
               <w:jc w:val="left"/>
             </w:pPr>
@@ -28345,6 +28941,7 @@
           </w:tcPr>
           <w:p>
             <w:pPr>
+              <w:keepNext w:val="false"/>
               <w:spacing w:after="40" w:before="0"/>
               <w:jc w:val="left"/>
             </w:pPr>
@@ -28377,6 +28974,7 @@
           </w:tcPr>
           <w:p>
             <w:pPr>
+              <w:keepNext w:val="false"/>
               <w:spacing w:after="40" w:before="0"/>
               <w:jc w:val="left"/>
             </w:pPr>
@@ -28436,6 +29034,7 @@
           </w:tcPr>
           <w:p>
             <w:pPr>
+              <w:keepNext w:val="false"/>
               <w:spacing w:after="40" w:before="0"/>
               <w:jc w:val="center"/>
             </w:pPr>
@@ -28470,6 +29069,7 @@
           </w:tcPr>
           <w:p>
             <w:pPr>
+              <w:keepNext w:val="false"/>
               <w:spacing w:after="40" w:before="0"/>
               <w:jc w:val="left"/>
             </w:pPr>
@@ -28531,6 +29131,7 @@
           </w:tcPr>
           <w:p>
             <w:pPr>
+              <w:keepNext w:val="false"/>
               <w:spacing w:after="40" w:before="0"/>
               <w:jc w:val="center"/>
             </w:pPr>
@@ -28565,6 +29166,7 @@
           </w:tcPr>
           <w:p>
             <w:pPr>
+              <w:keepNext w:val="false"/>
               <w:spacing w:after="40" w:before="0"/>
               <w:jc w:val="left"/>
             </w:pPr>
@@ -28597,6 +29199,7 @@
           </w:tcPr>
           <w:p>
             <w:pPr>
+              <w:keepNext w:val="false"/>
               <w:spacing w:after="40" w:before="0"/>
               <w:jc w:val="left"/>
             </w:pPr>
@@ -28631,6 +29234,7 @@
           </w:tcPr>
           <w:p>
             <w:pPr>
+              <w:keepNext w:val="false"/>
               <w:spacing w:after="40" w:before="0"/>
               <w:jc w:val="left"/>
             </w:pPr>
@@ -28663,6 +29267,7 @@
           </w:tcPr>
           <w:p>
             <w:pPr>
+              <w:keepNext w:val="false"/>
               <w:spacing w:after="40" w:before="0"/>
               <w:jc w:val="left"/>
             </w:pPr>
@@ -28697,6 +29302,7 @@
           </w:tcPr>
           <w:p>
             <w:pPr>
+              <w:keepNext w:val="false"/>
               <w:spacing w:after="40" w:before="0"/>
               <w:jc w:val="left"/>
             </w:pPr>
@@ -28729,6 +29335,7 @@
           </w:tcPr>
           <w:p>
             <w:pPr>
+              <w:keepNext w:val="false"/>
               <w:spacing w:after="40" w:before="0"/>
               <w:jc w:val="left"/>
             </w:pPr>
@@ -28765,7 +29372,7 @@
         </w:rPr>
         <w:t xml:space="preserve">© 2026 SeaVuria and ARES. Aligned with KICD objectives. Developed by SeaVuria; technical implementation by ARES (with AI assistance from Claude). Licensed under </w:t>
       </w:r>
-      <w:hyperlink w:history="1" r:id="rIdrxb9rtagd4iztpi9cojqy">
+      <w:hyperlink w:history="1" r:id="rIdpjwgr3bxuoavf-fkcl6qc">
         <w:r>
           <w:rPr>
             <w:rFonts w:ascii="Arial" w:cs="Arial" w:eastAsia="Arial" w:hAnsi="Arial"/>
@@ -28786,7 +29393,7 @@
         </w:rPr>
         <w:t xml:space="preserve"> (</w:t>
       </w:r>
-      <w:hyperlink w:history="1" r:id="rIdhw3ugnl9htfs9p3x2969q">
+      <w:hyperlink w:history="1" r:id="rId10kgy_su9de_b21qlscua">
         <w:r>
           <w:rPr>
             <w:rFonts w:ascii="Arial" w:cs="Arial" w:eastAsia="Arial" w:hAnsi="Arial"/>
@@ -28846,6 +29453,7 @@
           </w:tcPr>
           <w:p>
             <w:pPr>
+              <w:keepNext w:val="false"/>
               <w:spacing w:after="40" w:before="0"/>
               <w:jc w:val="center"/>
             </w:pPr>
@@ -28881,6 +29489,7 @@
           </w:tcPr>
           <w:p>
             <w:pPr>
+              <w:keepNext w:val="false"/>
               <w:spacing w:after="40" w:before="0"/>
               <w:jc w:val="center"/>
             </w:pPr>
@@ -28915,6 +29524,7 @@
           </w:tcPr>
           <w:p>
             <w:pPr>
+              <w:keepNext w:val="false"/>
               <w:spacing w:after="40" w:before="0"/>
               <w:jc w:val="left"/>
             </w:pPr>
@@ -28947,6 +29557,7 @@
           </w:tcPr>
           <w:p>
             <w:pPr>
+              <w:keepNext w:val="false"/>
               <w:spacing w:after="40" w:before="0"/>
               <w:jc w:val="left"/>
             </w:pPr>
@@ -28981,6 +29592,7 @@
           </w:tcPr>
           <w:p>
             <w:pPr>
+              <w:keepNext w:val="false"/>
               <w:spacing w:after="40" w:before="0"/>
               <w:jc w:val="left"/>
             </w:pPr>
@@ -29013,6 +29625,7 @@
           </w:tcPr>
           <w:p>
             <w:pPr>
+              <w:keepNext w:val="false"/>
               <w:spacing w:after="40" w:before="0"/>
               <w:jc w:val="left"/>
             </w:pPr>
@@ -29047,6 +29660,7 @@
           </w:tcPr>
           <w:p>
             <w:pPr>
+              <w:keepNext w:val="false"/>
               <w:spacing w:after="40" w:before="0"/>
               <w:jc w:val="left"/>
             </w:pPr>
@@ -29079,6 +29693,7 @@
           </w:tcPr>
           <w:p>
             <w:pPr>
+              <w:keepNext w:val="false"/>
               <w:spacing w:after="40" w:before="0"/>
               <w:jc w:val="left"/>
             </w:pPr>
@@ -29113,6 +29728,7 @@
           </w:tcPr>
           <w:p>
             <w:pPr>
+              <w:keepNext w:val="false"/>
               <w:spacing w:after="40" w:before="0"/>
               <w:jc w:val="left"/>
             </w:pPr>
@@ -29145,6 +29761,7 @@
           </w:tcPr>
           <w:p>
             <w:pPr>
+              <w:keepNext w:val="false"/>
               <w:spacing w:after="40" w:before="0"/>
               <w:jc w:val="left"/>
             </w:pPr>
@@ -29179,6 +29796,7 @@
           </w:tcPr>
           <w:p>
             <w:pPr>
+              <w:keepNext w:val="false"/>
               <w:spacing w:after="40" w:before="0"/>
               <w:jc w:val="left"/>
             </w:pPr>
@@ -29211,6 +29829,7 @@
           </w:tcPr>
           <w:p>
             <w:pPr>
+              <w:keepNext w:val="false"/>
               <w:spacing w:after="40" w:before="0"/>
               <w:jc w:val="left"/>
             </w:pPr>
@@ -29245,6 +29864,7 @@
           </w:tcPr>
           <w:p>
             <w:pPr>
+              <w:keepNext w:val="false"/>
               <w:spacing w:after="40" w:before="0"/>
               <w:jc w:val="left"/>
             </w:pPr>
@@ -29277,6 +29897,7 @@
           </w:tcPr>
           <w:p>
             <w:pPr>
+              <w:keepNext w:val="false"/>
               <w:spacing w:after="40" w:before="0"/>
               <w:jc w:val="left"/>
             </w:pPr>
@@ -29311,6 +29932,7 @@
           </w:tcPr>
           <w:p>
             <w:pPr>
+              <w:keepNext w:val="false"/>
               <w:spacing w:after="40" w:before="0"/>
               <w:jc w:val="left"/>
             </w:pPr>
@@ -29343,6 +29965,7 @@
           </w:tcPr>
           <w:p>
             <w:pPr>
+              <w:keepNext w:val="false"/>
               <w:spacing w:after="40" w:before="0"/>
               <w:jc w:val="left"/>
             </w:pPr>
@@ -29377,6 +30000,7 @@
           </w:tcPr>
           <w:p>
             <w:pPr>
+              <w:keepNext w:val="false"/>
               <w:spacing w:after="40" w:before="0"/>
               <w:jc w:val="left"/>
             </w:pPr>
@@ -29409,6 +30033,7 @@
           </w:tcPr>
           <w:p>
             <w:pPr>
+              <w:keepNext w:val="false"/>
               <w:spacing w:after="40" w:before="0"/>
               <w:jc w:val="left"/>
             </w:pPr>
@@ -29468,6 +30093,7 @@
           </w:tcPr>
           <w:p>
             <w:pPr>
+              <w:keepNext w:val="false"/>
               <w:spacing w:after="40" w:before="0"/>
               <w:jc w:val="center"/>
             </w:pPr>
@@ -29502,6 +30128,7 @@
           </w:tcPr>
           <w:p>
             <w:pPr>
+              <w:keepNext w:val="false"/>
               <w:spacing w:after="40" w:before="0"/>
               <w:jc w:val="left"/>
             </w:pPr>
@@ -29566,6 +30193,7 @@
           </w:tcPr>
           <w:p>
             <w:pPr>
+              <w:keepNext w:val="false"/>
               <w:spacing w:after="40" w:before="0"/>
               <w:jc w:val="center"/>
             </w:pPr>
@@ -29600,6 +30228,7 @@
           </w:tcPr>
           <w:p>
             <w:pPr>
+              <w:keepNext w:val="false"/>
               <w:spacing w:after="40" w:before="0"/>
               <w:jc w:val="left"/>
             </w:pPr>
@@ -29632,6 +30261,7 @@
           </w:tcPr>
           <w:p>
             <w:pPr>
+              <w:keepNext w:val="false"/>
               <w:spacing w:after="40" w:before="0"/>
               <w:jc w:val="left"/>
             </w:pPr>
@@ -29664,6 +30294,7 @@
           </w:tcPr>
           <w:p>
             <w:pPr>
+              <w:keepNext w:val="false"/>
               <w:spacing w:after="40" w:before="0"/>
               <w:jc w:val="left"/>
             </w:pPr>
@@ -29696,6 +30327,7 @@
           </w:tcPr>
           <w:p>
             <w:pPr>
+              <w:keepNext w:val="false"/>
               <w:spacing w:after="40" w:before="0"/>
               <w:jc w:val="left"/>
             </w:pPr>
@@ -29728,6 +30360,7 @@
           </w:tcPr>
           <w:p>
             <w:pPr>
+              <w:keepNext w:val="false"/>
               <w:spacing w:after="40" w:before="0"/>
               <w:jc w:val="left"/>
             </w:pPr>
@@ -29762,6 +30395,7 @@
           </w:tcPr>
           <w:p>
             <w:pPr>
+              <w:keepNext w:val="false"/>
               <w:spacing w:after="40" w:before="0"/>
               <w:jc w:val="left"/>
             </w:pPr>
@@ -29816,7 +30450,7 @@
               <w:spacing w:after="10" w:before="0"/>
               <w:ind w:left="120"/>
             </w:pPr>
-            <w:hyperlink w:history="1" r:id="rIdj6syozhn_i998yjeztmii">
+            <w:hyperlink w:history="1" r:id="rIdhfpat8trg8qt2np-acflr">
               <w:r>
                 <w:rPr>
                   <w:rFonts w:ascii="Arial" w:cs="Arial" w:eastAsia="Arial" w:hAnsi="Arial"/>
@@ -29893,7 +30527,7 @@
               <w:spacing w:after="10" w:before="0"/>
               <w:ind w:left="120"/>
             </w:pPr>
-            <w:hyperlink w:history="1" r:id="rIdtogbkuo0jyrkb3zopsksd">
+            <w:hyperlink w:history="1" r:id="rIdfhvii0kvntyzg9ithr4wq">
               <w:r>
                 <w:rPr>
                   <w:rFonts w:ascii="Arial" w:cs="Arial" w:eastAsia="Arial" w:hAnsi="Arial"/>
@@ -29936,6 +30570,7 @@
           </w:tcPr>
           <w:p>
             <w:pPr>
+              <w:keepNext w:val="false"/>
               <w:spacing w:after="40" w:before="0"/>
               <w:jc w:val="left"/>
             </w:pPr>
@@ -29968,6 +30603,7 @@
           </w:tcPr>
           <w:p>
             <w:pPr>
+              <w:keepNext w:val="false"/>
               <w:spacing w:after="40" w:before="0"/>
               <w:jc w:val="left"/>
             </w:pPr>
@@ -30000,6 +30636,7 @@
           </w:tcPr>
           <w:p>
             <w:pPr>
+              <w:keepNext w:val="false"/>
               <w:spacing w:after="40" w:before="0"/>
               <w:jc w:val="left"/>
             </w:pPr>
@@ -30032,6 +30669,7 @@
           </w:tcPr>
           <w:p>
             <w:pPr>
+              <w:keepNext w:val="false"/>
               <w:spacing w:after="40" w:before="0"/>
               <w:jc w:val="left"/>
             </w:pPr>
@@ -30066,6 +30704,7 @@
           </w:tcPr>
           <w:p>
             <w:pPr>
+              <w:keepNext w:val="false"/>
               <w:spacing w:after="40" w:before="0"/>
               <w:jc w:val="left"/>
             </w:pPr>
@@ -30120,7 +30759,7 @@
               <w:spacing w:after="10" w:before="0"/>
               <w:ind w:left="120"/>
             </w:pPr>
-            <w:hyperlink w:history="1" r:id="rIdnlpgnh2fxzumf2g88ifqt">
+            <w:hyperlink w:history="1" r:id="rIdmb9hbbr9q6rke9o5bdrav">
               <w:r>
                 <w:rPr>
                   <w:rFonts w:ascii="Arial" w:cs="Arial" w:eastAsia="Arial" w:hAnsi="Arial"/>
@@ -30197,7 +30836,7 @@
               <w:spacing w:after="10" w:before="0"/>
               <w:ind w:left="120"/>
             </w:pPr>
-            <w:hyperlink w:history="1" r:id="rIdhy6t-xbceyy1s_l7ka__w">
+            <w:hyperlink w:history="1" r:id="rIdfvi_cqne6b8xx2vvte_dz">
               <w:r>
                 <w:rPr>
                   <w:rFonts w:ascii="Arial" w:cs="Arial" w:eastAsia="Arial" w:hAnsi="Arial"/>
@@ -30240,6 +30879,7 @@
           </w:tcPr>
           <w:p>
             <w:pPr>
+              <w:keepNext w:val="false"/>
               <w:spacing w:after="40" w:before="0"/>
               <w:jc w:val="left"/>
             </w:pPr>
@@ -30272,6 +30912,7 @@
           </w:tcPr>
           <w:p>
             <w:pPr>
+              <w:keepNext w:val="false"/>
               <w:spacing w:after="40" w:before="0"/>
               <w:jc w:val="left"/>
             </w:pPr>
@@ -30304,6 +30945,7 @@
           </w:tcPr>
           <w:p>
             <w:pPr>
+              <w:keepNext w:val="false"/>
               <w:spacing w:after="40" w:before="0"/>
               <w:jc w:val="left"/>
             </w:pPr>
@@ -30336,6 +30978,7 @@
           </w:tcPr>
           <w:p>
             <w:pPr>
+              <w:keepNext w:val="false"/>
               <w:spacing w:after="40" w:before="0"/>
               <w:jc w:val="left"/>
             </w:pPr>
@@ -30370,6 +31013,7 @@
           </w:tcPr>
           <w:p>
             <w:pPr>
+              <w:keepNext w:val="false"/>
               <w:spacing w:after="40" w:before="0"/>
               <w:jc w:val="left"/>
             </w:pPr>
@@ -30424,7 +31068,7 @@
               <w:spacing w:after="10" w:before="0"/>
               <w:ind w:left="120"/>
             </w:pPr>
-            <w:hyperlink w:history="1" r:id="rId1edhttbpjgeturu7kvdek">
+            <w:hyperlink w:history="1" r:id="rIdc1382pxki1xh6wmlnrtvs">
               <w:r>
                 <w:rPr>
                   <w:rFonts w:ascii="Arial" w:cs="Arial" w:eastAsia="Arial" w:hAnsi="Arial"/>
@@ -30501,7 +31145,7 @@
               <w:spacing w:after="10" w:before="0"/>
               <w:ind w:left="120"/>
             </w:pPr>
-            <w:hyperlink w:history="1" r:id="rId5jmp3tu0zzxqmldaklfpa">
+            <w:hyperlink w:history="1" r:id="rIdcprtlo37fd5qxgiml502s">
               <w:r>
                 <w:rPr>
                   <w:rFonts w:ascii="Arial" w:cs="Arial" w:eastAsia="Arial" w:hAnsi="Arial"/>
@@ -30544,6 +31188,7 @@
           </w:tcPr>
           <w:p>
             <w:pPr>
+              <w:keepNext w:val="false"/>
               <w:spacing w:after="40" w:before="0"/>
               <w:jc w:val="left"/>
             </w:pPr>
@@ -30576,6 +31221,7 @@
           </w:tcPr>
           <w:p>
             <w:pPr>
+              <w:keepNext w:val="false"/>
               <w:spacing w:after="40" w:before="0"/>
               <w:jc w:val="left"/>
             </w:pPr>
@@ -30608,6 +31254,7 @@
           </w:tcPr>
           <w:p>
             <w:pPr>
+              <w:keepNext w:val="false"/>
               <w:spacing w:after="40" w:before="0"/>
               <w:jc w:val="left"/>
             </w:pPr>
@@ -30640,6 +31287,7 @@
           </w:tcPr>
           <w:p>
             <w:pPr>
+              <w:keepNext w:val="false"/>
               <w:spacing w:after="40" w:before="0"/>
               <w:jc w:val="left"/>
             </w:pPr>
@@ -30674,6 +31322,7 @@
           </w:tcPr>
           <w:p>
             <w:pPr>
+              <w:keepNext w:val="false"/>
               <w:spacing w:after="40" w:before="0"/>
               <w:jc w:val="left"/>
             </w:pPr>
@@ -30728,7 +31377,7 @@
               <w:spacing w:after="10" w:before="0"/>
               <w:ind w:left="120"/>
             </w:pPr>
-            <w:hyperlink w:history="1" r:id="rIdcgc2lgklazcwlbmn0v1aj">
+            <w:hyperlink w:history="1" r:id="rIdkl7catfdxatl0ufykxdkw">
               <w:r>
                 <w:rPr>
                   <w:rFonts w:ascii="Arial" w:cs="Arial" w:eastAsia="Arial" w:hAnsi="Arial"/>
@@ -30805,7 +31454,7 @@
               <w:spacing w:after="10" w:before="0"/>
               <w:ind w:left="120"/>
             </w:pPr>
-            <w:hyperlink w:history="1" r:id="rIds7rvoflnksesvf_5una3p">
+            <w:hyperlink w:history="1" r:id="rIdakkji93syozsbb8hcbp3c">
               <w:r>
                 <w:rPr>
                   <w:rFonts w:ascii="Arial" w:cs="Arial" w:eastAsia="Arial" w:hAnsi="Arial"/>
@@ -30848,6 +31497,7 @@
           </w:tcPr>
           <w:p>
             <w:pPr>
+              <w:keepNext w:val="false"/>
               <w:spacing w:after="40" w:before="0"/>
               <w:jc w:val="left"/>
             </w:pPr>
@@ -30880,6 +31530,7 @@
           </w:tcPr>
           <w:p>
             <w:pPr>
+              <w:keepNext w:val="false"/>
               <w:spacing w:after="40" w:before="0"/>
               <w:jc w:val="left"/>
             </w:pPr>
@@ -30912,6 +31563,7 @@
           </w:tcPr>
           <w:p>
             <w:pPr>
+              <w:keepNext w:val="false"/>
               <w:spacing w:after="40" w:before="0"/>
               <w:jc w:val="left"/>
             </w:pPr>
@@ -30944,6 +31596,7 @@
           </w:tcPr>
           <w:p>
             <w:pPr>
+              <w:keepNext w:val="false"/>
               <w:spacing w:after="40" w:before="0"/>
               <w:jc w:val="left"/>
             </w:pPr>
@@ -30978,6 +31631,7 @@
           </w:tcPr>
           <w:p>
             <w:pPr>
+              <w:keepNext w:val="false"/>
               <w:spacing w:after="40" w:before="0"/>
               <w:jc w:val="left"/>
             </w:pPr>
@@ -31032,7 +31686,7 @@
               <w:spacing w:after="10" w:before="0"/>
               <w:ind w:left="120"/>
             </w:pPr>
-            <w:hyperlink w:history="1" r:id="rIdr8nle8j2gj3uf2lugdtib">
+            <w:hyperlink w:history="1" r:id="rIdmbn4nku49vyf2eqrayf-a">
               <w:r>
                 <w:rPr>
                   <w:rFonts w:ascii="Arial" w:cs="Arial" w:eastAsia="Arial" w:hAnsi="Arial"/>
@@ -31109,7 +31763,7 @@
               <w:spacing w:after="10" w:before="0"/>
               <w:ind w:left="120"/>
             </w:pPr>
-            <w:hyperlink w:history="1" r:id="rIdzdthllqr4vovcpclzrja6">
+            <w:hyperlink w:history="1" r:id="rIdft1s30heklu0ruars0a6m">
               <w:r>
                 <w:rPr>
                   <w:rFonts w:ascii="Arial" w:cs="Arial" w:eastAsia="Arial" w:hAnsi="Arial"/>
@@ -31152,6 +31806,7 @@
           </w:tcPr>
           <w:p>
             <w:pPr>
+              <w:keepNext w:val="false"/>
               <w:spacing w:after="40" w:before="0"/>
               <w:jc w:val="left"/>
             </w:pPr>
@@ -31184,6 +31839,7 @@
           </w:tcPr>
           <w:p>
             <w:pPr>
+              <w:keepNext w:val="false"/>
               <w:spacing w:after="40" w:before="0"/>
               <w:jc w:val="left"/>
             </w:pPr>
@@ -31216,6 +31872,7 @@
           </w:tcPr>
           <w:p>
             <w:pPr>
+              <w:keepNext w:val="false"/>
               <w:spacing w:after="40" w:before="0"/>
               <w:jc w:val="left"/>
             </w:pPr>
@@ -31248,6 +31905,7 @@
           </w:tcPr>
           <w:p>
             <w:pPr>
+              <w:keepNext w:val="false"/>
               <w:spacing w:after="40" w:before="0"/>
               <w:jc w:val="left"/>
             </w:pPr>
@@ -31307,6 +31965,7 @@
           </w:tcPr>
           <w:p>
             <w:pPr>
+              <w:keepNext w:val="false"/>
               <w:spacing w:after="40" w:before="0"/>
               <w:jc w:val="center"/>
             </w:pPr>
@@ -31341,6 +32000,7 @@
           </w:tcPr>
           <w:p>
             <w:pPr>
+              <w:keepNext w:val="false"/>
               <w:spacing w:after="40" w:before="0"/>
               <w:jc w:val="left"/>
             </w:pPr>
@@ -31360,6 +32020,7 @@
           </w:p>
           <w:p>
             <w:pPr>
+              <w:keepNext w:val="false"/>
               <w:spacing w:after="40" w:before="0"/>
               <w:jc w:val="left"/>
             </w:pPr>
@@ -31379,6 +32040,7 @@
           </w:p>
           <w:p>
             <w:pPr>
+              <w:keepNext w:val="false"/>
               <w:spacing w:after="40" w:before="0"/>
               <w:jc w:val="left"/>
             </w:pPr>
@@ -31398,6 +32060,7 @@
           </w:p>
           <w:p>
             <w:pPr>
+              <w:keepNext w:val="false"/>
               <w:spacing w:after="40" w:before="0"/>
               <w:jc w:val="left"/>
             </w:pPr>
@@ -31417,6 +32080,7 @@
           </w:p>
           <w:p>
             <w:pPr>
+              <w:keepNext w:val="false"/>
               <w:spacing w:after="40" w:before="0"/>
               <w:jc w:val="left"/>
             </w:pPr>
@@ -31436,6 +32100,7 @@
           </w:p>
           <w:p>
             <w:pPr>
+              <w:keepNext w:val="false"/>
               <w:spacing w:after="40" w:before="0"/>
               <w:jc w:val="left"/>
             </w:pPr>
@@ -31455,6 +32120,7 @@
           </w:p>
           <w:p>
             <w:pPr>
+              <w:keepNext w:val="false"/>
               <w:spacing w:after="40" w:before="0"/>
               <w:jc w:val="left"/>
             </w:pPr>
@@ -31474,6 +32140,7 @@
           </w:p>
           <w:p>
             <w:pPr>
+              <w:keepNext w:val="false"/>
               <w:spacing w:after="40" w:before="0"/>
               <w:jc w:val="left"/>
             </w:pPr>
@@ -31493,6 +32160,7 @@
           </w:p>
           <w:p>
             <w:pPr>
+              <w:keepNext w:val="false"/>
               <w:spacing w:after="40" w:before="0"/>
               <w:jc w:val="left"/>
             </w:pPr>
@@ -31512,6 +32180,7 @@
           </w:p>
           <w:p>
             <w:pPr>
+              <w:keepNext w:val="false"/>
               <w:spacing w:after="40" w:before="0"/>
               <w:jc w:val="left"/>
             </w:pPr>
@@ -31531,6 +32200,7 @@
           </w:p>
           <w:p>
             <w:pPr>
+              <w:keepNext w:val="false"/>
               <w:spacing w:after="40" w:before="0"/>
               <w:jc w:val="left"/>
             </w:pPr>
@@ -31550,6 +32220,7 @@
           </w:p>
           <w:p>
             <w:pPr>
+              <w:keepNext w:val="false"/>
               <w:spacing w:after="40" w:before="0"/>
               <w:jc w:val="left"/>
             </w:pPr>
@@ -31569,6 +32240,7 @@
           </w:p>
           <w:p>
             <w:pPr>
+              <w:keepNext w:val="false"/>
               <w:spacing w:after="40" w:before="0"/>
               <w:jc w:val="left"/>
             </w:pPr>
@@ -31630,6 +32302,7 @@
           </w:tcPr>
           <w:p>
             <w:pPr>
+              <w:keepNext w:val="false"/>
               <w:spacing w:after="40" w:before="0"/>
               <w:jc w:val="center"/>
             </w:pPr>
@@ -31664,6 +32337,7 @@
           </w:tcPr>
           <w:p>
             <w:pPr>
+              <w:keepNext w:val="false"/>
               <w:spacing w:after="40" w:before="0"/>
               <w:jc w:val="left"/>
             </w:pPr>
@@ -31696,6 +32370,7 @@
           </w:tcPr>
           <w:p>
             <w:pPr>
+              <w:keepNext w:val="false"/>
               <w:spacing w:after="40" w:before="0"/>
               <w:jc w:val="left"/>
             </w:pPr>
@@ -31730,6 +32405,7 @@
           </w:tcPr>
           <w:p>
             <w:pPr>
+              <w:keepNext w:val="false"/>
               <w:spacing w:after="40" w:before="0"/>
               <w:jc w:val="left"/>
             </w:pPr>
@@ -31762,6 +32438,7 @@
           </w:tcPr>
           <w:p>
             <w:pPr>
+              <w:keepNext w:val="false"/>
               <w:spacing w:after="40" w:before="0"/>
               <w:jc w:val="left"/>
             </w:pPr>
@@ -31796,6 +32473,7 @@
           </w:tcPr>
           <w:p>
             <w:pPr>
+              <w:keepNext w:val="false"/>
               <w:spacing w:after="40" w:before="0"/>
               <w:jc w:val="left"/>
             </w:pPr>
@@ -31828,6 +32506,7 @@
           </w:tcPr>
           <w:p>
             <w:pPr>
+              <w:keepNext w:val="false"/>
               <w:spacing w:after="40" w:before="0"/>
               <w:jc w:val="left"/>
             </w:pPr>
@@ -31864,7 +32543,7 @@
         </w:rPr>
         <w:t xml:space="preserve">© 2026 SeaVuria and ARES. Aligned with KICD objectives. Developed by SeaVuria; technical implementation by ARES (with AI assistance from Claude). Licensed under </w:t>
       </w:r>
-      <w:hyperlink w:history="1" r:id="rIdkzztfrqv1u4cm8eht7ryx">
+      <w:hyperlink w:history="1" r:id="rIddov4sdf0k3p7v16blkrfb">
         <w:r>
           <w:rPr>
             <w:rFonts w:ascii="Arial" w:cs="Arial" w:eastAsia="Arial" w:hAnsi="Arial"/>
@@ -31885,7 +32564,7 @@
         </w:rPr>
         <w:t xml:space="preserve"> (</w:t>
       </w:r>
-      <w:hyperlink w:history="1" r:id="rIdp3fhdixws4agrfqolfstr">
+      <w:hyperlink w:history="1" r:id="rIdlphyqe-ujmxj-3rlz7q98">
         <w:r>
           <w:rPr>
             <w:rFonts w:ascii="Arial" w:cs="Arial" w:eastAsia="Arial" w:hAnsi="Arial"/>
@@ -31946,6 +32625,7 @@
           </w:tcPr>
           <w:p>
             <w:pPr>
+              <w:keepNext w:val="false"/>
               <w:spacing w:after="40" w:before="0"/>
               <w:jc w:val="center"/>
             </w:pPr>
@@ -31980,6 +32660,7 @@
           </w:tcPr>
           <w:p>
             <w:pPr>
+              <w:keepNext w:val="false"/>
               <w:spacing w:after="40" w:before="0"/>
               <w:jc w:val="left"/>
             </w:pPr>
@@ -32012,6 +32693,7 @@
           </w:tcPr>
           <w:p>
             <w:pPr>
+              <w:keepNext w:val="false"/>
               <w:spacing w:after="40" w:before="0"/>
               <w:jc w:val="left"/>
             </w:pPr>
@@ -32044,6 +32726,7 @@
           </w:tcPr>
           <w:p>
             <w:pPr>
+              <w:keepNext w:val="false"/>
               <w:spacing w:after="40" w:before="0"/>
               <w:jc w:val="left"/>
             </w:pPr>
@@ -32078,6 +32761,7 @@
           </w:tcPr>
           <w:p>
             <w:pPr>
+              <w:keepNext w:val="false"/>
               <w:spacing w:after="40" w:before="0"/>
               <w:jc w:val="left"/>
             </w:pPr>
@@ -32110,6 +32794,7 @@
           </w:tcPr>
           <w:p>
             <w:pPr>
+              <w:keepNext w:val="false"/>
               <w:spacing w:after="40" w:before="0"/>
               <w:jc w:val="left"/>
             </w:pPr>
@@ -32142,6 +32827,7 @@
           </w:tcPr>
           <w:p>
             <w:pPr>
+              <w:keepNext w:val="false"/>
               <w:spacing w:after="40" w:before="0"/>
               <w:jc w:val="left"/>
             </w:pPr>
@@ -32176,6 +32862,7 @@
           </w:tcPr>
           <w:p>
             <w:pPr>
+              <w:keepNext w:val="false"/>
               <w:spacing w:after="40" w:before="0"/>
               <w:jc w:val="left"/>
             </w:pPr>
@@ -32208,6 +32895,7 @@
           </w:tcPr>
           <w:p>
             <w:pPr>
+              <w:keepNext w:val="false"/>
               <w:spacing w:after="40" w:before="0"/>
               <w:jc w:val="left"/>
             </w:pPr>
@@ -32240,6 +32928,7 @@
           </w:tcPr>
           <w:p>
             <w:pPr>
+              <w:keepNext w:val="false"/>
               <w:spacing w:after="40" w:before="0"/>
               <w:jc w:val="left"/>
             </w:pPr>
@@ -32274,6 +32963,7 @@
           </w:tcPr>
           <w:p>
             <w:pPr>
+              <w:keepNext w:val="false"/>
               <w:spacing w:after="40" w:before="0"/>
               <w:jc w:val="left"/>
             </w:pPr>
@@ -32306,6 +32996,7 @@
           </w:tcPr>
           <w:p>
             <w:pPr>
+              <w:keepNext w:val="false"/>
               <w:spacing w:after="40" w:before="0"/>
               <w:jc w:val="left"/>
             </w:pPr>
@@ -32338,6 +33029,7 @@
           </w:tcPr>
           <w:p>
             <w:pPr>
+              <w:keepNext w:val="false"/>
               <w:spacing w:after="40" w:before="0"/>
               <w:jc w:val="left"/>
             </w:pPr>

--- a/data/outputs/v2/Biology/SS3.1_Animal_Nutrition/Biology_Animal_Nutrition_CBE_LessonSequence.docx
+++ b/data/outputs/v2/Biology/SS3.1_Animal_Nutrition/Biology_Animal_Nutrition_CBE_LessonSequence.docx
@@ -2658,7 +2658,7 @@
         </w:rPr>
         <w:t xml:space="preserve">© 2026 SeaVuria and ARES. This work is licensed under a </w:t>
       </w:r>
-      <w:hyperlink w:history="1" r:id="rIdez98mhuca6srjivcsf2nv">
+      <w:hyperlink w:history="1" r:id="rIdmkbow30je_-nlucspvamz">
         <w:r>
           <w:rPr>
             <w:rFonts w:ascii="Arial" w:cs="Arial" w:eastAsia="Arial" w:hAnsi="Arial"/>
@@ -2678,7 +2678,7 @@
         </w:rPr>
         <w:t xml:space="preserve"> (</w:t>
       </w:r>
-      <w:hyperlink w:history="1" r:id="rIdqkr7v1gejx9eiqw6dh7vp">
+      <w:hyperlink w:history="1" r:id="rIdjktsrp2kjcsg_nx2j0w61">
         <w:r>
           <w:rPr>
             <w:rFonts w:ascii="Arial" w:cs="Arial" w:eastAsia="Arial" w:hAnsi="Arial"/>
@@ -2698,7 +2698,7 @@
         </w:rPr>
         <w:t xml:space="preserve">). To view a copy of this license, visit </w:t>
       </w:r>
-      <w:hyperlink w:history="1" r:id="rIdzzwx79o0z7c36y6ltjq-o">
+      <w:hyperlink w:history="1" r:id="rIdh0a4uj9oqjarji7bi3m5-">
         <w:r>
           <w:rPr>
             <w:rFonts w:ascii="Arial" w:cs="Arial" w:eastAsia="Arial" w:hAnsi="Arial"/>
@@ -3754,7 +3754,7 @@
               <w:spacing w:after="10" w:before="0"/>
               <w:ind w:left="120"/>
             </w:pPr>
-            <w:hyperlink w:history="1" r:id="rIdvkmc2lf3qo5eh2_c0axg2">
+            <w:hyperlink w:history="1" r:id="rId2qldalsewjz00ed86uxr1">
               <w:r>
                 <w:rPr>
                   <w:rFonts w:ascii="Arial" w:cs="Arial" w:eastAsia="Arial" w:hAnsi="Arial"/>
@@ -3831,7 +3831,7 @@
               <w:spacing w:after="10" w:before="0"/>
               <w:ind w:left="120"/>
             </w:pPr>
-            <w:hyperlink w:history="1" r:id="rIdsc_ir-hh4oc10aimzq2j_">
+            <w:hyperlink w:history="1" r:id="rId8qrjgnllbbuv_yzw4wl1p">
               <w:r>
                 <w:rPr>
                   <w:rFonts w:ascii="Arial" w:cs="Arial" w:eastAsia="Arial" w:hAnsi="Arial"/>
@@ -4063,7 +4063,7 @@
               <w:spacing w:after="10" w:before="0"/>
               <w:ind w:left="120"/>
             </w:pPr>
-            <w:hyperlink w:history="1" r:id="rId_qbpe0-uzcjfqy-wbt5o5">
+            <w:hyperlink w:history="1" r:id="rIdb-ruy3mb4_apanjhvpq6o">
               <w:r>
                 <w:rPr>
                   <w:rFonts w:ascii="Arial" w:cs="Arial" w:eastAsia="Arial" w:hAnsi="Arial"/>
@@ -4140,7 +4140,7 @@
               <w:spacing w:after="10" w:before="0"/>
               <w:ind w:left="120"/>
             </w:pPr>
-            <w:hyperlink w:history="1" r:id="rIdqa4cqalhjgw136s9cr_qz">
+            <w:hyperlink w:history="1" r:id="rIdxfy1t3etpcskfrzn_rt9l">
               <w:r>
                 <w:rPr>
                   <w:rFonts w:ascii="Arial" w:cs="Arial" w:eastAsia="Arial" w:hAnsi="Arial"/>
@@ -4372,7 +4372,7 @@
               <w:spacing w:after="10" w:before="0"/>
               <w:ind w:left="120"/>
             </w:pPr>
-            <w:hyperlink w:history="1" r:id="rId4u2n8vf0xgefsodfnjteu">
+            <w:hyperlink w:history="1" r:id="rIdibkhkbunhoz7fdqvlz2no">
               <w:r>
                 <w:rPr>
                   <w:rFonts w:ascii="Arial" w:cs="Arial" w:eastAsia="Arial" w:hAnsi="Arial"/>
@@ -4449,7 +4449,7 @@
               <w:spacing w:after="10" w:before="0"/>
               <w:ind w:left="120"/>
             </w:pPr>
-            <w:hyperlink w:history="1" r:id="rIdao0vaz7ccc_kekjojf-ij">
+            <w:hyperlink w:history="1" r:id="rIdikykf0vi5yhoxejf8hkcd">
               <w:r>
                 <w:rPr>
                   <w:rFonts w:ascii="Arial" w:cs="Arial" w:eastAsia="Arial" w:hAnsi="Arial"/>
@@ -4681,7 +4681,7 @@
               <w:spacing w:after="10" w:before="0"/>
               <w:ind w:left="120"/>
             </w:pPr>
-            <w:hyperlink w:history="1" r:id="rIdoslpjw5tfstyqzonu1dcd">
+            <w:hyperlink w:history="1" r:id="rId7n6g2rsu0zx7ylp5jpk8d">
               <w:r>
                 <w:rPr>
                   <w:rFonts w:ascii="Arial" w:cs="Arial" w:eastAsia="Arial" w:hAnsi="Arial"/>
@@ -4758,7 +4758,7 @@
               <w:spacing w:after="10" w:before="0"/>
               <w:ind w:left="120"/>
             </w:pPr>
-            <w:hyperlink w:history="1" r:id="rIdrahzp70cojdgimgixnbmr">
+            <w:hyperlink w:history="1" r:id="rIdtnqt0mxj-7ljphgpnliw_">
               <w:r>
                 <w:rPr>
                   <w:rFonts w:ascii="Arial" w:cs="Arial" w:eastAsia="Arial" w:hAnsi="Arial"/>
@@ -4990,7 +4990,7 @@
               <w:spacing w:after="10" w:before="0"/>
               <w:ind w:left="120"/>
             </w:pPr>
-            <w:hyperlink w:history="1" r:id="rIdyunjin3vksdh20ynlc0ar">
+            <w:hyperlink w:history="1" r:id="rIduewqjhqjifh8p957sgzjg">
               <w:r>
                 <w:rPr>
                   <w:rFonts w:ascii="Arial" w:cs="Arial" w:eastAsia="Arial" w:hAnsi="Arial"/>
@@ -5067,7 +5067,7 @@
               <w:spacing w:after="10" w:before="0"/>
               <w:ind w:left="120"/>
             </w:pPr>
-            <w:hyperlink w:history="1" r:id="rIdqjic5z6n79b6kbraqyuab">
+            <w:hyperlink w:history="1" r:id="rId-wsr-m5otfqggrnfocuog">
               <w:r>
                 <w:rPr>
                   <w:rFonts w:ascii="Arial" w:cs="Arial" w:eastAsia="Arial" w:hAnsi="Arial"/>
@@ -5607,7 +5607,7 @@
         </w:rPr>
         <w:t xml:space="preserve">© 2026 SeaVuria and ARES. Aligned with KICD objectives. Developed by SeaVuria; technical implementation by ARES (with AI assistance from Claude). Licensed under </w:t>
       </w:r>
-      <w:hyperlink w:history="1" r:id="rIdc5lxnaaa1m45fube-sqc6">
+      <w:hyperlink w:history="1" r:id="rIdw6pxl-sll9ojz-s7mckca">
         <w:r>
           <w:rPr>
             <w:rFonts w:ascii="Arial" w:cs="Arial" w:eastAsia="Arial" w:hAnsi="Arial"/>
@@ -5628,7 +5628,7 @@
         </w:rPr>
         <w:t xml:space="preserve"> (</w:t>
       </w:r>
-      <w:hyperlink w:history="1" r:id="rIdms5i5ttomc2ivpujo0y-p">
+      <w:hyperlink w:history="1" r:id="rIdorzxmd-xwtjowvuqpjhhq">
         <w:r>
           <w:rPr>
             <w:rFonts w:ascii="Arial" w:cs="Arial" w:eastAsia="Arial" w:hAnsi="Arial"/>
@@ -6685,7 +6685,7 @@
               <w:spacing w:after="10" w:before="0"/>
               <w:ind w:left="120"/>
             </w:pPr>
-            <w:hyperlink w:history="1" r:id="rIdgtg0tjsfmjxr2mk9wjbyk">
+            <w:hyperlink w:history="1" r:id="rIdiyr30rxraqvijvq21jmqh">
               <w:r>
                 <w:rPr>
                   <w:rFonts w:ascii="Arial" w:cs="Arial" w:eastAsia="Arial" w:hAnsi="Arial"/>
@@ -6762,7 +6762,7 @@
               <w:spacing w:after="10" w:before="0"/>
               <w:ind w:left="120"/>
             </w:pPr>
-            <w:hyperlink w:history="1" r:id="rIdikt65vstcbjz6tuu78p7x">
+            <w:hyperlink w:history="1" r:id="rIdjupczvcq6qz3dwetimylq">
               <w:r>
                 <w:rPr>
                   <w:rFonts w:ascii="Arial" w:cs="Arial" w:eastAsia="Arial" w:hAnsi="Arial"/>
@@ -6994,7 +6994,7 @@
               <w:spacing w:after="10" w:before="0"/>
               <w:ind w:left="120"/>
             </w:pPr>
-            <w:hyperlink w:history="1" r:id="rIdhlkx8xbqtyto3dvltmqde">
+            <w:hyperlink w:history="1" r:id="rIdtzier-xmjrj7p6wmlejk9">
               <w:r>
                 <w:rPr>
                   <w:rFonts w:ascii="Arial" w:cs="Arial" w:eastAsia="Arial" w:hAnsi="Arial"/>
@@ -7071,7 +7071,7 @@
               <w:spacing w:after="10" w:before="0"/>
               <w:ind w:left="120"/>
             </w:pPr>
-            <w:hyperlink w:history="1" r:id="rIdacnz5gjsynycewr1trlbu">
+            <w:hyperlink w:history="1" r:id="rIdmtleecyym7xb0frgwnp9c">
               <w:r>
                 <w:rPr>
                   <w:rFonts w:ascii="Arial" w:cs="Arial" w:eastAsia="Arial" w:hAnsi="Arial"/>
@@ -7303,7 +7303,7 @@
               <w:spacing w:after="10" w:before="0"/>
               <w:ind w:left="120"/>
             </w:pPr>
-            <w:hyperlink w:history="1" r:id="rIdiqtbdrcxx95gc8s-tyuxc">
+            <w:hyperlink w:history="1" r:id="rIdktwocsh65v_9_abrkr5eq">
               <w:r>
                 <w:rPr>
                   <w:rFonts w:ascii="Arial" w:cs="Arial" w:eastAsia="Arial" w:hAnsi="Arial"/>
@@ -7380,7 +7380,7 @@
               <w:spacing w:after="10" w:before="0"/>
               <w:ind w:left="120"/>
             </w:pPr>
-            <w:hyperlink w:history="1" r:id="rIda5e2pvt_6eylg6wueuqnf">
+            <w:hyperlink w:history="1" r:id="rIdfa9fb1ccumyyzs0cm57ak">
               <w:r>
                 <w:rPr>
                   <w:rFonts w:ascii="Arial" w:cs="Arial" w:eastAsia="Arial" w:hAnsi="Arial"/>
@@ -7612,7 +7612,7 @@
               <w:spacing w:after="10" w:before="0"/>
               <w:ind w:left="120"/>
             </w:pPr>
-            <w:hyperlink w:history="1" r:id="rIdhyn-4aea8oew0ahamawnz">
+            <w:hyperlink w:history="1" r:id="rIdqpljdm7jicyhmxxp_s8eu">
               <w:r>
                 <w:rPr>
                   <w:rFonts w:ascii="Arial" w:cs="Arial" w:eastAsia="Arial" w:hAnsi="Arial"/>
@@ -7689,7 +7689,7 @@
               <w:spacing w:after="10" w:before="0"/>
               <w:ind w:left="120"/>
             </w:pPr>
-            <w:hyperlink w:history="1" r:id="rIdj_achkxsv_ycgutuxjd8x">
+            <w:hyperlink w:history="1" r:id="rId-wwf5m6dg6ireyc8h9xtq">
               <w:r>
                 <w:rPr>
                   <w:rFonts w:ascii="Arial" w:cs="Arial" w:eastAsia="Arial" w:hAnsi="Arial"/>
@@ -7921,7 +7921,7 @@
               <w:spacing w:after="10" w:before="0"/>
               <w:ind w:left="120"/>
             </w:pPr>
-            <w:hyperlink w:history="1" r:id="rIdqolki0jdbvshzcg1xdrbr">
+            <w:hyperlink w:history="1" r:id="rIdew9uryscptz-pz9sib5mt">
               <w:r>
                 <w:rPr>
                   <w:rFonts w:ascii="Arial" w:cs="Arial" w:eastAsia="Arial" w:hAnsi="Arial"/>
@@ -7998,7 +7998,7 @@
               <w:spacing w:after="10" w:before="0"/>
               <w:ind w:left="120"/>
             </w:pPr>
-            <w:hyperlink w:history="1" r:id="rIdxkingchnkbmpbsxwdnoek">
+            <w:hyperlink w:history="1" r:id="rIdeg5npu6_ujiagxvsegoz2">
               <w:r>
                 <w:rPr>
                   <w:rFonts w:ascii="Arial" w:cs="Arial" w:eastAsia="Arial" w:hAnsi="Arial"/>
@@ -8538,7 +8538,7 @@
         </w:rPr>
         <w:t xml:space="preserve">© 2026 SeaVuria and ARES. Aligned with KICD objectives. Developed by SeaVuria; technical implementation by ARES (with AI assistance from Claude). Licensed under </w:t>
       </w:r>
-      <w:hyperlink w:history="1" r:id="rIdlypgap71q2zpatpctvibp">
+      <w:hyperlink w:history="1" r:id="rIdndxjqh0npbvgj_238zsha">
         <w:r>
           <w:rPr>
             <w:rFonts w:ascii="Arial" w:cs="Arial" w:eastAsia="Arial" w:hAnsi="Arial"/>
@@ -8559,7 +8559,7 @@
         </w:rPr>
         <w:t xml:space="preserve"> (</w:t>
       </w:r>
-      <w:hyperlink w:history="1" r:id="rIdbf-tykleplxeuyhwq9d6p">
+      <w:hyperlink w:history="1" r:id="rIdpz6-xjqd1qltjdg4z6uj3">
         <w:r>
           <w:rPr>
             <w:rFonts w:ascii="Arial" w:cs="Arial" w:eastAsia="Arial" w:hAnsi="Arial"/>
@@ -9616,7 +9616,7 @@
               <w:spacing w:after="10" w:before="0"/>
               <w:ind w:left="120"/>
             </w:pPr>
-            <w:hyperlink w:history="1" r:id="rIdyrclnctkapfli4sei11wf">
+            <w:hyperlink w:history="1" r:id="rIdvpnzabeikre80x5-g-fnl">
               <w:r>
                 <w:rPr>
                   <w:rFonts w:ascii="Arial" w:cs="Arial" w:eastAsia="Arial" w:hAnsi="Arial"/>
@@ -9693,7 +9693,7 @@
               <w:spacing w:after="10" w:before="0"/>
               <w:ind w:left="120"/>
             </w:pPr>
-            <w:hyperlink w:history="1" r:id="rIdjhdcioy2qy2tmry1xuniv">
+            <w:hyperlink w:history="1" r:id="rIdet7bt9noh5ibrneynzzeb">
               <w:r>
                 <w:rPr>
                   <w:rFonts w:ascii="Arial" w:cs="Arial" w:eastAsia="Arial" w:hAnsi="Arial"/>
@@ -9925,7 +9925,7 @@
               <w:spacing w:after="10" w:before="0"/>
               <w:ind w:left="120"/>
             </w:pPr>
-            <w:hyperlink w:history="1" r:id="rId4x9mrkeql666jm9esif9u">
+            <w:hyperlink w:history="1" r:id="rIdjzugbqpjuigpodh6y978t">
               <w:r>
                 <w:rPr>
                   <w:rFonts w:ascii="Arial" w:cs="Arial" w:eastAsia="Arial" w:hAnsi="Arial"/>
@@ -10002,7 +10002,7 @@
               <w:spacing w:after="10" w:before="0"/>
               <w:ind w:left="120"/>
             </w:pPr>
-            <w:hyperlink w:history="1" r:id="rIdscxsfpvxz6ji6w2oauyib">
+            <w:hyperlink w:history="1" r:id="rIdkwjevuu8kr2mc2rcgy-l8">
               <w:r>
                 <w:rPr>
                   <w:rFonts w:ascii="Arial" w:cs="Arial" w:eastAsia="Arial" w:hAnsi="Arial"/>
@@ -10234,7 +10234,7 @@
               <w:spacing w:after="10" w:before="0"/>
               <w:ind w:left="120"/>
             </w:pPr>
-            <w:hyperlink w:history="1" r:id="rIdocobryflrkzxba5l0qsbd">
+            <w:hyperlink w:history="1" r:id="rId9g3gbylxqovpvq1almkkm">
               <w:r>
                 <w:rPr>
                   <w:rFonts w:ascii="Arial" w:cs="Arial" w:eastAsia="Arial" w:hAnsi="Arial"/>
@@ -10311,7 +10311,7 @@
               <w:spacing w:after="10" w:before="0"/>
               <w:ind w:left="120"/>
             </w:pPr>
-            <w:hyperlink w:history="1" r:id="rIdw7t8i7juqrq3-at1jduxu">
+            <w:hyperlink w:history="1" r:id="rIdkc54q4-oaiokqywlx0jtq">
               <w:r>
                 <w:rPr>
                   <w:rFonts w:ascii="Arial" w:cs="Arial" w:eastAsia="Arial" w:hAnsi="Arial"/>
@@ -10543,7 +10543,7 @@
               <w:spacing w:after="10" w:before="0"/>
               <w:ind w:left="120"/>
             </w:pPr>
-            <w:hyperlink w:history="1" r:id="rIdpx-7udesmh3slaqbznehw">
+            <w:hyperlink w:history="1" r:id="rIdasgle9lnuuydrm1filhoc">
               <w:r>
                 <w:rPr>
                   <w:rFonts w:ascii="Arial" w:cs="Arial" w:eastAsia="Arial" w:hAnsi="Arial"/>
@@ -10620,7 +10620,7 @@
               <w:spacing w:after="10" w:before="0"/>
               <w:ind w:left="120"/>
             </w:pPr>
-            <w:hyperlink w:history="1" r:id="rIde916j0y8niap9qrvkdrae">
+            <w:hyperlink w:history="1" r:id="rIdz1up-qb47aiynn30htqs8">
               <w:r>
                 <w:rPr>
                   <w:rFonts w:ascii="Arial" w:cs="Arial" w:eastAsia="Arial" w:hAnsi="Arial"/>
@@ -10852,7 +10852,7 @@
               <w:spacing w:after="10" w:before="0"/>
               <w:ind w:left="120"/>
             </w:pPr>
-            <w:hyperlink w:history="1" r:id="rIdk2p-l5j-m-hypyztzfzgf">
+            <w:hyperlink w:history="1" r:id="rIdpe-al5ans98873rglnemd">
               <w:r>
                 <w:rPr>
                   <w:rFonts w:ascii="Arial" w:cs="Arial" w:eastAsia="Arial" w:hAnsi="Arial"/>
@@ -10929,7 +10929,7 @@
               <w:spacing w:after="10" w:before="0"/>
               <w:ind w:left="120"/>
             </w:pPr>
-            <w:hyperlink w:history="1" r:id="rIdipotgxdufgytv8cajbkqu">
+            <w:hyperlink w:history="1" r:id="rIdkzlehps1ao8wupqcyexqh">
               <w:r>
                 <w:rPr>
                   <w:rFonts w:ascii="Arial" w:cs="Arial" w:eastAsia="Arial" w:hAnsi="Arial"/>
@@ -11469,7 +11469,7 @@
         </w:rPr>
         <w:t xml:space="preserve">© 2026 SeaVuria and ARES. Aligned with KICD objectives. Developed by SeaVuria; technical implementation by ARES (with AI assistance from Claude). Licensed under </w:t>
       </w:r>
-      <w:hyperlink w:history="1" r:id="rId7stqv6ay_1oiinuhfjy-c">
+      <w:hyperlink w:history="1" r:id="rIdqutm4evhvbzcwkyfhbvbt">
         <w:r>
           <w:rPr>
             <w:rFonts w:ascii="Arial" w:cs="Arial" w:eastAsia="Arial" w:hAnsi="Arial"/>
@@ -11490,7 +11490,7 @@
         </w:rPr>
         <w:t xml:space="preserve"> (</w:t>
       </w:r>
-      <w:hyperlink w:history="1" r:id="rIdgxsdtbsfiyggubnngdt6f">
+      <w:hyperlink w:history="1" r:id="rIdlcet1d_whj6mi86fvhwut">
         <w:r>
           <w:rPr>
             <w:rFonts w:ascii="Arial" w:cs="Arial" w:eastAsia="Arial" w:hAnsi="Arial"/>
@@ -12547,7 +12547,7 @@
               <w:spacing w:after="10" w:before="0"/>
               <w:ind w:left="120"/>
             </w:pPr>
-            <w:hyperlink w:history="1" r:id="rIdnd56lorewqh1vlcl0qx0_">
+            <w:hyperlink w:history="1" r:id="rId8edt1qk1zwcixz5fpu1we">
               <w:r>
                 <w:rPr>
                   <w:rFonts w:ascii="Arial" w:cs="Arial" w:eastAsia="Arial" w:hAnsi="Arial"/>
@@ -12624,7 +12624,7 @@
               <w:spacing w:after="10" w:before="0"/>
               <w:ind w:left="120"/>
             </w:pPr>
-            <w:hyperlink w:history="1" r:id="rIdassor71xyhq2ijaz-yoni">
+            <w:hyperlink w:history="1" r:id="rIdj4mu-dcym3ai-juvgea1r">
               <w:r>
                 <w:rPr>
                   <w:rFonts w:ascii="Arial" w:cs="Arial" w:eastAsia="Arial" w:hAnsi="Arial"/>
@@ -12856,7 +12856,7 @@
               <w:spacing w:after="10" w:before="0"/>
               <w:ind w:left="120"/>
             </w:pPr>
-            <w:hyperlink w:history="1" r:id="rIdq6zaaxqrz0ap9lfsf8slp">
+            <w:hyperlink w:history="1" r:id="rIdweu-ld0qz6berzpkbfuns">
               <w:r>
                 <w:rPr>
                   <w:rFonts w:ascii="Arial" w:cs="Arial" w:eastAsia="Arial" w:hAnsi="Arial"/>
@@ -12933,7 +12933,7 @@
               <w:spacing w:after="10" w:before="0"/>
               <w:ind w:left="120"/>
             </w:pPr>
-            <w:hyperlink w:history="1" r:id="rId6ifseppl48mcjikkzsca8">
+            <w:hyperlink w:history="1" r:id="rIdhwhzztqxiyqis5kubo11j">
               <w:r>
                 <w:rPr>
                   <w:rFonts w:ascii="Arial" w:cs="Arial" w:eastAsia="Arial" w:hAnsi="Arial"/>
@@ -13165,7 +13165,7 @@
               <w:spacing w:after="10" w:before="0"/>
               <w:ind w:left="120"/>
             </w:pPr>
-            <w:hyperlink w:history="1" r:id="rIdaypnkphd01bkhth0i5ov4">
+            <w:hyperlink w:history="1" r:id="rIdzmo0low6m50twudkpvtbf">
               <w:r>
                 <w:rPr>
                   <w:rFonts w:ascii="Arial" w:cs="Arial" w:eastAsia="Arial" w:hAnsi="Arial"/>
@@ -13242,7 +13242,7 @@
               <w:spacing w:after="10" w:before="0"/>
               <w:ind w:left="120"/>
             </w:pPr>
-            <w:hyperlink w:history="1" r:id="rIdx5mka0sihidnrv4bx9avt">
+            <w:hyperlink w:history="1" r:id="rIdzbzz8gfyprflzv6bxzmac">
               <w:r>
                 <w:rPr>
                   <w:rFonts w:ascii="Arial" w:cs="Arial" w:eastAsia="Arial" w:hAnsi="Arial"/>
@@ -13474,7 +13474,7 @@
               <w:spacing w:after="10" w:before="0"/>
               <w:ind w:left="120"/>
             </w:pPr>
-            <w:hyperlink w:history="1" r:id="rIdc9xv3fmaczoct6gix6tii">
+            <w:hyperlink w:history="1" r:id="rIdy-aswphyasx3g79m2bvao">
               <w:r>
                 <w:rPr>
                   <w:rFonts w:ascii="Arial" w:cs="Arial" w:eastAsia="Arial" w:hAnsi="Arial"/>
@@ -13551,7 +13551,7 @@
               <w:spacing w:after="10" w:before="0"/>
               <w:ind w:left="120"/>
             </w:pPr>
-            <w:hyperlink w:history="1" r:id="rIdxl6sztkah1v2f3uhy4sph">
+            <w:hyperlink w:history="1" r:id="rId5w79d5phhuuxhpupg6wmg">
               <w:r>
                 <w:rPr>
                   <w:rFonts w:ascii="Arial" w:cs="Arial" w:eastAsia="Arial" w:hAnsi="Arial"/>
@@ -13783,7 +13783,7 @@
               <w:spacing w:after="10" w:before="0"/>
               <w:ind w:left="120"/>
             </w:pPr>
-            <w:hyperlink w:history="1" r:id="rId0pcba6ofvxe9mzoxadwcs">
+            <w:hyperlink w:history="1" r:id="rId0wwdalqgfdmsp_ayipw9p">
               <w:r>
                 <w:rPr>
                   <w:rFonts w:ascii="Arial" w:cs="Arial" w:eastAsia="Arial" w:hAnsi="Arial"/>
@@ -13860,7 +13860,7 @@
               <w:spacing w:after="10" w:before="0"/>
               <w:ind w:left="120"/>
             </w:pPr>
-            <w:hyperlink w:history="1" r:id="rIdc6th6oznibszmo4gqgdzt">
+            <w:hyperlink w:history="1" r:id="rIdlcef6dzkb6k3ozojuhaol">
               <w:r>
                 <w:rPr>
                   <w:rFonts w:ascii="Arial" w:cs="Arial" w:eastAsia="Arial" w:hAnsi="Arial"/>
@@ -14400,7 +14400,7 @@
         </w:rPr>
         <w:t xml:space="preserve">© 2026 SeaVuria and ARES. Aligned with KICD objectives. Developed by SeaVuria; technical implementation by ARES (with AI assistance from Claude). Licensed under </w:t>
       </w:r>
-      <w:hyperlink w:history="1" r:id="rIdaqwndw45-odxszea4hvyp">
+      <w:hyperlink w:history="1" r:id="rIdbhrrw0f9epjubbwixgv0h">
         <w:r>
           <w:rPr>
             <w:rFonts w:ascii="Arial" w:cs="Arial" w:eastAsia="Arial" w:hAnsi="Arial"/>
@@ -14421,7 +14421,7 @@
         </w:rPr>
         <w:t xml:space="preserve"> (</w:t>
       </w:r>
-      <w:hyperlink w:history="1" r:id="rId44m4miz5uub82idivg028">
+      <w:hyperlink w:history="1" r:id="rId3flbhqnotwxbzdgeqf7ar">
         <w:r>
           <w:rPr>
             <w:rFonts w:ascii="Arial" w:cs="Arial" w:eastAsia="Arial" w:hAnsi="Arial"/>
@@ -15478,7 +15478,7 @@
               <w:spacing w:after="10" w:before="0"/>
               <w:ind w:left="120"/>
             </w:pPr>
-            <w:hyperlink w:history="1" r:id="rIdr7daqrf8cv2etqht3uzrw">
+            <w:hyperlink w:history="1" r:id="rIdduu0ifgxprpjy0wp5ohdp">
               <w:r>
                 <w:rPr>
                   <w:rFonts w:ascii="Arial" w:cs="Arial" w:eastAsia="Arial" w:hAnsi="Arial"/>
@@ -15555,7 +15555,7 @@
               <w:spacing w:after="10" w:before="0"/>
               <w:ind w:left="120"/>
             </w:pPr>
-            <w:hyperlink w:history="1" r:id="rIdk1bprsmoaoupfu7hku_6m">
+            <w:hyperlink w:history="1" r:id="rIdmtfpt28bzmkhyehr_wh9r">
               <w:r>
                 <w:rPr>
                   <w:rFonts w:ascii="Arial" w:cs="Arial" w:eastAsia="Arial" w:hAnsi="Arial"/>
@@ -15787,7 +15787,7 @@
               <w:spacing w:after="10" w:before="0"/>
               <w:ind w:left="120"/>
             </w:pPr>
-            <w:hyperlink w:history="1" r:id="rId5s7mynvgpxutowirvo5vo">
+            <w:hyperlink w:history="1" r:id="rIdwga9emvimqbwmwlsyftob">
               <w:r>
                 <w:rPr>
                   <w:rFonts w:ascii="Arial" w:cs="Arial" w:eastAsia="Arial" w:hAnsi="Arial"/>
@@ -15864,7 +15864,7 @@
               <w:spacing w:after="10" w:before="0"/>
               <w:ind w:left="120"/>
             </w:pPr>
-            <w:hyperlink w:history="1" r:id="rIdjpach-a7ngps4m25kl4xu">
+            <w:hyperlink w:history="1" r:id="rIdhzhd4gkunrgxpgbixzrpg">
               <w:r>
                 <w:rPr>
                   <w:rFonts w:ascii="Arial" w:cs="Arial" w:eastAsia="Arial" w:hAnsi="Arial"/>
@@ -16096,7 +16096,7 @@
               <w:spacing w:after="10" w:before="0"/>
               <w:ind w:left="120"/>
             </w:pPr>
-            <w:hyperlink w:history="1" r:id="rIdkwv6o1euvkkfgn1-b74om">
+            <w:hyperlink w:history="1" r:id="rIdv-jjtwr5t2d78yei-0roy">
               <w:r>
                 <w:rPr>
                   <w:rFonts w:ascii="Arial" w:cs="Arial" w:eastAsia="Arial" w:hAnsi="Arial"/>
@@ -16173,7 +16173,7 @@
               <w:spacing w:after="10" w:before="0"/>
               <w:ind w:left="120"/>
             </w:pPr>
-            <w:hyperlink w:history="1" r:id="rIdhgcfaazec-ysgi9k6sbqt">
+            <w:hyperlink w:history="1" r:id="rIdyjxswvtobopojjyhsou4u">
               <w:r>
                 <w:rPr>
                   <w:rFonts w:ascii="Arial" w:cs="Arial" w:eastAsia="Arial" w:hAnsi="Arial"/>
@@ -16405,7 +16405,7 @@
               <w:spacing w:after="10" w:before="0"/>
               <w:ind w:left="120"/>
             </w:pPr>
-            <w:hyperlink w:history="1" r:id="rIddex8n-g3wxje6e3fk0rr0">
+            <w:hyperlink w:history="1" r:id="rIdyi3_gqtntfce_3hqbieg9">
               <w:r>
                 <w:rPr>
                   <w:rFonts w:ascii="Arial" w:cs="Arial" w:eastAsia="Arial" w:hAnsi="Arial"/>
@@ -16482,7 +16482,7 @@
               <w:spacing w:after="10" w:before="0"/>
               <w:ind w:left="120"/>
             </w:pPr>
-            <w:hyperlink w:history="1" r:id="rId7ep_geinetblvfnqthiul">
+            <w:hyperlink w:history="1" r:id="rIdkd6pwkhtjanwhdyxdsrkr">
               <w:r>
                 <w:rPr>
                   <w:rFonts w:ascii="Arial" w:cs="Arial" w:eastAsia="Arial" w:hAnsi="Arial"/>
@@ -16714,7 +16714,7 @@
               <w:spacing w:after="10" w:before="0"/>
               <w:ind w:left="120"/>
             </w:pPr>
-            <w:hyperlink w:history="1" r:id="rIdvk3l9gf1fnizwmb1doblr">
+            <w:hyperlink w:history="1" r:id="rIdgl-paaezqxgfweq9s2xpw">
               <w:r>
                 <w:rPr>
                   <w:rFonts w:ascii="Arial" w:cs="Arial" w:eastAsia="Arial" w:hAnsi="Arial"/>
@@ -16791,7 +16791,7 @@
               <w:spacing w:after="10" w:before="0"/>
               <w:ind w:left="120"/>
             </w:pPr>
-            <w:hyperlink w:history="1" r:id="rId9ix2hgxhyskhxy7nphhb2">
+            <w:hyperlink w:history="1" r:id="rIdcanrabmk201sujtokcghi">
               <w:r>
                 <w:rPr>
                   <w:rFonts w:ascii="Arial" w:cs="Arial" w:eastAsia="Arial" w:hAnsi="Arial"/>
@@ -17431,7 +17431,7 @@
         </w:rPr>
         <w:t xml:space="preserve">© 2026 SeaVuria and ARES. Aligned with KICD objectives. Developed by SeaVuria; technical implementation by ARES (with AI assistance from Claude). Licensed under </w:t>
       </w:r>
-      <w:hyperlink w:history="1" r:id="rIdhvs0qqo641porf5t6gsn-">
+      <w:hyperlink w:history="1" r:id="rIdlt93npoeo-jj7sfvqfgam">
         <w:r>
           <w:rPr>
             <w:rFonts w:ascii="Arial" w:cs="Arial" w:eastAsia="Arial" w:hAnsi="Arial"/>
@@ -17452,7 +17452,7 @@
         </w:rPr>
         <w:t xml:space="preserve"> (</w:t>
       </w:r>
-      <w:hyperlink w:history="1" r:id="rIdu0tipxkjppflrrc824ob5">
+      <w:hyperlink w:history="1" r:id="rIdf9kncvtz4oqjenqqtv_24">
         <w:r>
           <w:rPr>
             <w:rFonts w:ascii="Arial" w:cs="Arial" w:eastAsia="Arial" w:hAnsi="Arial"/>
@@ -18509,7 +18509,7 @@
               <w:spacing w:after="10" w:before="0"/>
               <w:ind w:left="120"/>
             </w:pPr>
-            <w:hyperlink w:history="1" r:id="rId4vrit3chuaj7kenmey2bp">
+            <w:hyperlink w:history="1" r:id="rIdkleix47uycppth5yr4dmz">
               <w:r>
                 <w:rPr>
                   <w:rFonts w:ascii="Arial" w:cs="Arial" w:eastAsia="Arial" w:hAnsi="Arial"/>
@@ -18586,7 +18586,7 @@
               <w:spacing w:after="10" w:before="0"/>
               <w:ind w:left="120"/>
             </w:pPr>
-            <w:hyperlink w:history="1" r:id="rIdwtqpjfkg0cnufrayq4rgp">
+            <w:hyperlink w:history="1" r:id="rIdh7ohu6pxo0fqaqqvfwsvi">
               <w:r>
                 <w:rPr>
                   <w:rFonts w:ascii="Arial" w:cs="Arial" w:eastAsia="Arial" w:hAnsi="Arial"/>
@@ -18818,7 +18818,7 @@
               <w:spacing w:after="10" w:before="0"/>
               <w:ind w:left="120"/>
             </w:pPr>
-            <w:hyperlink w:history="1" r:id="rIdde5v1xqqik67exl-_own3">
+            <w:hyperlink w:history="1" r:id="rId1qvm-cjngcrautqfskrjk">
               <w:r>
                 <w:rPr>
                   <w:rFonts w:ascii="Arial" w:cs="Arial" w:eastAsia="Arial" w:hAnsi="Arial"/>
@@ -18895,7 +18895,7 @@
               <w:spacing w:after="10" w:before="0"/>
               <w:ind w:left="120"/>
             </w:pPr>
-            <w:hyperlink w:history="1" r:id="rIdnc6odsbutzk1vpsplcppi">
+            <w:hyperlink w:history="1" r:id="rIdldchrcawoun-zvg4pgzmd">
               <w:r>
                 <w:rPr>
                   <w:rFonts w:ascii="Arial" w:cs="Arial" w:eastAsia="Arial" w:hAnsi="Arial"/>
@@ -19127,7 +19127,7 @@
               <w:spacing w:after="10" w:before="0"/>
               <w:ind w:left="120"/>
             </w:pPr>
-            <w:hyperlink w:history="1" r:id="rIdk_1gotxdna8ftskcc8yg8">
+            <w:hyperlink w:history="1" r:id="rIdz7suqje0-4ur7b6qq1ksg">
               <w:r>
                 <w:rPr>
                   <w:rFonts w:ascii="Arial" w:cs="Arial" w:eastAsia="Arial" w:hAnsi="Arial"/>
@@ -19204,7 +19204,7 @@
               <w:spacing w:after="10" w:before="0"/>
               <w:ind w:left="120"/>
             </w:pPr>
-            <w:hyperlink w:history="1" r:id="rIdu6lnxjetthoanr_us7nps">
+            <w:hyperlink w:history="1" r:id="rIdrpdbkj9ncq3sogaejg1k-">
               <w:r>
                 <w:rPr>
                   <w:rFonts w:ascii="Arial" w:cs="Arial" w:eastAsia="Arial" w:hAnsi="Arial"/>
@@ -19436,7 +19436,7 @@
               <w:spacing w:after="10" w:before="0"/>
               <w:ind w:left="120"/>
             </w:pPr>
-            <w:hyperlink w:history="1" r:id="rId2gmihmy6siuvv6ewq0jou">
+            <w:hyperlink w:history="1" r:id="rIdelax4ipwkte0tpfp4hafo">
               <w:r>
                 <w:rPr>
                   <w:rFonts w:ascii="Arial" w:cs="Arial" w:eastAsia="Arial" w:hAnsi="Arial"/>
@@ -19513,7 +19513,7 @@
               <w:spacing w:after="10" w:before="0"/>
               <w:ind w:left="120"/>
             </w:pPr>
-            <w:hyperlink w:history="1" r:id="rIdo52ydvahzxxw3zoredrkj">
+            <w:hyperlink w:history="1" r:id="rIdrcl0kbzgrlc1oq1vsm3qa">
               <w:r>
                 <w:rPr>
                   <w:rFonts w:ascii="Arial" w:cs="Arial" w:eastAsia="Arial" w:hAnsi="Arial"/>
@@ -19745,7 +19745,7 @@
               <w:spacing w:after="10" w:before="0"/>
               <w:ind w:left="120"/>
             </w:pPr>
-            <w:hyperlink w:history="1" r:id="rIdedvrsw-_0vssqyp8l0kk6">
+            <w:hyperlink w:history="1" r:id="rIdga8xeh1jv-0tchurphq_e">
               <w:r>
                 <w:rPr>
                   <w:rFonts w:ascii="Arial" w:cs="Arial" w:eastAsia="Arial" w:hAnsi="Arial"/>
@@ -19822,7 +19822,7 @@
               <w:spacing w:after="10" w:before="0"/>
               <w:ind w:left="120"/>
             </w:pPr>
-            <w:hyperlink w:history="1" r:id="rIdmzwauncu_ahapqomelw_x">
+            <w:hyperlink w:history="1" r:id="rIdz_i2cbe-bw9w_owxyijmf">
               <w:r>
                 <w:rPr>
                   <w:rFonts w:ascii="Arial" w:cs="Arial" w:eastAsia="Arial" w:hAnsi="Arial"/>
@@ -20362,7 +20362,7 @@
         </w:rPr>
         <w:t xml:space="preserve">© 2026 SeaVuria and ARES. Aligned with KICD objectives. Developed by SeaVuria; technical implementation by ARES (with AI assistance from Claude). Licensed under </w:t>
       </w:r>
-      <w:hyperlink w:history="1" r:id="rIdggwgdbox4r4xonnrd9uri">
+      <w:hyperlink w:history="1" r:id="rIdpiylutvr9darph1cbqtjz">
         <w:r>
           <w:rPr>
             <w:rFonts w:ascii="Arial" w:cs="Arial" w:eastAsia="Arial" w:hAnsi="Arial"/>
@@ -20383,7 +20383,7 @@
         </w:rPr>
         <w:t xml:space="preserve"> (</w:t>
       </w:r>
-      <w:hyperlink w:history="1" r:id="rIdr0ze3d6viafuwirwhhswv">
+      <w:hyperlink w:history="1" r:id="rIdtntjiijxkon0pu8bnpczw">
         <w:r>
           <w:rPr>
             <w:rFonts w:ascii="Arial" w:cs="Arial" w:eastAsia="Arial" w:hAnsi="Arial"/>
@@ -21423,7 +21423,7 @@
             <w:pPr>
               <w:spacing w:after="20" w:before="0"/>
             </w:pPr>
-            <w:hyperlink w:history="1" r:id="rIdpaqdxn73knqfofd--guym">
+            <w:hyperlink w:history="1" r:id="rId5vscetzfk8hnx6-40icgp">
               <w:r>
                 <w:rPr>
                   <w:rFonts w:ascii="Arial" w:cs="Arial" w:eastAsia="Arial" w:hAnsi="Arial"/>
@@ -21456,7 +21456,7 @@
               <w:spacing w:after="10" w:before="0"/>
               <w:ind w:left="120"/>
             </w:pPr>
-            <w:hyperlink w:history="1" r:id="rId2emfw588qjmh9w6a_d5kt">
+            <w:hyperlink w:history="1" r:id="rIdiljmkzfkl4bsk02usmyqs">
               <w:r>
                 <w:rPr>
                   <w:rFonts w:ascii="Arial" w:cs="Arial" w:eastAsia="Arial" w:hAnsi="Arial"/>
@@ -21501,7 +21501,7 @@
             <w:pPr>
               <w:spacing w:after="20" w:before="0"/>
             </w:pPr>
-            <w:hyperlink w:history="1" r:id="rIdxjgz7tssrvlhlmtp7gvcv">
+            <w:hyperlink w:history="1" r:id="rIdq4kpip1tek6xtsmc6nhby">
               <w:r>
                 <w:rPr>
                   <w:rFonts w:ascii="Arial" w:cs="Arial" w:eastAsia="Arial" w:hAnsi="Arial"/>
@@ -21534,7 +21534,7 @@
               <w:spacing w:after="10" w:before="0"/>
               <w:ind w:left="120"/>
             </w:pPr>
-            <w:hyperlink w:history="1" r:id="rIdvxoontebklvgifof7rquq">
+            <w:hyperlink w:history="1" r:id="rIdg2auzlnnjo_numx7h4xq_">
               <w:r>
                 <w:rPr>
                   <w:rFonts w:ascii="Arial" w:cs="Arial" w:eastAsia="Arial" w:hAnsi="Arial"/>
@@ -21734,7 +21734,7 @@
             <w:pPr>
               <w:spacing w:after="20" w:before="0"/>
             </w:pPr>
-            <w:hyperlink w:history="1" r:id="rIdkaa9u5l2hk44suwpeds3h">
+            <w:hyperlink w:history="1" r:id="rIdm7na-1pped2kc4mzyv_px">
               <w:r>
                 <w:rPr>
                   <w:rFonts w:ascii="Arial" w:cs="Arial" w:eastAsia="Arial" w:hAnsi="Arial"/>
@@ -21767,7 +21767,7 @@
               <w:spacing w:after="10" w:before="0"/>
               <w:ind w:left="120"/>
             </w:pPr>
-            <w:hyperlink w:history="1" r:id="rIdoidqnf5mi1dgkswvwqd88">
+            <w:hyperlink w:history="1" r:id="rIdhzdybppvhvgcy8svhfc-x">
               <w:r>
                 <w:rPr>
                   <w:rFonts w:ascii="Arial" w:cs="Arial" w:eastAsia="Arial" w:hAnsi="Arial"/>
@@ -21812,7 +21812,7 @@
             <w:pPr>
               <w:spacing w:after="20" w:before="0"/>
             </w:pPr>
-            <w:hyperlink w:history="1" r:id="rIddzp3lvntmyvmcbhvg5e01">
+            <w:hyperlink w:history="1" r:id="rIdvzpmt01glhl5ckoo2y9yc">
               <w:r>
                 <w:rPr>
                   <w:rFonts w:ascii="Arial" w:cs="Arial" w:eastAsia="Arial" w:hAnsi="Arial"/>
@@ -21845,7 +21845,7 @@
               <w:spacing w:after="10" w:before="0"/>
               <w:ind w:left="120"/>
             </w:pPr>
-            <w:hyperlink w:history="1" r:id="rIdalpvmwww7tohb0gc_eb3t">
+            <w:hyperlink w:history="1" r:id="rIddb-58rv7ynzoalbcan-jw">
               <w:r>
                 <w:rPr>
                   <w:rFonts w:ascii="Arial" w:cs="Arial" w:eastAsia="Arial" w:hAnsi="Arial"/>
@@ -22045,7 +22045,7 @@
             <w:pPr>
               <w:spacing w:after="20" w:before="0"/>
             </w:pPr>
-            <w:hyperlink w:history="1" r:id="rIde3trvnn3cgxhs1y2-dsfs">
+            <w:hyperlink w:history="1" r:id="rIdnuwuk9ztlurk7ubt2hswt">
               <w:r>
                 <w:rPr>
                   <w:rFonts w:ascii="Arial" w:cs="Arial" w:eastAsia="Arial" w:hAnsi="Arial"/>
@@ -22094,7 +22094,7 @@
               <w:spacing w:after="10" w:before="0"/>
               <w:ind w:left="120"/>
             </w:pPr>
-            <w:hyperlink w:history="1" r:id="rId-ct9ttvyzmfipfj625kur">
+            <w:hyperlink w:history="1" r:id="rIdoaobcyzjf53e0t6hqqihv">
               <w:r>
                 <w:rPr>
                   <w:rFonts w:ascii="Arial" w:cs="Arial" w:eastAsia="Arial" w:hAnsi="Arial"/>
@@ -22139,7 +22139,7 @@
             <w:pPr>
               <w:spacing w:after="20" w:before="0"/>
             </w:pPr>
-            <w:hyperlink w:history="1" r:id="rId7r9y3yytxplwjmruzvfpi">
+            <w:hyperlink w:history="1" r:id="rId1iv89q_0acyzl9tce4lmb">
               <w:r>
                 <w:rPr>
                   <w:rFonts w:ascii="Arial" w:cs="Arial" w:eastAsia="Arial" w:hAnsi="Arial"/>
@@ -22172,7 +22172,7 @@
               <w:spacing w:after="10" w:before="0"/>
               <w:ind w:left="120"/>
             </w:pPr>
-            <w:hyperlink w:history="1" r:id="rIdhj2c9un7ke9mm08foce8s">
+            <w:hyperlink w:history="1" r:id="rIdjjylugqbwusbk9atfiiza">
               <w:r>
                 <w:rPr>
                   <w:rFonts w:ascii="Arial" w:cs="Arial" w:eastAsia="Arial" w:hAnsi="Arial"/>
@@ -22372,7 +22372,7 @@
             <w:pPr>
               <w:spacing w:after="20" w:before="0"/>
             </w:pPr>
-            <w:hyperlink w:history="1" r:id="rIdqcctl9731kq8q5ucobm6w">
+            <w:hyperlink w:history="1" r:id="rIdqm-ylqbnx4yclrzuevxag">
               <w:r>
                 <w:rPr>
                   <w:rFonts w:ascii="Arial" w:cs="Arial" w:eastAsia="Arial" w:hAnsi="Arial"/>
@@ -22405,7 +22405,7 @@
               <w:spacing w:after="10" w:before="0"/>
               <w:ind w:left="120"/>
             </w:pPr>
-            <w:hyperlink w:history="1" r:id="rIdwve2ba8hrzkeujvg3hk02">
+            <w:hyperlink w:history="1" r:id="rIducvdku0d3xbkdjz6q57vl">
               <w:r>
                 <w:rPr>
                   <w:rFonts w:ascii="Arial" w:cs="Arial" w:eastAsia="Arial" w:hAnsi="Arial"/>
@@ -22450,7 +22450,7 @@
             <w:pPr>
               <w:spacing w:after="20" w:before="0"/>
             </w:pPr>
-            <w:hyperlink w:history="1" r:id="rIdsasjtw01z03jczybkzvxv">
+            <w:hyperlink w:history="1" r:id="rIdnilou-rypqh2dnenmje9k">
               <w:r>
                 <w:rPr>
                   <w:rFonts w:ascii="Arial" w:cs="Arial" w:eastAsia="Arial" w:hAnsi="Arial"/>
@@ -22483,7 +22483,7 @@
               <w:spacing w:after="10" w:before="0"/>
               <w:ind w:left="120"/>
             </w:pPr>
-            <w:hyperlink w:history="1" r:id="rIdmfo5dxvfrt-othbe-70is">
+            <w:hyperlink w:history="1" r:id="rIdvhsrrnz1bhcyzp_1egevj">
               <w:r>
                 <w:rPr>
                   <w:rFonts w:ascii="Arial" w:cs="Arial" w:eastAsia="Arial" w:hAnsi="Arial"/>
@@ -22683,7 +22683,7 @@
             <w:pPr>
               <w:spacing w:after="20" w:before="0"/>
             </w:pPr>
-            <w:hyperlink w:history="1" r:id="rIdx70-wufxsnz9fuykt8hus">
+            <w:hyperlink w:history="1" r:id="rId9qo9osvwlflo8g1tikkmf">
               <w:r>
                 <w:rPr>
                   <w:rFonts w:ascii="Arial" w:cs="Arial" w:eastAsia="Arial" w:hAnsi="Arial"/>
@@ -22716,7 +22716,7 @@
               <w:spacing w:after="10" w:before="0"/>
               <w:ind w:left="120"/>
             </w:pPr>
-            <w:hyperlink w:history="1" r:id="rIdcugrapixtnogdx3vemt5a">
+            <w:hyperlink w:history="1" r:id="rIdh3klg94ulsmvajgq7qrsx">
               <w:r>
                 <w:rPr>
                   <w:rFonts w:ascii="Arial" w:cs="Arial" w:eastAsia="Arial" w:hAnsi="Arial"/>
@@ -22761,7 +22761,7 @@
             <w:pPr>
               <w:spacing w:after="20" w:before="0"/>
             </w:pPr>
-            <w:hyperlink w:history="1" r:id="rIdgvweoqlsrftggbdjkl0qd">
+            <w:hyperlink w:history="1" r:id="rIdctznmb4fcwj4s6ybavkgx">
               <w:r>
                 <w:rPr>
                   <w:rFonts w:ascii="Arial" w:cs="Arial" w:eastAsia="Arial" w:hAnsi="Arial"/>
@@ -22810,7 +22810,7 @@
               <w:spacing w:after="10" w:before="0"/>
               <w:ind w:left="120"/>
             </w:pPr>
-            <w:hyperlink w:history="1" r:id="rId_ynryfq6airb8kdqaigka">
+            <w:hyperlink w:history="1" r:id="rIdpdvb05hq8jbfx0knoqaei">
               <w:r>
                 <w:rPr>
                   <w:rFonts w:ascii="Arial" w:cs="Arial" w:eastAsia="Arial" w:hAnsi="Arial"/>
@@ -23335,7 +23335,7 @@
         </w:rPr>
         <w:t xml:space="preserve">© 2026 SeaVuria and ARES. Aligned with KICD objectives. Developed by SeaVuria; technical implementation by ARES (with AI assistance from Claude). Licensed under </w:t>
       </w:r>
-      <w:hyperlink w:history="1" r:id="rIdggsryyy_aoa4z7ofpah_3">
+      <w:hyperlink w:history="1" r:id="rIdbfho9g1vlvdeiqpetdb3l">
         <w:r>
           <w:rPr>
             <w:rFonts w:ascii="Arial" w:cs="Arial" w:eastAsia="Arial" w:hAnsi="Arial"/>
@@ -23356,7 +23356,7 @@
         </w:rPr>
         <w:t xml:space="preserve"> (</w:t>
       </w:r>
-      <w:hyperlink w:history="1" r:id="rIdslmg_cab3zwgp5qco0q4r">
+      <w:hyperlink w:history="1" r:id="rIdgm-kwgypdko10a3cmxsoc">
         <w:r>
           <w:rPr>
             <w:rFonts w:ascii="Arial" w:cs="Arial" w:eastAsia="Arial" w:hAnsi="Arial"/>
@@ -24396,7 +24396,7 @@
             <w:pPr>
               <w:spacing w:after="20" w:before="0"/>
             </w:pPr>
-            <w:hyperlink w:history="1" r:id="rIdjjx0mv5v6gyqn2sicatax">
+            <w:hyperlink w:history="1" r:id="rIdjejj_mkm82ih9njfzzyun">
               <w:r>
                 <w:rPr>
                   <w:rFonts w:ascii="Arial" w:cs="Arial" w:eastAsia="Arial" w:hAnsi="Arial"/>
@@ -24445,7 +24445,7 @@
               <w:spacing w:after="10" w:before="0"/>
               <w:ind w:left="120"/>
             </w:pPr>
-            <w:hyperlink w:history="1" r:id="rIdt8ckyuxfie1uu0a6egwsd">
+            <w:hyperlink w:history="1" r:id="rIdovf1qnolnyaxxjtmqqspk">
               <w:r>
                 <w:rPr>
                   <w:rFonts w:ascii="Arial" w:cs="Arial" w:eastAsia="Arial" w:hAnsi="Arial"/>
@@ -24490,7 +24490,7 @@
             <w:pPr>
               <w:spacing w:after="20" w:before="0"/>
             </w:pPr>
-            <w:hyperlink w:history="1" r:id="rIda9opxpjovvphxlplkh5b-">
+            <w:hyperlink w:history="1" r:id="rIddvbhpu5ptuggsnm0nipnv">
               <w:r>
                 <w:rPr>
                   <w:rFonts w:ascii="Arial" w:cs="Arial" w:eastAsia="Arial" w:hAnsi="Arial"/>
@@ -24523,7 +24523,7 @@
               <w:spacing w:after="10" w:before="0"/>
               <w:ind w:left="120"/>
             </w:pPr>
-            <w:hyperlink w:history="1" r:id="rIdqemeiaveu4gph8lji7b_o">
+            <w:hyperlink w:history="1" r:id="rIdsfka8ua5mjdyavtssi4az">
               <w:r>
                 <w:rPr>
                   <w:rFonts w:ascii="Arial" w:cs="Arial" w:eastAsia="Arial" w:hAnsi="Arial"/>
@@ -24723,7 +24723,7 @@
             <w:pPr>
               <w:spacing w:after="20" w:before="0"/>
             </w:pPr>
-            <w:hyperlink w:history="1" r:id="rId2-3e4mkva5bcpebthob4s">
+            <w:hyperlink w:history="1" r:id="rIdp4hv2bb1y2gebpwfhfu2n">
               <w:r>
                 <w:rPr>
                   <w:rFonts w:ascii="Arial" w:cs="Arial" w:eastAsia="Arial" w:hAnsi="Arial"/>
@@ -24772,7 +24772,7 @@
               <w:spacing w:after="10" w:before="0"/>
               <w:ind w:left="120"/>
             </w:pPr>
-            <w:hyperlink w:history="1" r:id="rIdymyf-uzwb_0yhurx_nd3f">
+            <w:hyperlink w:history="1" r:id="rIdzm2hcxiwjzwc5fg5ss-s7">
               <w:r>
                 <w:rPr>
                   <w:rFonts w:ascii="Arial" w:cs="Arial" w:eastAsia="Arial" w:hAnsi="Arial"/>
@@ -24817,7 +24817,7 @@
             <w:pPr>
               <w:spacing w:after="20" w:before="0"/>
             </w:pPr>
-            <w:hyperlink w:history="1" r:id="rIdhzfdtf2rftkrx4jy8fxsy">
+            <w:hyperlink w:history="1" r:id="rIdbdqhvk5lluqfn54d2spgu">
               <w:r>
                 <w:rPr>
                   <w:rFonts w:ascii="Arial" w:cs="Arial" w:eastAsia="Arial" w:hAnsi="Arial"/>
@@ -24850,7 +24850,7 @@
               <w:spacing w:after="10" w:before="0"/>
               <w:ind w:left="120"/>
             </w:pPr>
-            <w:hyperlink w:history="1" r:id="rIdmaxdkdss0fgbf2kh7lvpi">
+            <w:hyperlink w:history="1" r:id="rId94wlak9g8hixm0lci8sv6">
               <w:r>
                 <w:rPr>
                   <w:rFonts w:ascii="Arial" w:cs="Arial" w:eastAsia="Arial" w:hAnsi="Arial"/>
@@ -25050,7 +25050,7 @@
             <w:pPr>
               <w:spacing w:after="20" w:before="0"/>
             </w:pPr>
-            <w:hyperlink w:history="1" r:id="rIdlgbscks1trmmmgx52czil">
+            <w:hyperlink w:history="1" r:id="rId-5lmm_urj-ou93mr0asg2">
               <w:r>
                 <w:rPr>
                   <w:rFonts w:ascii="Arial" w:cs="Arial" w:eastAsia="Arial" w:hAnsi="Arial"/>
@@ -25099,7 +25099,7 @@
               <w:spacing w:after="10" w:before="0"/>
               <w:ind w:left="120"/>
             </w:pPr>
-            <w:hyperlink w:history="1" r:id="rId6gdfytobarqttlifnz7qj">
+            <w:hyperlink w:history="1" r:id="rId5nbugwjw3skssdnjodvcx">
               <w:r>
                 <w:rPr>
                   <w:rFonts w:ascii="Arial" w:cs="Arial" w:eastAsia="Arial" w:hAnsi="Arial"/>
@@ -25144,7 +25144,7 @@
             <w:pPr>
               <w:spacing w:after="20" w:before="0"/>
             </w:pPr>
-            <w:hyperlink w:history="1" r:id="rIdgd2sn4dypseaq1kid8jqt">
+            <w:hyperlink w:history="1" r:id="rId-fdahzcmjancucxb3lbo5">
               <w:r>
                 <w:rPr>
                   <w:rFonts w:ascii="Arial" w:cs="Arial" w:eastAsia="Arial" w:hAnsi="Arial"/>
@@ -25177,7 +25177,7 @@
               <w:spacing w:after="10" w:before="0"/>
               <w:ind w:left="120"/>
             </w:pPr>
-            <w:hyperlink w:history="1" r:id="rIdd8gft6mcezj6qsji8w2e1">
+            <w:hyperlink w:history="1" r:id="rIdnrgvxnkksnbhieltyvacf">
               <w:r>
                 <w:rPr>
                   <w:rFonts w:ascii="Arial" w:cs="Arial" w:eastAsia="Arial" w:hAnsi="Arial"/>
@@ -25377,7 +25377,7 @@
             <w:pPr>
               <w:spacing w:after="20" w:before="0"/>
             </w:pPr>
-            <w:hyperlink w:history="1" r:id="rIdwvc3-eqfcin9zxyamyerj">
+            <w:hyperlink w:history="1" r:id="rIdrmgbcuvfec0jxrxpylzfj">
               <w:r>
                 <w:rPr>
                   <w:rFonts w:ascii="Arial" w:cs="Arial" w:eastAsia="Arial" w:hAnsi="Arial"/>
@@ -25426,7 +25426,7 @@
               <w:spacing w:after="10" w:before="0"/>
               <w:ind w:left="120"/>
             </w:pPr>
-            <w:hyperlink w:history="1" r:id="rId3ikpsayloyo0ojzjwfakg">
+            <w:hyperlink w:history="1" r:id="rIdx01glgdapncwn0j0b_dbf">
               <w:r>
                 <w:rPr>
                   <w:rFonts w:ascii="Arial" w:cs="Arial" w:eastAsia="Arial" w:hAnsi="Arial"/>
@@ -25471,7 +25471,7 @@
             <w:pPr>
               <w:spacing w:after="20" w:before="0"/>
             </w:pPr>
-            <w:hyperlink w:history="1" r:id="rIdcvvdtrdhfbjtwgfop2f3e">
+            <w:hyperlink w:history="1" r:id="rIddjja2dteoykpypiuo3fzr">
               <w:r>
                 <w:rPr>
                   <w:rFonts w:ascii="Arial" w:cs="Arial" w:eastAsia="Arial" w:hAnsi="Arial"/>
@@ -25504,7 +25504,7 @@
               <w:spacing w:after="10" w:before="0"/>
               <w:ind w:left="120"/>
             </w:pPr>
-            <w:hyperlink w:history="1" r:id="rIdliia7lb16lwpuxpifkwm4">
+            <w:hyperlink w:history="1" r:id="rId6yrxflnif-i6v0lc72dql">
               <w:r>
                 <w:rPr>
                   <w:rFonts w:ascii="Arial" w:cs="Arial" w:eastAsia="Arial" w:hAnsi="Arial"/>
@@ -25704,7 +25704,7 @@
             <w:pPr>
               <w:spacing w:after="20" w:before="0"/>
             </w:pPr>
-            <w:hyperlink w:history="1" r:id="rIdmk9ddjcfmbey-v9rdnsv2">
+            <w:hyperlink w:history="1" r:id="rIddmbwojfydfe1xxwjtr_jm">
               <w:r>
                 <w:rPr>
                   <w:rFonts w:ascii="Arial" w:cs="Arial" w:eastAsia="Arial" w:hAnsi="Arial"/>
@@ -25753,7 +25753,7 @@
               <w:spacing w:after="10" w:before="0"/>
               <w:ind w:left="120"/>
             </w:pPr>
-            <w:hyperlink w:history="1" r:id="rId93nhxdzgtuxqpmo9ocitp">
+            <w:hyperlink w:history="1" r:id="rIdfzjm-mh1hv0xeaf75dpik">
               <w:r>
                 <w:rPr>
                   <w:rFonts w:ascii="Arial" w:cs="Arial" w:eastAsia="Arial" w:hAnsi="Arial"/>
@@ -25798,7 +25798,7 @@
             <w:pPr>
               <w:spacing w:after="20" w:before="0"/>
             </w:pPr>
-            <w:hyperlink w:history="1" r:id="rIdqv0bavrxcwzygb8whsrkm">
+            <w:hyperlink w:history="1" r:id="rIdzdtlxbrzy7cxoow_qk-d0">
               <w:r>
                 <w:rPr>
                   <w:rFonts w:ascii="Arial" w:cs="Arial" w:eastAsia="Arial" w:hAnsi="Arial"/>
@@ -25831,7 +25831,7 @@
               <w:spacing w:after="10" w:before="0"/>
               <w:ind w:left="120"/>
             </w:pPr>
-            <w:hyperlink w:history="1" r:id="rIdpgih_saondt8dejbrtbpv">
+            <w:hyperlink w:history="1" r:id="rIdpqfvbc5anymerp9hxybf7">
               <w:r>
                 <w:rPr>
                   <w:rFonts w:ascii="Arial" w:cs="Arial" w:eastAsia="Arial" w:hAnsi="Arial"/>
@@ -26356,7 +26356,7 @@
         </w:rPr>
         <w:t xml:space="preserve">© 2026 SeaVuria and ARES. Aligned with KICD objectives. Developed by SeaVuria; technical implementation by ARES (with AI assistance from Claude). Licensed under </w:t>
       </w:r>
-      <w:hyperlink w:history="1" r:id="rIdjdaiagxoveq6pbtfuawpt">
+      <w:hyperlink w:history="1" r:id="rIdqfs2ztkwu-xgu99jb-1sy">
         <w:r>
           <w:rPr>
             <w:rFonts w:ascii="Arial" w:cs="Arial" w:eastAsia="Arial" w:hAnsi="Arial"/>
@@ -26377,7 +26377,7 @@
         </w:rPr>
         <w:t xml:space="preserve"> (</w:t>
       </w:r>
-      <w:hyperlink w:history="1" r:id="rIdvbwfkiny6ziudefz2biyj">
+      <w:hyperlink w:history="1" r:id="rIdbouwv4xgcgtfw5uiza1mw">
         <w:r>
           <w:rPr>
             <w:rFonts w:ascii="Arial" w:cs="Arial" w:eastAsia="Arial" w:hAnsi="Arial"/>
@@ -27434,7 +27434,7 @@
               <w:spacing w:after="10" w:before="0"/>
               <w:ind w:left="120"/>
             </w:pPr>
-            <w:hyperlink w:history="1" r:id="rIdi9hqxn-bnqjtc8arbch9i">
+            <w:hyperlink w:history="1" r:id="rIdo3dojibdswi55ggbif8qd">
               <w:r>
                 <w:rPr>
                   <w:rFonts w:ascii="Arial" w:cs="Arial" w:eastAsia="Arial" w:hAnsi="Arial"/>
@@ -27494,7 +27494,7 @@
             <w:pPr>
               <w:spacing w:after="20" w:before="0"/>
             </w:pPr>
-            <w:hyperlink w:history="1" r:id="rIdt67cnb4nt0z1rrt_ytur0">
+            <w:hyperlink w:history="1" r:id="rIdcngaor-fvieleilipjley">
               <w:r>
                 <w:rPr>
                   <w:rFonts w:ascii="Arial" w:cs="Arial" w:eastAsia="Arial" w:hAnsi="Arial"/>
@@ -27543,7 +27543,7 @@
               <w:spacing w:after="10" w:before="0"/>
               <w:ind w:left="120"/>
             </w:pPr>
-            <w:hyperlink w:history="1" r:id="rIdq--kgxqvvqncdluuismtr">
+            <w:hyperlink w:history="1" r:id="rIdgsx2z2aw3jslhqwfp_uyt">
               <w:r>
                 <w:rPr>
                   <w:rFonts w:ascii="Arial" w:cs="Arial" w:eastAsia="Arial" w:hAnsi="Arial"/>
@@ -27760,7 +27760,7 @@
               <w:spacing w:after="10" w:before="0"/>
               <w:ind w:left="120"/>
             </w:pPr>
-            <w:hyperlink w:history="1" r:id="rIdbiwekrreighueqcywf9tz">
+            <w:hyperlink w:history="1" r:id="rIdkvqexl4gkratzw5fn0toa">
               <w:r>
                 <w:rPr>
                   <w:rFonts w:ascii="Arial" w:cs="Arial" w:eastAsia="Arial" w:hAnsi="Arial"/>
@@ -27820,7 +27820,7 @@
             <w:pPr>
               <w:spacing w:after="20" w:before="0"/>
             </w:pPr>
-            <w:hyperlink w:history="1" r:id="rIdajafashvsyvkrp0sqd4ty">
+            <w:hyperlink w:history="1" r:id="rIdmddh16js6buxiohaz9wlu">
               <w:r>
                 <w:rPr>
                   <w:rFonts w:ascii="Arial" w:cs="Arial" w:eastAsia="Arial" w:hAnsi="Arial"/>
@@ -27869,7 +27869,7 @@
               <w:spacing w:after="10" w:before="0"/>
               <w:ind w:left="120"/>
             </w:pPr>
-            <w:hyperlink w:history="1" r:id="rId-8vhjk0cb0g3gvr6ngxfq">
+            <w:hyperlink w:history="1" r:id="rIdmjje3omcpe00uvbvkcqf8">
               <w:r>
                 <w:rPr>
                   <w:rFonts w:ascii="Arial" w:cs="Arial" w:eastAsia="Arial" w:hAnsi="Arial"/>
@@ -28086,7 +28086,7 @@
               <w:spacing w:after="10" w:before="0"/>
               <w:ind w:left="120"/>
             </w:pPr>
-            <w:hyperlink w:history="1" r:id="rIdm0kavs3ixnm3d4obtrywm">
+            <w:hyperlink w:history="1" r:id="rIdkyoaoihnbnw97tzpbep03">
               <w:r>
                 <w:rPr>
                   <w:rFonts w:ascii="Arial" w:cs="Arial" w:eastAsia="Arial" w:hAnsi="Arial"/>
@@ -28146,7 +28146,7 @@
             <w:pPr>
               <w:spacing w:after="20" w:before="0"/>
             </w:pPr>
-            <w:hyperlink w:history="1" r:id="rIdmsgfo68j41ixp_dvth12d">
+            <w:hyperlink w:history="1" r:id="rIdooub3hslotj_7vpdv0kdq">
               <w:r>
                 <w:rPr>
                   <w:rFonts w:ascii="Arial" w:cs="Arial" w:eastAsia="Arial" w:hAnsi="Arial"/>
@@ -28195,7 +28195,7 @@
               <w:spacing w:after="10" w:before="0"/>
               <w:ind w:left="120"/>
             </w:pPr>
-            <w:hyperlink w:history="1" r:id="rIdsgsjirvu70bms8wpns6th">
+            <w:hyperlink w:history="1" r:id="rIdstxbwrkdrkyhxufyuhkbo">
               <w:r>
                 <w:rPr>
                   <w:rFonts w:ascii="Arial" w:cs="Arial" w:eastAsia="Arial" w:hAnsi="Arial"/>
@@ -28412,7 +28412,7 @@
               <w:spacing w:after="10" w:before="0"/>
               <w:ind w:left="120"/>
             </w:pPr>
-            <w:hyperlink w:history="1" r:id="rIdvgwtjgcxdcg-chyjyinrl">
+            <w:hyperlink w:history="1" r:id="rIderesocidmscwq9_qfyq75">
               <w:r>
                 <w:rPr>
                   <w:rFonts w:ascii="Arial" w:cs="Arial" w:eastAsia="Arial" w:hAnsi="Arial"/>
@@ -28472,7 +28472,7 @@
             <w:pPr>
               <w:spacing w:after="20" w:before="0"/>
             </w:pPr>
-            <w:hyperlink w:history="1" r:id="rIdlozyj8x_i3fu8l4ojltii">
+            <w:hyperlink w:history="1" r:id="rIdvxscijseyyvxrpkngcl4l">
               <w:r>
                 <w:rPr>
                   <w:rFonts w:ascii="Arial" w:cs="Arial" w:eastAsia="Arial" w:hAnsi="Arial"/>
@@ -28521,7 +28521,7 @@
               <w:spacing w:after="10" w:before="0"/>
               <w:ind w:left="120"/>
             </w:pPr>
-            <w:hyperlink w:history="1" r:id="rId31y-qz8_7yc31iiwn1ade">
+            <w:hyperlink w:history="1" r:id="rIdcjy8uwcrfevx0ezutgnnb">
               <w:r>
                 <w:rPr>
                   <w:rFonts w:ascii="Arial" w:cs="Arial" w:eastAsia="Arial" w:hAnsi="Arial"/>
@@ -28738,7 +28738,7 @@
               <w:spacing w:after="10" w:before="0"/>
               <w:ind w:left="120"/>
             </w:pPr>
-            <w:hyperlink w:history="1" r:id="rIdvecmviv6-w8f6kjyi2uv0">
+            <w:hyperlink w:history="1" r:id="rIdy-rbmedjvqzxlxusn-rmd">
               <w:r>
                 <w:rPr>
                   <w:rFonts w:ascii="Arial" w:cs="Arial" w:eastAsia="Arial" w:hAnsi="Arial"/>
@@ -28798,7 +28798,7 @@
             <w:pPr>
               <w:spacing w:after="20" w:before="0"/>
             </w:pPr>
-            <w:hyperlink w:history="1" r:id="rIdschlq158pveqtcc4dhixw">
+            <w:hyperlink w:history="1" r:id="rIdqgvnnfiml9wsjpb05dyav">
               <w:r>
                 <w:rPr>
                   <w:rFonts w:ascii="Arial" w:cs="Arial" w:eastAsia="Arial" w:hAnsi="Arial"/>
@@ -28847,7 +28847,7 @@
               <w:spacing w:after="10" w:before="0"/>
               <w:ind w:left="120"/>
             </w:pPr>
-            <w:hyperlink w:history="1" r:id="rIdno9cikgnlkravjosk_2np">
+            <w:hyperlink w:history="1" r:id="rId4d21ihysov0baxnpgoksr">
               <w:r>
                 <w:rPr>
                   <w:rFonts w:ascii="Arial" w:cs="Arial" w:eastAsia="Arial" w:hAnsi="Arial"/>
@@ -29372,7 +29372,7 @@
         </w:rPr>
         <w:t xml:space="preserve">© 2026 SeaVuria and ARES. Aligned with KICD objectives. Developed by SeaVuria; technical implementation by ARES (with AI assistance from Claude). Licensed under </w:t>
       </w:r>
-      <w:hyperlink w:history="1" r:id="rIdpjwgr3bxuoavf-fkcl6qc">
+      <w:hyperlink w:history="1" r:id="rIdtu9dplnuocm6byz-wvp1e">
         <w:r>
           <w:rPr>
             <w:rFonts w:ascii="Arial" w:cs="Arial" w:eastAsia="Arial" w:hAnsi="Arial"/>
@@ -29393,7 +29393,7 @@
         </w:rPr>
         <w:t xml:space="preserve"> (</w:t>
       </w:r>
-      <w:hyperlink w:history="1" r:id="rId10kgy_su9de_b21qlscua">
+      <w:hyperlink w:history="1" r:id="rId2jn60-vh5ya4gpwmrp9gf">
         <w:r>
           <w:rPr>
             <w:rFonts w:ascii="Arial" w:cs="Arial" w:eastAsia="Arial" w:hAnsi="Arial"/>
@@ -30450,7 +30450,7 @@
               <w:spacing w:after="10" w:before="0"/>
               <w:ind w:left="120"/>
             </w:pPr>
-            <w:hyperlink w:history="1" r:id="rIdhfpat8trg8qt2np-acflr">
+            <w:hyperlink w:history="1" r:id="rIdcvbhlkzwf-j-iq6nsm1rg">
               <w:r>
                 <w:rPr>
                   <w:rFonts w:ascii="Arial" w:cs="Arial" w:eastAsia="Arial" w:hAnsi="Arial"/>
@@ -30527,7 +30527,7 @@
               <w:spacing w:after="10" w:before="0"/>
               <w:ind w:left="120"/>
             </w:pPr>
-            <w:hyperlink w:history="1" r:id="rIdfhvii0kvntyzg9ithr4wq">
+            <w:hyperlink w:history="1" r:id="rId1xbx6wrspdwvomgos2v3x">
               <w:r>
                 <w:rPr>
                   <w:rFonts w:ascii="Arial" w:cs="Arial" w:eastAsia="Arial" w:hAnsi="Arial"/>
@@ -30759,7 +30759,7 @@
               <w:spacing w:after="10" w:before="0"/>
               <w:ind w:left="120"/>
             </w:pPr>
-            <w:hyperlink w:history="1" r:id="rIdmb9hbbr9q6rke9o5bdrav">
+            <w:hyperlink w:history="1" r:id="rIdtkfqys0edwvnktsspyzjy">
               <w:r>
                 <w:rPr>
                   <w:rFonts w:ascii="Arial" w:cs="Arial" w:eastAsia="Arial" w:hAnsi="Arial"/>
@@ -30836,7 +30836,7 @@
               <w:spacing w:after="10" w:before="0"/>
               <w:ind w:left="120"/>
             </w:pPr>
-            <w:hyperlink w:history="1" r:id="rIdfvi_cqne6b8xx2vvte_dz">
+            <w:hyperlink w:history="1" r:id="rIdctlbuyabrpx0iqvm1goxo">
               <w:r>
                 <w:rPr>
                   <w:rFonts w:ascii="Arial" w:cs="Arial" w:eastAsia="Arial" w:hAnsi="Arial"/>
@@ -31068,7 +31068,7 @@
               <w:spacing w:after="10" w:before="0"/>
               <w:ind w:left="120"/>
             </w:pPr>
-            <w:hyperlink w:history="1" r:id="rIdc1382pxki1xh6wmlnrtvs">
+            <w:hyperlink w:history="1" r:id="rIdqju0uogrtrjlyhgsshbpq">
               <w:r>
                 <w:rPr>
                   <w:rFonts w:ascii="Arial" w:cs="Arial" w:eastAsia="Arial" w:hAnsi="Arial"/>
@@ -31145,7 +31145,7 @@
               <w:spacing w:after="10" w:before="0"/>
               <w:ind w:left="120"/>
             </w:pPr>
-            <w:hyperlink w:history="1" r:id="rIdcprtlo37fd5qxgiml502s">
+            <w:hyperlink w:history="1" r:id="rIdk6wwd1sohcd4u9xjdzwvz">
               <w:r>
                 <w:rPr>
                   <w:rFonts w:ascii="Arial" w:cs="Arial" w:eastAsia="Arial" w:hAnsi="Arial"/>
@@ -31377,7 +31377,7 @@
               <w:spacing w:after="10" w:before="0"/>
               <w:ind w:left="120"/>
             </w:pPr>
-            <w:hyperlink w:history="1" r:id="rIdkl7catfdxatl0ufykxdkw">
+            <w:hyperlink w:history="1" r:id="rIdt2obda2gksryonw3zdkgq">
               <w:r>
                 <w:rPr>
                   <w:rFonts w:ascii="Arial" w:cs="Arial" w:eastAsia="Arial" w:hAnsi="Arial"/>
@@ -31454,7 +31454,7 @@
               <w:spacing w:after="10" w:before="0"/>
               <w:ind w:left="120"/>
             </w:pPr>
-            <w:hyperlink w:history="1" r:id="rIdakkji93syozsbb8hcbp3c">
+            <w:hyperlink w:history="1" r:id="rIdmunwkmbnjqrey5enrvx2z">
               <w:r>
                 <w:rPr>
                   <w:rFonts w:ascii="Arial" w:cs="Arial" w:eastAsia="Arial" w:hAnsi="Arial"/>
@@ -31686,7 +31686,7 @@
               <w:spacing w:after="10" w:before="0"/>
               <w:ind w:left="120"/>
             </w:pPr>
-            <w:hyperlink w:history="1" r:id="rIdmbn4nku49vyf2eqrayf-a">
+            <w:hyperlink w:history="1" r:id="rIdvjcwbbpgj1musgj8sftkv">
               <w:r>
                 <w:rPr>
                   <w:rFonts w:ascii="Arial" w:cs="Arial" w:eastAsia="Arial" w:hAnsi="Arial"/>
@@ -31763,7 +31763,7 @@
               <w:spacing w:after="10" w:before="0"/>
               <w:ind w:left="120"/>
             </w:pPr>
-            <w:hyperlink w:history="1" r:id="rIdft1s30heklu0ruars0a6m">
+            <w:hyperlink w:history="1" r:id="rIdtdgs0ugy9j_ppttozryk9">
               <w:r>
                 <w:rPr>
                   <w:rFonts w:ascii="Arial" w:cs="Arial" w:eastAsia="Arial" w:hAnsi="Arial"/>
@@ -32543,7 +32543,7 @@
         </w:rPr>
         <w:t xml:space="preserve">© 2026 SeaVuria and ARES. Aligned with KICD objectives. Developed by SeaVuria; technical implementation by ARES (with AI assistance from Claude). Licensed under </w:t>
       </w:r>
-      <w:hyperlink w:history="1" r:id="rIddov4sdf0k3p7v16blkrfb">
+      <w:hyperlink w:history="1" r:id="rIdy7snly-yuayoinga2cum9">
         <w:r>
           <w:rPr>
             <w:rFonts w:ascii="Arial" w:cs="Arial" w:eastAsia="Arial" w:hAnsi="Arial"/>
@@ -32564,7 +32564,7 @@
         </w:rPr>
         <w:t xml:space="preserve"> (</w:t>
       </w:r>
-      <w:hyperlink w:history="1" r:id="rIdlphyqe-ujmxj-3rlz7q98">
+      <w:hyperlink w:history="1" r:id="rIdpdcgribbmdcfa9_he-3cc">
         <w:r>
           <w:rPr>
             <w:rFonts w:ascii="Arial" w:cs="Arial" w:eastAsia="Arial" w:hAnsi="Arial"/>
